--- a/manuscript/actinn-jax_preprint.docx
+++ b/manuscript/actinn-jax_preprint.docx
@@ -7,7 +7,7 @@
         <w:pStyle w:val="Title"/>
       </w:pPr>
       <w:r>
-        <w:t xml:space="preserve">actinn-jax: a fast, low-memory, CPU-first classifier for reference-based single-cell type annotation, with a large-to-refined workflow</w:t>
+        <w:t xml:space="preserve">Annotating single-cell data on a laptop: a 13-method benchmark and practical low-memory workflows, with actinn-jax</w:t>
       </w:r>
     </w:p>
     <w:p>
@@ -44,23 +44,23 @@
         <w:t xml:space="preserve">actinn-jax</w:t>
       </w:r>
       <w:r>
-        <w:t xml:space="preserve">, a from-scratch JAX reimplementation of ACTINN (a 4-layer MLP classifier) with a sparse-aware pipeline and a train-once/map-many cached reference model, and benchmark it neutrally against</w:t>
-      </w:r>
-      <w:r>
-        <w:t xml:space="preserve"> </w:t>
-      </w:r>
-      <w:r>
-        <w:rPr>
-          <w:b/>
-          <w:bCs/>
-        </w:rPr>
-        <w:t xml:space="preserve">nine</w:t>
-      </w:r>
-      <w:r>
-        <w:t xml:space="preserve"> </w:t>
-      </w:r>
-      <w:r>
-        <w:t xml:space="preserve">other methods spanning every major method class — classical (SVM, kNN), regularized-linear (CellTypist), marker/correlation (SingleR, scmap), the original TensorFlow ACTINN, deep probabilistic (scANVI, scArches), and a foundation model (scPRINT) — across</w:t>
+        <w:t xml:space="preserve">, a from-scratch JAX reimplementation of ACTINN (a 4-layer MLP classifier) with a sparse-aware pipeline and a train-once/map-many cached reference model, and use it as the occasion for a neutral benchmark of</w:t>
+      </w:r>
+      <w:r>
+        <w:t xml:space="preserve"> </w:t>
+      </w:r>
+      <w:r>
+        <w:rPr>
+          <w:b/>
+          <w:bCs/>
+        </w:rPr>
+        <w:t xml:space="preserve">thirteen</w:t>
+      </w:r>
+      <w:r>
+        <w:t xml:space="preserve"> </w:t>
+      </w:r>
+      <w:r>
+        <w:t xml:space="preserve">methods spanning every major class — classical (SVM, kNN), regularized-linear (CellTypist), a carefully-tuned linear pipeline, parameter-free projection (scTOP), marker/correlation (SingleR, scmap), the original TensorFlow ACTINN, deep probabilistic (scANVI, scArches), an interpretable prototype VAE (ProtoCloud), and a foundation model (scPRINT) — across</w:t>
       </w:r>
       <w:r>
         <w:t xml:space="preserve"> </w:t>
@@ -76,52 +76,147 @@
         <w:t xml:space="preserve"> </w:t>
       </w:r>
       <w:r>
-        <w:t xml:space="preserve">datasets (within-dataset, cross-dataset, and cross-study; 8 to 86 cell types) on commodity Apple-Silicon hardware. We measure accuracy, macro-F1, ontology-aware concordance, training time, inference time, and peak memory.</w:t>
-      </w:r>
-      <w:r>
-        <w:t xml:space="preserve"> </w:t>
-      </w:r>
-      <w:r>
-        <w:rPr>
-          <w:b/>
-          <w:bCs/>
-        </w:rPr>
-        <w:t xml:space="preserve">Across the five datasets that share a label vocabulary between reference and query, actinn-jax ties the most accurate methods (mean accuracy 0.831, vs. scANVI 0.835 and scArches 0.833 — a five-way top cluster within 0.004) while predicting ~195× faster than scANVI (0.37 s vs. 73 s per query) and using 3.6× less memory than its own TensorFlow predecessor; no benchmarked method dominates it on both accuracy and speed.</w:t>
-      </w:r>
-      <w:r>
-        <w:t xml:space="preserve"> </w:t>
-      </w:r>
-      <w:r>
-        <w:t xml:space="preserve">(The sixth dataset, cross-dataset lung, is a label-vocabulary mismatch — see §3.1 — where every method scores ~0.35 by exact match but ~0.75 by ontology-aware concordance.) The central finding is that actinn-jax is</w:t>
-      </w:r>
-      <w:r>
-        <w:t xml:space="preserve"> </w:t>
-      </w:r>
-      <w:r>
-        <w:rPr>
-          <w:b/>
-          <w:bCs/>
-        </w:rPr>
-        <w:t xml:space="preserve">Pareto-efficient</w:t>
-      </w:r>
-      <w:r>
-        <w:t xml:space="preserve">: it matches the accuracy of the strongest methods while being in the fastest-inference, lightest cluster.</w:t>
-      </w:r>
-      <w:r>
-        <w:t xml:space="preserve"> </w:t>
-      </w:r>
-      <w:r>
-        <w:rPr>
-          <w:b/>
-          <w:bCs/>
-        </w:rPr>
-        <w:t xml:space="preserve">We are explicit that it is not the accuracy champion</w:t>
-      </w:r>
-      <w:r>
-        <w:t xml:space="preserve"> </w:t>
-      </w:r>
-      <w:r>
-        <w:t xml:space="preserve">— deep methods and boosted trees edge it by 1–2 points where they run, and a benchmark claiming otherwise would be wrong — but no benchmarked method dominates it on</w:t>
+        <w:t xml:space="preserve">datasets (within-dataset, cross-dataset and cross-study; 8 to 86 cell types) plus a five-point</w:t>
+      </w:r>
+      <w:r>
+        <w:t xml:space="preserve"> </w:t>
+      </w:r>
+      <w:r>
+        <w:rPr>
+          <w:b/>
+          <w:bCs/>
+        </w:rPr>
+        <w:t xml:space="preserve">scaling sweep to 49k reference cells</w:t>
+      </w:r>
+      <w:r>
+        <w:t xml:space="preserve">, measuring accuracy, macro-F1, ontology-aware concordance, training and inference time, and peak memory on commodity Apple-Silicon hardware.</w:t>
+      </w:r>
+      <w:r>
+        <w:t xml:space="preserve"> </w:t>
+      </w:r>
+      <w:r>
+        <w:rPr>
+          <w:b/>
+          <w:bCs/>
+        </w:rPr>
+        <w:t xml:space="preserve">The headline result is not that our method wins.</w:t>
+      </w:r>
+      <w:r>
+        <w:t xml:space="preserve"> </w:t>
+      </w:r>
+      <w:r>
+        <w:t xml:space="preserve">On the original ten-method panel actinn-jax ties the top accuracy cluster (mean 0.831 vs. scANVI 0.835, a five-way cluster within 0.004) while predicting ~195× faster than scANVI, and it places 3rd of 17 on the community</w:t>
+      </w:r>
+      <w:r>
+        <w:t xml:space="preserve"> </w:t>
+      </w:r>
+      <w:r>
+        <w:rPr>
+          <w:b/>
+          <w:bCs/>
+        </w:rPr>
+        <w:t xml:space="preserve">Open Problems</w:t>
+      </w:r>
+      <w:r>
+        <w:t xml:space="preserve"> </w:t>
+      </w:r>
+      <w:r>
+        <w:rPr>
+          <w:rStyle w:val="VerbatimChar"/>
+        </w:rPr>
+        <w:t xml:space="preserve">label_projection</w:t>
+      </w:r>
+      <w:r>
+        <w:t xml:space="preserve"> </w:t>
+      </w:r>
+      <w:r>
+        <w:t xml:space="preserve">benchmark (1st among methods completing every dataset). But adding the strongest simple baselines from the concurrent literature changes the picture. A carefully preprocessed</w:t>
+      </w:r>
+      <w:r>
+        <w:t xml:space="preserve"> </w:t>
+      </w:r>
+      <w:r>
+        <w:rPr>
+          <w:b/>
+          <w:bCs/>
+        </w:rPr>
+        <w:t xml:space="preserve">linear pipeline</w:t>
+      </w:r>
+      <w:r>
+        <w:t xml:space="preserve"> </w:t>
+      </w:r>
+      <w:r>
+        <w:t xml:space="preserve">(normalize → ANOVA → PCA → logistic regression)</w:t>
+      </w:r>
+      <w:r>
+        <w:t xml:space="preserve"> </w:t>
+      </w:r>
+      <w:r>
+        <w:rPr>
+          <w:b/>
+          <w:bCs/>
+        </w:rPr>
+        <w:t xml:space="preserve">beats actinn-jax on both accuracy and training time</w:t>
+      </w:r>
+      <w:r>
+        <w:t xml:space="preserve"> </w:t>
+      </w:r>
+      <w:r>
+        <w:t xml:space="preserve">(mean 0.880/0.860 vs. 0.867/0.839 across four datasets, fitting 3.7× faster); and at atlas scale</w:t>
+      </w:r>
+      <w:r>
+        <w:t xml:space="preserve"> </w:t>
+      </w:r>
+      <w:r>
+        <w:rPr>
+          <w:b/>
+          <w:bCs/>
+        </w:rPr>
+        <w:t xml:space="preserve">ProtoCloud</w:t>
+      </w:r>
+      <w:r>
+        <w:t xml:space="preserve"> </w:t>
+      </w:r>
+      <w:r>
+        <w:t xml:space="preserve">is the decisive accuracy winner, rising from worst at 3k reference cells (0.722) to best at 49k (</w:t>
+      </w:r>
+      <w:r>
+        <w:rPr>
+          <w:b/>
+          <w:bCs/>
+        </w:rPr>
+        <w:t xml:space="preserve">0.976</w:t>
+      </w:r>
+      <w:r>
+        <w:t xml:space="preserve"> </w:t>
+      </w:r>
+      <w:r>
+        <w:t xml:space="preserve">vs. 0.936 for actinn-jax and 0.939 for the linear pipeline).</w:t>
+      </w:r>
+      <w:r>
+        <w:t xml:space="preserve"> </w:t>
+      </w:r>
+      <w:r>
+        <w:rPr>
+          <w:b/>
+          <w:bCs/>
+        </w:rPr>
+        <w:t xml:space="preserve">actinn-jax is not the accuracy leader at any scale we tested</w:t>
+      </w:r>
+      <w:r>
+        <w:t xml:space="preserve">, and our earlier margins over the</w:t>
+      </w:r>
+      <w:r>
+        <w:t xml:space="preserve"> </w:t>
+      </w:r>
+      <w:r>
+        <w:t xml:space="preserve">“classical tier”</w:t>
+      </w:r>
+      <w:r>
+        <w:t xml:space="preserve"> </w:t>
+      </w:r>
+      <w:r>
+        <w:t xml:space="preserve">reflected</w:t>
       </w:r>
       <w:r>
         <w:t xml:space="preserve"> </w:t>
@@ -131,91 +226,167 @@
           <w:i/>
           <w:iCs/>
         </w:rPr>
-        <w:t xml:space="preserve">both</w:t>
-      </w:r>
-      <w:r>
-        <w:t xml:space="preserve"> </w:t>
-      </w:r>
-      <w:r>
-        <w:t xml:space="preserve">accuracy and cost, and its differentiators are practical: sub-second, memory-bounded inference and a</w:t>
-      </w:r>
-      <w:r>
-        <w:t xml:space="preserve"> </w:t>
-      </w:r>
-      <w:r>
-        <w:rPr>
-          <w:b/>
-          <w:bCs/>
-        </w:rPr>
-        <w:t xml:space="preserve">large→refined annotation workflow</w:t>
-      </w:r>
-      <w:r>
-        <w:t xml:space="preserve"> </w:t>
-      </w:r>
-      <w:r>
-        <w:t xml:space="preserve">that a census-scale broad model (~800 human cell types, with a calibrated abstain) hands off to a small focused model for the tissue at hand (e.g. a 48-type HLiCA liver reference that lifts held-out cross-study accuracy from 0.23/0.58 to 0.72/0.86, exact-CL/ontology), plus within-cell-type resolution (hepatocyte zonation). An</w:t>
-      </w:r>
-      <w:r>
-        <w:t xml:space="preserve"> </w:t>
-      </w:r>
-      <w:r>
-        <w:rPr>
-          <w:b/>
-          <w:bCs/>
-        </w:rPr>
-        <w:t xml:space="preserve">independent external validation</w:t>
-      </w:r>
-      <w:r>
-        <w:t xml:space="preserve"> </w:t>
-      </w:r>
-      <w:r>
-        <w:t xml:space="preserve">on the community Open Problems</w:t>
-      </w:r>
-      <w:r>
-        <w:t xml:space="preserve"> </w:t>
-      </w:r>
-      <w:r>
-        <w:rPr>
-          <w:rStyle w:val="VerbatimChar"/>
-        </w:rPr>
-        <w:t xml:space="preserve">label_projection</w:t>
-      </w:r>
-      <w:r>
-        <w:t xml:space="preserve"> </w:t>
-      </w:r>
-      <w:r>
-        <w:t xml:space="preserve">benchmark reproduces the picture: actinn-jax places 3rd of 17 on accuracy (1st among methods that complete every dataset), and a</w:t>
-      </w:r>
-      <w:r>
-        <w:t xml:space="preserve"> </w:t>
-      </w:r>
-      <w:r>
-        <w:rPr>
-          <w:b/>
-          <w:bCs/>
-        </w:rPr>
-        <w:t xml:space="preserve">controlled same-hardware</w:t>
-      </w:r>
-      <w:r>
-        <w:t xml:space="preserve"> </w:t>
-      </w:r>
-      <w:r>
-        <w:t xml:space="preserve">rerun shows it matching its PCA-space</w:t>
-      </w:r>
-      <w:r>
-        <w:t xml:space="preserve"> </w:t>
-      </w:r>
-      <w:r>
-        <w:rPr>
-          <w:rStyle w:val="VerbatimChar"/>
-        </w:rPr>
-        <w:t xml:space="preserve">mlp</w:t>
-      </w:r>
-      <w:r>
-        <w:t xml:space="preserve"> </w:t>
-      </w:r>
-      <w:r>
-        <w:t xml:space="preserve">sibling at ~2× the speed and beating xgboost’s accuracy at ~5.5× less runtime and ~4× less memory. We report where it loses (small references, very few cells per type, and fine-grained cross-domain targets) and what closes the remaining gaps cheaply (opt-in standardization; a reference-guided gene budget).</w:t>
+        <w:t xml:space="preserve">untuned</w:t>
+      </w:r>
+      <w:r>
+        <w:t xml:space="preserve"> </w:t>
+      </w:r>
+      <w:r>
+        <w:t xml:space="preserve">baselines.</w:t>
+      </w:r>
+      <w:r>
+        <w:t xml:space="preserve"> </w:t>
+      </w:r>
+      <w:r>
+        <w:rPr>
+          <w:b/>
+          <w:bCs/>
+        </w:rPr>
+        <w:t xml:space="preserve">Several methods now annotate quickly, accurately, and with a usable handle on unknown cells</w:t>
+      </w:r>
+      <w:r>
+        <w:t xml:space="preserve"> </w:t>
+      </w:r>
+      <w:r>
+        <w:t xml:space="preserve">— the tuned linear pipeline, ProtoCloud, scANVI and actinn-jax all clear that bar in different regimes — so the useful contribution is not another accuracy ranking but a clear account of</w:t>
+      </w:r>
+      <w:r>
+        <w:t xml:space="preserve"> </w:t>
+      </w:r>
+      <w:r>
+        <w:rPr>
+          <w:b/>
+          <w:bCs/>
+        </w:rPr>
+        <w:t xml:space="preserve">which tool fits which job, and what the practical workflows look like</w:t>
+      </w:r>
+      <w:r>
+        <w:t xml:space="preserve">. We therefore report the benchmark as a decision aid (accuracy-per-second, accuracy-per-byte, and behaviour from 3k to 49k reference cells) and then demonstrate</w:t>
+      </w:r>
+      <w:r>
+        <w:t xml:space="preserve"> </w:t>
+      </w:r>
+      <w:r>
+        <w:rPr>
+          <w:b/>
+          <w:bCs/>
+        </w:rPr>
+        <w:t xml:space="preserve">end-to-end workflows</w:t>
+      </w:r>
+      <w:r>
+        <w:t xml:space="preserve"> </w:t>
+      </w:r>
+      <w:r>
+        <w:t xml:space="preserve">built on actinn-jax where its cost profile is the binding constraint: annotating an unknown human dataset from a</w:t>
+      </w:r>
+      <w:r>
+        <w:t xml:space="preserve"> </w:t>
+      </w:r>
+      <w:r>
+        <w:rPr>
+          <w:b/>
+          <w:bCs/>
+        </w:rPr>
+        <w:t xml:space="preserve">shipped census-scale reference</w:t>
+      </w:r>
+      <w:r>
+        <w:t xml:space="preserve"> </w:t>
+      </w:r>
+      <w:r>
+        <w:t xml:space="preserve">(~800 cell types, calibrated abstain) with no training;</w:t>
+      </w:r>
+      <w:r>
+        <w:t xml:space="preserve"> </w:t>
+      </w:r>
+      <w:r>
+        <w:rPr>
+          <w:b/>
+          <w:bCs/>
+        </w:rPr>
+        <w:t xml:space="preserve">tissue-aware refinement</w:t>
+      </w:r>
+      <w:r>
+        <w:t xml:space="preserve"> </w:t>
+      </w:r>
+      <w:r>
+        <w:t xml:space="preserve">that halves spurious cross-tissue labels on a liver query; a</w:t>
+      </w:r>
+      <w:r>
+        <w:t xml:space="preserve"> </w:t>
+      </w:r>
+      <w:r>
+        <w:rPr>
+          <w:b/>
+          <w:bCs/>
+        </w:rPr>
+        <w:t xml:space="preserve">broad→refined hand-off</w:t>
+      </w:r>
+      <w:r>
+        <w:t xml:space="preserve"> </w:t>
+      </w:r>
+      <w:r>
+        <w:t xml:space="preserve">to a small focused reference (held-out cross-study liver 0.23/0.58 → 0.72/0.86, exact-CL/ontology); within-cell-type resolution (hepatocyte zonation); and a</w:t>
+      </w:r>
+      <w:r>
+        <w:t xml:space="preserve"> </w:t>
+      </w:r>
+      <w:r>
+        <w:rPr>
+          <w:b/>
+          <w:bCs/>
+        </w:rPr>
+        <w:t xml:space="preserve">cluster-level novel-cell-type screen</w:t>
+      </w:r>
+      <w:r>
+        <w:t xml:space="preserve"> </w:t>
+      </w:r>
+      <w:r>
+        <w:t xml:space="preserve">validated by recovering a withheld pulmonary ionocyte population and its marker ASCL3. actinn-jax is the</w:t>
+      </w:r>
+      <w:r>
+        <w:t xml:space="preserve"> </w:t>
+      </w:r>
+      <w:r>
+        <w:rPr>
+          <w:b/>
+          <w:bCs/>
+        </w:rPr>
+        <w:t xml:space="preserve">lightest accurate method</w:t>
+      </w:r>
+      <w:r>
+        <w:t xml:space="preserve"> </w:t>
+      </w:r>
+      <w:r>
+        <w:t xml:space="preserve">in the panel (2.1× lower peak memory than the linear pipeline at 49k cells, 6.1 vs. 13.2 GB, with sub-second memory-bounded inference), which is what makes these workflows practical on a laptop. We are explicit about what is</w:t>
+      </w:r>
+      <w:r>
+        <w:t xml:space="preserve"> </w:t>
+      </w:r>
+      <w:r>
+        <w:rPr>
+          <w:i/>
+          <w:iCs/>
+        </w:rPr>
+        <w:t xml:space="preserve">not</w:t>
+      </w:r>
+      <w:r>
+        <w:t xml:space="preserve"> </w:t>
+      </w:r>
+      <w:r>
+        <w:t xml:space="preserve">unique: ProtoCloud also provides uncertainty, gene attribution and a (stronger, retraining-based) refinement path; what actinn-jax adds is a ready-to-run broad reference, sub-second frozen-model refinement, and a one-call novelty screen. We also</w:t>
+      </w:r>
+      <w:r>
+        <w:t xml:space="preserve"> </w:t>
+      </w:r>
+      <w:r>
+        <w:rPr>
+          <w:b/>
+          <w:bCs/>
+        </w:rPr>
+        <w:t xml:space="preserve">retract two of our own earlier claims</w:t>
+      </w:r>
+      <w:r>
+        <w:t xml:space="preserve">: a projected memory blow-up for the linear pipeline at atlas scale did not occur (13.2 GB, not ~32 GB), and the memory gap is bounded at ~2–3× rather than widening with data.</w:t>
       </w:r>
     </w:p>
     <w:p>
@@ -338,52 +509,97 @@
         <w:pStyle w:val="BodyText"/>
       </w:pPr>
       <w:r>
-        <w:t xml:space="preserve">We ask a focused, practical question:</w:t>
-      </w:r>
-      <w:r>
-        <w:t xml:space="preserve"> </w:t>
-      </w:r>
-      <w:r>
-        <w:rPr>
-          <w:b/>
-          <w:bCs/>
-        </w:rPr>
-        <w:t xml:space="preserve">where does a small, CPU-first classifier land on</w:t>
-      </w:r>
-      <w:r>
-        <w:rPr>
-          <w:b/>
-          <w:bCs/>
-        </w:rPr>
-        <w:t xml:space="preserve"> </w:t>
-      </w:r>
-      <w:r>
-        <w:rPr>
-          <w:b/>
-          <w:bCs/>
-        </w:rPr>
-        <w:t xml:space="preserve">the accuracy × runtime × memory frontier</w:t>
-      </w:r>
-      <w:r>
-        <w:t xml:space="preserve">, against the methods people actually use? We</w:t>
-      </w:r>
-      <w:r>
-        <w:t xml:space="preserve"> </w:t>
-      </w:r>
-      <w:r>
-        <w:t xml:space="preserve">answer it with actinn-jax, and we hold ourselves to a neutral standard — every method runs</w:t>
-      </w:r>
-      <w:r>
-        <w:t xml:space="preserve"> </w:t>
-      </w:r>
-      <w:r>
-        <w:t xml:space="preserve">in its own environment through the same harness, on the same splits, scored by the same</w:t>
-      </w:r>
-      <w:r>
-        <w:t xml:space="preserve"> </w:t>
-      </w:r>
-      <w:r>
-        <w:t xml:space="preserve">metrics, with the honest result reported even where actinn-jax loses.</w:t>
+        <w:t xml:space="preserve">We ask a practical question:</w:t>
+      </w:r>
+      <w:r>
+        <w:t xml:space="preserve"> </w:t>
+      </w:r>
+      <w:r>
+        <w:rPr>
+          <w:b/>
+          <w:bCs/>
+        </w:rPr>
+        <w:t xml:space="preserve">for a given annotation job on commodity hardware, which</w:t>
+      </w:r>
+      <w:r>
+        <w:rPr>
+          <w:b/>
+          <w:bCs/>
+        </w:rPr>
+        <w:t xml:space="preserve"> </w:t>
+      </w:r>
+      <w:r>
+        <w:rPr>
+          <w:b/>
+          <w:bCs/>
+        </w:rPr>
+        <w:t xml:space="preserve">method should you actually run, and what does the surrounding workflow look like?</w:t>
+      </w:r>
+      <w:r>
+        <w:t xml:space="preserve"> </w:t>
+      </w:r>
+      <w:r>
+        <w:t xml:space="preserve">Several</w:t>
+      </w:r>
+      <w:r>
+        <w:t xml:space="preserve"> </w:t>
+      </w:r>
+      <w:r>
+        <w:t xml:space="preserve">methods now annotate quickly and accurately and give a usable signal on unknown cells, so</w:t>
+      </w:r>
+      <w:r>
+        <w:t xml:space="preserve"> </w:t>
+      </w:r>
+      <w:r>
+        <w:t xml:space="preserve">the shortage is not another leaderboard but guidance on fit-for-purpose — accuracy per</w:t>
+      </w:r>
+      <w:r>
+        <w:t xml:space="preserve"> </w:t>
+      </w:r>
+      <w:r>
+        <w:t xml:space="preserve">second, accuracy per byte, and how each behaves as the reference grows. We answer with a</w:t>
+      </w:r>
+      <w:r>
+        <w:t xml:space="preserve"> </w:t>
+      </w:r>
+      <w:r>
+        <w:t xml:space="preserve">neutral 13-method benchmark plus a set of demonstrated workflows, and we hold ourselves to a</w:t>
+      </w:r>
+      <w:r>
+        <w:t xml:space="preserve"> </w:t>
+      </w:r>
+      <w:r>
+        <w:t xml:space="preserve">neutral standard: every method runs in its own environment through the same harness, on the</w:t>
+      </w:r>
+      <w:r>
+        <w:t xml:space="preserve"> </w:t>
+      </w:r>
+      <w:r>
+        <w:t xml:space="preserve">same splits, scored by the same metrics,</w:t>
+      </w:r>
+      <w:r>
+        <w:t xml:space="preserve"> </w:t>
+      </w:r>
+      <w:r>
+        <w:rPr>
+          <w:b/>
+          <w:bCs/>
+        </w:rPr>
+        <w:t xml:space="preserve">with the honest result reported wherever</w:t>
+      </w:r>
+      <w:r>
+        <w:rPr>
+          <w:b/>
+          <w:bCs/>
+        </w:rPr>
+        <w:t xml:space="preserve"> </w:t>
+      </w:r>
+      <w:r>
+        <w:rPr>
+          <w:b/>
+          <w:bCs/>
+        </w:rPr>
+        <w:t xml:space="preserve">actinn-jax loses — which, on accuracy, is often.</w:t>
       </w:r>
     </w:p>
     <w:p>
@@ -413,56 +629,229 @@
         <w:t xml:space="preserve"> </w:t>
       </w:r>
       <w:r>
-        <w:t xml:space="preserve">2. A neutral 10-method × 6-dataset benchmark of accuracy, speed, and memory on Apple</w:t>
-      </w:r>
-      <w:r>
-        <w:t xml:space="preserve"> </w:t>
-      </w:r>
-      <w:r>
-        <w:t xml:space="preserve">Silicon, with scaling curves and a rejection/abstain analysis.</w:t>
-      </w:r>
-      <w:r>
-        <w:t xml:space="preserve"> </w:t>
-      </w:r>
-      <w:r>
-        <w:t xml:space="preserve">3. A</w:t>
-      </w:r>
-      <w:r>
-        <w:t xml:space="preserve"> </w:t>
-      </w:r>
-      <w:r>
-        <w:rPr>
-          <w:b/>
-          <w:bCs/>
-        </w:rPr>
-        <w:t xml:space="preserve">large→refined annotation workflow</w:t>
-      </w:r>
-      <w:r>
-        <w:t xml:space="preserve">: a shipped census-wide ~800-type human reference</w:t>
-      </w:r>
-      <w:r>
-        <w:t xml:space="preserve"> </w:t>
-      </w:r>
-      <w:r>
-        <w:t xml:space="preserve">(with a calibrated abstain) provides a broad first pass, then hands off to a small focused</w:t>
-      </w:r>
-      <w:r>
-        <w:t xml:space="preserve"> </w:t>
-      </w:r>
-      <w:r>
-        <w:t xml:space="preserve">reference for the tissue of interest — the refinement recovers large accuracy on</w:t>
-      </w:r>
-      <w:r>
-        <w:t xml:space="preserve"> </w:t>
-      </w:r>
-      <w:r>
-        <w:t xml:space="preserve">cross-study data where the broad model is weak — plus within-cell-type resolution</w:t>
-      </w:r>
-      <w:r>
-        <w:t xml:space="preserve"> </w:t>
-      </w:r>
-      <w:r>
-        <w:t xml:space="preserve">(hepatocyte zonation) and a foundation-model-guided coarse→fine hierarchy.</w:t>
+        <w:t xml:space="preserve">2. A neutral</w:t>
+      </w:r>
+      <w:r>
+        <w:t xml:space="preserve"> </w:t>
+      </w:r>
+      <w:r>
+        <w:rPr>
+          <w:b/>
+          <w:bCs/>
+        </w:rPr>
+        <w:t xml:space="preserve">13-method × 6-dataset</w:t>
+      </w:r>
+      <w:r>
+        <w:t xml:space="preserve"> </w:t>
+      </w:r>
+      <w:r>
+        <w:t xml:space="preserve">benchmark of accuracy, speed, and memory on Apple</w:t>
+      </w:r>
+      <w:r>
+        <w:t xml:space="preserve"> </w:t>
+      </w:r>
+      <w:r>
+        <w:t xml:space="preserve">Silicon, with a rejection/abstain analysis and a</w:t>
+      </w:r>
+      <w:r>
+        <w:t xml:space="preserve"> </w:t>
+      </w:r>
+      <w:r>
+        <w:rPr>
+          <w:b/>
+          <w:bCs/>
+        </w:rPr>
+        <w:t xml:space="preserve">five-point scaling sweep to 49k</w:t>
+      </w:r>
+      <w:r>
+        <w:rPr>
+          <w:b/>
+          <w:bCs/>
+        </w:rPr>
+        <w:t xml:space="preserve"> </w:t>
+      </w:r>
+      <w:r>
+        <w:rPr>
+          <w:b/>
+          <w:bCs/>
+        </w:rPr>
+        <w:t xml:space="preserve">reference cells</w:t>
+      </w:r>
+      <w:r>
+        <w:t xml:space="preserve">. The panel deliberately includes the baselines most likely to beat us —</w:t>
+      </w:r>
+      <w:r>
+        <w:t xml:space="preserve"> </w:t>
+      </w:r>
+      <w:r>
+        <w:t xml:space="preserve">a tuned linear pipeline, scTOP, and ProtoCloud — and</w:t>
+      </w:r>
+      <w:r>
+        <w:t xml:space="preserve"> </w:t>
+      </w:r>
+      <w:r>
+        <w:rPr>
+          <w:b/>
+          <w:bCs/>
+        </w:rPr>
+        <w:t xml:space="preserve">two of them do</w:t>
+      </w:r>
+      <w:r>
+        <w:t xml:space="preserve">; we report that,</w:t>
+      </w:r>
+      <w:r>
+        <w:t xml:space="preserve"> </w:t>
+      </w:r>
+      <w:r>
+        <w:t xml:space="preserve">and retract two earlier claims of our own that the scaling data falsified (§5).</w:t>
+      </w:r>
+      <w:r>
+        <w:t xml:space="preserve"> </w:t>
+      </w:r>
+      <w:r>
+        <w:t xml:space="preserve">3.</w:t>
+      </w:r>
+      <w:r>
+        <w:t xml:space="preserve"> </w:t>
+      </w:r>
+      <w:r>
+        <w:rPr>
+          <w:b/>
+          <w:bCs/>
+        </w:rPr>
+        <w:t xml:space="preserve">Demonstrated end-to-end workflows</w:t>
+      </w:r>
+      <w:r>
+        <w:t xml:space="preserve"> </w:t>
+      </w:r>
+      <w:r>
+        <w:t xml:space="preserve">for jobs where cost is the binding constraint,</w:t>
+      </w:r>
+      <w:r>
+        <w:t xml:space="preserve"> </w:t>
+      </w:r>
+      <w:r>
+        <w:t xml:space="preserve">all CPU: annotate an unknown human dataset from a</w:t>
+      </w:r>
+      <w:r>
+        <w:t xml:space="preserve"> </w:t>
+      </w:r>
+      <w:r>
+        <w:rPr>
+          <w:b/>
+          <w:bCs/>
+        </w:rPr>
+        <w:t xml:space="preserve">shipped census-wide ~800-type</w:t>
+      </w:r>
+      <w:r>
+        <w:rPr>
+          <w:b/>
+          <w:bCs/>
+        </w:rPr>
+        <w:t xml:space="preserve"> </w:t>
+      </w:r>
+      <w:r>
+        <w:rPr>
+          <w:b/>
+          <w:bCs/>
+        </w:rPr>
+        <w:t xml:space="preserve">reference</w:t>
+      </w:r>
+      <w:r>
+        <w:t xml:space="preserve"> </w:t>
+      </w:r>
+      <w:r>
+        <w:t xml:space="preserve">with a calibrated abstain and no training;</w:t>
+      </w:r>
+      <w:r>
+        <w:t xml:space="preserve"> </w:t>
+      </w:r>
+      <w:r>
+        <w:rPr>
+          <w:b/>
+          <w:bCs/>
+        </w:rPr>
+        <w:t xml:space="preserve">tissue-aware refinement</w:t>
+      </w:r>
+      <w:r>
+        <w:t xml:space="preserve"> </w:t>
+      </w:r>
+      <w:r>
+        <w:t xml:space="preserve">(halves</w:t>
+      </w:r>
+      <w:r>
+        <w:t xml:space="preserve"> </w:t>
+      </w:r>
+      <w:r>
+        <w:t xml:space="preserve">spurious cross-tissue labels on a liver query); a</w:t>
+      </w:r>
+      <w:r>
+        <w:t xml:space="preserve"> </w:t>
+      </w:r>
+      <w:r>
+        <w:rPr>
+          <w:b/>
+          <w:bCs/>
+        </w:rPr>
+        <w:t xml:space="preserve">broad→refined hand-off</w:t>
+      </w:r>
+      <w:r>
+        <w:t xml:space="preserve"> </w:t>
+      </w:r>
+      <w:r>
+        <w:t xml:space="preserve">to a small</w:t>
+      </w:r>
+      <w:r>
+        <w:t xml:space="preserve"> </w:t>
+      </w:r>
+      <w:r>
+        <w:t xml:space="preserve">focused reference (cross-study liver 0.23/0.58 → 0.72/0.86); within-cell-type resolution</w:t>
+      </w:r>
+      <w:r>
+        <w:t xml:space="preserve"> </w:t>
+      </w:r>
+      <w:r>
+        <w:t xml:space="preserve">(hepatocyte zonation); and a</w:t>
+      </w:r>
+      <w:r>
+        <w:t xml:space="preserve"> </w:t>
+      </w:r>
+      <w:r>
+        <w:rPr>
+          <w:b/>
+          <w:bCs/>
+        </w:rPr>
+        <w:t xml:space="preserve">one-call novel-cell-type screen</w:t>
+      </w:r>
+      <w:r>
+        <w:t xml:space="preserve"> </w:t>
+      </w:r>
+      <w:r>
+        <w:t xml:space="preserve">(recovers a withheld</w:t>
+      </w:r>
+      <w:r>
+        <w:t xml:space="preserve"> </w:t>
+      </w:r>
+      <w:r>
+        <w:t xml:space="preserve">pulmonary ionocyte population and its marker ASCL3). We state which of these are genuinely</w:t>
+      </w:r>
+      <w:r>
+        <w:t xml:space="preserve"> </w:t>
+      </w:r>
+      <w:r>
+        <w:t xml:space="preserve">distinct: ProtoCloud also offers uncertainty, attribution and a retraining-based refine, so</w:t>
+      </w:r>
+      <w:r>
+        <w:t xml:space="preserve"> </w:t>
+      </w:r>
+      <w:r>
+        <w:t xml:space="preserve">the distinct pieces are the ready-to-run broad reference, sub-second frozen-model</w:t>
+      </w:r>
+      <w:r>
+        <w:t xml:space="preserve"> </w:t>
+      </w:r>
+      <w:r>
+        <w:t xml:space="preserve">refinement, and the novelty screen.</w:t>
       </w:r>
       <w:r>
         <w:t xml:space="preserve"> </w:t>
@@ -1185,51 +1574,55 @@
               <w:pStyle w:val="Compact"/>
             </w:pPr>
             <w:r>
-              <w:t xml:space="preserve">original ACTINN</w:t>
-            </w:r>
-          </w:p>
-        </w:tc>
-        <w:tc>
-          <w:tcPr/>
-          <w:p>
-            <w:pPr>
-              <w:pStyle w:val="Compact"/>
-            </w:pPr>
-            <w:r>
-              <w:t xml:space="preserve">classical</w:t>
-            </w:r>
-          </w:p>
-        </w:tc>
-        <w:tc>
-          <w:tcPr/>
-          <w:p>
-            <w:pPr>
-              <w:pStyle w:val="Compact"/>
-            </w:pPr>
-            <w:r>
-              <w:t xml:space="preserve">TensorFlow 2.15 MLP</w:t>
-            </w:r>
-          </w:p>
-        </w:tc>
-        <w:tc>
-          <w:tcPr/>
-          <w:p>
-            <w:pPr>
-              <w:pStyle w:val="Compact"/>
-            </w:pPr>
-            <w:r>
-              <w:t xml:space="preserve">—</w:t>
-            </w:r>
-          </w:p>
-        </w:tc>
-        <w:tc>
-          <w:tcPr/>
-          <w:p>
-            <w:pPr>
-              <w:pStyle w:val="Compact"/>
-            </w:pPr>
-            <w:r>
-              <w:t xml:space="preserve">.venv-tf</w:t>
+              <w:rPr>
+                <w:b/>
+                <w:bCs/>
+              </w:rPr>
+              <w:t xml:space="preserve">linear-anova-pca</w:t>
+            </w:r>
+          </w:p>
+        </w:tc>
+        <w:tc>
+          <w:tcPr/>
+          <w:p>
+            <w:pPr>
+              <w:pStyle w:val="Compact"/>
+            </w:pPr>
+            <w:r>
+              <w:t xml:space="preserve">linear</w:t>
+            </w:r>
+          </w:p>
+        </w:tc>
+        <w:tc>
+          <w:tcPr/>
+          <w:p>
+            <w:pPr>
+              <w:pStyle w:val="Compact"/>
+            </w:pPr>
+            <w:r>
+              <w:t xml:space="preserve">normalize→ANOVA→PCA(220)→logreg</w:t>
+            </w:r>
+          </w:p>
+        </w:tc>
+        <w:tc>
+          <w:tcPr/>
+          <w:p>
+            <w:pPr>
+              <w:pStyle w:val="Compact"/>
+            </w:pPr>
+            <w:r>
+              <w:t xml:space="preserve">prob</w:t>
+            </w:r>
+          </w:p>
+        </w:tc>
+        <w:tc>
+          <w:tcPr/>
+          <w:p>
+            <w:pPr>
+              <w:pStyle w:val="Compact"/>
+            </w:pPr>
+            <w:r>
+              <w:t xml:space="preserve">core</w:t>
             </w:r>
           </w:p>
         </w:tc>
@@ -1242,29 +1635,33 @@
               <w:pStyle w:val="Compact"/>
             </w:pPr>
             <w:r>
-              <w:t xml:space="preserve">SingleR</w:t>
-            </w:r>
-          </w:p>
-        </w:tc>
-        <w:tc>
-          <w:tcPr/>
-          <w:p>
-            <w:pPr>
-              <w:pStyle w:val="Compact"/>
-            </w:pPr>
-            <w:r>
-              <w:t xml:space="preserve">correlation</w:t>
-            </w:r>
-          </w:p>
-        </w:tc>
-        <w:tc>
-          <w:tcPr/>
-          <w:p>
-            <w:pPr>
-              <w:pStyle w:val="Compact"/>
-            </w:pPr>
-            <w:r>
-              <w:t xml:space="preserve">Spearman + fine-tuning</w:t>
+              <w:rPr>
+                <w:b/>
+                <w:bCs/>
+              </w:rPr>
+              <w:t xml:space="preserve">scTOP</w:t>
+            </w:r>
+          </w:p>
+        </w:tc>
+        <w:tc>
+          <w:tcPr/>
+          <w:p>
+            <w:pPr>
+              <w:pStyle w:val="Compact"/>
+            </w:pPr>
+            <w:r>
+              <w:t xml:space="preserve">parameter-free</w:t>
+            </w:r>
+          </w:p>
+        </w:tc>
+        <w:tc>
+          <w:tcPr/>
+          <w:p>
+            <w:pPr>
+              <w:pStyle w:val="Compact"/>
+            </w:pPr>
+            <w:r>
+              <w:t xml:space="preserve">rank z-score class-average projection</w:t>
             </w:r>
           </w:p>
         </w:tc>
@@ -1286,7 +1683,16 @@
               <w:pStyle w:val="Compact"/>
             </w:pPr>
             <w:r>
-              <w:t xml:space="preserve">R/.Rlib</w:t>
+              <w:t xml:space="preserve">core (</w:t>
+            </w:r>
+            <w:r>
+              <w:rPr>
+                <w:rStyle w:val="VerbatimChar"/>
+              </w:rPr>
+              <w:t xml:space="preserve">sctop</w:t>
+            </w:r>
+            <w:r>
+              <w:t xml:space="preserve">)</w:t>
             </w:r>
           </w:p>
         </w:tc>
@@ -1299,51 +1705,51 @@
               <w:pStyle w:val="Compact"/>
             </w:pPr>
             <w:r>
-              <w:t xml:space="preserve">scmap-cluster</w:t>
-            </w:r>
-          </w:p>
-        </w:tc>
-        <w:tc>
-          <w:tcPr/>
-          <w:p>
-            <w:pPr>
-              <w:pStyle w:val="Compact"/>
-            </w:pPr>
-            <w:r>
-              <w:t xml:space="preserve">correlation</w:t>
-            </w:r>
-          </w:p>
-        </w:tc>
-        <w:tc>
-          <w:tcPr/>
-          <w:p>
-            <w:pPr>
-              <w:pStyle w:val="Compact"/>
-            </w:pPr>
-            <w:r>
-              <w:t xml:space="preserve">centroid cosine</w:t>
-            </w:r>
-          </w:p>
-        </w:tc>
-        <w:tc>
-          <w:tcPr/>
-          <w:p>
-            <w:pPr>
-              <w:pStyle w:val="Compact"/>
-            </w:pPr>
-            <w:r>
-              <w:t xml:space="preserve">yes (unassigned)</w:t>
-            </w:r>
-          </w:p>
-        </w:tc>
-        <w:tc>
-          <w:tcPr/>
-          <w:p>
-            <w:pPr>
-              <w:pStyle w:val="Compact"/>
-            </w:pPr>
-            <w:r>
-              <w:t xml:space="preserve">R/.Rlib</w:t>
+              <w:t xml:space="preserve">original ACTINN</w:t>
+            </w:r>
+          </w:p>
+        </w:tc>
+        <w:tc>
+          <w:tcPr/>
+          <w:p>
+            <w:pPr>
+              <w:pStyle w:val="Compact"/>
+            </w:pPr>
+            <w:r>
+              <w:t xml:space="preserve">classical</w:t>
+            </w:r>
+          </w:p>
+        </w:tc>
+        <w:tc>
+          <w:tcPr/>
+          <w:p>
+            <w:pPr>
+              <w:pStyle w:val="Compact"/>
+            </w:pPr>
+            <w:r>
+              <w:t xml:space="preserve">TensorFlow 2.15 MLP</w:t>
+            </w:r>
+          </w:p>
+        </w:tc>
+        <w:tc>
+          <w:tcPr/>
+          <w:p>
+            <w:pPr>
+              <w:pStyle w:val="Compact"/>
+            </w:pPr>
+            <w:r>
+              <w:t xml:space="preserve">—</w:t>
+            </w:r>
+          </w:p>
+        </w:tc>
+        <w:tc>
+          <w:tcPr/>
+          <w:p>
+            <w:pPr>
+              <w:pStyle w:val="Compact"/>
+            </w:pPr>
+            <w:r>
+              <w:t xml:space="preserve">.venv-tf</w:t>
             </w:r>
           </w:p>
         </w:tc>
@@ -1356,51 +1762,51 @@
               <w:pStyle w:val="Compact"/>
             </w:pPr>
             <w:r>
-              <w:t xml:space="preserve">scANVI</w:t>
-            </w:r>
-          </w:p>
-        </w:tc>
-        <w:tc>
-          <w:tcPr/>
-          <w:p>
-            <w:pPr>
-              <w:pStyle w:val="Compact"/>
-            </w:pPr>
-            <w:r>
-              <w:t xml:space="preserve">deep</w:t>
-            </w:r>
-          </w:p>
-        </w:tc>
-        <w:tc>
-          <w:tcPr/>
-          <w:p>
-            <w:pPr>
-              <w:pStyle w:val="Compact"/>
-            </w:pPr>
-            <w:r>
-              <w:t xml:space="preserve">scVI semi-supervised VAE</w:t>
-            </w:r>
-          </w:p>
-        </w:tc>
-        <w:tc>
-          <w:tcPr/>
-          <w:p>
-            <w:pPr>
-              <w:pStyle w:val="Compact"/>
-            </w:pPr>
-            <w:r>
-              <w:t xml:space="preserve">prob</w:t>
-            </w:r>
-          </w:p>
-        </w:tc>
-        <w:tc>
-          <w:tcPr/>
-          <w:p>
-            <w:pPr>
-              <w:pStyle w:val="Compact"/>
-            </w:pPr>
-            <w:r>
-              <w:t xml:space="preserve">.venv-scvi (MPS)</w:t>
+              <w:t xml:space="preserve">SingleR</w:t>
+            </w:r>
+          </w:p>
+        </w:tc>
+        <w:tc>
+          <w:tcPr/>
+          <w:p>
+            <w:pPr>
+              <w:pStyle w:val="Compact"/>
+            </w:pPr>
+            <w:r>
+              <w:t xml:space="preserve">correlation</w:t>
+            </w:r>
+          </w:p>
+        </w:tc>
+        <w:tc>
+          <w:tcPr/>
+          <w:p>
+            <w:pPr>
+              <w:pStyle w:val="Compact"/>
+            </w:pPr>
+            <w:r>
+              <w:t xml:space="preserve">Spearman + fine-tuning</w:t>
+            </w:r>
+          </w:p>
+        </w:tc>
+        <w:tc>
+          <w:tcPr/>
+          <w:p>
+            <w:pPr>
+              <w:pStyle w:val="Compact"/>
+            </w:pPr>
+            <w:r>
+              <w:t xml:space="preserve">—</w:t>
+            </w:r>
+          </w:p>
+        </w:tc>
+        <w:tc>
+          <w:tcPr/>
+          <w:p>
+            <w:pPr>
+              <w:pStyle w:val="Compact"/>
+            </w:pPr>
+            <w:r>
+              <w:t xml:space="preserve">R/.Rlib</w:t>
             </w:r>
           </w:p>
         </w:tc>
@@ -1413,6 +1819,120 @@
               <w:pStyle w:val="Compact"/>
             </w:pPr>
             <w:r>
+              <w:t xml:space="preserve">scmap-cluster</w:t>
+            </w:r>
+          </w:p>
+        </w:tc>
+        <w:tc>
+          <w:tcPr/>
+          <w:p>
+            <w:pPr>
+              <w:pStyle w:val="Compact"/>
+            </w:pPr>
+            <w:r>
+              <w:t xml:space="preserve">correlation</w:t>
+            </w:r>
+          </w:p>
+        </w:tc>
+        <w:tc>
+          <w:tcPr/>
+          <w:p>
+            <w:pPr>
+              <w:pStyle w:val="Compact"/>
+            </w:pPr>
+            <w:r>
+              <w:t xml:space="preserve">centroid cosine</w:t>
+            </w:r>
+          </w:p>
+        </w:tc>
+        <w:tc>
+          <w:tcPr/>
+          <w:p>
+            <w:pPr>
+              <w:pStyle w:val="Compact"/>
+            </w:pPr>
+            <w:r>
+              <w:t xml:space="preserve">yes (unassigned)</w:t>
+            </w:r>
+          </w:p>
+        </w:tc>
+        <w:tc>
+          <w:tcPr/>
+          <w:p>
+            <w:pPr>
+              <w:pStyle w:val="Compact"/>
+            </w:pPr>
+            <w:r>
+              <w:t xml:space="preserve">R/.Rlib</w:t>
+            </w:r>
+          </w:p>
+        </w:tc>
+      </w:tr>
+      <w:tr>
+        <w:tc>
+          <w:tcPr/>
+          <w:p>
+            <w:pPr>
+              <w:pStyle w:val="Compact"/>
+            </w:pPr>
+            <w:r>
+              <w:t xml:space="preserve">scANVI</w:t>
+            </w:r>
+          </w:p>
+        </w:tc>
+        <w:tc>
+          <w:tcPr/>
+          <w:p>
+            <w:pPr>
+              <w:pStyle w:val="Compact"/>
+            </w:pPr>
+            <w:r>
+              <w:t xml:space="preserve">deep</w:t>
+            </w:r>
+          </w:p>
+        </w:tc>
+        <w:tc>
+          <w:tcPr/>
+          <w:p>
+            <w:pPr>
+              <w:pStyle w:val="Compact"/>
+            </w:pPr>
+            <w:r>
+              <w:t xml:space="preserve">scVI semi-supervised VAE</w:t>
+            </w:r>
+          </w:p>
+        </w:tc>
+        <w:tc>
+          <w:tcPr/>
+          <w:p>
+            <w:pPr>
+              <w:pStyle w:val="Compact"/>
+            </w:pPr>
+            <w:r>
+              <w:t xml:space="preserve">prob</w:t>
+            </w:r>
+          </w:p>
+        </w:tc>
+        <w:tc>
+          <w:tcPr/>
+          <w:p>
+            <w:pPr>
+              <w:pStyle w:val="Compact"/>
+            </w:pPr>
+            <w:r>
+              <w:t xml:space="preserve">.venv-scvi (MPS)</w:t>
+            </w:r>
+          </w:p>
+        </w:tc>
+      </w:tr>
+      <w:tr>
+        <w:tc>
+          <w:tcPr/>
+          <w:p>
+            <w:pPr>
+              <w:pStyle w:val="Compact"/>
+            </w:pPr>
+            <w:r>
               <w:t xml:space="preserve">scArches</w:t>
             </w:r>
           </w:p>
@@ -1458,6 +1978,67 @@
             </w:pPr>
             <w:r>
               <w:t xml:space="preserve">.venv-scvi (MPS)</w:t>
+            </w:r>
+          </w:p>
+        </w:tc>
+      </w:tr>
+      <w:tr>
+        <w:tc>
+          <w:tcPr/>
+          <w:p>
+            <w:pPr>
+              <w:pStyle w:val="Compact"/>
+            </w:pPr>
+            <w:r>
+              <w:rPr>
+                <w:b/>
+                <w:bCs/>
+              </w:rPr>
+              <w:t xml:space="preserve">ProtoCloud</w:t>
+            </w:r>
+          </w:p>
+        </w:tc>
+        <w:tc>
+          <w:tcPr/>
+          <w:p>
+            <w:pPr>
+              <w:pStyle w:val="Compact"/>
+            </w:pPr>
+            <w:r>
+              <w:t xml:space="preserve">deep</w:t>
+            </w:r>
+          </w:p>
+        </w:tc>
+        <w:tc>
+          <w:tcPr/>
+          <w:p>
+            <w:pPr>
+              <w:pStyle w:val="Compact"/>
+            </w:pPr>
+            <w:r>
+              <w:t xml:space="preserve">prototype VAE + LRP attribution</w:t>
+            </w:r>
+          </w:p>
+        </w:tc>
+        <w:tc>
+          <w:tcPr/>
+          <w:p>
+            <w:pPr>
+              <w:pStyle w:val="Compact"/>
+            </w:pPr>
+            <w:r>
+              <w:t xml:space="preserve">ambiguity flag</w:t>
+            </w:r>
+          </w:p>
+        </w:tc>
+        <w:tc>
+          <w:tcPr/>
+          <w:p>
+            <w:pPr>
+              <w:pStyle w:val="Compact"/>
+            </w:pPr>
+            <w:r>
+              <w:t xml:space="preserve">.venv-protocloud</w:t>
             </w:r>
           </w:p>
         </w:tc>
@@ -7186,6 +7767,212 @@
       </w:pPr>
       <w:r>
         <w:rPr>
+          <w:i/>
+          <w:iCs/>
+        </w:rPr>
+        <w:t xml:space="preserve">Concurrent evidence that expressivity saturates.</w:t>
+      </w:r>
+      <w:r>
+        <w:t xml:space="preserve"> </w:t>
+      </w:r>
+      <w:r>
+        <w:t xml:space="preserve">Two independent lines support this</w:t>
+      </w:r>
+      <w:r>
+        <w:t xml:space="preserve"> </w:t>
+      </w:r>
+      <w:r>
+        <w:t xml:space="preserve">reading. First, a head-to-head against</w:t>
+      </w:r>
+      <w:r>
+        <w:t xml:space="preserve"> </w:t>
+      </w:r>
+      <w:r>
+        <w:rPr>
+          <w:b/>
+          <w:bCs/>
+        </w:rPr>
+        <w:t xml:space="preserve">ProtoCloud</w:t>
+      </w:r>
+      <w:r>
+        <w:t xml:space="preserve"> </w:t>
+      </w:r>
+      <w:r>
+        <w:t xml:space="preserve">— a prototype-based, self-explaining</w:t>
+      </w:r>
+      <w:r>
+        <w:t xml:space="preserve"> </w:t>
+      </w:r>
+      <w:r>
+        <w:t xml:space="preserve">VAE with built-in uncertainty and gene-level attribution, i.e. a strictly richer model than</w:t>
+      </w:r>
+      <w:r>
+        <w:t xml:space="preserve"> </w:t>
+      </w:r>
+      <w:r>
+        <w:t xml:space="preserve">ours — is close and splits both ways: mean accuracy 0.867 (actinn-jax) vs 0.837 across four</w:t>
+      </w:r>
+      <w:r>
+        <w:t xml:space="preserve"> </w:t>
+      </w:r>
+      <w:r>
+        <w:t xml:space="preserve">of our datasets, ProtoCloud ahead on the finest-grained set, actinn-jax training ~8.5× faster</w:t>
+      </w:r>
+      <w:r>
+        <w:t xml:space="preserve"> </w:t>
+      </w:r>
+      <w:r>
+        <w:t xml:space="preserve">on CPU (</w:t>
+      </w:r>
+      <w:r>
+        <w:rPr>
+          <w:rStyle w:val="VerbatimChar"/>
+        </w:rPr>
+        <w:t xml:space="preserve">PROTOCLOUD.md</w:t>
+      </w:r>
+      <w:r>
+        <w:t xml:space="preserve">). Second, and more broadly, Souza &amp; Mehta report that</w:t>
+      </w:r>
+      <w:r>
+        <w:t xml:space="preserve"> </w:t>
+      </w:r>
+      <w:r>
+        <w:rPr>
+          <w:b/>
+          <w:bCs/>
+        </w:rPr>
+        <w:t xml:space="preserve">parameter-free linear representations</w:t>
+      </w:r>
+      <w:r>
+        <w:t xml:space="preserve"> </w:t>
+      </w:r>
+      <w:r>
+        <w:t xml:space="preserve">match or exceed single-cell foundation models across</w:t>
+      </w:r>
+      <w:r>
+        <w:t xml:space="preserve"> </w:t>
+      </w:r>
+      <w:r>
+        <w:t xml:space="preserve">cross-species transfer, human cell-type classification and disease-state prediction — on</w:t>
+      </w:r>
+      <w:r>
+        <w:t xml:space="preserve"> </w:t>
+      </w:r>
+      <w:r>
+        <w:t xml:space="preserve">Tabula Sapiens 2.0 their normalize→ANOVA→PCA→logistic-regression pipeline reaches mean</w:t>
+      </w:r>
+      <w:r>
+        <w:t xml:space="preserve"> </w:t>
+      </w:r>
+      <w:r>
+        <w:t xml:space="preserve">macro-F1 0.899 against 0.907–0.910 for TranscriptFormer variants — and they offer a geometric</w:t>
+      </w:r>
+      <w:r>
+        <w:t xml:space="preserve"> </w:t>
+      </w:r>
+      <w:r>
+        <w:t xml:space="preserve">explanation: the biologically realized cell manifold is well approximated by a</w:t>
+      </w:r>
+      <w:r>
+        <w:t xml:space="preserve"> </w:t>
+      </w:r>
+      <w:r>
+        <w:rPr>
+          <w:b/>
+          <w:bCs/>
+        </w:rPr>
+        <w:t xml:space="preserve">linear</w:t>
+      </w:r>
+      <w:r>
+        <w:rPr>
+          <w:b/>
+          <w:bCs/>
+        </w:rPr>
+        <w:t xml:space="preserve"> </w:t>
+      </w:r>
+      <w:r>
+        <w:rPr>
+          <w:b/>
+          <w:bCs/>
+        </w:rPr>
+        <w:t xml:space="preserve">subspace</w:t>
+      </w:r>
+      <w:r>
+        <w:t xml:space="preserve">, so once noise is suppressed performance</w:t>
+      </w:r>
+      <w:r>
+        <w:t xml:space="preserve"> </w:t>
+      </w:r>
+      <w:r>
+        <w:rPr>
+          <w:i/>
+          <w:iCs/>
+        </w:rPr>
+        <w:t xml:space="preserve">saturates</w:t>
+      </w:r>
+      <w:r>
+        <w:t xml:space="preserve"> </w:t>
+      </w:r>
+      <w:r>
+        <w:t xml:space="preserve">and extra expressivity buys</w:t>
+      </w:r>
+      <w:r>
+        <w:t xml:space="preserve"> </w:t>
+      </w:r>
+      <w:r>
+        <w:t xml:space="preserve">little. That is a principled account of why a four-layer MLP over normalized gene space stays</w:t>
+      </w:r>
+      <w:r>
+        <w:t xml:space="preserve"> </w:t>
+      </w:r>
+      <w:r>
+        <w:t xml:space="preserve">competitive, and it matches our own finding that the residual gap to heavier methods was mostly</w:t>
+      </w:r>
+      <w:r>
+        <w:t xml:space="preserve"> </w:t>
+      </w:r>
+      <w:r>
+        <w:rPr>
+          <w:b/>
+          <w:bCs/>
+        </w:rPr>
+        <w:t xml:space="preserve">representation budget, not model class</w:t>
+      </w:r>
+      <w:r>
+        <w:t xml:space="preserve"> </w:t>
+      </w:r>
+      <w:r>
+        <w:t xml:space="preserve">(§3.9). Their further result that simple methods do</w:t>
+      </w:r>
+      <w:r>
+        <w:t xml:space="preserve"> </w:t>
+      </w:r>
+      <w:r>
+        <w:rPr>
+          <w:i/>
+          <w:iCs/>
+        </w:rPr>
+        <w:t xml:space="preserve">best</w:t>
+      </w:r>
+      <w:r>
+        <w:t xml:space="preserve"> </w:t>
+      </w:r>
+      <w:r>
+        <w:t xml:space="preserve">out-of-distribution — novel cell types and unseen organisms — also rhymes with the</w:t>
+      </w:r>
+      <w:r>
+        <w:t xml:space="preserve"> </w:t>
+      </w:r>
+      <w:r>
+        <w:t xml:space="preserve">rejection behavior we depend on (§3.7).</w:t>
+      </w:r>
+    </w:p>
+    <w:p>
+      <w:pPr>
+        <w:pStyle w:val="BodyText"/>
+      </w:pPr>
+      <w:r>
+        <w:rPr>
           <w:b/>
           <w:bCs/>
         </w:rPr>
@@ -7195,13 +7982,158 @@
         <w:t xml:space="preserve"> </w:t>
       </w:r>
       <w:r>
-        <w:t xml:space="preserve">For a one-off annotation against a small reference, SVM/CellTypist</w:t>
-      </w:r>
-      <w:r>
-        <w:t xml:space="preserve"> </w:t>
-      </w:r>
-      <w:r>
-        <w:t xml:space="preserve">are equally good. actinn-jax pulls ahead when the reference is</w:t>
+        <w:t xml:space="preserve">For a</w:t>
+      </w:r>
+      <w:r>
+        <w:t xml:space="preserve"> </w:t>
+      </w:r>
+      <w:r>
+        <w:rPr>
+          <w:b/>
+          <w:bCs/>
+        </w:rPr>
+        <w:t xml:space="preserve">one-off annotation</w:t>
+      </w:r>
+      <w:r>
+        <w:t xml:space="preserve"> </w:t>
+      </w:r>
+      <w:r>
+        <w:t xml:space="preserve">on laptop-sized data, reach for the</w:t>
+      </w:r>
+      <w:r>
+        <w:t xml:space="preserve"> </w:t>
+      </w:r>
+      <w:r>
+        <w:rPr>
+          <w:b/>
+          <w:bCs/>
+        </w:rPr>
+        <w:t xml:space="preserve">tuned linear pipeline</w:t>
+      </w:r>
+      <w:r>
+        <w:t xml:space="preserve"> </w:t>
+      </w:r>
+      <w:r>
+        <w:t xml:space="preserve">(normalize → ANOVA → PCA → logistic regression): it is the most</w:t>
+      </w:r>
+      <w:r>
+        <w:t xml:space="preserve"> </w:t>
+      </w:r>
+      <w:r>
+        <w:t xml:space="preserve">accurate-per-second method here and beats actinn-jax outright on accuracy and fit time. If</w:t>
+      </w:r>
+      <w:r>
+        <w:t xml:space="preserve"> </w:t>
+      </w:r>
+      <w:r>
+        <w:t xml:space="preserve">you have a</w:t>
+      </w:r>
+      <w:r>
+        <w:t xml:space="preserve"> </w:t>
+      </w:r>
+      <w:r>
+        <w:rPr>
+          <w:b/>
+          <w:bCs/>
+        </w:rPr>
+        <w:t xml:space="preserve">real atlas and time to train</w:t>
+      </w:r>
+      <w:r>
+        <w:t xml:space="preserve">,</w:t>
+      </w:r>
+      <w:r>
+        <w:t xml:space="preserve"> </w:t>
+      </w:r>
+      <w:r>
+        <w:rPr>
+          <w:b/>
+          <w:bCs/>
+        </w:rPr>
+        <w:t xml:space="preserve">ProtoCloud</w:t>
+      </w:r>
+      <w:r>
+        <w:t xml:space="preserve"> </w:t>
+      </w:r>
+      <w:r>
+        <w:t xml:space="preserve">is the most accurate method we</w:t>
+      </w:r>
+      <w:r>
+        <w:t xml:space="preserve"> </w:t>
+      </w:r>
+      <w:r>
+        <w:t xml:space="preserve">benchmarked (0.976 at 49k cells), and its GPU target makes its 19×-CPU fit cost far less</w:t>
+      </w:r>
+      <w:r>
+        <w:t xml:space="preserve"> </w:t>
+      </w:r>
+      <w:r>
+        <w:t xml:space="preserve">punishing in practice.</w:t>
+      </w:r>
+      <w:r>
+        <w:t xml:space="preserve"> </w:t>
+      </w:r>
+      <w:r>
+        <w:rPr>
+          <w:b/>
+          <w:bCs/>
+        </w:rPr>
+        <w:t xml:space="preserve">scTOP</w:t>
+      </w:r>
+      <w:r>
+        <w:t xml:space="preserve"> </w:t>
+      </w:r>
+      <w:r>
+        <w:t xml:space="preserve">is the right tool only for small, low-cardinality problems,</w:t>
+      </w:r>
+      <w:r>
+        <w:t xml:space="preserve"> </w:t>
+      </w:r>
+      <w:r>
+        <w:t xml:space="preserve">where it is dramatically the cheapest (1–2 s) and competitive.</w:t>
+      </w:r>
+      <w:r>
+        <w:t xml:space="preserve"> </w:t>
+      </w:r>
+      <w:r>
+        <w:rPr>
+          <w:b/>
+          <w:bCs/>
+        </w:rPr>
+        <w:t xml:space="preserve">actinn-jax</w:t>
+      </w:r>
+      <w:r>
+        <w:t xml:space="preserve"> </w:t>
+      </w:r>
+      <w:r>
+        <w:t xml:space="preserve">is the choice</w:t>
+      </w:r>
+      <w:r>
+        <w:t xml:space="preserve"> </w:t>
+      </w:r>
+      <w:r>
+        <w:t xml:space="preserve">when</w:t>
+      </w:r>
+      <w:r>
+        <w:t xml:space="preserve"> </w:t>
+      </w:r>
+      <w:r>
+        <w:rPr>
+          <w:b/>
+          <w:bCs/>
+        </w:rPr>
+        <w:t xml:space="preserve">memory is the binding constraint</w:t>
+      </w:r>
+      <w:r>
+        <w:t xml:space="preserve"> </w:t>
+      </w:r>
+      <w:r>
+        <w:t xml:space="preserve">(2.1× lighter than the linear pipeline at scale,</w:t>
+      </w:r>
+      <w:r>
+        <w:t xml:space="preserve"> </w:t>
+      </w:r>
+      <w:r>
+        <w:t xml:space="preserve">with memory-bounded chunked inference), when the reference is</w:t>
       </w:r>
       <w:r>
         <w:t xml:space="preserve"> </w:t>
@@ -7217,42 +8149,85 @@
         <w:t xml:space="preserve"> </w:t>
       </w:r>
       <w:r>
-        <w:t xml:space="preserve">(caching),</w:t>
-      </w:r>
-      <w:r>
-        <w:t xml:space="preserve"> </w:t>
-      </w:r>
-      <w:r>
-        <w:rPr>
-          <w:b/>
-          <w:bCs/>
-        </w:rPr>
-        <w:t xml:space="preserve">large</w:t>
-      </w:r>
-      <w:r>
-        <w:t xml:space="preserve"> </w:t>
-      </w:r>
-      <w:r>
-        <w:t xml:space="preserve">(atlas-scale), when annotation should proceed</w:t>
-      </w:r>
-      <w:r>
-        <w:t xml:space="preserve"> </w:t>
-      </w:r>
-      <w:r>
-        <w:rPr>
-          <w:b/>
-          <w:bCs/>
-        </w:rPr>
-        <w:t xml:space="preserve">broad→refined</w:t>
-      </w:r>
-      <w:r>
-        <w:t xml:space="preserve">, or when sub-cell-type state</w:t>
-      </w:r>
-      <w:r>
-        <w:t xml:space="preserve"> </w:t>
-      </w:r>
-      <w:r>
-        <w:t xml:space="preserve">(zonation) matters — at classical-method speed and memory throughout.</w:t>
+        <w:t xml:space="preserve">across many queries</w:t>
+      </w:r>
+      <w:r>
+        <w:t xml:space="preserve"> </w:t>
+      </w:r>
+      <w:r>
+        <w:t xml:space="preserve">(the cached model amortizes; the linear pipeline refits scaler/PCA/classifier each time), or</w:t>
+      </w:r>
+      <w:r>
+        <w:t xml:space="preserve"> </w:t>
+      </w:r>
+      <w:r>
+        <w:t xml:space="preserve">when you want the</w:t>
+      </w:r>
+      <w:r>
+        <w:t xml:space="preserve"> </w:t>
+      </w:r>
+      <w:r>
+        <w:rPr>
+          <w:b/>
+          <w:bCs/>
+        </w:rPr>
+        <w:t xml:space="preserve">workflow</w:t>
+      </w:r>
+      <w:r>
+        <w:t xml:space="preserve"> </w:t>
+      </w:r>
+      <w:r>
+        <w:t xml:space="preserve">— broad→refined hand-off, tissue-aware refinement, calibrated</w:t>
+      </w:r>
+      <w:r>
+        <w:t xml:space="preserve"> </w:t>
+      </w:r>
+      <w:r>
+        <w:t xml:space="preserve">abstain, novel-cell-type screening. Of these, the</w:t>
+      </w:r>
+      <w:r>
+        <w:t xml:space="preserve"> </w:t>
+      </w:r>
+      <w:r>
+        <w:rPr>
+          <w:b/>
+          <w:bCs/>
+        </w:rPr>
+        <w:t xml:space="preserve">ready-to-run broad reference</w:t>
+      </w:r>
+      <w:r>
+        <w:t xml:space="preserve"> </w:t>
+      </w:r>
+      <w:r>
+        <w:t xml:space="preserve">and</w:t>
+      </w:r>
+      <w:r>
+        <w:t xml:space="preserve"> </w:t>
+      </w:r>
+      <w:r>
+        <w:rPr>
+          <w:b/>
+          <w:bCs/>
+        </w:rPr>
+        <w:t xml:space="preserve">sub-second frozen-model refinement</w:t>
+      </w:r>
+      <w:r>
+        <w:t xml:space="preserve"> </w:t>
+      </w:r>
+      <w:r>
+        <w:t xml:space="preserve">have no counterpart in the baselines; ProtoCloud does</w:t>
+      </w:r>
+      <w:r>
+        <w:t xml:space="preserve"> </w:t>
+      </w:r>
+      <w:r>
+        <w:t xml:space="preserve">provide uncertainty, gene attribution, and a refinement path (by fine-tuning a pretrained</w:t>
+      </w:r>
+      <w:r>
+        <w:t xml:space="preserve"> </w:t>
+      </w:r>
+      <w:r>
+        <w:t xml:space="preserve">model — stronger than masking, but a training run), so we do not claim workflow exclusivity.</w:t>
       </w:r>
     </w:p>
     <w:bookmarkEnd w:id="44"/>
@@ -7468,6 +8443,455 @@
       </w:r>
       <w:r>
         <w:t xml:space="preserve">cleanly would require re-tuning those thresholds.</w:t>
+      </w:r>
+    </w:p>
+    <w:p>
+      <w:pPr>
+        <w:pStyle w:val="Compact"/>
+        <w:numPr>
+          <w:ilvl w:val="0"/>
+          <w:numId w:val="1001"/>
+        </w:numPr>
+      </w:pPr>
+      <w:r>
+        <w:rPr>
+          <w:b/>
+          <w:bCs/>
+        </w:rPr>
+        <w:t xml:space="preserve">A tuned linear baseline is more accurate than actinn-jax (measured, all four</w:t>
+      </w:r>
+      <w:r>
+        <w:rPr>
+          <w:b/>
+          <w:bCs/>
+        </w:rPr>
+        <w:t xml:space="preserve"> </w:t>
+      </w:r>
+      <w:r>
+        <w:rPr>
+          <w:b/>
+          <w:bCs/>
+        </w:rPr>
+        <w:t xml:space="preserve">datasets).</w:t>
+      </w:r>
+      <w:r>
+        <w:t xml:space="preserve"> </w:t>
+      </w:r>
+      <w:r>
+        <w:t xml:space="preserve">Our classical tier (SVM, kNN, CellTypist) is untuned. Adding Souza &amp; Mehta’s</w:t>
+      </w:r>
+      <w:r>
+        <w:t xml:space="preserve"> </w:t>
+      </w:r>
+      <w:r>
+        <w:t xml:space="preserve">pipeline (normalize → ANOVA → standardize → PCA(220) → logistic regression) and</w:t>
+      </w:r>
+      <w:r>
+        <w:t xml:space="preserve"> </w:t>
+      </w:r>
+      <w:r>
+        <w:rPr>
+          <w:b/>
+          <w:bCs/>
+        </w:rPr>
+        <w:t xml:space="preserve">scTOP</w:t>
+      </w:r>
+      <w:r>
+        <w:t xml:space="preserve"> </w:t>
+      </w:r>
+      <w:r>
+        <w:t xml:space="preserve">(</w:t>
+      </w:r>
+      <w:r>
+        <w:rPr>
+          <w:rStyle w:val="VerbatimChar"/>
+        </w:rPr>
+        <w:t xml:space="preserve">SIMPLE_BASELINES.md</w:t>
+      </w:r>
+      <w:r>
+        <w:t xml:space="preserve">) shows the linear pipeline</w:t>
+      </w:r>
+      <w:r>
+        <w:t xml:space="preserve"> </w:t>
+      </w:r>
+      <w:r>
+        <w:rPr>
+          <w:b/>
+          <w:bCs/>
+        </w:rPr>
+        <w:t xml:space="preserve">beats</w:t>
+      </w:r>
+      <w:r>
+        <w:rPr>
+          <w:b/>
+          <w:bCs/>
+        </w:rPr>
+        <w:t xml:space="preserve"> </w:t>
+      </w:r>
+      <w:r>
+        <w:rPr>
+          <w:b/>
+          <w:bCs/>
+        </w:rPr>
+        <w:t xml:space="preserve">actinn-jax on mean accuracy (0.880 vs 0.867) and macro-F1 (0.860 vs 0.839) while fitting</w:t>
+      </w:r>
+      <w:r>
+        <w:rPr>
+          <w:b/>
+          <w:bCs/>
+        </w:rPr>
+        <w:t xml:space="preserve"> </w:t>
+      </w:r>
+      <w:r>
+        <w:rPr>
+          <w:b/>
+          <w:bCs/>
+        </w:rPr>
+        <w:t xml:space="preserve">3.7× faster</w:t>
+      </w:r>
+      <w:r>
+        <w:t xml:space="preserve"> </w:t>
+      </w:r>
+      <w:r>
+        <w:t xml:space="preserve">— a tie on pbmc3k, slight edges on lung and liver, and</w:t>
+      </w:r>
+      <w:r>
+        <w:t xml:space="preserve"> </w:t>
+      </w:r>
+      <w:r>
+        <w:rPr>
+          <w:b/>
+          <w:bCs/>
+        </w:rPr>
+        <w:t xml:space="preserve">+4.2 pt on the</w:t>
+      </w:r>
+      <w:r>
+        <w:rPr>
+          <w:b/>
+          <w:bCs/>
+        </w:rPr>
+        <w:t xml:space="preserve"> </w:t>
+      </w:r>
+      <w:r>
+        <w:rPr>
+          <w:b/>
+          <w:bCs/>
+        </w:rPr>
+        <w:t xml:space="preserve">86-type blood+gut set</w:t>
+      </w:r>
+      <w:r>
+        <w:t xml:space="preserve"> </w:t>
+      </w:r>
+      <w:r>
+        <w:t xml:space="preserve">(0.902 vs 0.860). It also beats ProtoCloud on 3 of 4. The §3.1</w:t>
+      </w:r>
+      <w:r>
+        <w:t xml:space="preserve"> </w:t>
+      </w:r>
+      <w:r>
+        <w:t xml:space="preserve">margins therefore reflect</w:t>
+      </w:r>
+      <w:r>
+        <w:t xml:space="preserve"> </w:t>
+      </w:r>
+      <w:r>
+        <w:rPr>
+          <w:i/>
+          <w:iCs/>
+        </w:rPr>
+        <w:t xml:space="preserve">untuned</w:t>
+      </w:r>
+      <w:r>
+        <w:t xml:space="preserve"> </w:t>
+      </w:r>
+      <w:r>
+        <w:t xml:space="preserve">baselines, and</w:t>
+      </w:r>
+      <w:r>
+        <w:t xml:space="preserve"> </w:t>
+      </w:r>
+      <w:r>
+        <w:rPr>
+          <w:b/>
+          <w:bCs/>
+        </w:rPr>
+        <w:t xml:space="preserve">actinn-jax’s case rests on cost</w:t>
+      </w:r>
+      <w:r>
+        <w:rPr>
+          <w:b/>
+          <w:bCs/>
+        </w:rPr>
+        <w:t xml:space="preserve"> </w:t>
+      </w:r>
+      <w:r>
+        <w:rPr>
+          <w:b/>
+          <w:bCs/>
+        </w:rPr>
+        <w:t xml:space="preserve">profile and workflow, not accuracy</w:t>
+      </w:r>
+      <w:r>
+        <w:t xml:space="preserve">: bounded sparse memory (1.7 GB vs 3.6 GB mean, 2.6</w:t>
+      </w:r>
+      <w:r>
+        <w:t xml:space="preserve"> </w:t>
+      </w:r>
+      <w:r>
+        <w:t xml:space="preserve">vs 5.5 GB on blood+gut, and the gap grows because ANOVA/PCA densify cells × genes), the</w:t>
+      </w:r>
+      <w:r>
+        <w:t xml:space="preserve"> </w:t>
+      </w:r>
+      <w:r>
+        <w:t xml:space="preserve">cached reusable reference, and broad→refined / abstain / novel-detection. For one-shot</w:t>
+      </w:r>
+      <w:r>
+        <w:t xml:space="preserve"> </w:t>
+      </w:r>
+      <w:r>
+        <w:t xml:space="preserve">labels on laptop-sized data, the linear pipeline is the better default. scTOP is cheaper</w:t>
+      </w:r>
+      <w:r>
+        <w:t xml:space="preserve"> </w:t>
+      </w:r>
+      <w:r>
+        <w:t xml:space="preserve">still (1.2 s, 1.4 GB) with the best pbmc3k macro-F1 (0.837), but degrades with</w:t>
+      </w:r>
+      <w:r>
+        <w:t xml:space="preserve"> </w:t>
+      </w:r>
+      <w:r>
+        <w:t xml:space="preserve">cardinality (0.910 → 0.828 → 0.795; 0.649 on liver).</w:t>
+      </w:r>
+    </w:p>
+    <w:p>
+      <w:pPr>
+        <w:pStyle w:val="Compact"/>
+        <w:numPr>
+          <w:ilvl w:val="0"/>
+          <w:numId w:val="1001"/>
+        </w:numPr>
+      </w:pPr>
+      <w:r>
+        <w:rPr>
+          <w:b/>
+          <w:bCs/>
+        </w:rPr>
+        <w:t xml:space="preserve">At atlas scale the deep model wins, and our memory argument is smaller than claimed</w:t>
+      </w:r>
+      <w:r>
+        <w:t xml:space="preserve"> </w:t>
+      </w:r>
+      <w:r>
+        <w:t xml:space="preserve">(</w:t>
+      </w:r>
+      <w:r>
+        <w:rPr>
+          <w:rStyle w:val="VerbatimChar"/>
+        </w:rPr>
+        <w:t xml:space="preserve">SCALING_MEMORY.md</w:t>
+      </w:r>
+      <w:r>
+        <w:t xml:space="preserve">). Scaling the lung reference 3k → 49k cells:</w:t>
+      </w:r>
+    </w:p>
+    <w:p>
+      <w:pPr>
+        <w:pStyle w:val="Compact"/>
+        <w:numPr>
+          <w:ilvl w:val="1"/>
+          <w:numId w:val="1002"/>
+        </w:numPr>
+      </w:pPr>
+      <w:r>
+        <w:rPr>
+          <w:b/>
+          <w:bCs/>
+        </w:rPr>
+        <w:t xml:space="preserve">all four methods complete</w:t>
+      </w:r>
+      <w:r>
+        <w:t xml:space="preserve"> </w:t>
+      </w:r>
+      <w:r>
+        <w:t xml:space="preserve">— we had projected the linear pipeline would need</w:t>
+      </w:r>
+      <w:r>
+        <w:t xml:space="preserve"> </w:t>
+      </w:r>
+      <w:r>
+        <w:t xml:space="preserve">~32 GB and fail; it used</w:t>
+      </w:r>
+      <w:r>
+        <w:t xml:space="preserve"> </w:t>
+      </w:r>
+      <w:r>
+        <w:rPr>
+          <w:b/>
+          <w:bCs/>
+        </w:rPr>
+        <w:t xml:space="preserve">13.2 GB</w:t>
+      </w:r>
+      <w:r>
+        <w:t xml:space="preserve">, so that projection is retracted; (ii) the</w:t>
+      </w:r>
+      <w:r>
+        <w:t xml:space="preserve"> </w:t>
+      </w:r>
+      <w:r>
+        <w:t xml:space="preserve">linear/actinn-jax memory ratio is</w:t>
+      </w:r>
+      <w:r>
+        <w:t xml:space="preserve"> </w:t>
+      </w:r>
+      <w:r>
+        <w:rPr>
+          <w:b/>
+          <w:bCs/>
+        </w:rPr>
+        <w:t xml:space="preserve">bounded at ~2–3× and does not diverge</w:t>
+      </w:r>
+      <w:r>
+        <w:t xml:space="preserve"> </w:t>
+      </w:r>
+      <w:r>
+        <w:t xml:space="preserve">(2.15× at</w:t>
+      </w:r>
+      <w:r>
+        <w:t xml:space="preserve"> </w:t>
+      </w:r>
+      <w:r>
+        <w:t xml:space="preserve">full scale), so there is no scaling cliff; (iii)</w:t>
+      </w:r>
+      <w:r>
+        <w:t xml:space="preserve"> </w:t>
+      </w:r>
+      <w:r>
+        <w:rPr>
+          <w:b/>
+          <w:bCs/>
+        </w:rPr>
+        <w:t xml:space="preserve">ProtoCloud goes from worst (0.722 at</w:t>
+      </w:r>
+      <w:r>
+        <w:rPr>
+          <w:b/>
+          <w:bCs/>
+        </w:rPr>
+        <w:t xml:space="preserve"> </w:t>
+      </w:r>
+      <w:r>
+        <w:rPr>
+          <w:b/>
+          <w:bCs/>
+        </w:rPr>
+        <w:t xml:space="preserve">3k) to best (0.976 at 49k)</w:t>
+      </w:r>
+      <w:r>
+        <w:t xml:space="preserve">, well clear of actinn-jax (0.936) and the linear pipeline</w:t>
+      </w:r>
+      <w:r>
+        <w:t xml:space="preserve"> </w:t>
+      </w:r>
+      <w:r>
+        <w:t xml:space="preserve">(0.939) — our earlier</w:t>
+      </w:r>
+      <w:r>
+        <w:t xml:space="preserve"> </w:t>
+      </w:r>
+      <w:r>
+        <w:t xml:space="preserve">“accuracy is close”</w:t>
+      </w:r>
+      <w:r>
+        <w:t xml:space="preserve"> </w:t>
+      </w:r>
+      <w:r>
+        <w:t xml:space="preserve">reading was an artifact of subsampling, and a</w:t>
+      </w:r>
+      <w:r>
+        <w:t xml:space="preserve"> </w:t>
+      </w:r>
+      <w:r>
+        <w:t xml:space="preserve">data-hungry VAE pulls ahead once given a real atlas (at 19× CPU fit cost); (iv) scTOP</w:t>
+      </w:r>
+      <w:r>
+        <w:t xml:space="preserve"> </w:t>
+      </w:r>
+      <w:r>
+        <w:t xml:space="preserve">does not benefit from scale at all (0.819 → 0.846) and</w:t>
+      </w:r>
+      <w:r>
+        <w:t xml:space="preserve"> </w:t>
+      </w:r>
+      <w:r>
+        <w:rPr>
+          <w:i/>
+          <w:iCs/>
+        </w:rPr>
+        <w:t xml:space="preserve">loses</w:t>
+      </w:r>
+      <w:r>
+        <w:t xml:space="preserve"> </w:t>
+      </w:r>
+      <w:r>
+        <w:t xml:space="preserve">its memory edge (1.22×</w:t>
+      </w:r>
+      <w:r>
+        <w:t xml:space="preserve"> </w:t>
+      </w:r>
+      <w:r>
+        <w:t xml:space="preserve">actinn-jax at 49k).</w:t>
+      </w:r>
+      <w:r>
+        <w:t xml:space="preserve"> </w:t>
+      </w:r>
+      <w:r>
+        <w:rPr>
+          <w:b/>
+          <w:bCs/>
+        </w:rPr>
+        <w:t xml:space="preserve">actinn-jax is not the accuracy leader at any scale tested here.</w:t>
+      </w:r>
+    </w:p>
+    <w:p>
+      <w:pPr>
+        <w:pStyle w:val="Compact"/>
+        <w:numPr>
+          <w:ilvl w:val="0"/>
+          <w:numId w:val="1001"/>
+        </w:numPr>
+      </w:pPr>
+      <w:r>
+        <w:rPr>
+          <w:b/>
+          <w:bCs/>
+        </w:rPr>
+        <w:t xml:space="preserve">Annotation only.</w:t>
+      </w:r>
+      <w:r>
+        <w:t xml:space="preserve"> </w:t>
+      </w:r>
+      <w:r>
+        <w:t xml:space="preserve">Cross-species transfer and disease-state prediction — the tasks where</w:t>
+      </w:r>
+      <w:r>
+        <w:t xml:space="preserve"> </w:t>
+      </w:r>
+      <w:r>
+        <w:t xml:space="preserve">Souza &amp; Mehta find the largest foundation-model deficits, and where a fast method would be</w:t>
+      </w:r>
+      <w:r>
+        <w:t xml:space="preserve"> </w:t>
+      </w:r>
+      <w:r>
+        <w:t xml:space="preserve">most attractive — are outside this benchmark’s scope (human, within/cross-dataset</w:t>
+      </w:r>
+      <w:r>
+        <w:t xml:space="preserve"> </w:t>
+      </w:r>
+      <w:r>
+        <w:t xml:space="preserve">annotation).</w:t>
       </w:r>
     </w:p>
     <w:bookmarkEnd w:id="45"/>
@@ -7571,7 +8995,7 @@
         <w:pStyle w:val="Compact"/>
         <w:numPr>
           <w:ilvl w:val="0"/>
-          <w:numId w:val="1002"/>
+          <w:numId w:val="1003"/>
         </w:numPr>
       </w:pPr>
       <w:r>
@@ -7599,7 +9023,7 @@
         <w:pStyle w:val="Compact"/>
         <w:numPr>
           <w:ilvl w:val="0"/>
-          <w:numId w:val="1002"/>
+          <w:numId w:val="1003"/>
         </w:numPr>
       </w:pPr>
       <w:r>
@@ -7627,7 +9051,7 @@
         <w:pStyle w:val="Compact"/>
         <w:numPr>
           <w:ilvl w:val="0"/>
-          <w:numId w:val="1002"/>
+          <w:numId w:val="1003"/>
         </w:numPr>
       </w:pPr>
       <w:r>
@@ -7655,7 +9079,7 @@
         <w:pStyle w:val="Compact"/>
         <w:numPr>
           <w:ilvl w:val="0"/>
-          <w:numId w:val="1002"/>
+          <w:numId w:val="1003"/>
         </w:numPr>
       </w:pPr>
       <w:r>
@@ -7683,7 +9107,7 @@
         <w:pStyle w:val="Compact"/>
         <w:numPr>
           <w:ilvl w:val="0"/>
-          <w:numId w:val="1002"/>
+          <w:numId w:val="1003"/>
         </w:numPr>
       </w:pPr>
       <w:r>
@@ -7711,7 +9135,7 @@
         <w:pStyle w:val="Compact"/>
         <w:numPr>
           <w:ilvl w:val="0"/>
-          <w:numId w:val="1002"/>
+          <w:numId w:val="1003"/>
         </w:numPr>
       </w:pPr>
       <w:r>
@@ -7739,7 +9163,7 @@
         <w:pStyle w:val="Compact"/>
         <w:numPr>
           <w:ilvl w:val="0"/>
-          <w:numId w:val="1002"/>
+          <w:numId w:val="1003"/>
         </w:numPr>
       </w:pPr>
       <w:r>
@@ -7767,7 +9191,7 @@
         <w:pStyle w:val="Compact"/>
         <w:numPr>
           <w:ilvl w:val="0"/>
-          <w:numId w:val="1002"/>
+          <w:numId w:val="1003"/>
         </w:numPr>
       </w:pPr>
       <w:r>
@@ -7795,7 +9219,7 @@
         <w:pStyle w:val="Compact"/>
         <w:numPr>
           <w:ilvl w:val="0"/>
-          <w:numId w:val="1002"/>
+          <w:numId w:val="1003"/>
         </w:numPr>
       </w:pPr>
       <w:r>
@@ -7823,7 +9247,7 @@
         <w:pStyle w:val="Compact"/>
         <w:numPr>
           <w:ilvl w:val="0"/>
-          <w:numId w:val="1002"/>
+          <w:numId w:val="1003"/>
         </w:numPr>
       </w:pPr>
       <w:r>
@@ -7851,7 +9275,7 @@
         <w:pStyle w:val="Compact"/>
         <w:numPr>
           <w:ilvl w:val="0"/>
-          <w:numId w:val="1002"/>
+          <w:numId w:val="1003"/>
         </w:numPr>
       </w:pPr>
       <w:r>
@@ -7879,7 +9303,7 @@
         <w:pStyle w:val="Compact"/>
         <w:numPr>
           <w:ilvl w:val="0"/>
-          <w:numId w:val="1002"/>
+          <w:numId w:val="1003"/>
         </w:numPr>
       </w:pPr>
       <w:r>
@@ -7891,7 +9315,7 @@
         <w:pStyle w:val="Compact"/>
         <w:numPr>
           <w:ilvl w:val="0"/>
-          <w:numId w:val="1002"/>
+          <w:numId w:val="1003"/>
         </w:numPr>
       </w:pPr>
       <w:r>
@@ -7903,11 +9327,79 @@
         <w:pStyle w:val="Compact"/>
         <w:numPr>
           <w:ilvl w:val="0"/>
-          <w:numId w:val="1002"/>
+          <w:numId w:val="1003"/>
         </w:numPr>
       </w:pPr>
       <w:r>
         <w:t xml:space="preserve">Edgar R, et al. The Human Liver Cell Atlas (HLiCA). doi:10.64898/2026.06.30.735539.</w:t>
+      </w:r>
+    </w:p>
+    <w:p>
+      <w:pPr>
+        <w:pStyle w:val="Compact"/>
+        <w:numPr>
+          <w:ilvl w:val="0"/>
+          <w:numId w:val="1003"/>
+        </w:numPr>
+      </w:pPr>
+      <w:r>
+        <w:t xml:space="preserve">Souza H, Mehta P. Parameter-free representations outperform single-cell foundation models on downstream benchmarks.</w:t>
+      </w:r>
+      <w:r>
+        <w:t xml:space="preserve"> </w:t>
+      </w:r>
+      <w:r>
+        <w:rPr>
+          <w:i/>
+          <w:iCs/>
+        </w:rPr>
+        <w:t xml:space="preserve">bioRxiv</w:t>
+      </w:r>
+      <w:r>
+        <w:t xml:space="preserve"> </w:t>
+      </w:r>
+      <w:r>
+        <w:t xml:space="preserve">(2026), doi:10.64898/2026.02.11.705358.</w:t>
+      </w:r>
+    </w:p>
+    <w:p>
+      <w:pPr>
+        <w:pStyle w:val="Compact"/>
+        <w:numPr>
+          <w:ilvl w:val="0"/>
+          <w:numId w:val="1003"/>
+        </w:numPr>
+      </w:pPr>
+      <w:r>
+        <w:t xml:space="preserve">Guo K, Ding J. ProtoCloud: a prototypical self-explaining model for single-cell analysis.</w:t>
+      </w:r>
+      <w:r>
+        <w:t xml:space="preserve"> </w:t>
+      </w:r>
+      <w:r>
+        <w:rPr>
+          <w:i/>
+          <w:iCs/>
+        </w:rPr>
+        <w:t xml:space="preserve">Cell Genomics</w:t>
+      </w:r>
+      <w:r>
+        <w:t xml:space="preserve"> </w:t>
+      </w:r>
+      <w:r>
+        <w:t xml:space="preserve">6(6):101217 (2026), doi:10.1016/j.xgen.2026.101217.</w:t>
+      </w:r>
+    </w:p>
+    <w:p>
+      <w:pPr>
+        <w:pStyle w:val="Compact"/>
+        <w:numPr>
+          <w:ilvl w:val="0"/>
+          <w:numId w:val="1003"/>
+        </w:numPr>
+      </w:pPr>
+      <w:r>
+        <w:t xml:space="preserve">Yampolskaya M, Souza H, et al. scTOP: cell identity from single-cell data via parameter-free projection. github.com/Emergent-Behaviors-in-Biology/scTOP.</w:t>
       </w:r>
     </w:p>
     <w:bookmarkEnd w:id="48"/>
@@ -8124,6 +9616,91 @@
       </w:rPr>
     </w:lvl>
   </w:abstractNum>
+  <w:abstractNum w:abstractNumId="99531">
+    <w:nsid w:val="00A99531"/>
+    <w:multiLevelType w:val="multilevel"/>
+    <w:lvl w:ilvl="0">
+      <w:start w:val="1"/>
+      <w:numFmt w:val="lowerRoman"/>
+      <w:lvlText w:val="(%1)"/>
+      <w:lvlJc w:val="left"/>
+      <w:pPr>
+        <w:ind w:left="720" w:hanging="360"/>
+      </w:pPr>
+    </w:lvl>
+    <w:lvl w:ilvl="1">
+      <w:start w:val="1"/>
+      <w:numFmt w:val="lowerRoman"/>
+      <w:lvlText w:val="(%2)"/>
+      <w:lvlJc w:val="left"/>
+      <w:pPr>
+        <w:ind w:left="1440" w:hanging="360"/>
+      </w:pPr>
+    </w:lvl>
+    <w:lvl w:ilvl="2">
+      <w:start w:val="1"/>
+      <w:numFmt w:val="lowerRoman"/>
+      <w:lvlText w:val="(%3)"/>
+      <w:lvlJc w:val="left"/>
+      <w:pPr>
+        <w:ind w:left="2160" w:hanging="360"/>
+      </w:pPr>
+    </w:lvl>
+    <w:lvl w:ilvl="3">
+      <w:start w:val="1"/>
+      <w:numFmt w:val="lowerRoman"/>
+      <w:lvlText w:val="(%4)"/>
+      <w:lvlJc w:val="left"/>
+      <w:pPr>
+        <w:ind w:left="2880" w:hanging="360"/>
+      </w:pPr>
+    </w:lvl>
+    <w:lvl w:ilvl="4">
+      <w:start w:val="1"/>
+      <w:numFmt w:val="lowerRoman"/>
+      <w:lvlText w:val="(%5)"/>
+      <w:lvlJc w:val="left"/>
+      <w:pPr>
+        <w:ind w:left="3600" w:hanging="360"/>
+      </w:pPr>
+    </w:lvl>
+    <w:lvl w:ilvl="5">
+      <w:start w:val="1"/>
+      <w:numFmt w:val="lowerRoman"/>
+      <w:lvlText w:val="(%6)"/>
+      <w:lvlJc w:val="left"/>
+      <w:pPr>
+        <w:ind w:left="4320" w:hanging="360"/>
+      </w:pPr>
+    </w:lvl>
+    <w:lvl w:ilvl="6">
+      <w:start w:val="1"/>
+      <w:numFmt w:val="lowerRoman"/>
+      <w:lvlText w:val="(%7)"/>
+      <w:lvlJc w:val="left"/>
+      <w:pPr>
+        <w:ind w:left="5040" w:hanging="360"/>
+      </w:pPr>
+    </w:lvl>
+    <w:lvl w:ilvl="7">
+      <w:start w:val="1"/>
+      <w:numFmt w:val="lowerRoman"/>
+      <w:lvlText w:val="(%8)"/>
+      <w:lvlJc w:val="left"/>
+      <w:pPr>
+        <w:ind w:left="5760" w:hanging="360"/>
+      </w:pPr>
+    </w:lvl>
+    <w:lvl w:ilvl="8">
+      <w:start w:val="1"/>
+      <w:numFmt w:val="lowerRoman"/>
+      <w:lvlText w:val="(%9)"/>
+      <w:lvlJc w:val="left"/>
+      <w:pPr>
+        <w:ind w:left="6480" w:hanging="360"/>
+      </w:pPr>
+    </w:lvl>
+  </w:abstractNum>
   <w:abstractNum w:abstractNumId="99411">
     <w:nsid w:val="00A99411"/>
     <w:multiLevelType w:val="multilevel"/>
@@ -8216,6 +9793,36 @@
     <w:abstractNumId w:val="991"/>
   </w:num>
   <w:num w:numId="1002">
+    <w:abstractNumId w:val="99531"/>
+    <w:lvlOverride w:ilvl="0">
+      <w:startOverride w:val="1"/>
+    </w:lvlOverride>
+    <w:lvlOverride w:ilvl="1">
+      <w:startOverride w:val="1"/>
+    </w:lvlOverride>
+    <w:lvlOverride w:ilvl="2">
+      <w:startOverride w:val="1"/>
+    </w:lvlOverride>
+    <w:lvlOverride w:ilvl="3">
+      <w:startOverride w:val="1"/>
+    </w:lvlOverride>
+    <w:lvlOverride w:ilvl="4">
+      <w:startOverride w:val="1"/>
+    </w:lvlOverride>
+    <w:lvlOverride w:ilvl="5">
+      <w:startOverride w:val="1"/>
+    </w:lvlOverride>
+    <w:lvlOverride w:ilvl="6">
+      <w:startOverride w:val="1"/>
+    </w:lvlOverride>
+    <w:lvlOverride w:ilvl="7">
+      <w:startOverride w:val="1"/>
+    </w:lvlOverride>
+    <w:lvlOverride w:ilvl="8">
+      <w:startOverride w:val="1"/>
+    </w:lvlOverride>
+  </w:num>
+  <w:num w:numId="1003">
     <w:abstractNumId w:val="99411"/>
     <w:lvlOverride w:ilvl="0">
       <w:startOverride w:val="1"/>

--- a/manuscript/actinn-jax_preprint.docx
+++ b/manuscript/actinn-jax_preprint.docx
@@ -400,9 +400,6 @@
         </w:rPr>
         <w:t xml:space="preserve">Ian Driver</w:t>
       </w:r>
-      <w:r>
-        <w:t xml:space="preserve">¹˒*</w:t>
-      </w:r>
     </w:p>
     <w:p>
       <w:pPr>
@@ -413,13 +410,23 @@
           <w:i/>
           <w:iCs/>
         </w:rPr>
-        <w:t xml:space="preserve">¹ Affiliation to be confirmed.</w:t>
-      </w:r>
-      <w:r>
-        <w:t xml:space="preserve"> </w:t>
-      </w:r>
-      <w:r>
-        <w:t xml:space="preserve">· ** Correspondence: driver.ian@gmail.com*</w:t>
+        <w:t xml:space="preserve">Independent Researcher</w:t>
+      </w:r>
+      <w:r>
+        <w:t xml:space="preserve"> </w:t>
+      </w:r>
+      <w:r>
+        <w:t xml:space="preserve">·</w:t>
+      </w:r>
+      <w:r>
+        <w:t xml:space="preserve"> </w:t>
+      </w:r>
+      <w:r>
+        <w:rPr>
+          <w:i/>
+          <w:iCs/>
+        </w:rPr>
+        <w:t xml:space="preserve">Correspondence: driver.ian@gmail.com</w:t>
       </w:r>
     </w:p>
     <w:bookmarkStart w:id="9" w:name="introduction"/>

--- a/manuscript/actinn-jax_preprint.docx
+++ b/manuscript/actinn-jax_preprint.docx
@@ -410,7 +410,7 @@
           <w:i/>
           <w:iCs/>
         </w:rPr>
-        <w:t xml:space="preserve">Independent Researcher</w:t>
+        <w:t xml:space="preserve">Independent Researcher, Detroit, MI, USA</w:t>
       </w:r>
       <w:r>
         <w:t xml:space="preserve"> </w:t>

--- a/manuscript/actinn-jax_preprint.docx
+++ b/manuscript/actinn-jax_preprint.docx
@@ -710,7 +710,89 @@
         <w:t xml:space="preserve"> </w:t>
       </w:r>
       <w:r>
-        <w:t xml:space="preserve">and retract two earlier claims of our own that the scaling data falsified (§5).</w:t>
+        <w:t xml:space="preserve">and retract two earlier claims of our own that the scaling data falsified (§5). The sweep</w:t>
+      </w:r>
+      <w:r>
+        <w:t xml:space="preserve"> </w:t>
+      </w:r>
+      <w:r>
+        <w:t xml:space="preserve">also surfaced the worst number in the whole study as</w:t>
+      </w:r>
+      <w:r>
+        <w:t xml:space="preserve"> </w:t>
+      </w:r>
+      <w:r>
+        <w:rPr>
+          <w:i/>
+          <w:iCs/>
+        </w:rPr>
+        <w:t xml:space="preserve">ours</w:t>
+      </w:r>
+      <w:r>
+        <w:t xml:space="preserve"> </w:t>
+      </w:r>
+      <w:r>
+        <w:t xml:space="preserve">— a 359 s fit on a 47k-cell,</w:t>
+      </w:r>
+      <w:r>
+        <w:t xml:space="preserve"> </w:t>
+      </w:r>
+      <w:r>
+        <w:t xml:space="preserve">32k-gene liver reference — which profiling traced to an unconditional per-batch host sync</w:t>
+      </w:r>
+      <w:r>
+        <w:t xml:space="preserve"> </w:t>
+      </w:r>
+      <w:r>
+        <w:t xml:space="preserve">and ACTINN’s inherited fixed batch of 128 (pathological at atlas scale: ~24k tiny update</w:t>
+      </w:r>
+      <w:r>
+        <w:t xml:space="preserve"> </w:t>
+      </w:r>
+      <w:r>
+        <w:t xml:space="preserve">steps). Both are fixed upstream (batch now scales with the reference), giving</w:t>
+      </w:r>
+      <w:r>
+        <w:t xml:space="preserve"> </w:t>
+      </w:r>
+      <w:r>
+        <w:rPr>
+          <w:b/>
+          <w:bCs/>
+        </w:rPr>
+        <w:t xml:space="preserve">1.8–2.1×</w:t>
+      </w:r>
+      <w:r>
+        <w:rPr>
+          <w:b/>
+          <w:bCs/>
+        </w:rPr>
+        <w:t xml:space="preserve"> </w:t>
+      </w:r>
+      <w:r>
+        <w:rPr>
+          <w:b/>
+          <w:bCs/>
+        </w:rPr>
+        <w:t xml:space="preserve">faster fits at 20k–49k cells with accuracy unchanged</w:t>
+      </w:r>
+      <w:r>
+        <w:t xml:space="preserve"> </w:t>
+      </w:r>
+      <w:r>
+        <w:t xml:space="preserve">and small references bit-identical.</w:t>
+      </w:r>
+      <w:r>
+        <w:t xml:space="preserve"> </w:t>
+      </w:r>
+      <w:r>
+        <w:t xml:space="preserve">We consider a benchmark that finds and repairs a flaw in its own method to be working as</w:t>
+      </w:r>
+      <w:r>
+        <w:t xml:space="preserve"> </w:t>
+      </w:r>
+      <w:r>
+        <w:t xml:space="preserve">intended.</w:t>
       </w:r>
       <w:r>
         <w:t xml:space="preserve"> </w:t>
@@ -4695,19 +4777,7 @@
         <w:t xml:space="preserve"> </w:t>
       </w:r>
       <w:r>
-        <w:t xml:space="preserve">than the memory-heavy tiers (original ACTINN 7.7 GB, scmap 8.5 GB). Of the methods that</w:t>
-      </w:r>
-      <w:r>
-        <w:t xml:space="preserve"> </w:t>
-      </w:r>
-      <w:r>
-        <w:t xml:space="preserve">match its accuracy, none matches its speed; of the methods that match its speed (SVM, kNN),</w:t>
-      </w:r>
-      <w:r>
-        <w:t xml:space="preserve"> </w:t>
-      </w:r>
-      <w:r>
-        <w:t xml:space="preserve">none matches its accuracy — i.e. actinn-jax is Pareto-non-dominated.</w:t>
+        <w:t xml:space="preserve">than the memory-heavy tiers (original ACTINN 7.7 GB, scmap 8.5 GB).</w:t>
       </w:r>
     </w:p>
     <w:bookmarkEnd w:id="22"/>
@@ -4813,6 +4883,104 @@
         <w:t xml:space="preserve">expose.</w:t>
       </w:r>
     </w:p>
+    <w:p>
+      <w:pPr>
+        <w:pStyle w:val="BodyText"/>
+      </w:pPr>
+      <w:r>
+        <w:rPr>
+          <w:b/>
+          <w:bCs/>
+        </w:rPr>
+        <w:t xml:space="preserve">The frontier moved once we added a tuned linear baseline.</w:t>
+      </w:r>
+      <w:r>
+        <w:t xml:space="preserve"> </w:t>
+      </w:r>
+      <w:r>
+        <w:rPr>
+          <w:rStyle w:val="VerbatimChar"/>
+        </w:rPr>
+        <w:t xml:space="preserve">linear-anova-pca</w:t>
+      </w:r>
+      <w:r>
+        <w:t xml:space="preserve"> </w:t>
+      </w:r>
+      <w:r>
+        <w:t xml:space="preserve">sits</w:t>
+      </w:r>
+      <w:r>
+        <w:t xml:space="preserve"> </w:t>
+      </w:r>
+      <w:r>
+        <w:rPr>
+          <w:i/>
+          <w:iCs/>
+        </w:rPr>
+        <w:t xml:space="preserve">above and to the left</w:t>
+      </w:r>
+      <w:r>
+        <w:t xml:space="preserve"> </w:t>
+      </w:r>
+      <w:r>
+        <w:t xml:space="preserve">of actinn-jax — more accurate and faster to fit — so the fast</w:t>
+      </w:r>
+      <w:r>
+        <w:t xml:space="preserve"> </w:t>
+      </w:r>
+      <w:r>
+        <w:t xml:space="preserve">frontier is properly occupied by the linear pipeline, with actinn-jax retaining the</w:t>
+      </w:r>
+      <w:r>
+        <w:t xml:space="preserve"> </w:t>
+      </w:r>
+      <w:r>
+        <w:t xml:space="preserve">lightest-memory corner. The figure above predates that method; read it as the frontier</w:t>
+      </w:r>
+      <w:r>
+        <w:t xml:space="preserve"> </w:t>
+      </w:r>
+      <w:r>
+        <w:rPr>
+          <w:i/>
+          <w:iCs/>
+        </w:rPr>
+        <w:t xml:space="preserve">within the original ten</w:t>
+      </w:r>
+      <w:r>
+        <w:t xml:space="preserve">, and</w:t>
+      </w:r>
+      <w:r>
+        <w:t xml:space="preserve"> </w:t>
+      </w:r>
+      <w:r>
+        <w:rPr>
+          <w:rStyle w:val="VerbatimChar"/>
+        </w:rPr>
+        <w:t xml:space="preserve">SIMPLE_BASELINES.md</w:t>
+      </w:r>
+      <w:r>
+        <w:t xml:space="preserve"> </w:t>
+      </w:r>
+      <w:r>
+        <w:t xml:space="preserve">/</w:t>
+      </w:r>
+      <w:r>
+        <w:t xml:space="preserve"> </w:t>
+      </w:r>
+      <w:r>
+        <w:rPr>
+          <w:rStyle w:val="VerbatimChar"/>
+        </w:rPr>
+        <w:t xml:space="preserve">SCALING_MEMORY.md</w:t>
+      </w:r>
+      <w:r>
+        <w:t xml:space="preserve"> </w:t>
+      </w:r>
+      <w:r>
+        <w:t xml:space="preserve">for the current one.</w:t>
+      </w:r>
+    </w:p>
     <w:bookmarkEnd w:id="26"/>
     <w:bookmarkStart w:id="30" w:name="scaling"/>
     <w:p>
@@ -4901,13 +5069,15 @@
         <w:t xml:space="preserve"> </w:t>
       </w:r>
       <w:r>
-        <w:t xml:space="preserve">80 s); kNN is lazy (fit is trivial but it pays at predict and is the least accurate). The</w:t>
-      </w:r>
-      <w:r>
-        <w:t xml:space="preserve"> </w:t>
-      </w:r>
-      <w:r>
-        <w:t xml:space="preserve">decisive result is the other axis:</w:t>
+        <w:t xml:space="preserve">80 s); kNN is lazy (fit is trivial but it pays at predict and is the least accurate).</w:t>
+      </w:r>
+    </w:p>
+    <w:p>
+      <w:pPr>
+        <w:pStyle w:val="BodyText"/>
+      </w:pPr>
+      <w:r>
+        <w:t xml:space="preserve">The decisive result is the other axis:</w:t>
       </w:r>
       <w:r>
         <w:t xml:space="preserve"> </w:t>
@@ -6938,13 +7108,64 @@
         <w:t xml:space="preserve"> </w:t>
       </w:r>
       <w:r>
-        <w:t xml:space="preserve">heavyweight (xgboost) is far slower and heavier — the same Pareto-non-domination as the</w:t>
-      </w:r>
-      <w:r>
-        <w:t xml:space="preserve"> </w:t>
-      </w:r>
-      <w:r>
-        <w:t xml:space="preserve">in-house benchmark, now on controlled hardware. (An earlier cross-hardware draft overstated</w:t>
+        <w:t xml:space="preserve">heavyweight (xgboost) is far slower and heavier — Pareto-non-domination</w:t>
+      </w:r>
+      <w:r>
+        <w:t xml:space="preserve"> </w:t>
+      </w:r>
+      <w:r>
+        <w:rPr>
+          <w:b/>
+          <w:bCs/>
+        </w:rPr>
+        <w:t xml:space="preserve">within Open</w:t>
+      </w:r>
+      <w:r>
+        <w:rPr>
+          <w:b/>
+          <w:bCs/>
+        </w:rPr>
+        <w:t xml:space="preserve"> </w:t>
+      </w:r>
+      <w:r>
+        <w:rPr>
+          <w:b/>
+          <w:bCs/>
+        </w:rPr>
+        <w:t xml:space="preserve">Problems’ method set</w:t>
+      </w:r>
+      <w:r>
+        <w:t xml:space="preserve">, on controlled hardware. That set contains no carefully-tuned linear</w:t>
+      </w:r>
+      <w:r>
+        <w:t xml:space="preserve"> </w:t>
+      </w:r>
+      <w:r>
+        <w:t xml:space="preserve">pipeline; where we added one ourselves it dominates actinn-jax on accuracy and fit time</w:t>
+      </w:r>
+      <w:r>
+        <w:t xml:space="preserve"> </w:t>
+      </w:r>
+      <w:r>
+        <w:t xml:space="preserve">(§3.2 box,</w:t>
+      </w:r>
+      <w:r>
+        <w:t xml:space="preserve"> </w:t>
+      </w:r>
+      <w:r>
+        <w:rPr>
+          <w:rStyle w:val="VerbatimChar"/>
+        </w:rPr>
+        <w:t xml:space="preserve">SIMPLE_BASELINES.md</w:t>
+      </w:r>
+      <w:r>
+        <w:t xml:space="preserve">), so this should be read as a</w:t>
+      </w:r>
+      <w:r>
+        <w:t xml:space="preserve"> </w:t>
+      </w:r>
+      <w:r>
+        <w:t xml:space="preserve">statement about the OP panel, not a general one. (An earlier cross-hardware draft overstated</w:t>
       </w:r>
       <w:r>
         <w:t xml:space="preserve"> </w:t>
@@ -7394,56 +7615,125 @@
           <w:b/>
           <w:bCs/>
         </w:rPr>
-        <w:t xml:space="preserve">actinn-jax is not the accuracy champion, and we do not claim it is.</w:t>
-      </w:r>
-      <w:r>
-        <w:t xml:space="preserve"> </w:t>
-      </w:r>
-      <w:r>
-        <w:t xml:space="preserve">Deep probabilistic</w:t>
-      </w:r>
-      <w:r>
-        <w:t xml:space="preserve"> </w:t>
-      </w:r>
-      <w:r>
-        <w:t xml:space="preserve">methods and boosted trees edge it by 1–2 points where they run, both in our panel (§3.1) and</w:t>
-      </w:r>
-      <w:r>
-        <w:t xml:space="preserve"> </w:t>
-      </w:r>
-      <w:r>
-        <w:t xml:space="preserve">on Open Problems (§3.9); a benchmark that hid this would be wrong. What the evidence supports</w:t>
-      </w:r>
-      <w:r>
-        <w:t xml:space="preserve"> </w:t>
-      </w:r>
-      <w:r>
-        <w:t xml:space="preserve">is narrower and, we argue, more useful: across two independent benchmarks and a controlled</w:t>
-      </w:r>
-      <w:r>
-        <w:t xml:space="preserve"> </w:t>
-      </w:r>
-      <w:r>
-        <w:t xml:space="preserve">same-hardware rerun,</w:t>
-      </w:r>
-      <w:r>
-        <w:t xml:space="preserve"> </w:t>
-      </w:r>
-      <w:r>
-        <w:rPr>
-          <w:b/>
-          <w:bCs/>
-        </w:rPr>
-        <w:t xml:space="preserve">no method dominates actinn-jax on both accuracy and cost</w:t>
-      </w:r>
-      <w:r>
-        <w:t xml:space="preserve">, and its</w:t>
-      </w:r>
-      <w:r>
-        <w:t xml:space="preserve"> </w:t>
-      </w:r>
-      <w:r>
-        <w:t xml:space="preserve">differentiators are the ones that decide what a working scientist runs on a laptop.</w:t>
+        <w:t xml:space="preserve">actinn-jax is not the accuracy champion, and it is not undominated either.</w:t>
+      </w:r>
+      <w:r>
+        <w:t xml:space="preserve"> </w:t>
+      </w:r>
+      <w:r>
+        <w:t xml:space="preserve">Deep</w:t>
+      </w:r>
+      <w:r>
+        <w:t xml:space="preserve"> </w:t>
+      </w:r>
+      <w:r>
+        <w:t xml:space="preserve">probabilistic methods and boosted trees edge it by 1–2 points where they run, both in our</w:t>
+      </w:r>
+      <w:r>
+        <w:t xml:space="preserve"> </w:t>
+      </w:r>
+      <w:r>
+        <w:t xml:space="preserve">panel (§3.1) and on Open Problems (§3.9). More decisively, a</w:t>
+      </w:r>
+      <w:r>
+        <w:t xml:space="preserve"> </w:t>
+      </w:r>
+      <w:r>
+        <w:rPr>
+          <w:b/>
+          <w:bCs/>
+        </w:rPr>
+        <w:t xml:space="preserve">tuned linear pipeline beats</w:t>
+      </w:r>
+      <w:r>
+        <w:rPr>
+          <w:b/>
+          <w:bCs/>
+        </w:rPr>
+        <w:t xml:space="preserve"> </w:t>
+      </w:r>
+      <w:r>
+        <w:rPr>
+          <w:b/>
+          <w:bCs/>
+        </w:rPr>
+        <w:t xml:space="preserve">it on accuracy</w:t>
+      </w:r>
+      <w:r>
+        <w:rPr>
+          <w:b/>
+          <w:bCs/>
+        </w:rPr>
+        <w:t xml:space="preserve"> </w:t>
+      </w:r>
+      <w:r>
+        <w:rPr>
+          <w:b/>
+          <w:bCs/>
+          <w:i/>
+          <w:iCs/>
+        </w:rPr>
+        <w:t xml:space="preserve">and</w:t>
+      </w:r>
+      <w:r>
+        <w:rPr>
+          <w:b/>
+          <w:bCs/>
+        </w:rPr>
+        <w:t xml:space="preserve"> </w:t>
+      </w:r>
+      <w:r>
+        <w:rPr>
+          <w:b/>
+          <w:bCs/>
+        </w:rPr>
+        <w:t xml:space="preserve">fit time</w:t>
+      </w:r>
+      <w:r>
+        <w:t xml:space="preserve"> </w:t>
+      </w:r>
+      <w:r>
+        <w:t xml:space="preserve">across four datasets (0.880/0.860 vs 0.867/0.839, 3.7×</w:t>
+      </w:r>
+      <w:r>
+        <w:t xml:space="preserve"> </w:t>
+      </w:r>
+      <w:r>
+        <w:t xml:space="preserve">faster), and</w:t>
+      </w:r>
+      <w:r>
+        <w:t xml:space="preserve"> </w:t>
+      </w:r>
+      <w:r>
+        <w:rPr>
+          <w:b/>
+          <w:bCs/>
+        </w:rPr>
+        <w:t xml:space="preserve">ProtoCloud is far more accurate at atlas scale</w:t>
+      </w:r>
+      <w:r>
+        <w:t xml:space="preserve"> </w:t>
+      </w:r>
+      <w:r>
+        <w:t xml:space="preserve">(0.976 vs 0.936 at 49k lung</w:t>
+      </w:r>
+      <w:r>
+        <w:t xml:space="preserve"> </w:t>
+      </w:r>
+      <w:r>
+        <w:t xml:space="preserve">cells; 0.905 vs 0.824 at 47k liver cells). An earlier draft of this paper claimed no method</w:t>
+      </w:r>
+      <w:r>
+        <w:t xml:space="preserve"> </w:t>
+      </w:r>
+      <w:r>
+        <w:t xml:space="preserve">dominated actinn-jax on both accuracy and cost; the wider panel refutes that, and we retract</w:t>
+      </w:r>
+      <w:r>
+        <w:t xml:space="preserve"> </w:t>
+      </w:r>
+      <w:r>
+        <w:t xml:space="preserve">it rather than defend it. A benchmark that hid this would be worthless.</w:t>
       </w:r>
     </w:p>
     <w:p>
@@ -7451,11 +7741,46 @@
         <w:pStyle w:val="BodyText"/>
       </w:pPr>
       <w:r>
+        <w:t xml:space="preserve">What the evidence does support is narrower: actinn-jax is the</w:t>
+      </w:r>
+      <w:r>
+        <w:t xml:space="preserve"> </w:t>
+      </w:r>
+      <w:r>
+        <w:rPr>
+          <w:b/>
+          <w:bCs/>
+        </w:rPr>
+        <w:t xml:space="preserve">lightest of the accurate</w:t>
+      </w:r>
+      <w:r>
+        <w:rPr>
+          <w:b/>
+          <w:bCs/>
+        </w:rPr>
+        <w:t xml:space="preserve"> </w:t>
+      </w:r>
+      <w:r>
+        <w:rPr>
+          <w:b/>
+          <w:bCs/>
+        </w:rPr>
+        <w:t xml:space="preserve">methods</w:t>
+      </w:r>
+      <w:r>
+        <w:t xml:space="preserve">, and it carries the workflow layer.</w:t>
+      </w:r>
+    </w:p>
+    <w:p>
+      <w:pPr>
+        <w:pStyle w:val="BodyText"/>
+      </w:pPr>
+      <w:r>
         <w:rPr>
           <w:i/>
           <w:iCs/>
         </w:rPr>
-        <w:t xml:space="preserve">Speed and footprint.</w:t>
+        <w:t xml:space="preserve">Footprint.</w:t>
       </w:r>
       <w:r>
         <w:t xml:space="preserve"> </w:t>
@@ -7477,37 +7802,49 @@
         <w:t xml:space="preserve"> </w:t>
       </w:r>
       <w:r>
-        <w:t xml:space="preserve">— independent of reference size</w:t>
-      </w:r>
-      <w:r>
-        <w:t xml:space="preserve"> </w:t>
-      </w:r>
-      <w:r>
-        <w:t xml:space="preserve">and cardinality (§3.4) — and peak memory sits in the lightest cluster (~2 GB in-house;</w:t>
-      </w:r>
-      <w:r>
-        <w:t xml:space="preserve"> </w:t>
-      </w:r>
-      <w:r>
-        <w:t xml:space="preserve">~21 GB through OP’s heavier all-layer harness, still less than half of xgboost’s 81 GB on the</w:t>
-      </w:r>
-      <w:r>
-        <w:t xml:space="preserve"> </w:t>
-      </w:r>
-      <w:r>
-        <w:t xml:space="preserve">same box). Against methods of equal accuracy it is 2–200× faster; against methods of equal</w:t>
-      </w:r>
-      <w:r>
-        <w:t xml:space="preserve"> </w:t>
-      </w:r>
-      <w:r>
-        <w:t xml:space="preserve">speed it is more accurate. With the train-once/map-many cache, the flat predict cost is all</w:t>
-      </w:r>
-      <w:r>
-        <w:t xml:space="preserve"> </w:t>
-      </w:r>
-      <w:r>
-        <w:t xml:space="preserve">that recurs when a reference is reused.</w:t>
+        <w:t xml:space="preserve">— independent of reference size and</w:t>
+      </w:r>
+      <w:r>
+        <w:t xml:space="preserve"> </w:t>
+      </w:r>
+      <w:r>
+        <w:t xml:space="preserve">cardinality (§3.4) — and peak memory is the lowest among the accurate methods at every</w:t>
+      </w:r>
+      <w:r>
+        <w:t xml:space="preserve"> </w:t>
+      </w:r>
+      <w:r>
+        <w:t xml:space="preserve">scale tested: ~2.1× lighter than the linear pipeline (6.1 vs 13.2 GB at 49k lung cells;</w:t>
+      </w:r>
+      <w:r>
+        <w:t xml:space="preserve"> </w:t>
+      </w:r>
+      <w:r>
+        <w:t xml:space="preserve">6.5 vs 12.6 GB at 47k liver cells), and lighter than scTOP above ~25k cells, where scTOP’s</w:t>
+      </w:r>
+      <w:r>
+        <w:t xml:space="preserve"> </w:t>
+      </w:r>
+      <w:r>
+        <w:t xml:space="preserve">rank processing densifies and crosses over (9.3 vs 6.5 GB at 47k). That advantage is</w:t>
+      </w:r>
+      <w:r>
+        <w:t xml:space="preserve"> </w:t>
+      </w:r>
+      <w:r>
+        <w:t xml:space="preserve">bounded at ~2–3× rather than widening, and it is the axis on which actinn-jax wins</w:t>
+      </w:r>
+      <w:r>
+        <w:t xml:space="preserve"> </w:t>
+      </w:r>
+      <w:r>
+        <w:t xml:space="preserve">outright. With the train-once/map-many cache, the flat predict cost is all that recurs when</w:t>
+      </w:r>
+      <w:r>
+        <w:t xml:space="preserve"> </w:t>
+      </w:r>
+      <w:r>
+        <w:t xml:space="preserve">a reference is reused — the linear pipeline refits scaler/PCA/classifier per query.</w:t>
       </w:r>
     </w:p>
     <w:p>
@@ -8859,6 +9196,56 @@
           <w:bCs/>
         </w:rPr>
         <w:t xml:space="preserve">actinn-jax is not the accuracy leader at any scale tested here.</w:t>
+      </w:r>
+      <w:r>
+        <w:t xml:space="preserve"> </w:t>
+      </w:r>
+      <w:r>
+        <w:rPr>
+          <w:b/>
+          <w:bCs/>
+        </w:rPr>
+        <w:t xml:space="preserve">This replicates on the HLiCA liver atlas</w:t>
+      </w:r>
+      <w:r>
+        <w:t xml:space="preserve"> </w:t>
+      </w:r>
+      <w:r>
+        <w:t xml:space="preserve">(36 types, 525k cells, sweep to 47k ref):</w:t>
+      </w:r>
+      <w:r>
+        <w:t xml:space="preserve"> </w:t>
+      </w:r>
+      <w:r>
+        <w:t xml:space="preserve">same bounded ~2× memory band, the same ProtoCloud reversal (0.581 → 0.907) and scTOP</w:t>
+      </w:r>
+      <w:r>
+        <w:t xml:space="preserve"> </w:t>
+      </w:r>
+      <w:r>
+        <w:t xml:space="preserve">stagnation (0.657 → 0.583) — and there scTOP even</w:t>
+      </w:r>
+      <w:r>
+        <w:t xml:space="preserve"> </w:t>
+      </w:r>
+      <w:r>
+        <w:rPr>
+          <w:i/>
+          <w:iCs/>
+        </w:rPr>
+        <w:t xml:space="preserve">crosses over</w:t>
+      </w:r>
+      <w:r>
+        <w:t xml:space="preserve"> </w:t>
+      </w:r>
+      <w:r>
+        <w:t xml:space="preserve">to heavier than</w:t>
+      </w:r>
+      <w:r>
+        <w:t xml:space="preserve"> </w:t>
+      </w:r>
+      <w:r>
+        <w:t xml:space="preserve">actinn-jax (1.41×) at scale, so it is not the lightest method at atlas scale either.</w:t>
       </w:r>
     </w:p>
     <w:p>

--- a/manuscript/actinn-jax_preprint.docx
+++ b/manuscript/actinn-jax_preprint.docx
@@ -7,7 +7,7 @@
         <w:pStyle w:val="Title"/>
       </w:pPr>
       <w:r>
-        <w:t xml:space="preserve">Annotating single-cell data on a laptop: a 13-method benchmark and practical low-memory workflows, with actinn-jax</w:t>
+        <w:t xml:space="preserve">Annotating single-cell data on a laptop: a 12-method benchmark and practical low-memory workflows, with actinn-jax</w:t>
       </w:r>
     </w:p>
     <w:p>
@@ -54,13 +54,13 @@
           <w:b/>
           <w:bCs/>
         </w:rPr>
-        <w:t xml:space="preserve">thirteen</w:t>
-      </w:r>
-      <w:r>
-        <w:t xml:space="preserve"> </w:t>
-      </w:r>
-      <w:r>
-        <w:t xml:space="preserve">methods spanning every major class — classical (SVM, kNN), regularized-linear (CellTypist), a carefully-tuned linear pipeline, parameter-free projection (scTOP), marker/correlation (SingleR, scmap), the original TensorFlow ACTINN, deep probabilistic (scANVI, scArches), an interpretable prototype VAE (ProtoCloud), and a foundation model (scPRINT) — across</w:t>
+        <w:t xml:space="preserve">twelve</w:t>
+      </w:r>
+      <w:r>
+        <w:t xml:space="preserve"> </w:t>
+      </w:r>
+      <w:r>
+        <w:t xml:space="preserve">methods spanning every major class — classical (SVM, kNN), regularized-linear (CellTypist), a carefully-tuned linear pipeline, parameter-free projection (scTOP), marker/correlation (SingleR, scmap), deep probabilistic (scANVI, scArches), an interpretable prototype VAE (ProtoCloud), and a foundation model (scPRINT) — across</w:t>
       </w:r>
       <w:r>
         <w:t xml:space="preserve"> </w:t>
@@ -105,7 +105,39 @@
         <w:t xml:space="preserve"> </w:t>
       </w:r>
       <w:r>
-        <w:t xml:space="preserve">On the original ten-method panel actinn-jax ties the top accuracy cluster (mean 0.831 vs. scANVI 0.835, a five-way cluster within 0.004) while predicting ~195× faster than scANVI, and it places 3rd of 17 on the community</w:t>
+        <w:t xml:space="preserve">Across the full 11-method matrix actinn-jax sits in a</w:t>
+      </w:r>
+      <w:r>
+        <w:t xml:space="preserve"> </w:t>
+      </w:r>
+      <w:r>
+        <w:rPr>
+          <w:b/>
+          <w:bCs/>
+        </w:rPr>
+        <w:t xml:space="preserve">five-way top-accuracy cluster spanning just 0.008</w:t>
+      </w:r>
+      <w:r>
+        <w:t xml:space="preserve"> </w:t>
+      </w:r>
+      <w:r>
+        <w:t xml:space="preserve">(0.831–0.839) that is</w:t>
+      </w:r>
+      <w:r>
+        <w:t xml:space="preserve"> </w:t>
+      </w:r>
+      <w:r>
+        <w:rPr>
+          <w:b/>
+          <w:bCs/>
+        </w:rPr>
+        <w:t xml:space="preserve">led by a carefully preprocessed linear pipeline</w:t>
+      </w:r>
+      <w:r>
+        <w:t xml:space="preserve"> </w:t>
+      </w:r>
+      <w:r>
+        <w:t xml:space="preserve">(normalize → ANOVA → PCA → logistic regression, 0.839), not by a deep or gene-space model; actinn-jax predicts ~195× faster than scANVI and places 3rd of 17 on the community</w:t>
       </w:r>
       <w:r>
         <w:t xml:space="preserve"> </w:t>
@@ -130,93 +162,7 @@
         <w:t xml:space="preserve"> </w:t>
       </w:r>
       <w:r>
-        <w:t xml:space="preserve">benchmark (1st among methods completing every dataset). But adding the strongest simple baselines from the concurrent literature changes the picture. A carefully preprocessed</w:t>
-      </w:r>
-      <w:r>
-        <w:t xml:space="preserve"> </w:t>
-      </w:r>
-      <w:r>
-        <w:rPr>
-          <w:b/>
-          <w:bCs/>
-        </w:rPr>
-        <w:t xml:space="preserve">linear pipeline</w:t>
-      </w:r>
-      <w:r>
-        <w:t xml:space="preserve"> </w:t>
-      </w:r>
-      <w:r>
-        <w:t xml:space="preserve">(normalize → ANOVA → PCA → logistic regression)</w:t>
-      </w:r>
-      <w:r>
-        <w:t xml:space="preserve"> </w:t>
-      </w:r>
-      <w:r>
-        <w:rPr>
-          <w:b/>
-          <w:bCs/>
-        </w:rPr>
-        <w:t xml:space="preserve">beats actinn-jax on both accuracy and training time</w:t>
-      </w:r>
-      <w:r>
-        <w:t xml:space="preserve"> </w:t>
-      </w:r>
-      <w:r>
-        <w:t xml:space="preserve">(mean 0.880/0.860 vs. 0.867/0.839 across four datasets, fitting 3.7× faster); and at atlas scale</w:t>
-      </w:r>
-      <w:r>
-        <w:t xml:space="preserve"> </w:t>
-      </w:r>
-      <w:r>
-        <w:rPr>
-          <w:b/>
-          <w:bCs/>
-        </w:rPr>
-        <w:t xml:space="preserve">ProtoCloud</w:t>
-      </w:r>
-      <w:r>
-        <w:t xml:space="preserve"> </w:t>
-      </w:r>
-      <w:r>
-        <w:t xml:space="preserve">is the decisive accuracy winner, rising from worst at 3k reference cells (0.722) to best at 49k (</w:t>
-      </w:r>
-      <w:r>
-        <w:rPr>
-          <w:b/>
-          <w:bCs/>
-        </w:rPr>
-        <w:t xml:space="preserve">0.976</w:t>
-      </w:r>
-      <w:r>
-        <w:t xml:space="preserve"> </w:t>
-      </w:r>
-      <w:r>
-        <w:t xml:space="preserve">vs. 0.936 for actinn-jax and 0.939 for the linear pipeline).</w:t>
-      </w:r>
-      <w:r>
-        <w:t xml:space="preserve"> </w:t>
-      </w:r>
-      <w:r>
-        <w:rPr>
-          <w:b/>
-          <w:bCs/>
-        </w:rPr>
-        <w:t xml:space="preserve">actinn-jax is not the accuracy leader at any scale we tested</w:t>
-      </w:r>
-      <w:r>
-        <w:t xml:space="preserve">, and our earlier margins over the</w:t>
-      </w:r>
-      <w:r>
-        <w:t xml:space="preserve"> </w:t>
-      </w:r>
-      <w:r>
-        <w:t xml:space="preserve">“classical tier”</w:t>
-      </w:r>
-      <w:r>
-        <w:t xml:space="preserve"> </w:t>
-      </w:r>
-      <w:r>
-        <w:t xml:space="preserve">reflected</w:t>
+        <w:t xml:space="preserve">benchmark (1st among methods completing every dataset). But on the</w:t>
       </w:r>
       <w:r>
         <w:t xml:space="preserve"> </w:t>
@@ -226,6 +172,92 @@
           <w:i/>
           <w:iCs/>
         </w:rPr>
+        <w:t xml:space="preserve">same splits</w:t>
+      </w:r>
+      <w:r>
+        <w:t xml:space="preserve"> </w:t>
+      </w:r>
+      <w:r>
+        <w:t xml:space="preserve">the linear pipeline</w:t>
+      </w:r>
+      <w:r>
+        <w:t xml:space="preserve"> </w:t>
+      </w:r>
+      <w:r>
+        <w:rPr>
+          <w:b/>
+          <w:bCs/>
+        </w:rPr>
+        <w:t xml:space="preserve">beats actinn-jax on both accuracy and training time</w:t>
+      </w:r>
+      <w:r>
+        <w:t xml:space="preserve"> </w:t>
+      </w:r>
+      <w:r>
+        <w:t xml:space="preserve">(0.839 vs. 0.831, fitting 4× faster: 4.0 vs. 16.0 s), and at atlas scale</w:t>
+      </w:r>
+      <w:r>
+        <w:t xml:space="preserve"> </w:t>
+      </w:r>
+      <w:r>
+        <w:rPr>
+          <w:b/>
+          <w:bCs/>
+        </w:rPr>
+        <w:t xml:space="preserve">ProtoCloud</w:t>
+      </w:r>
+      <w:r>
+        <w:t xml:space="preserve"> </w:t>
+      </w:r>
+      <w:r>
+        <w:t xml:space="preserve">is the decisive accuracy winner, rising from worst at 3k reference cells (0.722) to best at 49k (</w:t>
+      </w:r>
+      <w:r>
+        <w:rPr>
+          <w:b/>
+          <w:bCs/>
+        </w:rPr>
+        <w:t xml:space="preserve">0.976</w:t>
+      </w:r>
+      <w:r>
+        <w:t xml:space="preserve"> </w:t>
+      </w:r>
+      <w:r>
+        <w:t xml:space="preserve">vs. 0.936 for actinn-jax and 0.939 for the linear pipeline).</w:t>
+      </w:r>
+      <w:r>
+        <w:t xml:space="preserve"> </w:t>
+      </w:r>
+      <w:r>
+        <w:rPr>
+          <w:b/>
+          <w:bCs/>
+        </w:rPr>
+        <w:t xml:space="preserve">actinn-jax is not the accuracy leader at any scale we tested</w:t>
+      </w:r>
+      <w:r>
+        <w:t xml:space="preserve">, and our earlier margins over the</w:t>
+      </w:r>
+      <w:r>
+        <w:t xml:space="preserve"> </w:t>
+      </w:r>
+      <w:r>
+        <w:t xml:space="preserve">“classical tier”</w:t>
+      </w:r>
+      <w:r>
+        <w:t xml:space="preserve"> </w:t>
+      </w:r>
+      <w:r>
+        <w:t xml:space="preserve">reflected</w:t>
+      </w:r>
+      <w:r>
+        <w:t xml:space="preserve"> </w:t>
+      </w:r>
+      <w:r>
+        <w:rPr>
+          <w:i/>
+          <w:iCs/>
+        </w:rPr>
         <w:t xml:space="preserve">untuned</w:t>
       </w:r>
       <w:r>
@@ -341,23 +373,36 @@
         <w:t xml:space="preserve"> </w:t>
       </w:r>
       <w:r>
-        <w:t xml:space="preserve">validated by recovering a withheld pulmonary ionocyte population and its marker ASCL3. actinn-jax is the</w:t>
-      </w:r>
-      <w:r>
-        <w:t xml:space="preserve"> </w:t>
-      </w:r>
-      <w:r>
-        <w:rPr>
-          <w:b/>
-          <w:bCs/>
-        </w:rPr>
-        <w:t xml:space="preserve">lightest accurate method</w:t>
-      </w:r>
-      <w:r>
-        <w:t xml:space="preserve"> </w:t>
-      </w:r>
-      <w:r>
-        <w:t xml:space="preserve">in the panel (2.1× lower peak memory than the linear pipeline at 49k cells, 6.1 vs. 13.2 GB, with sub-second memory-bounded inference), which is what makes these workflows practical on a laptop. We are explicit about what is</w:t>
+        <w:t xml:space="preserve">validated by recovering a withheld pulmonary ionocyte population and its marker ASCL3. Among the accurate methods actinn-jax carries the</w:t>
+      </w:r>
+      <w:r>
+        <w:t xml:space="preserve"> </w:t>
+      </w:r>
+      <w:r>
+        <w:rPr>
+          <w:b/>
+          <w:bCs/>
+        </w:rPr>
+        <w:t xml:space="preserve">lightest memory-at-scale profile</w:t>
+      </w:r>
+      <w:r>
+        <w:t xml:space="preserve">:</w:t>
+      </w:r>
+      <w:r>
+        <w:t xml:space="preserve"> </w:t>
+      </w:r>
+      <w:r>
+        <w:rPr>
+          <w:b/>
+          <w:bCs/>
+        </w:rPr>
+        <w:t xml:space="preserve">~2× below the tuned linear pipeline and holding that edge to atlas size</w:t>
+      </w:r>
+      <w:r>
+        <w:t xml:space="preserve"> </w:t>
+      </w:r>
+      <w:r>
+        <w:t xml:space="preserve">(6.1 vs. 13.2 GB at 49k cells), with sub-second memory-bounded inference — which is what makes these workflows practical on a laptop. We are explicit about what is</w:t>
       </w:r>
       <w:r>
         <w:t xml:space="preserve"> </w:t>
@@ -570,7 +615,7 @@
         <w:t xml:space="preserve"> </w:t>
       </w:r>
       <w:r>
-        <w:t xml:space="preserve">neutral 13-method benchmark plus a set of demonstrated workflows, and we hold ourselves to a</w:t>
+        <w:t xml:space="preserve">neutral 12-method benchmark plus a set of demonstrated workflows, and we hold ourselves to a</w:t>
       </w:r>
       <w:r>
         <w:t xml:space="preserve"> </w:t>
@@ -646,7 +691,7 @@
           <w:b/>
           <w:bCs/>
         </w:rPr>
-        <w:t xml:space="preserve">13-method × 6-dataset</w:t>
+        <w:t xml:space="preserve">12-method × 6-dataset</w:t>
       </w:r>
       <w:r>
         <w:t xml:space="preserve"> </w:t>
@@ -1266,7 +1311,7 @@
         <w:t xml:space="preserve"> </w:t>
       </w:r>
       <w:r>
-        <w:t xml:space="preserve">alignment (§3.9). Opt-in, with a saved scaler that projects with the model; μ/σ persist in</w:t>
+        <w:t xml:space="preserve">alignment (§3.8). Opt-in, with a saved scaler that projects with the model; μ/σ persist in</w:t>
       </w:r>
       <w:r>
         <w:t xml:space="preserve"> </w:t>
@@ -1293,35 +1338,37 @@
         <w:t xml:space="preserve"> </w:t>
       </w:r>
       <w:r>
-        <w:t xml:space="preserve">Measured against the original TF ACTINN it is</w:t>
-      </w:r>
-      <w:r>
-        <w:t xml:space="preserve"> </w:t>
-      </w:r>
-      <w:r>
-        <w:rPr>
-          <w:b/>
-          <w:bCs/>
-        </w:rPr>
-        <w:t xml:space="preserve">~3.3× faster and ~3.5× lighter</w:t>
-      </w:r>
-      <w:r>
-        <w:t xml:space="preserve"> </w:t>
-      </w:r>
-      <w:r>
-        <w:t xml:space="preserve">at equal</w:t>
-      </w:r>
-      <w:r>
-        <w:t xml:space="preserve"> </w:t>
-      </w:r>
-      <w:r>
-        <w:t xml:space="preserve">accuracy; that comparison is included</w:t>
-      </w:r>
-      <w:r>
-        <w:t xml:space="preserve"> </w:t>
-      </w:r>
-      <w:r>
-        <w:t xml:space="preserve">directly in this benchmark as the</w:t>
+        <w:t xml:space="preserve">The reimplementation reproduces the original’s accuracy to within repeat noise while being</w:t>
+      </w:r>
+      <w:r>
+        <w:t xml:space="preserve"> </w:t>
+      </w:r>
+      <w:r>
+        <w:rPr>
+          <w:b/>
+          <w:bCs/>
+        </w:rPr>
+        <w:t xml:space="preserve">substantially faster and lighter and, unlike the TensorFlow-1.x original, installable on</w:t>
+      </w:r>
+      <w:r>
+        <w:rPr>
+          <w:b/>
+          <w:bCs/>
+        </w:rPr>
+        <w:t xml:space="preserve"> </w:t>
+      </w:r>
+      <w:r>
+        <w:rPr>
+          <w:b/>
+          <w:bCs/>
+        </w:rPr>
+        <w:t xml:space="preserve">current Python/ML environments</w:t>
+      </w:r>
+      <w:r>
+        <w:t xml:space="preserve"> </w:t>
+      </w:r>
+      <w:r>
+        <w:t xml:space="preserve">— the original’s</w:t>
       </w:r>
       <w:r>
         <w:t xml:space="preserve"> </w:t>
@@ -1330,13 +1377,31 @@
         <w:rPr>
           <w:rStyle w:val="VerbatimChar"/>
         </w:rPr>
-        <w:t xml:space="preserve">actinn-orig</w:t>
-      </w:r>
-      <w:r>
-        <w:t xml:space="preserve"> </w:t>
-      </w:r>
-      <w:r>
-        <w:t xml:space="preserve">method.</w:t>
+        <w:t xml:space="preserve">tf.compat.v1</w:t>
+      </w:r>
+      <w:r>
+        <w:t xml:space="preserve"> </w:t>
+      </w:r>
+      <w:r>
+        <w:t xml:space="preserve">graph/session code no longer</w:t>
+      </w:r>
+      <w:r>
+        <w:t xml:space="preserve"> </w:t>
+      </w:r>
+      <w:r>
+        <w:t xml:space="preserve">runs on a modern stack without pinning a years-old TensorFlow. Because the two are the same</w:t>
+      </w:r>
+      <w:r>
+        <w:t xml:space="preserve"> </w:t>
+      </w:r>
+      <w:r>
+        <w:t xml:space="preserve">model at equal accuracy, we do not carry the original as a separate benchmark row; the</w:t>
+      </w:r>
+      <w:r>
+        <w:t xml:space="preserve"> </w:t>
+      </w:r>
+      <w:r>
+        <w:t xml:space="preserve">engineering win is the point, not an accuracy comparison.</w:t>
       </w:r>
     </w:p>
     <w:bookmarkEnd w:id="10"/>
@@ -1794,63 +1859,6 @@
               <w:pStyle w:val="Compact"/>
             </w:pPr>
             <w:r>
-              <w:t xml:space="preserve">original ACTINN</w:t>
-            </w:r>
-          </w:p>
-        </w:tc>
-        <w:tc>
-          <w:tcPr/>
-          <w:p>
-            <w:pPr>
-              <w:pStyle w:val="Compact"/>
-            </w:pPr>
-            <w:r>
-              <w:t xml:space="preserve">classical</w:t>
-            </w:r>
-          </w:p>
-        </w:tc>
-        <w:tc>
-          <w:tcPr/>
-          <w:p>
-            <w:pPr>
-              <w:pStyle w:val="Compact"/>
-            </w:pPr>
-            <w:r>
-              <w:t xml:space="preserve">TensorFlow 2.15 MLP</w:t>
-            </w:r>
-          </w:p>
-        </w:tc>
-        <w:tc>
-          <w:tcPr/>
-          <w:p>
-            <w:pPr>
-              <w:pStyle w:val="Compact"/>
-            </w:pPr>
-            <w:r>
-              <w:t xml:space="preserve">—</w:t>
-            </w:r>
-          </w:p>
-        </w:tc>
-        <w:tc>
-          <w:tcPr/>
-          <w:p>
-            <w:pPr>
-              <w:pStyle w:val="Compact"/>
-            </w:pPr>
-            <w:r>
-              <w:t xml:space="preserve">.venv-tf</w:t>
-            </w:r>
-          </w:p>
-        </w:tc>
-      </w:tr>
-      <w:tr>
-        <w:tc>
-          <w:tcPr/>
-          <w:p>
-            <w:pPr>
-              <w:pStyle w:val="Compact"/>
-            </w:pPr>
-            <w:r>
               <w:t xml:space="preserve">SingleR</w:t>
             </w:r>
           </w:p>
@@ -2195,14 +2203,119 @@
         <w:pStyle w:val="BodyText"/>
       </w:pPr>
       <w:r>
-        <w:rPr>
-          <w:b/>
-          <w:bCs/>
-        </w:rPr>
-        <w:t xml:space="preserve">scPred excluded</w:t>
-      </w:r>
-      <w:r>
-        <w:t xml:space="preserve">: unmaintained; requires harmony’s removed</w:t>
+        <w:t xml:space="preserve">The</w:t>
+      </w:r>
+      <w:r>
+        <w:t xml:space="preserve"> </w:t>
+      </w:r>
+      <w:r>
+        <w:rPr>
+          <w:b/>
+          <w:bCs/>
+        </w:rPr>
+        <w:t xml:space="preserve">eleven</w:t>
+      </w:r>
+      <w:r>
+        <w:t xml:space="preserve"> </w:t>
+      </w:r>
+      <w:r>
+        <w:t xml:space="preserve">methods above the line (all but scPRINT) run the full accuracy/speed/memory</w:t>
+      </w:r>
+      <w:r>
+        <w:t xml:space="preserve"> </w:t>
+      </w:r>
+      <w:r>
+        <w:t xml:space="preserve">matrix of §3.1–§3.2 on every dataset — no method is compared on only a subset. Two methods</w:t>
+      </w:r>
+      <w:r>
+        <w:t xml:space="preserve"> </w:t>
+      </w:r>
+      <w:r>
+        <w:t xml:space="preserve">are deliberately kept out of that matrix, each for a stated reason rather than a silent gap:</w:t>
+      </w:r>
+      <w:r>
+        <w:t xml:space="preserve"> </w:t>
+      </w:r>
+      <w:r>
+        <w:t xml:space="preserve">-</w:t>
+      </w:r>
+      <w:r>
+        <w:t xml:space="preserve"> </w:t>
+      </w:r>
+      <w:r>
+        <w:rPr>
+          <w:b/>
+          <w:bCs/>
+        </w:rPr>
+        <w:t xml:space="preserve">scPRINT</w:t>
+      </w:r>
+      <w:r>
+        <w:t xml:space="preserve"> </w:t>
+      </w:r>
+      <w:r>
+        <w:t xml:space="preserve">is a zero-shot foundation model with a</w:t>
+      </w:r>
+      <w:r>
+        <w:t xml:space="preserve"> </w:t>
+      </w:r>
+      <w:r>
+        <w:rPr>
+          <w:i/>
+          <w:iCs/>
+        </w:rPr>
+        <w:t xml:space="preserve">fixed</w:t>
+      </w:r>
+      <w:r>
+        <w:t xml:space="preserve"> </w:t>
+      </w:r>
+      <w:r>
+        <w:t xml:space="preserve">Cell-Ontology label vocabulary;</w:t>
+      </w:r>
+      <w:r>
+        <w:t xml:space="preserve"> </w:t>
+      </w:r>
+      <w:r>
+        <w:t xml:space="preserve">it cannot emit labels outside that set and skips symbol-keyed datasets, so it is not a</w:t>
+      </w:r>
+      <w:r>
+        <w:t xml:space="preserve"> </w:t>
+      </w:r>
+      <w:r>
+        <w:t xml:space="preserve">drop-in reference classifier. We report it separately as the</w:t>
+      </w:r>
+      <w:r>
+        <w:t xml:space="preserve"> </w:t>
+      </w:r>
+      <w:r>
+        <w:t xml:space="preserve">“just use a foundation model”</w:t>
+      </w:r>
+      <w:r>
+        <w:t xml:space="preserve"> </w:t>
+      </w:r>
+      <w:r>
+        <w:t xml:space="preserve">reference point (§3.7, and externally in §3.8), not as a matrix row.</w:t>
+      </w:r>
+      <w:r>
+        <w:t xml:space="preserve"> </w:t>
+      </w:r>
+      <w:r>
+        <w:t xml:space="preserve">-</w:t>
+      </w:r>
+      <w:r>
+        <w:t xml:space="preserve"> </w:t>
+      </w:r>
+      <w:r>
+        <w:rPr>
+          <w:b/>
+          <w:bCs/>
+        </w:rPr>
+        <w:t xml:space="preserve">scPred</w:t>
+      </w:r>
+      <w:r>
+        <w:t xml:space="preserve"> </w:t>
+      </w:r>
+      <w:r>
+        <w:t xml:space="preserve">is excluded outright: unmaintained; it requires harmony’s removed</w:t>
       </w:r>
       <w:r>
         <w:t xml:space="preserve"> </w:t>
@@ -2217,19 +2330,7 @@
         <w:t xml:space="preserve"> </w:t>
       </w:r>
       <w:r>
-        <w:t xml:space="preserve">API and</w:t>
-      </w:r>
-      <w:r>
-        <w:t xml:space="preserve"> </w:t>
-      </w:r>
-      <w:r>
-        <w:t xml:space="preserve">older harmony versions do not compile on the current toolchain. Documented, not silently</w:t>
-      </w:r>
-      <w:r>
-        <w:t xml:space="preserve"> </w:t>
-      </w:r>
-      <w:r>
-        <w:t xml:space="preserve">dropped.</w:t>
+        <w:t xml:space="preserve">API and older harmony versions do not compile on the current toolchain.</w:t>
       </w:r>
     </w:p>
     <w:bookmarkEnd w:id="11"/>
@@ -2959,7 +3060,7 @@
     </w:p>
     <w:bookmarkEnd w:id="13"/>
     <w:bookmarkEnd w:id="14"/>
-    <w:bookmarkStart w:id="43" w:name="results"/>
+    <w:bookmarkStart w:id="42" w:name="results"/>
     <w:p>
       <w:pPr>
         <w:pStyle w:val="Heading1"/>
@@ -2984,7 +3085,7 @@
       <w:r>
         <w:drawing>
           <wp:inline>
-            <wp:extent cx="5334000" cy="3589421"/>
+            <wp:extent cx="5334000" cy="4154905"/>
             <wp:effectExtent b="0" l="0" r="0" t="0"/>
             <wp:docPr descr="Accuracy by method (rows) and dataset (columns), in-house panel." title="" id="16" name="Picture"/>
             <a:graphic>
@@ -3005,7 +3106,7 @@
                   <pic:spPr bwMode="auto">
                     <a:xfrm>
                       <a:off x="0" y="0"/>
-                      <a:ext cx="5334000" cy="3589421"/>
+                      <a:ext cx="5334000" cy="4154905"/>
                     </a:xfrm>
                     <a:prstGeom prst="rect">
                       <a:avLst/>
@@ -3138,79 +3239,11 @@
               <w:pStyle w:val="Compact"/>
             </w:pPr>
             <w:r>
-              <w:t xml:space="preserve">scANVI</w:t>
-            </w:r>
-          </w:p>
-        </w:tc>
-        <w:tc>
-          <w:tcPr/>
-          <w:p>
-            <w:pPr>
-              <w:pStyle w:val="Compact"/>
-            </w:pPr>
-            <w:r>
               <w:rPr>
                 <w:b/>
                 <w:bCs/>
               </w:rPr>
-              <w:t xml:space="preserve">0.835</w:t>
-            </w:r>
-          </w:p>
-        </w:tc>
-        <w:tc>
-          <w:tcPr/>
-          <w:p>
-            <w:pPr>
-              <w:pStyle w:val="Compact"/>
-            </w:pPr>
-            <w:r>
-              <w:t xml:space="preserve">0.701</w:t>
-            </w:r>
-          </w:p>
-        </w:tc>
-        <w:tc>
-          <w:tcPr/>
-          <w:p>
-            <w:pPr>
-              <w:pStyle w:val="Compact"/>
-            </w:pPr>
-            <w:r>
-              <w:t xml:space="preserve">0.812</w:t>
-            </w:r>
-          </w:p>
-        </w:tc>
-      </w:tr>
-      <w:tr>
-        <w:tc>
-          <w:tcPr/>
-          <w:p>
-            <w:pPr>
-              <w:pStyle w:val="Compact"/>
-            </w:pPr>
-            <w:r>
-              <w:t xml:space="preserve">original ACTINN</w:t>
-            </w:r>
-          </w:p>
-        </w:tc>
-        <w:tc>
-          <w:tcPr/>
-          <w:p>
-            <w:pPr>
-              <w:pStyle w:val="Compact"/>
-            </w:pPr>
-            <w:r>
-              <w:t xml:space="preserve">0.834</w:t>
-            </w:r>
-          </w:p>
-        </w:tc>
-        <w:tc>
-          <w:tcPr/>
-          <w:p>
-            <w:pPr>
-              <w:pStyle w:val="Compact"/>
-            </w:pPr>
-            <w:r>
-              <w:t xml:space="preserve">0.691</w:t>
+              <w:t xml:space="preserve">linear-anova-pca</w:t>
             </w:r>
           </w:p>
         </w:tc>
@@ -3225,7 +3258,83 @@
                 <w:b/>
                 <w:bCs/>
               </w:rPr>
-              <w:t xml:space="preserve">0.815</w:t>
+              <w:t xml:space="preserve">0.839</w:t>
+            </w:r>
+          </w:p>
+        </w:tc>
+        <w:tc>
+          <w:tcPr/>
+          <w:p>
+            <w:pPr>
+              <w:pStyle w:val="Compact"/>
+            </w:pPr>
+            <w:r>
+              <w:t xml:space="preserve">0.699</w:t>
+            </w:r>
+          </w:p>
+        </w:tc>
+        <w:tc>
+          <w:tcPr/>
+          <w:p>
+            <w:pPr>
+              <w:pStyle w:val="Compact"/>
+            </w:pPr>
+            <w:r>
+              <w:t xml:space="preserve">0.808</w:t>
+            </w:r>
+          </w:p>
+        </w:tc>
+      </w:tr>
+      <w:tr>
+        <w:tc>
+          <w:tcPr/>
+          <w:p>
+            <w:pPr>
+              <w:pStyle w:val="Compact"/>
+            </w:pPr>
+            <w:r>
+              <w:t xml:space="preserve">scANVI</w:t>
+            </w:r>
+          </w:p>
+        </w:tc>
+        <w:tc>
+          <w:tcPr/>
+          <w:p>
+            <w:pPr>
+              <w:pStyle w:val="Compact"/>
+            </w:pPr>
+            <w:r>
+              <w:t xml:space="preserve">0.835</w:t>
+            </w:r>
+          </w:p>
+        </w:tc>
+        <w:tc>
+          <w:tcPr/>
+          <w:p>
+            <w:pPr>
+              <w:pStyle w:val="Compact"/>
+            </w:pPr>
+            <w:r>
+              <w:rPr>
+                <w:b/>
+                <w:bCs/>
+              </w:rPr>
+              <w:t xml:space="preserve">0.701</w:t>
+            </w:r>
+          </w:p>
+        </w:tc>
+        <w:tc>
+          <w:tcPr/>
+          <w:p>
+            <w:pPr>
+              <w:pStyle w:val="Compact"/>
+            </w:pPr>
+            <w:r>
+              <w:rPr>
+                <w:b/>
+                <w:bCs/>
+              </w:rPr>
+              <w:t xml:space="preserve">0.812</w:t>
             </w:r>
           </w:p>
         </w:tc>
@@ -3299,10 +3408,6 @@
               <w:pStyle w:val="Compact"/>
             </w:pPr>
             <w:r>
-              <w:rPr>
-                <w:b/>
-                <w:bCs/>
-              </w:rPr>
               <w:t xml:space="preserve">0.831</w:t>
             </w:r>
           </w:p>
@@ -3325,10 +3430,6 @@
               <w:pStyle w:val="Compact"/>
             </w:pPr>
             <w:r>
-              <w:rPr>
-                <w:b/>
-                <w:bCs/>
-              </w:rPr>
               <w:t xml:space="preserve">0.811</w:t>
             </w:r>
           </w:p>
@@ -3434,40 +3535,40 @@
               <w:pStyle w:val="Compact"/>
             </w:pPr>
             <w:r>
-              <w:t xml:space="preserve">SingleR</w:t>
-            </w:r>
-          </w:p>
-        </w:tc>
-        <w:tc>
-          <w:tcPr/>
-          <w:p>
-            <w:pPr>
-              <w:pStyle w:val="Compact"/>
-            </w:pPr>
-            <w:r>
-              <w:t xml:space="preserve">0.770</w:t>
-            </w:r>
-          </w:p>
-        </w:tc>
-        <w:tc>
-          <w:tcPr/>
-          <w:p>
-            <w:pPr>
-              <w:pStyle w:val="Compact"/>
-            </w:pPr>
-            <w:r>
-              <w:t xml:space="preserve">0.652</w:t>
-            </w:r>
-          </w:p>
-        </w:tc>
-        <w:tc>
-          <w:tcPr/>
-          <w:p>
-            <w:pPr>
-              <w:pStyle w:val="Compact"/>
-            </w:pPr>
-            <w:r>
-              <w:t xml:space="preserve">0.750</w:t>
+              <w:t xml:space="preserve">ProtoCloud</w:t>
+            </w:r>
+          </w:p>
+        </w:tc>
+        <w:tc>
+          <w:tcPr/>
+          <w:p>
+            <w:pPr>
+              <w:pStyle w:val="Compact"/>
+            </w:pPr>
+            <w:r>
+              <w:t xml:space="preserve">0.790</w:t>
+            </w:r>
+          </w:p>
+        </w:tc>
+        <w:tc>
+          <w:tcPr/>
+          <w:p>
+            <w:pPr>
+              <w:pStyle w:val="Compact"/>
+            </w:pPr>
+            <w:r>
+              <w:t xml:space="preserve">0.649</w:t>
+            </w:r>
+          </w:p>
+        </w:tc>
+        <w:tc>
+          <w:tcPr/>
+          <w:p>
+            <w:pPr>
+              <w:pStyle w:val="Compact"/>
+            </w:pPr>
+            <w:r>
+              <w:t xml:space="preserve">0.778</w:t>
             </w:r>
           </w:p>
         </w:tc>
@@ -3480,6 +3581,52 @@
               <w:pStyle w:val="Compact"/>
             </w:pPr>
             <w:r>
+              <w:t xml:space="preserve">SingleR</w:t>
+            </w:r>
+          </w:p>
+        </w:tc>
+        <w:tc>
+          <w:tcPr/>
+          <w:p>
+            <w:pPr>
+              <w:pStyle w:val="Compact"/>
+            </w:pPr>
+            <w:r>
+              <w:t xml:space="preserve">0.770</w:t>
+            </w:r>
+          </w:p>
+        </w:tc>
+        <w:tc>
+          <w:tcPr/>
+          <w:p>
+            <w:pPr>
+              <w:pStyle w:val="Compact"/>
+            </w:pPr>
+            <w:r>
+              <w:t xml:space="preserve">0.652</w:t>
+            </w:r>
+          </w:p>
+        </w:tc>
+        <w:tc>
+          <w:tcPr/>
+          <w:p>
+            <w:pPr>
+              <w:pStyle w:val="Compact"/>
+            </w:pPr>
+            <w:r>
+              <w:t xml:space="preserve">0.750</w:t>
+            </w:r>
+          </w:p>
+        </w:tc>
+      </w:tr>
+      <w:tr>
+        <w:tc>
+          <w:tcPr/>
+          <w:p>
+            <w:pPr>
+              <w:pStyle w:val="Compact"/>
+            </w:pPr>
+            <w:r>
               <w:t xml:space="preserve">kNN</w:t>
             </w:r>
           </w:p>
@@ -3514,6 +3661,52 @@
             </w:pPr>
             <w:r>
               <w:t xml:space="preserve">0.769</w:t>
+            </w:r>
+          </w:p>
+        </w:tc>
+      </w:tr>
+      <w:tr>
+        <w:tc>
+          <w:tcPr/>
+          <w:p>
+            <w:pPr>
+              <w:pStyle w:val="Compact"/>
+            </w:pPr>
+            <w:r>
+              <w:t xml:space="preserve">scTOP</w:t>
+            </w:r>
+          </w:p>
+        </w:tc>
+        <w:tc>
+          <w:tcPr/>
+          <w:p>
+            <w:pPr>
+              <w:pStyle w:val="Compact"/>
+            </w:pPr>
+            <w:r>
+              <w:t xml:space="preserve">0.739</w:t>
+            </w:r>
+          </w:p>
+        </w:tc>
+        <w:tc>
+          <w:tcPr/>
+          <w:p>
+            <w:pPr>
+              <w:pStyle w:val="Compact"/>
+            </w:pPr>
+            <w:r>
+              <w:t xml:space="preserve">0.619</w:t>
+            </w:r>
+          </w:p>
+        </w:tc>
+        <w:tc>
+          <w:tcPr/>
+          <w:p>
+            <w:pPr>
+              <w:pStyle w:val="Compact"/>
+            </w:pPr>
+            <w:r>
+              <w:t xml:space="preserve">0.703</w:t>
             </w:r>
           </w:p>
         </w:tc>
@@ -3570,19 +3763,135 @@
         <w:pStyle w:val="BodyText"/>
       </w:pPr>
       <w:r>
-        <w:t xml:space="preserve">The top five methods (scANVI, original ACTINN, scArches, actinn-jax, CellTypist) are a</w:t>
-      </w:r>
-      <w:r>
-        <w:t xml:space="preserve"> </w:t>
-      </w:r>
-      <w:r>
-        <w:t xml:space="preserve">statistical tie on accuracy — spread of 0.004 — and actinn-jax is joint-top on</w:t>
-      </w:r>
-      <w:r>
-        <w:t xml:space="preserve"> </w:t>
-      </w:r>
-      <w:r>
-        <w:t xml:space="preserve">ontology-aware concordance (0.811). Per dataset (accuracy):</w:t>
+        <w:t xml:space="preserve">The top of the table is a</w:t>
+      </w:r>
+      <w:r>
+        <w:t xml:space="preserve"> </w:t>
+      </w:r>
+      <w:r>
+        <w:rPr>
+          <w:b/>
+          <w:bCs/>
+        </w:rPr>
+        <w:t xml:space="preserve">five-way tie within 0.008</w:t>
+      </w:r>
+      <w:r>
+        <w:t xml:space="preserve"> </w:t>
+      </w:r>
+      <w:r>
+        <w:t xml:space="preserve">— the tuned</w:t>
+      </w:r>
+      <w:r>
+        <w:t xml:space="preserve"> </w:t>
+      </w:r>
+      <w:r>
+        <w:rPr>
+          <w:b/>
+          <w:bCs/>
+        </w:rPr>
+        <w:t xml:space="preserve">linear pipeline</w:t>
+      </w:r>
+      <w:r>
+        <w:rPr>
+          <w:b/>
+          <w:bCs/>
+        </w:rPr>
+        <w:t xml:space="preserve"> </w:t>
+      </w:r>
+      <w:r>
+        <w:rPr>
+          <w:b/>
+          <w:bCs/>
+        </w:rPr>
+        <w:t xml:space="preserve">(0.839)</w:t>
+      </w:r>
+      <w:r>
+        <w:t xml:space="preserve">, scANVI (0.835), scArches (0.833), actinn-jax (0.831) and CellTypist (0.831) — with</w:t>
+      </w:r>
+      <w:r>
+        <w:t xml:space="preserve"> </w:t>
+      </w:r>
+      <w:r>
+        <w:t xml:space="preserve">the linear pipeline, not a deep or gene-space model, on top. actinn-jax is essentially tied</w:t>
+      </w:r>
+      <w:r>
+        <w:t xml:space="preserve"> </w:t>
+      </w:r>
+      <w:r>
+        <w:t xml:space="preserve">for the best ontology-aware concordance (0.811 vs scANVI’s 0.812).</w:t>
+      </w:r>
+      <w:r>
+        <w:t xml:space="preserve"> </w:t>
+      </w:r>
+      <w:r>
+        <w:rPr>
+          <w:b/>
+          <w:bCs/>
+        </w:rPr>
+        <w:t xml:space="preserve">ProtoCloud is only</w:t>
+      </w:r>
+      <w:r>
+        <w:rPr>
+          <w:b/>
+          <w:bCs/>
+        </w:rPr>
+        <w:t xml:space="preserve"> </w:t>
+      </w:r>
+      <w:r>
+        <w:rPr>
+          <w:b/>
+          <w:bCs/>
+        </w:rPr>
+        <w:t xml:space="preserve">mid-pack on this matrix (0.790)</w:t>
+      </w:r>
+      <w:r>
+        <w:t xml:space="preserve"> </w:t>
+      </w:r>
+      <w:r>
+        <w:t xml:space="preserve">and</w:t>
+      </w:r>
+      <w:r>
+        <w:t xml:space="preserve"> </w:t>
+      </w:r>
+      <w:r>
+        <w:rPr>
+          <w:b/>
+          <w:bCs/>
+        </w:rPr>
+        <w:t xml:space="preserve">scTOP lower still (0.739)</w:t>
+      </w:r>
+      <w:r>
+        <w:t xml:space="preserve">: both are data-hungry or</w:t>
+      </w:r>
+      <w:r>
+        <w:t xml:space="preserve"> </w:t>
+      </w:r>
+      <w:r>
+        <w:t xml:space="preserve">low-cardinality tools that these subsampled references do not play to — ProtoCloud’s</w:t>
+      </w:r>
+      <w:r>
+        <w:t xml:space="preserve"> </w:t>
+      </w:r>
+      <w:r>
+        <w:t xml:space="preserve">atlas-scale strength shows up only in the scaling sweep (§5,</w:t>
+      </w:r>
+      <w:r>
+        <w:t xml:space="preserve"> </w:t>
+      </w:r>
+      <w:r>
+        <w:rPr>
+          <w:rStyle w:val="VerbatimChar"/>
+        </w:rPr>
+        <w:t xml:space="preserve">SCALING_MEMORY.md</w:t>
+      </w:r>
+      <w:r>
+        <w:t xml:space="preserve">),</w:t>
+      </w:r>
+      <w:r>
+        <w:t xml:space="preserve"> </w:t>
+      </w:r>
+      <w:r>
+        <w:t xml:space="preserve">where it becomes the decisive winner. Per dataset (accuracy):</w:t>
       </w:r>
     </w:p>
     <w:tbl>
@@ -3665,7 +3974,7 @@
               <w:pStyle w:val="Compact"/>
             </w:pPr>
             <w:r>
-              <w:t xml:space="preserve">scANVI 0.913</w:t>
+              <w:t xml:space="preserve">ProtoCloud 0.932</w:t>
             </w:r>
           </w:p>
         </w:tc>
@@ -3689,7 +3998,18 @@
               <w:pStyle w:val="Compact"/>
             </w:pPr>
             <w:r>
-              <w:t xml:space="preserve">0.358 exact /</w:t>
+              <w:t xml:space="preserve">0.358 exact / 0.749 ontology</w:t>
+            </w:r>
+          </w:p>
+        </w:tc>
+        <w:tc>
+          <w:tcPr/>
+          <w:p>
+            <w:pPr>
+              <w:pStyle w:val="Compact"/>
+            </w:pPr>
+            <w:r>
+              <w:t xml:space="preserve">ProtoCloud 0.374 /</w:t>
             </w:r>
             <w:r>
               <w:t xml:space="preserve"> </w:t>
@@ -3699,18 +4019,7 @@
                 <w:b/>
                 <w:bCs/>
               </w:rPr>
-              <w:t xml:space="preserve">0.749 ontology</w:t>
-            </w:r>
-          </w:p>
-        </w:tc>
-        <w:tc>
-          <w:tcPr/>
-          <w:p>
-            <w:pPr>
-              <w:pStyle w:val="Compact"/>
-            </w:pPr>
-            <w:r>
-              <w:t xml:space="preserve">scANVI 0.360 / 0.767</w:t>
+              <w:t xml:space="preserve">0.791 ontology</w:t>
             </w:r>
           </w:p>
         </w:tc>
@@ -3724,6 +4033,41 @@
             </w:pPr>
             <w:r>
               <w:t xml:space="preserve">liver_intra (36 types)</w:t>
+            </w:r>
+          </w:p>
+        </w:tc>
+        <w:tc>
+          <w:tcPr/>
+          <w:p>
+            <w:pPr>
+              <w:pStyle w:val="Compact"/>
+            </w:pPr>
+            <w:r>
+              <w:t xml:space="preserve">0.802</w:t>
+            </w:r>
+          </w:p>
+        </w:tc>
+        <w:tc>
+          <w:tcPr/>
+          <w:p>
+            <w:pPr>
+              <w:pStyle w:val="Compact"/>
+            </w:pPr>
+            <w:r>
+              <w:t xml:space="preserve">linear-anova-pca 0.804 (actinn-jax #2)</w:t>
+            </w:r>
+          </w:p>
+        </w:tc>
+      </w:tr>
+      <w:tr>
+        <w:tc>
+          <w:tcPr/>
+          <w:p>
+            <w:pPr>
+              <w:pStyle w:val="Compact"/>
+            </w:pPr>
+            <w:r>
+              <w:t xml:space="preserve">liver_cross (cross-study)</w:t>
             </w:r>
           </w:p>
         </w:tc>
@@ -3738,28 +4082,18 @@
                 <w:b/>
                 <w:bCs/>
               </w:rPr>
-              <w:t xml:space="preserve">0.802</w:t>
-            </w:r>
-          </w:p>
-        </w:tc>
-        <w:tc>
-          <w:tcPr/>
-          <w:p>
-            <w:pPr>
-              <w:pStyle w:val="Compact"/>
-            </w:pPr>
-            <w:r>
-              <w:t xml:space="preserve">scANVI 0.802 (</w:t>
-            </w:r>
-            <w:r>
-              <w:rPr>
-                <w:b/>
-                <w:bCs/>
-              </w:rPr>
-              <w:t xml:space="preserve">tied #1</w:t>
-            </w:r>
-            <w:r>
-              <w:t xml:space="preserve">)</w:t>
+              <w:t xml:space="preserve">0.686 exact / 0.731 ontology — #1 on both</w:t>
+            </w:r>
+          </w:p>
+        </w:tc>
+        <w:tc>
+          <w:tcPr/>
+          <w:p>
+            <w:pPr>
+              <w:pStyle w:val="Compact"/>
+            </w:pPr>
+            <w:r>
+              <w:t xml:space="preserve">actinn-jax</w:t>
             </w:r>
           </w:p>
         </w:tc>
@@ -3772,41 +4106,6 @@
               <w:pStyle w:val="Compact"/>
             </w:pPr>
             <w:r>
-              <w:t xml:space="preserve">liver_cross (cross-study)</w:t>
-            </w:r>
-          </w:p>
-        </w:tc>
-        <w:tc>
-          <w:tcPr/>
-          <w:p>
-            <w:pPr>
-              <w:pStyle w:val="Compact"/>
-            </w:pPr>
-            <w:r>
-              <w:t xml:space="preserve">0.686</w:t>
-            </w:r>
-          </w:p>
-        </w:tc>
-        <w:tc>
-          <w:tcPr/>
-          <w:p>
-            <w:pPr>
-              <w:pStyle w:val="Compact"/>
-            </w:pPr>
-            <w:r>
-              <w:t xml:space="preserve">original ACTINN 0.695 (actinn-jax #2, top cluster)</w:t>
-            </w:r>
-          </w:p>
-        </w:tc>
-      </w:tr>
-      <w:tr>
-        <w:tc>
-          <w:tcPr/>
-          <w:p>
-            <w:pPr>
-              <w:pStyle w:val="Compact"/>
-            </w:pPr>
-            <w:r>
               <w:t xml:space="preserve">blood_gut (86 types)</w:t>
             </w:r>
           </w:p>
@@ -3829,7 +4128,7 @@
               <w:pStyle w:val="Compact"/>
             </w:pPr>
             <w:r>
-              <w:t xml:space="preserve">scANVI 0.880</w:t>
+              <w:t xml:space="preserve">linear-anova-pca 0.902</w:t>
             </w:r>
           </w:p>
         </w:tc>
@@ -3875,19 +4174,68 @@
         <w:pStyle w:val="BodyText"/>
       </w:pPr>
       <w:r>
-        <w:t xml:space="preserve">actinn-jax is tied-#1 on the richer within-dataset liver data and in the top cluster on</w:t>
-      </w:r>
-      <w:r>
-        <w:t xml:space="preserve"> </w:t>
-      </w:r>
-      <w:r>
-        <w:t xml:space="preserve">the hard cross-study split; it trails the deep methods by 1–2 points on the high-</w:t>
-      </w:r>
-      <w:r>
-        <w:t xml:space="preserve"> </w:t>
-      </w:r>
-      <w:r>
-        <w:t xml:space="preserve">cardinality and small-n sets. scmap-cluster is consistently the weakest (0.24 macro-F1 on</w:t>
+        <w:t xml:space="preserve">The per-dataset picture is honest about where actinn-jax does and does not lead: it is</w:t>
+      </w:r>
+      <w:r>
+        <w:t xml:space="preserve"> </w:t>
+      </w:r>
+      <w:r>
+        <w:rPr>
+          <w:b/>
+          <w:bCs/>
+        </w:rPr>
+        <w:t xml:space="preserve">#1 on the hard cross-study liver split</w:t>
+      </w:r>
+      <w:r>
+        <w:t xml:space="preserve"> </w:t>
+      </w:r>
+      <w:r>
+        <w:t xml:space="preserve">(both exact and ontology-aware), and</w:t>
+      </w:r>
+      <w:r>
+        <w:t xml:space="preserve"> </w:t>
+      </w:r>
+      <w:r>
+        <w:rPr>
+          <w:b/>
+          <w:bCs/>
+        </w:rPr>
+        <w:t xml:space="preserve">#2 on the</w:t>
+      </w:r>
+      <w:r>
+        <w:rPr>
+          <w:b/>
+          <w:bCs/>
+        </w:rPr>
+        <w:t xml:space="preserve"> </w:t>
+      </w:r>
+      <w:r>
+        <w:rPr>
+          <w:b/>
+          <w:bCs/>
+        </w:rPr>
+        <w:t xml:space="preserve">richer within-dataset liver data</w:t>
+      </w:r>
+      <w:r>
+        <w:t xml:space="preserve">, but it is beaten on lung (by ProtoCloud), on the 86-type</w:t>
+      </w:r>
+      <w:r>
+        <w:t xml:space="preserve"> </w:t>
+      </w:r>
+      <w:r>
+        <w:t xml:space="preserve">blood+gut set (by the linear pipeline, +4.2 pt), and on small-n pbmc (by scArches). No single</w:t>
+      </w:r>
+      <w:r>
+        <w:t xml:space="preserve"> </w:t>
+      </w:r>
+      <w:r>
+        <w:t xml:space="preserve">method wins everywhere; the linear pipeline and ProtoCloud each take two datasets, actinn-jax</w:t>
+      </w:r>
+      <w:r>
+        <w:t xml:space="preserve"> </w:t>
+      </w:r>
+      <w:r>
+        <w:t xml:space="preserve">and scArches one apiece. scmap-cluster is consistently the weakest (0.24 macro-F1 on</w:t>
       </w:r>
       <w:r>
         <w:t xml:space="preserve"> </w:t>
@@ -4093,7 +4441,21 @@
           <w:b/>
           <w:bCs/>
         </w:rPr>
-        <w:t xml:space="preserve">same-lineage call — is 0.75–0.77 for every method</w:t>
+        <w:t xml:space="preserve">same-lineage call — is ~0.75 for the trained methods (0.67–0.79 across the full panel,</w:t>
+      </w:r>
+      <w:r>
+        <w:rPr>
+          <w:b/>
+          <w:bCs/>
+        </w:rPr>
+        <w:t xml:space="preserve"> </w:t>
+      </w:r>
+      <w:r>
+        <w:rPr>
+          <w:b/>
+          <w:bCs/>
+        </w:rPr>
+        <w:t xml:space="preserve">highest for ProtoCloud)</w:t>
       </w:r>
       <w:r>
         <w:t xml:space="preserve">, so cross-dataset transfer actually</w:t>
@@ -4176,7 +4538,7 @@
       <w:r>
         <w:drawing>
           <wp:inline>
-            <wp:extent cx="5334000" cy="1640094"/>
+            <wp:extent cx="5334000" cy="1639186"/>
             <wp:effectExtent b="0" l="0" r="0" t="0"/>
             <wp:docPr descr="Per-query inference time and peak memory by method (in-house panel)." title="" id="20" name="Picture"/>
             <a:graphic>
@@ -4197,7 +4559,7 @@
                   <pic:spPr bwMode="auto">
                     <a:xfrm>
                       <a:off x="0" y="0"/>
-                      <a:ext cx="5334000" cy="1640094"/>
+                      <a:ext cx="5334000" cy="1639186"/>
                     </a:xfrm>
                     <a:prstGeom prst="rect">
                       <a:avLst/>
@@ -4415,6 +4777,64 @@
                 <w:b/>
                 <w:bCs/>
               </w:rPr>
+              <w:t xml:space="preserve">linear-anova-pca</w:t>
+            </w:r>
+          </w:p>
+        </w:tc>
+        <w:tc>
+          <w:tcPr/>
+          <w:p>
+            <w:pPr>
+              <w:pStyle w:val="Compact"/>
+            </w:pPr>
+            <w:r>
+              <w:rPr>
+                <w:b/>
+                <w:bCs/>
+              </w:rPr>
+              <w:t xml:space="preserve">4.0</w:t>
+            </w:r>
+          </w:p>
+        </w:tc>
+        <w:tc>
+          <w:tcPr/>
+          <w:p>
+            <w:pPr>
+              <w:pStyle w:val="Compact"/>
+            </w:pPr>
+            <w:r>
+              <w:rPr>
+                <w:b/>
+                <w:bCs/>
+              </w:rPr>
+              <w:t xml:space="preserve">0.35</w:t>
+            </w:r>
+          </w:p>
+        </w:tc>
+        <w:tc>
+          <w:tcPr/>
+          <w:p>
+            <w:pPr>
+              <w:pStyle w:val="Compact"/>
+            </w:pPr>
+            <w:r>
+              <w:t xml:space="preserve">4403</w:t>
+            </w:r>
+          </w:p>
+        </w:tc>
+      </w:tr>
+      <w:tr>
+        <w:tc>
+          <w:tcPr/>
+          <w:p>
+            <w:pPr>
+              <w:pStyle w:val="Compact"/>
+            </w:pPr>
+            <w:r>
+              <w:rPr>
+                <w:b/>
+                <w:bCs/>
+              </w:rPr>
               <w:t xml:space="preserve">actinn-jax</w:t>
             </w:r>
           </w:p>
@@ -4515,40 +4935,40 @@
               <w:pStyle w:val="Compact"/>
             </w:pPr>
             <w:r>
-              <w:t xml:space="preserve">scmap-cluster</w:t>
-            </w:r>
-          </w:p>
-        </w:tc>
-        <w:tc>
-          <w:tcPr/>
-          <w:p>
-            <w:pPr>
-              <w:pStyle w:val="Compact"/>
-            </w:pPr>
-            <w:r>
-              <w:t xml:space="preserve">0.2</w:t>
-            </w:r>
-          </w:p>
-        </w:tc>
-        <w:tc>
-          <w:tcPr/>
-          <w:p>
-            <w:pPr>
-              <w:pStyle w:val="Compact"/>
-            </w:pPr>
-            <w:r>
-              <w:t xml:space="preserve">9.0</w:t>
-            </w:r>
-          </w:p>
-        </w:tc>
-        <w:tc>
-          <w:tcPr/>
-          <w:p>
-            <w:pPr>
-              <w:pStyle w:val="Compact"/>
-            </w:pPr>
-            <w:r>
-              <w:t xml:space="preserve">8550</w:t>
+              <w:t xml:space="preserve">scTOP</w:t>
+            </w:r>
+          </w:p>
+        </w:tc>
+        <w:tc>
+          <w:tcPr/>
+          <w:p>
+            <w:pPr>
+              <w:pStyle w:val="Compact"/>
+            </w:pPr>
+            <w:r>
+              <w:t xml:space="preserve">1.0</w:t>
+            </w:r>
+          </w:p>
+        </w:tc>
+        <w:tc>
+          <w:tcPr/>
+          <w:p>
+            <w:pPr>
+              <w:pStyle w:val="Compact"/>
+            </w:pPr>
+            <w:r>
+              <w:t xml:space="preserve">1.08</w:t>
+            </w:r>
+          </w:p>
+        </w:tc>
+        <w:tc>
+          <w:tcPr/>
+          <w:p>
+            <w:pPr>
+              <w:pStyle w:val="Compact"/>
+            </w:pPr>
+            <w:r>
+              <w:t xml:space="preserve">1928</w:t>
             </w:r>
           </w:p>
         </w:tc>
@@ -4561,40 +4981,40 @@
               <w:pStyle w:val="Compact"/>
             </w:pPr>
             <w:r>
-              <w:t xml:space="preserve">scArches</w:t>
-            </w:r>
-          </w:p>
-        </w:tc>
-        <w:tc>
-          <w:tcPr/>
-          <w:p>
-            <w:pPr>
-              <w:pStyle w:val="Compact"/>
-            </w:pPr>
-            <w:r>
-              <w:t xml:space="preserve">47.7</w:t>
-            </w:r>
-          </w:p>
-        </w:tc>
-        <w:tc>
-          <w:tcPr/>
-          <w:p>
-            <w:pPr>
-              <w:pStyle w:val="Compact"/>
-            </w:pPr>
-            <w:r>
-              <w:t xml:space="preserve">18.7</w:t>
-            </w:r>
-          </w:p>
-        </w:tc>
-        <w:tc>
-          <w:tcPr/>
-          <w:p>
-            <w:pPr>
-              <w:pStyle w:val="Compact"/>
-            </w:pPr>
-            <w:r>
-              <w:t xml:space="preserve">1783</w:t>
+              <w:t xml:space="preserve">ProtoCloud</w:t>
+            </w:r>
+          </w:p>
+        </w:tc>
+        <w:tc>
+          <w:tcPr/>
+          <w:p>
+            <w:pPr>
+              <w:pStyle w:val="Compact"/>
+            </w:pPr>
+            <w:r>
+              <w:t xml:space="preserve">145.9</w:t>
+            </w:r>
+          </w:p>
+        </w:tc>
+        <w:tc>
+          <w:tcPr/>
+          <w:p>
+            <w:pPr>
+              <w:pStyle w:val="Compact"/>
+            </w:pPr>
+            <w:r>
+              <w:t xml:space="preserve">1.42</w:t>
+            </w:r>
+          </w:p>
+        </w:tc>
+        <w:tc>
+          <w:tcPr/>
+          <w:p>
+            <w:pPr>
+              <w:pStyle w:val="Compact"/>
+            </w:pPr>
+            <w:r>
+              <w:t xml:space="preserve">1895</w:t>
             </w:r>
           </w:p>
         </w:tc>
@@ -4607,7 +5027,7 @@
               <w:pStyle w:val="Compact"/>
             </w:pPr>
             <w:r>
-              <w:t xml:space="preserve">SingleR</w:t>
+              <w:t xml:space="preserve">scmap-cluster</w:t>
             </w:r>
           </w:p>
         </w:tc>
@@ -4629,18 +5049,18 @@
               <w:pStyle w:val="Compact"/>
             </w:pPr>
             <w:r>
-              <w:t xml:space="preserve">42.4</w:t>
-            </w:r>
-          </w:p>
-        </w:tc>
-        <w:tc>
-          <w:tcPr/>
-          <w:p>
-            <w:pPr>
-              <w:pStyle w:val="Compact"/>
-            </w:pPr>
-            <w:r>
-              <w:t xml:space="preserve">3621</w:t>
+              <w:t xml:space="preserve">9.0</w:t>
+            </w:r>
+          </w:p>
+        </w:tc>
+        <w:tc>
+          <w:tcPr/>
+          <w:p>
+            <w:pPr>
+              <w:pStyle w:val="Compact"/>
+            </w:pPr>
+            <w:r>
+              <w:t xml:space="preserve">8550</w:t>
             </w:r>
           </w:p>
         </w:tc>
@@ -4653,40 +5073,86 @@
               <w:pStyle w:val="Compact"/>
             </w:pPr>
             <w:r>
-              <w:t xml:space="preserve">original ACTINN</w:t>
-            </w:r>
-          </w:p>
-        </w:tc>
-        <w:tc>
-          <w:tcPr/>
-          <w:p>
-            <w:pPr>
-              <w:pStyle w:val="Compact"/>
-            </w:pPr>
-            <w:r>
-              <w:t xml:space="preserve">0.1*</w:t>
-            </w:r>
-          </w:p>
-        </w:tc>
-        <w:tc>
-          <w:tcPr/>
-          <w:p>
-            <w:pPr>
-              <w:pStyle w:val="Compact"/>
-            </w:pPr>
-            <w:r>
-              <w:t xml:space="preserve">54.5</w:t>
-            </w:r>
-          </w:p>
-        </w:tc>
-        <w:tc>
-          <w:tcPr/>
-          <w:p>
-            <w:pPr>
-              <w:pStyle w:val="Compact"/>
-            </w:pPr>
-            <w:r>
-              <w:t xml:space="preserve">7708</w:t>
+              <w:t xml:space="preserve">scArches</w:t>
+            </w:r>
+          </w:p>
+        </w:tc>
+        <w:tc>
+          <w:tcPr/>
+          <w:p>
+            <w:pPr>
+              <w:pStyle w:val="Compact"/>
+            </w:pPr>
+            <w:r>
+              <w:t xml:space="preserve">47.7</w:t>
+            </w:r>
+          </w:p>
+        </w:tc>
+        <w:tc>
+          <w:tcPr/>
+          <w:p>
+            <w:pPr>
+              <w:pStyle w:val="Compact"/>
+            </w:pPr>
+            <w:r>
+              <w:t xml:space="preserve">18.7</w:t>
+            </w:r>
+          </w:p>
+        </w:tc>
+        <w:tc>
+          <w:tcPr/>
+          <w:p>
+            <w:pPr>
+              <w:pStyle w:val="Compact"/>
+            </w:pPr>
+            <w:r>
+              <w:t xml:space="preserve">1783</w:t>
+            </w:r>
+          </w:p>
+        </w:tc>
+      </w:tr>
+      <w:tr>
+        <w:tc>
+          <w:tcPr/>
+          <w:p>
+            <w:pPr>
+              <w:pStyle w:val="Compact"/>
+            </w:pPr>
+            <w:r>
+              <w:t xml:space="preserve">SingleR</w:t>
+            </w:r>
+          </w:p>
+        </w:tc>
+        <w:tc>
+          <w:tcPr/>
+          <w:p>
+            <w:pPr>
+              <w:pStyle w:val="Compact"/>
+            </w:pPr>
+            <w:r>
+              <w:t xml:space="preserve">0.2</w:t>
+            </w:r>
+          </w:p>
+        </w:tc>
+        <w:tc>
+          <w:tcPr/>
+          <w:p>
+            <w:pPr>
+              <w:pStyle w:val="Compact"/>
+            </w:pPr>
+            <w:r>
+              <w:t xml:space="preserve">42.4</w:t>
+            </w:r>
+          </w:p>
+        </w:tc>
+        <w:tc>
+          <w:tcPr/>
+          <w:p>
+            <w:pPr>
+              <w:pStyle w:val="Compact"/>
+            </w:pPr>
+            <w:r>
+              <w:t xml:space="preserve">3621</w:t>
             </w:r>
           </w:p>
         </w:tc>
@@ -4743,19 +5209,25 @@
         <w:pStyle w:val="BodyText"/>
       </w:pPr>
       <w:r>
-        <w:t xml:space="preserve">(*original ACTINN and scANVI do most work in a single train+predict pass, attributed to</w:t>
-      </w:r>
-      <w:r>
-        <w:t xml:space="preserve"> </w:t>
-      </w:r>
-      <w:r>
-        <w:t xml:space="preserve">predict.) The four fast methods — SVM, kNN, actinn-jax, CellTypist — predict in well under</w:t>
-      </w:r>
-      <w:r>
-        <w:t xml:space="preserve"> </w:t>
-      </w:r>
-      <w:r>
-        <w:t xml:space="preserve">a second; the deep/correlation/foundation tiers are 25–200× slower. actinn-jax predicts in</w:t>
+        <w:t xml:space="preserve">(*scANVI does most of its work in a single train+predict pass, attributed to predict.) Five</w:t>
+      </w:r>
+      <w:r>
+        <w:t xml:space="preserve"> </w:t>
+      </w:r>
+      <w:r>
+        <w:t xml:space="preserve">methods — SVM, kNN, the linear pipeline, actinn-jax, CellTypist — predict in well under a</w:t>
+      </w:r>
+      <w:r>
+        <w:t xml:space="preserve"> </w:t>
+      </w:r>
+      <w:r>
+        <w:t xml:space="preserve">second; scTOP and ProtoCloud are ~1–1.4 s; the deep/correlation tiers are 25–200× slower.</w:t>
+      </w:r>
+      <w:r>
+        <w:t xml:space="preserve"> </w:t>
+      </w:r>
+      <w:r>
+        <w:t xml:space="preserve">actinn-jax predicts in</w:t>
       </w:r>
       <w:r>
         <w:t xml:space="preserve"> </w:t>
@@ -4771,13 +5243,13 @@
         <w:t xml:space="preserve"> </w:t>
       </w:r>
       <w:r>
-        <w:t xml:space="preserve">(~195×), and is far lighter</w:t>
-      </w:r>
-      <w:r>
-        <w:t xml:space="preserve"> </w:t>
-      </w:r>
-      <w:r>
-        <w:t xml:space="preserve">than the memory-heavy tiers (original ACTINN 7.7 GB, scmap 8.5 GB).</w:t>
+        <w:t xml:space="preserve">(~195×),</w:t>
+      </w:r>
+      <w:r>
+        <w:t xml:space="preserve"> </w:t>
+      </w:r>
+      <w:r>
+        <w:t xml:space="preserve">and is far lighter than the memory-heavy tiers (scmap 8.5 GB, SingleR 3.6 GB).</w:t>
       </w:r>
     </w:p>
     <w:bookmarkEnd w:id="22"/>
@@ -4850,64 +5322,26 @@
         <w:pStyle w:val="BodyText"/>
       </w:pPr>
       <w:r>
-        <w:t xml:space="preserve">Plotting accuracy against total wall time makes the frontier explicit: actinn-jax, SVM,</w:t>
-      </w:r>
-      <w:r>
-        <w:t xml:space="preserve"> </w:t>
-      </w:r>
-      <w:r>
-        <w:t xml:space="preserve">kNN, and CellTypist form the efficient (fast) frontier, and among those actinn-jax has the</w:t>
-      </w:r>
-      <w:r>
-        <w:t xml:space="preserve"> </w:t>
-      </w:r>
-      <w:r>
-        <w:t xml:space="preserve">highest accuracy on the richer datasets. The deep methods buy ~0.4 accuracy points on</w:t>
-      </w:r>
-      <w:r>
-        <w:t xml:space="preserve"> </w:t>
-      </w:r>
-      <w:r>
-        <w:t xml:space="preserve">average (up to ~2 points on the 86-type blood+gut set, zero-to-negative on the liver and</w:t>
-      </w:r>
-      <w:r>
-        <w:t xml:space="preserve"> </w:t>
-      </w:r>
-      <w:r>
-        <w:t xml:space="preserve">cross-dataset sets) at 50–200× the inference cost — the trade the frontier is meant to</w:t>
-      </w:r>
-      <w:r>
-        <w:t xml:space="preserve"> </w:t>
-      </w:r>
-      <w:r>
-        <w:t xml:space="preserve">expose.</w:t>
-      </w:r>
-    </w:p>
-    <w:p>
-      <w:pPr>
-        <w:pStyle w:val="BodyText"/>
-      </w:pPr>
-      <w:r>
-        <w:rPr>
-          <w:b/>
-          <w:bCs/>
-        </w:rPr>
-        <w:t xml:space="preserve">The frontier moved once we added a tuned linear baseline.</w:t>
-      </w:r>
-      <w:r>
-        <w:t xml:space="preserve"> </w:t>
-      </w:r>
-      <w:r>
-        <w:rPr>
-          <w:rStyle w:val="VerbatimChar"/>
-        </w:rPr>
-        <w:t xml:space="preserve">linear-anova-pca</w:t>
-      </w:r>
-      <w:r>
-        <w:t xml:space="preserve"> </w:t>
-      </w:r>
-      <w:r>
-        <w:t xml:space="preserve">sits</w:t>
+        <w:t xml:space="preserve">Plotting accuracy against total wall time makes the frontier explicit. The fast-frontier</w:t>
+      </w:r>
+      <w:r>
+        <w:t xml:space="preserve"> </w:t>
+      </w:r>
+      <w:r>
+        <w:t xml:space="preserve">point is the</w:t>
+      </w:r>
+      <w:r>
+        <w:t xml:space="preserve"> </w:t>
+      </w:r>
+      <w:r>
+        <w:rPr>
+          <w:b/>
+          <w:bCs/>
+        </w:rPr>
+        <w:t xml:space="preserve">tuned linear pipeline</w:t>
+      </w:r>
+      <w:r>
+        <w:t xml:space="preserve">: it has the highest matrix accuracy (0.839)</w:t>
       </w:r>
       <w:r>
         <w:t xml:space="preserve"> </w:t>
@@ -4917,68 +5351,83 @@
           <w:i/>
           <w:iCs/>
         </w:rPr>
-        <w:t xml:space="preserve">above and to the left</w:t>
-      </w:r>
-      <w:r>
-        <w:t xml:space="preserve"> </w:t>
-      </w:r>
-      <w:r>
-        <w:t xml:space="preserve">of actinn-jax — more accurate and faster to fit — so the fast</w:t>
-      </w:r>
-      <w:r>
-        <w:t xml:space="preserve"> </w:t>
-      </w:r>
-      <w:r>
-        <w:t xml:space="preserve">frontier is properly occupied by the linear pipeline, with actinn-jax retaining the</w:t>
-      </w:r>
-      <w:r>
-        <w:t xml:space="preserve"> </w:t>
-      </w:r>
-      <w:r>
-        <w:t xml:space="preserve">lightest-memory corner. The figure above predates that method; read it as the frontier</w:t>
-      </w:r>
-      <w:r>
-        <w:t xml:space="preserve"> </w:t>
-      </w:r>
-      <w:r>
-        <w:rPr>
-          <w:i/>
-          <w:iCs/>
-        </w:rPr>
-        <w:t xml:space="preserve">within the original ten</w:t>
-      </w:r>
-      <w:r>
-        <w:t xml:space="preserve">, and</w:t>
-      </w:r>
-      <w:r>
-        <w:t xml:space="preserve"> </w:t>
-      </w:r>
-      <w:r>
-        <w:rPr>
-          <w:rStyle w:val="VerbatimChar"/>
-        </w:rPr>
-        <w:t xml:space="preserve">SIMPLE_BASELINES.md</w:t>
-      </w:r>
-      <w:r>
-        <w:t xml:space="preserve"> </w:t>
-      </w:r>
-      <w:r>
-        <w:t xml:space="preserve">/</w:t>
-      </w:r>
-      <w:r>
-        <w:t xml:space="preserve"> </w:t>
-      </w:r>
-      <w:r>
-        <w:rPr>
-          <w:rStyle w:val="VerbatimChar"/>
-        </w:rPr>
-        <w:t xml:space="preserve">SCALING_MEMORY.md</w:t>
-      </w:r>
-      <w:r>
-        <w:t xml:space="preserve"> </w:t>
-      </w:r>
-      <w:r>
-        <w:t xml:space="preserve">for the current one.</w:t>
+        <w:t xml:space="preserve">and</w:t>
+      </w:r>
+      <w:r>
+        <w:t xml:space="preserve"> </w:t>
+      </w:r>
+      <w:r>
+        <w:t xml:space="preserve">the</w:t>
+      </w:r>
+      <w:r>
+        <w:t xml:space="preserve"> </w:t>
+      </w:r>
+      <w:r>
+        <w:t xml:space="preserve">lowest fit time of any accurate method (4.0 s), so it sits above and to the left of</w:t>
+      </w:r>
+      <w:r>
+        <w:t xml:space="preserve"> </w:t>
+      </w:r>
+      <w:r>
+        <w:t xml:space="preserve">actinn-jax, SVM, kNN and CellTypist. The deep methods buy little or nothing on accuracy here</w:t>
+      </w:r>
+      <w:r>
+        <w:t xml:space="preserve"> </w:t>
+      </w:r>
+      <w:r>
+        <w:t xml:space="preserve">(≤ the linear pipeline on every dataset except lung, which ProtoCloud takes) at 50–200× the</w:t>
+      </w:r>
+      <w:r>
+        <w:t xml:space="preserve"> </w:t>
+      </w:r>
+      <w:r>
+        <w:t xml:space="preserve">inference cost. actinn-jax sits just inside that frontier — dominated by the linear pipeline</w:t>
+      </w:r>
+      <w:r>
+        <w:t xml:space="preserve"> </w:t>
+      </w:r>
+      <w:r>
+        <w:t xml:space="preserve">on this small-reference matrix — and its distinguishing property is not visible on a</w:t>
+      </w:r>
+      <w:r>
+        <w:t xml:space="preserve"> </w:t>
+      </w:r>
+      <w:r>
+        <w:t xml:space="preserve">static-size plot: it is</w:t>
+      </w:r>
+      <w:r>
+        <w:t xml:space="preserve"> </w:t>
+      </w:r>
+      <w:r>
+        <w:rPr>
+          <w:b/>
+          <w:bCs/>
+        </w:rPr>
+        <w:t xml:space="preserve">scale behaviour</w:t>
+      </w:r>
+      <w:r>
+        <w:t xml:space="preserve"> </w:t>
+      </w:r>
+      <w:r>
+        <w:t xml:space="preserve">(flat sub-second predict independent of reference</w:t>
+      </w:r>
+      <w:r>
+        <w:t xml:space="preserve"> </w:t>
+      </w:r>
+      <w:r>
+        <w:t xml:space="preserve">size, and ~2× lower peak memory that holds to atlas scale), developed in §3.4 and §5. The</w:t>
+      </w:r>
+      <w:r>
+        <w:t xml:space="preserve"> </w:t>
+      </w:r>
+      <w:r>
+        <w:t xml:space="preserve">figure is drawn from the liver_intra panel; the ranking it depicts is the one in the tables</w:t>
+      </w:r>
+      <w:r>
+        <w:t xml:space="preserve"> </w:t>
+      </w:r>
+      <w:r>
+        <w:t xml:space="preserve">above.</w:t>
       </w:r>
     </w:p>
     <w:bookmarkEnd w:id="26"/>
@@ -4998,7 +5447,7 @@
       <w:r>
         <w:drawing>
           <wp:inline>
-            <wp:extent cx="5334000" cy="1970216"/>
+            <wp:extent cx="5334000" cy="1973419"/>
             <wp:effectExtent b="0" l="0" r="0" t="0"/>
             <wp:docPr descr="Fit and predict time versus reference size and cardinality; predict time stays flat and sub-second." title="" id="28" name="Picture"/>
             <a:graphic>
@@ -5019,7 +5468,7 @@
                   <pic:spPr bwMode="auto">
                     <a:xfrm>
                       <a:off x="0" y="0"/>
-                      <a:ext cx="5334000" cy="1970216"/>
+                      <a:ext cx="5334000" cy="1973419"/>
                     </a:xfrm>
                     <a:prstGeom prst="rect">
                       <a:avLst/>
@@ -5149,13 +5598,13 @@
       </w:r>
     </w:p>
     <w:bookmarkEnd w:id="30"/>
-    <w:bookmarkStart w:id="31" w:name="actinn-jax-vs.-the-original-actinn"/>
+    <w:bookmarkStart w:id="31" w:name="the-largerefined-annotation-workflow"/>
     <w:p>
       <w:pPr>
         <w:pStyle w:val="Heading2"/>
       </w:pPr>
       <w:r>
-        <w:t xml:space="preserve">actinn-jax vs. the original ACTINN</w:t>
+        <w:t xml:space="preserve">The large→refined annotation workflow</w:t>
       </w:r>
     </w:p>
     <w:p>
@@ -5163,7 +5612,43 @@
         <w:pStyle w:val="FirstParagraph"/>
       </w:pPr>
       <w:r>
-        <w:t xml:space="preserve">The</w:t>
+        <w:t xml:space="preserve">The most useful thing actinn-jax ships is not a single classifier but a</w:t>
+      </w:r>
+      <w:r>
+        <w:t xml:space="preserve"> </w:t>
+      </w:r>
+      <w:r>
+        <w:rPr>
+          <w:b/>
+          <w:bCs/>
+        </w:rPr>
+        <w:t xml:space="preserve">two-tier</w:t>
+      </w:r>
+      <w:r>
+        <w:rPr>
+          <w:b/>
+          <w:bCs/>
+        </w:rPr>
+        <w:t xml:space="preserve"> </w:t>
+      </w:r>
+      <w:r>
+        <w:rPr>
+          <w:b/>
+          <w:bCs/>
+        </w:rPr>
+        <w:t xml:space="preserve">workflow</w:t>
+      </w:r>
+      <w:r>
+        <w:t xml:space="preserve"> </w:t>
+      </w:r>
+      <w:r>
+        <w:t xml:space="preserve">that matches how annotation is actually done: get a broad call fast, then sharpen</w:t>
+      </w:r>
+      <w:r>
+        <w:t xml:space="preserve"> </w:t>
+      </w:r>
+      <w:r>
+        <w:t xml:space="preserve">it where it matters. Because every stage is a cached</w:t>
       </w:r>
       <w:r>
         <w:t xml:space="preserve"> </w:t>
@@ -5172,19 +5657,1063 @@
         <w:rPr>
           <w:rStyle w:val="VerbatimChar"/>
         </w:rPr>
-        <w:t xml:space="preserve">actinn-orig</w:t>
-      </w:r>
-      <w:r>
-        <w:t xml:space="preserve"> </w:t>
-      </w:r>
-      <w:r>
-        <w:t xml:space="preserve">row isolates the value of the reimplementation itself: same method, same</w:t>
-      </w:r>
-      <w:r>
-        <w:t xml:space="preserve"> </w:t>
-      </w:r>
-      <w:r>
-        <w:t xml:space="preserve">data, TensorFlow-2.15 vs. JAX. Mean across the six datasets:</w:t>
+        <w:t xml:space="preserve">ReferenceModel</w:t>
+      </w:r>
+      <w:r>
+        <w:t xml:space="preserve"> </w:t>
+      </w:r>
+      <w:r>
+        <w:t xml:space="preserve">with sub-second,</w:t>
+      </w:r>
+      <w:r>
+        <w:t xml:space="preserve"> </w:t>
+      </w:r>
+      <w:r>
+        <w:t xml:space="preserve">memory-bounded inference (§3.2, §3.4), the whole workflow runs on a laptop.</w:t>
+      </w:r>
+    </w:p>
+    <w:p>
+      <w:pPr>
+        <w:pStyle w:val="BodyText"/>
+      </w:pPr>
+      <w:r>
+        <w:rPr>
+          <w:b/>
+          <w:bCs/>
+        </w:rPr>
+        <w:t xml:space="preserve">Tier 1 — broad, census-scale.</w:t>
+      </w:r>
+      <w:r>
+        <w:t xml:space="preserve"> </w:t>
+      </w:r>
+      <w:r>
+        <w:t xml:space="preserve">A shipped ~800-type human reference built from the</w:t>
+      </w:r>
+      <w:r>
+        <w:t xml:space="preserve"> </w:t>
+      </w:r>
+      <w:r>
+        <w:t xml:space="preserve">CELLxGENE census gives any query a first-pass annotation across the whole body, with a</w:t>
+      </w:r>
+      <w:r>
+        <w:t xml:space="preserve"> </w:t>
+      </w:r>
+      <w:r>
+        <w:rPr>
+          <w:b/>
+          <w:bCs/>
+        </w:rPr>
+        <w:t xml:space="preserve">calibrated abstain threshold</w:t>
+      </w:r>
+      <w:r>
+        <w:t xml:space="preserve"> </w:t>
+      </w:r>
+      <w:r>
+        <w:t xml:space="preserve">so out-of-reference cells are flagged rather than</w:t>
+      </w:r>
+      <w:r>
+        <w:t xml:space="preserve"> </w:t>
+      </w:r>
+      <w:r>
+        <w:t xml:space="preserve">force-labeled (see the smooth abstain curve of §3.6). This is the</w:t>
+      </w:r>
+      <w:r>
+        <w:t xml:space="preserve"> </w:t>
+      </w:r>
+      <w:r>
+        <w:t xml:space="preserve">“what am I looking at”</w:t>
+      </w:r>
+      <w:r>
+        <w:t xml:space="preserve"> </w:t>
+      </w:r>
+      <w:r>
+        <w:t xml:space="preserve">pass — broad coverage, deliberately not fine-grained.</w:t>
+      </w:r>
+    </w:p>
+    <w:p>
+      <w:pPr>
+        <w:pStyle w:val="BodyText"/>
+      </w:pPr>
+      <w:r>
+        <w:rPr>
+          <w:b/>
+          <w:bCs/>
+        </w:rPr>
+        <w:t xml:space="preserve">Tier 2 — refined, tissue-focused.</w:t>
+      </w:r>
+      <w:r>
+        <w:t xml:space="preserve"> </w:t>
+      </w:r>
+      <w:r>
+        <w:t xml:space="preserve">For the tissue the broad pass identifies, a small</w:t>
+      </w:r>
+      <w:r>
+        <w:t xml:space="preserve"> </w:t>
+      </w:r>
+      <w:r>
+        <w:t xml:space="preserve">focused reference re-annotates at full resolution. The gain is large and it is the crux of</w:t>
+      </w:r>
+      <w:r>
+        <w:t xml:space="preserve"> </w:t>
+      </w:r>
+      <w:r>
+        <w:t xml:space="preserve">the workflow: on held-out</w:t>
+      </w:r>
+      <w:r>
+        <w:t xml:space="preserve"> </w:t>
+      </w:r>
+      <w:r>
+        <w:rPr>
+          <w:b/>
+          <w:bCs/>
+        </w:rPr>
+        <w:t xml:space="preserve">cross-study</w:t>
+      </w:r>
+      <w:r>
+        <w:t xml:space="preserve"> </w:t>
+      </w:r>
+      <w:r>
+        <w:t xml:space="preserve">liver cells, the broad census model scores</w:t>
+      </w:r>
+      <w:r>
+        <w:t xml:space="preserve"> </w:t>
+      </w:r>
+      <w:r>
+        <w:t xml:space="preserve">exact-CL</w:t>
+      </w:r>
+      <w:r>
+        <w:t xml:space="preserve"> </w:t>
+      </w:r>
+      <w:r>
+        <w:rPr>
+          <w:b/>
+          <w:bCs/>
+        </w:rPr>
+        <w:t xml:space="preserve">0.23</w:t>
+      </w:r>
+      <w:r>
+        <w:t xml:space="preserve"> </w:t>
+      </w:r>
+      <w:r>
+        <w:t xml:space="preserve">/ ontology</w:t>
+      </w:r>
+      <w:r>
+        <w:t xml:space="preserve"> </w:t>
+      </w:r>
+      <w:r>
+        <w:rPr>
+          <w:b/>
+          <w:bCs/>
+        </w:rPr>
+        <w:t xml:space="preserve">0.58</w:t>
+      </w:r>
+      <w:r>
+        <w:t xml:space="preserve">, while a focused</w:t>
+      </w:r>
+      <w:r>
+        <w:t xml:space="preserve"> </w:t>
+      </w:r>
+      <w:r>
+        <w:rPr>
+          <w:b/>
+          <w:bCs/>
+        </w:rPr>
+        <w:t xml:space="preserve">48-type HLiCA liver</w:t>
+      </w:r>
+      <w:r>
+        <w:t xml:space="preserve"> </w:t>
+      </w:r>
+      <w:r>
+        <w:t xml:space="preserve">reference on</w:t>
+      </w:r>
+      <w:r>
+        <w:t xml:space="preserve"> </w:t>
+      </w:r>
+      <w:r>
+        <w:t xml:space="preserve">the</w:t>
+      </w:r>
+      <w:r>
+        <w:t xml:space="preserve"> </w:t>
+      </w:r>
+      <w:r>
+        <w:rPr>
+          <w:i/>
+          <w:iCs/>
+        </w:rPr>
+        <w:t xml:space="preserve">same cells</w:t>
+      </w:r>
+      <w:r>
+        <w:t xml:space="preserve"> </w:t>
+      </w:r>
+      <w:r>
+        <w:t xml:space="preserve">reaches</w:t>
+      </w:r>
+      <w:r>
+        <w:t xml:space="preserve"> </w:t>
+      </w:r>
+      <w:r>
+        <w:rPr>
+          <w:b/>
+          <w:bCs/>
+        </w:rPr>
+        <w:t xml:space="preserve">0.72 / 0.86</w:t>
+      </w:r>
+      <w:r>
+        <w:t xml:space="preserve">. Refinement is where fine-grained accuracy comes</w:t>
+      </w:r>
+      <w:r>
+        <w:t xml:space="preserve"> </w:t>
+      </w:r>
+      <w:r>
+        <w:t xml:space="preserve">from; the broad model’s job is to route to it, not to be right about subtypes itself.</w:t>
+      </w:r>
+    </w:p>
+    <w:p>
+      <w:pPr>
+        <w:pStyle w:val="BodyText"/>
+      </w:pPr>
+      <w:r>
+        <w:rPr>
+          <w:b/>
+          <w:bCs/>
+        </w:rPr>
+        <w:t xml:space="preserve">Supporting mechanisms.</w:t>
+      </w:r>
+      <w:r>
+        <w:t xml:space="preserve"> </w:t>
+      </w:r>
+      <w:r>
+        <w:t xml:space="preserve">(i) A</w:t>
+      </w:r>
+      <w:r>
+        <w:t xml:space="preserve"> </w:t>
+      </w:r>
+      <w:r>
+        <w:rPr>
+          <w:b/>
+          <w:bCs/>
+        </w:rPr>
+        <w:t xml:space="preserve">foundation-model-guided coarse→fine hierarchy</w:t>
+      </w:r>
+      <w:r>
+        <w:t xml:space="preserve">: a foundation model discovers</w:t>
+      </w:r>
+      <w:r>
+        <w:t xml:space="preserve"> </w:t>
+      </w:r>
+      <w:r>
+        <w:t xml:space="preserve">a coarse→fine structure</w:t>
+      </w:r>
+      <w:r>
+        <w:t xml:space="preserve"> </w:t>
+      </w:r>
+      <w:r>
+        <w:rPr>
+          <w:i/>
+          <w:iCs/>
+        </w:rPr>
+        <w:t xml:space="preserve">offline</w:t>
+      </w:r>
+      <w:r>
+        <w:t xml:space="preserve">, the fast CPU model uses it at inference — beats a flat</w:t>
+      </w:r>
+      <w:r>
+        <w:t xml:space="preserve"> </w:t>
+      </w:r>
+      <w:r>
+        <w:t xml:space="preserve">classifier on 3/4 datasets, matches an expert hierarchy, beats a random-grouping control,</w:t>
+      </w:r>
+      <w:r>
+        <w:t xml:space="preserve"> </w:t>
+      </w:r>
+      <w:r>
+        <w:t xml:space="preserve">and never depends on the foundation model at prediction time. (ii)</w:t>
+      </w:r>
+      <w:r>
+        <w:t xml:space="preserve"> </w:t>
+      </w:r>
+      <w:r>
+        <w:rPr>
+          <w:b/>
+          <w:bCs/>
+        </w:rPr>
+        <w:t xml:space="preserve">Within-cell-type</w:t>
+      </w:r>
+      <w:r>
+        <w:rPr>
+          <w:b/>
+          <w:bCs/>
+        </w:rPr>
+        <w:t xml:space="preserve"> </w:t>
+      </w:r>
+      <w:r>
+        <w:rPr>
+          <w:b/>
+          <w:bCs/>
+        </w:rPr>
+        <w:t xml:space="preserve">resolution</w:t>
+      </w:r>
+      <w:r>
+        <w:t xml:space="preserve">: the same machinery resolves hepatocyte zonation (portal→central) at ~0.99</w:t>
+      </w:r>
+      <w:r>
+        <w:t xml:space="preserve"> </w:t>
+      </w:r>
+      <w:r>
+        <w:t xml:space="preserve">within-one-zone, generalizing across donors and datasets — a</w:t>
+      </w:r>
+      <w:r>
+        <w:t xml:space="preserve"> </w:t>
+      </w:r>
+      <w:r>
+        <w:t xml:space="preserve">third tier below the cell-type label. Together these make actinn-jax a</w:t>
+      </w:r>
+      <w:r>
+        <w:t xml:space="preserve"> </w:t>
+      </w:r>
+      <w:r>
+        <w:rPr>
+          <w:i/>
+          <w:iCs/>
+        </w:rPr>
+        <w:t xml:space="preserve">pipeline</w:t>
+      </w:r>
+      <w:r>
+        <w:t xml:space="preserve"> </w:t>
+      </w:r>
+      <w:r>
+        <w:t xml:space="preserve">(broad →</w:t>
+      </w:r>
+      <w:r>
+        <w:t xml:space="preserve"> </w:t>
+      </w:r>
+      <w:r>
+        <w:t xml:space="preserve">tissue → subtype/state), not just a classifier, at classical-method speed throughout.</w:t>
+      </w:r>
+    </w:p>
+    <w:bookmarkEnd w:id="31"/>
+    <w:bookmarkStart w:id="32" w:name="rejection-abstain"/>
+    <w:p>
+      <w:pPr>
+        <w:pStyle w:val="Heading2"/>
+      </w:pPr>
+      <w:r>
+        <w:t xml:space="preserve">Rejection / abstain</w:t>
+      </w:r>
+    </w:p>
+    <w:p>
+      <w:pPr>
+        <w:pStyle w:val="FirstParagraph"/>
+      </w:pPr>
+      <w:r>
+        <w:t xml:space="preserve">Holding out 9 of 36 cell types entirely from the HLiCA liver reference (so 1,350 query</w:t>
+      </w:r>
+      <w:r>
+        <w:t xml:space="preserve"> </w:t>
+      </w:r>
+      <w:r>
+        <w:t xml:space="preserve">cells are genuinely out-of-distribution), and sweeping a confidence threshold:</w:t>
+      </w:r>
+    </w:p>
+    <w:tbl>
+      <w:tblPr>
+        <w:tblStyle w:val="Table"/>
+        <w:tblW w:type="pct" w:w="5000"/>
+        <w:tblLayout w:type="fixed"/>
+        <w:tblLook w:firstRow="1" w:lastRow="0" w:firstColumn="0" w:lastColumn="0" w:noHBand="0" w:noVBand="0" w:val="0020"/>
+      </w:tblPr>
+      <w:tblGrid>
+        <w:gridCol w:w="2640"/>
+        <w:gridCol w:w="2640"/>
+        <w:gridCol w:w="2640"/>
+      </w:tblGrid>
+      <w:tr>
+        <w:trPr>
+          <w:tblHeader w:val="on"/>
+        </w:trPr>
+        <w:tc>
+          <w:tcPr/>
+          <w:p>
+            <w:pPr>
+              <w:pStyle w:val="Compact"/>
+            </w:pPr>
+            <w:r>
+              <w:t xml:space="preserve">threshold</w:t>
+            </w:r>
+          </w:p>
+        </w:tc>
+        <w:tc>
+          <w:tcPr/>
+          <w:p>
+            <w:pPr>
+              <w:pStyle w:val="Compact"/>
+            </w:pPr>
+            <w:r>
+              <w:t xml:space="preserve">actinn-jax: acc(kept) / coverage / OOD-flagged</w:t>
+            </w:r>
+          </w:p>
+        </w:tc>
+        <w:tc>
+          <w:tcPr/>
+          <w:p>
+            <w:pPr>
+              <w:pStyle w:val="Compact"/>
+            </w:pPr>
+            <w:r>
+              <w:t xml:space="preserve">CellTypist: acc(kept) / coverage / OOD-flagged</w:t>
+            </w:r>
+          </w:p>
+        </w:tc>
+      </w:tr>
+      <w:tr>
+        <w:tc>
+          <w:tcPr/>
+          <w:p>
+            <w:pPr>
+              <w:pStyle w:val="Compact"/>
+            </w:pPr>
+            <w:r>
+              <w:t xml:space="preserve">0.0</w:t>
+            </w:r>
+          </w:p>
+        </w:tc>
+        <w:tc>
+          <w:tcPr/>
+          <w:p>
+            <w:pPr>
+              <w:pStyle w:val="Compact"/>
+            </w:pPr>
+            <w:r>
+              <w:t xml:space="preserve">0.885 / 1.00 / 0.00</w:t>
+            </w:r>
+          </w:p>
+        </w:tc>
+        <w:tc>
+          <w:tcPr/>
+          <w:p>
+            <w:pPr>
+              <w:pStyle w:val="Compact"/>
+            </w:pPr>
+            <w:r>
+              <w:t xml:space="preserve">0.873 / 1.00 / 0.00</w:t>
+            </w:r>
+          </w:p>
+        </w:tc>
+      </w:tr>
+      <w:tr>
+        <w:tc>
+          <w:tcPr/>
+          <w:p>
+            <w:pPr>
+              <w:pStyle w:val="Compact"/>
+            </w:pPr>
+            <w:r>
+              <w:t xml:space="preserve">0.5</w:t>
+            </w:r>
+          </w:p>
+        </w:tc>
+        <w:tc>
+          <w:tcPr/>
+          <w:p>
+            <w:pPr>
+              <w:pStyle w:val="Compact"/>
+            </w:pPr>
+            <w:r>
+              <w:t xml:space="preserve">0.919 / 0.93 / 0.30</w:t>
+            </w:r>
+          </w:p>
+        </w:tc>
+        <w:tc>
+          <w:tcPr/>
+          <w:p>
+            <w:pPr>
+              <w:pStyle w:val="Compact"/>
+            </w:pPr>
+            <w:r>
+              <w:t xml:space="preserve">0.936 / 0.68 / 0.68</w:t>
+            </w:r>
+          </w:p>
+        </w:tc>
+      </w:tr>
+      <w:tr>
+        <w:tc>
+          <w:tcPr/>
+          <w:p>
+            <w:pPr>
+              <w:pStyle w:val="Compact"/>
+            </w:pPr>
+            <w:r>
+              <w:t xml:space="preserve">0.7</w:t>
+            </w:r>
+          </w:p>
+        </w:tc>
+        <w:tc>
+          <w:tcPr/>
+          <w:p>
+            <w:pPr>
+              <w:pStyle w:val="Compact"/>
+            </w:pPr>
+            <w:r>
+              <w:t xml:space="preserve">0.946 / 0.84 / 0.52</w:t>
+            </w:r>
+          </w:p>
+        </w:tc>
+        <w:tc>
+          <w:tcPr/>
+          <w:p>
+            <w:pPr>
+              <w:pStyle w:val="Compact"/>
+            </w:pPr>
+            <w:r>
+              <w:t xml:space="preserve">0.936 / 0.68 / 0.68</w:t>
+            </w:r>
+          </w:p>
+        </w:tc>
+      </w:tr>
+      <w:tr>
+        <w:tc>
+          <w:tcPr/>
+          <w:p>
+            <w:pPr>
+              <w:pStyle w:val="Compact"/>
+            </w:pPr>
+            <w:r>
+              <w:t xml:space="preserve">0.9</w:t>
+            </w:r>
+          </w:p>
+        </w:tc>
+        <w:tc>
+          <w:tcPr/>
+          <w:p>
+            <w:pPr>
+              <w:pStyle w:val="Compact"/>
+            </w:pPr>
+            <w:r>
+              <w:t xml:space="preserve">0.969 / 0.66 / 0.73</w:t>
+            </w:r>
+          </w:p>
+        </w:tc>
+        <w:tc>
+          <w:tcPr/>
+          <w:p>
+            <w:pPr>
+              <w:pStyle w:val="Compact"/>
+            </w:pPr>
+            <w:r>
+              <w:t xml:space="preserve">0.937 / 0.68 / 0.68</w:t>
+            </w:r>
+          </w:p>
+        </w:tc>
+      </w:tr>
+    </w:tbl>
+    <w:p>
+      <w:pPr>
+        <w:pStyle w:val="BodyText"/>
+      </w:pPr>
+      <w:r>
+        <w:t xml:space="preserve">actinn-jax’s probability gives a</w:t>
+      </w:r>
+      <w:r>
+        <w:t xml:space="preserve"> </w:t>
+      </w:r>
+      <w:r>
+        <w:rPr>
+          <w:b/>
+          <w:bCs/>
+        </w:rPr>
+        <w:t xml:space="preserve">smooth, tunable</w:t>
+      </w:r>
+      <w:r>
+        <w:t xml:space="preserve"> </w:t>
+      </w:r>
+      <w:r>
+        <w:t xml:space="preserve">abstain curve — accuracy on kept cells</w:t>
+      </w:r>
+      <w:r>
+        <w:t xml:space="preserve"> </w:t>
+      </w:r>
+      <w:r>
+        <w:t xml:space="preserve">rises 0.885→0.969 as coverage falls 1.00→0.66 and OOD-flagging climbs 0.00→0.73 — so a user</w:t>
+      </w:r>
+      <w:r>
+        <w:t xml:space="preserve"> </w:t>
+      </w:r>
+      <w:r>
+        <w:t xml:space="preserve">can dial the precision/coverage/novel-cell-detection trade-off. CellTypist’s probabilities</w:t>
+      </w:r>
+      <w:r>
+        <w:t xml:space="preserve"> </w:t>
+      </w:r>
+      <w:r>
+        <w:t xml:space="preserve">are</w:t>
+      </w:r>
+      <w:r>
+        <w:t xml:space="preserve"> </w:t>
+      </w:r>
+      <w:r>
+        <w:rPr>
+          <w:b/>
+          <w:bCs/>
+        </w:rPr>
+        <w:t xml:space="preserve">saturated</w:t>
+      </w:r>
+      <w:r>
+        <w:t xml:space="preserve"> </w:t>
+      </w:r>
+      <w:r>
+        <w:t xml:space="preserve">(near 0 or 1): the threshold jumps to 68% OOD-flagged at 0.5 and then does</w:t>
+      </w:r>
+      <w:r>
+        <w:t xml:space="preserve"> </w:t>
+      </w:r>
+      <w:r>
+        <w:t xml:space="preserve">not move across 0.5–0.9, giving essentially one operating point rather than a tunable curve.</w:t>
+      </w:r>
+      <w:r>
+        <w:t xml:space="preserve"> </w:t>
+      </w:r>
+      <w:r>
+        <w:t xml:space="preserve">scmap-cluster offers a single native</w:t>
+      </w:r>
+      <w:r>
+        <w:t xml:space="preserve"> </w:t>
+      </w:r>
+      <w:r>
+        <w:t xml:space="preserve">“unassigned”</w:t>
+      </w:r>
+      <w:r>
+        <w:t xml:space="preserve"> </w:t>
+      </w:r>
+      <w:r>
+        <w:t xml:space="preserve">decision (no sweep). The abstain knob is a</w:t>
+      </w:r>
+      <w:r>
+        <w:t xml:space="preserve"> </w:t>
+      </w:r>
+      <w:r>
+        <w:t xml:space="preserve">concrete, practical advantage of actinn-jax’s calibrated output.</w:t>
+      </w:r>
+    </w:p>
+    <w:bookmarkEnd w:id="32"/>
+    <w:bookmarkStart w:id="33" w:name="foundation-model-zero-shot-scprint"/>
+    <w:p>
+      <w:pPr>
+        <w:pStyle w:val="Heading2"/>
+      </w:pPr>
+      <w:r>
+        <w:t xml:space="preserve">Foundation-model zero-shot (scPRINT)</w:t>
+      </w:r>
+    </w:p>
+    <w:p>
+      <w:pPr>
+        <w:pStyle w:val="FirstParagraph"/>
+      </w:pPr>
+      <w:r>
+        <w:t xml:space="preserve">scPRINT is run separately as a zero-shot predictor (no training on the reference), as a</w:t>
+      </w:r>
+      <w:r>
+        <w:t xml:space="preserve"> </w:t>
+      </w:r>
+      <w:r>
+        <w:t xml:space="preserve">reference point for the</w:t>
+      </w:r>
+      <w:r>
+        <w:t xml:space="preserve"> </w:t>
+      </w:r>
+      <w:r>
+        <w:t xml:space="preserve">“just use a foundation model”</w:t>
+      </w:r>
+      <w:r>
+        <w:t xml:space="preserve"> </w:t>
+      </w:r>
+      <w:r>
+        <w:t xml:space="preserve">alternative. On the lung datasets it</w:t>
+      </w:r>
+      <w:r>
+        <w:t xml:space="preserve"> </w:t>
+      </w:r>
+      <w:r>
+        <w:t xml:space="preserve">scored</w:t>
+      </w:r>
+      <w:r>
+        <w:t xml:space="preserve"> </w:t>
+      </w:r>
+      <w:r>
+        <w:rPr>
+          <w:b/>
+          <w:bCs/>
+        </w:rPr>
+        <w:t xml:space="preserve">exact accuracy 0.027 / ontology concordance 0.206 in 321 s per query</w:t>
+      </w:r>
+      <w:r>
+        <w:t xml:space="preserve"> </w:t>
+      </w:r>
+      <w:r>
+        <w:t xml:space="preserve">— vs.</w:t>
+      </w:r>
+      <w:r>
+        <w:t xml:space="preserve"> </w:t>
+      </w:r>
+      <w:r>
+        <w:t xml:space="preserve">actinn-jax’s 0.89 in 0.2 s — so as a</w:t>
+      </w:r>
+      <w:r>
+        <w:t xml:space="preserve"> </w:t>
+      </w:r>
+      <w:r>
+        <w:rPr>
+          <w:i/>
+          <w:iCs/>
+        </w:rPr>
+        <w:t xml:space="preserve">label</w:t>
+      </w:r>
+      <w:r>
+        <w:t xml:space="preserve"> </w:t>
+      </w:r>
+      <w:r>
+        <w:t xml:space="preserve">predictor it is both slow (~1000× actinn-jax)</w:t>
+      </w:r>
+      <w:r>
+        <w:t xml:space="preserve"> </w:t>
+      </w:r>
+      <w:r>
+        <w:t xml:space="preserve">and weak. Its pretrained classifier head also carries a</w:t>
+      </w:r>
+      <w:r>
+        <w:t xml:space="preserve"> </w:t>
+      </w:r>
+      <w:r>
+        <w:rPr>
+          <w:b/>
+          <w:bCs/>
+        </w:rPr>
+        <w:t xml:space="preserve">fixed label vocabulary</w:t>
+      </w:r>
+      <w:r>
+        <w:t xml:space="preserve"> </w:t>
+      </w:r>
+      <w:r>
+        <w:t xml:space="preserve">and</w:t>
+      </w:r>
+      <w:r>
+        <w:t xml:space="preserve"> </w:t>
+      </w:r>
+      <w:r>
+        <w:t xml:space="preserve">requires CL ids, so it cannot emit labels outside that set; this is an inherent property of</w:t>
+      </w:r>
+      <w:r>
+        <w:t xml:space="preserve"> </w:t>
+      </w:r>
+      <w:r>
+        <w:t xml:space="preserve">a zero-shot label head, not a defect, but it means the foundation model’s raw predictions</w:t>
+      </w:r>
+      <w:r>
+        <w:t xml:space="preserve"> </w:t>
+      </w:r>
+      <w:r>
+        <w:t xml:space="preserve">are not a drop-in annotator. This is exactly why our two-stage workflow uses scPRINT’s</w:t>
+      </w:r>
+      <w:r>
+        <w:t xml:space="preserve"> </w:t>
+      </w:r>
+      <w:r>
+        <w:rPr>
+          <w:b/>
+          <w:bCs/>
+        </w:rPr>
+        <w:t xml:space="preserve">embeddings</w:t>
+      </w:r>
+      <w:r>
+        <w:t xml:space="preserve"> </w:t>
+      </w:r>
+      <w:r>
+        <w:t xml:space="preserve">— its learned structure — to</w:t>
+      </w:r>
+      <w:r>
+        <w:t xml:space="preserve"> </w:t>
+      </w:r>
+      <w:r>
+        <w:t xml:space="preserve">shape a small trained model, never its zero-shot labels: the foundation model is valuable,</w:t>
+      </w:r>
+      <w:r>
+        <w:t xml:space="preserve"> </w:t>
+      </w:r>
+      <w:r>
+        <w:t xml:space="preserve">its raw label predictions are not.</w:t>
+      </w:r>
+    </w:p>
+    <w:bookmarkEnd w:id="33"/>
+    <w:bookmarkStart w:id="41" w:name="X073cf3caac1f6b108657735a42ae0c9978dc036"/>
+    <w:p>
+      <w:pPr>
+        <w:pStyle w:val="Heading2"/>
+      </w:pPr>
+      <w:r>
+        <w:t xml:space="preserve">External validation: Open Problems</w:t>
+      </w:r>
+      <w:r>
+        <w:t xml:space="preserve"> </w:t>
+      </w:r>
+      <w:r>
+        <w:rPr>
+          <w:rStyle w:val="VerbatimChar"/>
+        </w:rPr>
+        <w:t xml:space="preserve">label_projection</w:t>
+      </w:r>
+    </w:p>
+    <w:p>
+      <w:pPr>
+        <w:pStyle w:val="FirstParagraph"/>
+      </w:pPr>
+      <w:r>
+        <w:t xml:space="preserve">Our in-house benchmark is neutral but self-run. For an</w:t>
+      </w:r>
+      <w:r>
+        <w:t xml:space="preserve"> </w:t>
+      </w:r>
+      <w:r>
+        <w:rPr>
+          <w:b/>
+          <w:bCs/>
+        </w:rPr>
+        <w:t xml:space="preserve">independent</w:t>
+      </w:r>
+      <w:r>
+        <w:t xml:space="preserve"> </w:t>
+      </w:r>
+      <w:r>
+        <w:t xml:space="preserve">check, we ran</w:t>
+      </w:r>
+      <w:r>
+        <w:t xml:space="preserve"> </w:t>
+      </w:r>
+      <w:r>
+        <w:t xml:space="preserve">actinn-jax through the community-standard</w:t>
+      </w:r>
+      <w:r>
+        <w:t xml:space="preserve"> </w:t>
+      </w:r>
+      <w:hyperlink r:id="rId34">
+        <w:r>
+          <w:rPr>
+            <w:rStyle w:val="Hyperlink"/>
+          </w:rPr>
+          <w:t xml:space="preserve">Open Problems</w:t>
+        </w:r>
+      </w:hyperlink>
+      <w:r>
+        <w:t xml:space="preserve"> </w:t>
+      </w:r>
+      <w:r>
+        <w:t xml:space="preserve">label-projection task — their 6 datasets, splits, and metrics — and slotted it into their</w:t>
+      </w:r>
+      <w:r>
+        <w:t xml:space="preserve"> </w:t>
+      </w:r>
+      <w:r>
+        <w:t xml:space="preserve">published v2.0.0 leaderboard.</w:t>
+      </w:r>
+    </w:p>
+    <w:p>
+      <w:pPr>
+        <w:pStyle w:val="BodyText"/>
+      </w:pPr>
+      <w:r>
+        <w:rPr>
+          <w:b/>
+          <w:bCs/>
+        </w:rPr>
+        <w:t xml:space="preserve">Placement.</w:t>
+      </w:r>
+      <w:r>
+        <w:t xml:space="preserve"> </w:t>
+      </w:r>
+      <w:r>
+        <w:t xml:space="preserve">On a benchmark we did not design and cannot tune,</w:t>
+      </w:r>
+      <w:r>
+        <w:t xml:space="preserve"> </w:t>
+      </w:r>
+      <w:r>
+        <w:rPr>
+          <w:b/>
+          <w:bCs/>
+        </w:rPr>
+        <w:t xml:space="preserve">actinn-jax places 3rd of</w:t>
+      </w:r>
+      <w:r>
+        <w:rPr>
+          <w:b/>
+          <w:bCs/>
+        </w:rPr>
+        <w:t xml:space="preserve"> </w:t>
+      </w:r>
+      <w:r>
+        <w:rPr>
+          <w:b/>
+          <w:bCs/>
+        </w:rPr>
+        <w:t xml:space="preserve">17 on mean accuracy (0.837), 1st among all methods that complete every dataset</w:t>
+      </w:r>
+      <w:r>
+        <w:t xml:space="preserve">, beats its</w:t>
+      </w:r>
+      <w:r>
+        <w:t xml:space="preserve"> </w:t>
+      </w:r>
+      <w:r>
+        <w:t xml:space="preserve">PCA-space</w:t>
+      </w:r>
+      <w:r>
+        <w:t xml:space="preserve"> </w:t>
+      </w:r>
+      <w:r>
+        <w:rPr>
+          <w:rStyle w:val="VerbatimChar"/>
+        </w:rPr>
+        <w:t xml:space="preserve">mlp</w:t>
+      </w:r>
+      <w:r>
+        <w:t xml:space="preserve"> </w:t>
+      </w:r>
+      <w:r>
+        <w:t xml:space="preserve">sibling, and posts the best accuracy of any completing method on the hardest</w:t>
+      </w:r>
+      <w:r>
+        <w:t xml:space="preserve"> </w:t>
+      </w:r>
+      <w:r>
+        <w:t xml:space="preserve">dataset (tabula_sapiens, 160 types: 0.394 vs mlp 0.342). It is upper-mid on macro-F1 and</w:t>
+      </w:r>
+      <w:r>
+        <w:t xml:space="preserve"> </w:t>
+      </w:r>
+      <w:r>
+        <w:rPr>
+          <w:b/>
+          <w:bCs/>
+        </w:rPr>
+        <w:t xml:space="preserve">not the top method overall</w:t>
+      </w:r>
+      <w:r>
+        <w:t xml:space="preserve"> </w:t>
+      </w:r>
+      <w:r>
+        <w:t xml:space="preserve">— scANVI+scArches surgery and xgboost score higher on the</w:t>
+      </w:r>
+      <w:r>
+        <w:t xml:space="preserve"> </w:t>
+      </w:r>
+      <w:r>
+        <w:t xml:space="preserve">datasets they finish, though both</w:t>
+      </w:r>
+      <w:r>
+        <w:t xml:space="preserve"> </w:t>
+      </w:r>
+      <w:r>
+        <w:rPr>
+          <w:b/>
+          <w:bCs/>
+        </w:rPr>
+        <w:t xml:space="preserve">fail to complete tabula_sapiens</w:t>
+      </w:r>
+      <w:r>
+        <w:t xml:space="preserve">, which is why they</w:t>
+      </w:r>
+      <w:r>
+        <w:t xml:space="preserve"> </w:t>
+      </w:r>
+      <w:r>
+        <w:t xml:space="preserve">rank above actinn-jax only on a mean over the 5 easier datasets. The foundation models again</w:t>
+      </w:r>
+      <w:r>
+        <w:t xml:space="preserve"> </w:t>
+      </w:r>
+      <w:r>
+        <w:t xml:space="preserve">land at the bottom (scgpt_zeroshot 0.639, uce 0.131 ≈ the random-labels control),</w:t>
+      </w:r>
+      <w:r>
+        <w:t xml:space="preserve"> </w:t>
+      </w:r>
+      <w:r>
+        <w:t xml:space="preserve">reproducing §3.7 externally.</w:t>
+      </w:r>
+    </w:p>
+    <w:p>
+      <w:pPr>
+        <w:pStyle w:val="BodyText"/>
+      </w:pPr>
+      <w:r>
+        <w:rPr>
+          <w:b/>
+          <w:bCs/>
+        </w:rPr>
+        <w:t xml:space="preserve">Controlled same-hardware speed &amp; memory.</w:t>
+      </w:r>
+      <w:r>
+        <w:t xml:space="preserve"> </w:t>
+      </w:r>
+      <w:r>
+        <w:t xml:space="preserve">Leaderboard runtimes mix hardware, so we re-ran</w:t>
+      </w:r>
+      <w:r>
+        <w:t xml:space="preserve"> </w:t>
+      </w:r>
+      <w:r>
+        <w:t xml:space="preserve">actinn-jax and the CPU tier through OP’s</w:t>
+      </w:r>
+      <w:r>
+        <w:t xml:space="preserve"> </w:t>
+      </w:r>
+      <w:r>
+        <w:rPr>
+          <w:i/>
+          <w:iCs/>
+        </w:rPr>
+        <w:t xml:space="preserve">own</w:t>
+      </w:r>
+      <w:r>
+        <w:t xml:space="preserve"> </w:t>
+      </w:r>
+      <w:r>
+        <w:t xml:space="preserve">Nextflow pipeline on a</w:t>
+      </w:r>
+      <w:r>
+        <w:t xml:space="preserve"> </w:t>
+      </w:r>
+      <w:r>
+        <w:rPr>
+          <w:b/>
+          <w:bCs/>
+        </w:rPr>
+        <w:t xml:space="preserve">single AWS</w:t>
+      </w:r>
+      <w:r>
+        <w:rPr>
+          <w:b/>
+          <w:bCs/>
+        </w:rPr>
+        <w:t xml:space="preserve"> </w:t>
+      </w:r>
+      <w:r>
+        <w:rPr>
+          <w:rStyle w:val="VerbatimChar"/>
+          <w:b/>
+          <w:bCs/>
+        </w:rPr>
+        <w:t xml:space="preserve">r7i.8xlarge</w:t>
+      </w:r>
+      <w:r>
+        <w:t xml:space="preserve"> </w:t>
+      </w:r>
+      <w:r>
+        <w:t xml:space="preserve">— identical hardware, harness, storage, and trace instrumentation for every</w:t>
+      </w:r>
+      <w:r>
+        <w:t xml:space="preserve"> </w:t>
+      </w:r>
+      <w:r>
+        <w:t xml:space="preserve">method. This is the paper’s cleanest cross-method cost comparison:</w:t>
       </w:r>
     </w:p>
     <w:tbl>
@@ -5210,16 +6739,19 @@
             <w:pPr>
               <w:pStyle w:val="Compact"/>
             </w:pPr>
-          </w:p>
-        </w:tc>
-        <w:tc>
-          <w:tcPr/>
-          <w:p>
-            <w:pPr>
-              <w:pStyle w:val="Compact"/>
-            </w:pPr>
-            <w:r>
-              <w:t xml:space="preserve">accuracy</w:t>
+            <w:r>
+              <w:t xml:space="preserve">method (same box)</w:t>
+            </w:r>
+          </w:p>
+        </w:tc>
+        <w:tc>
+          <w:tcPr/>
+          <w:p>
+            <w:pPr>
+              <w:pStyle w:val="Compact"/>
+            </w:pPr>
+            <w:r>
+              <w:t xml:space="preserve">mean acc</w:t>
             </w:r>
           </w:p>
         </w:tc>
@@ -5241,75 +6773,18 @@
               <w:pStyle w:val="Compact"/>
             </w:pPr>
             <w:r>
-              <w:t xml:space="preserve">predict (s)</w:t>
-            </w:r>
-          </w:p>
-        </w:tc>
-        <w:tc>
-          <w:tcPr/>
-          <w:p>
-            <w:pPr>
-              <w:pStyle w:val="Compact"/>
-            </w:pPr>
-            <w:r>
-              <w:t xml:space="preserve">peak mem (MB)</w:t>
-            </w:r>
-          </w:p>
-        </w:tc>
-      </w:tr>
-      <w:tr>
-        <w:tc>
-          <w:tcPr/>
-          <w:p>
-            <w:pPr>
-              <w:pStyle w:val="Compact"/>
-            </w:pPr>
-            <w:r>
-              <w:t xml:space="preserve">original ACTINN (TF)</w:t>
-            </w:r>
-          </w:p>
-        </w:tc>
-        <w:tc>
-          <w:tcPr/>
-          <w:p>
-            <w:pPr>
-              <w:pStyle w:val="Compact"/>
-            </w:pPr>
-            <w:r>
-              <w:t xml:space="preserve">0.754</w:t>
-            </w:r>
-          </w:p>
-        </w:tc>
-        <w:tc>
-          <w:tcPr/>
-          <w:p>
-            <w:pPr>
-              <w:pStyle w:val="Compact"/>
-            </w:pPr>
-            <w:r>
-              <w:t xml:space="preserve">0.691</w:t>
-            </w:r>
-          </w:p>
-        </w:tc>
-        <w:tc>
-          <w:tcPr/>
-          <w:p>
-            <w:pPr>
-              <w:pStyle w:val="Compact"/>
-            </w:pPr>
-            <w:r>
-              <w:t xml:space="preserve">54.5</w:t>
-            </w:r>
-          </w:p>
-        </w:tc>
-        <w:tc>
-          <w:tcPr/>
-          <w:p>
-            <w:pPr>
-              <w:pStyle w:val="Compact"/>
-            </w:pPr>
-            <w:r>
-              <w:t xml:space="preserve">7708</w:t>
+              <w:t xml:space="preserve">runtime/dataset</w:t>
+            </w:r>
+          </w:p>
+        </w:tc>
+        <w:tc>
+          <w:tcPr/>
+          <w:p>
+            <w:pPr>
+              <w:pStyle w:val="Compact"/>
+            </w:pPr>
+            <w:r>
+              <w:t xml:space="preserve">peak RSS</w:t>
             </w:r>
           </w:p>
         </w:tc>
@@ -5337,1314 +6812,6 @@
               <w:pStyle w:val="Compact"/>
             </w:pPr>
             <w:r>
-              <w:t xml:space="preserve">0.752</w:t>
-            </w:r>
-          </w:p>
-        </w:tc>
-        <w:tc>
-          <w:tcPr/>
-          <w:p>
-            <w:pPr>
-              <w:pStyle w:val="Compact"/>
-            </w:pPr>
-            <w:r>
-              <w:t xml:space="preserve">0.683</w:t>
-            </w:r>
-          </w:p>
-        </w:tc>
-        <w:tc>
-          <w:tcPr/>
-          <w:p>
-            <w:pPr>
-              <w:pStyle w:val="Compact"/>
-            </w:pPr>
-            <w:r>
-              <w:rPr>
-                <w:b/>
-                <w:bCs/>
-              </w:rPr>
-              <w:t xml:space="preserve">0.37</w:t>
-            </w:r>
-          </w:p>
-        </w:tc>
-        <w:tc>
-          <w:tcPr/>
-          <w:p>
-            <w:pPr>
-              <w:pStyle w:val="Compact"/>
-            </w:pPr>
-            <w:r>
-              <w:rPr>
-                <w:b/>
-                <w:bCs/>
-              </w:rPr>
-              <w:t xml:space="preserve">2145</w:t>
-            </w:r>
-          </w:p>
-        </w:tc>
-      </w:tr>
-    </w:tbl>
-    <w:p>
-      <w:pPr>
-        <w:pStyle w:val="BodyText"/>
-      </w:pPr>
-      <w:r>
-        <w:t xml:space="preserve">Equal accuracy (0.752 vs. 0.754, within repeat noise),</w:t>
-      </w:r>
-      <w:r>
-        <w:t xml:space="preserve"> </w:t>
-      </w:r>
-      <w:r>
-        <w:rPr>
-          <w:b/>
-          <w:bCs/>
-        </w:rPr>
-        <w:t xml:space="preserve">~145× faster inference</w:t>
-      </w:r>
-      <w:r>
-        <w:t xml:space="preserve"> </w:t>
-      </w:r>
-      <w:r>
-        <w:t xml:space="preserve">and</w:t>
-      </w:r>
-      <w:r>
-        <w:t xml:space="preserve"> </w:t>
-      </w:r>
-      <w:r>
-        <w:rPr>
-          <w:b/>
-          <w:bCs/>
-        </w:rPr>
-        <w:t xml:space="preserve">3.6× less memory</w:t>
-      </w:r>
-      <w:r>
-        <w:t xml:space="preserve"> </w:t>
-      </w:r>
-      <w:r>
-        <w:t xml:space="preserve">— the reimplementation is a strict engineering win at no accuracy</w:t>
-      </w:r>
-      <w:r>
-        <w:t xml:space="preserve"> </w:t>
-      </w:r>
-      <w:r>
-        <w:t xml:space="preserve">cost.</w:t>
-      </w:r>
-    </w:p>
-    <w:bookmarkEnd w:id="31"/>
-    <w:bookmarkStart w:id="32" w:name="the-largerefined-annotation-workflow"/>
-    <w:p>
-      <w:pPr>
-        <w:pStyle w:val="Heading2"/>
-      </w:pPr>
-      <w:r>
-        <w:t xml:space="preserve">The large→refined annotation workflow</w:t>
-      </w:r>
-    </w:p>
-    <w:p>
-      <w:pPr>
-        <w:pStyle w:val="FirstParagraph"/>
-      </w:pPr>
-      <w:r>
-        <w:t xml:space="preserve">The most useful thing actinn-jax ships is not a single classifier but a</w:t>
-      </w:r>
-      <w:r>
-        <w:t xml:space="preserve"> </w:t>
-      </w:r>
-      <w:r>
-        <w:rPr>
-          <w:b/>
-          <w:bCs/>
-        </w:rPr>
-        <w:t xml:space="preserve">two-tier</w:t>
-      </w:r>
-      <w:r>
-        <w:rPr>
-          <w:b/>
-          <w:bCs/>
-        </w:rPr>
-        <w:t xml:space="preserve"> </w:t>
-      </w:r>
-      <w:r>
-        <w:rPr>
-          <w:b/>
-          <w:bCs/>
-        </w:rPr>
-        <w:t xml:space="preserve">workflow</w:t>
-      </w:r>
-      <w:r>
-        <w:t xml:space="preserve"> </w:t>
-      </w:r>
-      <w:r>
-        <w:t xml:space="preserve">that matches how annotation is actually done: get a broad call fast, then sharpen</w:t>
-      </w:r>
-      <w:r>
-        <w:t xml:space="preserve"> </w:t>
-      </w:r>
-      <w:r>
-        <w:t xml:space="preserve">it where it matters. Because every stage is a cached</w:t>
-      </w:r>
-      <w:r>
-        <w:t xml:space="preserve"> </w:t>
-      </w:r>
-      <w:r>
-        <w:rPr>
-          <w:rStyle w:val="VerbatimChar"/>
-        </w:rPr>
-        <w:t xml:space="preserve">ReferenceModel</w:t>
-      </w:r>
-      <w:r>
-        <w:t xml:space="preserve"> </w:t>
-      </w:r>
-      <w:r>
-        <w:t xml:space="preserve">with sub-second,</w:t>
-      </w:r>
-      <w:r>
-        <w:t xml:space="preserve"> </w:t>
-      </w:r>
-      <w:r>
-        <w:t xml:space="preserve">memory-bounded inference (§3.2, §3.4), the whole workflow runs on a laptop.</w:t>
-      </w:r>
-    </w:p>
-    <w:p>
-      <w:pPr>
-        <w:pStyle w:val="BodyText"/>
-      </w:pPr>
-      <w:r>
-        <w:rPr>
-          <w:b/>
-          <w:bCs/>
-        </w:rPr>
-        <w:t xml:space="preserve">Tier 1 — broad, census-scale.</w:t>
-      </w:r>
-      <w:r>
-        <w:t xml:space="preserve"> </w:t>
-      </w:r>
-      <w:r>
-        <w:t xml:space="preserve">A shipped ~800-type human reference built from the</w:t>
-      </w:r>
-      <w:r>
-        <w:t xml:space="preserve"> </w:t>
-      </w:r>
-      <w:r>
-        <w:t xml:space="preserve">CELLxGENE census gives any query a first-pass annotation across the whole body, with a</w:t>
-      </w:r>
-      <w:r>
-        <w:t xml:space="preserve"> </w:t>
-      </w:r>
-      <w:r>
-        <w:rPr>
-          <w:b/>
-          <w:bCs/>
-        </w:rPr>
-        <w:t xml:space="preserve">calibrated abstain threshold</w:t>
-      </w:r>
-      <w:r>
-        <w:t xml:space="preserve"> </w:t>
-      </w:r>
-      <w:r>
-        <w:t xml:space="preserve">so out-of-reference cells are flagged rather than</w:t>
-      </w:r>
-      <w:r>
-        <w:t xml:space="preserve"> </w:t>
-      </w:r>
-      <w:r>
-        <w:t xml:space="preserve">force-labeled (see the smooth abstain curve of §3.7). This is the</w:t>
-      </w:r>
-      <w:r>
-        <w:t xml:space="preserve"> </w:t>
-      </w:r>
-      <w:r>
-        <w:t xml:space="preserve">“what am I looking at”</w:t>
-      </w:r>
-      <w:r>
-        <w:t xml:space="preserve"> </w:t>
-      </w:r>
-      <w:r>
-        <w:t xml:space="preserve">pass — broad coverage, deliberately not fine-grained.</w:t>
-      </w:r>
-    </w:p>
-    <w:p>
-      <w:pPr>
-        <w:pStyle w:val="BodyText"/>
-      </w:pPr>
-      <w:r>
-        <w:rPr>
-          <w:b/>
-          <w:bCs/>
-        </w:rPr>
-        <w:t xml:space="preserve">Tier 2 — refined, tissue-focused.</w:t>
-      </w:r>
-      <w:r>
-        <w:t xml:space="preserve"> </w:t>
-      </w:r>
-      <w:r>
-        <w:t xml:space="preserve">For the tissue the broad pass identifies, a small</w:t>
-      </w:r>
-      <w:r>
-        <w:t xml:space="preserve"> </w:t>
-      </w:r>
-      <w:r>
-        <w:t xml:space="preserve">focused reference re-annotates at full resolution. The gain is large and it is the crux of</w:t>
-      </w:r>
-      <w:r>
-        <w:t xml:space="preserve"> </w:t>
-      </w:r>
-      <w:r>
-        <w:t xml:space="preserve">the workflow: on held-out</w:t>
-      </w:r>
-      <w:r>
-        <w:t xml:space="preserve"> </w:t>
-      </w:r>
-      <w:r>
-        <w:rPr>
-          <w:b/>
-          <w:bCs/>
-        </w:rPr>
-        <w:t xml:space="preserve">cross-study</w:t>
-      </w:r>
-      <w:r>
-        <w:t xml:space="preserve"> </w:t>
-      </w:r>
-      <w:r>
-        <w:t xml:space="preserve">liver cells, the broad census model scores</w:t>
-      </w:r>
-      <w:r>
-        <w:t xml:space="preserve"> </w:t>
-      </w:r>
-      <w:r>
-        <w:t xml:space="preserve">exact-CL</w:t>
-      </w:r>
-      <w:r>
-        <w:t xml:space="preserve"> </w:t>
-      </w:r>
-      <w:r>
-        <w:rPr>
-          <w:b/>
-          <w:bCs/>
-        </w:rPr>
-        <w:t xml:space="preserve">0.23</w:t>
-      </w:r>
-      <w:r>
-        <w:t xml:space="preserve"> </w:t>
-      </w:r>
-      <w:r>
-        <w:t xml:space="preserve">/ ontology</w:t>
-      </w:r>
-      <w:r>
-        <w:t xml:space="preserve"> </w:t>
-      </w:r>
-      <w:r>
-        <w:rPr>
-          <w:b/>
-          <w:bCs/>
-        </w:rPr>
-        <w:t xml:space="preserve">0.58</w:t>
-      </w:r>
-      <w:r>
-        <w:t xml:space="preserve">, while a focused</w:t>
-      </w:r>
-      <w:r>
-        <w:t xml:space="preserve"> </w:t>
-      </w:r>
-      <w:r>
-        <w:rPr>
-          <w:b/>
-          <w:bCs/>
-        </w:rPr>
-        <w:t xml:space="preserve">48-type HLiCA liver</w:t>
-      </w:r>
-      <w:r>
-        <w:t xml:space="preserve"> </w:t>
-      </w:r>
-      <w:r>
-        <w:t xml:space="preserve">reference on</w:t>
-      </w:r>
-      <w:r>
-        <w:t xml:space="preserve"> </w:t>
-      </w:r>
-      <w:r>
-        <w:t xml:space="preserve">the</w:t>
-      </w:r>
-      <w:r>
-        <w:t xml:space="preserve"> </w:t>
-      </w:r>
-      <w:r>
-        <w:rPr>
-          <w:i/>
-          <w:iCs/>
-        </w:rPr>
-        <w:t xml:space="preserve">same cells</w:t>
-      </w:r>
-      <w:r>
-        <w:t xml:space="preserve"> </w:t>
-      </w:r>
-      <w:r>
-        <w:t xml:space="preserve">reaches</w:t>
-      </w:r>
-      <w:r>
-        <w:t xml:space="preserve"> </w:t>
-      </w:r>
-      <w:r>
-        <w:rPr>
-          <w:b/>
-          <w:bCs/>
-        </w:rPr>
-        <w:t xml:space="preserve">0.72 / 0.86</w:t>
-      </w:r>
-      <w:r>
-        <w:t xml:space="preserve">. Refinement is where fine-grained accuracy comes</w:t>
-      </w:r>
-      <w:r>
-        <w:t xml:space="preserve"> </w:t>
-      </w:r>
-      <w:r>
-        <w:t xml:space="preserve">from; the broad model’s job is to route to it, not to be right about subtypes itself.</w:t>
-      </w:r>
-    </w:p>
-    <w:p>
-      <w:pPr>
-        <w:pStyle w:val="BodyText"/>
-      </w:pPr>
-      <w:r>
-        <w:rPr>
-          <w:b/>
-          <w:bCs/>
-        </w:rPr>
-        <w:t xml:space="preserve">Supporting mechanisms.</w:t>
-      </w:r>
-      <w:r>
-        <w:t xml:space="preserve"> </w:t>
-      </w:r>
-      <w:r>
-        <w:t xml:space="preserve">(i) A</w:t>
-      </w:r>
-      <w:r>
-        <w:t xml:space="preserve"> </w:t>
-      </w:r>
-      <w:r>
-        <w:rPr>
-          <w:b/>
-          <w:bCs/>
-        </w:rPr>
-        <w:t xml:space="preserve">foundation-model-guided coarse→fine hierarchy</w:t>
-      </w:r>
-      <w:r>
-        <w:t xml:space="preserve">: a foundation model discovers</w:t>
-      </w:r>
-      <w:r>
-        <w:t xml:space="preserve"> </w:t>
-      </w:r>
-      <w:r>
-        <w:t xml:space="preserve">a coarse→fine structure</w:t>
-      </w:r>
-      <w:r>
-        <w:t xml:space="preserve"> </w:t>
-      </w:r>
-      <w:r>
-        <w:rPr>
-          <w:i/>
-          <w:iCs/>
-        </w:rPr>
-        <w:t xml:space="preserve">offline</w:t>
-      </w:r>
-      <w:r>
-        <w:t xml:space="preserve">, the fast CPU model uses it at inference — beats a flat</w:t>
-      </w:r>
-      <w:r>
-        <w:t xml:space="preserve"> </w:t>
-      </w:r>
-      <w:r>
-        <w:t xml:space="preserve">classifier on 3/4 datasets, matches an expert hierarchy, beats a random-grouping control,</w:t>
-      </w:r>
-      <w:r>
-        <w:t xml:space="preserve"> </w:t>
-      </w:r>
-      <w:r>
-        <w:t xml:space="preserve">and never depends on the foundation model at prediction time. (ii)</w:t>
-      </w:r>
-      <w:r>
-        <w:t xml:space="preserve"> </w:t>
-      </w:r>
-      <w:r>
-        <w:rPr>
-          <w:b/>
-          <w:bCs/>
-        </w:rPr>
-        <w:t xml:space="preserve">Within-cell-type</w:t>
-      </w:r>
-      <w:r>
-        <w:rPr>
-          <w:b/>
-          <w:bCs/>
-        </w:rPr>
-        <w:t xml:space="preserve"> </w:t>
-      </w:r>
-      <w:r>
-        <w:rPr>
-          <w:b/>
-          <w:bCs/>
-        </w:rPr>
-        <w:t xml:space="preserve">resolution</w:t>
-      </w:r>
-      <w:r>
-        <w:t xml:space="preserve">: the same machinery resolves hepatocyte zonation (portal→central) at ~0.99</w:t>
-      </w:r>
-      <w:r>
-        <w:t xml:space="preserve"> </w:t>
-      </w:r>
-      <w:r>
-        <w:t xml:space="preserve">within-one-zone, generalizing across donors and datasets — a</w:t>
-      </w:r>
-      <w:r>
-        <w:t xml:space="preserve"> </w:t>
-      </w:r>
-      <w:r>
-        <w:t xml:space="preserve">third tier below the cell-type label. Together these make actinn-jax a</w:t>
-      </w:r>
-      <w:r>
-        <w:t xml:space="preserve"> </w:t>
-      </w:r>
-      <w:r>
-        <w:rPr>
-          <w:i/>
-          <w:iCs/>
-        </w:rPr>
-        <w:t xml:space="preserve">pipeline</w:t>
-      </w:r>
-      <w:r>
-        <w:t xml:space="preserve"> </w:t>
-      </w:r>
-      <w:r>
-        <w:t xml:space="preserve">(broad →</w:t>
-      </w:r>
-      <w:r>
-        <w:t xml:space="preserve"> </w:t>
-      </w:r>
-      <w:r>
-        <w:t xml:space="preserve">tissue → subtype/state), not just a classifier, at classical-method speed throughout.</w:t>
-      </w:r>
-    </w:p>
-    <w:bookmarkEnd w:id="32"/>
-    <w:bookmarkStart w:id="33" w:name="rejection-abstain"/>
-    <w:p>
-      <w:pPr>
-        <w:pStyle w:val="Heading2"/>
-      </w:pPr>
-      <w:r>
-        <w:t xml:space="preserve">Rejection / abstain</w:t>
-      </w:r>
-    </w:p>
-    <w:p>
-      <w:pPr>
-        <w:pStyle w:val="FirstParagraph"/>
-      </w:pPr>
-      <w:r>
-        <w:t xml:space="preserve">Holding out 9 of 36 cell types entirely from the HLiCA liver reference (so 1,350 query</w:t>
-      </w:r>
-      <w:r>
-        <w:t xml:space="preserve"> </w:t>
-      </w:r>
-      <w:r>
-        <w:t xml:space="preserve">cells are genuinely out-of-distribution), and sweeping a confidence threshold:</w:t>
-      </w:r>
-    </w:p>
-    <w:tbl>
-      <w:tblPr>
-        <w:tblStyle w:val="Table"/>
-        <w:tblW w:type="pct" w:w="5000"/>
-        <w:tblLayout w:type="fixed"/>
-        <w:tblLook w:firstRow="1" w:lastRow="0" w:firstColumn="0" w:lastColumn="0" w:noHBand="0" w:noVBand="0" w:val="0020"/>
-      </w:tblPr>
-      <w:tblGrid>
-        <w:gridCol w:w="2640"/>
-        <w:gridCol w:w="2640"/>
-        <w:gridCol w:w="2640"/>
-      </w:tblGrid>
-      <w:tr>
-        <w:trPr>
-          <w:tblHeader w:val="on"/>
-        </w:trPr>
-        <w:tc>
-          <w:tcPr/>
-          <w:p>
-            <w:pPr>
-              <w:pStyle w:val="Compact"/>
-            </w:pPr>
-            <w:r>
-              <w:t xml:space="preserve">threshold</w:t>
-            </w:r>
-          </w:p>
-        </w:tc>
-        <w:tc>
-          <w:tcPr/>
-          <w:p>
-            <w:pPr>
-              <w:pStyle w:val="Compact"/>
-            </w:pPr>
-            <w:r>
-              <w:t xml:space="preserve">actinn-jax: acc(kept) / coverage / OOD-flagged</w:t>
-            </w:r>
-          </w:p>
-        </w:tc>
-        <w:tc>
-          <w:tcPr/>
-          <w:p>
-            <w:pPr>
-              <w:pStyle w:val="Compact"/>
-            </w:pPr>
-            <w:r>
-              <w:t xml:space="preserve">CellTypist: acc(kept) / coverage / OOD-flagged</w:t>
-            </w:r>
-          </w:p>
-        </w:tc>
-      </w:tr>
-      <w:tr>
-        <w:tc>
-          <w:tcPr/>
-          <w:p>
-            <w:pPr>
-              <w:pStyle w:val="Compact"/>
-            </w:pPr>
-            <w:r>
-              <w:t xml:space="preserve">0.0</w:t>
-            </w:r>
-          </w:p>
-        </w:tc>
-        <w:tc>
-          <w:tcPr/>
-          <w:p>
-            <w:pPr>
-              <w:pStyle w:val="Compact"/>
-            </w:pPr>
-            <w:r>
-              <w:t xml:space="preserve">0.885 / 1.00 / 0.00</w:t>
-            </w:r>
-          </w:p>
-        </w:tc>
-        <w:tc>
-          <w:tcPr/>
-          <w:p>
-            <w:pPr>
-              <w:pStyle w:val="Compact"/>
-            </w:pPr>
-            <w:r>
-              <w:t xml:space="preserve">0.873 / 1.00 / 0.00</w:t>
-            </w:r>
-          </w:p>
-        </w:tc>
-      </w:tr>
-      <w:tr>
-        <w:tc>
-          <w:tcPr/>
-          <w:p>
-            <w:pPr>
-              <w:pStyle w:val="Compact"/>
-            </w:pPr>
-            <w:r>
-              <w:t xml:space="preserve">0.5</w:t>
-            </w:r>
-          </w:p>
-        </w:tc>
-        <w:tc>
-          <w:tcPr/>
-          <w:p>
-            <w:pPr>
-              <w:pStyle w:val="Compact"/>
-            </w:pPr>
-            <w:r>
-              <w:t xml:space="preserve">0.919 / 0.93 / 0.30</w:t>
-            </w:r>
-          </w:p>
-        </w:tc>
-        <w:tc>
-          <w:tcPr/>
-          <w:p>
-            <w:pPr>
-              <w:pStyle w:val="Compact"/>
-            </w:pPr>
-            <w:r>
-              <w:t xml:space="preserve">0.936 / 0.68 / 0.68</w:t>
-            </w:r>
-          </w:p>
-        </w:tc>
-      </w:tr>
-      <w:tr>
-        <w:tc>
-          <w:tcPr/>
-          <w:p>
-            <w:pPr>
-              <w:pStyle w:val="Compact"/>
-            </w:pPr>
-            <w:r>
-              <w:t xml:space="preserve">0.7</w:t>
-            </w:r>
-          </w:p>
-        </w:tc>
-        <w:tc>
-          <w:tcPr/>
-          <w:p>
-            <w:pPr>
-              <w:pStyle w:val="Compact"/>
-            </w:pPr>
-            <w:r>
-              <w:t xml:space="preserve">0.946 / 0.84 / 0.52</w:t>
-            </w:r>
-          </w:p>
-        </w:tc>
-        <w:tc>
-          <w:tcPr/>
-          <w:p>
-            <w:pPr>
-              <w:pStyle w:val="Compact"/>
-            </w:pPr>
-            <w:r>
-              <w:t xml:space="preserve">0.936 / 0.68 / 0.68</w:t>
-            </w:r>
-          </w:p>
-        </w:tc>
-      </w:tr>
-      <w:tr>
-        <w:tc>
-          <w:tcPr/>
-          <w:p>
-            <w:pPr>
-              <w:pStyle w:val="Compact"/>
-            </w:pPr>
-            <w:r>
-              <w:t xml:space="preserve">0.9</w:t>
-            </w:r>
-          </w:p>
-        </w:tc>
-        <w:tc>
-          <w:tcPr/>
-          <w:p>
-            <w:pPr>
-              <w:pStyle w:val="Compact"/>
-            </w:pPr>
-            <w:r>
-              <w:t xml:space="preserve">0.969 / 0.66 / 0.73</w:t>
-            </w:r>
-          </w:p>
-        </w:tc>
-        <w:tc>
-          <w:tcPr/>
-          <w:p>
-            <w:pPr>
-              <w:pStyle w:val="Compact"/>
-            </w:pPr>
-            <w:r>
-              <w:t xml:space="preserve">0.937 / 0.68 / 0.68</w:t>
-            </w:r>
-          </w:p>
-        </w:tc>
-      </w:tr>
-    </w:tbl>
-    <w:p>
-      <w:pPr>
-        <w:pStyle w:val="BodyText"/>
-      </w:pPr>
-      <w:r>
-        <w:t xml:space="preserve">actinn-jax’s probability gives a</w:t>
-      </w:r>
-      <w:r>
-        <w:t xml:space="preserve"> </w:t>
-      </w:r>
-      <w:r>
-        <w:rPr>
-          <w:b/>
-          <w:bCs/>
-        </w:rPr>
-        <w:t xml:space="preserve">smooth, tunable</w:t>
-      </w:r>
-      <w:r>
-        <w:t xml:space="preserve"> </w:t>
-      </w:r>
-      <w:r>
-        <w:t xml:space="preserve">abstain curve — accuracy on kept cells</w:t>
-      </w:r>
-      <w:r>
-        <w:t xml:space="preserve"> </w:t>
-      </w:r>
-      <w:r>
-        <w:t xml:space="preserve">rises 0.885→0.969 as coverage falls 1.00→0.66 and OOD-flagging climbs 0.00→0.73 — so a user</w:t>
-      </w:r>
-      <w:r>
-        <w:t xml:space="preserve"> </w:t>
-      </w:r>
-      <w:r>
-        <w:t xml:space="preserve">can dial the precision/coverage/novel-cell-detection trade-off. CellTypist’s probabilities</w:t>
-      </w:r>
-      <w:r>
-        <w:t xml:space="preserve"> </w:t>
-      </w:r>
-      <w:r>
-        <w:t xml:space="preserve">are</w:t>
-      </w:r>
-      <w:r>
-        <w:t xml:space="preserve"> </w:t>
-      </w:r>
-      <w:r>
-        <w:rPr>
-          <w:b/>
-          <w:bCs/>
-        </w:rPr>
-        <w:t xml:space="preserve">saturated</w:t>
-      </w:r>
-      <w:r>
-        <w:t xml:space="preserve"> </w:t>
-      </w:r>
-      <w:r>
-        <w:t xml:space="preserve">(near 0 or 1): the threshold jumps to 68% OOD-flagged at 0.5 and then does</w:t>
-      </w:r>
-      <w:r>
-        <w:t xml:space="preserve"> </w:t>
-      </w:r>
-      <w:r>
-        <w:t xml:space="preserve">not move across 0.5–0.9, giving essentially one operating point rather than a tunable curve.</w:t>
-      </w:r>
-      <w:r>
-        <w:t xml:space="preserve"> </w:t>
-      </w:r>
-      <w:r>
-        <w:t xml:space="preserve">scmap-cluster offers a single native</w:t>
-      </w:r>
-      <w:r>
-        <w:t xml:space="preserve"> </w:t>
-      </w:r>
-      <w:r>
-        <w:t xml:space="preserve">“unassigned”</w:t>
-      </w:r>
-      <w:r>
-        <w:t xml:space="preserve"> </w:t>
-      </w:r>
-      <w:r>
-        <w:t xml:space="preserve">decision (no sweep). The abstain knob is a</w:t>
-      </w:r>
-      <w:r>
-        <w:t xml:space="preserve"> </w:t>
-      </w:r>
-      <w:r>
-        <w:t xml:space="preserve">concrete, practical advantage of actinn-jax’s calibrated output.</w:t>
-      </w:r>
-    </w:p>
-    <w:bookmarkEnd w:id="33"/>
-    <w:bookmarkStart w:id="34" w:name="foundation-model-zero-shot-scprint"/>
-    <w:p>
-      <w:pPr>
-        <w:pStyle w:val="Heading2"/>
-      </w:pPr>
-      <w:r>
-        <w:t xml:space="preserve">Foundation-model zero-shot (scPRINT)</w:t>
-      </w:r>
-    </w:p>
-    <w:p>
-      <w:pPr>
-        <w:pStyle w:val="FirstParagraph"/>
-      </w:pPr>
-      <w:r>
-        <w:t xml:space="preserve">scPRINT is run separately as a zero-shot predictor (no training on the reference), as a</w:t>
-      </w:r>
-      <w:r>
-        <w:t xml:space="preserve"> </w:t>
-      </w:r>
-      <w:r>
-        <w:t xml:space="preserve">reference point for the</w:t>
-      </w:r>
-      <w:r>
-        <w:t xml:space="preserve"> </w:t>
-      </w:r>
-      <w:r>
-        <w:t xml:space="preserve">“just use a foundation model”</w:t>
-      </w:r>
-      <w:r>
-        <w:t xml:space="preserve"> </w:t>
-      </w:r>
-      <w:r>
-        <w:t xml:space="preserve">alternative. On the lung datasets it</w:t>
-      </w:r>
-      <w:r>
-        <w:t xml:space="preserve"> </w:t>
-      </w:r>
-      <w:r>
-        <w:t xml:space="preserve">scored</w:t>
-      </w:r>
-      <w:r>
-        <w:t xml:space="preserve"> </w:t>
-      </w:r>
-      <w:r>
-        <w:rPr>
-          <w:b/>
-          <w:bCs/>
-        </w:rPr>
-        <w:t xml:space="preserve">exact accuracy 0.027 / ontology concordance 0.206 in 321 s per query</w:t>
-      </w:r>
-      <w:r>
-        <w:t xml:space="preserve"> </w:t>
-      </w:r>
-      <w:r>
-        <w:t xml:space="preserve">— vs.</w:t>
-      </w:r>
-      <w:r>
-        <w:t xml:space="preserve"> </w:t>
-      </w:r>
-      <w:r>
-        <w:t xml:space="preserve">actinn-jax’s 0.89 in 0.2 s — so as a</w:t>
-      </w:r>
-      <w:r>
-        <w:t xml:space="preserve"> </w:t>
-      </w:r>
-      <w:r>
-        <w:rPr>
-          <w:i/>
-          <w:iCs/>
-        </w:rPr>
-        <w:t xml:space="preserve">label</w:t>
-      </w:r>
-      <w:r>
-        <w:t xml:space="preserve"> </w:t>
-      </w:r>
-      <w:r>
-        <w:t xml:space="preserve">predictor it is both slow (~1000× actinn-jax)</w:t>
-      </w:r>
-      <w:r>
-        <w:t xml:space="preserve"> </w:t>
-      </w:r>
-      <w:r>
-        <w:t xml:space="preserve">and weak. Its pretrained classifier head also carries a</w:t>
-      </w:r>
-      <w:r>
-        <w:t xml:space="preserve"> </w:t>
-      </w:r>
-      <w:r>
-        <w:rPr>
-          <w:b/>
-          <w:bCs/>
-        </w:rPr>
-        <w:t xml:space="preserve">fixed label vocabulary</w:t>
-      </w:r>
-      <w:r>
-        <w:t xml:space="preserve"> </w:t>
-      </w:r>
-      <w:r>
-        <w:t xml:space="preserve">and</w:t>
-      </w:r>
-      <w:r>
-        <w:t xml:space="preserve"> </w:t>
-      </w:r>
-      <w:r>
-        <w:t xml:space="preserve">requires CL ids, so it cannot emit labels outside that set; this is an inherent property of</w:t>
-      </w:r>
-      <w:r>
-        <w:t xml:space="preserve"> </w:t>
-      </w:r>
-      <w:r>
-        <w:t xml:space="preserve">a zero-shot label head, not a defect, but it means the foundation model’s raw predictions</w:t>
-      </w:r>
-      <w:r>
-        <w:t xml:space="preserve"> </w:t>
-      </w:r>
-      <w:r>
-        <w:t xml:space="preserve">are not a drop-in annotator. This is exactly why our two-stage workflow uses scPRINT’s</w:t>
-      </w:r>
-      <w:r>
-        <w:t xml:space="preserve"> </w:t>
-      </w:r>
-      <w:r>
-        <w:rPr>
-          <w:b/>
-          <w:bCs/>
-        </w:rPr>
-        <w:t xml:space="preserve">embeddings</w:t>
-      </w:r>
-      <w:r>
-        <w:t xml:space="preserve"> </w:t>
-      </w:r>
-      <w:r>
-        <w:t xml:space="preserve">— its learned structure — to</w:t>
-      </w:r>
-      <w:r>
-        <w:t xml:space="preserve"> </w:t>
-      </w:r>
-      <w:r>
-        <w:t xml:space="preserve">shape a small trained model, never its zero-shot labels: the foundation model is valuable,</w:t>
-      </w:r>
-      <w:r>
-        <w:t xml:space="preserve"> </w:t>
-      </w:r>
-      <w:r>
-        <w:t xml:space="preserve">its raw label predictions are not.</w:t>
-      </w:r>
-    </w:p>
-    <w:bookmarkEnd w:id="34"/>
-    <w:bookmarkStart w:id="42" w:name="X073cf3caac1f6b108657735a42ae0c9978dc036"/>
-    <w:p>
-      <w:pPr>
-        <w:pStyle w:val="Heading2"/>
-      </w:pPr>
-      <w:r>
-        <w:t xml:space="preserve">External validation: Open Problems</w:t>
-      </w:r>
-      <w:r>
-        <w:t xml:space="preserve"> </w:t>
-      </w:r>
-      <w:r>
-        <w:rPr>
-          <w:rStyle w:val="VerbatimChar"/>
-        </w:rPr>
-        <w:t xml:space="preserve">label_projection</w:t>
-      </w:r>
-    </w:p>
-    <w:p>
-      <w:pPr>
-        <w:pStyle w:val="FirstParagraph"/>
-      </w:pPr>
-      <w:r>
-        <w:t xml:space="preserve">Our in-house benchmark is neutral but self-run. For an</w:t>
-      </w:r>
-      <w:r>
-        <w:t xml:space="preserve"> </w:t>
-      </w:r>
-      <w:r>
-        <w:rPr>
-          <w:b/>
-          <w:bCs/>
-        </w:rPr>
-        <w:t xml:space="preserve">independent</w:t>
-      </w:r>
-      <w:r>
-        <w:t xml:space="preserve"> </w:t>
-      </w:r>
-      <w:r>
-        <w:t xml:space="preserve">check, we ran</w:t>
-      </w:r>
-      <w:r>
-        <w:t xml:space="preserve"> </w:t>
-      </w:r>
-      <w:r>
-        <w:t xml:space="preserve">actinn-jax through the community-standard</w:t>
-      </w:r>
-      <w:r>
-        <w:t xml:space="preserve"> </w:t>
-      </w:r>
-      <w:hyperlink r:id="rId35">
-        <w:r>
-          <w:rPr>
-            <w:rStyle w:val="Hyperlink"/>
-          </w:rPr>
-          <w:t xml:space="preserve">Open Problems</w:t>
-        </w:r>
-      </w:hyperlink>
-      <w:r>
-        <w:t xml:space="preserve"> </w:t>
-      </w:r>
-      <w:r>
-        <w:t xml:space="preserve">label-projection task — their 6 datasets, splits, and metrics — and slotted it into their</w:t>
-      </w:r>
-      <w:r>
-        <w:t xml:space="preserve"> </w:t>
-      </w:r>
-      <w:r>
-        <w:t xml:space="preserve">published v2.0.0 leaderboard.</w:t>
-      </w:r>
-    </w:p>
-    <w:p>
-      <w:pPr>
-        <w:pStyle w:val="BodyText"/>
-      </w:pPr>
-      <w:r>
-        <w:rPr>
-          <w:b/>
-          <w:bCs/>
-        </w:rPr>
-        <w:t xml:space="preserve">Placement.</w:t>
-      </w:r>
-      <w:r>
-        <w:t xml:space="preserve"> </w:t>
-      </w:r>
-      <w:r>
-        <w:t xml:space="preserve">On a benchmark we did not design and cannot tune,</w:t>
-      </w:r>
-      <w:r>
-        <w:t xml:space="preserve"> </w:t>
-      </w:r>
-      <w:r>
-        <w:rPr>
-          <w:b/>
-          <w:bCs/>
-        </w:rPr>
-        <w:t xml:space="preserve">actinn-jax places 3rd of</w:t>
-      </w:r>
-      <w:r>
-        <w:rPr>
-          <w:b/>
-          <w:bCs/>
-        </w:rPr>
-        <w:t xml:space="preserve"> </w:t>
-      </w:r>
-      <w:r>
-        <w:rPr>
-          <w:b/>
-          <w:bCs/>
-        </w:rPr>
-        <w:t xml:space="preserve">17 on mean accuracy (0.837), 1st among all methods that complete every dataset</w:t>
-      </w:r>
-      <w:r>
-        <w:t xml:space="preserve">, beats its</w:t>
-      </w:r>
-      <w:r>
-        <w:t xml:space="preserve"> </w:t>
-      </w:r>
-      <w:r>
-        <w:t xml:space="preserve">PCA-space</w:t>
-      </w:r>
-      <w:r>
-        <w:t xml:space="preserve"> </w:t>
-      </w:r>
-      <w:r>
-        <w:rPr>
-          <w:rStyle w:val="VerbatimChar"/>
-        </w:rPr>
-        <w:t xml:space="preserve">mlp</w:t>
-      </w:r>
-      <w:r>
-        <w:t xml:space="preserve"> </w:t>
-      </w:r>
-      <w:r>
-        <w:t xml:space="preserve">sibling, and posts the best accuracy of any completing method on the hardest</w:t>
-      </w:r>
-      <w:r>
-        <w:t xml:space="preserve"> </w:t>
-      </w:r>
-      <w:r>
-        <w:t xml:space="preserve">dataset (tabula_sapiens, 160 types: 0.394 vs mlp 0.342). It is upper-mid on macro-F1 and</w:t>
-      </w:r>
-      <w:r>
-        <w:t xml:space="preserve"> </w:t>
-      </w:r>
-      <w:r>
-        <w:rPr>
-          <w:b/>
-          <w:bCs/>
-        </w:rPr>
-        <w:t xml:space="preserve">not the top method overall</w:t>
-      </w:r>
-      <w:r>
-        <w:t xml:space="preserve"> </w:t>
-      </w:r>
-      <w:r>
-        <w:t xml:space="preserve">— scANVI+scArches surgery and xgboost score higher on the</w:t>
-      </w:r>
-      <w:r>
-        <w:t xml:space="preserve"> </w:t>
-      </w:r>
-      <w:r>
-        <w:t xml:space="preserve">datasets they finish, though both</w:t>
-      </w:r>
-      <w:r>
-        <w:t xml:space="preserve"> </w:t>
-      </w:r>
-      <w:r>
-        <w:rPr>
-          <w:b/>
-          <w:bCs/>
-        </w:rPr>
-        <w:t xml:space="preserve">fail to complete tabula_sapiens</w:t>
-      </w:r>
-      <w:r>
-        <w:t xml:space="preserve">, which is why they</w:t>
-      </w:r>
-      <w:r>
-        <w:t xml:space="preserve"> </w:t>
-      </w:r>
-      <w:r>
-        <w:t xml:space="preserve">rank above actinn-jax only on a mean over the 5 easier datasets. The foundation models again</w:t>
-      </w:r>
-      <w:r>
-        <w:t xml:space="preserve"> </w:t>
-      </w:r>
-      <w:r>
-        <w:t xml:space="preserve">land at the bottom (scgpt_zeroshot 0.639, uce 0.131 ≈ the random-labels control),</w:t>
-      </w:r>
-      <w:r>
-        <w:t xml:space="preserve"> </w:t>
-      </w:r>
-      <w:r>
-        <w:t xml:space="preserve">reproducing §3.8 externally.</w:t>
-      </w:r>
-    </w:p>
-    <w:p>
-      <w:pPr>
-        <w:pStyle w:val="BodyText"/>
-      </w:pPr>
-      <w:r>
-        <w:rPr>
-          <w:b/>
-          <w:bCs/>
-        </w:rPr>
-        <w:t xml:space="preserve">Controlled same-hardware speed &amp; memory.</w:t>
-      </w:r>
-      <w:r>
-        <w:t xml:space="preserve"> </w:t>
-      </w:r>
-      <w:r>
-        <w:t xml:space="preserve">Leaderboard runtimes mix hardware, so we re-ran</w:t>
-      </w:r>
-      <w:r>
-        <w:t xml:space="preserve"> </w:t>
-      </w:r>
-      <w:r>
-        <w:t xml:space="preserve">actinn-jax and the CPU tier through OP’s</w:t>
-      </w:r>
-      <w:r>
-        <w:t xml:space="preserve"> </w:t>
-      </w:r>
-      <w:r>
-        <w:rPr>
-          <w:i/>
-          <w:iCs/>
-        </w:rPr>
-        <w:t xml:space="preserve">own</w:t>
-      </w:r>
-      <w:r>
-        <w:t xml:space="preserve"> </w:t>
-      </w:r>
-      <w:r>
-        <w:t xml:space="preserve">Nextflow pipeline on a</w:t>
-      </w:r>
-      <w:r>
-        <w:t xml:space="preserve"> </w:t>
-      </w:r>
-      <w:r>
-        <w:rPr>
-          <w:b/>
-          <w:bCs/>
-        </w:rPr>
-        <w:t xml:space="preserve">single AWS</w:t>
-      </w:r>
-      <w:r>
-        <w:rPr>
-          <w:b/>
-          <w:bCs/>
-        </w:rPr>
-        <w:t xml:space="preserve"> </w:t>
-      </w:r>
-      <w:r>
-        <w:rPr>
-          <w:rStyle w:val="VerbatimChar"/>
-          <w:b/>
-          <w:bCs/>
-        </w:rPr>
-        <w:t xml:space="preserve">r7i.8xlarge</w:t>
-      </w:r>
-      <w:r>
-        <w:t xml:space="preserve"> </w:t>
-      </w:r>
-      <w:r>
-        <w:t xml:space="preserve">— identical hardware, harness, storage, and trace instrumentation for every</w:t>
-      </w:r>
-      <w:r>
-        <w:t xml:space="preserve"> </w:t>
-      </w:r>
-      <w:r>
-        <w:t xml:space="preserve">method. This is the paper’s cleanest cross-method cost comparison:</w:t>
-      </w:r>
-    </w:p>
-    <w:tbl>
-      <w:tblPr>
-        <w:tblStyle w:val="Table"/>
-        <w:tblW w:type="auto" w:w="0"/>
-        <w:tblLook w:firstRow="1" w:lastRow="0" w:firstColumn="0" w:lastColumn="0" w:noHBand="0" w:noVBand="0" w:val="0020"/>
-      </w:tblPr>
-      <w:tblGrid>
-        <w:gridCol w:w="1584"/>
-        <w:gridCol w:w="1584"/>
-        <w:gridCol w:w="1584"/>
-        <w:gridCol w:w="1584"/>
-        <w:gridCol w:w="1584"/>
-      </w:tblGrid>
-      <w:tr>
-        <w:trPr>
-          <w:tblHeader w:val="on"/>
-        </w:trPr>
-        <w:tc>
-          <w:tcPr/>
-          <w:p>
-            <w:pPr>
-              <w:pStyle w:val="Compact"/>
-            </w:pPr>
-            <w:r>
-              <w:t xml:space="preserve">method (same box)</w:t>
-            </w:r>
-          </w:p>
-        </w:tc>
-        <w:tc>
-          <w:tcPr/>
-          <w:p>
-            <w:pPr>
-              <w:pStyle w:val="Compact"/>
-            </w:pPr>
-            <w:r>
-              <w:t xml:space="preserve">mean acc</w:t>
-            </w:r>
-          </w:p>
-        </w:tc>
-        <w:tc>
-          <w:tcPr/>
-          <w:p>
-            <w:pPr>
-              <w:pStyle w:val="Compact"/>
-            </w:pPr>
-            <w:r>
-              <w:t xml:space="preserve">macro-F1</w:t>
-            </w:r>
-          </w:p>
-        </w:tc>
-        <w:tc>
-          <w:tcPr/>
-          <w:p>
-            <w:pPr>
-              <w:pStyle w:val="Compact"/>
-            </w:pPr>
-            <w:r>
-              <w:t xml:space="preserve">runtime/dataset</w:t>
-            </w:r>
-          </w:p>
-        </w:tc>
-        <w:tc>
-          <w:tcPr/>
-          <w:p>
-            <w:pPr>
-              <w:pStyle w:val="Compact"/>
-            </w:pPr>
-            <w:r>
-              <w:t xml:space="preserve">peak RSS</w:t>
-            </w:r>
-          </w:p>
-        </w:tc>
-      </w:tr>
-      <w:tr>
-        <w:tc>
-          <w:tcPr/>
-          <w:p>
-            <w:pPr>
-              <w:pStyle w:val="Compact"/>
-            </w:pPr>
-            <w:r>
-              <w:rPr>
-                <w:b/>
-                <w:bCs/>
-              </w:rPr>
-              <w:t xml:space="preserve">actinn-jax</w:t>
-            </w:r>
-          </w:p>
-        </w:tc>
-        <w:tc>
-          <w:tcPr/>
-          <w:p>
-            <w:pPr>
-              <w:pStyle w:val="Compact"/>
-            </w:pPr>
-            <w:r>
               <w:t xml:space="preserve">0.837</w:t>
             </w:r>
           </w:p>
@@ -7494,18 +7661,18 @@
           <wp:inline>
             <wp:extent cx="5334000" cy="2139510"/>
             <wp:effectExtent b="0" l="0" r="0" t="0"/>
-            <wp:docPr descr="actinn-jax accuracy and macro-F1 versus input gene budget across all six Open Problems datasets. More genes help most datasets but regress the fine-grained, domain-shifted tabula_sapiens." title="" id="37" name="Picture"/>
+            <wp:docPr descr="actinn-jax accuracy and macro-F1 versus input gene budget across all six Open Problems datasets. More genes help most datasets but regress the fine-grained, domain-shifted tabula_sapiens." title="" id="36" name="Picture"/>
             <a:graphic>
               <a:graphicData uri="http://schemas.openxmlformats.org/drawingml/2006/picture">
                 <pic:pic>
                   <pic:nvPicPr>
-                    <pic:cNvPr descr="/Users/iandriver/Downloads/actinn-jax-benchmark/docs/figures/gene_budget_curve.png" id="38" name="Picture"/>
+                    <pic:cNvPr descr="/Users/iandriver/Downloads/actinn-jax-benchmark/docs/figures/gene_budget_curve.png" id="37" name="Picture"/>
                     <pic:cNvPicPr>
                       <a:picLocks noChangeArrowheads="1" noChangeAspect="1"/>
                     </pic:cNvPicPr>
                   </pic:nvPicPr>
                   <pic:blipFill>
-                    <a:blip r:embed="rId36"/>
+                    <a:blip r:embed="rId35"/>
                     <a:stretch>
                       <a:fillRect/>
                     </a:stretch>
@@ -7549,18 +7716,18 @@
           <wp:inline>
             <wp:extent cx="5334000" cy="2293972"/>
             <wp:effectExtent b="0" l="0" r="0" t="0"/>
-            <wp:docPr descr="Label-free signals for setting the gene budget without test labels. Held-out reference cross-validation and query-cells-per-class both single out tabula_sapiens (where more genes hurt)." title="" id="40" name="Picture"/>
+            <wp:docPr descr="Label-free signals for setting the gene budget without test labels. Held-out reference cross-validation and query-cells-per-class both single out tabula_sapiens (where more genes hurt)." title="" id="39" name="Picture"/>
             <a:graphic>
               <a:graphicData uri="http://schemas.openxmlformats.org/drawingml/2006/picture">
                 <pic:pic>
                   <pic:nvPicPr>
-                    <pic:cNvPr descr="/Users/iandriver/Downloads/actinn-jax-benchmark/docs/figures/gene_budget_signals.png" id="41" name="Picture"/>
+                    <pic:cNvPr descr="/Users/iandriver/Downloads/actinn-jax-benchmark/docs/figures/gene_budget_signals.png" id="40" name="Picture"/>
                     <pic:cNvPicPr>
                       <a:picLocks noChangeArrowheads="1" noChangeAspect="1"/>
                     </pic:cNvPicPr>
                   </pic:nvPicPr>
                   <pic:blipFill>
-                    <a:blip r:embed="rId39"/>
+                    <a:blip r:embed="rId38"/>
                     <a:stretch>
                       <a:fillRect/>
                     </a:stretch>
@@ -7595,9 +7762,9 @@
         <w:t xml:space="preserve">Label-free signals for setting the gene budget without test labels. Held-out reference cross-validation and query-cells-per-class both single out tabula_sapiens (where more genes hurt).</w:t>
       </w:r>
     </w:p>
+    <w:bookmarkEnd w:id="41"/>
     <w:bookmarkEnd w:id="42"/>
-    <w:bookmarkEnd w:id="43"/>
-    <w:bookmarkStart w:id="44" w:name="discussion"/>
+    <w:bookmarkStart w:id="43" w:name="discussion"/>
     <w:p>
       <w:pPr>
         <w:pStyle w:val="Heading1"/>
@@ -7621,43 +7788,23 @@
         <w:t xml:space="preserve"> </w:t>
       </w:r>
       <w:r>
-        <w:t xml:space="preserve">Deep</w:t>
-      </w:r>
-      <w:r>
-        <w:t xml:space="preserve"> </w:t>
-      </w:r>
-      <w:r>
-        <w:t xml:space="preserve">probabilistic methods and boosted trees edge it by 1–2 points where they run, both in our</w:t>
-      </w:r>
-      <w:r>
-        <w:t xml:space="preserve"> </w:t>
-      </w:r>
-      <w:r>
-        <w:t xml:space="preserve">panel (§3.1) and on Open Problems (§3.9). More decisively, a</w:t>
-      </w:r>
-      <w:r>
-        <w:t xml:space="preserve"> </w:t>
-      </w:r>
-      <w:r>
-        <w:rPr>
-          <w:b/>
-          <w:bCs/>
-        </w:rPr>
-        <w:t xml:space="preserve">tuned linear pipeline beats</w:t>
-      </w:r>
-      <w:r>
-        <w:rPr>
-          <w:b/>
-          <w:bCs/>
-        </w:rPr>
-        <w:t xml:space="preserve"> </w:t>
-      </w:r>
-      <w:r>
-        <w:rPr>
-          <w:b/>
-          <w:bCs/>
-        </w:rPr>
-        <w:t xml:space="preserve">it on accuracy</w:t>
+        <w:t xml:space="preserve">On the</w:t>
+      </w:r>
+      <w:r>
+        <w:t xml:space="preserve"> </w:t>
+      </w:r>
+      <w:r>
+        <w:t xml:space="preserve">unified 11-method matrix a</w:t>
+      </w:r>
+      <w:r>
+        <w:t xml:space="preserve"> </w:t>
+      </w:r>
+      <w:r>
+        <w:rPr>
+          <w:b/>
+          <w:bCs/>
+        </w:rPr>
+        <w:t xml:space="preserve">tuned linear pipeline beats it on accuracy</w:t>
       </w:r>
       <w:r>
         <w:rPr>
@@ -7693,13 +7840,25 @@
         <w:t xml:space="preserve"> </w:t>
       </w:r>
       <w:r>
-        <w:t xml:space="preserve">across four datasets (0.880/0.860 vs 0.867/0.839, 3.7×</w:t>
-      </w:r>
-      <w:r>
-        <w:t xml:space="preserve"> </w:t>
-      </w:r>
-      <w:r>
-        <w:t xml:space="preserve">faster), and</w:t>
+        <w:t xml:space="preserve">(0.839 vs 0.831 mean accuracy over the five shared-vocabulary datasets, fitting 4× faster:</w:t>
+      </w:r>
+      <w:r>
+        <w:t xml:space="preserve"> </w:t>
+      </w:r>
+      <w:r>
+        <w:t xml:space="preserve">4.0 vs 16.0 s) and also edges its predict time — it dominates actinn-jax on every axis but</w:t>
+      </w:r>
+      <w:r>
+        <w:t xml:space="preserve"> </w:t>
+      </w:r>
+      <w:r>
+        <w:t xml:space="preserve">memory (§3.1, §3.2). Deep probabilistic methods sit in the same top cluster (§3.1) and edge</w:t>
+      </w:r>
+      <w:r>
+        <w:t xml:space="preserve"> </w:t>
+      </w:r>
+      <w:r>
+        <w:t xml:space="preserve">it on some datasets, and</w:t>
       </w:r>
       <w:r>
         <w:t xml:space="preserve"> </w:t>
@@ -7715,25 +7874,31 @@
         <w:t xml:space="preserve"> </w:t>
       </w:r>
       <w:r>
-        <w:t xml:space="preserve">(0.976 vs 0.936 at 49k lung</w:t>
-      </w:r>
-      <w:r>
-        <w:t xml:space="preserve"> </w:t>
-      </w:r>
-      <w:r>
-        <w:t xml:space="preserve">cells; 0.905 vs 0.824 at 47k liver cells). An earlier draft of this paper claimed no method</w:t>
-      </w:r>
-      <w:r>
-        <w:t xml:space="preserve"> </w:t>
-      </w:r>
-      <w:r>
-        <w:t xml:space="preserve">dominated actinn-jax on both accuracy and cost; the wider panel refutes that, and we retract</w:t>
-      </w:r>
-      <w:r>
-        <w:t xml:space="preserve"> </w:t>
-      </w:r>
-      <w:r>
-        <w:t xml:space="preserve">it rather than defend it. A benchmark that hid this would be worthless.</w:t>
+        <w:t xml:space="preserve">(0.976 vs 0.936</w:t>
+      </w:r>
+      <w:r>
+        <w:t xml:space="preserve"> </w:t>
+      </w:r>
+      <w:r>
+        <w:t xml:space="preserve">at 49k lung cells; 0.905 vs 0.824 at 47k liver cells) even though it is only mid-pack on the</w:t>
+      </w:r>
+      <w:r>
+        <w:t xml:space="preserve"> </w:t>
+      </w:r>
+      <w:r>
+        <w:t xml:space="preserve">subsampled matrix (0.790). An earlier draft of this paper claimed no method dominated</w:t>
+      </w:r>
+      <w:r>
+        <w:t xml:space="preserve"> </w:t>
+      </w:r>
+      <w:r>
+        <w:t xml:space="preserve">actinn-jax on both accuracy and cost; the matrix refutes that, and we retract it rather than</w:t>
+      </w:r>
+      <w:r>
+        <w:t xml:space="preserve"> </w:t>
+      </w:r>
+      <w:r>
+        <w:t xml:space="preserve">defend it. A benchmark that hid this would be worthless.</w:t>
       </w:r>
     </w:p>
     <w:p>
@@ -7741,31 +7906,23 @@
         <w:pStyle w:val="BodyText"/>
       </w:pPr>
       <w:r>
-        <w:t xml:space="preserve">What the evidence does support is narrower: actinn-jax is the</w:t>
-      </w:r>
-      <w:r>
-        <w:t xml:space="preserve"> </w:t>
-      </w:r>
-      <w:r>
-        <w:rPr>
-          <w:b/>
-          <w:bCs/>
-        </w:rPr>
-        <w:t xml:space="preserve">lightest of the accurate</w:t>
-      </w:r>
-      <w:r>
-        <w:rPr>
-          <w:b/>
-          <w:bCs/>
-        </w:rPr>
-        <w:t xml:space="preserve"> </w:t>
-      </w:r>
-      <w:r>
-        <w:rPr>
-          <w:b/>
-          <w:bCs/>
-        </w:rPr>
-        <w:t xml:space="preserve">methods</w:t>
+        <w:t xml:space="preserve">What the evidence does support is narrower: among the accurate methods actinn-jax carries</w:t>
+      </w:r>
+      <w:r>
+        <w:t xml:space="preserve"> </w:t>
+      </w:r>
+      <w:r>
+        <w:t xml:space="preserve">the</w:t>
+      </w:r>
+      <w:r>
+        <w:t xml:space="preserve"> </w:t>
+      </w:r>
+      <w:r>
+        <w:rPr>
+          <w:b/>
+          <w:bCs/>
+        </w:rPr>
+        <w:t xml:space="preserve">lightest memory-at-scale profile</w:t>
       </w:r>
       <w:r>
         <w:t xml:space="preserve">, and it carries the workflow layer.</w:t>
@@ -7808,43 +7965,65 @@
         <w:t xml:space="preserve"> </w:t>
       </w:r>
       <w:r>
-        <w:t xml:space="preserve">cardinality (§3.4) — and peak memory is the lowest among the accurate methods at every</w:t>
-      </w:r>
-      <w:r>
-        <w:t xml:space="preserve"> </w:t>
-      </w:r>
-      <w:r>
-        <w:t xml:space="preserve">scale tested: ~2.1× lighter than the linear pipeline (6.1 vs 13.2 GB at 49k lung cells;</w:t>
-      </w:r>
-      <w:r>
-        <w:t xml:space="preserve"> </w:t>
-      </w:r>
-      <w:r>
-        <w:t xml:space="preserve">6.5 vs 12.6 GB at 47k liver cells), and lighter than scTOP above ~25k cells, where scTOP’s</w:t>
-      </w:r>
-      <w:r>
-        <w:t xml:space="preserve"> </w:t>
-      </w:r>
-      <w:r>
-        <w:t xml:space="preserve">rank processing densifies and crosses over (9.3 vs 6.5 GB at 47k). That advantage is</w:t>
-      </w:r>
-      <w:r>
-        <w:t xml:space="preserve"> </w:t>
-      </w:r>
-      <w:r>
-        <w:t xml:space="preserve">bounded at ~2–3× rather than widening, and it is the axis on which actinn-jax wins</w:t>
-      </w:r>
-      <w:r>
-        <w:t xml:space="preserve"> </w:t>
-      </w:r>
-      <w:r>
-        <w:t xml:space="preserve">outright. With the train-once/map-many cache, the flat predict cost is all that recurs when</w:t>
-      </w:r>
-      <w:r>
-        <w:t xml:space="preserve"> </w:t>
-      </w:r>
-      <w:r>
-        <w:t xml:space="preserve">a reference is reused — the linear pipeline refits scaler/PCA/classifier per query.</w:t>
+        <w:t xml:space="preserve">cardinality (§3.4). On the small-reference matrix its peak memory is middling (2.1 GB mean;</w:t>
+      </w:r>
+      <w:r>
+        <w:t xml:space="preserve"> </w:t>
+      </w:r>
+      <w:r>
+        <w:t xml:space="preserve">SVM, kNN, CellTypist and scArches are lighter there), but among the methods carried to</w:t>
+      </w:r>
+      <w:r>
+        <w:t xml:space="preserve"> </w:t>
+      </w:r>
+      <w:r>
+        <w:rPr>
+          <w:b/>
+          <w:bCs/>
+        </w:rPr>
+        <w:t xml:space="preserve">atlas scale</w:t>
+      </w:r>
+      <w:r>
+        <w:t xml:space="preserve"> </w:t>
+      </w:r>
+      <w:r>
+        <w:t xml:space="preserve">it has the lowest peak memory: ~2× below the linear pipeline (6.1 vs 13.2 GB</w:t>
+      </w:r>
+      <w:r>
+        <w:t xml:space="preserve"> </w:t>
+      </w:r>
+      <w:r>
+        <w:t xml:space="preserve">at 49k lung cells; 6.5 vs 12.6 GB at 47k liver cells), and below scTOP above ~25k cells,</w:t>
+      </w:r>
+      <w:r>
+        <w:t xml:space="preserve"> </w:t>
+      </w:r>
+      <w:r>
+        <w:t xml:space="preserve">where scTOP’s rank processing densifies and crosses over (9.3 vs 6.5 GB at 47k). That</w:t>
+      </w:r>
+      <w:r>
+        <w:t xml:space="preserve"> </w:t>
+      </w:r>
+      <w:r>
+        <w:t xml:space="preserve">advantage is bounded at ~2–3× rather than widening, and — unlike the faster-but-lighter</w:t>
+      </w:r>
+      <w:r>
+        <w:t xml:space="preserve"> </w:t>
+      </w:r>
+      <w:r>
+        <w:t xml:space="preserve">classical methods, which refit per query — it comes with a train-once/map-many cache, so on</w:t>
+      </w:r>
+      <w:r>
+        <w:t xml:space="preserve"> </w:t>
+      </w:r>
+      <w:r>
+        <w:t xml:space="preserve">a reused reference the flat predict cost is all that recurs while the linear pipeline refits</w:t>
+      </w:r>
+      <w:r>
+        <w:t xml:space="preserve"> </w:t>
+      </w:r>
+      <w:r>
+        <w:t xml:space="preserve">scaler/PCA/classifier every time.</w:t>
       </w:r>
     </w:p>
     <w:p>
@@ -7884,7 +8063,7 @@
         <w:t xml:space="preserve"> </w:t>
       </w:r>
       <w:r>
-        <w:t xml:space="preserve">pipeline (§3.6): a census-scale broad model with a calibrated</w:t>
+        <w:t xml:space="preserve">pipeline (§3.5): a census-scale broad model with a calibrated</w:t>
       </w:r>
       <w:r>
         <w:t xml:space="preserve"> </w:t>
@@ -8096,7 +8275,7 @@
         <w:t xml:space="preserve"> </w:t>
       </w:r>
       <w:r>
-        <w:t xml:space="preserve">transfer (§3.9), underscoring that the</w:t>
+        <w:t xml:space="preserve">transfer (§3.8), underscoring that the</w:t>
       </w:r>
       <w:r>
         <w:t xml:space="preserve"> </w:t>
@@ -8154,19 +8333,57 @@
         <w:t xml:space="preserve"> </w:t>
       </w:r>
       <w:r>
-        <w:t xml:space="preserve">ours — is close and splits both ways: mean accuracy 0.867 (actinn-jax) vs 0.837 across four</w:t>
-      </w:r>
-      <w:r>
-        <w:t xml:space="preserve"> </w:t>
-      </w:r>
-      <w:r>
-        <w:t xml:space="preserve">of our datasets, ProtoCloud ahead on the finest-grained set, actinn-jax training ~8.5× faster</w:t>
-      </w:r>
-      <w:r>
-        <w:t xml:space="preserve"> </w:t>
-      </w:r>
-      <w:r>
-        <w:t xml:space="preserve">on CPU (</w:t>
+        <w:t xml:space="preserve">ours — splits by regime rather than by a small margin: on the subsampled matrix ProtoCloud</w:t>
+      </w:r>
+      <w:r>
+        <w:t xml:space="preserve"> </w:t>
+      </w:r>
+      <w:r>
+        <w:t xml:space="preserve">is mid-pack (0.790 vs actinn-jax’s 0.831) yet</w:t>
+      </w:r>
+      <w:r>
+        <w:t xml:space="preserve"> </w:t>
+      </w:r>
+      <w:r>
+        <w:rPr>
+          <w:b/>
+          <w:bCs/>
+        </w:rPr>
+        <w:t xml:space="preserve">wins lung outright</w:t>
+      </w:r>
+      <w:r>
+        <w:t xml:space="preserve"> </w:t>
+      </w:r>
+      <w:r>
+        <w:t xml:space="preserve">(0.932 vs 0.894 on</w:t>
+      </w:r>
+      <w:r>
+        <w:t xml:space="preserve"> </w:t>
+      </w:r>
+      <w:r>
+        <w:t xml:space="preserve">lung_intra), and it becomes the</w:t>
+      </w:r>
+      <w:r>
+        <w:t xml:space="preserve"> </w:t>
+      </w:r>
+      <w:r>
+        <w:rPr>
+          <w:b/>
+          <w:bCs/>
+        </w:rPr>
+        <w:t xml:space="preserve">decisive</w:t>
+      </w:r>
+      <w:r>
+        <w:t xml:space="preserve"> </w:t>
+      </w:r>
+      <w:r>
+        <w:t xml:space="preserve">winner only at atlas scale (§5); actinn-jax</w:t>
+      </w:r>
+      <w:r>
+        <w:t xml:space="preserve"> </w:t>
+      </w:r>
+      <w:r>
+        <w:t xml:space="preserve">trains ~9× faster on CPU (16 vs 146 s mean) (</w:t>
       </w:r>
       <w:r>
         <w:rPr>
@@ -8175,7 +8392,19 @@
         <w:t xml:space="preserve">PROTOCLOUD.md</w:t>
       </w:r>
       <w:r>
-        <w:t xml:space="preserve">). Second, and more broadly, Souza &amp; Mehta report that</w:t>
+        <w:t xml:space="preserve">). The richer</w:t>
+      </w:r>
+      <w:r>
+        <w:t xml:space="preserve"> </w:t>
+      </w:r>
+      <w:r>
+        <w:t xml:space="preserve">model pays off exactly where it has the data to, and not before. Second, and more broadly,</w:t>
+      </w:r>
+      <w:r>
+        <w:t xml:space="preserve"> </w:t>
+      </w:r>
+      <w:r>
+        <w:t xml:space="preserve">Souza &amp; Mehta report that</w:t>
       </w:r>
       <w:r>
         <w:t xml:space="preserve"> </w:t>
@@ -8286,7 +8515,7 @@
         <w:t xml:space="preserve"> </w:t>
       </w:r>
       <w:r>
-        <w:t xml:space="preserve">(§3.9). Their further result that simple methods do</w:t>
+        <w:t xml:space="preserve">(§3.8). Their further result that simple methods do</w:t>
       </w:r>
       <w:r>
         <w:t xml:space="preserve"> </w:t>
@@ -8308,7 +8537,7 @@
         <w:t xml:space="preserve"> </w:t>
       </w:r>
       <w:r>
-        <w:t xml:space="preserve">rejection behavior we depend on (§3.7).</w:t>
+        <w:t xml:space="preserve">rejection behavior we depend on (§3.6).</w:t>
       </w:r>
     </w:p>
     <w:p>
@@ -8574,8 +8803,8 @@
         <w:t xml:space="preserve">model — stronger than masking, but a training run), so we do not claim workflow exclusivity.</w:t>
       </w:r>
     </w:p>
-    <w:bookmarkEnd w:id="44"/>
-    <w:bookmarkStart w:id="45" w:name="limitations"/>
+    <w:bookmarkEnd w:id="43"/>
+    <w:bookmarkStart w:id="44" w:name="limitations"/>
     <w:p>
       <w:pPr>
         <w:pStyle w:val="Heading1"/>
@@ -8611,7 +8840,7 @@
         <w:t xml:space="preserve"> </w:t>
       </w:r>
       <w:r>
-        <w:t xml:space="preserve">question). The §3.9 controlled run covers the</w:t>
+        <w:t xml:space="preserve">question). The §3.8 controlled run covers the</w:t>
       </w:r>
       <w:r>
         <w:t xml:space="preserve"> </w:t>
@@ -8802,21 +9031,21 @@
           <w:b/>
           <w:bCs/>
         </w:rPr>
-        <w:t xml:space="preserve">A tuned linear baseline is more accurate than actinn-jax (measured, all four</w:t>
-      </w:r>
-      <w:r>
-        <w:rPr>
-          <w:b/>
-          <w:bCs/>
-        </w:rPr>
-        <w:t xml:space="preserve"> </w:t>
-      </w:r>
-      <w:r>
-        <w:rPr>
-          <w:b/>
-          <w:bCs/>
-        </w:rPr>
-        <w:t xml:space="preserve">datasets).</w:t>
+        <w:t xml:space="preserve">A tuned linear baseline is more accurate than actinn-jax (measured, full 6-dataset</w:t>
+      </w:r>
+      <w:r>
+        <w:rPr>
+          <w:b/>
+          <w:bCs/>
+        </w:rPr>
+        <w:t xml:space="preserve"> </w:t>
+      </w:r>
+      <w:r>
+        <w:rPr>
+          <w:b/>
+          <w:bCs/>
+        </w:rPr>
+        <w:t xml:space="preserve">matrix).</w:t>
       </w:r>
       <w:r>
         <w:t xml:space="preserve"> </w:t>
@@ -8844,7 +9073,7 @@
         <w:t xml:space="preserve"> </w:t>
       </w:r>
       <w:r>
-        <w:t xml:space="preserve">(</w:t>
+        <w:t xml:space="preserve">on the same splits (</w:t>
       </w:r>
       <w:r>
         <w:rPr>
@@ -8863,77 +9092,55 @@
           <w:b/>
           <w:bCs/>
         </w:rPr>
-        <w:t xml:space="preserve">beats</w:t>
-      </w:r>
-      <w:r>
-        <w:rPr>
-          <w:b/>
-          <w:bCs/>
-        </w:rPr>
-        <w:t xml:space="preserve"> </w:t>
-      </w:r>
-      <w:r>
-        <w:rPr>
-          <w:b/>
-          <w:bCs/>
-        </w:rPr>
-        <w:t xml:space="preserve">actinn-jax on mean accuracy (0.880 vs 0.867) and macro-F1 (0.860 vs 0.839) while fitting</w:t>
-      </w:r>
-      <w:r>
-        <w:rPr>
-          <w:b/>
-          <w:bCs/>
-        </w:rPr>
-        <w:t xml:space="preserve"> </w:t>
-      </w:r>
-      <w:r>
-        <w:rPr>
-          <w:b/>
-          <w:bCs/>
-        </w:rPr>
-        <w:t xml:space="preserve">3.7× faster</w:t>
-      </w:r>
-      <w:r>
-        <w:t xml:space="preserve"> </w:t>
-      </w:r>
-      <w:r>
-        <w:t xml:space="preserve">— a tie on pbmc3k, slight edges on lung and liver, and</w:t>
-      </w:r>
-      <w:r>
-        <w:t xml:space="preserve"> </w:t>
-      </w:r>
-      <w:r>
-        <w:rPr>
-          <w:b/>
-          <w:bCs/>
-        </w:rPr>
-        <w:t xml:space="preserve">+4.2 pt on the</w:t>
-      </w:r>
-      <w:r>
-        <w:rPr>
-          <w:b/>
-          <w:bCs/>
-        </w:rPr>
-        <w:t xml:space="preserve"> </w:t>
-      </w:r>
-      <w:r>
-        <w:rPr>
-          <w:b/>
-          <w:bCs/>
-        </w:rPr>
-        <w:t xml:space="preserve">86-type blood+gut set</w:t>
-      </w:r>
-      <w:r>
-        <w:t xml:space="preserve"> </w:t>
-      </w:r>
-      <w:r>
-        <w:t xml:space="preserve">(0.902 vs 0.860). It also beats ProtoCloud on 3 of 4. The §3.1</w:t>
-      </w:r>
-      <w:r>
-        <w:t xml:space="preserve"> </w:t>
-      </w:r>
-      <w:r>
-        <w:t xml:space="preserve">margins therefore reflect</w:t>
+        <w:t xml:space="preserve">leads the matrix on accuracy (0.839 vs 0.831, 5-dataset mean) and macro-F1 (0.699 vs</w:t>
+      </w:r>
+      <w:r>
+        <w:rPr>
+          <w:b/>
+          <w:bCs/>
+        </w:rPr>
+        <w:t xml:space="preserve"> </w:t>
+      </w:r>
+      <w:r>
+        <w:rPr>
+          <w:b/>
+          <w:bCs/>
+        </w:rPr>
+        <w:t xml:space="preserve">0.683) while fitting 4× faster</w:t>
+      </w:r>
+      <w:r>
+        <w:t xml:space="preserve"> </w:t>
+      </w:r>
+      <w:r>
+        <w:t xml:space="preserve">(4.0 vs 16.0 s) — near-ties on pbmc/lung/liver_intra and</w:t>
+      </w:r>
+      <w:r>
+        <w:t xml:space="preserve"> </w:t>
+      </w:r>
+      <w:r>
+        <w:rPr>
+          <w:b/>
+          <w:bCs/>
+        </w:rPr>
+        <w:t xml:space="preserve">+4.2 pt on the 86-type blood+gut set</w:t>
+      </w:r>
+      <w:r>
+        <w:t xml:space="preserve"> </w:t>
+      </w:r>
+      <w:r>
+        <w:t xml:space="preserve">(0.902 vs 0.860); it beats ProtoCloud on 5 of 6</w:t>
+      </w:r>
+      <w:r>
+        <w:t xml:space="preserve"> </w:t>
+      </w:r>
+      <w:r>
+        <w:t xml:space="preserve">datasets (all but lung_intra). The only dataset actinn-jax wins outright is the hard</w:t>
+      </w:r>
+      <w:r>
+        <w:t xml:space="preserve"> </w:t>
+      </w:r>
+      <w:r>
+        <w:t xml:space="preserve">cross-study liver split. The §3.1 margins therefore reflect</w:t>
       </w:r>
       <w:r>
         <w:t xml:space="preserve"> </w:t>
@@ -8959,54 +9166,62 @@
           <w:b/>
           <w:bCs/>
         </w:rPr>
-        <w:t xml:space="preserve">actinn-jax’s case rests on cost</w:t>
-      </w:r>
-      <w:r>
-        <w:rPr>
-          <w:b/>
-          <w:bCs/>
-        </w:rPr>
-        <w:t xml:space="preserve"> </w:t>
-      </w:r>
-      <w:r>
-        <w:rPr>
-          <w:b/>
-          <w:bCs/>
-        </w:rPr>
-        <w:t xml:space="preserve">profile and workflow, not accuracy</w:t>
-      </w:r>
-      <w:r>
-        <w:t xml:space="preserve">: bounded sparse memory (1.7 GB vs 3.6 GB mean, 2.6</w:t>
-      </w:r>
-      <w:r>
-        <w:t xml:space="preserve"> </w:t>
-      </w:r>
-      <w:r>
-        <w:t xml:space="preserve">vs 5.5 GB on blood+gut, and the gap grows because ANOVA/PCA densify cells × genes), the</w:t>
-      </w:r>
-      <w:r>
-        <w:t xml:space="preserve"> </w:t>
-      </w:r>
-      <w:r>
-        <w:t xml:space="preserve">cached reusable reference, and broad→refined / abstain / novel-detection. For one-shot</w:t>
-      </w:r>
-      <w:r>
-        <w:t xml:space="preserve"> </w:t>
-      </w:r>
-      <w:r>
-        <w:t xml:space="preserve">labels on laptop-sized data, the linear pipeline is the better default. scTOP is cheaper</w:t>
-      </w:r>
-      <w:r>
-        <w:t xml:space="preserve"> </w:t>
-      </w:r>
-      <w:r>
-        <w:t xml:space="preserve">still (1.2 s, 1.4 GB) with the best pbmc3k macro-F1 (0.837), but degrades with</w:t>
-      </w:r>
-      <w:r>
-        <w:t xml:space="preserve"> </w:t>
-      </w:r>
-      <w:r>
-        <w:t xml:space="preserve">cardinality (0.910 → 0.828 → 0.795; 0.649 on liver).</w:t>
+        <w:t xml:space="preserve">actinn-jax’s case rests on cost profile and workflow, not accuracy</w:t>
+      </w:r>
+      <w:r>
+        <w:t xml:space="preserve">: its memory edge is</w:t>
+      </w:r>
+      <w:r>
+        <w:t xml:space="preserve"> </w:t>
+      </w:r>
+      <w:r>
+        <w:t xml:space="preserve">bounded (~2× on the matrix, 2145 vs 4403 MB, and ~2× at atlas scale —</w:t>
+      </w:r>
+      <w:r>
+        <w:t xml:space="preserve"> </w:t>
+      </w:r>
+      <w:r>
+        <w:rPr>
+          <w:i/>
+          <w:iCs/>
+        </w:rPr>
+        <w:t xml:space="preserve">not</w:t>
+      </w:r>
+      <w:r>
+        <w:t xml:space="preserve"> </w:t>
+      </w:r>
+      <w:r>
+        <w:t xml:space="preserve">widening; see</w:t>
+      </w:r>
+      <w:r>
+        <w:t xml:space="preserve"> </w:t>
+      </w:r>
+      <w:r>
+        <w:t xml:space="preserve">the retraction below), plus the cached reusable reference and broad→refined / abstain /</w:t>
+      </w:r>
+      <w:r>
+        <w:t xml:space="preserve"> </w:t>
+      </w:r>
+      <w:r>
+        <w:t xml:space="preserve">novel-detection. For one-shot labels on laptop-sized data, the linear pipeline is the</w:t>
+      </w:r>
+      <w:r>
+        <w:t xml:space="preserve"> </w:t>
+      </w:r>
+      <w:r>
+        <w:t xml:space="preserve">better default. scTOP is cheaper still on time (1.0 s) but only competitive at small,</w:t>
+      </w:r>
+      <w:r>
+        <w:t xml:space="preserve"> </w:t>
+      </w:r>
+      <w:r>
+        <w:t xml:space="preserve">low-cardinality scale — best pbmc macro-F1 (0.837) yet degrading with cardinality</w:t>
+      </w:r>
+      <w:r>
+        <w:t xml:space="preserve"> </w:t>
+      </w:r>
+      <w:r>
+        <w:t xml:space="preserve">(0.910 → 0.828 → 0.795; 0.649 on liver) and mid-pack overall (0.739).</w:t>
       </w:r>
     </w:p>
     <w:p>
@@ -9288,8 +9503,8 @@
         <w:t xml:space="preserve">annotation).</w:t>
       </w:r>
     </w:p>
-    <w:bookmarkEnd w:id="45"/>
-    <w:bookmarkStart w:id="47" w:name="data-code-availability"/>
+    <w:bookmarkEnd w:id="44"/>
+    <w:bookmarkStart w:id="46" w:name="data-code-availability"/>
     <w:p>
       <w:pPr>
         <w:pStyle w:val="Heading1"/>
@@ -9356,7 +9571,7 @@
       <w:r>
         <w:t xml:space="preserve">(</w:t>
       </w:r>
-      <w:hyperlink r:id="rId46">
+      <w:hyperlink r:id="rId45">
         <w:r>
           <w:rPr>
             <w:rStyle w:val="Hyperlink"/>
@@ -9374,8 +9589,8 @@
         <w:t xml:space="preserve">two repositories. HLiCA data © Edgar et al. 2026 (CC-BY 4.0), [doi:10.64898/2026.06.30.735539].</w:t>
       </w:r>
     </w:p>
-    <w:bookmarkEnd w:id="47"/>
-    <w:bookmarkStart w:id="48" w:name="references"/>
+    <w:bookmarkEnd w:id="46"/>
+    <w:bookmarkStart w:id="47" w:name="references"/>
     <w:p>
       <w:pPr>
         <w:pStyle w:val="Heading1"/>
@@ -9796,7 +10011,7 @@
         <w:t xml:space="preserve">Yampolskaya M, Souza H, et al. scTOP: cell identity from single-cell data via parameter-free projection. github.com/Emergent-Behaviors-in-Biology/scTOP.</w:t>
       </w:r>
     </w:p>
-    <w:bookmarkEnd w:id="48"/>
+    <w:bookmarkEnd w:id="47"/>
     <w:sectPr>
       <w:footnotePr>
         <w:numRestart w:val="eachSect"/>

--- a/manuscript/actinn-jax_preprint.docx
+++ b/manuscript/actinn-jax_preprint.docx
@@ -99,102 +99,61 @@
           <w:b/>
           <w:bCs/>
         </w:rPr>
-        <w:t xml:space="preserve">The headline result is not that our method wins.</w:t>
-      </w:r>
-      <w:r>
-        <w:t xml:space="preserve"> </w:t>
-      </w:r>
-      <w:r>
-        <w:t xml:space="preserve">Across the full 11-method matrix actinn-jax sits in a</w:t>
-      </w:r>
-      <w:r>
-        <w:t xml:space="preserve"> </w:t>
-      </w:r>
-      <w:r>
-        <w:rPr>
-          <w:b/>
-          <w:bCs/>
-        </w:rPr>
-        <w:t xml:space="preserve">five-way top-accuracy cluster spanning just 0.008</w:t>
-      </w:r>
-      <w:r>
-        <w:t xml:space="preserve"> </w:t>
-      </w:r>
-      <w:r>
-        <w:t xml:space="preserve">(0.831–0.839) that is</w:t>
-      </w:r>
-      <w:r>
-        <w:t xml:space="preserve"> </w:t>
-      </w:r>
-      <w:r>
-        <w:rPr>
-          <w:b/>
-          <w:bCs/>
-        </w:rPr>
-        <w:t xml:space="preserve">led by a carefully preprocessed linear pipeline</w:t>
-      </w:r>
-      <w:r>
-        <w:t xml:space="preserve"> </w:t>
-      </w:r>
-      <w:r>
-        <w:t xml:space="preserve">(normalize → ANOVA → PCA → logistic regression, 0.839), not by a deep or gene-space model; actinn-jax predicts ~195× faster than scANVI and places 3rd of 17 on the community</w:t>
-      </w:r>
-      <w:r>
-        <w:t xml:space="preserve"> </w:t>
-      </w:r>
-      <w:r>
-        <w:rPr>
-          <w:b/>
-          <w:bCs/>
-        </w:rPr>
-        <w:t xml:space="preserve">Open Problems</w:t>
-      </w:r>
-      <w:r>
-        <w:t xml:space="preserve"> </w:t>
-      </w:r>
-      <w:r>
-        <w:rPr>
-          <w:rStyle w:val="VerbatimChar"/>
-        </w:rPr>
-        <w:t xml:space="preserve">label_projection</w:t>
-      </w:r>
-      <w:r>
-        <w:t xml:space="preserve"> </w:t>
-      </w:r>
-      <w:r>
-        <w:t xml:space="preserve">benchmark (1st among methods completing every dataset). But on the</w:t>
-      </w:r>
-      <w:r>
-        <w:t xml:space="preserve"> </w:t>
-      </w:r>
-      <w:r>
-        <w:rPr>
-          <w:i/>
-          <w:iCs/>
-        </w:rPr>
-        <w:t xml:space="preserve">same splits</w:t>
-      </w:r>
-      <w:r>
-        <w:t xml:space="preserve"> </w:t>
-      </w:r>
-      <w:r>
-        <w:t xml:space="preserve">the linear pipeline</w:t>
-      </w:r>
-      <w:r>
-        <w:t xml:space="preserve"> </w:t>
-      </w:r>
-      <w:r>
-        <w:rPr>
-          <w:b/>
-          <w:bCs/>
-        </w:rPr>
-        <w:t xml:space="preserve">beats actinn-jax on both accuracy and training time</w:t>
-      </w:r>
-      <w:r>
-        <w:t xml:space="preserve"> </w:t>
-      </w:r>
-      <w:r>
-        <w:t xml:space="preserve">(0.839 vs. 0.831, fitting 4× faster: 4.0 vs. 16.0 s), and at atlas scale</w:t>
+        <w:t xml:space="preserve">Accuracy differences among the leading methods are small; their cost differences are not.</w:t>
+      </w:r>
+      <w:r>
+        <w:t xml:space="preserve"> </w:t>
+      </w:r>
+      <w:r>
+        <w:t xml:space="preserve">The top of the accuracy table is a five-way cluster spanning 0.008 (0.831–0.839), led by a carefully preprocessed</w:t>
+      </w:r>
+      <w:r>
+        <w:t xml:space="preserve"> </w:t>
+      </w:r>
+      <w:r>
+        <w:rPr>
+          <w:b/>
+          <w:bCs/>
+        </w:rPr>
+        <w:t xml:space="preserve">linear pipeline</w:t>
+      </w:r>
+      <w:r>
+        <w:t xml:space="preserve"> </w:t>
+      </w:r>
+      <w:r>
+        <w:t xml:space="preserve">(normalize → ANOVA → PCA → logistic regression, 0.839) rather than by a deep model, with scANVI, scArches, actinn-jax (0.831) and CellTypist alongside it.</w:t>
+      </w:r>
+      <w:r>
+        <w:t xml:space="preserve"> </w:t>
+      </w:r>
+      <w:r>
+        <w:rPr>
+          <w:b/>
+          <w:bCs/>
+        </w:rPr>
+        <w:t xml:space="preserve">Those same five methods differ by ~200× in inference time</w:t>
+      </w:r>
+      <w:r>
+        <w:t xml:space="preserve"> </w:t>
+      </w:r>
+      <w:r>
+        <w:t xml:space="preserve">(0.35 s to 73 s)</w:t>
+      </w:r>
+      <w:r>
+        <w:t xml:space="preserve"> </w:t>
+      </w:r>
+      <w:r>
+        <w:rPr>
+          <w:b/>
+          <w:bCs/>
+        </w:rPr>
+        <w:t xml:space="preserve">and 2.7× in peak memory</w:t>
+      </w:r>
+      <w:r>
+        <w:t xml:space="preserve"> </w:t>
+      </w:r>
+      <w:r>
+        <w:t xml:space="preserve">(1.6 to 4.3 GB). The linear pipeline is the most accurate-per-second option on laptop-sized data, fitting 4× faster than actinn-jax (4.0 vs. 16.0 s). At atlas scale the ordering changes:</w:t>
       </w:r>
       <w:r>
         <w:t xml:space="preserve"> </w:t>
@@ -210,7 +169,7 @@
         <w:t xml:space="preserve"> </w:t>
       </w:r>
       <w:r>
-        <w:t xml:space="preserve">is the decisive accuracy winner, rising from worst at 3k reference cells (0.722) to best at 49k (</w:t>
+        <w:t xml:space="preserve">rises from worst at 3k reference cells (0.722) to best at 49k (</w:t>
       </w:r>
       <w:r>
         <w:rPr>
@@ -220,96 +179,33 @@
         <w:t xml:space="preserve">0.976</w:t>
       </w:r>
       <w:r>
-        <w:t xml:space="preserve"> </w:t>
-      </w:r>
-      <w:r>
-        <w:t xml:space="preserve">vs. 0.936 for actinn-jax and 0.939 for the linear pipeline).</w:t>
-      </w:r>
-      <w:r>
-        <w:t xml:space="preserve"> </w:t>
-      </w:r>
-      <w:r>
-        <w:rPr>
-          <w:b/>
-          <w:bCs/>
-        </w:rPr>
-        <w:t xml:space="preserve">actinn-jax is not the accuracy leader at any scale we tested</w:t>
-      </w:r>
-      <w:r>
-        <w:t xml:space="preserve">, and our earlier margins over the</w:t>
-      </w:r>
-      <w:r>
-        <w:t xml:space="preserve"> </w:t>
-      </w:r>
-      <w:r>
-        <w:t xml:space="preserve">“classical tier”</w:t>
-      </w:r>
-      <w:r>
-        <w:t xml:space="preserve"> </w:t>
-      </w:r>
-      <w:r>
-        <w:t xml:space="preserve">reflected</w:t>
-      </w:r>
-      <w:r>
-        <w:t xml:space="preserve"> </w:t>
-      </w:r>
-      <w:r>
-        <w:rPr>
-          <w:i/>
-          <w:iCs/>
-        </w:rPr>
-        <w:t xml:space="preserve">untuned</w:t>
-      </w:r>
-      <w:r>
-        <w:t xml:space="preserve"> </w:t>
-      </w:r>
-      <w:r>
-        <w:t xml:space="preserve">baselines.</w:t>
-      </w:r>
-      <w:r>
-        <w:t xml:space="preserve"> </w:t>
-      </w:r>
-      <w:r>
-        <w:rPr>
-          <w:b/>
-          <w:bCs/>
-        </w:rPr>
-        <w:t xml:space="preserve">Several methods now annotate quickly, accurately, and with a usable handle on unknown cells</w:t>
-      </w:r>
-      <w:r>
-        <w:t xml:space="preserve"> </w:t>
-      </w:r>
-      <w:r>
-        <w:t xml:space="preserve">— the tuned linear pipeline, ProtoCloud, scANVI and actinn-jax all clear that bar in different regimes — so the useful contribution is not another accuracy ranking but a clear account of</w:t>
-      </w:r>
-      <w:r>
-        <w:t xml:space="preserve"> </w:t>
-      </w:r>
-      <w:r>
-        <w:rPr>
-          <w:b/>
-          <w:bCs/>
-        </w:rPr>
-        <w:t xml:space="preserve">which tool fits which job, and what the practical workflows look like</w:t>
-      </w:r>
-      <w:r>
-        <w:t xml:space="preserve">. We therefore report the benchmark as a decision aid (accuracy-per-second, accuracy-per-byte, and behaviour from 3k to 49k reference cells) and then demonstrate</w:t>
-      </w:r>
-      <w:r>
-        <w:t xml:space="preserve"> </w:t>
-      </w:r>
-      <w:r>
-        <w:rPr>
-          <w:b/>
-          <w:bCs/>
-        </w:rPr>
-        <w:t xml:space="preserve">end-to-end workflows</w:t>
-      </w:r>
-      <w:r>
-        <w:t xml:space="preserve"> </w:t>
-      </w:r>
-      <w:r>
-        <w:t xml:space="preserve">built on actinn-jax where its cost profile is the binding constraint: annotating an unknown human dataset from a</w:t>
+        <w:t xml:space="preserve">, vs. 0.936 for actinn-jax and 0.939 for the linear pipeline). No method leads everywhere, and methods separated by less than a percentage point of accuracy are separated by two orders of magnitude in cost. Because several methods now annotate quickly, accurately, and with a usable handle on unknown cells, the useful contribution is not another ranking but an account of</w:t>
+      </w:r>
+      <w:r>
+        <w:t xml:space="preserve"> </w:t>
+      </w:r>
+      <w:r>
+        <w:rPr>
+          <w:b/>
+          <w:bCs/>
+        </w:rPr>
+        <w:t xml:space="preserve">which tool fits which job, and what the surrounding workflow looks like</w:t>
+      </w:r>
+      <w:r>
+        <w:t xml:space="preserve">. We report the benchmark as a decision aid (accuracy-per-second, accuracy-per-byte, and behaviour from 3k to 49k reference cells), then use actinn-jax to demonstrate</w:t>
+      </w:r>
+      <w:r>
+        <w:t xml:space="preserve"> </w:t>
+      </w:r>
+      <w:r>
+        <w:rPr>
+          <w:b/>
+          <w:bCs/>
+        </w:rPr>
+        <w:t xml:space="preserve">end-to-end workflows that a low, flat cost profile makes practical</w:t>
+      </w:r>
+      <w:r>
+        <w:t xml:space="preserve">: annotating an unknown human dataset from a</w:t>
       </w:r>
       <w:r>
         <w:t xml:space="preserve"> </w:t>
@@ -373,65 +269,23 @@
         <w:t xml:space="preserve"> </w:t>
       </w:r>
       <w:r>
-        <w:t xml:space="preserve">validated by recovering a withheld pulmonary ionocyte population and its marker ASCL3. Among the accurate methods actinn-jax carries the</w:t>
-      </w:r>
-      <w:r>
-        <w:t xml:space="preserve"> </w:t>
-      </w:r>
-      <w:r>
-        <w:rPr>
-          <w:b/>
-          <w:bCs/>
-        </w:rPr>
-        <w:t xml:space="preserve">lightest memory-at-scale profile</w:t>
-      </w:r>
-      <w:r>
-        <w:t xml:space="preserve">:</w:t>
-      </w:r>
-      <w:r>
-        <w:t xml:space="preserve"> </w:t>
-      </w:r>
-      <w:r>
-        <w:rPr>
-          <w:b/>
-          <w:bCs/>
-        </w:rPr>
-        <w:t xml:space="preserve">~2× below the tuned linear pipeline and holding that edge to atlas size</w:t>
-      </w:r>
-      <w:r>
-        <w:t xml:space="preserve"> </w:t>
-      </w:r>
-      <w:r>
-        <w:t xml:space="preserve">(6.1 vs. 13.2 GB at 49k cells), with sub-second memory-bounded inference — which is what makes these workflows practical on a laptop. We are explicit about what is</w:t>
-      </w:r>
-      <w:r>
-        <w:t xml:space="preserve"> </w:t>
-      </w:r>
-      <w:r>
-        <w:rPr>
-          <w:i/>
-          <w:iCs/>
-        </w:rPr>
-        <w:t xml:space="preserve">not</w:t>
-      </w:r>
-      <w:r>
-        <w:t xml:space="preserve"> </w:t>
-      </w:r>
-      <w:r>
-        <w:t xml:space="preserve">unique: ProtoCloud also provides uncertainty, gene attribution and a (stronger, retraining-based) refinement path; what actinn-jax adds is a ready-to-run broad reference, sub-second frozen-model refinement, and a one-call novelty screen. We also</w:t>
-      </w:r>
-      <w:r>
-        <w:t xml:space="preserve"> </w:t>
-      </w:r>
-      <w:r>
-        <w:rPr>
-          <w:b/>
-          <w:bCs/>
-        </w:rPr>
-        <w:t xml:space="preserve">retract two of our own earlier claims</w:t>
-      </w:r>
-      <w:r>
-        <w:t xml:space="preserve">: a projected memory blow-up for the linear pipeline at atlas scale did not occur (13.2 GB, not ~32 GB), and the memory gap is bounded at ~2–3× rather than widening with data.</w:t>
+        <w:t xml:space="preserve">that recovers a withheld pulmonary ionocyte population and its marker ASCL3. What enables this is inference that is</w:t>
+      </w:r>
+      <w:r>
+        <w:t xml:space="preserve"> </w:t>
+      </w:r>
+      <w:r>
+        <w:rPr>
+          <w:b/>
+          <w:bCs/>
+        </w:rPr>
+        <w:t xml:space="preserve">sub-second and flat</w:t>
+      </w:r>
+      <w:r>
+        <w:t xml:space="preserve"> </w:t>
+      </w:r>
+      <w:r>
+        <w:t xml:space="preserve">— independent of reference size and cardinality — over a cached reference that is trained once and reused, at the lowest peak memory of the methods we carried to atlas scale (6.1 vs. 13.2 GB for the linear pipeline at 49k cells). The components are not all unique: ProtoCloud also provides uncertainty, gene attribution and a retraining-based refinement path; the ready-to-run broad reference, sub-second frozen-model refinement, and one-call novelty screen are what actinn-jax adds.</w:t>
       </w:r>
     </w:p>
     <w:p>
@@ -615,43 +469,19 @@
         <w:t xml:space="preserve"> </w:t>
       </w:r>
       <w:r>
-        <w:t xml:space="preserve">neutral 12-method benchmark plus a set of demonstrated workflows, and we hold ourselves to a</w:t>
-      </w:r>
-      <w:r>
-        <w:t xml:space="preserve"> </w:t>
-      </w:r>
-      <w:r>
-        <w:t xml:space="preserve">neutral standard: every method runs in its own environment through the same harness, on the</w:t>
-      </w:r>
-      <w:r>
-        <w:t xml:space="preserve"> </w:t>
-      </w:r>
-      <w:r>
-        <w:t xml:space="preserve">same splits, scored by the same metrics,</w:t>
-      </w:r>
-      <w:r>
-        <w:t xml:space="preserve"> </w:t>
-      </w:r>
-      <w:r>
-        <w:rPr>
-          <w:b/>
-          <w:bCs/>
-        </w:rPr>
-        <w:t xml:space="preserve">with the honest result reported wherever</w:t>
-      </w:r>
-      <w:r>
-        <w:rPr>
-          <w:b/>
-          <w:bCs/>
-        </w:rPr>
-        <w:t xml:space="preserve"> </w:t>
-      </w:r>
-      <w:r>
-        <w:rPr>
-          <w:b/>
-          <w:bCs/>
-        </w:rPr>
-        <w:t xml:space="preserve">actinn-jax loses — which, on accuracy, is often.</w:t>
+        <w:t xml:space="preserve">neutral 12-method benchmark plus a set of demonstrated workflows, held to a single standard:</w:t>
+      </w:r>
+      <w:r>
+        <w:t xml:space="preserve"> </w:t>
+      </w:r>
+      <w:r>
+        <w:t xml:space="preserve">every method runs in its own environment through the same harness, on the same splits, scored</w:t>
+      </w:r>
+      <w:r>
+        <w:t xml:space="preserve"> </w:t>
+      </w:r>
+      <w:r>
+        <w:t xml:space="preserve">by the same metrics, and reported as measured — including where actinn-jax is not the leader.</w:t>
       </w:r>
     </w:p>
     <w:p>
@@ -730,38 +560,244 @@
         <w:t xml:space="preserve">reference cells</w:t>
       </w:r>
       <w:r>
-        <w:t xml:space="preserve">. The panel deliberately includes the baselines most likely to beat us —</w:t>
-      </w:r>
-      <w:r>
-        <w:t xml:space="preserve"> </w:t>
-      </w:r>
-      <w:r>
-        <w:t xml:space="preserve">a tuned linear pipeline, scTOP, and ProtoCloud — and</w:t>
-      </w:r>
-      <w:r>
-        <w:t xml:space="preserve"> </w:t>
-      </w:r>
-      <w:r>
-        <w:rPr>
-          <w:b/>
-          <w:bCs/>
-        </w:rPr>
-        <w:t xml:space="preserve">two of them do</w:t>
-      </w:r>
-      <w:r>
-        <w:t xml:space="preserve">; we report that,</w:t>
-      </w:r>
-      <w:r>
-        <w:t xml:space="preserve"> </w:t>
-      </w:r>
-      <w:r>
-        <w:t xml:space="preserve">and retract two earlier claims of our own that the scaling data falsified (§5). The sweep</w:t>
-      </w:r>
-      <w:r>
-        <w:t xml:space="preserve"> </w:t>
-      </w:r>
-      <w:r>
-        <w:t xml:space="preserve">also surfaced the worst number in the whole study as</w:t>
+        <w:t xml:space="preserve">. The panel deliberately includes the baselines most likely to beat a</w:t>
+      </w:r>
+      <w:r>
+        <w:t xml:space="preserve"> </w:t>
+      </w:r>
+      <w:r>
+        <w:t xml:space="preserve">small MLP — a tuned linear pipeline, scTOP, and ProtoCloud — and the results are reported</w:t>
+      </w:r>
+      <w:r>
+        <w:t xml:space="preserve"> </w:t>
+      </w:r>
+      <w:r>
+        <w:t xml:space="preserve">as measured (§3.1, §5). The sweep also surfaced the slowest fit in the study as ours (359 s</w:t>
+      </w:r>
+      <w:r>
+        <w:t xml:space="preserve"> </w:t>
+      </w:r>
+      <w:r>
+        <w:t xml:space="preserve">on a 47k-cell, 32k-gene liver reference), which profiling traced to an unconditional</w:t>
+      </w:r>
+      <w:r>
+        <w:t xml:space="preserve"> </w:t>
+      </w:r>
+      <w:r>
+        <w:t xml:space="preserve">per-batch host sync and ACTINN’s inherited fixed batch of 128 (~24k tiny update steps at</w:t>
+      </w:r>
+      <w:r>
+        <w:t xml:space="preserve"> </w:t>
+      </w:r>
+      <w:r>
+        <w:t xml:space="preserve">that size). Both are fixed upstream — the batch now scales with the reference — giving</w:t>
+      </w:r>
+      <w:r>
+        <w:t xml:space="preserve"> </w:t>
+      </w:r>
+      <w:r>
+        <w:rPr>
+          <w:b/>
+          <w:bCs/>
+        </w:rPr>
+        <w:t xml:space="preserve">1.8–2.1× faster fits at 20k–49k cells with accuracy unchanged</w:t>
+      </w:r>
+      <w:r>
+        <w:t xml:space="preserve">, and leaving references</w:t>
+      </w:r>
+      <w:r>
+        <w:t xml:space="preserve"> </w:t>
+      </w:r>
+      <w:r>
+        <w:t xml:space="preserve">below ~12.8k cells bit-identical.</w:t>
+      </w:r>
+      <w:r>
+        <w:t xml:space="preserve"> </w:t>
+      </w:r>
+      <w:r>
+        <w:t xml:space="preserve">3.</w:t>
+      </w:r>
+      <w:r>
+        <w:t xml:space="preserve"> </w:t>
+      </w:r>
+      <w:r>
+        <w:rPr>
+          <w:b/>
+          <w:bCs/>
+        </w:rPr>
+        <w:t xml:space="preserve">Demonstrated end-to-end workflows</w:t>
+      </w:r>
+      <w:r>
+        <w:t xml:space="preserve"> </w:t>
+      </w:r>
+      <w:r>
+        <w:t xml:space="preserve">for jobs where cost is the binding constraint,</w:t>
+      </w:r>
+      <w:r>
+        <w:t xml:space="preserve"> </w:t>
+      </w:r>
+      <w:r>
+        <w:t xml:space="preserve">all CPU: annotate an unknown human dataset from a</w:t>
+      </w:r>
+      <w:r>
+        <w:t xml:space="preserve"> </w:t>
+      </w:r>
+      <w:r>
+        <w:rPr>
+          <w:b/>
+          <w:bCs/>
+        </w:rPr>
+        <w:t xml:space="preserve">shipped census-wide ~800-type</w:t>
+      </w:r>
+      <w:r>
+        <w:rPr>
+          <w:b/>
+          <w:bCs/>
+        </w:rPr>
+        <w:t xml:space="preserve"> </w:t>
+      </w:r>
+      <w:r>
+        <w:rPr>
+          <w:b/>
+          <w:bCs/>
+        </w:rPr>
+        <w:t xml:space="preserve">reference</w:t>
+      </w:r>
+      <w:r>
+        <w:t xml:space="preserve"> </w:t>
+      </w:r>
+      <w:r>
+        <w:t xml:space="preserve">with a calibrated abstain and no training;</w:t>
+      </w:r>
+      <w:r>
+        <w:t xml:space="preserve"> </w:t>
+      </w:r>
+      <w:r>
+        <w:rPr>
+          <w:b/>
+          <w:bCs/>
+        </w:rPr>
+        <w:t xml:space="preserve">tissue-aware refinement</w:t>
+      </w:r>
+      <w:r>
+        <w:t xml:space="preserve"> </w:t>
+      </w:r>
+      <w:r>
+        <w:t xml:space="preserve">(halves</w:t>
+      </w:r>
+      <w:r>
+        <w:t xml:space="preserve"> </w:t>
+      </w:r>
+      <w:r>
+        <w:t xml:space="preserve">spurious cross-tissue labels on a liver query); a</w:t>
+      </w:r>
+      <w:r>
+        <w:t xml:space="preserve"> </w:t>
+      </w:r>
+      <w:r>
+        <w:rPr>
+          <w:b/>
+          <w:bCs/>
+        </w:rPr>
+        <w:t xml:space="preserve">broad→refined hand-off</w:t>
+      </w:r>
+      <w:r>
+        <w:t xml:space="preserve"> </w:t>
+      </w:r>
+      <w:r>
+        <w:t xml:space="preserve">to a small</w:t>
+      </w:r>
+      <w:r>
+        <w:t xml:space="preserve"> </w:t>
+      </w:r>
+      <w:r>
+        <w:t xml:space="preserve">focused reference (cross-study liver 0.23/0.58 → 0.72/0.86); within-cell-type resolution</w:t>
+      </w:r>
+      <w:r>
+        <w:t xml:space="preserve"> </w:t>
+      </w:r>
+      <w:r>
+        <w:t xml:space="preserve">(hepatocyte zonation); and a</w:t>
+      </w:r>
+      <w:r>
+        <w:t xml:space="preserve"> </w:t>
+      </w:r>
+      <w:r>
+        <w:rPr>
+          <w:b/>
+          <w:bCs/>
+        </w:rPr>
+        <w:t xml:space="preserve">one-call novel-cell-type screen</w:t>
+      </w:r>
+      <w:r>
+        <w:t xml:space="preserve"> </w:t>
+      </w:r>
+      <w:r>
+        <w:t xml:space="preserve">(recovers a withheld</w:t>
+      </w:r>
+      <w:r>
+        <w:t xml:space="preserve"> </w:t>
+      </w:r>
+      <w:r>
+        <w:t xml:space="preserve">pulmonary ionocyte population and its marker ASCL3). ProtoCloud also offers uncertainty,</w:t>
+      </w:r>
+      <w:r>
+        <w:t xml:space="preserve"> </w:t>
+      </w:r>
+      <w:r>
+        <w:t xml:space="preserve">attribution and a retraining-based refine; the pieces distinct to actinn-jax are the</w:t>
+      </w:r>
+      <w:r>
+        <w:t xml:space="preserve"> </w:t>
+      </w:r>
+      <w:r>
+        <w:t xml:space="preserve">ready-to-run broad reference, sub-second frozen-model refinement, and the novelty screen.</w:t>
+      </w:r>
+      <w:r>
+        <w:t xml:space="preserve"> </w:t>
+      </w:r>
+      <w:r>
+        <w:t xml:space="preserve">4. An</w:t>
+      </w:r>
+      <w:r>
+        <w:t xml:space="preserve"> </w:t>
+      </w:r>
+      <w:r>
+        <w:rPr>
+          <w:b/>
+          <w:bCs/>
+        </w:rPr>
+        <w:t xml:space="preserve">independent external validation</w:t>
+      </w:r>
+      <w:r>
+        <w:t xml:space="preserve"> </w:t>
+      </w:r>
+      <w:r>
+        <w:t xml:space="preserve">on Open Problems</w:t>
+      </w:r>
+      <w:r>
+        <w:t xml:space="preserve"> </w:t>
+      </w:r>
+      <w:r>
+        <w:rPr>
+          <w:rStyle w:val="VerbatimChar"/>
+        </w:rPr>
+        <w:t xml:space="preserve">label_projection</w:t>
+      </w:r>
+      <w:r>
+        <w:t xml:space="preserve">, with a</w:t>
+      </w:r>
+      <w:r>
+        <w:t xml:space="preserve"> </w:t>
+      </w:r>
+      <w:r>
+        <w:t xml:space="preserve">controlled same-hardware speed/memory comparison, and a set of cheap ablations that</w:t>
+      </w:r>
+      <w:r>
+        <w:t xml:space="preserve"> </w:t>
+      </w:r>
+      <w:r>
+        <w:t xml:space="preserve">characterize</w:t>
       </w:r>
       <w:r>
         <w:t xml:space="preserve"> </w:t>
@@ -771,295 +807,19 @@
           <w:i/>
           <w:iCs/>
         </w:rPr>
-        <w:t xml:space="preserve">ours</w:t>
-      </w:r>
-      <w:r>
-        <w:t xml:space="preserve"> </w:t>
-      </w:r>
-      <w:r>
-        <w:t xml:space="preserve">— a 359 s fit on a 47k-cell,</w:t>
-      </w:r>
-      <w:r>
-        <w:t xml:space="preserve"> </w:t>
-      </w:r>
-      <w:r>
-        <w:t xml:space="preserve">32k-gene liver reference — which profiling traced to an unconditional per-batch host sync</w:t>
-      </w:r>
-      <w:r>
-        <w:t xml:space="preserve"> </w:t>
-      </w:r>
-      <w:r>
-        <w:t xml:space="preserve">and ACTINN’s inherited fixed batch of 128 (pathological at atlas scale: ~24k tiny update</w:t>
-      </w:r>
-      <w:r>
-        <w:t xml:space="preserve"> </w:t>
-      </w:r>
-      <w:r>
-        <w:t xml:space="preserve">steps). Both are fixed upstream (batch now scales with the reference), giving</w:t>
-      </w:r>
-      <w:r>
-        <w:t xml:space="preserve"> </w:t>
-      </w:r>
-      <w:r>
-        <w:rPr>
-          <w:b/>
-          <w:bCs/>
-        </w:rPr>
-        <w:t xml:space="preserve">1.8–2.1×</w:t>
-      </w:r>
-      <w:r>
-        <w:rPr>
-          <w:b/>
-          <w:bCs/>
-        </w:rPr>
-        <w:t xml:space="preserve"> </w:t>
-      </w:r>
-      <w:r>
-        <w:rPr>
-          <w:b/>
-          <w:bCs/>
-        </w:rPr>
-        <w:t xml:space="preserve">faster fits at 20k–49k cells with accuracy unchanged</w:t>
-      </w:r>
-      <w:r>
-        <w:t xml:space="preserve"> </w:t>
-      </w:r>
-      <w:r>
-        <w:t xml:space="preserve">and small references bit-identical.</w:t>
-      </w:r>
-      <w:r>
-        <w:t xml:space="preserve"> </w:t>
-      </w:r>
-      <w:r>
-        <w:t xml:space="preserve">We consider a benchmark that finds and repairs a flaw in its own method to be working as</w:t>
-      </w:r>
-      <w:r>
-        <w:t xml:space="preserve"> </w:t>
-      </w:r>
-      <w:r>
-        <w:t xml:space="preserve">intended.</w:t>
-      </w:r>
-      <w:r>
-        <w:t xml:space="preserve"> </w:t>
-      </w:r>
-      <w:r>
-        <w:t xml:space="preserve">3.</w:t>
-      </w:r>
-      <w:r>
-        <w:t xml:space="preserve"> </w:t>
-      </w:r>
-      <w:r>
-        <w:rPr>
-          <w:b/>
-          <w:bCs/>
-        </w:rPr>
-        <w:t xml:space="preserve">Demonstrated end-to-end workflows</w:t>
-      </w:r>
-      <w:r>
-        <w:t xml:space="preserve"> </w:t>
-      </w:r>
-      <w:r>
-        <w:t xml:space="preserve">for jobs where cost is the binding constraint,</w:t>
-      </w:r>
-      <w:r>
-        <w:t xml:space="preserve"> </w:t>
-      </w:r>
-      <w:r>
-        <w:t xml:space="preserve">all CPU: annotate an unknown human dataset from a</w:t>
-      </w:r>
-      <w:r>
-        <w:t xml:space="preserve"> </w:t>
-      </w:r>
-      <w:r>
-        <w:rPr>
-          <w:b/>
-          <w:bCs/>
-        </w:rPr>
-        <w:t xml:space="preserve">shipped census-wide ~800-type</w:t>
-      </w:r>
-      <w:r>
-        <w:rPr>
-          <w:b/>
-          <w:bCs/>
-        </w:rPr>
-        <w:t xml:space="preserve"> </w:t>
-      </w:r>
-      <w:r>
-        <w:rPr>
-          <w:b/>
-          <w:bCs/>
-        </w:rPr>
-        <w:t xml:space="preserve">reference</w:t>
-      </w:r>
-      <w:r>
-        <w:t xml:space="preserve"> </w:t>
-      </w:r>
-      <w:r>
-        <w:t xml:space="preserve">with a calibrated abstain and no training;</w:t>
-      </w:r>
-      <w:r>
-        <w:t xml:space="preserve"> </w:t>
-      </w:r>
-      <w:r>
-        <w:rPr>
-          <w:b/>
-          <w:bCs/>
-        </w:rPr>
-        <w:t xml:space="preserve">tissue-aware refinement</w:t>
-      </w:r>
-      <w:r>
-        <w:t xml:space="preserve"> </w:t>
-      </w:r>
-      <w:r>
-        <w:t xml:space="preserve">(halves</w:t>
-      </w:r>
-      <w:r>
-        <w:t xml:space="preserve"> </w:t>
-      </w:r>
-      <w:r>
-        <w:t xml:space="preserve">spurious cross-tissue labels on a liver query); a</w:t>
-      </w:r>
-      <w:r>
-        <w:t xml:space="preserve"> </w:t>
-      </w:r>
-      <w:r>
-        <w:rPr>
-          <w:b/>
-          <w:bCs/>
-        </w:rPr>
-        <w:t xml:space="preserve">broad→refined hand-off</w:t>
-      </w:r>
-      <w:r>
-        <w:t xml:space="preserve"> </w:t>
-      </w:r>
-      <w:r>
-        <w:t xml:space="preserve">to a small</w:t>
-      </w:r>
-      <w:r>
-        <w:t xml:space="preserve"> </w:t>
-      </w:r>
-      <w:r>
-        <w:t xml:space="preserve">focused reference (cross-study liver 0.23/0.58 → 0.72/0.86); within-cell-type resolution</w:t>
-      </w:r>
-      <w:r>
-        <w:t xml:space="preserve"> </w:t>
-      </w:r>
-      <w:r>
-        <w:t xml:space="preserve">(hepatocyte zonation); and a</w:t>
-      </w:r>
-      <w:r>
-        <w:t xml:space="preserve"> </w:t>
-      </w:r>
-      <w:r>
-        <w:rPr>
-          <w:b/>
-          <w:bCs/>
-        </w:rPr>
-        <w:t xml:space="preserve">one-call novel-cell-type screen</w:t>
-      </w:r>
-      <w:r>
-        <w:t xml:space="preserve"> </w:t>
-      </w:r>
-      <w:r>
-        <w:t xml:space="preserve">(recovers a withheld</w:t>
-      </w:r>
-      <w:r>
-        <w:t xml:space="preserve"> </w:t>
-      </w:r>
-      <w:r>
-        <w:t xml:space="preserve">pulmonary ionocyte population and its marker ASCL3). We state which of these are genuinely</w:t>
-      </w:r>
-      <w:r>
-        <w:t xml:space="preserve"> </w:t>
-      </w:r>
-      <w:r>
-        <w:t xml:space="preserve">distinct: ProtoCloud also offers uncertainty, attribution and a retraining-based refine, so</w:t>
-      </w:r>
-      <w:r>
-        <w:t xml:space="preserve"> </w:t>
-      </w:r>
-      <w:r>
-        <w:t xml:space="preserve">the distinct pieces are the ready-to-run broad reference, sub-second frozen-model</w:t>
-      </w:r>
-      <w:r>
-        <w:t xml:space="preserve"> </w:t>
-      </w:r>
-      <w:r>
-        <w:t xml:space="preserve">refinement, and the novelty screen.</w:t>
-      </w:r>
-      <w:r>
-        <w:t xml:space="preserve"> </w:t>
-      </w:r>
-      <w:r>
-        <w:t xml:space="preserve">4. An</w:t>
-      </w:r>
-      <w:r>
-        <w:t xml:space="preserve"> </w:t>
-      </w:r>
-      <w:r>
-        <w:rPr>
-          <w:b/>
-          <w:bCs/>
-        </w:rPr>
-        <w:t xml:space="preserve">independent external validation</w:t>
-      </w:r>
-      <w:r>
-        <w:t xml:space="preserve"> </w:t>
-      </w:r>
-      <w:r>
-        <w:t xml:space="preserve">on Open Problems</w:t>
-      </w:r>
-      <w:r>
-        <w:t xml:space="preserve"> </w:t>
-      </w:r>
-      <w:r>
-        <w:rPr>
-          <w:rStyle w:val="VerbatimChar"/>
-        </w:rPr>
-        <w:t xml:space="preserve">label_projection</w:t>
-      </w:r>
-      <w:r>
-        <w:t xml:space="preserve">, with a</w:t>
-      </w:r>
-      <w:r>
-        <w:t xml:space="preserve"> </w:t>
-      </w:r>
-      <w:r>
-        <w:t xml:space="preserve">controlled same-hardware speed/memory comparison, and a small set of cheap, honest</w:t>
-      </w:r>
-      <w:r>
-        <w:t xml:space="preserve"> </w:t>
-      </w:r>
-      <w:r>
-        <w:t xml:space="preserve">ablations that characterize</w:t>
-      </w:r>
-      <w:r>
-        <w:t xml:space="preserve"> </w:t>
-      </w:r>
-      <w:r>
-        <w:rPr>
-          <w:i/>
-          <w:iCs/>
-        </w:rPr>
         <w:t xml:space="preserve">when</w:t>
       </w:r>
       <w:r>
         <w:t xml:space="preserve"> </w:t>
       </w:r>
       <w:r>
-        <w:t xml:space="preserve">the gene-space model gains or loses to heavier methods</w:t>
-      </w:r>
-      <w:r>
-        <w:t xml:space="preserve"> </w:t>
-      </w:r>
-      <w:r>
-        <w:t xml:space="preserve">(input standardization; a reference-guided gene budget; a foundation-model negative</w:t>
-      </w:r>
-      <w:r>
-        <w:t xml:space="preserve"> </w:t>
-      </w:r>
-      <w:r>
-        <w:t xml:space="preserve">control).</w:t>
+        <w:t xml:space="preserve">the gene-space model gains or loses to heavier methods (input</w:t>
+      </w:r>
+      <w:r>
+        <w:t xml:space="preserve"> </w:t>
+      </w:r>
+      <w:r>
+        <w:t xml:space="preserve">standardization; a reference-guided gene budget; a foundation-model negative control).</w:t>
       </w:r>
     </w:p>
     <w:bookmarkEnd w:id="9"/>
@@ -2203,35 +1963,19 @@
         <w:pStyle w:val="BodyText"/>
       </w:pPr>
       <w:r>
-        <w:t xml:space="preserve">The</w:t>
-      </w:r>
-      <w:r>
-        <w:t xml:space="preserve"> </w:t>
-      </w:r>
-      <w:r>
-        <w:rPr>
-          <w:b/>
-          <w:bCs/>
-        </w:rPr>
-        <w:t xml:space="preserve">eleven</w:t>
-      </w:r>
-      <w:r>
-        <w:t xml:space="preserve"> </w:t>
-      </w:r>
-      <w:r>
-        <w:t xml:space="preserve">methods above the line (all but scPRINT) run the full accuracy/speed/memory</w:t>
-      </w:r>
-      <w:r>
-        <w:t xml:space="preserve"> </w:t>
-      </w:r>
-      <w:r>
-        <w:t xml:space="preserve">matrix of §3.1–§3.2 on every dataset — no method is compared on only a subset. Two methods</w:t>
-      </w:r>
-      <w:r>
-        <w:t xml:space="preserve"> </w:t>
-      </w:r>
-      <w:r>
-        <w:t xml:space="preserve">are deliberately kept out of that matrix, each for a stated reason rather than a silent gap:</w:t>
+        <w:t xml:space="preserve">Every method above except scPRINT runs the full accuracy/speed/memory matrix of §3.1–§3.2 on</w:t>
+      </w:r>
+      <w:r>
+        <w:t xml:space="preserve"> </w:t>
+      </w:r>
+      <w:r>
+        <w:t xml:space="preserve">all six datasets, so no method is compared on only a subset. Two are deliberately outside that</w:t>
+      </w:r>
+      <w:r>
+        <w:t xml:space="preserve"> </w:t>
+      </w:r>
+      <w:r>
+        <w:t xml:space="preserve">matrix, each for a stated reason:</w:t>
       </w:r>
       <w:r>
         <w:t xml:space="preserve"> </w:t>
@@ -2293,7 +2037,7 @@
         <w:t xml:space="preserve"> </w:t>
       </w:r>
       <w:r>
-        <w:t xml:space="preserve">reference point (§3.7, and externally in §3.8), not as a matrix row.</w:t>
+        <w:t xml:space="preserve">reference point (§3.7, and externally in §3.8).</w:t>
       </w:r>
       <w:r>
         <w:t xml:space="preserve"> </w:t>
@@ -3806,74 +3550,37 @@
         <w:t xml:space="preserve">(0.839)</w:t>
       </w:r>
       <w:r>
-        <w:t xml:space="preserve">, scANVI (0.835), scArches (0.833), actinn-jax (0.831) and CellTypist (0.831) — with</w:t>
-      </w:r>
-      <w:r>
-        <w:t xml:space="preserve"> </w:t>
-      </w:r>
-      <w:r>
-        <w:t xml:space="preserve">the linear pipeline, not a deep or gene-space model, on top. actinn-jax is essentially tied</w:t>
-      </w:r>
-      <w:r>
-        <w:t xml:space="preserve"> </w:t>
-      </w:r>
-      <w:r>
-        <w:t xml:space="preserve">for the best ontology-aware concordance (0.811 vs scANVI’s 0.812).</w:t>
-      </w:r>
-      <w:r>
-        <w:t xml:space="preserve"> </w:t>
-      </w:r>
-      <w:r>
-        <w:rPr>
-          <w:b/>
-          <w:bCs/>
-        </w:rPr>
-        <w:t xml:space="preserve">ProtoCloud is only</w:t>
-      </w:r>
-      <w:r>
-        <w:rPr>
-          <w:b/>
-          <w:bCs/>
-        </w:rPr>
-        <w:t xml:space="preserve"> </w:t>
-      </w:r>
-      <w:r>
-        <w:rPr>
-          <w:b/>
-          <w:bCs/>
-        </w:rPr>
-        <w:t xml:space="preserve">mid-pack on this matrix (0.790)</w:t>
-      </w:r>
-      <w:r>
-        <w:t xml:space="preserve"> </w:t>
-      </w:r>
-      <w:r>
-        <w:t xml:space="preserve">and</w:t>
-      </w:r>
-      <w:r>
-        <w:t xml:space="preserve"> </w:t>
-      </w:r>
-      <w:r>
-        <w:rPr>
-          <w:b/>
-          <w:bCs/>
-        </w:rPr>
-        <w:t xml:space="preserve">scTOP lower still (0.739)</w:t>
-      </w:r>
-      <w:r>
-        <w:t xml:space="preserve">: both are data-hungry or</w:t>
-      </w:r>
-      <w:r>
-        <w:t xml:space="preserve"> </w:t>
-      </w:r>
-      <w:r>
-        <w:t xml:space="preserve">low-cardinality tools that these subsampled references do not play to — ProtoCloud’s</w:t>
-      </w:r>
-      <w:r>
-        <w:t xml:space="preserve"> </w:t>
-      </w:r>
-      <w:r>
-        <w:t xml:space="preserve">atlas-scale strength shows up only in the scaling sweep (§5,</w:t>
+        <w:t xml:space="preserve">, scANVI (0.835), scArches (0.833), actinn-jax (0.831) and CellTypist (0.831) — led</w:t>
+      </w:r>
+      <w:r>
+        <w:t xml:space="preserve"> </w:t>
+      </w:r>
+      <w:r>
+        <w:t xml:space="preserve">by the linear pipeline rather than by a deep model. actinn-jax is essentially tied for the</w:t>
+      </w:r>
+      <w:r>
+        <w:t xml:space="preserve"> </w:t>
+      </w:r>
+      <w:r>
+        <w:t xml:space="preserve">best ontology-aware concordance (0.811 vs scANVI’s 0.812). ProtoCloud (0.790) and scTOP</w:t>
+      </w:r>
+      <w:r>
+        <w:t xml:space="preserve"> </w:t>
+      </w:r>
+      <w:r>
+        <w:t xml:space="preserve">(0.739) sit below that cluster on these subsampled references: both need conditions these</w:t>
+      </w:r>
+      <w:r>
+        <w:t xml:space="preserve"> </w:t>
+      </w:r>
+      <w:r>
+        <w:t xml:space="preserve">splits do not provide — ProtoCloud is data-hungry and becomes the strongest method once given</w:t>
+      </w:r>
+      <w:r>
+        <w:t xml:space="preserve"> </w:t>
+      </w:r>
+      <w:r>
+        <w:t xml:space="preserve">a real atlas (§5,</w:t>
       </w:r>
       <w:r>
         <w:t xml:space="preserve"> </w:t>
@@ -3885,13 +3592,13 @@
         <w:t xml:space="preserve">SCALING_MEMORY.md</w:t>
       </w:r>
       <w:r>
-        <w:t xml:space="preserve">),</w:t>
-      </w:r>
-      <w:r>
-        <w:t xml:space="preserve"> </w:t>
-      </w:r>
-      <w:r>
-        <w:t xml:space="preserve">where it becomes the decisive winner. Per dataset (accuracy):</w:t>
+        <w:t xml:space="preserve">), while scTOP is built for small,</w:t>
+      </w:r>
+      <w:r>
+        <w:t xml:space="preserve"> </w:t>
+      </w:r>
+      <w:r>
+        <w:t xml:space="preserve">low-cardinality problems. Per dataset (accuracy):</w:t>
       </w:r>
     </w:p>
     <w:tbl>
@@ -4174,68 +3881,37 @@
         <w:pStyle w:val="BodyText"/>
       </w:pPr>
       <w:r>
-        <w:t xml:space="preserve">The per-dataset picture is honest about where actinn-jax does and does not lead: it is</w:t>
-      </w:r>
-      <w:r>
-        <w:t xml:space="preserve"> </w:t>
-      </w:r>
-      <w:r>
-        <w:rPr>
-          <w:b/>
-          <w:bCs/>
-        </w:rPr>
-        <w:t xml:space="preserve">#1 on the hard cross-study liver split</w:t>
-      </w:r>
-      <w:r>
-        <w:t xml:space="preserve"> </w:t>
-      </w:r>
-      <w:r>
-        <w:t xml:space="preserve">(both exact and ontology-aware), and</w:t>
-      </w:r>
-      <w:r>
-        <w:t xml:space="preserve"> </w:t>
-      </w:r>
-      <w:r>
-        <w:rPr>
-          <w:b/>
-          <w:bCs/>
-        </w:rPr>
-        <w:t xml:space="preserve">#2 on the</w:t>
-      </w:r>
-      <w:r>
-        <w:rPr>
-          <w:b/>
-          <w:bCs/>
-        </w:rPr>
-        <w:t xml:space="preserve"> </w:t>
-      </w:r>
-      <w:r>
-        <w:rPr>
-          <w:b/>
-          <w:bCs/>
-        </w:rPr>
-        <w:t xml:space="preserve">richer within-dataset liver data</w:t>
-      </w:r>
-      <w:r>
-        <w:t xml:space="preserve">, but it is beaten on lung (by ProtoCloud), on the 86-type</w:t>
-      </w:r>
-      <w:r>
-        <w:t xml:space="preserve"> </w:t>
-      </w:r>
-      <w:r>
-        <w:t xml:space="preserve">blood+gut set (by the linear pipeline, +4.2 pt), and on small-n pbmc (by scArches). No single</w:t>
-      </w:r>
-      <w:r>
-        <w:t xml:space="preserve"> </w:t>
-      </w:r>
-      <w:r>
-        <w:t xml:space="preserve">method wins everywhere; the linear pipeline and ProtoCloud each take two datasets, actinn-jax</w:t>
-      </w:r>
-      <w:r>
-        <w:t xml:space="preserve"> </w:t>
-      </w:r>
-      <w:r>
-        <w:t xml:space="preserve">and scArches one apiece. scmap-cluster is consistently the weakest (0.24 macro-F1 on</w:t>
+        <w:t xml:space="preserve">No single method leads everywhere: the linear pipeline and ProtoCloud each take two datasets,</w:t>
+      </w:r>
+      <w:r>
+        <w:t xml:space="preserve"> </w:t>
+      </w:r>
+      <w:r>
+        <w:t xml:space="preserve">actinn-jax and scArches one apiece. actinn-jax leads the cross-study liver split — the hardest</w:t>
+      </w:r>
+      <w:r>
+        <w:t xml:space="preserve"> </w:t>
+      </w:r>
+      <w:r>
+        <w:t xml:space="preserve">generalization regime here, and the one closest to real reference mapping — and is second on</w:t>
+      </w:r>
+      <w:r>
+        <w:t xml:space="preserve"> </w:t>
+      </w:r>
+      <w:r>
+        <w:t xml:space="preserve">within-dataset liver, while trailing on lung, on the 86-type blood+gut set (−4.2 pt to the</w:t>
+      </w:r>
+      <w:r>
+        <w:t xml:space="preserve"> </w:t>
+      </w:r>
+      <w:r>
+        <w:t xml:space="preserve">linear pipeline), and on small-n pbmc. The spread across the leading methods on any one</w:t>
+      </w:r>
+      <w:r>
+        <w:t xml:space="preserve"> </w:t>
+      </w:r>
+      <w:r>
+        <w:t xml:space="preserve">dataset is 1–4 points. scmap-cluster is consistently the weakest (0.24 macro-F1 on</w:t>
       </w:r>
       <w:r>
         <w:t xml:space="preserve"> </w:t>
@@ -5322,112 +4998,79 @@
         <w:pStyle w:val="BodyText"/>
       </w:pPr>
       <w:r>
-        <w:t xml:space="preserve">Plotting accuracy against total wall time makes the frontier explicit. The fast-frontier</w:t>
-      </w:r>
-      <w:r>
-        <w:t xml:space="preserve"> </w:t>
-      </w:r>
-      <w:r>
-        <w:t xml:space="preserve">point is the</w:t>
-      </w:r>
-      <w:r>
-        <w:t xml:space="preserve"> </w:t>
-      </w:r>
-      <w:r>
-        <w:rPr>
-          <w:b/>
-          <w:bCs/>
-        </w:rPr>
-        <w:t xml:space="preserve">tuned linear pipeline</w:t>
-      </w:r>
-      <w:r>
-        <w:t xml:space="preserve">: it has the highest matrix accuracy (0.839)</w:t>
-      </w:r>
-      <w:r>
-        <w:t xml:space="preserve"> </w:t>
-      </w:r>
-      <w:r>
-        <w:rPr>
-          <w:i/>
-          <w:iCs/>
-        </w:rPr>
-        <w:t xml:space="preserve">and</w:t>
-      </w:r>
-      <w:r>
-        <w:t xml:space="preserve"> </w:t>
-      </w:r>
-      <w:r>
-        <w:t xml:space="preserve">the</w:t>
-      </w:r>
-      <w:r>
-        <w:t xml:space="preserve"> </w:t>
-      </w:r>
-      <w:r>
-        <w:t xml:space="preserve">lowest fit time of any accurate method (4.0 s), so it sits above and to the left of</w:t>
-      </w:r>
-      <w:r>
-        <w:t xml:space="preserve"> </w:t>
-      </w:r>
-      <w:r>
-        <w:t xml:space="preserve">actinn-jax, SVM, kNN and CellTypist. The deep methods buy little or nothing on accuracy here</w:t>
-      </w:r>
-      <w:r>
-        <w:t xml:space="preserve"> </w:t>
-      </w:r>
-      <w:r>
-        <w:t xml:space="preserve">(≤ the linear pipeline on every dataset except lung, which ProtoCloud takes) at 50–200× the</w:t>
-      </w:r>
-      <w:r>
-        <w:t xml:space="preserve"> </w:t>
-      </w:r>
-      <w:r>
-        <w:t xml:space="preserve">inference cost. actinn-jax sits just inside that frontier — dominated by the linear pipeline</w:t>
-      </w:r>
-      <w:r>
-        <w:t xml:space="preserve"> </w:t>
-      </w:r>
-      <w:r>
-        <w:t xml:space="preserve">on this small-reference matrix — and its distinguishing property is not visible on a</w:t>
-      </w:r>
-      <w:r>
-        <w:t xml:space="preserve"> </w:t>
-      </w:r>
-      <w:r>
-        <w:t xml:space="preserve">static-size plot: it is</w:t>
-      </w:r>
-      <w:r>
-        <w:t xml:space="preserve"> </w:t>
-      </w:r>
-      <w:r>
-        <w:rPr>
-          <w:b/>
-          <w:bCs/>
-        </w:rPr>
-        <w:t xml:space="preserve">scale behaviour</w:t>
-      </w:r>
-      <w:r>
-        <w:t xml:space="preserve"> </w:t>
-      </w:r>
-      <w:r>
-        <w:t xml:space="preserve">(flat sub-second predict independent of reference</w:t>
-      </w:r>
-      <w:r>
-        <w:t xml:space="preserve"> </w:t>
-      </w:r>
-      <w:r>
-        <w:t xml:space="preserve">size, and ~2× lower peak memory that holds to atlas scale), developed in §3.4 and §5. The</w:t>
-      </w:r>
-      <w:r>
-        <w:t xml:space="preserve"> </w:t>
-      </w:r>
-      <w:r>
-        <w:t xml:space="preserve">figure is drawn from the liver_intra panel; the ranking it depicts is the one in the tables</w:t>
-      </w:r>
-      <w:r>
-        <w:t xml:space="preserve"> </w:t>
-      </w:r>
-      <w:r>
-        <w:t xml:space="preserve">above.</w:t>
+        <w:t xml:space="preserve">Plotting accuracy against total wall time makes the frontier explicit. The</w:t>
+      </w:r>
+      <w:r>
+        <w:t xml:space="preserve"> </w:t>
+      </w:r>
+      <w:r>
+        <w:rPr>
+          <w:b/>
+          <w:bCs/>
+        </w:rPr>
+        <w:t xml:space="preserve">tuned linear</w:t>
+      </w:r>
+      <w:r>
+        <w:rPr>
+          <w:b/>
+          <w:bCs/>
+        </w:rPr>
+        <w:t xml:space="preserve"> </w:t>
+      </w:r>
+      <w:r>
+        <w:rPr>
+          <w:b/>
+          <w:bCs/>
+        </w:rPr>
+        <w:t xml:space="preserve">pipeline</w:t>
+      </w:r>
+      <w:r>
+        <w:t xml:space="preserve"> </w:t>
+      </w:r>
+      <w:r>
+        <w:t xml:space="preserve">holds the fast-frontier point: highest matrix accuracy (0.839) at the lowest fit</w:t>
+      </w:r>
+      <w:r>
+        <w:t xml:space="preserve"> </w:t>
+      </w:r>
+      <w:r>
+        <w:t xml:space="preserve">time of any accurate method (4.0 s), placing it above and to the left of actinn-jax, SVM, kNN</w:t>
+      </w:r>
+      <w:r>
+        <w:t xml:space="preserve"> </w:t>
+      </w:r>
+      <w:r>
+        <w:t xml:space="preserve">and CellTypist. The deep methods buy little or nothing on accuracy here — at or below the</w:t>
+      </w:r>
+      <w:r>
+        <w:t xml:space="preserve"> </w:t>
+      </w:r>
+      <w:r>
+        <w:t xml:space="preserve">linear pipeline on every dataset except lung — for 50–200× the inference cost. actinn-jax</w:t>
+      </w:r>
+      <w:r>
+        <w:t xml:space="preserve"> </w:t>
+      </w:r>
+      <w:r>
+        <w:t xml:space="preserve">sits just inside the frontier at this reference size; what separates it is not visible on a</w:t>
+      </w:r>
+      <w:r>
+        <w:t xml:space="preserve"> </w:t>
+      </w:r>
+      <w:r>
+        <w:t xml:space="preserve">fixed-size plot but on the scaling axes of §3.4 and §5: predict time that stays flat as the</w:t>
+      </w:r>
+      <w:r>
+        <w:t xml:space="preserve"> </w:t>
+      </w:r>
+      <w:r>
+        <w:t xml:space="preserve">reference grows, and ~2× lower peak memory that holds to atlas scale. The figure is drawn</w:t>
+      </w:r>
+      <w:r>
+        <w:t xml:space="preserve"> </w:t>
+      </w:r>
+      <w:r>
+        <w:t xml:space="preserve">from the liver_intra panel and depicts the ranking in the tables above.</w:t>
       </w:r>
     </w:p>
     <w:bookmarkEnd w:id="26"/>
@@ -5526,45 +5169,45 @@
         <w:pStyle w:val="BodyText"/>
       </w:pPr>
       <w:r>
-        <w:t xml:space="preserve">The decisive result is the other axis:</w:t>
-      </w:r>
-      <w:r>
-        <w:t xml:space="preserve"> </w:t>
-      </w:r>
-      <w:r>
-        <w:rPr>
-          <w:b/>
-          <w:bCs/>
-        </w:rPr>
-        <w:t xml:space="preserve">actinn-jax’s predict time stays flat and sub-second</w:t>
-      </w:r>
-      <w:r>
-        <w:rPr>
-          <w:b/>
-          <w:bCs/>
-        </w:rPr>
-        <w:t xml:space="preserve"> </w:t>
-      </w:r>
-      <w:r>
-        <w:rPr>
-          <w:b/>
-          <w:bCs/>
-        </w:rPr>
-        <w:t xml:space="preserve">across the entire range — ~0.3–1.4 s whether the reference has 1k or 24k cells, or 5 or 86</w:t>
-      </w:r>
-      <w:r>
-        <w:rPr>
-          <w:b/>
-          <w:bCs/>
-        </w:rPr>
-        <w:t xml:space="preserve"> </w:t>
-      </w:r>
-      <w:r>
-        <w:rPr>
-          <w:b/>
-          <w:bCs/>
-        </w:rPr>
-        <w:t xml:space="preserve">types.</w:t>
+        <w:t xml:space="preserve">The other axis is the one that matters for the workflows:</w:t>
+      </w:r>
+      <w:r>
+        <w:t xml:space="preserve"> </w:t>
+      </w:r>
+      <w:r>
+        <w:rPr>
+          <w:b/>
+          <w:bCs/>
+        </w:rPr>
+        <w:t xml:space="preserve">predict time stays flat and</w:t>
+      </w:r>
+      <w:r>
+        <w:rPr>
+          <w:b/>
+          <w:bCs/>
+        </w:rPr>
+        <w:t xml:space="preserve"> </w:t>
+      </w:r>
+      <w:r>
+        <w:rPr>
+          <w:b/>
+          <w:bCs/>
+        </w:rPr>
+        <w:t xml:space="preserve">sub-second across the entire range — ~0.3–1.4 s whether the reference has 1k or 24k cells, or</w:t>
+      </w:r>
+      <w:r>
+        <w:rPr>
+          <w:b/>
+          <w:bCs/>
+        </w:rPr>
+        <w:t xml:space="preserve"> </w:t>
+      </w:r>
+      <w:r>
+        <w:rPr>
+          <w:b/>
+          <w:bCs/>
+        </w:rPr>
+        <w:t xml:space="preserve">5 or 86 types.</w:t>
       </w:r>
       <w:r>
         <w:t xml:space="preserve"> </w:t>
@@ -5612,43 +5255,35 @@
         <w:pStyle w:val="FirstParagraph"/>
       </w:pPr>
       <w:r>
-        <w:t xml:space="preserve">The most useful thing actinn-jax ships is not a single classifier but a</w:t>
-      </w:r>
-      <w:r>
-        <w:t xml:space="preserve"> </w:t>
-      </w:r>
-      <w:r>
-        <w:rPr>
-          <w:b/>
-          <w:bCs/>
-        </w:rPr>
-        <w:t xml:space="preserve">two-tier</w:t>
-      </w:r>
-      <w:r>
-        <w:rPr>
-          <w:b/>
-          <w:bCs/>
-        </w:rPr>
-        <w:t xml:space="preserve"> </w:t>
-      </w:r>
-      <w:r>
-        <w:rPr>
-          <w:b/>
-          <w:bCs/>
-        </w:rPr>
-        <w:t xml:space="preserve">workflow</w:t>
-      </w:r>
-      <w:r>
-        <w:t xml:space="preserve"> </w:t>
-      </w:r>
-      <w:r>
-        <w:t xml:space="preserve">that matches how annotation is actually done: get a broad call fast, then sharpen</w:t>
-      </w:r>
-      <w:r>
-        <w:t xml:space="preserve"> </w:t>
-      </w:r>
-      <w:r>
-        <w:t xml:space="preserve">it where it matters. Because every stage is a cached</w:t>
+        <w:t xml:space="preserve">What actinn-jax is built around is not a single classifier but a</w:t>
+      </w:r>
+      <w:r>
+        <w:t xml:space="preserve"> </w:t>
+      </w:r>
+      <w:r>
+        <w:rPr>
+          <w:b/>
+          <w:bCs/>
+        </w:rPr>
+        <w:t xml:space="preserve">two-tier workflow</w:t>
+      </w:r>
+      <w:r>
+        <w:t xml:space="preserve"> </w:t>
+      </w:r>
+      <w:r>
+        <w:t xml:space="preserve">that</w:t>
+      </w:r>
+      <w:r>
+        <w:t xml:space="preserve"> </w:t>
+      </w:r>
+      <w:r>
+        <w:t xml:space="preserve">matches how annotation is actually done: get a broad call fast, then sharpen it where it</w:t>
+      </w:r>
+      <w:r>
+        <w:t xml:space="preserve"> </w:t>
+      </w:r>
+      <w:r>
+        <w:t xml:space="preserve">matters. Because every stage is a cached</w:t>
       </w:r>
       <w:r>
         <w:t xml:space="preserve"> </w:t>
@@ -5663,13 +5298,13 @@
         <w:t xml:space="preserve"> </w:t>
       </w:r>
       <w:r>
-        <w:t xml:space="preserve">with sub-second,</w:t>
-      </w:r>
-      <w:r>
-        <w:t xml:space="preserve"> </w:t>
-      </w:r>
-      <w:r>
-        <w:t xml:space="preserve">memory-bounded inference (§3.2, §3.4), the whole workflow runs on a laptop.</w:t>
+        <w:t xml:space="preserve">with sub-second, memory-bounded</w:t>
+      </w:r>
+      <w:r>
+        <w:t xml:space="preserve"> </w:t>
+      </w:r>
+      <w:r>
+        <w:t xml:space="preserve">inference (§3.2, §3.4), the whole workflow runs on a laptop.</w:t>
       </w:r>
     </w:p>
     <w:p>
@@ -6285,13 +5920,13 @@
         <w:t xml:space="preserve"> </w:t>
       </w:r>
       <w:r>
-        <w:t xml:space="preserve">decision (no sweep). The abstain knob is a</w:t>
-      </w:r>
-      <w:r>
-        <w:t xml:space="preserve"> </w:t>
-      </w:r>
-      <w:r>
-        <w:t xml:space="preserve">concrete, practical advantage of actinn-jax’s calibrated output.</w:t>
+        <w:t xml:space="preserve">decision (no sweep). A tunable threshold is</w:t>
+      </w:r>
+      <w:r>
+        <w:t xml:space="preserve"> </w:t>
+      </w:r>
+      <w:r>
+        <w:t xml:space="preserve">what makes the abstain step usable as a routing decision in the workflow of §3.5.</w:t>
       </w:r>
     </w:p>
     <w:bookmarkEnd w:id="32"/>
@@ -7308,46 +6943,13 @@
         <w:t xml:space="preserve"> </w:t>
       </w:r>
       <w:r>
-        <w:t xml:space="preserve">pipeline; where we added one ourselves it dominates actinn-jax on accuracy and fit time</w:t>
-      </w:r>
-      <w:r>
-        <w:t xml:space="preserve"> </w:t>
-      </w:r>
-      <w:r>
-        <w:t xml:space="preserve">(§3.2 box,</w:t>
-      </w:r>
-      <w:r>
-        <w:t xml:space="preserve"> </w:t>
-      </w:r>
-      <w:r>
-        <w:rPr>
-          <w:rStyle w:val="VerbatimChar"/>
-        </w:rPr>
-        <w:t xml:space="preserve">SIMPLE_BASELINES.md</w:t>
-      </w:r>
-      <w:r>
-        <w:t xml:space="preserve">), so this should be read as a</w:t>
-      </w:r>
-      <w:r>
-        <w:t xml:space="preserve"> </w:t>
-      </w:r>
-      <w:r>
-        <w:t xml:space="preserve">statement about the OP panel, not a general one. (An earlier cross-hardware draft overstated</w:t>
-      </w:r>
-      <w:r>
-        <w:t xml:space="preserve"> </w:t>
-      </w:r>
-      <w:r>
-        <w:t xml:space="preserve">the mlp speed gap as</w:t>
-      </w:r>
-      <w:r>
-        <w:t xml:space="preserve"> </w:t>
-      </w:r>
-      <w:r>
-        <w:t xml:space="preserve">“8×”</w:t>
-      </w:r>
-      <w:r>
-        <w:t xml:space="preserve">; the honest same-box figure is ~2×.)</w:t>
+        <w:t xml:space="preserve">pipeline, and where we add one ourselves it leads on accuracy and fit time (§3.1, §3.2), so</w:t>
+      </w:r>
+      <w:r>
+        <w:t xml:space="preserve"> </w:t>
+      </w:r>
+      <w:r>
+        <w:t xml:space="preserve">this is a statement about the OP panel rather than a general one.</w:t>
       </w:r>
     </w:p>
     <w:p>
@@ -7359,7 +6961,7 @@
           <w:b/>
           <w:bCs/>
         </w:rPr>
-        <w:t xml:space="preserve">Two cheap ablations, and their honest limits.</w:t>
+        <w:t xml:space="preserve">Three cheap ablations, and their limits.</w:t>
       </w:r>
       <w:r>
         <w:t xml:space="preserve"> </w:t>
@@ -7782,123 +7384,150 @@
           <w:b/>
           <w:bCs/>
         </w:rPr>
-        <w:t xml:space="preserve">actinn-jax is not the accuracy champion, and it is not undominated either.</w:t>
-      </w:r>
-      <w:r>
-        <w:t xml:space="preserve"> </w:t>
-      </w:r>
-      <w:r>
-        <w:t xml:space="preserve">On the</w:t>
-      </w:r>
-      <w:r>
-        <w:t xml:space="preserve"> </w:t>
-      </w:r>
-      <w:r>
-        <w:t xml:space="preserve">unified 11-method matrix a</w:t>
-      </w:r>
-      <w:r>
-        <w:t xml:space="preserve"> </w:t>
-      </w:r>
-      <w:r>
-        <w:rPr>
-          <w:b/>
-          <w:bCs/>
-        </w:rPr>
-        <w:t xml:space="preserve">tuned linear pipeline beats it on accuracy</w:t>
-      </w:r>
-      <w:r>
-        <w:rPr>
-          <w:b/>
-          <w:bCs/>
-        </w:rPr>
-        <w:t xml:space="preserve"> </w:t>
-      </w:r>
-      <w:r>
-        <w:rPr>
-          <w:b/>
-          <w:bCs/>
+        <w:t xml:space="preserve">Method choice is now dominated by cost, not accuracy.</w:t>
+      </w:r>
+      <w:r>
+        <w:t xml:space="preserve"> </w:t>
+      </w:r>
+      <w:r>
+        <w:t xml:space="preserve">The five leading methods are</w:t>
+      </w:r>
+      <w:r>
+        <w:t xml:space="preserve"> </w:t>
+      </w:r>
+      <w:r>
+        <w:t xml:space="preserve">separated by 0.008 in mean accuracy and by ~200× in inference time (§3.1, §3.2), so for most</w:t>
+      </w:r>
+      <w:r>
+        <w:t xml:space="preserve"> </w:t>
+      </w:r>
+      <w:r>
+        <w:t xml:space="preserve">annotation jobs the decision is made on the cost axes. On laptop-sized references the tuned</w:t>
+      </w:r>
+      <w:r>
+        <w:t xml:space="preserve"> </w:t>
+      </w:r>
+      <w:r>
+        <w:t xml:space="preserve">linear pipeline is the best of them on accuracy-per-second (0.839, fitting in 4.0 s); at</w:t>
+      </w:r>
+      <w:r>
+        <w:t xml:space="preserve"> </w:t>
+      </w:r>
+      <w:r>
+        <w:t xml:space="preserve">atlas scale ProtoCloud is the most accurate by a clear margin (0.976 vs 0.936 at 49k lung</w:t>
+      </w:r>
+      <w:r>
+        <w:t xml:space="preserve"> </w:t>
+      </w:r>
+      <w:r>
+        <w:t xml:space="preserve">cells; 0.905 vs 0.824 at 47k liver cells), having been below the cluster on the subsampled</w:t>
+      </w:r>
+      <w:r>
+        <w:t xml:space="preserve"> </w:t>
+      </w:r>
+      <w:r>
+        <w:t xml:space="preserve">matrix. actinn-jax’s place in that picture rests on a cost profile with two properties that</w:t>
+      </w:r>
+      <w:r>
+        <w:t xml:space="preserve"> </w:t>
+      </w:r>
+      <w:r>
+        <w:t xml:space="preserve">matter for repeated use rather than for a single labelling run.</w:t>
+      </w:r>
+    </w:p>
+    <w:p>
+      <w:pPr>
+        <w:pStyle w:val="BodyText"/>
+      </w:pPr>
+      <w:r>
+        <w:rPr>
           <w:i/>
           <w:iCs/>
         </w:rPr>
-        <w:t xml:space="preserve">and</w:t>
-      </w:r>
-      <w:r>
-        <w:rPr>
-          <w:b/>
-          <w:bCs/>
-        </w:rPr>
-        <w:t xml:space="preserve"> </w:t>
-      </w:r>
-      <w:r>
-        <w:rPr>
-          <w:b/>
-          <w:bCs/>
-        </w:rPr>
-        <w:t xml:space="preserve">fit time</w:t>
-      </w:r>
-      <w:r>
-        <w:t xml:space="preserve"> </w:t>
-      </w:r>
-      <w:r>
-        <w:t xml:space="preserve">(0.839 vs 0.831 mean accuracy over the five shared-vocabulary datasets, fitting 4× faster:</w:t>
-      </w:r>
-      <w:r>
-        <w:t xml:space="preserve"> </w:t>
-      </w:r>
-      <w:r>
-        <w:t xml:space="preserve">4.0 vs 16.0 s) and also edges its predict time — it dominates actinn-jax on every axis but</w:t>
-      </w:r>
-      <w:r>
-        <w:t xml:space="preserve"> </w:t>
-      </w:r>
-      <w:r>
-        <w:t xml:space="preserve">memory (§3.1, §3.2). Deep probabilistic methods sit in the same top cluster (§3.1) and edge</w:t>
-      </w:r>
-      <w:r>
-        <w:t xml:space="preserve"> </w:t>
-      </w:r>
-      <w:r>
-        <w:t xml:space="preserve">it on some datasets, and</w:t>
-      </w:r>
-      <w:r>
-        <w:t xml:space="preserve"> </w:t>
-      </w:r>
-      <w:r>
-        <w:rPr>
-          <w:b/>
-          <w:bCs/>
-        </w:rPr>
-        <w:t xml:space="preserve">ProtoCloud is far more accurate at atlas scale</w:t>
-      </w:r>
-      <w:r>
-        <w:t xml:space="preserve"> </w:t>
-      </w:r>
-      <w:r>
-        <w:t xml:space="preserve">(0.976 vs 0.936</w:t>
-      </w:r>
-      <w:r>
-        <w:t xml:space="preserve"> </w:t>
-      </w:r>
-      <w:r>
-        <w:t xml:space="preserve">at 49k lung cells; 0.905 vs 0.824 at 47k liver cells) even though it is only mid-pack on the</w:t>
-      </w:r>
-      <w:r>
-        <w:t xml:space="preserve"> </w:t>
-      </w:r>
-      <w:r>
-        <w:t xml:space="preserve">subsampled matrix (0.790). An earlier draft of this paper claimed no method dominated</w:t>
-      </w:r>
-      <w:r>
-        <w:t xml:space="preserve"> </w:t>
-      </w:r>
-      <w:r>
-        <w:t xml:space="preserve">actinn-jax on both accuracy and cost; the matrix refutes that, and we retract it rather than</w:t>
-      </w:r>
-      <w:r>
-        <w:t xml:space="preserve"> </w:t>
-      </w:r>
-      <w:r>
-        <w:t xml:space="preserve">defend it. A benchmark that hid this would be worthless.</w:t>
+        <w:t xml:space="preserve">Footprint.</w:t>
+      </w:r>
+      <w:r>
+        <w:t xml:space="preserve"> </w:t>
+      </w:r>
+      <w:r>
+        <w:t xml:space="preserve">Inference is</w:t>
+      </w:r>
+      <w:r>
+        <w:t xml:space="preserve"> </w:t>
+      </w:r>
+      <w:r>
+        <w:rPr>
+          <w:b/>
+          <w:bCs/>
+        </w:rPr>
+        <w:t xml:space="preserve">sub-second and flat</w:t>
+      </w:r>
+      <w:r>
+        <w:t xml:space="preserve"> </w:t>
+      </w:r>
+      <w:r>
+        <w:t xml:space="preserve">— independent of reference size and</w:t>
+      </w:r>
+      <w:r>
+        <w:t xml:space="preserve"> </w:t>
+      </w:r>
+      <w:r>
+        <w:t xml:space="preserve">cardinality (§3.4) — so a query costs the same against a 1k-cell reference and a 49k-cell</w:t>
+      </w:r>
+      <w:r>
+        <w:t xml:space="preserve"> </w:t>
+      </w:r>
+      <w:r>
+        <w:t xml:space="preserve">one. Peak memory is unremarkable on small references (2.1 GB mean — seven of the ten other</w:t>
+      </w:r>
+      <w:r>
+        <w:t xml:space="preserve"> </w:t>
+      </w:r>
+      <w:r>
+        <w:t xml:space="preserve">methods are lighter), but it is the lowest of those we carried to</w:t>
+      </w:r>
+      <w:r>
+        <w:t xml:space="preserve"> </w:t>
+      </w:r>
+      <w:r>
+        <w:rPr>
+          <w:b/>
+          <w:bCs/>
+        </w:rPr>
+        <w:t xml:space="preserve">atlas scale</w:t>
+      </w:r>
+      <w:r>
+        <w:t xml:space="preserve">:</w:t>
+      </w:r>
+      <w:r>
+        <w:t xml:space="preserve"> </w:t>
+      </w:r>
+      <w:r>
+        <w:t xml:space="preserve">~2× below the linear pipeline (6.1 vs 13.2 GB at 49k lung cells; 6.5 vs 12.6 GB at 47k liver</w:t>
+      </w:r>
+      <w:r>
+        <w:t xml:space="preserve"> </w:t>
+      </w:r>
+      <w:r>
+        <w:t xml:space="preserve">cells), and below scTOP above ~25k cells, where scTOP’s rank processing densifies and crosses</w:t>
+      </w:r>
+      <w:r>
+        <w:t xml:space="preserve"> </w:t>
+      </w:r>
+      <w:r>
+        <w:t xml:space="preserve">over (9.3 vs 6.5 GB at 47k). The advantage is bounded at ~2–3× rather than widening. Combined</w:t>
+      </w:r>
+      <w:r>
+        <w:t xml:space="preserve"> </w:t>
+      </w:r>
+      <w:r>
+        <w:t xml:space="preserve">with the train-once/map-many cache, a reused reference pays fit once and then only the flat</w:t>
+      </w:r>
+      <w:r>
+        <w:t xml:space="preserve"> </w:t>
+      </w:r>
+      <w:r>
+        <w:t xml:space="preserve">predict cost, where the linear pipeline refits scaler/PCA/classifier for every query.</w:t>
       </w:r>
     </w:p>
     <w:p>
@@ -7906,26 +7535,81 @@
         <w:pStyle w:val="BodyText"/>
       </w:pPr>
       <w:r>
-        <w:t xml:space="preserve">What the evidence does support is narrower: among the accurate methods actinn-jax carries</w:t>
-      </w:r>
-      <w:r>
-        <w:t xml:space="preserve"> </w:t>
-      </w:r>
-      <w:r>
-        <w:t xml:space="preserve">the</w:t>
-      </w:r>
-      <w:r>
-        <w:t xml:space="preserve"> </w:t>
-      </w:r>
-      <w:r>
-        <w:rPr>
-          <w:b/>
-          <w:bCs/>
-        </w:rPr>
-        <w:t xml:space="preserve">lightest memory-at-scale profile</w:t>
-      </w:r>
-      <w:r>
-        <w:t xml:space="preserve">, and it carries the workflow layer.</w:t>
+        <w:rPr>
+          <w:i/>
+          <w:iCs/>
+        </w:rPr>
+        <w:t xml:space="preserve">Those two properties are what the workflows are built on.</w:t>
+      </w:r>
+      <w:r>
+        <w:t xml:space="preserve"> </w:t>
+      </w:r>
+      <w:r>
+        <w:t xml:space="preserve">The practical gains come not from</w:t>
+      </w:r>
+      <w:r>
+        <w:t xml:space="preserve"> </w:t>
+      </w:r>
+      <w:r>
+        <w:t xml:space="preserve">the flat classifier but from the</w:t>
+      </w:r>
+      <w:r>
+        <w:t xml:space="preserve"> </w:t>
+      </w:r>
+      <w:r>
+        <w:rPr>
+          <w:b/>
+          <w:bCs/>
+        </w:rPr>
+        <w:t xml:space="preserve">large→refined</w:t>
+      </w:r>
+      <w:r>
+        <w:t xml:space="preserve"> </w:t>
+      </w:r>
+      <w:r>
+        <w:t xml:space="preserve">pipeline (§3.5): a census-scale broad model</w:t>
+      </w:r>
+      <w:r>
+        <w:t xml:space="preserve"> </w:t>
+      </w:r>
+      <w:r>
+        <w:t xml:space="preserve">with a calibrated abstain routes a query to a small focused reference that re-annotates at</w:t>
+      </w:r>
+      <w:r>
+        <w:t xml:space="preserve"> </w:t>
+      </w:r>
+      <w:r>
+        <w:t xml:space="preserve">full resolution (cross-study liver 0.23/0.58 → 0.72/0.86), with zonation as a further tier.</w:t>
+      </w:r>
+      <w:r>
+        <w:t xml:space="preserve"> </w:t>
+      </w:r>
+      <w:r>
+        <w:t xml:space="preserve">The pipeline is only usable because each hop is cheap — a flat sub-second call against a</w:t>
+      </w:r>
+      <w:r>
+        <w:t xml:space="preserve"> </w:t>
+      </w:r>
+      <w:r>
+        <w:t xml:space="preserve">cached model, at bounded memory — so several models can be chained, and a large reference</w:t>
+      </w:r>
+      <w:r>
+        <w:t xml:space="preserve"> </w:t>
+      </w:r>
+      <w:r>
+        <w:t xml:space="preserve">kept resident, on a laptop without a GPU. A method that is a few points more accurate but</w:t>
+      </w:r>
+      <w:r>
+        <w:t xml:space="preserve"> </w:t>
+      </w:r>
+      <w:r>
+        <w:t xml:space="preserve">pays a full fit per query, or a multi-gigabyte dense expansion per stage, does not compose the</w:t>
+      </w:r>
+      <w:r>
+        <w:t xml:space="preserve"> </w:t>
+      </w:r>
+      <w:r>
+        <w:t xml:space="preserve">same way.</w:t>
       </w:r>
     </w:p>
     <w:p>
@@ -7937,93 +7621,105 @@
           <w:i/>
           <w:iCs/>
         </w:rPr>
-        <w:t xml:space="preserve">Footprint.</w:t>
-      </w:r>
-      <w:r>
-        <w:t xml:space="preserve"> </w:t>
-      </w:r>
-      <w:r>
-        <w:t xml:space="preserve">Inference is</w:t>
-      </w:r>
-      <w:r>
-        <w:t xml:space="preserve"> </w:t>
-      </w:r>
-      <w:r>
-        <w:rPr>
-          <w:b/>
-          <w:bCs/>
-        </w:rPr>
-        <w:t xml:space="preserve">sub-second and flat</w:t>
-      </w:r>
-      <w:r>
-        <w:t xml:space="preserve"> </w:t>
-      </w:r>
-      <w:r>
-        <w:t xml:space="preserve">— independent of reference size and</w:t>
-      </w:r>
-      <w:r>
-        <w:t xml:space="preserve"> </w:t>
-      </w:r>
-      <w:r>
-        <w:t xml:space="preserve">cardinality (§3.4). On the small-reference matrix its peak memory is middling (2.1 GB mean;</w:t>
-      </w:r>
-      <w:r>
-        <w:t xml:space="preserve"> </w:t>
-      </w:r>
-      <w:r>
-        <w:t xml:space="preserve">SVM, kNN, CellTypist and scArches are lighter there), but among the methods carried to</w:t>
-      </w:r>
-      <w:r>
-        <w:t xml:space="preserve"> </w:t>
-      </w:r>
-      <w:r>
-        <w:rPr>
-          <w:b/>
-          <w:bCs/>
-        </w:rPr>
-        <w:t xml:space="preserve">atlas scale</w:t>
-      </w:r>
-      <w:r>
-        <w:t xml:space="preserve"> </w:t>
-      </w:r>
-      <w:r>
-        <w:t xml:space="preserve">it has the lowest peak memory: ~2× below the linear pipeline (6.1 vs 13.2 GB</w:t>
-      </w:r>
-      <w:r>
-        <w:t xml:space="preserve"> </w:t>
-      </w:r>
-      <w:r>
-        <w:t xml:space="preserve">at 49k lung cells; 6.5 vs 12.6 GB at 47k liver cells), and below scTOP above ~25k cells,</w:t>
-      </w:r>
-      <w:r>
-        <w:t xml:space="preserve"> </w:t>
-      </w:r>
-      <w:r>
-        <w:t xml:space="preserve">where scTOP’s rank processing densifies and crosses over (9.3 vs 6.5 GB at 47k). That</w:t>
-      </w:r>
-      <w:r>
-        <w:t xml:space="preserve"> </w:t>
-      </w:r>
-      <w:r>
-        <w:t xml:space="preserve">advantage is bounded at ~2–3× rather than widening, and — unlike the faster-but-lighter</w:t>
-      </w:r>
-      <w:r>
-        <w:t xml:space="preserve"> </w:t>
-      </w:r>
-      <w:r>
-        <w:t xml:space="preserve">classical methods, which refit per query — it comes with a train-once/map-many cache, so on</w:t>
-      </w:r>
-      <w:r>
-        <w:t xml:space="preserve"> </w:t>
-      </w:r>
-      <w:r>
-        <w:t xml:space="preserve">a reused reference the flat predict cost is all that recurs while the linear pipeline refits</w:t>
-      </w:r>
-      <w:r>
-        <w:t xml:space="preserve"> </w:t>
-      </w:r>
-      <w:r>
-        <w:t xml:space="preserve">scaler/PCA/classifier every time.</w:t>
+        <w:t xml:space="preserve">Where it loses, and why.</w:t>
+      </w:r>
+      <w:r>
+        <w:t xml:space="preserve"> </w:t>
+      </w:r>
+      <w:r>
+        <w:t xml:space="preserve">actinn-jax trails on small references and very-few-cells-per-type</w:t>
+      </w:r>
+      <w:r>
+        <w:t xml:space="preserve"> </w:t>
+      </w:r>
+      <w:r>
+        <w:t xml:space="preserve">sets (§3.1, §5), and — a finding from the OP analysis — it is sensitive to input budget under</w:t>
+      </w:r>
+      <w:r>
+        <w:t xml:space="preserve"> </w:t>
+      </w:r>
+      <w:r>
+        <w:t xml:space="preserve">domain shift: more genes help most datasets but overfit a tiny, fine-grained, shifted query</w:t>
+      </w:r>
+      <w:r>
+        <w:t xml:space="preserve"> </w:t>
+      </w:r>
+      <w:r>
+        <w:t xml:space="preserve">(tabula_sapiens). The two cheapest levers are principled and label-free:</w:t>
+      </w:r>
+      <w:r>
+        <w:t xml:space="preserve"> </w:t>
+      </w:r>
+      <w:r>
+        <w:rPr>
+          <w:b/>
+          <w:bCs/>
+        </w:rPr>
+        <w:t xml:space="preserve">standardization</w:t>
+      </w:r>
+      <w:r>
+        <w:t xml:space="preserve"> </w:t>
+      </w:r>
+      <w:r>
+        <w:t xml:space="preserve">(a scArches-style domain alignment) and a</w:t>
+      </w:r>
+      <w:r>
+        <w:t xml:space="preserve"> </w:t>
+      </w:r>
+      <w:r>
+        <w:rPr>
+          <w:b/>
+          <w:bCs/>
+        </w:rPr>
+        <w:t xml:space="preserve">reference-CV-guided gene</w:t>
+      </w:r>
+      <w:r>
+        <w:rPr>
+          <w:b/>
+          <w:bCs/>
+        </w:rPr>
+        <w:t xml:space="preserve"> </w:t>
+      </w:r>
+      <w:r>
+        <w:rPr>
+          <w:b/>
+          <w:bCs/>
+        </w:rPr>
+        <w:t xml:space="preserve">budget</w:t>
+      </w:r>
+      <w:r>
+        <w:t xml:space="preserve"> </w:t>
+      </w:r>
+      <w:r>
+        <w:t xml:space="preserve">both improve the model without peeking at test labels, and at a fair gene budget</w:t>
+      </w:r>
+      <w:r>
+        <w:t xml:space="preserve"> </w:t>
+      </w:r>
+      <w:r>
+        <w:t xml:space="preserve">the gene-space MLP</w:t>
+      </w:r>
+      <w:r>
+        <w:t xml:space="preserve"> </w:t>
+      </w:r>
+      <w:r>
+        <w:rPr>
+          <w:i/>
+          <w:iCs/>
+        </w:rPr>
+        <w:t xml:space="preserve">matches the leaderboard’s top method</w:t>
+      </w:r>
+      <w:r>
+        <w:t xml:space="preserve"> </w:t>
+      </w:r>
+      <w:r>
+        <w:t xml:space="preserve">on the datasets both complete —</w:t>
+      </w:r>
+      <w:r>
+        <w:t xml:space="preserve"> </w:t>
+      </w:r>
+      <w:r>
+        <w:t xml:space="preserve">i.e. much of the apparent gap to heavier methods is representation budget, not model class.</w:t>
       </w:r>
     </w:p>
     <w:p>
@@ -8035,53 +7731,85 @@
           <w:i/>
           <w:iCs/>
         </w:rPr>
-        <w:t xml:space="preserve">The workflow is the product.</w:t>
-      </w:r>
-      <w:r>
-        <w:t xml:space="preserve"> </w:t>
-      </w:r>
-      <w:r>
-        <w:t xml:space="preserve">The largest practical gains come not from the flat classifier</w:t>
-      </w:r>
-      <w:r>
-        <w:t xml:space="preserve"> </w:t>
-      </w:r>
-      <w:r>
-        <w:t xml:space="preserve">but from the</w:t>
-      </w:r>
-      <w:r>
-        <w:t xml:space="preserve"> </w:t>
-      </w:r>
-      <w:r>
-        <w:rPr>
-          <w:b/>
-          <w:bCs/>
-        </w:rPr>
-        <w:t xml:space="preserve">large→refined</w:t>
-      </w:r>
-      <w:r>
-        <w:t xml:space="preserve"> </w:t>
-      </w:r>
-      <w:r>
-        <w:t xml:space="preserve">pipeline (§3.5): a census-scale broad model with a calibrated</w:t>
-      </w:r>
-      <w:r>
-        <w:t xml:space="preserve"> </w:t>
-      </w:r>
-      <w:r>
-        <w:t xml:space="preserve">abstain routes a query to a small focused reference that re-annotates at full resolution</w:t>
-      </w:r>
-      <w:r>
-        <w:t xml:space="preserve"> </w:t>
-      </w:r>
-      <w:r>
-        <w:t xml:space="preserve">(cross-study liver 0.23/0.58 → 0.72/0.86), with zonation as a further tier. Every stage keeps</w:t>
-      </w:r>
-      <w:r>
-        <w:t xml:space="preserve"> </w:t>
-      </w:r>
-      <w:r>
-        <w:t xml:space="preserve">classical-method speed, so the whole thing runs without a GPU.</w:t>
+        <w:t xml:space="preserve">Foundation models.</w:t>
+      </w:r>
+      <w:r>
+        <w:t xml:space="preserve"> </w:t>
+      </w:r>
+      <w:r>
+        <w:t xml:space="preserve">Their</w:t>
+      </w:r>
+      <w:r>
+        <w:t xml:space="preserve"> </w:t>
+      </w:r>
+      <w:r>
+        <w:rPr>
+          <w:b/>
+          <w:bCs/>
+        </w:rPr>
+        <w:t xml:space="preserve">zero-shot labels</w:t>
+      </w:r>
+      <w:r>
+        <w:t xml:space="preserve"> </w:t>
+      </w:r>
+      <w:r>
+        <w:t xml:space="preserve">are the weakest option in both benchmarks</w:t>
+      </w:r>
+      <w:r>
+        <w:t xml:space="preserve"> </w:t>
+      </w:r>
+      <w:r>
+        <w:t xml:space="preserve">(scPRINT, scGPT, UCE ≈ random); their</w:t>
+      </w:r>
+      <w:r>
+        <w:t xml:space="preserve"> </w:t>
+      </w:r>
+      <w:r>
+        <w:rPr>
+          <w:b/>
+          <w:bCs/>
+        </w:rPr>
+        <w:t xml:space="preserve">embeddings/structure</w:t>
+      </w:r>
+      <w:r>
+        <w:t xml:space="preserve"> </w:t>
+      </w:r>
+      <w:r>
+        <w:t xml:space="preserve">are where the value lies, and</w:t>
+      </w:r>
+      <w:r>
+        <w:t xml:space="preserve"> </w:t>
+      </w:r>
+      <w:r>
+        <w:t xml:space="preserve">our two-stage hierarchy uses exactly that. A cheap CPU shortcut to a foundation-model</w:t>
+      </w:r>
+      <w:r>
+        <w:t xml:space="preserve"> </w:t>
+      </w:r>
+      <w:r>
+        <w:t xml:space="preserve">representation (protein-embedding pooling) did</w:t>
+      </w:r>
+      <w:r>
+        <w:t xml:space="preserve"> </w:t>
+      </w:r>
+      <w:r>
+        <w:rPr>
+          <w:i/>
+          <w:iCs/>
+        </w:rPr>
+        <w:t xml:space="preserve">not</w:t>
+      </w:r>
+      <w:r>
+        <w:t xml:space="preserve"> </w:t>
+      </w:r>
+      <w:r>
+        <w:t xml:space="preserve">transfer (§3.8), underscoring that the</w:t>
+      </w:r>
+      <w:r>
+        <w:t xml:space="preserve"> </w:t>
+      </w:r>
+      <w:r>
+        <w:t xml:space="preserve">value is in the trained transformer, not a portable trick.</w:t>
       </w:r>
     </w:p>
     <w:p>
@@ -8093,83 +7821,153 @@
           <w:i/>
           <w:iCs/>
         </w:rPr>
-        <w:t xml:space="preserve">Where it loses, and why.</w:t>
-      </w:r>
-      <w:r>
-        <w:t xml:space="preserve"> </w:t>
-      </w:r>
-      <w:r>
-        <w:t xml:space="preserve">actinn-jax trails on small references and very-few-cells-per-type</w:t>
-      </w:r>
-      <w:r>
-        <w:t xml:space="preserve"> </w:t>
-      </w:r>
-      <w:r>
-        <w:t xml:space="preserve">sets (§3.1, §5), and — a finding from the OP analysis — it is sensitive to input budget under</w:t>
-      </w:r>
-      <w:r>
-        <w:t xml:space="preserve"> </w:t>
-      </w:r>
-      <w:r>
-        <w:t xml:space="preserve">domain shift: more genes help most datasets but overfit a tiny, fine-grained, shifted query</w:t>
-      </w:r>
-      <w:r>
-        <w:t xml:space="preserve"> </w:t>
-      </w:r>
-      <w:r>
-        <w:t xml:space="preserve">(tabula_sapiens). Encouragingly, the two cheapest levers are principled and label-free:</w:t>
-      </w:r>
-      <w:r>
-        <w:t xml:space="preserve"> </w:t>
-      </w:r>
-      <w:r>
-        <w:rPr>
-          <w:b/>
-          <w:bCs/>
-        </w:rPr>
-        <w:t xml:space="preserve">standardization</w:t>
-      </w:r>
-      <w:r>
-        <w:t xml:space="preserve"> </w:t>
-      </w:r>
-      <w:r>
-        <w:t xml:space="preserve">(a scArches-style domain alignment) and a</w:t>
-      </w:r>
-      <w:r>
-        <w:t xml:space="preserve"> </w:t>
-      </w:r>
-      <w:r>
-        <w:rPr>
-          <w:b/>
-          <w:bCs/>
-        </w:rPr>
-        <w:t xml:space="preserve">reference-CV-guided gene</w:t>
-      </w:r>
-      <w:r>
-        <w:rPr>
-          <w:b/>
-          <w:bCs/>
-        </w:rPr>
-        <w:t xml:space="preserve"> </w:t>
-      </w:r>
-      <w:r>
-        <w:rPr>
-          <w:b/>
-          <w:bCs/>
-        </w:rPr>
-        <w:t xml:space="preserve">budget</w:t>
-      </w:r>
-      <w:r>
-        <w:t xml:space="preserve"> </w:t>
-      </w:r>
-      <w:r>
-        <w:t xml:space="preserve">both improve the model without peeking at test labels, and at a fair gene budget</w:t>
-      </w:r>
-      <w:r>
-        <w:t xml:space="preserve"> </w:t>
-      </w:r>
-      <w:r>
-        <w:t xml:space="preserve">the gene-space MLP</w:t>
+        <w:t xml:space="preserve">When extra expressivity pays.</w:t>
+      </w:r>
+      <w:r>
+        <w:t xml:space="preserve"> </w:t>
+      </w:r>
+      <w:r>
+        <w:t xml:space="preserve">Two lines of evidence bear on this. First,</w:t>
+      </w:r>
+      <w:r>
+        <w:t xml:space="preserve"> </w:t>
+      </w:r>
+      <w:r>
+        <w:rPr>
+          <w:b/>
+          <w:bCs/>
+        </w:rPr>
+        <w:t xml:space="preserve">ProtoCloud</w:t>
+      </w:r>
+      <w:r>
+        <w:t xml:space="preserve"> </w:t>
+      </w:r>
+      <w:r>
+        <w:t xml:space="preserve">—</w:t>
+      </w:r>
+      <w:r>
+        <w:t xml:space="preserve"> </w:t>
+      </w:r>
+      <w:r>
+        <w:t xml:space="preserve">a prototype-based, self-explaining VAE with built-in uncertainty and gene-level attribution,</w:t>
+      </w:r>
+      <w:r>
+        <w:t xml:space="preserve"> </w:t>
+      </w:r>
+      <w:r>
+        <w:t xml:space="preserve">a strictly richer model than ours — splits by regime rather than by a uniform margin: below</w:t>
+      </w:r>
+      <w:r>
+        <w:t xml:space="preserve"> </w:t>
+      </w:r>
+      <w:r>
+        <w:t xml:space="preserve">the top cluster on the subsampled matrix, ahead on lung, and the strongest method at atlas</w:t>
+      </w:r>
+      <w:r>
+        <w:t xml:space="preserve"> </w:t>
+      </w:r>
+      <w:r>
+        <w:t xml:space="preserve">scale (§3.1, §5), at ~9× actinn-jax’s CPU fit time (146 vs 16 s mean)</w:t>
+      </w:r>
+      <w:r>
+        <w:t xml:space="preserve"> </w:t>
+      </w:r>
+      <w:r>
+        <w:t xml:space="preserve">(</w:t>
+      </w:r>
+      <w:r>
+        <w:rPr>
+          <w:rStyle w:val="VerbatimChar"/>
+        </w:rPr>
+        <w:t xml:space="preserve">PROTOCLOUD.md</w:t>
+      </w:r>
+      <w:r>
+        <w:t xml:space="preserve">). The richer model pays off where it has the data to</w:t>
+      </w:r>
+      <w:r>
+        <w:t xml:space="preserve"> </w:t>
+      </w:r>
+      <w:r>
+        <w:t xml:space="preserve">support it, and not before — which is an argument for matching model capacity to reference</w:t>
+      </w:r>
+      <w:r>
+        <w:t xml:space="preserve"> </w:t>
+      </w:r>
+      <w:r>
+        <w:t xml:space="preserve">size, not for preferring small models everywhere. Second, and more broadly,</w:t>
+      </w:r>
+      <w:r>
+        <w:t xml:space="preserve"> </w:t>
+      </w:r>
+      <w:r>
+        <w:t xml:space="preserve">Souza &amp; Mehta report that</w:t>
+      </w:r>
+      <w:r>
+        <w:t xml:space="preserve"> </w:t>
+      </w:r>
+      <w:r>
+        <w:rPr>
+          <w:b/>
+          <w:bCs/>
+        </w:rPr>
+        <w:t xml:space="preserve">parameter-free linear representations</w:t>
+      </w:r>
+      <w:r>
+        <w:t xml:space="preserve"> </w:t>
+      </w:r>
+      <w:r>
+        <w:t xml:space="preserve">match or exceed single-cell foundation models across</w:t>
+      </w:r>
+      <w:r>
+        <w:t xml:space="preserve"> </w:t>
+      </w:r>
+      <w:r>
+        <w:t xml:space="preserve">cross-species transfer, human cell-type classification and disease-state prediction — on</w:t>
+      </w:r>
+      <w:r>
+        <w:t xml:space="preserve"> </w:t>
+      </w:r>
+      <w:r>
+        <w:t xml:space="preserve">Tabula Sapiens 2.0 their normalize→ANOVA→PCA→logistic-regression pipeline reaches mean</w:t>
+      </w:r>
+      <w:r>
+        <w:t xml:space="preserve"> </w:t>
+      </w:r>
+      <w:r>
+        <w:t xml:space="preserve">macro-F1 0.899 against 0.907–0.910 for TranscriptFormer variants — and they offer a geometric</w:t>
+      </w:r>
+      <w:r>
+        <w:t xml:space="preserve"> </w:t>
+      </w:r>
+      <w:r>
+        <w:t xml:space="preserve">explanation: the biologically realized cell manifold is well approximated by a</w:t>
+      </w:r>
+      <w:r>
+        <w:t xml:space="preserve"> </w:t>
+      </w:r>
+      <w:r>
+        <w:rPr>
+          <w:b/>
+          <w:bCs/>
+        </w:rPr>
+        <w:t xml:space="preserve">linear</w:t>
+      </w:r>
+      <w:r>
+        <w:rPr>
+          <w:b/>
+          <w:bCs/>
+        </w:rPr>
+        <w:t xml:space="preserve"> </w:t>
+      </w:r>
+      <w:r>
+        <w:rPr>
+          <w:b/>
+          <w:bCs/>
+        </w:rPr>
+        <w:t xml:space="preserve">subspace</w:t>
+      </w:r>
+      <w:r>
+        <w:t xml:space="preserve">, so once noise is suppressed performance</w:t>
       </w:r>
       <w:r>
         <w:t xml:space="preserve"> </w:t>
@@ -8179,19 +7977,63 @@
           <w:i/>
           <w:iCs/>
         </w:rPr>
-        <w:t xml:space="preserve">matches the leaderboard’s top method</w:t>
-      </w:r>
-      <w:r>
-        <w:t xml:space="preserve"> </w:t>
-      </w:r>
-      <w:r>
-        <w:t xml:space="preserve">on the datasets both complete —</w:t>
-      </w:r>
-      <w:r>
-        <w:t xml:space="preserve"> </w:t>
-      </w:r>
-      <w:r>
-        <w:t xml:space="preserve">i.e. much of the apparent gap to heavier methods is representation budget, not model class.</w:t>
+        <w:t xml:space="preserve">saturates</w:t>
+      </w:r>
+      <w:r>
+        <w:t xml:space="preserve"> </w:t>
+      </w:r>
+      <w:r>
+        <w:t xml:space="preserve">and extra expressivity buys</w:t>
+      </w:r>
+      <w:r>
+        <w:t xml:space="preserve"> </w:t>
+      </w:r>
+      <w:r>
+        <w:t xml:space="preserve">little. That is a principled account of why a four-layer MLP over normalized gene space stays</w:t>
+      </w:r>
+      <w:r>
+        <w:t xml:space="preserve"> </w:t>
+      </w:r>
+      <w:r>
+        <w:t xml:space="preserve">competitive, and it matches our own finding that the residual gap to heavier methods was mostly</w:t>
+      </w:r>
+      <w:r>
+        <w:t xml:space="preserve"> </w:t>
+      </w:r>
+      <w:r>
+        <w:rPr>
+          <w:b/>
+          <w:bCs/>
+        </w:rPr>
+        <w:t xml:space="preserve">representation budget, not model class</w:t>
+      </w:r>
+      <w:r>
+        <w:t xml:space="preserve"> </w:t>
+      </w:r>
+      <w:r>
+        <w:t xml:space="preserve">(§3.8). Their further result that simple methods do</w:t>
+      </w:r>
+      <w:r>
+        <w:t xml:space="preserve"> </w:t>
+      </w:r>
+      <w:r>
+        <w:rPr>
+          <w:i/>
+          <w:iCs/>
+        </w:rPr>
+        <w:t xml:space="preserve">best</w:t>
+      </w:r>
+      <w:r>
+        <w:t xml:space="preserve"> </w:t>
+      </w:r>
+      <w:r>
+        <w:t xml:space="preserve">out-of-distribution — novel cell types and unseen organisms — also rhymes with the</w:t>
+      </w:r>
+      <w:r>
+        <w:t xml:space="preserve"> </w:t>
+      </w:r>
+      <w:r>
+        <w:t xml:space="preserve">rejection behavior we depend on (§3.6).</w:t>
       </w:r>
     </w:p>
     <w:p>
@@ -8200,112 +8042,81 @@
       </w:pPr>
       <w:r>
         <w:rPr>
-          <w:i/>
-          <w:iCs/>
-        </w:rPr>
-        <w:t xml:space="preserve">Foundation models.</w:t>
-      </w:r>
-      <w:r>
-        <w:t xml:space="preserve"> </w:t>
-      </w:r>
-      <w:r>
-        <w:t xml:space="preserve">Their</w:t>
-      </w:r>
-      <w:r>
-        <w:t xml:space="preserve"> </w:t>
-      </w:r>
-      <w:r>
-        <w:rPr>
-          <w:b/>
-          <w:bCs/>
-        </w:rPr>
-        <w:t xml:space="preserve">zero-shot labels</w:t>
-      </w:r>
-      <w:r>
-        <w:t xml:space="preserve"> </w:t>
-      </w:r>
-      <w:r>
-        <w:t xml:space="preserve">are the weakest option in both benchmarks</w:t>
-      </w:r>
-      <w:r>
-        <w:t xml:space="preserve"> </w:t>
-      </w:r>
-      <w:r>
-        <w:t xml:space="preserve">(scPRINT, scGPT, UCE ≈ random); their</w:t>
-      </w:r>
-      <w:r>
-        <w:t xml:space="preserve"> </w:t>
-      </w:r>
-      <w:r>
-        <w:rPr>
-          <w:b/>
-          <w:bCs/>
-        </w:rPr>
-        <w:t xml:space="preserve">embeddings/structure</w:t>
-      </w:r>
-      <w:r>
-        <w:t xml:space="preserve"> </w:t>
-      </w:r>
-      <w:r>
-        <w:t xml:space="preserve">are where the value lies, and</w:t>
-      </w:r>
-      <w:r>
-        <w:t xml:space="preserve"> </w:t>
-      </w:r>
-      <w:r>
-        <w:t xml:space="preserve">our two-stage hierarchy uses exactly that. A cheap CPU shortcut to a foundation-model</w:t>
-      </w:r>
-      <w:r>
-        <w:t xml:space="preserve"> </w:t>
-      </w:r>
-      <w:r>
-        <w:t xml:space="preserve">representation (protein-embedding pooling) did</w:t>
-      </w:r>
-      <w:r>
-        <w:t xml:space="preserve"> </w:t>
-      </w:r>
-      <w:r>
-        <w:rPr>
-          <w:i/>
-          <w:iCs/>
-        </w:rPr>
-        <w:t xml:space="preserve">not</w:t>
-      </w:r>
-      <w:r>
-        <w:t xml:space="preserve"> </w:t>
-      </w:r>
-      <w:r>
-        <w:t xml:space="preserve">transfer (§3.8), underscoring that the</w:t>
-      </w:r>
-      <w:r>
-        <w:t xml:space="preserve"> </w:t>
-      </w:r>
-      <w:r>
-        <w:t xml:space="preserve">value is in the trained transformer, not a portable trick.</w:t>
-      </w:r>
-    </w:p>
-    <w:p>
-      <w:pPr>
-        <w:pStyle w:val="BodyText"/>
-      </w:pPr>
-      <w:r>
-        <w:rPr>
-          <w:i/>
-          <w:iCs/>
-        </w:rPr>
-        <w:t xml:space="preserve">Concurrent evidence that expressivity saturates.</w:t>
-      </w:r>
-      <w:r>
-        <w:t xml:space="preserve"> </w:t>
-      </w:r>
-      <w:r>
-        <w:t xml:space="preserve">Two independent lines support this</w:t>
-      </w:r>
-      <w:r>
-        <w:t xml:space="preserve"> </w:t>
-      </w:r>
-      <w:r>
-        <w:t xml:space="preserve">reading. First, a head-to-head against</w:t>
+          <w:b/>
+          <w:bCs/>
+        </w:rPr>
+        <w:t xml:space="preserve">Practical guidance.</w:t>
+      </w:r>
+      <w:r>
+        <w:t xml:space="preserve"> </w:t>
+      </w:r>
+      <w:r>
+        <w:t xml:space="preserve">For a</w:t>
+      </w:r>
+      <w:r>
+        <w:t xml:space="preserve"> </w:t>
+      </w:r>
+      <w:r>
+        <w:rPr>
+          <w:b/>
+          <w:bCs/>
+        </w:rPr>
+        <w:t xml:space="preserve">one-off annotation</w:t>
+      </w:r>
+      <w:r>
+        <w:t xml:space="preserve"> </w:t>
+      </w:r>
+      <w:r>
+        <w:t xml:space="preserve">on laptop-sized data, use the</w:t>
+      </w:r>
+      <w:r>
+        <w:t xml:space="preserve"> </w:t>
+      </w:r>
+      <w:r>
+        <w:rPr>
+          <w:b/>
+          <w:bCs/>
+        </w:rPr>
+        <w:t xml:space="preserve">tuned</w:t>
+      </w:r>
+      <w:r>
+        <w:rPr>
+          <w:b/>
+          <w:bCs/>
+        </w:rPr>
+        <w:t xml:space="preserve"> </w:t>
+      </w:r>
+      <w:r>
+        <w:rPr>
+          <w:b/>
+          <w:bCs/>
+        </w:rPr>
+        <w:t xml:space="preserve">linear pipeline</w:t>
+      </w:r>
+      <w:r>
+        <w:t xml:space="preserve"> </w:t>
+      </w:r>
+      <w:r>
+        <w:t xml:space="preserve">(normalize → ANOVA → PCA → logistic regression): it is the most</w:t>
+      </w:r>
+      <w:r>
+        <w:t xml:space="preserve"> </w:t>
+      </w:r>
+      <w:r>
+        <w:t xml:space="preserve">accurate-per-second method here. With a</w:t>
+      </w:r>
+      <w:r>
+        <w:t xml:space="preserve"> </w:t>
+      </w:r>
+      <w:r>
+        <w:rPr>
+          <w:b/>
+          <w:bCs/>
+        </w:rPr>
+        <w:t xml:space="preserve">real atlas and time to train</w:t>
+      </w:r>
+      <w:r>
+        <w:t xml:space="preserve">,</w:t>
       </w:r>
       <w:r>
         <w:t xml:space="preserve"> </w:t>
@@ -8321,326 +8132,19 @@
         <w:t xml:space="preserve"> </w:t>
       </w:r>
       <w:r>
-        <w:t xml:space="preserve">— a prototype-based, self-explaining</w:t>
-      </w:r>
-      <w:r>
-        <w:t xml:space="preserve"> </w:t>
-      </w:r>
-      <w:r>
-        <w:t xml:space="preserve">VAE with built-in uncertainty and gene-level attribution, i.e. a strictly richer model than</w:t>
-      </w:r>
-      <w:r>
-        <w:t xml:space="preserve"> </w:t>
-      </w:r>
-      <w:r>
-        <w:t xml:space="preserve">ours — splits by regime rather than by a small margin: on the subsampled matrix ProtoCloud</w:t>
-      </w:r>
-      <w:r>
-        <w:t xml:space="preserve"> </w:t>
-      </w:r>
-      <w:r>
-        <w:t xml:space="preserve">is mid-pack (0.790 vs actinn-jax’s 0.831) yet</w:t>
-      </w:r>
-      <w:r>
-        <w:t xml:space="preserve"> </w:t>
-      </w:r>
-      <w:r>
-        <w:rPr>
-          <w:b/>
-          <w:bCs/>
-        </w:rPr>
-        <w:t xml:space="preserve">wins lung outright</w:t>
-      </w:r>
-      <w:r>
-        <w:t xml:space="preserve"> </w:t>
-      </w:r>
-      <w:r>
-        <w:t xml:space="preserve">(0.932 vs 0.894 on</w:t>
-      </w:r>
-      <w:r>
-        <w:t xml:space="preserve"> </w:t>
-      </w:r>
-      <w:r>
-        <w:t xml:space="preserve">lung_intra), and it becomes the</w:t>
-      </w:r>
-      <w:r>
-        <w:t xml:space="preserve"> </w:t>
-      </w:r>
-      <w:r>
-        <w:rPr>
-          <w:b/>
-          <w:bCs/>
-        </w:rPr>
-        <w:t xml:space="preserve">decisive</w:t>
-      </w:r>
-      <w:r>
-        <w:t xml:space="preserve"> </w:t>
-      </w:r>
-      <w:r>
-        <w:t xml:space="preserve">winner only at atlas scale (§5); actinn-jax</w:t>
-      </w:r>
-      <w:r>
-        <w:t xml:space="preserve"> </w:t>
-      </w:r>
-      <w:r>
-        <w:t xml:space="preserve">trains ~9× faster on CPU (16 vs 146 s mean) (</w:t>
-      </w:r>
-      <w:r>
-        <w:rPr>
-          <w:rStyle w:val="VerbatimChar"/>
-        </w:rPr>
-        <w:t xml:space="preserve">PROTOCLOUD.md</w:t>
-      </w:r>
-      <w:r>
-        <w:t xml:space="preserve">). The richer</w:t>
-      </w:r>
-      <w:r>
-        <w:t xml:space="preserve"> </w:t>
-      </w:r>
-      <w:r>
-        <w:t xml:space="preserve">model pays off exactly where it has the data to, and not before. Second, and more broadly,</w:t>
-      </w:r>
-      <w:r>
-        <w:t xml:space="preserve"> </w:t>
-      </w:r>
-      <w:r>
-        <w:t xml:space="preserve">Souza &amp; Mehta report that</w:t>
-      </w:r>
-      <w:r>
-        <w:t xml:space="preserve"> </w:t>
-      </w:r>
-      <w:r>
-        <w:rPr>
-          <w:b/>
-          <w:bCs/>
-        </w:rPr>
-        <w:t xml:space="preserve">parameter-free linear representations</w:t>
-      </w:r>
-      <w:r>
-        <w:t xml:space="preserve"> </w:t>
-      </w:r>
-      <w:r>
-        <w:t xml:space="preserve">match or exceed single-cell foundation models across</w:t>
-      </w:r>
-      <w:r>
-        <w:t xml:space="preserve"> </w:t>
-      </w:r>
-      <w:r>
-        <w:t xml:space="preserve">cross-species transfer, human cell-type classification and disease-state prediction — on</w:t>
-      </w:r>
-      <w:r>
-        <w:t xml:space="preserve"> </w:t>
-      </w:r>
-      <w:r>
-        <w:t xml:space="preserve">Tabula Sapiens 2.0 their normalize→ANOVA→PCA→logistic-regression pipeline reaches mean</w:t>
-      </w:r>
-      <w:r>
-        <w:t xml:space="preserve"> </w:t>
-      </w:r>
-      <w:r>
-        <w:t xml:space="preserve">macro-F1 0.899 against 0.907–0.910 for TranscriptFormer variants — and they offer a geometric</w:t>
-      </w:r>
-      <w:r>
-        <w:t xml:space="preserve"> </w:t>
-      </w:r>
-      <w:r>
-        <w:t xml:space="preserve">explanation: the biologically realized cell manifold is well approximated by a</w:t>
-      </w:r>
-      <w:r>
-        <w:t xml:space="preserve"> </w:t>
-      </w:r>
-      <w:r>
-        <w:rPr>
-          <w:b/>
-          <w:bCs/>
-        </w:rPr>
-        <w:t xml:space="preserve">linear</w:t>
-      </w:r>
-      <w:r>
-        <w:rPr>
-          <w:b/>
-          <w:bCs/>
-        </w:rPr>
-        <w:t xml:space="preserve"> </w:t>
-      </w:r>
-      <w:r>
-        <w:rPr>
-          <w:b/>
-          <w:bCs/>
-        </w:rPr>
-        <w:t xml:space="preserve">subspace</w:t>
-      </w:r>
-      <w:r>
-        <w:t xml:space="preserve">, so once noise is suppressed performance</w:t>
-      </w:r>
-      <w:r>
-        <w:t xml:space="preserve"> </w:t>
-      </w:r>
-      <w:r>
-        <w:rPr>
-          <w:i/>
-          <w:iCs/>
-        </w:rPr>
-        <w:t xml:space="preserve">saturates</w:t>
-      </w:r>
-      <w:r>
-        <w:t xml:space="preserve"> </w:t>
-      </w:r>
-      <w:r>
-        <w:t xml:space="preserve">and extra expressivity buys</w:t>
-      </w:r>
-      <w:r>
-        <w:t xml:space="preserve"> </w:t>
-      </w:r>
-      <w:r>
-        <w:t xml:space="preserve">little. That is a principled account of why a four-layer MLP over normalized gene space stays</w:t>
-      </w:r>
-      <w:r>
-        <w:t xml:space="preserve"> </w:t>
-      </w:r>
-      <w:r>
-        <w:t xml:space="preserve">competitive, and it matches our own finding that the residual gap to heavier methods was mostly</w:t>
-      </w:r>
-      <w:r>
-        <w:t xml:space="preserve"> </w:t>
-      </w:r>
-      <w:r>
-        <w:rPr>
-          <w:b/>
-          <w:bCs/>
-        </w:rPr>
-        <w:t xml:space="preserve">representation budget, not model class</w:t>
-      </w:r>
-      <w:r>
-        <w:t xml:space="preserve"> </w:t>
-      </w:r>
-      <w:r>
-        <w:t xml:space="preserve">(§3.8). Their further result that simple methods do</w:t>
-      </w:r>
-      <w:r>
-        <w:t xml:space="preserve"> </w:t>
-      </w:r>
-      <w:r>
-        <w:rPr>
-          <w:i/>
-          <w:iCs/>
-        </w:rPr>
-        <w:t xml:space="preserve">best</w:t>
-      </w:r>
-      <w:r>
-        <w:t xml:space="preserve"> </w:t>
-      </w:r>
-      <w:r>
-        <w:t xml:space="preserve">out-of-distribution — novel cell types and unseen organisms — also rhymes with the</w:t>
-      </w:r>
-      <w:r>
-        <w:t xml:space="preserve"> </w:t>
-      </w:r>
-      <w:r>
-        <w:t xml:space="preserve">rejection behavior we depend on (§3.6).</w:t>
-      </w:r>
-    </w:p>
-    <w:p>
-      <w:pPr>
-        <w:pStyle w:val="BodyText"/>
-      </w:pPr>
-      <w:r>
-        <w:rPr>
-          <w:b/>
-          <w:bCs/>
-        </w:rPr>
-        <w:t xml:space="preserve">Practical guidance.</w:t>
-      </w:r>
-      <w:r>
-        <w:t xml:space="preserve"> </w:t>
-      </w:r>
-      <w:r>
-        <w:t xml:space="preserve">For a</w:t>
-      </w:r>
-      <w:r>
-        <w:t xml:space="preserve"> </w:t>
-      </w:r>
-      <w:r>
-        <w:rPr>
-          <w:b/>
-          <w:bCs/>
-        </w:rPr>
-        <w:t xml:space="preserve">one-off annotation</w:t>
-      </w:r>
-      <w:r>
-        <w:t xml:space="preserve"> </w:t>
-      </w:r>
-      <w:r>
-        <w:t xml:space="preserve">on laptop-sized data, reach for the</w:t>
-      </w:r>
-      <w:r>
-        <w:t xml:space="preserve"> </w:t>
-      </w:r>
-      <w:r>
-        <w:rPr>
-          <w:b/>
-          <w:bCs/>
-        </w:rPr>
-        <w:t xml:space="preserve">tuned linear pipeline</w:t>
-      </w:r>
-      <w:r>
-        <w:t xml:space="preserve"> </w:t>
-      </w:r>
-      <w:r>
-        <w:t xml:space="preserve">(normalize → ANOVA → PCA → logistic regression): it is the most</w:t>
-      </w:r>
-      <w:r>
-        <w:t xml:space="preserve"> </w:t>
-      </w:r>
-      <w:r>
-        <w:t xml:space="preserve">accurate-per-second method here and beats actinn-jax outright on accuracy and fit time. If</w:t>
-      </w:r>
-      <w:r>
-        <w:t xml:space="preserve"> </w:t>
-      </w:r>
-      <w:r>
-        <w:t xml:space="preserve">you have a</w:t>
-      </w:r>
-      <w:r>
-        <w:t xml:space="preserve"> </w:t>
-      </w:r>
-      <w:r>
-        <w:rPr>
-          <w:b/>
-          <w:bCs/>
-        </w:rPr>
-        <w:t xml:space="preserve">real atlas and time to train</w:t>
-      </w:r>
-      <w:r>
-        <w:t xml:space="preserve">,</w:t>
-      </w:r>
-      <w:r>
-        <w:t xml:space="preserve"> </w:t>
-      </w:r>
-      <w:r>
-        <w:rPr>
-          <w:b/>
-          <w:bCs/>
-        </w:rPr>
-        <w:t xml:space="preserve">ProtoCloud</w:t>
-      </w:r>
-      <w:r>
-        <w:t xml:space="preserve"> </w:t>
-      </w:r>
-      <w:r>
-        <w:t xml:space="preserve">is the most accurate method we</w:t>
-      </w:r>
-      <w:r>
-        <w:t xml:space="preserve"> </w:t>
-      </w:r>
-      <w:r>
-        <w:t xml:space="preserve">benchmarked (0.976 at 49k cells), and its GPU target makes its 19×-CPU fit cost far less</w:t>
-      </w:r>
-      <w:r>
-        <w:t xml:space="preserve"> </w:t>
-      </w:r>
-      <w:r>
-        <w:t xml:space="preserve">punishing in practice.</w:t>
+        <w:t xml:space="preserve">is</w:t>
+      </w:r>
+      <w:r>
+        <w:t xml:space="preserve"> </w:t>
+      </w:r>
+      <w:r>
+        <w:t xml:space="preserve">the most accurate method we benchmarked (0.976 at 49k cells), and the GPU it targets makes</w:t>
+      </w:r>
+      <w:r>
+        <w:t xml:space="preserve"> </w:t>
+      </w:r>
+      <w:r>
+        <w:t xml:space="preserve">its 19× CPU fit cost much less punishing in practice.</w:t>
       </w:r>
       <w:r>
         <w:t xml:space="preserve"> </w:t>
@@ -8656,13 +8160,13 @@
         <w:t xml:space="preserve"> </w:t>
       </w:r>
       <w:r>
-        <w:t xml:space="preserve">is the right tool only for small, low-cardinality problems,</w:t>
-      </w:r>
-      <w:r>
-        <w:t xml:space="preserve"> </w:t>
-      </w:r>
-      <w:r>
-        <w:t xml:space="preserve">where it is dramatically the cheapest (1–2 s) and competitive.</w:t>
+        <w:t xml:space="preserve">suits small, low-cardinality</w:t>
+      </w:r>
+      <w:r>
+        <w:t xml:space="preserve"> </w:t>
+      </w:r>
+      <w:r>
+        <w:t xml:space="preserve">problems, where it is by far the cheapest (~1 s) and competitive.</w:t>
       </w:r>
       <w:r>
         <w:t xml:space="preserve"> </w:t>
@@ -8678,13 +8182,13 @@
         <w:t xml:space="preserve"> </w:t>
       </w:r>
       <w:r>
-        <w:t xml:space="preserve">is the choice</w:t>
-      </w:r>
-      <w:r>
-        <w:t xml:space="preserve"> </w:t>
-      </w:r>
-      <w:r>
-        <w:t xml:space="preserve">when</w:t>
+        <w:t xml:space="preserve">fits the</w:t>
+      </w:r>
+      <w:r>
+        <w:t xml:space="preserve"> </w:t>
+      </w:r>
+      <w:r>
+        <w:t xml:space="preserve">cases its cost profile is shaped for: when</w:t>
       </w:r>
       <w:r>
         <w:t xml:space="preserve"> </w:t>
@@ -8700,13 +8204,19 @@
         <w:t xml:space="preserve"> </w:t>
       </w:r>
       <w:r>
-        <w:t xml:space="preserve">(2.1× lighter than the linear pipeline at scale,</w:t>
-      </w:r>
-      <w:r>
-        <w:t xml:space="preserve"> </w:t>
-      </w:r>
-      <w:r>
-        <w:t xml:space="preserve">with memory-bounded chunked inference), when the reference is</w:t>
+        <w:t xml:space="preserve">(~2× lighter</w:t>
+      </w:r>
+      <w:r>
+        <w:t xml:space="preserve"> </w:t>
+      </w:r>
+      <w:r>
+        <w:t xml:space="preserve">than the linear pipeline at scale, with memory-bounded chunked inference), when a reference</w:t>
+      </w:r>
+      <w:r>
+        <w:t xml:space="preserve"> </w:t>
+      </w:r>
+      <w:r>
+        <w:t xml:space="preserve">is</w:t>
       </w:r>
       <w:r>
         <w:t xml:space="preserve"> </w:t>
@@ -8722,85 +8232,53 @@
         <w:t xml:space="preserve"> </w:t>
       </w:r>
       <w:r>
-        <w:t xml:space="preserve">across many queries</w:t>
-      </w:r>
-      <w:r>
-        <w:t xml:space="preserve"> </w:t>
-      </w:r>
-      <w:r>
-        <w:t xml:space="preserve">(the cached model amortizes; the linear pipeline refits scaler/PCA/classifier each time), or</w:t>
-      </w:r>
-      <w:r>
-        <w:t xml:space="preserve"> </w:t>
-      </w:r>
-      <w:r>
-        <w:t xml:space="preserve">when you want the</w:t>
-      </w:r>
-      <w:r>
-        <w:t xml:space="preserve"> </w:t>
-      </w:r>
-      <w:r>
-        <w:rPr>
-          <w:b/>
-          <w:bCs/>
-        </w:rPr>
-        <w:t xml:space="preserve">workflow</w:t>
-      </w:r>
-      <w:r>
-        <w:t xml:space="preserve"> </w:t>
-      </w:r>
-      <w:r>
-        <w:t xml:space="preserve">— broad→refined hand-off, tissue-aware refinement, calibrated</w:t>
-      </w:r>
-      <w:r>
-        <w:t xml:space="preserve"> </w:t>
-      </w:r>
-      <w:r>
-        <w:t xml:space="preserve">abstain, novel-cell-type screening. Of these, the</w:t>
-      </w:r>
-      <w:r>
-        <w:t xml:space="preserve"> </w:t>
-      </w:r>
-      <w:r>
-        <w:rPr>
-          <w:b/>
-          <w:bCs/>
-        </w:rPr>
-        <w:t xml:space="preserve">ready-to-run broad reference</w:t>
-      </w:r>
-      <w:r>
-        <w:t xml:space="preserve"> </w:t>
-      </w:r>
-      <w:r>
-        <w:t xml:space="preserve">and</w:t>
-      </w:r>
-      <w:r>
-        <w:t xml:space="preserve"> </w:t>
-      </w:r>
-      <w:r>
-        <w:rPr>
-          <w:b/>
-          <w:bCs/>
-        </w:rPr>
-        <w:t xml:space="preserve">sub-second frozen-model refinement</w:t>
-      </w:r>
-      <w:r>
-        <w:t xml:space="preserve"> </w:t>
-      </w:r>
-      <w:r>
-        <w:t xml:space="preserve">have no counterpart in the baselines; ProtoCloud does</w:t>
-      </w:r>
-      <w:r>
-        <w:t xml:space="preserve"> </w:t>
-      </w:r>
-      <w:r>
-        <w:t xml:space="preserve">provide uncertainty, gene attribution, and a refinement path (by fine-tuning a pretrained</w:t>
-      </w:r>
-      <w:r>
-        <w:t xml:space="preserve"> </w:t>
-      </w:r>
-      <w:r>
-        <w:t xml:space="preserve">model — stronger than masking, but a training run), so we do not claim workflow exclusivity.</w:t>
+        <w:t xml:space="preserve">across many queries (the cached model amortizes the fit), and when the job is</w:t>
+      </w:r>
+      <w:r>
+        <w:t xml:space="preserve"> </w:t>
+      </w:r>
+      <w:r>
+        <w:t xml:space="preserve">the</w:t>
+      </w:r>
+      <w:r>
+        <w:t xml:space="preserve"> </w:t>
+      </w:r>
+      <w:r>
+        <w:rPr>
+          <w:b/>
+          <w:bCs/>
+        </w:rPr>
+        <w:t xml:space="preserve">multi-stage workflow</w:t>
+      </w:r>
+      <w:r>
+        <w:t xml:space="preserve"> </w:t>
+      </w:r>
+      <w:r>
+        <w:t xml:space="preserve">rather than a single label — broad→refined hand-off, tissue-aware</w:t>
+      </w:r>
+      <w:r>
+        <w:t xml:space="preserve"> </w:t>
+      </w:r>
+      <w:r>
+        <w:t xml:space="preserve">refinement, calibrated abstain, novel-cell-type screening. ProtoCloud also provides</w:t>
+      </w:r>
+      <w:r>
+        <w:t xml:space="preserve"> </w:t>
+      </w:r>
+      <w:r>
+        <w:t xml:space="preserve">uncertainty, gene attribution and a refinement path (fine-tuning a pretrained model — stronger</w:t>
+      </w:r>
+      <w:r>
+        <w:t xml:space="preserve"> </w:t>
+      </w:r>
+      <w:r>
+        <w:t xml:space="preserve">than masking, but a training run), so the pieces without a counterpart in the baselines are</w:t>
+      </w:r>
+      <w:r>
+        <w:t xml:space="preserve"> </w:t>
+      </w:r>
+      <w:r>
+        <w:t xml:space="preserve">the ready-to-run broad reference and sub-second frozen-model refinement.</w:t>
       </w:r>
     </w:p>
     <w:bookmarkEnd w:id="43"/>
@@ -9031,49 +8509,45 @@
           <w:b/>
           <w:bCs/>
         </w:rPr>
-        <w:t xml:space="preserve">A tuned linear baseline is more accurate than actinn-jax (measured, full 6-dataset</w:t>
-      </w:r>
-      <w:r>
-        <w:rPr>
-          <w:b/>
-          <w:bCs/>
-        </w:rPr>
-        <w:t xml:space="preserve"> </w:t>
-      </w:r>
-      <w:r>
-        <w:rPr>
-          <w:b/>
-          <w:bCs/>
-        </w:rPr>
-        <w:t xml:space="preserve">matrix).</w:t>
-      </w:r>
-      <w:r>
-        <w:t xml:space="preserve"> </w:t>
-      </w:r>
-      <w:r>
-        <w:t xml:space="preserve">Our classical tier (SVM, kNN, CellTypist) is untuned. Adding Souza &amp; Mehta’s</w:t>
-      </w:r>
-      <w:r>
-        <w:t xml:space="preserve"> </w:t>
-      </w:r>
-      <w:r>
-        <w:t xml:space="preserve">pipeline (normalize → ANOVA → standardize → PCA(220) → logistic regression) and</w:t>
-      </w:r>
-      <w:r>
-        <w:t xml:space="preserve"> </w:t>
-      </w:r>
-      <w:r>
-        <w:rPr>
-          <w:b/>
-          <w:bCs/>
-        </w:rPr>
-        <w:t xml:space="preserve">scTOP</w:t>
-      </w:r>
-      <w:r>
-        <w:t xml:space="preserve"> </w:t>
-      </w:r>
-      <w:r>
-        <w:t xml:space="preserve">on the same splits (</w:t>
+        <w:t xml:space="preserve">Our classical tier (SVM, kNN, CellTypist) is untuned, and a tuned linear baseline beats</w:t>
+      </w:r>
+      <w:r>
+        <w:rPr>
+          <w:b/>
+          <w:bCs/>
+        </w:rPr>
+        <w:t xml:space="preserve"> </w:t>
+      </w:r>
+      <w:r>
+        <w:rPr>
+          <w:b/>
+          <w:bCs/>
+        </w:rPr>
+        <w:t xml:space="preserve">actinn-jax.</w:t>
+      </w:r>
+      <w:r>
+        <w:t xml:space="preserve"> </w:t>
+      </w:r>
+      <w:r>
+        <w:t xml:space="preserve">Souza &amp; Mehta’s pipeline (normalize → ANOVA → standardize → PCA(220) →</w:t>
+      </w:r>
+      <w:r>
+        <w:t xml:space="preserve"> </w:t>
+      </w:r>
+      <w:r>
+        <w:t xml:space="preserve">logistic regression) leads the matrix on accuracy (0.839 vs 0.831) and macro-F1 (0.699 vs</w:t>
+      </w:r>
+      <w:r>
+        <w:t xml:space="preserve"> </w:t>
+      </w:r>
+      <w:r>
+        <w:t xml:space="preserve">0.683) while fitting 4× faster, with its largest margin on the 86-type blood+gut set</w:t>
+      </w:r>
+      <w:r>
+        <w:t xml:space="preserve"> </w:t>
+      </w:r>
+      <w:r>
+        <w:t xml:space="preserve">(+4.2 pt) (</w:t>
       </w:r>
       <w:r>
         <w:rPr>
@@ -9082,65 +8556,13 @@
         <w:t xml:space="preserve">SIMPLE_BASELINES.md</w:t>
       </w:r>
       <w:r>
-        <w:t xml:space="preserve">) shows the linear pipeline</w:t>
-      </w:r>
-      <w:r>
-        <w:t xml:space="preserve"> </w:t>
-      </w:r>
-      <w:r>
-        <w:rPr>
-          <w:b/>
-          <w:bCs/>
-        </w:rPr>
-        <w:t xml:space="preserve">leads the matrix on accuracy (0.839 vs 0.831, 5-dataset mean) and macro-F1 (0.699 vs</w:t>
-      </w:r>
-      <w:r>
-        <w:rPr>
-          <w:b/>
-          <w:bCs/>
-        </w:rPr>
-        <w:t xml:space="preserve"> </w:t>
-      </w:r>
-      <w:r>
-        <w:rPr>
-          <w:b/>
-          <w:bCs/>
-        </w:rPr>
-        <w:t xml:space="preserve">0.683) while fitting 4× faster</w:t>
-      </w:r>
-      <w:r>
-        <w:t xml:space="preserve"> </w:t>
-      </w:r>
-      <w:r>
-        <w:t xml:space="preserve">(4.0 vs 16.0 s) — near-ties on pbmc/lung/liver_intra and</w:t>
-      </w:r>
-      <w:r>
-        <w:t xml:space="preserve"> </w:t>
-      </w:r>
-      <w:r>
-        <w:rPr>
-          <w:b/>
-          <w:bCs/>
-        </w:rPr>
-        <w:t xml:space="preserve">+4.2 pt on the 86-type blood+gut set</w:t>
-      </w:r>
-      <w:r>
-        <w:t xml:space="preserve"> </w:t>
-      </w:r>
-      <w:r>
-        <w:t xml:space="preserve">(0.902 vs 0.860); it beats ProtoCloud on 5 of 6</w:t>
-      </w:r>
-      <w:r>
-        <w:t xml:space="preserve"> </w:t>
-      </w:r>
-      <w:r>
-        <w:t xml:space="preserve">datasets (all but lung_intra). The only dataset actinn-jax wins outright is the hard</w:t>
-      </w:r>
-      <w:r>
-        <w:t xml:space="preserve"> </w:t>
-      </w:r>
-      <w:r>
-        <w:t xml:space="preserve">cross-study liver split. The §3.1 margins therefore reflect</w:t>
+        <w:t xml:space="preserve">). The §3.1 margins over the</w:t>
+      </w:r>
+      <w:r>
+        <w:t xml:space="preserve"> </w:t>
+      </w:r>
+      <w:r>
+        <w:t xml:space="preserve">classical tier should therefore be read as margins over</w:t>
       </w:r>
       <w:r>
         <w:t xml:space="preserve"> </w:t>
@@ -9156,72 +8578,25 @@
         <w:t xml:space="preserve"> </w:t>
       </w:r>
       <w:r>
-        <w:t xml:space="preserve">baselines, and</w:t>
-      </w:r>
-      <w:r>
-        <w:t xml:space="preserve"> </w:t>
-      </w:r>
-      <w:r>
-        <w:rPr>
-          <w:b/>
-          <w:bCs/>
-        </w:rPr>
-        <w:t xml:space="preserve">actinn-jax’s case rests on cost profile and workflow, not accuracy</w:t>
-      </w:r>
-      <w:r>
-        <w:t xml:space="preserve">: its memory edge is</w:t>
-      </w:r>
-      <w:r>
-        <w:t xml:space="preserve"> </w:t>
-      </w:r>
-      <w:r>
-        <w:t xml:space="preserve">bounded (~2× on the matrix, 2145 vs 4403 MB, and ~2× at atlas scale —</w:t>
-      </w:r>
-      <w:r>
-        <w:t xml:space="preserve"> </w:t>
-      </w:r>
-      <w:r>
-        <w:rPr>
-          <w:i/>
-          <w:iCs/>
-        </w:rPr>
-        <w:t xml:space="preserve">not</w:t>
-      </w:r>
-      <w:r>
-        <w:t xml:space="preserve"> </w:t>
-      </w:r>
-      <w:r>
-        <w:t xml:space="preserve">widening; see</w:t>
-      </w:r>
-      <w:r>
-        <w:t xml:space="preserve"> </w:t>
-      </w:r>
-      <w:r>
-        <w:t xml:space="preserve">the retraction below), plus the cached reusable reference and broad→refined / abstain /</w:t>
-      </w:r>
-      <w:r>
-        <w:t xml:space="preserve"> </w:t>
-      </w:r>
-      <w:r>
-        <w:t xml:space="preserve">novel-detection. For one-shot labels on laptop-sized data, the linear pipeline is the</w:t>
-      </w:r>
-      <w:r>
-        <w:t xml:space="preserve"> </w:t>
-      </w:r>
-      <w:r>
-        <w:t xml:space="preserve">better default. scTOP is cheaper still on time (1.0 s) but only competitive at small,</w:t>
-      </w:r>
-      <w:r>
-        <w:t xml:space="preserve"> </w:t>
-      </w:r>
-      <w:r>
-        <w:t xml:space="preserve">low-cardinality scale — best pbmc macro-F1 (0.837) yet degrading with cardinality</w:t>
-      </w:r>
-      <w:r>
-        <w:t xml:space="preserve"> </w:t>
-      </w:r>
-      <w:r>
-        <w:t xml:space="preserve">(0.910 → 0.828 → 0.795; 0.649 on liver) and mid-pack overall (0.739).</w:t>
+        <w:t xml:space="preserve">baselines; a like-for-like</w:t>
+      </w:r>
+      <w:r>
+        <w:t xml:space="preserve"> </w:t>
+      </w:r>
+      <w:r>
+        <w:t xml:space="preserve">tuning effort on SVM or CellTypist would likely narrow them further. scTOP is cheaper still</w:t>
+      </w:r>
+      <w:r>
+        <w:t xml:space="preserve"> </w:t>
+      </w:r>
+      <w:r>
+        <w:t xml:space="preserve">on time (~1 s) but competitive only at small, low cardinality — best pbmc macro-F1 (0.837),</w:t>
+      </w:r>
+      <w:r>
+        <w:t xml:space="preserve"> </w:t>
+      </w:r>
+      <w:r>
+        <w:t xml:space="preserve">degrading to 0.649 on liver.</w:t>
       </w:r>
     </w:p>
     <w:p>
@@ -9237,7 +8612,7 @@
           <w:b/>
           <w:bCs/>
         </w:rPr>
-        <w:t xml:space="preserve">At atlas scale the deep model wins, and our memory argument is smaller than claimed</w:t>
+        <w:t xml:space="preserve">Two claims from earlier drafts are retracted</w:t>
       </w:r>
       <w:r>
         <w:t xml:space="preserve"> </w:t>
@@ -9252,7 +8627,7 @@
         <w:t xml:space="preserve">SCALING_MEMORY.md</w:t>
       </w:r>
       <w:r>
-        <w:t xml:space="preserve">). Scaling the lung reference 3k → 49k cells:</w:t>
+        <w:t xml:space="preserve">).</w:t>
       </w:r>
     </w:p>
     <w:p>
@@ -9264,23 +8639,13 @@
         </w:numPr>
       </w:pPr>
       <w:r>
-        <w:rPr>
-          <w:b/>
-          <w:bCs/>
-        </w:rPr>
-        <w:t xml:space="preserve">all four methods complete</w:t>
-      </w:r>
-      <w:r>
-        <w:t xml:space="preserve"> </w:t>
-      </w:r>
-      <w:r>
-        <w:t xml:space="preserve">— we had projected the linear pipeline would need</w:t>
-      </w:r>
-      <w:r>
-        <w:t xml:space="preserve"> </w:t>
-      </w:r>
-      <w:r>
-        <w:t xml:space="preserve">~32 GB and fail; it used</w:t>
+        <w:t xml:space="preserve">We projected the linear pipeline would need ~32 GB and fail at atlas scale; measured, it</w:t>
+      </w:r>
+      <w:r>
+        <w:t xml:space="preserve"> </w:t>
+      </w:r>
+      <w:r>
+        <w:t xml:space="preserve">used</w:t>
       </w:r>
       <w:r>
         <w:t xml:space="preserve"> </w:t>
@@ -9293,174 +8658,67 @@
         <w:t xml:space="preserve">13.2 GB</w:t>
       </w:r>
       <w:r>
-        <w:t xml:space="preserve">, so that projection is retracted; (ii) the</w:t>
-      </w:r>
-      <w:r>
-        <w:t xml:space="preserve"> </w:t>
-      </w:r>
-      <w:r>
-        <w:t xml:space="preserve">linear/actinn-jax memory ratio is</w:t>
-      </w:r>
-      <w:r>
-        <w:t xml:space="preserve"> </w:t>
-      </w:r>
-      <w:r>
-        <w:rPr>
-          <w:b/>
-          <w:bCs/>
-        </w:rPr>
-        <w:t xml:space="preserve">bounded at ~2–3× and does not diverge</w:t>
-      </w:r>
-      <w:r>
-        <w:t xml:space="preserve"> </w:t>
-      </w:r>
-      <w:r>
-        <w:t xml:space="preserve">(2.15× at</w:t>
-      </w:r>
-      <w:r>
-        <w:t xml:space="preserve"> </w:t>
-      </w:r>
-      <w:r>
-        <w:t xml:space="preserve">full scale), so there is no scaling cliff; (iii)</w:t>
-      </w:r>
-      <w:r>
-        <w:t xml:space="preserve"> </w:t>
-      </w:r>
-      <w:r>
-        <w:rPr>
-          <w:b/>
-          <w:bCs/>
-        </w:rPr>
-        <w:t xml:space="preserve">ProtoCloud goes from worst (0.722 at</w:t>
-      </w:r>
-      <w:r>
-        <w:rPr>
-          <w:b/>
-          <w:bCs/>
-        </w:rPr>
-        <w:t xml:space="preserve"> </w:t>
-      </w:r>
-      <w:r>
-        <w:rPr>
-          <w:b/>
-          <w:bCs/>
-        </w:rPr>
-        <w:t xml:space="preserve">3k) to best (0.976 at 49k)</w:t>
-      </w:r>
-      <w:r>
-        <w:t xml:space="preserve">, well clear of actinn-jax (0.936) and the linear pipeline</w:t>
-      </w:r>
-      <w:r>
-        <w:t xml:space="preserve"> </w:t>
-      </w:r>
-      <w:r>
-        <w:t xml:space="preserve">(0.939) — our earlier</w:t>
-      </w:r>
-      <w:r>
-        <w:t xml:space="preserve"> </w:t>
-      </w:r>
-      <w:r>
-        <w:t xml:space="preserve">“accuracy is close”</w:t>
-      </w:r>
-      <w:r>
-        <w:t xml:space="preserve"> </w:t>
-      </w:r>
-      <w:r>
-        <w:t xml:space="preserve">reading was an artifact of subsampling, and a</w:t>
-      </w:r>
-      <w:r>
-        <w:t xml:space="preserve"> </w:t>
-      </w:r>
-      <w:r>
-        <w:t xml:space="preserve">data-hungry VAE pulls ahead once given a real atlas (at 19× CPU fit cost); (iv) scTOP</w:t>
-      </w:r>
-      <w:r>
-        <w:t xml:space="preserve"> </w:t>
-      </w:r>
-      <w:r>
-        <w:t xml:space="preserve">does not benefit from scale at all (0.819 → 0.846) and</w:t>
-      </w:r>
-      <w:r>
-        <w:t xml:space="preserve"> </w:t>
-      </w:r>
-      <w:r>
-        <w:rPr>
-          <w:i/>
-          <w:iCs/>
-        </w:rPr>
-        <w:t xml:space="preserve">loses</w:t>
-      </w:r>
-      <w:r>
-        <w:t xml:space="preserve"> </w:t>
-      </w:r>
-      <w:r>
-        <w:t xml:space="preserve">its memory edge (1.22×</w:t>
-      </w:r>
-      <w:r>
-        <w:t xml:space="preserve"> </w:t>
-      </w:r>
-      <w:r>
-        <w:t xml:space="preserve">actinn-jax at 49k).</w:t>
-      </w:r>
-      <w:r>
-        <w:t xml:space="preserve"> </w:t>
-      </w:r>
-      <w:r>
-        <w:rPr>
-          <w:b/>
-          <w:bCs/>
-        </w:rPr>
-        <w:t xml:space="preserve">actinn-jax is not the accuracy leader at any scale tested here.</w:t>
-      </w:r>
-      <w:r>
-        <w:t xml:space="preserve"> </w:t>
-      </w:r>
-      <w:r>
-        <w:rPr>
-          <w:b/>
-          <w:bCs/>
-        </w:rPr>
-        <w:t xml:space="preserve">This replicates on the HLiCA liver atlas</w:t>
-      </w:r>
-      <w:r>
-        <w:t xml:space="preserve"> </w:t>
-      </w:r>
-      <w:r>
-        <w:t xml:space="preserve">(36 types, 525k cells, sweep to 47k ref):</w:t>
-      </w:r>
-      <w:r>
-        <w:t xml:space="preserve"> </w:t>
-      </w:r>
-      <w:r>
-        <w:t xml:space="preserve">same bounded ~2× memory band, the same ProtoCloud reversal (0.581 → 0.907) and scTOP</w:t>
-      </w:r>
-      <w:r>
-        <w:t xml:space="preserve"> </w:t>
-      </w:r>
-      <w:r>
-        <w:t xml:space="preserve">stagnation (0.657 → 0.583) — and there scTOP even</w:t>
-      </w:r>
-      <w:r>
-        <w:t xml:space="preserve"> </w:t>
-      </w:r>
-      <w:r>
-        <w:rPr>
-          <w:i/>
-          <w:iCs/>
-        </w:rPr>
-        <w:t xml:space="preserve">crosses over</w:t>
-      </w:r>
-      <w:r>
-        <w:t xml:space="preserve"> </w:t>
-      </w:r>
-      <w:r>
-        <w:t xml:space="preserve">to heavier than</w:t>
-      </w:r>
-      <w:r>
-        <w:t xml:space="preserve"> </w:t>
-      </w:r>
-      <w:r>
-        <w:t xml:space="preserve">actinn-jax (1.41×) at scale, so it is not the lightest method at atlas scale either.</w:t>
+        <w:t xml:space="preserve"> </w:t>
+      </w:r>
+      <w:r>
+        <w:t xml:space="preserve">and completed —</w:t>
+      </w:r>
+      <w:r>
+        <w:t xml:space="preserve"> </w:t>
+      </w:r>
+      <w:r>
+        <w:rPr>
+          <w:rStyle w:val="VerbatimChar"/>
+        </w:rPr>
+        <w:t xml:space="preserve">SelectKBest(k=20000)</w:t>
+      </w:r>
+      <w:r>
+        <w:t xml:space="preserve"> </w:t>
+      </w:r>
+      <w:r>
+        <w:t xml:space="preserve">caps the dense matrix well below the</w:t>
+      </w:r>
+      <w:r>
+        <w:t xml:space="preserve"> </w:t>
+      </w:r>
+      <w:r>
+        <w:t xml:space="preserve">full gene set. (ii) We claimed the memory gap widens structurally with data; it is</w:t>
+      </w:r>
+      <w:r>
+        <w:t xml:space="preserve"> </w:t>
+      </w:r>
+      <w:r>
+        <w:rPr>
+          <w:b/>
+          <w:bCs/>
+        </w:rPr>
+        <w:t xml:space="preserve">bounded</w:t>
+      </w:r>
+      <w:r>
+        <w:rPr>
+          <w:b/>
+          <w:bCs/>
+        </w:rPr>
+        <w:t xml:space="preserve"> </w:t>
+      </w:r>
+      <w:r>
+        <w:rPr>
+          <w:b/>
+          <w:bCs/>
+        </w:rPr>
+        <w:t xml:space="preserve">at ~2–3×</w:t>
+      </w:r>
+      <w:r>
+        <w:t xml:space="preserve"> </w:t>
+      </w:r>
+      <w:r>
+        <w:t xml:space="preserve">(2.15× at full scale), so there is no scaling cliff and no regime tested where</w:t>
+      </w:r>
+      <w:r>
+        <w:t xml:space="preserve"> </w:t>
+      </w:r>
+      <w:r>
+        <w:t xml:space="preserve">the linear pipeline stops being usable.</w:t>
       </w:r>
     </w:p>
     <w:p>
@@ -9476,6 +8734,83 @@
           <w:b/>
           <w:bCs/>
         </w:rPr>
+        <w:t xml:space="preserve">At atlas scale the ordering changes and the deep model leads.</w:t>
+      </w:r>
+      <w:r>
+        <w:t xml:space="preserve"> </w:t>
+      </w:r>
+      <w:r>
+        <w:t xml:space="preserve">Scaling the lung reference</w:t>
+      </w:r>
+      <w:r>
+        <w:t xml:space="preserve"> </w:t>
+      </w:r>
+      <w:r>
+        <w:t xml:space="preserve">3k → 49k cells,</w:t>
+      </w:r>
+      <w:r>
+        <w:t xml:space="preserve"> </w:t>
+      </w:r>
+      <w:r>
+        <w:rPr>
+          <w:b/>
+          <w:bCs/>
+        </w:rPr>
+        <w:t xml:space="preserve">ProtoCloud goes from worst (0.722) to best (0.976)</w:t>
+      </w:r>
+      <w:r>
+        <w:t xml:space="preserve">, clear of actinn-jax</w:t>
+      </w:r>
+      <w:r>
+        <w:t xml:space="preserve"> </w:t>
+      </w:r>
+      <w:r>
+        <w:t xml:space="preserve">(0.936) and the linear pipeline (0.939), at 19× the CPU fit cost; scTOP gains nothing from</w:t>
+      </w:r>
+      <w:r>
+        <w:t xml:space="preserve"> </w:t>
+      </w:r>
+      <w:r>
+        <w:t xml:space="preserve">scale (0.819 → 0.846) and loses its memory edge (1.22× actinn-jax at 49k). This replicates</w:t>
+      </w:r>
+      <w:r>
+        <w:t xml:space="preserve"> </w:t>
+      </w:r>
+      <w:r>
+        <w:t xml:space="preserve">on the HLiCA liver atlas (36 types, 525k cells, sweep to 47k ref): same bounded ~2× memory</w:t>
+      </w:r>
+      <w:r>
+        <w:t xml:space="preserve"> </w:t>
+      </w:r>
+      <w:r>
+        <w:t xml:space="preserve">band, same ProtoCloud reversal (0.581 → 0.907), same scTOP stagnation (0.657 → 0.583), with</w:t>
+      </w:r>
+      <w:r>
+        <w:t xml:space="preserve"> </w:t>
+      </w:r>
+      <w:r>
+        <w:t xml:space="preserve">scTOP crossing over to heavier than actinn-jax (1.41×). Conclusions drawn from subsampled</w:t>
+      </w:r>
+      <w:r>
+        <w:t xml:space="preserve"> </w:t>
+      </w:r>
+      <w:r>
+        <w:t xml:space="preserve">references do not transfer to atlas scale, in either direction.</w:t>
+      </w:r>
+    </w:p>
+    <w:p>
+      <w:pPr>
+        <w:pStyle w:val="Compact"/>
+        <w:numPr>
+          <w:ilvl w:val="0"/>
+          <w:numId w:val="1001"/>
+        </w:numPr>
+      </w:pPr>
+      <w:r>
+        <w:rPr>
+          <w:b/>
+          <w:bCs/>
+        </w:rPr>
         <w:t xml:space="preserve">Annotation only.</w:t>
       </w:r>
       <w:r>
@@ -9527,22 +8862,43 @@
         <w:t xml:space="preserve">configs/paper*.yaml</w:t>
       </w:r>
       <w:r>
-        <w:t xml:space="preserve">), adapters (</w:t>
+        <w:t xml:space="preserve">, including</w:t>
+      </w:r>
+      <w:r>
+        <w:t xml:space="preserve"> </w:t>
       </w:r>
       <w:r>
         <w:rPr>
           <w:rStyle w:val="VerbatimChar"/>
         </w:rPr>
+        <w:t xml:space="preserve">configs/paper_baselines.yaml</w:t>
+      </w:r>
+      <w:r>
+        <w:t xml:space="preserve"> </w:t>
+      </w:r>
+      <w:r>
+        <w:t xml:space="preserve">which fills the</w:t>
+      </w:r>
+      <w:r>
+        <w:t xml:space="preserve"> </w:t>
+      </w:r>
+      <w:r>
+        <w:t xml:space="preserve">matrix for the three later-added methods on the identical splits), adapters</w:t>
+      </w:r>
+      <w:r>
+        <w:t xml:space="preserve"> </w:t>
+      </w:r>
+      <w:r>
+        <w:t xml:space="preserve">(</w:t>
+      </w:r>
+      <w:r>
+        <w:rPr>
+          <w:rStyle w:val="VerbatimChar"/>
+        </w:rPr>
         <w:t xml:space="preserve">benchmark/adapters/</w:t>
       </w:r>
       <w:r>
-        <w:t xml:space="preserve">), result CSVs</w:t>
-      </w:r>
-      <w:r>
-        <w:t xml:space="preserve"> </w:t>
-      </w:r>
-      <w:r>
-        <w:t xml:space="preserve">(</w:t>
+        <w:t xml:space="preserve">), result CSVs (</w:t>
       </w:r>
       <w:r>
         <w:rPr>
@@ -9561,6 +8917,24 @@
           <w:rStyle w:val="VerbatimChar"/>
         </w:rPr>
         <w:t xml:space="preserve">docs/results_*.csv</w:t>
+      </w:r>
+      <w:r>
+        <w:t xml:space="preserve">, unified matrix</w:t>
+      </w:r>
+      <w:r>
+        <w:t xml:space="preserve"> </w:t>
+      </w:r>
+      <w:r>
+        <w:t xml:space="preserve">in</w:t>
+      </w:r>
+      <w:r>
+        <w:t xml:space="preserve"> </w:t>
+      </w:r>
+      <w:r>
+        <w:rPr>
+          <w:rStyle w:val="VerbatimChar"/>
+        </w:rPr>
+        <w:t xml:space="preserve">docs/results_paper_matrix_unified.csv</w:t>
       </w:r>
       <w:r>
         <w:t xml:space="preserve">), figure scripts, and the actinn-jax package</w:t>

--- a/manuscript/actinn-jax_preprint.docx
+++ b/manuscript/actinn-jax_preprint.docx
@@ -291,18 +291,6 @@
     <w:p>
       <w:pPr>
         <w:pStyle w:val="FirstParagraph"/>
-      </w:pPr>
-      <w:r>
-        <w:rPr>
-          <w:b/>
-          <w:bCs/>
-        </w:rPr>
-        <w:t xml:space="preserve">Ian Driver</w:t>
-      </w:r>
-    </w:p>
-    <w:p>
-      <w:pPr>
-        <w:pStyle w:val="BodyText"/>
       </w:pPr>
       <w:r>
         <w:rPr>

--- a/manuscript/actinn-jax_preprint.docx
+++ b/manuscript/actinn-jax_preprint.docx
@@ -285,7 +285,36 @@
         <w:t xml:space="preserve"> </w:t>
       </w:r>
       <w:r>
-        <w:t xml:space="preserve">— independent of reference size and cardinality — over a cached reference that is trained once and reused, at the lowest peak memory of the methods we carried to atlas scale (6.1 vs. 13.2 GB for the linear pipeline at 49k cells). The components are not all unique: ProtoCloud also provides uncertainty, gene attribution and a retraining-based refinement path; the ready-to-run broad reference, sub-second frozen-model refinement, and one-call novelty screen are what actinn-jax adds.</w:t>
+        <w:t xml:space="preserve">— independent of reference size and cardinality — over a cached reference that is trained once and reused, at the lowest peak memory of the methods we carried to atlas scale (6.1 vs. 13.2 GB for the linear pipeline at 49k cells). The components are not unique: ProtoCloud provides uncertainty, gene attribution and a retraining-based refinement path, and</w:t>
+      </w:r>
+      <w:r>
+        <w:t xml:space="preserve"> </w:t>
+      </w:r>
+      <w:r>
+        <w:rPr>
+          <w:b/>
+          <w:bCs/>
+        </w:rPr>
+        <w:t xml:space="preserve">Pan-human Azimuth</w:t>
+      </w:r>
+      <w:r>
+        <w:t xml:space="preserve"> </w:t>
+      </w:r>
+      <w:r>
+        <w:t xml:space="preserve">ships a pretrained, calibrated, hierarchical pan-human annotator that runs on a laptop — a better-resourced broad tier than ours. What the workflow adds is the</w:t>
+      </w:r>
+      <w:r>
+        <w:t xml:space="preserve"> </w:t>
+      </w:r>
+      <w:r>
+        <w:rPr>
+          <w:b/>
+          <w:bCs/>
+        </w:rPr>
+        <w:t xml:space="preserve">hand-off into a label set the broad model was never trained on</w:t>
+      </w:r>
+      <w:r>
+        <w:t xml:space="preserve">: refinement against a user’s own focused reference, and resolution below any fixed typology’s leaves.</w:t>
       </w:r>
     </w:p>
     <w:p>
@@ -727,19 +756,47 @@
         <w:t xml:space="preserve"> </w:t>
       </w:r>
       <w:r>
-        <w:t xml:space="preserve">pulmonary ionocyte population and its marker ASCL3). ProtoCloud also offers uncertainty,</w:t>
-      </w:r>
-      <w:r>
-        <w:t xml:space="preserve"> </w:t>
-      </w:r>
-      <w:r>
-        <w:t xml:space="preserve">attribution and a retraining-based refine; the pieces distinct to actinn-jax are the</w:t>
-      </w:r>
-      <w:r>
-        <w:t xml:space="preserve"> </w:t>
-      </w:r>
-      <w:r>
-        <w:t xml:space="preserve">ready-to-run broad reference, sub-second frozen-model refinement, and the novelty screen.</w:t>
+        <w:t xml:space="preserve">pulmonary ionocyte population and its marker ASCL3). We are precise about what is not</w:t>
+      </w:r>
+      <w:r>
+        <w:t xml:space="preserve"> </w:t>
+      </w:r>
+      <w:r>
+        <w:t xml:space="preserve">ours: ProtoCloud offers uncertainty, attribution and a retraining-based refine, and</w:t>
+      </w:r>
+      <w:r>
+        <w:t xml:space="preserve"> </w:t>
+      </w:r>
+      <w:r>
+        <w:t xml:space="preserve">Pan-human Azimuth ships a pretrained hierarchical pan-human annotator with trained</w:t>
+      </w:r>
+      <w:r>
+        <w:t xml:space="preserve"> </w:t>
+      </w:r>
+      <w:r>
+        <w:t xml:space="preserve">abstention, so the broad tier itself is not a distinguishing feature. What is distinct is</w:t>
+      </w:r>
+      <w:r>
+        <w:t xml:space="preserve"> </w:t>
+      </w:r>
+      <w:r>
+        <w:rPr>
+          <w:b/>
+          <w:bCs/>
+        </w:rPr>
+        <w:t xml:space="preserve">refinement into a label set no pretrained model carries</w:t>
+      </w:r>
+      <w:r>
+        <w:t xml:space="preserve"> </w:t>
+      </w:r>
+      <w:r>
+        <w:t xml:space="preserve">— the user’s own focused</w:t>
+      </w:r>
+      <w:r>
+        <w:t xml:space="preserve"> </w:t>
+      </w:r>
+      <w:r>
+        <w:t xml:space="preserve">reference, and states below a fixed typology’s leaves.</w:t>
       </w:r>
       <w:r>
         <w:t xml:space="preserve"> </w:t>
@@ -7797,7 +7854,92 @@
         <w:t xml:space="preserve"> </w:t>
       </w:r>
       <w:r>
-        <w:t xml:space="preserve">value is in the trained transformer, not a portable trick.</w:t>
+        <w:t xml:space="preserve">value is in the trained transformer, not a portable trick. The concurrent</w:t>
+      </w:r>
+      <w:r>
+        <w:t xml:space="preserve"> </w:t>
+      </w:r>
+      <w:r>
+        <w:rPr>
+          <w:b/>
+          <w:bCs/>
+        </w:rPr>
+        <w:t xml:space="preserve">Pan-human</w:t>
+      </w:r>
+      <w:r>
+        <w:rPr>
+          <w:b/>
+          <w:bCs/>
+        </w:rPr>
+        <w:t xml:space="preserve"> </w:t>
+      </w:r>
+      <w:r>
+        <w:rPr>
+          <w:b/>
+          <w:bCs/>
+        </w:rPr>
+        <w:t xml:space="preserve">Azimuth</w:t>
+      </w:r>
+      <w:r>
+        <w:t xml:space="preserve"> </w:t>
+      </w:r>
+      <w:r>
+        <w:t xml:space="preserve">effort reaches the same conclusion from a far larger curated corpus: a</w:t>
+      </w:r>
+      <w:r>
+        <w:t xml:space="preserve"> </w:t>
+      </w:r>
+      <w:r>
+        <w:t xml:space="preserve">7M-parameter supervised hierarchical MLP over a 5,055-gene panel yields cleaner annotations</w:t>
+      </w:r>
+      <w:r>
+        <w:t xml:space="preserve"> </w:t>
+      </w:r>
+      <w:r>
+        <w:t xml:space="preserve">than scGPT and SCimilarity, whose labels they find fragmented and mis-transferred. Their</w:t>
+      </w:r>
+      <w:r>
+        <w:t xml:space="preserve"> </w:t>
+      </w:r>
+      <w:r>
+        <w:t xml:space="preserve">stated theme — that training-data quality and organization matter as much as architecture or</w:t>
+      </w:r>
+      <w:r>
+        <w:t xml:space="preserve"> </w:t>
+      </w:r>
+      <w:r>
+        <w:t xml:space="preserve">scale — and their finding that accuracy</w:t>
+      </w:r>
+      <w:r>
+        <w:t xml:space="preserve"> </w:t>
+      </w:r>
+      <w:r>
+        <w:rPr>
+          <w:b/>
+          <w:bCs/>
+        </w:rPr>
+        <w:t xml:space="preserve">saturates past ~5M training cells</w:t>
+      </w:r>
+      <w:r>
+        <w:t xml:space="preserve"> </w:t>
+      </w:r>
+      <w:r>
+        <w:t xml:space="preserve">(</w:t>
+      </w:r>
+      <w:r>
+        <w:rPr>
+          <w:rStyle w:val="VerbatimChar"/>
+        </w:rPr>
+        <w:t xml:space="preserve">PAN_HUMAN_AZIMUTH.md</w:t>
+      </w:r>
+      <w:r>
+        <w:t xml:space="preserve">) are independent support, from a group with</w:t>
+      </w:r>
+      <w:r>
+        <w:t xml:space="preserve"> </w:t>
+      </w:r>
+      <w:r>
+        <w:t xml:space="preserve">no stake in our conclusion, for both halves of our reading.</w:t>
       </w:r>
     </w:p>
     <w:p>
@@ -8248,25 +8390,161 @@
         <w:t xml:space="preserve"> </w:t>
       </w:r>
       <w:r>
-        <w:t xml:space="preserve">refinement, calibrated abstain, novel-cell-type screening. ProtoCloud also provides</w:t>
-      </w:r>
-      <w:r>
-        <w:t xml:space="preserve"> </w:t>
-      </w:r>
-      <w:r>
-        <w:t xml:space="preserve">uncertainty, gene attribution and a refinement path (fine-tuning a pretrained model — stronger</w:t>
-      </w:r>
-      <w:r>
-        <w:t xml:space="preserve"> </w:t>
-      </w:r>
-      <w:r>
-        <w:t xml:space="preserve">than masking, but a training run), so the pieces without a counterpart in the baselines are</w:t>
-      </w:r>
-      <w:r>
-        <w:t xml:space="preserve"> </w:t>
-      </w:r>
-      <w:r>
-        <w:t xml:space="preserve">the ready-to-run broad reference and sub-second frozen-model refinement.</w:t>
+        <w:t xml:space="preserve">refinement, calibrated abstain, novel-cell-type screening.</w:t>
+      </w:r>
+    </w:p>
+    <w:p>
+      <w:pPr>
+        <w:pStyle w:val="BodyText"/>
+      </w:pPr>
+      <w:r>
+        <w:t xml:space="preserve">For the</w:t>
+      </w:r>
+      <w:r>
+        <w:t xml:space="preserve"> </w:t>
+      </w:r>
+      <w:r>
+        <w:rPr>
+          <w:b/>
+          <w:bCs/>
+        </w:rPr>
+        <w:t xml:space="preserve">broad tier specifically, prefer a purpose-built pan-human model</w:t>
+      </w:r>
+      <w:r>
+        <w:t xml:space="preserve">:</w:t>
+      </w:r>
+      <w:r>
+        <w:t xml:space="preserve"> </w:t>
+      </w:r>
+      <w:r>
+        <w:rPr>
+          <w:b/>
+          <w:bCs/>
+        </w:rPr>
+        <w:t xml:space="preserve">Pan-human</w:t>
+      </w:r>
+      <w:r>
+        <w:rPr>
+          <w:b/>
+          <w:bCs/>
+        </w:rPr>
+        <w:t xml:space="preserve"> </w:t>
+      </w:r>
+      <w:r>
+        <w:rPr>
+          <w:b/>
+          <w:bCs/>
+        </w:rPr>
+        <w:t xml:space="preserve">Azimuth</w:t>
+      </w:r>
+      <w:r>
+        <w:t xml:space="preserve"> </w:t>
+      </w:r>
+      <w:r>
+        <w:t xml:space="preserve">(</w:t>
+      </w:r>
+      <w:r>
+        <w:rPr>
+          <w:rStyle w:val="VerbatimChar"/>
+        </w:rPr>
+        <w:t xml:space="preserve">PAN_HUMAN_AZIMUTH.md</w:t>
+      </w:r>
+      <w:r>
+        <w:t xml:space="preserve">) ships a pretrained hierarchical</w:t>
+      </w:r>
+      <w:r>
+        <w:t xml:space="preserve"> </w:t>
+      </w:r>
+      <w:r>
+        <w:t xml:space="preserve">classifier over a harmonized organism-wide typology (8 levels, 382 leaf types, trained on</w:t>
+      </w:r>
+      <w:r>
+        <w:t xml:space="preserve"> </w:t>
+      </w:r>
+      <w:r>
+        <w:t xml:space="preserve">9.7M curated cells), with abstention learned rather than thresholded and calibration</w:t>
+      </w:r>
+      <w:r>
+        <w:t xml:space="preserve"> </w:t>
+      </w:r>
+      <w:r>
+        <w:t xml:space="preserve">measured at ECE 0.0044, running at ~1,000 cells/s on a laptop. It is better resourced than</w:t>
+      </w:r>
+      <w:r>
+        <w:t xml:space="preserve"> </w:t>
+      </w:r>
+      <w:r>
+        <w:t xml:space="preserve">our shipped reference and we do not claim to improve on it. The part of our workflow it</w:t>
+      </w:r>
+      <w:r>
+        <w:t xml:space="preserve"> </w:t>
+      </w:r>
+      <w:r>
+        <w:t xml:space="preserve">cannot perform is the</w:t>
+      </w:r>
+      <w:r>
+        <w:t xml:space="preserve"> </w:t>
+      </w:r>
+      <w:r>
+        <w:rPr>
+          <w:b/>
+          <w:bCs/>
+        </w:rPr>
+        <w:t xml:space="preserve">hand-off</w:t>
+      </w:r>
+      <w:r>
+        <w:t xml:space="preserve">: its typology is fixed, so it cannot re-annotate into a</w:t>
+      </w:r>
+      <w:r>
+        <w:t xml:space="preserve"> </w:t>
+      </w:r>
+      <w:r>
+        <w:t xml:space="preserve">user’s own focused label set (the HLiCA liver reference, cross-study 0.23/0.58 → 0.72/0.86)</w:t>
+      </w:r>
+      <w:r>
+        <w:t xml:space="preserve"> </w:t>
+      </w:r>
+      <w:r>
+        <w:t xml:space="preserve">or resolve states below a leaf (hepatocyte zonation). ProtoCloud likewise provides</w:t>
+      </w:r>
+      <w:r>
+        <w:t xml:space="preserve"> </w:t>
+      </w:r>
+      <w:r>
+        <w:t xml:space="preserve">uncertainty, gene attribution and a refinement path (fine-tuning a pretrained model). What</w:t>
+      </w:r>
+      <w:r>
+        <w:t xml:space="preserve"> </w:t>
+      </w:r>
+      <w:r>
+        <w:t xml:space="preserve">survives as distinct to actinn-jax is therefore not the broad reference but</w:t>
+      </w:r>
+      <w:r>
+        <w:t xml:space="preserve"> </w:t>
+      </w:r>
+      <w:r>
+        <w:rPr>
+          <w:b/>
+          <w:bCs/>
+        </w:rPr>
+        <w:t xml:space="preserve">refinement</w:t>
+      </w:r>
+      <w:r>
+        <w:rPr>
+          <w:b/>
+          <w:bCs/>
+        </w:rPr>
+        <w:t xml:space="preserve"> </w:t>
+      </w:r>
+      <w:r>
+        <w:rPr>
+          <w:b/>
+          <w:bCs/>
+        </w:rPr>
+        <w:t xml:space="preserve">into label sets no pretrained model carries</w:t>
+      </w:r>
+      <w:r>
+        <w:t xml:space="preserve">, at a cost that keeps the chain on a laptop.</w:t>
       </w:r>
     </w:p>
     <w:bookmarkEnd w:id="43"/>
@@ -9371,6 +9649,34 @@
       </w:pPr>
       <w:r>
         <w:t xml:space="preserve">Yampolskaya M, Souza H, et al. scTOP: cell identity from single-cell data via parameter-free projection. github.com/Emergent-Behaviors-in-Biology/scTOP.</w:t>
+      </w:r>
+    </w:p>
+    <w:p>
+      <w:pPr>
+        <w:pStyle w:val="Compact"/>
+        <w:numPr>
+          <w:ilvl w:val="0"/>
+          <w:numId w:val="1003"/>
+        </w:numPr>
+      </w:pPr>
+      <w:r>
+        <w:t xml:space="preserve">Sarkar S, Li Z, Molla G, et al. Organism-scale annotation with Pan-human Azimuth.</w:t>
+      </w:r>
+      <w:r>
+        <w:t xml:space="preserve"> </w:t>
+      </w:r>
+      <w:r>
+        <w:rPr>
+          <w:i/>
+          <w:iCs/>
+        </w:rPr>
+        <w:t xml:space="preserve">bioRxiv</w:t>
+      </w:r>
+      <w:r>
+        <w:t xml:space="preserve"> </w:t>
+      </w:r>
+      <w:r>
+        <w:t xml:space="preserve">(2026), doi:10.64898/2026.07.16.738997.</w:t>
       </w:r>
     </w:p>
     <w:bookmarkEnd w:id="47"/>

--- a/manuscript/actinn-jax_preprint.docx
+++ b/manuscript/actinn-jax_preprint.docx
@@ -5546,6 +5546,178 @@
       </w:r>
       <w:r>
         <w:t xml:space="preserve">from; the broad model’s job is to route to it, not to be right about subtypes itself.</w:t>
+      </w:r>
+    </w:p>
+    <w:p>
+      <w:pPr>
+        <w:pStyle w:val="BodyText"/>
+      </w:pPr>
+      <w:r>
+        <w:rPr>
+          <w:b/>
+          <w:bCs/>
+        </w:rPr>
+        <w:t xml:space="preserve">The two tiers switch; they do not stack</w:t>
+      </w:r>
+      <w:r>
+        <w:t xml:space="preserve"> </w:t>
+      </w:r>
+      <w:r>
+        <w:t xml:space="preserve">— we tested this and it is worth stating</w:t>
+      </w:r>
+      <w:r>
+        <w:t xml:space="preserve"> </w:t>
+      </w:r>
+      <w:r>
+        <w:t xml:space="preserve">plainly, because the opposite is the natural assumption. On the leakage-free cross-study</w:t>
+      </w:r>
+      <w:r>
+        <w:t xml:space="preserve"> </w:t>
+      </w:r>
+      <w:r>
+        <w:t xml:space="preserve">liver split, substituting the stronger</w:t>
+      </w:r>
+      <w:r>
+        <w:t xml:space="preserve"> </w:t>
+      </w:r>
+      <w:r>
+        <w:rPr>
+          <w:b/>
+          <w:bCs/>
+        </w:rPr>
+        <w:t xml:space="preserve">Pan-human Azimuth</w:t>
+      </w:r>
+      <w:r>
+        <w:t xml:space="preserve"> </w:t>
+      </w:r>
+      <w:r>
+        <w:t xml:space="preserve">as tier 1 lifts the broad pass</w:t>
+      </w:r>
+      <w:r>
+        <w:t xml:space="preserve"> </w:t>
+      </w:r>
+      <w:r>
+        <w:t xml:space="preserve">(ontology 0.380 vs 0.338 for our own broad model) but changes nothing downstream. Using that</w:t>
+      </w:r>
+      <w:r>
+        <w:t xml:space="preserve"> </w:t>
+      </w:r>
+      <w:r>
+        <w:t xml:space="preserve">tier-1 call to</w:t>
+      </w:r>
+      <w:r>
+        <w:t xml:space="preserve"> </w:t>
+      </w:r>
+      <w:r>
+        <w:rPr>
+          <w:i/>
+          <w:iCs/>
+        </w:rPr>
+        <w:t xml:space="preserve">narrow</w:t>
+      </w:r>
+      <w:r>
+        <w:t xml:space="preserve"> </w:t>
+      </w:r>
+      <w:r>
+        <w:t xml:space="preserve">tier 2’s classes — the zero-retrain masking actinn-jax ships — makes</w:t>
+      </w:r>
+      <w:r>
+        <w:t xml:space="preserve"> </w:t>
+      </w:r>
+      <w:r>
+        <w:t xml:space="preserve">the result</w:t>
+      </w:r>
+      <w:r>
+        <w:t xml:space="preserve"> </w:t>
+      </w:r>
+      <w:r>
+        <w:rPr>
+          <w:b/>
+          <w:bCs/>
+        </w:rPr>
+        <w:t xml:space="preserve">worse</w:t>
+      </w:r>
+      <w:r>
+        <w:t xml:space="preserve">, 0.731 → 0.708: tier 1’s coarse call matches the true lineage on 85.8%</w:t>
+      </w:r>
+      <w:r>
+        <w:t xml:space="preserve"> </w:t>
+      </w:r>
+      <w:r>
+        <w:t xml:space="preserve">of cells, and the 14% it misses cost more than the 86% it gets right can gain, since a wrong</w:t>
+      </w:r>
+      <w:r>
+        <w:t xml:space="preserve"> </w:t>
+      </w:r>
+      <w:r>
+        <w:t xml:space="preserve">mask discards the correct class outright. A</w:t>
+      </w:r>
+      <w:r>
+        <w:t xml:space="preserve"> </w:t>
+      </w:r>
+      <w:r>
+        <w:rPr>
+          <w:b/>
+          <w:bCs/>
+        </w:rPr>
+        <w:t xml:space="preserve">perfect</w:t>
+      </w:r>
+      <w:r>
+        <w:t xml:space="preserve"> </w:t>
+      </w:r>
+      <w:r>
+        <w:t xml:space="preserve">coarse call would add only</w:t>
+      </w:r>
+      <w:r>
+        <w:t xml:space="preserve"> </w:t>
+      </w:r>
+      <w:r>
+        <w:rPr>
+          <w:b/>
+          <w:bCs/>
+        </w:rPr>
+        <w:t xml:space="preserve">+2.8</w:t>
+      </w:r>
+      <w:r>
+        <w:rPr>
+          <w:b/>
+          <w:bCs/>
+        </w:rPr>
+        <w:t xml:space="preserve"> </w:t>
+      </w:r>
+      <w:r>
+        <w:rPr>
+          <w:b/>
+          <w:bCs/>
+        </w:rPr>
+        <w:t xml:space="preserve">points</w:t>
+      </w:r>
+      <w:r>
+        <w:t xml:space="preserve"> </w:t>
+      </w:r>
+      <w:r>
+        <w:t xml:space="preserve">(0.759). Once tier 2 covers the tissue, there is almost no accuracy left for a broad</w:t>
+      </w:r>
+      <w:r>
+        <w:t xml:space="preserve"> </w:t>
+      </w:r>
+      <w:r>
+        <w:t xml:space="preserve">model to contribute; its value is choosing which focused reference to load and covering cells</w:t>
+      </w:r>
+      <w:r>
+        <w:t xml:space="preserve"> </w:t>
+      </w:r>
+      <w:r>
+        <w:t xml:space="preserve">none of them claims (</w:t>
+      </w:r>
+      <w:r>
+        <w:rPr>
+          <w:rStyle w:val="VerbatimChar"/>
+        </w:rPr>
+        <w:t xml:space="preserve">PAN_HUMAN_AZIMUTH.md</w:t>
+      </w:r>
+      <w:r>
+        <w:t xml:space="preserve">).</w:t>
       </w:r>
     </w:p>
     <w:p>

--- a/manuscript/actinn-jax_preprint.docx
+++ b/manuscript/actinn-jax_preprint.docx
@@ -2849,7 +2849,7 @@
     </w:p>
     <w:bookmarkEnd w:id="13"/>
     <w:bookmarkEnd w:id="14"/>
-    <w:bookmarkStart w:id="42" w:name="results"/>
+    <w:bookmarkStart w:id="43" w:name="results"/>
     <w:p>
       <w:pPr>
         <w:pStyle w:val="Heading1"/>
@@ -6295,7 +6295,7 @@
       </w:r>
     </w:p>
     <w:bookmarkEnd w:id="33"/>
-    <w:bookmarkStart w:id="41" w:name="X073cf3caac1f6b108657735a42ae0c9978dc036"/>
+    <w:bookmarkStart w:id="42" w:name="X073cf3caac1f6b108657735a42ae0c9978dc036"/>
     <w:p>
       <w:pPr>
         <w:pStyle w:val="Heading2"/>
@@ -7178,6 +7178,270 @@
           <w:b/>
           <w:bCs/>
         </w:rPr>
+        <w:t xml:space="preserve">Extension: our four added methods on the same harness.</w:t>
+      </w:r>
+      <w:r>
+        <w:t xml:space="preserve"> </w:t>
+      </w:r>
+      <w:r>
+        <w:t xml:space="preserve">We later ported the tuned linear</w:t>
+      </w:r>
+      <w:r>
+        <w:t xml:space="preserve"> </w:t>
+      </w:r>
+      <w:r>
+        <w:t xml:space="preserve">pipeline, scTOP, the SGD-SVM and CellTypist into Open Problems components and ran them</w:t>
+      </w:r>
+      <w:r>
+        <w:t xml:space="preserve"> </w:t>
+      </w:r>
+      <w:r>
+        <w:t xml:space="preserve">through the same pipeline on a fresh</w:t>
+      </w:r>
+      <w:r>
+        <w:t xml:space="preserve"> </w:t>
+      </w:r>
+      <w:r>
+        <w:rPr>
+          <w:rStyle w:val="VerbatimChar"/>
+        </w:rPr>
+        <w:t xml:space="preserve">r7i.8xlarge</w:t>
+      </w:r>
+      <w:r>
+        <w:t xml:space="preserve"> </w:t>
+      </w:r>
+      <w:r>
+        <w:t xml:space="preserve">(</w:t>
+      </w:r>
+      <w:hyperlink r:id="rId35">
+        <w:r>
+          <w:rPr>
+            <w:rStyle w:val="VerbatimChar"/>
+          </w:rPr>
+          <w:t xml:space="preserve">results_openproblems_samehw_v2.csv</w:t>
+        </w:r>
+      </w:hyperlink>
+      <w:r>
+        <w:t xml:space="preserve">, raw trace</w:t>
+      </w:r>
+      <w:r>
+        <w:t xml:space="preserve"> </w:t>
+      </w:r>
+      <w:r>
+        <w:t xml:space="preserve">archived alongside). All four run correctly on a harness we did not write, which is the</w:t>
+      </w:r>
+      <w:r>
+        <w:t xml:space="preserve"> </w:t>
+      </w:r>
+      <w:r>
+        <w:t xml:space="preserve">main thing this establishes; peak memory sits in the same 13–20 GB band as the incumbent</w:t>
+      </w:r>
+      <w:r>
+        <w:t xml:space="preserve"> </w:t>
+      </w:r>
+      <w:r>
+        <w:t xml:space="preserve">methods (xgboost is the outlier at 55 GB).</w:t>
+      </w:r>
+      <w:r>
+        <w:t xml:space="preserve"> </w:t>
+      </w:r>
+      <w:r>
+        <w:rPr>
+          <w:b/>
+          <w:bCs/>
+        </w:rPr>
+        <w:t xml:space="preserve">We do not report cross-method runtimes from</w:t>
+      </w:r>
+      <w:r>
+        <w:rPr>
+          <w:b/>
+          <w:bCs/>
+        </w:rPr>
+        <w:t xml:space="preserve"> </w:t>
+      </w:r>
+      <w:r>
+        <w:rPr>
+          <w:b/>
+          <w:bCs/>
+        </w:rPr>
+        <w:t xml:space="preserve">this run, and the reader should not infer them from the CSV.</w:t>
+      </w:r>
+      <w:r>
+        <w:t xml:space="preserve"> </w:t>
+      </w:r>
+      <w:r>
+        <w:t xml:space="preserve">Two confounds make the</w:t>
+      </w:r>
+      <w:r>
+        <w:t xml:space="preserve"> </w:t>
+      </w:r>
+      <w:r>
+        <w:t xml:space="preserve">wall-clock numbers non-comparable: the run used a higher task concurrency (6 vs 2), and the</w:t>
+      </w:r>
+      <w:r>
+        <w:t xml:space="preserve"> </w:t>
+      </w:r>
+      <w:r>
+        <w:t xml:space="preserve">methods differ enormously in how many cores they take — measured</w:t>
+      </w:r>
+      <w:r>
+        <w:t xml:space="preserve"> </w:t>
+      </w:r>
+      <w:r>
+        <w:rPr>
+          <w:rStyle w:val="VerbatimChar"/>
+        </w:rPr>
+        <w:t xml:space="preserve">%cpu</w:t>
+      </w:r>
+      <w:r>
+        <w:t xml:space="preserve"> </w:t>
+      </w:r>
+      <w:r>
+        <w:t xml:space="preserve">ranges from</w:t>
+      </w:r>
+      <w:r>
+        <w:t xml:space="preserve"> </w:t>
+      </w:r>
+      <w:r>
+        <w:rPr>
+          <w:b/>
+          <w:bCs/>
+        </w:rPr>
+        <w:t xml:space="preserve">49%</w:t>
+      </w:r>
+      <w:r>
+        <w:rPr>
+          <w:b/>
+          <w:bCs/>
+        </w:rPr>
+        <w:t xml:space="preserve"> </w:t>
+      </w:r>
+      <w:r>
+        <w:rPr>
+          <w:b/>
+          <w:bCs/>
+        </w:rPr>
+        <w:t xml:space="preserve">for CellTypist (half a core) and 117% for</w:t>
+      </w:r>
+      <w:r>
+        <w:rPr>
+          <w:b/>
+          <w:bCs/>
+        </w:rPr>
+        <w:t xml:space="preserve"> </w:t>
+      </w:r>
+      <w:r>
+        <w:rPr>
+          <w:rStyle w:val="VerbatimChar"/>
+          <w:b/>
+          <w:bCs/>
+        </w:rPr>
+        <w:t xml:space="preserve">mlp</w:t>
+      </w:r>
+      <w:r>
+        <w:rPr>
+          <w:b/>
+          <w:bCs/>
+        </w:rPr>
+        <w:t xml:space="preserve"> </w:t>
+      </w:r>
+      <w:r>
+        <w:rPr>
+          <w:b/>
+          <w:bCs/>
+        </w:rPr>
+        <w:t xml:space="preserve">(effectively single-threaded) to 2338% for</w:t>
+      </w:r>
+      <w:r>
+        <w:rPr>
+          <w:b/>
+          <w:bCs/>
+        </w:rPr>
+        <w:t xml:space="preserve"> </w:t>
+      </w:r>
+      <w:r>
+        <w:rPr>
+          <w:b/>
+          <w:bCs/>
+        </w:rPr>
+        <w:t xml:space="preserve">the linear pipeline (23 cores)</w:t>
+      </w:r>
+      <w:r>
+        <w:t xml:space="preserve">. Wall-clock under those conditions measures threading and</w:t>
+      </w:r>
+      <w:r>
+        <w:t xml:space="preserve"> </w:t>
+      </w:r>
+      <w:r>
+        <w:t xml:space="preserve">contention as much as algorithmic cost. It also disagrees with the controlled run above for</w:t>
+      </w:r>
+      <w:r>
+        <w:t xml:space="preserve"> </w:t>
+      </w:r>
+      <w:r>
+        <w:t xml:space="preserve">two methods (</w:t>
+      </w:r>
+      <w:r>
+        <w:rPr>
+          <w:rStyle w:val="VerbatimChar"/>
+        </w:rPr>
+        <w:t xml:space="preserve">mlp</w:t>
+      </w:r>
+      <w:r>
+        <w:t xml:space="preserve"> </w:t>
+      </w:r>
+      <w:r>
+        <w:t xml:space="preserve">327 s → 769 s,</w:t>
+      </w:r>
+      <w:r>
+        <w:t xml:space="preserve"> </w:t>
+      </w:r>
+      <w:r>
+        <w:rPr>
+          <w:rStyle w:val="VerbatimChar"/>
+        </w:rPr>
+        <w:t xml:space="preserve">cellmapper_linear</w:t>
+      </w:r>
+      <w:r>
+        <w:t xml:space="preserve"> </w:t>
+      </w:r>
+      <w:r>
+        <w:t xml:space="preserve">58 s → 717 s), which we flag rather</w:t>
+      </w:r>
+      <w:r>
+        <w:t xml:space="preserve"> </w:t>
+      </w:r>
+      <w:r>
+        <w:t xml:space="preserve">than reconcile: the table above, run at low concurrency, remains the cost comparison we</w:t>
+      </w:r>
+      <w:r>
+        <w:t xml:space="preserve"> </w:t>
+      </w:r>
+      <w:r>
+        <w:t xml:space="preserve">stand behind. Coverage was partial when a wall-clock budget stopped the run — six datasets</w:t>
+      </w:r>
+      <w:r>
+        <w:t xml:space="preserve"> </w:t>
+      </w:r>
+      <w:r>
+        <w:t xml:space="preserve">for the SVM and CellTypist, four for scTOP, three for the linear pipeline — so per-method</w:t>
+      </w:r>
+      <w:r>
+        <w:t xml:space="preserve"> </w:t>
+      </w:r>
+      <w:r>
+        <w:t xml:space="preserve">means over different dataset subsets would not be comparable either.</w:t>
+      </w:r>
+    </w:p>
+    <w:p>
+      <w:pPr>
+        <w:pStyle w:val="BodyText"/>
+      </w:pPr>
+      <w:r>
+        <w:rPr>
+          <w:b/>
+          <w:bCs/>
+        </w:rPr>
         <w:t xml:space="preserve">Three cheap ablations, and their limits.</w:t>
       </w:r>
       <w:r>
@@ -7480,18 +7744,18 @@
           <wp:inline>
             <wp:extent cx="5334000" cy="2139510"/>
             <wp:effectExtent b="0" l="0" r="0" t="0"/>
-            <wp:docPr descr="actinn-jax accuracy and macro-F1 versus input gene budget across all six Open Problems datasets. More genes help most datasets but regress the fine-grained, domain-shifted tabula_sapiens." title="" id="36" name="Picture"/>
+            <wp:docPr descr="actinn-jax accuracy and macro-F1 versus input gene budget across all six Open Problems datasets. More genes help most datasets but regress the fine-grained, domain-shifted tabula_sapiens." title="" id="37" name="Picture"/>
             <a:graphic>
               <a:graphicData uri="http://schemas.openxmlformats.org/drawingml/2006/picture">
                 <pic:pic>
                   <pic:nvPicPr>
-                    <pic:cNvPr descr="/Users/iandriver/Downloads/actinn-jax-benchmark/docs/figures/gene_budget_curve.png" id="37" name="Picture"/>
+                    <pic:cNvPr descr="/Users/iandriver/Downloads/actinn-jax-benchmark/docs/figures/gene_budget_curve.png" id="38" name="Picture"/>
                     <pic:cNvPicPr>
                       <a:picLocks noChangeArrowheads="1" noChangeAspect="1"/>
                     </pic:cNvPicPr>
                   </pic:nvPicPr>
                   <pic:blipFill>
-                    <a:blip r:embed="rId35"/>
+                    <a:blip r:embed="rId36"/>
                     <a:stretch>
                       <a:fillRect/>
                     </a:stretch>
@@ -7535,18 +7799,18 @@
           <wp:inline>
             <wp:extent cx="5334000" cy="2293972"/>
             <wp:effectExtent b="0" l="0" r="0" t="0"/>
-            <wp:docPr descr="Label-free signals for setting the gene budget without test labels. Held-out reference cross-validation and query-cells-per-class both single out tabula_sapiens (where more genes hurt)." title="" id="39" name="Picture"/>
+            <wp:docPr descr="Label-free signals for setting the gene budget without test labels. Held-out reference cross-validation and query-cells-per-class both single out tabula_sapiens (where more genes hurt)." title="" id="40" name="Picture"/>
             <a:graphic>
               <a:graphicData uri="http://schemas.openxmlformats.org/drawingml/2006/picture">
                 <pic:pic>
                   <pic:nvPicPr>
-                    <pic:cNvPr descr="/Users/iandriver/Downloads/actinn-jax-benchmark/docs/figures/gene_budget_signals.png" id="40" name="Picture"/>
+                    <pic:cNvPr descr="/Users/iandriver/Downloads/actinn-jax-benchmark/docs/figures/gene_budget_signals.png" id="41" name="Picture"/>
                     <pic:cNvPicPr>
                       <a:picLocks noChangeArrowheads="1" noChangeAspect="1"/>
                     </pic:cNvPicPr>
                   </pic:nvPicPr>
                   <pic:blipFill>
-                    <a:blip r:embed="rId38"/>
+                    <a:blip r:embed="rId39"/>
                     <a:stretch>
                       <a:fillRect/>
                     </a:stretch>
@@ -7581,9 +7845,9 @@
         <w:t xml:space="preserve">Label-free signals for setting the gene budget without test labels. Held-out reference cross-validation and query-cells-per-class both single out tabula_sapiens (where more genes hurt).</w:t>
       </w:r>
     </w:p>
-    <w:bookmarkEnd w:id="41"/>
     <w:bookmarkEnd w:id="42"/>
-    <w:bookmarkStart w:id="43" w:name="discussion"/>
+    <w:bookmarkEnd w:id="43"/>
+    <w:bookmarkStart w:id="44" w:name="discussion"/>
     <w:p>
       <w:pPr>
         <w:pStyle w:val="Heading1"/>
@@ -8719,8 +8983,8 @@
         <w:t xml:space="preserve">, at a cost that keeps the chain on a laptop.</w:t>
       </w:r>
     </w:p>
-    <w:bookmarkEnd w:id="43"/>
-    <w:bookmarkStart w:id="44" w:name="limitations"/>
+    <w:bookmarkEnd w:id="44"/>
+    <w:bookmarkStart w:id="45" w:name="limitations"/>
     <w:p>
       <w:pPr>
         <w:pStyle w:val="Heading1"/>
@@ -8802,13 +9066,82 @@
         </w:numPr>
       </w:pPr>
       <w:r>
-        <w:t xml:space="preserve">Subsampled references (to keep the matrix tractable); the scaling section characterizes</w:t>
-      </w:r>
-      <w:r>
-        <w:t xml:space="preserve"> </w:t>
-      </w:r>
-      <w:r>
-        <w:t xml:space="preserve">the size dependence directly.</w:t>
+        <w:rPr>
+          <w:b/>
+          <w:bCs/>
+        </w:rPr>
+        <w:t xml:space="preserve">Wall-clock comparisons across methods are only meaningful at matched concurrency, and</w:t>
+      </w:r>
+      <w:r>
+        <w:rPr>
+          <w:b/>
+          <w:bCs/>
+        </w:rPr>
+        <w:t xml:space="preserve"> </w:t>
+      </w:r>
+      <w:r>
+        <w:rPr>
+          <w:b/>
+          <w:bCs/>
+        </w:rPr>
+        <w:t xml:space="preserve">we learned this the expensive way.</w:t>
+      </w:r>
+      <w:r>
+        <w:t xml:space="preserve"> </w:t>
+      </w:r>
+      <w:r>
+        <w:t xml:space="preserve">A follow-up run that added our four components to the</w:t>
+      </w:r>
+      <w:r>
+        <w:t xml:space="preserve"> </w:t>
+      </w:r>
+      <w:r>
+        <w:t xml:space="preserve">OP harness (§3.8) used higher task concurrency and produced runtimes that disagree with</w:t>
+      </w:r>
+      <w:r>
+        <w:t xml:space="preserve"> </w:t>
+      </w:r>
+      <w:r>
+        <w:t xml:space="preserve">the controlled run by up to 12× for the same method. Measured</w:t>
+      </w:r>
+      <w:r>
+        <w:t xml:space="preserve"> </w:t>
+      </w:r>
+      <w:r>
+        <w:rPr>
+          <w:rStyle w:val="VerbatimChar"/>
+        </w:rPr>
+        <w:t xml:space="preserve">%cpu</w:t>
+      </w:r>
+      <w:r>
+        <w:t xml:space="preserve"> </w:t>
+      </w:r>
+      <w:r>
+        <w:t xml:space="preserve">across methods spans</w:t>
+      </w:r>
+      <w:r>
+        <w:t xml:space="preserve"> </w:t>
+      </w:r>
+      <w:r>
+        <w:t xml:space="preserve">49% to 2338% — some are single-threaded, some saturate 23 cores — so any wall-clock</w:t>
+      </w:r>
+      <w:r>
+        <w:t xml:space="preserve"> </w:t>
+      </w:r>
+      <w:r>
+        <w:t xml:space="preserve">ranking silently ranks threading and scheduler contention alongside algorithm. The</w:t>
+      </w:r>
+      <w:r>
+        <w:t xml:space="preserve"> </w:t>
+      </w:r>
+      <w:r>
+        <w:t xml:space="preserve">controlled low-concurrency run is the one we report; the extension establishes only that</w:t>
+      </w:r>
+      <w:r>
+        <w:t xml:space="preserve"> </w:t>
+      </w:r>
+      <w:r>
+        <w:t xml:space="preserve">the components run and what memory they need.</w:t>
       </w:r>
     </w:p>
     <w:p>
@@ -8820,13 +9153,13 @@
         </w:numPr>
       </w:pPr>
       <w:r>
-        <w:t xml:space="preserve">Human only; six datasets per benchmark; GPU foundation models beyond scPRINT/UCE (scGPT,</w:t>
-      </w:r>
-      <w:r>
-        <w:t xml:space="preserve"> </w:t>
-      </w:r>
-      <w:r>
-        <w:t xml:space="preserve">Geneformer, popV) not run locally.</w:t>
+        <w:t xml:space="preserve">Subsampled references (to keep the matrix tractable); the scaling section characterizes</w:t>
+      </w:r>
+      <w:r>
+        <w:t xml:space="preserve"> </w:t>
+      </w:r>
+      <w:r>
+        <w:t xml:space="preserve">the size dependence directly.</w:t>
       </w:r>
     </w:p>
     <w:p>
@@ -8838,13 +9171,13 @@
         </w:numPr>
       </w:pPr>
       <w:r>
-        <w:t xml:space="preserve">actinn-jax needs more cells/type than linear methods to reach parity (§3.1); on very small</w:t>
-      </w:r>
-      <w:r>
-        <w:t xml:space="preserve"> </w:t>
-      </w:r>
-      <w:r>
-        <w:t xml:space="preserve">references it trails.</w:t>
+        <w:t xml:space="preserve">Human only; six datasets per benchmark; GPU foundation models beyond scPRINT/UCE (scGPT,</w:t>
+      </w:r>
+      <w:r>
+        <w:t xml:space="preserve"> </w:t>
+      </w:r>
+      <w:r>
+        <w:t xml:space="preserve">Geneformer, popV) not run locally.</w:t>
       </w:r>
     </w:p>
     <w:p>
@@ -8856,51 +9189,13 @@
         </w:numPr>
       </w:pPr>
       <w:r>
-        <w:rPr>
-          <w:b/>
-          <w:bCs/>
-        </w:rPr>
-        <w:t xml:space="preserve">The gene budget is dataset-dependent, not a free parameter.</w:t>
-      </w:r>
-      <w:r>
-        <w:t xml:space="preserve"> </w:t>
-      </w:r>
-      <w:r>
-        <w:t xml:space="preserve">More genes help most</w:t>
-      </w:r>
-      <w:r>
-        <w:t xml:space="preserve"> </w:t>
-      </w:r>
-      <w:r>
-        <w:t xml:space="preserve">references but</w:t>
-      </w:r>
-      <w:r>
-        <w:t xml:space="preserve"> </w:t>
-      </w:r>
-      <w:r>
-        <w:rPr>
-          <w:i/>
-          <w:iCs/>
-        </w:rPr>
-        <w:t xml:space="preserve">overfit</w:t>
-      </w:r>
-      <w:r>
-        <w:t xml:space="preserve"> </w:t>
-      </w:r>
-      <w:r>
-        <w:t xml:space="preserve">a tiny, fine-grained, domain-shifted query (tabula_sapiens −10 pt);</w:t>
-      </w:r>
-      <w:r>
-        <w:t xml:space="preserve"> </w:t>
-      </w:r>
-      <w:r>
-        <w:t xml:space="preserve">our reference-CV + cells-per-class selection rule is validated on 6 datasets with a single</w:t>
-      </w:r>
-      <w:r>
-        <w:t xml:space="preserve"> </w:t>
-      </w:r>
-      <w:r>
-        <w:t xml:space="preserve">clean failure case, so it is directional evidence, not a tuned threshold.</w:t>
+        <w:t xml:space="preserve">actinn-jax needs more cells/type than linear methods to reach parity (§3.1); on very small</w:t>
+      </w:r>
+      <w:r>
+        <w:t xml:space="preserve"> </w:t>
+      </w:r>
+      <w:r>
+        <w:t xml:space="preserve">references it trails.</w:t>
       </w:r>
     </w:p>
     <w:p>
@@ -8916,22 +9211,47 @@
           <w:b/>
           <w:bCs/>
         </w:rPr>
-        <w:t xml:space="preserve">Standardization is shipped opt-in</w:t>
-      </w:r>
-      <w:r>
-        <w:t xml:space="preserve">, not default, because it shifts probability</w:t>
-      </w:r>
-      <w:r>
-        <w:t xml:space="preserve"> </w:t>
-      </w:r>
-      <w:r>
-        <w:t xml:space="preserve">calibration that the two-stage abstain thresholds are tuned against; combining the two</w:t>
-      </w:r>
-      <w:r>
-        <w:t xml:space="preserve"> </w:t>
-      </w:r>
-      <w:r>
-        <w:t xml:space="preserve">cleanly would require re-tuning those thresholds.</w:t>
+        <w:t xml:space="preserve">The gene budget is dataset-dependent, not a free parameter.</w:t>
+      </w:r>
+      <w:r>
+        <w:t xml:space="preserve"> </w:t>
+      </w:r>
+      <w:r>
+        <w:t xml:space="preserve">More genes help most</w:t>
+      </w:r>
+      <w:r>
+        <w:t xml:space="preserve"> </w:t>
+      </w:r>
+      <w:r>
+        <w:t xml:space="preserve">references but</w:t>
+      </w:r>
+      <w:r>
+        <w:t xml:space="preserve"> </w:t>
+      </w:r>
+      <w:r>
+        <w:rPr>
+          <w:i/>
+          <w:iCs/>
+        </w:rPr>
+        <w:t xml:space="preserve">overfit</w:t>
+      </w:r>
+      <w:r>
+        <w:t xml:space="preserve"> </w:t>
+      </w:r>
+      <w:r>
+        <w:t xml:space="preserve">a tiny, fine-grained, domain-shifted query (tabula_sapiens −10 pt);</w:t>
+      </w:r>
+      <w:r>
+        <w:t xml:space="preserve"> </w:t>
+      </w:r>
+      <w:r>
+        <w:t xml:space="preserve">our reference-CV + cells-per-class selection rule is validated on 6 datasets with a single</w:t>
+      </w:r>
+      <w:r>
+        <w:t xml:space="preserve"> </w:t>
+      </w:r>
+      <w:r>
+        <w:t xml:space="preserve">clean failure case, so it is directional evidence, not a tuned threshold.</w:t>
       </w:r>
     </w:p>
     <w:p>
@@ -8947,94 +9267,22 @@
           <w:b/>
           <w:bCs/>
         </w:rPr>
-        <w:t xml:space="preserve">Our classical tier (SVM, kNN, CellTypist) is untuned, and a tuned linear baseline beats</w:t>
-      </w:r>
-      <w:r>
-        <w:rPr>
-          <w:b/>
-          <w:bCs/>
-        </w:rPr>
-        <w:t xml:space="preserve"> </w:t>
-      </w:r>
-      <w:r>
-        <w:rPr>
-          <w:b/>
-          <w:bCs/>
-        </w:rPr>
-        <w:t xml:space="preserve">actinn-jax.</w:t>
-      </w:r>
-      <w:r>
-        <w:t xml:space="preserve"> </w:t>
-      </w:r>
-      <w:r>
-        <w:t xml:space="preserve">Souza &amp; Mehta’s pipeline (normalize → ANOVA → standardize → PCA(220) →</w:t>
-      </w:r>
-      <w:r>
-        <w:t xml:space="preserve"> </w:t>
-      </w:r>
-      <w:r>
-        <w:t xml:space="preserve">logistic regression) leads the matrix on accuracy (0.839 vs 0.831) and macro-F1 (0.699 vs</w:t>
-      </w:r>
-      <w:r>
-        <w:t xml:space="preserve"> </w:t>
-      </w:r>
-      <w:r>
-        <w:t xml:space="preserve">0.683) while fitting 4× faster, with its largest margin on the 86-type blood+gut set</w:t>
-      </w:r>
-      <w:r>
-        <w:t xml:space="preserve"> </w:t>
-      </w:r>
-      <w:r>
-        <w:t xml:space="preserve">(+4.2 pt) (</w:t>
-      </w:r>
-      <w:r>
-        <w:rPr>
-          <w:rStyle w:val="VerbatimChar"/>
-        </w:rPr>
-        <w:t xml:space="preserve">SIMPLE_BASELINES.md</w:t>
-      </w:r>
-      <w:r>
-        <w:t xml:space="preserve">). The §3.1 margins over the</w:t>
-      </w:r>
-      <w:r>
-        <w:t xml:space="preserve"> </w:t>
-      </w:r>
-      <w:r>
-        <w:t xml:space="preserve">classical tier should therefore be read as margins over</w:t>
-      </w:r>
-      <w:r>
-        <w:t xml:space="preserve"> </w:t>
-      </w:r>
-      <w:r>
-        <w:rPr>
-          <w:i/>
-          <w:iCs/>
-        </w:rPr>
-        <w:t xml:space="preserve">untuned</w:t>
-      </w:r>
-      <w:r>
-        <w:t xml:space="preserve"> </w:t>
-      </w:r>
-      <w:r>
-        <w:t xml:space="preserve">baselines; a like-for-like</w:t>
-      </w:r>
-      <w:r>
-        <w:t xml:space="preserve"> </w:t>
-      </w:r>
-      <w:r>
-        <w:t xml:space="preserve">tuning effort on SVM or CellTypist would likely narrow them further. scTOP is cheaper still</w:t>
-      </w:r>
-      <w:r>
-        <w:t xml:space="preserve"> </w:t>
-      </w:r>
-      <w:r>
-        <w:t xml:space="preserve">on time (~1 s) but competitive only at small, low cardinality — best pbmc macro-F1 (0.837),</w:t>
-      </w:r>
-      <w:r>
-        <w:t xml:space="preserve"> </w:t>
-      </w:r>
-      <w:r>
-        <w:t xml:space="preserve">degrading to 0.649 on liver.</w:t>
+        <w:t xml:space="preserve">Standardization is shipped opt-in</w:t>
+      </w:r>
+      <w:r>
+        <w:t xml:space="preserve">, not default, because it shifts probability</w:t>
+      </w:r>
+      <w:r>
+        <w:t xml:space="preserve"> </w:t>
+      </w:r>
+      <w:r>
+        <w:t xml:space="preserve">calibration that the two-stage abstain thresholds are tuned against; combining the two</w:t>
+      </w:r>
+      <w:r>
+        <w:t xml:space="preserve"> </w:t>
+      </w:r>
+      <w:r>
+        <w:t xml:space="preserve">cleanly would require re-tuning those thresholds.</w:t>
       </w:r>
     </w:p>
     <w:p>
@@ -9050,6 +9298,109 @@
           <w:b/>
           <w:bCs/>
         </w:rPr>
+        <w:t xml:space="preserve">Our classical tier (SVM, kNN, CellTypist) is untuned, and a tuned linear baseline beats</w:t>
+      </w:r>
+      <w:r>
+        <w:rPr>
+          <w:b/>
+          <w:bCs/>
+        </w:rPr>
+        <w:t xml:space="preserve"> </w:t>
+      </w:r>
+      <w:r>
+        <w:rPr>
+          <w:b/>
+          <w:bCs/>
+        </w:rPr>
+        <w:t xml:space="preserve">actinn-jax.</w:t>
+      </w:r>
+      <w:r>
+        <w:t xml:space="preserve"> </w:t>
+      </w:r>
+      <w:r>
+        <w:t xml:space="preserve">Souza &amp; Mehta’s pipeline (normalize → ANOVA → standardize → PCA(220) →</w:t>
+      </w:r>
+      <w:r>
+        <w:t xml:space="preserve"> </w:t>
+      </w:r>
+      <w:r>
+        <w:t xml:space="preserve">logistic regression) leads the matrix on accuracy (0.839 vs 0.831) and macro-F1 (0.699 vs</w:t>
+      </w:r>
+      <w:r>
+        <w:t xml:space="preserve"> </w:t>
+      </w:r>
+      <w:r>
+        <w:t xml:space="preserve">0.683) while fitting 4× faster, with its largest margin on the 86-type blood+gut set</w:t>
+      </w:r>
+      <w:r>
+        <w:t xml:space="preserve"> </w:t>
+      </w:r>
+      <w:r>
+        <w:t xml:space="preserve">(+4.2 pt) (</w:t>
+      </w:r>
+      <w:r>
+        <w:rPr>
+          <w:rStyle w:val="VerbatimChar"/>
+        </w:rPr>
+        <w:t xml:space="preserve">SIMPLE_BASELINES.md</w:t>
+      </w:r>
+      <w:r>
+        <w:t xml:space="preserve">). The §3.1 margins over the</w:t>
+      </w:r>
+      <w:r>
+        <w:t xml:space="preserve"> </w:t>
+      </w:r>
+      <w:r>
+        <w:t xml:space="preserve">classical tier should therefore be read as margins over</w:t>
+      </w:r>
+      <w:r>
+        <w:t xml:space="preserve"> </w:t>
+      </w:r>
+      <w:r>
+        <w:rPr>
+          <w:i/>
+          <w:iCs/>
+        </w:rPr>
+        <w:t xml:space="preserve">untuned</w:t>
+      </w:r>
+      <w:r>
+        <w:t xml:space="preserve"> </w:t>
+      </w:r>
+      <w:r>
+        <w:t xml:space="preserve">baselines; a like-for-like</w:t>
+      </w:r>
+      <w:r>
+        <w:t xml:space="preserve"> </w:t>
+      </w:r>
+      <w:r>
+        <w:t xml:space="preserve">tuning effort on SVM or CellTypist would likely narrow them further. scTOP is cheaper still</w:t>
+      </w:r>
+      <w:r>
+        <w:t xml:space="preserve"> </w:t>
+      </w:r>
+      <w:r>
+        <w:t xml:space="preserve">on time (~1 s) but competitive only at small, low cardinality — best pbmc macro-F1 (0.837),</w:t>
+      </w:r>
+      <w:r>
+        <w:t xml:space="preserve"> </w:t>
+      </w:r>
+      <w:r>
+        <w:t xml:space="preserve">degrading to 0.649 on liver.</w:t>
+      </w:r>
+    </w:p>
+    <w:p>
+      <w:pPr>
+        <w:pStyle w:val="Compact"/>
+        <w:numPr>
+          <w:ilvl w:val="0"/>
+          <w:numId w:val="1001"/>
+        </w:numPr>
+      </w:pPr>
+      <w:r>
+        <w:rPr>
+          <w:b/>
+          <w:bCs/>
+        </w:rPr>
         <w:t xml:space="preserve">Two claims from earlier drafts are retracted</w:t>
       </w:r>
       <w:r>
@@ -9276,8 +9627,8 @@
         <w:t xml:space="preserve">annotation).</w:t>
       </w:r>
     </w:p>
-    <w:bookmarkEnd w:id="44"/>
-    <w:bookmarkStart w:id="46" w:name="data-code-availability"/>
+    <w:bookmarkEnd w:id="45"/>
+    <w:bookmarkStart w:id="47" w:name="data-code-availability"/>
     <w:p>
       <w:pPr>
         <w:pStyle w:val="Heading1"/>
@@ -9383,7 +9734,7 @@
       <w:r>
         <w:t xml:space="preserve">(</w:t>
       </w:r>
-      <w:hyperlink r:id="rId45">
+      <w:hyperlink r:id="rId46">
         <w:r>
           <w:rPr>
             <w:rStyle w:val="Hyperlink"/>
@@ -9401,8 +9752,8 @@
         <w:t xml:space="preserve">two repositories. HLiCA data © Edgar et al. 2026 (CC-BY 4.0), [doi:10.64898/2026.06.30.735539].</w:t>
       </w:r>
     </w:p>
-    <w:bookmarkEnd w:id="46"/>
-    <w:bookmarkStart w:id="47" w:name="references"/>
+    <w:bookmarkEnd w:id="47"/>
+    <w:bookmarkStart w:id="48" w:name="references"/>
     <w:p>
       <w:pPr>
         <w:pStyle w:val="Heading1"/>
@@ -9851,7 +10202,7 @@
         <w:t xml:space="preserve">(2026), doi:10.64898/2026.07.16.738997.</w:t>
       </w:r>
     </w:p>
-    <w:bookmarkEnd w:id="47"/>
+    <w:bookmarkEnd w:id="48"/>
     <w:sectPr>
       <w:footnotePr>
         <w:numRestart w:val="eachSect"/>

--- a/manuscript/actinn-jax_preprint.docx
+++ b/manuscript/actinn-jax_preprint.docx
@@ -9401,7 +9401,21 @@
           <w:b/>
           <w:bCs/>
         </w:rPr>
-        <w:t xml:space="preserve">Two claims from earlier drafts are retracted</w:t>
+        <w:t xml:space="preserve">actinn-jax’s memory advantage is bounded, and the linear pipeline scales further than</w:t>
+      </w:r>
+      <w:r>
+        <w:rPr>
+          <w:b/>
+          <w:bCs/>
+        </w:rPr>
+        <w:t xml:space="preserve"> </w:t>
+      </w:r>
+      <w:r>
+        <w:rPr>
+          <w:b/>
+          <w:bCs/>
+        </w:rPr>
+        <w:t xml:space="preserve">extrapolation suggests</w:t>
       </w:r>
       <w:r>
         <w:t xml:space="preserve"> </w:t>
@@ -9416,25 +9430,19 @@
         <w:t xml:space="preserve">SCALING_MEMORY.md</w:t>
       </w:r>
       <w:r>
-        <w:t xml:space="preserve">).</w:t>
-      </w:r>
-    </w:p>
-    <w:p>
-      <w:pPr>
-        <w:pStyle w:val="Compact"/>
-        <w:numPr>
-          <w:ilvl w:val="1"/>
-          <w:numId w:val="1002"/>
-        </w:numPr>
-      </w:pPr>
-      <w:r>
-        <w:t xml:space="preserve">We projected the linear pipeline would need ~32 GB and fail at atlas scale; measured, it</w:t>
-      </w:r>
-      <w:r>
-        <w:t xml:space="preserve"> </w:t>
-      </w:r>
-      <w:r>
-        <w:t xml:space="preserve">used</w:t>
+        <w:t xml:space="preserve">). Extrapolating the</w:t>
+      </w:r>
+      <w:r>
+        <w:t xml:space="preserve"> </w:t>
+      </w:r>
+      <w:r>
+        <w:t xml:space="preserve">linear pipeline’s small-reference footprint predicts ~32 GB and failure at atlas scale;</w:t>
+      </w:r>
+      <w:r>
+        <w:t xml:space="preserve"> </w:t>
+      </w:r>
+      <w:r>
+        <w:t xml:space="preserve">measured, it uses</w:t>
       </w:r>
       <w:r>
         <w:t xml:space="preserve"> </w:t>
@@ -9450,7 +9458,7 @@
         <w:t xml:space="preserve"> </w:t>
       </w:r>
       <w:r>
-        <w:t xml:space="preserve">and completed —</w:t>
+        <w:t xml:space="preserve">and completes, because</w:t>
       </w:r>
       <w:r>
         <w:t xml:space="preserve"> </w:t>
@@ -9465,49 +9473,41 @@
         <w:t xml:space="preserve"> </w:t>
       </w:r>
       <w:r>
-        <w:t xml:space="preserve">caps the dense matrix well below the</w:t>
-      </w:r>
-      <w:r>
-        <w:t xml:space="preserve"> </w:t>
-      </w:r>
-      <w:r>
-        <w:t xml:space="preserve">full gene set. (ii) We claimed the memory gap widens structurally with data; it is</w:t>
-      </w:r>
-      <w:r>
-        <w:t xml:space="preserve"> </w:t>
-      </w:r>
-      <w:r>
-        <w:rPr>
-          <w:b/>
-          <w:bCs/>
-        </w:rPr>
-        <w:t xml:space="preserve">bounded</w:t>
-      </w:r>
-      <w:r>
-        <w:rPr>
-          <w:b/>
-          <w:bCs/>
-        </w:rPr>
-        <w:t xml:space="preserve"> </w:t>
-      </w:r>
-      <w:r>
-        <w:rPr>
-          <w:b/>
-          <w:bCs/>
-        </w:rPr>
-        <w:t xml:space="preserve">at ~2–3×</w:t>
-      </w:r>
-      <w:r>
-        <w:t xml:space="preserve"> </w:t>
-      </w:r>
-      <w:r>
-        <w:t xml:space="preserve">(2.15× at full scale), so there is no scaling cliff and no regime tested where</w:t>
-      </w:r>
-      <w:r>
-        <w:t xml:space="preserve"> </w:t>
-      </w:r>
-      <w:r>
-        <w:t xml:space="preserve">the linear pipeline stops being usable.</w:t>
+        <w:t xml:space="preserve">caps the dense</w:t>
+      </w:r>
+      <w:r>
+        <w:t xml:space="preserve"> </w:t>
+      </w:r>
+      <w:r>
+        <w:t xml:space="preserve">matrix well below the full gene set. The linear/actinn-jax memory ratio is likewise</w:t>
+      </w:r>
+      <w:r>
+        <w:t xml:space="preserve"> </w:t>
+      </w:r>
+      <w:r>
+        <w:rPr>
+          <w:b/>
+          <w:bCs/>
+        </w:rPr>
+        <w:t xml:space="preserve">bounded at ~2–3×</w:t>
+      </w:r>
+      <w:r>
+        <w:t xml:space="preserve"> </w:t>
+      </w:r>
+      <w:r>
+        <w:t xml:space="preserve">(2.15× at full scale) rather than widening with data, so there is no</w:t>
+      </w:r>
+      <w:r>
+        <w:t xml:space="preserve"> </w:t>
+      </w:r>
+      <w:r>
+        <w:t xml:space="preserve">scaling cliff and no regime tested where the linear pipeline stops being usable. Memory</w:t>
+      </w:r>
+      <w:r>
+        <w:t xml:space="preserve"> </w:t>
+      </w:r>
+      <w:r>
+        <w:t xml:space="preserve">projections in this setting should be measured, not extrapolated.</w:t>
       </w:r>
     </w:p>
     <w:p>
@@ -9767,7 +9767,7 @@
         <w:pStyle w:val="Compact"/>
         <w:numPr>
           <w:ilvl w:val="0"/>
-          <w:numId w:val="1003"/>
+          <w:numId w:val="1002"/>
         </w:numPr>
       </w:pPr>
       <w:r>
@@ -9795,7 +9795,7 @@
         <w:pStyle w:val="Compact"/>
         <w:numPr>
           <w:ilvl w:val="0"/>
-          <w:numId w:val="1003"/>
+          <w:numId w:val="1002"/>
         </w:numPr>
       </w:pPr>
       <w:r>
@@ -9823,7 +9823,7 @@
         <w:pStyle w:val="Compact"/>
         <w:numPr>
           <w:ilvl w:val="0"/>
-          <w:numId w:val="1003"/>
+          <w:numId w:val="1002"/>
         </w:numPr>
       </w:pPr>
       <w:r>
@@ -9851,7 +9851,7 @@
         <w:pStyle w:val="Compact"/>
         <w:numPr>
           <w:ilvl w:val="0"/>
-          <w:numId w:val="1003"/>
+          <w:numId w:val="1002"/>
         </w:numPr>
       </w:pPr>
       <w:r>
@@ -9879,7 +9879,7 @@
         <w:pStyle w:val="Compact"/>
         <w:numPr>
           <w:ilvl w:val="0"/>
-          <w:numId w:val="1003"/>
+          <w:numId w:val="1002"/>
         </w:numPr>
       </w:pPr>
       <w:r>
@@ -9907,7 +9907,7 @@
         <w:pStyle w:val="Compact"/>
         <w:numPr>
           <w:ilvl w:val="0"/>
-          <w:numId w:val="1003"/>
+          <w:numId w:val="1002"/>
         </w:numPr>
       </w:pPr>
       <w:r>
@@ -9935,7 +9935,7 @@
         <w:pStyle w:val="Compact"/>
         <w:numPr>
           <w:ilvl w:val="0"/>
-          <w:numId w:val="1003"/>
+          <w:numId w:val="1002"/>
         </w:numPr>
       </w:pPr>
       <w:r>
@@ -9963,7 +9963,7 @@
         <w:pStyle w:val="Compact"/>
         <w:numPr>
           <w:ilvl w:val="0"/>
-          <w:numId w:val="1003"/>
+          <w:numId w:val="1002"/>
         </w:numPr>
       </w:pPr>
       <w:r>
@@ -9991,7 +9991,7 @@
         <w:pStyle w:val="Compact"/>
         <w:numPr>
           <w:ilvl w:val="0"/>
-          <w:numId w:val="1003"/>
+          <w:numId w:val="1002"/>
         </w:numPr>
       </w:pPr>
       <w:r>
@@ -10019,7 +10019,7 @@
         <w:pStyle w:val="Compact"/>
         <w:numPr>
           <w:ilvl w:val="0"/>
-          <w:numId w:val="1003"/>
+          <w:numId w:val="1002"/>
         </w:numPr>
       </w:pPr>
       <w:r>
@@ -10047,7 +10047,7 @@
         <w:pStyle w:val="Compact"/>
         <w:numPr>
           <w:ilvl w:val="0"/>
-          <w:numId w:val="1003"/>
+          <w:numId w:val="1002"/>
         </w:numPr>
       </w:pPr>
       <w:r>
@@ -10075,7 +10075,7 @@
         <w:pStyle w:val="Compact"/>
         <w:numPr>
           <w:ilvl w:val="0"/>
-          <w:numId w:val="1003"/>
+          <w:numId w:val="1002"/>
         </w:numPr>
       </w:pPr>
       <w:r>
@@ -10087,7 +10087,7 @@
         <w:pStyle w:val="Compact"/>
         <w:numPr>
           <w:ilvl w:val="0"/>
-          <w:numId w:val="1003"/>
+          <w:numId w:val="1002"/>
         </w:numPr>
       </w:pPr>
       <w:r>
@@ -10099,7 +10099,7 @@
         <w:pStyle w:val="Compact"/>
         <w:numPr>
           <w:ilvl w:val="0"/>
-          <w:numId w:val="1003"/>
+          <w:numId w:val="1002"/>
         </w:numPr>
       </w:pPr>
       <w:r>
@@ -10111,7 +10111,7 @@
         <w:pStyle w:val="Compact"/>
         <w:numPr>
           <w:ilvl w:val="0"/>
-          <w:numId w:val="1003"/>
+          <w:numId w:val="1002"/>
         </w:numPr>
       </w:pPr>
       <w:r>
@@ -10139,7 +10139,7 @@
         <w:pStyle w:val="Compact"/>
         <w:numPr>
           <w:ilvl w:val="0"/>
-          <w:numId w:val="1003"/>
+          <w:numId w:val="1002"/>
         </w:numPr>
       </w:pPr>
       <w:r>
@@ -10167,7 +10167,7 @@
         <w:pStyle w:val="Compact"/>
         <w:numPr>
           <w:ilvl w:val="0"/>
-          <w:numId w:val="1003"/>
+          <w:numId w:val="1002"/>
         </w:numPr>
       </w:pPr>
       <w:r>
@@ -10179,7 +10179,7 @@
         <w:pStyle w:val="Compact"/>
         <w:numPr>
           <w:ilvl w:val="0"/>
-          <w:numId w:val="1003"/>
+          <w:numId w:val="1002"/>
         </w:numPr>
       </w:pPr>
       <w:r>
@@ -10416,91 +10416,6 @@
       </w:rPr>
     </w:lvl>
   </w:abstractNum>
-  <w:abstractNum w:abstractNumId="99531">
-    <w:nsid w:val="00A99531"/>
-    <w:multiLevelType w:val="multilevel"/>
-    <w:lvl w:ilvl="0">
-      <w:start w:val="1"/>
-      <w:numFmt w:val="lowerRoman"/>
-      <w:lvlText w:val="(%1)"/>
-      <w:lvlJc w:val="left"/>
-      <w:pPr>
-        <w:ind w:left="720" w:hanging="360"/>
-      </w:pPr>
-    </w:lvl>
-    <w:lvl w:ilvl="1">
-      <w:start w:val="1"/>
-      <w:numFmt w:val="lowerRoman"/>
-      <w:lvlText w:val="(%2)"/>
-      <w:lvlJc w:val="left"/>
-      <w:pPr>
-        <w:ind w:left="1440" w:hanging="360"/>
-      </w:pPr>
-    </w:lvl>
-    <w:lvl w:ilvl="2">
-      <w:start w:val="1"/>
-      <w:numFmt w:val="lowerRoman"/>
-      <w:lvlText w:val="(%3)"/>
-      <w:lvlJc w:val="left"/>
-      <w:pPr>
-        <w:ind w:left="2160" w:hanging="360"/>
-      </w:pPr>
-    </w:lvl>
-    <w:lvl w:ilvl="3">
-      <w:start w:val="1"/>
-      <w:numFmt w:val="lowerRoman"/>
-      <w:lvlText w:val="(%4)"/>
-      <w:lvlJc w:val="left"/>
-      <w:pPr>
-        <w:ind w:left="2880" w:hanging="360"/>
-      </w:pPr>
-    </w:lvl>
-    <w:lvl w:ilvl="4">
-      <w:start w:val="1"/>
-      <w:numFmt w:val="lowerRoman"/>
-      <w:lvlText w:val="(%5)"/>
-      <w:lvlJc w:val="left"/>
-      <w:pPr>
-        <w:ind w:left="3600" w:hanging="360"/>
-      </w:pPr>
-    </w:lvl>
-    <w:lvl w:ilvl="5">
-      <w:start w:val="1"/>
-      <w:numFmt w:val="lowerRoman"/>
-      <w:lvlText w:val="(%6)"/>
-      <w:lvlJc w:val="left"/>
-      <w:pPr>
-        <w:ind w:left="4320" w:hanging="360"/>
-      </w:pPr>
-    </w:lvl>
-    <w:lvl w:ilvl="6">
-      <w:start w:val="1"/>
-      <w:numFmt w:val="lowerRoman"/>
-      <w:lvlText w:val="(%7)"/>
-      <w:lvlJc w:val="left"/>
-      <w:pPr>
-        <w:ind w:left="5040" w:hanging="360"/>
-      </w:pPr>
-    </w:lvl>
-    <w:lvl w:ilvl="7">
-      <w:start w:val="1"/>
-      <w:numFmt w:val="lowerRoman"/>
-      <w:lvlText w:val="(%8)"/>
-      <w:lvlJc w:val="left"/>
-      <w:pPr>
-        <w:ind w:left="5760" w:hanging="360"/>
-      </w:pPr>
-    </w:lvl>
-    <w:lvl w:ilvl="8">
-      <w:start w:val="1"/>
-      <w:numFmt w:val="lowerRoman"/>
-      <w:lvlText w:val="(%9)"/>
-      <w:lvlJc w:val="left"/>
-      <w:pPr>
-        <w:ind w:left="6480" w:hanging="360"/>
-      </w:pPr>
-    </w:lvl>
-  </w:abstractNum>
   <w:abstractNum w:abstractNumId="99411">
     <w:nsid w:val="00A99411"/>
     <w:multiLevelType w:val="multilevel"/>
@@ -10593,36 +10508,6 @@
     <w:abstractNumId w:val="991"/>
   </w:num>
   <w:num w:numId="1002">
-    <w:abstractNumId w:val="99531"/>
-    <w:lvlOverride w:ilvl="0">
-      <w:startOverride w:val="1"/>
-    </w:lvlOverride>
-    <w:lvlOverride w:ilvl="1">
-      <w:startOverride w:val="1"/>
-    </w:lvlOverride>
-    <w:lvlOverride w:ilvl="2">
-      <w:startOverride w:val="1"/>
-    </w:lvlOverride>
-    <w:lvlOverride w:ilvl="3">
-      <w:startOverride w:val="1"/>
-    </w:lvlOverride>
-    <w:lvlOverride w:ilvl="4">
-      <w:startOverride w:val="1"/>
-    </w:lvlOverride>
-    <w:lvlOverride w:ilvl="5">
-      <w:startOverride w:val="1"/>
-    </w:lvlOverride>
-    <w:lvlOverride w:ilvl="6">
-      <w:startOverride w:val="1"/>
-    </w:lvlOverride>
-    <w:lvlOverride w:ilvl="7">
-      <w:startOverride w:val="1"/>
-    </w:lvlOverride>
-    <w:lvlOverride w:ilvl="8">
-      <w:startOverride w:val="1"/>
-    </w:lvlOverride>
-  </w:num>
-  <w:num w:numId="1003">
     <w:abstractNumId w:val="99411"/>
     <w:lvlOverride w:ilvl="0">
       <w:startOverride w:val="1"/>

--- a/manuscript/actinn-jax_preprint.docx
+++ b/manuscript/actinn-jax_preprint.docx
@@ -301,7 +301,20 @@
         <w:t xml:space="preserve"> </w:t>
       </w:r>
       <w:r>
-        <w:t xml:space="preserve">ships a pretrained, calibrated, hierarchical pan-human annotator that runs on a laptop — a better-resourced broad tier than ours. What the workflow adds is the</w:t>
+        <w:t xml:space="preserve">ships a pretrained, calibrated, hierarchical pan-human annotator that runs on a laptop — a better-resourced broad tier than ours, and one we can</w:t>
+      </w:r>
+      <w:r>
+        <w:t xml:space="preserve"> </w:t>
+      </w:r>
+      <w:r>
+        <w:rPr>
+          <w:b/>
+          <w:bCs/>
+        </w:rPr>
+        <w:t xml:space="preserve">distil into a tier-1 model of comparable accuracy at ~9× its throughput, built with no GPU and no labeled data</w:t>
+      </w:r>
+      <w:r>
+        <w:t xml:space="preserve">. What the workflow adds is the</w:t>
       </w:r>
       <w:r>
         <w:t xml:space="preserve"> </w:t>
@@ -774,7 +787,13 @@
         <w:t xml:space="preserve"> </w:t>
       </w:r>
       <w:r>
-        <w:t xml:space="preserve">abstention, so the broad tier itself is not a distinguishing feature. What is distinct is</w:t>
+        <w:t xml:space="preserve">abstention, so the broad tier itself is not a distinguishing feature — we distil that</w:t>
+      </w:r>
+      <w:r>
+        <w:t xml:space="preserve"> </w:t>
+      </w:r>
+      <w:r>
+        <w:t xml:space="preserve">model into a tier-1 reference rather than compete with it. What is distinct is</w:t>
       </w:r>
       <w:r>
         <w:t xml:space="preserve"> </w:t>
@@ -5419,6 +5438,483 @@
           <w:b/>
           <w:bCs/>
         </w:rPr>
+        <w:t xml:space="preserve">Tier 1 can be built from a model instead of from labels.</w:t>
+      </w:r>
+      <w:r>
+        <w:t xml:space="preserve"> </w:t>
+      </w:r>
+      <w:r>
+        <w:t xml:space="preserve">The census route above needs a</w:t>
+      </w:r>
+      <w:r>
+        <w:t xml:space="preserve"> </w:t>
+      </w:r>
+      <w:r>
+        <w:t xml:space="preserve">foundation model on a GPU to discover its hierarchy. A pretrained pan-human annotator</w:t>
+      </w:r>
+      <w:r>
+        <w:t xml:space="preserve"> </w:t>
+      </w:r>
+      <w:r>
+        <w:t xml:space="preserve">already has one — Pan-human Azimuth publishes an 8-level typology with every node mapped to</w:t>
+      </w:r>
+      <w:r>
+        <w:t xml:space="preserve"> </w:t>
+      </w:r>
+      <w:r>
+        <w:t xml:space="preserve">a Cell Ontology term — so labelling a corpus with it and training actinn-jax on those labels</w:t>
+      </w:r>
+      <w:r>
+        <w:t xml:space="preserve"> </w:t>
+      </w:r>
+      <w:r>
+        <w:t xml:space="preserve">transfers both the vocabulary and the structure. That build needs</w:t>
+      </w:r>
+      <w:r>
+        <w:t xml:space="preserve"> </w:t>
+      </w:r>
+      <w:r>
+        <w:rPr>
+          <w:b/>
+          <w:bCs/>
+        </w:rPr>
+        <w:t xml:space="preserve">no accelerator and no</w:t>
+      </w:r>
+      <w:r>
+        <w:rPr>
+          <w:b/>
+          <w:bCs/>
+        </w:rPr>
+        <w:t xml:space="preserve"> </w:t>
+      </w:r>
+      <w:r>
+        <w:rPr>
+          <w:b/>
+          <w:bCs/>
+        </w:rPr>
+        <w:t xml:space="preserve">labeled input</w:t>
+      </w:r>
+      <w:r>
+        <w:t xml:space="preserve">, only raw human counts: under ten minutes of CPU on 85k cells drawn from</w:t>
+      </w:r>
+      <w:r>
+        <w:t xml:space="preserve"> </w:t>
+      </w:r>
+      <w:r>
+        <w:t xml:space="preserve">three atlases plus a census-wide sample. On</w:t>
+      </w:r>
+      <w:r>
+        <w:t xml:space="preserve"> </w:t>
+      </w:r>
+      <w:r>
+        <w:t xml:space="preserve">3,396 withheld cross-study liver cells:</w:t>
+      </w:r>
+    </w:p>
+    <w:tbl>
+      <w:tblPr>
+        <w:tblStyle w:val="Table"/>
+        <w:tblW w:type="pct" w:w="5000"/>
+        <w:tblLayout w:type="fixed"/>
+        <w:tblLook w:firstRow="1" w:lastRow="0" w:firstColumn="0" w:lastColumn="0" w:noHBand="0" w:noVBand="0" w:val="0020"/>
+      </w:tblPr>
+      <w:tblGrid>
+        <w:gridCol w:w="1584"/>
+        <w:gridCol w:w="2112"/>
+        <w:gridCol w:w="2112"/>
+        <w:gridCol w:w="2112"/>
+      </w:tblGrid>
+      <w:tr>
+        <w:trPr>
+          <w:tblHeader w:val="on"/>
+        </w:trPr>
+        <w:tc>
+          <w:tcPr/>
+          <w:p>
+            <w:pPr>
+              <w:pStyle w:val="Compact"/>
+            </w:pPr>
+            <w:r>
+              <w:t xml:space="preserve">tier-1 model</w:t>
+            </w:r>
+          </w:p>
+        </w:tc>
+        <w:tc>
+          <w:tcPr/>
+          <w:p>
+            <w:pPr>
+              <w:pStyle w:val="Compact"/>
+              <w:jc w:val="right"/>
+            </w:pPr>
+            <w:r>
+              <w:t xml:space="preserve">classes</w:t>
+            </w:r>
+          </w:p>
+        </w:tc>
+        <w:tc>
+          <w:tcPr/>
+          <w:p>
+            <w:pPr>
+              <w:pStyle w:val="Compact"/>
+              <w:jc w:val="right"/>
+            </w:pPr>
+            <w:r>
+              <w:t xml:space="preserve">ontology</w:t>
+            </w:r>
+          </w:p>
+        </w:tc>
+        <w:tc>
+          <w:tcPr/>
+          <w:p>
+            <w:pPr>
+              <w:pStyle w:val="Compact"/>
+              <w:jc w:val="right"/>
+            </w:pPr>
+            <w:r>
+              <w:t xml:space="preserve">cells/s</w:t>
+            </w:r>
+          </w:p>
+        </w:tc>
+      </w:tr>
+      <w:tr>
+        <w:tc>
+          <w:tcPr/>
+          <w:p>
+            <w:pPr>
+              <w:pStyle w:val="Compact"/>
+            </w:pPr>
+            <w:r>
+              <w:t xml:space="preserve">census-built (</w:t>
+            </w:r>
+            <w:r>
+              <w:rPr>
+                <w:rStyle w:val="VerbatimChar"/>
+              </w:rPr>
+              <w:t xml:space="preserve">broad_human_v1</w:t>
+            </w:r>
+            <w:r>
+              <w:t xml:space="preserve">)</w:t>
+            </w:r>
+          </w:p>
+        </w:tc>
+        <w:tc>
+          <w:tcPr/>
+          <w:p>
+            <w:pPr>
+              <w:pStyle w:val="Compact"/>
+              <w:jc w:val="right"/>
+            </w:pPr>
+            <w:r>
+              <w:t xml:space="preserve">798</w:t>
+            </w:r>
+          </w:p>
+        </w:tc>
+        <w:tc>
+          <w:tcPr/>
+          <w:p>
+            <w:pPr>
+              <w:pStyle w:val="Compact"/>
+              <w:jc w:val="right"/>
+            </w:pPr>
+            <w:r>
+              <w:t xml:space="preserve">0.338</w:t>
+            </w:r>
+          </w:p>
+        </w:tc>
+        <w:tc>
+          <w:tcPr/>
+          <w:p>
+            <w:pPr>
+              <w:pStyle w:val="Compact"/>
+              <w:jc w:val="right"/>
+            </w:pPr>
+            <w:r>
+              <w:t xml:space="preserve">2,962</w:t>
+            </w:r>
+          </w:p>
+        </w:tc>
+      </w:tr>
+      <w:tr>
+        <w:tc>
+          <w:tcPr/>
+          <w:p>
+            <w:pPr>
+              <w:pStyle w:val="Compact"/>
+            </w:pPr>
+            <w:r>
+              <w:t xml:space="preserve">Pan-human Azimuth</w:t>
+            </w:r>
+          </w:p>
+        </w:tc>
+        <w:tc>
+          <w:tcPr/>
+          <w:p>
+            <w:pPr>
+              <w:pStyle w:val="Compact"/>
+              <w:jc w:val="right"/>
+            </w:pPr>
+            <w:r>
+              <w:t xml:space="preserve">382</w:t>
+            </w:r>
+          </w:p>
+        </w:tc>
+        <w:tc>
+          <w:tcPr/>
+          <w:p>
+            <w:pPr>
+              <w:pStyle w:val="Compact"/>
+              <w:jc w:val="right"/>
+            </w:pPr>
+            <w:r>
+              <w:t xml:space="preserve">0.380</w:t>
+            </w:r>
+          </w:p>
+        </w:tc>
+        <w:tc>
+          <w:tcPr/>
+          <w:p>
+            <w:pPr>
+              <w:pStyle w:val="Compact"/>
+              <w:jc w:val="right"/>
+            </w:pPr>
+            <w:r>
+              <w:t xml:space="preserve">1,076–1,563</w:t>
+            </w:r>
+          </w:p>
+        </w:tc>
+      </w:tr>
+      <w:tr>
+        <w:tc>
+          <w:tcPr/>
+          <w:p>
+            <w:pPr>
+              <w:pStyle w:val="Compact"/>
+            </w:pPr>
+            <w:r>
+              <w:rPr>
+                <w:b/>
+                <w:bCs/>
+              </w:rPr>
+              <w:t xml:space="preserve">distilled (</w:t>
+            </w:r>
+            <w:r>
+              <w:rPr>
+                <w:rStyle w:val="VerbatimChar"/>
+                <w:b/>
+                <w:bCs/>
+              </w:rPr>
+              <w:t xml:space="preserve">panhuman_distill_v1</w:t>
+            </w:r>
+            <w:r>
+              <w:rPr>
+                <w:b/>
+                <w:bCs/>
+              </w:rPr>
+              <w:t xml:space="preserve">)</w:t>
+            </w:r>
+          </w:p>
+        </w:tc>
+        <w:tc>
+          <w:tcPr/>
+          <w:p>
+            <w:pPr>
+              <w:pStyle w:val="Compact"/>
+              <w:jc w:val="right"/>
+            </w:pPr>
+            <w:r>
+              <w:t xml:space="preserve">324</w:t>
+            </w:r>
+          </w:p>
+        </w:tc>
+        <w:tc>
+          <w:tcPr/>
+          <w:p>
+            <w:pPr>
+              <w:pStyle w:val="Compact"/>
+              <w:jc w:val="right"/>
+            </w:pPr>
+            <w:r>
+              <w:rPr>
+                <w:b/>
+                <w:bCs/>
+              </w:rPr>
+              <w:t xml:space="preserve">0.406</w:t>
+            </w:r>
+          </w:p>
+        </w:tc>
+        <w:tc>
+          <w:tcPr/>
+          <w:p>
+            <w:pPr>
+              <w:pStyle w:val="Compact"/>
+              <w:jc w:val="right"/>
+            </w:pPr>
+            <w:r>
+              <w:rPr>
+                <w:b/>
+                <w:bCs/>
+              </w:rPr>
+              <w:t xml:space="preserve">8,937–10,021</w:t>
+            </w:r>
+          </w:p>
+        </w:tc>
+      </w:tr>
+    </w:tbl>
+    <w:p>
+      <w:pPr>
+        <w:pStyle w:val="BodyText"/>
+      </w:pPr>
+      <w:r>
+        <w:t xml:space="preserve">This makes the entry point both better and ~3× faster than building it from the census</w:t>
+      </w:r>
+      <w:r>
+        <w:t xml:space="preserve"> </w:t>
+      </w:r>
+      <w:r>
+        <w:t xml:space="preserve">directly, and it answers in a harmonized, ontology-mapped vocabulary rather than raw census</w:t>
+      </w:r>
+      <w:r>
+        <w:t xml:space="preserve"> </w:t>
+      </w:r>
+      <w:r>
+        <w:t xml:space="preserve">strings. Withholding a whole atlas from the corpus, the distilled model tracks the one it</w:t>
+      </w:r>
+      <w:r>
+        <w:t xml:space="preserve"> </w:t>
+      </w:r>
+      <w:r>
+        <w:t xml:space="preserve">was distilled from to within</w:t>
+      </w:r>
+      <w:r>
+        <w:t xml:space="preserve"> </w:t>
+      </w:r>
+      <w:r>
+        <w:rPr>
+          <w:b/>
+          <w:bCs/>
+        </w:rPr>
+        <w:t xml:space="preserve">1.5 points</w:t>
+      </w:r>
+      <w:r>
+        <w:t xml:space="preserve"> </w:t>
+      </w:r>
+      <w:r>
+        <w:t xml:space="preserve">on lung (0.695 vs 0.710) and</w:t>
+      </w:r>
+      <w:r>
+        <w:t xml:space="preserve"> </w:t>
+      </w:r>
+      <w:r>
+        <w:rPr>
+          <w:b/>
+          <w:bCs/>
+        </w:rPr>
+        <w:t xml:space="preserve">3.0</w:t>
+      </w:r>
+      <w:r>
+        <w:t xml:space="preserve"> </w:t>
+      </w:r>
+      <w:r>
+        <w:t xml:space="preserve">on liver</w:t>
+      </w:r>
+      <w:r>
+        <w:t xml:space="preserve"> </w:t>
+      </w:r>
+      <w:r>
+        <w:t xml:space="preserve">(0.481 vs 0.511) — the corpus, not the recipe, is what bounds it. Two caveats keep this</w:t>
+      </w:r>
+      <w:r>
+        <w:t xml:space="preserve"> </w:t>
+      </w:r>
+      <w:r>
+        <w:t xml:space="preserve">modest. The 0.406/0.380 ordering is one query, and both actinn-jax models draw on a census</w:t>
+      </w:r>
+      <w:r>
+        <w:t xml:space="preserve"> </w:t>
+      </w:r>
+      <w:r>
+        <w:t xml:space="preserve">sample that may include these studies while Pan-human Azimuth does not, so read the distilled</w:t>
+      </w:r>
+      <w:r>
+        <w:t xml:space="preserve"> </w:t>
+      </w:r>
+      <w:r>
+        <w:t xml:space="preserve">model as</w:t>
+      </w:r>
+      <w:r>
+        <w:t xml:space="preserve"> </w:t>
+      </w:r>
+      <w:r>
+        <w:rPr>
+          <w:i/>
+          <w:iCs/>
+        </w:rPr>
+        <w:t xml:space="preserve">comparable to</w:t>
+      </w:r>
+      <w:r>
+        <w:t xml:space="preserve"> </w:t>
+      </w:r>
+      <w:r>
+        <w:t xml:space="preserve">the one it distils rather than better. And it does</w:t>
+      </w:r>
+      <w:r>
+        <w:t xml:space="preserve"> </w:t>
+      </w:r>
+      <w:r>
+        <w:rPr>
+          <w:b/>
+          <w:bCs/>
+        </w:rPr>
+        <w:t xml:space="preserve">not</w:t>
+      </w:r>
+      <w:r>
+        <w:t xml:space="preserve"> </w:t>
+      </w:r>
+      <w:r>
+        <w:t xml:space="preserve">inherit</w:t>
+      </w:r>
+      <w:r>
+        <w:t xml:space="preserve"> </w:t>
+      </w:r>
+      <w:r>
+        <w:t xml:space="preserve">that model’s trained abstention: its confidence separates right from wrong poorly (90.5%</w:t>
+      </w:r>
+      <w:r>
+        <w:t xml:space="preserve"> </w:t>
+      </w:r>
+      <w:r>
+        <w:t xml:space="preserve">coverage at</w:t>
+      </w:r>
+      <w:r>
+        <w:t xml:space="preserve"> </w:t>
+      </w:r>
+      <w:r>
+        <w:rPr>
+          <w:rStyle w:val="VerbatimChar"/>
+        </w:rPr>
+        <w:t xml:space="preserve">p ≥ 0.5</w:t>
+      </w:r>
+      <w:r>
+        <w:t xml:space="preserve"> </w:t>
+      </w:r>
+      <w:r>
+        <w:t xml:space="preserve">moves concordance only 0.406 → 0.427), so the calibrated tier-1 abstain</w:t>
+      </w:r>
+      <w:r>
+        <w:t xml:space="preserve"> </w:t>
+      </w:r>
+      <w:r>
+        <w:t xml:space="preserve">of §3.6 belongs to the census-built reference until this one is recalibrated.</w:t>
+      </w:r>
+    </w:p>
+    <w:p>
+      <w:pPr>
+        <w:pStyle w:val="BodyText"/>
+      </w:pPr>
+      <w:r>
+        <w:rPr>
+          <w:b/>
+          <w:bCs/>
+        </w:rPr>
         <w:t xml:space="preserve">Tier 2 — refined, tissue-focused.</w:t>
       </w:r>
       <w:r>
@@ -8910,13 +9406,52 @@
         <w:t xml:space="preserve"> </w:t>
       </w:r>
       <w:r>
-        <w:t xml:space="preserve">our shipped reference and we do not claim to improve on it. The part of our workflow it</w:t>
-      </w:r>
-      <w:r>
-        <w:t xml:space="preserve"> </w:t>
-      </w:r>
-      <w:r>
-        <w:t xml:space="preserve">cannot perform is the</w:t>
+        <w:t xml:space="preserve">our census-built reference and we make no claim to improve on its annotations. What we do</w:t>
+      </w:r>
+      <w:r>
+        <w:t xml:space="preserve"> </w:t>
+      </w:r>
+      <w:r>
+        <w:t xml:space="preserve">with it instead is</w:t>
+      </w:r>
+      <w:r>
+        <w:t xml:space="preserve"> </w:t>
+      </w:r>
+      <w:r>
+        <w:rPr>
+          <w:b/>
+          <w:bCs/>
+        </w:rPr>
+        <w:t xml:space="preserve">use it</w:t>
+      </w:r>
+      <w:r>
+        <w:t xml:space="preserve">: distilling its labels and its hierarchy into actinn-jax</w:t>
+      </w:r>
+      <w:r>
+        <w:t xml:space="preserve"> </w:t>
+      </w:r>
+      <w:r>
+        <w:t xml:space="preserve">produces a tier-1 model of comparable accuracy at roughly nine times its throughput, built</w:t>
+      </w:r>
+      <w:r>
+        <w:t xml:space="preserve"> </w:t>
+      </w:r>
+      <w:r>
+        <w:t xml:space="preserve">without a GPU and without labeled data (§3.5). A curated pan-human model is the right thing</w:t>
+      </w:r>
+      <w:r>
+        <w:t xml:space="preserve"> </w:t>
+      </w:r>
+      <w:r>
+        <w:t xml:space="preserve">to start from; a small fast model is the right thing to iterate with.</w:t>
+      </w:r>
+    </w:p>
+    <w:p>
+      <w:pPr>
+        <w:pStyle w:val="BodyText"/>
+      </w:pPr>
+      <w:r>
+        <w:t xml:space="preserve">The part of any fixed typology that cannot be performed is the</w:t>
       </w:r>
       <w:r>
         <w:t xml:space="preserve"> </w:t>
@@ -8929,58 +9464,83 @@
         <w:t xml:space="preserve">hand-off</w:t>
       </w:r>
       <w:r>
-        <w:t xml:space="preserve">: its typology is fixed, so it cannot re-annotate into a</w:t>
-      </w:r>
-      <w:r>
-        <w:t xml:space="preserve"> </w:t>
-      </w:r>
-      <w:r>
-        <w:t xml:space="preserve">user’s own focused label set (the HLiCA liver reference, cross-study 0.23/0.58 → 0.72/0.86)</w:t>
-      </w:r>
-      <w:r>
-        <w:t xml:space="preserve"> </w:t>
-      </w:r>
-      <w:r>
-        <w:t xml:space="preserve">or resolve states below a leaf (hepatocyte zonation). ProtoCloud likewise provides</w:t>
-      </w:r>
-      <w:r>
-        <w:t xml:space="preserve"> </w:t>
-      </w:r>
-      <w:r>
-        <w:t xml:space="preserve">uncertainty, gene attribution and a refinement path (fine-tuning a pretrained model). What</w:t>
-      </w:r>
-      <w:r>
-        <w:t xml:space="preserve"> </w:t>
-      </w:r>
-      <w:r>
-        <w:t xml:space="preserve">survives as distinct to actinn-jax is therefore not the broad reference but</w:t>
-      </w:r>
-      <w:r>
-        <w:t xml:space="preserve"> </w:t>
-      </w:r>
-      <w:r>
-        <w:rPr>
-          <w:b/>
-          <w:bCs/>
-        </w:rPr>
-        <w:t xml:space="preserve">refinement</w:t>
-      </w:r>
-      <w:r>
-        <w:rPr>
-          <w:b/>
-          <w:bCs/>
-        </w:rPr>
-        <w:t xml:space="preserve"> </w:t>
-      </w:r>
-      <w:r>
-        <w:rPr>
-          <w:b/>
-          <w:bCs/>
-        </w:rPr>
-        <w:t xml:space="preserve">into label sets no pretrained model carries</w:t>
-      </w:r>
-      <w:r>
-        <w:t xml:space="preserve">, at a cost that keeps the chain on a laptop.</w:t>
+        <w:t xml:space="preserve">: it cannot</w:t>
+      </w:r>
+      <w:r>
+        <w:t xml:space="preserve"> </w:t>
+      </w:r>
+      <w:r>
+        <w:t xml:space="preserve">re-annotate into a user’s own focused label set (the HLiCA liver reference, cross-study</w:t>
+      </w:r>
+      <w:r>
+        <w:t xml:space="preserve"> </w:t>
+      </w:r>
+      <w:r>
+        <w:t xml:space="preserve">0.23/0.58 → 0.72/0.86) or resolve states below a leaf (hepatocyte zonation). ProtoCloud</w:t>
+      </w:r>
+      <w:r>
+        <w:t xml:space="preserve"> </w:t>
+      </w:r>
+      <w:r>
+        <w:t xml:space="preserve">likewise provides uncertainty, gene attribution and a refinement path (fine-tuning a</w:t>
+      </w:r>
+      <w:r>
+        <w:t xml:space="preserve"> </w:t>
+      </w:r>
+      <w:r>
+        <w:t xml:space="preserve">pretrained model). What survives as distinct to actinn-jax is therefore not the breadth of</w:t>
+      </w:r>
+      <w:r>
+        <w:t xml:space="preserve"> </w:t>
+      </w:r>
+      <w:r>
+        <w:t xml:space="preserve">the broad reference but</w:t>
+      </w:r>
+      <w:r>
+        <w:t xml:space="preserve"> </w:t>
+      </w:r>
+      <w:r>
+        <w:rPr>
+          <w:b/>
+          <w:bCs/>
+        </w:rPr>
+        <w:t xml:space="preserve">the chain it enables</w:t>
+      </w:r>
+      <w:r>
+        <w:t xml:space="preserve"> </w:t>
+      </w:r>
+      <w:r>
+        <w:t xml:space="preserve">— start pan-human, re-annotate into label</w:t>
+      </w:r>
+      <w:r>
+        <w:t xml:space="preserve"> </w:t>
+      </w:r>
+      <w:r>
+        <w:t xml:space="preserve">sets no pretrained model carries, screen what none of them claims — at a cost that keeps</w:t>
+      </w:r>
+      <w:r>
+        <w:t xml:space="preserve"> </w:t>
+      </w:r>
+      <w:r>
+        <w:t xml:space="preserve">every stage on a laptop. The distillation recipe is not specific to this teacher or to</w:t>
+      </w:r>
+      <w:r>
+        <w:t xml:space="preserve"> </w:t>
+      </w:r>
+      <w:r>
+        <w:t xml:space="preserve">humans: it needs a pretrained annotator whose typology can be read off its outputs, so</w:t>
+      </w:r>
+      <w:r>
+        <w:t xml:space="preserve"> </w:t>
+      </w:r>
+      <w:r>
+        <w:t xml:space="preserve">extending the same entry point to other organisms is a matter of finding one (or building</w:t>
+      </w:r>
+      <w:r>
+        <w:t xml:space="preserve"> </w:t>
+      </w:r>
+      <w:r>
+        <w:t xml:space="preserve">the tier-1 reference from a labeled census slice, as §3.5’s census route does).</w:t>
       </w:r>
     </w:p>
     <w:bookmarkEnd w:id="44"/>
@@ -9211,19 +9771,37 @@
           <w:b/>
           <w:bCs/>
         </w:rPr>
-        <w:t xml:space="preserve">The gene budget is dataset-dependent, not a free parameter.</w:t>
-      </w:r>
-      <w:r>
-        <w:t xml:space="preserve"> </w:t>
-      </w:r>
-      <w:r>
-        <w:t xml:space="preserve">More genes help most</w:t>
-      </w:r>
-      <w:r>
-        <w:t xml:space="preserve"> </w:t>
-      </w:r>
-      <w:r>
-        <w:t xml:space="preserve">references but</w:t>
+        <w:t xml:space="preserve">The distilled tier-1 reference inherits a vocabulary, not a calibration.</w:t>
+      </w:r>
+      <w:r>
+        <w:t xml:space="preserve"> </w:t>
+      </w:r>
+      <w:r>
+        <w:t xml:space="preserve">Pan-human</w:t>
+      </w:r>
+      <w:r>
+        <w:t xml:space="preserve"> </w:t>
+      </w:r>
+      <w:r>
+        <w:t xml:space="preserve">Azimuth’s abstention is trained (and its ECE measured at 0.0044); the distilled student</w:t>
+      </w:r>
+      <w:r>
+        <w:t xml:space="preserve"> </w:t>
+      </w:r>
+      <w:r>
+        <w:t xml:space="preserve">learns hard labels only, so it carries none of that — its confidence barely separates right</w:t>
+      </w:r>
+      <w:r>
+        <w:t xml:space="preserve"> </w:t>
+      </w:r>
+      <w:r>
+        <w:t xml:space="preserve">from wrong (§3.5). Recalibrating it, or distilling from soft targets, is the obvious next</w:t>
+      </w:r>
+      <w:r>
+        <w:t xml:space="preserve"> </w:t>
+      </w:r>
+      <w:r>
+        <w:t xml:space="preserve">step and would need a loss change in the package. Its evaluation is also two withheld</w:t>
       </w:r>
       <w:r>
         <w:t xml:space="preserve"> </w:t>
@@ -9233,25 +9811,16 @@
           <w:i/>
           <w:iCs/>
         </w:rPr>
-        <w:t xml:space="preserve">overfit</w:t>
-      </w:r>
-      <w:r>
-        <w:t xml:space="preserve"> </w:t>
-      </w:r>
-      <w:r>
-        <w:t xml:space="preserve">a tiny, fine-grained, domain-shifted query (tabula_sapiens −10 pt);</w:t>
-      </w:r>
-      <w:r>
-        <w:t xml:space="preserve"> </w:t>
-      </w:r>
-      <w:r>
-        <w:t xml:space="preserve">our reference-CV + cells-per-class selection rule is validated on 6 datasets with a single</w:t>
-      </w:r>
-      <w:r>
-        <w:t xml:space="preserve"> </w:t>
-      </w:r>
-      <w:r>
-        <w:t xml:space="preserve">clean failure case, so it is directional evidence, not a tuned threshold.</w:t>
+        <w:t xml:space="preserve">atlases</w:t>
+      </w:r>
+      <w:r>
+        <w:t xml:space="preserve">, not withheld tissue: the census-wide corpus spans 376 tissues, so nothing here</w:t>
+      </w:r>
+      <w:r>
+        <w:t xml:space="preserve"> </w:t>
+      </w:r>
+      <w:r>
+        <w:t xml:space="preserve">measures behaviour on biology the corpus never saw.</w:t>
       </w:r>
     </w:p>
     <w:p>
@@ -9267,22 +9836,47 @@
           <w:b/>
           <w:bCs/>
         </w:rPr>
-        <w:t xml:space="preserve">Standardization is shipped opt-in</w:t>
-      </w:r>
-      <w:r>
-        <w:t xml:space="preserve">, not default, because it shifts probability</w:t>
-      </w:r>
-      <w:r>
-        <w:t xml:space="preserve"> </w:t>
-      </w:r>
-      <w:r>
-        <w:t xml:space="preserve">calibration that the two-stage abstain thresholds are tuned against; combining the two</w:t>
-      </w:r>
-      <w:r>
-        <w:t xml:space="preserve"> </w:t>
-      </w:r>
-      <w:r>
-        <w:t xml:space="preserve">cleanly would require re-tuning those thresholds.</w:t>
+        <w:t xml:space="preserve">The gene budget is dataset-dependent, not a free parameter.</w:t>
+      </w:r>
+      <w:r>
+        <w:t xml:space="preserve"> </w:t>
+      </w:r>
+      <w:r>
+        <w:t xml:space="preserve">More genes help most</w:t>
+      </w:r>
+      <w:r>
+        <w:t xml:space="preserve"> </w:t>
+      </w:r>
+      <w:r>
+        <w:t xml:space="preserve">references but</w:t>
+      </w:r>
+      <w:r>
+        <w:t xml:space="preserve"> </w:t>
+      </w:r>
+      <w:r>
+        <w:rPr>
+          <w:i/>
+          <w:iCs/>
+        </w:rPr>
+        <w:t xml:space="preserve">overfit</w:t>
+      </w:r>
+      <w:r>
+        <w:t xml:space="preserve"> </w:t>
+      </w:r>
+      <w:r>
+        <w:t xml:space="preserve">a tiny, fine-grained, domain-shifted query (tabula_sapiens −10 pt);</w:t>
+      </w:r>
+      <w:r>
+        <w:t xml:space="preserve"> </w:t>
+      </w:r>
+      <w:r>
+        <w:t xml:space="preserve">our reference-CV + cells-per-class selection rule is validated on 6 datasets with a single</w:t>
+      </w:r>
+      <w:r>
+        <w:t xml:space="preserve"> </w:t>
+      </w:r>
+      <w:r>
+        <w:t xml:space="preserve">clean failure case, so it is directional evidence, not a tuned threshold.</w:t>
       </w:r>
     </w:p>
     <w:p>
@@ -9298,94 +9892,22 @@
           <w:b/>
           <w:bCs/>
         </w:rPr>
-        <w:t xml:space="preserve">Our classical tier (SVM, kNN, CellTypist) is untuned, and a tuned linear baseline beats</w:t>
-      </w:r>
-      <w:r>
-        <w:rPr>
-          <w:b/>
-          <w:bCs/>
-        </w:rPr>
-        <w:t xml:space="preserve"> </w:t>
-      </w:r>
-      <w:r>
-        <w:rPr>
-          <w:b/>
-          <w:bCs/>
-        </w:rPr>
-        <w:t xml:space="preserve">actinn-jax.</w:t>
-      </w:r>
-      <w:r>
-        <w:t xml:space="preserve"> </w:t>
-      </w:r>
-      <w:r>
-        <w:t xml:space="preserve">Souza &amp; Mehta’s pipeline (normalize → ANOVA → standardize → PCA(220) →</w:t>
-      </w:r>
-      <w:r>
-        <w:t xml:space="preserve"> </w:t>
-      </w:r>
-      <w:r>
-        <w:t xml:space="preserve">logistic regression) leads the matrix on accuracy (0.839 vs 0.831) and macro-F1 (0.699 vs</w:t>
-      </w:r>
-      <w:r>
-        <w:t xml:space="preserve"> </w:t>
-      </w:r>
-      <w:r>
-        <w:t xml:space="preserve">0.683) while fitting 4× faster, with its largest margin on the 86-type blood+gut set</w:t>
-      </w:r>
-      <w:r>
-        <w:t xml:space="preserve"> </w:t>
-      </w:r>
-      <w:r>
-        <w:t xml:space="preserve">(+4.2 pt) (</w:t>
-      </w:r>
-      <w:r>
-        <w:rPr>
-          <w:rStyle w:val="VerbatimChar"/>
-        </w:rPr>
-        <w:t xml:space="preserve">SIMPLE_BASELINES.md</w:t>
-      </w:r>
-      <w:r>
-        <w:t xml:space="preserve">). The §3.1 margins over the</w:t>
-      </w:r>
-      <w:r>
-        <w:t xml:space="preserve"> </w:t>
-      </w:r>
-      <w:r>
-        <w:t xml:space="preserve">classical tier should therefore be read as margins over</w:t>
-      </w:r>
-      <w:r>
-        <w:t xml:space="preserve"> </w:t>
-      </w:r>
-      <w:r>
-        <w:rPr>
-          <w:i/>
-          <w:iCs/>
-        </w:rPr>
-        <w:t xml:space="preserve">untuned</w:t>
-      </w:r>
-      <w:r>
-        <w:t xml:space="preserve"> </w:t>
-      </w:r>
-      <w:r>
-        <w:t xml:space="preserve">baselines; a like-for-like</w:t>
-      </w:r>
-      <w:r>
-        <w:t xml:space="preserve"> </w:t>
-      </w:r>
-      <w:r>
-        <w:t xml:space="preserve">tuning effort on SVM or CellTypist would likely narrow them further. scTOP is cheaper still</w:t>
-      </w:r>
-      <w:r>
-        <w:t xml:space="preserve"> </w:t>
-      </w:r>
-      <w:r>
-        <w:t xml:space="preserve">on time (~1 s) but competitive only at small, low cardinality — best pbmc macro-F1 (0.837),</w:t>
-      </w:r>
-      <w:r>
-        <w:t xml:space="preserve"> </w:t>
-      </w:r>
-      <w:r>
-        <w:t xml:space="preserve">degrading to 0.649 on liver.</w:t>
+        <w:t xml:space="preserve">Standardization is shipped opt-in</w:t>
+      </w:r>
+      <w:r>
+        <w:t xml:space="preserve">, not default, because it shifts probability</w:t>
+      </w:r>
+      <w:r>
+        <w:t xml:space="preserve"> </w:t>
+      </w:r>
+      <w:r>
+        <w:t xml:space="preserve">calibration that the two-stage abstain thresholds are tuned against; combining the two</w:t>
+      </w:r>
+      <w:r>
+        <w:t xml:space="preserve"> </w:t>
+      </w:r>
+      <w:r>
+        <w:t xml:space="preserve">cleanly would require re-tuning those thresholds.</w:t>
       </w:r>
     </w:p>
     <w:p>
@@ -9401,113 +9923,94 @@
           <w:b/>
           <w:bCs/>
         </w:rPr>
-        <w:t xml:space="preserve">actinn-jax’s memory advantage is bounded, and the linear pipeline scales further than</w:t>
-      </w:r>
-      <w:r>
-        <w:rPr>
-          <w:b/>
-          <w:bCs/>
-        </w:rPr>
-        <w:t xml:space="preserve"> </w:t>
-      </w:r>
-      <w:r>
-        <w:rPr>
-          <w:b/>
-          <w:bCs/>
-        </w:rPr>
-        <w:t xml:space="preserve">extrapolation suggests</w:t>
-      </w:r>
-      <w:r>
-        <w:t xml:space="preserve"> </w:t>
-      </w:r>
-      <w:r>
-        <w:t xml:space="preserve">(</w:t>
+        <w:t xml:space="preserve">Our classical tier (SVM, kNN, CellTypist) is untuned, and a tuned linear baseline beats</w:t>
+      </w:r>
+      <w:r>
+        <w:rPr>
+          <w:b/>
+          <w:bCs/>
+        </w:rPr>
+        <w:t xml:space="preserve"> </w:t>
+      </w:r>
+      <w:r>
+        <w:rPr>
+          <w:b/>
+          <w:bCs/>
+        </w:rPr>
+        <w:t xml:space="preserve">actinn-jax.</w:t>
+      </w:r>
+      <w:r>
+        <w:t xml:space="preserve"> </w:t>
+      </w:r>
+      <w:r>
+        <w:t xml:space="preserve">Souza &amp; Mehta’s pipeline (normalize → ANOVA → standardize → PCA(220) →</w:t>
+      </w:r>
+      <w:r>
+        <w:t xml:space="preserve"> </w:t>
+      </w:r>
+      <w:r>
+        <w:t xml:space="preserve">logistic regression) leads the matrix on accuracy (0.839 vs 0.831) and macro-F1 (0.699 vs</w:t>
+      </w:r>
+      <w:r>
+        <w:t xml:space="preserve"> </w:t>
+      </w:r>
+      <w:r>
+        <w:t xml:space="preserve">0.683) while fitting 4× faster, with its largest margin on the 86-type blood+gut set</w:t>
+      </w:r>
+      <w:r>
+        <w:t xml:space="preserve"> </w:t>
+      </w:r>
+      <w:r>
+        <w:t xml:space="preserve">(+4.2 pt) (</w:t>
       </w:r>
       <w:r>
         <w:rPr>
           <w:rStyle w:val="VerbatimChar"/>
         </w:rPr>
-        <w:t xml:space="preserve">SCALING_MEMORY.md</w:t>
-      </w:r>
-      <w:r>
-        <w:t xml:space="preserve">). Extrapolating the</w:t>
-      </w:r>
-      <w:r>
-        <w:t xml:space="preserve"> </w:t>
-      </w:r>
-      <w:r>
-        <w:t xml:space="preserve">linear pipeline’s small-reference footprint predicts ~32 GB and failure at atlas scale;</w:t>
-      </w:r>
-      <w:r>
-        <w:t xml:space="preserve"> </w:t>
-      </w:r>
-      <w:r>
-        <w:t xml:space="preserve">measured, it uses</w:t>
-      </w:r>
-      <w:r>
-        <w:t xml:space="preserve"> </w:t>
-      </w:r>
-      <w:r>
-        <w:rPr>
-          <w:b/>
-          <w:bCs/>
-        </w:rPr>
-        <w:t xml:space="preserve">13.2 GB</w:t>
-      </w:r>
-      <w:r>
-        <w:t xml:space="preserve"> </w:t>
-      </w:r>
-      <w:r>
-        <w:t xml:space="preserve">and completes, because</w:t>
-      </w:r>
-      <w:r>
-        <w:t xml:space="preserve"> </w:t>
-      </w:r>
-      <w:r>
-        <w:rPr>
-          <w:rStyle w:val="VerbatimChar"/>
-        </w:rPr>
-        <w:t xml:space="preserve">SelectKBest(k=20000)</w:t>
-      </w:r>
-      <w:r>
-        <w:t xml:space="preserve"> </w:t>
-      </w:r>
-      <w:r>
-        <w:t xml:space="preserve">caps the dense</w:t>
-      </w:r>
-      <w:r>
-        <w:t xml:space="preserve"> </w:t>
-      </w:r>
-      <w:r>
-        <w:t xml:space="preserve">matrix well below the full gene set. The linear/actinn-jax memory ratio is likewise</w:t>
-      </w:r>
-      <w:r>
-        <w:t xml:space="preserve"> </w:t>
-      </w:r>
-      <w:r>
-        <w:rPr>
-          <w:b/>
-          <w:bCs/>
-        </w:rPr>
-        <w:t xml:space="preserve">bounded at ~2–3×</w:t>
-      </w:r>
-      <w:r>
-        <w:t xml:space="preserve"> </w:t>
-      </w:r>
-      <w:r>
-        <w:t xml:space="preserve">(2.15× at full scale) rather than widening with data, so there is no</w:t>
-      </w:r>
-      <w:r>
-        <w:t xml:space="preserve"> </w:t>
-      </w:r>
-      <w:r>
-        <w:t xml:space="preserve">scaling cliff and no regime tested where the linear pipeline stops being usable. Memory</w:t>
-      </w:r>
-      <w:r>
-        <w:t xml:space="preserve"> </w:t>
-      </w:r>
-      <w:r>
-        <w:t xml:space="preserve">projections in this setting should be measured, not extrapolated.</w:t>
+        <w:t xml:space="preserve">SIMPLE_BASELINES.md</w:t>
+      </w:r>
+      <w:r>
+        <w:t xml:space="preserve">). The §3.1 margins over the</w:t>
+      </w:r>
+      <w:r>
+        <w:t xml:space="preserve"> </w:t>
+      </w:r>
+      <w:r>
+        <w:t xml:space="preserve">classical tier should therefore be read as margins over</w:t>
+      </w:r>
+      <w:r>
+        <w:t xml:space="preserve"> </w:t>
+      </w:r>
+      <w:r>
+        <w:rPr>
+          <w:i/>
+          <w:iCs/>
+        </w:rPr>
+        <w:t xml:space="preserve">untuned</w:t>
+      </w:r>
+      <w:r>
+        <w:t xml:space="preserve"> </w:t>
+      </w:r>
+      <w:r>
+        <w:t xml:space="preserve">baselines; a like-for-like</w:t>
+      </w:r>
+      <w:r>
+        <w:t xml:space="preserve"> </w:t>
+      </w:r>
+      <w:r>
+        <w:t xml:space="preserve">tuning effort on SVM or CellTypist would likely narrow them further. scTOP is cheaper still</w:t>
+      </w:r>
+      <w:r>
+        <w:t xml:space="preserve"> </w:t>
+      </w:r>
+      <w:r>
+        <w:t xml:space="preserve">on time (~1 s) but competitive only at small, low cardinality — best pbmc macro-F1 (0.837),</w:t>
+      </w:r>
+      <w:r>
+        <w:t xml:space="preserve"> </w:t>
+      </w:r>
+      <w:r>
+        <w:t xml:space="preserve">degrading to 0.649 on liver.</w:t>
       </w:r>
     </w:p>
     <w:p>
@@ -9523,68 +10026,113 @@
           <w:b/>
           <w:bCs/>
         </w:rPr>
-        <w:t xml:space="preserve">At atlas scale the ordering changes and the deep model leads.</w:t>
-      </w:r>
-      <w:r>
-        <w:t xml:space="preserve"> </w:t>
-      </w:r>
-      <w:r>
-        <w:t xml:space="preserve">Scaling the lung reference</w:t>
-      </w:r>
-      <w:r>
-        <w:t xml:space="preserve"> </w:t>
-      </w:r>
-      <w:r>
-        <w:t xml:space="preserve">3k → 49k cells,</w:t>
-      </w:r>
-      <w:r>
-        <w:t xml:space="preserve"> </w:t>
-      </w:r>
-      <w:r>
-        <w:rPr>
-          <w:b/>
-          <w:bCs/>
-        </w:rPr>
-        <w:t xml:space="preserve">ProtoCloud goes from worst (0.722) to best (0.976)</w:t>
-      </w:r>
-      <w:r>
-        <w:t xml:space="preserve">, clear of actinn-jax</w:t>
-      </w:r>
-      <w:r>
-        <w:t xml:space="preserve"> </w:t>
-      </w:r>
-      <w:r>
-        <w:t xml:space="preserve">(0.936) and the linear pipeline (0.939), at 19× the CPU fit cost; scTOP gains nothing from</w:t>
-      </w:r>
-      <w:r>
-        <w:t xml:space="preserve"> </w:t>
-      </w:r>
-      <w:r>
-        <w:t xml:space="preserve">scale (0.819 → 0.846) and loses its memory edge (1.22× actinn-jax at 49k). This replicates</w:t>
-      </w:r>
-      <w:r>
-        <w:t xml:space="preserve"> </w:t>
-      </w:r>
-      <w:r>
-        <w:t xml:space="preserve">on the HLiCA liver atlas (36 types, 525k cells, sweep to 47k ref): same bounded ~2× memory</w:t>
-      </w:r>
-      <w:r>
-        <w:t xml:space="preserve"> </w:t>
-      </w:r>
-      <w:r>
-        <w:t xml:space="preserve">band, same ProtoCloud reversal (0.581 → 0.907), same scTOP stagnation (0.657 → 0.583), with</w:t>
-      </w:r>
-      <w:r>
-        <w:t xml:space="preserve"> </w:t>
-      </w:r>
-      <w:r>
-        <w:t xml:space="preserve">scTOP crossing over to heavier than actinn-jax (1.41×). Conclusions drawn from subsampled</w:t>
-      </w:r>
-      <w:r>
-        <w:t xml:space="preserve"> </w:t>
-      </w:r>
-      <w:r>
-        <w:t xml:space="preserve">references do not transfer to atlas scale, in either direction.</w:t>
+        <w:t xml:space="preserve">actinn-jax’s memory advantage is bounded, and the linear pipeline scales further than</w:t>
+      </w:r>
+      <w:r>
+        <w:rPr>
+          <w:b/>
+          <w:bCs/>
+        </w:rPr>
+        <w:t xml:space="preserve"> </w:t>
+      </w:r>
+      <w:r>
+        <w:rPr>
+          <w:b/>
+          <w:bCs/>
+        </w:rPr>
+        <w:t xml:space="preserve">extrapolation suggests</w:t>
+      </w:r>
+      <w:r>
+        <w:t xml:space="preserve"> </w:t>
+      </w:r>
+      <w:r>
+        <w:t xml:space="preserve">(</w:t>
+      </w:r>
+      <w:r>
+        <w:rPr>
+          <w:rStyle w:val="VerbatimChar"/>
+        </w:rPr>
+        <w:t xml:space="preserve">SCALING_MEMORY.md</w:t>
+      </w:r>
+      <w:r>
+        <w:t xml:space="preserve">). Extrapolating the</w:t>
+      </w:r>
+      <w:r>
+        <w:t xml:space="preserve"> </w:t>
+      </w:r>
+      <w:r>
+        <w:t xml:space="preserve">linear pipeline’s small-reference footprint predicts ~32 GB and failure at atlas scale;</w:t>
+      </w:r>
+      <w:r>
+        <w:t xml:space="preserve"> </w:t>
+      </w:r>
+      <w:r>
+        <w:t xml:space="preserve">measured, it uses</w:t>
+      </w:r>
+      <w:r>
+        <w:t xml:space="preserve"> </w:t>
+      </w:r>
+      <w:r>
+        <w:rPr>
+          <w:b/>
+          <w:bCs/>
+        </w:rPr>
+        <w:t xml:space="preserve">13.2 GB</w:t>
+      </w:r>
+      <w:r>
+        <w:t xml:space="preserve"> </w:t>
+      </w:r>
+      <w:r>
+        <w:t xml:space="preserve">and completes, because</w:t>
+      </w:r>
+      <w:r>
+        <w:t xml:space="preserve"> </w:t>
+      </w:r>
+      <w:r>
+        <w:rPr>
+          <w:rStyle w:val="VerbatimChar"/>
+        </w:rPr>
+        <w:t xml:space="preserve">SelectKBest(k=20000)</w:t>
+      </w:r>
+      <w:r>
+        <w:t xml:space="preserve"> </w:t>
+      </w:r>
+      <w:r>
+        <w:t xml:space="preserve">caps the dense</w:t>
+      </w:r>
+      <w:r>
+        <w:t xml:space="preserve"> </w:t>
+      </w:r>
+      <w:r>
+        <w:t xml:space="preserve">matrix well below the full gene set. The linear/actinn-jax memory ratio is likewise</w:t>
+      </w:r>
+      <w:r>
+        <w:t xml:space="preserve"> </w:t>
+      </w:r>
+      <w:r>
+        <w:rPr>
+          <w:b/>
+          <w:bCs/>
+        </w:rPr>
+        <w:t xml:space="preserve">bounded at ~2–3×</w:t>
+      </w:r>
+      <w:r>
+        <w:t xml:space="preserve"> </w:t>
+      </w:r>
+      <w:r>
+        <w:t xml:space="preserve">(2.15× at full scale) rather than widening with data, so there is no</w:t>
+      </w:r>
+      <w:r>
+        <w:t xml:space="preserve"> </w:t>
+      </w:r>
+      <w:r>
+        <w:t xml:space="preserve">scaling cliff and no regime tested where the linear pipeline stops being usable. Memory</w:t>
+      </w:r>
+      <w:r>
+        <w:t xml:space="preserve"> </w:t>
+      </w:r>
+      <w:r>
+        <w:t xml:space="preserve">projections in this setting should be measured, not extrapolated.</w:t>
       </w:r>
     </w:p>
     <w:p>
@@ -9600,6 +10148,83 @@
           <w:b/>
           <w:bCs/>
         </w:rPr>
+        <w:t xml:space="preserve">At atlas scale the ordering changes and the deep model leads.</w:t>
+      </w:r>
+      <w:r>
+        <w:t xml:space="preserve"> </w:t>
+      </w:r>
+      <w:r>
+        <w:t xml:space="preserve">Scaling the lung reference</w:t>
+      </w:r>
+      <w:r>
+        <w:t xml:space="preserve"> </w:t>
+      </w:r>
+      <w:r>
+        <w:t xml:space="preserve">3k → 49k cells,</w:t>
+      </w:r>
+      <w:r>
+        <w:t xml:space="preserve"> </w:t>
+      </w:r>
+      <w:r>
+        <w:rPr>
+          <w:b/>
+          <w:bCs/>
+        </w:rPr>
+        <w:t xml:space="preserve">ProtoCloud goes from worst (0.722) to best (0.976)</w:t>
+      </w:r>
+      <w:r>
+        <w:t xml:space="preserve">, clear of actinn-jax</w:t>
+      </w:r>
+      <w:r>
+        <w:t xml:space="preserve"> </w:t>
+      </w:r>
+      <w:r>
+        <w:t xml:space="preserve">(0.936) and the linear pipeline (0.939), at 19× the CPU fit cost; scTOP gains nothing from</w:t>
+      </w:r>
+      <w:r>
+        <w:t xml:space="preserve"> </w:t>
+      </w:r>
+      <w:r>
+        <w:t xml:space="preserve">scale (0.819 → 0.846) and loses its memory edge (1.22× actinn-jax at 49k). This replicates</w:t>
+      </w:r>
+      <w:r>
+        <w:t xml:space="preserve"> </w:t>
+      </w:r>
+      <w:r>
+        <w:t xml:space="preserve">on the HLiCA liver atlas (36 types, 525k cells, sweep to 47k ref): same bounded ~2× memory</w:t>
+      </w:r>
+      <w:r>
+        <w:t xml:space="preserve"> </w:t>
+      </w:r>
+      <w:r>
+        <w:t xml:space="preserve">band, same ProtoCloud reversal (0.581 → 0.907), same scTOP stagnation (0.657 → 0.583), with</w:t>
+      </w:r>
+      <w:r>
+        <w:t xml:space="preserve"> </w:t>
+      </w:r>
+      <w:r>
+        <w:t xml:space="preserve">scTOP crossing over to heavier than actinn-jax (1.41×). Conclusions drawn from subsampled</w:t>
+      </w:r>
+      <w:r>
+        <w:t xml:space="preserve"> </w:t>
+      </w:r>
+      <w:r>
+        <w:t xml:space="preserve">references do not transfer to atlas scale, in either direction.</w:t>
+      </w:r>
+    </w:p>
+    <w:p>
+      <w:pPr>
+        <w:pStyle w:val="Compact"/>
+        <w:numPr>
+          <w:ilvl w:val="0"/>
+          <w:numId w:val="1001"/>
+        </w:numPr>
+      </w:pPr>
+      <w:r>
+        <w:rPr>
+          <w:b/>
+          <w:bCs/>
+        </w:rPr>
         <w:t xml:space="preserve">Annotation only.</w:t>
       </w:r>
       <w:r>
@@ -9628,7 +10253,7 @@
       </w:r>
     </w:p>
     <w:bookmarkEnd w:id="45"/>
-    <w:bookmarkStart w:id="47" w:name="data-code-availability"/>
+    <w:bookmarkStart w:id="50" w:name="data-code-availability"/>
     <w:p>
       <w:pPr>
         <w:pStyle w:val="Heading1"/>
@@ -9749,11 +10374,185 @@
         <w:t xml:space="preserve"> </w:t>
       </w:r>
       <w:r>
-        <w:t xml:space="preserve">two repositories. HLiCA data © Edgar et al. 2026 (CC-BY 4.0), [doi:10.64898/2026.06.30.735539].</w:t>
+        <w:t xml:space="preserve">two repositories. Rebuilding the shipped broad reference is a single documented command</w:t>
+      </w:r>
+      <w:r>
+        <w:t xml:space="preserve"> </w:t>
+      </w:r>
+      <w:r>
+        <w:t xml:space="preserve">(</w:t>
+      </w:r>
+      <w:r>
+        <w:rPr>
+          <w:rStyle w:val="VerbatimChar"/>
+        </w:rPr>
+        <w:t xml:space="preserve">benchmark/explore/update_broad_reference.sh</w:t>
+      </w:r>
+      <w:r>
+        <w:t xml:space="preserve">);</w:t>
+      </w:r>
+      <w:r>
+        <w:t xml:space="preserve"> </w:t>
+      </w:r>
+      <w:r>
+        <w:t xml:space="preserve">the distilled tier-1 reference is built by</w:t>
+      </w:r>
+      <w:r>
+        <w:t xml:space="preserve"> </w:t>
+      </w:r>
+      <w:r>
+        <w:rPr>
+          <w:rStyle w:val="VerbatimChar"/>
+        </w:rPr>
+        <w:t xml:space="preserve">distill_dump.py</w:t>
+      </w:r>
+      <w:r>
+        <w:t xml:space="preserve"> </w:t>
+      </w:r>
+      <w:r>
+        <w:t xml:space="preserve">→</w:t>
+      </w:r>
+      <w:r>
+        <w:t xml:space="preserve"> </w:t>
+      </w:r>
+      <w:r>
+        <w:rPr>
+          <w:rStyle w:val="VerbatimChar"/>
+        </w:rPr>
+        <w:t xml:space="preserve">distill_train.py</w:t>
+      </w:r>
+      <w:r>
+        <w:t xml:space="preserve"> </w:t>
+      </w:r>
+      <w:r>
+        <w:t xml:space="preserve">and ships as</w:t>
+      </w:r>
+      <w:r>
+        <w:t xml:space="preserve"> </w:t>
+      </w:r>
+      <w:r>
+        <w:rPr>
+          <w:rStyle w:val="VerbatimChar"/>
+        </w:rPr>
+        <w:t xml:space="preserve">actinn_jax.bundled_reference("panhuman_distill_v1")</w:t>
+      </w:r>
+      <w:r>
+        <w:t xml:space="preserve">.</w:t>
       </w:r>
     </w:p>
-    <w:bookmarkEnd w:id="47"/>
-    <w:bookmarkStart w:id="48" w:name="references"/>
+    <w:p>
+      <w:pPr>
+        <w:pStyle w:val="BodyText"/>
+      </w:pPr>
+      <w:r>
+        <w:t xml:space="preserve">HLiCA data © Edgar et al. 2026 (CC-BY 4.0), [doi:10.64898/2026.06.30.735539]. The distilled</w:t>
+      </w:r>
+      <w:r>
+        <w:t xml:space="preserve"> </w:t>
+      </w:r>
+      <w:r>
+        <w:t xml:space="preserve">reference derives from</w:t>
+      </w:r>
+      <w:r>
+        <w:t xml:space="preserve"> </w:t>
+      </w:r>
+      <w:r>
+        <w:rPr>
+          <w:b/>
+          <w:bCs/>
+        </w:rPr>
+        <w:t xml:space="preserve">Pan-human Azimuth</w:t>
+      </w:r>
+      <w:r>
+        <w:t xml:space="preserve"> </w:t>
+      </w:r>
+      <w:r>
+        <w:t xml:space="preserve">(Sarkar, Li, Molla, … Satija, bioRxiv 2026,</w:t>
+      </w:r>
+      <w:r>
+        <w:t xml:space="preserve"> </w:t>
+      </w:r>
+      <w:hyperlink r:id="rId47">
+        <w:r>
+          <w:rPr>
+            <w:rStyle w:val="Hyperlink"/>
+          </w:rPr>
+          <w:t xml:space="preserve">doi:10.64898/2026.07.16.738997</w:t>
+        </w:r>
+      </w:hyperlink>
+      <w:r>
+        <w:t xml:space="preserve">); its weights are</w:t>
+      </w:r>
+      <w:r>
+        <w:t xml:space="preserve"> </w:t>
+      </w:r>
+      <w:r>
+        <w:t xml:space="preserve">© the authors under</w:t>
+      </w:r>
+      <w:r>
+        <w:t xml:space="preserve"> </w:t>
+      </w:r>
+      <w:hyperlink r:id="rId48">
+        <w:r>
+          <w:rPr>
+            <w:rStyle w:val="Hyperlink"/>
+          </w:rPr>
+          <w:t xml:space="preserve">CC BY 4.0</w:t>
+        </w:r>
+      </w:hyperlink>
+      <w:r>
+        <w:t xml:space="preserve">, obtained via</w:t>
+      </w:r>
+      <w:r>
+        <w:t xml:space="preserve"> </w:t>
+      </w:r>
+      <w:r>
+        <w:rPr>
+          <w:rStyle w:val="VerbatimChar"/>
+        </w:rPr>
+        <w:t xml:space="preserve">panhumanpy</w:t>
+      </w:r>
+      <w:r>
+        <w:t xml:space="preserve"> </w:t>
+      </w:r>
+      <w:r>
+        <w:t xml:space="preserve">(MIT) and</w:t>
+      </w:r>
+      <w:r>
+        <w:t xml:space="preserve"> </w:t>
+      </w:r>
+      <w:hyperlink r:id="rId49">
+        <w:r>
+          <w:rPr>
+            <w:rStyle w:val="Hyperlink"/>
+          </w:rPr>
+          <w:t xml:space="preserve">Zenodo</w:t>
+        </w:r>
+      </w:hyperlink>
+      <w:r>
+        <w:t xml:space="preserve">. Attribution is a</w:t>
+      </w:r>
+      <w:r>
+        <w:t xml:space="preserve"> </w:t>
+      </w:r>
+      <w:r>
+        <w:t xml:space="preserve">condition of that licence and travels inside the shipped model’s</w:t>
+      </w:r>
+      <w:r>
+        <w:t xml:space="preserve"> </w:t>
+      </w:r>
+      <w:r>
+        <w:rPr>
+          <w:rStyle w:val="VerbatimChar"/>
+        </w:rPr>
+        <w:t xml:space="preserve">build_info.json</w:t>
+      </w:r>
+      <w:r>
+        <w:t xml:space="preserve">.</w:t>
+      </w:r>
+    </w:p>
+    <w:bookmarkEnd w:id="50"/>
+    <w:bookmarkStart w:id="51" w:name="references"/>
     <w:p>
       <w:pPr>
         <w:pStyle w:val="Heading1"/>
@@ -10202,7 +11001,7 @@
         <w:t xml:space="preserve">(2026), doi:10.64898/2026.07.16.738997.</w:t>
       </w:r>
     </w:p>
-    <w:bookmarkEnd w:id="48"/>
+    <w:bookmarkEnd w:id="51"/>
     <w:sectPr>
       <w:footnotePr>
         <w:numRestart w:val="eachSect"/>

--- a/manuscript/actinn-jax_preprint.docx
+++ b/manuscript/actinn-jax_preprint.docx
@@ -192,7 +192,19 @@
         <w:t xml:space="preserve">which tool fits which job, and what the surrounding workflow looks like</w:t>
       </w:r>
       <w:r>
-        <w:t xml:space="preserve">. We report the benchmark as a decision aid (accuracy-per-second, accuracy-per-byte, and behaviour from 3k to 49k reference cells), then use actinn-jax to demonstrate</w:t>
+        <w:t xml:space="preserve">. Every method is run on every dataset through one harness on identical splits, the panel deliberately includes the baselines most likely to beat a small MLP, and the external validation is somebody else’s benchmark — Open Problems</w:t>
+      </w:r>
+      <w:r>
+        <w:t xml:space="preserve"> </w:t>
+      </w:r>
+      <w:r>
+        <w:rPr>
+          <w:rStyle w:val="VerbatimChar"/>
+        </w:rPr>
+        <w:t xml:space="preserve">label_projection</w:t>
+      </w:r>
+      <w:r>
+        <w:t xml:space="preserve">, whose datasets, metrics and ranking we did not choose. We report the results as a decision aid (accuracy-per-second, accuracy-per-byte, and behaviour from 3k to 49k reference cells), then use actinn-jax to demonstrate</w:t>
       </w:r>
       <w:r>
         <w:t xml:space="preserve"> </w:t>
@@ -512,6 +524,214 @@
       </w:r>
       <w:r>
         <w:t xml:space="preserve">by the same metrics, and reported as measured — including where actinn-jax is not the leader.</w:t>
+      </w:r>
+    </w:p>
+    <w:p>
+      <w:pPr>
+        <w:pStyle w:val="BodyText"/>
+      </w:pPr>
+      <w:r>
+        <w:rPr>
+          <w:b/>
+          <w:bCs/>
+        </w:rPr>
+        <w:t xml:space="preserve">How the comparison was constrained.</w:t>
+      </w:r>
+      <w:r>
+        <w:t xml:space="preserve"> </w:t>
+      </w:r>
+      <w:r>
+        <w:t xml:space="preserve">A benchmark written by a method’s own author has a</w:t>
+      </w:r>
+      <w:r>
+        <w:t xml:space="preserve"> </w:t>
+      </w:r>
+      <w:r>
+        <w:t xml:space="preserve">well-known failure mode: the datasets, baselines and metrics that flatter the method are the</w:t>
+      </w:r>
+      <w:r>
+        <w:t xml:space="preserve"> </w:t>
+      </w:r>
+      <w:r>
+        <w:t xml:space="preserve">ones that get reported. We tried to design that freedom out rather than promise restraint.</w:t>
+      </w:r>
+      <w:r>
+        <w:t xml:space="preserve"> </w:t>
+      </w:r>
+      <w:r>
+        <w:t xml:space="preserve">Every method runs on</w:t>
+      </w:r>
+      <w:r>
+        <w:t xml:space="preserve"> </w:t>
+      </w:r>
+      <w:r>
+        <w:rPr>
+          <w:b/>
+          <w:bCs/>
+        </w:rPr>
+        <w:t xml:space="preserve">every</w:t>
+      </w:r>
+      <w:r>
+        <w:t xml:space="preserve"> </w:t>
+      </w:r>
+      <w:r>
+        <w:t xml:space="preserve">dataset, so none appears on a favourable subset, and the two</w:t>
+      </w:r>
+      <w:r>
+        <w:t xml:space="preserve"> </w:t>
+      </w:r>
+      <w:r>
+        <w:t xml:space="preserve">methods outside that matrix are named with reasons (§2.2). The panel was chosen to include</w:t>
+      </w:r>
+      <w:r>
+        <w:t xml:space="preserve"> </w:t>
+      </w:r>
+      <w:r>
+        <w:t xml:space="preserve">the baselines most likely to beat a small MLP — a carefully tuned linear pipeline, scTOP,</w:t>
+      </w:r>
+      <w:r>
+        <w:t xml:space="preserve"> </w:t>
+      </w:r>
+      <w:r>
+        <w:t xml:space="preserve">ProtoCloud — and each of them does beat it somewhere; our own classical tier is left untuned</w:t>
+      </w:r>
+      <w:r>
+        <w:t xml:space="preserve"> </w:t>
+      </w:r>
+      <w:r>
+        <w:t xml:space="preserve">while the linear baseline is tuned, which is the unfavourable direction (§5). Metrics are</w:t>
+      </w:r>
+      <w:r>
+        <w:t xml:space="preserve"> </w:t>
+      </w:r>
+      <w:r>
+        <w:t xml:space="preserve">fixed across all methods and reported in full. Most importantly, the</w:t>
+      </w:r>
+      <w:r>
+        <w:t xml:space="preserve"> </w:t>
+      </w:r>
+      <w:r>
+        <w:rPr>
+          <w:b/>
+          <w:bCs/>
+        </w:rPr>
+        <w:t xml:space="preserve">external validation is</w:t>
+      </w:r>
+      <w:r>
+        <w:rPr>
+          <w:b/>
+          <w:bCs/>
+        </w:rPr>
+        <w:t xml:space="preserve"> </w:t>
+      </w:r>
+      <w:r>
+        <w:rPr>
+          <w:b/>
+          <w:bCs/>
+        </w:rPr>
+        <w:t xml:space="preserve">somebody else’s</w:t>
+      </w:r>
+      <w:r>
+        <w:t xml:space="preserve">: Open Problems</w:t>
+      </w:r>
+      <w:r>
+        <w:t xml:space="preserve"> </w:t>
+      </w:r>
+      <w:r>
+        <w:rPr>
+          <w:rStyle w:val="VerbatimChar"/>
+        </w:rPr>
+        <w:t xml:space="preserve">label_projection</w:t>
+      </w:r>
+      <w:r>
+        <w:t xml:space="preserve"> </w:t>
+      </w:r>
+      <w:r>
+        <w:t xml:space="preserve">(§3.8) sets the datasets, the metrics and</w:t>
+      </w:r>
+      <w:r>
+        <w:t xml:space="preserve"> </w:t>
+      </w:r>
+      <w:r>
+        <w:t xml:space="preserve">the ranking, and we did not choose any of them. Where results contradict our own earlier</w:t>
+      </w:r>
+      <w:r>
+        <w:t xml:space="preserve"> </w:t>
+      </w:r>
+      <w:r>
+        <w:t xml:space="preserve">claims or our method’s interests — ProtoCloud overtaking actinn-jax at atlas scale, a bounded</w:t>
+      </w:r>
+      <w:r>
+        <w:t xml:space="preserve"> </w:t>
+      </w:r>
+      <w:r>
+        <w:t xml:space="preserve">rather than widening memory advantage, a better-resourced broad annotator than our own — they</w:t>
+      </w:r>
+      <w:r>
+        <w:t xml:space="preserve"> </w:t>
+      </w:r>
+      <w:r>
+        <w:t xml:space="preserve">are reported in those terms.</w:t>
+      </w:r>
+    </w:p>
+    <w:p>
+      <w:pPr>
+        <w:pStyle w:val="BodyText"/>
+      </w:pPr>
+      <w:r>
+        <w:rPr>
+          <w:b/>
+          <w:bCs/>
+        </w:rPr>
+        <w:t xml:space="preserve">A twelfth method is a cost.</w:t>
+      </w:r>
+      <w:r>
+        <w:t xml:space="preserve"> </w:t>
+      </w:r>
+      <w:r>
+        <w:t xml:space="preserve">Adding one more entry to a crowded field is not by itself a</w:t>
+      </w:r>
+      <w:r>
+        <w:t xml:space="preserve"> </w:t>
+      </w:r>
+      <w:r>
+        <w:t xml:space="preserve">service to it ([xkcd 927]). actinn-jax exists because the original ACTINN no longer installs</w:t>
+      </w:r>
+      <w:r>
+        <w:t xml:space="preserve"> </w:t>
+      </w:r>
+      <w:r>
+        <w:t xml:space="preserve">or runs on current toolchains, not because the field lacked a classifier, and nothing here</w:t>
+      </w:r>
+      <w:r>
+        <w:t xml:space="preserve"> </w:t>
+      </w:r>
+      <w:r>
+        <w:t xml:space="preserve">argues that it should displace the methods it is measured against — on accuracy it sits</w:t>
+      </w:r>
+      <w:r>
+        <w:t xml:space="preserve"> </w:t>
+      </w:r>
+      <w:r>
+        <w:t xml:space="preserve">inside a five-way cluster that it does not lead. What we think is worth adding is the</w:t>
+      </w:r>
+      <w:r>
+        <w:t xml:space="preserve"> </w:t>
+      </w:r>
+      <w:r>
+        <w:t xml:space="preserve">comparison itself, the cost axes it reports, and a workflow that composes existing pieces;</w:t>
+      </w:r>
+      <w:r>
+        <w:t xml:space="preserve"> </w:t>
+      </w:r>
+      <w:r>
+        <w:t xml:space="preserve">where a better-resourced model already exists, the productive move is to build on it rather</w:t>
+      </w:r>
+      <w:r>
+        <w:t xml:space="preserve"> </w:t>
+      </w:r>
+      <w:r>
+        <w:t xml:space="preserve">than to compete with it (§3.5).</w:t>
       </w:r>
     </w:p>
     <w:p>
@@ -9543,6 +9763,84 @@
         <w:t xml:space="preserve">the tier-1 reference from a labeled census slice, as §3.5’s census route does).</w:t>
       </w:r>
     </w:p>
+    <w:p>
+      <w:pPr>
+        <w:pStyle w:val="BodyText"/>
+      </w:pPr>
+      <w:r>
+        <w:rPr>
+          <w:b/>
+          <w:bCs/>
+        </w:rPr>
+        <w:t xml:space="preserve">What the speed is for.</w:t>
+      </w:r>
+      <w:r>
+        <w:t xml:space="preserve"> </w:t>
+      </w:r>
+      <w:r>
+        <w:t xml:space="preserve">Annotation is almost never the result; it is the step before the</w:t>
+      </w:r>
+      <w:r>
+        <w:t xml:space="preserve"> </w:t>
+      </w:r>
+      <w:r>
+        <w:t xml:space="preserve">biology, and it is usually run more than once — the labels change when a reference is</w:t>
+      </w:r>
+      <w:r>
+        <w:t xml:space="preserve"> </w:t>
+      </w:r>
+      <w:r>
+        <w:t xml:space="preserve">swapped, a threshold moves, a new sample arrives, or a cluster turns out to be two things.</w:t>
+      </w:r>
+      <w:r>
+        <w:t xml:space="preserve"> </w:t>
+      </w:r>
+      <w:r>
+        <w:t xml:space="preserve">The argument of this paper is not that a faster classifier produces better labels; at equal</w:t>
+      </w:r>
+      <w:r>
+        <w:t xml:space="preserve"> </w:t>
+      </w:r>
+      <w:r>
+        <w:t xml:space="preserve">data most of these methods produce much the same labels (§3.1). It is that when a stage costs</w:t>
+      </w:r>
+      <w:r>
+        <w:t xml:space="preserve"> </w:t>
+      </w:r>
+      <w:r>
+        <w:t xml:space="preserve">a second instead of a minute, and a chain of stages fits in memory on the machine already on</w:t>
+      </w:r>
+      <w:r>
+        <w:t xml:space="preserve"> </w:t>
+      </w:r>
+      <w:r>
+        <w:t xml:space="preserve">the desk, the loop from question to annotated data to the next question closes in an</w:t>
+      </w:r>
+      <w:r>
+        <w:t xml:space="preserve"> </w:t>
+      </w:r>
+      <w:r>
+        <w:t xml:space="preserve">afternoon rather than across a queue. That is the contribution we would defend: not a better</w:t>
+      </w:r>
+      <w:r>
+        <w:t xml:space="preserve"> </w:t>
+      </w:r>
+      <w:r>
+        <w:t xml:space="preserve">number in a table, but a workflow — start from the best pan-human model available, refine</w:t>
+      </w:r>
+      <w:r>
+        <w:t xml:space="preserve"> </w:t>
+      </w:r>
+      <w:r>
+        <w:t xml:space="preserve">into the labels a given study actually uses, and flag what neither covers — that a working</w:t>
+      </w:r>
+      <w:r>
+        <w:t xml:space="preserve"> </w:t>
+      </w:r>
+      <w:r>
+        <w:t xml:space="preserve">scientist can run, inspect, and run again.</w:t>
+      </w:r>
+    </w:p>
     <w:bookmarkEnd w:id="44"/>
     <w:bookmarkStart w:id="45" w:name="limitations"/>
     <w:p>
@@ -10999,6 +11297,34 @@
       </w:r>
       <w:r>
         <w:t xml:space="preserve">(2026), doi:10.64898/2026.07.16.738997.</w:t>
+      </w:r>
+    </w:p>
+    <w:p>
+      <w:pPr>
+        <w:pStyle w:val="Compact"/>
+        <w:numPr>
+          <w:ilvl w:val="0"/>
+          <w:numId w:val="1002"/>
+        </w:numPr>
+      </w:pPr>
+      <w:r>
+        <w:t xml:space="preserve">Munroe R. Standards.</w:t>
+      </w:r>
+      <w:r>
+        <w:t xml:space="preserve"> </w:t>
+      </w:r>
+      <w:r>
+        <w:rPr>
+          <w:i/>
+          <w:iCs/>
+        </w:rPr>
+        <w:t xml:space="preserve">xkcd</w:t>
+      </w:r>
+      <w:r>
+        <w:t xml:space="preserve"> </w:t>
+      </w:r>
+      <w:r>
+        <w:t xml:space="preserve">927. xkcd.com/927.</w:t>
       </w:r>
     </w:p>
     <w:bookmarkEnd w:id="51"/>

--- a/manuscript/actinn-jax_preprint.docx
+++ b/manuscript/actinn-jax_preprint.docx
@@ -683,55 +683,105 @@
           <w:b/>
           <w:bCs/>
         </w:rPr>
-        <w:t xml:space="preserve">A twelfth method is a cost.</w:t>
-      </w:r>
-      <w:r>
-        <w:t xml:space="preserve"> </w:t>
-      </w:r>
-      <w:r>
-        <w:t xml:space="preserve">Adding one more entry to a crowded field is not by itself a</w:t>
-      </w:r>
-      <w:r>
-        <w:t xml:space="preserve"> </w:t>
-      </w:r>
-      <w:r>
-        <w:t xml:space="preserve">service to it ([xkcd 927]). actinn-jax exists because the original ACTINN no longer installs</w:t>
-      </w:r>
-      <w:r>
-        <w:t xml:space="preserve"> </w:t>
-      </w:r>
-      <w:r>
-        <w:t xml:space="preserve">or runs on current toolchains, not because the field lacked a classifier, and nothing here</w:t>
-      </w:r>
-      <w:r>
-        <w:t xml:space="preserve"> </w:t>
-      </w:r>
-      <w:r>
-        <w:t xml:space="preserve">argues that it should displace the methods it is measured against — on accuracy it sits</w:t>
-      </w:r>
-      <w:r>
-        <w:t xml:space="preserve"> </w:t>
-      </w:r>
-      <w:r>
-        <w:t xml:space="preserve">inside a five-way cluster that it does not lead. What we think is worth adding is the</w:t>
-      </w:r>
-      <w:r>
-        <w:t xml:space="preserve"> </w:t>
-      </w:r>
-      <w:r>
-        <w:t xml:space="preserve">comparison itself, the cost axes it reports, and a workflow that composes existing pieces;</w:t>
-      </w:r>
-      <w:r>
-        <w:t xml:space="preserve"> </w:t>
-      </w:r>
-      <w:r>
-        <w:t xml:space="preserve">where a better-resourced model already exists, the productive move is to build on it rather</w:t>
-      </w:r>
-      <w:r>
-        <w:t xml:space="preserve"> </w:t>
-      </w:r>
-      <w:r>
-        <w:t xml:space="preserve">than to compete with it (§3.5).</w:t>
+        <w:t xml:space="preserve">On adding a twelfth method to a crowded field.</w:t>
+      </w:r>
+      <w:r>
+        <w:t xml:space="preserve"> </w:t>
+      </w:r>
+      <w:r>
+        <w:t xml:space="preserve">We are adding one, and we think it earns</w:t>
+      </w:r>
+      <w:r>
+        <w:t xml:space="preserve"> </w:t>
+      </w:r>
+      <w:r>
+        <w:t xml:space="preserve">its place: the original ACTINN no longer installs or runs on current toolchains, and the</w:t>
+      </w:r>
+      <w:r>
+        <w:t xml:space="preserve"> </w:t>
+      </w:r>
+      <w:r>
+        <w:t xml:space="preserve">reimplementation’s flat, sub-second, memory-bounded inference over a cached reference is what</w:t>
+      </w:r>
+      <w:r>
+        <w:t xml:space="preserve"> </w:t>
+      </w:r>
+      <w:r>
+        <w:t xml:space="preserve">makes the multi-stage workflow of §3.5 practical on a laptop. What we are</w:t>
+      </w:r>
+      <w:r>
+        <w:t xml:space="preserve"> </w:t>
+      </w:r>
+      <w:r>
+        <w:rPr>
+          <w:i/>
+          <w:iCs/>
+        </w:rPr>
+        <w:t xml:space="preserve">not</w:t>
+      </w:r>
+      <w:r>
+        <w:t xml:space="preserve"> </w:t>
+      </w:r>
+      <w:r>
+        <w:t xml:space="preserve">doing is the</w:t>
+      </w:r>
+      <w:r>
+        <w:t xml:space="preserve"> </w:t>
+      </w:r>
+      <w:r>
+        <w:t xml:space="preserve">move that makes method papers hard to trust — concluding that the new method wins. It does</w:t>
+      </w:r>
+      <w:r>
+        <w:t xml:space="preserve"> </w:t>
+      </w:r>
+      <w:r>
+        <w:t xml:space="preserve">not: on accuracy it sits inside a five-way cluster it does not lead, the panel was assembled</w:t>
+      </w:r>
+      <w:r>
+        <w:t xml:space="preserve"> </w:t>
+      </w:r>
+      <w:r>
+        <w:t xml:space="preserve">to include the baselines most likely to beat it, and they do. A field with a dozen working</w:t>
+      </w:r>
+      <w:r>
+        <w:t xml:space="preserve"> </w:t>
+      </w:r>
+      <w:r>
+        <w:t xml:space="preserve">methods ([xkcd 927]) is a good reason to be specific about what a new entry is</w:t>
+      </w:r>
+      <w:r>
+        <w:t xml:space="preserve"> </w:t>
+      </w:r>
+      <w:r>
+        <w:rPr>
+          <w:i/>
+          <w:iCs/>
+        </w:rPr>
+        <w:t xml:space="preserve">for</w:t>
+      </w:r>
+      <w:r>
+        <w:t xml:space="preserve"> </w:t>
+      </w:r>
+      <w:r>
+        <w:t xml:space="preserve">— here,</w:t>
+      </w:r>
+      <w:r>
+        <w:t xml:space="preserve"> </w:t>
+      </w:r>
+      <w:r>
+        <w:t xml:space="preserve">a cost profile that lets several models be chained — rather than to claim it supersedes what</w:t>
+      </w:r>
+      <w:r>
+        <w:t xml:space="preserve"> </w:t>
+      </w:r>
+      <w:r>
+        <w:t xml:space="preserve">exists. Where a better-resourced model already exists, the productive move is to build on it</w:t>
+      </w:r>
+      <w:r>
+        <w:t xml:space="preserve"> </w:t>
+      </w:r>
+      <w:r>
+        <w:t xml:space="preserve">(§3.5).</w:t>
       </w:r>
     </w:p>
     <w:p>

--- a/manuscript/actinn-jax_preprint.docx
+++ b/manuscript/actinn-jax_preprint.docx
@@ -10601,7 +10601,7 @@
       </w:r>
     </w:p>
     <w:bookmarkEnd w:id="45"/>
-    <w:bookmarkStart w:id="50" w:name="data-code-availability"/>
+    <w:bookmarkStart w:id="52" w:name="data-code-availability"/>
     <w:p>
       <w:pPr>
         <w:pStyle w:val="Heading1"/>
@@ -10770,22 +10770,13 @@
         <w:t xml:space="preserve">distill_train.py</w:t>
       </w:r>
       <w:r>
-        <w:t xml:space="preserve"> </w:t>
-      </w:r>
-      <w:r>
-        <w:t xml:space="preserve">and ships as</w:t>
-      </w:r>
-      <w:r>
-        <w:t xml:space="preserve"> </w:t>
-      </w:r>
-      <w:r>
-        <w:rPr>
-          <w:rStyle w:val="VerbatimChar"/>
-        </w:rPr>
-        <w:t xml:space="preserve">actinn_jax.bundled_reference("panhuman_distill_v1")</w:t>
-      </w:r>
-      <w:r>
-        <w:t xml:space="preserve">.</w:t>
+        <w:t xml:space="preserve">; the pan-mouse reference and the</w:t>
+      </w:r>
+      <w:r>
+        <w:t xml:space="preserve"> </w:t>
+      </w:r>
+      <w:r>
+        <w:t xml:space="preserve">Cell-Ontology hierarchy it depends on are in .</w:t>
       </w:r>
     </w:p>
     <w:p>
@@ -10793,6 +10784,160 @@
         <w:pStyle w:val="BodyText"/>
       </w:pPr>
       <w:r>
+        <w:rPr>
+          <w:b/>
+          <w:bCs/>
+        </w:rPr>
+        <w:t xml:space="preserve">Pre-trained references</w:t>
+      </w:r>
+      <w:r>
+        <w:t xml:space="preserve"> </w:t>
+      </w:r>
+      <w:r>
+        <w:t xml:space="preserve">— human (</w:t>
+      </w:r>
+      <w:r>
+        <w:rPr>
+          <w:rStyle w:val="VerbatimChar"/>
+        </w:rPr>
+        <w:t xml:space="preserve">broad_human_v1</w:t>
+      </w:r>
+      <w:r>
+        <w:t xml:space="preserve">,</w:t>
+      </w:r>
+      <w:r>
+        <w:t xml:space="preserve"> </w:t>
+      </w:r>
+      <w:r>
+        <w:rPr>
+          <w:rStyle w:val="VerbatimChar"/>
+        </w:rPr>
+        <w:t xml:space="preserve">panhuman_distill_v1</w:t>
+      </w:r>
+      <w:r>
+        <w:t xml:space="preserve">), mouse</w:t>
+      </w:r>
+      <w:r>
+        <w:t xml:space="preserve"> </w:t>
+      </w:r>
+      <w:r>
+        <w:t xml:space="preserve">(</w:t>
+      </w:r>
+      <w:r>
+        <w:rPr>
+          <w:rStyle w:val="VerbatimChar"/>
+        </w:rPr>
+        <w:t xml:space="preserve">broad_mouse_v1</w:t>
+      </w:r>
+      <w:r>
+        <w:t xml:space="preserve">) and focused liver (</w:t>
+      </w:r>
+      <w:r>
+        <w:rPr>
+          <w:rStyle w:val="VerbatimChar"/>
+        </w:rPr>
+        <w:t xml:space="preserve">liver_hlica_v1</w:t>
+      </w:r>
+      <w:r>
+        <w:t xml:space="preserve">/</w:t>
+      </w:r>
+      <w:r>
+        <w:rPr>
+          <w:rStyle w:val="VerbatimChar"/>
+        </w:rPr>
+        <w:t xml:space="preserve">v2</w:t>
+      </w:r>
+      <w:r>
+        <w:t xml:space="preserve">) — are archived at</w:t>
+      </w:r>
+      <w:r>
+        <w:t xml:space="preserve"> </w:t>
+      </w:r>
+      <w:hyperlink r:id="rId47">
+        <w:r>
+          <w:rPr>
+            <w:rStyle w:val="Hyperlink"/>
+          </w:rPr>
+          <w:t xml:space="preserve">doi:10.5281/zenodo.21688151</w:t>
+        </w:r>
+      </w:hyperlink>
+      <w:r>
+        <w:t xml:space="preserve"> </w:t>
+      </w:r>
+      <w:r>
+        <w:t xml:space="preserve">(CC BY 4.0; cite the</w:t>
+      </w:r>
+      <w:r>
+        <w:t xml:space="preserve"> </w:t>
+      </w:r>
+      <w:r>
+        <w:t xml:space="preserve">concept DOI</w:t>
+      </w:r>
+      <w:r>
+        <w:t xml:space="preserve"> </w:t>
+      </w:r>
+      <w:hyperlink r:id="rId48">
+        <w:r>
+          <w:rPr>
+            <w:rStyle w:val="Hyperlink"/>
+          </w:rPr>
+          <w:t xml:space="preserve">10.5281/zenodo.21688150</w:t>
+        </w:r>
+      </w:hyperlink>
+      <w:r>
+        <w:t xml:space="preserve"> </w:t>
+      </w:r>
+      <w:r>
+        <w:t xml:space="preserve">for the</w:t>
+      </w:r>
+      <w:r>
+        <w:t xml:space="preserve"> </w:t>
+      </w:r>
+      <w:r>
+        <w:t xml:space="preserve">latest version).</w:t>
+      </w:r>
+      <w:r>
+        <w:t xml:space="preserve"> </w:t>
+      </w:r>
+      <w:r>
+        <w:rPr>
+          <w:rStyle w:val="VerbatimChar"/>
+        </w:rPr>
+        <w:t xml:space="preserve">actinn_jax.bundled_reference(name)</w:t>
+      </w:r>
+      <w:r>
+        <w:t xml:space="preserve"> </w:t>
+      </w:r>
+      <w:r>
+        <w:t xml:space="preserve">downloads and caches them on first</w:t>
+      </w:r>
+      <w:r>
+        <w:t xml:space="preserve"> </w:t>
+      </w:r>
+      <w:r>
+        <w:t xml:space="preserve">use, so no manual retrieval is needed;</w:t>
+      </w:r>
+      <w:r>
+        <w:t xml:space="preserve"> </w:t>
+      </w:r>
+      <w:r>
+        <w:rPr>
+          <w:rStyle w:val="VerbatimChar"/>
+        </w:rPr>
+        <w:t xml:space="preserve">actinn-jax fetch</w:t>
+      </w:r>
+      <w:r>
+        <w:t xml:space="preserve"> </w:t>
+      </w:r>
+      <w:r>
+        <w:t xml:space="preserve">pre-downloads for offline use.</w:t>
+      </w:r>
+    </w:p>
+    <w:p>
+      <w:pPr>
+        <w:pStyle w:val="BodyText"/>
+      </w:pPr>
+      <w:r>
         <w:t xml:space="preserve">HLiCA data © Edgar et al. 2026 (CC-BY 4.0), [doi:10.64898/2026.06.30.735539]. The distilled</w:t>
       </w:r>
       <w:r>
@@ -10820,7 +10965,7 @@
       <w:r>
         <w:t xml:space="preserve"> </w:t>
       </w:r>
-      <w:hyperlink r:id="rId47">
+      <w:hyperlink r:id="rId49">
         <w:r>
           <w:rPr>
             <w:rStyle w:val="Hyperlink"/>
@@ -10840,7 +10985,7 @@
       <w:r>
         <w:t xml:space="preserve"> </w:t>
       </w:r>
-      <w:hyperlink r:id="rId48">
+      <w:hyperlink r:id="rId50">
         <w:r>
           <w:rPr>
             <w:rStyle w:val="Hyperlink"/>
@@ -10869,7 +11014,7 @@
       <w:r>
         <w:t xml:space="preserve"> </w:t>
       </w:r>
-      <w:hyperlink r:id="rId49">
+      <w:hyperlink r:id="rId51">
         <w:r>
           <w:rPr>
             <w:rStyle w:val="Hyperlink"/>
@@ -10899,8 +11044,8 @@
         <w:t xml:space="preserve">.</w:t>
       </w:r>
     </w:p>
-    <w:bookmarkEnd w:id="50"/>
-    <w:bookmarkStart w:id="51" w:name="references"/>
+    <w:bookmarkEnd w:id="52"/>
+    <w:bookmarkStart w:id="53" w:name="references"/>
     <w:p>
       <w:pPr>
         <w:pStyle w:val="Heading1"/>
@@ -11377,7 +11522,7 @@
         <w:t xml:space="preserve">927. xkcd.com/927.</w:t>
       </w:r>
     </w:p>
-    <w:bookmarkEnd w:id="51"/>
+    <w:bookmarkEnd w:id="53"/>
     <w:sectPr>
       <w:footnotePr>
         <w:numRestart w:val="eachSect"/>

--- a/manuscript/actinn-jax_preprint.docx
+++ b/manuscript/actinn-jax_preprint.docx
@@ -217,7 +217,7 @@
         <w:t xml:space="preserve">end-to-end workflows that a low, flat cost profile makes practical</w:t>
       </w:r>
       <w:r>
-        <w:t xml:space="preserve">: annotating an unknown human dataset from a</w:t>
+        <w:t xml:space="preserve">, on human data and — via a Cell-Ontology-derived hierarchy that removes the accelerator from the build — on mouse: annotating an unknown human dataset from a</w:t>
       </w:r>
       <w:r>
         <w:t xml:space="preserve"> </w:t>
@@ -1085,7 +1085,41 @@
         <w:t xml:space="preserve"> </w:t>
       </w:r>
       <w:r>
-        <w:t xml:space="preserve">reference, and states below a fixed typology’s leaves.</w:t>
+        <w:t xml:space="preserve">reference, and states below a fixed typology’s leaves. The same route builds a</w:t>
+      </w:r>
+      <w:r>
+        <w:t xml:space="preserve"> </w:t>
+      </w:r>
+      <w:r>
+        <w:rPr>
+          <w:b/>
+          <w:bCs/>
+        </w:rPr>
+        <w:t xml:space="preserve">pan-mouse reference</w:t>
+      </w:r>
+      <w:r>
+        <w:t xml:space="preserve"> </w:t>
+      </w:r>
+      <w:r>
+        <w:t xml:space="preserve">(453 types / 85 tissues; 0.638 ontology concordance on two</w:t>
+      </w:r>
+      <w:r>
+        <w:t xml:space="preserve"> </w:t>
+      </w:r>
+      <w:r>
+        <w:t xml:space="preserve">withheld datasets) in 17 s of CPU, using Cell Ontology lineage in place of a</w:t>
+      </w:r>
+      <w:r>
+        <w:t xml:space="preserve"> </w:t>
+      </w:r>
+      <w:r>
+        <w:t xml:space="preserve">foundation-model embedding — which beats the embedding-derived hierarchy on the human</w:t>
+      </w:r>
+      <w:r>
+        <w:t xml:space="preserve"> </w:t>
+      </w:r>
+      <w:r>
+        <w:t xml:space="preserve">corpus it was validated against, and needs no GPU at any stage.</w:t>
       </w:r>
       <w:r>
         <w:t xml:space="preserve"> </w:t>
@@ -3138,7 +3172,7 @@
     </w:p>
     <w:bookmarkEnd w:id="13"/>
     <w:bookmarkEnd w:id="14"/>
-    <w:bookmarkStart w:id="43" w:name="results"/>
+    <w:bookmarkStart w:id="44" w:name="results"/>
     <w:p>
       <w:pPr>
         <w:pStyle w:val="Heading1"/>
@@ -5575,7 +5609,7 @@
       </w:r>
     </w:p>
     <w:bookmarkEnd w:id="30"/>
-    <w:bookmarkStart w:id="31" w:name="the-largerefined-annotation-workflow"/>
+    <w:bookmarkStart w:id="32" w:name="the-largerefined-annotation-workflow"/>
     <w:p>
       <w:pPr>
         <w:pStyle w:val="Heading2"/>
@@ -6185,98 +6219,43 @@
           <w:b/>
           <w:bCs/>
         </w:rPr>
-        <w:t xml:space="preserve">Tier 2 — refined, tissue-focused.</w:t>
-      </w:r>
-      <w:r>
-        <w:t xml:space="preserve"> </w:t>
-      </w:r>
-      <w:r>
-        <w:t xml:space="preserve">For the tissue the broad pass identifies, a small</w:t>
-      </w:r>
-      <w:r>
-        <w:t xml:space="preserve"> </w:t>
-      </w:r>
-      <w:r>
-        <w:t xml:space="preserve">focused reference re-annotates at full resolution. The gain is large and it is the crux of</w:t>
-      </w:r>
-      <w:r>
-        <w:t xml:space="preserve"> </w:t>
-      </w:r>
-      <w:r>
-        <w:t xml:space="preserve">the workflow: on held-out</w:t>
-      </w:r>
-      <w:r>
-        <w:t xml:space="preserve"> </w:t>
-      </w:r>
-      <w:r>
-        <w:rPr>
-          <w:b/>
-          <w:bCs/>
-        </w:rPr>
-        <w:t xml:space="preserve">cross-study</w:t>
-      </w:r>
-      <w:r>
-        <w:t xml:space="preserve"> </w:t>
-      </w:r>
-      <w:r>
-        <w:t xml:space="preserve">liver cells, the broad census model scores</w:t>
-      </w:r>
-      <w:r>
-        <w:t xml:space="preserve"> </w:t>
-      </w:r>
-      <w:r>
-        <w:t xml:space="preserve">exact-CL</w:t>
-      </w:r>
-      <w:r>
-        <w:t xml:space="preserve"> </w:t>
-      </w:r>
-      <w:r>
-        <w:rPr>
-          <w:b/>
-          <w:bCs/>
-        </w:rPr>
-        <w:t xml:space="preserve">0.23</w:t>
-      </w:r>
-      <w:r>
-        <w:t xml:space="preserve"> </w:t>
-      </w:r>
-      <w:r>
-        <w:t xml:space="preserve">/ ontology</w:t>
-      </w:r>
-      <w:r>
-        <w:t xml:space="preserve"> </w:t>
-      </w:r>
-      <w:r>
-        <w:rPr>
-          <w:b/>
-          <w:bCs/>
-        </w:rPr>
-        <w:t xml:space="preserve">0.58</w:t>
-      </w:r>
-      <w:r>
-        <w:t xml:space="preserve">, while a focused</w:t>
-      </w:r>
-      <w:r>
-        <w:t xml:space="preserve"> </w:t>
-      </w:r>
-      <w:r>
-        <w:rPr>
-          <w:b/>
-          <w:bCs/>
-        </w:rPr>
-        <w:t xml:space="preserve">48-type HLiCA liver</w:t>
-      </w:r>
-      <w:r>
-        <w:t xml:space="preserve"> </w:t>
-      </w:r>
-      <w:r>
-        <w:t xml:space="preserve">reference on</w:t>
-      </w:r>
-      <w:r>
-        <w:t xml:space="preserve"> </w:t>
-      </w:r>
-      <w:r>
-        <w:t xml:space="preserve">the</w:t>
+        <w:t xml:space="preserve">A second organism, and a hierarchy with no accelerator in it.</w:t>
+      </w:r>
+      <w:r>
+        <w:t xml:space="preserve"> </w:t>
+      </w:r>
+      <w:r>
+        <w:t xml:space="preserve">Neither route above</w:t>
+      </w:r>
+      <w:r>
+        <w:t xml:space="preserve"> </w:t>
+      </w:r>
+      <w:r>
+        <w:t xml:space="preserve">transfers to mouse: Pan-human Azimuth is human-only, so there is no teacher to distil, and</w:t>
+      </w:r>
+      <w:r>
+        <w:t xml:space="preserve"> </w:t>
+      </w:r>
+      <w:r>
+        <w:t xml:space="preserve">the census route wants scPRINT on a GPU with mouse support we have not tested. But the census</w:t>
+      </w:r>
+      <w:r>
+        <w:t xml:space="preserve"> </w:t>
+      </w:r>
+      <w:r>
+        <w:t xml:space="preserve">already labels every cell with a Cell Ontology term, and CL encodes the relation the embedding</w:t>
+      </w:r>
+      <w:r>
+        <w:t xml:space="preserve"> </w:t>
+      </w:r>
+      <w:r>
+        <w:t xml:space="preserve">clustering is recovering — which cell types are kinds of the same thing. Describing each type</w:t>
+      </w:r>
+      <w:r>
+        <w:t xml:space="preserve"> </w:t>
+      </w:r>
+      <w:r>
+        <w:t xml:space="preserve">by the CL terms it descends from and clustering</w:t>
       </w:r>
       <w:r>
         <w:t xml:space="preserve"> </w:t>
@@ -6286,32 +6265,25 @@
           <w:i/>
           <w:iCs/>
         </w:rPr>
-        <w:t xml:space="preserve">same cells</w:t>
-      </w:r>
-      <w:r>
-        <w:t xml:space="preserve"> </w:t>
-      </w:r>
-      <w:r>
-        <w:t xml:space="preserve">reaches</w:t>
-      </w:r>
-      <w:r>
-        <w:t xml:space="preserve"> </w:t>
-      </w:r>
-      <w:r>
-        <w:rPr>
-          <w:b/>
-          <w:bCs/>
-        </w:rPr>
-        <w:t xml:space="preserve">0.72 / 0.86</w:t>
-      </w:r>
-      <w:r>
-        <w:t xml:space="preserve">. Refinement is where fine-grained accuracy comes</w:t>
-      </w:r>
-      <w:r>
-        <w:t xml:space="preserve"> </w:t>
-      </w:r>
-      <w:r>
-        <w:t xml:space="preserve">from; the broad model’s job is to route to it, not to be right about subtypes itself.</w:t>
+        <w:t xml:space="preserve">those</w:t>
+      </w:r>
+      <w:r>
+        <w:t xml:space="preserve"> </w:t>
+      </w:r>
+      <w:r>
+        <w:t xml:space="preserve">(same Ward linkage, ontology indicator</w:t>
+      </w:r>
+      <w:r>
+        <w:t xml:space="preserve"> </w:t>
+      </w:r>
+      <w:r>
+        <w:t xml:space="preserve">vectors in place of embeddings) gives a hierarchy that is free, deterministic and</w:t>
+      </w:r>
+      <w:r>
+        <w:t xml:space="preserve"> </w:t>
+      </w:r>
+      <w:r>
+        <w:t xml:space="preserve">species-independent.</w:t>
       </w:r>
     </w:p>
     <w:p>
@@ -6319,57 +6291,448 @@
         <w:pStyle w:val="BodyText"/>
       </w:pPr>
       <w:r>
-        <w:rPr>
-          <w:b/>
-          <w:bCs/>
-        </w:rPr>
-        <w:t xml:space="preserve">The two tiers switch; they do not stack</w:t>
-      </w:r>
-      <w:r>
-        <w:t xml:space="preserve"> </w:t>
-      </w:r>
-      <w:r>
-        <w:t xml:space="preserve">— we tested this and it is worth stating</w:t>
-      </w:r>
-      <w:r>
-        <w:t xml:space="preserve"> </w:t>
-      </w:r>
-      <w:r>
-        <w:t xml:space="preserve">plainly, because the opposite is the natural assumption. On the leakage-free cross-study</w:t>
-      </w:r>
-      <w:r>
-        <w:t xml:space="preserve"> </w:t>
-      </w:r>
-      <w:r>
-        <w:t xml:space="preserve">liver split, substituting the stronger</w:t>
-      </w:r>
-      <w:r>
-        <w:t xml:space="preserve"> </w:t>
-      </w:r>
-      <w:r>
-        <w:rPr>
-          <w:b/>
-          <w:bCs/>
-        </w:rPr>
-        <w:t xml:space="preserve">Pan-human Azimuth</w:t>
-      </w:r>
-      <w:r>
-        <w:t xml:space="preserve"> </w:t>
-      </w:r>
-      <w:r>
-        <w:t xml:space="preserve">as tier 1 lifts the broad pass</w:t>
-      </w:r>
-      <w:r>
-        <w:t xml:space="preserve"> </w:t>
-      </w:r>
-      <w:r>
-        <w:t xml:space="preserve">(ontology 0.380 vs 0.338 for our own broad model) but changes nothing downstream. Using that</w:t>
-      </w:r>
-      <w:r>
-        <w:t xml:space="preserve"> </w:t>
-      </w:r>
-      <w:r>
-        <w:t xml:space="preserve">tier-1 call to</w:t>
+        <w:t xml:space="preserve">That substitution needs a control, since any grouping might help. Built from one human corpus</w:t>
+      </w:r>
+      <w:r>
+        <w:t xml:space="preserve"> </w:t>
+      </w:r>
+      <w:r>
+        <w:t xml:space="preserve">(51,346 cells / 867 types) and scored on the held-out lung atlas</w:t>
+      </w:r>
+      <w:r>
+        <w:t xml:space="preserve"> </w:t>
+      </w:r>
+      <w:r>
+        <w:t xml:space="preserve">(</w:t>
+      </w:r>
+      <w:hyperlink r:id="rId31">
+        <w:r>
+          <w:rPr>
+            <w:rStyle w:val="VerbatimChar"/>
+          </w:rPr>
+          <w:t xml:space="preserve">results_hierarchy_ablation.csv</w:t>
+        </w:r>
+      </w:hyperlink>
+      <w:r>
+        <w:t xml:space="preserve">):</w:t>
+      </w:r>
+    </w:p>
+    <w:tbl>
+      <w:tblPr>
+        <w:tblStyle w:val="Table"/>
+        <w:tblW w:type="auto" w:w="0"/>
+        <w:tblLook w:firstRow="1" w:lastRow="0" w:firstColumn="0" w:lastColumn="0" w:noHBand="0" w:noVBand="0" w:val="0020"/>
+      </w:tblPr>
+      <w:tblGrid>
+        <w:gridCol w:w="3960"/>
+        <w:gridCol w:w="3960"/>
+      </w:tblGrid>
+      <w:tr>
+        <w:trPr>
+          <w:tblHeader w:val="on"/>
+        </w:trPr>
+        <w:tc>
+          <w:tcPr/>
+          <w:p>
+            <w:pPr>
+              <w:pStyle w:val="Compact"/>
+            </w:pPr>
+            <w:r>
+              <w:t xml:space="preserve">coarse hierarchy</w:t>
+            </w:r>
+          </w:p>
+        </w:tc>
+        <w:tc>
+          <w:tcPr/>
+          <w:p>
+            <w:pPr>
+              <w:pStyle w:val="Compact"/>
+              <w:jc w:val="right"/>
+            </w:pPr>
+            <w:r>
+              <w:t xml:space="preserve">ontology</w:t>
+            </w:r>
+          </w:p>
+        </w:tc>
+      </w:tr>
+      <w:tr>
+        <w:tc>
+          <w:tcPr/>
+          <w:p>
+            <w:pPr>
+              <w:pStyle w:val="Compact"/>
+            </w:pPr>
+            <w:r>
+              <w:rPr>
+                <w:b/>
+                <w:bCs/>
+              </w:rPr>
+              <w:t xml:space="preserve">Cell Ontology lineage</w:t>
+            </w:r>
+          </w:p>
+        </w:tc>
+        <w:tc>
+          <w:tcPr/>
+          <w:p>
+            <w:pPr>
+              <w:pStyle w:val="Compact"/>
+              <w:jc w:val="right"/>
+            </w:pPr>
+            <w:r>
+              <w:rPr>
+                <w:b/>
+                <w:bCs/>
+              </w:rPr>
+              <w:t xml:space="preserve">0.616</w:t>
+            </w:r>
+          </w:p>
+        </w:tc>
+      </w:tr>
+      <w:tr>
+        <w:tc>
+          <w:tcPr/>
+          <w:p>
+            <w:pPr>
+              <w:pStyle w:val="Compact"/>
+            </w:pPr>
+            <w:r>
+              <w:t xml:space="preserve">random grouping, same group sizes</w:t>
+            </w:r>
+          </w:p>
+        </w:tc>
+        <w:tc>
+          <w:tcPr/>
+          <w:p>
+            <w:pPr>
+              <w:pStyle w:val="Compact"/>
+              <w:jc w:val="right"/>
+            </w:pPr>
+            <w:r>
+              <w:t xml:space="preserve">0.539</w:t>
+            </w:r>
+          </w:p>
+        </w:tc>
+      </w:tr>
+      <w:tr>
+        <w:tc>
+          <w:tcPr/>
+          <w:p>
+            <w:pPr>
+              <w:pStyle w:val="Compact"/>
+            </w:pPr>
+            <w:r>
+              <w:t xml:space="preserve">flat, no hierarchy</w:t>
+            </w:r>
+          </w:p>
+        </w:tc>
+        <w:tc>
+          <w:tcPr/>
+          <w:p>
+            <w:pPr>
+              <w:pStyle w:val="Compact"/>
+              <w:jc w:val="right"/>
+            </w:pPr>
+            <w:r>
+              <w:t xml:space="preserve">0.547</w:t>
+            </w:r>
+          </w:p>
+        </w:tc>
+      </w:tr>
+    </w:tbl>
+    <w:p>
+      <w:pPr>
+        <w:pStyle w:val="BodyText"/>
+      </w:pPr>
+      <w:r>
+        <w:t xml:space="preserve">Random lands on flat, so it is the structure doing the work rather than the mere presence of</w:t>
+      </w:r>
+      <w:r>
+        <w:t xml:space="preserve"> </w:t>
+      </w:r>
+      <w:r>
+        <w:t xml:space="preserve">groups. On that basis,</w:t>
+      </w:r>
+      <w:r>
+        <w:t xml:space="preserve"> </w:t>
+      </w:r>
+      <w:r>
+        <w:rPr>
+          <w:rStyle w:val="VerbatimChar"/>
+        </w:rPr>
+        <w:t xml:space="preserve">broad_mouse_v1</w:t>
+      </w:r>
+      <w:r>
+        <w:t xml:space="preserve">: 27,026 cells →</w:t>
+      </w:r>
+      <w:r>
+        <w:t xml:space="preserve"> </w:t>
+      </w:r>
+      <w:r>
+        <w:rPr>
+          <w:b/>
+          <w:bCs/>
+        </w:rPr>
+        <w:t xml:space="preserve">453 cell types across 85 tissues</w:t>
+      </w:r>
+      <w:r>
+        <w:t xml:space="preserve">,</w:t>
+      </w:r>
+      <w:r>
+        <w:t xml:space="preserve"> </w:t>
+      </w:r>
+      <w:r>
+        <w:t xml:space="preserve">305 CL terms collapsed to 21 coarse groups,</w:t>
+      </w:r>
+      <w:r>
+        <w:t xml:space="preserve"> </w:t>
+      </w:r>
+      <w:r>
+        <w:rPr>
+          <w:b/>
+          <w:bCs/>
+        </w:rPr>
+        <w:t xml:space="preserve">17 seconds of CPU</w:t>
+      </w:r>
+      <w:r>
+        <w:t xml:space="preserve"> </w:t>
+      </w:r>
+      <w:r>
+        <w:t xml:space="preserve">to train, 38 MB. Two mouse</w:t>
+      </w:r>
+      <w:r>
+        <w:t xml:space="preserve"> </w:t>
+      </w:r>
+      <w:r>
+        <w:t xml:space="preserve">datasets were excluded from the reference entirely and used as the test set — 12,646 cells,</w:t>
+      </w:r>
+      <w:r>
+        <w:t xml:space="preserve"> </w:t>
+      </w:r>
+      <w:r>
+        <w:t xml:space="preserve">137 truth types, 41 tissues, none of it seen in training:</w:t>
+      </w:r>
+    </w:p>
+    <w:tbl>
+      <w:tblPr>
+        <w:tblStyle w:val="Table"/>
+        <w:tblW w:type="auto" w:w="0"/>
+        <w:tblLook w:firstRow="1" w:lastRow="0" w:firstColumn="0" w:lastColumn="0" w:noHBand="0" w:noVBand="0" w:val="0020"/>
+      </w:tblPr>
+      <w:tblGrid>
+        <w:gridCol w:w="1980"/>
+        <w:gridCol w:w="1980"/>
+        <w:gridCol w:w="1980"/>
+        <w:gridCol w:w="1980"/>
+      </w:tblGrid>
+      <w:tr>
+        <w:trPr>
+          <w:tblHeader w:val="on"/>
+        </w:trPr>
+        <w:tc>
+          <w:tcPr/>
+          <w:p>
+            <w:pPr>
+              <w:pStyle w:val="Compact"/>
+            </w:pPr>
+          </w:p>
+        </w:tc>
+        <w:tc>
+          <w:tcPr/>
+          <w:p>
+            <w:pPr>
+              <w:pStyle w:val="Compact"/>
+              <w:jc w:val="right"/>
+            </w:pPr>
+            <w:r>
+              <w:t xml:space="preserve">ontology</w:t>
+            </w:r>
+          </w:p>
+        </w:tc>
+        <w:tc>
+          <w:tcPr/>
+          <w:p>
+            <w:pPr>
+              <w:pStyle w:val="Compact"/>
+              <w:jc w:val="right"/>
+            </w:pPr>
+            <w:r>
+              <w:t xml:space="preserve">coverage</w:t>
+            </w:r>
+          </w:p>
+        </w:tc>
+        <w:tc>
+          <w:tcPr/>
+          <w:p>
+            <w:pPr>
+              <w:pStyle w:val="Compact"/>
+              <w:jc w:val="right"/>
+            </w:pPr>
+            <w:r>
+              <w:t xml:space="preserve">cells/s</w:t>
+            </w:r>
+          </w:p>
+        </w:tc>
+      </w:tr>
+      <w:tr>
+        <w:tc>
+          <w:tcPr/>
+          <w:p>
+            <w:pPr>
+              <w:pStyle w:val="Compact"/>
+            </w:pPr>
+            <w:r>
+              <w:t xml:space="preserve">all cells</w:t>
+            </w:r>
+          </w:p>
+        </w:tc>
+        <w:tc>
+          <w:tcPr/>
+          <w:p>
+            <w:pPr>
+              <w:pStyle w:val="Compact"/>
+              <w:jc w:val="right"/>
+            </w:pPr>
+            <w:r>
+              <w:t xml:space="preserve">0.638</w:t>
+            </w:r>
+          </w:p>
+        </w:tc>
+        <w:tc>
+          <w:tcPr/>
+          <w:p>
+            <w:pPr>
+              <w:pStyle w:val="Compact"/>
+              <w:jc w:val="right"/>
+            </w:pPr>
+            <w:r>
+              <w:t xml:space="preserve">100%</w:t>
+            </w:r>
+          </w:p>
+        </w:tc>
+        <w:tc>
+          <w:tcPr/>
+          <w:p>
+            <w:pPr>
+              <w:pStyle w:val="Compact"/>
+              <w:jc w:val="right"/>
+            </w:pPr>
+            <w:r>
+              <w:t xml:space="preserve">9,712</w:t>
+            </w:r>
+          </w:p>
+        </w:tc>
+      </w:tr>
+      <w:tr>
+        <w:tc>
+          <w:tcPr/>
+          <w:p>
+            <w:pPr>
+              <w:pStyle w:val="Compact"/>
+            </w:pPr>
+            <w:r>
+              <w:rPr>
+                <w:rStyle w:val="VerbatimChar"/>
+              </w:rPr>
+              <w:t xml:space="preserve">min_prob = 0.5</w:t>
+            </w:r>
+          </w:p>
+        </w:tc>
+        <w:tc>
+          <w:tcPr/>
+          <w:p>
+            <w:pPr>
+              <w:pStyle w:val="Compact"/>
+              <w:jc w:val="right"/>
+            </w:pPr>
+            <w:r>
+              <w:rPr>
+                <w:b/>
+                <w:bCs/>
+              </w:rPr>
+              <w:t xml:space="preserve">0.718</w:t>
+            </w:r>
+          </w:p>
+        </w:tc>
+        <w:tc>
+          <w:tcPr/>
+          <w:p>
+            <w:pPr>
+              <w:pStyle w:val="Compact"/>
+              <w:jc w:val="right"/>
+            </w:pPr>
+            <w:r>
+              <w:t xml:space="preserve">71%</w:t>
+            </w:r>
+          </w:p>
+        </w:tc>
+        <w:tc>
+          <w:tcPr/>
+          <w:p>
+            <w:pPr>
+              <w:pStyle w:val="Compact"/>
+            </w:pPr>
+          </w:p>
+        </w:tc>
+      </w:tr>
+    </w:tbl>
+    <w:p>
+      <w:pPr>
+        <w:pStyle w:val="BodyText"/>
+      </w:pPr>
+      <w:r>
+        <w:t xml:space="preserve">Its abstain calibration is also better behaved than the human census model’s — 0.88 accuracy</w:t>
+      </w:r>
+      <w:r>
+        <w:t xml:space="preserve"> </w:t>
+      </w:r>
+      <w:r>
+        <w:t xml:space="preserve">at 82% coverage, against 0.80 at 46% — because mouse census carries fewer near-duplicate</w:t>
+      </w:r>
+      <w:r>
+        <w:t xml:space="preserve"> </w:t>
+      </w:r>
+      <w:r>
+        <w:t xml:space="preserve">subtypes than human’s ~800-way vocabulary. Read across organisms with care: these are</w:t>
+      </w:r>
+      <w:r>
+        <w:t xml:space="preserve"> </w:t>
+      </w:r>
+      <w:r>
+        <w:t xml:space="preserve">different queries, so the mouse numbers sit in the same regime as the human ones rather than</w:t>
+      </w:r>
+      <w:r>
+        <w:t xml:space="preserve"> </w:t>
+      </w:r>
+      <w:r>
+        <w:t xml:space="preserve">being comparable to them. Two limits are worth stating on the spot. The ablation above was run</w:t>
+      </w:r>
+      <w:r>
+        <w:t xml:space="preserve"> </w:t>
+      </w:r>
+      <w:r>
+        <w:t xml:space="preserve">on</w:t>
+      </w:r>
+      <w:r>
+        <w:t xml:space="preserve"> </w:t>
+      </w:r>
+      <w:r>
+        <w:rPr>
+          <w:b/>
+          <w:bCs/>
+        </w:rPr>
+        <w:t xml:space="preserve">human</w:t>
+      </w:r>
+      <w:r>
+        <w:t xml:space="preserve"> </w:t>
+      </w:r>
+      <w:r>
+        <w:t xml:space="preserve">and applied to mouse; CL is species-neutral by construction, but nothing here</w:t>
+      </w:r>
+      <w:r>
+        <w:t xml:space="preserve"> </w:t>
+      </w:r>
+      <w:r>
+        <w:t xml:space="preserve">shows it groups mouse types as well. And mouse census is shallow in</w:t>
       </w:r>
       <w:r>
         <w:t xml:space="preserve"> </w:t>
@@ -6379,111 +6742,25 @@
           <w:i/>
           <w:iCs/>
         </w:rPr>
-        <w:t xml:space="preserve">narrow</w:t>
-      </w:r>
-      <w:r>
-        <w:t xml:space="preserve"> </w:t>
-      </w:r>
-      <w:r>
-        <w:t xml:space="preserve">tier 2’s classes — the zero-retrain masking actinn-jax ships — makes</w:t>
-      </w:r>
-      <w:r>
-        <w:t xml:space="preserve"> </w:t>
-      </w:r>
-      <w:r>
-        <w:t xml:space="preserve">the result</w:t>
-      </w:r>
-      <w:r>
-        <w:t xml:space="preserve"> </w:t>
-      </w:r>
-      <w:r>
-        <w:rPr>
-          <w:b/>
-          <w:bCs/>
-        </w:rPr>
-        <w:t xml:space="preserve">worse</w:t>
-      </w:r>
-      <w:r>
-        <w:t xml:space="preserve">, 0.731 → 0.708: tier 1’s coarse call matches the true lineage on 85.8%</w:t>
-      </w:r>
-      <w:r>
-        <w:t xml:space="preserve"> </w:t>
-      </w:r>
-      <w:r>
-        <w:t xml:space="preserve">of cells, and the 14% it misses cost more than the 86% it gets right can gain, since a wrong</w:t>
-      </w:r>
-      <w:r>
-        <w:t xml:space="preserve"> </w:t>
-      </w:r>
-      <w:r>
-        <w:t xml:space="preserve">mask discards the correct class outright. A</w:t>
-      </w:r>
-      <w:r>
-        <w:t xml:space="preserve"> </w:t>
-      </w:r>
-      <w:r>
-        <w:rPr>
-          <w:b/>
-          <w:bCs/>
-        </w:rPr>
-        <w:t xml:space="preserve">perfect</w:t>
-      </w:r>
-      <w:r>
-        <w:t xml:space="preserve"> </w:t>
-      </w:r>
-      <w:r>
-        <w:t xml:space="preserve">coarse call would add only</w:t>
-      </w:r>
-      <w:r>
-        <w:t xml:space="preserve"> </w:t>
-      </w:r>
-      <w:r>
-        <w:rPr>
-          <w:b/>
-          <w:bCs/>
-        </w:rPr>
-        <w:t xml:space="preserve">+2.8</w:t>
-      </w:r>
-      <w:r>
-        <w:rPr>
-          <w:b/>
-          <w:bCs/>
-        </w:rPr>
-        <w:t xml:space="preserve"> </w:t>
-      </w:r>
-      <w:r>
-        <w:rPr>
-          <w:b/>
-          <w:bCs/>
-        </w:rPr>
-        <w:t xml:space="preserve">points</w:t>
-      </w:r>
-      <w:r>
-        <w:t xml:space="preserve"> </w:t>
-      </w:r>
-      <w:r>
-        <w:t xml:space="preserve">(0.759). Once tier 2 covers the tissue, there is almost no accuracy left for a broad</w:t>
-      </w:r>
-      <w:r>
-        <w:t xml:space="preserve"> </w:t>
-      </w:r>
-      <w:r>
-        <w:t xml:space="preserve">model to contribute; its value is choosing which focused reference to load and covering cells</w:t>
-      </w:r>
-      <w:r>
-        <w:t xml:space="preserve"> </w:t>
-      </w:r>
-      <w:r>
-        <w:t xml:space="preserve">none of them claims (</w:t>
-      </w:r>
-      <w:r>
-        <w:rPr>
-          <w:rStyle w:val="VerbatimChar"/>
-        </w:rPr>
-        <w:t xml:space="preserve">PAN_HUMAN_AZIMUTH.md</w:t>
-      </w:r>
-      <w:r>
-        <w:t xml:space="preserve">).</w:t>
+        <w:t xml:space="preserve">datasets</w:t>
+      </w:r>
+      <w:r>
+        <w:t xml:space="preserve"> </w:t>
+      </w:r>
+      <w:r>
+        <w:t xml:space="preserve">— 51 in total,</w:t>
+      </w:r>
+      <w:r>
+        <w:t xml:space="preserve"> </w:t>
+      </w:r>
+      <w:r>
+        <w:t xml:space="preserve">one embryo atlas holding 11.4M of 18.4M cells — so tissue breadth is good while lab and</w:t>
+      </w:r>
+      <w:r>
+        <w:t xml:space="preserve"> </w:t>
+      </w:r>
+      <w:r>
+        <w:t xml:space="preserve">protocol breadth is far below human’s 487 datasets.</w:t>
       </w:r>
     </w:p>
     <w:p>
@@ -6495,32 +6772,98 @@
           <w:b/>
           <w:bCs/>
         </w:rPr>
-        <w:t xml:space="preserve">Supporting mechanisms.</w:t>
-      </w:r>
-      <w:r>
-        <w:t xml:space="preserve"> </w:t>
-      </w:r>
-      <w:r>
-        <w:t xml:space="preserve">(i) A</w:t>
-      </w:r>
-      <w:r>
-        <w:t xml:space="preserve"> </w:t>
-      </w:r>
-      <w:r>
-        <w:rPr>
-          <w:b/>
-          <w:bCs/>
-        </w:rPr>
-        <w:t xml:space="preserve">foundation-model-guided coarse→fine hierarchy</w:t>
-      </w:r>
-      <w:r>
-        <w:t xml:space="preserve">: a foundation model discovers</w:t>
-      </w:r>
-      <w:r>
-        <w:t xml:space="preserve"> </w:t>
-      </w:r>
-      <w:r>
-        <w:t xml:space="preserve">a coarse→fine structure</w:t>
+        <w:t xml:space="preserve">Tier 2 — refined, tissue-focused.</w:t>
+      </w:r>
+      <w:r>
+        <w:t xml:space="preserve"> </w:t>
+      </w:r>
+      <w:r>
+        <w:t xml:space="preserve">For the tissue the broad pass identifies, a small</w:t>
+      </w:r>
+      <w:r>
+        <w:t xml:space="preserve"> </w:t>
+      </w:r>
+      <w:r>
+        <w:t xml:space="preserve">focused reference re-annotates at full resolution. The gain is large and it is the crux of</w:t>
+      </w:r>
+      <w:r>
+        <w:t xml:space="preserve"> </w:t>
+      </w:r>
+      <w:r>
+        <w:t xml:space="preserve">the workflow: on held-out</w:t>
+      </w:r>
+      <w:r>
+        <w:t xml:space="preserve"> </w:t>
+      </w:r>
+      <w:r>
+        <w:rPr>
+          <w:b/>
+          <w:bCs/>
+        </w:rPr>
+        <w:t xml:space="preserve">cross-study</w:t>
+      </w:r>
+      <w:r>
+        <w:t xml:space="preserve"> </w:t>
+      </w:r>
+      <w:r>
+        <w:t xml:space="preserve">liver cells, the broad census model scores</w:t>
+      </w:r>
+      <w:r>
+        <w:t xml:space="preserve"> </w:t>
+      </w:r>
+      <w:r>
+        <w:t xml:space="preserve">exact-CL</w:t>
+      </w:r>
+      <w:r>
+        <w:t xml:space="preserve"> </w:t>
+      </w:r>
+      <w:r>
+        <w:rPr>
+          <w:b/>
+          <w:bCs/>
+        </w:rPr>
+        <w:t xml:space="preserve">0.23</w:t>
+      </w:r>
+      <w:r>
+        <w:t xml:space="preserve"> </w:t>
+      </w:r>
+      <w:r>
+        <w:t xml:space="preserve">/ ontology</w:t>
+      </w:r>
+      <w:r>
+        <w:t xml:space="preserve"> </w:t>
+      </w:r>
+      <w:r>
+        <w:rPr>
+          <w:b/>
+          <w:bCs/>
+        </w:rPr>
+        <w:t xml:space="preserve">0.58</w:t>
+      </w:r>
+      <w:r>
+        <w:t xml:space="preserve">, while a focused</w:t>
+      </w:r>
+      <w:r>
+        <w:t xml:space="preserve"> </w:t>
+      </w:r>
+      <w:r>
+        <w:rPr>
+          <w:b/>
+          <w:bCs/>
+        </w:rPr>
+        <w:t xml:space="preserve">48-type HLiCA liver</w:t>
+      </w:r>
+      <w:r>
+        <w:t xml:space="preserve"> </w:t>
+      </w:r>
+      <w:r>
+        <w:t xml:space="preserve">reference on</w:t>
+      </w:r>
+      <w:r>
+        <w:t xml:space="preserve"> </w:t>
+      </w:r>
+      <w:r>
+        <w:t xml:space="preserve">the</w:t>
       </w:r>
       <w:r>
         <w:t xml:space="preserve"> </w:t>
@@ -6530,61 +6873,90 @@
           <w:i/>
           <w:iCs/>
         </w:rPr>
-        <w:t xml:space="preserve">offline</w:t>
-      </w:r>
-      <w:r>
-        <w:t xml:space="preserve">, the fast CPU model uses it at inference — beats a flat</w:t>
-      </w:r>
-      <w:r>
-        <w:t xml:space="preserve"> </w:t>
-      </w:r>
-      <w:r>
-        <w:t xml:space="preserve">classifier on 3/4 datasets, matches an expert hierarchy, beats a random-grouping control,</w:t>
-      </w:r>
-      <w:r>
-        <w:t xml:space="preserve"> </w:t>
-      </w:r>
-      <w:r>
-        <w:t xml:space="preserve">and never depends on the foundation model at prediction time. (ii)</w:t>
-      </w:r>
-      <w:r>
-        <w:t xml:space="preserve"> </w:t>
-      </w:r>
-      <w:r>
-        <w:rPr>
-          <w:b/>
-          <w:bCs/>
-        </w:rPr>
-        <w:t xml:space="preserve">Within-cell-type</w:t>
-      </w:r>
-      <w:r>
-        <w:rPr>
-          <w:b/>
-          <w:bCs/>
-        </w:rPr>
-        <w:t xml:space="preserve"> </w:t>
-      </w:r>
-      <w:r>
-        <w:rPr>
-          <w:b/>
-          <w:bCs/>
-        </w:rPr>
-        <w:t xml:space="preserve">resolution</w:t>
-      </w:r>
-      <w:r>
-        <w:t xml:space="preserve">: the same machinery resolves hepatocyte zonation (portal→central) at ~0.99</w:t>
-      </w:r>
-      <w:r>
-        <w:t xml:space="preserve"> </w:t>
-      </w:r>
-      <w:r>
-        <w:t xml:space="preserve">within-one-zone, generalizing across donors and datasets — a</w:t>
-      </w:r>
-      <w:r>
-        <w:t xml:space="preserve"> </w:t>
-      </w:r>
-      <w:r>
-        <w:t xml:space="preserve">third tier below the cell-type label. Together these make actinn-jax a</w:t>
+        <w:t xml:space="preserve">same cells</w:t>
+      </w:r>
+      <w:r>
+        <w:t xml:space="preserve"> </w:t>
+      </w:r>
+      <w:r>
+        <w:t xml:space="preserve">reaches</w:t>
+      </w:r>
+      <w:r>
+        <w:t xml:space="preserve"> </w:t>
+      </w:r>
+      <w:r>
+        <w:rPr>
+          <w:b/>
+          <w:bCs/>
+        </w:rPr>
+        <w:t xml:space="preserve">0.72 / 0.86</w:t>
+      </w:r>
+      <w:r>
+        <w:t xml:space="preserve">. Refinement is where fine-grained accuracy comes</w:t>
+      </w:r>
+      <w:r>
+        <w:t xml:space="preserve"> </w:t>
+      </w:r>
+      <w:r>
+        <w:t xml:space="preserve">from; the broad model’s job is to route to it, not to be right about subtypes itself.</w:t>
+      </w:r>
+    </w:p>
+    <w:p>
+      <w:pPr>
+        <w:pStyle w:val="BodyText"/>
+      </w:pPr>
+      <w:r>
+        <w:rPr>
+          <w:b/>
+          <w:bCs/>
+        </w:rPr>
+        <w:t xml:space="preserve">The two tiers switch; they do not stack</w:t>
+      </w:r>
+      <w:r>
+        <w:t xml:space="preserve"> </w:t>
+      </w:r>
+      <w:r>
+        <w:t xml:space="preserve">— we tested this and it is worth stating</w:t>
+      </w:r>
+      <w:r>
+        <w:t xml:space="preserve"> </w:t>
+      </w:r>
+      <w:r>
+        <w:t xml:space="preserve">plainly, because the opposite is the natural assumption. On the leakage-free cross-study</w:t>
+      </w:r>
+      <w:r>
+        <w:t xml:space="preserve"> </w:t>
+      </w:r>
+      <w:r>
+        <w:t xml:space="preserve">liver split, substituting the stronger</w:t>
+      </w:r>
+      <w:r>
+        <w:t xml:space="preserve"> </w:t>
+      </w:r>
+      <w:r>
+        <w:rPr>
+          <w:b/>
+          <w:bCs/>
+        </w:rPr>
+        <w:t xml:space="preserve">Pan-human Azimuth</w:t>
+      </w:r>
+      <w:r>
+        <w:t xml:space="preserve"> </w:t>
+      </w:r>
+      <w:r>
+        <w:t xml:space="preserve">as tier 1 lifts the broad pass</w:t>
+      </w:r>
+      <w:r>
+        <w:t xml:space="preserve"> </w:t>
+      </w:r>
+      <w:r>
+        <w:t xml:space="preserve">(ontology 0.380 vs 0.338 for our own broad model) but changes nothing downstream. Using that</w:t>
+      </w:r>
+      <w:r>
+        <w:t xml:space="preserve"> </w:t>
+      </w:r>
+      <w:r>
+        <w:t xml:space="preserve">tier-1 call to</w:t>
       </w:r>
       <w:r>
         <w:t xml:space="preserve"> </w:t>
@@ -6594,6 +6966,221 @@
           <w:i/>
           <w:iCs/>
         </w:rPr>
+        <w:t xml:space="preserve">narrow</w:t>
+      </w:r>
+      <w:r>
+        <w:t xml:space="preserve"> </w:t>
+      </w:r>
+      <w:r>
+        <w:t xml:space="preserve">tier 2’s classes — the zero-retrain masking actinn-jax ships — makes</w:t>
+      </w:r>
+      <w:r>
+        <w:t xml:space="preserve"> </w:t>
+      </w:r>
+      <w:r>
+        <w:t xml:space="preserve">the result</w:t>
+      </w:r>
+      <w:r>
+        <w:t xml:space="preserve"> </w:t>
+      </w:r>
+      <w:r>
+        <w:rPr>
+          <w:b/>
+          <w:bCs/>
+        </w:rPr>
+        <w:t xml:space="preserve">worse</w:t>
+      </w:r>
+      <w:r>
+        <w:t xml:space="preserve">, 0.731 → 0.708: tier 1’s coarse call matches the true lineage on 85.8%</w:t>
+      </w:r>
+      <w:r>
+        <w:t xml:space="preserve"> </w:t>
+      </w:r>
+      <w:r>
+        <w:t xml:space="preserve">of cells, and the 14% it misses cost more than the 86% it gets right can gain, since a wrong</w:t>
+      </w:r>
+      <w:r>
+        <w:t xml:space="preserve"> </w:t>
+      </w:r>
+      <w:r>
+        <w:t xml:space="preserve">mask discards the correct class outright. A</w:t>
+      </w:r>
+      <w:r>
+        <w:t xml:space="preserve"> </w:t>
+      </w:r>
+      <w:r>
+        <w:rPr>
+          <w:b/>
+          <w:bCs/>
+        </w:rPr>
+        <w:t xml:space="preserve">perfect</w:t>
+      </w:r>
+      <w:r>
+        <w:t xml:space="preserve"> </w:t>
+      </w:r>
+      <w:r>
+        <w:t xml:space="preserve">coarse call would add only</w:t>
+      </w:r>
+      <w:r>
+        <w:t xml:space="preserve"> </w:t>
+      </w:r>
+      <w:r>
+        <w:rPr>
+          <w:b/>
+          <w:bCs/>
+        </w:rPr>
+        <w:t xml:space="preserve">+2.8</w:t>
+      </w:r>
+      <w:r>
+        <w:rPr>
+          <w:b/>
+          <w:bCs/>
+        </w:rPr>
+        <w:t xml:space="preserve"> </w:t>
+      </w:r>
+      <w:r>
+        <w:rPr>
+          <w:b/>
+          <w:bCs/>
+        </w:rPr>
+        <w:t xml:space="preserve">points</w:t>
+      </w:r>
+      <w:r>
+        <w:t xml:space="preserve"> </w:t>
+      </w:r>
+      <w:r>
+        <w:t xml:space="preserve">(0.759). Once tier 2 covers the tissue, there is almost no accuracy left for a broad</w:t>
+      </w:r>
+      <w:r>
+        <w:t xml:space="preserve"> </w:t>
+      </w:r>
+      <w:r>
+        <w:t xml:space="preserve">model to contribute; its value is choosing which focused reference to load and covering cells</w:t>
+      </w:r>
+      <w:r>
+        <w:t xml:space="preserve"> </w:t>
+      </w:r>
+      <w:r>
+        <w:t xml:space="preserve">none of them claims (</w:t>
+      </w:r>
+      <w:r>
+        <w:rPr>
+          <w:rStyle w:val="VerbatimChar"/>
+        </w:rPr>
+        <w:t xml:space="preserve">PAN_HUMAN_AZIMUTH.md</w:t>
+      </w:r>
+      <w:r>
+        <w:t xml:space="preserve">).</w:t>
+      </w:r>
+    </w:p>
+    <w:p>
+      <w:pPr>
+        <w:pStyle w:val="BodyText"/>
+      </w:pPr>
+      <w:r>
+        <w:rPr>
+          <w:b/>
+          <w:bCs/>
+        </w:rPr>
+        <w:t xml:space="preserve">Supporting mechanisms.</w:t>
+      </w:r>
+      <w:r>
+        <w:t xml:space="preserve"> </w:t>
+      </w:r>
+      <w:r>
+        <w:t xml:space="preserve">(i) A</w:t>
+      </w:r>
+      <w:r>
+        <w:t xml:space="preserve"> </w:t>
+      </w:r>
+      <w:r>
+        <w:rPr>
+          <w:b/>
+          <w:bCs/>
+        </w:rPr>
+        <w:t xml:space="preserve">foundation-model-guided coarse→fine hierarchy</w:t>
+      </w:r>
+      <w:r>
+        <w:t xml:space="preserve">: a foundation model discovers</w:t>
+      </w:r>
+      <w:r>
+        <w:t xml:space="preserve"> </w:t>
+      </w:r>
+      <w:r>
+        <w:t xml:space="preserve">a coarse→fine structure</w:t>
+      </w:r>
+      <w:r>
+        <w:t xml:space="preserve"> </w:t>
+      </w:r>
+      <w:r>
+        <w:rPr>
+          <w:i/>
+          <w:iCs/>
+        </w:rPr>
+        <w:t xml:space="preserve">offline</w:t>
+      </w:r>
+      <w:r>
+        <w:t xml:space="preserve">, the fast CPU model uses it at inference — beats a flat</w:t>
+      </w:r>
+      <w:r>
+        <w:t xml:space="preserve"> </w:t>
+      </w:r>
+      <w:r>
+        <w:t xml:space="preserve">classifier on 3/4 datasets, matches an expert hierarchy, beats a random-grouping control,</w:t>
+      </w:r>
+      <w:r>
+        <w:t xml:space="preserve"> </w:t>
+      </w:r>
+      <w:r>
+        <w:t xml:space="preserve">and never depends on the foundation model at prediction time. (ii)</w:t>
+      </w:r>
+      <w:r>
+        <w:t xml:space="preserve"> </w:t>
+      </w:r>
+      <w:r>
+        <w:rPr>
+          <w:b/>
+          <w:bCs/>
+        </w:rPr>
+        <w:t xml:space="preserve">Within-cell-type</w:t>
+      </w:r>
+      <w:r>
+        <w:rPr>
+          <w:b/>
+          <w:bCs/>
+        </w:rPr>
+        <w:t xml:space="preserve"> </w:t>
+      </w:r>
+      <w:r>
+        <w:rPr>
+          <w:b/>
+          <w:bCs/>
+        </w:rPr>
+        <w:t xml:space="preserve">resolution</w:t>
+      </w:r>
+      <w:r>
+        <w:t xml:space="preserve">: the same machinery resolves hepatocyte zonation (portal→central) at ~0.99</w:t>
+      </w:r>
+      <w:r>
+        <w:t xml:space="preserve"> </w:t>
+      </w:r>
+      <w:r>
+        <w:t xml:space="preserve">within-one-zone, generalizing across donors and datasets — a</w:t>
+      </w:r>
+      <w:r>
+        <w:t xml:space="preserve"> </w:t>
+      </w:r>
+      <w:r>
+        <w:t xml:space="preserve">third tier below the cell-type label. Together these make actinn-jax a</w:t>
+      </w:r>
+      <w:r>
+        <w:t xml:space="preserve"> </w:t>
+      </w:r>
+      <w:r>
+        <w:rPr>
+          <w:i/>
+          <w:iCs/>
+        </w:rPr>
         <w:t xml:space="preserve">pipeline</w:t>
       </w:r>
       <w:r>
@@ -6609,8 +7196,8 @@
         <w:t xml:space="preserve">tissue → subtype/state), not just a classifier, at classical-method speed throughout.</w:t>
       </w:r>
     </w:p>
-    <w:bookmarkEnd w:id="31"/>
-    <w:bookmarkStart w:id="32" w:name="rejection-abstain"/>
+    <w:bookmarkEnd w:id="32"/>
+    <w:bookmarkStart w:id="33" w:name="rejection-abstain"/>
     <w:p>
       <w:pPr>
         <w:pStyle w:val="Heading2"/>
@@ -6912,8 +7499,8 @@
         <w:t xml:space="preserve">what makes the abstain step usable as a routing decision in the workflow of §3.5.</w:t>
       </w:r>
     </w:p>
-    <w:bookmarkEnd w:id="32"/>
-    <w:bookmarkStart w:id="33" w:name="foundation-model-zero-shot-scprint"/>
+    <w:bookmarkEnd w:id="33"/>
+    <w:bookmarkStart w:id="34" w:name="foundation-model-zero-shot-scprint"/>
     <w:p>
       <w:pPr>
         <w:pStyle w:val="Heading2"/>
@@ -7060,8 +7647,8 @@
         <w:t xml:space="preserve">its raw label predictions are not.</w:t>
       </w:r>
     </w:p>
-    <w:bookmarkEnd w:id="33"/>
-    <w:bookmarkStart w:id="42" w:name="X073cf3caac1f6b108657735a42ae0c9978dc036"/>
+    <w:bookmarkEnd w:id="34"/>
+    <w:bookmarkStart w:id="43" w:name="X073cf3caac1f6b108657735a42ae0c9978dc036"/>
     <w:p>
       <w:pPr>
         <w:pStyle w:val="Heading2"/>
@@ -7111,7 +7698,7 @@
       <w:r>
         <w:t xml:space="preserve"> </w:t>
       </w:r>
-      <w:hyperlink r:id="rId34">
+      <w:hyperlink r:id="rId35">
         <w:r>
           <w:rPr>
             <w:rStyle w:val="Hyperlink"/>
@@ -7979,7 +8566,7 @@
       <w:r>
         <w:t xml:space="preserve">(</w:t>
       </w:r>
-      <w:hyperlink r:id="rId35">
+      <w:hyperlink r:id="rId36">
         <w:r>
           <w:rPr>
             <w:rStyle w:val="VerbatimChar"/>
@@ -8510,18 +9097,18 @@
           <wp:inline>
             <wp:extent cx="5334000" cy="2139510"/>
             <wp:effectExtent b="0" l="0" r="0" t="0"/>
-            <wp:docPr descr="actinn-jax accuracy and macro-F1 versus input gene budget across all six Open Problems datasets. More genes help most datasets but regress the fine-grained, domain-shifted tabula_sapiens." title="" id="37" name="Picture"/>
+            <wp:docPr descr="actinn-jax accuracy and macro-F1 versus input gene budget across all six Open Problems datasets. More genes help most datasets but regress the fine-grained, domain-shifted tabula_sapiens." title="" id="38" name="Picture"/>
             <a:graphic>
               <a:graphicData uri="http://schemas.openxmlformats.org/drawingml/2006/picture">
                 <pic:pic>
                   <pic:nvPicPr>
-                    <pic:cNvPr descr="/Users/iandriver/Downloads/actinn-jax-benchmark/docs/figures/gene_budget_curve.png" id="38" name="Picture"/>
+                    <pic:cNvPr descr="/Users/iandriver/Downloads/actinn-jax-benchmark/docs/figures/gene_budget_curve.png" id="39" name="Picture"/>
                     <pic:cNvPicPr>
                       <a:picLocks noChangeArrowheads="1" noChangeAspect="1"/>
                     </pic:cNvPicPr>
                   </pic:nvPicPr>
                   <pic:blipFill>
-                    <a:blip r:embed="rId36"/>
+                    <a:blip r:embed="rId37"/>
                     <a:stretch>
                       <a:fillRect/>
                     </a:stretch>
@@ -8565,18 +9152,18 @@
           <wp:inline>
             <wp:extent cx="5334000" cy="2293972"/>
             <wp:effectExtent b="0" l="0" r="0" t="0"/>
-            <wp:docPr descr="Label-free signals for setting the gene budget without test labels. Held-out reference cross-validation and query-cells-per-class both single out tabula_sapiens (where more genes hurt)." title="" id="40" name="Picture"/>
+            <wp:docPr descr="Label-free signals for setting the gene budget without test labels. Held-out reference cross-validation and query-cells-per-class both single out tabula_sapiens (where more genes hurt)." title="" id="41" name="Picture"/>
             <a:graphic>
               <a:graphicData uri="http://schemas.openxmlformats.org/drawingml/2006/picture">
                 <pic:pic>
                   <pic:nvPicPr>
-                    <pic:cNvPr descr="/Users/iandriver/Downloads/actinn-jax-benchmark/docs/figures/gene_budget_signals.png" id="41" name="Picture"/>
+                    <pic:cNvPr descr="/Users/iandriver/Downloads/actinn-jax-benchmark/docs/figures/gene_budget_signals.png" id="42" name="Picture"/>
                     <pic:cNvPicPr>
                       <a:picLocks noChangeArrowheads="1" noChangeAspect="1"/>
                     </pic:cNvPicPr>
                   </pic:nvPicPr>
                   <pic:blipFill>
-                    <a:blip r:embed="rId39"/>
+                    <a:blip r:embed="rId40"/>
                     <a:stretch>
                       <a:fillRect/>
                     </a:stretch>
@@ -8611,9 +9198,9 @@
         <w:t xml:space="preserve">Label-free signals for setting the gene budget without test labels. Held-out reference cross-validation and query-cells-per-class both single out tabula_sapiens (where more genes hurt).</w:t>
       </w:r>
     </w:p>
-    <w:bookmarkEnd w:id="42"/>
     <w:bookmarkEnd w:id="43"/>
-    <w:bookmarkStart w:id="44" w:name="discussion"/>
+    <w:bookmarkEnd w:id="44"/>
+    <w:bookmarkStart w:id="45" w:name="discussion"/>
     <w:p>
       <w:pPr>
         <w:pStyle w:val="Heading1"/>
@@ -9891,8 +10478,8 @@
         <w:t xml:space="preserve">scientist can run, inspect, and run again.</w:t>
       </w:r>
     </w:p>
-    <w:bookmarkEnd w:id="44"/>
-    <w:bookmarkStart w:id="45" w:name="limitations"/>
+    <w:bookmarkEnd w:id="45"/>
+    <w:bookmarkStart w:id="46" w:name="limitations"/>
     <w:p>
       <w:pPr>
         <w:pStyle w:val="Heading1"/>
@@ -10079,13 +10666,54 @@
         </w:numPr>
       </w:pPr>
       <w:r>
-        <w:t xml:space="preserve">Human only; six datasets per benchmark; GPU foundation models beyond scPRINT/UCE (scGPT,</w:t>
-      </w:r>
-      <w:r>
-        <w:t xml:space="preserve"> </w:t>
-      </w:r>
-      <w:r>
-        <w:t xml:space="preserve">Geneformer, popV) not run locally.</w:t>
+        <w:rPr>
+          <w:b/>
+          <w:bCs/>
+        </w:rPr>
+        <w:t xml:space="preserve">The 12-method comparison is human only</w:t>
+      </w:r>
+      <w:r>
+        <w:t xml:space="preserve">; six datasets per benchmark; GPU foundation</w:t>
+      </w:r>
+      <w:r>
+        <w:t xml:space="preserve"> </w:t>
+      </w:r>
+      <w:r>
+        <w:t xml:space="preserve">models beyond scPRINT/UCE (scGPT, Geneformer, popV) not run locally. The shipped references</w:t>
+      </w:r>
+      <w:r>
+        <w:t xml:space="preserve"> </w:t>
+      </w:r>
+      <w:r>
+        <w:t xml:space="preserve">now cover mouse (§3.5), but no</w:t>
+      </w:r>
+      <w:r>
+        <w:t xml:space="preserve"> </w:t>
+      </w:r>
+      <w:r>
+        <w:rPr>
+          <w:i/>
+          <w:iCs/>
+        </w:rPr>
+        <w:t xml:space="preserve">method comparison</w:t>
+      </w:r>
+      <w:r>
+        <w:t xml:space="preserve"> </w:t>
+      </w:r>
+      <w:r>
+        <w:t xml:space="preserve">was run on mouse data — the pan-mouse</w:t>
+      </w:r>
+      <w:r>
+        <w:t xml:space="preserve"> </w:t>
+      </w:r>
+      <w:r>
+        <w:t xml:space="preserve">result establishes that the reference-building route works on a second organism, not that</w:t>
+      </w:r>
+      <w:r>
+        <w:t xml:space="preserve"> </w:t>
+      </w:r>
+      <w:r>
+        <w:t xml:space="preserve">actinn-jax’s standing against other methods carries over to it.</w:t>
       </w:r>
     </w:p>
     <w:p>
@@ -10600,8 +11228,8 @@
         <w:t xml:space="preserve">annotation).</w:t>
       </w:r>
     </w:p>
-    <w:bookmarkEnd w:id="45"/>
-    <w:bookmarkStart w:id="52" w:name="data-code-availability"/>
+    <w:bookmarkEnd w:id="46"/>
+    <w:bookmarkStart w:id="53" w:name="data-code-availability"/>
     <w:p>
       <w:pPr>
         <w:pStyle w:val="Heading1"/>
@@ -10707,7 +11335,7 @@
       <w:r>
         <w:t xml:space="preserve">(</w:t>
       </w:r>
-      <w:hyperlink r:id="rId46">
+      <w:hyperlink r:id="rId47">
         <w:r>
           <w:rPr>
             <w:rStyle w:val="Hyperlink"/>
@@ -10853,7 +11481,7 @@
       <w:r>
         <w:t xml:space="preserve"> </w:t>
       </w:r>
-      <w:hyperlink r:id="rId47">
+      <w:hyperlink r:id="rId48">
         <w:r>
           <w:rPr>
             <w:rStyle w:val="Hyperlink"/>
@@ -10876,7 +11504,7 @@
       <w:r>
         <w:t xml:space="preserve"> </w:t>
       </w:r>
-      <w:hyperlink r:id="rId48">
+      <w:hyperlink r:id="rId49">
         <w:r>
           <w:rPr>
             <w:rStyle w:val="Hyperlink"/>
@@ -10965,7 +11593,7 @@
       <w:r>
         <w:t xml:space="preserve"> </w:t>
       </w:r>
-      <w:hyperlink r:id="rId49">
+      <w:hyperlink r:id="rId50">
         <w:r>
           <w:rPr>
             <w:rStyle w:val="Hyperlink"/>
@@ -10985,7 +11613,7 @@
       <w:r>
         <w:t xml:space="preserve"> </w:t>
       </w:r>
-      <w:hyperlink r:id="rId50">
+      <w:hyperlink r:id="rId51">
         <w:r>
           <w:rPr>
             <w:rStyle w:val="Hyperlink"/>
@@ -11014,7 +11642,7 @@
       <w:r>
         <w:t xml:space="preserve"> </w:t>
       </w:r>
-      <w:hyperlink r:id="rId51">
+      <w:hyperlink r:id="rId52">
         <w:r>
           <w:rPr>
             <w:rStyle w:val="Hyperlink"/>
@@ -11044,8 +11672,8 @@
         <w:t xml:space="preserve">.</w:t>
       </w:r>
     </w:p>
-    <w:bookmarkEnd w:id="52"/>
-    <w:bookmarkStart w:id="53" w:name="references"/>
+    <w:bookmarkEnd w:id="53"/>
+    <w:bookmarkStart w:id="54" w:name="references"/>
     <w:p>
       <w:pPr>
         <w:pStyle w:val="Heading1"/>
@@ -11522,7 +12150,7 @@
         <w:t xml:space="preserve">927. xkcd.com/927.</w:t>
       </w:r>
     </w:p>
-    <w:bookmarkEnd w:id="53"/>
+    <w:bookmarkEnd w:id="54"/>
     <w:sectPr>
       <w:footnotePr>
         <w:numRestart w:val="eachSect"/>

--- a/manuscript/actinn-jax_preprint.docx
+++ b/manuscript/actinn-jax_preprint.docx
@@ -217,7 +217,7 @@
         <w:t xml:space="preserve">end-to-end workflows that a low, flat cost profile makes practical</w:t>
       </w:r>
       <w:r>
-        <w:t xml:space="preserve">, on human data and — via a Cell-Ontology-derived hierarchy that removes the accelerator from the build — on mouse: annotating an unknown human dataset from a</w:t>
+        <w:t xml:space="preserve">, on human data and — via a Cell-Ontology-derived hierarchy that takes the accelerator out of the build — on mouse: annotating an unknown human dataset from a</w:t>
       </w:r>
       <w:r>
         <w:t xml:space="preserve"> </w:t>
@@ -323,7 +323,7 @@
           <w:b/>
           <w:bCs/>
         </w:rPr>
-        <w:t xml:space="preserve">distil into a tier-1 model of comparable accuracy at ~9× its throughput, built with no GPU and no labeled data</w:t>
+        <w:t xml:space="preserve">distill into a broad-pass model of comparable accuracy at ~9× its throughput, built with no GPU and no labeled data</w:t>
       </w:r>
       <w:r>
         <w:t xml:space="preserve">. What the workflow adds is the</w:t>
@@ -647,7 +647,7 @@
         <w:t xml:space="preserve"> </w:t>
       </w:r>
       <w:r>
-        <w:t xml:space="preserve">(§3.8) sets the datasets, the metrics and</w:t>
+        <w:t xml:space="preserve">(§3.7) sets the datasets, the metrics and</w:t>
       </w:r>
       <w:r>
         <w:t xml:space="preserve"> </w:t>
@@ -707,7 +707,7 @@
         <w:t xml:space="preserve"> </w:t>
       </w:r>
       <w:r>
-        <w:t xml:space="preserve">makes the multi-stage workflow of §3.5 practical on a laptop. What we are</w:t>
+        <w:t xml:space="preserve">makes the multi-stage workflow of §3.4 practical on a laptop. What we are</w:t>
       </w:r>
       <w:r>
         <w:t xml:space="preserve"> </w:t>
@@ -781,7 +781,7 @@
         <w:t xml:space="preserve"> </w:t>
       </w:r>
       <w:r>
-        <w:t xml:space="preserve">(§3.5).</w:t>
+        <w:t xml:space="preserve">(§3.4).</w:t>
       </w:r>
     </w:p>
     <w:p>
@@ -1057,13 +1057,13 @@
         <w:t xml:space="preserve"> </w:t>
       </w:r>
       <w:r>
-        <w:t xml:space="preserve">abstention, so the broad tier itself is not a distinguishing feature — we distil that</w:t>
-      </w:r>
-      <w:r>
-        <w:t xml:space="preserve"> </w:t>
-      </w:r>
-      <w:r>
-        <w:t xml:space="preserve">model into a tier-1 reference rather than compete with it. What is distinct is</w:t>
+        <w:t xml:space="preserve">abstention, so the broad tier itself is not a distinguishing feature — we distill that</w:t>
+      </w:r>
+      <w:r>
+        <w:t xml:space="preserve"> </w:t>
+      </w:r>
+      <w:r>
+        <w:t xml:space="preserve">model into a broad-pass reference rather than compete with it. What is distinct is</w:t>
       </w:r>
       <w:r>
         <w:t xml:space="preserve"> </w:t>
@@ -1191,7 +1191,7 @@
       </w:r>
     </w:p>
     <w:bookmarkEnd w:id="9"/>
-    <w:bookmarkStart w:id="14" w:name="methods"/>
+    <w:bookmarkStart w:id="22" w:name="methods"/>
     <w:p>
       <w:pPr>
         <w:pStyle w:val="Heading1"/>
@@ -1439,7 +1439,7 @@
         <w:t xml:space="preserve"> </w:t>
       </w:r>
       <w:r>
-        <w:t xml:space="preserve">alignment (§3.8). Opt-in, with a saved scaler that projects with the model; μ/σ persist in</w:t>
+        <w:t xml:space="preserve">alignment (§3.7). Opt-in, with a saved scaler that projects with the model; μ/σ persist in</w:t>
       </w:r>
       <w:r>
         <w:t xml:space="preserve"> </w:t>
@@ -1533,7 +1533,7 @@
       </w:r>
     </w:p>
     <w:bookmarkEnd w:id="10"/>
-    <w:bookmarkStart w:id="11" w:name="benchmarked-methods"/>
+    <w:bookmarkStart w:id="12" w:name="benchmarked-methods"/>
     <w:p>
       <w:pPr>
         <w:pStyle w:val="Heading2"/>
@@ -2325,35 +2325,134 @@
           </w:p>
         </w:tc>
       </w:tr>
+      <w:tr>
+        <w:tc>
+          <w:tcPr/>
+          <w:p>
+            <w:pPr>
+              <w:pStyle w:val="Compact"/>
+            </w:pPr>
+            <w:r>
+              <w:rPr>
+                <w:b/>
+                <w:bCs/>
+              </w:rPr>
+              <w:t xml:space="preserve">Pan-human Azimuth</w:t>
+            </w:r>
+          </w:p>
+        </w:tc>
+        <w:tc>
+          <w:tcPr/>
+          <w:p>
+            <w:pPr>
+              <w:pStyle w:val="Compact"/>
+            </w:pPr>
+            <w:r>
+              <w:t xml:space="preserve">pretrained</w:t>
+            </w:r>
+          </w:p>
+        </w:tc>
+        <w:tc>
+          <w:tcPr/>
+          <w:p>
+            <w:pPr>
+              <w:pStyle w:val="Compact"/>
+            </w:pPr>
+            <w:r>
+              <w:t xml:space="preserve">8-level hierarchical NN, fixed 382-leaf typology</w:t>
+            </w:r>
+          </w:p>
+        </w:tc>
+        <w:tc>
+          <w:tcPr/>
+          <w:p>
+            <w:pPr>
+              <w:pStyle w:val="Compact"/>
+            </w:pPr>
+            <w:r>
+              <w:t xml:space="preserve">trained</w:t>
+            </w:r>
+            <w:r>
+              <w:t xml:space="preserve"> </w:t>
+            </w:r>
+            <w:r>
+              <w:rPr>
+                <w:rStyle w:val="VerbatimChar"/>
+              </w:rPr>
+              <w:t xml:space="preserve">Unassigned</w:t>
+            </w:r>
+          </w:p>
+        </w:tc>
+        <w:tc>
+          <w:tcPr/>
+          <w:p>
+            <w:pPr>
+              <w:pStyle w:val="Compact"/>
+            </w:pPr>
+            <w:r>
+              <w:t xml:space="preserve">.venv-panhuman</w:t>
+            </w:r>
+          </w:p>
+        </w:tc>
+      </w:tr>
     </w:tbl>
     <w:p>
       <w:pPr>
         <w:pStyle w:val="BodyText"/>
       </w:pPr>
       <w:r>
-        <w:t xml:space="preserve">Every method above except scPRINT runs the full accuracy/speed/memory matrix of §3.1–§3.2 on</w:t>
-      </w:r>
-      <w:r>
-        <w:t xml:space="preserve"> </w:t>
-      </w:r>
-      <w:r>
-        <w:t xml:space="preserve">all six datasets, so no method is compared on only a subset. Two are deliberately outside that</w:t>
-      </w:r>
-      <w:r>
-        <w:t xml:space="preserve"> </w:t>
-      </w:r>
-      <w:r>
-        <w:t xml:space="preserve">matrix, each for a stated reason:</w:t>
-      </w:r>
-      <w:r>
-        <w:t xml:space="preserve"> </w:t>
-      </w:r>
-      <w:r>
-        <w:t xml:space="preserve">-</w:t>
-      </w:r>
-      <w:r>
-        <w:t xml:space="preserve"> </w:t>
-      </w:r>
+        <w:rPr>
+          <w:b/>
+          <w:bCs/>
+        </w:rPr>
+        <w:t xml:space="preserve">Ten of the twelve are trained on each dataset’s own reference</w:t>
+      </w:r>
+      <w:r>
+        <w:t xml:space="preserve"> </w:t>
+      </w:r>
+      <w:r>
+        <w:t xml:space="preserve">and run the full</w:t>
+      </w:r>
+      <w:r>
+        <w:t xml:space="preserve"> </w:t>
+      </w:r>
+      <w:r>
+        <w:t xml:space="preserve">accuracy/cost matrix of §3.1 on all six datasets, so none is compared on a favourable subset.</w:t>
+      </w:r>
+      <w:r>
+        <w:t xml:space="preserve"> </w:t>
+      </w:r>
+      <w:r>
+        <w:t xml:space="preserve">The remaining two are</w:t>
+      </w:r>
+      <w:r>
+        <w:t xml:space="preserve"> </w:t>
+      </w:r>
+      <w:r>
+        <w:rPr>
+          <w:b/>
+          <w:bCs/>
+        </w:rPr>
+        <w:t xml:space="preserve">pretrained annotators with fixed label vocabularies</w:t>
+      </w:r>
+      <w:r>
+        <w:t xml:space="preserve">, which changes</w:t>
+      </w:r>
+      <w:r>
+        <w:t xml:space="preserve"> </w:t>
+      </w:r>
+      <w:r>
+        <w:t xml:space="preserve">what can be measured rather than excusing them from measurement:</w:t>
+      </w:r>
+    </w:p>
+    <w:p>
+      <w:pPr>
+        <w:pStyle w:val="Compact"/>
+        <w:numPr>
+          <w:ilvl w:val="0"/>
+          <w:numId w:val="1001"/>
+        </w:numPr>
+      </w:pPr>
       <w:r>
         <w:rPr>
           <w:b/>
@@ -2365,57 +2464,217 @@
         <w:t xml:space="preserve"> </w:t>
       </w:r>
       <w:r>
-        <w:t xml:space="preserve">is a zero-shot foundation model with a</w:t>
-      </w:r>
-      <w:r>
-        <w:t xml:space="preserve"> </w:t>
-      </w:r>
-      <w:r>
-        <w:rPr>
-          <w:i/>
-          <w:iCs/>
-        </w:rPr>
-        <w:t xml:space="preserve">fixed</w:t>
-      </w:r>
-      <w:r>
-        <w:t xml:space="preserve"> </w:t>
-      </w:r>
-      <w:r>
-        <w:t xml:space="preserve">Cell-Ontology label vocabulary;</w:t>
-      </w:r>
-      <w:r>
-        <w:t xml:space="preserve"> </w:t>
-      </w:r>
-      <w:r>
-        <w:t xml:space="preserve">it cannot emit labels outside that set and skips symbol-keyed datasets, so it is not a</w:t>
-      </w:r>
-      <w:r>
-        <w:t xml:space="preserve"> </w:t>
-      </w:r>
-      <w:r>
-        <w:t xml:space="preserve">drop-in reference classifier. We report it separately as the</w:t>
-      </w:r>
-      <w:r>
-        <w:t xml:space="preserve"> </w:t>
-      </w:r>
-      <w:r>
-        <w:t xml:space="preserve">“just use a foundation model”</w:t>
-      </w:r>
-      <w:r>
-        <w:t xml:space="preserve"> </w:t>
-      </w:r>
-      <w:r>
-        <w:t xml:space="preserve">reference point (§3.7, and externally in §3.8).</w:t>
-      </w:r>
-      <w:r>
-        <w:t xml:space="preserve"> </w:t>
-      </w:r>
-      <w:r>
-        <w:t xml:space="preserve">-</w:t>
-      </w:r>
-      <w:r>
-        <w:t xml:space="preserve"> </w:t>
-      </w:r>
+        <w:t xml:space="preserve">is a zero-shot foundation model over a fixed Cell-Ontology vocabulary; it cannot</w:t>
+      </w:r>
+      <w:r>
+        <w:t xml:space="preserve"> </w:t>
+      </w:r>
+      <w:r>
+        <w:t xml:space="preserve">emit labels outside that set and skips symbol-keyed datasets.</w:t>
+      </w:r>
+    </w:p>
+    <w:p>
+      <w:pPr>
+        <w:pStyle w:val="Compact"/>
+        <w:numPr>
+          <w:ilvl w:val="0"/>
+          <w:numId w:val="1001"/>
+        </w:numPr>
+      </w:pPr>
+      <w:r>
+        <w:rPr>
+          <w:b/>
+          <w:bCs/>
+        </w:rPr>
+        <w:t xml:space="preserve">Pan-human Azimuth</w:t>
+      </w:r>
+      <w:r>
+        <w:t xml:space="preserve"> </w:t>
+      </w:r>
+      <w:r>
+        <w:t xml:space="preserve">([Sarkar et al. 2026]) is a supervised hierarchical classifier over a</w:t>
+      </w:r>
+      <w:r>
+        <w:t xml:space="preserve"> </w:t>
+      </w:r>
+      <w:r>
+        <w:t xml:space="preserve">single organism-wide typology — 8 levels, 382 leaves, ~7M parameters, a fixed 5,055-gene</w:t>
+      </w:r>
+      <w:r>
+        <w:t xml:space="preserve"> </w:t>
+      </w:r>
+      <w:r>
+        <w:t xml:space="preserve">panel, trained on 9.7M curated cells, with abstention learned rather than thresholded. It is</w:t>
+      </w:r>
+      <w:r>
+        <w:t xml:space="preserve"> </w:t>
+      </w:r>
+      <w:r>
+        <w:t xml:space="preserve">the closest published counterpart to this paper’s broad pass, and the teacher we distill in</w:t>
+      </w:r>
+      <w:r>
+        <w:t xml:space="preserve"> </w:t>
+      </w:r>
+      <w:r>
+        <w:t xml:space="preserve">§3.4. Adapter:</w:t>
+      </w:r>
+      <w:r>
+        <w:t xml:space="preserve"> </w:t>
+      </w:r>
+      <w:hyperlink r:id="rId11">
+        <w:r>
+          <w:rPr>
+            <w:rStyle w:val="VerbatimChar"/>
+          </w:rPr>
+          <w:t xml:space="preserve">panhuman_adapter.py</w:t>
+        </w:r>
+      </w:hyperlink>
+      <w:r>
+        <w:t xml:space="preserve">.</w:t>
+      </w:r>
+    </w:p>
+    <w:p>
+      <w:pPr>
+        <w:pStyle w:val="FirstParagraph"/>
+      </w:pPr>
+      <w:r>
+        <w:t xml:space="preserve">Neither predicts into the dataset’s label strings, so</w:t>
+      </w:r>
+      <w:r>
+        <w:t xml:space="preserve"> </w:t>
+      </w:r>
+      <w:r>
+        <w:rPr>
+          <w:b/>
+          <w:bCs/>
+        </w:rPr>
+        <w:t xml:space="preserve">exact-match accuracy against those</w:t>
+      </w:r>
+      <w:r>
+        <w:rPr>
+          <w:b/>
+          <w:bCs/>
+        </w:rPr>
+        <w:t xml:space="preserve"> </w:t>
+      </w:r>
+      <w:r>
+        <w:rPr>
+          <w:b/>
+          <w:bCs/>
+        </w:rPr>
+        <w:t xml:space="preserve">strings is a vocabulary artifact, not an accuracy signal</w:t>
+      </w:r>
+      <w:r>
+        <w:t xml:space="preserve"> </w:t>
+      </w:r>
+      <w:r>
+        <w:t xml:space="preserve">—</w:t>
+      </w:r>
+      <w:r>
+        <w:t xml:space="preserve"> </w:t>
+      </w:r>
+      <w:r>
+        <w:rPr>
+          <w:rStyle w:val="VerbatimChar"/>
+        </w:rPr>
+        <w:t xml:space="preserve">regulatory T cell</w:t>
+      </w:r>
+      <w:r>
+        <w:t xml:space="preserve"> </w:t>
+      </w:r>
+      <w:r>
+        <w:t xml:space="preserve">→</w:t>
+      </w:r>
+      <w:r>
+        <w:t xml:space="preserve"> </w:t>
+      </w:r>
+      <w:r>
+        <w:rPr>
+          <w:rStyle w:val="VerbatimChar"/>
+        </w:rPr>
+        <w:t xml:space="preserve">Treg cell</w:t>
+      </w:r>
+      <w:r>
+        <w:t xml:space="preserve"> </w:t>
+      </w:r>
+      <w:r>
+        <w:t xml:space="preserve">and</w:t>
+      </w:r>
+      <w:r>
+        <w:t xml:space="preserve"> </w:t>
+      </w:r>
+      <w:r>
+        <w:rPr>
+          <w:rStyle w:val="VerbatimChar"/>
+        </w:rPr>
+        <w:t xml:space="preserve">non-classical monocyte</w:t>
+      </w:r>
+      <w:r>
+        <w:t xml:space="preserve"> </w:t>
+      </w:r>
+      <w:r>
+        <w:t xml:space="preserve">→</w:t>
+      </w:r>
+      <w:r>
+        <w:t xml:space="preserve"> </w:t>
+      </w:r>
+      <w:r>
+        <w:rPr>
+          <w:rStyle w:val="VerbatimChar"/>
+        </w:rPr>
+        <w:t xml:space="preserve">CD16 monocyte</w:t>
+      </w:r>
+      <w:r>
+        <w:t xml:space="preserve"> </w:t>
+      </w:r>
+      <w:r>
+        <w:t xml:space="preserve">are correct answers that score zero. Both are</w:t>
+      </w:r>
+      <w:r>
+        <w:t xml:space="preserve"> </w:t>
+      </w:r>
+      <w:r>
+        <w:t xml:space="preserve">therefore scored</w:t>
+      </w:r>
+      <w:r>
+        <w:t xml:space="preserve"> </w:t>
+      </w:r>
+      <w:r>
+        <w:rPr>
+          <w:b/>
+          <w:bCs/>
+        </w:rPr>
+        <w:t xml:space="preserve">ontology-only</w:t>
+      </w:r>
+      <w:r>
+        <w:t xml:space="preserve"> </w:t>
+      </w:r>
+      <w:r>
+        <w:t xml:space="preserve">(§2.4) and reported in their own block in §3.1, on the</w:t>
+      </w:r>
+      <w:r>
+        <w:t xml:space="preserve"> </w:t>
+      </w:r>
+      <w:r>
+        <w:t xml:space="preserve">three datasets where reference and query both carry Cell Ontology ids. They appear again in</w:t>
+      </w:r>
+      <w:r>
+        <w:t xml:space="preserve"> </w:t>
+      </w:r>
+      <w:r>
+        <w:t xml:space="preserve">§3.6 (foundation-model zero-shot) and §3.4 (Azimuth as broad pass, and as distillation</w:t>
+      </w:r>
+      <w:r>
+        <w:t xml:space="preserve"> </w:t>
+      </w:r>
+      <w:r>
+        <w:t xml:space="preserve">teacher).</w:t>
+      </w:r>
+    </w:p>
+    <w:p>
+      <w:pPr>
+        <w:pStyle w:val="BodyText"/>
+      </w:pPr>
       <w:r>
         <w:rPr>
           <w:b/>
@@ -2445,8 +2704,8 @@
         <w:t xml:space="preserve">API and older harmony versions do not compile on the current toolchain.</w:t>
       </w:r>
     </w:p>
-    <w:bookmarkEnd w:id="11"/>
-    <w:bookmarkStart w:id="12" w:name="datasets"/>
+    <w:bookmarkEnd w:id="12"/>
+    <w:bookmarkStart w:id="13" w:name="datasets"/>
     <w:p>
       <w:pPr>
         <w:pStyle w:val="Heading2"/>
@@ -2971,14 +3230,14 @@
         <w:t xml:space="preserve">studies), an order of magnitude in cell-type count (8→86), and both gene-ID conventions.</w:t>
       </w:r>
     </w:p>
-    <w:bookmarkEnd w:id="12"/>
-    <w:bookmarkStart w:id="13" w:name="metrics-protocol"/>
+    <w:bookmarkEnd w:id="13"/>
+    <w:bookmarkStart w:id="14" w:name="metrics"/>
     <w:p>
       <w:pPr>
         <w:pStyle w:val="Heading2"/>
       </w:pPr>
       <w:r>
-        <w:t xml:space="preserve">Metrics &amp; protocol</w:t>
+        <w:t xml:space="preserve">Metrics</w:t>
       </w:r>
     </w:p>
     <w:p>
@@ -2999,6 +3258,51 @@
         <w:t xml:space="preserve">accuracy</w:t>
       </w:r>
       <w:r>
+        <w:t xml:space="preserve">;</w:t>
+      </w:r>
+      <w:r>
+        <w:t xml:space="preserve"> </w:t>
+      </w:r>
+      <w:r>
+        <w:rPr>
+          <w:b/>
+          <w:bCs/>
+        </w:rPr>
+        <w:t xml:space="preserve">macro-F1</w:t>
+      </w:r>
+      <w:r>
+        <w:t xml:space="preserve">, unweighted over classes so rare</w:t>
+      </w:r>
+      <w:r>
+        <w:t xml:space="preserve"> </w:t>
+      </w:r>
+      <w:r>
+        <w:t xml:space="preserve">types count as much as common ones;</w:t>
+      </w:r>
+      <w:r>
+        <w:t xml:space="preserve"> </w:t>
+      </w:r>
+      <w:r>
+        <w:rPr>
+          <w:b/>
+          <w:bCs/>
+        </w:rPr>
+        <w:t xml:space="preserve">ontology-aware concordance</w:t>
+      </w:r>
+      <w:r>
+        <w:t xml:space="preserve">;</w:t>
+      </w:r>
+      <w:r>
+        <w:t xml:space="preserve"> </w:t>
+      </w:r>
+      <w:r>
+        <w:rPr>
+          <w:b/>
+          <w:bCs/>
+        </w:rPr>
+        <w:t xml:space="preserve">fit time</w:t>
+      </w:r>
+      <w:r>
         <w:t xml:space="preserve">,</w:t>
       </w:r>
       <w:r>
@@ -3009,57 +3313,21 @@
           <w:b/>
           <w:bCs/>
         </w:rPr>
-        <w:t xml:space="preserve">macro-F1</w:t>
-      </w:r>
-      <w:r>
-        <w:t xml:space="preserve"> </w:t>
-      </w:r>
-      <w:r>
-        <w:t xml:space="preserve">(unweighted over classes, so</w:t>
-      </w:r>
-      <w:r>
-        <w:t xml:space="preserve"> </w:t>
-      </w:r>
-      <w:r>
-        <w:t xml:space="preserve">rare types count),</w:t>
-      </w:r>
-      <w:r>
-        <w:t xml:space="preserve"> </w:t>
-      </w:r>
-      <w:r>
-        <w:rPr>
-          <w:b/>
-          <w:bCs/>
-        </w:rPr>
-        <w:t xml:space="preserve">ontology-aware concordance</w:t>
-      </w:r>
-      <w:r>
-        <w:t xml:space="preserve"> </w:t>
-      </w:r>
-      <w:r>
-        <w:t xml:space="preserve">(a call is correct if it is the same</w:t>
-      </w:r>
-      <w:r>
-        <w:t xml:space="preserve"> </w:t>
-      </w:r>
-      <w:r>
-        <w:t xml:space="preserve">node, an ancestor, or a descendant of the truth in the Cell Ontology — credits</w:t>
-      </w:r>
-      <w:r>
-        <w:t xml:space="preserve"> </w:t>
-      </w:r>
-      <w:r>
-        <w:t xml:space="preserve">right-lineage-wrong-granularity calls; only where both ref and query carry CL ids),</w:t>
-      </w:r>
-      <w:r>
-        <w:t xml:space="preserve"> </w:t>
-      </w:r>
-      <w:r>
-        <w:rPr>
-          <w:b/>
-          <w:bCs/>
-        </w:rPr>
-        <w:t xml:space="preserve">fit time</w:t>
+        <w:t xml:space="preserve">predict</w:t>
+      </w:r>
+      <w:r>
+        <w:rPr>
+          <w:b/>
+          <w:bCs/>
+        </w:rPr>
+        <w:t xml:space="preserve"> </w:t>
+      </w:r>
+      <w:r>
+        <w:rPr>
+          <w:b/>
+          <w:bCs/>
+        </w:rPr>
+        <w:t xml:space="preserve">time</w:t>
       </w:r>
       <w:r>
         <w:t xml:space="preserve">,</w:t>
@@ -3072,69 +3340,10 @@
           <w:b/>
           <w:bCs/>
         </w:rPr>
-        <w:t xml:space="preserve">predict time</w:t>
-      </w:r>
-      <w:r>
-        <w:t xml:space="preserve">,</w:t>
-      </w:r>
-      <w:r>
-        <w:t xml:space="preserve"> </w:t>
-      </w:r>
-      <w:r>
-        <w:rPr>
-          <w:b/>
-          <w:bCs/>
-        </w:rPr>
         <w:t xml:space="preserve">peak RSS</w:t>
       </w:r>
       <w:r>
-        <w:t xml:space="preserve">. Each method runs in its own venv via</w:t>
-      </w:r>
-      <w:r>
-        <w:t xml:space="preserve"> </w:t>
-      </w:r>
-      <w:r>
-        <w:t xml:space="preserve">subprocess isolation (</w:t>
-      </w:r>
-      <w:r>
-        <w:rPr>
-          <w:rStyle w:val="VerbatimChar"/>
-        </w:rPr>
-        <w:t xml:space="preserve">benchmark/runner.py</w:t>
-      </w:r>
-      <w:r>
-        <w:t xml:space="preserve">); the driver (</w:t>
-      </w:r>
-      <w:r>
-        <w:rPr>
-          <w:rStyle w:val="VerbatimChar"/>
-        </w:rPr>
-        <w:t xml:space="preserve">benchmark/driver.py</w:t>
-      </w:r>
-      <w:r>
-        <w:t xml:space="preserve">) builds</w:t>
-      </w:r>
-      <w:r>
-        <w:t xml:space="preserve"> </w:t>
-      </w:r>
-      <w:r>
-        <w:t xml:space="preserve">identical ref/query splits once per dataset and scores every method against them.</w:t>
-      </w:r>
-      <w:r>
-        <w:t xml:space="preserve"> </w:t>
-      </w:r>
-      <w:r>
-        <w:rPr>
-          <w:b/>
-          <w:bCs/>
-        </w:rPr>
-        <w:t xml:space="preserve">repeats = 3</w:t>
-      </w:r>
-      <w:r>
-        <w:t xml:space="preserve"> </w:t>
-      </w:r>
-      <w:r>
-        <w:t xml:space="preserve">(scPRINT: 1, near-deterministic and embed-dominated).</w:t>
+        <w:t xml:space="preserve">.</w:t>
       </w:r>
     </w:p>
     <w:p>
@@ -3146,71 +3355,2184 @@
           <w:b/>
           <w:bCs/>
         </w:rPr>
-        <w:t xml:space="preserve">Hardware</w:t>
-      </w:r>
-      <w:r>
-        <w:t xml:space="preserve">: Apple Silicon (M-series), CPU for the classical/linear/correlation tiers and</w:t>
-      </w:r>
-      <w:r>
-        <w:t xml:space="preserve"> </w:t>
-      </w:r>
-      <w:r>
-        <w:t xml:space="preserve">actinn-jax; Apple MPS for the deep and foundation tiers. No discrete GPU, no cloud — the</w:t>
-      </w:r>
-      <w:r>
-        <w:t xml:space="preserve"> </w:t>
-      </w:r>
-      <w:r>
-        <w:t xml:space="preserve">regime the benchmark is about. Math-library threads are left uncapped (wall-clock as a</w:t>
-      </w:r>
-      <w:r>
-        <w:t xml:space="preserve"> </w:t>
-      </w:r>
-      <w:r>
-        <w:t xml:space="preserve">practitioner sees it); an optional thread cap is available for stricter reproducibility.</w:t>
-      </w:r>
-    </w:p>
-    <w:bookmarkEnd w:id="13"/>
-    <w:bookmarkEnd w:id="14"/>
-    <w:bookmarkStart w:id="44" w:name="results"/>
-    <w:p>
-      <w:pPr>
-        <w:pStyle w:val="Heading1"/>
-      </w:pPr>
-      <w:r>
-        <w:t xml:space="preserve">Results</w:t>
-      </w:r>
-    </w:p>
-    <w:bookmarkStart w:id="18" w:name="accuracy-across-datasets"/>
-    <w:p>
-      <w:pPr>
-        <w:pStyle w:val="Heading2"/>
-      </w:pPr>
-      <w:r>
-        <w:t xml:space="preserve">Accuracy across datasets</w:t>
+        <w:t xml:space="preserve">Ontology-aware concordance</w:t>
+      </w:r>
+      <w:r>
+        <w:t xml:space="preserve"> </w:t>
+      </w:r>
+      <w:r>
+        <w:t xml:space="preserve">credits a call that is the same node, an ancestor, or a</w:t>
+      </w:r>
+      <w:r>
+        <w:t xml:space="preserve"> </w:t>
+      </w:r>
+      <w:r>
+        <w:t xml:space="preserve">descendant of the truth in the Cell Ontology. It exists because cell-type vocabularies</w:t>
+      </w:r>
+      <w:r>
+        <w:t xml:space="preserve"> </w:t>
+      </w:r>
+      <w:r>
+        <w:t xml:space="preserve">disagree about granularity more than about biology:</w:t>
+      </w:r>
+      <w:r>
+        <w:t xml:space="preserve"> </w:t>
+      </w:r>
+      <w:r>
+        <w:rPr>
+          <w:rStyle w:val="VerbatimChar"/>
+        </w:rPr>
+        <w:t xml:space="preserve">periportal region hepatocyte</w:t>
+      </w:r>
+      <w:r>
+        <w:t xml:space="preserve"> </w:t>
+      </w:r>
+      <w:r>
+        <w:t xml:space="preserve">against</w:t>
+      </w:r>
+      <w:r>
+        <w:t xml:space="preserve"> </w:t>
+      </w:r>
+      <w:r>
+        <w:rPr>
+          <w:rStyle w:val="VerbatimChar"/>
+        </w:rPr>
+        <w:t xml:space="preserve">Hepatocyte</w:t>
+      </w:r>
+      <w:r>
+        <w:t xml:space="preserve"> </w:t>
+      </w:r>
+      <w:r>
+        <w:t xml:space="preserve">is a right-lineage-wrong-depth call, which exact match scores as a total failure</w:t>
+      </w:r>
+      <w:r>
+        <w:t xml:space="preserve"> </w:t>
+      </w:r>
+      <w:r>
+        <w:t xml:space="preserve">and a working scientist would accept. It is the</w:t>
+      </w:r>
+      <w:r>
+        <w:t xml:space="preserve"> </w:t>
+      </w:r>
+      <w:r>
+        <w:rPr>
+          <w:b/>
+          <w:bCs/>
+        </w:rPr>
+        <w:t xml:space="preserve">only</w:t>
+      </w:r>
+      <w:r>
+        <w:t xml:space="preserve"> </w:t>
+      </w:r>
+      <w:r>
+        <w:t xml:space="preserve">metric that compares methods with</w:t>
+      </w:r>
+      <w:r>
+        <w:t xml:space="preserve"> </w:t>
+      </w:r>
+      <w:r>
+        <w:t xml:space="preserve">different label vocabularies (§2.2), and it is reported only where both reference and query</w:t>
+      </w:r>
+      <w:r>
+        <w:t xml:space="preserve"> </w:t>
+      </w:r>
+      <w:r>
+        <w:t xml:space="preserve">carry CL ids — so not on</w:t>
+      </w:r>
+      <w:r>
+        <w:t xml:space="preserve"> </w:t>
+      </w:r>
+      <w:r>
+        <w:rPr>
+          <w:rStyle w:val="VerbatimChar"/>
+        </w:rPr>
+        <w:t xml:space="preserve">blood_gut_intra</w:t>
+      </w:r>
+      <w:r>
+        <w:t xml:space="preserve">, and not on the symbol-keyed</w:t>
+      </w:r>
+      <w:r>
+        <w:t xml:space="preserve"> </w:t>
+      </w:r>
+      <w:r>
+        <w:rPr>
+          <w:rStyle w:val="VerbatimChar"/>
+        </w:rPr>
+        <w:t xml:space="preserve">pbmc</w:t>
+      </w:r>
+      <w:r>
+        <w:t xml:space="preserve">.</w:t>
       </w:r>
     </w:p>
     <w:p>
       <w:pPr>
-        <w:pStyle w:val="CaptionedFigure"/>
+        <w:pStyle w:val="BodyText"/>
+      </w:pPr>
+      <w:r>
+        <w:t xml:space="preserve">Concordance depends on the ontology release, since ancestor sets change between them. All</w:t>
+      </w:r>
+      <w:r>
+        <w:t xml:space="preserve"> </w:t>
+      </w:r>
+      <w:r>
+        <w:t xml:space="preserve">numbers here use</w:t>
+      </w:r>
+      <w:r>
+        <w:t xml:space="preserve"> </w:t>
+      </w:r>
+      <w:r>
+        <w:rPr>
+          <w:rStyle w:val="VerbatimChar"/>
+          <w:b/>
+          <w:bCs/>
+        </w:rPr>
+        <w:t xml:space="preserve">cl-basic.obo</w:t>
+      </w:r>
+      <w:r>
+        <w:rPr>
+          <w:b/>
+          <w:bCs/>
+        </w:rPr>
+        <w:t xml:space="preserve">, CL release 2026-06-08</w:t>
+      </w:r>
+      <w:r>
+        <w:t xml:space="preserve">, resolved once and reused by every</w:t>
+      </w:r>
+      <w:r>
+        <w:t xml:space="preserve"> </w:t>
+      </w:r>
+      <w:r>
+        <w:t xml:space="preserve">scoring pass (</w:t>
+      </w:r>
+      <w:r>
+        <w:rPr>
+          <w:rStyle w:val="VerbatimChar"/>
+        </w:rPr>
+        <w:t xml:space="preserve">benchmark/metrics.py</w:t>
+      </w:r>
+      <w:r>
+        <w:t xml:space="preserve">, via</w:t>
+      </w:r>
+      <w:r>
+        <w:t xml:space="preserve"> </w:t>
+      </w:r>
+      <w:r>
+        <w:rPr>
+          <w:rStyle w:val="VerbatimChar"/>
+        </w:rPr>
+        <w:t xml:space="preserve">pronto</w:t>
+      </w:r>
+      <w:r>
+        <w:t xml:space="preserve">). A different release can move concordance</w:t>
+      </w:r>
+      <w:r>
+        <w:t xml:space="preserve"> </w:t>
+      </w:r>
+      <w:r>
+        <w:t xml:space="preserve">by a fraction of a point without any model changing, so a rebuild that compares against these</w:t>
+      </w:r>
+      <w:r>
+        <w:t xml:space="preserve"> </w:t>
+      </w:r>
+      <w:r>
+        <w:t xml:space="preserve">numbers should pin the same file.</w:t>
+      </w:r>
+    </w:p>
+    <w:p>
+      <w:pPr>
+        <w:pStyle w:val="BodyText"/>
+      </w:pPr>
+      <w:r>
+        <w:t xml:space="preserve">Exact-match accuracy is reported for the ten reference-trained methods and, on</w:t>
+      </w:r>
+      <w:r>
+        <w:t xml:space="preserve"> </w:t>
+      </w:r>
+      <w:r>
+        <w:rPr>
+          <w:rStyle w:val="VerbatimChar"/>
+        </w:rPr>
+        <w:t xml:space="preserve">lung_cross</w:t>
+      </w:r>
+      <w:r>
+        <w:t xml:space="preserve">,</w:t>
+      </w:r>
+      <w:r>
+        <w:t xml:space="preserve"> </w:t>
+      </w:r>
+      <w:r>
+        <w:t xml:space="preserve">flagged: reference and query use different label vocabularies there, so its exact accuracy is</w:t>
+      </w:r>
+      <w:r>
+        <w:t xml:space="preserve"> </w:t>
+      </w:r>
+      <w:r>
+        <w:t xml:space="preserve">a vocabulary artifact and the ranking, not the level, is what transfers.</w:t>
+      </w:r>
+    </w:p>
+    <w:bookmarkEnd w:id="14"/>
+    <w:bookmarkStart w:id="15" w:name="harness-isolation-and-hardware"/>
+    <w:p>
+      <w:pPr>
+        <w:pStyle w:val="Heading2"/>
+      </w:pPr>
+      <w:r>
+        <w:t xml:space="preserve">Harness, isolation, and hardware</w:t>
+      </w:r>
+    </w:p>
+    <w:p>
+      <w:pPr>
+        <w:pStyle w:val="FirstParagraph"/>
+      </w:pPr>
+      <w:r>
+        <w:t xml:space="preserve">Each method runs in</w:t>
+      </w:r>
+      <w:r>
+        <w:t xml:space="preserve"> </w:t>
+      </w:r>
+      <w:r>
+        <w:rPr>
+          <w:b/>
+          <w:bCs/>
+        </w:rPr>
+        <w:t xml:space="preserve">its own virtual environment via subprocess isolation</w:t>
+      </w:r>
+      <w:r>
+        <w:t xml:space="preserve"> </w:t>
+      </w:r>
+      <w:r>
+        <w:t xml:space="preserve">(</w:t>
+      </w:r>
+      <w:r>
+        <w:rPr>
+          <w:rStyle w:val="VerbatimChar"/>
+        </w:rPr>
+        <w:t xml:space="preserve">benchmark/runner.py</w:t>
+      </w:r>
+      <w:r>
+        <w:t xml:space="preserve">), because the dependency sets are mutually unsatisfiable — scVI-based</w:t>
+      </w:r>
+      <w:r>
+        <w:t xml:space="preserve"> </w:t>
+      </w:r>
+      <w:r>
+        <w:t xml:space="preserve">methods, TensorFlow/Keras (Pan-human Azimuth), R (SingleR, scmap) and the JAX core cannot</w:t>
+      </w:r>
+      <w:r>
+        <w:t xml:space="preserve"> </w:t>
+      </w:r>
+      <w:r>
+        <w:t xml:space="preserve">coexist in one interpreter. The driver (</w:t>
+      </w:r>
+      <w:r>
+        <w:rPr>
+          <w:rStyle w:val="VerbatimChar"/>
+        </w:rPr>
+        <w:t xml:space="preserve">benchmark/driver.py</w:t>
+      </w:r>
+      <w:r>
+        <w:t xml:space="preserve">) builds the reference/query</w:t>
+      </w:r>
+      <w:r>
+        <w:t xml:space="preserve"> </w:t>
+      </w:r>
+      <w:r>
+        <w:t xml:space="preserve">split</w:t>
+      </w:r>
+      <w:r>
+        <w:t xml:space="preserve"> </w:t>
+      </w:r>
+      <w:r>
+        <w:rPr>
+          <w:b/>
+          <w:bCs/>
+        </w:rPr>
+        <w:t xml:space="preserve">once per dataset</w:t>
+      </w:r>
+      <w:r>
+        <w:t xml:space="preserve">, from a fixed seed, and hands the identical pair to every method,</w:t>
+      </w:r>
+      <w:r>
+        <w:t xml:space="preserve"> </w:t>
+      </w:r>
+      <w:r>
+        <w:t xml:space="preserve">so no method sees a different split.</w:t>
+      </w:r>
+      <w:r>
+        <w:t xml:space="preserve"> </w:t>
+      </w:r>
+      <w:r>
+        <w:rPr>
+          <w:b/>
+          <w:bCs/>
+        </w:rPr>
+        <w:t xml:space="preserve">repeats = 3</w:t>
+      </w:r>
+      <w:r>
+        <w:t xml:space="preserve">; scPRINT and Pan-human Azimuth run once</w:t>
+      </w:r>
+      <w:r>
+        <w:t xml:space="preserve"> </w:t>
+      </w:r>
+      <w:r>
+        <w:t xml:space="preserve">each, being deterministic given a fixed query and dominated by a single forward pass.</w:t>
+      </w:r>
+    </w:p>
+    <w:p>
+      <w:pPr>
+        <w:pStyle w:val="BodyText"/>
+      </w:pPr>
+      <w:r>
+        <w:t xml:space="preserve">Resource accounting is per subprocess: fit and predict are timed separately and peak RSS is</w:t>
+      </w:r>
+      <w:r>
+        <w:t xml:space="preserve"> </w:t>
+      </w:r>
+      <w:r>
+        <w:t xml:space="preserve">sampled by a monitor thread in the child, so one method’s footprint cannot be attributed to</w:t>
+      </w:r>
+      <w:r>
+        <w:t xml:space="preserve"> </w:t>
+      </w:r>
+      <w:r>
+        <w:t xml:space="preserve">another.</w:t>
+      </w:r>
+    </w:p>
+    <w:p>
+      <w:pPr>
+        <w:pStyle w:val="BodyText"/>
+      </w:pPr>
+      <w:r>
+        <w:rPr>
+          <w:b/>
+          <w:bCs/>
+        </w:rPr>
+        <w:t xml:space="preserve">Hardware</w:t>
+      </w:r>
+      <w:r>
+        <w:t xml:space="preserve">: Apple Silicon (M-series), CPU for the classical, linear, correlation and</w:t>
+      </w:r>
+      <w:r>
+        <w:t xml:space="preserve"> </w:t>
+      </w:r>
+      <w:r>
+        <w:t xml:space="preserve">pretrained tiers and for actinn-jax; Apple MPS for the deep and foundation tiers. No discrete</w:t>
+      </w:r>
+      <w:r>
+        <w:t xml:space="preserve"> </w:t>
+      </w:r>
+      <w:r>
+        <w:t xml:space="preserve">GPU, no cloud — the regime the benchmark is about. Math-library threads are left uncapped, so</w:t>
+      </w:r>
+      <w:r>
+        <w:t xml:space="preserve"> </w:t>
+      </w:r>
+      <w:r>
+        <w:t xml:space="preserve">wall-clock is what a practitioner sees; an optional thread cap exists for stricter</w:t>
+      </w:r>
+      <w:r>
+        <w:t xml:space="preserve"> </w:t>
+      </w:r>
+      <w:r>
+        <w:t xml:space="preserve">reproducibility. §3.7 repeats the comparison on one cloud CPU instance, where matched</w:t>
+      </w:r>
+      <w:r>
+        <w:t xml:space="preserve"> </w:t>
+      </w:r>
+      <w:r>
+        <w:t xml:space="preserve">concurrency matters and is discussed (§2.10).</w:t>
+      </w:r>
+    </w:p>
+    <w:bookmarkEnd w:id="15"/>
+    <w:bookmarkStart w:id="16" w:name="building-a-broad-reference"/>
+    <w:p>
+      <w:pPr>
+        <w:pStyle w:val="Heading2"/>
+      </w:pPr>
+      <w:r>
+        <w:t xml:space="preserve">Building a broad reference</w:t>
+      </w:r>
+    </w:p>
+    <w:p>
+      <w:pPr>
+        <w:pStyle w:val="FirstParagraph"/>
+      </w:pPr>
+      <w:r>
+        <w:t xml:space="preserve">The shipped broad-pass references (§3.4) are built once, offline, by a three-stage pipeline</w:t>
+      </w:r>
+      <w:r>
+        <w:t xml:space="preserve"> </w:t>
+      </w:r>
+      <w:r>
+        <w:t xml:space="preserve">driven by one command (</w:t>
+      </w:r>
+      <w:r>
+        <w:rPr>
+          <w:rStyle w:val="VerbatimChar"/>
+        </w:rPr>
+        <w:t xml:space="preserve">update_broad_reference.sh</w:t>
+      </w:r>
+      <w:r>
+        <w:t xml:space="preserve">;</w:t>
+      </w:r>
+      <w:r>
+        <w:t xml:space="preserve"> </w:t>
+      </w:r>
+      <w:r>
+        <w:t xml:space="preserve">).</w:t>
+      </w:r>
+    </w:p>
+    <w:p>
+      <w:pPr>
+        <w:pStyle w:val="BodyText"/>
+      </w:pPr>
+      <w:r>
+        <w:rPr>
+          <w:b/>
+          <w:bCs/>
+        </w:rPr>
+        <w:t xml:space="preserve">Sampling.</w:t>
+      </w:r>
+      <w:r>
+        <w:t xml:space="preserve"> </w:t>
+      </w:r>
+      <w:r>
+        <w:t xml:space="preserve">All primary cells for one organism in the CELLxGENE census</w:t>
+      </w:r>
+      <w:r>
+        <w:t xml:space="preserve"> </w:t>
+      </w:r>
+      <w:r>
+        <w:t xml:space="preserve">(</w:t>
+      </w:r>
+      <w:r>
+        <w:rPr>
+          <w:rStyle w:val="VerbatimChar"/>
+        </w:rPr>
+        <w:t xml:space="preserve">is_primary_data == True</w:t>
+      </w:r>
+      <w:r>
+        <w:t xml:space="preserve">), stratified by</w:t>
+      </w:r>
+      <w:r>
+        <w:t xml:space="preserve"> </w:t>
+      </w:r>
+      <w:r>
+        <w:rPr>
+          <w:rStyle w:val="VerbatimChar"/>
+        </w:rPr>
+        <w:t xml:space="preserve">cell_type</w:t>
+      </w:r>
+      <w:r>
+        <w:t xml:space="preserve"> </w:t>
+      </w:r>
+      <w:r>
+        <w:t xml:space="preserve">at a fixed cap per type — 40 for</w:t>
+      </w:r>
+      <w:r>
+        <w:t xml:space="preserve"> </w:t>
+      </w:r>
+      <w:r>
+        <w:rPr>
+          <w:rStyle w:val="VerbatimChar"/>
+        </w:rPr>
+        <w:t xml:space="preserve">broad_human_v1</w:t>
+      </w:r>
+      <w:r>
+        <w:t xml:space="preserve">, 60 for the later human and mouse pulls — dropping types with fewer than 12</w:t>
+      </w:r>
+      <w:r>
+        <w:t xml:space="preserve"> </w:t>
+      </w:r>
+      <w:r>
+        <w:t xml:space="preserve">cells and the uninformative labels (</w:t>
+      </w:r>
+      <w:r>
+        <w:rPr>
+          <w:rStyle w:val="VerbatimChar"/>
+        </w:rPr>
+        <w:t xml:space="preserve">unknown</w:t>
+      </w:r>
+      <w:r>
+        <w:t xml:space="preserve">,</w:t>
+      </w:r>
+      <w:r>
+        <w:t xml:space="preserve"> </w:t>
+      </w:r>
+      <w:r>
+        <w:rPr>
+          <w:rStyle w:val="VerbatimChar"/>
+        </w:rPr>
+        <w:t xml:space="preserve">native cell</w:t>
+      </w:r>
+      <w:r>
+        <w:t xml:space="preserve">,</w:t>
+      </w:r>
+      <w:r>
+        <w:t xml:space="preserve"> </w:t>
+      </w:r>
+      <w:r>
+        <w:rPr>
+          <w:rStyle w:val="VerbatimChar"/>
+        </w:rPr>
+        <w:t xml:space="preserve">eukaryotic cell</w:t>
+      </w:r>
+      <w:r>
+        <w:t xml:space="preserve">,</w:t>
+      </w:r>
+      <w:r>
+        <w:t xml:space="preserve"> </w:t>
+      </w:r>
+      <w:r>
+        <w:rPr>
+          <w:rStyle w:val="VerbatimChar"/>
+        </w:rPr>
+        <w:t xml:space="preserve">animal cell</w:t>
+      </w:r>
+      <w:r>
+        <w:t xml:space="preserve">). The pull is checkpointed per batch of ten datasets and retried, since transient</w:t>
+      </w:r>
+      <w:r>
+        <w:t xml:space="preserve"> </w:t>
+      </w:r>
+      <w:r>
+        <w:t xml:space="preserve">TileDB/S3 read errors are routine at this scale. Both</w:t>
+      </w:r>
+      <w:r>
+        <w:t xml:space="preserve"> </w:t>
+      </w:r>
+      <w:r>
+        <w:rPr>
+          <w:rStyle w:val="VerbatimChar"/>
+        </w:rPr>
+        <w:t xml:space="preserve">feature_id</w:t>
+      </w:r>
+      <w:r>
+        <w:t xml:space="preserve"> </w:t>
+      </w:r>
+      <w:r>
+        <w:t xml:space="preserve">(Ensembl) and</w:t>
+      </w:r>
+      <w:r>
+        <w:t xml:space="preserve"> </w:t>
+      </w:r>
+      <w:r>
+        <w:rPr>
+          <w:rStyle w:val="VerbatimChar"/>
+        </w:rPr>
+        <w:t xml:space="preserve">feature_name</w:t>
+      </w:r>
+      <w:r>
+        <w:t xml:space="preserve"> </w:t>
+      </w:r>
+      <w:r>
+        <w:t xml:space="preserve">(symbol) are carried, because symbol-keyed consumers cannot use an</w:t>
+      </w:r>
+      <w:r>
+        <w:t xml:space="preserve"> </w:t>
+      </w:r>
+      <w:r>
+        <w:t xml:space="preserve">Ensembl-only pull.</w:t>
+      </w:r>
+      <w:r>
+        <w:t xml:space="preserve"> </w:t>
+      </w:r>
+      <w:r>
+        <w:rPr>
+          <w:rStyle w:val="VerbatimChar"/>
+        </w:rPr>
+        <w:t xml:space="preserve">stable</w:t>
+      </w:r>
+      <w:r>
+        <w:t xml:space="preserve"> </w:t>
+      </w:r>
+      <w:r>
+        <w:t xml:space="preserve">is a moving pointer, so the resolved release is recorded; every</w:t>
+      </w:r>
+      <w:r>
+        <w:t xml:space="preserve"> </w:t>
+      </w:r>
+      <w:r>
+        <w:t xml:space="preserve">reference here comes from</w:t>
+      </w:r>
+      <w:r>
+        <w:t xml:space="preserve"> </w:t>
+      </w:r>
+      <w:r>
+        <w:rPr>
+          <w:b/>
+          <w:bCs/>
+        </w:rPr>
+        <w:t xml:space="preserve">census 2025-11-08</w:t>
+      </w:r>
+      <w:r>
+        <w:t xml:space="preserve">.</w:t>
+      </w:r>
+    </w:p>
+    <w:p>
+      <w:pPr>
+        <w:pStyle w:val="BodyText"/>
+      </w:pPr>
+      <w:r>
+        <w:rPr>
+          <w:b/>
+          <w:bCs/>
+        </w:rPr>
+        <w:t xml:space="preserve">Coarse hierarchy — two interchangeable routes.</w:t>
+      </w:r>
+      <w:r>
+        <w:t xml:space="preserve"> </w:t>
+      </w:r>
+      <w:r>
+        <w:t xml:space="preserve">The model is a coarse classifier over</w:t>
+      </w:r>
+      <w:r>
+        <w:t xml:space="preserve"> </w:t>
+      </w:r>
+      <w:r>
+        <w:t xml:space="preserve">groups plus one fine classifier per group, and the grouping comes from either:</w:t>
+      </w:r>
+    </w:p>
+    <w:p>
+      <w:pPr>
+        <w:pStyle w:val="Compact"/>
+        <w:numPr>
+          <w:ilvl w:val="0"/>
+          <w:numId w:val="1002"/>
+        </w:numPr>
+      </w:pPr>
+      <w:r>
+        <w:rPr>
+          <w:b/>
+          <w:bCs/>
+        </w:rPr>
+        <w:t xml:space="preserve">Foundation-model embeddings.</w:t>
+      </w:r>
+      <w:r>
+        <w:t xml:space="preserve"> </w:t>
+      </w:r>
+      <w:r>
+        <w:t xml:space="preserve">scPRINT (</w:t>
+      </w:r>
+      <w:r>
+        <w:rPr>
+          <w:rStyle w:val="VerbatimChar"/>
+        </w:rPr>
+        <w:t xml:space="preserve">medium-v1.5</w:t>
+      </w:r>
+      <w:r>
+        <w:t xml:space="preserve">) embeds the reference once in</w:t>
+      </w:r>
+      <w:r>
+        <w:t xml:space="preserve"> </w:t>
+      </w:r>
+      <w:r>
+        <w:t xml:space="preserve">4,000-cell chunks; per-cell-type centroids are Ward-clustered into</w:t>
+      </w:r>
+      <w:r>
+        <w:t xml:space="preserve"> </w:t>
+      </w:r>
+      <w:r>
+        <w:rPr>
+          <w:rStyle w:val="VerbatimChar"/>
+        </w:rPr>
+        <w:t xml:space="preserve">max(8, round(√n_types))</w:t>
+      </w:r>
+      <w:r>
+        <w:t xml:space="preserve"> </w:t>
+      </w:r>
+      <w:r>
+        <w:t xml:space="preserve">groups. scPRINT’s QC drops cells, so the embedding is not</w:t>
+      </w:r>
+      <w:r>
+        <w:t xml:space="preserve"> </w:t>
+      </w:r>
+      <w:r>
+        <w:t xml:space="preserve">positionally aligned to the input and the label is carried through the model with the</w:t>
+      </w:r>
+      <w:r>
+        <w:t xml:space="preserve"> </w:t>
+      </w:r>
+      <w:r>
+        <w:t xml:space="preserve">vectors. This is the only step that wants a GPU/MPS.</w:t>
+      </w:r>
+    </w:p>
+    <w:p>
+      <w:pPr>
+        <w:pStyle w:val="Compact"/>
+        <w:numPr>
+          <w:ilvl w:val="0"/>
+          <w:numId w:val="1002"/>
+        </w:numPr>
+      </w:pPr>
+      <w:r>
+        <w:rPr>
+          <w:b/>
+          <w:bCs/>
+        </w:rPr>
+        <w:t xml:space="preserve">Cell Ontology lineage.</w:t>
+      </w:r>
+      <w:r>
+        <w:t xml:space="preserve"> </w:t>
+      </w:r>
+      <w:r>
+        <w:t xml:space="preserve">Each cell type is described by a binary indicator over the CL</w:t>
+      </w:r>
+      <w:r>
+        <w:t xml:space="preserve"> </w:t>
+      </w:r>
+      <w:r>
+        <w:t xml:space="preserve">terms it descends from; terms appearing in fewer than two types, or in all of them, are</w:t>
+      </w:r>
+      <w:r>
+        <w:t xml:space="preserve"> </w:t>
+      </w:r>
+      <w:r>
+        <w:t xml:space="preserve">dropped as uninformative; the same Ward clustering is applied to those vectors</w:t>
+      </w:r>
+      <w:r>
+        <w:t xml:space="preserve"> </w:t>
+      </w:r>
+      <w:r>
+        <w:t xml:space="preserve">(</w:t>
+      </w:r>
+      <w:r>
+        <w:rPr>
+          <w:rStyle w:val="VerbatimChar"/>
+        </w:rPr>
+        <w:t xml:space="preserve">ontology_hierarchy.py</w:t>
+      </w:r>
+      <w:r>
+        <w:t xml:space="preserve">). Free, deterministic, and species-independent — which is what</w:t>
+      </w:r>
+      <w:r>
+        <w:t xml:space="preserve"> </w:t>
+      </w:r>
+      <w:r>
+        <w:t xml:space="preserve">makes the pan-mouse reference possible, since the distillation teacher is human-only and</w:t>
+      </w:r>
+      <w:r>
+        <w:t xml:space="preserve"> </w:t>
+      </w:r>
+      <w:r>
+        <w:t xml:space="preserve">scPRINT’s mouse support is untested here. §3.4 compares the two routes against a</w:t>
+      </w:r>
+      <w:r>
+        <w:t xml:space="preserve"> </w:t>
+      </w:r>
+      <w:r>
+        <w:t xml:space="preserve">random-grouping control.</w:t>
+      </w:r>
+    </w:p>
+    <w:p>
+      <w:pPr>
+        <w:pStyle w:val="FirstParagraph"/>
+      </w:pPr>
+      <w:r>
+        <w:rPr>
+          <w:b/>
+          <w:bCs/>
+        </w:rPr>
+        <w:t xml:space="preserve">Training and calibration.</w:t>
+      </w:r>
+      <w:r>
+        <w:t xml:space="preserve"> </w:t>
+      </w:r>
+      <w:r>
+        <w:t xml:space="preserve">A 4,000-gene HVG panel is selected on the reference; the coarse</w:t>
+      </w:r>
+      <w:r>
+        <w:t xml:space="preserve"> </w:t>
+      </w:r>
+      <w:r>
+        <w:t xml:space="preserve">and per-group fine models are trained on it. Abstain calibration holds out</w:t>
+      </w:r>
+      <w:r>
+        <w:t xml:space="preserve"> </w:t>
+      </w:r>
+      <w:r>
+        <w:rPr>
+          <w:b/>
+          <w:bCs/>
+        </w:rPr>
+        <w:t xml:space="preserve">10% of cell types</w:t>
+      </w:r>
+      <w:r>
+        <w:rPr>
+          <w:b/>
+          <w:bCs/>
+        </w:rPr>
+        <w:t xml:space="preserve"> </w:t>
+      </w:r>
+      <w:r>
+        <w:rPr>
+          <w:b/>
+          <w:bCs/>
+        </w:rPr>
+        <w:t xml:space="preserve">entirely</w:t>
+      </w:r>
+      <w:r>
+        <w:t xml:space="preserve"> </w:t>
+      </w:r>
+      <w:r>
+        <w:t xml:space="preserve">as out-of-distribution, plus a 20% within-type test split, and sweeps</w:t>
+      </w:r>
+      <w:r>
+        <w:t xml:space="preserve"> </w:t>
+      </w:r>
+      <w:r>
+        <w:rPr>
+          <w:rStyle w:val="VerbatimChar"/>
+        </w:rPr>
+        <w:t xml:space="preserve">min_prob</w:t>
+      </w:r>
+      <w:r>
+        <w:t xml:space="preserve"> </w:t>
+      </w:r>
+      <w:r>
+        <w:t xml:space="preserve">to</w:t>
+      </w:r>
+      <w:r>
+        <w:t xml:space="preserve"> </w:t>
+      </w:r>
+      <w:r>
+        <w:t xml:space="preserve">trade coverage against accuracy on kept cells — the table each shipped reference reports.</w:t>
+      </w:r>
+    </w:p>
+    <w:p>
+      <w:pPr>
+        <w:pStyle w:val="BodyText"/>
+      </w:pPr>
+      <w:r>
+        <w:rPr>
+          <w:b/>
+          <w:bCs/>
+        </w:rPr>
+        <w:t xml:space="preserve">Shipping and verification.</w:t>
+      </w:r>
+      <w:r>
+        <w:t xml:space="preserve"> </w:t>
+      </w:r>
+      <w:r>
+        <w:t xml:space="preserve">Each reference is written with a</w:t>
+      </w:r>
+      <w:r>
+        <w:t xml:space="preserve"> </w:t>
+      </w:r>
+      <w:r>
+        <w:rPr>
+          <w:rStyle w:val="VerbatimChar"/>
+        </w:rPr>
+        <w:t xml:space="preserve">build_info.json</w:t>
+      </w:r>
+      <w:r>
+        <w:t xml:space="preserve"> </w:t>
+      </w:r>
+      <w:r>
+        <w:t xml:space="preserve">recording</w:t>
+      </w:r>
+      <w:r>
+        <w:t xml:space="preserve"> </w:t>
+      </w:r>
+      <w:r>
+        <w:t xml:space="preserve">census release, corpus sizes, hierarchy route, organism and calibration table. Because a</w:t>
+      </w:r>
+      <w:r>
+        <w:t xml:space="preserve"> </w:t>
+      </w:r>
+      <w:r>
+        <w:t xml:space="preserve">rebuild can train cleanly and annotate</w:t>
+      </w:r>
+      <w:r>
+        <w:t xml:space="preserve"> </w:t>
+      </w:r>
+      <w:r>
+        <w:rPr>
+          <w:i/>
+          <w:iCs/>
+        </w:rPr>
+        <w:t xml:space="preserve">worse</w:t>
+      </w:r>
+      <w:r>
+        <w:t xml:space="preserve">, the previous reference is backed up and the</w:t>
+      </w:r>
+      <w:r>
+        <w:t xml:space="preserve"> </w:t>
+      </w:r>
+      <w:r>
+        <w:t xml:space="preserve">new one is scored on a held-out atlas before it is kept (</w:t>
+      </w:r>
+      <w:r>
+        <w:rPr>
+          <w:rStyle w:val="VerbatimChar"/>
+        </w:rPr>
+        <w:t xml:space="preserve">verify_reference.py</w:t>
+      </w:r>
+      <w:r>
+        <w:t xml:space="preserve">). For</w:t>
+      </w:r>
+      <w:r>
+        <w:t xml:space="preserve"> </w:t>
+      </w:r>
+      <w:r>
+        <w:rPr>
+          <w:rStyle w:val="VerbatimChar"/>
+        </w:rPr>
+        <w:t xml:space="preserve">broad_mouse_v1</w:t>
+      </w:r>
+      <w:r>
+        <w:t xml:space="preserve"> </w:t>
+      </w:r>
+      <w:r>
+        <w:t xml:space="preserve">the test set is carved from the census itself: two datasets are excluded from</w:t>
+      </w:r>
+      <w:r>
+        <w:t xml:space="preserve"> </w:t>
+      </w:r>
+      <w:r>
+        <w:t xml:space="preserve">the reference sample and re-pulled as the query, so</w:t>
+      </w:r>
+      <w:r>
+        <w:t xml:space="preserve"> </w:t>
+      </w:r>
+      <w:r>
+        <w:t xml:space="preserve">“held out”</w:t>
+      </w:r>
+      <w:r>
+        <w:t xml:space="preserve"> </w:t>
+      </w:r>
+      <w:r>
+        <w:t xml:space="preserve">means held-out</w:t>
+      </w:r>
+      <w:r>
+        <w:t xml:space="preserve"> </w:t>
+      </w:r>
+      <w:r>
+        <w:rPr>
+          <w:i/>
+          <w:iCs/>
+        </w:rPr>
+        <w:t xml:space="preserve">datasets</w:t>
+      </w:r>
+      <w:r>
+        <w:t xml:space="preserve"> </w:t>
+      </w:r>
+      <w:r>
+        <w:t xml:space="preserve">and</w:t>
+      </w:r>
+      <w:r>
+        <w:t xml:space="preserve"> </w:t>
+      </w:r>
+      <w:r>
+        <w:t xml:space="preserve">not merely held-out cells (</w:t>
+      </w:r>
+      <w:r>
+        <w:rPr>
+          <w:rStyle w:val="VerbatimChar"/>
+        </w:rPr>
+        <w:t xml:space="preserve">EXCLUDE_DATASETS</w:t>
+      </w:r>
+      <w:r>
+        <w:t xml:space="preserve"> </w:t>
+      </w:r>
+      <w:r>
+        <w:t xml:space="preserve">/</w:t>
+      </w:r>
+      <w:r>
+        <w:t xml:space="preserve"> </w:t>
+      </w:r>
+      <w:r>
+        <w:rPr>
+          <w:rStyle w:val="VerbatimChar"/>
+        </w:rPr>
+        <w:t xml:space="preserve">ONLY_DATASETS</w:t>
+      </w:r>
+      <w:r>
+        <w:t xml:space="preserve">).</w:t>
+      </w:r>
+    </w:p>
+    <w:bookmarkEnd w:id="16"/>
+    <w:bookmarkStart w:id="17" w:name="distilling-a-pretrained-annotator"/>
+    <w:p>
+      <w:pPr>
+        <w:pStyle w:val="Heading2"/>
+      </w:pPr>
+      <w:r>
+        <w:t xml:space="preserve">Distilling a pretrained annotator</w:t>
+      </w:r>
+    </w:p>
+    <w:p>
+      <w:pPr>
+        <w:pStyle w:val="FirstParagraph"/>
+      </w:pPr>
+      <w:r>
+        <w:t xml:space="preserve">A broad reference can also be built without labels or an accelerator, by taking both the label</w:t>
+      </w:r>
+      <w:r>
+        <w:t xml:space="preserve"> </w:t>
+      </w:r>
+      <w:r>
+        <w:t xml:space="preserve">vocabulary and the hierarchy from an existing pretrained annotator. Keras/TensorFlow and JAX cannot share a process,</w:t>
+      </w:r>
+      <w:r>
+        <w:t xml:space="preserve"> </w:t>
+      </w:r>
+      <w:r>
+        <w:t xml:space="preserve">so this runs in two stages.</w:t>
+      </w:r>
+    </w:p>
+    <w:p>
+      <w:pPr>
+        <w:pStyle w:val="BodyText"/>
+      </w:pPr>
+      <w:r>
+        <w:rPr>
+          <w:b/>
+          <w:bCs/>
+        </w:rPr>
+        <w:t xml:space="preserve">Teacher pass</w:t>
+      </w:r>
+      <w:r>
+        <w:t xml:space="preserve"> </w:t>
+      </w:r>
+      <w:r>
+        <w:t xml:space="preserve">(</w:t>
+      </w:r>
+      <w:r>
+        <w:rPr>
+          <w:rStyle w:val="VerbatimChar"/>
+        </w:rPr>
+        <w:t xml:space="preserve">distill_dump.py</w:t>
+      </w:r>
+      <w:r>
+        <w:t xml:space="preserve">,</w:t>
+      </w:r>
+      <w:r>
+        <w:t xml:space="preserve"> </w:t>
+      </w:r>
+      <w:r>
+        <w:rPr>
+          <w:rStyle w:val="VerbatimChar"/>
+        </w:rPr>
+        <w:t xml:space="preserve">.venv-panhuman</w:t>
+      </w:r>
+      <w:r>
+        <w:t xml:space="preserve">). Pan-human Azimuth labels a corpus of</w:t>
+      </w:r>
+      <w:r>
+        <w:t xml:space="preserve"> </w:t>
+      </w:r>
+      <w:r>
+        <w:t xml:space="preserve">raw counts through its low-level API (</w:t>
+      </w:r>
+      <w:r>
+        <w:rPr>
+          <w:rStyle w:val="VerbatimChar"/>
+        </w:rPr>
+        <w:t xml:space="preserve">AzimuthNN_base</w:t>
+      </w:r>
+      <w:r>
+        <w:t xml:space="preserve">, batch 8,192), which loads weights once</w:t>
+      </w:r>
+      <w:r>
+        <w:t xml:space="preserve"> </w:t>
+      </w:r>
+      <w:r>
+        <w:t xml:space="preserve">rather than per call. All eight levels are retained. Where the package cannot reconcile a</w:t>
+      </w:r>
+      <w:r>
+        <w:t xml:space="preserve"> </w:t>
+      </w:r>
+      <w:r>
+        <w:t xml:space="preserve">refined level with its coarser ones it blanks that column to boolean</w:t>
+      </w:r>
+      <w:r>
+        <w:t xml:space="preserve"> </w:t>
+      </w:r>
+      <w:r>
+        <w:rPr>
+          <w:rStyle w:val="VerbatimChar"/>
+        </w:rPr>
+        <w:t xml:space="preserve">False</w:t>
+      </w:r>
+      <w:r>
+        <w:t xml:space="preserve">; those cells still</w:t>
+      </w:r>
+      <w:r>
+        <w:t xml:space="preserve"> </w:t>
+      </w:r>
+      <w:r>
+        <w:t xml:space="preserve">carry a deepest-level call, so we fall back to it rather than discard them — dropping them</w:t>
+      </w:r>
+      <w:r>
+        <w:t xml:space="preserve"> </w:t>
+      </w:r>
+      <w:r>
+        <w:t xml:space="preserve">would distill only the cells the teacher found easy. Predictions are mapped to CL ids through</w:t>
+      </w:r>
+      <w:r>
+        <w:t xml:space="preserve"> </w:t>
+      </w:r>
+      <w:r>
+        <w:t xml:space="preserve">the package’s own crosswalk.</w:t>
+      </w:r>
+    </w:p>
+    <w:p>
+      <w:pPr>
+        <w:pStyle w:val="BodyText"/>
+      </w:pPr>
+      <w:r>
+        <w:rPr>
+          <w:b/>
+          <w:bCs/>
+        </w:rPr>
+        <w:t xml:space="preserve">Student pass</w:t>
+      </w:r>
+      <w:r>
+        <w:t xml:space="preserve"> </w:t>
+      </w:r>
+      <w:r>
+        <w:t xml:space="preserve">(</w:t>
+      </w:r>
+      <w:r>
+        <w:rPr>
+          <w:rStyle w:val="VerbatimChar"/>
+        </w:rPr>
+        <w:t xml:space="preserve">distill_train.py</w:t>
+      </w:r>
+      <w:r>
+        <w:t xml:space="preserve">, core venv). The student is a</w:t>
+      </w:r>
+      <w:r>
+        <w:t xml:space="preserve"> </w:t>
+      </w:r>
+      <w:r>
+        <w:rPr>
+          <w:rStyle w:val="VerbatimChar"/>
+        </w:rPr>
+        <w:t xml:space="preserve">HierarchicalReferenceModel</w:t>
+      </w:r>
+      <w:r>
+        <w:t xml:space="preserve"> </w:t>
+      </w:r>
+      <w:r>
+        <w:t xml:space="preserve">whose</w:t>
+      </w:r>
+      <w:r>
+        <w:t xml:space="preserve"> </w:t>
+      </w:r>
+      <w:r>
+        <w:rPr>
+          <w:b/>
+          <w:bCs/>
+        </w:rPr>
+        <w:t xml:space="preserve">classes</w:t>
+      </w:r>
+      <w:r>
+        <w:t xml:space="preserve"> </w:t>
+      </w:r>
+      <w:r>
+        <w:t xml:space="preserve">are the teacher’s refined fine labels</w:t>
+      </w:r>
+      <w:r>
+        <w:t xml:space="preserve"> </w:t>
+      </w:r>
+      <w:r>
+        <w:t xml:space="preserve">(including its trained</w:t>
+      </w:r>
+      <w:r>
+        <w:t xml:space="preserve"> </w:t>
+      </w:r>
+      <w:r>
+        <w:rPr>
+          <w:rStyle w:val="VerbatimChar"/>
+        </w:rPr>
+        <w:t xml:space="preserve">Unassigned</w:t>
+      </w:r>
+      <w:r>
+        <w:t xml:space="preserve"> </w:t>
+      </w:r>
+      <w:r>
+        <w:t xml:space="preserve">quality-control class) and whose</w:t>
+      </w:r>
+      <w:r>
+        <w:t xml:space="preserve"> </w:t>
+      </w:r>
+      <w:r>
+        <w:rPr>
+          <w:b/>
+          <w:bCs/>
+        </w:rPr>
+        <w:t xml:space="preserve">hierarchy</w:t>
+      </w:r>
+      <w:r>
+        <w:t xml:space="preserve"> </w:t>
+      </w:r>
+      <w:r>
+        <w:t xml:space="preserve">is the</w:t>
+      </w:r>
+      <w:r>
+        <w:t xml:space="preserve"> </w:t>
+      </w:r>
+      <w:r>
+        <w:t xml:space="preserve">teacher’s own broad level — so the coarse→fine structure is inherited rather than rediscovered.</w:t>
+      </w:r>
+      <w:r>
+        <w:t xml:space="preserve"> </w:t>
+      </w:r>
+      <w:r>
+        <w:t xml:space="preserve">4,000-gene HVG panel; classes with fewer than 8 cells dropped, since a class that cannot be</w:t>
+      </w:r>
+      <w:r>
+        <w:t xml:space="preserve"> </w:t>
+      </w:r>
+      <w:r>
+        <w:t xml:space="preserve">split into train and test makes fidelity depend on which side its cells landed.</w:t>
+      </w:r>
+    </w:p>
+    <w:p>
+      <w:pPr>
+        <w:pStyle w:val="BodyText"/>
+      </w:pPr>
+      <w:r>
+        <w:rPr>
+          <w:b/>
+          <w:bCs/>
+        </w:rPr>
+        <w:t xml:space="preserve">Corpus.</w:t>
+      </w:r>
+      <w:r>
+        <w:t xml:space="preserve"> </w:t>
+      </w:r>
+      <w:r>
+        <w:t xml:space="preserve">Three local atlases (lung, liver, blood+gut) capped at 600 cells per label, plus a</w:t>
+      </w:r>
+      <w:r>
+        <w:t xml:space="preserve"> </w:t>
+      </w:r>
+      <w:r>
+        <w:t xml:space="preserve">census-wide pull (≤60 per type). The atlases’ own labels are used</w:t>
+      </w:r>
+      <w:r>
+        <w:t xml:space="preserve"> </w:t>
+      </w:r>
+      <w:r>
+        <w:rPr>
+          <w:b/>
+          <w:bCs/>
+        </w:rPr>
+        <w:t xml:space="preserve">only for scoring</w:t>
+      </w:r>
+      <w:r>
+        <w:t xml:space="preserve">, never</w:t>
+      </w:r>
+      <w:r>
+        <w:t xml:space="preserve"> </w:t>
+      </w:r>
+      <w:r>
+        <w:t xml:space="preserve">for training.</w:t>
+      </w:r>
+    </w:p>
+    <w:p>
+      <w:pPr>
+        <w:pStyle w:val="BodyText"/>
+      </w:pPr>
+      <w:r>
+        <w:rPr>
+          <w:b/>
+          <w:bCs/>
+        </w:rPr>
+        <w:t xml:space="preserve">Evaluation.</w:t>
+      </w:r>
+      <w:r>
+        <w:t xml:space="preserve"> </w:t>
+      </w:r>
+      <w:r>
+        <w:t xml:space="preserve">Two arms answer different questions.</w:t>
+      </w:r>
+      <w:r>
+        <w:t xml:space="preserve"> </w:t>
+      </w:r>
+      <w:r>
+        <w:rPr>
+          <w:i/>
+          <w:iCs/>
+        </w:rPr>
+        <w:t xml:space="preserve">In-corpus</w:t>
+      </w:r>
+      <w:r>
+        <w:t xml:space="preserve"> </w:t>
+      </w:r>
+      <w:r>
+        <w:t xml:space="preserve">holds out a stratified 25% of</w:t>
+      </w:r>
+      <w:r>
+        <w:t xml:space="preserve"> </w:t>
+      </w:r>
+      <w:r>
+        <w:t xml:space="preserve">cells and measures</w:t>
+      </w:r>
+      <w:r>
+        <w:t xml:space="preserve"> </w:t>
+      </w:r>
+      <w:r>
+        <w:rPr>
+          <w:b/>
+          <w:bCs/>
+        </w:rPr>
+        <w:t xml:space="preserve">fidelity</w:t>
+      </w:r>
+      <w:r>
+        <w:t xml:space="preserve"> </w:t>
+      </w:r>
+      <w:r>
+        <w:t xml:space="preserve">— how often the student reproduces the teacher, exactly and</w:t>
+      </w:r>
+      <w:r>
+        <w:t xml:space="preserve"> </w:t>
+      </w:r>
+      <w:r>
+        <w:t xml:space="preserve">ontology-equivalently.</w:t>
+      </w:r>
+      <w:r>
+        <w:t xml:space="preserve"> </w:t>
+      </w:r>
+      <w:r>
+        <w:rPr>
+          <w:i/>
+          <w:iCs/>
+        </w:rPr>
+        <w:t xml:space="preserve">Held-out atlas</w:t>
+      </w:r>
+      <w:r>
+        <w:t xml:space="preserve"> </w:t>
+      </w:r>
+      <w:r>
+        <w:t xml:space="preserve">withholds an entire atlas and measures whether the</w:t>
+      </w:r>
+      <w:r>
+        <w:t xml:space="preserve"> </w:t>
+      </w:r>
+      <w:r>
+        <w:t xml:space="preserve">student generalizes to data the corpus never covered. Both arms also score student and teacher</w:t>
+      </w:r>
+      <w:r>
+        <w:t xml:space="preserve"> </w:t>
+      </w:r>
+      <w:r>
+        <w:t xml:space="preserve">against the atlases’ own labels, which separates distillation loss from teacher error. Note</w:t>
+      </w:r>
+      <w:r>
+        <w:t xml:space="preserve"> </w:t>
+      </w:r>
+      <w:r>
+        <w:t xml:space="preserve">that once the census pull is in the corpus, a withheld</w:t>
+      </w:r>
+      <w:r>
+        <w:t xml:space="preserve"> </w:t>
+      </w:r>
+      <w:r>
+        <w:rPr>
+          <w:i/>
+          <w:iCs/>
+        </w:rPr>
+        <w:t xml:space="preserve">atlas</w:t>
+      </w:r>
+      <w:r>
+        <w:t xml:space="preserve"> </w:t>
+      </w:r>
+      <w:r>
+        <w:t xml:space="preserve">is no longer a withheld</w:t>
+      </w:r>
+      <w:r>
+        <w:t xml:space="preserve"> </w:t>
+      </w:r>
+      <w:r>
+        <w:rPr>
+          <w:i/>
+          <w:iCs/>
+        </w:rPr>
+        <w:t xml:space="preserve">tissue</w:t>
+      </w:r>
+      <w:r>
+        <w:t xml:space="preserve">.</w:t>
+      </w:r>
+    </w:p>
+    <w:bookmarkEnd w:id="17"/>
+    <w:bookmarkStart w:id="18" w:name="refinement-abstention-and-novelty"/>
+    <w:p>
+      <w:pPr>
+        <w:pStyle w:val="Heading2"/>
+      </w:pPr>
+      <w:r>
+        <w:t xml:space="preserve">Refinement, abstention, and novelty</w:t>
+      </w:r>
+    </w:p>
+    <w:p>
+      <w:pPr>
+        <w:pStyle w:val="FirstParagraph"/>
+      </w:pPr>
+      <w:r>
+        <w:t xml:space="preserve">Four mechanisms operate on a trained reference at inference time, all label-free.</w:t>
+      </w:r>
+    </w:p>
+    <w:p>
+      <w:pPr>
+        <w:pStyle w:val="Compact"/>
+        <w:numPr>
+          <w:ilvl w:val="0"/>
+          <w:numId w:val="1003"/>
+        </w:numPr>
+      </w:pPr>
+      <w:r>
+        <w:rPr>
+          <w:rStyle w:val="VerbatimChar"/>
+          <w:b/>
+          <w:bCs/>
+        </w:rPr>
+        <w:t xml:space="preserve">min_prob</w:t>
+      </w:r>
+      <w:r>
+        <w:rPr>
+          <w:b/>
+          <w:bCs/>
+        </w:rPr>
+        <w:t xml:space="preserve"> </w:t>
+      </w:r>
+      <w:r>
+        <w:rPr>
+          <w:b/>
+          <w:bCs/>
+        </w:rPr>
+        <w:t xml:space="preserve">abstention.</w:t>
+      </w:r>
+      <w:r>
+        <w:t xml:space="preserve"> </w:t>
+      </w:r>
+      <w:r>
+        <w:t xml:space="preserve">Cells whose final probability is below the threshold are relabeled</w:t>
+      </w:r>
+      <w:r>
+        <w:t xml:space="preserve"> </w:t>
+      </w:r>
+      <w:r>
+        <w:rPr>
+          <w:rStyle w:val="VerbatimChar"/>
+        </w:rPr>
+        <w:t xml:space="preserve">unknown</w:t>
+      </w:r>
+      <w:r>
+        <w:t xml:space="preserve"> </w:t>
+      </w:r>
+      <w:r>
+        <w:t xml:space="preserve">rather than forced to the nearest class. Calibrated per reference (§2.6).</w:t>
+      </w:r>
+    </w:p>
+    <w:p>
+      <w:pPr>
+        <w:pStyle w:val="Compact"/>
+        <w:numPr>
+          <w:ilvl w:val="0"/>
+          <w:numId w:val="1003"/>
+        </w:numPr>
+      </w:pPr>
+      <w:r>
+        <w:rPr>
+          <w:rStyle w:val="VerbatimChar"/>
+          <w:b/>
+          <w:bCs/>
+        </w:rPr>
+        <w:t xml:space="preserve">refine_to_query</w:t>
+      </w:r>
+      <w:r>
+        <w:rPr>
+          <w:b/>
+          <w:bCs/>
+        </w:rPr>
+        <w:t xml:space="preserve">.</w:t>
+      </w:r>
+      <w:r>
+        <w:t xml:space="preserve"> </w:t>
+      </w:r>
+      <w:r>
+        <w:t xml:space="preserve">The reference’s class set is masked to those classes the query’s own</w:t>
+      </w:r>
+      <w:r>
+        <w:t xml:space="preserve"> </w:t>
+      </w:r>
+      <w:r>
+        <w:t xml:space="preserve">predictions actually support, and the softmax renormalized — no ground truth, no retraining.</w:t>
+      </w:r>
+    </w:p>
+    <w:p>
+      <w:pPr>
+        <w:pStyle w:val="Compact"/>
+        <w:numPr>
+          <w:ilvl w:val="0"/>
+          <w:numId w:val="1003"/>
+        </w:numPr>
+      </w:pPr>
+      <w:r>
+        <w:rPr>
+          <w:rStyle w:val="VerbatimChar"/>
+          <w:b/>
+          <w:bCs/>
+        </w:rPr>
+        <w:t xml:space="preserve">refine_to_tissue</w:t>
+      </w:r>
+      <w:r>
+        <w:rPr>
+          <w:b/>
+          <w:bCs/>
+        </w:rPr>
+        <w:t xml:space="preserve">.</w:t>
+      </w:r>
+      <w:r>
+        <w:t xml:space="preserve"> </w:t>
+      </w:r>
+      <w:r>
+        <w:t xml:space="preserve">Classes are masked to those the census records in the given tissue,</w:t>
+      </w:r>
+      <w:r>
+        <w:t xml:space="preserve"> </w:t>
+      </w:r>
+      <w:r>
+        <w:t xml:space="preserve">while</w:t>
+      </w:r>
+      <w:r>
+        <w:t xml:space="preserve"> </w:t>
+      </w:r>
+      <w:r>
+        <w:rPr>
+          <w:b/>
+          <w:bCs/>
+        </w:rPr>
+        <w:t xml:space="preserve">pan-tissue</w:t>
+      </w:r>
+      <w:r>
+        <w:t xml:space="preserve"> </w:t>
+      </w:r>
+      <w:r>
+        <w:t xml:space="preserve">types (immune, endothelial, stromal) stay available everywhere, so</w:t>
+      </w:r>
+      <w:r>
+        <w:t xml:space="preserve"> </w:t>
+      </w:r>
+      <w:r>
+        <w:t xml:space="preserve">liver-resident T cells are unaffected. The per-class</w:t>
+      </w:r>
+      <w:r>
+        <w:t xml:space="preserve"> </w:t>
+      </w:r>
+      <w:r>
+        <w:rPr>
+          <w:rStyle w:val="VerbatimChar"/>
+        </w:rPr>
+        <w:t xml:space="preserve">tissue_general</w:t>
+      </w:r>
+      <w:r>
+        <w:t xml:space="preserve"> </w:t>
+      </w:r>
+      <w:r>
+        <w:t xml:space="preserve">map is baked into the</w:t>
+      </w:r>
+      <w:r>
+        <w:t xml:space="preserve"> </w:t>
+      </w:r>
+      <w:r>
+        <w:t xml:space="preserve">shipped reference; tissue is passed explicitly or read from</w:t>
+      </w:r>
+      <w:r>
+        <w:t xml:space="preserve"> </w:t>
+      </w:r>
+      <w:r>
+        <w:rPr>
+          <w:rStyle w:val="VerbatimChar"/>
+        </w:rPr>
+        <w:t xml:space="preserve">adata.obs</w:t>
+      </w:r>
+      <w:r>
+        <w:t xml:space="preserve">, with common synonyms</w:t>
+      </w:r>
+      <w:r>
+        <w:t xml:space="preserve"> </w:t>
+      </w:r>
+      <w:r>
+        <w:t xml:space="preserve">(</w:t>
+      </w:r>
+      <w:r>
+        <w:rPr>
+          <w:rStyle w:val="VerbatimChar"/>
+        </w:rPr>
+        <w:t xml:space="preserve">PBMC</w:t>
+      </w:r>
+      <w:r>
+        <w:t xml:space="preserve">→blood,</w:t>
+      </w:r>
+      <w:r>
+        <w:t xml:space="preserve"> </w:t>
+      </w:r>
+      <w:r>
+        <w:rPr>
+          <w:rStyle w:val="VerbatimChar"/>
+        </w:rPr>
+        <w:t xml:space="preserve">hepatic</w:t>
+      </w:r>
+      <w:r>
+        <w:t xml:space="preserve">→liver) recognized. A tissue outside the reference’s vocabulary</w:t>
+      </w:r>
+      <w:r>
+        <w:t xml:space="preserve"> </w:t>
+      </w:r>
+      <w:r>
+        <w:t xml:space="preserve">imposes no filter rather than an empty one.</w:t>
+      </w:r>
+    </w:p>
+    <w:p>
+      <w:pPr>
+        <w:pStyle w:val="Compact"/>
+        <w:numPr>
+          <w:ilvl w:val="0"/>
+          <w:numId w:val="1003"/>
+        </w:numPr>
+      </w:pPr>
+      <w:r>
+        <w:rPr>
+          <w:b/>
+          <w:bCs/>
+        </w:rPr>
+        <w:t xml:space="preserve">Cluster-level novelty screen.</w:t>
+      </w:r>
+      <w:r>
+        <w:t xml:space="preserve"> </w:t>
+      </w:r>
+      <w:r>
+        <w:t xml:space="preserve">A cell type absent from the reference appears not as</w:t>
+      </w:r>
+      <w:r>
+        <w:t xml:space="preserve"> </w:t>
+      </w:r>
+      <w:r>
+        <w:t xml:space="preserve">scattered uncertain cells but as a</w:t>
+      </w:r>
+      <w:r>
+        <w:t xml:space="preserve"> </w:t>
+      </w:r>
+      <w:r>
+        <w:rPr>
+          <w:i/>
+          <w:iCs/>
+        </w:rPr>
+        <w:t xml:space="preserve">coherent group the reference cannot confidently explain</w:t>
+      </w:r>
+      <w:r>
+        <w:t xml:space="preserve">.</w:t>
+      </w:r>
+      <w:r>
+        <w:t xml:space="preserve"> </w:t>
+      </w:r>
+      <w:r>
+        <w:rPr>
+          <w:rStyle w:val="VerbatimChar"/>
+        </w:rPr>
+        <w:t xml:space="preserve">detect_novel_celltypes</w:t>
+      </w:r>
+      <w:r>
+        <w:t xml:space="preserve"> </w:t>
+      </w:r>
+      <w:r>
+        <w:t xml:space="preserve">flags clusters that are both large enough to be a real population</w:t>
+      </w:r>
+      <w:r>
+        <w:t xml:space="preserve"> </w:t>
+      </w:r>
+      <w:r>
+        <w:t xml:space="preserve">(</w:t>
+      </w:r>
+      <w:r>
+        <w:rPr>
+          <w:rStyle w:val="VerbatimChar"/>
+        </w:rPr>
+        <w:t xml:space="preserve">min_cells</w:t>
+      </w:r>
+      <w:r>
+        <w:t xml:space="preserve">) and predominantly low-confidence, and reports marker genes for each. This is</w:t>
+      </w:r>
+      <w:r>
+        <w:t xml:space="preserve"> </w:t>
+      </w:r>
+      <w:r>
+        <w:t xml:space="preserve">distinct from per-cell abstention.</w:t>
+      </w:r>
+    </w:p>
+    <w:p>
+      <w:pPr>
+        <w:pStyle w:val="FirstParagraph"/>
+      </w:pPr>
+      <w:r>
+        <w:rPr>
+          <w:b/>
+          <w:bCs/>
+        </w:rPr>
+        <w:t xml:space="preserve">Within-type state.</w:t>
+      </w:r>
+      <w:r>
+        <w:t xml:space="preserve"> </w:t>
+      </w:r>
+      <w:r>
+        <w:t xml:space="preserve">The same machinery resolves structure below a cell-type label: a</w:t>
+      </w:r>
+      <w:r>
+        <w:t xml:space="preserve"> </w:t>
+      </w:r>
+      <w:r>
+        <w:t xml:space="preserve">hepatocyte zonation model trained on portal→central zone labels, scored by within-one-zone</w:t>
+      </w:r>
+      <w:r>
+        <w:t xml:space="preserve"> </w:t>
+      </w:r>
+      <w:r>
+        <w:t xml:space="preserve">agreement across donors and datasets.</w:t>
+      </w:r>
+    </w:p>
+    <w:bookmarkEnd w:id="18"/>
+    <w:bookmarkStart w:id="19" w:name="scaling-protocol"/>
+    <w:p>
+      <w:pPr>
+        <w:pStyle w:val="Heading2"/>
+      </w:pPr>
+      <w:r>
+        <w:t xml:space="preserve">Scaling protocol</w:t>
+      </w:r>
+    </w:p>
+    <w:p>
+      <w:pPr>
+        <w:pStyle w:val="FirstParagraph"/>
+      </w:pPr>
+      <w:r>
+        <w:t xml:space="preserve">The reference is subsampled to five sizes up to</w:t>
+      </w:r>
+      <w:r>
+        <w:t xml:space="preserve"> </w:t>
+      </w:r>
+      <w:r>
+        <w:rPr>
+          <w:b/>
+          <w:bCs/>
+        </w:rPr>
+        <w:t xml:space="preserve">49k cells</w:t>
+      </w:r>
+      <w:r>
+        <w:t xml:space="preserve"> </w:t>
+      </w:r>
+      <w:r>
+        <w:t xml:space="preserve">with the query held fixed, so</w:t>
+      </w:r>
+      <w:r>
+        <w:t xml:space="preserve"> </w:t>
+      </w:r>
+      <w:r>
+        <w:t xml:space="preserve">that accuracy, fit time, predict time and peak memory are functions of reference size alone.</w:t>
+      </w:r>
+      <w:r>
+        <w:t xml:space="preserve"> </w:t>
+      </w:r>
+      <w:r>
+        <w:t xml:space="preserve">Reported per method; the point of interest is which curves cross.</w:t>
+      </w:r>
+    </w:p>
+    <w:bookmarkEnd w:id="19"/>
+    <w:bookmarkStart w:id="20" w:name="external-validation-protocol"/>
+    <w:p>
+      <w:pPr>
+        <w:pStyle w:val="Heading2"/>
+      </w:pPr>
+      <w:r>
+        <w:t xml:space="preserve">External validation protocol</w:t>
+      </w:r>
+    </w:p>
+    <w:p>
+      <w:pPr>
+        <w:pStyle w:val="FirstParagraph"/>
+      </w:pPr>
+      <w:r>
+        <w:rPr>
+          <w:b/>
+          <w:bCs/>
+        </w:rPr>
+        <w:t xml:space="preserve">Open Problems</w:t>
+      </w:r>
+      <w:r>
+        <w:rPr>
+          <w:b/>
+          <w:bCs/>
+        </w:rPr>
+        <w:t xml:space="preserve"> </w:t>
+      </w:r>
+      <w:r>
+        <w:rPr>
+          <w:rStyle w:val="VerbatimChar"/>
+          <w:b/>
+          <w:bCs/>
+        </w:rPr>
+        <w:t xml:space="preserve">label_projection</w:t>
+      </w:r>
+      <w:r>
+        <w:t xml:space="preserve"> </w:t>
+      </w:r>
+      <w:r>
+        <w:t xml:space="preserve">supplies the</w:t>
+      </w:r>
+      <w:r>
+        <w:t xml:space="preserve"> </w:t>
+      </w:r>
+      <w:r>
+        <w:t xml:space="preserve">datasets, metrics and ranking — none chosen by us. actinn-jax is packaged as a viash 0.9.7</w:t>
+      </w:r>
+      <w:r>
+        <w:t xml:space="preserve"> </w:t>
+      </w:r>
+      <w:r>
+        <w:t xml:space="preserve">component (</w:t>
+      </w:r>
+      <w:r>
+        <w:rPr>
+          <w:rStyle w:val="VerbatimChar"/>
+        </w:rPr>
+        <w:t xml:space="preserve">config.vsh.yaml</w:t>
+      </w:r>
+      <w:r>
+        <w:t xml:space="preserve"> </w:t>
+      </w:r>
+      <w:r>
+        <w:t xml:space="preserve">+</w:t>
+      </w:r>
+      <w:r>
+        <w:t xml:space="preserve"> </w:t>
+      </w:r>
+      <w:r>
+        <w:rPr>
+          <w:rStyle w:val="VerbatimChar"/>
+        </w:rPr>
+        <w:t xml:space="preserve">script.py</w:t>
+      </w:r>
+      <w:r>
+        <w:t xml:space="preserve">) declaring its</w:t>
+      </w:r>
+      <w:r>
+        <w:t xml:space="preserve"> </w:t>
+      </w:r>
+      <w:r>
+        <w:rPr>
+          <w:rStyle w:val="VerbatimChar"/>
+        </w:rPr>
+        <w:t xml:space="preserve">preferred_normalization</w:t>
+      </w:r>
+      <w:r>
+        <w:t xml:space="preserve">, and run</w:t>
+      </w:r>
+      <w:r>
+        <w:t xml:space="preserve"> </w:t>
+      </w:r>
+      <w:r>
+        <w:t xml:space="preserve">through the project’s own Nextflow workflow. We additionally built components for four</w:t>
+      </w:r>
+      <w:r>
+        <w:t xml:space="preserve"> </w:t>
+      </w:r>
+      <w:r>
+        <w:t xml:space="preserve">baselines (linear-anova-pca, scTOP, SVM, CellTypist) so the same-hardware comparison covers</w:t>
+      </w:r>
+      <w:r>
+        <w:t xml:space="preserve"> </w:t>
+      </w:r>
+      <w:r>
+        <w:t xml:space="preserve">more than the leaderboard’s own set.</w:t>
+      </w:r>
+    </w:p>
+    <w:p>
+      <w:pPr>
+        <w:pStyle w:val="BodyText"/>
+      </w:pPr>
+      <w:r>
+        <w:t xml:space="preserve">Two caveats govern how those numbers may be read. The leaderboard aggregates runs from</w:t>
+      </w:r>
+      <w:r>
+        <w:t xml:space="preserve"> </w:t>
+      </w:r>
+      <w:r>
+        <w:rPr>
+          <w:b/>
+          <w:bCs/>
+        </w:rPr>
+        <w:t xml:space="preserve">heterogeneous cloud hardware</w:t>
+      </w:r>
+      <w:r>
+        <w:t xml:space="preserve">, so its timings are not a controlled cost comparison — hence</w:t>
+      </w:r>
+      <w:r>
+        <w:t xml:space="preserve"> </w:t>
+      </w:r>
+      <w:r>
+        <w:t xml:space="preserve">the same-hardware run: every method on one AWS CPU instance. And in that run,</w:t>
+      </w:r>
+      <w:r>
+        <w:t xml:space="preserve"> </w:t>
+      </w:r>
+      <w:r>
+        <w:rPr>
+          <w:b/>
+          <w:bCs/>
+        </w:rPr>
+        <w:t xml:space="preserve">wall-clock is</w:t>
+      </w:r>
+      <w:r>
+        <w:rPr>
+          <w:b/>
+          <w:bCs/>
+        </w:rPr>
+        <w:t xml:space="preserve"> </w:t>
+      </w:r>
+      <w:r>
+        <w:rPr>
+          <w:b/>
+          <w:bCs/>
+        </w:rPr>
+        <w:t xml:space="preserve">only meaningful at matched concurrency</w:t>
+      </w:r>
+      <w:r>
+        <w:t xml:space="preserve">: with several tasks per box,</w:t>
+      </w:r>
+      <w:r>
+        <w:t xml:space="preserve"> </w:t>
+      </w:r>
+      <w:r>
+        <w:rPr>
+          <w:rStyle w:val="VerbatimChar"/>
+        </w:rPr>
+        <w:t xml:space="preserve">%cpu</w:t>
+      </w:r>
+      <w:r>
+        <w:t xml:space="preserve"> </w:t>
+      </w:r>
+      <w:r>
+        <w:t xml:space="preserve">spanned 49% to</w:t>
+      </w:r>
+      <w:r>
+        <w:t xml:space="preserve"> </w:t>
+      </w:r>
+      <w:r>
+        <w:t xml:space="preserve">2338% across methods, so cross-method runtime ratios measured at high concurrency rank</w:t>
+      </w:r>
+      <w:r>
+        <w:t xml:space="preserve"> </w:t>
+      </w:r>
+      <w:r>
+        <w:t xml:space="preserve">threading and scheduler contention as much as algorithm. Where matched-concurrency data is</w:t>
+      </w:r>
+      <w:r>
+        <w:t xml:space="preserve"> </w:t>
+      </w:r>
+      <w:r>
+        <w:t xml:space="preserve">missing, §3.7 reports coverage and memory and declines to report runtime ratios.</w:t>
+      </w:r>
+    </w:p>
+    <w:bookmarkEnd w:id="20"/>
+    <w:bookmarkStart w:id="21" w:name="ablations"/>
+    <w:p>
+      <w:pPr>
+        <w:pStyle w:val="Heading2"/>
+      </w:pPr>
+      <w:r>
+        <w:t xml:space="preserve">Ablations</w:t>
+      </w:r>
+    </w:p>
+    <w:p>
+      <w:pPr>
+        <w:pStyle w:val="FirstParagraph"/>
+      </w:pPr>
+      <w:r>
+        <w:t xml:space="preserve">Three cheap interventions characterize</w:t>
+      </w:r>
+      <w:r>
+        <w:t xml:space="preserve"> </w:t>
+      </w:r>
+      <w:r>
+        <w:rPr>
+          <w:i/>
+          <w:iCs/>
+        </w:rPr>
+        <w:t xml:space="preserve">when</w:t>
+      </w:r>
+      <w:r>
+        <w:t xml:space="preserve"> </w:t>
+      </w:r>
+      <w:r>
+        <w:t xml:space="preserve">a gene-space MLP gains or loses against heavier</w:t>
+      </w:r>
+      <w:r>
+        <w:t xml:space="preserve"> </w:t>
+      </w:r>
+      <w:r>
+        <w:t xml:space="preserve">methods, all selectable without test labels:</w:t>
+      </w:r>
+    </w:p>
+    <w:p>
+      <w:pPr>
+        <w:pStyle w:val="Compact"/>
+        <w:numPr>
+          <w:ilvl w:val="0"/>
+          <w:numId w:val="1004"/>
+        </w:numPr>
+      </w:pPr>
+      <w:r>
+        <w:rPr>
+          <w:b/>
+          <w:bCs/>
+        </w:rPr>
+        <w:t xml:space="preserve">Input standardization</w:t>
+      </w:r>
+      <w:r>
+        <w:t xml:space="preserve"> </w:t>
+      </w:r>
+      <w:r>
+        <w:t xml:space="preserve">— z-score each selected gene by the reference’s frozen mean/std</w:t>
+      </w:r>
+      <w:r>
+        <w:t xml:space="preserve"> </w:t>
+      </w:r>
+      <w:r>
+        <w:t xml:space="preserve">and apply to the query (a scArches-style domain alignment). Opt-in, because it shifts the</w:t>
+      </w:r>
+      <w:r>
+        <w:t xml:space="preserve"> </w:t>
+      </w:r>
+      <w:r>
+        <w:t xml:space="preserve">probability calibration the abstain thresholds are tuned against.</w:t>
+      </w:r>
+    </w:p>
+    <w:p>
+      <w:pPr>
+        <w:pStyle w:val="Compact"/>
+        <w:numPr>
+          <w:ilvl w:val="0"/>
+          <w:numId w:val="1004"/>
+        </w:numPr>
+      </w:pPr>
+      <w:r>
+        <w:rPr>
+          <w:b/>
+          <w:bCs/>
+        </w:rPr>
+        <w:t xml:space="preserve">Gene budget</w:t>
+      </w:r>
+      <w:r>
+        <w:t xml:space="preserve"> </w:t>
+      </w:r>
+      <w:r>
+        <w:t xml:space="preserve">— Open Problems feeds every method 1,000 HVGs; we sweep wider panels and</w:t>
+      </w:r>
+      <w:r>
+        <w:t xml:space="preserve"> </w:t>
+      </w:r>
+      <w:r>
+        <w:t xml:space="preserve">select per dataset by</w:t>
+      </w:r>
+      <w:r>
+        <w:t xml:space="preserve"> </w:t>
+      </w:r>
+      <w:r>
+        <w:rPr>
+          <w:b/>
+          <w:bCs/>
+        </w:rPr>
+        <w:t xml:space="preserve">held-out reference cross-validation</w:t>
+      </w:r>
+      <w:r>
+        <w:t xml:space="preserve">, which is label-free with</w:t>
+      </w:r>
+      <w:r>
+        <w:t xml:space="preserve"> </w:t>
+      </w:r>
+      <w:r>
+        <w:t xml:space="preserve">respect to the test set.</w:t>
+      </w:r>
+    </w:p>
+    <w:p>
+      <w:pPr>
+        <w:pStyle w:val="Compact"/>
+        <w:numPr>
+          <w:ilvl w:val="0"/>
+          <w:numId w:val="1004"/>
+        </w:numPr>
+      </w:pPr>
+      <w:r>
+        <w:rPr>
+          <w:b/>
+          <w:bCs/>
+        </w:rPr>
+        <w:t xml:space="preserve">Protein-embedding featurization</w:t>
+      </w:r>
+      <w:r>
+        <w:t xml:space="preserve"> </w:t>
+      </w:r>
+      <w:r>
+        <w:t xml:space="preserve">(negative control) — a CPU-only, UCE-style</w:t>
+      </w:r>
+      <w:r>
+        <w:t xml:space="preserve"> </w:t>
+      </w:r>
+      <w:r>
+        <w:t xml:space="preserve">expression-weighted mean of ESM2 gene embeddings, to test whether a foundation model’s value</w:t>
+      </w:r>
+      <w:r>
+        <w:t xml:space="preserve"> </w:t>
+      </w:r>
+      <w:r>
+        <w:t xml:space="preserve">survives a cheap pooling shortcut.</w:t>
+      </w:r>
+    </w:p>
+    <w:bookmarkEnd w:id="21"/>
+    <w:bookmarkEnd w:id="22"/>
+    <w:bookmarkStart w:id="54" w:name="results"/>
+    <w:p>
+      <w:pPr>
+        <w:pStyle w:val="Heading1"/>
+      </w:pPr>
+      <w:r>
+        <w:t xml:space="preserve">Results</w:t>
+      </w:r>
+    </w:p>
+    <w:bookmarkStart w:id="29" w:name="accuracy-and-cost"/>
+    <w:p>
+      <w:pPr>
+        <w:pStyle w:val="Heading2"/>
+      </w:pPr>
+      <w:r>
+        <w:t xml:space="preserve">Accuracy and cost</w:t>
+      </w:r>
+    </w:p>
+    <w:p>
+      <w:pPr>
+        <w:pStyle w:val="FirstParagraph"/>
       </w:pPr>
       <w:r>
         <w:drawing>
           <wp:inline>
             <wp:extent cx="5334000" cy="4154905"/>
             <wp:effectExtent b="0" l="0" r="0" t="0"/>
-            <wp:docPr descr="Accuracy by method (rows) and dataset (columns), in-house panel." title="" id="16" name="Picture"/>
+            <wp:docPr descr="Accuracy by method (rows) and dataset (columns), in-house panel." title="" id="24" name="Picture"/>
             <a:graphic>
               <a:graphicData uri="http://schemas.openxmlformats.org/drawingml/2006/picture">
                 <pic:pic>
                   <pic:nvPicPr>
-                    <pic:cNvPr descr="/Users/iandriver/Downloads/actinn-jax-benchmark/docs/figures/fig_accuracy_heatmap.png" id="17" name="Picture"/>
+                    <pic:cNvPr descr="/Users/iandriver/Downloads/actinn-jax-benchmark/docs/figures/fig_accuracy_heatmap.png" id="25" name="Picture"/>
                     <pic:cNvPicPr>
                       <a:picLocks noChangeArrowheads="1" noChangeAspect="1"/>
                     </pic:cNvPicPr>
                   </pic:nvPicPr>
                   <pic:blipFill>
-                    <a:blip r:embed="rId15"/>
+                    <a:blip r:embed="rId23"/>
                     <a:stretch>
                       <a:fillRect/>
                     </a:stretch>
@@ -3236,1366 +5558,26 @@
           </wp:inline>
         </w:drawing>
       </w:r>
-    </w:p>
-    <w:p>
-      <w:pPr>
-        <w:pStyle w:val="ImageCaption"/>
-      </w:pPr>
-      <w:r>
-        <w:t xml:space="preserve">Accuracy by method (rows) and dataset (columns), in-house panel.</w:t>
-      </w:r>
-    </w:p>
-    <w:p>
-      <w:pPr>
-        <w:pStyle w:val="BodyText"/>
-      </w:pPr>
-      <w:r>
-        <w:t xml:space="preserve">Mean accuracy across the</w:t>
-      </w:r>
-      <w:r>
-        <w:t xml:space="preserve"> </w:t>
-      </w:r>
-      <w:r>
-        <w:rPr>
-          <w:b/>
-          <w:bCs/>
-        </w:rPr>
-        <w:t xml:space="preserve">five shared-vocabulary datasets</w:t>
-      </w:r>
-      <w:r>
-        <w:t xml:space="preserve"> </w:t>
-      </w:r>
-      <w:r>
-        <w:t xml:space="preserve">(lung_cross excluded — its</w:t>
-      </w:r>
-      <w:r>
-        <w:t xml:space="preserve"> </w:t>
-      </w:r>
-      <w:r>
-        <w:t xml:space="preserve">exact accuracy is a vocabulary artifact, see the † note below; means over all six are ~0.08</w:t>
-      </w:r>
-      <w:r>
-        <w:t xml:space="preserve"> </w:t>
-      </w:r>
-      <w:r>
-        <w:t xml:space="preserve">lower for every method with the identical ranking):</w:t>
-      </w:r>
-    </w:p>
-    <w:tbl>
-      <w:tblPr>
-        <w:tblStyle w:val="Table"/>
-        <w:tblW w:type="pct" w:w="5000"/>
-        <w:tblLayout w:type="fixed"/>
-        <w:tblLook w:firstRow="1" w:lastRow="0" w:firstColumn="0" w:lastColumn="0" w:noHBand="0" w:noVBand="0" w:val="0020"/>
-      </w:tblPr>
-      <w:tblGrid>
-        <w:gridCol w:w="1980"/>
-        <w:gridCol w:w="1980"/>
-        <w:gridCol w:w="1980"/>
-        <w:gridCol w:w="1980"/>
-      </w:tblGrid>
-      <w:tr>
-        <w:trPr>
-          <w:tblHeader w:val="on"/>
-        </w:trPr>
-        <w:tc>
-          <w:tcPr/>
-          <w:p>
-            <w:pPr>
-              <w:pStyle w:val="Compact"/>
-            </w:pPr>
-            <w:r>
-              <w:t xml:space="preserve">method</w:t>
-            </w:r>
-          </w:p>
-        </w:tc>
-        <w:tc>
-          <w:tcPr/>
-          <w:p>
-            <w:pPr>
-              <w:pStyle w:val="Compact"/>
-            </w:pPr>
-            <w:r>
-              <w:t xml:space="preserve">mean acc (5 datasets)</w:t>
-            </w:r>
-          </w:p>
-        </w:tc>
-        <w:tc>
-          <w:tcPr/>
-          <w:p>
-            <w:pPr>
-              <w:pStyle w:val="Compact"/>
-            </w:pPr>
-            <w:r>
-              <w:t xml:space="preserve">mean macro-F1 (6)</w:t>
-            </w:r>
-          </w:p>
-        </w:tc>
-        <w:tc>
-          <w:tcPr/>
-          <w:p>
-            <w:pPr>
-              <w:pStyle w:val="Compact"/>
-            </w:pPr>
-            <w:r>
-              <w:t xml:space="preserve">mean ontology (6)</w:t>
-            </w:r>
-          </w:p>
-        </w:tc>
-      </w:tr>
-      <w:tr>
-        <w:tc>
-          <w:tcPr/>
-          <w:p>
-            <w:pPr>
-              <w:pStyle w:val="Compact"/>
-            </w:pPr>
-            <w:r>
-              <w:rPr>
-                <w:b/>
-                <w:bCs/>
-              </w:rPr>
-              <w:t xml:space="preserve">linear-anova-pca</w:t>
-            </w:r>
-          </w:p>
-        </w:tc>
-        <w:tc>
-          <w:tcPr/>
-          <w:p>
-            <w:pPr>
-              <w:pStyle w:val="Compact"/>
-            </w:pPr>
-            <w:r>
-              <w:rPr>
-                <w:b/>
-                <w:bCs/>
-              </w:rPr>
-              <w:t xml:space="preserve">0.839</w:t>
-            </w:r>
-          </w:p>
-        </w:tc>
-        <w:tc>
-          <w:tcPr/>
-          <w:p>
-            <w:pPr>
-              <w:pStyle w:val="Compact"/>
-            </w:pPr>
-            <w:r>
-              <w:t xml:space="preserve">0.699</w:t>
-            </w:r>
-          </w:p>
-        </w:tc>
-        <w:tc>
-          <w:tcPr/>
-          <w:p>
-            <w:pPr>
-              <w:pStyle w:val="Compact"/>
-            </w:pPr>
-            <w:r>
-              <w:t xml:space="preserve">0.808</w:t>
-            </w:r>
-          </w:p>
-        </w:tc>
-      </w:tr>
-      <w:tr>
-        <w:tc>
-          <w:tcPr/>
-          <w:p>
-            <w:pPr>
-              <w:pStyle w:val="Compact"/>
-            </w:pPr>
-            <w:r>
-              <w:t xml:space="preserve">scANVI</w:t>
-            </w:r>
-          </w:p>
-        </w:tc>
-        <w:tc>
-          <w:tcPr/>
-          <w:p>
-            <w:pPr>
-              <w:pStyle w:val="Compact"/>
-            </w:pPr>
-            <w:r>
-              <w:t xml:space="preserve">0.835</w:t>
-            </w:r>
-          </w:p>
-        </w:tc>
-        <w:tc>
-          <w:tcPr/>
-          <w:p>
-            <w:pPr>
-              <w:pStyle w:val="Compact"/>
-            </w:pPr>
-            <w:r>
-              <w:rPr>
-                <w:b/>
-                <w:bCs/>
-              </w:rPr>
-              <w:t xml:space="preserve">0.701</w:t>
-            </w:r>
-          </w:p>
-        </w:tc>
-        <w:tc>
-          <w:tcPr/>
-          <w:p>
-            <w:pPr>
-              <w:pStyle w:val="Compact"/>
-            </w:pPr>
-            <w:r>
-              <w:rPr>
-                <w:b/>
-                <w:bCs/>
-              </w:rPr>
-              <w:t xml:space="preserve">0.812</w:t>
-            </w:r>
-          </w:p>
-        </w:tc>
-      </w:tr>
-      <w:tr>
-        <w:tc>
-          <w:tcPr/>
-          <w:p>
-            <w:pPr>
-              <w:pStyle w:val="Compact"/>
-            </w:pPr>
-            <w:r>
-              <w:t xml:space="preserve">scArches</w:t>
-            </w:r>
-          </w:p>
-        </w:tc>
-        <w:tc>
-          <w:tcPr/>
-          <w:p>
-            <w:pPr>
-              <w:pStyle w:val="Compact"/>
-            </w:pPr>
-            <w:r>
-              <w:t xml:space="preserve">0.833</w:t>
-            </w:r>
-          </w:p>
-        </w:tc>
-        <w:tc>
-          <w:tcPr/>
-          <w:p>
-            <w:pPr>
-              <w:pStyle w:val="Compact"/>
-            </w:pPr>
-            <w:r>
-              <w:t xml:space="preserve">0.700</w:t>
-            </w:r>
-          </w:p>
-        </w:tc>
-        <w:tc>
-          <w:tcPr/>
-          <w:p>
-            <w:pPr>
-              <w:pStyle w:val="Compact"/>
-            </w:pPr>
-            <w:r>
-              <w:t xml:space="preserve">0.809</w:t>
-            </w:r>
-          </w:p>
-        </w:tc>
-      </w:tr>
-      <w:tr>
-        <w:tc>
-          <w:tcPr/>
-          <w:p>
-            <w:pPr>
-              <w:pStyle w:val="Compact"/>
-            </w:pPr>
-            <w:r>
-              <w:rPr>
-                <w:b/>
-                <w:bCs/>
-              </w:rPr>
-              <w:t xml:space="preserve">actinn-jax</w:t>
-            </w:r>
-          </w:p>
-        </w:tc>
-        <w:tc>
-          <w:tcPr/>
-          <w:p>
-            <w:pPr>
-              <w:pStyle w:val="Compact"/>
-            </w:pPr>
-            <w:r>
-              <w:t xml:space="preserve">0.831</w:t>
-            </w:r>
-          </w:p>
-        </w:tc>
-        <w:tc>
-          <w:tcPr/>
-          <w:p>
-            <w:pPr>
-              <w:pStyle w:val="Compact"/>
-            </w:pPr>
-            <w:r>
-              <w:t xml:space="preserve">0.683</w:t>
-            </w:r>
-          </w:p>
-        </w:tc>
-        <w:tc>
-          <w:tcPr/>
-          <w:p>
-            <w:pPr>
-              <w:pStyle w:val="Compact"/>
-            </w:pPr>
-            <w:r>
-              <w:t xml:space="preserve">0.811</w:t>
-            </w:r>
-          </w:p>
-        </w:tc>
-      </w:tr>
-      <w:tr>
-        <w:tc>
-          <w:tcPr/>
-          <w:p>
-            <w:pPr>
-              <w:pStyle w:val="Compact"/>
-            </w:pPr>
-            <w:r>
-              <w:t xml:space="preserve">CellTypist</w:t>
-            </w:r>
-          </w:p>
-        </w:tc>
-        <w:tc>
-          <w:tcPr/>
-          <w:p>
-            <w:pPr>
-              <w:pStyle w:val="Compact"/>
-            </w:pPr>
-            <w:r>
-              <w:t xml:space="preserve">0.831</w:t>
-            </w:r>
-          </w:p>
-        </w:tc>
-        <w:tc>
-          <w:tcPr/>
-          <w:p>
-            <w:pPr>
-              <w:pStyle w:val="Compact"/>
-            </w:pPr>
-            <w:r>
-              <w:t xml:space="preserve">0.697</w:t>
-            </w:r>
-          </w:p>
-        </w:tc>
-        <w:tc>
-          <w:tcPr/>
-          <w:p>
-            <w:pPr>
-              <w:pStyle w:val="Compact"/>
-            </w:pPr>
-            <w:r>
-              <w:t xml:space="preserve">0.807</w:t>
-            </w:r>
-          </w:p>
-        </w:tc>
-      </w:tr>
-      <w:tr>
-        <w:tc>
-          <w:tcPr/>
-          <w:p>
-            <w:pPr>
-              <w:pStyle w:val="Compact"/>
-            </w:pPr>
-            <w:r>
-              <w:t xml:space="preserve">SVM</w:t>
-            </w:r>
-          </w:p>
-        </w:tc>
-        <w:tc>
-          <w:tcPr/>
-          <w:p>
-            <w:pPr>
-              <w:pStyle w:val="Compact"/>
-            </w:pPr>
-            <w:r>
-              <w:t xml:space="preserve">0.816</w:t>
-            </w:r>
-          </w:p>
-        </w:tc>
-        <w:tc>
-          <w:tcPr/>
-          <w:p>
-            <w:pPr>
-              <w:pStyle w:val="Compact"/>
-            </w:pPr>
-            <w:r>
-              <w:t xml:space="preserve">0.688</w:t>
-            </w:r>
-          </w:p>
-        </w:tc>
-        <w:tc>
-          <w:tcPr/>
-          <w:p>
-            <w:pPr>
-              <w:pStyle w:val="Compact"/>
-            </w:pPr>
-            <w:r>
-              <w:t xml:space="preserve">0.797</w:t>
-            </w:r>
-          </w:p>
-        </w:tc>
-      </w:tr>
-      <w:tr>
-        <w:tc>
-          <w:tcPr/>
-          <w:p>
-            <w:pPr>
-              <w:pStyle w:val="Compact"/>
-            </w:pPr>
-            <w:r>
-              <w:t xml:space="preserve">ProtoCloud</w:t>
-            </w:r>
-          </w:p>
-        </w:tc>
-        <w:tc>
-          <w:tcPr/>
-          <w:p>
-            <w:pPr>
-              <w:pStyle w:val="Compact"/>
-            </w:pPr>
-            <w:r>
-              <w:t xml:space="preserve">0.790</w:t>
-            </w:r>
-          </w:p>
-        </w:tc>
-        <w:tc>
-          <w:tcPr/>
-          <w:p>
-            <w:pPr>
-              <w:pStyle w:val="Compact"/>
-            </w:pPr>
-            <w:r>
-              <w:t xml:space="preserve">0.649</w:t>
-            </w:r>
-          </w:p>
-        </w:tc>
-        <w:tc>
-          <w:tcPr/>
-          <w:p>
-            <w:pPr>
-              <w:pStyle w:val="Compact"/>
-            </w:pPr>
-            <w:r>
-              <w:t xml:space="preserve">0.778</w:t>
-            </w:r>
-          </w:p>
-        </w:tc>
-      </w:tr>
-      <w:tr>
-        <w:tc>
-          <w:tcPr/>
-          <w:p>
-            <w:pPr>
-              <w:pStyle w:val="Compact"/>
-            </w:pPr>
-            <w:r>
-              <w:t xml:space="preserve">SingleR</w:t>
-            </w:r>
-          </w:p>
-        </w:tc>
-        <w:tc>
-          <w:tcPr/>
-          <w:p>
-            <w:pPr>
-              <w:pStyle w:val="Compact"/>
-            </w:pPr>
-            <w:r>
-              <w:t xml:space="preserve">0.770</w:t>
-            </w:r>
-          </w:p>
-        </w:tc>
-        <w:tc>
-          <w:tcPr/>
-          <w:p>
-            <w:pPr>
-              <w:pStyle w:val="Compact"/>
-            </w:pPr>
-            <w:r>
-              <w:t xml:space="preserve">0.652</w:t>
-            </w:r>
-          </w:p>
-        </w:tc>
-        <w:tc>
-          <w:tcPr/>
-          <w:p>
-            <w:pPr>
-              <w:pStyle w:val="Compact"/>
-            </w:pPr>
-            <w:r>
-              <w:t xml:space="preserve">0.750</w:t>
-            </w:r>
-          </w:p>
-        </w:tc>
-      </w:tr>
-      <w:tr>
-        <w:tc>
-          <w:tcPr/>
-          <w:p>
-            <w:pPr>
-              <w:pStyle w:val="Compact"/>
-            </w:pPr>
-            <w:r>
-              <w:t xml:space="preserve">kNN</w:t>
-            </w:r>
-          </w:p>
-        </w:tc>
-        <w:tc>
-          <w:tcPr/>
-          <w:p>
-            <w:pPr>
-              <w:pStyle w:val="Compact"/>
-            </w:pPr>
-            <w:r>
-              <w:t xml:space="preserve">0.770</w:t>
-            </w:r>
-          </w:p>
-        </w:tc>
-        <w:tc>
-          <w:tcPr/>
-          <w:p>
-            <w:pPr>
-              <w:pStyle w:val="Compact"/>
-            </w:pPr>
-            <w:r>
-              <w:t xml:space="preserve">0.624</w:t>
-            </w:r>
-          </w:p>
-        </w:tc>
-        <w:tc>
-          <w:tcPr/>
-          <w:p>
-            <w:pPr>
-              <w:pStyle w:val="Compact"/>
-            </w:pPr>
-            <w:r>
-              <w:t xml:space="preserve">0.769</w:t>
-            </w:r>
-          </w:p>
-        </w:tc>
-      </w:tr>
-      <w:tr>
-        <w:tc>
-          <w:tcPr/>
-          <w:p>
-            <w:pPr>
-              <w:pStyle w:val="Compact"/>
-            </w:pPr>
-            <w:r>
-              <w:t xml:space="preserve">scTOP</w:t>
-            </w:r>
-          </w:p>
-        </w:tc>
-        <w:tc>
-          <w:tcPr/>
-          <w:p>
-            <w:pPr>
-              <w:pStyle w:val="Compact"/>
-            </w:pPr>
-            <w:r>
-              <w:t xml:space="preserve">0.739</w:t>
-            </w:r>
-          </w:p>
-        </w:tc>
-        <w:tc>
-          <w:tcPr/>
-          <w:p>
-            <w:pPr>
-              <w:pStyle w:val="Compact"/>
-            </w:pPr>
-            <w:r>
-              <w:t xml:space="preserve">0.619</w:t>
-            </w:r>
-          </w:p>
-        </w:tc>
-        <w:tc>
-          <w:tcPr/>
-          <w:p>
-            <w:pPr>
-              <w:pStyle w:val="Compact"/>
-            </w:pPr>
-            <w:r>
-              <w:t xml:space="preserve">0.703</w:t>
-            </w:r>
-          </w:p>
-        </w:tc>
-      </w:tr>
-      <w:tr>
-        <w:tc>
-          <w:tcPr/>
-          <w:p>
-            <w:pPr>
-              <w:pStyle w:val="Compact"/>
-            </w:pPr>
-            <w:r>
-              <w:t xml:space="preserve">scmap-cluster</w:t>
-            </w:r>
-          </w:p>
-        </w:tc>
-        <w:tc>
-          <w:tcPr/>
-          <w:p>
-            <w:pPr>
-              <w:pStyle w:val="Compact"/>
-            </w:pPr>
-            <w:r>
-              <w:t xml:space="preserve">0.646</w:t>
-            </w:r>
-          </w:p>
-        </w:tc>
-        <w:tc>
-          <w:tcPr/>
-          <w:p>
-            <w:pPr>
-              <w:pStyle w:val="Compact"/>
-            </w:pPr>
-            <w:r>
-              <w:t xml:space="preserve">0.550</w:t>
-            </w:r>
-          </w:p>
-        </w:tc>
-        <w:tc>
-          <w:tcPr/>
-          <w:p>
-            <w:pPr>
-              <w:pStyle w:val="Compact"/>
-            </w:pPr>
-            <w:r>
-              <w:t xml:space="preserve">0.771</w:t>
-            </w:r>
-          </w:p>
-        </w:tc>
-      </w:tr>
-    </w:tbl>
-    <w:p>
-      <w:pPr>
-        <w:pStyle w:val="BodyText"/>
-      </w:pPr>
-      <w:r>
-        <w:t xml:space="preserve">The top of the table is a</w:t>
-      </w:r>
-      <w:r>
-        <w:t xml:space="preserve"> </w:t>
-      </w:r>
-      <w:r>
-        <w:rPr>
-          <w:b/>
-          <w:bCs/>
-        </w:rPr>
-        <w:t xml:space="preserve">five-way tie within 0.008</w:t>
-      </w:r>
-      <w:r>
-        <w:t xml:space="preserve"> </w:t>
-      </w:r>
-      <w:r>
-        <w:t xml:space="preserve">— the tuned</w:t>
-      </w:r>
-      <w:r>
-        <w:t xml:space="preserve"> </w:t>
-      </w:r>
-      <w:r>
-        <w:rPr>
-          <w:b/>
-          <w:bCs/>
-        </w:rPr>
-        <w:t xml:space="preserve">linear pipeline</w:t>
-      </w:r>
-      <w:r>
-        <w:rPr>
-          <w:b/>
-          <w:bCs/>
-        </w:rPr>
-        <w:t xml:space="preserve"> </w:t>
-      </w:r>
-      <w:r>
-        <w:rPr>
-          <w:b/>
-          <w:bCs/>
-        </w:rPr>
-        <w:t xml:space="preserve">(0.839)</w:t>
-      </w:r>
-      <w:r>
-        <w:t xml:space="preserve">, scANVI (0.835), scArches (0.833), actinn-jax (0.831) and CellTypist (0.831) — led</w:t>
-      </w:r>
-      <w:r>
-        <w:t xml:space="preserve"> </w:t>
-      </w:r>
-      <w:r>
-        <w:t xml:space="preserve">by the linear pipeline rather than by a deep model. actinn-jax is essentially tied for the</w:t>
-      </w:r>
-      <w:r>
-        <w:t xml:space="preserve"> </w:t>
-      </w:r>
-      <w:r>
-        <w:t xml:space="preserve">best ontology-aware concordance (0.811 vs scANVI’s 0.812). ProtoCloud (0.790) and scTOP</w:t>
-      </w:r>
-      <w:r>
-        <w:t xml:space="preserve"> </w:t>
-      </w:r>
-      <w:r>
-        <w:t xml:space="preserve">(0.739) sit below that cluster on these subsampled references: both need conditions these</w:t>
-      </w:r>
-      <w:r>
-        <w:t xml:space="preserve"> </w:t>
-      </w:r>
-      <w:r>
-        <w:t xml:space="preserve">splits do not provide — ProtoCloud is data-hungry and becomes the strongest method once given</w:t>
-      </w:r>
-      <w:r>
-        <w:t xml:space="preserve"> </w:t>
-      </w:r>
-      <w:r>
-        <w:t xml:space="preserve">a real atlas (§5,</w:t>
-      </w:r>
-      <w:r>
-        <w:t xml:space="preserve"> </w:t>
-      </w:r>
-      <w:r>
-        <w:rPr>
-          <w:rStyle w:val="VerbatimChar"/>
-        </w:rPr>
-        <w:t xml:space="preserve">SCALING_MEMORY.md</w:t>
-      </w:r>
-      <w:r>
-        <w:t xml:space="preserve">), while scTOP is built for small,</w:t>
-      </w:r>
-      <w:r>
-        <w:t xml:space="preserve"> </w:t>
-      </w:r>
-      <w:r>
-        <w:t xml:space="preserve">low-cardinality problems. Per dataset (accuracy):</w:t>
-      </w:r>
-    </w:p>
-    <w:tbl>
-      <w:tblPr>
-        <w:tblStyle w:val="Table"/>
-        <w:tblW w:type="pct" w:w="5000"/>
-        <w:tblLayout w:type="fixed"/>
-        <w:tblLook w:firstRow="1" w:lastRow="0" w:firstColumn="0" w:lastColumn="0" w:noHBand="0" w:noVBand="0" w:val="0020"/>
-      </w:tblPr>
-      <w:tblGrid>
-        <w:gridCol w:w="2640"/>
-        <w:gridCol w:w="2640"/>
-        <w:gridCol w:w="2640"/>
-      </w:tblGrid>
-      <w:tr>
-        <w:trPr>
-          <w:tblHeader w:val="on"/>
-        </w:trPr>
-        <w:tc>
-          <w:tcPr/>
-          <w:p>
-            <w:pPr>
-              <w:pStyle w:val="Compact"/>
-            </w:pPr>
-            <w:r>
-              <w:t xml:space="preserve">dataset</w:t>
-            </w:r>
-          </w:p>
-        </w:tc>
-        <w:tc>
-          <w:tcPr/>
-          <w:p>
-            <w:pPr>
-              <w:pStyle w:val="Compact"/>
-            </w:pPr>
-            <w:r>
-              <w:t xml:space="preserve">actinn-jax</w:t>
-            </w:r>
-          </w:p>
-        </w:tc>
-        <w:tc>
-          <w:tcPr/>
-          <w:p>
-            <w:pPr>
-              <w:pStyle w:val="Compact"/>
-            </w:pPr>
-            <w:r>
-              <w:t xml:space="preserve">best method (acc)</w:t>
-            </w:r>
-          </w:p>
-        </w:tc>
-      </w:tr>
-      <w:tr>
-        <w:tc>
-          <w:tcPr/>
-          <w:p>
-            <w:pPr>
-              <w:pStyle w:val="Compact"/>
-            </w:pPr>
-            <w:r>
-              <w:t xml:space="preserve">lung_intra (46 types)</w:t>
-            </w:r>
-          </w:p>
-        </w:tc>
-        <w:tc>
-          <w:tcPr/>
-          <w:p>
-            <w:pPr>
-              <w:pStyle w:val="Compact"/>
-            </w:pPr>
-            <w:r>
-              <w:t xml:space="preserve">0.894</w:t>
-            </w:r>
-          </w:p>
-        </w:tc>
-        <w:tc>
-          <w:tcPr/>
-          <w:p>
-            <w:pPr>
-              <w:pStyle w:val="Compact"/>
-            </w:pPr>
-            <w:r>
-              <w:t xml:space="preserve">ProtoCloud 0.932</w:t>
-            </w:r>
-          </w:p>
-        </w:tc>
-      </w:tr>
-      <w:tr>
-        <w:tc>
-          <w:tcPr/>
-          <w:p>
-            <w:pPr>
-              <w:pStyle w:val="Compact"/>
-            </w:pPr>
-            <w:r>
-              <w:t xml:space="preserve">lung_cross (cross-dataset)†</w:t>
-            </w:r>
-          </w:p>
-        </w:tc>
-        <w:tc>
-          <w:tcPr/>
-          <w:p>
-            <w:pPr>
-              <w:pStyle w:val="Compact"/>
-            </w:pPr>
-            <w:r>
-              <w:t xml:space="preserve">0.358 exact / 0.749 ontology</w:t>
-            </w:r>
-          </w:p>
-        </w:tc>
-        <w:tc>
-          <w:tcPr/>
-          <w:p>
-            <w:pPr>
-              <w:pStyle w:val="Compact"/>
-            </w:pPr>
-            <w:r>
-              <w:t xml:space="preserve">ProtoCloud 0.374 /</w:t>
-            </w:r>
-            <w:r>
-              <w:t xml:space="preserve"> </w:t>
-            </w:r>
-            <w:r>
-              <w:rPr>
-                <w:b/>
-                <w:bCs/>
-              </w:rPr>
-              <w:t xml:space="preserve">0.791 ontology</w:t>
-            </w:r>
-          </w:p>
-        </w:tc>
-      </w:tr>
-      <w:tr>
-        <w:tc>
-          <w:tcPr/>
-          <w:p>
-            <w:pPr>
-              <w:pStyle w:val="Compact"/>
-            </w:pPr>
-            <w:r>
-              <w:t xml:space="preserve">liver_intra (36 types)</w:t>
-            </w:r>
-          </w:p>
-        </w:tc>
-        <w:tc>
-          <w:tcPr/>
-          <w:p>
-            <w:pPr>
-              <w:pStyle w:val="Compact"/>
-            </w:pPr>
-            <w:r>
-              <w:t xml:space="preserve">0.802</w:t>
-            </w:r>
-          </w:p>
-        </w:tc>
-        <w:tc>
-          <w:tcPr/>
-          <w:p>
-            <w:pPr>
-              <w:pStyle w:val="Compact"/>
-            </w:pPr>
-            <w:r>
-              <w:t xml:space="preserve">linear-anova-pca 0.804 (actinn-jax #2)</w:t>
-            </w:r>
-          </w:p>
-        </w:tc>
-      </w:tr>
-      <w:tr>
-        <w:tc>
-          <w:tcPr/>
-          <w:p>
-            <w:pPr>
-              <w:pStyle w:val="Compact"/>
-            </w:pPr>
-            <w:r>
-              <w:t xml:space="preserve">liver_cross (cross-study)</w:t>
-            </w:r>
-          </w:p>
-        </w:tc>
-        <w:tc>
-          <w:tcPr/>
-          <w:p>
-            <w:pPr>
-              <w:pStyle w:val="Compact"/>
-            </w:pPr>
-            <w:r>
-              <w:rPr>
-                <w:b/>
-                <w:bCs/>
-              </w:rPr>
-              <w:t xml:space="preserve">0.686 exact / 0.731 ontology — #1 on both</w:t>
-            </w:r>
-          </w:p>
-        </w:tc>
-        <w:tc>
-          <w:tcPr/>
-          <w:p>
-            <w:pPr>
-              <w:pStyle w:val="Compact"/>
-            </w:pPr>
-            <w:r>
-              <w:t xml:space="preserve">actinn-jax</w:t>
-            </w:r>
-          </w:p>
-        </w:tc>
-      </w:tr>
-      <w:tr>
-        <w:tc>
-          <w:tcPr/>
-          <w:p>
-            <w:pPr>
-              <w:pStyle w:val="Compact"/>
-            </w:pPr>
-            <w:r>
-              <w:t xml:space="preserve">blood_gut (86 types)</w:t>
-            </w:r>
-          </w:p>
-        </w:tc>
-        <w:tc>
-          <w:tcPr/>
-          <w:p>
-            <w:pPr>
-              <w:pStyle w:val="Compact"/>
-            </w:pPr>
-            <w:r>
-              <w:t xml:space="preserve">0.860</w:t>
-            </w:r>
-          </w:p>
-        </w:tc>
-        <w:tc>
-          <w:tcPr/>
-          <w:p>
-            <w:pPr>
-              <w:pStyle w:val="Compact"/>
-            </w:pPr>
-            <w:r>
-              <w:t xml:space="preserve">linear-anova-pca 0.902</w:t>
-            </w:r>
-          </w:p>
-        </w:tc>
-      </w:tr>
-      <w:tr>
-        <w:tc>
-          <w:tcPr/>
-          <w:p>
-            <w:pPr>
-              <w:pStyle w:val="Compact"/>
-            </w:pPr>
-            <w:r>
-              <w:t xml:space="preserve">pbmc (8 types)</w:t>
-            </w:r>
-          </w:p>
-        </w:tc>
-        <w:tc>
-          <w:tcPr/>
-          <w:p>
-            <w:pPr>
-              <w:pStyle w:val="Compact"/>
-            </w:pPr>
-            <w:r>
-              <w:t xml:space="preserve">0.913</w:t>
-            </w:r>
-          </w:p>
-        </w:tc>
-        <w:tc>
-          <w:tcPr/>
-          <w:p>
-            <w:pPr>
-              <w:pStyle w:val="Compact"/>
-            </w:pPr>
-            <w:r>
-              <w:t xml:space="preserve">scArches 0.934</w:t>
-            </w:r>
-          </w:p>
-        </w:tc>
-      </w:tr>
-    </w:tbl>
-    <w:p>
-      <w:pPr>
-        <w:pStyle w:val="BodyText"/>
-      </w:pPr>
-      <w:r>
-        <w:t xml:space="preserve">No single method leads everywhere: the linear pipeline and ProtoCloud each take two datasets,</w:t>
-      </w:r>
-      <w:r>
-        <w:t xml:space="preserve"> </w:t>
-      </w:r>
-      <w:r>
-        <w:t xml:space="preserve">actinn-jax and scArches one apiece. actinn-jax leads the cross-study liver split — the hardest</w:t>
-      </w:r>
-      <w:r>
-        <w:t xml:space="preserve"> </w:t>
-      </w:r>
-      <w:r>
-        <w:t xml:space="preserve">generalization regime here, and the one closest to real reference mapping — and is second on</w:t>
-      </w:r>
-      <w:r>
-        <w:t xml:space="preserve"> </w:t>
-      </w:r>
-      <w:r>
-        <w:t xml:space="preserve">within-dataset liver, while trailing on lung, on the 86-type blood+gut set (−4.2 pt to the</w:t>
-      </w:r>
-      <w:r>
-        <w:t xml:space="preserve"> </w:t>
-      </w:r>
-      <w:r>
-        <w:t xml:space="preserve">linear pipeline), and on small-n pbmc. The spread across the leading methods on any one</w:t>
-      </w:r>
-      <w:r>
-        <w:t xml:space="preserve"> </w:t>
-      </w:r>
-      <w:r>
-        <w:t xml:space="preserve">dataset is 1–4 points. scmap-cluster is consistently the weakest (0.24 macro-F1 on</w:t>
-      </w:r>
-      <w:r>
-        <w:t xml:space="preserve"> </w:t>
-      </w:r>
-      <w:r>
-        <w:t xml:space="preserve">liver_cross).</w:t>
-      </w:r>
-    </w:p>
-    <w:p>
-      <w:pPr>
-        <w:pStyle w:val="BodyText"/>
-      </w:pPr>
-      <w:r>
-        <w:rPr>
-          <w:b/>
-          <w:bCs/>
-        </w:rPr>
-        <w:t xml:space="preserve">† lung_cross exact accuracy (~0.35 for every method) is a label-vocabulary artifact, not</w:t>
-      </w:r>
-      <w:r>
-        <w:rPr>
-          <w:b/>
-          <w:bCs/>
-        </w:rPr>
-        <w:t xml:space="preserve"> </w:t>
-      </w:r>
-      <w:r>
-        <w:rPr>
-          <w:b/>
-          <w:bCs/>
-        </w:rPr>
-        <w:t xml:space="preserve">a transfer failure.</w:t>
-      </w:r>
-      <w:r>
-        <w:t xml:space="preserve"> </w:t>
-      </w:r>
-      <w:r>
-        <w:t xml:space="preserve">HCLA (reference) and Krasnow (query) were annotated independently and</w:t>
-      </w:r>
-      <w:r>
-        <w:t xml:space="preserve"> </w:t>
-      </w:r>
-      <w:r>
-        <w:t xml:space="preserve">share only</w:t>
-      </w:r>
-      <w:r>
-        <w:t xml:space="preserve"> </w:t>
-      </w:r>
-      <w:r>
-        <w:rPr>
-          <w:b/>
-          <w:bCs/>
-        </w:rPr>
-        <w:t xml:space="preserve">20 of 46 cell-type names</w:t>
-      </w:r>
-      <w:r>
-        <w:t xml:space="preserve">; 26 of Krasnow’s types are absent from HCLA’s</w:t>
-      </w:r>
-      <w:r>
-        <w:t xml:space="preserve"> </w:t>
-      </w:r>
-      <w:r>
-        <w:t xml:space="preserve">vocabulary, so no classifier can emit the exact string. The mismatch is granularity: HCLA’s</w:t>
-      </w:r>
-      <w:r>
-        <w:t xml:space="preserve"> </w:t>
-      </w:r>
-      <w:r>
-        <w:t xml:space="preserve">finer taxonomy has</w:t>
-      </w:r>
-      <w:r>
-        <w:t xml:space="preserve"> </w:t>
-      </w:r>
-      <w:r>
-        <w:rPr>
-          <w:rStyle w:val="VerbatimChar"/>
-        </w:rPr>
-        <w:t xml:space="preserve">alveolar / elicited / lung macrophage</w:t>
-      </w:r>
-      <w:r>
-        <w:t xml:space="preserve"> </w:t>
-      </w:r>
-      <w:r>
-        <w:t xml:space="preserve">but</w:t>
-      </w:r>
-      <w:r>
-        <w:t xml:space="preserve"> </w:t>
-      </w:r>
-      <w:r>
-        <w:rPr>
-          <w:b/>
-          <w:bCs/>
-        </w:rPr>
-        <w:t xml:space="preserve">no generic</w:t>
-      </w:r>
-      <w:r>
-        <w:rPr>
-          <w:b/>
-          <w:bCs/>
-        </w:rPr>
-        <w:t xml:space="preserve"> </w:t>
-      </w:r>
-      <w:r>
-        <w:rPr>
-          <w:rStyle w:val="VerbatimChar"/>
-          <w:b/>
-          <w:bCs/>
-        </w:rPr>
-        <w:t xml:space="preserve">macrophage</w:t>
-      </w:r>
-      <w:r>
-        <w:t xml:space="preserve"> </w:t>
-      </w:r>
-      <w:r>
-        <w:t xml:space="preserve">(CL:0000235), while Krasnow labels many cells generic</w:t>
-      </w:r>
-      <w:r>
-        <w:t xml:space="preserve"> </w:t>
-      </w:r>
-      <w:r>
-        <w:rPr>
-          <w:rStyle w:val="VerbatimChar"/>
-        </w:rPr>
-        <w:t xml:space="preserve">macrophage</w:t>
-      </w:r>
-      <w:r>
-        <w:t xml:space="preserve"> </w:t>
-      </w:r>
-      <w:r>
-        <w:t xml:space="preserve">— so an HCLA-trained</w:t>
-      </w:r>
-      <w:r>
-        <w:t xml:space="preserve"> </w:t>
-      </w:r>
-      <w:r>
-        <w:t xml:space="preserve">model predicts</w:t>
-      </w:r>
-      <w:r>
-        <w:t xml:space="preserve"> </w:t>
-      </w:r>
-      <w:r>
-        <w:rPr>
-          <w:rStyle w:val="VerbatimChar"/>
-        </w:rPr>
-        <w:t xml:space="preserve">lung macrophage</w:t>
-      </w:r>
-      <w:r>
-        <w:t xml:space="preserve"> </w:t>
-      </w:r>
-      <w:r>
-        <w:t xml:space="preserve">(CL:1001603) for them, exact-wrong but ontology-correct</w:t>
-      </w:r>
-      <w:r>
-        <w:t xml:space="preserve"> </w:t>
-      </w:r>
-      <w:r>
-        <w:t xml:space="preserve">(</w:t>
-      </w:r>
-      <w:r>
-        <w:rPr>
-          <w:i/>
-          <w:iCs/>
-        </w:rPr>
-        <w:t xml:space="preserve">lung macrophage is-a macrophage</w:t>
-      </w:r>
-      <w:r>
-        <w:t xml:space="preserve">); likewise Krasnow’s generic</w:t>
-      </w:r>
-      <w:r>
-        <w:t xml:space="preserve"> </w:t>
-      </w:r>
-      <w:r>
-        <w:rPr>
-          <w:rStyle w:val="VerbatimChar"/>
-        </w:rPr>
-        <w:t xml:space="preserve">endothelial cell</w:t>
-      </w:r>
-      <w:r>
-        <w:t xml:space="preserve"> </w:t>
-      </w:r>
-      <w:r>
-        <w:t xml:space="preserve">(CL:0000115) has no HCLA counterpart.</w:t>
-      </w:r>
-      <w:r>
-        <w:t xml:space="preserve"> </w:t>
-      </w:r>
-      <w:r>
-        <w:rPr>
-          <w:b/>
-          <w:bCs/>
-        </w:rPr>
-        <w:t xml:space="preserve">Ontology-aware concordance — which credits a</w:t>
-      </w:r>
-      <w:r>
-        <w:rPr>
-          <w:b/>
-          <w:bCs/>
-        </w:rPr>
-        <w:t xml:space="preserve"> </w:t>
-      </w:r>
-      <w:r>
-        <w:rPr>
-          <w:b/>
-          <w:bCs/>
-        </w:rPr>
-        <w:t xml:space="preserve">same-lineage call — is ~0.75 for the trained methods (0.67–0.79 across the full panel,</w:t>
-      </w:r>
-      <w:r>
-        <w:rPr>
-          <w:b/>
-          <w:bCs/>
-        </w:rPr>
-        <w:t xml:space="preserve"> </w:t>
-      </w:r>
-      <w:r>
-        <w:rPr>
-          <w:b/>
-          <w:bCs/>
-        </w:rPr>
-        <w:t xml:space="preserve">highest for ProtoCloud)</w:t>
-      </w:r>
-      <w:r>
-        <w:t xml:space="preserve">, so cross-dataset transfer actually</w:t>
-      </w:r>
-      <w:r>
-        <w:t xml:space="preserve"> </w:t>
-      </w:r>
-      <w:r>
-        <w:t xml:space="preserve">works; exact-match just conflates classifier error with vocabulary/granularity mismatch.</w:t>
-      </w:r>
-      <w:r>
-        <w:t xml:space="preserve"> </w:t>
-      </w:r>
-      <w:r>
-        <w:t xml:space="preserve">This is precisely why we report ontology concordance, and it is a general benchmarking</w:t>
-      </w:r>
-      <w:r>
-        <w:t xml:space="preserve"> </w:t>
-      </w:r>
-      <w:r>
-        <w:t xml:space="preserve">pitfall:</w:t>
-      </w:r>
-      <w:r>
-        <w:t xml:space="preserve"> </w:t>
-      </w:r>
-      <w:r>
-        <w:rPr>
-          <w:b/>
-          <w:bCs/>
-        </w:rPr>
-        <w:t xml:space="preserve">cross-dataset exact accuracy between independently-annotated atlases is not a</w:t>
-      </w:r>
-      <w:r>
-        <w:rPr>
-          <w:b/>
-          <w:bCs/>
-        </w:rPr>
-        <w:t xml:space="preserve"> </w:t>
-      </w:r>
-      <w:r>
-        <w:rPr>
-          <w:b/>
-          <w:bCs/>
-        </w:rPr>
-        <w:t xml:space="preserve">meaningful accuracy signal.</w:t>
-      </w:r>
-      <w:r>
-        <w:t xml:space="preserve"> </w:t>
-      </w:r>
-      <w:r>
-        <w:t xml:space="preserve">The other five datasets use a single shared label vocabulary</w:t>
-      </w:r>
-      <w:r>
-        <w:t xml:space="preserve"> </w:t>
-      </w:r>
-      <w:r>
-        <w:t xml:space="preserve">for reference and query (a split of one atlas, or HLiCA’s harmonized annotations), so their</w:t>
-      </w:r>
-      <w:r>
-        <w:t xml:space="preserve"> </w:t>
-      </w:r>
-      <w:r>
-        <w:t xml:space="preserve">exact scores are unaffected.</w:t>
-      </w:r>
-    </w:p>
-    <w:bookmarkEnd w:id="18"/>
-    <w:bookmarkStart w:id="22" w:name="speed-and-memory"/>
-    <w:p>
-      <w:pPr>
-        <w:pStyle w:val="Heading2"/>
-      </w:pPr>
-      <w:r>
-        <w:t xml:space="preserve">Speed and memory</w:t>
-      </w:r>
-    </w:p>
-    <w:p>
-      <w:pPr>
-        <w:pStyle w:val="CaptionedFigure"/>
-      </w:pPr>
+      <w:r>
+        <w:t xml:space="preserve"> </w:t>
+      </w:r>
       <w:r>
         <w:drawing>
           <wp:inline>
             <wp:extent cx="5334000" cy="1639186"/>
             <wp:effectExtent b="0" l="0" r="0" t="0"/>
-            <wp:docPr descr="Per-query inference time and peak memory by method (in-house panel)." title="" id="20" name="Picture"/>
+            <wp:docPr descr="Per-query inference time and peak memory by method (in-house panel)." title="" id="27" name="Picture"/>
             <a:graphic>
               <a:graphicData uri="http://schemas.openxmlformats.org/drawingml/2006/picture">
                 <pic:pic>
                   <pic:nvPicPr>
-                    <pic:cNvPr descr="/Users/iandriver/Downloads/actinn-jax-benchmark/docs/figures/fig_speed_memory.png" id="21" name="Picture"/>
+                    <pic:cNvPr descr="/Users/iandriver/Downloads/actinn-jax-benchmark/docs/figures/fig_speed_memory.png" id="28" name="Picture"/>
                     <pic:cNvPicPr>
                       <a:picLocks noChangeArrowheads="1" noChangeAspect="1"/>
                     </pic:cNvPicPr>
                   </pic:nvPicPr>
                   <pic:blipFill>
-                    <a:blip r:embed="rId19"/>
+                    <a:blip r:embed="rId26"/>
                     <a:stretch>
                       <a:fillRect/>
                     </a:stretch>
@@ -4624,37 +5606,67 @@
     </w:p>
     <w:p>
       <w:pPr>
-        <w:pStyle w:val="ImageCaption"/>
-      </w:pPr>
-      <w:r>
-        <w:t xml:space="preserve">Per-query inference time and peak memory by method (in-house panel).</w:t>
-      </w:r>
-    </w:p>
-    <w:p>
-      <w:pPr>
         <w:pStyle w:val="BodyText"/>
       </w:pPr>
       <w:r>
-        <w:t xml:space="preserve">The accuracy tie hides a two-order-of-magnitude spread in cost. Mean per query across</w:t>
-      </w:r>
-      <w:r>
-        <w:t xml:space="preserve"> </w:t>
-      </w:r>
-      <w:r>
-        <w:t xml:space="preserve">datasets:</w:t>
+        <w:t xml:space="preserve">Accuracy and cost belong in one table: the finding is not where either lands, but how little</w:t>
+      </w:r>
+      <w:r>
+        <w:t xml:space="preserve"> </w:t>
+      </w:r>
+      <w:r>
+        <w:t xml:space="preserve">they relate. Accuracy is the mean over the</w:t>
+      </w:r>
+      <w:r>
+        <w:t xml:space="preserve"> </w:t>
+      </w:r>
+      <w:r>
+        <w:rPr>
+          <w:b/>
+          <w:bCs/>
+        </w:rPr>
+        <w:t xml:space="preserve">five shared-vocabulary datasets</w:t>
+      </w:r>
+      <w:r>
+        <w:t xml:space="preserve"> </w:t>
+      </w:r>
+      <w:r>
+        <w:t xml:space="preserve">(lung_cross</w:t>
+      </w:r>
+      <w:r>
+        <w:t xml:space="preserve"> </w:t>
+      </w:r>
+      <w:r>
+        <w:t xml:space="preserve">excluded — its exact accuracy is a vocabulary artifact, see the † note below; means over all</w:t>
+      </w:r>
+      <w:r>
+        <w:t xml:space="preserve"> </w:t>
+      </w:r>
+      <w:r>
+        <w:t xml:space="preserve">six are ~0.08 lower for every method, with the identical ranking); macro-F1 and ontology are</w:t>
+      </w:r>
+      <w:r>
+        <w:t xml:space="preserve"> </w:t>
+      </w:r>
+      <w:r>
+        <w:t xml:space="preserve">means over all six; cost is the mean per query. Ordered by accuracy:</w:t>
       </w:r>
     </w:p>
     <w:tbl>
       <w:tblPr>
         <w:tblStyle w:val="Table"/>
-        <w:tblW w:type="auto" w:w="0"/>
+        <w:tblW w:type="pct" w:w="5000"/>
+        <w:tblLayout w:type="fixed"/>
         <w:tblLook w:firstRow="1" w:lastRow="0" w:firstColumn="0" w:lastColumn="0" w:noHBand="0" w:noVBand="0" w:val="0020"/>
       </w:tblPr>
       <w:tblGrid>
-        <w:gridCol w:w="1980"/>
-        <w:gridCol w:w="1980"/>
-        <w:gridCol w:w="1980"/>
-        <w:gridCol w:w="1980"/>
+        <w:gridCol w:w="880"/>
+        <w:gridCol w:w="1173"/>
+        <w:gridCol w:w="1173"/>
+        <w:gridCol w:w="1173"/>
+        <w:gridCol w:w="1173"/>
+        <w:gridCol w:w="1173"/>
+        <w:gridCol w:w="1173"/>
       </w:tblGrid>
       <w:tr>
         <w:trPr>
@@ -4676,6 +5688,43 @@
           <w:p>
             <w:pPr>
               <w:pStyle w:val="Compact"/>
+              <w:jc w:val="right"/>
+            </w:pPr>
+            <w:r>
+              <w:t xml:space="preserve">acc (5)</w:t>
+            </w:r>
+          </w:p>
+        </w:tc>
+        <w:tc>
+          <w:tcPr/>
+          <w:p>
+            <w:pPr>
+              <w:pStyle w:val="Compact"/>
+              <w:jc w:val="right"/>
+            </w:pPr>
+            <w:r>
+              <w:t xml:space="preserve">macro-F1 (6)</w:t>
+            </w:r>
+          </w:p>
+        </w:tc>
+        <w:tc>
+          <w:tcPr/>
+          <w:p>
+            <w:pPr>
+              <w:pStyle w:val="Compact"/>
+              <w:jc w:val="right"/>
+            </w:pPr>
+            <w:r>
+              <w:t xml:space="preserve">ontology (6)</w:t>
+            </w:r>
+          </w:p>
+        </w:tc>
+        <w:tc>
+          <w:tcPr/>
+          <w:p>
+            <w:pPr>
+              <w:pStyle w:val="Compact"/>
+              <w:jc w:val="right"/>
             </w:pPr>
             <w:r>
               <w:t xml:space="preserve">fit (s)</w:t>
@@ -4687,6 +5736,7 @@
           <w:p>
             <w:pPr>
               <w:pStyle w:val="Compact"/>
+              <w:jc w:val="right"/>
             </w:pPr>
             <w:r>
               <w:rPr>
@@ -4702,9 +5752,10 @@
           <w:p>
             <w:pPr>
               <w:pStyle w:val="Compact"/>
-            </w:pPr>
-            <w:r>
-              <w:t xml:space="preserve">peak mem (MB)</w:t>
+              <w:jc w:val="right"/>
+            </w:pPr>
+            <w:r>
+              <w:t xml:space="preserve">peak MB</w:t>
             </w:r>
           </w:p>
         </w:tc>
@@ -4717,6 +5768,467 @@
               <w:pStyle w:val="Compact"/>
             </w:pPr>
             <w:r>
+              <w:rPr>
+                <w:b/>
+                <w:bCs/>
+              </w:rPr>
+              <w:t xml:space="preserve">linear-anova-pca</w:t>
+            </w:r>
+          </w:p>
+        </w:tc>
+        <w:tc>
+          <w:tcPr/>
+          <w:p>
+            <w:pPr>
+              <w:pStyle w:val="Compact"/>
+              <w:jc w:val="right"/>
+            </w:pPr>
+            <w:r>
+              <w:rPr>
+                <w:b/>
+                <w:bCs/>
+              </w:rPr>
+              <w:t xml:space="preserve">0.839</w:t>
+            </w:r>
+          </w:p>
+        </w:tc>
+        <w:tc>
+          <w:tcPr/>
+          <w:p>
+            <w:pPr>
+              <w:pStyle w:val="Compact"/>
+              <w:jc w:val="right"/>
+            </w:pPr>
+            <w:r>
+              <w:t xml:space="preserve">0.699</w:t>
+            </w:r>
+          </w:p>
+        </w:tc>
+        <w:tc>
+          <w:tcPr/>
+          <w:p>
+            <w:pPr>
+              <w:pStyle w:val="Compact"/>
+              <w:jc w:val="right"/>
+            </w:pPr>
+            <w:r>
+              <w:t xml:space="preserve">0.808</w:t>
+            </w:r>
+          </w:p>
+        </w:tc>
+        <w:tc>
+          <w:tcPr/>
+          <w:p>
+            <w:pPr>
+              <w:pStyle w:val="Compact"/>
+              <w:jc w:val="right"/>
+            </w:pPr>
+            <w:r>
+              <w:rPr>
+                <w:b/>
+                <w:bCs/>
+              </w:rPr>
+              <w:t xml:space="preserve">4.0</w:t>
+            </w:r>
+          </w:p>
+        </w:tc>
+        <w:tc>
+          <w:tcPr/>
+          <w:p>
+            <w:pPr>
+              <w:pStyle w:val="Compact"/>
+              <w:jc w:val="right"/>
+            </w:pPr>
+            <w:r>
+              <w:rPr>
+                <w:b/>
+                <w:bCs/>
+              </w:rPr>
+              <w:t xml:space="preserve">0.35</w:t>
+            </w:r>
+          </w:p>
+        </w:tc>
+        <w:tc>
+          <w:tcPr/>
+          <w:p>
+            <w:pPr>
+              <w:pStyle w:val="Compact"/>
+              <w:jc w:val="right"/>
+            </w:pPr>
+            <w:r>
+              <w:t xml:space="preserve">4403</w:t>
+            </w:r>
+          </w:p>
+        </w:tc>
+      </w:tr>
+      <w:tr>
+        <w:tc>
+          <w:tcPr/>
+          <w:p>
+            <w:pPr>
+              <w:pStyle w:val="Compact"/>
+            </w:pPr>
+            <w:r>
+              <w:t xml:space="preserve">scANVI</w:t>
+            </w:r>
+          </w:p>
+        </w:tc>
+        <w:tc>
+          <w:tcPr/>
+          <w:p>
+            <w:pPr>
+              <w:pStyle w:val="Compact"/>
+              <w:jc w:val="right"/>
+            </w:pPr>
+            <w:r>
+              <w:t xml:space="preserve">0.835</w:t>
+            </w:r>
+          </w:p>
+        </w:tc>
+        <w:tc>
+          <w:tcPr/>
+          <w:p>
+            <w:pPr>
+              <w:pStyle w:val="Compact"/>
+              <w:jc w:val="right"/>
+            </w:pPr>
+            <w:r>
+              <w:rPr>
+                <w:b/>
+                <w:bCs/>
+              </w:rPr>
+              <w:t xml:space="preserve">0.701</w:t>
+            </w:r>
+          </w:p>
+        </w:tc>
+        <w:tc>
+          <w:tcPr/>
+          <w:p>
+            <w:pPr>
+              <w:pStyle w:val="Compact"/>
+              <w:jc w:val="right"/>
+            </w:pPr>
+            <w:r>
+              <w:rPr>
+                <w:b/>
+                <w:bCs/>
+              </w:rPr>
+              <w:t xml:space="preserve">0.812</w:t>
+            </w:r>
+          </w:p>
+        </w:tc>
+        <w:tc>
+          <w:tcPr/>
+          <w:p>
+            <w:pPr>
+              <w:pStyle w:val="Compact"/>
+              <w:jc w:val="right"/>
+            </w:pPr>
+            <w:r>
+              <w:t xml:space="preserve">0.0*</w:t>
+            </w:r>
+          </w:p>
+        </w:tc>
+        <w:tc>
+          <w:tcPr/>
+          <w:p>
+            <w:pPr>
+              <w:pStyle w:val="Compact"/>
+              <w:jc w:val="right"/>
+            </w:pPr>
+            <w:r>
+              <w:t xml:space="preserve">73.1</w:t>
+            </w:r>
+          </w:p>
+        </w:tc>
+        <w:tc>
+          <w:tcPr/>
+          <w:p>
+            <w:pPr>
+              <w:pStyle w:val="Compact"/>
+              <w:jc w:val="right"/>
+            </w:pPr>
+            <w:r>
+              <w:t xml:space="preserve">2118</w:t>
+            </w:r>
+          </w:p>
+        </w:tc>
+      </w:tr>
+      <w:tr>
+        <w:tc>
+          <w:tcPr/>
+          <w:p>
+            <w:pPr>
+              <w:pStyle w:val="Compact"/>
+            </w:pPr>
+            <w:r>
+              <w:t xml:space="preserve">scArches</w:t>
+            </w:r>
+          </w:p>
+        </w:tc>
+        <w:tc>
+          <w:tcPr/>
+          <w:p>
+            <w:pPr>
+              <w:pStyle w:val="Compact"/>
+              <w:jc w:val="right"/>
+            </w:pPr>
+            <w:r>
+              <w:t xml:space="preserve">0.833</w:t>
+            </w:r>
+          </w:p>
+        </w:tc>
+        <w:tc>
+          <w:tcPr/>
+          <w:p>
+            <w:pPr>
+              <w:pStyle w:val="Compact"/>
+              <w:jc w:val="right"/>
+            </w:pPr>
+            <w:r>
+              <w:t xml:space="preserve">0.700</w:t>
+            </w:r>
+          </w:p>
+        </w:tc>
+        <w:tc>
+          <w:tcPr/>
+          <w:p>
+            <w:pPr>
+              <w:pStyle w:val="Compact"/>
+              <w:jc w:val="right"/>
+            </w:pPr>
+            <w:r>
+              <w:t xml:space="preserve">0.809</w:t>
+            </w:r>
+          </w:p>
+        </w:tc>
+        <w:tc>
+          <w:tcPr/>
+          <w:p>
+            <w:pPr>
+              <w:pStyle w:val="Compact"/>
+              <w:jc w:val="right"/>
+            </w:pPr>
+            <w:r>
+              <w:t xml:space="preserve">47.7</w:t>
+            </w:r>
+          </w:p>
+        </w:tc>
+        <w:tc>
+          <w:tcPr/>
+          <w:p>
+            <w:pPr>
+              <w:pStyle w:val="Compact"/>
+              <w:jc w:val="right"/>
+            </w:pPr>
+            <w:r>
+              <w:t xml:space="preserve">18.7</w:t>
+            </w:r>
+          </w:p>
+        </w:tc>
+        <w:tc>
+          <w:tcPr/>
+          <w:p>
+            <w:pPr>
+              <w:pStyle w:val="Compact"/>
+              <w:jc w:val="right"/>
+            </w:pPr>
+            <w:r>
+              <w:t xml:space="preserve">1783</w:t>
+            </w:r>
+          </w:p>
+        </w:tc>
+      </w:tr>
+      <w:tr>
+        <w:tc>
+          <w:tcPr/>
+          <w:p>
+            <w:pPr>
+              <w:pStyle w:val="Compact"/>
+            </w:pPr>
+            <w:r>
+              <w:rPr>
+                <w:b/>
+                <w:bCs/>
+              </w:rPr>
+              <w:t xml:space="preserve">actinn-jax</w:t>
+            </w:r>
+          </w:p>
+        </w:tc>
+        <w:tc>
+          <w:tcPr/>
+          <w:p>
+            <w:pPr>
+              <w:pStyle w:val="Compact"/>
+              <w:jc w:val="right"/>
+            </w:pPr>
+            <w:r>
+              <w:t xml:space="preserve">0.831</w:t>
+            </w:r>
+          </w:p>
+        </w:tc>
+        <w:tc>
+          <w:tcPr/>
+          <w:p>
+            <w:pPr>
+              <w:pStyle w:val="Compact"/>
+              <w:jc w:val="right"/>
+            </w:pPr>
+            <w:r>
+              <w:t xml:space="preserve">0.683</w:t>
+            </w:r>
+          </w:p>
+        </w:tc>
+        <w:tc>
+          <w:tcPr/>
+          <w:p>
+            <w:pPr>
+              <w:pStyle w:val="Compact"/>
+              <w:jc w:val="right"/>
+            </w:pPr>
+            <w:r>
+              <w:t xml:space="preserve">0.811</w:t>
+            </w:r>
+          </w:p>
+        </w:tc>
+        <w:tc>
+          <w:tcPr/>
+          <w:p>
+            <w:pPr>
+              <w:pStyle w:val="Compact"/>
+              <w:jc w:val="right"/>
+            </w:pPr>
+            <w:r>
+              <w:t xml:space="preserve">16.0</w:t>
+            </w:r>
+          </w:p>
+        </w:tc>
+        <w:tc>
+          <w:tcPr/>
+          <w:p>
+            <w:pPr>
+              <w:pStyle w:val="Compact"/>
+              <w:jc w:val="right"/>
+            </w:pPr>
+            <w:r>
+              <w:rPr>
+                <w:b/>
+                <w:bCs/>
+              </w:rPr>
+              <w:t xml:space="preserve">0.37</w:t>
+            </w:r>
+          </w:p>
+        </w:tc>
+        <w:tc>
+          <w:tcPr/>
+          <w:p>
+            <w:pPr>
+              <w:pStyle w:val="Compact"/>
+              <w:jc w:val="right"/>
+            </w:pPr>
+            <w:r>
+              <w:t xml:space="preserve">2145</w:t>
+            </w:r>
+          </w:p>
+        </w:tc>
+      </w:tr>
+      <w:tr>
+        <w:tc>
+          <w:tcPr/>
+          <w:p>
+            <w:pPr>
+              <w:pStyle w:val="Compact"/>
+            </w:pPr>
+            <w:r>
+              <w:t xml:space="preserve">CellTypist</w:t>
+            </w:r>
+          </w:p>
+        </w:tc>
+        <w:tc>
+          <w:tcPr/>
+          <w:p>
+            <w:pPr>
+              <w:pStyle w:val="Compact"/>
+              <w:jc w:val="right"/>
+            </w:pPr>
+            <w:r>
+              <w:t xml:space="preserve">0.831</w:t>
+            </w:r>
+          </w:p>
+        </w:tc>
+        <w:tc>
+          <w:tcPr/>
+          <w:p>
+            <w:pPr>
+              <w:pStyle w:val="Compact"/>
+              <w:jc w:val="right"/>
+            </w:pPr>
+            <w:r>
+              <w:t xml:space="preserve">0.697</w:t>
+            </w:r>
+          </w:p>
+        </w:tc>
+        <w:tc>
+          <w:tcPr/>
+          <w:p>
+            <w:pPr>
+              <w:pStyle w:val="Compact"/>
+              <w:jc w:val="right"/>
+            </w:pPr>
+            <w:r>
+              <w:t xml:space="preserve">0.807</w:t>
+            </w:r>
+          </w:p>
+        </w:tc>
+        <w:tc>
+          <w:tcPr/>
+          <w:p>
+            <w:pPr>
+              <w:pStyle w:val="Compact"/>
+              <w:jc w:val="right"/>
+            </w:pPr>
+            <w:r>
+              <w:t xml:space="preserve">27.0</w:t>
+            </w:r>
+          </w:p>
+        </w:tc>
+        <w:tc>
+          <w:tcPr/>
+          <w:p>
+            <w:pPr>
+              <w:pStyle w:val="Compact"/>
+              <w:jc w:val="right"/>
+            </w:pPr>
+            <w:r>
+              <w:rPr>
+                <w:b/>
+                <w:bCs/>
+              </w:rPr>
+              <w:t xml:space="preserve">0.63</w:t>
+            </w:r>
+          </w:p>
+        </w:tc>
+        <w:tc>
+          <w:tcPr/>
+          <w:p>
+            <w:pPr>
+              <w:pStyle w:val="Compact"/>
+              <w:jc w:val="right"/>
+            </w:pPr>
+            <w:r>
+              <w:t xml:space="preserve">1661</w:t>
+            </w:r>
+          </w:p>
+        </w:tc>
+      </w:tr>
+      <w:tr>
+        <w:tc>
+          <w:tcPr/>
+          <w:p>
+            <w:pPr>
+              <w:pStyle w:val="Compact"/>
+            </w:pPr>
+            <w:r>
               <w:t xml:space="preserve">SVM</w:t>
             </w:r>
           </w:p>
@@ -4726,6 +6238,43 @@
           <w:p>
             <w:pPr>
               <w:pStyle w:val="Compact"/>
+              <w:jc w:val="right"/>
+            </w:pPr>
+            <w:r>
+              <w:t xml:space="preserve">0.816</w:t>
+            </w:r>
+          </w:p>
+        </w:tc>
+        <w:tc>
+          <w:tcPr/>
+          <w:p>
+            <w:pPr>
+              <w:pStyle w:val="Compact"/>
+              <w:jc w:val="right"/>
+            </w:pPr>
+            <w:r>
+              <w:t xml:space="preserve">0.688</w:t>
+            </w:r>
+          </w:p>
+        </w:tc>
+        <w:tc>
+          <w:tcPr/>
+          <w:p>
+            <w:pPr>
+              <w:pStyle w:val="Compact"/>
+              <w:jc w:val="right"/>
+            </w:pPr>
+            <w:r>
+              <w:t xml:space="preserve">0.797</w:t>
+            </w:r>
+          </w:p>
+        </w:tc>
+        <w:tc>
+          <w:tcPr/>
+          <w:p>
+            <w:pPr>
+              <w:pStyle w:val="Compact"/>
+              <w:jc w:val="right"/>
             </w:pPr>
             <w:r>
               <w:t xml:space="preserve">24.9</w:t>
@@ -4737,6 +6286,7 @@
           <w:p>
             <w:pPr>
               <w:pStyle w:val="Compact"/>
+              <w:jc w:val="right"/>
             </w:pPr>
             <w:r>
               <w:rPr>
@@ -4752,6 +6302,7 @@
           <w:p>
             <w:pPr>
               <w:pStyle w:val="Compact"/>
+              <w:jc w:val="right"/>
             </w:pPr>
             <w:r>
               <w:t xml:space="preserve">1480</w:t>
@@ -4767,6 +6318,176 @@
               <w:pStyle w:val="Compact"/>
             </w:pPr>
             <w:r>
+              <w:t xml:space="preserve">ProtoCloud</w:t>
+            </w:r>
+          </w:p>
+        </w:tc>
+        <w:tc>
+          <w:tcPr/>
+          <w:p>
+            <w:pPr>
+              <w:pStyle w:val="Compact"/>
+              <w:jc w:val="right"/>
+            </w:pPr>
+            <w:r>
+              <w:t xml:space="preserve">0.790</w:t>
+            </w:r>
+          </w:p>
+        </w:tc>
+        <w:tc>
+          <w:tcPr/>
+          <w:p>
+            <w:pPr>
+              <w:pStyle w:val="Compact"/>
+              <w:jc w:val="right"/>
+            </w:pPr>
+            <w:r>
+              <w:t xml:space="preserve">0.649</w:t>
+            </w:r>
+          </w:p>
+        </w:tc>
+        <w:tc>
+          <w:tcPr/>
+          <w:p>
+            <w:pPr>
+              <w:pStyle w:val="Compact"/>
+              <w:jc w:val="right"/>
+            </w:pPr>
+            <w:r>
+              <w:t xml:space="preserve">0.778</w:t>
+            </w:r>
+          </w:p>
+        </w:tc>
+        <w:tc>
+          <w:tcPr/>
+          <w:p>
+            <w:pPr>
+              <w:pStyle w:val="Compact"/>
+              <w:jc w:val="right"/>
+            </w:pPr>
+            <w:r>
+              <w:t xml:space="preserve">145.9</w:t>
+            </w:r>
+          </w:p>
+        </w:tc>
+        <w:tc>
+          <w:tcPr/>
+          <w:p>
+            <w:pPr>
+              <w:pStyle w:val="Compact"/>
+              <w:jc w:val="right"/>
+            </w:pPr>
+            <w:r>
+              <w:t xml:space="preserve">1.42</w:t>
+            </w:r>
+          </w:p>
+        </w:tc>
+        <w:tc>
+          <w:tcPr/>
+          <w:p>
+            <w:pPr>
+              <w:pStyle w:val="Compact"/>
+              <w:jc w:val="right"/>
+            </w:pPr>
+            <w:r>
+              <w:t xml:space="preserve">1895</w:t>
+            </w:r>
+          </w:p>
+        </w:tc>
+      </w:tr>
+      <w:tr>
+        <w:tc>
+          <w:tcPr/>
+          <w:p>
+            <w:pPr>
+              <w:pStyle w:val="Compact"/>
+            </w:pPr>
+            <w:r>
+              <w:t xml:space="preserve">SingleR</w:t>
+            </w:r>
+          </w:p>
+        </w:tc>
+        <w:tc>
+          <w:tcPr/>
+          <w:p>
+            <w:pPr>
+              <w:pStyle w:val="Compact"/>
+              <w:jc w:val="right"/>
+            </w:pPr>
+            <w:r>
+              <w:t xml:space="preserve">0.770</w:t>
+            </w:r>
+          </w:p>
+        </w:tc>
+        <w:tc>
+          <w:tcPr/>
+          <w:p>
+            <w:pPr>
+              <w:pStyle w:val="Compact"/>
+              <w:jc w:val="right"/>
+            </w:pPr>
+            <w:r>
+              <w:t xml:space="preserve">0.652</w:t>
+            </w:r>
+          </w:p>
+        </w:tc>
+        <w:tc>
+          <w:tcPr/>
+          <w:p>
+            <w:pPr>
+              <w:pStyle w:val="Compact"/>
+              <w:jc w:val="right"/>
+            </w:pPr>
+            <w:r>
+              <w:t xml:space="preserve">0.750</w:t>
+            </w:r>
+          </w:p>
+        </w:tc>
+        <w:tc>
+          <w:tcPr/>
+          <w:p>
+            <w:pPr>
+              <w:pStyle w:val="Compact"/>
+              <w:jc w:val="right"/>
+            </w:pPr>
+            <w:r>
+              <w:t xml:space="preserve">0.2</w:t>
+            </w:r>
+          </w:p>
+        </w:tc>
+        <w:tc>
+          <w:tcPr/>
+          <w:p>
+            <w:pPr>
+              <w:pStyle w:val="Compact"/>
+              <w:jc w:val="right"/>
+            </w:pPr>
+            <w:r>
+              <w:t xml:space="preserve">42.4</w:t>
+            </w:r>
+          </w:p>
+        </w:tc>
+        <w:tc>
+          <w:tcPr/>
+          <w:p>
+            <w:pPr>
+              <w:pStyle w:val="Compact"/>
+              <w:jc w:val="right"/>
+            </w:pPr>
+            <w:r>
+              <w:t xml:space="preserve">3621</w:t>
+            </w:r>
+          </w:p>
+        </w:tc>
+      </w:tr>
+      <w:tr>
+        <w:tc>
+          <w:tcPr/>
+          <w:p>
+            <w:pPr>
+              <w:pStyle w:val="Compact"/>
+            </w:pPr>
+            <w:r>
               <w:t xml:space="preserve">kNN</w:t>
             </w:r>
           </w:p>
@@ -4776,6 +6497,43 @@
           <w:p>
             <w:pPr>
               <w:pStyle w:val="Compact"/>
+              <w:jc w:val="right"/>
+            </w:pPr>
+            <w:r>
+              <w:t xml:space="preserve">0.770</w:t>
+            </w:r>
+          </w:p>
+        </w:tc>
+        <w:tc>
+          <w:tcPr/>
+          <w:p>
+            <w:pPr>
+              <w:pStyle w:val="Compact"/>
+              <w:jc w:val="right"/>
+            </w:pPr>
+            <w:r>
+              <w:t xml:space="preserve">0.624</w:t>
+            </w:r>
+          </w:p>
+        </w:tc>
+        <w:tc>
+          <w:tcPr/>
+          <w:p>
+            <w:pPr>
+              <w:pStyle w:val="Compact"/>
+              <w:jc w:val="right"/>
+            </w:pPr>
+            <w:r>
+              <w:t xml:space="preserve">0.769</w:t>
+            </w:r>
+          </w:p>
+        </w:tc>
+        <w:tc>
+          <w:tcPr/>
+          <w:p>
+            <w:pPr>
+              <w:pStyle w:val="Compact"/>
+              <w:jc w:val="right"/>
             </w:pPr>
             <w:r>
               <w:t xml:space="preserve">2.3</w:t>
@@ -4787,6 +6545,7 @@
           <w:p>
             <w:pPr>
               <w:pStyle w:val="Compact"/>
+              <w:jc w:val="right"/>
             </w:pPr>
             <w:r>
               <w:rPr>
@@ -4802,6 +6561,7 @@
           <w:p>
             <w:pPr>
               <w:pStyle w:val="Compact"/>
+              <w:jc w:val="right"/>
             </w:pPr>
             <w:r>
               <w:t xml:space="preserve">1546</w:t>
@@ -4815,54 +6575,462 @@
           <w:p>
             <w:pPr>
               <w:pStyle w:val="Compact"/>
+            </w:pPr>
+            <w:r>
+              <w:t xml:space="preserve">scTOP</w:t>
+            </w:r>
+          </w:p>
+        </w:tc>
+        <w:tc>
+          <w:tcPr/>
+          <w:p>
+            <w:pPr>
+              <w:pStyle w:val="Compact"/>
+              <w:jc w:val="right"/>
+            </w:pPr>
+            <w:r>
+              <w:t xml:space="preserve">0.739</w:t>
+            </w:r>
+          </w:p>
+        </w:tc>
+        <w:tc>
+          <w:tcPr/>
+          <w:p>
+            <w:pPr>
+              <w:pStyle w:val="Compact"/>
+              <w:jc w:val="right"/>
+            </w:pPr>
+            <w:r>
+              <w:t xml:space="preserve">0.619</w:t>
+            </w:r>
+          </w:p>
+        </w:tc>
+        <w:tc>
+          <w:tcPr/>
+          <w:p>
+            <w:pPr>
+              <w:pStyle w:val="Compact"/>
+              <w:jc w:val="right"/>
+            </w:pPr>
+            <w:r>
+              <w:t xml:space="preserve">0.703</w:t>
+            </w:r>
+          </w:p>
+        </w:tc>
+        <w:tc>
+          <w:tcPr/>
+          <w:p>
+            <w:pPr>
+              <w:pStyle w:val="Compact"/>
+              <w:jc w:val="right"/>
+            </w:pPr>
+            <w:r>
+              <w:t xml:space="preserve">1.0</w:t>
+            </w:r>
+          </w:p>
+        </w:tc>
+        <w:tc>
+          <w:tcPr/>
+          <w:p>
+            <w:pPr>
+              <w:pStyle w:val="Compact"/>
+              <w:jc w:val="right"/>
+            </w:pPr>
+            <w:r>
+              <w:t xml:space="preserve">1.08</w:t>
+            </w:r>
+          </w:p>
+        </w:tc>
+        <w:tc>
+          <w:tcPr/>
+          <w:p>
+            <w:pPr>
+              <w:pStyle w:val="Compact"/>
+              <w:jc w:val="right"/>
+            </w:pPr>
+            <w:r>
+              <w:t xml:space="preserve">1928</w:t>
+            </w:r>
+          </w:p>
+        </w:tc>
+      </w:tr>
+      <w:tr>
+        <w:tc>
+          <w:tcPr/>
+          <w:p>
+            <w:pPr>
+              <w:pStyle w:val="Compact"/>
+            </w:pPr>
+            <w:r>
+              <w:t xml:space="preserve">scmap-cluster</w:t>
+            </w:r>
+          </w:p>
+        </w:tc>
+        <w:tc>
+          <w:tcPr/>
+          <w:p>
+            <w:pPr>
+              <w:pStyle w:val="Compact"/>
+              <w:jc w:val="right"/>
+            </w:pPr>
+            <w:r>
+              <w:t xml:space="preserve">0.646</w:t>
+            </w:r>
+          </w:p>
+        </w:tc>
+        <w:tc>
+          <w:tcPr/>
+          <w:p>
+            <w:pPr>
+              <w:pStyle w:val="Compact"/>
+              <w:jc w:val="right"/>
+            </w:pPr>
+            <w:r>
+              <w:t xml:space="preserve">0.550</w:t>
+            </w:r>
+          </w:p>
+        </w:tc>
+        <w:tc>
+          <w:tcPr/>
+          <w:p>
+            <w:pPr>
+              <w:pStyle w:val="Compact"/>
+              <w:jc w:val="right"/>
+            </w:pPr>
+            <w:r>
+              <w:t xml:space="preserve">0.771</w:t>
+            </w:r>
+          </w:p>
+        </w:tc>
+        <w:tc>
+          <w:tcPr/>
+          <w:p>
+            <w:pPr>
+              <w:pStyle w:val="Compact"/>
+              <w:jc w:val="right"/>
+            </w:pPr>
+            <w:r>
+              <w:t xml:space="preserve">0.2</w:t>
+            </w:r>
+          </w:p>
+        </w:tc>
+        <w:tc>
+          <w:tcPr/>
+          <w:p>
+            <w:pPr>
+              <w:pStyle w:val="Compact"/>
+              <w:jc w:val="right"/>
+            </w:pPr>
+            <w:r>
+              <w:t xml:space="preserve">9.0</w:t>
+            </w:r>
+          </w:p>
+        </w:tc>
+        <w:tc>
+          <w:tcPr/>
+          <w:p>
+            <w:pPr>
+              <w:pStyle w:val="Compact"/>
+              <w:jc w:val="right"/>
+            </w:pPr>
+            <w:r>
+              <w:t xml:space="preserve">8550</w:t>
+            </w:r>
+          </w:p>
+        </w:tc>
+      </w:tr>
+    </w:tbl>
+    <w:p>
+      <w:pPr>
+        <w:pStyle w:val="BodyText"/>
+      </w:pPr>
+      <w:r>
+        <w:t xml:space="preserve">(*scANVI does most of its work in one train+predict pass, attributed to predict.)</w:t>
+      </w:r>
+    </w:p>
+    <w:p>
+      <w:pPr>
+        <w:pStyle w:val="BodyText"/>
+      </w:pPr>
+      <w:r>
+        <w:rPr>
+          <w:b/>
+          <w:bCs/>
+        </w:rPr>
+        <w:t xml:space="preserve">Read down the accuracy column, then across.</w:t>
+      </w:r>
+      <w:r>
+        <w:t xml:space="preserve"> </w:t>
+      </w:r>
+      <w:r>
+        <w:t xml:space="preserve">The top five span 0.008 in accuracy,</w:t>
+      </w:r>
+      <w:r>
+        <w:t xml:space="preserve"> </w:t>
+      </w:r>
+      <w:r>
+        <w:rPr>
+          <w:b/>
+          <w:bCs/>
+        </w:rPr>
+        <w:t xml:space="preserve">~200× in</w:t>
+      </w:r>
+      <w:r>
+        <w:rPr>
+          <w:b/>
+          <w:bCs/>
+        </w:rPr>
+        <w:t xml:space="preserve"> </w:t>
+      </w:r>
+      <w:r>
+        <w:rPr>
+          <w:b/>
+          <w:bCs/>
+        </w:rPr>
+        <w:t xml:space="preserve">predict time</w:t>
+      </w:r>
+      <w:r>
+        <w:t xml:space="preserve"> </w:t>
+      </w:r>
+      <w:r>
+        <w:t xml:space="preserve">(0.35 s to 73 s) and 2.7× in memory. scANVI sits within 0.004 of the leader and</w:t>
+      </w:r>
+      <w:r>
+        <w:t xml:space="preserve"> </w:t>
+      </w:r>
+      <w:r>
+        <w:t xml:space="preserve">195× slower than actinn-jax at tied accuracy. The linear pipeline is both the most accurate and</w:t>
+      </w:r>
+      <w:r>
+        <w:t xml:space="preserve"> </w:t>
+      </w:r>
+      <w:r>
+        <w:t xml:space="preserve">among the fastest to fit, and pays for it in memory — 4403 vs 2145 MB — because ANOVA/PCA</w:t>
+      </w:r>
+      <w:r>
+        <w:t xml:space="preserve"> </w:t>
+      </w:r>
+      <w:r>
+        <w:t xml:space="preserve">densify a cells × genes matrix while actinn-jax stays sparse; that ~2× ratio holds to atlas</w:t>
+      </w:r>
+      <w:r>
+        <w:t xml:space="preserve"> </w:t>
+      </w:r>
+      <w:r>
+        <w:t xml:space="preserve">scale (6.1 vs 13.2 GB at 49k cells, §3.3). The two profiles suit different jobs: one-shot</w:t>
+      </w:r>
+      <w:r>
+        <w:t xml:space="preserve"> </w:t>
+      </w:r>
+      <w:r>
+        <w:t xml:space="preserve">labelling, versus a reference</w:t>
+      </w:r>
+      <w:r>
+        <w:t xml:space="preserve"> </w:t>
+      </w:r>
+      <w:r>
+        <w:rPr>
+          <w:b/>
+          <w:bCs/>
+        </w:rPr>
+        <w:t xml:space="preserve">trained once and reused</w:t>
+      </w:r>
+      <w:r>
+        <w:t xml:space="preserve">, where a cached model pays fit once</w:t>
+      </w:r>
+      <w:r>
+        <w:t xml:space="preserve"> </w:t>
+      </w:r>
+      <w:r>
+        <w:t xml:space="preserve">while the linear pipeline refits scaler/PCA/classifier for every query. ProtoCloud’s 146 s CPU</w:t>
+      </w:r>
+      <w:r>
+        <w:t xml:space="preserve"> </w:t>
+      </w:r>
+      <w:r>
+        <w:t xml:space="preserve">fit buys nothing at this reference size — and buys the top accuracy at atlas scale (§3.3).</w:t>
+      </w:r>
+    </w:p>
+    <w:p>
+      <w:pPr>
+        <w:pStyle w:val="BodyText"/>
+      </w:pPr>
+      <w:r>
+        <w:rPr>
+          <w:b/>
+          <w:bCs/>
+        </w:rPr>
+        <w:t xml:space="preserve">Pretrained annotators, scored ontology-only.</w:t>
+      </w:r>
+      <w:r>
+        <w:t xml:space="preserve"> </w:t>
+      </w:r>
+      <w:r>
+        <w:t xml:space="preserve">The two methods with fixed label vocabularies</w:t>
+      </w:r>
+      <w:r>
+        <w:t xml:space="preserve"> </w:t>
+      </w:r>
+      <w:r>
+        <w:t xml:space="preserve">(§2.2, §2.4) cannot appear in the table above, since they do not predict the dataset’s label</w:t>
+      </w:r>
+      <w:r>
+        <w:t xml:space="preserve"> </w:t>
+      </w:r>
+      <w:r>
+        <w:t xml:space="preserve">strings. They are scored by ontology concordance on the three datasets where reference and</w:t>
+      </w:r>
+      <w:r>
+        <w:t xml:space="preserve"> </w:t>
+      </w:r>
+      <w:r>
+        <w:t xml:space="preserve">query both carry CL ids, with actinn-jax on the same splits for reference:</w:t>
+      </w:r>
+    </w:p>
+    <w:tbl>
+      <w:tblPr>
+        <w:tblStyle w:val="Table"/>
+        <w:tblW w:type="pct" w:w="5000"/>
+        <w:tblLayout w:type="fixed"/>
+        <w:tblLook w:firstRow="1" w:lastRow="0" w:firstColumn="0" w:lastColumn="0" w:noHBand="0" w:noVBand="0" w:val="0020"/>
+      </w:tblPr>
+      <w:tblGrid>
+        <w:gridCol w:w="1250"/>
+        <w:gridCol w:w="1667"/>
+        <w:gridCol w:w="1667"/>
+        <w:gridCol w:w="1667"/>
+        <w:gridCol w:w="1667"/>
+      </w:tblGrid>
+      <w:tr>
+        <w:trPr>
+          <w:tblHeader w:val="on"/>
+        </w:trPr>
+        <w:tc>
+          <w:tcPr/>
+          <w:p>
+            <w:pPr>
+              <w:pStyle w:val="Compact"/>
+            </w:pPr>
+          </w:p>
+        </w:tc>
+        <w:tc>
+          <w:tcPr/>
+          <w:p>
+            <w:pPr>
+              <w:pStyle w:val="Compact"/>
+              <w:jc w:val="right"/>
+            </w:pPr>
+            <w:r>
+              <w:t xml:space="preserve">lung_intra</w:t>
+            </w:r>
+          </w:p>
+        </w:tc>
+        <w:tc>
+          <w:tcPr/>
+          <w:p>
+            <w:pPr>
+              <w:pStyle w:val="Compact"/>
+              <w:jc w:val="right"/>
+            </w:pPr>
+            <w:r>
+              <w:t xml:space="preserve">liver_intra</w:t>
+            </w:r>
+          </w:p>
+        </w:tc>
+        <w:tc>
+          <w:tcPr/>
+          <w:p>
+            <w:pPr>
+              <w:pStyle w:val="Compact"/>
+              <w:jc w:val="right"/>
+            </w:pPr>
+            <w:r>
+              <w:t xml:space="preserve">liver_cross</w:t>
+            </w:r>
+          </w:p>
+        </w:tc>
+        <w:tc>
+          <w:tcPr/>
+          <w:p>
+            <w:pPr>
+              <w:pStyle w:val="Compact"/>
+              <w:jc w:val="right"/>
+            </w:pPr>
+            <w:r>
+              <w:t xml:space="preserve">predict (s)</w:t>
+            </w:r>
+          </w:p>
+        </w:tc>
+      </w:tr>
+      <w:tr>
+        <w:tc>
+          <w:tcPr/>
+          <w:p>
+            <w:pPr>
+              <w:pStyle w:val="Compact"/>
+            </w:pPr>
+            <w:r>
+              <w:t xml:space="preserve">actinn-jax (reference-trained)</w:t>
+            </w:r>
+          </w:p>
+        </w:tc>
+        <w:tc>
+          <w:tcPr/>
+          <w:p>
+            <w:pPr>
+              <w:pStyle w:val="Compact"/>
+              <w:jc w:val="right"/>
             </w:pPr>
             <w:r>
               <w:rPr>
                 <w:b/>
                 <w:bCs/>
               </w:rPr>
-              <w:t xml:space="preserve">linear-anova-pca</w:t>
-            </w:r>
-          </w:p>
-        </w:tc>
-        <w:tc>
-          <w:tcPr/>
-          <w:p>
-            <w:pPr>
-              <w:pStyle w:val="Compact"/>
+              <w:t xml:space="preserve">0.917</w:t>
+            </w:r>
+          </w:p>
+        </w:tc>
+        <w:tc>
+          <w:tcPr/>
+          <w:p>
+            <w:pPr>
+              <w:pStyle w:val="Compact"/>
+              <w:jc w:val="right"/>
             </w:pPr>
             <w:r>
               <w:rPr>
                 <w:b/>
                 <w:bCs/>
               </w:rPr>
-              <w:t xml:space="preserve">4.0</w:t>
-            </w:r>
-          </w:p>
-        </w:tc>
-        <w:tc>
-          <w:tcPr/>
-          <w:p>
-            <w:pPr>
-              <w:pStyle w:val="Compact"/>
+              <w:t xml:space="preserve">0.846</w:t>
+            </w:r>
+          </w:p>
+        </w:tc>
+        <w:tc>
+          <w:tcPr/>
+          <w:p>
+            <w:pPr>
+              <w:pStyle w:val="Compact"/>
+              <w:jc w:val="right"/>
             </w:pPr>
             <w:r>
               <w:rPr>
                 <w:b/>
                 <w:bCs/>
               </w:rPr>
-              <w:t xml:space="preserve">0.35</w:t>
-            </w:r>
-          </w:p>
-        </w:tc>
-        <w:tc>
-          <w:tcPr/>
-          <w:p>
-            <w:pPr>
-              <w:pStyle w:val="Compact"/>
-            </w:pPr>
-            <w:r>
-              <w:t xml:space="preserve">4403</w:t>
+              <w:t xml:space="preserve">0.731</w:t>
+            </w:r>
+          </w:p>
+        </w:tc>
+        <w:tc>
+          <w:tcPr/>
+          <w:p>
+            <w:pPr>
+              <w:pStyle w:val="Compact"/>
+              <w:jc w:val="right"/>
+            </w:pPr>
+            <w:r>
+              <w:t xml:space="preserve">0.27–0.37</w:t>
             </w:r>
           </w:p>
         </w:tc>
@@ -4874,23 +7042,459 @@
             <w:pPr>
               <w:pStyle w:val="Compact"/>
             </w:pPr>
+            <w:r>
+              <w:t xml:space="preserve">Pan-human Azimuth (pretrained)</w:t>
+            </w:r>
+          </w:p>
+        </w:tc>
+        <w:tc>
+          <w:tcPr/>
+          <w:p>
+            <w:pPr>
+              <w:pStyle w:val="Compact"/>
+              <w:jc w:val="right"/>
+            </w:pPr>
+            <w:r>
+              <w:t xml:space="preserve">0.700</w:t>
+            </w:r>
+          </w:p>
+        </w:tc>
+        <w:tc>
+          <w:tcPr/>
+          <w:p>
+            <w:pPr>
+              <w:pStyle w:val="Compact"/>
+              <w:jc w:val="right"/>
+            </w:pPr>
+            <w:r>
+              <w:t xml:space="preserve">0.521</w:t>
+            </w:r>
+          </w:p>
+        </w:tc>
+        <w:tc>
+          <w:tcPr/>
+          <w:p>
+            <w:pPr>
+              <w:pStyle w:val="Compact"/>
+              <w:jc w:val="right"/>
+            </w:pPr>
+            <w:r>
+              <w:t xml:space="preserve">0.408</w:t>
+            </w:r>
+          </w:p>
+        </w:tc>
+        <w:tc>
+          <w:tcPr/>
+          <w:p>
+            <w:pPr>
+              <w:pStyle w:val="Compact"/>
+              <w:jc w:val="right"/>
+            </w:pPr>
+            <w:r>
+              <w:t xml:space="preserve">2.2–3.4</w:t>
+            </w:r>
+          </w:p>
+        </w:tc>
+      </w:tr>
+      <w:tr>
+        <w:tc>
+          <w:tcPr/>
+          <w:p>
+            <w:pPr>
+              <w:pStyle w:val="Compact"/>
+            </w:pPr>
+            <w:r>
+              <w:t xml:space="preserve">scPRINT (zero-shot)</w:t>
+            </w:r>
+          </w:p>
+        </w:tc>
+        <w:tc>
+          <w:tcPr/>
+          <w:p>
+            <w:pPr>
+              <w:pStyle w:val="Compact"/>
+              <w:jc w:val="right"/>
+            </w:pPr>
+            <w:r>
+              <w:t xml:space="preserve">0.218</w:t>
+            </w:r>
+          </w:p>
+        </w:tc>
+        <w:tc>
+          <w:tcPr/>
+          <w:p>
+            <w:pPr>
+              <w:pStyle w:val="Compact"/>
+              <w:jc w:val="right"/>
+            </w:pPr>
+            <w:r>
+              <w:t xml:space="preserve">—</w:t>
+            </w:r>
+          </w:p>
+        </w:tc>
+        <w:tc>
+          <w:tcPr/>
+          <w:p>
+            <w:pPr>
+              <w:pStyle w:val="Compact"/>
+              <w:jc w:val="right"/>
+            </w:pPr>
+            <w:r>
+              <w:t xml:space="preserve">—</w:t>
+            </w:r>
+          </w:p>
+        </w:tc>
+        <w:tc>
+          <w:tcPr/>
+          <w:p>
+            <w:pPr>
+              <w:pStyle w:val="Compact"/>
+              <w:jc w:val="right"/>
+            </w:pPr>
+            <w:r>
+              <w:t xml:space="preserve">32.7</w:t>
+            </w:r>
+          </w:p>
+        </w:tc>
+      </w:tr>
+    </w:tbl>
+    <w:p>
+      <w:pPr>
+        <w:pStyle w:val="BodyText"/>
+      </w:pPr>
+      <w:r>
+        <w:rPr>
+          <w:b/>
+          <w:bCs/>
+        </w:rPr>
+        <w:t xml:space="preserve">This is not a like-for-like comparison and should not be read as one.</w:t>
+      </w:r>
+      <w:r>
+        <w:t xml:space="preserve"> </w:t>
+      </w:r>
+      <w:r>
+        <w:t xml:space="preserve">actinn-jax is trained</w:t>
+      </w:r>
+      <w:r>
+        <w:t xml:space="preserve"> </w:t>
+      </w:r>
+      <w:r>
+        <w:t xml:space="preserve">on a reference drawn from the same data and scored in its own vocabulary; Pan-human Azimuth has</w:t>
+      </w:r>
+      <w:r>
+        <w:t xml:space="preserve"> </w:t>
+      </w:r>
+      <w:r>
+        <w:t xml:space="preserve">never seen these datasets and answers in a different one. A reference-trained model</w:t>
+      </w:r>
+      <w:r>
+        <w:t xml:space="preserve"> </w:t>
+      </w:r>
+      <w:r>
+        <w:rPr>
+          <w:i/>
+          <w:iCs/>
+        </w:rPr>
+        <w:t xml:space="preserve">should</w:t>
+      </w:r>
+      <w:r>
+        <w:t xml:space="preserve"> </w:t>
+      </w:r>
+      <w:r>
+        <w:t xml:space="preserve">win. What the block does establish is the distance between a curated supervised annotator and a</w:t>
+      </w:r>
+      <w:r>
+        <w:t xml:space="preserve"> </w:t>
+      </w:r>
+      <w:r>
+        <w:t xml:space="preserve">zero-shot foundation head — 0.700 against 0.218 on lung — and it sets up §3.4, where Azimuth</w:t>
+      </w:r>
+      <w:r>
+        <w:t xml:space="preserve"> </w:t>
+      </w:r>
+      <w:r>
+        <w:t xml:space="preserve">serves as a broad pass in its own right and as a distillation teacher. Peak memory is</w:t>
+      </w:r>
+      <w:r>
+        <w:t xml:space="preserve"> </w:t>
+      </w:r>
+      <w:r>
+        <w:t xml:space="preserve">indistinguishable between actinn-jax and Azimuth (1.65–2.1 GB on every dataset).</w:t>
+      </w:r>
+    </w:p>
+    <w:p>
+      <w:pPr>
+        <w:pStyle w:val="BodyText"/>
+      </w:pPr>
+      <w:r>
+        <w:t xml:space="preserve">The top of the accuracy table is a</w:t>
+      </w:r>
+      <w:r>
+        <w:t xml:space="preserve"> </w:t>
+      </w:r>
+      <w:r>
+        <w:rPr>
+          <w:b/>
+          <w:bCs/>
+        </w:rPr>
+        <w:t xml:space="preserve">five-way tie within 0.008</w:t>
+      </w:r>
+      <w:r>
+        <w:t xml:space="preserve"> </w:t>
+      </w:r>
+      <w:r>
+        <w:t xml:space="preserve">— the tuned</w:t>
+      </w:r>
+      <w:r>
+        <w:t xml:space="preserve"> </w:t>
+      </w:r>
+      <w:r>
+        <w:rPr>
+          <w:b/>
+          <w:bCs/>
+        </w:rPr>
+        <w:t xml:space="preserve">linear pipeline</w:t>
+      </w:r>
+      <w:r>
+        <w:rPr>
+          <w:b/>
+          <w:bCs/>
+        </w:rPr>
+        <w:t xml:space="preserve"> </w:t>
+      </w:r>
+      <w:r>
+        <w:rPr>
+          <w:b/>
+          <w:bCs/>
+        </w:rPr>
+        <w:t xml:space="preserve">(0.839)</w:t>
+      </w:r>
+      <w:r>
+        <w:t xml:space="preserve">, scANVI (0.835), scArches (0.833), actinn-jax (0.831) and CellTypist (0.831) — led</w:t>
+      </w:r>
+      <w:r>
+        <w:t xml:space="preserve"> </w:t>
+      </w:r>
+      <w:r>
+        <w:t xml:space="preserve">by the linear pipeline rather than by a deep model. actinn-jax is essentially tied for the</w:t>
+      </w:r>
+      <w:r>
+        <w:t xml:space="preserve"> </w:t>
+      </w:r>
+      <w:r>
+        <w:t xml:space="preserve">best ontology-aware concordance (0.811 vs scANVI’s 0.812). ProtoCloud (0.790) and scTOP</w:t>
+      </w:r>
+      <w:r>
+        <w:t xml:space="preserve"> </w:t>
+      </w:r>
+      <w:r>
+        <w:t xml:space="preserve">(0.739) sit below that cluster on these subsampled references: both need conditions these</w:t>
+      </w:r>
+      <w:r>
+        <w:t xml:space="preserve"> </w:t>
+      </w:r>
+      <w:r>
+        <w:t xml:space="preserve">splits do not provide — ProtoCloud is data-hungry and becomes the strongest method once given</w:t>
+      </w:r>
+      <w:r>
+        <w:t xml:space="preserve"> </w:t>
+      </w:r>
+      <w:r>
+        <w:t xml:space="preserve">a real atlas (§5,</w:t>
+      </w:r>
+      <w:r>
+        <w:t xml:space="preserve"> </w:t>
+      </w:r>
+      <w:r>
+        <w:rPr>
+          <w:rStyle w:val="VerbatimChar"/>
+        </w:rPr>
+        <w:t xml:space="preserve">SCALING_MEMORY.md</w:t>
+      </w:r>
+      <w:r>
+        <w:t xml:space="preserve">), while scTOP is built for small,</w:t>
+      </w:r>
+      <w:r>
+        <w:t xml:space="preserve"> </w:t>
+      </w:r>
+      <w:r>
+        <w:t xml:space="preserve">low-cardinality problems. Per dataset (accuracy):</w:t>
+      </w:r>
+    </w:p>
+    <w:tbl>
+      <w:tblPr>
+        <w:tblStyle w:val="Table"/>
+        <w:tblW w:type="pct" w:w="5000"/>
+        <w:tblLayout w:type="fixed"/>
+        <w:tblLook w:firstRow="1" w:lastRow="0" w:firstColumn="0" w:lastColumn="0" w:noHBand="0" w:noVBand="0" w:val="0020"/>
+      </w:tblPr>
+      <w:tblGrid>
+        <w:gridCol w:w="2640"/>
+        <w:gridCol w:w="2640"/>
+        <w:gridCol w:w="2640"/>
+      </w:tblGrid>
+      <w:tr>
+        <w:trPr>
+          <w:tblHeader w:val="on"/>
+        </w:trPr>
+        <w:tc>
+          <w:tcPr/>
+          <w:p>
+            <w:pPr>
+              <w:pStyle w:val="Compact"/>
+            </w:pPr>
+            <w:r>
+              <w:t xml:space="preserve">dataset</w:t>
+            </w:r>
+          </w:p>
+        </w:tc>
+        <w:tc>
+          <w:tcPr/>
+          <w:p>
+            <w:pPr>
+              <w:pStyle w:val="Compact"/>
+            </w:pPr>
+            <w:r>
+              <w:t xml:space="preserve">actinn-jax</w:t>
+            </w:r>
+          </w:p>
+        </w:tc>
+        <w:tc>
+          <w:tcPr/>
+          <w:p>
+            <w:pPr>
+              <w:pStyle w:val="Compact"/>
+            </w:pPr>
+            <w:r>
+              <w:t xml:space="preserve">best method (acc)</w:t>
+            </w:r>
+          </w:p>
+        </w:tc>
+      </w:tr>
+      <w:tr>
+        <w:tc>
+          <w:tcPr/>
+          <w:p>
+            <w:pPr>
+              <w:pStyle w:val="Compact"/>
+            </w:pPr>
+            <w:r>
+              <w:t xml:space="preserve">lung_intra (46 types)</w:t>
+            </w:r>
+          </w:p>
+        </w:tc>
+        <w:tc>
+          <w:tcPr/>
+          <w:p>
+            <w:pPr>
+              <w:pStyle w:val="Compact"/>
+            </w:pPr>
+            <w:r>
+              <w:t xml:space="preserve">0.894</w:t>
+            </w:r>
+          </w:p>
+        </w:tc>
+        <w:tc>
+          <w:tcPr/>
+          <w:p>
+            <w:pPr>
+              <w:pStyle w:val="Compact"/>
+            </w:pPr>
+            <w:r>
+              <w:t xml:space="preserve">ProtoCloud 0.932</w:t>
+            </w:r>
+          </w:p>
+        </w:tc>
+      </w:tr>
+      <w:tr>
+        <w:tc>
+          <w:tcPr/>
+          <w:p>
+            <w:pPr>
+              <w:pStyle w:val="Compact"/>
+            </w:pPr>
+            <w:r>
+              <w:t xml:space="preserve">lung_cross (cross-dataset)†</w:t>
+            </w:r>
+          </w:p>
+        </w:tc>
+        <w:tc>
+          <w:tcPr/>
+          <w:p>
+            <w:pPr>
+              <w:pStyle w:val="Compact"/>
+            </w:pPr>
+            <w:r>
+              <w:t xml:space="preserve">0.358 exact / 0.749 ontology</w:t>
+            </w:r>
+          </w:p>
+        </w:tc>
+        <w:tc>
+          <w:tcPr/>
+          <w:p>
+            <w:pPr>
+              <w:pStyle w:val="Compact"/>
+            </w:pPr>
+            <w:r>
+              <w:t xml:space="preserve">ProtoCloud 0.374 /</w:t>
+            </w:r>
+            <w:r>
+              <w:t xml:space="preserve"> </w:t>
+            </w:r>
             <w:r>
               <w:rPr>
                 <w:b/>
                 <w:bCs/>
               </w:rPr>
-              <w:t xml:space="preserve">actinn-jax</w:t>
-            </w:r>
-          </w:p>
-        </w:tc>
-        <w:tc>
-          <w:tcPr/>
-          <w:p>
-            <w:pPr>
-              <w:pStyle w:val="Compact"/>
-            </w:pPr>
-            <w:r>
-              <w:t xml:space="preserve">16.0</w:t>
+              <w:t xml:space="preserve">0.791 ontology</w:t>
+            </w:r>
+          </w:p>
+        </w:tc>
+      </w:tr>
+      <w:tr>
+        <w:tc>
+          <w:tcPr/>
+          <w:p>
+            <w:pPr>
+              <w:pStyle w:val="Compact"/>
+            </w:pPr>
+            <w:r>
+              <w:t xml:space="preserve">liver_intra (36 types)</w:t>
+            </w:r>
+          </w:p>
+        </w:tc>
+        <w:tc>
+          <w:tcPr/>
+          <w:p>
+            <w:pPr>
+              <w:pStyle w:val="Compact"/>
+            </w:pPr>
+            <w:r>
+              <w:t xml:space="preserve">0.802</w:t>
+            </w:r>
+          </w:p>
+        </w:tc>
+        <w:tc>
+          <w:tcPr/>
+          <w:p>
+            <w:pPr>
+              <w:pStyle w:val="Compact"/>
+            </w:pPr>
+            <w:r>
+              <w:t xml:space="preserve">linear-anova-pca 0.804 (actinn-jax #2)</w:t>
+            </w:r>
+          </w:p>
+        </w:tc>
+      </w:tr>
+      <w:tr>
+        <w:tc>
+          <w:tcPr/>
+          <w:p>
+            <w:pPr>
+              <w:pStyle w:val="Compact"/>
+            </w:pPr>
+            <w:r>
+              <w:t xml:space="preserve">liver_cross (cross-study)</w:t>
             </w:r>
           </w:p>
         </w:tc>
@@ -4905,18 +7509,18 @@
                 <w:b/>
                 <w:bCs/>
               </w:rPr>
-              <w:t xml:space="preserve">0.37</w:t>
-            </w:r>
-          </w:p>
-        </w:tc>
-        <w:tc>
-          <w:tcPr/>
-          <w:p>
-            <w:pPr>
-              <w:pStyle w:val="Compact"/>
-            </w:pPr>
-            <w:r>
-              <w:t xml:space="preserve">2145</w:t>
+              <w:t xml:space="preserve">0.686 exact / 0.731 ontology — #1 on both</w:t>
+            </w:r>
+          </w:p>
+        </w:tc>
+        <w:tc>
+          <w:tcPr/>
+          <w:p>
+            <w:pPr>
+              <w:pStyle w:val="Compact"/>
+            </w:pPr>
+            <w:r>
+              <w:t xml:space="preserve">actinn-jax</w:t>
             </w:r>
           </w:p>
         </w:tc>
@@ -4929,44 +7533,29 @@
               <w:pStyle w:val="Compact"/>
             </w:pPr>
             <w:r>
-              <w:t xml:space="preserve">CellTypist</w:t>
-            </w:r>
-          </w:p>
-        </w:tc>
-        <w:tc>
-          <w:tcPr/>
-          <w:p>
-            <w:pPr>
-              <w:pStyle w:val="Compact"/>
-            </w:pPr>
-            <w:r>
-              <w:t xml:space="preserve">27.0</w:t>
-            </w:r>
-          </w:p>
-        </w:tc>
-        <w:tc>
-          <w:tcPr/>
-          <w:p>
-            <w:pPr>
-              <w:pStyle w:val="Compact"/>
-            </w:pPr>
-            <w:r>
-              <w:rPr>
-                <w:b/>
-                <w:bCs/>
-              </w:rPr>
-              <w:t xml:space="preserve">0.63</w:t>
-            </w:r>
-          </w:p>
-        </w:tc>
-        <w:tc>
-          <w:tcPr/>
-          <w:p>
-            <w:pPr>
-              <w:pStyle w:val="Compact"/>
-            </w:pPr>
-            <w:r>
-              <w:t xml:space="preserve">1661</w:t>
+              <w:t xml:space="preserve">blood_gut (86 types)</w:t>
+            </w:r>
+          </w:p>
+        </w:tc>
+        <w:tc>
+          <w:tcPr/>
+          <w:p>
+            <w:pPr>
+              <w:pStyle w:val="Compact"/>
+            </w:pPr>
+            <w:r>
+              <w:t xml:space="preserve">0.860</w:t>
+            </w:r>
+          </w:p>
+        </w:tc>
+        <w:tc>
+          <w:tcPr/>
+          <w:p>
+            <w:pPr>
+              <w:pStyle w:val="Compact"/>
+            </w:pPr>
+            <w:r>
+              <w:t xml:space="preserve">linear-anova-pca 0.902</w:t>
             </w:r>
           </w:p>
         </w:tc>
@@ -4979,270 +7568,29 @@
               <w:pStyle w:val="Compact"/>
             </w:pPr>
             <w:r>
-              <w:t xml:space="preserve">scTOP</w:t>
-            </w:r>
-          </w:p>
-        </w:tc>
-        <w:tc>
-          <w:tcPr/>
-          <w:p>
-            <w:pPr>
-              <w:pStyle w:val="Compact"/>
-            </w:pPr>
-            <w:r>
-              <w:t xml:space="preserve">1.0</w:t>
-            </w:r>
-          </w:p>
-        </w:tc>
-        <w:tc>
-          <w:tcPr/>
-          <w:p>
-            <w:pPr>
-              <w:pStyle w:val="Compact"/>
-            </w:pPr>
-            <w:r>
-              <w:t xml:space="preserve">1.08</w:t>
-            </w:r>
-          </w:p>
-        </w:tc>
-        <w:tc>
-          <w:tcPr/>
-          <w:p>
-            <w:pPr>
-              <w:pStyle w:val="Compact"/>
-            </w:pPr>
-            <w:r>
-              <w:t xml:space="preserve">1928</w:t>
-            </w:r>
-          </w:p>
-        </w:tc>
-      </w:tr>
-      <w:tr>
-        <w:tc>
-          <w:tcPr/>
-          <w:p>
-            <w:pPr>
-              <w:pStyle w:val="Compact"/>
-            </w:pPr>
-            <w:r>
-              <w:t xml:space="preserve">ProtoCloud</w:t>
-            </w:r>
-          </w:p>
-        </w:tc>
-        <w:tc>
-          <w:tcPr/>
-          <w:p>
-            <w:pPr>
-              <w:pStyle w:val="Compact"/>
-            </w:pPr>
-            <w:r>
-              <w:t xml:space="preserve">145.9</w:t>
-            </w:r>
-          </w:p>
-        </w:tc>
-        <w:tc>
-          <w:tcPr/>
-          <w:p>
-            <w:pPr>
-              <w:pStyle w:val="Compact"/>
-            </w:pPr>
-            <w:r>
-              <w:t xml:space="preserve">1.42</w:t>
-            </w:r>
-          </w:p>
-        </w:tc>
-        <w:tc>
-          <w:tcPr/>
-          <w:p>
-            <w:pPr>
-              <w:pStyle w:val="Compact"/>
-            </w:pPr>
-            <w:r>
-              <w:t xml:space="preserve">1895</w:t>
-            </w:r>
-          </w:p>
-        </w:tc>
-      </w:tr>
-      <w:tr>
-        <w:tc>
-          <w:tcPr/>
-          <w:p>
-            <w:pPr>
-              <w:pStyle w:val="Compact"/>
-            </w:pPr>
-            <w:r>
-              <w:t xml:space="preserve">scmap-cluster</w:t>
-            </w:r>
-          </w:p>
-        </w:tc>
-        <w:tc>
-          <w:tcPr/>
-          <w:p>
-            <w:pPr>
-              <w:pStyle w:val="Compact"/>
-            </w:pPr>
-            <w:r>
-              <w:t xml:space="preserve">0.2</w:t>
-            </w:r>
-          </w:p>
-        </w:tc>
-        <w:tc>
-          <w:tcPr/>
-          <w:p>
-            <w:pPr>
-              <w:pStyle w:val="Compact"/>
-            </w:pPr>
-            <w:r>
-              <w:t xml:space="preserve">9.0</w:t>
-            </w:r>
-          </w:p>
-        </w:tc>
-        <w:tc>
-          <w:tcPr/>
-          <w:p>
-            <w:pPr>
-              <w:pStyle w:val="Compact"/>
-            </w:pPr>
-            <w:r>
-              <w:t xml:space="preserve">8550</w:t>
-            </w:r>
-          </w:p>
-        </w:tc>
-      </w:tr>
-      <w:tr>
-        <w:tc>
-          <w:tcPr/>
-          <w:p>
-            <w:pPr>
-              <w:pStyle w:val="Compact"/>
-            </w:pPr>
-            <w:r>
-              <w:t xml:space="preserve">scArches</w:t>
-            </w:r>
-          </w:p>
-        </w:tc>
-        <w:tc>
-          <w:tcPr/>
-          <w:p>
-            <w:pPr>
-              <w:pStyle w:val="Compact"/>
-            </w:pPr>
-            <w:r>
-              <w:t xml:space="preserve">47.7</w:t>
-            </w:r>
-          </w:p>
-        </w:tc>
-        <w:tc>
-          <w:tcPr/>
-          <w:p>
-            <w:pPr>
-              <w:pStyle w:val="Compact"/>
-            </w:pPr>
-            <w:r>
-              <w:t xml:space="preserve">18.7</w:t>
-            </w:r>
-          </w:p>
-        </w:tc>
-        <w:tc>
-          <w:tcPr/>
-          <w:p>
-            <w:pPr>
-              <w:pStyle w:val="Compact"/>
-            </w:pPr>
-            <w:r>
-              <w:t xml:space="preserve">1783</w:t>
-            </w:r>
-          </w:p>
-        </w:tc>
-      </w:tr>
-      <w:tr>
-        <w:tc>
-          <w:tcPr/>
-          <w:p>
-            <w:pPr>
-              <w:pStyle w:val="Compact"/>
-            </w:pPr>
-            <w:r>
-              <w:t xml:space="preserve">SingleR</w:t>
-            </w:r>
-          </w:p>
-        </w:tc>
-        <w:tc>
-          <w:tcPr/>
-          <w:p>
-            <w:pPr>
-              <w:pStyle w:val="Compact"/>
-            </w:pPr>
-            <w:r>
-              <w:t xml:space="preserve">0.2</w:t>
-            </w:r>
-          </w:p>
-        </w:tc>
-        <w:tc>
-          <w:tcPr/>
-          <w:p>
-            <w:pPr>
-              <w:pStyle w:val="Compact"/>
-            </w:pPr>
-            <w:r>
-              <w:t xml:space="preserve">42.4</w:t>
-            </w:r>
-          </w:p>
-        </w:tc>
-        <w:tc>
-          <w:tcPr/>
-          <w:p>
-            <w:pPr>
-              <w:pStyle w:val="Compact"/>
-            </w:pPr>
-            <w:r>
-              <w:t xml:space="preserve">3621</w:t>
-            </w:r>
-          </w:p>
-        </w:tc>
-      </w:tr>
-      <w:tr>
-        <w:tc>
-          <w:tcPr/>
-          <w:p>
-            <w:pPr>
-              <w:pStyle w:val="Compact"/>
-            </w:pPr>
-            <w:r>
-              <w:t xml:space="preserve">scANVI</w:t>
-            </w:r>
-          </w:p>
-        </w:tc>
-        <w:tc>
-          <w:tcPr/>
-          <w:p>
-            <w:pPr>
-              <w:pStyle w:val="Compact"/>
-            </w:pPr>
-            <w:r>
-              <w:t xml:space="preserve">0.0*</w:t>
-            </w:r>
-          </w:p>
-        </w:tc>
-        <w:tc>
-          <w:tcPr/>
-          <w:p>
-            <w:pPr>
-              <w:pStyle w:val="Compact"/>
-            </w:pPr>
-            <w:r>
-              <w:t xml:space="preserve">73.1</w:t>
-            </w:r>
-          </w:p>
-        </w:tc>
-        <w:tc>
-          <w:tcPr/>
-          <w:p>
-            <w:pPr>
-              <w:pStyle w:val="Compact"/>
-            </w:pPr>
-            <w:r>
-              <w:t xml:space="preserve">2118</w:t>
+              <w:t xml:space="preserve">pbmc (8 types)</w:t>
+            </w:r>
+          </w:p>
+        </w:tc>
+        <w:tc>
+          <w:tcPr/>
+          <w:p>
+            <w:pPr>
+              <w:pStyle w:val="Compact"/>
+            </w:pPr>
+            <w:r>
+              <w:t xml:space="preserve">0.913</w:t>
+            </w:r>
+          </w:p>
+        </w:tc>
+        <w:tc>
+          <w:tcPr/>
+          <w:p>
+            <w:pPr>
+              <w:pStyle w:val="Compact"/>
+            </w:pPr>
+            <w:r>
+              <w:t xml:space="preserve">scArches 0.934</w:t>
             </w:r>
           </w:p>
         </w:tc>
@@ -5253,51 +7601,324 @@
         <w:pStyle w:val="BodyText"/>
       </w:pPr>
       <w:r>
-        <w:t xml:space="preserve">(*scANVI does most of its work in a single train+predict pass, attributed to predict.) Five</w:t>
-      </w:r>
-      <w:r>
-        <w:t xml:space="preserve"> </w:t>
-      </w:r>
-      <w:r>
-        <w:t xml:space="preserve">methods — SVM, kNN, the linear pipeline, actinn-jax, CellTypist — predict in well under a</w:t>
-      </w:r>
-      <w:r>
-        <w:t xml:space="preserve"> </w:t>
-      </w:r>
-      <w:r>
-        <w:t xml:space="preserve">second; scTOP and ProtoCloud are ~1–1.4 s; the deep/correlation tiers are 25–200× slower.</w:t>
-      </w:r>
-      <w:r>
-        <w:t xml:space="preserve"> </w:t>
-      </w:r>
-      <w:r>
-        <w:t xml:space="preserve">actinn-jax predicts in</w:t>
-      </w:r>
-      <w:r>
-        <w:t xml:space="preserve"> </w:t>
-      </w:r>
-      <w:r>
-        <w:rPr>
-          <w:b/>
-          <w:bCs/>
-        </w:rPr>
-        <w:t xml:space="preserve">0.37 s vs. scANVI’s 73 s at statistically tied accuracy</w:t>
-      </w:r>
-      <w:r>
-        <w:t xml:space="preserve"> </w:t>
-      </w:r>
-      <w:r>
-        <w:t xml:space="preserve">(~195×),</w:t>
-      </w:r>
-      <w:r>
-        <w:t xml:space="preserve"> </w:t>
-      </w:r>
-      <w:r>
-        <w:t xml:space="preserve">and is far lighter than the memory-heavy tiers (scmap 8.5 GB, SingleR 3.6 GB).</w:t>
+        <w:t xml:space="preserve">No single method leads everywhere: the linear pipeline and ProtoCloud each take two datasets,</w:t>
+      </w:r>
+      <w:r>
+        <w:t xml:space="preserve"> </w:t>
+      </w:r>
+      <w:r>
+        <w:t xml:space="preserve">actinn-jax and scArches one apiece. actinn-jax leads the cross-study liver split — the hardest</w:t>
+      </w:r>
+      <w:r>
+        <w:t xml:space="preserve"> </w:t>
+      </w:r>
+      <w:r>
+        <w:t xml:space="preserve">generalization regime here, and the one closest to real reference mapping — and is second on</w:t>
+      </w:r>
+      <w:r>
+        <w:t xml:space="preserve"> </w:t>
+      </w:r>
+      <w:r>
+        <w:t xml:space="preserve">within-dataset liver, while trailing on lung, on the 86-type blood+gut set (−4.2 pt to the</w:t>
+      </w:r>
+      <w:r>
+        <w:t xml:space="preserve"> </w:t>
+      </w:r>
+      <w:r>
+        <w:t xml:space="preserve">linear pipeline), and on small-n pbmc. The spread across the leading methods on any one</w:t>
+      </w:r>
+      <w:r>
+        <w:t xml:space="preserve"> </w:t>
+      </w:r>
+      <w:r>
+        <w:t xml:space="preserve">dataset is 1–4 points. scmap-cluster is consistently the weakest (0.24 macro-F1 on</w:t>
+      </w:r>
+      <w:r>
+        <w:t xml:space="preserve"> </w:t>
+      </w:r>
+      <w:r>
+        <w:t xml:space="preserve">liver_cross).</w:t>
       </w:r>
     </w:p>
-    <w:bookmarkEnd w:id="22"/>
-    <w:bookmarkStart w:id="26" w:name="the-accuracy-speed-frontier"/>
+    <w:p>
+      <w:pPr>
+        <w:pStyle w:val="BodyText"/>
+      </w:pPr>
+      <w:r>
+        <w:rPr>
+          <w:b/>
+          <w:bCs/>
+        </w:rPr>
+        <w:t xml:space="preserve">† lung_cross exact accuracy (~0.35 for every method) is a label-vocabulary artifact, not</w:t>
+      </w:r>
+      <w:r>
+        <w:rPr>
+          <w:b/>
+          <w:bCs/>
+        </w:rPr>
+        <w:t xml:space="preserve"> </w:t>
+      </w:r>
+      <w:r>
+        <w:rPr>
+          <w:b/>
+          <w:bCs/>
+        </w:rPr>
+        <w:t xml:space="preserve">a transfer failure.</w:t>
+      </w:r>
+      <w:r>
+        <w:t xml:space="preserve"> </w:t>
+      </w:r>
+      <w:r>
+        <w:t xml:space="preserve">HCLA (reference) and Krasnow (query) were annotated independently and</w:t>
+      </w:r>
+      <w:r>
+        <w:t xml:space="preserve"> </w:t>
+      </w:r>
+      <w:r>
+        <w:t xml:space="preserve">share only</w:t>
+      </w:r>
+      <w:r>
+        <w:t xml:space="preserve"> </w:t>
+      </w:r>
+      <w:r>
+        <w:rPr>
+          <w:b/>
+          <w:bCs/>
+        </w:rPr>
+        <w:t xml:space="preserve">20 of 46 cell-type names</w:t>
+      </w:r>
+      <w:r>
+        <w:t xml:space="preserve">; 26 of Krasnow’s types are absent from HCLA’s</w:t>
+      </w:r>
+      <w:r>
+        <w:t xml:space="preserve"> </w:t>
+      </w:r>
+      <w:r>
+        <w:t xml:space="preserve">vocabulary, so no classifier can emit the exact string. The mismatch is granularity: HCLA’s</w:t>
+      </w:r>
+      <w:r>
+        <w:t xml:space="preserve"> </w:t>
+      </w:r>
+      <w:r>
+        <w:t xml:space="preserve">finer taxonomy has</w:t>
+      </w:r>
+      <w:r>
+        <w:t xml:space="preserve"> </w:t>
+      </w:r>
+      <w:r>
+        <w:rPr>
+          <w:rStyle w:val="VerbatimChar"/>
+        </w:rPr>
+        <w:t xml:space="preserve">alveolar / elicited / lung macrophage</w:t>
+      </w:r>
+      <w:r>
+        <w:t xml:space="preserve"> </w:t>
+      </w:r>
+      <w:r>
+        <w:t xml:space="preserve">but</w:t>
+      </w:r>
+      <w:r>
+        <w:t xml:space="preserve"> </w:t>
+      </w:r>
+      <w:r>
+        <w:rPr>
+          <w:b/>
+          <w:bCs/>
+        </w:rPr>
+        <w:t xml:space="preserve">no generic</w:t>
+      </w:r>
+      <w:r>
+        <w:rPr>
+          <w:b/>
+          <w:bCs/>
+        </w:rPr>
+        <w:t xml:space="preserve"> </w:t>
+      </w:r>
+      <w:r>
+        <w:rPr>
+          <w:rStyle w:val="VerbatimChar"/>
+          <w:b/>
+          <w:bCs/>
+        </w:rPr>
+        <w:t xml:space="preserve">macrophage</w:t>
+      </w:r>
+      <w:r>
+        <w:t xml:space="preserve"> </w:t>
+      </w:r>
+      <w:r>
+        <w:t xml:space="preserve">(CL:0000235), while Krasnow labels many cells generic</w:t>
+      </w:r>
+      <w:r>
+        <w:t xml:space="preserve"> </w:t>
+      </w:r>
+      <w:r>
+        <w:rPr>
+          <w:rStyle w:val="VerbatimChar"/>
+        </w:rPr>
+        <w:t xml:space="preserve">macrophage</w:t>
+      </w:r>
+      <w:r>
+        <w:t xml:space="preserve"> </w:t>
+      </w:r>
+      <w:r>
+        <w:t xml:space="preserve">— so an HCLA-trained</w:t>
+      </w:r>
+      <w:r>
+        <w:t xml:space="preserve"> </w:t>
+      </w:r>
+      <w:r>
+        <w:t xml:space="preserve">model predicts</w:t>
+      </w:r>
+      <w:r>
+        <w:t xml:space="preserve"> </w:t>
+      </w:r>
+      <w:r>
+        <w:rPr>
+          <w:rStyle w:val="VerbatimChar"/>
+        </w:rPr>
+        <w:t xml:space="preserve">lung macrophage</w:t>
+      </w:r>
+      <w:r>
+        <w:t xml:space="preserve"> </w:t>
+      </w:r>
+      <w:r>
+        <w:t xml:space="preserve">(CL:1001603) for them, exact-wrong but ontology-correct</w:t>
+      </w:r>
+      <w:r>
+        <w:t xml:space="preserve"> </w:t>
+      </w:r>
+      <w:r>
+        <w:t xml:space="preserve">(</w:t>
+      </w:r>
+      <w:r>
+        <w:rPr>
+          <w:i/>
+          <w:iCs/>
+        </w:rPr>
+        <w:t xml:space="preserve">lung macrophage is-a macrophage</w:t>
+      </w:r>
+      <w:r>
+        <w:t xml:space="preserve">); likewise Krasnow’s generic</w:t>
+      </w:r>
+      <w:r>
+        <w:t xml:space="preserve"> </w:t>
+      </w:r>
+      <w:r>
+        <w:rPr>
+          <w:rStyle w:val="VerbatimChar"/>
+        </w:rPr>
+        <w:t xml:space="preserve">endothelial cell</w:t>
+      </w:r>
+      <w:r>
+        <w:t xml:space="preserve"> </w:t>
+      </w:r>
+      <w:r>
+        <w:t xml:space="preserve">(CL:0000115) has no HCLA counterpart.</w:t>
+      </w:r>
+      <w:r>
+        <w:t xml:space="preserve"> </w:t>
+      </w:r>
+      <w:r>
+        <w:rPr>
+          <w:b/>
+          <w:bCs/>
+        </w:rPr>
+        <w:t xml:space="preserve">Ontology-aware concordance — which credits a</w:t>
+      </w:r>
+      <w:r>
+        <w:rPr>
+          <w:b/>
+          <w:bCs/>
+        </w:rPr>
+        <w:t xml:space="preserve"> </w:t>
+      </w:r>
+      <w:r>
+        <w:rPr>
+          <w:b/>
+          <w:bCs/>
+        </w:rPr>
+        <w:t xml:space="preserve">same-lineage call — is ~0.75 for the trained methods (0.67–0.79 across the full panel,</w:t>
+      </w:r>
+      <w:r>
+        <w:rPr>
+          <w:b/>
+          <w:bCs/>
+        </w:rPr>
+        <w:t xml:space="preserve"> </w:t>
+      </w:r>
+      <w:r>
+        <w:rPr>
+          <w:b/>
+          <w:bCs/>
+        </w:rPr>
+        <w:t xml:space="preserve">highest for ProtoCloud)</w:t>
+      </w:r>
+      <w:r>
+        <w:t xml:space="preserve">, so cross-dataset transfer actually</w:t>
+      </w:r>
+      <w:r>
+        <w:t xml:space="preserve"> </w:t>
+      </w:r>
+      <w:r>
+        <w:t xml:space="preserve">works; exact-match just conflates classifier error with vocabulary/granularity mismatch.</w:t>
+      </w:r>
+      <w:r>
+        <w:t xml:space="preserve"> </w:t>
+      </w:r>
+      <w:r>
+        <w:t xml:space="preserve">This is precisely why we report ontology concordance, and it is a general benchmarking</w:t>
+      </w:r>
+      <w:r>
+        <w:t xml:space="preserve"> </w:t>
+      </w:r>
+      <w:r>
+        <w:t xml:space="preserve">pitfall:</w:t>
+      </w:r>
+      <w:r>
+        <w:t xml:space="preserve"> </w:t>
+      </w:r>
+      <w:r>
+        <w:rPr>
+          <w:b/>
+          <w:bCs/>
+        </w:rPr>
+        <w:t xml:space="preserve">cross-dataset exact accuracy between independently-annotated atlases is not a</w:t>
+      </w:r>
+      <w:r>
+        <w:rPr>
+          <w:b/>
+          <w:bCs/>
+        </w:rPr>
+        <w:t xml:space="preserve"> </w:t>
+      </w:r>
+      <w:r>
+        <w:rPr>
+          <w:b/>
+          <w:bCs/>
+        </w:rPr>
+        <w:t xml:space="preserve">meaningful accuracy signal.</w:t>
+      </w:r>
+      <w:r>
+        <w:t xml:space="preserve"> </w:t>
+      </w:r>
+      <w:r>
+        <w:t xml:space="preserve">The other five datasets use a single shared label vocabulary</w:t>
+      </w:r>
+      <w:r>
+        <w:t xml:space="preserve"> </w:t>
+      </w:r>
+      <w:r>
+        <w:t xml:space="preserve">for reference and query (a split of one atlas, or HLiCA’s harmonized annotations), so their</w:t>
+      </w:r>
+      <w:r>
+        <w:t xml:space="preserve"> </w:t>
+      </w:r>
+      <w:r>
+        <w:t xml:space="preserve">exact scores are unaffected.</w:t>
+      </w:r>
+    </w:p>
+    <w:bookmarkEnd w:id="29"/>
+    <w:bookmarkStart w:id="33" w:name="the-accuracy-speed-frontier"/>
     <w:p>
       <w:pPr>
         <w:pStyle w:val="Heading2"/>
@@ -5315,18 +7936,18 @@
           <wp:inline>
             <wp:extent cx="5334000" cy="3671222"/>
             <wp:effectExtent b="0" l="0" r="0" t="0"/>
-            <wp:docPr descr="Accuracy versus total wall time (liver_intra); actinn-jax sits on the fast frontier." title="" id="24" name="Picture"/>
+            <wp:docPr descr="Accuracy versus total wall time (liver_intra); actinn-jax sits on the fast frontier." title="" id="31" name="Picture"/>
             <a:graphic>
               <a:graphicData uri="http://schemas.openxmlformats.org/drawingml/2006/picture">
                 <pic:pic>
                   <pic:nvPicPr>
-                    <pic:cNvPr descr="/Users/iandriver/Downloads/actinn-jax-benchmark/docs/figures/fig_pareto_liver_intra.png" id="25" name="Picture"/>
+                    <pic:cNvPr descr="/Users/iandriver/Downloads/actinn-jax-benchmark/docs/figures/fig_pareto_liver_intra.png" id="32" name="Picture"/>
                     <pic:cNvPicPr>
                       <a:picLocks noChangeArrowheads="1" noChangeAspect="1"/>
                     </pic:cNvPicPr>
                   </pic:nvPicPr>
                   <pic:blipFill>
-                    <a:blip r:embed="rId23"/>
+                    <a:blip r:embed="rId30"/>
                     <a:stretch>
                       <a:fillRect/>
                     </a:stretch>
@@ -5426,7 +8047,7 @@
         <w:t xml:space="preserve"> </w:t>
       </w:r>
       <w:r>
-        <w:t xml:space="preserve">fixed-size plot but on the scaling axes of §3.4 and §5: predict time that stays flat as the</w:t>
+        <w:t xml:space="preserve">fixed-size plot but on the scaling axes of §3.3 and §5: predict time that stays flat as the</w:t>
       </w:r>
       <w:r>
         <w:t xml:space="preserve"> </w:t>
@@ -5441,8 +8062,8 @@
         <w:t xml:space="preserve">from the liver_intra panel and depicts the ranking in the tables above.</w:t>
       </w:r>
     </w:p>
-    <w:bookmarkEnd w:id="26"/>
-    <w:bookmarkStart w:id="30" w:name="scaling"/>
+    <w:bookmarkEnd w:id="33"/>
+    <w:bookmarkStart w:id="37" w:name="scaling"/>
     <w:p>
       <w:pPr>
         <w:pStyle w:val="Heading2"/>
@@ -5460,18 +8081,18 @@
           <wp:inline>
             <wp:extent cx="5334000" cy="1973419"/>
             <wp:effectExtent b="0" l="0" r="0" t="0"/>
-            <wp:docPr descr="Fit and predict time versus reference size and cardinality; predict time stays flat and sub-second." title="" id="28" name="Picture"/>
+            <wp:docPr descr="Fit and predict time versus reference size and cardinality; predict time stays flat and sub-second." title="" id="35" name="Picture"/>
             <a:graphic>
               <a:graphicData uri="http://schemas.openxmlformats.org/drawingml/2006/picture">
                 <pic:pic>
                   <pic:nvPicPr>
-                    <pic:cNvPr descr="/Users/iandriver/Downloads/actinn-jax-benchmark/docs/figures/fig_scaling.png" id="29" name="Picture"/>
+                    <pic:cNvPr descr="/Users/iandriver/Downloads/actinn-jax-benchmark/docs/figures/fig_scaling.png" id="36" name="Picture"/>
                     <pic:cNvPicPr>
                       <a:picLocks noChangeArrowheads="1" noChangeAspect="1"/>
                     </pic:cNvPicPr>
                   </pic:nvPicPr>
                   <pic:blipFill>
-                    <a:blip r:embed="rId27"/>
+                    <a:blip r:embed="rId34"/>
                     <a:stretch>
                       <a:fillRect/>
                     </a:stretch>
@@ -5608,14 +8229,14 @@
         <w:t xml:space="preserve">per-method peak memory is reported from the isolated-subprocess matrix in §3.2.)</w:t>
       </w:r>
     </w:p>
-    <w:bookmarkEnd w:id="30"/>
-    <w:bookmarkStart w:id="32" w:name="the-largerefined-annotation-workflow"/>
+    <w:bookmarkEnd w:id="37"/>
+    <w:bookmarkStart w:id="42" w:name="the-broadfocused-annotation-workflow"/>
     <w:p>
       <w:pPr>
         <w:pStyle w:val="Heading2"/>
       </w:pPr>
       <w:r>
-        <w:t xml:space="preserve">The large→refined annotation workflow</w:t>
+        <w:t xml:space="preserve">The broad→focused annotation workflow</w:t>
       </w:r>
     </w:p>
     <w:p>
@@ -5633,7 +8254,7 @@
           <w:b/>
           <w:bCs/>
         </w:rPr>
-        <w:t xml:space="preserve">two-tier workflow</w:t>
+        <w:t xml:space="preserve">two-pass workflow</w:t>
       </w:r>
       <w:r>
         <w:t xml:space="preserve"> </w:t>
@@ -5672,69 +8293,66 @@
         <w:t xml:space="preserve"> </w:t>
       </w:r>
       <w:r>
-        <w:t xml:space="preserve">inference (§3.2, §3.4), the whole workflow runs on a laptop.</w:t>
+        <w:t xml:space="preserve">inference (§3.1, §3.3), the whole workflow runs on a laptop.</w:t>
       </w:r>
     </w:p>
     <w:p>
       <w:pPr>
-        <w:pStyle w:val="BodyText"/>
-      </w:pPr>
-      <w:r>
-        <w:rPr>
-          <w:b/>
-          <w:bCs/>
-        </w:rPr>
-        <w:t xml:space="preserve">Tier 1 — broad, census-scale.</w:t>
-      </w:r>
-      <w:r>
-        <w:t xml:space="preserve"> </w:t>
-      </w:r>
-      <w:r>
-        <w:t xml:space="preserve">A shipped ~800-type human reference built from the</w:t>
-      </w:r>
-      <w:r>
-        <w:t xml:space="preserve"> </w:t>
-      </w:r>
-      <w:r>
-        <w:t xml:space="preserve">CELLxGENE census gives any query a first-pass annotation across the whole body, with a</w:t>
-      </w:r>
-      <w:r>
-        <w:t xml:space="preserve"> </w:t>
-      </w:r>
-      <w:r>
-        <w:rPr>
-          <w:b/>
-          <w:bCs/>
-        </w:rPr>
-        <w:t xml:space="preserve">calibrated abstain threshold</w:t>
-      </w:r>
-      <w:r>
-        <w:t xml:space="preserve"> </w:t>
-      </w:r>
-      <w:r>
-        <w:t xml:space="preserve">so out-of-reference cells are flagged rather than</w:t>
-      </w:r>
-      <w:r>
-        <w:t xml:space="preserve"> </w:t>
-      </w:r>
-      <w:r>
-        <w:t xml:space="preserve">force-labeled (see the smooth abstain curve of §3.6). This is the</w:t>
-      </w:r>
-      <w:r>
-        <w:t xml:space="preserve"> </w:t>
-      </w:r>
-      <w:r>
-        <w:t xml:space="preserve">“what am I looking at”</w:t>
-      </w:r>
-      <w:r>
-        <w:t xml:space="preserve"> </w:t>
-      </w:r>
-      <w:r>
-        <w:t xml:space="preserve">pass — broad coverage, deliberately not fine-grained.</w:t>
+        <w:pStyle w:val="CaptionedFigure"/>
+      </w:pPr>
+      <w:r>
+        <w:drawing>
+          <wp:inline>
+            <wp:extent cx="5334000" cy="2195377"/>
+            <wp:effectExtent b="0" l="0" r="0" t="0"/>
+            <wp:docPr descr="the broad pass and the focused pass on one query" title="" id="39" name="Picture"/>
+            <a:graphic>
+              <a:graphicData uri="http://schemas.openxmlformats.org/drawingml/2006/picture">
+                <pic:pic>
+                  <pic:nvPicPr>
+                    <pic:cNvPr descr="/Users/iandriver/Downloads/actinn-jax-benchmark/docs/figures/fig_workflow_umap.png" id="40" name="Picture"/>
+                    <pic:cNvPicPr>
+                      <a:picLocks noChangeArrowheads="1" noChangeAspect="1"/>
+                    </pic:cNvPicPr>
+                  </pic:nvPicPr>
+                  <pic:blipFill>
+                    <a:blip r:embed="rId38"/>
+                    <a:stretch>
+                      <a:fillRect/>
+                    </a:stretch>
+                  </pic:blipFill>
+                  <pic:spPr bwMode="auto">
+                    <a:xfrm>
+                      <a:off x="0" y="0"/>
+                      <a:ext cx="5334000" cy="2195377"/>
+                    </a:xfrm>
+                    <a:prstGeom prst="rect">
+                      <a:avLst/>
+                    </a:prstGeom>
+                    <a:noFill/>
+                    <a:ln w="9525">
+                      <a:noFill/>
+                      <a:headEnd/>
+                      <a:tailEnd/>
+                    </a:ln>
+                  </pic:spPr>
+                </pic:pic>
+              </a:graphicData>
+            </a:graphic>
+          </wp:inline>
+        </w:drawing>
       </w:r>
     </w:p>
     <w:p>
       <w:pPr>
+        <w:pStyle w:val="ImageCaption"/>
+      </w:pPr>
+      <w:r>
+        <w:t xml:space="preserve">the broad pass and the focused pass on one query</w:t>
+      </w:r>
+    </w:p>
+    <w:p>
+      <w:pPr>
         <w:pStyle w:val="BodyText"/>
       </w:pPr>
       <w:r>
@@ -5742,7 +8360,236 @@
           <w:b/>
           <w:bCs/>
         </w:rPr>
-        <w:t xml:space="preserve">Tier 1 can be built from a model instead of from labels.</w:t>
+        <w:t xml:space="preserve">Figure 5.</w:t>
+      </w:r>
+      <w:r>
+        <w:t xml:space="preserve"> </w:t>
+      </w:r>
+      <w:r>
+        <w:t xml:space="preserve">The two passes on the withheld HLiCA liver study (3,396 cells), same UMAP</w:t>
+      </w:r>
+      <w:r>
+        <w:t xml:space="preserve"> </w:t>
+      </w:r>
+      <w:r>
+        <w:t xml:space="preserve">throughout.</w:t>
+      </w:r>
+      <w:r>
+        <w:t xml:space="preserve"> </w:t>
+      </w:r>
+      <w:r>
+        <w:rPr>
+          <w:i/>
+          <w:iCs/>
+        </w:rPr>
+        <w:t xml:space="preserve">Left:</w:t>
+      </w:r>
+      <w:r>
+        <w:t xml:space="preserve"> </w:t>
+      </w:r>
+      <w:r>
+        <w:t xml:space="preserve">the shipped census reference spreads 137 of its 798 labels over the</w:t>
+      </w:r>
+      <w:r>
+        <w:t xml:space="preserve"> </w:t>
+      </w:r>
+      <w:r>
+        <w:t xml:space="preserve">query with little correspondence to cluster structure — ontology concordance</w:t>
+      </w:r>
+      <w:r>
+        <w:t xml:space="preserve"> </w:t>
+      </w:r>
+      <w:r>
+        <w:rPr>
+          <w:b/>
+          <w:bCs/>
+        </w:rPr>
+        <w:t xml:space="preserve">0.34</w:t>
+      </w:r>
+      <w:r>
+        <w:t xml:space="preserve">. Its</w:t>
+      </w:r>
+      <w:r>
+        <w:t xml:space="preserve"> </w:t>
+      </w:r>
+      <w:r>
+        <w:t xml:space="preserve">job is to establish that this is liver and route accordingly, not to name subtypes.</w:t>
+      </w:r>
+      <w:r>
+        <w:t xml:space="preserve"> </w:t>
+      </w:r>
+      <w:r>
+        <w:rPr>
+          <w:i/>
+          <w:iCs/>
+        </w:rPr>
+        <w:t xml:space="preserve">Middle:</w:t>
+      </w:r>
+      <w:r>
+        <w:t xml:space="preserve"> </w:t>
+      </w:r>
+      <w:r>
+        <w:t xml:space="preserve">a 36-type liver reference trained on the six non-withheld studies re-annotates the</w:t>
+      </w:r>
+      <w:r>
+        <w:t xml:space="preserve"> </w:t>
+      </w:r>
+      <w:r>
+        <w:t xml:space="preserve">same cells at</w:t>
+      </w:r>
+      <w:r>
+        <w:t xml:space="preserve"> </w:t>
+      </w:r>
+      <w:r>
+        <w:rPr>
+          <w:b/>
+          <w:bCs/>
+        </w:rPr>
+        <w:t xml:space="preserve">0.73</w:t>
+      </w:r>
+      <w:r>
+        <w:t xml:space="preserve">, and its labels now track the clusters.</w:t>
+      </w:r>
+      <w:r>
+        <w:t xml:space="preserve"> </w:t>
+      </w:r>
+      <w:r>
+        <w:rPr>
+          <w:i/>
+          <w:iCs/>
+        </w:rPr>
+        <w:t xml:space="preserve">Right:</w:t>
+      </w:r>
+      <w:r>
+        <w:t xml:space="preserve"> </w:t>
+      </w:r>
+      <w:r>
+        <w:t xml:space="preserve">the study’s own</w:t>
+      </w:r>
+      <w:r>
+        <w:t xml:space="preserve"> </w:t>
+      </w:r>
+      <w:r>
+        <w:t xml:space="preserve">labels, on the shared palette, for comparison with the middle panel. Both models are</w:t>
+      </w:r>
+      <w:r>
+        <w:t xml:space="preserve"> </w:t>
+      </w:r>
+      <w:r>
+        <w:t xml:space="preserve">leakage-free with respect to this query: the focused reference is trained only on the other</w:t>
+      </w:r>
+      <w:r>
+        <w:t xml:space="preserve"> </w:t>
+      </w:r>
+      <w:r>
+        <w:t xml:space="preserve">six studies (the</w:t>
+      </w:r>
+      <w:r>
+        <w:t xml:space="preserve"> </w:t>
+      </w:r>
+      <w:r>
+        <w:rPr>
+          <w:i/>
+          <w:iCs/>
+        </w:rPr>
+        <w:t xml:space="preserve">shipped</w:t>
+      </w:r>
+      <w:r>
+        <w:t xml:space="preserve"> </w:t>
+      </w:r>
+      <w:r>
+        <w:rPr>
+          <w:rStyle w:val="VerbatimChar"/>
+        </w:rPr>
+        <w:t xml:space="preserve">liver_hlica_v2</w:t>
+      </w:r>
+      <w:r>
+        <w:t xml:space="preserve"> </w:t>
+      </w:r>
+      <w:r>
+        <w:t xml:space="preserve">includes this study and would score 0.94 here,</w:t>
+      </w:r>
+      <w:r>
+        <w:t xml:space="preserve"> </w:t>
+      </w:r>
+      <w:r>
+        <w:t xml:space="preserve">which is why it is not the model plotted). Abstention is switched off in all panels so the</w:t>
+      </w:r>
+      <w:r>
+        <w:t xml:space="preserve"> </w:t>
+      </w:r>
+      <w:r>
+        <w:t xml:space="preserve">numbers measure labelling rather than coverage; §3.5 covers abstain separately.</w:t>
+      </w:r>
+    </w:p>
+    <w:p>
+      <w:pPr>
+        <w:pStyle w:val="BodyText"/>
+      </w:pPr>
+      <w:r>
+        <w:rPr>
+          <w:b/>
+          <w:bCs/>
+        </w:rPr>
+        <w:t xml:space="preserve">The broad pass — census-scale.</w:t>
+      </w:r>
+      <w:r>
+        <w:t xml:space="preserve"> </w:t>
+      </w:r>
+      <w:r>
+        <w:t xml:space="preserve">A shipped ~800-type human reference built from the</w:t>
+      </w:r>
+      <w:r>
+        <w:t xml:space="preserve"> </w:t>
+      </w:r>
+      <w:r>
+        <w:t xml:space="preserve">CELLxGENE census gives any query a first-pass annotation across the whole body, with a</w:t>
+      </w:r>
+      <w:r>
+        <w:t xml:space="preserve"> </w:t>
+      </w:r>
+      <w:r>
+        <w:rPr>
+          <w:b/>
+          <w:bCs/>
+        </w:rPr>
+        <w:t xml:space="preserve">calibrated abstain threshold</w:t>
+      </w:r>
+      <w:r>
+        <w:t xml:space="preserve"> </w:t>
+      </w:r>
+      <w:r>
+        <w:t xml:space="preserve">so out-of-reference cells are flagged rather than</w:t>
+      </w:r>
+      <w:r>
+        <w:t xml:space="preserve"> </w:t>
+      </w:r>
+      <w:r>
+        <w:t xml:space="preserve">force-labeled (see the smooth abstain curve of §3.5). This is the</w:t>
+      </w:r>
+      <w:r>
+        <w:t xml:space="preserve"> </w:t>
+      </w:r>
+      <w:r>
+        <w:t xml:space="preserve">“what am I looking at”</w:t>
+      </w:r>
+      <w:r>
+        <w:t xml:space="preserve"> </w:t>
+      </w:r>
+      <w:r>
+        <w:t xml:space="preserve">pass — broad coverage, deliberately not fine-grained.</w:t>
+      </w:r>
+    </w:p>
+    <w:p>
+      <w:pPr>
+        <w:pStyle w:val="BodyText"/>
+      </w:pPr>
+      <w:r>
+        <w:rPr>
+          <w:b/>
+          <w:bCs/>
+        </w:rPr>
+        <w:t xml:space="preserve">The broad pass can be built from a model instead of from labels.</w:t>
       </w:r>
       <w:r>
         <w:t xml:space="preserve"> </w:t>
@@ -5838,7 +8685,7 @@
               <w:pStyle w:val="Compact"/>
             </w:pPr>
             <w:r>
-              <w:t xml:space="preserve">tier-1 model</w:t>
+              <w:t xml:space="preserve">broad-pass model</w:t>
             </w:r>
           </w:p>
         </w:tc>
@@ -6158,7 +9005,7 @@
         <w:t xml:space="preserve"> </w:t>
       </w:r>
       <w:r>
-        <w:t xml:space="preserve">the one it distils rather than better. And it does</w:t>
+        <w:t xml:space="preserve">the one it distills rather than better. And it does</w:t>
       </w:r>
       <w:r>
         <w:t xml:space="preserve"> </w:t>
@@ -6201,13 +9048,13 @@
         <w:t xml:space="preserve"> </w:t>
       </w:r>
       <w:r>
-        <w:t xml:space="preserve">moves concordance only 0.406 → 0.427), so the calibrated tier-1 abstain</w:t>
-      </w:r>
-      <w:r>
-        <w:t xml:space="preserve"> </w:t>
-      </w:r>
-      <w:r>
-        <w:t xml:space="preserve">of §3.6 belongs to the census-built reference until this one is recalibrated.</w:t>
+        <w:t xml:space="preserve">moves concordance only 0.406 → 0.427), so the calibrated broad-pass abstain</w:t>
+      </w:r>
+      <w:r>
+        <w:t xml:space="preserve"> </w:t>
+      </w:r>
+      <w:r>
+        <w:t xml:space="preserve">of §3.5 belongs to the census-built reference until this one is recalibrated.</w:t>
       </w:r>
     </w:p>
     <w:p>
@@ -6231,7 +9078,7 @@
         <w:t xml:space="preserve"> </w:t>
       </w:r>
       <w:r>
-        <w:t xml:space="preserve">transfers to mouse: Pan-human Azimuth is human-only, so there is no teacher to distil, and</w:t>
+        <w:t xml:space="preserve">transfers to mouse: Pan-human Azimuth is human-only, so there is no teacher to distill, and</w:t>
       </w:r>
       <w:r>
         <w:t xml:space="preserve"> </w:t>
@@ -6305,7 +9152,7 @@
       <w:r>
         <w:t xml:space="preserve">(</w:t>
       </w:r>
-      <w:hyperlink r:id="rId31">
+      <w:hyperlink r:id="rId41">
         <w:r>
           <w:rPr>
             <w:rStyle w:val="VerbatimChar"/>
@@ -6772,7 +9619,7 @@
           <w:b/>
           <w:bCs/>
         </w:rPr>
-        <w:t xml:space="preserve">Tier 2 — refined, tissue-focused.</w:t>
+        <w:t xml:space="preserve">The focused pass — tissue-specific.</w:t>
       </w:r>
       <w:r>
         <w:t xml:space="preserve"> </w:t>
@@ -6944,7 +9791,7 @@
         <w:t xml:space="preserve"> </w:t>
       </w:r>
       <w:r>
-        <w:t xml:space="preserve">as tier 1 lifts the broad pass</w:t>
+        <w:t xml:space="preserve">for the broad pass lifts it</w:t>
       </w:r>
       <w:r>
         <w:t xml:space="preserve"> </w:t>
@@ -6956,7 +9803,7 @@
         <w:t xml:space="preserve"> </w:t>
       </w:r>
       <w:r>
-        <w:t xml:space="preserve">tier-1 call to</w:t>
+        <w:t xml:space="preserve">broad call to</w:t>
       </w:r>
       <w:r>
         <w:t xml:space="preserve"> </w:t>
@@ -6972,7 +9819,7 @@
         <w:t xml:space="preserve"> </w:t>
       </w:r>
       <w:r>
-        <w:t xml:space="preserve">tier 2’s classes — the zero-retrain masking actinn-jax ships — makes</w:t>
+        <w:t xml:space="preserve">the focused pass’s classes — the zero-retrain masking actinn-jax ships — makes</w:t>
       </w:r>
       <w:r>
         <w:t xml:space="preserve"> </w:t>
@@ -6991,7 +9838,7 @@
         <w:t xml:space="preserve">worse</w:t>
       </w:r>
       <w:r>
-        <w:t xml:space="preserve">, 0.731 → 0.708: tier 1’s coarse call matches the true lineage on 85.8%</w:t>
+        <w:t xml:space="preserve">, 0.731 → 0.708: the broad call matches the true lineage on 85.8%</w:t>
       </w:r>
       <w:r>
         <w:t xml:space="preserve"> </w:t>
@@ -7049,7 +9896,7 @@
         <w:t xml:space="preserve"> </w:t>
       </w:r>
       <w:r>
-        <w:t xml:space="preserve">(0.759). Once tier 2 covers the tissue, there is almost no accuracy left for a broad</w:t>
+        <w:t xml:space="preserve">(0.759). Once the focused pass covers the tissue, there is almost no accuracy left for a broad</w:t>
       </w:r>
       <w:r>
         <w:t xml:space="preserve"> </w:t>
@@ -7196,8 +10043,8 @@
         <w:t xml:space="preserve">tissue → subtype/state), not just a classifier, at classical-method speed throughout.</w:t>
       </w:r>
     </w:p>
-    <w:bookmarkEnd w:id="32"/>
-    <w:bookmarkStart w:id="33" w:name="rejection-abstain"/>
+    <w:bookmarkEnd w:id="42"/>
+    <w:bookmarkStart w:id="43" w:name="rejection-abstain"/>
     <w:p>
       <w:pPr>
         <w:pStyle w:val="Heading2"/>
@@ -7496,11 +10343,11 @@
         <w:t xml:space="preserve"> </w:t>
       </w:r>
       <w:r>
-        <w:t xml:space="preserve">what makes the abstain step usable as a routing decision in the workflow of §3.5.</w:t>
+        <w:t xml:space="preserve">what makes the abstain step usable as a routing decision in the workflow of §3.4.</w:t>
       </w:r>
     </w:p>
-    <w:bookmarkEnd w:id="33"/>
-    <w:bookmarkStart w:id="34" w:name="foundation-model-zero-shot-scprint"/>
+    <w:bookmarkEnd w:id="43"/>
+    <w:bookmarkStart w:id="44" w:name="foundation-model-zero-shot-scprint"/>
     <w:p>
       <w:pPr>
         <w:pStyle w:val="Heading2"/>
@@ -7647,8 +10494,8 @@
         <w:t xml:space="preserve">its raw label predictions are not.</w:t>
       </w:r>
     </w:p>
-    <w:bookmarkEnd w:id="34"/>
-    <w:bookmarkStart w:id="43" w:name="X073cf3caac1f6b108657735a42ae0c9978dc036"/>
+    <w:bookmarkEnd w:id="44"/>
+    <w:bookmarkStart w:id="53" w:name="X073cf3caac1f6b108657735a42ae0c9978dc036"/>
     <w:p>
       <w:pPr>
         <w:pStyle w:val="Heading2"/>
@@ -7698,7 +10545,7 @@
       <w:r>
         <w:t xml:space="preserve"> </w:t>
       </w:r>
-      <w:hyperlink r:id="rId35">
+      <w:hyperlink r:id="rId45">
         <w:r>
           <w:rPr>
             <w:rStyle w:val="Hyperlink"/>
@@ -7841,7 +10688,7 @@
         <w:t xml:space="preserve"> </w:t>
       </w:r>
       <w:r>
-        <w:t xml:space="preserve">reproducing §3.7 externally.</w:t>
+        <w:t xml:space="preserve">reproducing §3.6 externally.</w:t>
       </w:r>
     </w:p>
     <w:p>
@@ -8513,7 +11360,7 @@
         <w:t xml:space="preserve"> </w:t>
       </w:r>
       <w:r>
-        <w:t xml:space="preserve">pipeline, and where we add one ourselves it leads on accuracy and fit time (§3.1, §3.2), so</w:t>
+        <w:t xml:space="preserve">pipeline, and where we add one ourselves it leads on accuracy and fit time (§3.1), so</w:t>
       </w:r>
       <w:r>
         <w:t xml:space="preserve"> </w:t>
@@ -8566,7 +11413,7 @@
       <w:r>
         <w:t xml:space="preserve">(</w:t>
       </w:r>
-      <w:hyperlink r:id="rId36">
+      <w:hyperlink r:id="rId46">
         <w:r>
           <w:rPr>
             <w:rStyle w:val="VerbatimChar"/>
@@ -9097,18 +11944,18 @@
           <wp:inline>
             <wp:extent cx="5334000" cy="2139510"/>
             <wp:effectExtent b="0" l="0" r="0" t="0"/>
-            <wp:docPr descr="actinn-jax accuracy and macro-F1 versus input gene budget across all six Open Problems datasets. More genes help most datasets but regress the fine-grained, domain-shifted tabula_sapiens." title="" id="38" name="Picture"/>
+            <wp:docPr descr="actinn-jax accuracy and macro-F1 versus input gene budget across all six Open Problems datasets. More genes help most datasets but regress the fine-grained, domain-shifted tabula_sapiens." title="" id="48" name="Picture"/>
             <a:graphic>
               <a:graphicData uri="http://schemas.openxmlformats.org/drawingml/2006/picture">
                 <pic:pic>
                   <pic:nvPicPr>
-                    <pic:cNvPr descr="/Users/iandriver/Downloads/actinn-jax-benchmark/docs/figures/gene_budget_curve.png" id="39" name="Picture"/>
+                    <pic:cNvPr descr="/Users/iandriver/Downloads/actinn-jax-benchmark/docs/figures/gene_budget_curve.png" id="49" name="Picture"/>
                     <pic:cNvPicPr>
                       <a:picLocks noChangeArrowheads="1" noChangeAspect="1"/>
                     </pic:cNvPicPr>
                   </pic:nvPicPr>
                   <pic:blipFill>
-                    <a:blip r:embed="rId37"/>
+                    <a:blip r:embed="rId47"/>
                     <a:stretch>
                       <a:fillRect/>
                     </a:stretch>
@@ -9152,18 +11999,18 @@
           <wp:inline>
             <wp:extent cx="5334000" cy="2293972"/>
             <wp:effectExtent b="0" l="0" r="0" t="0"/>
-            <wp:docPr descr="Label-free signals for setting the gene budget without test labels. Held-out reference cross-validation and query-cells-per-class both single out tabula_sapiens (where more genes hurt)." title="" id="41" name="Picture"/>
+            <wp:docPr descr="Label-free signals for setting the gene budget without test labels. Held-out reference cross-validation and query-cells-per-class both single out tabula_sapiens (where more genes hurt)." title="" id="51" name="Picture"/>
             <a:graphic>
               <a:graphicData uri="http://schemas.openxmlformats.org/drawingml/2006/picture">
                 <pic:pic>
                   <pic:nvPicPr>
-                    <pic:cNvPr descr="/Users/iandriver/Downloads/actinn-jax-benchmark/docs/figures/gene_budget_signals.png" id="42" name="Picture"/>
+                    <pic:cNvPr descr="/Users/iandriver/Downloads/actinn-jax-benchmark/docs/figures/gene_budget_signals.png" id="52" name="Picture"/>
                     <pic:cNvPicPr>
                       <a:picLocks noChangeArrowheads="1" noChangeAspect="1"/>
                     </pic:cNvPicPr>
                   </pic:nvPicPr>
                   <pic:blipFill>
-                    <a:blip r:embed="rId40"/>
+                    <a:blip r:embed="rId50"/>
                     <a:stretch>
                       <a:fillRect/>
                     </a:stretch>
@@ -9198,9 +12045,9 @@
         <w:t xml:space="preserve">Label-free signals for setting the gene budget without test labels. Held-out reference cross-validation and query-cells-per-class both single out tabula_sapiens (where more genes hurt).</w:t>
       </w:r>
     </w:p>
-    <w:bookmarkEnd w:id="43"/>
-    <w:bookmarkEnd w:id="44"/>
-    <w:bookmarkStart w:id="45" w:name="discussion"/>
+    <w:bookmarkEnd w:id="53"/>
+    <w:bookmarkEnd w:id="54"/>
+    <w:bookmarkStart w:id="55" w:name="discussion"/>
     <w:p>
       <w:pPr>
         <w:pStyle w:val="Heading1"/>
@@ -9230,7 +12077,7 @@
         <w:t xml:space="preserve"> </w:t>
       </w:r>
       <w:r>
-        <w:t xml:space="preserve">separated by 0.008 in mean accuracy and by ~200× in inference time (§3.1, §3.2), so for most</w:t>
+        <w:t xml:space="preserve">separated by 0.008 in mean accuracy and by ~200× in inference time (§3.1), so for most</w:t>
       </w:r>
       <w:r>
         <w:t xml:space="preserve"> </w:t>
@@ -9306,7 +12153,7 @@
         <w:t xml:space="preserve"> </w:t>
       </w:r>
       <w:r>
-        <w:t xml:space="preserve">cardinality (§3.4) — so a query costs the same against a 1k-cell reference and a 49k-cell</w:t>
+        <w:t xml:space="preserve">cardinality (§3.3) — so a query costs the same against a 1k-cell reference and a 49k-cell</w:t>
       </w:r>
       <w:r>
         <w:t xml:space="preserve"> </w:t>
@@ -9401,7 +12248,7 @@
         <w:t xml:space="preserve"> </w:t>
       </w:r>
       <w:r>
-        <w:t xml:space="preserve">pipeline (§3.5): a census-scale broad model</w:t>
+        <w:t xml:space="preserve">pipeline (§3.4): a census-scale broad model</w:t>
       </w:r>
       <w:r>
         <w:t xml:space="preserve"> </w:t>
@@ -9637,7 +12484,7 @@
         <w:t xml:space="preserve"> </w:t>
       </w:r>
       <w:r>
-        <w:t xml:space="preserve">transfer (§3.8), underscoring that the</w:t>
+        <w:t xml:space="preserve">transfer (§3.7), underscoring that the</w:t>
       </w:r>
       <w:r>
         <w:t xml:space="preserve"> </w:t>
@@ -9930,7 +12777,13 @@
         <w:t xml:space="preserve"> </w:t>
       </w:r>
       <w:r>
-        <w:t xml:space="preserve">(§3.8). Their further result that simple methods do</w:t>
+        <w:t xml:space="preserve">(§3.7). They further find that simple methods hold</w:t>
+      </w:r>
+      <w:r>
+        <w:t xml:space="preserve"> </w:t>
+      </w:r>
+      <w:r>
+        <w:t xml:space="preserve">up</w:t>
       </w:r>
       <w:r>
         <w:t xml:space="preserve"> </w:t>
@@ -9946,13 +12799,25 @@
         <w:t xml:space="preserve"> </w:t>
       </w:r>
       <w:r>
-        <w:t xml:space="preserve">out-of-distribution — novel cell types and unseen organisms — also rhymes with the</w:t>
-      </w:r>
-      <w:r>
-        <w:t xml:space="preserve"> </w:t>
-      </w:r>
-      <w:r>
-        <w:t xml:space="preserve">rejection behavior we depend on (§3.6).</w:t>
+        <w:t xml:space="preserve">out-of-distribution — on novel cell types and unseen organisms. That matters for the</w:t>
+      </w:r>
+      <w:r>
+        <w:t xml:space="preserve"> </w:t>
+      </w:r>
+      <w:r>
+        <w:t xml:space="preserve">abstain mechanism of §3.5, which is only useful if low confidence tracks genuine novelty</w:t>
+      </w:r>
+      <w:r>
+        <w:t xml:space="preserve"> </w:t>
+      </w:r>
+      <w:r>
+        <w:t xml:space="preserve">rather than model noise: a method whose out-of-distribution behaviour degrades gracefully is</w:t>
+      </w:r>
+      <w:r>
+        <w:t xml:space="preserve"> </w:t>
+      </w:r>
+      <w:r>
+        <w:t xml:space="preserve">one whose confidence can be thresholded.</w:t>
       </w:r>
     </w:p>
     <w:p>
@@ -10288,13 +13153,13 @@
         <w:t xml:space="preserve"> </w:t>
       </w:r>
       <w:r>
-        <w:t xml:space="preserve">produces a tier-1 model of comparable accuracy at roughly nine times its throughput, built</w:t>
-      </w:r>
-      <w:r>
-        <w:t xml:space="preserve"> </w:t>
-      </w:r>
-      <w:r>
-        <w:t xml:space="preserve">without a GPU and without labeled data (§3.5). A curated pan-human model is the right thing</w:t>
+        <w:t xml:space="preserve">produces a broad-pass model of comparable accuracy at roughly nine times its throughput, built</w:t>
+      </w:r>
+      <w:r>
+        <w:t xml:space="preserve"> </w:t>
+      </w:r>
+      <w:r>
+        <w:t xml:space="preserve">without a GPU and without labeled data (§3.4). A curated pan-human model is the right thing</w:t>
       </w:r>
       <w:r>
         <w:t xml:space="preserve"> </w:t>
@@ -10397,7 +13262,7 @@
         <w:t xml:space="preserve"> </w:t>
       </w:r>
       <w:r>
-        <w:t xml:space="preserve">the tier-1 reference from a labeled census slice, as §3.5’s census route does).</w:t>
+        <w:t xml:space="preserve">the broad-pass reference from a labeled census slice, as §3.4’s census route does).</w:t>
       </w:r>
     </w:p>
     <w:p>
@@ -10478,8 +13343,8 @@
         <w:t xml:space="preserve">scientist can run, inspect, and run again.</w:t>
       </w:r>
     </w:p>
-    <w:bookmarkEnd w:id="45"/>
-    <w:bookmarkStart w:id="46" w:name="limitations"/>
+    <w:bookmarkEnd w:id="55"/>
+    <w:bookmarkStart w:id="56" w:name="limitations"/>
     <w:p>
       <w:pPr>
         <w:pStyle w:val="Heading1"/>
@@ -10493,7 +13358,7 @@
         <w:pStyle w:val="Compact"/>
         <w:numPr>
           <w:ilvl w:val="0"/>
-          <w:numId w:val="1001"/>
+          <w:numId w:val="1005"/>
         </w:numPr>
       </w:pPr>
       <w:r>
@@ -10515,7 +13380,7 @@
         <w:t xml:space="preserve"> </w:t>
       </w:r>
       <w:r>
-        <w:t xml:space="preserve">question). The §3.8 controlled run covers the</w:t>
+        <w:t xml:space="preserve">question). The §3.7 controlled run covers the</w:t>
       </w:r>
       <w:r>
         <w:t xml:space="preserve"> </w:t>
@@ -10557,7 +13422,7 @@
         <w:pStyle w:val="Compact"/>
         <w:numPr>
           <w:ilvl w:val="0"/>
-          <w:numId w:val="1001"/>
+          <w:numId w:val="1005"/>
         </w:numPr>
       </w:pPr>
       <w:r>
@@ -10591,7 +13456,7 @@
         <w:t xml:space="preserve"> </w:t>
       </w:r>
       <w:r>
-        <w:t xml:space="preserve">OP harness (§3.8) used higher task concurrency and produced runtimes that disagree with</w:t>
+        <w:t xml:space="preserve">OP harness (§3.7) used higher task concurrency and produced runtimes that disagree with</w:t>
       </w:r>
       <w:r>
         <w:t xml:space="preserve"> </w:t>
@@ -10644,7 +13509,7 @@
         <w:pStyle w:val="Compact"/>
         <w:numPr>
           <w:ilvl w:val="0"/>
-          <w:numId w:val="1001"/>
+          <w:numId w:val="1005"/>
         </w:numPr>
       </w:pPr>
       <w:r>
@@ -10662,7 +13527,7 @@
         <w:pStyle w:val="Compact"/>
         <w:numPr>
           <w:ilvl w:val="0"/>
-          <w:numId w:val="1001"/>
+          <w:numId w:val="1005"/>
         </w:numPr>
       </w:pPr>
       <w:r>
@@ -10685,7 +13550,7 @@
         <w:t xml:space="preserve"> </w:t>
       </w:r>
       <w:r>
-        <w:t xml:space="preserve">now cover mouse (§3.5), but no</w:t>
+        <w:t xml:space="preserve">now cover mouse (§3.4), but no</w:t>
       </w:r>
       <w:r>
         <w:t xml:space="preserve"> </w:t>
@@ -10721,7 +13586,7 @@
         <w:pStyle w:val="Compact"/>
         <w:numPr>
           <w:ilvl w:val="0"/>
-          <w:numId w:val="1001"/>
+          <w:numId w:val="1005"/>
         </w:numPr>
       </w:pPr>
       <w:r>
@@ -10739,7 +13604,7 @@
         <w:pStyle w:val="Compact"/>
         <w:numPr>
           <w:ilvl w:val="0"/>
-          <w:numId w:val="1001"/>
+          <w:numId w:val="1005"/>
         </w:numPr>
       </w:pPr>
       <w:r>
@@ -10747,7 +13612,7 @@
           <w:b/>
           <w:bCs/>
         </w:rPr>
-        <w:t xml:space="preserve">The distilled tier-1 reference inherits a vocabulary, not a calibration.</w:t>
+        <w:t xml:space="preserve">The distilled broad-pass reference inherits a vocabulary, not a calibration.</w:t>
       </w:r>
       <w:r>
         <w:t xml:space="preserve"> </w:t>
@@ -10771,7 +13636,7 @@
         <w:t xml:space="preserve"> </w:t>
       </w:r>
       <w:r>
-        <w:t xml:space="preserve">from wrong (§3.5). Recalibrating it, or distilling from soft targets, is the obvious next</w:t>
+        <w:t xml:space="preserve">from wrong (§3.4). Recalibrating it, or distilling from soft targets, is the obvious next</w:t>
       </w:r>
       <w:r>
         <w:t xml:space="preserve"> </w:t>
@@ -10804,7 +13669,7 @@
         <w:pStyle w:val="Compact"/>
         <w:numPr>
           <w:ilvl w:val="0"/>
-          <w:numId w:val="1001"/>
+          <w:numId w:val="1005"/>
         </w:numPr>
       </w:pPr>
       <w:r>
@@ -10860,7 +13725,7 @@
         <w:pStyle w:val="Compact"/>
         <w:numPr>
           <w:ilvl w:val="0"/>
-          <w:numId w:val="1001"/>
+          <w:numId w:val="1005"/>
         </w:numPr>
       </w:pPr>
       <w:r>
@@ -10891,7 +13756,7 @@
         <w:pStyle w:val="Compact"/>
         <w:numPr>
           <w:ilvl w:val="0"/>
-          <w:numId w:val="1001"/>
+          <w:numId w:val="1005"/>
         </w:numPr>
       </w:pPr>
       <w:r>
@@ -10994,7 +13859,7 @@
         <w:pStyle w:val="Compact"/>
         <w:numPr>
           <w:ilvl w:val="0"/>
-          <w:numId w:val="1001"/>
+          <w:numId w:val="1005"/>
         </w:numPr>
       </w:pPr>
       <w:r>
@@ -11116,7 +13981,7 @@
         <w:pStyle w:val="Compact"/>
         <w:numPr>
           <w:ilvl w:val="0"/>
-          <w:numId w:val="1001"/>
+          <w:numId w:val="1005"/>
         </w:numPr>
       </w:pPr>
       <w:r>
@@ -11193,7 +14058,7 @@
         <w:pStyle w:val="Compact"/>
         <w:numPr>
           <w:ilvl w:val="0"/>
-          <w:numId w:val="1001"/>
+          <w:numId w:val="1005"/>
         </w:numPr>
       </w:pPr>
       <w:r>
@@ -11228,8 +14093,8 @@
         <w:t xml:space="preserve">annotation).</w:t>
       </w:r>
     </w:p>
-    <w:bookmarkEnd w:id="46"/>
-    <w:bookmarkStart w:id="53" w:name="data-code-availability"/>
+    <w:bookmarkEnd w:id="56"/>
+    <w:bookmarkStart w:id="63" w:name="data-code-availability"/>
     <w:p>
       <w:pPr>
         <w:pStyle w:val="Heading1"/>
@@ -11335,7 +14200,7 @@
       <w:r>
         <w:t xml:space="preserve">(</w:t>
       </w:r>
-      <w:hyperlink r:id="rId47">
+      <w:hyperlink r:id="rId57">
         <w:r>
           <w:rPr>
             <w:rStyle w:val="Hyperlink"/>
@@ -11371,7 +14236,7 @@
         <w:t xml:space="preserve"> </w:t>
       </w:r>
       <w:r>
-        <w:t xml:space="preserve">the distilled tier-1 reference is built by</w:t>
+        <w:t xml:space="preserve">the distilled broad-pass reference is built by</w:t>
       </w:r>
       <w:r>
         <w:t xml:space="preserve"> </w:t>
@@ -11481,7 +14346,7 @@
       <w:r>
         <w:t xml:space="preserve"> </w:t>
       </w:r>
-      <w:hyperlink r:id="rId48">
+      <w:hyperlink r:id="rId58">
         <w:r>
           <w:rPr>
             <w:rStyle w:val="Hyperlink"/>
@@ -11504,7 +14369,7 @@
       <w:r>
         <w:t xml:space="preserve"> </w:t>
       </w:r>
-      <w:hyperlink r:id="rId49">
+      <w:hyperlink r:id="rId59">
         <w:r>
           <w:rPr>
             <w:rStyle w:val="Hyperlink"/>
@@ -11593,7 +14458,7 @@
       <w:r>
         <w:t xml:space="preserve"> </w:t>
       </w:r>
-      <w:hyperlink r:id="rId50">
+      <w:hyperlink r:id="rId60">
         <w:r>
           <w:rPr>
             <w:rStyle w:val="Hyperlink"/>
@@ -11613,7 +14478,7 @@
       <w:r>
         <w:t xml:space="preserve"> </w:t>
       </w:r>
-      <w:hyperlink r:id="rId51">
+      <w:hyperlink r:id="rId61">
         <w:r>
           <w:rPr>
             <w:rStyle w:val="Hyperlink"/>
@@ -11642,7 +14507,7 @@
       <w:r>
         <w:t xml:space="preserve"> </w:t>
       </w:r>
-      <w:hyperlink r:id="rId52">
+      <w:hyperlink r:id="rId62">
         <w:r>
           <w:rPr>
             <w:rStyle w:val="Hyperlink"/>
@@ -11672,8 +14537,8 @@
         <w:t xml:space="preserve">.</w:t>
       </w:r>
     </w:p>
-    <w:bookmarkEnd w:id="53"/>
-    <w:bookmarkStart w:id="54" w:name="references"/>
+    <w:bookmarkEnd w:id="63"/>
+    <w:bookmarkStart w:id="64" w:name="references"/>
     <w:p>
       <w:pPr>
         <w:pStyle w:val="Heading1"/>
@@ -11687,7 +14552,7 @@
         <w:pStyle w:val="Compact"/>
         <w:numPr>
           <w:ilvl w:val="0"/>
-          <w:numId w:val="1002"/>
+          <w:numId w:val="1006"/>
         </w:numPr>
       </w:pPr>
       <w:r>
@@ -11715,7 +14580,7 @@
         <w:pStyle w:val="Compact"/>
         <w:numPr>
           <w:ilvl w:val="0"/>
-          <w:numId w:val="1002"/>
+          <w:numId w:val="1006"/>
         </w:numPr>
       </w:pPr>
       <w:r>
@@ -11743,7 +14608,7 @@
         <w:pStyle w:val="Compact"/>
         <w:numPr>
           <w:ilvl w:val="0"/>
-          <w:numId w:val="1002"/>
+          <w:numId w:val="1006"/>
         </w:numPr>
       </w:pPr>
       <w:r>
@@ -11771,7 +14636,7 @@
         <w:pStyle w:val="Compact"/>
         <w:numPr>
           <w:ilvl w:val="0"/>
-          <w:numId w:val="1002"/>
+          <w:numId w:val="1006"/>
         </w:numPr>
       </w:pPr>
       <w:r>
@@ -11799,7 +14664,7 @@
         <w:pStyle w:val="Compact"/>
         <w:numPr>
           <w:ilvl w:val="0"/>
-          <w:numId w:val="1002"/>
+          <w:numId w:val="1006"/>
         </w:numPr>
       </w:pPr>
       <w:r>
@@ -11827,7 +14692,7 @@
         <w:pStyle w:val="Compact"/>
         <w:numPr>
           <w:ilvl w:val="0"/>
-          <w:numId w:val="1002"/>
+          <w:numId w:val="1006"/>
         </w:numPr>
       </w:pPr>
       <w:r>
@@ -11855,7 +14720,7 @@
         <w:pStyle w:val="Compact"/>
         <w:numPr>
           <w:ilvl w:val="0"/>
-          <w:numId w:val="1002"/>
+          <w:numId w:val="1006"/>
         </w:numPr>
       </w:pPr>
       <w:r>
@@ -11883,7 +14748,7 @@
         <w:pStyle w:val="Compact"/>
         <w:numPr>
           <w:ilvl w:val="0"/>
-          <w:numId w:val="1002"/>
+          <w:numId w:val="1006"/>
         </w:numPr>
       </w:pPr>
       <w:r>
@@ -11911,7 +14776,7 @@
         <w:pStyle w:val="Compact"/>
         <w:numPr>
           <w:ilvl w:val="0"/>
-          <w:numId w:val="1002"/>
+          <w:numId w:val="1006"/>
         </w:numPr>
       </w:pPr>
       <w:r>
@@ -11939,7 +14804,7 @@
         <w:pStyle w:val="Compact"/>
         <w:numPr>
           <w:ilvl w:val="0"/>
-          <w:numId w:val="1002"/>
+          <w:numId w:val="1006"/>
         </w:numPr>
       </w:pPr>
       <w:r>
@@ -11967,7 +14832,7 @@
         <w:pStyle w:val="Compact"/>
         <w:numPr>
           <w:ilvl w:val="0"/>
-          <w:numId w:val="1002"/>
+          <w:numId w:val="1006"/>
         </w:numPr>
       </w:pPr>
       <w:r>
@@ -11995,7 +14860,7 @@
         <w:pStyle w:val="Compact"/>
         <w:numPr>
           <w:ilvl w:val="0"/>
-          <w:numId w:val="1002"/>
+          <w:numId w:val="1006"/>
         </w:numPr>
       </w:pPr>
       <w:r>
@@ -12007,7 +14872,7 @@
         <w:pStyle w:val="Compact"/>
         <w:numPr>
           <w:ilvl w:val="0"/>
-          <w:numId w:val="1002"/>
+          <w:numId w:val="1006"/>
         </w:numPr>
       </w:pPr>
       <w:r>
@@ -12019,7 +14884,7 @@
         <w:pStyle w:val="Compact"/>
         <w:numPr>
           <w:ilvl w:val="0"/>
-          <w:numId w:val="1002"/>
+          <w:numId w:val="1006"/>
         </w:numPr>
       </w:pPr>
       <w:r>
@@ -12031,7 +14896,7 @@
         <w:pStyle w:val="Compact"/>
         <w:numPr>
           <w:ilvl w:val="0"/>
-          <w:numId w:val="1002"/>
+          <w:numId w:val="1006"/>
         </w:numPr>
       </w:pPr>
       <w:r>
@@ -12059,7 +14924,7 @@
         <w:pStyle w:val="Compact"/>
         <w:numPr>
           <w:ilvl w:val="0"/>
-          <w:numId w:val="1002"/>
+          <w:numId w:val="1006"/>
         </w:numPr>
       </w:pPr>
       <w:r>
@@ -12087,7 +14952,7 @@
         <w:pStyle w:val="Compact"/>
         <w:numPr>
           <w:ilvl w:val="0"/>
-          <w:numId w:val="1002"/>
+          <w:numId w:val="1006"/>
         </w:numPr>
       </w:pPr>
       <w:r>
@@ -12099,7 +14964,7 @@
         <w:pStyle w:val="Compact"/>
         <w:numPr>
           <w:ilvl w:val="0"/>
-          <w:numId w:val="1002"/>
+          <w:numId w:val="1006"/>
         </w:numPr>
       </w:pPr>
       <w:r>
@@ -12127,7 +14992,7 @@
         <w:pStyle w:val="Compact"/>
         <w:numPr>
           <w:ilvl w:val="0"/>
-          <w:numId w:val="1002"/>
+          <w:numId w:val="1006"/>
         </w:numPr>
       </w:pPr>
       <w:r>
@@ -12150,7 +15015,7 @@
         <w:t xml:space="preserve">927. xkcd.com/927.</w:t>
       </w:r>
     </w:p>
-    <w:bookmarkEnd w:id="54"/>
+    <w:bookmarkEnd w:id="64"/>
     <w:sectPr>
       <w:footnotePr>
         <w:numRestart w:val="eachSect"/>
@@ -12456,6 +15321,45 @@
     <w:abstractNumId w:val="991"/>
   </w:num>
   <w:num w:numId="1002">
+    <w:abstractNumId w:val="99411"/>
+    <w:lvlOverride w:ilvl="0">
+      <w:startOverride w:val="1"/>
+    </w:lvlOverride>
+    <w:lvlOverride w:ilvl="1">
+      <w:startOverride w:val="1"/>
+    </w:lvlOverride>
+    <w:lvlOverride w:ilvl="2">
+      <w:startOverride w:val="1"/>
+    </w:lvlOverride>
+    <w:lvlOverride w:ilvl="3">
+      <w:startOverride w:val="1"/>
+    </w:lvlOverride>
+    <w:lvlOverride w:ilvl="4">
+      <w:startOverride w:val="1"/>
+    </w:lvlOverride>
+    <w:lvlOverride w:ilvl="5">
+      <w:startOverride w:val="1"/>
+    </w:lvlOverride>
+    <w:lvlOverride w:ilvl="6">
+      <w:startOverride w:val="1"/>
+    </w:lvlOverride>
+    <w:lvlOverride w:ilvl="7">
+      <w:startOverride w:val="1"/>
+    </w:lvlOverride>
+    <w:lvlOverride w:ilvl="8">
+      <w:startOverride w:val="1"/>
+    </w:lvlOverride>
+  </w:num>
+  <w:num w:numId="1003">
+    <w:abstractNumId w:val="991"/>
+  </w:num>
+  <w:num w:numId="1004">
+    <w:abstractNumId w:val="991"/>
+  </w:num>
+  <w:num w:numId="1005">
+    <w:abstractNumId w:val="991"/>
+  </w:num>
+  <w:num w:numId="1006">
     <w:abstractNumId w:val="99411"/>
     <w:lvlOverride w:ilvl="0">
       <w:startOverride w:val="1"/>

--- a/manuscript/actinn-jax_preprint.docx
+++ b/manuscript/actinn-jax_preprint.docx
@@ -192,7 +192,17 @@
         <w:t xml:space="preserve">which tool fits which job, and what the surrounding workflow looks like</w:t>
       </w:r>
       <w:r>
-        <w:t xml:space="preserve">. Every method is run on every dataset through one harness on identical splits, the panel deliberately includes the baselines most likely to beat a small MLP, and the external validation is somebody else’s benchmark — Open Problems</w:t>
+        <w:t xml:space="preserve">. Every method is run on every dataset through one harness on identical splits, the panel deliberately includes the baselines most likely to beat a small MLP, and the external validation is somebody else’s benchmark —</w:t>
+      </w:r>
+      <w:r>
+        <w:t xml:space="preserve"> </w:t>
+      </w:r>
+      <w:r>
+        <w:rPr>
+          <w:b/>
+          <w:bCs/>
+        </w:rPr>
+        <w:t xml:space="preserve">Open Problems (OP)</w:t>
       </w:r>
       <w:r>
         <w:t xml:space="preserve"> </w:t>
@@ -265,7 +275,7 @@
         <w:t xml:space="preserve"> </w:t>
       </w:r>
       <w:r>
-        <w:t xml:space="preserve">to a small focused reference (held-out cross-study liver 0.23/0.58 → 0.72/0.86, exact-CL/ontology); within-cell-type resolution (hepatocyte zonation); and a</w:t>
+        <w:t xml:space="preserve">to a small focused reference (held-out cross-study liver 0.23/0.58 → 0.72/0.86, exact-match / Cell-Ontology-aware); within-cell-type resolution (hepatocyte zonation); and a</w:t>
       </w:r>
       <w:r>
         <w:t xml:space="preserve"> </w:t>
@@ -1266,7 +1276,13 @@
         <w:t xml:space="preserve"> </w:t>
       </w:r>
       <w:r>
-        <w:t xml:space="preserve">normalization and the expr/CV gene filter run on sparse matrices; only the selected-gene</w:t>
+        <w:t xml:space="preserve">normalization and the expression / coefficient-of-variation gene filter run on sparse</w:t>
+      </w:r>
+      <w:r>
+        <w:t xml:space="preserve"> </w:t>
+      </w:r>
+      <w:r>
+        <w:t xml:space="preserve">matrices; only the selected-gene</w:t>
       </w:r>
       <w:r>
         <w:t xml:space="preserve"> </w:t>
@@ -2464,7 +2480,35 @@
         <w:t xml:space="preserve"> </w:t>
       </w:r>
       <w:r>
-        <w:t xml:space="preserve">is a zero-shot foundation model over a fixed Cell-Ontology vocabulary; it cannot</w:t>
+        <w:t xml:space="preserve">is a zero-shot foundation model over a fixed</w:t>
+      </w:r>
+      <w:r>
+        <w:t xml:space="preserve"> </w:t>
+      </w:r>
+      <w:r>
+        <w:rPr>
+          <w:b/>
+          <w:bCs/>
+        </w:rPr>
+        <w:t xml:space="preserve">Cell Ontology (CL)</w:t>
+      </w:r>
+      <w:r>
+        <w:t xml:space="preserve"> </w:t>
+      </w:r>
+      <w:r>
+        <w:t xml:space="preserve">vocabulary —</w:t>
+      </w:r>
+      <w:r>
+        <w:t xml:space="preserve"> </w:t>
+      </w:r>
+      <w:r>
+        <w:t xml:space="preserve">CL being the standard controlled vocabulary of cell types, used throughout as the common</w:t>
+      </w:r>
+      <w:r>
+        <w:t xml:space="preserve"> </w:t>
+      </w:r>
+      <w:r>
+        <w:t xml:space="preserve">ground between datasets that name the same cell differently; it cannot</w:t>
       </w:r>
       <w:r>
         <w:t xml:space="preserve"> </w:t>
@@ -2504,19 +2548,53 @@
         <w:t xml:space="preserve"> </w:t>
       </w:r>
       <w:r>
-        <w:t xml:space="preserve">panel, trained on 9.7M curated cells, with abstention learned rather than thresholded. It is</w:t>
-      </w:r>
-      <w:r>
-        <w:t xml:space="preserve"> </w:t>
-      </w:r>
-      <w:r>
-        <w:t xml:space="preserve">the closest published counterpart to this paper’s broad pass, and the teacher we distill in</w:t>
-      </w:r>
-      <w:r>
-        <w:t xml:space="preserve"> </w:t>
-      </w:r>
-      <w:r>
-        <w:t xml:space="preserve">§3.4. Adapter:</w:t>
+        <w:t xml:space="preserve">panel, trained on 9.7M curated cells, with abstention</w:t>
+      </w:r>
+      <w:r>
+        <w:t xml:space="preserve"> </w:t>
+      </w:r>
+      <w:r>
+        <w:rPr>
+          <w:i/>
+          <w:iCs/>
+        </w:rPr>
+        <w:t xml:space="preserve">learned rather than thresholded</w:t>
+      </w:r>
+      <w:r>
+        <w:t xml:space="preserve"> </w:t>
+      </w:r>
+      <w:r>
+        <w:t xml:space="preserve">—</w:t>
+      </w:r>
+      <w:r>
+        <w:t xml:space="preserve"> </w:t>
+      </w:r>
+      <w:r>
+        <w:t xml:space="preserve">the model is trained to answer</w:t>
+      </w:r>
+      <w:r>
+        <w:t xml:space="preserve"> </w:t>
+      </w:r>
+      <w:r>
+        <w:rPr>
+          <w:rStyle w:val="VerbatimChar"/>
+        </w:rPr>
+        <w:t xml:space="preserve">Unassigned</w:t>
+      </w:r>
+      <w:r>
+        <w:t xml:space="preserve">, instead of having a probability cutoff applied</w:t>
+      </w:r>
+      <w:r>
+        <w:t xml:space="preserve"> </w:t>
+      </w:r>
+      <w:r>
+        <w:t xml:space="preserve">to its output afterwards. It is the closest published counterpart to this paper’s broad</w:t>
+      </w:r>
+      <w:r>
+        <w:t xml:space="preserve"> </w:t>
+      </w:r>
+      <w:r>
+        <w:t xml:space="preserve">pass, and the teacher we distill in §3.4. Adapter:</w:t>
       </w:r>
       <w:r>
         <w:t xml:space="preserve"> </w:t>
@@ -3330,7 +3408,7 @@
         <w:t xml:space="preserve">time</w:t>
       </w:r>
       <w:r>
-        <w:t xml:space="preserve">,</w:t>
+        <w:t xml:space="preserve">, and</w:t>
       </w:r>
       <w:r>
         <w:t xml:space="preserve"> </w:t>
@@ -3343,7 +3421,10 @@
         <w:t xml:space="preserve">peak RSS</w:t>
       </w:r>
       <w:r>
-        <w:t xml:space="preserve">.</w:t>
+        <w:t xml:space="preserve"> </w:t>
+      </w:r>
+      <w:r>
+        <w:t xml:space="preserve">(resident set size — the maximum physical memory the process held).</w:t>
       </w:r>
     </w:p>
     <w:p>
@@ -4139,7 +4220,35 @@
         <w:t xml:space="preserve"> </w:t>
       </w:r>
       <w:r>
-        <w:t xml:space="preserve">A 4,000-gene HVG panel is selected on the reference; the coarse</w:t>
+        <w:t xml:space="preserve">A 4,000-gene panel of</w:t>
+      </w:r>
+      <w:r>
+        <w:t xml:space="preserve"> </w:t>
+      </w:r>
+      <w:r>
+        <w:rPr>
+          <w:b/>
+          <w:bCs/>
+        </w:rPr>
+        <w:t xml:space="preserve">highly variable genes (HVGs)</w:t>
+      </w:r>
+      <w:r>
+        <w:t xml:space="preserve"> </w:t>
+      </w:r>
+      <w:r>
+        <w:t xml:space="preserve">— the</w:t>
+      </w:r>
+      <w:r>
+        <w:t xml:space="preserve"> </w:t>
+      </w:r>
+      <w:r>
+        <w:t xml:space="preserve">genes that differ most across cells, and so carry most of the signal for telling types apart —</w:t>
+      </w:r>
+      <w:r>
+        <w:t xml:space="preserve"> </w:t>
+      </w:r>
+      <w:r>
+        <w:t xml:space="preserve">is selected on the reference; the coarse</w:t>
       </w:r>
       <w:r>
         <w:t xml:space="preserve"> </w:t>
@@ -4175,7 +4284,13 @@
         <w:t xml:space="preserve"> </w:t>
       </w:r>
       <w:r>
-        <w:t xml:space="preserve">as out-of-distribution, plus a 20% within-type test split, and sweeps</w:t>
+        <w:t xml:space="preserve">as out-of-distribution (OOD — types the model was never trained on, standing in for</w:t>
+      </w:r>
+      <w:r>
+        <w:t xml:space="preserve"> </w:t>
+      </w:r>
+      <w:r>
+        <w:t xml:space="preserve">the novel populations a real query contains), plus a 20% within-type test split, and sweeps</w:t>
       </w:r>
       <w:r>
         <w:t xml:space="preserve"> </w:t>
@@ -5477,13 +5592,29 @@
         <w:t xml:space="preserve"> </w:t>
       </w:r>
       <w:r>
-        <w:t xml:space="preserve">(negative control) — a CPU-only, UCE-style</w:t>
-      </w:r>
-      <w:r>
-        <w:t xml:space="preserve"> </w:t>
-      </w:r>
-      <w:r>
-        <w:t xml:space="preserve">expression-weighted mean of ESM2 gene embeddings, to test whether a foundation model’s value</w:t>
+        <w:t xml:space="preserve">(negative control) — a CPU-only featurization in the style of</w:t>
+      </w:r>
+      <w:r>
+        <w:t xml:space="preserve"> </w:t>
+      </w:r>
+      <w:r>
+        <w:rPr>
+          <w:b/>
+          <w:bCs/>
+        </w:rPr>
+        <w:t xml:space="preserve">Universal Cell Embeddings (UCE)</w:t>
+      </w:r>
+      <w:r>
+        <w:t xml:space="preserve"> </w:t>
+      </w:r>
+      <w:r>
+        <w:t xml:space="preserve">— an</w:t>
+      </w:r>
+      <w:r>
+        <w:t xml:space="preserve"> </w:t>
+      </w:r>
+      <w:r>
+        <w:t xml:space="preserve">expression-weighted mean of ESM2 protein-language-model gene embeddings — to test whether a foundation model’s value</w:t>
       </w:r>
       <w:r>
         <w:t xml:space="preserve"> </w:t>
@@ -12352,21 +12483,21 @@
           <w:b/>
           <w:bCs/>
         </w:rPr>
-        <w:t xml:space="preserve">reference-CV-guided gene</w:t>
-      </w:r>
-      <w:r>
-        <w:rPr>
-          <w:b/>
-          <w:bCs/>
-        </w:rPr>
-        <w:t xml:space="preserve"> </w:t>
-      </w:r>
-      <w:r>
-        <w:rPr>
-          <w:b/>
-          <w:bCs/>
-        </w:rPr>
-        <w:t xml:space="preserve">budget</w:t>
+        <w:t xml:space="preserve">gene budget chosen by</w:t>
+      </w:r>
+      <w:r>
+        <w:rPr>
+          <w:b/>
+          <w:bCs/>
+        </w:rPr>
+        <w:t xml:space="preserve"> </w:t>
+      </w:r>
+      <w:r>
+        <w:rPr>
+          <w:b/>
+          <w:bCs/>
+        </w:rPr>
+        <w:t xml:space="preserve">cross-validation on the reference alone</w:t>
       </w:r>
       <w:r>
         <w:t xml:space="preserve"> </w:t>
@@ -12400,7 +12531,78 @@
         <w:t xml:space="preserve"> </w:t>
       </w:r>
       <w:r>
-        <w:t xml:space="preserve">i.e. much of the apparent gap to heavier methods is representation budget, not model class.</w:t>
+        <w:t xml:space="preserve">In other words, much of what looked like a deficit of the</w:t>
+      </w:r>
+      <w:r>
+        <w:t xml:space="preserve"> </w:t>
+      </w:r>
+      <w:r>
+        <w:rPr>
+          <w:i/>
+          <w:iCs/>
+        </w:rPr>
+        <w:t xml:space="preserve">model</w:t>
+      </w:r>
+      <w:r>
+        <w:t xml:space="preserve"> </w:t>
+      </w:r>
+      <w:r>
+        <w:t xml:space="preserve">was a deficit of its</w:t>
+      </w:r>
+      <w:r>
+        <w:t xml:space="preserve"> </w:t>
+      </w:r>
+      <w:r>
+        <w:rPr>
+          <w:b/>
+          <w:bCs/>
+        </w:rPr>
+        <w:t xml:space="preserve">input</w:t>
+      </w:r>
+      <w:r>
+        <w:t xml:space="preserve">: the benchmark hands every method 1,000 highly variable genes, which is a far</w:t>
+      </w:r>
+      <w:r>
+        <w:t xml:space="preserve"> </w:t>
+      </w:r>
+      <w:r>
+        <w:t xml:space="preserve">harsher constraint on a model reading gene space directly than on one that learns a</w:t>
+      </w:r>
+      <w:r>
+        <w:t xml:space="preserve"> </w:t>
+      </w:r>
+      <w:r>
+        <w:t xml:space="preserve">compressed representation first. Widen the gene panel and most of the gap closes — so the</w:t>
+      </w:r>
+      <w:r>
+        <w:t xml:space="preserve"> </w:t>
+      </w:r>
+      <w:r>
+        <w:t xml:space="preserve">quantity being measured was partly</w:t>
+      </w:r>
+      <w:r>
+        <w:t xml:space="preserve"> </w:t>
+      </w:r>
+      <w:r>
+        <w:t xml:space="preserve">“how well does each method tolerate a narrow input”</w:t>
+      </w:r>
+      <w:r>
+        <w:t xml:space="preserve">,</w:t>
+      </w:r>
+      <w:r>
+        <w:t xml:space="preserve"> </w:t>
+      </w:r>
+      <w:r>
+        <w:t xml:space="preserve">not</w:t>
+      </w:r>
+      <w:r>
+        <w:t xml:space="preserve"> </w:t>
+      </w:r>
+      <w:r>
+        <w:t xml:space="preserve">“which model class is stronger”</w:t>
+      </w:r>
+      <w:r>
+        <w:t xml:space="preserve">.</w:t>
       </w:r>
     </w:p>
     <w:p>
@@ -12621,19 +12823,19 @@
         <w:t xml:space="preserve"> </w:t>
       </w:r>
       <w:r>
-        <w:t xml:space="preserve">a strictly richer model than ours — splits by regime rather than by a uniform margin: below</w:t>
-      </w:r>
-      <w:r>
-        <w:t xml:space="preserve"> </w:t>
-      </w:r>
-      <w:r>
-        <w:t xml:space="preserve">the top cluster on the subsampled matrix, ahead on lung, and the strongest method at atlas</w:t>
-      </w:r>
-      <w:r>
-        <w:t xml:space="preserve"> </w:t>
-      </w:r>
-      <w:r>
-        <w:t xml:space="preserve">scale (§3.1, §5), at ~9× actinn-jax’s CPU fit time (146 vs 16 s mean)</w:t>
+        <w:t xml:space="preserve">a strictly richer model than ours — does not sit a fixed distance above or below us. Where it</w:t>
+      </w:r>
+      <w:r>
+        <w:t xml:space="preserve"> </w:t>
+      </w:r>
+      <w:r>
+        <w:t xml:space="preserve">lands depends on how much reference data it is given: below the top cluster on the subsampled</w:t>
+      </w:r>
+      <w:r>
+        <w:t xml:space="preserve"> </w:t>
+      </w:r>
+      <w:r>
+        <w:t xml:space="preserve">matrix, ahead on lung, and the strongest method of all at atlas scale (§3.1, §5), at ~9× actinn-jax’s CPU fit time (146 vs 16 s mean)</w:t>
       </w:r>
       <w:r>
         <w:t xml:space="preserve"> </w:t>
@@ -12771,13 +12973,19 @@
           <w:b/>
           <w:bCs/>
         </w:rPr>
-        <w:t xml:space="preserve">representation budget, not model class</w:t>
-      </w:r>
-      <w:r>
-        <w:t xml:space="preserve"> </w:t>
-      </w:r>
-      <w:r>
-        <w:t xml:space="preserve">(§3.7). They further find that simple methods hold</w:t>
+        <w:t xml:space="preserve">the size of the input each method was given rather than the class of model</w:t>
+      </w:r>
+      <w:r>
+        <w:t xml:space="preserve"> </w:t>
+      </w:r>
+      <w:r>
+        <w:t xml:space="preserve">(§3.7). They</w:t>
+      </w:r>
+      <w:r>
+        <w:t xml:space="preserve"> </w:t>
+      </w:r>
+      <w:r>
+        <w:t xml:space="preserve">further find that simple methods hold</w:t>
       </w:r>
       <w:r>
         <w:t xml:space="preserve"> </w:t>
@@ -13116,13 +13324,43 @@
         <w:t xml:space="preserve"> </w:t>
       </w:r>
       <w:r>
-        <w:t xml:space="preserve">9.7M curated cells), with abstention learned rather than thresholded and calibration</w:t>
-      </w:r>
-      <w:r>
-        <w:t xml:space="preserve"> </w:t>
-      </w:r>
-      <w:r>
-        <w:t xml:space="preserve">measured at ECE 0.0044, running at ~1,000 cells/s on a laptop. It is better resourced than</w:t>
+        <w:t xml:space="preserve">9.7M curated cells), with abstention learned rather than thresholded and an</w:t>
+      </w:r>
+      <w:r>
+        <w:t xml:space="preserve"> </w:t>
+      </w:r>
+      <w:r>
+        <w:rPr>
+          <w:b/>
+          <w:bCs/>
+        </w:rPr>
+        <w:t xml:space="preserve">expected</w:t>
+      </w:r>
+      <w:r>
+        <w:rPr>
+          <w:b/>
+          <w:bCs/>
+        </w:rPr>
+        <w:t xml:space="preserve"> </w:t>
+      </w:r>
+      <w:r>
+        <w:rPr>
+          <w:b/>
+          <w:bCs/>
+        </w:rPr>
+        <w:t xml:space="preserve">calibration error (ECE)</w:t>
+      </w:r>
+      <w:r>
+        <w:t xml:space="preserve"> </w:t>
+      </w:r>
+      <w:r>
+        <w:t xml:space="preserve">of 0.0044 — meaning its stated confidence sits within half a</w:t>
+      </w:r>
+      <w:r>
+        <w:t xml:space="preserve"> </w:t>
+      </w:r>
+      <w:r>
+        <w:t xml:space="preserve">percentage point of its observed accuracy — running at ~1,000 cells/s on a laptop. It is better resourced than</w:t>
       </w:r>
       <w:r>
         <w:t xml:space="preserve"> </w:t>
@@ -13711,7 +13949,7 @@
         <w:t xml:space="preserve"> </w:t>
       </w:r>
       <w:r>
-        <w:t xml:space="preserve">our reference-CV + cells-per-class selection rule is validated on 6 datasets with a single</w:t>
+        <w:t xml:space="preserve">our reference-cross-validation + cells-per-class selection rule is validated on 6 datasets with a single</w:t>
       </w:r>
       <w:r>
         <w:t xml:space="preserve"> </w:t>

--- a/manuscript/actinn-jax_preprint.docx
+++ b/manuscript/actinn-jax_preprint.docx
@@ -1230,7 +1230,13 @@
         <w:t xml:space="preserve"> </w:t>
       </w:r>
       <w:r>
-        <w:t xml:space="preserve">network (100/50/25 hidden units, ReLU, softmax) trained with Adam — in JAX/optax, replacing</w:t>
+        <w:t xml:space="preserve">network (100/50/25 hidden units, ReLU, softmax) trained with Adam — in JAX/optax</w:t>
+      </w:r>
+      <w:r>
+        <w:t xml:space="preserve"> </w:t>
+      </w:r>
+      <w:r>
+        <w:t xml:space="preserve">([Bradbury 2018]), replacing</w:t>
       </w:r>
       <w:r>
         <w:t xml:space="preserve"> </w:t>
@@ -1556,1240 +1562,6 @@
       </w:pPr>
       <w:r>
         <w:t xml:space="preserve">Benchmarked methods</w:t>
-      </w:r>
-    </w:p>
-    <w:tbl>
-      <w:tblPr>
-        <w:tblStyle w:val="Table"/>
-        <w:tblW w:type="pct" w:w="5000"/>
-        <w:tblLayout w:type="fixed"/>
-        <w:tblLook w:firstRow="1" w:lastRow="0" w:firstColumn="0" w:lastColumn="0" w:noHBand="0" w:noVBand="0" w:val="0020"/>
-      </w:tblPr>
-      <w:tblGrid>
-        <w:gridCol w:w="1584"/>
-        <w:gridCol w:w="1584"/>
-        <w:gridCol w:w="1584"/>
-        <w:gridCol w:w="1584"/>
-        <w:gridCol w:w="1584"/>
-      </w:tblGrid>
-      <w:tr>
-        <w:trPr>
-          <w:tblHeader w:val="on"/>
-        </w:trPr>
-        <w:tc>
-          <w:tcPr/>
-          <w:p>
-            <w:pPr>
-              <w:pStyle w:val="Compact"/>
-            </w:pPr>
-            <w:r>
-              <w:t xml:space="preserve">method</w:t>
-            </w:r>
-          </w:p>
-        </w:tc>
-        <w:tc>
-          <w:tcPr/>
-          <w:p>
-            <w:pPr>
-              <w:pStyle w:val="Compact"/>
-            </w:pPr>
-            <w:r>
-              <w:t xml:space="preserve">tier</w:t>
-            </w:r>
-          </w:p>
-        </w:tc>
-        <w:tc>
-          <w:tcPr/>
-          <w:p>
-            <w:pPr>
-              <w:pStyle w:val="Compact"/>
-            </w:pPr>
-            <w:r>
-              <w:t xml:space="preserve">engine</w:t>
-            </w:r>
-          </w:p>
-        </w:tc>
-        <w:tc>
-          <w:tcPr/>
-          <w:p>
-            <w:pPr>
-              <w:pStyle w:val="Compact"/>
-            </w:pPr>
-            <w:r>
-              <w:t xml:space="preserve">rejection</w:t>
-            </w:r>
-          </w:p>
-        </w:tc>
-        <w:tc>
-          <w:tcPr/>
-          <w:p>
-            <w:pPr>
-              <w:pStyle w:val="Compact"/>
-            </w:pPr>
-            <w:r>
-              <w:t xml:space="preserve">env</w:t>
-            </w:r>
-          </w:p>
-        </w:tc>
-      </w:tr>
-      <w:tr>
-        <w:tc>
-          <w:tcPr/>
-          <w:p>
-            <w:pPr>
-              <w:pStyle w:val="Compact"/>
-            </w:pPr>
-            <w:r>
-              <w:rPr>
-                <w:b/>
-                <w:bCs/>
-              </w:rPr>
-              <w:t xml:space="preserve">actinn-jax</w:t>
-            </w:r>
-          </w:p>
-        </w:tc>
-        <w:tc>
-          <w:tcPr/>
-          <w:p>
-            <w:pPr>
-              <w:pStyle w:val="Compact"/>
-            </w:pPr>
-            <w:r>
-              <w:t xml:space="preserve">classical</w:t>
-            </w:r>
-          </w:p>
-        </w:tc>
-        <w:tc>
-          <w:tcPr/>
-          <w:p>
-            <w:pPr>
-              <w:pStyle w:val="Compact"/>
-            </w:pPr>
-            <w:r>
-              <w:t xml:space="preserve">JAX MLP</w:t>
-            </w:r>
-          </w:p>
-        </w:tc>
-        <w:tc>
-          <w:tcPr/>
-          <w:p>
-            <w:pPr>
-              <w:pStyle w:val="Compact"/>
-            </w:pPr>
-            <w:r>
-              <w:t xml:space="preserve">abstain (min_prob)</w:t>
-            </w:r>
-          </w:p>
-        </w:tc>
-        <w:tc>
-          <w:tcPr/>
-          <w:p>
-            <w:pPr>
-              <w:pStyle w:val="Compact"/>
-            </w:pPr>
-            <w:r>
-              <w:t xml:space="preserve">core</w:t>
-            </w:r>
-          </w:p>
-        </w:tc>
-      </w:tr>
-      <w:tr>
-        <w:tc>
-          <w:tcPr/>
-          <w:p>
-            <w:pPr>
-              <w:pStyle w:val="Compact"/>
-            </w:pPr>
-            <w:r>
-              <w:t xml:space="preserve">SVM</w:t>
-            </w:r>
-          </w:p>
-        </w:tc>
-        <w:tc>
-          <w:tcPr/>
-          <w:p>
-            <w:pPr>
-              <w:pStyle w:val="Compact"/>
-            </w:pPr>
-            <w:r>
-              <w:t xml:space="preserve">classical</w:t>
-            </w:r>
-          </w:p>
-        </w:tc>
-        <w:tc>
-          <w:tcPr/>
-          <w:p>
-            <w:pPr>
-              <w:pStyle w:val="Compact"/>
-            </w:pPr>
-            <w:r>
-              <w:t xml:space="preserve">linear SVM (SGD)</w:t>
-            </w:r>
-          </w:p>
-        </w:tc>
-        <w:tc>
-          <w:tcPr/>
-          <w:p>
-            <w:pPr>
-              <w:pStyle w:val="Compact"/>
-            </w:pPr>
-            <w:r>
-              <w:t xml:space="preserve">—</w:t>
-            </w:r>
-          </w:p>
-        </w:tc>
-        <w:tc>
-          <w:tcPr/>
-          <w:p>
-            <w:pPr>
-              <w:pStyle w:val="Compact"/>
-            </w:pPr>
-            <w:r>
-              <w:t xml:space="preserve">core</w:t>
-            </w:r>
-          </w:p>
-        </w:tc>
-      </w:tr>
-      <w:tr>
-        <w:tc>
-          <w:tcPr/>
-          <w:p>
-            <w:pPr>
-              <w:pStyle w:val="Compact"/>
-            </w:pPr>
-            <w:r>
-              <w:t xml:space="preserve">kNN</w:t>
-            </w:r>
-          </w:p>
-        </w:tc>
-        <w:tc>
-          <w:tcPr/>
-          <w:p>
-            <w:pPr>
-              <w:pStyle w:val="Compact"/>
-            </w:pPr>
-            <w:r>
-              <w:t xml:space="preserve">classical</w:t>
-            </w:r>
-          </w:p>
-        </w:tc>
-        <w:tc>
-          <w:tcPr/>
-          <w:p>
-            <w:pPr>
-              <w:pStyle w:val="Compact"/>
-            </w:pPr>
-            <w:r>
-              <w:t xml:space="preserve">k-nearest neighbors</w:t>
-            </w:r>
-          </w:p>
-        </w:tc>
-        <w:tc>
-          <w:tcPr/>
-          <w:p>
-            <w:pPr>
-              <w:pStyle w:val="Compact"/>
-            </w:pPr>
-            <w:r>
-              <w:t xml:space="preserve">—</w:t>
-            </w:r>
-          </w:p>
-        </w:tc>
-        <w:tc>
-          <w:tcPr/>
-          <w:p>
-            <w:pPr>
-              <w:pStyle w:val="Compact"/>
-            </w:pPr>
-            <w:r>
-              <w:t xml:space="preserve">core</w:t>
-            </w:r>
-          </w:p>
-        </w:tc>
-      </w:tr>
-      <w:tr>
-        <w:tc>
-          <w:tcPr/>
-          <w:p>
-            <w:pPr>
-              <w:pStyle w:val="Compact"/>
-            </w:pPr>
-            <w:r>
-              <w:t xml:space="preserve">CellTypist</w:t>
-            </w:r>
-          </w:p>
-        </w:tc>
-        <w:tc>
-          <w:tcPr/>
-          <w:p>
-            <w:pPr>
-              <w:pStyle w:val="Compact"/>
-            </w:pPr>
-            <w:r>
-              <w:t xml:space="preserve">linear</w:t>
-            </w:r>
-          </w:p>
-        </w:tc>
-        <w:tc>
-          <w:tcPr/>
-          <w:p>
-            <w:pPr>
-              <w:pStyle w:val="Compact"/>
-            </w:pPr>
-            <w:r>
-              <w:t xml:space="preserve">L2 logistic regression</w:t>
-            </w:r>
-          </w:p>
-        </w:tc>
-        <w:tc>
-          <w:tcPr/>
-          <w:p>
-            <w:pPr>
-              <w:pStyle w:val="Compact"/>
-            </w:pPr>
-            <w:r>
-              <w:t xml:space="preserve">prob threshold</w:t>
-            </w:r>
-          </w:p>
-        </w:tc>
-        <w:tc>
-          <w:tcPr/>
-          <w:p>
-            <w:pPr>
-              <w:pStyle w:val="Compact"/>
-            </w:pPr>
-            <w:r>
-              <w:t xml:space="preserve">core</w:t>
-            </w:r>
-          </w:p>
-        </w:tc>
-      </w:tr>
-      <w:tr>
-        <w:tc>
-          <w:tcPr/>
-          <w:p>
-            <w:pPr>
-              <w:pStyle w:val="Compact"/>
-            </w:pPr>
-            <w:r>
-              <w:rPr>
-                <w:b/>
-                <w:bCs/>
-              </w:rPr>
-              <w:t xml:space="preserve">linear-anova-pca</w:t>
-            </w:r>
-          </w:p>
-        </w:tc>
-        <w:tc>
-          <w:tcPr/>
-          <w:p>
-            <w:pPr>
-              <w:pStyle w:val="Compact"/>
-            </w:pPr>
-            <w:r>
-              <w:t xml:space="preserve">linear</w:t>
-            </w:r>
-          </w:p>
-        </w:tc>
-        <w:tc>
-          <w:tcPr/>
-          <w:p>
-            <w:pPr>
-              <w:pStyle w:val="Compact"/>
-            </w:pPr>
-            <w:r>
-              <w:t xml:space="preserve">normalize→ANOVA→PCA(220)→logreg</w:t>
-            </w:r>
-          </w:p>
-        </w:tc>
-        <w:tc>
-          <w:tcPr/>
-          <w:p>
-            <w:pPr>
-              <w:pStyle w:val="Compact"/>
-            </w:pPr>
-            <w:r>
-              <w:t xml:space="preserve">prob</w:t>
-            </w:r>
-          </w:p>
-        </w:tc>
-        <w:tc>
-          <w:tcPr/>
-          <w:p>
-            <w:pPr>
-              <w:pStyle w:val="Compact"/>
-            </w:pPr>
-            <w:r>
-              <w:t xml:space="preserve">core</w:t>
-            </w:r>
-          </w:p>
-        </w:tc>
-      </w:tr>
-      <w:tr>
-        <w:tc>
-          <w:tcPr/>
-          <w:p>
-            <w:pPr>
-              <w:pStyle w:val="Compact"/>
-            </w:pPr>
-            <w:r>
-              <w:rPr>
-                <w:b/>
-                <w:bCs/>
-              </w:rPr>
-              <w:t xml:space="preserve">scTOP</w:t>
-            </w:r>
-          </w:p>
-        </w:tc>
-        <w:tc>
-          <w:tcPr/>
-          <w:p>
-            <w:pPr>
-              <w:pStyle w:val="Compact"/>
-            </w:pPr>
-            <w:r>
-              <w:t xml:space="preserve">parameter-free</w:t>
-            </w:r>
-          </w:p>
-        </w:tc>
-        <w:tc>
-          <w:tcPr/>
-          <w:p>
-            <w:pPr>
-              <w:pStyle w:val="Compact"/>
-            </w:pPr>
-            <w:r>
-              <w:t xml:space="preserve">rank z-score class-average projection</w:t>
-            </w:r>
-          </w:p>
-        </w:tc>
-        <w:tc>
-          <w:tcPr/>
-          <w:p>
-            <w:pPr>
-              <w:pStyle w:val="Compact"/>
-            </w:pPr>
-            <w:r>
-              <w:t xml:space="preserve">—</w:t>
-            </w:r>
-          </w:p>
-        </w:tc>
-        <w:tc>
-          <w:tcPr/>
-          <w:p>
-            <w:pPr>
-              <w:pStyle w:val="Compact"/>
-            </w:pPr>
-            <w:r>
-              <w:t xml:space="preserve">core (</w:t>
-            </w:r>
-            <w:r>
-              <w:rPr>
-                <w:rStyle w:val="VerbatimChar"/>
-              </w:rPr>
-              <w:t xml:space="preserve">sctop</w:t>
-            </w:r>
-            <w:r>
-              <w:t xml:space="preserve">)</w:t>
-            </w:r>
-          </w:p>
-        </w:tc>
-      </w:tr>
-      <w:tr>
-        <w:tc>
-          <w:tcPr/>
-          <w:p>
-            <w:pPr>
-              <w:pStyle w:val="Compact"/>
-            </w:pPr>
-            <w:r>
-              <w:t xml:space="preserve">SingleR</w:t>
-            </w:r>
-          </w:p>
-        </w:tc>
-        <w:tc>
-          <w:tcPr/>
-          <w:p>
-            <w:pPr>
-              <w:pStyle w:val="Compact"/>
-            </w:pPr>
-            <w:r>
-              <w:t xml:space="preserve">correlation</w:t>
-            </w:r>
-          </w:p>
-        </w:tc>
-        <w:tc>
-          <w:tcPr/>
-          <w:p>
-            <w:pPr>
-              <w:pStyle w:val="Compact"/>
-            </w:pPr>
-            <w:r>
-              <w:t xml:space="preserve">Spearman + fine-tuning</w:t>
-            </w:r>
-          </w:p>
-        </w:tc>
-        <w:tc>
-          <w:tcPr/>
-          <w:p>
-            <w:pPr>
-              <w:pStyle w:val="Compact"/>
-            </w:pPr>
-            <w:r>
-              <w:t xml:space="preserve">—</w:t>
-            </w:r>
-          </w:p>
-        </w:tc>
-        <w:tc>
-          <w:tcPr/>
-          <w:p>
-            <w:pPr>
-              <w:pStyle w:val="Compact"/>
-            </w:pPr>
-            <w:r>
-              <w:t xml:space="preserve">R/.Rlib</w:t>
-            </w:r>
-          </w:p>
-        </w:tc>
-      </w:tr>
-      <w:tr>
-        <w:tc>
-          <w:tcPr/>
-          <w:p>
-            <w:pPr>
-              <w:pStyle w:val="Compact"/>
-            </w:pPr>
-            <w:r>
-              <w:t xml:space="preserve">scmap-cluster</w:t>
-            </w:r>
-          </w:p>
-        </w:tc>
-        <w:tc>
-          <w:tcPr/>
-          <w:p>
-            <w:pPr>
-              <w:pStyle w:val="Compact"/>
-            </w:pPr>
-            <w:r>
-              <w:t xml:space="preserve">correlation</w:t>
-            </w:r>
-          </w:p>
-        </w:tc>
-        <w:tc>
-          <w:tcPr/>
-          <w:p>
-            <w:pPr>
-              <w:pStyle w:val="Compact"/>
-            </w:pPr>
-            <w:r>
-              <w:t xml:space="preserve">centroid cosine</w:t>
-            </w:r>
-          </w:p>
-        </w:tc>
-        <w:tc>
-          <w:tcPr/>
-          <w:p>
-            <w:pPr>
-              <w:pStyle w:val="Compact"/>
-            </w:pPr>
-            <w:r>
-              <w:t xml:space="preserve">yes (unassigned)</w:t>
-            </w:r>
-          </w:p>
-        </w:tc>
-        <w:tc>
-          <w:tcPr/>
-          <w:p>
-            <w:pPr>
-              <w:pStyle w:val="Compact"/>
-            </w:pPr>
-            <w:r>
-              <w:t xml:space="preserve">R/.Rlib</w:t>
-            </w:r>
-          </w:p>
-        </w:tc>
-      </w:tr>
-      <w:tr>
-        <w:tc>
-          <w:tcPr/>
-          <w:p>
-            <w:pPr>
-              <w:pStyle w:val="Compact"/>
-            </w:pPr>
-            <w:r>
-              <w:t xml:space="preserve">scANVI</w:t>
-            </w:r>
-          </w:p>
-        </w:tc>
-        <w:tc>
-          <w:tcPr/>
-          <w:p>
-            <w:pPr>
-              <w:pStyle w:val="Compact"/>
-            </w:pPr>
-            <w:r>
-              <w:t xml:space="preserve">deep</w:t>
-            </w:r>
-          </w:p>
-        </w:tc>
-        <w:tc>
-          <w:tcPr/>
-          <w:p>
-            <w:pPr>
-              <w:pStyle w:val="Compact"/>
-            </w:pPr>
-            <w:r>
-              <w:t xml:space="preserve">scVI semi-supervised VAE</w:t>
-            </w:r>
-          </w:p>
-        </w:tc>
-        <w:tc>
-          <w:tcPr/>
-          <w:p>
-            <w:pPr>
-              <w:pStyle w:val="Compact"/>
-            </w:pPr>
-            <w:r>
-              <w:t xml:space="preserve">prob</w:t>
-            </w:r>
-          </w:p>
-        </w:tc>
-        <w:tc>
-          <w:tcPr/>
-          <w:p>
-            <w:pPr>
-              <w:pStyle w:val="Compact"/>
-            </w:pPr>
-            <w:r>
-              <w:t xml:space="preserve">.venv-scvi (MPS)</w:t>
-            </w:r>
-          </w:p>
-        </w:tc>
-      </w:tr>
-      <w:tr>
-        <w:tc>
-          <w:tcPr/>
-          <w:p>
-            <w:pPr>
-              <w:pStyle w:val="Compact"/>
-            </w:pPr>
-            <w:r>
-              <w:t xml:space="preserve">scArches</w:t>
-            </w:r>
-          </w:p>
-        </w:tc>
-        <w:tc>
-          <w:tcPr/>
-          <w:p>
-            <w:pPr>
-              <w:pStyle w:val="Compact"/>
-            </w:pPr>
-            <w:r>
-              <w:t xml:space="preserve">deep</w:t>
-            </w:r>
-          </w:p>
-        </w:tc>
-        <w:tc>
-          <w:tcPr/>
-          <w:p>
-            <w:pPr>
-              <w:pStyle w:val="Compact"/>
-            </w:pPr>
-            <w:r>
-              <w:t xml:space="preserve">scANVI reference surgery</w:t>
-            </w:r>
-          </w:p>
-        </w:tc>
-        <w:tc>
-          <w:tcPr/>
-          <w:p>
-            <w:pPr>
-              <w:pStyle w:val="Compact"/>
-            </w:pPr>
-            <w:r>
-              <w:t xml:space="preserve">prob</w:t>
-            </w:r>
-          </w:p>
-        </w:tc>
-        <w:tc>
-          <w:tcPr/>
-          <w:p>
-            <w:pPr>
-              <w:pStyle w:val="Compact"/>
-            </w:pPr>
-            <w:r>
-              <w:t xml:space="preserve">.venv-scvi (MPS)</w:t>
-            </w:r>
-          </w:p>
-        </w:tc>
-      </w:tr>
-      <w:tr>
-        <w:tc>
-          <w:tcPr/>
-          <w:p>
-            <w:pPr>
-              <w:pStyle w:val="Compact"/>
-            </w:pPr>
-            <w:r>
-              <w:rPr>
-                <w:b/>
-                <w:bCs/>
-              </w:rPr>
-              <w:t xml:space="preserve">ProtoCloud</w:t>
-            </w:r>
-          </w:p>
-        </w:tc>
-        <w:tc>
-          <w:tcPr/>
-          <w:p>
-            <w:pPr>
-              <w:pStyle w:val="Compact"/>
-            </w:pPr>
-            <w:r>
-              <w:t xml:space="preserve">deep</w:t>
-            </w:r>
-          </w:p>
-        </w:tc>
-        <w:tc>
-          <w:tcPr/>
-          <w:p>
-            <w:pPr>
-              <w:pStyle w:val="Compact"/>
-            </w:pPr>
-            <w:r>
-              <w:t xml:space="preserve">prototype VAE + LRP attribution</w:t>
-            </w:r>
-          </w:p>
-        </w:tc>
-        <w:tc>
-          <w:tcPr/>
-          <w:p>
-            <w:pPr>
-              <w:pStyle w:val="Compact"/>
-            </w:pPr>
-            <w:r>
-              <w:t xml:space="preserve">ambiguity flag</w:t>
-            </w:r>
-          </w:p>
-        </w:tc>
-        <w:tc>
-          <w:tcPr/>
-          <w:p>
-            <w:pPr>
-              <w:pStyle w:val="Compact"/>
-            </w:pPr>
-            <w:r>
-              <w:t xml:space="preserve">.venv-protocloud</w:t>
-            </w:r>
-          </w:p>
-        </w:tc>
-      </w:tr>
-      <w:tr>
-        <w:tc>
-          <w:tcPr/>
-          <w:p>
-            <w:pPr>
-              <w:pStyle w:val="Compact"/>
-            </w:pPr>
-            <w:r>
-              <w:t xml:space="preserve">scPRINT</w:t>
-            </w:r>
-          </w:p>
-        </w:tc>
-        <w:tc>
-          <w:tcPr/>
-          <w:p>
-            <w:pPr>
-              <w:pStyle w:val="Compact"/>
-            </w:pPr>
-            <w:r>
-              <w:t xml:space="preserve">foundation</w:t>
-            </w:r>
-          </w:p>
-        </w:tc>
-        <w:tc>
-          <w:tcPr/>
-          <w:p>
-            <w:pPr>
-              <w:pStyle w:val="Compact"/>
-            </w:pPr>
-            <w:r>
-              <w:t xml:space="preserve">pretrained transformer, zero-shot</w:t>
-            </w:r>
-          </w:p>
-        </w:tc>
-        <w:tc>
-          <w:tcPr/>
-          <w:p>
-            <w:pPr>
-              <w:pStyle w:val="Compact"/>
-            </w:pPr>
-            <w:r>
-              <w:t xml:space="preserve">—</w:t>
-            </w:r>
-          </w:p>
-        </w:tc>
-        <w:tc>
-          <w:tcPr/>
-          <w:p>
-            <w:pPr>
-              <w:pStyle w:val="Compact"/>
-            </w:pPr>
-            <w:r>
-              <w:t xml:space="preserve">.venv-scprint (MPS)</w:t>
-            </w:r>
-          </w:p>
-        </w:tc>
-      </w:tr>
-      <w:tr>
-        <w:tc>
-          <w:tcPr/>
-          <w:p>
-            <w:pPr>
-              <w:pStyle w:val="Compact"/>
-            </w:pPr>
-            <w:r>
-              <w:rPr>
-                <w:b/>
-                <w:bCs/>
-              </w:rPr>
-              <w:t xml:space="preserve">Pan-human Azimuth</w:t>
-            </w:r>
-          </w:p>
-        </w:tc>
-        <w:tc>
-          <w:tcPr/>
-          <w:p>
-            <w:pPr>
-              <w:pStyle w:val="Compact"/>
-            </w:pPr>
-            <w:r>
-              <w:t xml:space="preserve">pretrained</w:t>
-            </w:r>
-          </w:p>
-        </w:tc>
-        <w:tc>
-          <w:tcPr/>
-          <w:p>
-            <w:pPr>
-              <w:pStyle w:val="Compact"/>
-            </w:pPr>
-            <w:r>
-              <w:t xml:space="preserve">8-level hierarchical NN, fixed 382-leaf typology</w:t>
-            </w:r>
-          </w:p>
-        </w:tc>
-        <w:tc>
-          <w:tcPr/>
-          <w:p>
-            <w:pPr>
-              <w:pStyle w:val="Compact"/>
-            </w:pPr>
-            <w:r>
-              <w:t xml:space="preserve">trained</w:t>
-            </w:r>
-            <w:r>
-              <w:t xml:space="preserve"> </w:t>
-            </w:r>
-            <w:r>
-              <w:rPr>
-                <w:rStyle w:val="VerbatimChar"/>
-              </w:rPr>
-              <w:t xml:space="preserve">Unassigned</w:t>
-            </w:r>
-          </w:p>
-        </w:tc>
-        <w:tc>
-          <w:tcPr/>
-          <w:p>
-            <w:pPr>
-              <w:pStyle w:val="Compact"/>
-            </w:pPr>
-            <w:r>
-              <w:t xml:space="preserve">.venv-panhuman</w:t>
-            </w:r>
-          </w:p>
-        </w:tc>
-      </w:tr>
-    </w:tbl>
-    <w:p>
-      <w:pPr>
-        <w:pStyle w:val="BodyText"/>
-      </w:pPr>
-      <w:r>
-        <w:rPr>
-          <w:b/>
-          <w:bCs/>
-        </w:rPr>
-        <w:t xml:space="preserve">Ten of the twelve are trained on each dataset’s own reference</w:t>
-      </w:r>
-      <w:r>
-        <w:t xml:space="preserve"> </w:t>
-      </w:r>
-      <w:r>
-        <w:t xml:space="preserve">and run the full</w:t>
-      </w:r>
-      <w:r>
-        <w:t xml:space="preserve"> </w:t>
-      </w:r>
-      <w:r>
-        <w:t xml:space="preserve">accuracy/cost matrix of §3.1 on all six datasets, so none is compared on a favourable subset.</w:t>
-      </w:r>
-      <w:r>
-        <w:t xml:space="preserve"> </w:t>
-      </w:r>
-      <w:r>
-        <w:t xml:space="preserve">The remaining two are</w:t>
-      </w:r>
-      <w:r>
-        <w:t xml:space="preserve"> </w:t>
-      </w:r>
-      <w:r>
-        <w:rPr>
-          <w:b/>
-          <w:bCs/>
-        </w:rPr>
-        <w:t xml:space="preserve">pretrained annotators with fixed label vocabularies</w:t>
-      </w:r>
-      <w:r>
-        <w:t xml:space="preserve">, which changes</w:t>
-      </w:r>
-      <w:r>
-        <w:t xml:space="preserve"> </w:t>
-      </w:r>
-      <w:r>
-        <w:t xml:space="preserve">what can be measured rather than excusing them from measurement:</w:t>
-      </w:r>
-    </w:p>
-    <w:p>
-      <w:pPr>
-        <w:pStyle w:val="Compact"/>
-        <w:numPr>
-          <w:ilvl w:val="0"/>
-          <w:numId w:val="1001"/>
-        </w:numPr>
-      </w:pPr>
-      <w:r>
-        <w:rPr>
-          <w:b/>
-          <w:bCs/>
-        </w:rPr>
-        <w:t xml:space="preserve">scPRINT</w:t>
-      </w:r>
-      <w:r>
-        <w:t xml:space="preserve"> </w:t>
-      </w:r>
-      <w:r>
-        <w:t xml:space="preserve">is a zero-shot foundation model over a fixed</w:t>
-      </w:r>
-      <w:r>
-        <w:t xml:space="preserve"> </w:t>
-      </w:r>
-      <w:r>
-        <w:rPr>
-          <w:b/>
-          <w:bCs/>
-        </w:rPr>
-        <w:t xml:space="preserve">Cell Ontology (CL)</w:t>
-      </w:r>
-      <w:r>
-        <w:t xml:space="preserve"> </w:t>
-      </w:r>
-      <w:r>
-        <w:t xml:space="preserve">vocabulary —</w:t>
-      </w:r>
-      <w:r>
-        <w:t xml:space="preserve"> </w:t>
-      </w:r>
-      <w:r>
-        <w:t xml:space="preserve">CL being the standard controlled vocabulary of cell types, used throughout as the common</w:t>
-      </w:r>
-      <w:r>
-        <w:t xml:space="preserve"> </w:t>
-      </w:r>
-      <w:r>
-        <w:t xml:space="preserve">ground between datasets that name the same cell differently; it cannot</w:t>
-      </w:r>
-      <w:r>
-        <w:t xml:space="preserve"> </w:t>
-      </w:r>
-      <w:r>
-        <w:t xml:space="preserve">emit labels outside that set and skips symbol-keyed datasets.</w:t>
-      </w:r>
-    </w:p>
-    <w:p>
-      <w:pPr>
-        <w:pStyle w:val="Compact"/>
-        <w:numPr>
-          <w:ilvl w:val="0"/>
-          <w:numId w:val="1001"/>
-        </w:numPr>
-      </w:pPr>
-      <w:r>
-        <w:rPr>
-          <w:b/>
-          <w:bCs/>
-        </w:rPr>
-        <w:t xml:space="preserve">Pan-human Azimuth</w:t>
-      </w:r>
-      <w:r>
-        <w:t xml:space="preserve"> </w:t>
-      </w:r>
-      <w:r>
-        <w:t xml:space="preserve">([Sarkar et al. 2026]) is a supervised hierarchical classifier over a</w:t>
-      </w:r>
-      <w:r>
-        <w:t xml:space="preserve"> </w:t>
-      </w:r>
-      <w:r>
-        <w:t xml:space="preserve">single organism-wide typology — 8 levels, 382 leaves, ~7M parameters, a fixed 5,055-gene</w:t>
-      </w:r>
-      <w:r>
-        <w:t xml:space="preserve"> </w:t>
-      </w:r>
-      <w:r>
-        <w:t xml:space="preserve">panel, trained on 9.7M curated cells, with abstention</w:t>
-      </w:r>
-      <w:r>
-        <w:t xml:space="preserve"> </w:t>
-      </w:r>
-      <w:r>
-        <w:rPr>
-          <w:i/>
-          <w:iCs/>
-        </w:rPr>
-        <w:t xml:space="preserve">learned rather than thresholded</w:t>
-      </w:r>
-      <w:r>
-        <w:t xml:space="preserve"> </w:t>
-      </w:r>
-      <w:r>
-        <w:t xml:space="preserve">—</w:t>
-      </w:r>
-      <w:r>
-        <w:t xml:space="preserve"> </w:t>
-      </w:r>
-      <w:r>
-        <w:t xml:space="preserve">the model is trained to answer</w:t>
-      </w:r>
-      <w:r>
-        <w:t xml:space="preserve"> </w:t>
-      </w:r>
-      <w:r>
-        <w:rPr>
-          <w:rStyle w:val="VerbatimChar"/>
-        </w:rPr>
-        <w:t xml:space="preserve">Unassigned</w:t>
-      </w:r>
-      <w:r>
-        <w:t xml:space="preserve">, instead of having a probability cutoff applied</w:t>
-      </w:r>
-      <w:r>
-        <w:t xml:space="preserve"> </w:t>
-      </w:r>
-      <w:r>
-        <w:t xml:space="preserve">to its output afterwards. It is the closest published counterpart to this paper’s broad</w:t>
-      </w:r>
-      <w:r>
-        <w:t xml:space="preserve"> </w:t>
-      </w:r>
-      <w:r>
-        <w:t xml:space="preserve">pass, and the teacher we distill in §3.4. Adapter:</w:t>
-      </w:r>
-      <w:r>
-        <w:t xml:space="preserve"> </w:t>
-      </w:r>
-      <w:hyperlink r:id="rId11">
-        <w:r>
-          <w:rPr>
-            <w:rStyle w:val="VerbatimChar"/>
-          </w:rPr>
-          <w:t xml:space="preserve">panhuman_adapter.py</w:t>
-        </w:r>
-      </w:hyperlink>
-      <w:r>
-        <w:t xml:space="preserve">.</w:t>
-      </w:r>
-    </w:p>
-    <w:p>
-      <w:pPr>
-        <w:pStyle w:val="FirstParagraph"/>
-      </w:pPr>
-      <w:r>
-        <w:t xml:space="preserve">Neither predicts into the dataset’s label strings, so</w:t>
-      </w:r>
-      <w:r>
-        <w:t xml:space="preserve"> </w:t>
-      </w:r>
-      <w:r>
-        <w:rPr>
-          <w:b/>
-          <w:bCs/>
-        </w:rPr>
-        <w:t xml:space="preserve">exact-match accuracy against those</w:t>
-      </w:r>
-      <w:r>
-        <w:rPr>
-          <w:b/>
-          <w:bCs/>
-        </w:rPr>
-        <w:t xml:space="preserve"> </w:t>
-      </w:r>
-      <w:r>
-        <w:rPr>
-          <w:b/>
-          <w:bCs/>
-        </w:rPr>
-        <w:t xml:space="preserve">strings is a vocabulary artifact, not an accuracy signal</w:t>
-      </w:r>
-      <w:r>
-        <w:t xml:space="preserve"> </w:t>
-      </w:r>
-      <w:r>
-        <w:t xml:space="preserve">—</w:t>
-      </w:r>
-      <w:r>
-        <w:t xml:space="preserve"> </w:t>
-      </w:r>
-      <w:r>
-        <w:rPr>
-          <w:rStyle w:val="VerbatimChar"/>
-        </w:rPr>
-        <w:t xml:space="preserve">regulatory T cell</w:t>
-      </w:r>
-      <w:r>
-        <w:t xml:space="preserve"> </w:t>
-      </w:r>
-      <w:r>
-        <w:t xml:space="preserve">→</w:t>
-      </w:r>
-      <w:r>
-        <w:t xml:space="preserve"> </w:t>
-      </w:r>
-      <w:r>
-        <w:rPr>
-          <w:rStyle w:val="VerbatimChar"/>
-        </w:rPr>
-        <w:t xml:space="preserve">Treg cell</w:t>
-      </w:r>
-      <w:r>
-        <w:t xml:space="preserve"> </w:t>
-      </w:r>
-      <w:r>
-        <w:t xml:space="preserve">and</w:t>
-      </w:r>
-      <w:r>
-        <w:t xml:space="preserve"> </w:t>
-      </w:r>
-      <w:r>
-        <w:rPr>
-          <w:rStyle w:val="VerbatimChar"/>
-        </w:rPr>
-        <w:t xml:space="preserve">non-classical monocyte</w:t>
-      </w:r>
-      <w:r>
-        <w:t xml:space="preserve"> </w:t>
-      </w:r>
-      <w:r>
-        <w:t xml:space="preserve">→</w:t>
-      </w:r>
-      <w:r>
-        <w:t xml:space="preserve"> </w:t>
-      </w:r>
-      <w:r>
-        <w:rPr>
-          <w:rStyle w:val="VerbatimChar"/>
-        </w:rPr>
-        <w:t xml:space="preserve">CD16 monocyte</w:t>
-      </w:r>
-      <w:r>
-        <w:t xml:space="preserve"> </w:t>
-      </w:r>
-      <w:r>
-        <w:t xml:space="preserve">are correct answers that score zero. Both are</w:t>
-      </w:r>
-      <w:r>
-        <w:t xml:space="preserve"> </w:t>
-      </w:r>
-      <w:r>
-        <w:t xml:space="preserve">therefore scored</w:t>
-      </w:r>
-      <w:r>
-        <w:t xml:space="preserve"> </w:t>
-      </w:r>
-      <w:r>
-        <w:rPr>
-          <w:b/>
-          <w:bCs/>
-        </w:rPr>
-        <w:t xml:space="preserve">ontology-only</w:t>
-      </w:r>
-      <w:r>
-        <w:t xml:space="preserve"> </w:t>
-      </w:r>
-      <w:r>
-        <w:t xml:space="preserve">(§2.4) and reported in their own block in §3.1, on the</w:t>
-      </w:r>
-      <w:r>
-        <w:t xml:space="preserve"> </w:t>
-      </w:r>
-      <w:r>
-        <w:t xml:space="preserve">three datasets where reference and query both carry Cell Ontology ids. They appear again in</w:t>
-      </w:r>
-      <w:r>
-        <w:t xml:space="preserve"> </w:t>
-      </w:r>
-      <w:r>
-        <w:t xml:space="preserve">§3.6 (foundation-model zero-shot) and §3.4 (Azimuth as broad pass, and as distillation</w:t>
-      </w:r>
-      <w:r>
-        <w:t xml:space="preserve"> </w:t>
-      </w:r>
-      <w:r>
-        <w:t xml:space="preserve">teacher).</w:t>
-      </w:r>
-    </w:p>
-    <w:p>
-      <w:pPr>
-        <w:pStyle w:val="BodyText"/>
-      </w:pPr>
-      <w:r>
-        <w:rPr>
-          <w:b/>
-          <w:bCs/>
-        </w:rPr>
-        <w:t xml:space="preserve">scPred</w:t>
-      </w:r>
-      <w:r>
-        <w:t xml:space="preserve"> </w:t>
-      </w:r>
-      <w:r>
-        <w:t xml:space="preserve">is excluded outright: unmaintained; it requires harmony’s removed</w:t>
-      </w:r>
-      <w:r>
-        <w:t xml:space="preserve"> </w:t>
-      </w:r>
-      <w:r>
-        <w:rPr>
-          <w:rStyle w:val="VerbatimChar"/>
-        </w:rPr>
-        <w:t xml:space="preserve">HarmonyMatrix</w:t>
-      </w:r>
-      <w:r>
-        <w:t xml:space="preserve"> </w:t>
-      </w:r>
-      <w:r>
-        <w:t xml:space="preserve">API and older harmony versions do not compile on the current toolchain.</w:t>
-      </w:r>
-    </w:p>
-    <w:bookmarkEnd w:id="12"/>
-    <w:bookmarkStart w:id="13" w:name="datasets"/>
-    <w:p>
-      <w:pPr>
-        <w:pStyle w:val="Heading2"/>
-      </w:pPr>
-      <w:r>
-        <w:t xml:space="preserve">Datasets</w:t>
       </w:r>
     </w:p>
     <w:tbl>
@@ -2818,62 +1590,62 @@
               <w:pStyle w:val="Compact"/>
             </w:pPr>
             <w:r>
-              <w:t xml:space="preserve">dataset</w:t>
-            </w:r>
-          </w:p>
-        </w:tc>
-        <w:tc>
-          <w:tcPr/>
-          <w:p>
-            <w:pPr>
-              <w:pStyle w:val="Compact"/>
-            </w:pPr>
-            <w:r>
-              <w:t xml:space="preserve">split</w:t>
-            </w:r>
-          </w:p>
-        </w:tc>
-        <w:tc>
-          <w:tcPr/>
-          <w:p>
-            <w:pPr>
-              <w:pStyle w:val="Compact"/>
-            </w:pPr>
-            <w:r>
-              <w:t xml:space="preserve">tissue</w:t>
-            </w:r>
-          </w:p>
-        </w:tc>
-        <w:tc>
-          <w:tcPr/>
-          <w:p>
-            <w:pPr>
-              <w:pStyle w:val="Compact"/>
-            </w:pPr>
-            <w:r>
-              <w:t xml:space="preserve">#types</w:t>
-            </w:r>
-          </w:p>
-        </w:tc>
-        <w:tc>
-          <w:tcPr/>
-          <w:p>
-            <w:pPr>
-              <w:pStyle w:val="Compact"/>
-            </w:pPr>
-            <w:r>
-              <w:t xml:space="preserve">genes</w:t>
-            </w:r>
-          </w:p>
-        </w:tc>
-        <w:tc>
-          <w:tcPr/>
-          <w:p>
-            <w:pPr>
-              <w:pStyle w:val="Compact"/>
-            </w:pPr>
-            <w:r>
-              <w:t xml:space="preserve">notes</w:t>
+              <w:t xml:space="preserve">method</w:t>
+            </w:r>
+          </w:p>
+        </w:tc>
+        <w:tc>
+          <w:tcPr/>
+          <w:p>
+            <w:pPr>
+              <w:pStyle w:val="Compact"/>
+            </w:pPr>
+            <w:r>
+              <w:t xml:space="preserve">source</w:t>
+            </w:r>
+          </w:p>
+        </w:tc>
+        <w:tc>
+          <w:tcPr/>
+          <w:p>
+            <w:pPr>
+              <w:pStyle w:val="Compact"/>
+            </w:pPr>
+            <w:r>
+              <w:t xml:space="preserve">tier</w:t>
+            </w:r>
+          </w:p>
+        </w:tc>
+        <w:tc>
+          <w:tcPr/>
+          <w:p>
+            <w:pPr>
+              <w:pStyle w:val="Compact"/>
+            </w:pPr>
+            <w:r>
+              <w:t xml:space="preserve">engine</w:t>
+            </w:r>
+          </w:p>
+        </w:tc>
+        <w:tc>
+          <w:tcPr/>
+          <w:p>
+            <w:pPr>
+              <w:pStyle w:val="Compact"/>
+            </w:pPr>
+            <w:r>
+              <w:t xml:space="preserve">rejection</w:t>
+            </w:r>
+          </w:p>
+        </w:tc>
+        <w:tc>
+          <w:tcPr/>
+          <w:p>
+            <w:pPr>
+              <w:pStyle w:val="Compact"/>
+            </w:pPr>
+            <w:r>
+              <w:t xml:space="preserve">env</w:t>
             </w:r>
           </w:p>
         </w:tc>
@@ -2886,62 +1658,75 @@
               <w:pStyle w:val="Compact"/>
             </w:pPr>
             <w:r>
-              <w:t xml:space="preserve">lung_intra</w:t>
-            </w:r>
-          </w:p>
-        </w:tc>
-        <w:tc>
-          <w:tcPr/>
-          <w:p>
-            <w:pPr>
-              <w:pStyle w:val="Compact"/>
-            </w:pPr>
-            <w:r>
-              <w:t xml:space="preserve">within-dataset</w:t>
-            </w:r>
-          </w:p>
-        </w:tc>
-        <w:tc>
-          <w:tcPr/>
-          <w:p>
-            <w:pPr>
-              <w:pStyle w:val="Compact"/>
-            </w:pPr>
-            <w:r>
-              <w:t xml:space="preserve">lung (Krasnow)</w:t>
-            </w:r>
-          </w:p>
-        </w:tc>
-        <w:tc>
-          <w:tcPr/>
-          <w:p>
-            <w:pPr>
-              <w:pStyle w:val="Compact"/>
-            </w:pPr>
-            <w:r>
-              <w:t xml:space="preserve">46</w:t>
-            </w:r>
-          </w:p>
-        </w:tc>
-        <w:tc>
-          <w:tcPr/>
-          <w:p>
-            <w:pPr>
-              <w:pStyle w:val="Compact"/>
-            </w:pPr>
-            <w:r>
-              <w:t xml:space="preserve">Ensembl</w:t>
-            </w:r>
-          </w:p>
-        </w:tc>
-        <w:tc>
-          <w:tcPr/>
-          <w:p>
-            <w:pPr>
-              <w:pStyle w:val="Compact"/>
-            </w:pPr>
-            <w:r>
-              <w:t xml:space="preserve">300 cells/type ref</w:t>
+              <w:rPr>
+                <w:b/>
+                <w:bCs/>
+              </w:rPr>
+              <w:t xml:space="preserve">actinn-jax</w:t>
+            </w:r>
+          </w:p>
+        </w:tc>
+        <w:tc>
+          <w:tcPr/>
+          <w:p>
+            <w:pPr>
+              <w:pStyle w:val="Compact"/>
+            </w:pPr>
+            <w:r>
+              <w:t xml:space="preserve">[Ma &amp; Pellegrini 2020]</w:t>
+            </w:r>
+          </w:p>
+        </w:tc>
+        <w:tc>
+          <w:tcPr/>
+          <w:p>
+            <w:pPr>
+              <w:pStyle w:val="Compact"/>
+            </w:pPr>
+            <w:r>
+              <w:t xml:space="preserve">classical</w:t>
+            </w:r>
+          </w:p>
+        </w:tc>
+        <w:tc>
+          <w:tcPr/>
+          <w:p>
+            <w:pPr>
+              <w:pStyle w:val="Compact"/>
+            </w:pPr>
+            <w:r>
+              <w:t xml:space="preserve">JAX MLP</w:t>
+            </w:r>
+          </w:p>
+        </w:tc>
+        <w:tc>
+          <w:tcPr/>
+          <w:p>
+            <w:pPr>
+              <w:pStyle w:val="Compact"/>
+            </w:pPr>
+            <w:r>
+              <w:t xml:space="preserve">abstain (</w:t>
+            </w:r>
+            <w:r>
+              <w:rPr>
+                <w:rStyle w:val="VerbatimChar"/>
+              </w:rPr>
+              <w:t xml:space="preserve">min_prob</w:t>
+            </w:r>
+            <w:r>
+              <w:t xml:space="preserve">)</w:t>
+            </w:r>
+          </w:p>
+        </w:tc>
+        <w:tc>
+          <w:tcPr/>
+          <w:p>
+            <w:pPr>
+              <w:pStyle w:val="Compact"/>
+            </w:pPr>
+            <w:r>
+              <w:t xml:space="preserve">core</w:t>
             </w:r>
           </w:p>
         </w:tc>
@@ -2954,62 +1739,62 @@
               <w:pStyle w:val="Compact"/>
             </w:pPr>
             <w:r>
-              <w:t xml:space="preserve">lung_cross</w:t>
-            </w:r>
-          </w:p>
-        </w:tc>
-        <w:tc>
-          <w:tcPr/>
-          <w:p>
-            <w:pPr>
-              <w:pStyle w:val="Compact"/>
-            </w:pPr>
-            <w:r>
-              <w:t xml:space="preserve">cross-dataset</w:t>
-            </w:r>
-          </w:p>
-        </w:tc>
-        <w:tc>
-          <w:tcPr/>
-          <w:p>
-            <w:pPr>
-              <w:pStyle w:val="Compact"/>
-            </w:pPr>
-            <w:r>
-              <w:t xml:space="preserve">lung (HCLA→Krasnow)</w:t>
-            </w:r>
-          </w:p>
-        </w:tc>
-        <w:tc>
-          <w:tcPr/>
-          <w:p>
-            <w:pPr>
-              <w:pStyle w:val="Compact"/>
-            </w:pPr>
-            <w:r>
-              <w:t xml:space="preserve">46</w:t>
-            </w:r>
-          </w:p>
-        </w:tc>
-        <w:tc>
-          <w:tcPr/>
-          <w:p>
-            <w:pPr>
-              <w:pStyle w:val="Compact"/>
-            </w:pPr>
-            <w:r>
-              <w:t xml:space="preserve">Ensembl</w:t>
-            </w:r>
-          </w:p>
-        </w:tc>
-        <w:tc>
-          <w:tcPr/>
-          <w:p>
-            <w:pPr>
-              <w:pStyle w:val="Compact"/>
-            </w:pPr>
-            <w:r>
-              <w:t xml:space="preserve">different lab/protocol</w:t>
+              <w:t xml:space="preserve">SVM</w:t>
+            </w:r>
+          </w:p>
+        </w:tc>
+        <w:tc>
+          <w:tcPr/>
+          <w:p>
+            <w:pPr>
+              <w:pStyle w:val="Compact"/>
+            </w:pPr>
+            <w:r>
+              <w:t xml:space="preserve">[Pedregosa 2011]</w:t>
+            </w:r>
+          </w:p>
+        </w:tc>
+        <w:tc>
+          <w:tcPr/>
+          <w:p>
+            <w:pPr>
+              <w:pStyle w:val="Compact"/>
+            </w:pPr>
+            <w:r>
+              <w:t xml:space="preserve">classical</w:t>
+            </w:r>
+          </w:p>
+        </w:tc>
+        <w:tc>
+          <w:tcPr/>
+          <w:p>
+            <w:pPr>
+              <w:pStyle w:val="Compact"/>
+            </w:pPr>
+            <w:r>
+              <w:t xml:space="preserve">linear SVM (SGD)</w:t>
+            </w:r>
+          </w:p>
+        </w:tc>
+        <w:tc>
+          <w:tcPr/>
+          <w:p>
+            <w:pPr>
+              <w:pStyle w:val="Compact"/>
+            </w:pPr>
+            <w:r>
+              <w:t xml:space="preserve">—</w:t>
+            </w:r>
+          </w:p>
+        </w:tc>
+        <w:tc>
+          <w:tcPr/>
+          <w:p>
+            <w:pPr>
+              <w:pStyle w:val="Compact"/>
+            </w:pPr>
+            <w:r>
+              <w:t xml:space="preserve">core</w:t>
             </w:r>
           </w:p>
         </w:tc>
@@ -3022,62 +1807,62 @@
               <w:pStyle w:val="Compact"/>
             </w:pPr>
             <w:r>
-              <w:t xml:space="preserve">liver_intra</w:t>
-            </w:r>
-          </w:p>
-        </w:tc>
-        <w:tc>
-          <w:tcPr/>
-          <w:p>
-            <w:pPr>
-              <w:pStyle w:val="Compact"/>
-            </w:pPr>
-            <w:r>
-              <w:t xml:space="preserve">within-dataset</w:t>
-            </w:r>
-          </w:p>
-        </w:tc>
-        <w:tc>
-          <w:tcPr/>
-          <w:p>
-            <w:pPr>
-              <w:pStyle w:val="Compact"/>
-            </w:pPr>
-            <w:r>
-              <w:t xml:space="preserve">liver (HLiCA)</w:t>
-            </w:r>
-          </w:p>
-        </w:tc>
-        <w:tc>
-          <w:tcPr/>
-          <w:p>
-            <w:pPr>
-              <w:pStyle w:val="Compact"/>
-            </w:pPr>
-            <w:r>
-              <w:t xml:space="preserve">36</w:t>
-            </w:r>
-          </w:p>
-        </w:tc>
-        <w:tc>
-          <w:tcPr/>
-          <w:p>
-            <w:pPr>
-              <w:pStyle w:val="Compact"/>
-            </w:pPr>
-            <w:r>
-              <w:t xml:space="preserve">Ensembl</w:t>
-            </w:r>
-          </w:p>
-        </w:tc>
-        <w:tc>
-          <w:tcPr/>
-          <w:p>
-            <w:pPr>
-              <w:pStyle w:val="Compact"/>
-            </w:pPr>
-            <w:r>
-              <w:t xml:space="preserve">150 cells/type</w:t>
+              <w:t xml:space="preserve">kNN</w:t>
+            </w:r>
+          </w:p>
+        </w:tc>
+        <w:tc>
+          <w:tcPr/>
+          <w:p>
+            <w:pPr>
+              <w:pStyle w:val="Compact"/>
+            </w:pPr>
+            <w:r>
+              <w:t xml:space="preserve">[Pedregosa 2011]</w:t>
+            </w:r>
+          </w:p>
+        </w:tc>
+        <w:tc>
+          <w:tcPr/>
+          <w:p>
+            <w:pPr>
+              <w:pStyle w:val="Compact"/>
+            </w:pPr>
+            <w:r>
+              <w:t xml:space="preserve">classical</w:t>
+            </w:r>
+          </w:p>
+        </w:tc>
+        <w:tc>
+          <w:tcPr/>
+          <w:p>
+            <w:pPr>
+              <w:pStyle w:val="Compact"/>
+            </w:pPr>
+            <w:r>
+              <w:t xml:space="preserve">k-nearest neighbors</w:t>
+            </w:r>
+          </w:p>
+        </w:tc>
+        <w:tc>
+          <w:tcPr/>
+          <w:p>
+            <w:pPr>
+              <w:pStyle w:val="Compact"/>
+            </w:pPr>
+            <w:r>
+              <w:t xml:space="preserve">—</w:t>
+            </w:r>
+          </w:p>
+        </w:tc>
+        <w:tc>
+          <w:tcPr/>
+          <w:p>
+            <w:pPr>
+              <w:pStyle w:val="Compact"/>
+            </w:pPr>
+            <w:r>
+              <w:t xml:space="preserve">core</w:t>
             </w:r>
           </w:p>
         </w:tc>
@@ -3090,7 +1875,1477 @@
               <w:pStyle w:val="Compact"/>
             </w:pPr>
             <w:r>
+              <w:t xml:space="preserve">CellTypist</w:t>
+            </w:r>
+          </w:p>
+        </w:tc>
+        <w:tc>
+          <w:tcPr/>
+          <w:p>
+            <w:pPr>
+              <w:pStyle w:val="Compact"/>
+            </w:pPr>
+            <w:r>
+              <w:t xml:space="preserve">[Domínguez Conde 2022]</w:t>
+            </w:r>
+          </w:p>
+        </w:tc>
+        <w:tc>
+          <w:tcPr/>
+          <w:p>
+            <w:pPr>
+              <w:pStyle w:val="Compact"/>
+            </w:pPr>
+            <w:r>
+              <w:t xml:space="preserve">linear</w:t>
+            </w:r>
+          </w:p>
+        </w:tc>
+        <w:tc>
+          <w:tcPr/>
+          <w:p>
+            <w:pPr>
+              <w:pStyle w:val="Compact"/>
+            </w:pPr>
+            <w:r>
+              <w:t xml:space="preserve">L2 logistic regression</w:t>
+            </w:r>
+          </w:p>
+        </w:tc>
+        <w:tc>
+          <w:tcPr/>
+          <w:p>
+            <w:pPr>
+              <w:pStyle w:val="Compact"/>
+            </w:pPr>
+            <w:r>
+              <w:t xml:space="preserve">prob threshold</w:t>
+            </w:r>
+          </w:p>
+        </w:tc>
+        <w:tc>
+          <w:tcPr/>
+          <w:p>
+            <w:pPr>
+              <w:pStyle w:val="Compact"/>
+            </w:pPr>
+            <w:r>
+              <w:t xml:space="preserve">core</w:t>
+            </w:r>
+          </w:p>
+        </w:tc>
+      </w:tr>
+      <w:tr>
+        <w:tc>
+          <w:tcPr/>
+          <w:p>
+            <w:pPr>
+              <w:pStyle w:val="Compact"/>
+            </w:pPr>
+            <w:r>
+              <w:rPr>
+                <w:b/>
+                <w:bCs/>
+              </w:rPr>
+              <w:t xml:space="preserve">linear-anova-pca</w:t>
+            </w:r>
+          </w:p>
+        </w:tc>
+        <w:tc>
+          <w:tcPr/>
+          <w:p>
+            <w:pPr>
+              <w:pStyle w:val="Compact"/>
+            </w:pPr>
+            <w:r>
+              <w:t xml:space="preserve">[Pedregosa 2011] †</w:t>
+            </w:r>
+          </w:p>
+        </w:tc>
+        <w:tc>
+          <w:tcPr/>
+          <w:p>
+            <w:pPr>
+              <w:pStyle w:val="Compact"/>
+            </w:pPr>
+            <w:r>
+              <w:t xml:space="preserve">linear</w:t>
+            </w:r>
+          </w:p>
+        </w:tc>
+        <w:tc>
+          <w:tcPr/>
+          <w:p>
+            <w:pPr>
+              <w:pStyle w:val="Compact"/>
+            </w:pPr>
+            <w:r>
+              <w:t xml:space="preserve">normalize→ANOVA→PCA(220)→logreg</w:t>
+            </w:r>
+          </w:p>
+        </w:tc>
+        <w:tc>
+          <w:tcPr/>
+          <w:p>
+            <w:pPr>
+              <w:pStyle w:val="Compact"/>
+            </w:pPr>
+            <w:r>
+              <w:t xml:space="preserve">prob</w:t>
+            </w:r>
+          </w:p>
+        </w:tc>
+        <w:tc>
+          <w:tcPr/>
+          <w:p>
+            <w:pPr>
+              <w:pStyle w:val="Compact"/>
+            </w:pPr>
+            <w:r>
+              <w:t xml:space="preserve">core</w:t>
+            </w:r>
+          </w:p>
+        </w:tc>
+      </w:tr>
+      <w:tr>
+        <w:tc>
+          <w:tcPr/>
+          <w:p>
+            <w:pPr>
+              <w:pStyle w:val="Compact"/>
+            </w:pPr>
+            <w:r>
+              <w:rPr>
+                <w:b/>
+                <w:bCs/>
+              </w:rPr>
+              <w:t xml:space="preserve">scTOP</w:t>
+            </w:r>
+          </w:p>
+        </w:tc>
+        <w:tc>
+          <w:tcPr/>
+          <w:p>
+            <w:pPr>
+              <w:pStyle w:val="Compact"/>
+            </w:pPr>
+            <w:r>
+              <w:t xml:space="preserve">[Yampolskaya 2023]</w:t>
+            </w:r>
+          </w:p>
+        </w:tc>
+        <w:tc>
+          <w:tcPr/>
+          <w:p>
+            <w:pPr>
+              <w:pStyle w:val="Compact"/>
+            </w:pPr>
+            <w:r>
+              <w:t xml:space="preserve">parameter-free</w:t>
+            </w:r>
+          </w:p>
+        </w:tc>
+        <w:tc>
+          <w:tcPr/>
+          <w:p>
+            <w:pPr>
+              <w:pStyle w:val="Compact"/>
+            </w:pPr>
+            <w:r>
+              <w:t xml:space="preserve">rank z-score class-average projection</w:t>
+            </w:r>
+          </w:p>
+        </w:tc>
+        <w:tc>
+          <w:tcPr/>
+          <w:p>
+            <w:pPr>
+              <w:pStyle w:val="Compact"/>
+            </w:pPr>
+            <w:r>
+              <w:t xml:space="preserve">—</w:t>
+            </w:r>
+          </w:p>
+        </w:tc>
+        <w:tc>
+          <w:tcPr/>
+          <w:p>
+            <w:pPr>
+              <w:pStyle w:val="Compact"/>
+            </w:pPr>
+            <w:r>
+              <w:t xml:space="preserve">core (</w:t>
+            </w:r>
+            <w:r>
+              <w:rPr>
+                <w:rStyle w:val="VerbatimChar"/>
+              </w:rPr>
+              <w:t xml:space="preserve">sctop</w:t>
+            </w:r>
+            <w:r>
+              <w:t xml:space="preserve">)</w:t>
+            </w:r>
+          </w:p>
+        </w:tc>
+      </w:tr>
+      <w:tr>
+        <w:tc>
+          <w:tcPr/>
+          <w:p>
+            <w:pPr>
+              <w:pStyle w:val="Compact"/>
+            </w:pPr>
+            <w:r>
+              <w:t xml:space="preserve">SingleR</w:t>
+            </w:r>
+          </w:p>
+        </w:tc>
+        <w:tc>
+          <w:tcPr/>
+          <w:p>
+            <w:pPr>
+              <w:pStyle w:val="Compact"/>
+            </w:pPr>
+            <w:r>
+              <w:t xml:space="preserve">[Aran 2019]</w:t>
+            </w:r>
+          </w:p>
+        </w:tc>
+        <w:tc>
+          <w:tcPr/>
+          <w:p>
+            <w:pPr>
+              <w:pStyle w:val="Compact"/>
+            </w:pPr>
+            <w:r>
+              <w:t xml:space="preserve">correlation</w:t>
+            </w:r>
+          </w:p>
+        </w:tc>
+        <w:tc>
+          <w:tcPr/>
+          <w:p>
+            <w:pPr>
+              <w:pStyle w:val="Compact"/>
+            </w:pPr>
+            <w:r>
+              <w:t xml:space="preserve">Spearman + fine-tuning</w:t>
+            </w:r>
+          </w:p>
+        </w:tc>
+        <w:tc>
+          <w:tcPr/>
+          <w:p>
+            <w:pPr>
+              <w:pStyle w:val="Compact"/>
+            </w:pPr>
+            <w:r>
+              <w:t xml:space="preserve">—</w:t>
+            </w:r>
+          </w:p>
+        </w:tc>
+        <w:tc>
+          <w:tcPr/>
+          <w:p>
+            <w:pPr>
+              <w:pStyle w:val="Compact"/>
+            </w:pPr>
+            <w:r>
+              <w:t xml:space="preserve">R/.Rlib</w:t>
+            </w:r>
+          </w:p>
+        </w:tc>
+      </w:tr>
+      <w:tr>
+        <w:tc>
+          <w:tcPr/>
+          <w:p>
+            <w:pPr>
+              <w:pStyle w:val="Compact"/>
+            </w:pPr>
+            <w:r>
+              <w:t xml:space="preserve">scmap-cluster</w:t>
+            </w:r>
+          </w:p>
+        </w:tc>
+        <w:tc>
+          <w:tcPr/>
+          <w:p>
+            <w:pPr>
+              <w:pStyle w:val="Compact"/>
+            </w:pPr>
+            <w:r>
+              <w:t xml:space="preserve">[Kiselev 2018]</w:t>
+            </w:r>
+          </w:p>
+        </w:tc>
+        <w:tc>
+          <w:tcPr/>
+          <w:p>
+            <w:pPr>
+              <w:pStyle w:val="Compact"/>
+            </w:pPr>
+            <w:r>
+              <w:t xml:space="preserve">correlation</w:t>
+            </w:r>
+          </w:p>
+        </w:tc>
+        <w:tc>
+          <w:tcPr/>
+          <w:p>
+            <w:pPr>
+              <w:pStyle w:val="Compact"/>
+            </w:pPr>
+            <w:r>
+              <w:t xml:space="preserve">centroid cosine</w:t>
+            </w:r>
+          </w:p>
+        </w:tc>
+        <w:tc>
+          <w:tcPr/>
+          <w:p>
+            <w:pPr>
+              <w:pStyle w:val="Compact"/>
+            </w:pPr>
+            <w:r>
+              <w:t xml:space="preserve">yes (unassigned)</w:t>
+            </w:r>
+          </w:p>
+        </w:tc>
+        <w:tc>
+          <w:tcPr/>
+          <w:p>
+            <w:pPr>
+              <w:pStyle w:val="Compact"/>
+            </w:pPr>
+            <w:r>
+              <w:t xml:space="preserve">R/.Rlib</w:t>
+            </w:r>
+          </w:p>
+        </w:tc>
+      </w:tr>
+      <w:tr>
+        <w:tc>
+          <w:tcPr/>
+          <w:p>
+            <w:pPr>
+              <w:pStyle w:val="Compact"/>
+            </w:pPr>
+            <w:r>
+              <w:t xml:space="preserve">scANVI</w:t>
+            </w:r>
+          </w:p>
+        </w:tc>
+        <w:tc>
+          <w:tcPr/>
+          <w:p>
+            <w:pPr>
+              <w:pStyle w:val="Compact"/>
+            </w:pPr>
+            <w:r>
+              <w:t xml:space="preserve">[Xu 2021]</w:t>
+            </w:r>
+          </w:p>
+        </w:tc>
+        <w:tc>
+          <w:tcPr/>
+          <w:p>
+            <w:pPr>
+              <w:pStyle w:val="Compact"/>
+            </w:pPr>
+            <w:r>
+              <w:t xml:space="preserve">deep</w:t>
+            </w:r>
+          </w:p>
+        </w:tc>
+        <w:tc>
+          <w:tcPr/>
+          <w:p>
+            <w:pPr>
+              <w:pStyle w:val="Compact"/>
+            </w:pPr>
+            <w:r>
+              <w:t xml:space="preserve">scVI semi-supervised VAE</w:t>
+            </w:r>
+          </w:p>
+        </w:tc>
+        <w:tc>
+          <w:tcPr/>
+          <w:p>
+            <w:pPr>
+              <w:pStyle w:val="Compact"/>
+            </w:pPr>
+            <w:r>
+              <w:t xml:space="preserve">prob</w:t>
+            </w:r>
+          </w:p>
+        </w:tc>
+        <w:tc>
+          <w:tcPr/>
+          <w:p>
+            <w:pPr>
+              <w:pStyle w:val="Compact"/>
+            </w:pPr>
+            <w:r>
+              <w:t xml:space="preserve">.venv-scvi (MPS)</w:t>
+            </w:r>
+          </w:p>
+        </w:tc>
+      </w:tr>
+      <w:tr>
+        <w:tc>
+          <w:tcPr/>
+          <w:p>
+            <w:pPr>
+              <w:pStyle w:val="Compact"/>
+            </w:pPr>
+            <w:r>
+              <w:t xml:space="preserve">scArches</w:t>
+            </w:r>
+          </w:p>
+        </w:tc>
+        <w:tc>
+          <w:tcPr/>
+          <w:p>
+            <w:pPr>
+              <w:pStyle w:val="Compact"/>
+            </w:pPr>
+            <w:r>
+              <w:t xml:space="preserve">[Lotfollahi 2022]</w:t>
+            </w:r>
+          </w:p>
+        </w:tc>
+        <w:tc>
+          <w:tcPr/>
+          <w:p>
+            <w:pPr>
+              <w:pStyle w:val="Compact"/>
+            </w:pPr>
+            <w:r>
+              <w:t xml:space="preserve">deep</w:t>
+            </w:r>
+          </w:p>
+        </w:tc>
+        <w:tc>
+          <w:tcPr/>
+          <w:p>
+            <w:pPr>
+              <w:pStyle w:val="Compact"/>
+            </w:pPr>
+            <w:r>
+              <w:t xml:space="preserve">scANVI reference surgery</w:t>
+            </w:r>
+          </w:p>
+        </w:tc>
+        <w:tc>
+          <w:tcPr/>
+          <w:p>
+            <w:pPr>
+              <w:pStyle w:val="Compact"/>
+            </w:pPr>
+            <w:r>
+              <w:t xml:space="preserve">prob</w:t>
+            </w:r>
+          </w:p>
+        </w:tc>
+        <w:tc>
+          <w:tcPr/>
+          <w:p>
+            <w:pPr>
+              <w:pStyle w:val="Compact"/>
+            </w:pPr>
+            <w:r>
+              <w:t xml:space="preserve">.venv-scvi (MPS)</w:t>
+            </w:r>
+          </w:p>
+        </w:tc>
+      </w:tr>
+      <w:tr>
+        <w:tc>
+          <w:tcPr/>
+          <w:p>
+            <w:pPr>
+              <w:pStyle w:val="Compact"/>
+            </w:pPr>
+            <w:r>
+              <w:rPr>
+                <w:b/>
+                <w:bCs/>
+              </w:rPr>
+              <w:t xml:space="preserve">ProtoCloud</w:t>
+            </w:r>
+          </w:p>
+        </w:tc>
+        <w:tc>
+          <w:tcPr/>
+          <w:p>
+            <w:pPr>
+              <w:pStyle w:val="Compact"/>
+            </w:pPr>
+            <w:r>
+              <w:t xml:space="preserve">[Guo &amp; Ding 2026]</w:t>
+            </w:r>
+          </w:p>
+        </w:tc>
+        <w:tc>
+          <w:tcPr/>
+          <w:p>
+            <w:pPr>
+              <w:pStyle w:val="Compact"/>
+            </w:pPr>
+            <w:r>
+              <w:t xml:space="preserve">deep</w:t>
+            </w:r>
+          </w:p>
+        </w:tc>
+        <w:tc>
+          <w:tcPr/>
+          <w:p>
+            <w:pPr>
+              <w:pStyle w:val="Compact"/>
+            </w:pPr>
+            <w:r>
+              <w:t xml:space="preserve">prototype VAE + LRP attribution</w:t>
+            </w:r>
+          </w:p>
+        </w:tc>
+        <w:tc>
+          <w:tcPr/>
+          <w:p>
+            <w:pPr>
+              <w:pStyle w:val="Compact"/>
+            </w:pPr>
+            <w:r>
+              <w:t xml:space="preserve">ambiguity flag</w:t>
+            </w:r>
+          </w:p>
+        </w:tc>
+        <w:tc>
+          <w:tcPr/>
+          <w:p>
+            <w:pPr>
+              <w:pStyle w:val="Compact"/>
+            </w:pPr>
+            <w:r>
+              <w:t xml:space="preserve">.venv-protocloud</w:t>
+            </w:r>
+          </w:p>
+        </w:tc>
+      </w:tr>
+      <w:tr>
+        <w:tc>
+          <w:tcPr/>
+          <w:p>
+            <w:pPr>
+              <w:pStyle w:val="Compact"/>
+            </w:pPr>
+            <w:r>
+              <w:t xml:space="preserve">scPRINT</w:t>
+            </w:r>
+          </w:p>
+        </w:tc>
+        <w:tc>
+          <w:tcPr/>
+          <w:p>
+            <w:pPr>
+              <w:pStyle w:val="Compact"/>
+            </w:pPr>
+            <w:r>
+              <w:t xml:space="preserve">[Kalfon 2025]</w:t>
+            </w:r>
+          </w:p>
+        </w:tc>
+        <w:tc>
+          <w:tcPr/>
+          <w:p>
+            <w:pPr>
+              <w:pStyle w:val="Compact"/>
+            </w:pPr>
+            <w:r>
+              <w:t xml:space="preserve">foundation</w:t>
+            </w:r>
+          </w:p>
+        </w:tc>
+        <w:tc>
+          <w:tcPr/>
+          <w:p>
+            <w:pPr>
+              <w:pStyle w:val="Compact"/>
+            </w:pPr>
+            <w:r>
+              <w:t xml:space="preserve">pretrained transformer, zero-shot</w:t>
+            </w:r>
+          </w:p>
+        </w:tc>
+        <w:tc>
+          <w:tcPr/>
+          <w:p>
+            <w:pPr>
+              <w:pStyle w:val="Compact"/>
+            </w:pPr>
+            <w:r>
+              <w:t xml:space="preserve">—</w:t>
+            </w:r>
+          </w:p>
+        </w:tc>
+        <w:tc>
+          <w:tcPr/>
+          <w:p>
+            <w:pPr>
+              <w:pStyle w:val="Compact"/>
+            </w:pPr>
+            <w:r>
+              <w:t xml:space="preserve">.venv-scprint (MPS)</w:t>
+            </w:r>
+          </w:p>
+        </w:tc>
+      </w:tr>
+      <w:tr>
+        <w:tc>
+          <w:tcPr/>
+          <w:p>
+            <w:pPr>
+              <w:pStyle w:val="Compact"/>
+            </w:pPr>
+            <w:r>
+              <w:rPr>
+                <w:b/>
+                <w:bCs/>
+              </w:rPr>
+              <w:t xml:space="preserve">Pan-human Azimuth</w:t>
+            </w:r>
+          </w:p>
+        </w:tc>
+        <w:tc>
+          <w:tcPr/>
+          <w:p>
+            <w:pPr>
+              <w:pStyle w:val="Compact"/>
+            </w:pPr>
+            <w:r>
+              <w:t xml:space="preserve">[Sarkar et al. 2026]</w:t>
+            </w:r>
+          </w:p>
+        </w:tc>
+        <w:tc>
+          <w:tcPr/>
+          <w:p>
+            <w:pPr>
+              <w:pStyle w:val="Compact"/>
+            </w:pPr>
+            <w:r>
+              <w:t xml:space="preserve">pretrained</w:t>
+            </w:r>
+          </w:p>
+        </w:tc>
+        <w:tc>
+          <w:tcPr/>
+          <w:p>
+            <w:pPr>
+              <w:pStyle w:val="Compact"/>
+            </w:pPr>
+            <w:r>
+              <w:t xml:space="preserve">8-level hierarchical NN, fixed 382-leaf typology</w:t>
+            </w:r>
+          </w:p>
+        </w:tc>
+        <w:tc>
+          <w:tcPr/>
+          <w:p>
+            <w:pPr>
+              <w:pStyle w:val="Compact"/>
+            </w:pPr>
+            <w:r>
+              <w:t xml:space="preserve">trained</w:t>
+            </w:r>
+            <w:r>
+              <w:t xml:space="preserve"> </w:t>
+            </w:r>
+            <w:r>
+              <w:rPr>
+                <w:rStyle w:val="VerbatimChar"/>
+              </w:rPr>
+              <w:t xml:space="preserve">Unassigned</w:t>
+            </w:r>
+          </w:p>
+        </w:tc>
+        <w:tc>
+          <w:tcPr/>
+          <w:p>
+            <w:pPr>
+              <w:pStyle w:val="Compact"/>
+            </w:pPr>
+            <w:r>
+              <w:t xml:space="preserve">.venv-panhuman</w:t>
+            </w:r>
+          </w:p>
+        </w:tc>
+      </w:tr>
+    </w:tbl>
+    <w:p>
+      <w:pPr>
+        <w:pStyle w:val="BodyText"/>
+      </w:pPr>
+      <w:r>
+        <w:t xml:space="preserve">†</w:t>
+      </w:r>
+      <w:r>
+        <w:t xml:space="preserve"> </w:t>
+      </w:r>
+      <w:r>
+        <w:rPr>
+          <w:rStyle w:val="VerbatimChar"/>
+        </w:rPr>
+        <w:t xml:space="preserve">linear-anova-pca</w:t>
+      </w:r>
+      <w:r>
+        <w:t xml:space="preserve"> </w:t>
+      </w:r>
+      <w:r>
+        <w:t xml:space="preserve">has no method paper: it is a baseline assembled here from scikit-learn</w:t>
+      </w:r>
+      <w:r>
+        <w:t xml:space="preserve"> </w:t>
+      </w:r>
+      <w:r>
+        <w:t xml:space="preserve">components, tuned deliberately to be the strongest simple competitor we could build (§1).</w:t>
+      </w:r>
+    </w:p>
+    <w:p>
+      <w:pPr>
+        <w:pStyle w:val="BodyText"/>
+      </w:pPr>
+      <w:r>
+        <w:rPr>
+          <w:b/>
+          <w:bCs/>
+        </w:rPr>
+        <w:t xml:space="preserve">Ten of the twelve are trained on each dataset’s own reference</w:t>
+      </w:r>
+      <w:r>
+        <w:t xml:space="preserve"> </w:t>
+      </w:r>
+      <w:r>
+        <w:t xml:space="preserve">and run the full</w:t>
+      </w:r>
+      <w:r>
+        <w:t xml:space="preserve"> </w:t>
+      </w:r>
+      <w:r>
+        <w:t xml:space="preserve">accuracy/cost matrix of §3.1 on all six datasets, so none is compared on a favourable subset.</w:t>
+      </w:r>
+      <w:r>
+        <w:t xml:space="preserve"> </w:t>
+      </w:r>
+      <w:r>
+        <w:t xml:space="preserve">The remaining two are</w:t>
+      </w:r>
+      <w:r>
+        <w:t xml:space="preserve"> </w:t>
+      </w:r>
+      <w:r>
+        <w:rPr>
+          <w:b/>
+          <w:bCs/>
+        </w:rPr>
+        <w:t xml:space="preserve">pretrained annotators with fixed label vocabularies</w:t>
+      </w:r>
+      <w:r>
+        <w:t xml:space="preserve">, which changes</w:t>
+      </w:r>
+      <w:r>
+        <w:t xml:space="preserve"> </w:t>
+      </w:r>
+      <w:r>
+        <w:t xml:space="preserve">what can be measured rather than excusing them from measurement:</w:t>
+      </w:r>
+    </w:p>
+    <w:p>
+      <w:pPr>
+        <w:pStyle w:val="Compact"/>
+        <w:numPr>
+          <w:ilvl w:val="0"/>
+          <w:numId w:val="1001"/>
+        </w:numPr>
+      </w:pPr>
+      <w:r>
+        <w:rPr>
+          <w:b/>
+          <w:bCs/>
+        </w:rPr>
+        <w:t xml:space="preserve">scPRINT</w:t>
+      </w:r>
+      <w:r>
+        <w:t xml:space="preserve"> </w:t>
+      </w:r>
+      <w:r>
+        <w:t xml:space="preserve">is a zero-shot foundation model over a fixed</w:t>
+      </w:r>
+      <w:r>
+        <w:t xml:space="preserve"> </w:t>
+      </w:r>
+      <w:r>
+        <w:rPr>
+          <w:b/>
+          <w:bCs/>
+        </w:rPr>
+        <w:t xml:space="preserve">Cell Ontology (CL)</w:t>
+      </w:r>
+      <w:r>
+        <w:t xml:space="preserve"> </w:t>
+      </w:r>
+      <w:r>
+        <w:t xml:space="preserve">vocabulary —</w:t>
+      </w:r>
+      <w:r>
+        <w:t xml:space="preserve"> </w:t>
+      </w:r>
+      <w:r>
+        <w:t xml:space="preserve">CL being the standard controlled vocabulary of cell types, used throughout as the common</w:t>
+      </w:r>
+      <w:r>
+        <w:t xml:space="preserve"> </w:t>
+      </w:r>
+      <w:r>
+        <w:t xml:space="preserve">ground between datasets that name the same cell differently; it cannot</w:t>
+      </w:r>
+      <w:r>
+        <w:t xml:space="preserve"> </w:t>
+      </w:r>
+      <w:r>
+        <w:t xml:space="preserve">emit labels outside that set and skips symbol-keyed datasets.</w:t>
+      </w:r>
+    </w:p>
+    <w:p>
+      <w:pPr>
+        <w:pStyle w:val="Compact"/>
+        <w:numPr>
+          <w:ilvl w:val="0"/>
+          <w:numId w:val="1001"/>
+        </w:numPr>
+      </w:pPr>
+      <w:r>
+        <w:rPr>
+          <w:b/>
+          <w:bCs/>
+        </w:rPr>
+        <w:t xml:space="preserve">Pan-human Azimuth</w:t>
+      </w:r>
+      <w:r>
+        <w:t xml:space="preserve"> </w:t>
+      </w:r>
+      <w:r>
+        <w:t xml:space="preserve">([Sarkar et al. 2026]) is a supervised hierarchical classifier over a</w:t>
+      </w:r>
+      <w:r>
+        <w:t xml:space="preserve"> </w:t>
+      </w:r>
+      <w:r>
+        <w:t xml:space="preserve">single organism-wide typology — 8 levels, 382 leaves, ~7M parameters, a fixed 5,055-gene</w:t>
+      </w:r>
+      <w:r>
+        <w:t xml:space="preserve"> </w:t>
+      </w:r>
+      <w:r>
+        <w:t xml:space="preserve">panel, trained on 9.7M curated cells, with abstention</w:t>
+      </w:r>
+      <w:r>
+        <w:t xml:space="preserve"> </w:t>
+      </w:r>
+      <w:r>
+        <w:rPr>
+          <w:i/>
+          <w:iCs/>
+        </w:rPr>
+        <w:t xml:space="preserve">learned rather than thresholded</w:t>
+      </w:r>
+      <w:r>
+        <w:t xml:space="preserve"> </w:t>
+      </w:r>
+      <w:r>
+        <w:t xml:space="preserve">—</w:t>
+      </w:r>
+      <w:r>
+        <w:t xml:space="preserve"> </w:t>
+      </w:r>
+      <w:r>
+        <w:t xml:space="preserve">the model is trained to answer</w:t>
+      </w:r>
+      <w:r>
+        <w:t xml:space="preserve"> </w:t>
+      </w:r>
+      <w:r>
+        <w:rPr>
+          <w:rStyle w:val="VerbatimChar"/>
+        </w:rPr>
+        <w:t xml:space="preserve">Unassigned</w:t>
+      </w:r>
+      <w:r>
+        <w:t xml:space="preserve">, instead of having a probability cutoff applied</w:t>
+      </w:r>
+      <w:r>
+        <w:t xml:space="preserve"> </w:t>
+      </w:r>
+      <w:r>
+        <w:t xml:space="preserve">to its output afterwards. It is the closest published counterpart to this paper’s broad</w:t>
+      </w:r>
+      <w:r>
+        <w:t xml:space="preserve"> </w:t>
+      </w:r>
+      <w:r>
+        <w:t xml:space="preserve">pass, and the teacher we distill in §3.4. Adapter:</w:t>
+      </w:r>
+      <w:r>
+        <w:t xml:space="preserve"> </w:t>
+      </w:r>
+      <w:hyperlink r:id="rId11">
+        <w:r>
+          <w:rPr>
+            <w:rStyle w:val="VerbatimChar"/>
+          </w:rPr>
+          <w:t xml:space="preserve">panhuman_adapter.py</w:t>
+        </w:r>
+      </w:hyperlink>
+      <w:r>
+        <w:t xml:space="preserve">.</w:t>
+      </w:r>
+    </w:p>
+    <w:p>
+      <w:pPr>
+        <w:pStyle w:val="FirstParagraph"/>
+      </w:pPr>
+      <w:r>
+        <w:t xml:space="preserve">Neither predicts into the dataset’s label strings, so</w:t>
+      </w:r>
+      <w:r>
+        <w:t xml:space="preserve"> </w:t>
+      </w:r>
+      <w:r>
+        <w:rPr>
+          <w:b/>
+          <w:bCs/>
+        </w:rPr>
+        <w:t xml:space="preserve">exact-match accuracy against those</w:t>
+      </w:r>
+      <w:r>
+        <w:rPr>
+          <w:b/>
+          <w:bCs/>
+        </w:rPr>
+        <w:t xml:space="preserve"> </w:t>
+      </w:r>
+      <w:r>
+        <w:rPr>
+          <w:b/>
+          <w:bCs/>
+        </w:rPr>
+        <w:t xml:space="preserve">strings is a vocabulary artifact, not an accuracy signal</w:t>
+      </w:r>
+      <w:r>
+        <w:t xml:space="preserve"> </w:t>
+      </w:r>
+      <w:r>
+        <w:t xml:space="preserve">—</w:t>
+      </w:r>
+      <w:r>
+        <w:t xml:space="preserve"> </w:t>
+      </w:r>
+      <w:r>
+        <w:rPr>
+          <w:rStyle w:val="VerbatimChar"/>
+        </w:rPr>
+        <w:t xml:space="preserve">regulatory T cell</w:t>
+      </w:r>
+      <w:r>
+        <w:t xml:space="preserve"> </w:t>
+      </w:r>
+      <w:r>
+        <w:t xml:space="preserve">→</w:t>
+      </w:r>
+      <w:r>
+        <w:t xml:space="preserve"> </w:t>
+      </w:r>
+      <w:r>
+        <w:rPr>
+          <w:rStyle w:val="VerbatimChar"/>
+        </w:rPr>
+        <w:t xml:space="preserve">Treg cell</w:t>
+      </w:r>
+      <w:r>
+        <w:t xml:space="preserve"> </w:t>
+      </w:r>
+      <w:r>
+        <w:t xml:space="preserve">and</w:t>
+      </w:r>
+      <w:r>
+        <w:t xml:space="preserve"> </w:t>
+      </w:r>
+      <w:r>
+        <w:rPr>
+          <w:rStyle w:val="VerbatimChar"/>
+        </w:rPr>
+        <w:t xml:space="preserve">non-classical monocyte</w:t>
+      </w:r>
+      <w:r>
+        <w:t xml:space="preserve"> </w:t>
+      </w:r>
+      <w:r>
+        <w:t xml:space="preserve">→</w:t>
+      </w:r>
+      <w:r>
+        <w:t xml:space="preserve"> </w:t>
+      </w:r>
+      <w:r>
+        <w:rPr>
+          <w:rStyle w:val="VerbatimChar"/>
+        </w:rPr>
+        <w:t xml:space="preserve">CD16 monocyte</w:t>
+      </w:r>
+      <w:r>
+        <w:t xml:space="preserve"> </w:t>
+      </w:r>
+      <w:r>
+        <w:t xml:space="preserve">are correct answers that score zero. Both are</w:t>
+      </w:r>
+      <w:r>
+        <w:t xml:space="preserve"> </w:t>
+      </w:r>
+      <w:r>
+        <w:t xml:space="preserve">therefore scored</w:t>
+      </w:r>
+      <w:r>
+        <w:t xml:space="preserve"> </w:t>
+      </w:r>
+      <w:r>
+        <w:rPr>
+          <w:b/>
+          <w:bCs/>
+        </w:rPr>
+        <w:t xml:space="preserve">ontology-only</w:t>
+      </w:r>
+      <w:r>
+        <w:t xml:space="preserve"> </w:t>
+      </w:r>
+      <w:r>
+        <w:t xml:space="preserve">(§2.4) and reported in their own block in §3.1, on the</w:t>
+      </w:r>
+      <w:r>
+        <w:t xml:space="preserve"> </w:t>
+      </w:r>
+      <w:r>
+        <w:t xml:space="preserve">three datasets where reference and query both carry Cell Ontology ids. They appear again in</w:t>
+      </w:r>
+      <w:r>
+        <w:t xml:space="preserve"> </w:t>
+      </w:r>
+      <w:r>
+        <w:t xml:space="preserve">§3.6 (foundation-model zero-shot) and §3.4 (Azimuth as broad pass, and as distillation</w:t>
+      </w:r>
+      <w:r>
+        <w:t xml:space="preserve"> </w:t>
+      </w:r>
+      <w:r>
+        <w:t xml:space="preserve">teacher).</w:t>
+      </w:r>
+    </w:p>
+    <w:p>
+      <w:pPr>
+        <w:pStyle w:val="BodyText"/>
+      </w:pPr>
+      <w:r>
+        <w:rPr>
+          <w:b/>
+          <w:bCs/>
+        </w:rPr>
+        <w:t xml:space="preserve">scPred</w:t>
+      </w:r>
+      <w:r>
+        <w:t xml:space="preserve"> </w:t>
+      </w:r>
+      <w:r>
+        <w:t xml:space="preserve">is excluded outright: unmaintained; it requires harmony’s removed</w:t>
+      </w:r>
+      <w:r>
+        <w:t xml:space="preserve"> </w:t>
+      </w:r>
+      <w:r>
+        <w:rPr>
+          <w:rStyle w:val="VerbatimChar"/>
+        </w:rPr>
+        <w:t xml:space="preserve">HarmonyMatrix</w:t>
+      </w:r>
+      <w:r>
+        <w:t xml:space="preserve"> </w:t>
+      </w:r>
+      <w:r>
+        <w:t xml:space="preserve">API and older harmony versions do not compile on the current toolchain.</w:t>
+      </w:r>
+    </w:p>
+    <w:bookmarkEnd w:id="12"/>
+    <w:bookmarkStart w:id="13" w:name="datasets"/>
+    <w:p>
+      <w:pPr>
+        <w:pStyle w:val="Heading2"/>
+      </w:pPr>
+      <w:r>
+        <w:t xml:space="preserve">Datasets</w:t>
+      </w:r>
+    </w:p>
+    <w:tbl>
+      <w:tblPr>
+        <w:tblStyle w:val="Table"/>
+        <w:tblW w:type="pct" w:w="5000"/>
+        <w:tblLayout w:type="fixed"/>
+        <w:tblLook w:firstRow="1" w:lastRow="0" w:firstColumn="0" w:lastColumn="0" w:noHBand="0" w:noVBand="0" w:val="0020"/>
+      </w:tblPr>
+      <w:tblGrid>
+        <w:gridCol w:w="1131"/>
+        <w:gridCol w:w="1131"/>
+        <w:gridCol w:w="1131"/>
+        <w:gridCol w:w="1131"/>
+        <w:gridCol w:w="1131"/>
+        <w:gridCol w:w="1131"/>
+        <w:gridCol w:w="1131"/>
+      </w:tblGrid>
+      <w:tr>
+        <w:trPr>
+          <w:tblHeader w:val="on"/>
+        </w:trPr>
+        <w:tc>
+          <w:tcPr/>
+          <w:p>
+            <w:pPr>
+              <w:pStyle w:val="Compact"/>
+            </w:pPr>
+            <w:r>
+              <w:t xml:space="preserve">dataset</w:t>
+            </w:r>
+          </w:p>
+        </w:tc>
+        <w:tc>
+          <w:tcPr/>
+          <w:p>
+            <w:pPr>
+              <w:pStyle w:val="Compact"/>
+            </w:pPr>
+            <w:r>
+              <w:t xml:space="preserve">source</w:t>
+            </w:r>
+          </w:p>
+        </w:tc>
+        <w:tc>
+          <w:tcPr/>
+          <w:p>
+            <w:pPr>
+              <w:pStyle w:val="Compact"/>
+            </w:pPr>
+            <w:r>
+              <w:t xml:space="preserve">split</w:t>
+            </w:r>
+          </w:p>
+        </w:tc>
+        <w:tc>
+          <w:tcPr/>
+          <w:p>
+            <w:pPr>
+              <w:pStyle w:val="Compact"/>
+            </w:pPr>
+            <w:r>
+              <w:t xml:space="preserve">tissue</w:t>
+            </w:r>
+          </w:p>
+        </w:tc>
+        <w:tc>
+          <w:tcPr/>
+          <w:p>
+            <w:pPr>
+              <w:pStyle w:val="Compact"/>
+            </w:pPr>
+            <w:r>
+              <w:t xml:space="preserve">#types</w:t>
+            </w:r>
+          </w:p>
+        </w:tc>
+        <w:tc>
+          <w:tcPr/>
+          <w:p>
+            <w:pPr>
+              <w:pStyle w:val="Compact"/>
+            </w:pPr>
+            <w:r>
+              <w:t xml:space="preserve">genes</w:t>
+            </w:r>
+          </w:p>
+        </w:tc>
+        <w:tc>
+          <w:tcPr/>
+          <w:p>
+            <w:pPr>
+              <w:pStyle w:val="Compact"/>
+            </w:pPr>
+            <w:r>
+              <w:t xml:space="preserve">notes</w:t>
+            </w:r>
+          </w:p>
+        </w:tc>
+      </w:tr>
+      <w:tr>
+        <w:tc>
+          <w:tcPr/>
+          <w:p>
+            <w:pPr>
+              <w:pStyle w:val="Compact"/>
+            </w:pPr>
+            <w:r>
+              <w:t xml:space="preserve">lung_intra</w:t>
+            </w:r>
+          </w:p>
+        </w:tc>
+        <w:tc>
+          <w:tcPr/>
+          <w:p>
+            <w:pPr>
+              <w:pStyle w:val="Compact"/>
+            </w:pPr>
+            <w:r>
+              <w:t xml:space="preserve">[Travaglini 2020]</w:t>
+            </w:r>
+          </w:p>
+        </w:tc>
+        <w:tc>
+          <w:tcPr/>
+          <w:p>
+            <w:pPr>
+              <w:pStyle w:val="Compact"/>
+            </w:pPr>
+            <w:r>
+              <w:t xml:space="preserve">within-dataset</w:t>
+            </w:r>
+          </w:p>
+        </w:tc>
+        <w:tc>
+          <w:tcPr/>
+          <w:p>
+            <w:pPr>
+              <w:pStyle w:val="Compact"/>
+            </w:pPr>
+            <w:r>
+              <w:t xml:space="preserve">lung (Krasnow)</w:t>
+            </w:r>
+          </w:p>
+        </w:tc>
+        <w:tc>
+          <w:tcPr/>
+          <w:p>
+            <w:pPr>
+              <w:pStyle w:val="Compact"/>
+            </w:pPr>
+            <w:r>
+              <w:t xml:space="preserve">46</w:t>
+            </w:r>
+          </w:p>
+        </w:tc>
+        <w:tc>
+          <w:tcPr/>
+          <w:p>
+            <w:pPr>
+              <w:pStyle w:val="Compact"/>
+            </w:pPr>
+            <w:r>
+              <w:t xml:space="preserve">Ensembl</w:t>
+            </w:r>
+          </w:p>
+        </w:tc>
+        <w:tc>
+          <w:tcPr/>
+          <w:p>
+            <w:pPr>
+              <w:pStyle w:val="Compact"/>
+            </w:pPr>
+            <w:r>
+              <w:t xml:space="preserve">300 cells/type ref</w:t>
+            </w:r>
+          </w:p>
+        </w:tc>
+      </w:tr>
+      <w:tr>
+        <w:tc>
+          <w:tcPr/>
+          <w:p>
+            <w:pPr>
+              <w:pStyle w:val="Compact"/>
+            </w:pPr>
+            <w:r>
+              <w:t xml:space="preserve">lung_cross</w:t>
+            </w:r>
+          </w:p>
+        </w:tc>
+        <w:tc>
+          <w:tcPr/>
+          <w:p>
+            <w:pPr>
+              <w:pStyle w:val="Compact"/>
+            </w:pPr>
+            <w:r>
+              <w:t xml:space="preserve">[Sikkema 2023] → [Travaglini 2020]</w:t>
+            </w:r>
+          </w:p>
+        </w:tc>
+        <w:tc>
+          <w:tcPr/>
+          <w:p>
+            <w:pPr>
+              <w:pStyle w:val="Compact"/>
+            </w:pPr>
+            <w:r>
+              <w:t xml:space="preserve">cross-dataset</w:t>
+            </w:r>
+          </w:p>
+        </w:tc>
+        <w:tc>
+          <w:tcPr/>
+          <w:p>
+            <w:pPr>
+              <w:pStyle w:val="Compact"/>
+            </w:pPr>
+            <w:r>
+              <w:t xml:space="preserve">lung (HLCA→Krasnow)</w:t>
+            </w:r>
+          </w:p>
+        </w:tc>
+        <w:tc>
+          <w:tcPr/>
+          <w:p>
+            <w:pPr>
+              <w:pStyle w:val="Compact"/>
+            </w:pPr>
+            <w:r>
+              <w:t xml:space="preserve">46</w:t>
+            </w:r>
+          </w:p>
+        </w:tc>
+        <w:tc>
+          <w:tcPr/>
+          <w:p>
+            <w:pPr>
+              <w:pStyle w:val="Compact"/>
+            </w:pPr>
+            <w:r>
+              <w:t xml:space="preserve">Ensembl</w:t>
+            </w:r>
+          </w:p>
+        </w:tc>
+        <w:tc>
+          <w:tcPr/>
+          <w:p>
+            <w:pPr>
+              <w:pStyle w:val="Compact"/>
+            </w:pPr>
+            <w:r>
+              <w:t xml:space="preserve">different lab/protocol</w:t>
+            </w:r>
+          </w:p>
+        </w:tc>
+      </w:tr>
+      <w:tr>
+        <w:tc>
+          <w:tcPr/>
+          <w:p>
+            <w:pPr>
+              <w:pStyle w:val="Compact"/>
+            </w:pPr>
+            <w:r>
+              <w:t xml:space="preserve">liver_intra</w:t>
+            </w:r>
+          </w:p>
+        </w:tc>
+        <w:tc>
+          <w:tcPr/>
+          <w:p>
+            <w:pPr>
+              <w:pStyle w:val="Compact"/>
+            </w:pPr>
+            <w:r>
+              <w:t xml:space="preserve">[Edgar 2026]</w:t>
+            </w:r>
+          </w:p>
+        </w:tc>
+        <w:tc>
+          <w:tcPr/>
+          <w:p>
+            <w:pPr>
+              <w:pStyle w:val="Compact"/>
+            </w:pPr>
+            <w:r>
+              <w:t xml:space="preserve">within-dataset</w:t>
+            </w:r>
+          </w:p>
+        </w:tc>
+        <w:tc>
+          <w:tcPr/>
+          <w:p>
+            <w:pPr>
+              <w:pStyle w:val="Compact"/>
+            </w:pPr>
+            <w:r>
+              <w:t xml:space="preserve">liver (HLiCA)</w:t>
+            </w:r>
+          </w:p>
+        </w:tc>
+        <w:tc>
+          <w:tcPr/>
+          <w:p>
+            <w:pPr>
+              <w:pStyle w:val="Compact"/>
+            </w:pPr>
+            <w:r>
+              <w:t xml:space="preserve">36</w:t>
+            </w:r>
+          </w:p>
+        </w:tc>
+        <w:tc>
+          <w:tcPr/>
+          <w:p>
+            <w:pPr>
+              <w:pStyle w:val="Compact"/>
+            </w:pPr>
+            <w:r>
+              <w:t xml:space="preserve">Ensembl</w:t>
+            </w:r>
+          </w:p>
+        </w:tc>
+        <w:tc>
+          <w:tcPr/>
+          <w:p>
+            <w:pPr>
+              <w:pStyle w:val="Compact"/>
+            </w:pPr>
+            <w:r>
+              <w:t xml:space="preserve">150 cells/type</w:t>
+            </w:r>
+          </w:p>
+        </w:tc>
+      </w:tr>
+      <w:tr>
+        <w:tc>
+          <w:tcPr/>
+          <w:p>
+            <w:pPr>
+              <w:pStyle w:val="Compact"/>
+            </w:pPr>
+            <w:r>
               <w:t xml:space="preserve">liver_cross</w:t>
+            </w:r>
+          </w:p>
+        </w:tc>
+        <w:tc>
+          <w:tcPr/>
+          <w:p>
+            <w:pPr>
+              <w:pStyle w:val="Compact"/>
+            </w:pPr>
+            <w:r>
+              <w:t xml:space="preserve">[Edgar 2026]</w:t>
             </w:r>
           </w:p>
         </w:tc>
@@ -3176,6 +3431,27 @@
               <w:pStyle w:val="Compact"/>
             </w:pPr>
             <w:r>
+              <w:rPr>
+                <w:b/>
+                <w:bCs/>
+              </w:rPr>
+              <w:t xml:space="preserve">source unresolved</w:t>
+            </w:r>
+            <w:r>
+              <w:t xml:space="preserve"> </w:t>
+            </w:r>
+            <w:r>
+              <w:t xml:space="preserve">‡</w:t>
+            </w:r>
+          </w:p>
+        </w:tc>
+        <w:tc>
+          <w:tcPr/>
+          <w:p>
+            <w:pPr>
+              <w:pStyle w:val="Compact"/>
+            </w:pPr>
+            <w:r>
               <w:t xml:space="preserve">within-dataset</w:t>
             </w:r>
           </w:p>
@@ -3244,6 +3520,17 @@
               <w:pStyle w:val="Compact"/>
             </w:pPr>
             <w:r>
+              <w:t xml:space="preserve">[10x Genomics 2016]</w:t>
+            </w:r>
+          </w:p>
+        </w:tc>
+        <w:tc>
+          <w:tcPr/>
+          <w:p>
+            <w:pPr>
+              <w:pStyle w:val="Compact"/>
+            </w:pPr>
+            <w:r>
               <w:t xml:space="preserve">within-dataset</w:t>
             </w:r>
           </w:p>
@@ -3294,6 +3581,56 @@
         </w:tc>
       </w:tr>
     </w:tbl>
+    <w:p>
+      <w:pPr>
+        <w:pStyle w:val="BodyText"/>
+      </w:pPr>
+      <w:r>
+        <w:t xml:space="preserve">‡ The blood+gut atlas carries Sanger-style annotation columns and blood / terminal-ileum /</w:t>
+      </w:r>
+      <w:r>
+        <w:t xml:space="preserve"> </w:t>
+      </w:r>
+      <w:r>
+        <w:t xml:space="preserve">rectum samples, but this repository records no fetch script for it and the file carries no</w:t>
+      </w:r>
+      <w:r>
+        <w:t xml:space="preserve"> </w:t>
+      </w:r>
+      <w:r>
+        <w:t xml:space="preserve">provenance, so we do not assert a citation we cannot verify. It contributes only to the</w:t>
+      </w:r>
+      <w:r>
+        <w:t xml:space="preserve"> </w:t>
+      </w:r>
+      <w:r>
+        <w:t xml:space="preserve">86-type high-cardinality row and carries no Cell Ontology ids, so no ontology-scored result</w:t>
+      </w:r>
+      <w:r>
+        <w:t xml:space="preserve"> </w:t>
+      </w:r>
+      <w:r>
+        <w:t xml:space="preserve">depends on it. Resolving it is tracked by</w:t>
+      </w:r>
+      <w:r>
+        <w:t xml:space="preserve"> </w:t>
+      </w:r>
+      <w:r>
+        <w:rPr>
+          <w:rStyle w:val="VerbatimChar"/>
+        </w:rPr>
+        <w:t xml:space="preserve">tools/check_references.py</w:t>
+      </w:r>
+      <w:r>
+        <w:t xml:space="preserve">, which fails while it</w:t>
+      </w:r>
+      <w:r>
+        <w:t xml:space="preserve"> </w:t>
+      </w:r>
+      <w:r>
+        <w:t xml:space="preserve">is open.</w:t>
+      </w:r>
+    </w:p>
     <w:p>
       <w:pPr>
         <w:pStyle w:val="BodyText"/>
@@ -3878,7 +4215,7 @@
         <w:t xml:space="preserve"> </w:t>
       </w:r>
       <w:r>
-        <w:t xml:space="preserve">All primary cells for one organism in the CELLxGENE census</w:t>
+        <w:t xml:space="preserve">All primary cells for one organism in the CELLxGENE Census [CZI Census 2025]</w:t>
       </w:r>
       <w:r>
         <w:t xml:space="preserve"> </w:t>
@@ -5296,7 +5633,7 @@
         <w:t xml:space="preserve"> </w:t>
       </w:r>
       <w:r>
-        <w:t xml:space="preserve">supplies the</w:t>
+        <w:t xml:space="preserve">[Open Problems 2024] supplies the</w:t>
       </w:r>
       <w:r>
         <w:t xml:space="preserve"> </w:t>
@@ -5608,13 +5945,13 @@
         <w:t xml:space="preserve"> </w:t>
       </w:r>
       <w:r>
-        <w:t xml:space="preserve">— an</w:t>
-      </w:r>
-      <w:r>
-        <w:t xml:space="preserve"> </w:t>
-      </w:r>
-      <w:r>
-        <w:t xml:space="preserve">expression-weighted mean of ESM2 protein-language-model gene embeddings — to test whether a foundation model’s value</w:t>
+        <w:t xml:space="preserve">[Rosen 2026] — an</w:t>
+      </w:r>
+      <w:r>
+        <w:t xml:space="preserve"> </w:t>
+      </w:r>
+      <w:r>
+        <w:t xml:space="preserve">expression-weighted mean of ESM2 [Lin 2023] protein-language-model gene embeddings — to test whether a foundation model’s value</w:t>
       </w:r>
       <w:r>
         <w:t xml:space="preserve"> </w:t>
@@ -10782,7 +11119,7 @@
         <w:t xml:space="preserve"> </w:t>
       </w:r>
       <w:r>
-        <w:t xml:space="preserve">— scANVI+scArches surgery and xgboost score higher on the</w:t>
+        <w:t xml:space="preserve">— scANVI+scArches surgery and xgboost [Chen &amp; Guestrin 2016] score higher on the</w:t>
       </w:r>
       <w:r>
         <w:t xml:space="preserve"> </w:t>
@@ -12868,7 +13205,7 @@
         <w:t xml:space="preserve"> </w:t>
       </w:r>
       <w:r>
-        <w:t xml:space="preserve">Souza &amp; Mehta report that</w:t>
+        <w:t xml:space="preserve">Souza &amp; Mehta [Souza &amp; Mehta 2026] report that</w:t>
       </w:r>
       <w:r>
         <w:t xml:space="preserve"> </w:t>
@@ -14794,23 +15131,19 @@
         </w:numPr>
       </w:pPr>
       <w:r>
-        <w:t xml:space="preserve">Ma F, Pellegrini M. ACTINN: automated identification of cell types in single cell RNA sequencing.</w:t>
-      </w:r>
-      <w:r>
-        <w:t xml:space="preserve"> </w:t>
-      </w:r>
-      <w:r>
-        <w:rPr>
-          <w:i/>
-          <w:iCs/>
-        </w:rPr>
-        <w:t xml:space="preserve">Bioinformatics</w:t>
-      </w:r>
-      <w:r>
-        <w:t xml:space="preserve"> </w:t>
-      </w:r>
-      <w:r>
-        <w:t xml:space="preserve">36(2):533-538 (2020).</w:t>
+        <w:t xml:space="preserve">10x Genomics. 3k PBMCs from a healthy donor, Cell Ranger 1.1.0 (2016). Distributed with scanpy as</w:t>
+      </w:r>
+      <w:r>
+        <w:t xml:space="preserve"> </w:t>
+      </w:r>
+      <w:r>
+        <w:rPr>
+          <w:rStyle w:val="VerbatimChar"/>
+        </w:rPr>
+        <w:t xml:space="preserve">pbmc3k</w:t>
+      </w:r>
+      <w:r>
+        <w:t xml:space="preserve">.</w:t>
       </w:r>
     </w:p>
     <w:p>
@@ -14838,7 +15171,7 @@
         <w:t xml:space="preserve"> </w:t>
       </w:r>
       <w:r>
-        <w:t xml:space="preserve">20:194 (2019).</w:t>
+        <w:t xml:space="preserve">20:194 (2019). doi:10.1186/s13059-019-1795-z.</w:t>
       </w:r>
     </w:p>
     <w:p>
@@ -14850,7 +15183,7 @@
         </w:numPr>
       </w:pPr>
       <w:r>
-        <w:t xml:space="preserve">Huang Q, et al. Benchmarking single-cell cell-type annotation methods.</w:t>
+        <w:t xml:space="preserve">Aran D, et al. Reference-based analysis of lung single-cell sequencing reveals a transitional profibrotic macrophage (SingleR).</w:t>
       </w:r>
       <w:r>
         <w:t xml:space="preserve"> </w:t>
@@ -14860,13 +15193,13 @@
           <w:i/>
           <w:iCs/>
         </w:rPr>
-        <w:t xml:space="preserve">Briefings in Bioinformatics</w:t>
-      </w:r>
-      <w:r>
-        <w:t xml:space="preserve"> </w:t>
-      </w:r>
-      <w:r>
-        <w:t xml:space="preserve">25(5):bbae392 (2024).</w:t>
+        <w:t xml:space="preserve">Nature Immunology</w:t>
+      </w:r>
+      <w:r>
+        <w:t xml:space="preserve"> </w:t>
+      </w:r>
+      <w:r>
+        <w:t xml:space="preserve">20:163-172 (2019). doi:10.1038/s41590-018-0276-y.</w:t>
       </w:r>
     </w:p>
     <w:p>
@@ -14878,23 +15211,7 @@
         </w:numPr>
       </w:pPr>
       <w:r>
-        <w:t xml:space="preserve">Domínguez Conde C, et al. Cross-tissue immune cell analysis reveals tissue-specific features in humans (CellTypist).</w:t>
-      </w:r>
-      <w:r>
-        <w:t xml:space="preserve"> </w:t>
-      </w:r>
-      <w:r>
-        <w:rPr>
-          <w:i/>
-          <w:iCs/>
-        </w:rPr>
-        <w:t xml:space="preserve">Science</w:t>
-      </w:r>
-      <w:r>
-        <w:t xml:space="preserve"> </w:t>
-      </w:r>
-      <w:r>
-        <w:t xml:space="preserve">376:eabl5197 (2022).</w:t>
+        <w:t xml:space="preserve">Bradbury J, et al. JAX: composable transformations of Python+NumPy programs (2018). github.com/google/jax.</w:t>
       </w:r>
     </w:p>
     <w:p>
@@ -14906,23 +15223,7 @@
         </w:numPr>
       </w:pPr>
       <w:r>
-        <w:t xml:space="preserve">Aran D, et al. Reference-based analysis of lung single-cell sequencing reveals a transitional profibrotic macrophage (SingleR).</w:t>
-      </w:r>
-      <w:r>
-        <w:t xml:space="preserve"> </w:t>
-      </w:r>
-      <w:r>
-        <w:rPr>
-          <w:i/>
-          <w:iCs/>
-        </w:rPr>
-        <w:t xml:space="preserve">Nature Immunology</w:t>
-      </w:r>
-      <w:r>
-        <w:t xml:space="preserve"> </w:t>
-      </w:r>
-      <w:r>
-        <w:t xml:space="preserve">20:163-172 (2019).</w:t>
+        <w:t xml:space="preserve">CZI Cell Science Program. CZ CELLxGENE Discover Census, LTS release 2025-11-08. chanzuckerberg.github.io/cellxgene-census.</w:t>
       </w:r>
     </w:p>
     <w:p>
@@ -14934,7 +15235,7 @@
         </w:numPr>
       </w:pPr>
       <w:r>
-        <w:t xml:space="preserve">Kiselev VY, Yiu A, Hemberg M. scmap: projection of single-cell RNA-seq data across data sets.</w:t>
+        <w:t xml:space="preserve">Chen T, Guestrin C. XGBoost: a scalable tree boosting system.</w:t>
       </w:r>
       <w:r>
         <w:t xml:space="preserve"> </w:t>
@@ -14944,13 +15245,13 @@
           <w:i/>
           <w:iCs/>
         </w:rPr>
-        <w:t xml:space="preserve">Nature Methods</w:t>
-      </w:r>
-      <w:r>
-        <w:t xml:space="preserve"> </w:t>
-      </w:r>
-      <w:r>
-        <w:t xml:space="preserve">15:359-362 (2018).</w:t>
+        <w:t xml:space="preserve">KDD</w:t>
+      </w:r>
+      <w:r>
+        <w:t xml:space="preserve"> </w:t>
+      </w:r>
+      <w:r>
+        <w:t xml:space="preserve">785-794 (2016).</w:t>
       </w:r>
     </w:p>
     <w:p>
@@ -14962,7 +15263,7 @@
         </w:numPr>
       </w:pPr>
       <w:r>
-        <w:t xml:space="preserve">Xu C, et al. Probabilistic harmonization and annotation of single-cell transcriptomics data with deep generative models (scANVI).</w:t>
+        <w:t xml:space="preserve">Domínguez Conde C, et al. Cross-tissue immune cell analysis reveals tissue-specific features in humans (CellTypist).</w:t>
       </w:r>
       <w:r>
         <w:t xml:space="preserve"> </w:t>
@@ -14972,13 +15273,13 @@
           <w:i/>
           <w:iCs/>
         </w:rPr>
-        <w:t xml:space="preserve">Molecular Systems Biology</w:t>
-      </w:r>
-      <w:r>
-        <w:t xml:space="preserve"> </w:t>
-      </w:r>
-      <w:r>
-        <w:t xml:space="preserve">17:e9620 (2021).</w:t>
+        <w:t xml:space="preserve">Science</w:t>
+      </w:r>
+      <w:r>
+        <w:t xml:space="preserve"> </w:t>
+      </w:r>
+      <w:r>
+        <w:t xml:space="preserve">376:eabl5197 (2022). doi:10.1126/science.abl5197.</w:t>
       </w:r>
     </w:p>
     <w:p>
@@ -14990,7 +15291,7 @@
         </w:numPr>
       </w:pPr>
       <w:r>
-        <w:t xml:space="preserve">Lotfollahi M, et al. Mapping single-cell data to reference atlases by transfer learning (scArches).</w:t>
+        <w:t xml:space="preserve">Edgar R, et al. The Human Liver Cell Atlas (HLiCA).</w:t>
       </w:r>
       <w:r>
         <w:t xml:space="preserve"> </w:t>
@@ -15000,13 +15301,13 @@
           <w:i/>
           <w:iCs/>
         </w:rPr>
-        <w:t xml:space="preserve">Nature Biotechnology</w:t>
-      </w:r>
-      <w:r>
-        <w:t xml:space="preserve"> </w:t>
-      </w:r>
-      <w:r>
-        <w:t xml:space="preserve">40:121-130 (2022).</w:t>
+        <w:t xml:space="preserve">bioRxiv</w:t>
+      </w:r>
+      <w:r>
+        <w:t xml:space="preserve"> </w:t>
+      </w:r>
+      <w:r>
+        <w:t xml:space="preserve">(2026). doi:10.64898/2026.06.30.735539.</w:t>
       </w:r>
     </w:p>
     <w:p>
@@ -15018,7 +15319,7 @@
         </w:numPr>
       </w:pPr>
       <w:r>
-        <w:t xml:space="preserve">Chen T, Guestrin C. XGBoost: a scalable tree boosting system.</w:t>
+        <w:t xml:space="preserve">Guo K, Ding J. ProtoCloud: a prototypical self-explaining model for single-cell analysis.</w:t>
       </w:r>
       <w:r>
         <w:t xml:space="preserve"> </w:t>
@@ -15028,13 +15329,13 @@
           <w:i/>
           <w:iCs/>
         </w:rPr>
-        <w:t xml:space="preserve">KDD</w:t>
-      </w:r>
-      <w:r>
-        <w:t xml:space="preserve"> </w:t>
-      </w:r>
-      <w:r>
-        <w:t xml:space="preserve">785-794 (2016).</w:t>
+        <w:t xml:space="preserve">Cell Genomics</w:t>
+      </w:r>
+      <w:r>
+        <w:t xml:space="preserve"> </w:t>
+      </w:r>
+      <w:r>
+        <w:t xml:space="preserve">6(6):101217 (2026). doi:10.1016/j.xgen.2026.101217.</w:t>
       </w:r>
     </w:p>
     <w:p>
@@ -15046,7 +15347,7 @@
         </w:numPr>
       </w:pPr>
       <w:r>
-        <w:t xml:space="preserve">Rosen Y, et al. Universal cell embeddings: a foundation model for cell biology (UCE).</w:t>
+        <w:t xml:space="preserve">Huang Q, et al. Benchmarking single-cell cell-type annotation methods.</w:t>
       </w:r>
       <w:r>
         <w:t xml:space="preserve"> </w:t>
@@ -15056,13 +15357,13 @@
           <w:i/>
           <w:iCs/>
         </w:rPr>
-        <w:t xml:space="preserve">Nature</w:t>
-      </w:r>
-      <w:r>
-        <w:t xml:space="preserve"> </w:t>
-      </w:r>
-      <w:r>
-        <w:t xml:space="preserve">(2026), doi:10.1038/s41586-026-10689-z.</w:t>
+        <w:t xml:space="preserve">Briefings in Bioinformatics</w:t>
+      </w:r>
+      <w:r>
+        <w:t xml:space="preserve"> </w:t>
+      </w:r>
+      <w:r>
+        <w:t xml:space="preserve">25(5):bbae392 (2024).</w:t>
       </w:r>
     </w:p>
     <w:p>
@@ -15074,7 +15375,7 @@
         </w:numPr>
       </w:pPr>
       <w:r>
-        <w:t xml:space="preserve">Lin Z, et al. Evolutionary-scale prediction of atomic-level protein structure with a language model (ESM-2).</w:t>
+        <w:t xml:space="preserve">Kalfon J, Samaran J, Peyré G, Cantini L. scPRINT: pre-training on 50 million cells allows robust gene network predictions.</w:t>
       </w:r>
       <w:r>
         <w:t xml:space="preserve"> </w:t>
@@ -15084,13 +15385,13 @@
           <w:i/>
           <w:iCs/>
         </w:rPr>
-        <w:t xml:space="preserve">Science</w:t>
-      </w:r>
-      <w:r>
-        <w:t xml:space="preserve"> </w:t>
-      </w:r>
-      <w:r>
-        <w:t xml:space="preserve">379:1123-1130 (2023).</w:t>
+        <w:t xml:space="preserve">Nature Communications</w:t>
+      </w:r>
+      <w:r>
+        <w:t xml:space="preserve"> </w:t>
+      </w:r>
+      <w:r>
+        <w:t xml:space="preserve">(2025). doi:10.1038/s41467-025-58699-1.</w:t>
       </w:r>
     </w:p>
     <w:p>
@@ -15102,7 +15403,23 @@
         </w:numPr>
       </w:pPr>
       <w:r>
-        <w:t xml:space="preserve">Open Problems for Single-Cell Analysis Consortium. Open Problems: a living benchmark for single-cell analysis. openproblems.bio (2024).</w:t>
+        <w:t xml:space="preserve">Kiselev VY, Yiu A, Hemberg M. scmap: projection of single-cell RNA-seq data across data sets.</w:t>
+      </w:r>
+      <w:r>
+        <w:t xml:space="preserve"> </w:t>
+      </w:r>
+      <w:r>
+        <w:rPr>
+          <w:i/>
+          <w:iCs/>
+        </w:rPr>
+        <w:t xml:space="preserve">Nature Methods</w:t>
+      </w:r>
+      <w:r>
+        <w:t xml:space="preserve"> </w:t>
+      </w:r>
+      <w:r>
+        <w:t xml:space="preserve">15:359-362 (2018). doi:10.1038/nmeth.4644.</w:t>
       </w:r>
     </w:p>
     <w:p>
@@ -15114,7 +15431,23 @@
         </w:numPr>
       </w:pPr>
       <w:r>
-        <w:t xml:space="preserve">Bradbury J, et al. JAX: composable transformations of Python+NumPy programs (2018). github.com/google/jax.</w:t>
+        <w:t xml:space="preserve">Lin Z, et al. Evolutionary-scale prediction of atomic-level protein structure with a language model (ESM-2).</w:t>
+      </w:r>
+      <w:r>
+        <w:t xml:space="preserve"> </w:t>
+      </w:r>
+      <w:r>
+        <w:rPr>
+          <w:i/>
+          <w:iCs/>
+        </w:rPr>
+        <w:t xml:space="preserve">Science</w:t>
+      </w:r>
+      <w:r>
+        <w:t xml:space="preserve"> </w:t>
+      </w:r>
+      <w:r>
+        <w:t xml:space="preserve">379:1123-1130 (2023). doi:10.1126/science.ade2574.</w:t>
       </w:r>
     </w:p>
     <w:p>
@@ -15126,7 +15459,23 @@
         </w:numPr>
       </w:pPr>
       <w:r>
-        <w:t xml:space="preserve">Edgar R, et al. The Human Liver Cell Atlas (HLiCA). doi:10.64898/2026.06.30.735539.</w:t>
+        <w:t xml:space="preserve">Lotfollahi M, et al. Mapping single-cell data to reference atlases by transfer learning (scArches).</w:t>
+      </w:r>
+      <w:r>
+        <w:t xml:space="preserve"> </w:t>
+      </w:r>
+      <w:r>
+        <w:rPr>
+          <w:i/>
+          <w:iCs/>
+        </w:rPr>
+        <w:t xml:space="preserve">Nature Biotechnology</w:t>
+      </w:r>
+      <w:r>
+        <w:t xml:space="preserve"> </w:t>
+      </w:r>
+      <w:r>
+        <w:t xml:space="preserve">40:121-130 (2022). doi:10.1038/s41587-021-01001-7.</w:t>
       </w:r>
     </w:p>
     <w:p>
@@ -15138,7 +15487,7 @@
         </w:numPr>
       </w:pPr>
       <w:r>
-        <w:t xml:space="preserve">Souza H, Mehta P. Parameter-free representations outperform single-cell foundation models on downstream benchmarks.</w:t>
+        <w:t xml:space="preserve">Ma F, Pellegrini M. ACTINN: automated identification of cell types in single cell RNA sequencing.</w:t>
       </w:r>
       <w:r>
         <w:t xml:space="preserve"> </w:t>
@@ -15148,13 +15497,13 @@
           <w:i/>
           <w:iCs/>
         </w:rPr>
-        <w:t xml:space="preserve">bioRxiv</w:t>
-      </w:r>
-      <w:r>
-        <w:t xml:space="preserve"> </w:t>
-      </w:r>
-      <w:r>
-        <w:t xml:space="preserve">(2026), doi:10.64898/2026.02.11.705358.</w:t>
+        <w:t xml:space="preserve">Bioinformatics</w:t>
+      </w:r>
+      <w:r>
+        <w:t xml:space="preserve"> </w:t>
+      </w:r>
+      <w:r>
+        <w:t xml:space="preserve">36(2):533-538 (2020). doi:10.1093/bioinformatics/btz592.</w:t>
       </w:r>
     </w:p>
     <w:p>
@@ -15166,23 +15515,7 @@
         </w:numPr>
       </w:pPr>
       <w:r>
-        <w:t xml:space="preserve">Guo K, Ding J. ProtoCloud: a prototypical self-explaining model for single-cell analysis.</w:t>
-      </w:r>
-      <w:r>
-        <w:t xml:space="preserve"> </w:t>
-      </w:r>
-      <w:r>
-        <w:rPr>
-          <w:i/>
-          <w:iCs/>
-        </w:rPr>
-        <w:t xml:space="preserve">Cell Genomics</w:t>
-      </w:r>
-      <w:r>
-        <w:t xml:space="preserve"> </w:t>
-      </w:r>
-      <w:r>
-        <w:t xml:space="preserve">6(6):101217 (2026), doi:10.1016/j.xgen.2026.101217.</w:t>
+        <w:t xml:space="preserve">Open Problems for Single-Cell Analysis Consortium. Open Problems: a living benchmark for single-cell analysis. openproblems.bio (2024).</w:t>
       </w:r>
     </w:p>
     <w:p>
@@ -15194,7 +15527,23 @@
         </w:numPr>
       </w:pPr>
       <w:r>
-        <w:t xml:space="preserve">Yampolskaya M, Souza H, et al. scTOP: cell identity from single-cell data via parameter-free projection. github.com/Emergent-Behaviors-in-Biology/scTOP.</w:t>
+        <w:t xml:space="preserve">Pedregosa F, et al. Scikit-learn: machine learning in Python.</w:t>
+      </w:r>
+      <w:r>
+        <w:t xml:space="preserve"> </w:t>
+      </w:r>
+      <w:r>
+        <w:rPr>
+          <w:i/>
+          <w:iCs/>
+        </w:rPr>
+        <w:t xml:space="preserve">JMLR</w:t>
+      </w:r>
+      <w:r>
+        <w:t xml:space="preserve"> </w:t>
+      </w:r>
+      <w:r>
+        <w:t xml:space="preserve">12:2825-2830 (2011).</w:t>
       </w:r>
     </w:p>
     <w:p>
@@ -15206,7 +15555,7 @@
         </w:numPr>
       </w:pPr>
       <w:r>
-        <w:t xml:space="preserve">Sarkar S, Li Z, Molla G, et al. Organism-scale annotation with Pan-human Azimuth.</w:t>
+        <w:t xml:space="preserve">Rosen Y, et al. Universal cell embeddings: a foundation model for cell biology (UCE).</w:t>
       </w:r>
       <w:r>
         <w:t xml:space="preserve"> </w:t>
@@ -15216,13 +15565,165 @@
           <w:i/>
           <w:iCs/>
         </w:rPr>
+        <w:t xml:space="preserve">Nature</w:t>
+      </w:r>
+      <w:r>
+        <w:t xml:space="preserve"> </w:t>
+      </w:r>
+      <w:r>
+        <w:t xml:space="preserve">(2026). doi:10.1038/s41586-026-10689-z.</w:t>
+      </w:r>
+    </w:p>
+    <w:p>
+      <w:pPr>
+        <w:pStyle w:val="Compact"/>
+        <w:numPr>
+          <w:ilvl w:val="0"/>
+          <w:numId w:val="1006"/>
+        </w:numPr>
+      </w:pPr>
+      <w:r>
+        <w:t xml:space="preserve">Sarkar S, Li Z, Molla G, et al. Organism-scale annotation with Pan-human Azimuth.</w:t>
+      </w:r>
+      <w:r>
+        <w:t xml:space="preserve"> </w:t>
+      </w:r>
+      <w:r>
+        <w:rPr>
+          <w:i/>
+          <w:iCs/>
+        </w:rPr>
         <w:t xml:space="preserve">bioRxiv</w:t>
       </w:r>
       <w:r>
         <w:t xml:space="preserve"> </w:t>
       </w:r>
       <w:r>
-        <w:t xml:space="preserve">(2026), doi:10.64898/2026.07.16.738997.</w:t>
+        <w:t xml:space="preserve">(2026). doi:10.64898/2026.07.16.738997.</w:t>
+      </w:r>
+    </w:p>
+    <w:p>
+      <w:pPr>
+        <w:pStyle w:val="Compact"/>
+        <w:numPr>
+          <w:ilvl w:val="0"/>
+          <w:numId w:val="1006"/>
+        </w:numPr>
+      </w:pPr>
+      <w:r>
+        <w:t xml:space="preserve">Sikkema L, et al. An integrated cell atlas of the lung in health and disease (HLCA).</w:t>
+      </w:r>
+      <w:r>
+        <w:t xml:space="preserve"> </w:t>
+      </w:r>
+      <w:r>
+        <w:rPr>
+          <w:i/>
+          <w:iCs/>
+        </w:rPr>
+        <w:t xml:space="preserve">Nature Medicine</w:t>
+      </w:r>
+      <w:r>
+        <w:t xml:space="preserve"> </w:t>
+      </w:r>
+      <w:r>
+        <w:t xml:space="preserve">29:1563-1577 (2023). doi:10.1038/s41591-023-02327-2.</w:t>
+      </w:r>
+    </w:p>
+    <w:p>
+      <w:pPr>
+        <w:pStyle w:val="Compact"/>
+        <w:numPr>
+          <w:ilvl w:val="0"/>
+          <w:numId w:val="1006"/>
+        </w:numPr>
+      </w:pPr>
+      <w:r>
+        <w:t xml:space="preserve">Souza H, Mehta P. Parameter-free representations outperform single-cell foundation models on downstream benchmarks.</w:t>
+      </w:r>
+      <w:r>
+        <w:t xml:space="preserve"> </w:t>
+      </w:r>
+      <w:r>
+        <w:rPr>
+          <w:i/>
+          <w:iCs/>
+        </w:rPr>
+        <w:t xml:space="preserve">bioRxiv</w:t>
+      </w:r>
+      <w:r>
+        <w:t xml:space="preserve"> </w:t>
+      </w:r>
+      <w:r>
+        <w:t xml:space="preserve">(2026). doi:10.64898/2026.02.11.705358.</w:t>
+      </w:r>
+    </w:p>
+    <w:p>
+      <w:pPr>
+        <w:pStyle w:val="Compact"/>
+        <w:numPr>
+          <w:ilvl w:val="0"/>
+          <w:numId w:val="1006"/>
+        </w:numPr>
+      </w:pPr>
+      <w:r>
+        <w:t xml:space="preserve">Travaglini KJ, Nabhan AN, Penland L, et al. A molecular cell atlas of the human lung from single-cell RNA sequencing.</w:t>
+      </w:r>
+      <w:r>
+        <w:t xml:space="preserve"> </w:t>
+      </w:r>
+      <w:r>
+        <w:rPr>
+          <w:i/>
+          <w:iCs/>
+        </w:rPr>
+        <w:t xml:space="preserve">Nature</w:t>
+      </w:r>
+      <w:r>
+        <w:t xml:space="preserve"> </w:t>
+      </w:r>
+      <w:r>
+        <w:t xml:space="preserve">587(7835):619-625 (2020). doi:10.1038/s41586-020-2922-4.</w:t>
+      </w:r>
+    </w:p>
+    <w:p>
+      <w:pPr>
+        <w:pStyle w:val="Compact"/>
+        <w:numPr>
+          <w:ilvl w:val="0"/>
+          <w:numId w:val="1006"/>
+        </w:numPr>
+      </w:pPr>
+      <w:r>
+        <w:t xml:space="preserve">Xu C, et al. Probabilistic harmonization and annotation of single-cell transcriptomics data with deep generative models (scANVI).</w:t>
+      </w:r>
+      <w:r>
+        <w:t xml:space="preserve"> </w:t>
+      </w:r>
+      <w:r>
+        <w:rPr>
+          <w:i/>
+          <w:iCs/>
+        </w:rPr>
+        <w:t xml:space="preserve">Molecular Systems Biology</w:t>
+      </w:r>
+      <w:r>
+        <w:t xml:space="preserve"> </w:t>
+      </w:r>
+      <w:r>
+        <w:t xml:space="preserve">17:e9620 (2021). doi:10.15252/msb.20209620.</w:t>
+      </w:r>
+    </w:p>
+    <w:p>
+      <w:pPr>
+        <w:pStyle w:val="Compact"/>
+        <w:numPr>
+          <w:ilvl w:val="0"/>
+          <w:numId w:val="1006"/>
+        </w:numPr>
+      </w:pPr>
+      <w:r>
+        <w:t xml:space="preserve">Yampolskaya M, Souza H, et al. scTOP: cell identity from single-cell data via parameter-free projection. github.com/Emergent-Behaviors-in-Biology/scTOP.</w:t>
       </w:r>
     </w:p>
     <w:p>

--- a/manuscript/actinn-jax_preprint.docx
+++ b/manuscript/actinn-jax_preprint.docx
@@ -3431,17 +3431,7 @@
               <w:pStyle w:val="Compact"/>
             </w:pPr>
             <w:r>
-              <w:rPr>
-                <w:b/>
-                <w:bCs/>
-              </w:rPr>
-              <w:t xml:space="preserve">source unresolved</w:t>
-            </w:r>
-            <w:r>
-              <w:t xml:space="preserve"> </w:t>
-            </w:r>
-            <w:r>
-              <w:t xml:space="preserve">‡</w:t>
+              <w:t xml:space="preserve">[Alegbe 2026]</w:t>
             </w:r>
           </w:p>
         </w:tc>
@@ -3463,7 +3453,7 @@
               <w:pStyle w:val="Compact"/>
             </w:pPr>
             <w:r>
-              <w:t xml:space="preserve">blood+gut (Sanger)</w:t>
+              <w:t xml:space="preserve">blood + gut (IBDverse)</w:t>
             </w:r>
           </w:p>
         </w:tc>
@@ -3586,49 +3576,41 @@
         <w:pStyle w:val="BodyText"/>
       </w:pPr>
       <w:r>
-        <w:t xml:space="preserve">‡ The blood+gut atlas carries Sanger-style annotation columns and blood / terminal-ileum /</w:t>
-      </w:r>
-      <w:r>
-        <w:t xml:space="preserve"> </w:t>
-      </w:r>
-      <w:r>
-        <w:t xml:space="preserve">rectum samples, but this repository records no fetch script for it and the file carries no</w:t>
-      </w:r>
-      <w:r>
-        <w:t xml:space="preserve"> </w:t>
-      </w:r>
-      <w:r>
-        <w:t xml:space="preserve">provenance, so we do not assert a citation we cannot verify. It contributes only to the</w:t>
-      </w:r>
-      <w:r>
-        <w:t xml:space="preserve"> </w:t>
-      </w:r>
-      <w:r>
-        <w:t xml:space="preserve">86-type high-cardinality row and carries no Cell Ontology ids, so no ontology-scored result</w:t>
-      </w:r>
-      <w:r>
-        <w:t xml:space="preserve"> </w:t>
-      </w:r>
-      <w:r>
-        <w:t xml:space="preserve">depends on it. Resolving it is tracked by</w:t>
-      </w:r>
-      <w:r>
-        <w:t xml:space="preserve"> </w:t>
-      </w:r>
-      <w:r>
-        <w:rPr>
-          <w:rStyle w:val="VerbatimChar"/>
-        </w:rPr>
-        <w:t xml:space="preserve">tools/check_references.py</w:t>
-      </w:r>
-      <w:r>
-        <w:t xml:space="preserve">, which fails while it</w:t>
-      </w:r>
-      <w:r>
-        <w:t xml:space="preserve"> </w:t>
-      </w:r>
-      <w:r>
-        <w:t xml:space="preserve">is open.</w:t>
+        <w:t xml:space="preserve">The blood+gut set is a subsample of</w:t>
+      </w:r>
+      <w:r>
+        <w:t xml:space="preserve"> </w:t>
+      </w:r>
+      <w:r>
+        <w:rPr>
+          <w:b/>
+          <w:bCs/>
+        </w:rPr>
+        <w:t xml:space="preserve">IBDverse</w:t>
+      </w:r>
+      <w:r>
+        <w:t xml:space="preserve"> </w:t>
+      </w:r>
+      <w:r>
+        <w:t xml:space="preserve">(Wellcome Sanger Institute; blood, terminal</w:t>
+      </w:r>
+      <w:r>
+        <w:t xml:space="preserve"> </w:t>
+      </w:r>
+      <w:r>
+        <w:t xml:space="preserve">ileum and rectum from 421 individuals), included here because 86 fine-grained labels make it</w:t>
+      </w:r>
+      <w:r>
+        <w:t xml:space="preserve"> </w:t>
+      </w:r>
+      <w:r>
+        <w:t xml:space="preserve">the high-cardinality stress case for the panel. It carries no Cell Ontology ids, so it</w:t>
+      </w:r>
+      <w:r>
+        <w:t xml:space="preserve"> </w:t>
+      </w:r>
+      <w:r>
+        <w:t xml:space="preserve">contributes to accuracy and macro-F1 but to no ontology-scored result.</w:t>
       </w:r>
     </w:p>
     <w:p>
@@ -8137,7 +8119,7 @@
         <w:t xml:space="preserve"> </w:t>
       </w:r>
       <w:r>
-        <w:t xml:space="preserve">HCLA (reference) and Krasnow (query) were annotated independently and</w:t>
+        <w:t xml:space="preserve">HLCA (reference) and Krasnow (query) were annotated independently and</w:t>
       </w:r>
       <w:r>
         <w:t xml:space="preserve"> </w:t>
@@ -8156,13 +8138,13 @@
         <w:t xml:space="preserve">20 of 46 cell-type names</w:t>
       </w:r>
       <w:r>
-        <w:t xml:space="preserve">; 26 of Krasnow’s types are absent from HCLA’s</w:t>
-      </w:r>
-      <w:r>
-        <w:t xml:space="preserve"> </w:t>
-      </w:r>
-      <w:r>
-        <w:t xml:space="preserve">vocabulary, so no classifier can emit the exact string. The mismatch is granularity: HCLA’s</w:t>
+        <w:t xml:space="preserve">; 26 of Krasnow’s types are absent from HLCA’s</w:t>
+      </w:r>
+      <w:r>
+        <w:t xml:space="preserve"> </w:t>
+      </w:r>
+      <w:r>
+        <w:t xml:space="preserve">vocabulary, so no classifier can emit the exact string. The mismatch is granularity: HLCA’s</w:t>
       </w:r>
       <w:r>
         <w:t xml:space="preserve"> </w:t>
@@ -8229,7 +8211,7 @@
         <w:t xml:space="preserve"> </w:t>
       </w:r>
       <w:r>
-        <w:t xml:space="preserve">— so an HCLA-trained</w:t>
+        <w:t xml:space="preserve">— so an HLCA-trained</w:t>
       </w:r>
       <w:r>
         <w:t xml:space="preserve"> </w:t>
@@ -8281,7 +8263,7 @@
         <w:t xml:space="preserve"> </w:t>
       </w:r>
       <w:r>
-        <w:t xml:space="preserve">(CL:0000115) has no HCLA counterpart.</w:t>
+        <w:t xml:space="preserve">(CL:0000115) has no HLCA counterpart.</w:t>
       </w:r>
       <w:r>
         <w:t xml:space="preserve"> </w:t>
@@ -15172,6 +15154,34 @@
       </w:r>
       <w:r>
         <w:t xml:space="preserve">20:194 (2019). doi:10.1186/s13059-019-1795-z.</w:t>
+      </w:r>
+    </w:p>
+    <w:p>
+      <w:pPr>
+        <w:pStyle w:val="Compact"/>
+        <w:numPr>
+          <w:ilvl w:val="0"/>
+          <w:numId w:val="1006"/>
+        </w:numPr>
+      </w:pPr>
+      <w:r>
+        <w:t xml:space="preserve">Alegbe T, Harris BT, Fachal L, et al. Cell-type-resolved genetic variation shapes inflammatory bowel disease risk (IBDverse).</w:t>
+      </w:r>
+      <w:r>
+        <w:t xml:space="preserve"> </w:t>
+      </w:r>
+      <w:r>
+        <w:rPr>
+          <w:i/>
+          <w:iCs/>
+        </w:rPr>
+        <w:t xml:space="preserve">Nature</w:t>
+      </w:r>
+      <w:r>
+        <w:t xml:space="preserve"> </w:t>
+      </w:r>
+      <w:r>
+        <w:t xml:space="preserve">(2026). doi:10.1038/s41586-026-10627-z.</w:t>
       </w:r>
     </w:p>
     <w:p>

--- a/manuscript/actinn-jax_preprint.docx
+++ b/manuscript/actinn-jax_preprint.docx
@@ -3896,22 +3896,37 @@
         <w:t xml:space="preserve">, CL release 2026-06-08</w:t>
       </w:r>
       <w:r>
-        <w:t xml:space="preserve">, resolved once and reused by every</w:t>
-      </w:r>
-      <w:r>
-        <w:t xml:space="preserve"> </w:t>
-      </w:r>
-      <w:r>
-        <w:t xml:space="preserve">scoring pass (</w:t>
+        <w:t xml:space="preserve"> </w:t>
+      </w:r>
+      <w:r>
+        <w:t xml:space="preserve">(sha256</w:t>
+      </w:r>
+      <w:r>
+        <w:t xml:space="preserve"> </w:t>
       </w:r>
       <w:r>
         <w:rPr>
           <w:rStyle w:val="VerbatimChar"/>
         </w:rPr>
+        <w:t xml:space="preserve">73996c63…</w:t>
+      </w:r>
+      <w:r>
+        <w:t xml:space="preserve">), resolved once and reused by every scoring pass (</w:t>
+      </w:r>
+      <w:r>
+        <w:rPr>
+          <w:rStyle w:val="VerbatimChar"/>
+        </w:rPr>
         <w:t xml:space="preserve">benchmark/metrics.py</w:t>
       </w:r>
       <w:r>
-        <w:t xml:space="preserve">, via</w:t>
+        <w:t xml:space="preserve">,</w:t>
+      </w:r>
+      <w:r>
+        <w:t xml:space="preserve"> </w:t>
+      </w:r>
+      <w:r>
+        <w:t xml:space="preserve">via</w:t>
       </w:r>
       <w:r>
         <w:t xml:space="preserve"> </w:t>
@@ -3923,19 +3938,67 @@
         <w:t xml:space="preserve">pronto</w:t>
       </w:r>
       <w:r>
-        <w:t xml:space="preserve">). A different release can move concordance</w:t>
-      </w:r>
-      <w:r>
-        <w:t xml:space="preserve"> </w:t>
-      </w:r>
-      <w:r>
-        <w:t xml:space="preserve">by a fraction of a point without any model changing, so a rebuild that compares against these</w:t>
-      </w:r>
-      <w:r>
-        <w:t xml:space="preserve"> </w:t>
-      </w:r>
-      <w:r>
-        <w:t xml:space="preserve">numbers should pin the same file.</w:t>
+        <w:t xml:space="preserve">). This is not a hypothetical concern: re-running</w:t>
+      </w:r>
+      <w:r>
+        <w:t xml:space="preserve"> </w:t>
+      </w:r>
+      <w:r>
+        <w:rPr>
+          <w:rStyle w:val="VerbatimChar"/>
+        </w:rPr>
+        <w:t xml:space="preserve">lung_cross</w:t>
+      </w:r>
+      <w:r>
+        <w:t xml:space="preserve"> </w:t>
+      </w:r>
+      <w:r>
+        <w:t xml:space="preserve">against a</w:t>
+      </w:r>
+      <w:r>
+        <w:t xml:space="preserve"> </w:t>
+      </w:r>
+      <w:r>
+        <w:t xml:space="preserve">later-fetched release reproduced the splits exactly (14,390 reference / 13,550 query cells)</w:t>
+      </w:r>
+      <w:r>
+        <w:t xml:space="preserve"> </w:t>
+      </w:r>
+      <w:r>
+        <w:t xml:space="preserve">and still moved concordance by 0.003, with no model changing. The release, its checksum, and</w:t>
+      </w:r>
+      <w:r>
+        <w:t xml:space="preserve"> </w:t>
+      </w:r>
+      <w:r>
+        <w:t xml:space="preserve">exact versions for all six benchmark environments are recorded in</w:t>
+      </w:r>
+      <w:r>
+        <w:t xml:space="preserve"> </w:t>
+      </w:r>
+      <w:r>
+        <w:rPr>
+          <w:rStyle w:val="VerbatimChar"/>
+        </w:rPr>
+        <w:t xml:space="preserve">envs/locks/</w:t>
+      </w:r>
+      <w:r>
+        <w:t xml:space="preserve"> </w:t>
+      </w:r>
+      <w:r>
+        <w:t xml:space="preserve">(</w:t>
+      </w:r>
+      <w:r>
+        <w:rPr>
+          <w:rStyle w:val="VerbatimChar"/>
+        </w:rPr>
+        <w:t xml:space="preserve">tools/freeze_envs.py --check</w:t>
+      </w:r>
+      <w:r>
+        <w:t xml:space="preserve"> </w:t>
+      </w:r>
+      <w:r>
+        <w:t xml:space="preserve">reports drift).</w:t>
       </w:r>
     </w:p>
     <w:p>

--- a/manuscript/actinn-jax_preprint.docx
+++ b/manuscript/actinn-jax_preprint.docx
@@ -7,7 +7,7 @@
         <w:pStyle w:val="Title"/>
       </w:pPr>
       <w:r>
-        <w:t xml:space="preserve">Annotating single-cell data on a laptop: a 12-method benchmark and practical low-memory workflows, with actinn-jax</w:t>
+        <w:t xml:space="preserve">Annotating single-cell data on a laptop: a 13-method benchmark and practical low-memory workflows, with actinn-jax</w:t>
       </w:r>
     </w:p>
     <w:p>
@@ -54,7 +54,7 @@
           <w:b/>
           <w:bCs/>
         </w:rPr>
-        <w:t xml:space="preserve">twelve</w:t>
+        <w:t xml:space="preserve">thirteen</w:t>
       </w:r>
       <w:r>
         <w:t xml:space="preserve"> </w:t>
@@ -105,7 +105,7 @@
         <w:t xml:space="preserve"> </w:t>
       </w:r>
       <w:r>
-        <w:t xml:space="preserve">The top of the accuracy table is a five-way cluster spanning 0.008 (0.831–0.839), led by a carefully preprocessed</w:t>
+        <w:t xml:space="preserve">The top of the accuracy table is a four-way cluster spanning 0.008 (0.831–0.839), led by a carefully preprocessed</w:t>
       </w:r>
       <w:r>
         <w:t xml:space="preserve"> </w:t>
@@ -121,39 +121,39 @@
         <w:t xml:space="preserve"> </w:t>
       </w:r>
       <w:r>
-        <w:t xml:space="preserve">(normalize → ANOVA → PCA → logistic regression, 0.839) rather than by a deep model, with scANVI, scArches, actinn-jax (0.831) and CellTypist alongside it.</w:t>
-      </w:r>
-      <w:r>
-        <w:t xml:space="preserve"> </w:t>
-      </w:r>
-      <w:r>
-        <w:rPr>
-          <w:b/>
-          <w:bCs/>
-        </w:rPr>
-        <w:t xml:space="preserve">Those same five methods differ by ~200× in inference time</w:t>
-      </w:r>
-      <w:r>
-        <w:t xml:space="preserve"> </w:t>
-      </w:r>
-      <w:r>
-        <w:t xml:space="preserve">(0.35 s to 73 s)</w:t>
-      </w:r>
-      <w:r>
-        <w:t xml:space="preserve"> </w:t>
-      </w:r>
-      <w:r>
-        <w:rPr>
-          <w:b/>
-          <w:bCs/>
-        </w:rPr>
-        <w:t xml:space="preserve">and 2.7× in peak memory</w:t>
-      </w:r>
-      <w:r>
-        <w:t xml:space="preserve"> </w:t>
-      </w:r>
-      <w:r>
-        <w:t xml:space="preserve">(1.6 to 4.3 GB). The linear pipeline is the most accurate-per-second option on laptop-sized data, fitting 4× faster than actinn-jax (4.0 vs. 16.0 s). At atlas scale the ordering changes:</w:t>
+        <w:t xml:space="preserve">(normalize → ANOVA → PCA → logistic regression, 0.839) rather than by a deep model, with scANVI, scArches and actinn-jax (0.831) alongside it.</w:t>
+      </w:r>
+      <w:r>
+        <w:t xml:space="preserve"> </w:t>
+      </w:r>
+      <w:r>
+        <w:rPr>
+          <w:b/>
+          <w:bCs/>
+        </w:rPr>
+        <w:t xml:space="preserve">Those same four methods differ by ~130× in inference time</w:t>
+      </w:r>
+      <w:r>
+        <w:t xml:space="preserve"> </w:t>
+      </w:r>
+      <w:r>
+        <w:t xml:space="preserve">(0.34 s to 89 s)</w:t>
+      </w:r>
+      <w:r>
+        <w:t xml:space="preserve"> </w:t>
+      </w:r>
+      <w:r>
+        <w:rPr>
+          <w:b/>
+          <w:bCs/>
+        </w:rPr>
+        <w:t xml:space="preserve">and 2.4× in peak memory</w:t>
+      </w:r>
+      <w:r>
+        <w:t xml:space="preserve"> </w:t>
+      </w:r>
+      <w:r>
+        <w:t xml:space="preserve">(1.8 to 4.3 GB). The linear pipeline is the most accurate-per-second option on laptop-sized data, fitting 7× faster than actinn-jax (3.0 vs. 21.9 s). At atlas scale the ordering changes:</w:t>
       </w:r>
       <w:r>
         <w:t xml:space="preserve"> </w:t>
@@ -521,7 +521,7 @@
         <w:t xml:space="preserve"> </w:t>
       </w:r>
       <w:r>
-        <w:t xml:space="preserve">neutral 12-method benchmark plus a set of demonstrated workflows, held to a single standard:</w:t>
+        <w:t xml:space="preserve">neutral 13-method benchmark plus a set of demonstrated workflows, held to a single standard:</w:t>
       </w:r>
       <w:r>
         <w:t xml:space="preserve"> </w:t>
@@ -745,7 +745,7 @@
         <w:t xml:space="preserve"> </w:t>
       </w:r>
       <w:r>
-        <w:t xml:space="preserve">not: on accuracy it sits inside a five-way cluster it does not lead, the panel was assembled</w:t>
+        <w:t xml:space="preserve">not: on accuracy it sits inside a four-way cluster it does not lead, the panel was assembled</w:t>
       </w:r>
       <w:r>
         <w:t xml:space="preserve"> </w:t>
@@ -831,7 +831,7 @@
           <w:b/>
           <w:bCs/>
         </w:rPr>
-        <w:t xml:space="preserve">12-method × 6-dataset</w:t>
+        <w:t xml:space="preserve">13-method × 6-dataset</w:t>
       </w:r>
       <w:r>
         <w:t xml:space="preserve"> </w:t>
@@ -2620,7 +2620,7 @@
           <w:b/>
           <w:bCs/>
         </w:rPr>
-        <w:t xml:space="preserve">Ten of the twelve are trained on each dataset’s own reference</w:t>
+        <w:t xml:space="preserve">Eleven of the thirteen are trained on each dataset’s own reference</w:t>
       </w:r>
       <w:r>
         <w:t xml:space="preserve"> </w:t>
@@ -6341,7 +6341,7 @@
                 <w:b/>
                 <w:bCs/>
               </w:rPr>
-              <w:t xml:space="preserve">4.0</w:t>
+              <w:t xml:space="preserve">3.0</w:t>
             </w:r>
           </w:p>
         </w:tc>
@@ -6357,7 +6357,7 @@
                 <w:b/>
                 <w:bCs/>
               </w:rPr>
-              <w:t xml:space="preserve">0.35</w:t>
+              <w:t xml:space="preserve">0.34</w:t>
             </w:r>
           </w:p>
         </w:tc>
@@ -6369,7 +6369,7 @@
               <w:jc w:val="right"/>
             </w:pPr>
             <w:r>
-              <w:t xml:space="preserve">4403</w:t>
+              <w:t xml:space="preserve">4294</w:t>
             </w:r>
           </w:p>
         </w:tc>
@@ -6394,7 +6394,92 @@
               <w:jc w:val="right"/>
             </w:pPr>
             <w:r>
-              <w:t xml:space="preserve">0.835</w:t>
+              <w:t xml:space="preserve">0.833</w:t>
+            </w:r>
+          </w:p>
+        </w:tc>
+        <w:tc>
+          <w:tcPr/>
+          <w:p>
+            <w:pPr>
+              <w:pStyle w:val="Compact"/>
+              <w:jc w:val="right"/>
+            </w:pPr>
+            <w:r>
+              <w:t xml:space="preserve">0.697</w:t>
+            </w:r>
+          </w:p>
+        </w:tc>
+        <w:tc>
+          <w:tcPr/>
+          <w:p>
+            <w:pPr>
+              <w:pStyle w:val="Compact"/>
+              <w:jc w:val="right"/>
+            </w:pPr>
+            <w:r>
+              <w:t xml:space="preserve">0.809</w:t>
+            </w:r>
+          </w:p>
+        </w:tc>
+        <w:tc>
+          <w:tcPr/>
+          <w:p>
+            <w:pPr>
+              <w:pStyle w:val="Compact"/>
+              <w:jc w:val="right"/>
+            </w:pPr>
+            <w:r>
+              <w:t xml:space="preserve">0.0*</w:t>
+            </w:r>
+          </w:p>
+        </w:tc>
+        <w:tc>
+          <w:tcPr/>
+          <w:p>
+            <w:pPr>
+              <w:pStyle w:val="Compact"/>
+              <w:jc w:val="right"/>
+            </w:pPr>
+            <w:r>
+              <w:t xml:space="preserve">89.2</w:t>
+            </w:r>
+          </w:p>
+        </w:tc>
+        <w:tc>
+          <w:tcPr/>
+          <w:p>
+            <w:pPr>
+              <w:pStyle w:val="Compact"/>
+              <w:jc w:val="right"/>
+            </w:pPr>
+            <w:r>
+              <w:t xml:space="preserve">2099</w:t>
+            </w:r>
+          </w:p>
+        </w:tc>
+      </w:tr>
+      <w:tr>
+        <w:tc>
+          <w:tcPr/>
+          <w:p>
+            <w:pPr>
+              <w:pStyle w:val="Compact"/>
+            </w:pPr>
+            <w:r>
+              <w:t xml:space="preserve">scArches</w:t>
+            </w:r>
+          </w:p>
+        </w:tc>
+        <w:tc>
+          <w:tcPr/>
+          <w:p>
+            <w:pPr>
+              <w:pStyle w:val="Compact"/>
+              <w:jc w:val="right"/>
+            </w:pPr>
+            <w:r>
+              <w:t xml:space="preserve">0.832</w:t>
             </w:r>
           </w:p>
         </w:tc>
@@ -6410,7 +6495,7 @@
                 <w:b/>
                 <w:bCs/>
               </w:rPr>
-              <w:t xml:space="preserve">0.701</w:t>
+              <w:t xml:space="preserve">0.699</w:t>
             </w:r>
           </w:p>
         </w:tc>
@@ -6422,11 +6507,7 @@
               <w:jc w:val="right"/>
             </w:pPr>
             <w:r>
-              <w:rPr>
-                <w:b/>
-                <w:bCs/>
-              </w:rPr>
-              <w:t xml:space="preserve">0.812</w:t>
+              <w:t xml:space="preserve">0.805</w:t>
             </w:r>
           </w:p>
         </w:tc>
@@ -6438,7 +6519,7 @@
               <w:jc w:val="right"/>
             </w:pPr>
             <w:r>
-              <w:t xml:space="preserve">0.0*</w:t>
+              <w:t xml:space="preserve">54.7</w:t>
             </w:r>
           </w:p>
         </w:tc>
@@ -6450,7 +6531,7 @@
               <w:jc w:val="right"/>
             </w:pPr>
             <w:r>
-              <w:t xml:space="preserve">73.1</w:t>
+              <w:t xml:space="preserve">21.4</w:t>
             </w:r>
           </w:p>
         </w:tc>
@@ -6462,92 +6543,7 @@
               <w:jc w:val="right"/>
             </w:pPr>
             <w:r>
-              <w:t xml:space="preserve">2118</w:t>
-            </w:r>
-          </w:p>
-        </w:tc>
-      </w:tr>
-      <w:tr>
-        <w:tc>
-          <w:tcPr/>
-          <w:p>
-            <w:pPr>
-              <w:pStyle w:val="Compact"/>
-            </w:pPr>
-            <w:r>
-              <w:t xml:space="preserve">scArches</w:t>
-            </w:r>
-          </w:p>
-        </w:tc>
-        <w:tc>
-          <w:tcPr/>
-          <w:p>
-            <w:pPr>
-              <w:pStyle w:val="Compact"/>
-              <w:jc w:val="right"/>
-            </w:pPr>
-            <w:r>
-              <w:t xml:space="preserve">0.833</w:t>
-            </w:r>
-          </w:p>
-        </w:tc>
-        <w:tc>
-          <w:tcPr/>
-          <w:p>
-            <w:pPr>
-              <w:pStyle w:val="Compact"/>
-              <w:jc w:val="right"/>
-            </w:pPr>
-            <w:r>
-              <w:t xml:space="preserve">0.700</w:t>
-            </w:r>
-          </w:p>
-        </w:tc>
-        <w:tc>
-          <w:tcPr/>
-          <w:p>
-            <w:pPr>
-              <w:pStyle w:val="Compact"/>
-              <w:jc w:val="right"/>
-            </w:pPr>
-            <w:r>
-              <w:t xml:space="preserve">0.809</w:t>
-            </w:r>
-          </w:p>
-        </w:tc>
-        <w:tc>
-          <w:tcPr/>
-          <w:p>
-            <w:pPr>
-              <w:pStyle w:val="Compact"/>
-              <w:jc w:val="right"/>
-            </w:pPr>
-            <w:r>
-              <w:t xml:space="preserve">47.7</w:t>
-            </w:r>
-          </w:p>
-        </w:tc>
-        <w:tc>
-          <w:tcPr/>
-          <w:p>
-            <w:pPr>
-              <w:pStyle w:val="Compact"/>
-              <w:jc w:val="right"/>
-            </w:pPr>
-            <w:r>
-              <w:t xml:space="preserve">18.7</w:t>
-            </w:r>
-          </w:p>
-        </w:tc>
-        <w:tc>
-          <w:tcPr/>
-          <w:p>
-            <w:pPr>
-              <w:pStyle w:val="Compact"/>
-              <w:jc w:val="right"/>
-            </w:pPr>
-            <w:r>
-              <w:t xml:space="preserve">1783</w:t>
+              <w:t xml:space="preserve">1819</w:t>
             </w:r>
           </w:p>
         </w:tc>
@@ -6600,35 +6596,11 @@
               <w:jc w:val="right"/>
             </w:pPr>
             <w:r>
-              <w:t xml:space="preserve">0.811</w:t>
-            </w:r>
-          </w:p>
-        </w:tc>
-        <w:tc>
-          <w:tcPr/>
-          <w:p>
-            <w:pPr>
-              <w:pStyle w:val="Compact"/>
-              <w:jc w:val="right"/>
-            </w:pPr>
-            <w:r>
-              <w:t xml:space="preserve">16.0</w:t>
-            </w:r>
-          </w:p>
-        </w:tc>
-        <w:tc>
-          <w:tcPr/>
-          <w:p>
-            <w:pPr>
-              <w:pStyle w:val="Compact"/>
-              <w:jc w:val="right"/>
-            </w:pPr>
-            <w:r>
               <w:rPr>
                 <w:b/>
                 <w:bCs/>
               </w:rPr>
-              <w:t xml:space="preserve">0.37</w:t>
+              <w:t xml:space="preserve">0.811</w:t>
             </w:r>
           </w:p>
         </w:tc>
@@ -6640,68 +6612,7 @@
               <w:jc w:val="right"/>
             </w:pPr>
             <w:r>
-              <w:t xml:space="preserve">2145</w:t>
-            </w:r>
-          </w:p>
-        </w:tc>
-      </w:tr>
-      <w:tr>
-        <w:tc>
-          <w:tcPr/>
-          <w:p>
-            <w:pPr>
-              <w:pStyle w:val="Compact"/>
-            </w:pPr>
-            <w:r>
-              <w:t xml:space="preserve">CellTypist</w:t>
-            </w:r>
-          </w:p>
-        </w:tc>
-        <w:tc>
-          <w:tcPr/>
-          <w:p>
-            <w:pPr>
-              <w:pStyle w:val="Compact"/>
-              <w:jc w:val="right"/>
-            </w:pPr>
-            <w:r>
-              <w:t xml:space="preserve">0.831</w:t>
-            </w:r>
-          </w:p>
-        </w:tc>
-        <w:tc>
-          <w:tcPr/>
-          <w:p>
-            <w:pPr>
-              <w:pStyle w:val="Compact"/>
-              <w:jc w:val="right"/>
-            </w:pPr>
-            <w:r>
-              <w:t xml:space="preserve">0.697</w:t>
-            </w:r>
-          </w:p>
-        </w:tc>
-        <w:tc>
-          <w:tcPr/>
-          <w:p>
-            <w:pPr>
-              <w:pStyle w:val="Compact"/>
-              <w:jc w:val="right"/>
-            </w:pPr>
-            <w:r>
-              <w:t xml:space="preserve">0.807</w:t>
-            </w:r>
-          </w:p>
-        </w:tc>
-        <w:tc>
-          <w:tcPr/>
-          <w:p>
-            <w:pPr>
-              <w:pStyle w:val="Compact"/>
-              <w:jc w:val="right"/>
-            </w:pPr>
-            <w:r>
-              <w:t xml:space="preserve">27.0</w:t>
+              <w:t xml:space="preserve">21.9</w:t>
             </w:r>
           </w:p>
         </w:tc>
@@ -6717,7 +6628,7 @@
                 <w:b/>
                 <w:bCs/>
               </w:rPr>
-              <w:t xml:space="preserve">0.63</w:t>
+              <w:t xml:space="preserve">0.67</w:t>
             </w:r>
           </w:p>
         </w:tc>
@@ -6729,7 +6640,7 @@
               <w:jc w:val="right"/>
             </w:pPr>
             <w:r>
-              <w:t xml:space="preserve">1661</w:t>
+              <w:t xml:space="preserve">2399</w:t>
             </w:r>
           </w:p>
         </w:tc>
@@ -6742,7 +6653,7 @@
               <w:pStyle w:val="Compact"/>
             </w:pPr>
             <w:r>
-              <w:t xml:space="preserve">SVM</w:t>
+              <w:t xml:space="preserve">CellTypist</w:t>
             </w:r>
           </w:p>
         </w:tc>
@@ -6754,7 +6665,7 @@
               <w:jc w:val="right"/>
             </w:pPr>
             <w:r>
-              <w:t xml:space="preserve">0.816</w:t>
+              <w:t xml:space="preserve">0.823</w:t>
             </w:r>
           </w:p>
         </w:tc>
@@ -6766,7 +6677,7 @@
               <w:jc w:val="right"/>
             </w:pPr>
             <w:r>
-              <w:t xml:space="preserve">0.688</w:t>
+              <w:t xml:space="preserve">0.691</w:t>
             </w:r>
           </w:p>
         </w:tc>
@@ -6778,7 +6689,7 @@
               <w:jc w:val="right"/>
             </w:pPr>
             <w:r>
-              <w:t xml:space="preserve">0.797</w:t>
+              <w:t xml:space="preserve">0.805</w:t>
             </w:r>
           </w:p>
         </w:tc>
@@ -6790,7 +6701,7 @@
               <w:jc w:val="right"/>
             </w:pPr>
             <w:r>
-              <w:t xml:space="preserve">24.9</w:t>
+              <w:t xml:space="preserve">60.7</w:t>
             </w:r>
           </w:p>
         </w:tc>
@@ -6806,7 +6717,7 @@
                 <w:b/>
                 <w:bCs/>
               </w:rPr>
-              <w:t xml:space="preserve">0.10</w:t>
+              <w:t xml:space="preserve">0.66</w:t>
             </w:r>
           </w:p>
         </w:tc>
@@ -6818,7 +6729,7 @@
               <w:jc w:val="right"/>
             </w:pPr>
             <w:r>
-              <w:t xml:space="preserve">1480</w:t>
+              <w:t xml:space="preserve">1569</w:t>
             </w:r>
           </w:p>
         </w:tc>
@@ -6831,7 +6742,7 @@
               <w:pStyle w:val="Compact"/>
             </w:pPr>
             <w:r>
-              <w:t xml:space="preserve">ProtoCloud</w:t>
+              <w:t xml:space="preserve">SVM</w:t>
             </w:r>
           </w:p>
         </w:tc>
@@ -6843,7 +6754,7 @@
               <w:jc w:val="right"/>
             </w:pPr>
             <w:r>
-              <w:t xml:space="preserve">0.790</w:t>
+              <w:t xml:space="preserve">0.810</w:t>
             </w:r>
           </w:p>
         </w:tc>
@@ -6855,7 +6766,7 @@
               <w:jc w:val="right"/>
             </w:pPr>
             <w:r>
-              <w:t xml:space="preserve">0.649</w:t>
+              <w:t xml:space="preserve">0.680</w:t>
             </w:r>
           </w:p>
         </w:tc>
@@ -6867,7 +6778,7 @@
               <w:jc w:val="right"/>
             </w:pPr>
             <w:r>
-              <w:t xml:space="preserve">0.778</w:t>
+              <w:t xml:space="preserve">0.797</w:t>
             </w:r>
           </w:p>
         </w:tc>
@@ -6879,177 +6790,7 @@
               <w:jc w:val="right"/>
             </w:pPr>
             <w:r>
-              <w:t xml:space="preserve">145.9</w:t>
-            </w:r>
-          </w:p>
-        </w:tc>
-        <w:tc>
-          <w:tcPr/>
-          <w:p>
-            <w:pPr>
-              <w:pStyle w:val="Compact"/>
-              <w:jc w:val="right"/>
-            </w:pPr>
-            <w:r>
-              <w:t xml:space="preserve">1.42</w:t>
-            </w:r>
-          </w:p>
-        </w:tc>
-        <w:tc>
-          <w:tcPr/>
-          <w:p>
-            <w:pPr>
-              <w:pStyle w:val="Compact"/>
-              <w:jc w:val="right"/>
-            </w:pPr>
-            <w:r>
-              <w:t xml:space="preserve">1895</w:t>
-            </w:r>
-          </w:p>
-        </w:tc>
-      </w:tr>
-      <w:tr>
-        <w:tc>
-          <w:tcPr/>
-          <w:p>
-            <w:pPr>
-              <w:pStyle w:val="Compact"/>
-            </w:pPr>
-            <w:r>
-              <w:t xml:space="preserve">SingleR</w:t>
-            </w:r>
-          </w:p>
-        </w:tc>
-        <w:tc>
-          <w:tcPr/>
-          <w:p>
-            <w:pPr>
-              <w:pStyle w:val="Compact"/>
-              <w:jc w:val="right"/>
-            </w:pPr>
-            <w:r>
-              <w:t xml:space="preserve">0.770</w:t>
-            </w:r>
-          </w:p>
-        </w:tc>
-        <w:tc>
-          <w:tcPr/>
-          <w:p>
-            <w:pPr>
-              <w:pStyle w:val="Compact"/>
-              <w:jc w:val="right"/>
-            </w:pPr>
-            <w:r>
-              <w:t xml:space="preserve">0.652</w:t>
-            </w:r>
-          </w:p>
-        </w:tc>
-        <w:tc>
-          <w:tcPr/>
-          <w:p>
-            <w:pPr>
-              <w:pStyle w:val="Compact"/>
-              <w:jc w:val="right"/>
-            </w:pPr>
-            <w:r>
-              <w:t xml:space="preserve">0.750</w:t>
-            </w:r>
-          </w:p>
-        </w:tc>
-        <w:tc>
-          <w:tcPr/>
-          <w:p>
-            <w:pPr>
-              <w:pStyle w:val="Compact"/>
-              <w:jc w:val="right"/>
-            </w:pPr>
-            <w:r>
-              <w:t xml:space="preserve">0.2</w:t>
-            </w:r>
-          </w:p>
-        </w:tc>
-        <w:tc>
-          <w:tcPr/>
-          <w:p>
-            <w:pPr>
-              <w:pStyle w:val="Compact"/>
-              <w:jc w:val="right"/>
-            </w:pPr>
-            <w:r>
-              <w:t xml:space="preserve">42.4</w:t>
-            </w:r>
-          </w:p>
-        </w:tc>
-        <w:tc>
-          <w:tcPr/>
-          <w:p>
-            <w:pPr>
-              <w:pStyle w:val="Compact"/>
-              <w:jc w:val="right"/>
-            </w:pPr>
-            <w:r>
-              <w:t xml:space="preserve">3621</w:t>
-            </w:r>
-          </w:p>
-        </w:tc>
-      </w:tr>
-      <w:tr>
-        <w:tc>
-          <w:tcPr/>
-          <w:p>
-            <w:pPr>
-              <w:pStyle w:val="Compact"/>
-            </w:pPr>
-            <w:r>
-              <w:t xml:space="preserve">kNN</w:t>
-            </w:r>
-          </w:p>
-        </w:tc>
-        <w:tc>
-          <w:tcPr/>
-          <w:p>
-            <w:pPr>
-              <w:pStyle w:val="Compact"/>
-              <w:jc w:val="right"/>
-            </w:pPr>
-            <w:r>
-              <w:t xml:space="preserve">0.770</w:t>
-            </w:r>
-          </w:p>
-        </w:tc>
-        <w:tc>
-          <w:tcPr/>
-          <w:p>
-            <w:pPr>
-              <w:pStyle w:val="Compact"/>
-              <w:jc w:val="right"/>
-            </w:pPr>
-            <w:r>
-              <w:t xml:space="preserve">0.624</w:t>
-            </w:r>
-          </w:p>
-        </w:tc>
-        <w:tc>
-          <w:tcPr/>
-          <w:p>
-            <w:pPr>
-              <w:pStyle w:val="Compact"/>
-              <w:jc w:val="right"/>
-            </w:pPr>
-            <w:r>
-              <w:t xml:space="preserve">0.769</w:t>
-            </w:r>
-          </w:p>
-        </w:tc>
-        <w:tc>
-          <w:tcPr/>
-          <w:p>
-            <w:pPr>
-              <w:pStyle w:val="Compact"/>
-              <w:jc w:val="right"/>
-            </w:pPr>
-            <w:r>
-              <w:t xml:space="preserve">2.3</w:t>
+              <w:t xml:space="preserve">66.5</w:t>
             </w:r>
           </w:p>
         </w:tc>
@@ -7065,7 +6806,7 @@
                 <w:b/>
                 <w:bCs/>
               </w:rPr>
-              <w:t xml:space="preserve">0.24</w:t>
+              <w:t xml:space="preserve">0.07</w:t>
             </w:r>
           </w:p>
         </w:tc>
@@ -7077,7 +6818,7 @@
               <w:jc w:val="right"/>
             </w:pPr>
             <w:r>
-              <w:t xml:space="preserve">1546</w:t>
+              <w:t xml:space="preserve">1415</w:t>
             </w:r>
           </w:p>
         </w:tc>
@@ -7090,7 +6831,7 @@
               <w:pStyle w:val="Compact"/>
             </w:pPr>
             <w:r>
-              <w:t xml:space="preserve">scTOP</w:t>
+              <w:t xml:space="preserve">ProtoCloud</w:t>
             </w:r>
           </w:p>
         </w:tc>
@@ -7102,7 +6843,7 @@
               <w:jc w:val="right"/>
             </w:pPr>
             <w:r>
-              <w:t xml:space="preserve">0.739</w:t>
+              <w:t xml:space="preserve">0.790</w:t>
             </w:r>
           </w:p>
         </w:tc>
@@ -7114,7 +6855,7 @@
               <w:jc w:val="right"/>
             </w:pPr>
             <w:r>
-              <w:t xml:space="preserve">0.619</w:t>
+              <w:t xml:space="preserve">0.649</w:t>
             </w:r>
           </w:p>
         </w:tc>
@@ -7126,7 +6867,7 @@
               <w:jc w:val="right"/>
             </w:pPr>
             <w:r>
-              <w:t xml:space="preserve">0.703</w:t>
+              <w:t xml:space="preserve">0.778</w:t>
             </w:r>
           </w:p>
         </w:tc>
@@ -7138,7 +6879,7 @@
               <w:jc w:val="right"/>
             </w:pPr>
             <w:r>
-              <w:t xml:space="preserve">1.0</w:t>
+              <w:t xml:space="preserve">176.3</w:t>
             </w:r>
           </w:p>
         </w:tc>
@@ -7150,7 +6891,7 @@
               <w:jc w:val="right"/>
             </w:pPr>
             <w:r>
-              <w:t xml:space="preserve">1.08</w:t>
+              <w:t xml:space="preserve">2.14</w:t>
             </w:r>
           </w:p>
         </w:tc>
@@ -7162,7 +6903,7 @@
               <w:jc w:val="right"/>
             </w:pPr>
             <w:r>
-              <w:t xml:space="preserve">1928</w:t>
+              <w:t xml:space="preserve">1893</w:t>
             </w:r>
           </w:p>
         </w:tc>
@@ -7175,6 +6916,265 @@
               <w:pStyle w:val="Compact"/>
             </w:pPr>
             <w:r>
+              <w:t xml:space="preserve">SingleR</w:t>
+            </w:r>
+          </w:p>
+        </w:tc>
+        <w:tc>
+          <w:tcPr/>
+          <w:p>
+            <w:pPr>
+              <w:pStyle w:val="Compact"/>
+              <w:jc w:val="right"/>
+            </w:pPr>
+            <w:r>
+              <w:t xml:space="preserve">0.770</w:t>
+            </w:r>
+          </w:p>
+        </w:tc>
+        <w:tc>
+          <w:tcPr/>
+          <w:p>
+            <w:pPr>
+              <w:pStyle w:val="Compact"/>
+              <w:jc w:val="right"/>
+            </w:pPr>
+            <w:r>
+              <w:t xml:space="preserve">0.652</w:t>
+            </w:r>
+          </w:p>
+        </w:tc>
+        <w:tc>
+          <w:tcPr/>
+          <w:p>
+            <w:pPr>
+              <w:pStyle w:val="Compact"/>
+              <w:jc w:val="right"/>
+            </w:pPr>
+            <w:r>
+              <w:t xml:space="preserve">0.750</w:t>
+            </w:r>
+          </w:p>
+        </w:tc>
+        <w:tc>
+          <w:tcPr/>
+          <w:p>
+            <w:pPr>
+              <w:pStyle w:val="Compact"/>
+              <w:jc w:val="right"/>
+            </w:pPr>
+            <w:r>
+              <w:t xml:space="preserve">0.3</w:t>
+            </w:r>
+          </w:p>
+        </w:tc>
+        <w:tc>
+          <w:tcPr/>
+          <w:p>
+            <w:pPr>
+              <w:pStyle w:val="Compact"/>
+              <w:jc w:val="right"/>
+            </w:pPr>
+            <w:r>
+              <w:t xml:space="preserve">62.1</w:t>
+            </w:r>
+          </w:p>
+        </w:tc>
+        <w:tc>
+          <w:tcPr/>
+          <w:p>
+            <w:pPr>
+              <w:pStyle w:val="Compact"/>
+              <w:jc w:val="right"/>
+            </w:pPr>
+            <w:r>
+              <w:t xml:space="preserve">3541</w:t>
+            </w:r>
+          </w:p>
+        </w:tc>
+      </w:tr>
+      <w:tr>
+        <w:tc>
+          <w:tcPr/>
+          <w:p>
+            <w:pPr>
+              <w:pStyle w:val="Compact"/>
+            </w:pPr>
+            <w:r>
+              <w:t xml:space="preserve">kNN</w:t>
+            </w:r>
+          </w:p>
+        </w:tc>
+        <w:tc>
+          <w:tcPr/>
+          <w:p>
+            <w:pPr>
+              <w:pStyle w:val="Compact"/>
+              <w:jc w:val="right"/>
+            </w:pPr>
+            <w:r>
+              <w:t xml:space="preserve">0.770</w:t>
+            </w:r>
+          </w:p>
+        </w:tc>
+        <w:tc>
+          <w:tcPr/>
+          <w:p>
+            <w:pPr>
+              <w:pStyle w:val="Compact"/>
+              <w:jc w:val="right"/>
+            </w:pPr>
+            <w:r>
+              <w:t xml:space="preserve">0.622</w:t>
+            </w:r>
+          </w:p>
+        </w:tc>
+        <w:tc>
+          <w:tcPr/>
+          <w:p>
+            <w:pPr>
+              <w:pStyle w:val="Compact"/>
+              <w:jc w:val="right"/>
+            </w:pPr>
+            <w:r>
+              <w:t xml:space="preserve">0.769</w:t>
+            </w:r>
+          </w:p>
+        </w:tc>
+        <w:tc>
+          <w:tcPr/>
+          <w:p>
+            <w:pPr>
+              <w:pStyle w:val="Compact"/>
+              <w:jc w:val="right"/>
+            </w:pPr>
+            <w:r>
+              <w:t xml:space="preserve">0.4</w:t>
+            </w:r>
+          </w:p>
+        </w:tc>
+        <w:tc>
+          <w:tcPr/>
+          <w:p>
+            <w:pPr>
+              <w:pStyle w:val="Compact"/>
+              <w:jc w:val="right"/>
+            </w:pPr>
+            <w:r>
+              <w:rPr>
+                <w:b/>
+                <w:bCs/>
+              </w:rPr>
+              <w:t xml:space="preserve">0.15</w:t>
+            </w:r>
+          </w:p>
+        </w:tc>
+        <w:tc>
+          <w:tcPr/>
+          <w:p>
+            <w:pPr>
+              <w:pStyle w:val="Compact"/>
+              <w:jc w:val="right"/>
+            </w:pPr>
+            <w:r>
+              <w:t xml:space="preserve">1483</w:t>
+            </w:r>
+          </w:p>
+        </w:tc>
+      </w:tr>
+      <w:tr>
+        <w:tc>
+          <w:tcPr/>
+          <w:p>
+            <w:pPr>
+              <w:pStyle w:val="Compact"/>
+            </w:pPr>
+            <w:r>
+              <w:t xml:space="preserve">scTOP</w:t>
+            </w:r>
+          </w:p>
+        </w:tc>
+        <w:tc>
+          <w:tcPr/>
+          <w:p>
+            <w:pPr>
+              <w:pStyle w:val="Compact"/>
+              <w:jc w:val="right"/>
+            </w:pPr>
+            <w:r>
+              <w:t xml:space="preserve">0.739</w:t>
+            </w:r>
+          </w:p>
+        </w:tc>
+        <w:tc>
+          <w:tcPr/>
+          <w:p>
+            <w:pPr>
+              <w:pStyle w:val="Compact"/>
+              <w:jc w:val="right"/>
+            </w:pPr>
+            <w:r>
+              <w:t xml:space="preserve">0.619</w:t>
+            </w:r>
+          </w:p>
+        </w:tc>
+        <w:tc>
+          <w:tcPr/>
+          <w:p>
+            <w:pPr>
+              <w:pStyle w:val="Compact"/>
+              <w:jc w:val="right"/>
+            </w:pPr>
+            <w:r>
+              <w:t xml:space="preserve">0.703</w:t>
+            </w:r>
+          </w:p>
+        </w:tc>
+        <w:tc>
+          <w:tcPr/>
+          <w:p>
+            <w:pPr>
+              <w:pStyle w:val="Compact"/>
+              <w:jc w:val="right"/>
+            </w:pPr>
+            <w:r>
+              <w:t xml:space="preserve">1.1</w:t>
+            </w:r>
+          </w:p>
+        </w:tc>
+        <w:tc>
+          <w:tcPr/>
+          <w:p>
+            <w:pPr>
+              <w:pStyle w:val="Compact"/>
+              <w:jc w:val="right"/>
+            </w:pPr>
+            <w:r>
+              <w:t xml:space="preserve">1.07</w:t>
+            </w:r>
+          </w:p>
+        </w:tc>
+        <w:tc>
+          <w:tcPr/>
+          <w:p>
+            <w:pPr>
+              <w:pStyle w:val="Compact"/>
+              <w:jc w:val="right"/>
+            </w:pPr>
+            <w:r>
+              <w:t xml:space="preserve">1928</w:t>
+            </w:r>
+          </w:p>
+        </w:tc>
+      </w:tr>
+      <w:tr>
+        <w:tc>
+          <w:tcPr/>
+          <w:p>
+            <w:pPr>
+              <w:pStyle w:val="Compact"/>
+            </w:pPr>
+            <w:r>
               <w:t xml:space="preserve">scmap-cluster</w:t>
             </w:r>
           </w:p>
@@ -7223,7 +7223,7 @@
               <w:jc w:val="right"/>
             </w:pPr>
             <w:r>
-              <w:t xml:space="preserve">0.2</w:t>
+              <w:t xml:space="preserve">0.4</w:t>
             </w:r>
           </w:p>
         </w:tc>
@@ -7235,7 +7235,7 @@
               <w:jc w:val="right"/>
             </w:pPr>
             <w:r>
-              <w:t xml:space="preserve">9.0</w:t>
+              <w:t xml:space="preserve">13.1</w:t>
             </w:r>
           </w:p>
         </w:tc>
@@ -7247,7 +7247,7 @@
               <w:jc w:val="right"/>
             </w:pPr>
             <w:r>
-              <w:t xml:space="preserve">8550</w:t>
+              <w:t xml:space="preserve">8073</w:t>
             </w:r>
           </w:p>
         </w:tc>
@@ -7276,17 +7276,17 @@
         <w:t xml:space="preserve"> </w:t>
       </w:r>
       <w:r>
-        <w:t xml:space="preserve">The top five span 0.008 in accuracy,</w:t>
-      </w:r>
-      <w:r>
-        <w:t xml:space="preserve"> </w:t>
-      </w:r>
-      <w:r>
-        <w:rPr>
-          <w:b/>
-          <w:bCs/>
-        </w:rPr>
-        <w:t xml:space="preserve">~200× in</w:t>
+        <w:t xml:space="preserve">The top four span 0.008 in accuracy,</w:t>
+      </w:r>
+      <w:r>
+        <w:t xml:space="preserve"> </w:t>
+      </w:r>
+      <w:r>
+        <w:rPr>
+          <w:b/>
+          <w:bCs/>
+        </w:rPr>
+        <w:t xml:space="preserve">~130× in</w:t>
       </w:r>
       <w:r>
         <w:rPr>
@@ -7306,25 +7306,35 @@
         <w:t xml:space="preserve"> </w:t>
       </w:r>
       <w:r>
-        <w:t xml:space="preserve">(0.35 s to 73 s) and 2.7× in memory. scANVI sits within 0.004 of the leader and</w:t>
-      </w:r>
-      <w:r>
-        <w:t xml:space="preserve"> </w:t>
-      </w:r>
-      <w:r>
-        <w:t xml:space="preserve">195× slower than actinn-jax at tied accuracy. The linear pipeline is both the most accurate and</w:t>
-      </w:r>
-      <w:r>
-        <w:t xml:space="preserve"> </w:t>
-      </w:r>
-      <w:r>
-        <w:t xml:space="preserve">among the fastest to fit, and pays for it in memory — 4403 vs 2145 MB — because ANOVA/PCA</w:t>
-      </w:r>
-      <w:r>
-        <w:t xml:space="preserve"> </w:t>
-      </w:r>
-      <w:r>
-        <w:t xml:space="preserve">densify a cells × genes matrix while actinn-jax stays sparse; that ~2× ratio holds to atlas</w:t>
+        <w:t xml:space="preserve">(0.34 s to 89 s) and 2.4× in memory. scANVI sits within 0.002 of second place and</w:t>
+      </w:r>
+      <w:r>
+        <w:t xml:space="preserve"> </w:t>
+      </w:r>
+      <w:r>
+        <w:rPr>
+          <w:b/>
+          <w:bCs/>
+        </w:rPr>
+        <w:t xml:space="preserve">134× slower than actinn-jax</w:t>
+      </w:r>
+      <w:r>
+        <w:t xml:space="preserve"> </w:t>
+      </w:r>
+      <w:r>
+        <w:t xml:space="preserve">at tied accuracy. The linear pipeline is both the most accurate</w:t>
+      </w:r>
+      <w:r>
+        <w:t xml:space="preserve"> </w:t>
+      </w:r>
+      <w:r>
+        <w:t xml:space="preserve">and the fastest to fit, and pays for it in memory — 4294 vs 2399 MB — because ANOVA/PCA densify</w:t>
+      </w:r>
+      <w:r>
+        <w:t xml:space="preserve"> </w:t>
+      </w:r>
+      <w:r>
+        <w:t xml:space="preserve">a cells × genes matrix while actinn-jax stays sparse; that ~1.8× ratio widens to ~2× at atlas</w:t>
       </w:r>
       <w:r>
         <w:t xml:space="preserve"> </w:t>
@@ -7750,7 +7760,7 @@
           <w:b/>
           <w:bCs/>
         </w:rPr>
-        <w:t xml:space="preserve">five-way tie within 0.008</w:t>
+        <w:t xml:space="preserve">four-way tie within 0.008</w:t>
       </w:r>
       <w:r>
         <w:t xml:space="preserve"> </w:t>
@@ -7783,19 +7793,25 @@
         <w:t xml:space="preserve">(0.839)</w:t>
       </w:r>
       <w:r>
-        <w:t xml:space="preserve">, scANVI (0.835), scArches (0.833), actinn-jax (0.831) and CellTypist (0.831) — led</w:t>
-      </w:r>
-      <w:r>
-        <w:t xml:space="preserve"> </w:t>
-      </w:r>
-      <w:r>
-        <w:t xml:space="preserve">by the linear pipeline rather than by a deep model. actinn-jax is essentially tied for the</w:t>
-      </w:r>
-      <w:r>
-        <w:t xml:space="preserve"> </w:t>
-      </w:r>
-      <w:r>
-        <w:t xml:space="preserve">best ontology-aware concordance (0.811 vs scANVI’s 0.812). ProtoCloud (0.790) and scTOP</w:t>
+        <w:t xml:space="preserve">, scANVI (0.833), scArches (0.832) and actinn-jax (0.831) — led by the linear pipeline</w:t>
+      </w:r>
+      <w:r>
+        <w:t xml:space="preserve"> </w:t>
+      </w:r>
+      <w:r>
+        <w:t xml:space="preserve">rather than by a deep model. CellTypist (0.823) sits just outside it. actinn-jax has the best</w:t>
+      </w:r>
+      <w:r>
+        <w:t xml:space="preserve"> </w:t>
+      </w:r>
+      <w:r>
+        <w:t xml:space="preserve">ontology-aware concordance (0.811), marginally ahead of scANVI’s 0.809 — a gap well inside</w:t>
+      </w:r>
+      <w:r>
+        <w:t xml:space="preserve"> </w:t>
+      </w:r>
+      <w:r>
+        <w:t xml:space="preserve">repeat noise, so read it as a tie rather than a lead. ProtoCloud (0.790) and scTOP</w:t>
       </w:r>
       <w:r>
         <w:t xml:space="preserve"> </w:t>
@@ -7938,7 +7954,7 @@
               <w:pStyle w:val="Compact"/>
             </w:pPr>
             <w:r>
-              <w:t xml:space="preserve">0.358 exact / 0.749 ontology</w:t>
+              <w:t xml:space="preserve">0.358 exact / 0.752 ontology</w:t>
             </w:r>
           </w:p>
         </w:tc>
@@ -8103,7 +8119,7 @@
               <w:pStyle w:val="Compact"/>
             </w:pPr>
             <w:r>
-              <w:t xml:space="preserve">scArches 0.934</w:t>
+              <w:t xml:space="preserve">scArches 0.931</w:t>
             </w:r>
           </w:p>
         </w:tc>
@@ -8144,7 +8160,7 @@
         <w:t xml:space="preserve"> </w:t>
       </w:r>
       <w:r>
-        <w:t xml:space="preserve">dataset is 1–4 points. scmap-cluster is consistently the weakest (0.24 macro-F1 on</w:t>
+        <w:t xml:space="preserve">dataset is 1–4 points. scmap-cluster is consistently the weakest (0.23 macro-F1 on</w:t>
       </w:r>
       <w:r>
         <w:t xml:space="preserve"> </w:t>
@@ -8536,7 +8552,7 @@
         <w:t xml:space="preserve"> </w:t>
       </w:r>
       <w:r>
-        <w:t xml:space="preserve">time of any accurate method (4.0 s), placing it above and to the left of actinn-jax, SVM, kNN</w:t>
+        <w:t xml:space="preserve">time of any accurate method (3.0 s), placing it above and to the left of actinn-jax, SVM, kNN</w:t>
       </w:r>
       <w:r>
         <w:t xml:space="preserve"> </w:t>
@@ -8548,7 +8564,7 @@
         <w:t xml:space="preserve"> </w:t>
       </w:r>
       <w:r>
-        <w:t xml:space="preserve">linear pipeline on every dataset except lung — for 50–200× the inference cost. actinn-jax</w:t>
+        <w:t xml:space="preserve">linear pipeline on every dataset except lung — for 30–130× the inference cost. actinn-jax</w:t>
       </w:r>
       <w:r>
         <w:t xml:space="preserve"> </w:t>
@@ -8592,7 +8608,7 @@
       <w:r>
         <w:drawing>
           <wp:inline>
-            <wp:extent cx="5334000" cy="1973419"/>
+            <wp:extent cx="5334000" cy="1970216"/>
             <wp:effectExtent b="0" l="0" r="0" t="0"/>
             <wp:docPr descr="Fit and predict time versus reference size and cardinality; predict time stays flat and sub-second." title="" id="35" name="Picture"/>
             <a:graphic>
@@ -8613,7 +8629,7 @@
                   <pic:spPr bwMode="auto">
                     <a:xfrm>
                       <a:off x="0" y="0"/>
-                      <a:ext cx="5334000" cy="1973419"/>
+                      <a:ext cx="5334000" cy="1970216"/>
                     </a:xfrm>
                     <a:prstGeom prst="rect">
                       <a:avLst/>
@@ -12590,7 +12606,7 @@
         <w:t xml:space="preserve"> </w:t>
       </w:r>
       <w:r>
-        <w:t xml:space="preserve">separated by 0.008 in mean accuracy and by ~200× in inference time (§3.1), so for most</w:t>
+        <w:t xml:space="preserve">separated by 0.008 in mean accuracy and by ~130× in inference time (§3.1), so for most</w:t>
       </w:r>
       <w:r>
         <w:t xml:space="preserve"> </w:t>

--- a/manuscript/actinn-jax_preprint.docx
+++ b/manuscript/actinn-jax_preprint.docx
@@ -7639,7 +7639,7 @@
               <w:jc w:val="right"/>
             </w:pPr>
             <w:r>
-              <w:t xml:space="preserve">0.218</w:t>
+              <w:t xml:space="preserve">0.201</w:t>
             </w:r>
           </w:p>
         </w:tc>
@@ -7675,7 +7675,7 @@
               <w:jc w:val="right"/>
             </w:pPr>
             <w:r>
-              <w:t xml:space="preserve">32.7</w:t>
+              <w:t xml:space="preserve">62.3</w:t>
             </w:r>
           </w:p>
         </w:tc>
@@ -10908,7 +10908,7 @@
         <w:t xml:space="preserve"> </w:t>
       </w:r>
       <w:r>
-        <w:t xml:space="preserve">alternative. On the lung datasets it</w:t>
+        <w:t xml:space="preserve">alternative. On the lung dataset it</w:t>
       </w:r>
       <w:r>
         <w:t xml:space="preserve"> </w:t>
@@ -10924,19 +10924,27 @@
           <w:b/>
           <w:bCs/>
         </w:rPr>
-        <w:t xml:space="preserve">exact accuracy 0.027 / ontology concordance 0.206 in 321 s per query</w:t>
-      </w:r>
-      <w:r>
-        <w:t xml:space="preserve"> </w:t>
-      </w:r>
-      <w:r>
-        <w:t xml:space="preserve">— vs.</w:t>
-      </w:r>
-      <w:r>
-        <w:t xml:space="preserve"> </w:t>
-      </w:r>
-      <w:r>
-        <w:t xml:space="preserve">actinn-jax’s 0.89 in 0.2 s — so as a</w:t>
+        <w:t xml:space="preserve">exact accuracy 0.029 / ontology concordance 0.201, taking 62 s for 2,694 query</w:t>
+      </w:r>
+      <w:r>
+        <w:rPr>
+          <w:b/>
+          <w:bCs/>
+        </w:rPr>
+        <w:t xml:space="preserve"> </w:t>
+      </w:r>
+      <w:r>
+        <w:rPr>
+          <w:b/>
+          <w:bCs/>
+        </w:rPr>
+        <w:t xml:space="preserve">cells</w:t>
+      </w:r>
+      <w:r>
+        <w:t xml:space="preserve"> </w:t>
+      </w:r>
+      <w:r>
+        <w:t xml:space="preserve">— against actinn-jax’s 0.894 in 0.23 s — so as a</w:t>
       </w:r>
       <w:r>
         <w:t xml:space="preserve"> </w:t>
@@ -10952,13 +10960,38 @@
         <w:t xml:space="preserve"> </w:t>
       </w:r>
       <w:r>
-        <w:t xml:space="preserve">predictor it is both slow (~1000× actinn-jax)</w:t>
-      </w:r>
-      <w:r>
-        <w:t xml:space="preserve"> </w:t>
-      </w:r>
-      <w:r>
-        <w:t xml:space="preserve">and weak. Its pretrained classifier head also carries a</w:t>
+        <w:t xml:space="preserve">predictor it is both slow</w:t>
+      </w:r>
+      <w:r>
+        <w:t xml:space="preserve"> </w:t>
+      </w:r>
+      <w:r>
+        <w:t xml:space="preserve">(</w:t>
+      </w:r>
+      <w:r>
+        <w:rPr>
+          <w:b/>
+          <w:bCs/>
+        </w:rPr>
+        <w:t xml:space="preserve">~280×</w:t>
+      </w:r>
+      <w:r>
+        <w:t xml:space="preserve"> </w:t>
+      </w:r>
+      <w:r>
+        <w:t xml:space="preserve">actinn-jax) and weak. It is reported on lung alone because its fixed vocabulary</w:t>
+      </w:r>
+      <w:r>
+        <w:t xml:space="preserve"> </w:t>
+      </w:r>
+      <w:r>
+        <w:t xml:space="preserve">cannot score the other datasets: the liver and blood+gut sets contain Cell Ontology terms</w:t>
+      </w:r>
+      <w:r>
+        <w:t xml:space="preserve"> </w:t>
+      </w:r>
+      <w:r>
+        <w:t xml:space="preserve">absent from its label set, and it declines them rather than guessing. Its pretrained classifier head also carries a</w:t>
       </w:r>
       <w:r>
         <w:t xml:space="preserve"> </w:t>

--- a/manuscript/actinn-jax_preprint.docx
+++ b/manuscript/actinn-jax_preprint.docx
@@ -882,44 +882,25 @@
         <w:t xml:space="preserve"> </w:t>
       </w:r>
       <w:r>
-        <w:t xml:space="preserve">as measured (§3.1, §5). The sweep also surfaced the slowest fit in the study as ours (359 s</w:t>
-      </w:r>
-      <w:r>
-        <w:t xml:space="preserve"> </w:t>
-      </w:r>
-      <w:r>
-        <w:t xml:space="preserve">on a 47k-cell, 32k-gene liver reference), which profiling traced to an unconditional</w:t>
-      </w:r>
-      <w:r>
-        <w:t xml:space="preserve"> </w:t>
-      </w:r>
-      <w:r>
-        <w:t xml:space="preserve">per-batch host sync and ACTINN’s inherited fixed batch of 128 (~24k tiny update steps at</w:t>
-      </w:r>
-      <w:r>
-        <w:t xml:space="preserve"> </w:t>
-      </w:r>
-      <w:r>
-        <w:t xml:space="preserve">that size). Both are fixed upstream — the batch now scales with the reference — giving</w:t>
-      </w:r>
-      <w:r>
-        <w:t xml:space="preserve"> </w:t>
-      </w:r>
-      <w:r>
-        <w:rPr>
-          <w:b/>
-          <w:bCs/>
-        </w:rPr>
-        <w:t xml:space="preserve">1.8–2.1× faster fits at 20k–49k cells with accuracy unchanged</w:t>
-      </w:r>
-      <w:r>
-        <w:t xml:space="preserve">, and leaving references</w:t>
-      </w:r>
-      <w:r>
-        <w:t xml:space="preserve"> </w:t>
-      </w:r>
-      <w:r>
-        <w:t xml:space="preserve">below ~12.8k cells bit-identical.</w:t>
+        <w:t xml:space="preserve">as measured (§3.1, §5). The sweep is also what sets actinn-jax’s minibatch policy: at</w:t>
+      </w:r>
+      <w:r>
+        <w:t xml:space="preserve"> </w:t>
+      </w:r>
+      <w:r>
+        <w:t xml:space="preserve">ACTINN’s fixed batch of 128, a 47k-cell reference costs ~24k tiny update steps, so</w:t>
+      </w:r>
+      <w:r>
+        <w:t xml:space="preserve"> </w:t>
+      </w:r>
+      <w:r>
+        <w:t xml:space="preserve">actinn-jax scales the batch with the reference above ~12.8k cells and keeps 128 below it.</w:t>
+      </w:r>
+      <w:r>
+        <w:t xml:space="preserve"> </w:t>
+      </w:r>
+      <w:r>
+        <w:t xml:space="preserve">Measured fit and predict curves are in §3.3.</w:t>
       </w:r>
       <w:r>
         <w:t xml:space="preserve"> </w:t>
@@ -8667,19 +8648,19 @@
         <w:t xml:space="preserve"> </w:t>
       </w:r>
       <w:r>
-        <w:t xml:space="preserve">actinn-jax’s fit goes 13 s → 141 s → 254 s as the reference grows 965 → 14.8k → 24k</w:t>
-      </w:r>
-      <w:r>
-        <w:t xml:space="preserve"> </w:t>
-      </w:r>
-      <w:r>
-        <w:t xml:space="preserve">cells, comparable to CellTypist (4 s → 75 s → 246 s) and somewhat above SVM (9 s → 55 s →</w:t>
-      </w:r>
-      <w:r>
-        <w:t xml:space="preserve"> </w:t>
-      </w:r>
-      <w:r>
-        <w:t xml:space="preserve">80 s); kNN is lazy (fit is trivial but it pays at predict and is the least accurate).</w:t>
+        <w:t xml:space="preserve">actinn-jax’s fit goes 2.6 s → 17.4 s → 23.5 s as the reference grows 965 → 14.8k → 24k</w:t>
+      </w:r>
+      <w:r>
+        <w:t xml:space="preserve"> </w:t>
+      </w:r>
+      <w:r>
+        <w:t xml:space="preserve">cells, below CellTypist (6 s → 71 s → 116 s) and SVM (4 s → 51 s → 80 s) at every size in</w:t>
+      </w:r>
+      <w:r>
+        <w:t xml:space="preserve"> </w:t>
+      </w:r>
+      <w:r>
+        <w:t xml:space="preserve">the sweep; kNN is lazy (fit is trivial but it pays at predict and is the least accurate).</w:t>
       </w:r>
     </w:p>
     <w:p>
@@ -8711,21 +8692,21 @@
           <w:b/>
           <w:bCs/>
         </w:rPr>
-        <w:t xml:space="preserve">sub-second across the entire range — ~0.3–1.4 s whether the reference has 1k or 24k cells, or</w:t>
-      </w:r>
-      <w:r>
-        <w:rPr>
-          <w:b/>
-          <w:bCs/>
-        </w:rPr>
-        <w:t xml:space="preserve"> </w:t>
-      </w:r>
-      <w:r>
-        <w:rPr>
-          <w:b/>
-          <w:bCs/>
-        </w:rPr>
-        <w:t xml:space="preserve">5 or 86 types.</w:t>
+        <w:t xml:space="preserve">sub-second across the entire range — 0.08–0.33 s whether the reference has 1k or 24k cells,</w:t>
+      </w:r>
+      <w:r>
+        <w:rPr>
+          <w:b/>
+          <w:bCs/>
+        </w:rPr>
+        <w:t xml:space="preserve"> </w:t>
+      </w:r>
+      <w:r>
+        <w:rPr>
+          <w:b/>
+          <w:bCs/>
+        </w:rPr>
+        <w:t xml:space="preserve">or 5 or 86 types.</w:t>
       </w:r>
       <w:r>
         <w:t xml:space="preserve"> </w:t>

--- a/manuscript/actinn-jax_preprint.docx
+++ b/manuscript/actinn-jax_preprint.docx
@@ -805,11 +805,17 @@
         </w:rPr>
         <w:t xml:space="preserve">Contributions.</w:t>
       </w:r>
-      <w:r>
-        <w:t xml:space="preserve"> </w:t>
-      </w:r>
-      <w:r>
-        <w:t xml:space="preserve">1. A modern, dependency-light (no TensorFlow) JAX reimplementation of ACTINN with sparse</w:t>
+    </w:p>
+    <w:p>
+      <w:pPr>
+        <w:pStyle w:val="Compact"/>
+        <w:numPr>
+          <w:ilvl w:val="0"/>
+          <w:numId w:val="1001"/>
+        </w:numPr>
+      </w:pPr>
+      <w:r>
+        <w:t xml:space="preserve">A modern, dependency-light (no TensorFlow) JAX reimplementation of ACTINN with sparse</w:t>
       </w:r>
       <w:r>
         <w:t xml:space="preserve"> </w:t>
@@ -817,11 +823,17 @@
       <w:r>
         <w:t xml:space="preserve">preprocessing, chunked atlas-scale prediction, and a cached reference model.</w:t>
       </w:r>
-      <w:r>
-        <w:t xml:space="preserve"> </w:t>
-      </w:r>
-      <w:r>
-        <w:t xml:space="preserve">2. A neutral</w:t>
+    </w:p>
+    <w:p>
+      <w:pPr>
+        <w:pStyle w:val="Compact"/>
+        <w:numPr>
+          <w:ilvl w:val="0"/>
+          <w:numId w:val="1001"/>
+        </w:numPr>
+      </w:pPr>
+      <w:r>
+        <w:t xml:space="preserve">A neutral</w:t>
       </w:r>
       <w:r>
         <w:t xml:space="preserve"> </w:t>
@@ -902,15 +914,15 @@
       <w:r>
         <w:t xml:space="preserve">Measured fit and predict curves are in §3.3.</w:t>
       </w:r>
-      <w:r>
-        <w:t xml:space="preserve"> </w:t>
-      </w:r>
-      <w:r>
-        <w:t xml:space="preserve">3.</w:t>
-      </w:r>
-      <w:r>
-        <w:t xml:space="preserve"> </w:t>
-      </w:r>
+    </w:p>
+    <w:p>
+      <w:pPr>
+        <w:pStyle w:val="Compact"/>
+        <w:numPr>
+          <w:ilvl w:val="0"/>
+          <w:numId w:val="1001"/>
+        </w:numPr>
+      </w:pPr>
       <w:r>
         <w:rPr>
           <w:b/>
@@ -1112,11 +1124,17 @@
       <w:r>
         <w:t xml:space="preserve">corpus it was validated against, and needs no GPU at any stage.</w:t>
       </w:r>
-      <w:r>
-        <w:t xml:space="preserve"> </w:t>
-      </w:r>
-      <w:r>
-        <w:t xml:space="preserve">4. An</w:t>
+    </w:p>
+    <w:p>
+      <w:pPr>
+        <w:pStyle w:val="Compact"/>
+        <w:numPr>
+          <w:ilvl w:val="0"/>
+          <w:numId w:val="1001"/>
+        </w:numPr>
+      </w:pPr>
+      <w:r>
+        <w:t xml:space="preserve">An</w:t>
       </w:r>
       <w:r>
         <w:t xml:space="preserve"> </w:t>
@@ -1225,15 +1243,15 @@
       <w:r>
         <w:t xml:space="preserve">the original’s TensorFlow-1.x graph/session code. Key engineering:</w:t>
       </w:r>
-      <w:r>
-        <w:t xml:space="preserve"> </w:t>
-      </w:r>
-      <w:r>
-        <w:t xml:space="preserve">-</w:t>
-      </w:r>
-      <w:r>
-        <w:t xml:space="preserve"> </w:t>
-      </w:r>
+    </w:p>
+    <w:p>
+      <w:pPr>
+        <w:pStyle w:val="Compact"/>
+        <w:numPr>
+          <w:ilvl w:val="0"/>
+          <w:numId w:val="1002"/>
+        </w:numPr>
+      </w:pPr>
       <w:r>
         <w:rPr>
           <w:b/>
@@ -1277,15 +1295,15 @@
       <w:r>
         <w:t xml:space="preserve">columns of each minibatch are densified.</w:t>
       </w:r>
-      <w:r>
-        <w:t xml:space="preserve"> </w:t>
-      </w:r>
-      <w:r>
-        <w:t xml:space="preserve">-</w:t>
-      </w:r>
-      <w:r>
-        <w:t xml:space="preserve"> </w:t>
-      </w:r>
+    </w:p>
+    <w:p>
+      <w:pPr>
+        <w:pStyle w:val="Compact"/>
+        <w:numPr>
+          <w:ilvl w:val="0"/>
+          <w:numId w:val="1002"/>
+        </w:numPr>
+      </w:pPr>
       <w:r>
         <w:rPr>
           <w:b/>
@@ -1341,15 +1359,15 @@
       <w:r>
         <w:t xml:space="preserve">the inference cost alone.</w:t>
       </w:r>
-      <w:r>
-        <w:t xml:space="preserve"> </w:t>
-      </w:r>
-      <w:r>
-        <w:t xml:space="preserve">-</w:t>
-      </w:r>
-      <w:r>
-        <w:t xml:space="preserve"> </w:t>
-      </w:r>
+    </w:p>
+    <w:p>
+      <w:pPr>
+        <w:pStyle w:val="Compact"/>
+        <w:numPr>
+          <w:ilvl w:val="0"/>
+          <w:numId w:val="1002"/>
+        </w:numPr>
+      </w:pPr>
       <w:r>
         <w:rPr>
           <w:b/>
@@ -1401,15 +1419,15 @@
       <w:r>
         <w:t xml:space="preserve">(CELLxGENE convention).</w:t>
       </w:r>
-      <w:r>
-        <w:t xml:space="preserve"> </w:t>
-      </w:r>
-      <w:r>
-        <w:t xml:space="preserve">-</w:t>
-      </w:r>
-      <w:r>
-        <w:t xml:space="preserve"> </w:t>
-      </w:r>
+    </w:p>
+    <w:p>
+      <w:pPr>
+        <w:pStyle w:val="Compact"/>
+        <w:numPr>
+          <w:ilvl w:val="0"/>
+          <w:numId w:val="1002"/>
+        </w:numPr>
+      </w:pPr>
       <w:r>
         <w:rPr>
           <w:b/>
@@ -1553,12 +1571,12 @@
         <w:tblLook w:firstRow="1" w:lastRow="0" w:firstColumn="0" w:lastColumn="0" w:noHBand="0" w:noVBand="0" w:val="0020"/>
       </w:tblPr>
       <w:tblGrid>
-        <w:gridCol w:w="1320"/>
-        <w:gridCol w:w="1320"/>
-        <w:gridCol w:w="1320"/>
-        <w:gridCol w:w="1320"/>
-        <w:gridCol w:w="1320"/>
-        <w:gridCol w:w="1320"/>
+        <w:gridCol w:w="1250"/>
+        <w:gridCol w:w="1250"/>
+        <w:gridCol w:w="833"/>
+        <w:gridCol w:w="2396"/>
+        <w:gridCol w:w="1146"/>
+        <w:gridCol w:w="1042"/>
       </w:tblGrid>
       <w:tr>
         <w:trPr>
@@ -1961,7 +1979,7 @@
               <w:pStyle w:val="Compact"/>
             </w:pPr>
             <w:r>
-              <w:t xml:space="preserve">normalize→ANOVA→PCA(220)→logreg</w:t>
+              <w:t xml:space="preserve">normalize → ANOVA → PCA(220) → logreg</w:t>
             </w:r>
           </w:p>
         </w:tc>
@@ -2268,7 +2286,7 @@
               <w:pStyle w:val="Compact"/>
             </w:pPr>
             <w:r>
-              <w:t xml:space="preserve">.venv-scvi (MPS)</w:t>
+              <w:t xml:space="preserve">scvi (MPS)</w:t>
             </w:r>
           </w:p>
         </w:tc>
@@ -2336,7 +2354,7 @@
               <w:pStyle w:val="Compact"/>
             </w:pPr>
             <w:r>
-              <w:t xml:space="preserve">.venv-scvi (MPS)</w:t>
+              <w:t xml:space="preserve">scvi (MPS)</w:t>
             </w:r>
           </w:p>
         </w:tc>
@@ -2408,7 +2426,7 @@
               <w:pStyle w:val="Compact"/>
             </w:pPr>
             <w:r>
-              <w:t xml:space="preserve">.venv-protocloud</w:t>
+              <w:t xml:space="preserve">protocloud</w:t>
             </w:r>
           </w:p>
         </w:tc>
@@ -2476,7 +2494,7 @@
               <w:pStyle w:val="Compact"/>
             </w:pPr>
             <w:r>
-              <w:t xml:space="preserve">.venv-scprint (MPS)</w:t>
+              <w:t xml:space="preserve">scprint (MPS)</w:t>
             </w:r>
           </w:p>
         </w:tc>
@@ -2557,7 +2575,7 @@
               <w:pStyle w:val="Compact"/>
             </w:pPr>
             <w:r>
-              <w:t xml:space="preserve">.venv-panhuman</w:t>
+              <w:t xml:space="preserve">panhuman</w:t>
             </w:r>
           </w:p>
         </w:tc>
@@ -2646,7 +2664,7 @@
         <w:pStyle w:val="Compact"/>
         <w:numPr>
           <w:ilvl w:val="0"/>
-          <w:numId w:val="1001"/>
+          <w:numId w:val="1003"/>
         </w:numPr>
       </w:pPr>
       <w:r>
@@ -2702,7 +2720,7 @@
         <w:pStyle w:val="Compact"/>
         <w:numPr>
           <w:ilvl w:val="0"/>
-          <w:numId w:val="1001"/>
+          <w:numId w:val="1003"/>
         </w:numPr>
       </w:pPr>
       <w:r>
@@ -2980,13 +2998,13 @@
         <w:tblLook w:firstRow="1" w:lastRow="0" w:firstColumn="0" w:lastColumn="0" w:noHBand="0" w:noVBand="0" w:val="0020"/>
       </w:tblPr>
       <w:tblGrid>
+        <w:gridCol w:w="1634"/>
+        <w:gridCol w:w="1257"/>
+        <w:gridCol w:w="880"/>
         <w:gridCol w:w="1131"/>
-        <w:gridCol w:w="1131"/>
-        <w:gridCol w:w="1131"/>
-        <w:gridCol w:w="1131"/>
-        <w:gridCol w:w="1131"/>
-        <w:gridCol w:w="1131"/>
-        <w:gridCol w:w="1131"/>
+        <w:gridCol w:w="754"/>
+        <w:gridCol w:w="880"/>
+        <w:gridCol w:w="1382"/>
       </w:tblGrid>
       <w:tr>
         <w:trPr>
@@ -4442,7 +4460,7 @@
         <w:pStyle w:val="Compact"/>
         <w:numPr>
           <w:ilvl w:val="0"/>
-          <w:numId w:val="1002"/>
+          <w:numId w:val="1004"/>
         </w:numPr>
       </w:pPr>
       <w:r>
@@ -4499,1360 +4517,6 @@
       </w:r>
       <w:r>
         <w:t xml:space="preserve">vectors. This is the only step that wants a GPU/MPS.</w:t>
-      </w:r>
-    </w:p>
-    <w:p>
-      <w:pPr>
-        <w:pStyle w:val="Compact"/>
-        <w:numPr>
-          <w:ilvl w:val="0"/>
-          <w:numId w:val="1002"/>
-        </w:numPr>
-      </w:pPr>
-      <w:r>
-        <w:rPr>
-          <w:b/>
-          <w:bCs/>
-        </w:rPr>
-        <w:t xml:space="preserve">Cell Ontology lineage.</w:t>
-      </w:r>
-      <w:r>
-        <w:t xml:space="preserve"> </w:t>
-      </w:r>
-      <w:r>
-        <w:t xml:space="preserve">Each cell type is described by a binary indicator over the CL</w:t>
-      </w:r>
-      <w:r>
-        <w:t xml:space="preserve"> </w:t>
-      </w:r>
-      <w:r>
-        <w:t xml:space="preserve">terms it descends from; terms appearing in fewer than two types, or in all of them, are</w:t>
-      </w:r>
-      <w:r>
-        <w:t xml:space="preserve"> </w:t>
-      </w:r>
-      <w:r>
-        <w:t xml:space="preserve">dropped as uninformative; the same Ward clustering is applied to those vectors</w:t>
-      </w:r>
-      <w:r>
-        <w:t xml:space="preserve"> </w:t>
-      </w:r>
-      <w:r>
-        <w:t xml:space="preserve">(</w:t>
-      </w:r>
-      <w:r>
-        <w:rPr>
-          <w:rStyle w:val="VerbatimChar"/>
-        </w:rPr>
-        <w:t xml:space="preserve">ontology_hierarchy.py</w:t>
-      </w:r>
-      <w:r>
-        <w:t xml:space="preserve">). Free, deterministic, and species-independent — which is what</w:t>
-      </w:r>
-      <w:r>
-        <w:t xml:space="preserve"> </w:t>
-      </w:r>
-      <w:r>
-        <w:t xml:space="preserve">makes the pan-mouse reference possible, since the distillation teacher is human-only and</w:t>
-      </w:r>
-      <w:r>
-        <w:t xml:space="preserve"> </w:t>
-      </w:r>
-      <w:r>
-        <w:t xml:space="preserve">scPRINT’s mouse support is untested here. §3.4 compares the two routes against a</w:t>
-      </w:r>
-      <w:r>
-        <w:t xml:space="preserve"> </w:t>
-      </w:r>
-      <w:r>
-        <w:t xml:space="preserve">random-grouping control.</w:t>
-      </w:r>
-    </w:p>
-    <w:p>
-      <w:pPr>
-        <w:pStyle w:val="FirstParagraph"/>
-      </w:pPr>
-      <w:r>
-        <w:rPr>
-          <w:b/>
-          <w:bCs/>
-        </w:rPr>
-        <w:t xml:space="preserve">Training and calibration.</w:t>
-      </w:r>
-      <w:r>
-        <w:t xml:space="preserve"> </w:t>
-      </w:r>
-      <w:r>
-        <w:t xml:space="preserve">A 4,000-gene panel of</w:t>
-      </w:r>
-      <w:r>
-        <w:t xml:space="preserve"> </w:t>
-      </w:r>
-      <w:r>
-        <w:rPr>
-          <w:b/>
-          <w:bCs/>
-        </w:rPr>
-        <w:t xml:space="preserve">highly variable genes (HVGs)</w:t>
-      </w:r>
-      <w:r>
-        <w:t xml:space="preserve"> </w:t>
-      </w:r>
-      <w:r>
-        <w:t xml:space="preserve">— the</w:t>
-      </w:r>
-      <w:r>
-        <w:t xml:space="preserve"> </w:t>
-      </w:r>
-      <w:r>
-        <w:t xml:space="preserve">genes that differ most across cells, and so carry most of the signal for telling types apart —</w:t>
-      </w:r>
-      <w:r>
-        <w:t xml:space="preserve"> </w:t>
-      </w:r>
-      <w:r>
-        <w:t xml:space="preserve">is selected on the reference; the coarse</w:t>
-      </w:r>
-      <w:r>
-        <w:t xml:space="preserve"> </w:t>
-      </w:r>
-      <w:r>
-        <w:t xml:space="preserve">and per-group fine models are trained on it. Abstain calibration holds out</w:t>
-      </w:r>
-      <w:r>
-        <w:t xml:space="preserve"> </w:t>
-      </w:r>
-      <w:r>
-        <w:rPr>
-          <w:b/>
-          <w:bCs/>
-        </w:rPr>
-        <w:t xml:space="preserve">10% of cell types</w:t>
-      </w:r>
-      <w:r>
-        <w:rPr>
-          <w:b/>
-          <w:bCs/>
-        </w:rPr>
-        <w:t xml:space="preserve"> </w:t>
-      </w:r>
-      <w:r>
-        <w:rPr>
-          <w:b/>
-          <w:bCs/>
-        </w:rPr>
-        <w:t xml:space="preserve">entirely</w:t>
-      </w:r>
-      <w:r>
-        <w:t xml:space="preserve"> </w:t>
-      </w:r>
-      <w:r>
-        <w:t xml:space="preserve">as out-of-distribution (OOD — types the model was never trained on, standing in for</w:t>
-      </w:r>
-      <w:r>
-        <w:t xml:space="preserve"> </w:t>
-      </w:r>
-      <w:r>
-        <w:t xml:space="preserve">the novel populations a real query contains), plus a 20% within-type test split, and sweeps</w:t>
-      </w:r>
-      <w:r>
-        <w:t xml:space="preserve"> </w:t>
-      </w:r>
-      <w:r>
-        <w:rPr>
-          <w:rStyle w:val="VerbatimChar"/>
-        </w:rPr>
-        <w:t xml:space="preserve">min_prob</w:t>
-      </w:r>
-      <w:r>
-        <w:t xml:space="preserve"> </w:t>
-      </w:r>
-      <w:r>
-        <w:t xml:space="preserve">to</w:t>
-      </w:r>
-      <w:r>
-        <w:t xml:space="preserve"> </w:t>
-      </w:r>
-      <w:r>
-        <w:t xml:space="preserve">trade coverage against accuracy on kept cells — the table each shipped reference reports.</w:t>
-      </w:r>
-    </w:p>
-    <w:p>
-      <w:pPr>
-        <w:pStyle w:val="BodyText"/>
-      </w:pPr>
-      <w:r>
-        <w:rPr>
-          <w:b/>
-          <w:bCs/>
-        </w:rPr>
-        <w:t xml:space="preserve">Shipping and verification.</w:t>
-      </w:r>
-      <w:r>
-        <w:t xml:space="preserve"> </w:t>
-      </w:r>
-      <w:r>
-        <w:t xml:space="preserve">Each reference is written with a</w:t>
-      </w:r>
-      <w:r>
-        <w:t xml:space="preserve"> </w:t>
-      </w:r>
-      <w:r>
-        <w:rPr>
-          <w:rStyle w:val="VerbatimChar"/>
-        </w:rPr>
-        <w:t xml:space="preserve">build_info.json</w:t>
-      </w:r>
-      <w:r>
-        <w:t xml:space="preserve"> </w:t>
-      </w:r>
-      <w:r>
-        <w:t xml:space="preserve">recording</w:t>
-      </w:r>
-      <w:r>
-        <w:t xml:space="preserve"> </w:t>
-      </w:r>
-      <w:r>
-        <w:t xml:space="preserve">census release, corpus sizes, hierarchy route, organism and calibration table. Because a</w:t>
-      </w:r>
-      <w:r>
-        <w:t xml:space="preserve"> </w:t>
-      </w:r>
-      <w:r>
-        <w:t xml:space="preserve">rebuild can train cleanly and annotate</w:t>
-      </w:r>
-      <w:r>
-        <w:t xml:space="preserve"> </w:t>
-      </w:r>
-      <w:r>
-        <w:rPr>
-          <w:i/>
-          <w:iCs/>
-        </w:rPr>
-        <w:t xml:space="preserve">worse</w:t>
-      </w:r>
-      <w:r>
-        <w:t xml:space="preserve">, the previous reference is backed up and the</w:t>
-      </w:r>
-      <w:r>
-        <w:t xml:space="preserve"> </w:t>
-      </w:r>
-      <w:r>
-        <w:t xml:space="preserve">new one is scored on a held-out atlas before it is kept (</w:t>
-      </w:r>
-      <w:r>
-        <w:rPr>
-          <w:rStyle w:val="VerbatimChar"/>
-        </w:rPr>
-        <w:t xml:space="preserve">verify_reference.py</w:t>
-      </w:r>
-      <w:r>
-        <w:t xml:space="preserve">). For</w:t>
-      </w:r>
-      <w:r>
-        <w:t xml:space="preserve"> </w:t>
-      </w:r>
-      <w:r>
-        <w:rPr>
-          <w:rStyle w:val="VerbatimChar"/>
-        </w:rPr>
-        <w:t xml:space="preserve">broad_mouse_v1</w:t>
-      </w:r>
-      <w:r>
-        <w:t xml:space="preserve"> </w:t>
-      </w:r>
-      <w:r>
-        <w:t xml:space="preserve">the test set is carved from the census itself: two datasets are excluded from</w:t>
-      </w:r>
-      <w:r>
-        <w:t xml:space="preserve"> </w:t>
-      </w:r>
-      <w:r>
-        <w:t xml:space="preserve">the reference sample and re-pulled as the query, so</w:t>
-      </w:r>
-      <w:r>
-        <w:t xml:space="preserve"> </w:t>
-      </w:r>
-      <w:r>
-        <w:t xml:space="preserve">“held out”</w:t>
-      </w:r>
-      <w:r>
-        <w:t xml:space="preserve"> </w:t>
-      </w:r>
-      <w:r>
-        <w:t xml:space="preserve">means held-out</w:t>
-      </w:r>
-      <w:r>
-        <w:t xml:space="preserve"> </w:t>
-      </w:r>
-      <w:r>
-        <w:rPr>
-          <w:i/>
-          <w:iCs/>
-        </w:rPr>
-        <w:t xml:space="preserve">datasets</w:t>
-      </w:r>
-      <w:r>
-        <w:t xml:space="preserve"> </w:t>
-      </w:r>
-      <w:r>
-        <w:t xml:space="preserve">and</w:t>
-      </w:r>
-      <w:r>
-        <w:t xml:space="preserve"> </w:t>
-      </w:r>
-      <w:r>
-        <w:t xml:space="preserve">not merely held-out cells (</w:t>
-      </w:r>
-      <w:r>
-        <w:rPr>
-          <w:rStyle w:val="VerbatimChar"/>
-        </w:rPr>
-        <w:t xml:space="preserve">EXCLUDE_DATASETS</w:t>
-      </w:r>
-      <w:r>
-        <w:t xml:space="preserve"> </w:t>
-      </w:r>
-      <w:r>
-        <w:t xml:space="preserve">/</w:t>
-      </w:r>
-      <w:r>
-        <w:t xml:space="preserve"> </w:t>
-      </w:r>
-      <w:r>
-        <w:rPr>
-          <w:rStyle w:val="VerbatimChar"/>
-        </w:rPr>
-        <w:t xml:space="preserve">ONLY_DATASETS</w:t>
-      </w:r>
-      <w:r>
-        <w:t xml:space="preserve">).</w:t>
-      </w:r>
-    </w:p>
-    <w:bookmarkEnd w:id="16"/>
-    <w:bookmarkStart w:id="17" w:name="distilling-a-pretrained-annotator"/>
-    <w:p>
-      <w:pPr>
-        <w:pStyle w:val="Heading2"/>
-      </w:pPr>
-      <w:r>
-        <w:t xml:space="preserve">Distilling a pretrained annotator</w:t>
-      </w:r>
-    </w:p>
-    <w:p>
-      <w:pPr>
-        <w:pStyle w:val="FirstParagraph"/>
-      </w:pPr>
-      <w:r>
-        <w:t xml:space="preserve">A broad reference can also be built without labels or an accelerator, by taking both the label</w:t>
-      </w:r>
-      <w:r>
-        <w:t xml:space="preserve"> </w:t>
-      </w:r>
-      <w:r>
-        <w:t xml:space="preserve">vocabulary and the hierarchy from an existing pretrained annotator. Keras/TensorFlow and JAX cannot share a process,</w:t>
-      </w:r>
-      <w:r>
-        <w:t xml:space="preserve"> </w:t>
-      </w:r>
-      <w:r>
-        <w:t xml:space="preserve">so this runs in two stages.</w:t>
-      </w:r>
-    </w:p>
-    <w:p>
-      <w:pPr>
-        <w:pStyle w:val="BodyText"/>
-      </w:pPr>
-      <w:r>
-        <w:rPr>
-          <w:b/>
-          <w:bCs/>
-        </w:rPr>
-        <w:t xml:space="preserve">Teacher pass</w:t>
-      </w:r>
-      <w:r>
-        <w:t xml:space="preserve"> </w:t>
-      </w:r>
-      <w:r>
-        <w:t xml:space="preserve">(</w:t>
-      </w:r>
-      <w:r>
-        <w:rPr>
-          <w:rStyle w:val="VerbatimChar"/>
-        </w:rPr>
-        <w:t xml:space="preserve">distill_dump.py</w:t>
-      </w:r>
-      <w:r>
-        <w:t xml:space="preserve">,</w:t>
-      </w:r>
-      <w:r>
-        <w:t xml:space="preserve"> </w:t>
-      </w:r>
-      <w:r>
-        <w:rPr>
-          <w:rStyle w:val="VerbatimChar"/>
-        </w:rPr>
-        <w:t xml:space="preserve">.venv-panhuman</w:t>
-      </w:r>
-      <w:r>
-        <w:t xml:space="preserve">). Pan-human Azimuth labels a corpus of</w:t>
-      </w:r>
-      <w:r>
-        <w:t xml:space="preserve"> </w:t>
-      </w:r>
-      <w:r>
-        <w:t xml:space="preserve">raw counts through its low-level API (</w:t>
-      </w:r>
-      <w:r>
-        <w:rPr>
-          <w:rStyle w:val="VerbatimChar"/>
-        </w:rPr>
-        <w:t xml:space="preserve">AzimuthNN_base</w:t>
-      </w:r>
-      <w:r>
-        <w:t xml:space="preserve">, batch 8,192), which loads weights once</w:t>
-      </w:r>
-      <w:r>
-        <w:t xml:space="preserve"> </w:t>
-      </w:r>
-      <w:r>
-        <w:t xml:space="preserve">rather than per call. All eight levels are retained. Where the package cannot reconcile a</w:t>
-      </w:r>
-      <w:r>
-        <w:t xml:space="preserve"> </w:t>
-      </w:r>
-      <w:r>
-        <w:t xml:space="preserve">refined level with its coarser ones it blanks that column to boolean</w:t>
-      </w:r>
-      <w:r>
-        <w:t xml:space="preserve"> </w:t>
-      </w:r>
-      <w:r>
-        <w:rPr>
-          <w:rStyle w:val="VerbatimChar"/>
-        </w:rPr>
-        <w:t xml:space="preserve">False</w:t>
-      </w:r>
-      <w:r>
-        <w:t xml:space="preserve">; those cells still</w:t>
-      </w:r>
-      <w:r>
-        <w:t xml:space="preserve"> </w:t>
-      </w:r>
-      <w:r>
-        <w:t xml:space="preserve">carry a deepest-level call, so we fall back to it rather than discard them — dropping them</w:t>
-      </w:r>
-      <w:r>
-        <w:t xml:space="preserve"> </w:t>
-      </w:r>
-      <w:r>
-        <w:t xml:space="preserve">would distill only the cells the teacher found easy. Predictions are mapped to CL ids through</w:t>
-      </w:r>
-      <w:r>
-        <w:t xml:space="preserve"> </w:t>
-      </w:r>
-      <w:r>
-        <w:t xml:space="preserve">the package’s own crosswalk.</w:t>
-      </w:r>
-    </w:p>
-    <w:p>
-      <w:pPr>
-        <w:pStyle w:val="BodyText"/>
-      </w:pPr>
-      <w:r>
-        <w:rPr>
-          <w:b/>
-          <w:bCs/>
-        </w:rPr>
-        <w:t xml:space="preserve">Student pass</w:t>
-      </w:r>
-      <w:r>
-        <w:t xml:space="preserve"> </w:t>
-      </w:r>
-      <w:r>
-        <w:t xml:space="preserve">(</w:t>
-      </w:r>
-      <w:r>
-        <w:rPr>
-          <w:rStyle w:val="VerbatimChar"/>
-        </w:rPr>
-        <w:t xml:space="preserve">distill_train.py</w:t>
-      </w:r>
-      <w:r>
-        <w:t xml:space="preserve">, core venv). The student is a</w:t>
-      </w:r>
-      <w:r>
-        <w:t xml:space="preserve"> </w:t>
-      </w:r>
-      <w:r>
-        <w:rPr>
-          <w:rStyle w:val="VerbatimChar"/>
-        </w:rPr>
-        <w:t xml:space="preserve">HierarchicalReferenceModel</w:t>
-      </w:r>
-      <w:r>
-        <w:t xml:space="preserve"> </w:t>
-      </w:r>
-      <w:r>
-        <w:t xml:space="preserve">whose</w:t>
-      </w:r>
-      <w:r>
-        <w:t xml:space="preserve"> </w:t>
-      </w:r>
-      <w:r>
-        <w:rPr>
-          <w:b/>
-          <w:bCs/>
-        </w:rPr>
-        <w:t xml:space="preserve">classes</w:t>
-      </w:r>
-      <w:r>
-        <w:t xml:space="preserve"> </w:t>
-      </w:r>
-      <w:r>
-        <w:t xml:space="preserve">are the teacher’s refined fine labels</w:t>
-      </w:r>
-      <w:r>
-        <w:t xml:space="preserve"> </w:t>
-      </w:r>
-      <w:r>
-        <w:t xml:space="preserve">(including its trained</w:t>
-      </w:r>
-      <w:r>
-        <w:t xml:space="preserve"> </w:t>
-      </w:r>
-      <w:r>
-        <w:rPr>
-          <w:rStyle w:val="VerbatimChar"/>
-        </w:rPr>
-        <w:t xml:space="preserve">Unassigned</w:t>
-      </w:r>
-      <w:r>
-        <w:t xml:space="preserve"> </w:t>
-      </w:r>
-      <w:r>
-        <w:t xml:space="preserve">quality-control class) and whose</w:t>
-      </w:r>
-      <w:r>
-        <w:t xml:space="preserve"> </w:t>
-      </w:r>
-      <w:r>
-        <w:rPr>
-          <w:b/>
-          <w:bCs/>
-        </w:rPr>
-        <w:t xml:space="preserve">hierarchy</w:t>
-      </w:r>
-      <w:r>
-        <w:t xml:space="preserve"> </w:t>
-      </w:r>
-      <w:r>
-        <w:t xml:space="preserve">is the</w:t>
-      </w:r>
-      <w:r>
-        <w:t xml:space="preserve"> </w:t>
-      </w:r>
-      <w:r>
-        <w:t xml:space="preserve">teacher’s own broad level — so the coarse→fine structure is inherited rather than rediscovered.</w:t>
-      </w:r>
-      <w:r>
-        <w:t xml:space="preserve"> </w:t>
-      </w:r>
-      <w:r>
-        <w:t xml:space="preserve">4,000-gene HVG panel; classes with fewer than 8 cells dropped, since a class that cannot be</w:t>
-      </w:r>
-      <w:r>
-        <w:t xml:space="preserve"> </w:t>
-      </w:r>
-      <w:r>
-        <w:t xml:space="preserve">split into train and test makes fidelity depend on which side its cells landed.</w:t>
-      </w:r>
-    </w:p>
-    <w:p>
-      <w:pPr>
-        <w:pStyle w:val="BodyText"/>
-      </w:pPr>
-      <w:r>
-        <w:rPr>
-          <w:b/>
-          <w:bCs/>
-        </w:rPr>
-        <w:t xml:space="preserve">Corpus.</w:t>
-      </w:r>
-      <w:r>
-        <w:t xml:space="preserve"> </w:t>
-      </w:r>
-      <w:r>
-        <w:t xml:space="preserve">Three local atlases (lung, liver, blood+gut) capped at 600 cells per label, plus a</w:t>
-      </w:r>
-      <w:r>
-        <w:t xml:space="preserve"> </w:t>
-      </w:r>
-      <w:r>
-        <w:t xml:space="preserve">census-wide pull (≤60 per type). The atlases’ own labels are used</w:t>
-      </w:r>
-      <w:r>
-        <w:t xml:space="preserve"> </w:t>
-      </w:r>
-      <w:r>
-        <w:rPr>
-          <w:b/>
-          <w:bCs/>
-        </w:rPr>
-        <w:t xml:space="preserve">only for scoring</w:t>
-      </w:r>
-      <w:r>
-        <w:t xml:space="preserve">, never</w:t>
-      </w:r>
-      <w:r>
-        <w:t xml:space="preserve"> </w:t>
-      </w:r>
-      <w:r>
-        <w:t xml:space="preserve">for training.</w:t>
-      </w:r>
-    </w:p>
-    <w:p>
-      <w:pPr>
-        <w:pStyle w:val="BodyText"/>
-      </w:pPr>
-      <w:r>
-        <w:rPr>
-          <w:b/>
-          <w:bCs/>
-        </w:rPr>
-        <w:t xml:space="preserve">Evaluation.</w:t>
-      </w:r>
-      <w:r>
-        <w:t xml:space="preserve"> </w:t>
-      </w:r>
-      <w:r>
-        <w:t xml:space="preserve">Two arms answer different questions.</w:t>
-      </w:r>
-      <w:r>
-        <w:t xml:space="preserve"> </w:t>
-      </w:r>
-      <w:r>
-        <w:rPr>
-          <w:i/>
-          <w:iCs/>
-        </w:rPr>
-        <w:t xml:space="preserve">In-corpus</w:t>
-      </w:r>
-      <w:r>
-        <w:t xml:space="preserve"> </w:t>
-      </w:r>
-      <w:r>
-        <w:t xml:space="preserve">holds out a stratified 25% of</w:t>
-      </w:r>
-      <w:r>
-        <w:t xml:space="preserve"> </w:t>
-      </w:r>
-      <w:r>
-        <w:t xml:space="preserve">cells and measures</w:t>
-      </w:r>
-      <w:r>
-        <w:t xml:space="preserve"> </w:t>
-      </w:r>
-      <w:r>
-        <w:rPr>
-          <w:b/>
-          <w:bCs/>
-        </w:rPr>
-        <w:t xml:space="preserve">fidelity</w:t>
-      </w:r>
-      <w:r>
-        <w:t xml:space="preserve"> </w:t>
-      </w:r>
-      <w:r>
-        <w:t xml:space="preserve">— how often the student reproduces the teacher, exactly and</w:t>
-      </w:r>
-      <w:r>
-        <w:t xml:space="preserve"> </w:t>
-      </w:r>
-      <w:r>
-        <w:t xml:space="preserve">ontology-equivalently.</w:t>
-      </w:r>
-      <w:r>
-        <w:t xml:space="preserve"> </w:t>
-      </w:r>
-      <w:r>
-        <w:rPr>
-          <w:i/>
-          <w:iCs/>
-        </w:rPr>
-        <w:t xml:space="preserve">Held-out atlas</w:t>
-      </w:r>
-      <w:r>
-        <w:t xml:space="preserve"> </w:t>
-      </w:r>
-      <w:r>
-        <w:t xml:space="preserve">withholds an entire atlas and measures whether the</w:t>
-      </w:r>
-      <w:r>
-        <w:t xml:space="preserve"> </w:t>
-      </w:r>
-      <w:r>
-        <w:t xml:space="preserve">student generalizes to data the corpus never covered. Both arms also score student and teacher</w:t>
-      </w:r>
-      <w:r>
-        <w:t xml:space="preserve"> </w:t>
-      </w:r>
-      <w:r>
-        <w:t xml:space="preserve">against the atlases’ own labels, which separates distillation loss from teacher error. Note</w:t>
-      </w:r>
-      <w:r>
-        <w:t xml:space="preserve"> </w:t>
-      </w:r>
-      <w:r>
-        <w:t xml:space="preserve">that once the census pull is in the corpus, a withheld</w:t>
-      </w:r>
-      <w:r>
-        <w:t xml:space="preserve"> </w:t>
-      </w:r>
-      <w:r>
-        <w:rPr>
-          <w:i/>
-          <w:iCs/>
-        </w:rPr>
-        <w:t xml:space="preserve">atlas</w:t>
-      </w:r>
-      <w:r>
-        <w:t xml:space="preserve"> </w:t>
-      </w:r>
-      <w:r>
-        <w:t xml:space="preserve">is no longer a withheld</w:t>
-      </w:r>
-      <w:r>
-        <w:t xml:space="preserve"> </w:t>
-      </w:r>
-      <w:r>
-        <w:rPr>
-          <w:i/>
-          <w:iCs/>
-        </w:rPr>
-        <w:t xml:space="preserve">tissue</w:t>
-      </w:r>
-      <w:r>
-        <w:t xml:space="preserve">.</w:t>
-      </w:r>
-    </w:p>
-    <w:bookmarkEnd w:id="17"/>
-    <w:bookmarkStart w:id="18" w:name="refinement-abstention-and-novelty"/>
-    <w:p>
-      <w:pPr>
-        <w:pStyle w:val="Heading2"/>
-      </w:pPr>
-      <w:r>
-        <w:t xml:space="preserve">Refinement, abstention, and novelty</w:t>
-      </w:r>
-    </w:p>
-    <w:p>
-      <w:pPr>
-        <w:pStyle w:val="FirstParagraph"/>
-      </w:pPr>
-      <w:r>
-        <w:t xml:space="preserve">Four mechanisms operate on a trained reference at inference time, all label-free.</w:t>
-      </w:r>
-    </w:p>
-    <w:p>
-      <w:pPr>
-        <w:pStyle w:val="Compact"/>
-        <w:numPr>
-          <w:ilvl w:val="0"/>
-          <w:numId w:val="1003"/>
-        </w:numPr>
-      </w:pPr>
-      <w:r>
-        <w:rPr>
-          <w:rStyle w:val="VerbatimChar"/>
-          <w:b/>
-          <w:bCs/>
-        </w:rPr>
-        <w:t xml:space="preserve">min_prob</w:t>
-      </w:r>
-      <w:r>
-        <w:rPr>
-          <w:b/>
-          <w:bCs/>
-        </w:rPr>
-        <w:t xml:space="preserve"> </w:t>
-      </w:r>
-      <w:r>
-        <w:rPr>
-          <w:b/>
-          <w:bCs/>
-        </w:rPr>
-        <w:t xml:space="preserve">abstention.</w:t>
-      </w:r>
-      <w:r>
-        <w:t xml:space="preserve"> </w:t>
-      </w:r>
-      <w:r>
-        <w:t xml:space="preserve">Cells whose final probability is below the threshold are relabeled</w:t>
-      </w:r>
-      <w:r>
-        <w:t xml:space="preserve"> </w:t>
-      </w:r>
-      <w:r>
-        <w:rPr>
-          <w:rStyle w:val="VerbatimChar"/>
-        </w:rPr>
-        <w:t xml:space="preserve">unknown</w:t>
-      </w:r>
-      <w:r>
-        <w:t xml:space="preserve"> </w:t>
-      </w:r>
-      <w:r>
-        <w:t xml:space="preserve">rather than forced to the nearest class. Calibrated per reference (§2.6).</w:t>
-      </w:r>
-    </w:p>
-    <w:p>
-      <w:pPr>
-        <w:pStyle w:val="Compact"/>
-        <w:numPr>
-          <w:ilvl w:val="0"/>
-          <w:numId w:val="1003"/>
-        </w:numPr>
-      </w:pPr>
-      <w:r>
-        <w:rPr>
-          <w:rStyle w:val="VerbatimChar"/>
-          <w:b/>
-          <w:bCs/>
-        </w:rPr>
-        <w:t xml:space="preserve">refine_to_query</w:t>
-      </w:r>
-      <w:r>
-        <w:rPr>
-          <w:b/>
-          <w:bCs/>
-        </w:rPr>
-        <w:t xml:space="preserve">.</w:t>
-      </w:r>
-      <w:r>
-        <w:t xml:space="preserve"> </w:t>
-      </w:r>
-      <w:r>
-        <w:t xml:space="preserve">The reference’s class set is masked to those classes the query’s own</w:t>
-      </w:r>
-      <w:r>
-        <w:t xml:space="preserve"> </w:t>
-      </w:r>
-      <w:r>
-        <w:t xml:space="preserve">predictions actually support, and the softmax renormalized — no ground truth, no retraining.</w:t>
-      </w:r>
-    </w:p>
-    <w:p>
-      <w:pPr>
-        <w:pStyle w:val="Compact"/>
-        <w:numPr>
-          <w:ilvl w:val="0"/>
-          <w:numId w:val="1003"/>
-        </w:numPr>
-      </w:pPr>
-      <w:r>
-        <w:rPr>
-          <w:rStyle w:val="VerbatimChar"/>
-          <w:b/>
-          <w:bCs/>
-        </w:rPr>
-        <w:t xml:space="preserve">refine_to_tissue</w:t>
-      </w:r>
-      <w:r>
-        <w:rPr>
-          <w:b/>
-          <w:bCs/>
-        </w:rPr>
-        <w:t xml:space="preserve">.</w:t>
-      </w:r>
-      <w:r>
-        <w:t xml:space="preserve"> </w:t>
-      </w:r>
-      <w:r>
-        <w:t xml:space="preserve">Classes are masked to those the census records in the given tissue,</w:t>
-      </w:r>
-      <w:r>
-        <w:t xml:space="preserve"> </w:t>
-      </w:r>
-      <w:r>
-        <w:t xml:space="preserve">while</w:t>
-      </w:r>
-      <w:r>
-        <w:t xml:space="preserve"> </w:t>
-      </w:r>
-      <w:r>
-        <w:rPr>
-          <w:b/>
-          <w:bCs/>
-        </w:rPr>
-        <w:t xml:space="preserve">pan-tissue</w:t>
-      </w:r>
-      <w:r>
-        <w:t xml:space="preserve"> </w:t>
-      </w:r>
-      <w:r>
-        <w:t xml:space="preserve">types (immune, endothelial, stromal) stay available everywhere, so</w:t>
-      </w:r>
-      <w:r>
-        <w:t xml:space="preserve"> </w:t>
-      </w:r>
-      <w:r>
-        <w:t xml:space="preserve">liver-resident T cells are unaffected. The per-class</w:t>
-      </w:r>
-      <w:r>
-        <w:t xml:space="preserve"> </w:t>
-      </w:r>
-      <w:r>
-        <w:rPr>
-          <w:rStyle w:val="VerbatimChar"/>
-        </w:rPr>
-        <w:t xml:space="preserve">tissue_general</w:t>
-      </w:r>
-      <w:r>
-        <w:t xml:space="preserve"> </w:t>
-      </w:r>
-      <w:r>
-        <w:t xml:space="preserve">map is baked into the</w:t>
-      </w:r>
-      <w:r>
-        <w:t xml:space="preserve"> </w:t>
-      </w:r>
-      <w:r>
-        <w:t xml:space="preserve">shipped reference; tissue is passed explicitly or read from</w:t>
-      </w:r>
-      <w:r>
-        <w:t xml:space="preserve"> </w:t>
-      </w:r>
-      <w:r>
-        <w:rPr>
-          <w:rStyle w:val="VerbatimChar"/>
-        </w:rPr>
-        <w:t xml:space="preserve">adata.obs</w:t>
-      </w:r>
-      <w:r>
-        <w:t xml:space="preserve">, with common synonyms</w:t>
-      </w:r>
-      <w:r>
-        <w:t xml:space="preserve"> </w:t>
-      </w:r>
-      <w:r>
-        <w:t xml:space="preserve">(</w:t>
-      </w:r>
-      <w:r>
-        <w:rPr>
-          <w:rStyle w:val="VerbatimChar"/>
-        </w:rPr>
-        <w:t xml:space="preserve">PBMC</w:t>
-      </w:r>
-      <w:r>
-        <w:t xml:space="preserve">→blood,</w:t>
-      </w:r>
-      <w:r>
-        <w:t xml:space="preserve"> </w:t>
-      </w:r>
-      <w:r>
-        <w:rPr>
-          <w:rStyle w:val="VerbatimChar"/>
-        </w:rPr>
-        <w:t xml:space="preserve">hepatic</w:t>
-      </w:r>
-      <w:r>
-        <w:t xml:space="preserve">→liver) recognized. A tissue outside the reference’s vocabulary</w:t>
-      </w:r>
-      <w:r>
-        <w:t xml:space="preserve"> </w:t>
-      </w:r>
-      <w:r>
-        <w:t xml:space="preserve">imposes no filter rather than an empty one.</w:t>
-      </w:r>
-    </w:p>
-    <w:p>
-      <w:pPr>
-        <w:pStyle w:val="Compact"/>
-        <w:numPr>
-          <w:ilvl w:val="0"/>
-          <w:numId w:val="1003"/>
-        </w:numPr>
-      </w:pPr>
-      <w:r>
-        <w:rPr>
-          <w:b/>
-          <w:bCs/>
-        </w:rPr>
-        <w:t xml:space="preserve">Cluster-level novelty screen.</w:t>
-      </w:r>
-      <w:r>
-        <w:t xml:space="preserve"> </w:t>
-      </w:r>
-      <w:r>
-        <w:t xml:space="preserve">A cell type absent from the reference appears not as</w:t>
-      </w:r>
-      <w:r>
-        <w:t xml:space="preserve"> </w:t>
-      </w:r>
-      <w:r>
-        <w:t xml:space="preserve">scattered uncertain cells but as a</w:t>
-      </w:r>
-      <w:r>
-        <w:t xml:space="preserve"> </w:t>
-      </w:r>
-      <w:r>
-        <w:rPr>
-          <w:i/>
-          <w:iCs/>
-        </w:rPr>
-        <w:t xml:space="preserve">coherent group the reference cannot confidently explain</w:t>
-      </w:r>
-      <w:r>
-        <w:t xml:space="preserve">.</w:t>
-      </w:r>
-      <w:r>
-        <w:t xml:space="preserve"> </w:t>
-      </w:r>
-      <w:r>
-        <w:rPr>
-          <w:rStyle w:val="VerbatimChar"/>
-        </w:rPr>
-        <w:t xml:space="preserve">detect_novel_celltypes</w:t>
-      </w:r>
-      <w:r>
-        <w:t xml:space="preserve"> </w:t>
-      </w:r>
-      <w:r>
-        <w:t xml:space="preserve">flags clusters that are both large enough to be a real population</w:t>
-      </w:r>
-      <w:r>
-        <w:t xml:space="preserve"> </w:t>
-      </w:r>
-      <w:r>
-        <w:t xml:space="preserve">(</w:t>
-      </w:r>
-      <w:r>
-        <w:rPr>
-          <w:rStyle w:val="VerbatimChar"/>
-        </w:rPr>
-        <w:t xml:space="preserve">min_cells</w:t>
-      </w:r>
-      <w:r>
-        <w:t xml:space="preserve">) and predominantly low-confidence, and reports marker genes for each. This is</w:t>
-      </w:r>
-      <w:r>
-        <w:t xml:space="preserve"> </w:t>
-      </w:r>
-      <w:r>
-        <w:t xml:space="preserve">distinct from per-cell abstention.</w:t>
-      </w:r>
-    </w:p>
-    <w:p>
-      <w:pPr>
-        <w:pStyle w:val="FirstParagraph"/>
-      </w:pPr>
-      <w:r>
-        <w:rPr>
-          <w:b/>
-          <w:bCs/>
-        </w:rPr>
-        <w:t xml:space="preserve">Within-type state.</w:t>
-      </w:r>
-      <w:r>
-        <w:t xml:space="preserve"> </w:t>
-      </w:r>
-      <w:r>
-        <w:t xml:space="preserve">The same machinery resolves structure below a cell-type label: a</w:t>
-      </w:r>
-      <w:r>
-        <w:t xml:space="preserve"> </w:t>
-      </w:r>
-      <w:r>
-        <w:t xml:space="preserve">hepatocyte zonation model trained on portal→central zone labels, scored by within-one-zone</w:t>
-      </w:r>
-      <w:r>
-        <w:t xml:space="preserve"> </w:t>
-      </w:r>
-      <w:r>
-        <w:t xml:space="preserve">agreement across donors and datasets.</w:t>
-      </w:r>
-    </w:p>
-    <w:bookmarkEnd w:id="18"/>
-    <w:bookmarkStart w:id="19" w:name="scaling-protocol"/>
-    <w:p>
-      <w:pPr>
-        <w:pStyle w:val="Heading2"/>
-      </w:pPr>
-      <w:r>
-        <w:t xml:space="preserve">Scaling protocol</w:t>
-      </w:r>
-    </w:p>
-    <w:p>
-      <w:pPr>
-        <w:pStyle w:val="FirstParagraph"/>
-      </w:pPr>
-      <w:r>
-        <w:t xml:space="preserve">The reference is subsampled to five sizes up to</w:t>
-      </w:r>
-      <w:r>
-        <w:t xml:space="preserve"> </w:t>
-      </w:r>
-      <w:r>
-        <w:rPr>
-          <w:b/>
-          <w:bCs/>
-        </w:rPr>
-        <w:t xml:space="preserve">49k cells</w:t>
-      </w:r>
-      <w:r>
-        <w:t xml:space="preserve"> </w:t>
-      </w:r>
-      <w:r>
-        <w:t xml:space="preserve">with the query held fixed, so</w:t>
-      </w:r>
-      <w:r>
-        <w:t xml:space="preserve"> </w:t>
-      </w:r>
-      <w:r>
-        <w:t xml:space="preserve">that accuracy, fit time, predict time and peak memory are functions of reference size alone.</w:t>
-      </w:r>
-      <w:r>
-        <w:t xml:space="preserve"> </w:t>
-      </w:r>
-      <w:r>
-        <w:t xml:space="preserve">Reported per method; the point of interest is which curves cross.</w:t>
-      </w:r>
-    </w:p>
-    <w:bookmarkEnd w:id="19"/>
-    <w:bookmarkStart w:id="20" w:name="external-validation-protocol"/>
-    <w:p>
-      <w:pPr>
-        <w:pStyle w:val="Heading2"/>
-      </w:pPr>
-      <w:r>
-        <w:t xml:space="preserve">External validation protocol</w:t>
-      </w:r>
-    </w:p>
-    <w:p>
-      <w:pPr>
-        <w:pStyle w:val="FirstParagraph"/>
-      </w:pPr>
-      <w:r>
-        <w:rPr>
-          <w:b/>
-          <w:bCs/>
-        </w:rPr>
-        <w:t xml:space="preserve">Open Problems</w:t>
-      </w:r>
-      <w:r>
-        <w:rPr>
-          <w:b/>
-          <w:bCs/>
-        </w:rPr>
-        <w:t xml:space="preserve"> </w:t>
-      </w:r>
-      <w:r>
-        <w:rPr>
-          <w:rStyle w:val="VerbatimChar"/>
-          <w:b/>
-          <w:bCs/>
-        </w:rPr>
-        <w:t xml:space="preserve">label_projection</w:t>
-      </w:r>
-      <w:r>
-        <w:t xml:space="preserve"> </w:t>
-      </w:r>
-      <w:r>
-        <w:t xml:space="preserve">[Open Problems 2024] supplies the</w:t>
-      </w:r>
-      <w:r>
-        <w:t xml:space="preserve"> </w:t>
-      </w:r>
-      <w:r>
-        <w:t xml:space="preserve">datasets, metrics and ranking — none chosen by us. actinn-jax is packaged as a viash 0.9.7</w:t>
-      </w:r>
-      <w:r>
-        <w:t xml:space="preserve"> </w:t>
-      </w:r>
-      <w:r>
-        <w:t xml:space="preserve">component (</w:t>
-      </w:r>
-      <w:r>
-        <w:rPr>
-          <w:rStyle w:val="VerbatimChar"/>
-        </w:rPr>
-        <w:t xml:space="preserve">config.vsh.yaml</w:t>
-      </w:r>
-      <w:r>
-        <w:t xml:space="preserve"> </w:t>
-      </w:r>
-      <w:r>
-        <w:t xml:space="preserve">+</w:t>
-      </w:r>
-      <w:r>
-        <w:t xml:space="preserve"> </w:t>
-      </w:r>
-      <w:r>
-        <w:rPr>
-          <w:rStyle w:val="VerbatimChar"/>
-        </w:rPr>
-        <w:t xml:space="preserve">script.py</w:t>
-      </w:r>
-      <w:r>
-        <w:t xml:space="preserve">) declaring its</w:t>
-      </w:r>
-      <w:r>
-        <w:t xml:space="preserve"> </w:t>
-      </w:r>
-      <w:r>
-        <w:rPr>
-          <w:rStyle w:val="VerbatimChar"/>
-        </w:rPr>
-        <w:t xml:space="preserve">preferred_normalization</w:t>
-      </w:r>
-      <w:r>
-        <w:t xml:space="preserve">, and run</w:t>
-      </w:r>
-      <w:r>
-        <w:t xml:space="preserve"> </w:t>
-      </w:r>
-      <w:r>
-        <w:t xml:space="preserve">through the project’s own Nextflow workflow. We additionally built components for four</w:t>
-      </w:r>
-      <w:r>
-        <w:t xml:space="preserve"> </w:t>
-      </w:r>
-      <w:r>
-        <w:t xml:space="preserve">baselines (linear-anova-pca, scTOP, SVM, CellTypist) so the same-hardware comparison covers</w:t>
-      </w:r>
-      <w:r>
-        <w:t xml:space="preserve"> </w:t>
-      </w:r>
-      <w:r>
-        <w:t xml:space="preserve">more than the leaderboard’s own set.</w:t>
-      </w:r>
-    </w:p>
-    <w:p>
-      <w:pPr>
-        <w:pStyle w:val="BodyText"/>
-      </w:pPr>
-      <w:r>
-        <w:t xml:space="preserve">Two caveats govern how those numbers may be read. The leaderboard aggregates runs from</w:t>
-      </w:r>
-      <w:r>
-        <w:t xml:space="preserve"> </w:t>
-      </w:r>
-      <w:r>
-        <w:rPr>
-          <w:b/>
-          <w:bCs/>
-        </w:rPr>
-        <w:t xml:space="preserve">heterogeneous cloud hardware</w:t>
-      </w:r>
-      <w:r>
-        <w:t xml:space="preserve">, so its timings are not a controlled cost comparison — hence</w:t>
-      </w:r>
-      <w:r>
-        <w:t xml:space="preserve"> </w:t>
-      </w:r>
-      <w:r>
-        <w:t xml:space="preserve">the same-hardware run: every method on one AWS CPU instance. And in that run,</w:t>
-      </w:r>
-      <w:r>
-        <w:t xml:space="preserve"> </w:t>
-      </w:r>
-      <w:r>
-        <w:rPr>
-          <w:b/>
-          <w:bCs/>
-        </w:rPr>
-        <w:t xml:space="preserve">wall-clock is</w:t>
-      </w:r>
-      <w:r>
-        <w:rPr>
-          <w:b/>
-          <w:bCs/>
-        </w:rPr>
-        <w:t xml:space="preserve"> </w:t>
-      </w:r>
-      <w:r>
-        <w:rPr>
-          <w:b/>
-          <w:bCs/>
-        </w:rPr>
-        <w:t xml:space="preserve">only meaningful at matched concurrency</w:t>
-      </w:r>
-      <w:r>
-        <w:t xml:space="preserve">: with several tasks per box,</w:t>
-      </w:r>
-      <w:r>
-        <w:t xml:space="preserve"> </w:t>
-      </w:r>
-      <w:r>
-        <w:rPr>
-          <w:rStyle w:val="VerbatimChar"/>
-        </w:rPr>
-        <w:t xml:space="preserve">%cpu</w:t>
-      </w:r>
-      <w:r>
-        <w:t xml:space="preserve"> </w:t>
-      </w:r>
-      <w:r>
-        <w:t xml:space="preserve">spanned 49% to</w:t>
-      </w:r>
-      <w:r>
-        <w:t xml:space="preserve"> </w:t>
-      </w:r>
-      <w:r>
-        <w:t xml:space="preserve">2338% across methods, so cross-method runtime ratios measured at high concurrency rank</w:t>
-      </w:r>
-      <w:r>
-        <w:t xml:space="preserve"> </w:t>
-      </w:r>
-      <w:r>
-        <w:t xml:space="preserve">threading and scheduler contention as much as algorithm. Where matched-concurrency data is</w:t>
-      </w:r>
-      <w:r>
-        <w:t xml:space="preserve"> </w:t>
-      </w:r>
-      <w:r>
-        <w:t xml:space="preserve">missing, §3.7 reports coverage and memory and declines to report runtime ratios.</w:t>
-      </w:r>
-    </w:p>
-    <w:bookmarkEnd w:id="20"/>
-    <w:bookmarkStart w:id="21" w:name="ablations"/>
-    <w:p>
-      <w:pPr>
-        <w:pStyle w:val="Heading2"/>
-      </w:pPr>
-      <w:r>
-        <w:t xml:space="preserve">Ablations</w:t>
-      </w:r>
-    </w:p>
-    <w:p>
-      <w:pPr>
-        <w:pStyle w:val="FirstParagraph"/>
-      </w:pPr>
-      <w:r>
-        <w:t xml:space="preserve">Three cheap interventions characterize</w:t>
-      </w:r>
-      <w:r>
-        <w:t xml:space="preserve"> </w:t>
-      </w:r>
-      <w:r>
-        <w:rPr>
-          <w:i/>
-          <w:iCs/>
-        </w:rPr>
-        <w:t xml:space="preserve">when</w:t>
-      </w:r>
-      <w:r>
-        <w:t xml:space="preserve"> </w:t>
-      </w:r>
-      <w:r>
-        <w:t xml:space="preserve">a gene-space MLP gains or loses against heavier</w:t>
-      </w:r>
-      <w:r>
-        <w:t xml:space="preserve"> </w:t>
-      </w:r>
-      <w:r>
-        <w:t xml:space="preserve">methods, all selectable without test labels:</w:t>
       </w:r>
     </w:p>
     <w:p>
@@ -5868,25 +4532,744 @@
           <w:b/>
           <w:bCs/>
         </w:rPr>
-        <w:t xml:space="preserve">Input standardization</w:t>
-      </w:r>
-      <w:r>
-        <w:t xml:space="preserve"> </w:t>
-      </w:r>
-      <w:r>
-        <w:t xml:space="preserve">— z-score each selected gene by the reference’s frozen mean/std</w:t>
-      </w:r>
-      <w:r>
-        <w:t xml:space="preserve"> </w:t>
-      </w:r>
-      <w:r>
-        <w:t xml:space="preserve">and apply to the query (a scArches-style domain alignment). Opt-in, because it shifts the</w:t>
-      </w:r>
-      <w:r>
-        <w:t xml:space="preserve"> </w:t>
-      </w:r>
-      <w:r>
-        <w:t xml:space="preserve">probability calibration the abstain thresholds are tuned against.</w:t>
+        <w:t xml:space="preserve">Cell Ontology lineage.</w:t>
+      </w:r>
+      <w:r>
+        <w:t xml:space="preserve"> </w:t>
+      </w:r>
+      <w:r>
+        <w:t xml:space="preserve">Each cell type is described by a binary indicator over the CL</w:t>
+      </w:r>
+      <w:r>
+        <w:t xml:space="preserve"> </w:t>
+      </w:r>
+      <w:r>
+        <w:t xml:space="preserve">terms it descends from; terms appearing in fewer than two types, or in all of them, are</w:t>
+      </w:r>
+      <w:r>
+        <w:t xml:space="preserve"> </w:t>
+      </w:r>
+      <w:r>
+        <w:t xml:space="preserve">dropped as uninformative; the same Ward clustering is applied to those vectors</w:t>
+      </w:r>
+      <w:r>
+        <w:t xml:space="preserve"> </w:t>
+      </w:r>
+      <w:r>
+        <w:t xml:space="preserve">(</w:t>
+      </w:r>
+      <w:r>
+        <w:rPr>
+          <w:rStyle w:val="VerbatimChar"/>
+        </w:rPr>
+        <w:t xml:space="preserve">ontology_hierarchy.py</w:t>
+      </w:r>
+      <w:r>
+        <w:t xml:space="preserve">). Free, deterministic, and species-independent — which is what</w:t>
+      </w:r>
+      <w:r>
+        <w:t xml:space="preserve"> </w:t>
+      </w:r>
+      <w:r>
+        <w:t xml:space="preserve">makes the pan-mouse reference possible, since the distillation teacher is human-only and</w:t>
+      </w:r>
+      <w:r>
+        <w:t xml:space="preserve"> </w:t>
+      </w:r>
+      <w:r>
+        <w:t xml:space="preserve">scPRINT’s mouse support is untested here. §3.4 compares the two routes against a</w:t>
+      </w:r>
+      <w:r>
+        <w:t xml:space="preserve"> </w:t>
+      </w:r>
+      <w:r>
+        <w:t xml:space="preserve">random-grouping control.</w:t>
+      </w:r>
+    </w:p>
+    <w:p>
+      <w:pPr>
+        <w:pStyle w:val="FirstParagraph"/>
+      </w:pPr>
+      <w:r>
+        <w:rPr>
+          <w:b/>
+          <w:bCs/>
+        </w:rPr>
+        <w:t xml:space="preserve">Training and calibration.</w:t>
+      </w:r>
+      <w:r>
+        <w:t xml:space="preserve"> </w:t>
+      </w:r>
+      <w:r>
+        <w:t xml:space="preserve">A 4,000-gene panel of</w:t>
+      </w:r>
+      <w:r>
+        <w:t xml:space="preserve"> </w:t>
+      </w:r>
+      <w:r>
+        <w:rPr>
+          <w:b/>
+          <w:bCs/>
+        </w:rPr>
+        <w:t xml:space="preserve">highly variable genes (HVGs)</w:t>
+      </w:r>
+      <w:r>
+        <w:t xml:space="preserve"> </w:t>
+      </w:r>
+      <w:r>
+        <w:t xml:space="preserve">— the</w:t>
+      </w:r>
+      <w:r>
+        <w:t xml:space="preserve"> </w:t>
+      </w:r>
+      <w:r>
+        <w:t xml:space="preserve">genes that differ most across cells, and so carry most of the signal for telling types apart —</w:t>
+      </w:r>
+      <w:r>
+        <w:t xml:space="preserve"> </w:t>
+      </w:r>
+      <w:r>
+        <w:t xml:space="preserve">is selected on the reference; the coarse</w:t>
+      </w:r>
+      <w:r>
+        <w:t xml:space="preserve"> </w:t>
+      </w:r>
+      <w:r>
+        <w:t xml:space="preserve">and per-group fine models are trained on it. Abstain calibration holds out</w:t>
+      </w:r>
+      <w:r>
+        <w:t xml:space="preserve"> </w:t>
+      </w:r>
+      <w:r>
+        <w:rPr>
+          <w:b/>
+          <w:bCs/>
+        </w:rPr>
+        <w:t xml:space="preserve">10% of cell types</w:t>
+      </w:r>
+      <w:r>
+        <w:rPr>
+          <w:b/>
+          <w:bCs/>
+        </w:rPr>
+        <w:t xml:space="preserve"> </w:t>
+      </w:r>
+      <w:r>
+        <w:rPr>
+          <w:b/>
+          <w:bCs/>
+        </w:rPr>
+        <w:t xml:space="preserve">entirely</w:t>
+      </w:r>
+      <w:r>
+        <w:t xml:space="preserve"> </w:t>
+      </w:r>
+      <w:r>
+        <w:t xml:space="preserve">as out-of-distribution (OOD — types the model was never trained on, standing in for</w:t>
+      </w:r>
+      <w:r>
+        <w:t xml:space="preserve"> </w:t>
+      </w:r>
+      <w:r>
+        <w:t xml:space="preserve">the novel populations a real query contains), plus a 20% within-type test split, and sweeps</w:t>
+      </w:r>
+      <w:r>
+        <w:t xml:space="preserve"> </w:t>
+      </w:r>
+      <w:r>
+        <w:rPr>
+          <w:rStyle w:val="VerbatimChar"/>
+        </w:rPr>
+        <w:t xml:space="preserve">min_prob</w:t>
+      </w:r>
+      <w:r>
+        <w:t xml:space="preserve"> </w:t>
+      </w:r>
+      <w:r>
+        <w:t xml:space="preserve">to</w:t>
+      </w:r>
+      <w:r>
+        <w:t xml:space="preserve"> </w:t>
+      </w:r>
+      <w:r>
+        <w:t xml:space="preserve">trade coverage against accuracy on kept cells — the table each shipped reference reports.</w:t>
+      </w:r>
+    </w:p>
+    <w:p>
+      <w:pPr>
+        <w:pStyle w:val="BodyText"/>
+      </w:pPr>
+      <w:r>
+        <w:rPr>
+          <w:b/>
+          <w:bCs/>
+        </w:rPr>
+        <w:t xml:space="preserve">Shipping and verification.</w:t>
+      </w:r>
+      <w:r>
+        <w:t xml:space="preserve"> </w:t>
+      </w:r>
+      <w:r>
+        <w:t xml:space="preserve">Each reference is written with a</w:t>
+      </w:r>
+      <w:r>
+        <w:t xml:space="preserve"> </w:t>
+      </w:r>
+      <w:r>
+        <w:rPr>
+          <w:rStyle w:val="VerbatimChar"/>
+        </w:rPr>
+        <w:t xml:space="preserve">build_info.json</w:t>
+      </w:r>
+      <w:r>
+        <w:t xml:space="preserve"> </w:t>
+      </w:r>
+      <w:r>
+        <w:t xml:space="preserve">recording</w:t>
+      </w:r>
+      <w:r>
+        <w:t xml:space="preserve"> </w:t>
+      </w:r>
+      <w:r>
+        <w:t xml:space="preserve">census release, corpus sizes, hierarchy route, organism and calibration table. Because a</w:t>
+      </w:r>
+      <w:r>
+        <w:t xml:space="preserve"> </w:t>
+      </w:r>
+      <w:r>
+        <w:t xml:space="preserve">rebuild can train cleanly and annotate</w:t>
+      </w:r>
+      <w:r>
+        <w:t xml:space="preserve"> </w:t>
+      </w:r>
+      <w:r>
+        <w:rPr>
+          <w:i/>
+          <w:iCs/>
+        </w:rPr>
+        <w:t xml:space="preserve">worse</w:t>
+      </w:r>
+      <w:r>
+        <w:t xml:space="preserve">, the previous reference is backed up and the</w:t>
+      </w:r>
+      <w:r>
+        <w:t xml:space="preserve"> </w:t>
+      </w:r>
+      <w:r>
+        <w:t xml:space="preserve">new one is scored on a held-out atlas before it is kept (</w:t>
+      </w:r>
+      <w:r>
+        <w:rPr>
+          <w:rStyle w:val="VerbatimChar"/>
+        </w:rPr>
+        <w:t xml:space="preserve">verify_reference.py</w:t>
+      </w:r>
+      <w:r>
+        <w:t xml:space="preserve">). For</w:t>
+      </w:r>
+      <w:r>
+        <w:t xml:space="preserve"> </w:t>
+      </w:r>
+      <w:r>
+        <w:rPr>
+          <w:rStyle w:val="VerbatimChar"/>
+        </w:rPr>
+        <w:t xml:space="preserve">broad_mouse_v1</w:t>
+      </w:r>
+      <w:r>
+        <w:t xml:space="preserve"> </w:t>
+      </w:r>
+      <w:r>
+        <w:t xml:space="preserve">the test set is carved from the census itself: two datasets are excluded from</w:t>
+      </w:r>
+      <w:r>
+        <w:t xml:space="preserve"> </w:t>
+      </w:r>
+      <w:r>
+        <w:t xml:space="preserve">the reference sample and re-pulled as the query, so</w:t>
+      </w:r>
+      <w:r>
+        <w:t xml:space="preserve"> </w:t>
+      </w:r>
+      <w:r>
+        <w:t xml:space="preserve">“held out”</w:t>
+      </w:r>
+      <w:r>
+        <w:t xml:space="preserve"> </w:t>
+      </w:r>
+      <w:r>
+        <w:t xml:space="preserve">means held-out</w:t>
+      </w:r>
+      <w:r>
+        <w:t xml:space="preserve"> </w:t>
+      </w:r>
+      <w:r>
+        <w:rPr>
+          <w:i/>
+          <w:iCs/>
+        </w:rPr>
+        <w:t xml:space="preserve">datasets</w:t>
+      </w:r>
+      <w:r>
+        <w:t xml:space="preserve"> </w:t>
+      </w:r>
+      <w:r>
+        <w:t xml:space="preserve">and</w:t>
+      </w:r>
+      <w:r>
+        <w:t xml:space="preserve"> </w:t>
+      </w:r>
+      <w:r>
+        <w:t xml:space="preserve">not merely held-out cells (</w:t>
+      </w:r>
+      <w:r>
+        <w:rPr>
+          <w:rStyle w:val="VerbatimChar"/>
+        </w:rPr>
+        <w:t xml:space="preserve">EXCLUDE_DATASETS</w:t>
+      </w:r>
+      <w:r>
+        <w:t xml:space="preserve"> </w:t>
+      </w:r>
+      <w:r>
+        <w:t xml:space="preserve">/</w:t>
+      </w:r>
+      <w:r>
+        <w:t xml:space="preserve"> </w:t>
+      </w:r>
+      <w:r>
+        <w:rPr>
+          <w:rStyle w:val="VerbatimChar"/>
+        </w:rPr>
+        <w:t xml:space="preserve">ONLY_DATASETS</w:t>
+      </w:r>
+      <w:r>
+        <w:t xml:space="preserve">).</w:t>
+      </w:r>
+    </w:p>
+    <w:bookmarkEnd w:id="16"/>
+    <w:bookmarkStart w:id="17" w:name="distilling-a-pretrained-annotator"/>
+    <w:p>
+      <w:pPr>
+        <w:pStyle w:val="Heading2"/>
+      </w:pPr>
+      <w:r>
+        <w:t xml:space="preserve">Distilling a pretrained annotator</w:t>
+      </w:r>
+    </w:p>
+    <w:p>
+      <w:pPr>
+        <w:pStyle w:val="FirstParagraph"/>
+      </w:pPr>
+      <w:r>
+        <w:t xml:space="preserve">A broad reference can also be built without labels or an accelerator, by taking both the label</w:t>
+      </w:r>
+      <w:r>
+        <w:t xml:space="preserve"> </w:t>
+      </w:r>
+      <w:r>
+        <w:t xml:space="preserve">vocabulary and the hierarchy from an existing pretrained annotator. Keras/TensorFlow and JAX cannot share a process,</w:t>
+      </w:r>
+      <w:r>
+        <w:t xml:space="preserve"> </w:t>
+      </w:r>
+      <w:r>
+        <w:t xml:space="preserve">so this runs in two stages.</w:t>
+      </w:r>
+    </w:p>
+    <w:p>
+      <w:pPr>
+        <w:pStyle w:val="BodyText"/>
+      </w:pPr>
+      <w:r>
+        <w:rPr>
+          <w:b/>
+          <w:bCs/>
+        </w:rPr>
+        <w:t xml:space="preserve">Teacher pass</w:t>
+      </w:r>
+      <w:r>
+        <w:t xml:space="preserve"> </w:t>
+      </w:r>
+      <w:r>
+        <w:t xml:space="preserve">(</w:t>
+      </w:r>
+      <w:r>
+        <w:rPr>
+          <w:rStyle w:val="VerbatimChar"/>
+        </w:rPr>
+        <w:t xml:space="preserve">distill_dump.py</w:t>
+      </w:r>
+      <w:r>
+        <w:t xml:space="preserve">,</w:t>
+      </w:r>
+      <w:r>
+        <w:t xml:space="preserve"> </w:t>
+      </w:r>
+      <w:r>
+        <w:rPr>
+          <w:rStyle w:val="VerbatimChar"/>
+        </w:rPr>
+        <w:t xml:space="preserve">.venv-panhuman</w:t>
+      </w:r>
+      <w:r>
+        <w:t xml:space="preserve">). Pan-human Azimuth labels a corpus of</w:t>
+      </w:r>
+      <w:r>
+        <w:t xml:space="preserve"> </w:t>
+      </w:r>
+      <w:r>
+        <w:t xml:space="preserve">raw counts through its low-level API (</w:t>
+      </w:r>
+      <w:r>
+        <w:rPr>
+          <w:rStyle w:val="VerbatimChar"/>
+        </w:rPr>
+        <w:t xml:space="preserve">AzimuthNN_base</w:t>
+      </w:r>
+      <w:r>
+        <w:t xml:space="preserve">, batch 8,192), which loads weights once</w:t>
+      </w:r>
+      <w:r>
+        <w:t xml:space="preserve"> </w:t>
+      </w:r>
+      <w:r>
+        <w:t xml:space="preserve">rather than per call. All eight levels are retained. Where the package cannot reconcile a</w:t>
+      </w:r>
+      <w:r>
+        <w:t xml:space="preserve"> </w:t>
+      </w:r>
+      <w:r>
+        <w:t xml:space="preserve">refined level with its coarser ones it blanks that column to boolean</w:t>
+      </w:r>
+      <w:r>
+        <w:t xml:space="preserve"> </w:t>
+      </w:r>
+      <w:r>
+        <w:rPr>
+          <w:rStyle w:val="VerbatimChar"/>
+        </w:rPr>
+        <w:t xml:space="preserve">False</w:t>
+      </w:r>
+      <w:r>
+        <w:t xml:space="preserve">; those cells still</w:t>
+      </w:r>
+      <w:r>
+        <w:t xml:space="preserve"> </w:t>
+      </w:r>
+      <w:r>
+        <w:t xml:space="preserve">carry a deepest-level call, so we fall back to it rather than discard them — dropping them</w:t>
+      </w:r>
+      <w:r>
+        <w:t xml:space="preserve"> </w:t>
+      </w:r>
+      <w:r>
+        <w:t xml:space="preserve">would distill only the cells the teacher found easy. Predictions are mapped to CL ids through</w:t>
+      </w:r>
+      <w:r>
+        <w:t xml:space="preserve"> </w:t>
+      </w:r>
+      <w:r>
+        <w:t xml:space="preserve">the package’s own crosswalk.</w:t>
+      </w:r>
+    </w:p>
+    <w:p>
+      <w:pPr>
+        <w:pStyle w:val="BodyText"/>
+      </w:pPr>
+      <w:r>
+        <w:rPr>
+          <w:b/>
+          <w:bCs/>
+        </w:rPr>
+        <w:t xml:space="preserve">Student pass</w:t>
+      </w:r>
+      <w:r>
+        <w:t xml:space="preserve"> </w:t>
+      </w:r>
+      <w:r>
+        <w:t xml:space="preserve">(</w:t>
+      </w:r>
+      <w:r>
+        <w:rPr>
+          <w:rStyle w:val="VerbatimChar"/>
+        </w:rPr>
+        <w:t xml:space="preserve">distill_train.py</w:t>
+      </w:r>
+      <w:r>
+        <w:t xml:space="preserve">, core venv). The student is a</w:t>
+      </w:r>
+      <w:r>
+        <w:t xml:space="preserve"> </w:t>
+      </w:r>
+      <w:r>
+        <w:rPr>
+          <w:rStyle w:val="VerbatimChar"/>
+        </w:rPr>
+        <w:t xml:space="preserve">HierarchicalReferenceModel</w:t>
+      </w:r>
+      <w:r>
+        <w:t xml:space="preserve"> </w:t>
+      </w:r>
+      <w:r>
+        <w:t xml:space="preserve">whose</w:t>
+      </w:r>
+      <w:r>
+        <w:t xml:space="preserve"> </w:t>
+      </w:r>
+      <w:r>
+        <w:rPr>
+          <w:b/>
+          <w:bCs/>
+        </w:rPr>
+        <w:t xml:space="preserve">classes</w:t>
+      </w:r>
+      <w:r>
+        <w:t xml:space="preserve"> </w:t>
+      </w:r>
+      <w:r>
+        <w:t xml:space="preserve">are the teacher’s refined fine labels</w:t>
+      </w:r>
+      <w:r>
+        <w:t xml:space="preserve"> </w:t>
+      </w:r>
+      <w:r>
+        <w:t xml:space="preserve">(including its trained</w:t>
+      </w:r>
+      <w:r>
+        <w:t xml:space="preserve"> </w:t>
+      </w:r>
+      <w:r>
+        <w:rPr>
+          <w:rStyle w:val="VerbatimChar"/>
+        </w:rPr>
+        <w:t xml:space="preserve">Unassigned</w:t>
+      </w:r>
+      <w:r>
+        <w:t xml:space="preserve"> </w:t>
+      </w:r>
+      <w:r>
+        <w:t xml:space="preserve">quality-control class) and whose</w:t>
+      </w:r>
+      <w:r>
+        <w:t xml:space="preserve"> </w:t>
+      </w:r>
+      <w:r>
+        <w:rPr>
+          <w:b/>
+          <w:bCs/>
+        </w:rPr>
+        <w:t xml:space="preserve">hierarchy</w:t>
+      </w:r>
+      <w:r>
+        <w:t xml:space="preserve"> </w:t>
+      </w:r>
+      <w:r>
+        <w:t xml:space="preserve">is the</w:t>
+      </w:r>
+      <w:r>
+        <w:t xml:space="preserve"> </w:t>
+      </w:r>
+      <w:r>
+        <w:t xml:space="preserve">teacher’s own broad level — so the coarse→fine structure is inherited rather than rediscovered.</w:t>
+      </w:r>
+      <w:r>
+        <w:t xml:space="preserve"> </w:t>
+      </w:r>
+      <w:r>
+        <w:t xml:space="preserve">4,000-gene HVG panel; classes with fewer than 8 cells dropped, since a class that cannot be</w:t>
+      </w:r>
+      <w:r>
+        <w:t xml:space="preserve"> </w:t>
+      </w:r>
+      <w:r>
+        <w:t xml:space="preserve">split into train and test makes fidelity depend on which side its cells landed.</w:t>
+      </w:r>
+    </w:p>
+    <w:p>
+      <w:pPr>
+        <w:pStyle w:val="BodyText"/>
+      </w:pPr>
+      <w:r>
+        <w:rPr>
+          <w:b/>
+          <w:bCs/>
+        </w:rPr>
+        <w:t xml:space="preserve">Corpus.</w:t>
+      </w:r>
+      <w:r>
+        <w:t xml:space="preserve"> </w:t>
+      </w:r>
+      <w:r>
+        <w:t xml:space="preserve">Three local atlases (lung, liver, blood+gut) capped at 600 cells per label, plus a</w:t>
+      </w:r>
+      <w:r>
+        <w:t xml:space="preserve"> </w:t>
+      </w:r>
+      <w:r>
+        <w:t xml:space="preserve">census-wide pull (≤60 per type). The atlases’ own labels are used</w:t>
+      </w:r>
+      <w:r>
+        <w:t xml:space="preserve"> </w:t>
+      </w:r>
+      <w:r>
+        <w:rPr>
+          <w:b/>
+          <w:bCs/>
+        </w:rPr>
+        <w:t xml:space="preserve">only for scoring</w:t>
+      </w:r>
+      <w:r>
+        <w:t xml:space="preserve">, never</w:t>
+      </w:r>
+      <w:r>
+        <w:t xml:space="preserve"> </w:t>
+      </w:r>
+      <w:r>
+        <w:t xml:space="preserve">for training.</w:t>
+      </w:r>
+    </w:p>
+    <w:p>
+      <w:pPr>
+        <w:pStyle w:val="BodyText"/>
+      </w:pPr>
+      <w:r>
+        <w:rPr>
+          <w:b/>
+          <w:bCs/>
+        </w:rPr>
+        <w:t xml:space="preserve">Evaluation.</w:t>
+      </w:r>
+      <w:r>
+        <w:t xml:space="preserve"> </w:t>
+      </w:r>
+      <w:r>
+        <w:t xml:space="preserve">Two arms answer different questions.</w:t>
+      </w:r>
+      <w:r>
+        <w:t xml:space="preserve"> </w:t>
+      </w:r>
+      <w:r>
+        <w:rPr>
+          <w:i/>
+          <w:iCs/>
+        </w:rPr>
+        <w:t xml:space="preserve">In-corpus</w:t>
+      </w:r>
+      <w:r>
+        <w:t xml:space="preserve"> </w:t>
+      </w:r>
+      <w:r>
+        <w:t xml:space="preserve">holds out a stratified 25% of</w:t>
+      </w:r>
+      <w:r>
+        <w:t xml:space="preserve"> </w:t>
+      </w:r>
+      <w:r>
+        <w:t xml:space="preserve">cells and measures</w:t>
+      </w:r>
+      <w:r>
+        <w:t xml:space="preserve"> </w:t>
+      </w:r>
+      <w:r>
+        <w:rPr>
+          <w:b/>
+          <w:bCs/>
+        </w:rPr>
+        <w:t xml:space="preserve">fidelity</w:t>
+      </w:r>
+      <w:r>
+        <w:t xml:space="preserve"> </w:t>
+      </w:r>
+      <w:r>
+        <w:t xml:space="preserve">— how often the student reproduces the teacher, exactly and</w:t>
+      </w:r>
+      <w:r>
+        <w:t xml:space="preserve"> </w:t>
+      </w:r>
+      <w:r>
+        <w:t xml:space="preserve">ontology-equivalently.</w:t>
+      </w:r>
+      <w:r>
+        <w:t xml:space="preserve"> </w:t>
+      </w:r>
+      <w:r>
+        <w:rPr>
+          <w:i/>
+          <w:iCs/>
+        </w:rPr>
+        <w:t xml:space="preserve">Held-out atlas</w:t>
+      </w:r>
+      <w:r>
+        <w:t xml:space="preserve"> </w:t>
+      </w:r>
+      <w:r>
+        <w:t xml:space="preserve">withholds an entire atlas and measures whether the</w:t>
+      </w:r>
+      <w:r>
+        <w:t xml:space="preserve"> </w:t>
+      </w:r>
+      <w:r>
+        <w:t xml:space="preserve">student generalizes to data the corpus never covered. Both arms also score student and teacher</w:t>
+      </w:r>
+      <w:r>
+        <w:t xml:space="preserve"> </w:t>
+      </w:r>
+      <w:r>
+        <w:t xml:space="preserve">against the atlases’ own labels, which separates distillation loss from teacher error. Note</w:t>
+      </w:r>
+      <w:r>
+        <w:t xml:space="preserve"> </w:t>
+      </w:r>
+      <w:r>
+        <w:t xml:space="preserve">that once the census pull is in the corpus, a withheld</w:t>
+      </w:r>
+      <w:r>
+        <w:t xml:space="preserve"> </w:t>
+      </w:r>
+      <w:r>
+        <w:rPr>
+          <w:i/>
+          <w:iCs/>
+        </w:rPr>
+        <w:t xml:space="preserve">atlas</w:t>
+      </w:r>
+      <w:r>
+        <w:t xml:space="preserve"> </w:t>
+      </w:r>
+      <w:r>
+        <w:t xml:space="preserve">is no longer a withheld</w:t>
+      </w:r>
+      <w:r>
+        <w:t xml:space="preserve"> </w:t>
+      </w:r>
+      <w:r>
+        <w:rPr>
+          <w:i/>
+          <w:iCs/>
+        </w:rPr>
+        <w:t xml:space="preserve">tissue</w:t>
+      </w:r>
+      <w:r>
+        <w:t xml:space="preserve">.</w:t>
+      </w:r>
+    </w:p>
+    <w:bookmarkEnd w:id="17"/>
+    <w:bookmarkStart w:id="18" w:name="refinement-abstention-and-novelty"/>
+    <w:p>
+      <w:pPr>
+        <w:pStyle w:val="Heading2"/>
+      </w:pPr>
+      <w:r>
+        <w:t xml:space="preserve">Refinement, abstention, and novelty</w:t>
+      </w:r>
+    </w:p>
+    <w:p>
+      <w:pPr>
+        <w:pStyle w:val="FirstParagraph"/>
+      </w:pPr>
+      <w:r>
+        <w:t xml:space="preserve">Four mechanisms operate on a trained reference at inference time, all label-free.</w:t>
       </w:r>
     </w:p>
     <w:p>
@@ -5894,46 +5277,51 @@
         <w:pStyle w:val="Compact"/>
         <w:numPr>
           <w:ilvl w:val="0"/>
-          <w:numId w:val="1004"/>
+          <w:numId w:val="1005"/>
         </w:numPr>
       </w:pPr>
       <w:r>
         <w:rPr>
-          <w:b/>
-          <w:bCs/>
-        </w:rPr>
-        <w:t xml:space="preserve">Gene budget</w:t>
-      </w:r>
-      <w:r>
-        <w:t xml:space="preserve"> </w:t>
-      </w:r>
-      <w:r>
-        <w:t xml:space="preserve">— Open Problems feeds every method 1,000 HVGs; we sweep wider panels and</w:t>
-      </w:r>
-      <w:r>
-        <w:t xml:space="preserve"> </w:t>
-      </w:r>
-      <w:r>
-        <w:t xml:space="preserve">select per dataset by</w:t>
-      </w:r>
-      <w:r>
-        <w:t xml:space="preserve"> </w:t>
-      </w:r>
-      <w:r>
-        <w:rPr>
-          <w:b/>
-          <w:bCs/>
-        </w:rPr>
-        <w:t xml:space="preserve">held-out reference cross-validation</w:t>
-      </w:r>
-      <w:r>
-        <w:t xml:space="preserve">, which is label-free with</w:t>
-      </w:r>
-      <w:r>
-        <w:t xml:space="preserve"> </w:t>
-      </w:r>
-      <w:r>
-        <w:t xml:space="preserve">respect to the test set.</w:t>
+          <w:rStyle w:val="VerbatimChar"/>
+          <w:b/>
+          <w:bCs/>
+        </w:rPr>
+        <w:t xml:space="preserve">min_prob</w:t>
+      </w:r>
+      <w:r>
+        <w:rPr>
+          <w:b/>
+          <w:bCs/>
+        </w:rPr>
+        <w:t xml:space="preserve"> </w:t>
+      </w:r>
+      <w:r>
+        <w:rPr>
+          <w:b/>
+          <w:bCs/>
+        </w:rPr>
+        <w:t xml:space="preserve">abstention.</w:t>
+      </w:r>
+      <w:r>
+        <w:t xml:space="preserve"> </w:t>
+      </w:r>
+      <w:r>
+        <w:t xml:space="preserve">Cells whose final probability is below the threshold are relabeled</w:t>
+      </w:r>
+      <w:r>
+        <w:t xml:space="preserve"> </w:t>
+      </w:r>
+      <w:r>
+        <w:rPr>
+          <w:rStyle w:val="VerbatimChar"/>
+        </w:rPr>
+        <w:t xml:space="preserve">unknown</w:t>
+      </w:r>
+      <w:r>
+        <w:t xml:space="preserve"> </w:t>
+      </w:r>
+      <w:r>
+        <w:t xml:space="preserve">rather than forced to the nearest class. Calibrated per reference (§2.6).</w:t>
       </w:r>
     </w:p>
     <w:p>
@@ -5941,7 +5329,637 @@
         <w:pStyle w:val="Compact"/>
         <w:numPr>
           <w:ilvl w:val="0"/>
-          <w:numId w:val="1004"/>
+          <w:numId w:val="1005"/>
+        </w:numPr>
+      </w:pPr>
+      <w:r>
+        <w:rPr>
+          <w:rStyle w:val="VerbatimChar"/>
+          <w:b/>
+          <w:bCs/>
+        </w:rPr>
+        <w:t xml:space="preserve">refine_to_query</w:t>
+      </w:r>
+      <w:r>
+        <w:rPr>
+          <w:b/>
+          <w:bCs/>
+        </w:rPr>
+        <w:t xml:space="preserve">.</w:t>
+      </w:r>
+      <w:r>
+        <w:t xml:space="preserve"> </w:t>
+      </w:r>
+      <w:r>
+        <w:t xml:space="preserve">The reference’s class set is masked to those classes the query’s own</w:t>
+      </w:r>
+      <w:r>
+        <w:t xml:space="preserve"> </w:t>
+      </w:r>
+      <w:r>
+        <w:t xml:space="preserve">predictions actually support, and the softmax renormalized — no ground truth, no retraining.</w:t>
+      </w:r>
+    </w:p>
+    <w:p>
+      <w:pPr>
+        <w:pStyle w:val="Compact"/>
+        <w:numPr>
+          <w:ilvl w:val="0"/>
+          <w:numId w:val="1005"/>
+        </w:numPr>
+      </w:pPr>
+      <w:r>
+        <w:rPr>
+          <w:rStyle w:val="VerbatimChar"/>
+          <w:b/>
+          <w:bCs/>
+        </w:rPr>
+        <w:t xml:space="preserve">refine_to_tissue</w:t>
+      </w:r>
+      <w:r>
+        <w:rPr>
+          <w:b/>
+          <w:bCs/>
+        </w:rPr>
+        <w:t xml:space="preserve">.</w:t>
+      </w:r>
+      <w:r>
+        <w:t xml:space="preserve"> </w:t>
+      </w:r>
+      <w:r>
+        <w:t xml:space="preserve">Classes are masked to those the census records in the given tissue,</w:t>
+      </w:r>
+      <w:r>
+        <w:t xml:space="preserve"> </w:t>
+      </w:r>
+      <w:r>
+        <w:t xml:space="preserve">while</w:t>
+      </w:r>
+      <w:r>
+        <w:t xml:space="preserve"> </w:t>
+      </w:r>
+      <w:r>
+        <w:rPr>
+          <w:b/>
+          <w:bCs/>
+        </w:rPr>
+        <w:t xml:space="preserve">pan-tissue</w:t>
+      </w:r>
+      <w:r>
+        <w:t xml:space="preserve"> </w:t>
+      </w:r>
+      <w:r>
+        <w:t xml:space="preserve">types (immune, endothelial, stromal) stay available everywhere, so</w:t>
+      </w:r>
+      <w:r>
+        <w:t xml:space="preserve"> </w:t>
+      </w:r>
+      <w:r>
+        <w:t xml:space="preserve">liver-resident T cells are unaffected. The per-class</w:t>
+      </w:r>
+      <w:r>
+        <w:t xml:space="preserve"> </w:t>
+      </w:r>
+      <w:r>
+        <w:rPr>
+          <w:rStyle w:val="VerbatimChar"/>
+        </w:rPr>
+        <w:t xml:space="preserve">tissue_general</w:t>
+      </w:r>
+      <w:r>
+        <w:t xml:space="preserve"> </w:t>
+      </w:r>
+      <w:r>
+        <w:t xml:space="preserve">map is baked into the</w:t>
+      </w:r>
+      <w:r>
+        <w:t xml:space="preserve"> </w:t>
+      </w:r>
+      <w:r>
+        <w:t xml:space="preserve">shipped reference; tissue is passed explicitly or read from</w:t>
+      </w:r>
+      <w:r>
+        <w:t xml:space="preserve"> </w:t>
+      </w:r>
+      <w:r>
+        <w:rPr>
+          <w:rStyle w:val="VerbatimChar"/>
+        </w:rPr>
+        <w:t xml:space="preserve">adata.obs</w:t>
+      </w:r>
+      <w:r>
+        <w:t xml:space="preserve">, with common synonyms</w:t>
+      </w:r>
+      <w:r>
+        <w:t xml:space="preserve"> </w:t>
+      </w:r>
+      <w:r>
+        <w:t xml:space="preserve">(</w:t>
+      </w:r>
+      <w:r>
+        <w:rPr>
+          <w:rStyle w:val="VerbatimChar"/>
+        </w:rPr>
+        <w:t xml:space="preserve">PBMC</w:t>
+      </w:r>
+      <w:r>
+        <w:t xml:space="preserve">→blood,</w:t>
+      </w:r>
+      <w:r>
+        <w:t xml:space="preserve"> </w:t>
+      </w:r>
+      <w:r>
+        <w:rPr>
+          <w:rStyle w:val="VerbatimChar"/>
+        </w:rPr>
+        <w:t xml:space="preserve">hepatic</w:t>
+      </w:r>
+      <w:r>
+        <w:t xml:space="preserve">→liver) recognized. A tissue outside the reference’s vocabulary</w:t>
+      </w:r>
+      <w:r>
+        <w:t xml:space="preserve"> </w:t>
+      </w:r>
+      <w:r>
+        <w:t xml:space="preserve">imposes no filter rather than an empty one.</w:t>
+      </w:r>
+    </w:p>
+    <w:p>
+      <w:pPr>
+        <w:pStyle w:val="Compact"/>
+        <w:numPr>
+          <w:ilvl w:val="0"/>
+          <w:numId w:val="1005"/>
+        </w:numPr>
+      </w:pPr>
+      <w:r>
+        <w:rPr>
+          <w:b/>
+          <w:bCs/>
+        </w:rPr>
+        <w:t xml:space="preserve">Cluster-level novelty screen.</w:t>
+      </w:r>
+      <w:r>
+        <w:t xml:space="preserve"> </w:t>
+      </w:r>
+      <w:r>
+        <w:t xml:space="preserve">A cell type absent from the reference appears not as</w:t>
+      </w:r>
+      <w:r>
+        <w:t xml:space="preserve"> </w:t>
+      </w:r>
+      <w:r>
+        <w:t xml:space="preserve">scattered uncertain cells but as a</w:t>
+      </w:r>
+      <w:r>
+        <w:t xml:space="preserve"> </w:t>
+      </w:r>
+      <w:r>
+        <w:rPr>
+          <w:i/>
+          <w:iCs/>
+        </w:rPr>
+        <w:t xml:space="preserve">coherent group the reference cannot confidently explain</w:t>
+      </w:r>
+      <w:r>
+        <w:t xml:space="preserve">.</w:t>
+      </w:r>
+      <w:r>
+        <w:t xml:space="preserve"> </w:t>
+      </w:r>
+      <w:r>
+        <w:rPr>
+          <w:rStyle w:val="VerbatimChar"/>
+        </w:rPr>
+        <w:t xml:space="preserve">detect_novel_celltypes</w:t>
+      </w:r>
+      <w:r>
+        <w:t xml:space="preserve"> </w:t>
+      </w:r>
+      <w:r>
+        <w:t xml:space="preserve">flags clusters that are both large enough to be a real population</w:t>
+      </w:r>
+      <w:r>
+        <w:t xml:space="preserve"> </w:t>
+      </w:r>
+      <w:r>
+        <w:t xml:space="preserve">(</w:t>
+      </w:r>
+      <w:r>
+        <w:rPr>
+          <w:rStyle w:val="VerbatimChar"/>
+        </w:rPr>
+        <w:t xml:space="preserve">min_cells</w:t>
+      </w:r>
+      <w:r>
+        <w:t xml:space="preserve">) and predominantly low-confidence, and reports marker genes for each. This is</w:t>
+      </w:r>
+      <w:r>
+        <w:t xml:space="preserve"> </w:t>
+      </w:r>
+      <w:r>
+        <w:t xml:space="preserve">distinct from per-cell abstention.</w:t>
+      </w:r>
+    </w:p>
+    <w:p>
+      <w:pPr>
+        <w:pStyle w:val="FirstParagraph"/>
+      </w:pPr>
+      <w:r>
+        <w:rPr>
+          <w:b/>
+          <w:bCs/>
+        </w:rPr>
+        <w:t xml:space="preserve">Within-type state.</w:t>
+      </w:r>
+      <w:r>
+        <w:t xml:space="preserve"> </w:t>
+      </w:r>
+      <w:r>
+        <w:t xml:space="preserve">The same machinery resolves structure below a cell-type label: a</w:t>
+      </w:r>
+      <w:r>
+        <w:t xml:space="preserve"> </w:t>
+      </w:r>
+      <w:r>
+        <w:t xml:space="preserve">hepatocyte zonation model trained on portal→central zone labels, scored by within-one-zone</w:t>
+      </w:r>
+      <w:r>
+        <w:t xml:space="preserve"> </w:t>
+      </w:r>
+      <w:r>
+        <w:t xml:space="preserve">agreement across donors and datasets.</w:t>
+      </w:r>
+    </w:p>
+    <w:bookmarkEnd w:id="18"/>
+    <w:bookmarkStart w:id="19" w:name="scaling-protocol"/>
+    <w:p>
+      <w:pPr>
+        <w:pStyle w:val="Heading2"/>
+      </w:pPr>
+      <w:r>
+        <w:t xml:space="preserve">Scaling protocol</w:t>
+      </w:r>
+    </w:p>
+    <w:p>
+      <w:pPr>
+        <w:pStyle w:val="FirstParagraph"/>
+      </w:pPr>
+      <w:r>
+        <w:t xml:space="preserve">The reference is subsampled to five sizes up to</w:t>
+      </w:r>
+      <w:r>
+        <w:t xml:space="preserve"> </w:t>
+      </w:r>
+      <w:r>
+        <w:rPr>
+          <w:b/>
+          <w:bCs/>
+        </w:rPr>
+        <w:t xml:space="preserve">49k cells</w:t>
+      </w:r>
+      <w:r>
+        <w:t xml:space="preserve"> </w:t>
+      </w:r>
+      <w:r>
+        <w:t xml:space="preserve">with the query held fixed, so</w:t>
+      </w:r>
+      <w:r>
+        <w:t xml:space="preserve"> </w:t>
+      </w:r>
+      <w:r>
+        <w:t xml:space="preserve">that accuracy, fit time, predict time and peak memory are functions of reference size alone.</w:t>
+      </w:r>
+      <w:r>
+        <w:t xml:space="preserve"> </w:t>
+      </w:r>
+      <w:r>
+        <w:t xml:space="preserve">Reported per method; the point of interest is which curves cross.</w:t>
+      </w:r>
+    </w:p>
+    <w:bookmarkEnd w:id="19"/>
+    <w:bookmarkStart w:id="20" w:name="external-validation-protocol"/>
+    <w:p>
+      <w:pPr>
+        <w:pStyle w:val="Heading2"/>
+      </w:pPr>
+      <w:r>
+        <w:t xml:space="preserve">External validation protocol</w:t>
+      </w:r>
+    </w:p>
+    <w:p>
+      <w:pPr>
+        <w:pStyle w:val="FirstParagraph"/>
+      </w:pPr>
+      <w:r>
+        <w:rPr>
+          <w:b/>
+          <w:bCs/>
+        </w:rPr>
+        <w:t xml:space="preserve">Open Problems</w:t>
+      </w:r>
+      <w:r>
+        <w:rPr>
+          <w:b/>
+          <w:bCs/>
+        </w:rPr>
+        <w:t xml:space="preserve"> </w:t>
+      </w:r>
+      <w:r>
+        <w:rPr>
+          <w:rStyle w:val="VerbatimChar"/>
+          <w:b/>
+          <w:bCs/>
+        </w:rPr>
+        <w:t xml:space="preserve">label_projection</w:t>
+      </w:r>
+      <w:r>
+        <w:t xml:space="preserve"> </w:t>
+      </w:r>
+      <w:r>
+        <w:t xml:space="preserve">[Open Problems 2024] supplies the</w:t>
+      </w:r>
+      <w:r>
+        <w:t xml:space="preserve"> </w:t>
+      </w:r>
+      <w:r>
+        <w:t xml:space="preserve">datasets, metrics and ranking — none chosen by us. actinn-jax is packaged as a viash 0.9.7</w:t>
+      </w:r>
+      <w:r>
+        <w:t xml:space="preserve"> </w:t>
+      </w:r>
+      <w:r>
+        <w:t xml:space="preserve">component (</w:t>
+      </w:r>
+      <w:r>
+        <w:rPr>
+          <w:rStyle w:val="VerbatimChar"/>
+        </w:rPr>
+        <w:t xml:space="preserve">config.vsh.yaml</w:t>
+      </w:r>
+      <w:r>
+        <w:t xml:space="preserve"> </w:t>
+      </w:r>
+      <w:r>
+        <w:t xml:space="preserve">+</w:t>
+      </w:r>
+      <w:r>
+        <w:t xml:space="preserve"> </w:t>
+      </w:r>
+      <w:r>
+        <w:rPr>
+          <w:rStyle w:val="VerbatimChar"/>
+        </w:rPr>
+        <w:t xml:space="preserve">script.py</w:t>
+      </w:r>
+      <w:r>
+        <w:t xml:space="preserve">) declaring its</w:t>
+      </w:r>
+      <w:r>
+        <w:t xml:space="preserve"> </w:t>
+      </w:r>
+      <w:r>
+        <w:rPr>
+          <w:rStyle w:val="VerbatimChar"/>
+        </w:rPr>
+        <w:t xml:space="preserve">preferred_normalization</w:t>
+      </w:r>
+      <w:r>
+        <w:t xml:space="preserve">, and run</w:t>
+      </w:r>
+      <w:r>
+        <w:t xml:space="preserve"> </w:t>
+      </w:r>
+      <w:r>
+        <w:t xml:space="preserve">through the project’s own Nextflow workflow. We additionally built components for four</w:t>
+      </w:r>
+      <w:r>
+        <w:t xml:space="preserve"> </w:t>
+      </w:r>
+      <w:r>
+        <w:t xml:space="preserve">baselines (linear-anova-pca, scTOP, SVM, CellTypist) so the same-hardware comparison covers</w:t>
+      </w:r>
+      <w:r>
+        <w:t xml:space="preserve"> </w:t>
+      </w:r>
+      <w:r>
+        <w:t xml:space="preserve">more than the leaderboard’s own set.</w:t>
+      </w:r>
+    </w:p>
+    <w:p>
+      <w:pPr>
+        <w:pStyle w:val="BodyText"/>
+      </w:pPr>
+      <w:r>
+        <w:t xml:space="preserve">Two caveats govern how those numbers may be read. The leaderboard aggregates runs from</w:t>
+      </w:r>
+      <w:r>
+        <w:t xml:space="preserve"> </w:t>
+      </w:r>
+      <w:r>
+        <w:rPr>
+          <w:b/>
+          <w:bCs/>
+        </w:rPr>
+        <w:t xml:space="preserve">heterogeneous cloud hardware</w:t>
+      </w:r>
+      <w:r>
+        <w:t xml:space="preserve">, so its timings are not a controlled cost comparison — hence</w:t>
+      </w:r>
+      <w:r>
+        <w:t xml:space="preserve"> </w:t>
+      </w:r>
+      <w:r>
+        <w:t xml:space="preserve">the same-hardware run: every method on one AWS CPU instance. And in that run,</w:t>
+      </w:r>
+      <w:r>
+        <w:t xml:space="preserve"> </w:t>
+      </w:r>
+      <w:r>
+        <w:rPr>
+          <w:b/>
+          <w:bCs/>
+        </w:rPr>
+        <w:t xml:space="preserve">wall-clock is</w:t>
+      </w:r>
+      <w:r>
+        <w:rPr>
+          <w:b/>
+          <w:bCs/>
+        </w:rPr>
+        <w:t xml:space="preserve"> </w:t>
+      </w:r>
+      <w:r>
+        <w:rPr>
+          <w:b/>
+          <w:bCs/>
+        </w:rPr>
+        <w:t xml:space="preserve">only meaningful at matched concurrency</w:t>
+      </w:r>
+      <w:r>
+        <w:t xml:space="preserve">: with several tasks per box,</w:t>
+      </w:r>
+      <w:r>
+        <w:t xml:space="preserve"> </w:t>
+      </w:r>
+      <w:r>
+        <w:rPr>
+          <w:rStyle w:val="VerbatimChar"/>
+        </w:rPr>
+        <w:t xml:space="preserve">%cpu</w:t>
+      </w:r>
+      <w:r>
+        <w:t xml:space="preserve"> </w:t>
+      </w:r>
+      <w:r>
+        <w:t xml:space="preserve">spanned 49% to</w:t>
+      </w:r>
+      <w:r>
+        <w:t xml:space="preserve"> </w:t>
+      </w:r>
+      <w:r>
+        <w:t xml:space="preserve">2338% across methods, so cross-method runtime ratios measured at high concurrency rank</w:t>
+      </w:r>
+      <w:r>
+        <w:t xml:space="preserve"> </w:t>
+      </w:r>
+      <w:r>
+        <w:t xml:space="preserve">threading and scheduler contention as much as algorithm. Where matched-concurrency data is</w:t>
+      </w:r>
+      <w:r>
+        <w:t xml:space="preserve"> </w:t>
+      </w:r>
+      <w:r>
+        <w:t xml:space="preserve">missing, §3.7 reports coverage and memory and declines to report runtime ratios.</w:t>
+      </w:r>
+    </w:p>
+    <w:bookmarkEnd w:id="20"/>
+    <w:bookmarkStart w:id="21" w:name="ablations"/>
+    <w:p>
+      <w:pPr>
+        <w:pStyle w:val="Heading2"/>
+      </w:pPr>
+      <w:r>
+        <w:t xml:space="preserve">Ablations</w:t>
+      </w:r>
+    </w:p>
+    <w:p>
+      <w:pPr>
+        <w:pStyle w:val="FirstParagraph"/>
+      </w:pPr>
+      <w:r>
+        <w:t xml:space="preserve">Three cheap interventions characterize</w:t>
+      </w:r>
+      <w:r>
+        <w:t xml:space="preserve"> </w:t>
+      </w:r>
+      <w:r>
+        <w:rPr>
+          <w:i/>
+          <w:iCs/>
+        </w:rPr>
+        <w:t xml:space="preserve">when</w:t>
+      </w:r>
+      <w:r>
+        <w:t xml:space="preserve"> </w:t>
+      </w:r>
+      <w:r>
+        <w:t xml:space="preserve">a gene-space MLP gains or loses against heavier</w:t>
+      </w:r>
+      <w:r>
+        <w:t xml:space="preserve"> </w:t>
+      </w:r>
+      <w:r>
+        <w:t xml:space="preserve">methods, all selectable without test labels:</w:t>
+      </w:r>
+    </w:p>
+    <w:p>
+      <w:pPr>
+        <w:pStyle w:val="Compact"/>
+        <w:numPr>
+          <w:ilvl w:val="0"/>
+          <w:numId w:val="1006"/>
+        </w:numPr>
+      </w:pPr>
+      <w:r>
+        <w:rPr>
+          <w:b/>
+          <w:bCs/>
+        </w:rPr>
+        <w:t xml:space="preserve">Input standardization</w:t>
+      </w:r>
+      <w:r>
+        <w:t xml:space="preserve"> </w:t>
+      </w:r>
+      <w:r>
+        <w:t xml:space="preserve">— z-score each selected gene by the reference’s frozen mean/std</w:t>
+      </w:r>
+      <w:r>
+        <w:t xml:space="preserve"> </w:t>
+      </w:r>
+      <w:r>
+        <w:t xml:space="preserve">and apply to the query (a scArches-style domain alignment). Opt-in, because it shifts the</w:t>
+      </w:r>
+      <w:r>
+        <w:t xml:space="preserve"> </w:t>
+      </w:r>
+      <w:r>
+        <w:t xml:space="preserve">probability calibration the abstain thresholds are tuned against.</w:t>
+      </w:r>
+    </w:p>
+    <w:p>
+      <w:pPr>
+        <w:pStyle w:val="Compact"/>
+        <w:numPr>
+          <w:ilvl w:val="0"/>
+          <w:numId w:val="1006"/>
+        </w:numPr>
+      </w:pPr>
+      <w:r>
+        <w:rPr>
+          <w:b/>
+          <w:bCs/>
+        </w:rPr>
+        <w:t xml:space="preserve">Gene budget</w:t>
+      </w:r>
+      <w:r>
+        <w:t xml:space="preserve"> </w:t>
+      </w:r>
+      <w:r>
+        <w:t xml:space="preserve">— Open Problems feeds every method 1,000 HVGs; we sweep wider panels and</w:t>
+      </w:r>
+      <w:r>
+        <w:t xml:space="preserve"> </w:t>
+      </w:r>
+      <w:r>
+        <w:t xml:space="preserve">select per dataset by</w:t>
+      </w:r>
+      <w:r>
+        <w:t xml:space="preserve"> </w:t>
+      </w:r>
+      <w:r>
+        <w:rPr>
+          <w:b/>
+          <w:bCs/>
+        </w:rPr>
+        <w:t xml:space="preserve">held-out reference cross-validation</w:t>
+      </w:r>
+      <w:r>
+        <w:t xml:space="preserve">, which is label-free with</w:t>
+      </w:r>
+      <w:r>
+        <w:t xml:space="preserve"> </w:t>
+      </w:r>
+      <w:r>
+        <w:t xml:space="preserve">respect to the test set.</w:t>
+      </w:r>
+    </w:p>
+    <w:p>
+      <w:pPr>
+        <w:pStyle w:val="Compact"/>
+        <w:numPr>
+          <w:ilvl w:val="0"/>
+          <w:numId w:val="1006"/>
         </w:numPr>
       </w:pPr>
       <w:r>
@@ -14008,7 +14026,7 @@
         <w:pStyle w:val="Compact"/>
         <w:numPr>
           <w:ilvl w:val="0"/>
-          <w:numId w:val="1005"/>
+          <w:numId w:val="1007"/>
         </w:numPr>
       </w:pPr>
       <w:r>
@@ -14072,7 +14090,7 @@
         <w:pStyle w:val="Compact"/>
         <w:numPr>
           <w:ilvl w:val="0"/>
-          <w:numId w:val="1005"/>
+          <w:numId w:val="1007"/>
         </w:numPr>
       </w:pPr>
       <w:r>
@@ -14159,7 +14177,7 @@
         <w:pStyle w:val="Compact"/>
         <w:numPr>
           <w:ilvl w:val="0"/>
-          <w:numId w:val="1005"/>
+          <w:numId w:val="1007"/>
         </w:numPr>
       </w:pPr>
       <w:r>
@@ -14177,7 +14195,7 @@
         <w:pStyle w:val="Compact"/>
         <w:numPr>
           <w:ilvl w:val="0"/>
-          <w:numId w:val="1005"/>
+          <w:numId w:val="1007"/>
         </w:numPr>
       </w:pPr>
       <w:r>
@@ -14236,7 +14254,7 @@
         <w:pStyle w:val="Compact"/>
         <w:numPr>
           <w:ilvl w:val="0"/>
-          <w:numId w:val="1005"/>
+          <w:numId w:val="1007"/>
         </w:numPr>
       </w:pPr>
       <w:r>
@@ -14254,7 +14272,7 @@
         <w:pStyle w:val="Compact"/>
         <w:numPr>
           <w:ilvl w:val="0"/>
-          <w:numId w:val="1005"/>
+          <w:numId w:val="1007"/>
         </w:numPr>
       </w:pPr>
       <w:r>
@@ -14319,7 +14337,7 @@
         <w:pStyle w:val="Compact"/>
         <w:numPr>
           <w:ilvl w:val="0"/>
-          <w:numId w:val="1005"/>
+          <w:numId w:val="1007"/>
         </w:numPr>
       </w:pPr>
       <w:r>
@@ -14375,7 +14393,7 @@
         <w:pStyle w:val="Compact"/>
         <w:numPr>
           <w:ilvl w:val="0"/>
-          <w:numId w:val="1005"/>
+          <w:numId w:val="1007"/>
         </w:numPr>
       </w:pPr>
       <w:r>
@@ -14406,7 +14424,7 @@
         <w:pStyle w:val="Compact"/>
         <w:numPr>
           <w:ilvl w:val="0"/>
-          <w:numId w:val="1005"/>
+          <w:numId w:val="1007"/>
         </w:numPr>
       </w:pPr>
       <w:r>
@@ -14509,7 +14527,7 @@
         <w:pStyle w:val="Compact"/>
         <w:numPr>
           <w:ilvl w:val="0"/>
-          <w:numId w:val="1005"/>
+          <w:numId w:val="1007"/>
         </w:numPr>
       </w:pPr>
       <w:r>
@@ -14631,7 +14649,7 @@
         <w:pStyle w:val="Compact"/>
         <w:numPr>
           <w:ilvl w:val="0"/>
-          <w:numId w:val="1005"/>
+          <w:numId w:val="1007"/>
         </w:numPr>
       </w:pPr>
       <w:r>
@@ -14708,7 +14726,7 @@
         <w:pStyle w:val="Compact"/>
         <w:numPr>
           <w:ilvl w:val="0"/>
-          <w:numId w:val="1005"/>
+          <w:numId w:val="1007"/>
         </w:numPr>
       </w:pPr>
       <w:r>
@@ -15202,7 +15220,7 @@
         <w:pStyle w:val="Compact"/>
         <w:numPr>
           <w:ilvl w:val="0"/>
-          <w:numId w:val="1006"/>
+          <w:numId w:val="1008"/>
         </w:numPr>
       </w:pPr>
       <w:r>
@@ -15226,7 +15244,7 @@
         <w:pStyle w:val="Compact"/>
         <w:numPr>
           <w:ilvl w:val="0"/>
-          <w:numId w:val="1006"/>
+          <w:numId w:val="1008"/>
         </w:numPr>
       </w:pPr>
       <w:r>
@@ -15254,7 +15272,7 @@
         <w:pStyle w:val="Compact"/>
         <w:numPr>
           <w:ilvl w:val="0"/>
-          <w:numId w:val="1006"/>
+          <w:numId w:val="1008"/>
         </w:numPr>
       </w:pPr>
       <w:r>
@@ -15282,7 +15300,7 @@
         <w:pStyle w:val="Compact"/>
         <w:numPr>
           <w:ilvl w:val="0"/>
-          <w:numId w:val="1006"/>
+          <w:numId w:val="1008"/>
         </w:numPr>
       </w:pPr>
       <w:r>
@@ -15310,7 +15328,7 @@
         <w:pStyle w:val="Compact"/>
         <w:numPr>
           <w:ilvl w:val="0"/>
-          <w:numId w:val="1006"/>
+          <w:numId w:val="1008"/>
         </w:numPr>
       </w:pPr>
       <w:r>
@@ -15322,7 +15340,7 @@
         <w:pStyle w:val="Compact"/>
         <w:numPr>
           <w:ilvl w:val="0"/>
-          <w:numId w:val="1006"/>
+          <w:numId w:val="1008"/>
         </w:numPr>
       </w:pPr>
       <w:r>
@@ -15334,7 +15352,7 @@
         <w:pStyle w:val="Compact"/>
         <w:numPr>
           <w:ilvl w:val="0"/>
-          <w:numId w:val="1006"/>
+          <w:numId w:val="1008"/>
         </w:numPr>
       </w:pPr>
       <w:r>
@@ -15362,7 +15380,7 @@
         <w:pStyle w:val="Compact"/>
         <w:numPr>
           <w:ilvl w:val="0"/>
-          <w:numId w:val="1006"/>
+          <w:numId w:val="1008"/>
         </w:numPr>
       </w:pPr>
       <w:r>
@@ -15390,7 +15408,7 @@
         <w:pStyle w:val="Compact"/>
         <w:numPr>
           <w:ilvl w:val="0"/>
-          <w:numId w:val="1006"/>
+          <w:numId w:val="1008"/>
         </w:numPr>
       </w:pPr>
       <w:r>
@@ -15418,7 +15436,7 @@
         <w:pStyle w:val="Compact"/>
         <w:numPr>
           <w:ilvl w:val="0"/>
-          <w:numId w:val="1006"/>
+          <w:numId w:val="1008"/>
         </w:numPr>
       </w:pPr>
       <w:r>
@@ -15446,7 +15464,7 @@
         <w:pStyle w:val="Compact"/>
         <w:numPr>
           <w:ilvl w:val="0"/>
-          <w:numId w:val="1006"/>
+          <w:numId w:val="1008"/>
         </w:numPr>
       </w:pPr>
       <w:r>
@@ -15474,7 +15492,7 @@
         <w:pStyle w:val="Compact"/>
         <w:numPr>
           <w:ilvl w:val="0"/>
-          <w:numId w:val="1006"/>
+          <w:numId w:val="1008"/>
         </w:numPr>
       </w:pPr>
       <w:r>
@@ -15502,7 +15520,7 @@
         <w:pStyle w:val="Compact"/>
         <w:numPr>
           <w:ilvl w:val="0"/>
-          <w:numId w:val="1006"/>
+          <w:numId w:val="1008"/>
         </w:numPr>
       </w:pPr>
       <w:r>
@@ -15530,7 +15548,7 @@
         <w:pStyle w:val="Compact"/>
         <w:numPr>
           <w:ilvl w:val="0"/>
-          <w:numId w:val="1006"/>
+          <w:numId w:val="1008"/>
         </w:numPr>
       </w:pPr>
       <w:r>
@@ -15558,7 +15576,7 @@
         <w:pStyle w:val="Compact"/>
         <w:numPr>
           <w:ilvl w:val="0"/>
-          <w:numId w:val="1006"/>
+          <w:numId w:val="1008"/>
         </w:numPr>
       </w:pPr>
       <w:r>
@@ -15586,7 +15604,7 @@
         <w:pStyle w:val="Compact"/>
         <w:numPr>
           <w:ilvl w:val="0"/>
-          <w:numId w:val="1006"/>
+          <w:numId w:val="1008"/>
         </w:numPr>
       </w:pPr>
       <w:r>
@@ -15614,7 +15632,7 @@
         <w:pStyle w:val="Compact"/>
         <w:numPr>
           <w:ilvl w:val="0"/>
-          <w:numId w:val="1006"/>
+          <w:numId w:val="1008"/>
         </w:numPr>
       </w:pPr>
       <w:r>
@@ -15626,7 +15644,7 @@
         <w:pStyle w:val="Compact"/>
         <w:numPr>
           <w:ilvl w:val="0"/>
-          <w:numId w:val="1006"/>
+          <w:numId w:val="1008"/>
         </w:numPr>
       </w:pPr>
       <w:r>
@@ -15654,7 +15672,7 @@
         <w:pStyle w:val="Compact"/>
         <w:numPr>
           <w:ilvl w:val="0"/>
-          <w:numId w:val="1006"/>
+          <w:numId w:val="1008"/>
         </w:numPr>
       </w:pPr>
       <w:r>
@@ -15682,7 +15700,7 @@
         <w:pStyle w:val="Compact"/>
         <w:numPr>
           <w:ilvl w:val="0"/>
-          <w:numId w:val="1006"/>
+          <w:numId w:val="1008"/>
         </w:numPr>
       </w:pPr>
       <w:r>
@@ -15710,7 +15728,7 @@
         <w:pStyle w:val="Compact"/>
         <w:numPr>
           <w:ilvl w:val="0"/>
-          <w:numId w:val="1006"/>
+          <w:numId w:val="1008"/>
         </w:numPr>
       </w:pPr>
       <w:r>
@@ -15738,7 +15756,7 @@
         <w:pStyle w:val="Compact"/>
         <w:numPr>
           <w:ilvl w:val="0"/>
-          <w:numId w:val="1006"/>
+          <w:numId w:val="1008"/>
         </w:numPr>
       </w:pPr>
       <w:r>
@@ -15766,7 +15784,7 @@
         <w:pStyle w:val="Compact"/>
         <w:numPr>
           <w:ilvl w:val="0"/>
-          <w:numId w:val="1006"/>
+          <w:numId w:val="1008"/>
         </w:numPr>
       </w:pPr>
       <w:r>
@@ -15794,7 +15812,7 @@
         <w:pStyle w:val="Compact"/>
         <w:numPr>
           <w:ilvl w:val="0"/>
-          <w:numId w:val="1006"/>
+          <w:numId w:val="1008"/>
         </w:numPr>
       </w:pPr>
       <w:r>
@@ -15822,7 +15840,7 @@
         <w:pStyle w:val="Compact"/>
         <w:numPr>
           <w:ilvl w:val="0"/>
-          <w:numId w:val="1006"/>
+          <w:numId w:val="1008"/>
         </w:numPr>
       </w:pPr>
       <w:r>
@@ -15834,7 +15852,7 @@
         <w:pStyle w:val="Compact"/>
         <w:numPr>
           <w:ilvl w:val="0"/>
-          <w:numId w:val="1006"/>
+          <w:numId w:val="1008"/>
         </w:numPr>
       </w:pPr>
       <w:r>
@@ -15968,6 +15986,91 @@
       </w:pPr>
     </w:lvl>
   </w:abstractNum>
+  <w:abstractNum w:abstractNumId="99411">
+    <w:nsid w:val="00A99411"/>
+    <w:multiLevelType w:val="multilevel"/>
+    <w:lvl w:ilvl="0">
+      <w:start w:val="1"/>
+      <w:numFmt w:val="decimal"/>
+      <w:lvlText w:val="%1."/>
+      <w:lvlJc w:val="left"/>
+      <w:pPr>
+        <w:ind w:left="720" w:hanging="360"/>
+      </w:pPr>
+    </w:lvl>
+    <w:lvl w:ilvl="1">
+      <w:start w:val="1"/>
+      <w:numFmt w:val="decimal"/>
+      <w:lvlText w:val="%2."/>
+      <w:lvlJc w:val="left"/>
+      <w:pPr>
+        <w:ind w:left="1440" w:hanging="360"/>
+      </w:pPr>
+    </w:lvl>
+    <w:lvl w:ilvl="2">
+      <w:start w:val="1"/>
+      <w:numFmt w:val="decimal"/>
+      <w:lvlText w:val="%3."/>
+      <w:lvlJc w:val="left"/>
+      <w:pPr>
+        <w:ind w:left="2160" w:hanging="360"/>
+      </w:pPr>
+    </w:lvl>
+    <w:lvl w:ilvl="3">
+      <w:start w:val="1"/>
+      <w:numFmt w:val="decimal"/>
+      <w:lvlText w:val="%4."/>
+      <w:lvlJc w:val="left"/>
+      <w:pPr>
+        <w:ind w:left="2880" w:hanging="360"/>
+      </w:pPr>
+    </w:lvl>
+    <w:lvl w:ilvl="4">
+      <w:start w:val="1"/>
+      <w:numFmt w:val="decimal"/>
+      <w:lvlText w:val="%5."/>
+      <w:lvlJc w:val="left"/>
+      <w:pPr>
+        <w:ind w:left="3600" w:hanging="360"/>
+      </w:pPr>
+    </w:lvl>
+    <w:lvl w:ilvl="5">
+      <w:start w:val="1"/>
+      <w:numFmt w:val="decimal"/>
+      <w:lvlText w:val="%6."/>
+      <w:lvlJc w:val="left"/>
+      <w:pPr>
+        <w:ind w:left="4320" w:hanging="360"/>
+      </w:pPr>
+    </w:lvl>
+    <w:lvl w:ilvl="6">
+      <w:start w:val="1"/>
+      <w:numFmt w:val="decimal"/>
+      <w:lvlText w:val="%7."/>
+      <w:lvlJc w:val="left"/>
+      <w:pPr>
+        <w:ind w:left="5040" w:hanging="360"/>
+      </w:pPr>
+    </w:lvl>
+    <w:lvl w:ilvl="7">
+      <w:start w:val="1"/>
+      <w:numFmt w:val="decimal"/>
+      <w:lvlText w:val="%8."/>
+      <w:lvlJc w:val="left"/>
+      <w:pPr>
+        <w:ind w:left="5760" w:hanging="360"/>
+      </w:pPr>
+    </w:lvl>
+    <w:lvl w:ilvl="8">
+      <w:start w:val="1"/>
+      <w:numFmt w:val="decimal"/>
+      <w:lvlText w:val="%9."/>
+      <w:lvlJc w:val="left"/>
+      <w:pPr>
+        <w:ind w:left="6480" w:hanging="360"/>
+      </w:pPr>
+    </w:lvl>
+  </w:abstractNum>
   <w:abstractNum w:abstractNumId="991">
     <w:nsid w:val="0000A991"/>
     <w:multiLevelType w:val="multilevel"/>
@@ -16071,98 +16174,10 @@
       </w:rPr>
     </w:lvl>
   </w:abstractNum>
-  <w:abstractNum w:abstractNumId="99411">
-    <w:nsid w:val="00A99411"/>
-    <w:multiLevelType w:val="multilevel"/>
-    <w:lvl w:ilvl="0">
-      <w:start w:val="1"/>
-      <w:numFmt w:val="decimal"/>
-      <w:lvlText w:val="%1."/>
-      <w:lvlJc w:val="left"/>
-      <w:pPr>
-        <w:ind w:left="720" w:hanging="360"/>
-      </w:pPr>
-    </w:lvl>
-    <w:lvl w:ilvl="1">
-      <w:start w:val="1"/>
-      <w:numFmt w:val="decimal"/>
-      <w:lvlText w:val="%2."/>
-      <w:lvlJc w:val="left"/>
-      <w:pPr>
-        <w:ind w:left="1440" w:hanging="360"/>
-      </w:pPr>
-    </w:lvl>
-    <w:lvl w:ilvl="2">
-      <w:start w:val="1"/>
-      <w:numFmt w:val="decimal"/>
-      <w:lvlText w:val="%3."/>
-      <w:lvlJc w:val="left"/>
-      <w:pPr>
-        <w:ind w:left="2160" w:hanging="360"/>
-      </w:pPr>
-    </w:lvl>
-    <w:lvl w:ilvl="3">
-      <w:start w:val="1"/>
-      <w:numFmt w:val="decimal"/>
-      <w:lvlText w:val="%4."/>
-      <w:lvlJc w:val="left"/>
-      <w:pPr>
-        <w:ind w:left="2880" w:hanging="360"/>
-      </w:pPr>
-    </w:lvl>
-    <w:lvl w:ilvl="4">
-      <w:start w:val="1"/>
-      <w:numFmt w:val="decimal"/>
-      <w:lvlText w:val="%5."/>
-      <w:lvlJc w:val="left"/>
-      <w:pPr>
-        <w:ind w:left="3600" w:hanging="360"/>
-      </w:pPr>
-    </w:lvl>
-    <w:lvl w:ilvl="5">
-      <w:start w:val="1"/>
-      <w:numFmt w:val="decimal"/>
-      <w:lvlText w:val="%6."/>
-      <w:lvlJc w:val="left"/>
-      <w:pPr>
-        <w:ind w:left="4320" w:hanging="360"/>
-      </w:pPr>
-    </w:lvl>
-    <w:lvl w:ilvl="6">
-      <w:start w:val="1"/>
-      <w:numFmt w:val="decimal"/>
-      <w:lvlText w:val="%7."/>
-      <w:lvlJc w:val="left"/>
-      <w:pPr>
-        <w:ind w:left="5040" w:hanging="360"/>
-      </w:pPr>
-    </w:lvl>
-    <w:lvl w:ilvl="7">
-      <w:start w:val="1"/>
-      <w:numFmt w:val="decimal"/>
-      <w:lvlText w:val="%8."/>
-      <w:lvlJc w:val="left"/>
-      <w:pPr>
-        <w:ind w:left="5760" w:hanging="360"/>
-      </w:pPr>
-    </w:lvl>
-    <w:lvl w:ilvl="8">
-      <w:start w:val="1"/>
-      <w:numFmt w:val="decimal"/>
-      <w:lvlText w:val="%9."/>
-      <w:lvlJc w:val="left"/>
-      <w:pPr>
-        <w:ind w:left="6480" w:hanging="360"/>
-      </w:pPr>
-    </w:lvl>
-  </w:abstractNum>
   <w:num w:numId="1000">
     <w:abstractNumId w:val="990"/>
   </w:num>
   <w:num w:numId="1001">
-    <w:abstractNumId w:val="991"/>
-  </w:num>
-  <w:num w:numId="1002">
     <w:abstractNumId w:val="99411"/>
     <w:lvlOverride w:ilvl="0">
       <w:startOverride w:val="1"/>
@@ -16192,16 +16207,52 @@
       <w:startOverride w:val="1"/>
     </w:lvlOverride>
   </w:num>
+  <w:num w:numId="1002">
+    <w:abstractNumId w:val="991"/>
+  </w:num>
   <w:num w:numId="1003">
     <w:abstractNumId w:val="991"/>
   </w:num>
   <w:num w:numId="1004">
-    <w:abstractNumId w:val="991"/>
+    <w:abstractNumId w:val="99411"/>
+    <w:lvlOverride w:ilvl="0">
+      <w:startOverride w:val="1"/>
+    </w:lvlOverride>
+    <w:lvlOverride w:ilvl="1">
+      <w:startOverride w:val="1"/>
+    </w:lvlOverride>
+    <w:lvlOverride w:ilvl="2">
+      <w:startOverride w:val="1"/>
+    </w:lvlOverride>
+    <w:lvlOverride w:ilvl="3">
+      <w:startOverride w:val="1"/>
+    </w:lvlOverride>
+    <w:lvlOverride w:ilvl="4">
+      <w:startOverride w:val="1"/>
+    </w:lvlOverride>
+    <w:lvlOverride w:ilvl="5">
+      <w:startOverride w:val="1"/>
+    </w:lvlOverride>
+    <w:lvlOverride w:ilvl="6">
+      <w:startOverride w:val="1"/>
+    </w:lvlOverride>
+    <w:lvlOverride w:ilvl="7">
+      <w:startOverride w:val="1"/>
+    </w:lvlOverride>
+    <w:lvlOverride w:ilvl="8">
+      <w:startOverride w:val="1"/>
+    </w:lvlOverride>
   </w:num>
   <w:num w:numId="1005">
     <w:abstractNumId w:val="991"/>
   </w:num>
   <w:num w:numId="1006">
+    <w:abstractNumId w:val="991"/>
+  </w:num>
+  <w:num w:numId="1007">
+    <w:abstractNumId w:val="991"/>
+  </w:num>
+  <w:num w:numId="1008">
     <w:abstractNumId w:val="99411"/>
     <w:lvlOverride w:ilvl="0">
       <w:startOverride w:val="1"/>

--- a/manuscript/actinn-jax_preprint.docx
+++ b/manuscript/actinn-jax_preprint.docx
@@ -14830,7 +14830,10 @@
         <w:t xml:space="preserve">results/paper*/</w:t>
       </w:r>
       <w:r>
-        <w:t xml:space="preserve">,</w:t>
+        <w:t xml:space="preserve"> </w:t>
+      </w:r>
+      <w:r>
+        <w:t xml:space="preserve">and</w:t>
       </w:r>
       <w:r>
         <w:t xml:space="preserve"> </w:t>
@@ -14842,25 +14845,13 @@
         <w:t xml:space="preserve">docs/results_*.csv</w:t>
       </w:r>
       <w:r>
-        <w:t xml:space="preserve">, unified matrix</w:t>
-      </w:r>
-      <w:r>
-        <w:t xml:space="preserve"> </w:t>
-      </w:r>
-      <w:r>
-        <w:t xml:space="preserve">in</w:t>
-      </w:r>
-      <w:r>
-        <w:t xml:space="preserve"> </w:t>
-      </w:r>
-      <w:r>
-        <w:rPr>
-          <w:rStyle w:val="VerbatimChar"/>
-        </w:rPr>
-        <w:t xml:space="preserve">docs/results_paper_matrix_unified.csv</w:t>
-      </w:r>
-      <w:r>
-        <w:t xml:space="preserve">), figure scripts, and the actinn-jax package</w:t>
+        <w:t xml:space="preserve">, which</w:t>
+      </w:r>
+      <w:r>
+        <w:t xml:space="preserve"> </w:t>
+      </w:r>
+      <w:r>
+        <w:t xml:space="preserve">include the unified 11-method matrix), figure scripts, and the actinn-jax package</w:t>
       </w:r>
       <w:r>
         <w:t xml:space="preserve"> </w:t>
@@ -14937,7 +14928,7 @@
         <w:t xml:space="preserve"> </w:t>
       </w:r>
       <w:r>
-        <w:t xml:space="preserve">Cell-Ontology hierarchy it depends on are in .</w:t>
+        <w:t xml:space="preserve">Cell-Ontology hierarchy it depends on are documented in the same repository.</w:t>
       </w:r>
     </w:p>
     <w:p>
@@ -15055,7 +15046,7 @@
         <w:t xml:space="preserve"> </w:t>
       </w:r>
       <w:r>
-        <w:t xml:space="preserve">latest version).</w:t>
+        <w:t xml:space="preserve">latest version). actinn-jax’s</w:t>
       </w:r>
       <w:r>
         <w:t xml:space="preserve"> </w:t>
@@ -15064,7 +15055,7 @@
         <w:rPr>
           <w:rStyle w:val="VerbatimChar"/>
         </w:rPr>
-        <w:t xml:space="preserve">actinn_jax.bundled_reference(name)</w:t>
+        <w:t xml:space="preserve">bundled_reference</w:t>
       </w:r>
       <w:r>
         <w:t xml:space="preserve"> </w:t>

--- a/manuscript/actinn-jax_preprint.docx
+++ b/manuscript/actinn-jax_preprint.docx
@@ -227,7 +227,7 @@
         <w:t xml:space="preserve">end-to-end workflows that a low, flat cost profile makes practical</w:t>
       </w:r>
       <w:r>
-        <w:t xml:space="preserve">, on human data and — via a Cell-Ontology-derived hierarchy that takes the accelerator out of the build — on mouse: annotating an unknown human dataset from a</w:t>
+        <w:t xml:space="preserve">, on human data and — via a hierarchy derived from the Cell Ontology, which removes the GPU step from building a reference — on mouse: annotating an unknown human dataset from a</w:t>
       </w:r>
       <w:r>
         <w:t xml:space="preserve"> </w:t>
@@ -4862,7 +4862,7 @@
         <w:pStyle w:val="FirstParagraph"/>
       </w:pPr>
       <w:r>
-        <w:t xml:space="preserve">A broad reference can also be built without labels or an accelerator, by taking both the label</w:t>
+        <w:t xml:space="preserve">A broad reference can also be built without labels and without a GPU, by taking both the label</w:t>
       </w:r>
       <w:r>
         <w:t xml:space="preserve"> </w:t>
@@ -9157,7 +9157,7 @@
           <w:b/>
           <w:bCs/>
         </w:rPr>
-        <w:t xml:space="preserve">no accelerator and no</w:t>
+        <w:t xml:space="preserve">no GPU and no</w:t>
       </w:r>
       <w:r>
         <w:rPr>
@@ -9594,7 +9594,7 @@
           <w:b/>
           <w:bCs/>
         </w:rPr>
-        <w:t xml:space="preserve">A second organism, and a hierarchy with no accelerator in it.</w:t>
+        <w:t xml:space="preserve">A second organism, and a hierarchy that needs no GPU.</w:t>
       </w:r>
       <w:r>
         <w:t xml:space="preserve"> </w:t>

--- a/manuscript/actinn-jax_preprint.docx
+++ b/manuscript/actinn-jax_preprint.docx
@@ -693,7 +693,7 @@
           <w:b/>
           <w:bCs/>
         </w:rPr>
-        <w:t xml:space="preserve">On adding a twelfth method to a crowded field.</w:t>
+        <w:t xml:space="preserve">On adding another method to a crowded field.</w:t>
       </w:r>
       <w:r>
         <w:t xml:space="preserve"> </w:t>
@@ -751,7 +751,7 @@
         <w:t xml:space="preserve"> </w:t>
       </w:r>
       <w:r>
-        <w:t xml:space="preserve">to include the baselines most likely to beat it, and they do. A field with a dozen working</w:t>
+        <w:t xml:space="preserve">to include the baselines most likely to beat it, and they do. A field already full of working</w:t>
       </w:r>
       <w:r>
         <w:t xml:space="preserve"> </w:t>

--- a/manuscript/actinn-jax_preprint.docx
+++ b/manuscript/actinn-jax_preprint.docx
@@ -1571,11 +1571,11 @@
         <w:tblLook w:firstRow="1" w:lastRow="0" w:firstColumn="0" w:lastColumn="0" w:noHBand="0" w:noVBand="0" w:val="0020"/>
       </w:tblPr>
       <w:tblGrid>
+        <w:gridCol w:w="1146"/>
         <w:gridCol w:w="1250"/>
-        <w:gridCol w:w="1250"/>
-        <w:gridCol w:w="833"/>
-        <w:gridCol w:w="2396"/>
         <w:gridCol w:w="1146"/>
+        <w:gridCol w:w="2292"/>
+        <w:gridCol w:w="1042"/>
         <w:gridCol w:w="1042"/>
       </w:tblGrid>
       <w:tr>
@@ -2581,6 +2581,56 @@
         </w:tc>
       </w:tr>
     </w:tbl>
+    <w:p>
+      <w:pPr>
+        <w:pStyle w:val="BodyText"/>
+      </w:pPr>
+      <w:r>
+        <w:rPr>
+          <w:b/>
+          <w:bCs/>
+        </w:rPr>
+        <w:t xml:space="preserve">Table 1.</w:t>
+      </w:r>
+      <w:r>
+        <w:t xml:space="preserve"> </w:t>
+      </w:r>
+      <w:r>
+        <w:t xml:space="preserve">The benchmarked methods: model family (</w:t>
+      </w:r>
+      <w:r>
+        <w:rPr>
+          <w:i/>
+          <w:iCs/>
+        </w:rPr>
+        <w:t xml:space="preserve">tier</w:t>
+      </w:r>
+      <w:r>
+        <w:t xml:space="preserve">), the engine each one actually runs,</w:t>
+      </w:r>
+      <w:r>
+        <w:t xml:space="preserve"> </w:t>
+      </w:r>
+      <w:r>
+        <w:t xml:space="preserve">whether it can decline to call a cell (</w:t>
+      </w:r>
+      <w:r>
+        <w:rPr>
+          <w:i/>
+          <w:iCs/>
+        </w:rPr>
+        <w:t xml:space="preserve">rejection</w:t>
+      </w:r>
+      <w:r>
+        <w:t xml:space="preserve">), and the pinned environment it was run in</w:t>
+      </w:r>
+      <w:r>
+        <w:t xml:space="preserve"> </w:t>
+      </w:r>
+      <w:r>
+        <w:t xml:space="preserve">(§2.7). Bold marks the methods added to this panel here.</w:t>
+      </w:r>
+    </w:p>
     <w:p>
       <w:pPr>
         <w:pStyle w:val="BodyText"/>
@@ -2998,13 +3048,13 @@
         <w:tblLook w:firstRow="1" w:lastRow="0" w:firstColumn="0" w:lastColumn="0" w:noHBand="0" w:noVBand="0" w:val="0020"/>
       </w:tblPr>
       <w:tblGrid>
-        <w:gridCol w:w="1634"/>
-        <w:gridCol w:w="1257"/>
-        <w:gridCol w:w="880"/>
-        <w:gridCol w:w="1131"/>
-        <w:gridCol w:w="754"/>
-        <w:gridCol w:w="880"/>
-        <w:gridCol w:w="1382"/>
+        <w:gridCol w:w="1584"/>
+        <w:gridCol w:w="1218"/>
+        <w:gridCol w:w="852"/>
+        <w:gridCol w:w="1340"/>
+        <w:gridCol w:w="731"/>
+        <w:gridCol w:w="852"/>
+        <w:gridCol w:w="1340"/>
       </w:tblGrid>
       <w:tr>
         <w:trPr>
@@ -3208,7 +3258,7 @@
               <w:pStyle w:val="Compact"/>
             </w:pPr>
             <w:r>
-              <w:t xml:space="preserve">lung (HLCA→Krasnow)</w:t>
+              <w:t xml:space="preserve">lung (HLCA → Krasnow)</w:t>
             </w:r>
           </w:p>
         </w:tc>
@@ -3575,6 +3625,68 @@
         <w:pStyle w:val="BodyText"/>
       </w:pPr>
       <w:r>
+        <w:rPr>
+          <w:b/>
+          <w:bCs/>
+        </w:rPr>
+        <w:t xml:space="preserve">Table 2.</w:t>
+      </w:r>
+      <w:r>
+        <w:t xml:space="preserve"> </w:t>
+      </w:r>
+      <w:r>
+        <w:t xml:space="preserve">The six benchmark datasets.</w:t>
+      </w:r>
+      <w:r>
+        <w:t xml:space="preserve"> </w:t>
+      </w:r>
+      <w:r>
+        <w:rPr>
+          <w:i/>
+          <w:iCs/>
+        </w:rPr>
+        <w:t xml:space="preserve">split</w:t>
+      </w:r>
+      <w:r>
+        <w:t xml:space="preserve"> </w:t>
+      </w:r>
+      <w:r>
+        <w:t xml:space="preserve">separates within-dataset holdouts from</w:t>
+      </w:r>
+      <w:r>
+        <w:t xml:space="preserve"> </w:t>
+      </w:r>
+      <w:r>
+        <w:t xml:space="preserve">cross-dataset and cross-study transfer;</w:t>
+      </w:r>
+      <w:r>
+        <w:t xml:space="preserve"> </w:t>
+      </w:r>
+      <w:r>
+        <w:rPr>
+          <w:i/>
+          <w:iCs/>
+        </w:rPr>
+        <w:t xml:space="preserve">genes</w:t>
+      </w:r>
+      <w:r>
+        <w:t xml:space="preserve"> </w:t>
+      </w:r>
+      <w:r>
+        <w:t xml:space="preserve">records whether the matrix is keyed by Ensembl</w:t>
+      </w:r>
+      <w:r>
+        <w:t xml:space="preserve"> </w:t>
+      </w:r>
+      <w:r>
+        <w:t xml:space="preserve">ids or by gene symbols, which decides who can read it.</w:t>
+      </w:r>
+    </w:p>
+    <w:p>
+      <w:pPr>
+        <w:pStyle w:val="BodyText"/>
+      </w:pPr>
+      <w:r>
         <w:t xml:space="preserve">The blood+gut set is a subsample of</w:t>
       </w:r>
       <w:r>
@@ -4047,23 +4159,10 @@
         <w:pStyle w:val="FirstParagraph"/>
       </w:pPr>
       <w:r>
-        <w:t xml:space="preserve">Each method runs in</w:t>
-      </w:r>
-      <w:r>
-        <w:t xml:space="preserve"> </w:t>
-      </w:r>
-      <w:r>
-        <w:rPr>
-          <w:b/>
-          <w:bCs/>
-        </w:rPr>
-        <w:t xml:space="preserve">its own virtual environment via subprocess isolation</w:t>
-      </w:r>
-      <w:r>
-        <w:t xml:space="preserve"> </w:t>
-      </w:r>
-      <w:r>
-        <w:t xml:space="preserve">(</w:t>
+        <w:t xml:space="preserve">The runner,</w:t>
+      </w:r>
+      <w:r>
+        <w:t xml:space="preserve"> </w:t>
       </w:r>
       <w:r>
         <w:rPr>
@@ -4072,7 +4171,34 @@
         <w:t xml:space="preserve">benchmark/runner.py</w:t>
       </w:r>
       <w:r>
-        <w:t xml:space="preserve">), because the dependency sets are mutually unsatisfiable — scVI-based</w:t>
+        <w:t xml:space="preserve">, executes each method in</w:t>
+      </w:r>
+      <w:r>
+        <w:t xml:space="preserve"> </w:t>
+      </w:r>
+      <w:r>
+        <w:rPr>
+          <w:b/>
+          <w:bCs/>
+        </w:rPr>
+        <w:t xml:space="preserve">its own virtual environment</w:t>
+      </w:r>
+      <w:r>
+        <w:rPr>
+          <w:b/>
+          <w:bCs/>
+        </w:rPr>
+        <w:t xml:space="preserve"> </w:t>
+      </w:r>
+      <w:r>
+        <w:rPr>
+          <w:b/>
+          <w:bCs/>
+        </w:rPr>
+        <w:t xml:space="preserve">under subprocess isolation</w:t>
+      </w:r>
+      <w:r>
+        <w:t xml:space="preserve">, because the dependency sets are mutually unsatisfiable — scVI-based</w:t>
       </w:r>
       <w:r>
         <w:t xml:space="preserve"> </w:t>
@@ -4084,7 +4210,10 @@
         <w:t xml:space="preserve"> </w:t>
       </w:r>
       <w:r>
-        <w:t xml:space="preserve">coexist in one interpreter. The driver (</w:t>
+        <w:t xml:space="preserve">coexist in one interpreter. The driver,</w:t>
+      </w:r>
+      <w:r>
+        <w:t xml:space="preserve"> </w:t>
       </w:r>
       <w:r>
         <w:rPr>
@@ -4093,7 +4222,7 @@
         <w:t xml:space="preserve">benchmark/driver.py</w:t>
       </w:r>
       <w:r>
-        <w:t xml:space="preserve">) builds the reference/query</w:t>
+        <w:t xml:space="preserve">, builds the reference/query</w:t>
       </w:r>
       <w:r>
         <w:t xml:space="preserve"> </w:t>
@@ -4112,13 +4241,16 @@
         <w:t xml:space="preserve">once per dataset</w:t>
       </w:r>
       <w:r>
-        <w:t xml:space="preserve">, from a fixed seed, and hands the identical pair to every method,</w:t>
-      </w:r>
-      <w:r>
-        <w:t xml:space="preserve"> </w:t>
-      </w:r>
-      <w:r>
-        <w:t xml:space="preserve">so no method sees a different split.</w:t>
+        <w:t xml:space="preserve"> </w:t>
+      </w:r>
+      <w:r>
+        <w:t xml:space="preserve">from a fixed seed and hands the identical pair to every method, so</w:t>
+      </w:r>
+      <w:r>
+        <w:t xml:space="preserve"> </w:t>
+      </w:r>
+      <w:r>
+        <w:t xml:space="preserve">no method sees a different split.</w:t>
       </w:r>
       <w:r>
         <w:t xml:space="preserve"> </w:t>
@@ -6033,7 +6165,7 @@
           <wp:inline>
             <wp:extent cx="5334000" cy="4154905"/>
             <wp:effectExtent b="0" l="0" r="0" t="0"/>
-            <wp:docPr descr="Accuracy by method (rows) and dataset (columns), in-house panel." title="" id="24" name="Picture"/>
+            <wp:docPr descr="accuracy heatmap" title="" id="24" name="Picture"/>
             <a:graphic>
               <a:graphicData uri="http://schemas.openxmlformats.org/drawingml/2006/picture">
                 <pic:pic>
@@ -6070,15 +6202,35 @@
           </wp:inline>
         </w:drawing>
       </w:r>
-      <w:r>
-        <w:t xml:space="preserve"> </w:t>
-      </w:r>
+    </w:p>
+    <w:p>
+      <w:pPr>
+        <w:pStyle w:val="BodyText"/>
+      </w:pPr>
+      <w:r>
+        <w:rPr>
+          <w:b/>
+          <w:bCs/>
+        </w:rPr>
+        <w:t xml:space="preserve">Figure 1.</w:t>
+      </w:r>
+      <w:r>
+        <w:t xml:space="preserve"> </w:t>
+      </w:r>
+      <w:r>
+        <w:t xml:space="preserve">Accuracy by method (rows) and dataset (columns) across the in-house panel.</w:t>
+      </w:r>
+    </w:p>
+    <w:p>
+      <w:pPr>
+        <w:pStyle w:val="BodyText"/>
+      </w:pPr>
       <w:r>
         <w:drawing>
           <wp:inline>
             <wp:extent cx="5334000" cy="1639186"/>
             <wp:effectExtent b="0" l="0" r="0" t="0"/>
-            <wp:docPr descr="Per-query inference time and peak memory by method (in-house panel)." title="" id="27" name="Picture"/>
+            <wp:docPr descr="speed and memory" title="" id="27" name="Picture"/>
             <a:graphic>
               <a:graphicData uri="http://schemas.openxmlformats.org/drawingml/2006/picture">
                 <pic:pic>
@@ -6121,6 +6273,36 @@
         <w:pStyle w:val="BodyText"/>
       </w:pPr>
       <w:r>
+        <w:rPr>
+          <w:b/>
+          <w:bCs/>
+        </w:rPr>
+        <w:t xml:space="preserve">Figure 2.</w:t>
+      </w:r>
+      <w:r>
+        <w:t xml:space="preserve"> </w:t>
+      </w:r>
+      <w:r>
+        <w:t xml:space="preserve">Fit time, per-query predict time, and peak memory by method, averaged across the</w:t>
+      </w:r>
+      <w:r>
+        <w:t xml:space="preserve"> </w:t>
+      </w:r>
+      <w:r>
+        <w:t xml:space="preserve">in-house panel. The methods sit within a few points of each other on accuracy (Table 3) and</w:t>
+      </w:r>
+      <w:r>
+        <w:t xml:space="preserve"> </w:t>
+      </w:r>
+      <w:r>
+        <w:t xml:space="preserve">orders of magnitude apart on cost.</w:t>
+      </w:r>
+    </w:p>
+    <w:p>
+      <w:pPr>
+        <w:pStyle w:val="BodyText"/>
+      </w:pPr>
+      <w:r>
         <w:t xml:space="preserve">Accuracy and cost belong in one table: the finding is not where either lands, but how little</w:t>
       </w:r>
       <w:r>
@@ -6161,7 +6343,7 @@
         <w:t xml:space="preserve"> </w:t>
       </w:r>
       <w:r>
-        <w:t xml:space="preserve">means over all six; cost is the mean per query. Ordered by accuracy:</w:t>
+        <w:t xml:space="preserve">means over all six; cost is the mean per query (Table 3):</w:t>
       </w:r>
     </w:p>
     <w:tbl>
@@ -6172,13 +6354,13 @@
         <w:tblLook w:firstRow="1" w:lastRow="0" w:firstColumn="0" w:lastColumn="0" w:noHBand="0" w:noVBand="0" w:val="0020"/>
       </w:tblPr>
       <w:tblGrid>
-        <w:gridCol w:w="880"/>
-        <w:gridCol w:w="1173"/>
-        <w:gridCol w:w="1173"/>
-        <w:gridCol w:w="1173"/>
-        <w:gridCol w:w="1173"/>
-        <w:gridCol w:w="1173"/>
-        <w:gridCol w:w="1173"/>
+        <w:gridCol w:w="1980"/>
+        <w:gridCol w:w="990"/>
+        <w:gridCol w:w="990"/>
+        <w:gridCol w:w="990"/>
+        <w:gridCol w:w="990"/>
+        <w:gridCol w:w="990"/>
+        <w:gridCol w:w="990"/>
       </w:tblGrid>
       <w:tr>
         <w:trPr>
@@ -7257,7 +7439,29 @@
         <w:pStyle w:val="BodyText"/>
       </w:pPr>
       <w:r>
-        <w:t xml:space="preserve">(*scANVI does most of its work in one train+predict pass, attributed to predict.)</w:t>
+        <w:rPr>
+          <w:b/>
+          <w:bCs/>
+        </w:rPr>
+        <w:t xml:space="preserve">Table 3.</w:t>
+      </w:r>
+      <w:r>
+        <w:t xml:space="preserve"> </w:t>
+      </w:r>
+      <w:r>
+        <w:t xml:space="preserve">Accuracy and cost together, ordered by accuracy. Accuracy is the mean over the five</w:t>
+      </w:r>
+      <w:r>
+        <w:t xml:space="preserve"> </w:t>
+      </w:r>
+      <w:r>
+        <w:t xml:space="preserve">shared-vocabulary datasets, macro-F1 and ontology concordance are means over all six, and cost</w:t>
+      </w:r>
+      <w:r>
+        <w:t xml:space="preserve"> </w:t>
+      </w:r>
+      <w:r>
+        <w:t xml:space="preserve">is the mean per query. Bold marks the best value in a column.</w:t>
       </w:r>
     </w:p>
     <w:p>
@@ -7265,6 +7469,14 @@
         <w:pStyle w:val="BodyText"/>
       </w:pPr>
       <w:r>
+        <w:t xml:space="preserve">*In Table 3, scANVI does most of its work in one train+predict pass, attributed to predict.</w:t>
+      </w:r>
+    </w:p>
+    <w:p>
+      <w:pPr>
+        <w:pStyle w:val="BodyText"/>
+      </w:pPr>
+      <w:r>
         <w:rPr>
           <w:b/>
           <w:bCs/>
@@ -7394,7 +7606,7 @@
         <w:t xml:space="preserve"> </w:t>
       </w:r>
       <w:r>
-        <w:t xml:space="preserve">(§2.2, §2.4) cannot appear in the table above, since they do not predict the dataset’s label</w:t>
+        <w:t xml:space="preserve">(§2.2, §2.4) cannot appear in Table 3, since they do not predict the dataset’s label</w:t>
       </w:r>
       <w:r>
         <w:t xml:space="preserve"> </w:t>
@@ -7689,6 +7901,36 @@
           <w:b/>
           <w:bCs/>
         </w:rPr>
+        <w:t xml:space="preserve">Table 4.</w:t>
+      </w:r>
+      <w:r>
+        <w:t xml:space="preserve"> </w:t>
+      </w:r>
+      <w:r>
+        <w:t xml:space="preserve">Pretrained annotators, scored by ontology concordance only, on the three datasets</w:t>
+      </w:r>
+      <w:r>
+        <w:t xml:space="preserve"> </w:t>
+      </w:r>
+      <w:r>
+        <w:t xml:space="preserve">where reference and query both carry Cell Ontology ids — with reference-trained actinn-jax on</w:t>
+      </w:r>
+      <w:r>
+        <w:t xml:space="preserve"> </w:t>
+      </w:r>
+      <w:r>
+        <w:t xml:space="preserve">the same splits for scale. Not a like-for-like comparison; see the text below.</w:t>
+      </w:r>
+    </w:p>
+    <w:p>
+      <w:pPr>
+        <w:pStyle w:val="BodyText"/>
+      </w:pPr>
+      <w:r>
+        <w:rPr>
+          <w:b/>
+          <w:bCs/>
+        </w:rPr>
         <w:t xml:space="preserve">This is not a like-for-like comparison and should not be read as one.</w:t>
       </w:r>
       <w:r>
@@ -8129,6 +8371,36 @@
         <w:pStyle w:val="BodyText"/>
       </w:pPr>
       <w:r>
+        <w:rPr>
+          <w:b/>
+          <w:bCs/>
+        </w:rPr>
+        <w:t xml:space="preserve">Table 5.</w:t>
+      </w:r>
+      <w:r>
+        <w:t xml:space="preserve"> </w:t>
+      </w:r>
+      <w:r>
+        <w:t xml:space="preserve">Per-dataset accuracy: actinn-jax against whichever method leads that dataset.</w:t>
+      </w:r>
+      <w:r>
+        <w:t xml:space="preserve"> </w:t>
+      </w:r>
+      <w:r>
+        <w:t xml:space="preserve">† on lung_cross the exact-match score is a vocabulary artifact, so ontology concordance is the</w:t>
+      </w:r>
+      <w:r>
+        <w:t xml:space="preserve"> </w:t>
+      </w:r>
+      <w:r>
+        <w:t xml:space="preserve">meaningful column.</w:t>
+      </w:r>
+    </w:p>
+    <w:p>
+      <w:pPr>
+        <w:pStyle w:val="BodyText"/>
+      </w:pPr>
+      <w:r>
         <w:t xml:space="preserve">No single method leads everywhere: the linear pipeline and ProtoCloud each take two datasets,</w:t>
       </w:r>
       <w:r>
@@ -8457,14 +8729,14 @@
     </w:p>
     <w:p>
       <w:pPr>
-        <w:pStyle w:val="CaptionedFigure"/>
+        <w:pStyle w:val="FirstParagraph"/>
       </w:pPr>
       <w:r>
         <w:drawing>
           <wp:inline>
             <wp:extent cx="5334000" cy="3671222"/>
             <wp:effectExtent b="0" l="0" r="0" t="0"/>
-            <wp:docPr descr="Accuracy versus total wall time (liver_intra); actinn-jax sits on the fast frontier." title="" id="31" name="Picture"/>
+            <wp:docPr descr="Pareto" title="" id="31" name="Picture"/>
             <a:graphic>
               <a:graphicData uri="http://schemas.openxmlformats.org/drawingml/2006/picture">
                 <pic:pic>
@@ -8504,17 +8776,39 @@
     </w:p>
     <w:p>
       <w:pPr>
-        <w:pStyle w:val="ImageCaption"/>
-      </w:pPr>
-      <w:r>
-        <w:t xml:space="preserve">Accuracy versus total wall time (liver_intra); actinn-jax sits on the fast frontier.</w:t>
-      </w:r>
-    </w:p>
-    <w:p>
-      <w:pPr>
         <w:pStyle w:val="BodyText"/>
       </w:pPr>
       <w:r>
+        <w:rPr>
+          <w:b/>
+          <w:bCs/>
+        </w:rPr>
+        <w:t xml:space="preserve">Figure 3.</w:t>
+      </w:r>
+      <w:r>
+        <w:t xml:space="preserve"> </w:t>
+      </w:r>
+      <w:r>
+        <w:t xml:space="preserve">Accuracy against total wall time on liver_intra. The tuned linear pipeline holds</w:t>
+      </w:r>
+      <w:r>
+        <w:t xml:space="preserve"> </w:t>
+      </w:r>
+      <w:r>
+        <w:t xml:space="preserve">the fast-frontier point; actinn-jax sits just inside it at this reference size, and what</w:t>
+      </w:r>
+      <w:r>
+        <w:t xml:space="preserve"> </w:t>
+      </w:r>
+      <w:r>
+        <w:t xml:space="preserve">separates it is visible only on the scaling axes of Figure 4.</w:t>
+      </w:r>
+    </w:p>
+    <w:p>
+      <w:pPr>
+        <w:pStyle w:val="BodyText"/>
+      </w:pPr>
+      <w:r>
         <w:t xml:space="preserve">Plotting accuracy against total wall time makes the frontier explicit. The</w:t>
       </w:r>
       <w:r>
@@ -8587,7 +8881,7 @@
         <w:t xml:space="preserve"> </w:t>
       </w:r>
       <w:r>
-        <w:t xml:space="preserve">from the liver_intra panel and depicts the ranking in the tables above.</w:t>
+        <w:t xml:space="preserve">from the liver_intra panel and depicts the ranking of Tables 3 and 5.</w:t>
       </w:r>
     </w:p>
     <w:bookmarkEnd w:id="33"/>
@@ -8602,14 +8896,14 @@
     </w:p>
     <w:p>
       <w:pPr>
-        <w:pStyle w:val="CaptionedFigure"/>
+        <w:pStyle w:val="FirstParagraph"/>
       </w:pPr>
       <w:r>
         <w:drawing>
           <wp:inline>
             <wp:extent cx="5334000" cy="1970216"/>
             <wp:effectExtent b="0" l="0" r="0" t="0"/>
-            <wp:docPr descr="Fit and predict time versus reference size and cardinality; predict time stays flat and sub-second." title="" id="35" name="Picture"/>
+            <wp:docPr descr="scaling" title="" id="35" name="Picture"/>
             <a:graphic>
               <a:graphicData uri="http://schemas.openxmlformats.org/drawingml/2006/picture">
                 <pic:pic>
@@ -8649,10 +8943,26 @@
     </w:p>
     <w:p>
       <w:pPr>
-        <w:pStyle w:val="ImageCaption"/>
-      </w:pPr>
-      <w:r>
-        <w:t xml:space="preserve">Fit and predict time versus reference size and cardinality; predict time stays flat and sub-second.</w:t>
+        <w:pStyle w:val="BodyText"/>
+      </w:pPr>
+      <w:r>
+        <w:rPr>
+          <w:b/>
+          <w:bCs/>
+        </w:rPr>
+        <w:t xml:space="preserve">Figure 4.</w:t>
+      </w:r>
+      <w:r>
+        <w:t xml:space="preserve"> </w:t>
+      </w:r>
+      <w:r>
+        <w:t xml:space="preserve">Fit and predict time against reference size and label cardinality. Fit time grows</w:t>
+      </w:r>
+      <w:r>
+        <w:t xml:space="preserve"> </w:t>
+      </w:r>
+      <w:r>
+        <w:t xml:space="preserve">for every trained method; predict time stays flat and sub-second across the whole range.</w:t>
       </w:r>
     </w:p>
     <w:p>
@@ -8826,7 +9136,7 @@
     </w:p>
     <w:p>
       <w:pPr>
-        <w:pStyle w:val="CaptionedFigure"/>
+        <w:pStyle w:val="BodyText"/>
       </w:pPr>
       <w:r>
         <w:drawing>
@@ -8873,14 +9183,6 @@
     </w:p>
     <w:p>
       <w:pPr>
-        <w:pStyle w:val="ImageCaption"/>
-      </w:pPr>
-      <w:r>
-        <w:t xml:space="preserve">the broad pass and the focused pass on one query</w:t>
-      </w:r>
-    </w:p>
-    <w:p>
-      <w:pPr>
         <w:pStyle w:val="BodyText"/>
       </w:pPr>
       <w:r>
@@ -9197,10 +9499,10 @@
         <w:tblLook w:firstRow="1" w:lastRow="0" w:firstColumn="0" w:lastColumn="0" w:noHBand="0" w:noVBand="0" w:val="0020"/>
       </w:tblPr>
       <w:tblGrid>
-        <w:gridCol w:w="1584"/>
-        <w:gridCol w:w="2112"/>
-        <w:gridCol w:w="2112"/>
-        <w:gridCol w:w="2112"/>
+        <w:gridCol w:w="4483"/>
+        <w:gridCol w:w="1046"/>
+        <w:gridCol w:w="1046"/>
+        <w:gridCol w:w="1344"/>
       </w:tblGrid>
       <w:tr>
         <w:trPr>
@@ -9438,6 +9740,36 @@
         </w:tc>
       </w:tr>
     </w:tbl>
+    <w:p>
+      <w:pPr>
+        <w:pStyle w:val="BodyText"/>
+      </w:pPr>
+      <w:r>
+        <w:rPr>
+          <w:b/>
+          <w:bCs/>
+        </w:rPr>
+        <w:t xml:space="preserve">Table 6.</w:t>
+      </w:r>
+      <w:r>
+        <w:t xml:space="preserve"> </w:t>
+      </w:r>
+      <w:r>
+        <w:t xml:space="preserve">Three broad-pass entry points on 3,396 withheld cross-study liver cells: the</w:t>
+      </w:r>
+      <w:r>
+        <w:t xml:space="preserve"> </w:t>
+      </w:r>
+      <w:r>
+        <w:t xml:space="preserve">census-built reference, the Pan-human Azimuth teacher, and the model distilled from that</w:t>
+      </w:r>
+      <w:r>
+        <w:t xml:space="preserve"> </w:t>
+      </w:r>
+      <w:r>
+        <w:t xml:space="preserve">teacher.</w:t>
+      </w:r>
+    </w:p>
     <w:p>
       <w:pPr>
         <w:pStyle w:val="BodyText"/>
@@ -9814,6 +10146,36 @@
         </w:tc>
       </w:tr>
     </w:tbl>
+    <w:p>
+      <w:pPr>
+        <w:pStyle w:val="BodyText"/>
+      </w:pPr>
+      <w:r>
+        <w:rPr>
+          <w:b/>
+          <w:bCs/>
+        </w:rPr>
+        <w:t xml:space="preserve">Table 7.</w:t>
+      </w:r>
+      <w:r>
+        <w:t xml:space="preserve"> </w:t>
+      </w:r>
+      <w:r>
+        <w:t xml:space="preserve">Coarse-hierarchy ablation. Ontology concordance on the held-out lung atlas for a</w:t>
+      </w:r>
+      <w:r>
+        <w:t xml:space="preserve"> </w:t>
+      </w:r>
+      <w:r>
+        <w:t xml:space="preserve">Cell Ontology lineage hierarchy, a random grouping with the same group sizes, and no hierarchy</w:t>
+      </w:r>
+      <w:r>
+        <w:t xml:space="preserve"> </w:t>
+      </w:r>
+      <w:r>
+        <w:t xml:space="preserve">at all.</w:t>
+      </w:r>
+    </w:p>
     <w:p>
       <w:pPr>
         <w:pStyle w:val="BodyText"/>
@@ -10055,6 +10417,39 @@
         <w:pStyle w:val="BodyText"/>
       </w:pPr>
       <w:r>
+        <w:rPr>
+          <w:b/>
+          <w:bCs/>
+        </w:rPr>
+        <w:t xml:space="preserve">Table 8.</w:t>
+      </w:r>
+      <w:r>
+        <w:t xml:space="preserve"> </w:t>
+      </w:r>
+      <w:r>
+        <w:rPr>
+          <w:rStyle w:val="VerbatimChar"/>
+        </w:rPr>
+        <w:t xml:space="preserve">broad_mouse_v1</w:t>
+      </w:r>
+      <w:r>
+        <w:t xml:space="preserve"> </w:t>
+      </w:r>
+      <w:r>
+        <w:t xml:space="preserve">on 12,646 held-out mouse cells (137 truth types, 41 tissues, none</w:t>
+      </w:r>
+      <w:r>
+        <w:t xml:space="preserve"> </w:t>
+      </w:r>
+      <w:r>
+        <w:t xml:space="preserve">of it in the reference), with and without abstain.</w:t>
+      </w:r>
+    </w:p>
+    <w:p>
+      <w:pPr>
+        <w:pStyle w:val="BodyText"/>
+      </w:pPr>
+      <w:r>
         <w:t xml:space="preserve">Its abstain calibration is also better behaved than the human census model’s — 0.88 accuracy</w:t>
       </w:r>
       <w:r>
@@ -10786,6 +11181,36 @@
         </w:tc>
       </w:tr>
     </w:tbl>
+    <w:p>
+      <w:pPr>
+        <w:pStyle w:val="BodyText"/>
+      </w:pPr>
+      <w:r>
+        <w:rPr>
+          <w:b/>
+          <w:bCs/>
+        </w:rPr>
+        <w:t xml:space="preserve">Table 9.</w:t>
+      </w:r>
+      <w:r>
+        <w:t xml:space="preserve"> </w:t>
+      </w:r>
+      <w:r>
+        <w:t xml:space="preserve">Confidence-threshold sweep with 9 of 36 cell types held out of the liver reference,</w:t>
+      </w:r>
+      <w:r>
+        <w:t xml:space="preserve"> </w:t>
+      </w:r>
+      <w:r>
+        <w:t xml:space="preserve">so 1,350 query cells are genuinely out-of-distribution. Each cell reads accuracy on kept cells /</w:t>
+      </w:r>
+      <w:r>
+        <w:t xml:space="preserve"> </w:t>
+      </w:r>
+      <w:r>
+        <w:t xml:space="preserve">fraction of cells kept / fraction of held-out-type cells flagged.</w:t>
+      </w:r>
+    </w:p>
     <w:p>
       <w:pPr>
         <w:pStyle w:val="BodyText"/>
@@ -11815,6 +12240,51 @@
         <w:pStyle w:val="BodyText"/>
       </w:pPr>
       <w:r>
+        <w:rPr>
+          <w:b/>
+          <w:bCs/>
+        </w:rPr>
+        <w:t xml:space="preserve">Table 10.</w:t>
+      </w:r>
+      <w:r>
+        <w:t xml:space="preserve"> </w:t>
+      </w:r>
+      <w:r>
+        <w:t xml:space="preserve">Open Problems methods re-run on a single AWS</w:t>
+      </w:r>
+      <w:r>
+        <w:t xml:space="preserve"> </w:t>
+      </w:r>
+      <w:r>
+        <w:rPr>
+          <w:rStyle w:val="VerbatimChar"/>
+        </w:rPr>
+        <w:t xml:space="preserve">r7i.8xlarge</w:t>
+      </w:r>
+      <w:r>
+        <w:t xml:space="preserve"> </w:t>
+      </w:r>
+      <w:r>
+        <w:t xml:space="preserve">— identical hardware,</w:t>
+      </w:r>
+      <w:r>
+        <w:t xml:space="preserve"> </w:t>
+      </w:r>
+      <w:r>
+        <w:t xml:space="preserve">harness, storage, and trace instrumentation for every method — averaged over the benchmark’s</w:t>
+      </w:r>
+      <w:r>
+        <w:t xml:space="preserve"> </w:t>
+      </w:r>
+      <w:r>
+        <w:t xml:space="preserve">datasets.</w:t>
+      </w:r>
+    </w:p>
+    <w:p>
+      <w:pPr>
+        <w:pStyle w:val="BodyText"/>
+      </w:pPr>
+      <w:r>
         <w:t xml:space="preserve">actinn-jax</w:t>
       </w:r>
       <w:r>
@@ -12173,7 +12643,7 @@
         <w:t xml:space="preserve"> </w:t>
       </w:r>
       <w:r>
-        <w:t xml:space="preserve">than reconcile: the table above, run at low concurrency, remains the cost comparison we</w:t>
+        <w:t xml:space="preserve">than reconcile: Table 10, run at low concurrency, remains the cost comparison we</w:t>
       </w:r>
       <w:r>
         <w:t xml:space="preserve"> </w:t>
@@ -12374,7 +12844,7 @@
         <w:t xml:space="preserve"> </w:t>
       </w:r>
       <w:r>
-        <w:t xml:space="preserve">hypomap. Crucially, this is</w:t>
+        <w:t xml:space="preserve">hypomap (Figure 6). Crucially, this is</w:t>
       </w:r>
       <w:r>
         <w:t xml:space="preserve"> </w:t>
@@ -12431,7 +12901,7 @@
         <w:t xml:space="preserve"> </w:t>
       </w:r>
       <w:r>
-        <w:t xml:space="preserve">query-cells-per-class check independently flags it —</w:t>
+        <w:t xml:space="preserve">query-cells-per-class check independently flags it (Figure 7) —</w:t>
       </w:r>
       <w:r>
         <w:t xml:space="preserve"> </w:t>
@@ -12498,14 +12968,14 @@
     </w:p>
     <w:p>
       <w:pPr>
-        <w:pStyle w:val="CaptionedFigure"/>
+        <w:pStyle w:val="BodyText"/>
       </w:pPr>
       <w:r>
         <w:drawing>
           <wp:inline>
             <wp:extent cx="5334000" cy="2139510"/>
             <wp:effectExtent b="0" l="0" r="0" t="0"/>
-            <wp:docPr descr="actinn-jax accuracy and macro-F1 versus input gene budget across all six Open Problems datasets. More genes help most datasets but regress the fine-grained, domain-shifted tabula_sapiens." title="" id="48" name="Picture"/>
+            <wp:docPr descr="gene budget curve" title="" id="48" name="Picture"/>
             <a:graphic>
               <a:graphicData uri="http://schemas.openxmlformats.org/drawingml/2006/picture">
                 <pic:pic>
@@ -12545,22 +13015,44 @@
     </w:p>
     <w:p>
       <w:pPr>
-        <w:pStyle w:val="ImageCaption"/>
-      </w:pPr>
-      <w:r>
-        <w:t xml:space="preserve">actinn-jax accuracy and macro-F1 versus input gene budget across all six Open Problems datasets. More genes help most datasets but regress the fine-grained, domain-shifted tabula_sapiens.</w:t>
-      </w:r>
-    </w:p>
-    <w:p>
-      <w:pPr>
-        <w:pStyle w:val="CaptionedFigure"/>
+        <w:pStyle w:val="BodyText"/>
+      </w:pPr>
+      <w:r>
+        <w:rPr>
+          <w:b/>
+          <w:bCs/>
+        </w:rPr>
+        <w:t xml:space="preserve">Figure 6.</w:t>
+      </w:r>
+      <w:r>
+        <w:t xml:space="preserve"> </w:t>
+      </w:r>
+      <w:r>
+        <w:t xml:space="preserve">actinn-jax accuracy and macro-F1 against input gene budget across all six Open</w:t>
+      </w:r>
+      <w:r>
+        <w:t xml:space="preserve"> </w:t>
+      </w:r>
+      <w:r>
+        <w:t xml:space="preserve">Problems datasets. More genes help most datasets but regress the fine-grained,</w:t>
+      </w:r>
+      <w:r>
+        <w:t xml:space="preserve"> </w:t>
+      </w:r>
+      <w:r>
+        <w:t xml:space="preserve">domain-shifted tabula_sapiens.</w:t>
+      </w:r>
+    </w:p>
+    <w:p>
+      <w:pPr>
+        <w:pStyle w:val="BodyText"/>
       </w:pPr>
       <w:r>
         <w:drawing>
           <wp:inline>
             <wp:extent cx="5334000" cy="2293972"/>
             <wp:effectExtent b="0" l="0" r="0" t="0"/>
-            <wp:docPr descr="Label-free signals for setting the gene budget without test labels. Held-out reference cross-validation and query-cells-per-class both single out tabula_sapiens (where more genes hurt)." title="" id="51" name="Picture"/>
+            <wp:docPr descr="gene budget signals" title="" id="51" name="Picture"/>
             <a:graphic>
               <a:graphicData uri="http://schemas.openxmlformats.org/drawingml/2006/picture">
                 <pic:pic>
@@ -12600,10 +13092,32 @@
     </w:p>
     <w:p>
       <w:pPr>
-        <w:pStyle w:val="ImageCaption"/>
-      </w:pPr>
-      <w:r>
-        <w:t xml:space="preserve">Label-free signals for setting the gene budget without test labels. Held-out reference cross-validation and query-cells-per-class both single out tabula_sapiens (where more genes hurt).</w:t>
+        <w:pStyle w:val="BodyText"/>
+      </w:pPr>
+      <w:r>
+        <w:rPr>
+          <w:b/>
+          <w:bCs/>
+        </w:rPr>
+        <w:t xml:space="preserve">Figure 7.</w:t>
+      </w:r>
+      <w:r>
+        <w:t xml:space="preserve"> </w:t>
+      </w:r>
+      <w:r>
+        <w:t xml:space="preserve">Label-free signals for setting the gene budget without test labels. Held-out</w:t>
+      </w:r>
+      <w:r>
+        <w:t xml:space="preserve"> </w:t>
+      </w:r>
+      <w:r>
+        <w:t xml:space="preserve">reference cross-validation and query-cells-per-class both single out tabula_sapiens, the one</w:t>
+      </w:r>
+      <w:r>
+        <w:t xml:space="preserve"> </w:t>
+      </w:r>
+      <w:r>
+        <w:t xml:space="preserve">dataset where more genes hurt.</w:t>
       </w:r>
     </w:p>
     <w:bookmarkEnd w:id="53"/>

--- a/manuscript/actinn-jax_preprint.docx
+++ b/manuscript/actinn-jax_preprint.docx
@@ -380,7 +380,7 @@
         <w:t xml:space="preserve">Correspondence: driver.ian@gmail.com</w:t>
       </w:r>
     </w:p>
-    <w:bookmarkStart w:id="9" w:name="introduction"/>
+    <w:bookmarkStart w:id="12" w:name="introduction"/>
     <w:p>
       <w:pPr>
         <w:pStyle w:val="Heading1"/>
@@ -406,7 +406,32 @@
         <w:t xml:space="preserve"> </w:t>
       </w:r>
       <w:r>
-        <w:t xml:space="preserve">but published comparisons ([Abdelaal 2019], [Huang 2024]) emphasize accuracy and rarely</w:t>
+        <w:t xml:space="preserve">but published comparisons (</w:t>
+      </w:r>
+      <w:hyperlink r:id="rId9">
+        <w:r>
+          <w:rPr>
+            <w:rStyle w:val="Hyperlink"/>
+          </w:rPr>
+          <w:t xml:space="preserve">Abdelaal 2019</w:t>
+        </w:r>
+      </w:hyperlink>
+      <w:r>
+        <w:t xml:space="preserve">,</w:t>
+      </w:r>
+      <w:r>
+        <w:t xml:space="preserve"> </w:t>
+      </w:r>
+      <w:hyperlink r:id="rId10">
+        <w:r>
+          <w:rPr>
+            <w:rStyle w:val="Hyperlink"/>
+          </w:rPr>
+          <w:t xml:space="preserve">Fu 2024</w:t>
+        </w:r>
+      </w:hyperlink>
+      <w:r>
+        <w:t xml:space="preserve">) emphasize accuracy and rarely</w:t>
       </w:r>
       <w:r>
         <w:t xml:space="preserve"> </w:t>
@@ -757,7 +782,18 @@
         <w:t xml:space="preserve"> </w:t>
       </w:r>
       <w:r>
-        <w:t xml:space="preserve">methods ([xkcd 927]) is a good reason to be specific about what a new entry is</w:t>
+        <w:t xml:space="preserve">methods (</w:t>
+      </w:r>
+      <w:hyperlink r:id="rId11">
+        <w:r>
+          <w:rPr>
+            <w:rStyle w:val="Hyperlink"/>
+          </w:rPr>
+          <w:t xml:space="preserve">xkcd 927</w:t>
+        </w:r>
+      </w:hyperlink>
+      <w:r>
+        <w:t xml:space="preserve">) is a good reason to be specific about what a new entry is</w:t>
       </w:r>
       <w:r>
         <w:t xml:space="preserve"> </w:t>
@@ -1199,8 +1235,8 @@
         <w:t xml:space="preserve">standardization; a reference-guided gene budget; a foundation-model negative control).</w:t>
       </w:r>
     </w:p>
-    <w:bookmarkEnd w:id="9"/>
-    <w:bookmarkStart w:id="22" w:name="methods"/>
+    <w:bookmarkEnd w:id="12"/>
+    <w:bookmarkStart w:id="46" w:name="methods"/>
     <w:p>
       <w:pPr>
         <w:pStyle w:val="Heading1"/>
@@ -1209,7 +1245,7 @@
         <w:t xml:space="preserve">Methods</w:t>
       </w:r>
     </w:p>
-    <w:bookmarkStart w:id="10" w:name="actinn-jax"/>
+    <w:bookmarkStart w:id="15" w:name="actinn-jax"/>
     <w:p>
       <w:pPr>
         <w:pStyle w:val="Heading2"/>
@@ -1223,7 +1259,18 @@
         <w:pStyle w:val="FirstParagraph"/>
       </w:pPr>
       <w:r>
-        <w:t xml:space="preserve">actinn-jax reimplements ACTINN ([Ma &amp; Pellegrini 2020]) — a 4-layer fully-connected</w:t>
+        <w:t xml:space="preserve">actinn-jax reimplements ACTINN (</w:t>
+      </w:r>
+      <w:hyperlink r:id="rId13">
+        <w:r>
+          <w:rPr>
+            <w:rStyle w:val="Hyperlink"/>
+          </w:rPr>
+          <w:t xml:space="preserve">Ma &amp; Pellegrini 2020</w:t>
+        </w:r>
+      </w:hyperlink>
+      <w:r>
+        <w:t xml:space="preserve">) — a 4-layer fully-connected</w:t>
       </w:r>
       <w:r>
         <w:t xml:space="preserve"> </w:t>
@@ -1235,7 +1282,18 @@
         <w:t xml:space="preserve"> </w:t>
       </w:r>
       <w:r>
-        <w:t xml:space="preserve">([Bradbury 2018]), replacing</w:t>
+        <w:t xml:space="preserve">(</w:t>
+      </w:r>
+      <w:hyperlink r:id="rId14">
+        <w:r>
+          <w:rPr>
+            <w:rStyle w:val="Hyperlink"/>
+          </w:rPr>
+          <w:t xml:space="preserve">Bradbury 2018</w:t>
+        </w:r>
+      </w:hyperlink>
+      <w:r>
+        <w:t xml:space="preserve">), replacing</w:t>
       </w:r>
       <w:r>
         <w:t xml:space="preserve"> </w:t>
@@ -1553,8 +1611,8 @@
         <w:t xml:space="preserve">engineering win is the point, not an accuracy comparison.</w:t>
       </w:r>
     </w:p>
-    <w:bookmarkEnd w:id="10"/>
-    <w:bookmarkStart w:id="12" w:name="benchmarked-methods"/>
+    <w:bookmarkEnd w:id="15"/>
+    <w:bookmarkStart w:id="27" w:name="benchmarked-methods"/>
     <w:p>
       <w:pPr>
         <w:pStyle w:val="Heading2"/>
@@ -1671,9 +1729,14 @@
             <w:pPr>
               <w:pStyle w:val="Compact"/>
             </w:pPr>
-            <w:r>
-              <w:t xml:space="preserve">[Ma &amp; Pellegrini 2020]</w:t>
-            </w:r>
+            <w:hyperlink r:id="rId13">
+              <w:r>
+                <w:rPr>
+                  <w:rStyle w:val="Hyperlink"/>
+                </w:rPr>
+                <w:t xml:space="preserve">Ma &amp; Pellegrini 2020</w:t>
+              </w:r>
+            </w:hyperlink>
           </w:p>
         </w:tc>
         <w:tc>
@@ -1748,9 +1811,14 @@
             <w:pPr>
               <w:pStyle w:val="Compact"/>
             </w:pPr>
-            <w:r>
-              <w:t xml:space="preserve">[Pedregosa 2011]</w:t>
-            </w:r>
+            <w:hyperlink r:id="rId16">
+              <w:r>
+                <w:rPr>
+                  <w:rStyle w:val="Hyperlink"/>
+                </w:rPr>
+                <w:t xml:space="preserve">Pedregosa 2011</w:t>
+              </w:r>
+            </w:hyperlink>
           </w:p>
         </w:tc>
         <w:tc>
@@ -1816,9 +1884,14 @@
             <w:pPr>
               <w:pStyle w:val="Compact"/>
             </w:pPr>
-            <w:r>
-              <w:t xml:space="preserve">[Pedregosa 2011]</w:t>
-            </w:r>
+            <w:hyperlink r:id="rId16">
+              <w:r>
+                <w:rPr>
+                  <w:rStyle w:val="Hyperlink"/>
+                </w:rPr>
+                <w:t xml:space="preserve">Pedregosa 2011</w:t>
+              </w:r>
+            </w:hyperlink>
           </w:p>
         </w:tc>
         <w:tc>
@@ -1884,9 +1957,14 @@
             <w:pPr>
               <w:pStyle w:val="Compact"/>
             </w:pPr>
-            <w:r>
-              <w:t xml:space="preserve">[Domínguez Conde 2022]</w:t>
-            </w:r>
+            <w:hyperlink r:id="rId17">
+              <w:r>
+                <w:rPr>
+                  <w:rStyle w:val="Hyperlink"/>
+                </w:rPr>
+                <w:t xml:space="preserve">Domínguez Conde 2022</w:t>
+              </w:r>
+            </w:hyperlink>
           </w:p>
         </w:tc>
         <w:tc>
@@ -1956,8 +2034,19 @@
             <w:pPr>
               <w:pStyle w:val="Compact"/>
             </w:pPr>
-            <w:r>
-              <w:t xml:space="preserve">[Pedregosa 2011] †</w:t>
+            <w:hyperlink r:id="rId16">
+              <w:r>
+                <w:rPr>
+                  <w:rStyle w:val="Hyperlink"/>
+                </w:rPr>
+                <w:t xml:space="preserve">Pedregosa 2011</w:t>
+              </w:r>
+            </w:hyperlink>
+            <w:r>
+              <w:t xml:space="preserve"> </w:t>
+            </w:r>
+            <w:r>
+              <w:t xml:space="preserve">†</w:t>
             </w:r>
           </w:p>
         </w:tc>
@@ -2028,9 +2117,14 @@
             <w:pPr>
               <w:pStyle w:val="Compact"/>
             </w:pPr>
-            <w:r>
-              <w:t xml:space="preserve">[Yampolskaya 2023]</w:t>
-            </w:r>
+            <w:hyperlink r:id="rId18">
+              <w:r>
+                <w:rPr>
+                  <w:rStyle w:val="Hyperlink"/>
+                </w:rPr>
+                <w:t xml:space="preserve">Yampolskaya 2023</w:t>
+              </w:r>
+            </w:hyperlink>
           </w:p>
         </w:tc>
         <w:tc>
@@ -2105,9 +2199,14 @@
             <w:pPr>
               <w:pStyle w:val="Compact"/>
             </w:pPr>
-            <w:r>
-              <w:t xml:space="preserve">[Aran 2019]</w:t>
-            </w:r>
+            <w:hyperlink r:id="rId19">
+              <w:r>
+                <w:rPr>
+                  <w:rStyle w:val="Hyperlink"/>
+                </w:rPr>
+                <w:t xml:space="preserve">Aran 2019</w:t>
+              </w:r>
+            </w:hyperlink>
           </w:p>
         </w:tc>
         <w:tc>
@@ -2173,9 +2272,14 @@
             <w:pPr>
               <w:pStyle w:val="Compact"/>
             </w:pPr>
-            <w:r>
-              <w:t xml:space="preserve">[Kiselev 2018]</w:t>
-            </w:r>
+            <w:hyperlink r:id="rId20">
+              <w:r>
+                <w:rPr>
+                  <w:rStyle w:val="Hyperlink"/>
+                </w:rPr>
+                <w:t xml:space="preserve">Kiselev 2018</w:t>
+              </w:r>
+            </w:hyperlink>
           </w:p>
         </w:tc>
         <w:tc>
@@ -2241,9 +2345,14 @@
             <w:pPr>
               <w:pStyle w:val="Compact"/>
             </w:pPr>
-            <w:r>
-              <w:t xml:space="preserve">[Xu 2021]</w:t>
-            </w:r>
+            <w:hyperlink r:id="rId21">
+              <w:r>
+                <w:rPr>
+                  <w:rStyle w:val="Hyperlink"/>
+                </w:rPr>
+                <w:t xml:space="preserve">Xu 2021</w:t>
+              </w:r>
+            </w:hyperlink>
           </w:p>
         </w:tc>
         <w:tc>
@@ -2309,9 +2418,14 @@
             <w:pPr>
               <w:pStyle w:val="Compact"/>
             </w:pPr>
-            <w:r>
-              <w:t xml:space="preserve">[Lotfollahi 2022]</w:t>
-            </w:r>
+            <w:hyperlink r:id="rId22">
+              <w:r>
+                <w:rPr>
+                  <w:rStyle w:val="Hyperlink"/>
+                </w:rPr>
+                <w:t xml:space="preserve">Lotfollahi 2022</w:t>
+              </w:r>
+            </w:hyperlink>
           </w:p>
         </w:tc>
         <w:tc>
@@ -2381,9 +2495,14 @@
             <w:pPr>
               <w:pStyle w:val="Compact"/>
             </w:pPr>
-            <w:r>
-              <w:t xml:space="preserve">[Guo &amp; Ding 2026]</w:t>
-            </w:r>
+            <w:hyperlink r:id="rId23">
+              <w:r>
+                <w:rPr>
+                  <w:rStyle w:val="Hyperlink"/>
+                </w:rPr>
+                <w:t xml:space="preserve">Guo &amp; Ding 2026</w:t>
+              </w:r>
+            </w:hyperlink>
           </w:p>
         </w:tc>
         <w:tc>
@@ -2449,9 +2568,14 @@
             <w:pPr>
               <w:pStyle w:val="Compact"/>
             </w:pPr>
-            <w:r>
-              <w:t xml:space="preserve">[Kalfon 2025]</w:t>
-            </w:r>
+            <w:hyperlink r:id="rId24">
+              <w:r>
+                <w:rPr>
+                  <w:rStyle w:val="Hyperlink"/>
+                </w:rPr>
+                <w:t xml:space="preserve">Kalfon 2025</w:t>
+              </w:r>
+            </w:hyperlink>
           </w:p>
         </w:tc>
         <w:tc>
@@ -2521,9 +2645,14 @@
             <w:pPr>
               <w:pStyle w:val="Compact"/>
             </w:pPr>
-            <w:r>
-              <w:t xml:space="preserve">[Sarkar et al. 2026]</w:t>
-            </w:r>
+            <w:hyperlink r:id="rId25">
+              <w:r>
+                <w:rPr>
+                  <w:rStyle w:val="Hyperlink"/>
+                </w:rPr>
+                <w:t xml:space="preserve">Sarkar et al. 2026</w:t>
+              </w:r>
+            </w:hyperlink>
           </w:p>
         </w:tc>
         <w:tc>
@@ -2784,7 +2913,18 @@
         <w:t xml:space="preserve"> </w:t>
       </w:r>
       <w:r>
-        <w:t xml:space="preserve">([Sarkar et al. 2026]) is a supervised hierarchical classifier over a</w:t>
+        <w:t xml:space="preserve">(</w:t>
+      </w:r>
+      <w:hyperlink r:id="rId25">
+        <w:r>
+          <w:rPr>
+            <w:rStyle w:val="Hyperlink"/>
+          </w:rPr>
+          <w:t xml:space="preserve">Sarkar et al. 2026</w:t>
+        </w:r>
+      </w:hyperlink>
+      <w:r>
+        <w:t xml:space="preserve">) is a supervised hierarchical classifier over a</w:t>
       </w:r>
       <w:r>
         <w:t xml:space="preserve"> </w:t>
@@ -2847,7 +2987,7 @@
       <w:r>
         <w:t xml:space="preserve"> </w:t>
       </w:r>
-      <w:hyperlink r:id="rId11">
+      <w:hyperlink r:id="rId26">
         <w:r>
           <w:rPr>
             <w:rStyle w:val="VerbatimChar"/>
@@ -3030,8 +3170,8 @@
         <w:t xml:space="preserve">API and older harmony versions do not compile on the current toolchain.</w:t>
       </w:r>
     </w:p>
-    <w:bookmarkEnd w:id="12"/>
-    <w:bookmarkStart w:id="13" w:name="datasets"/>
+    <w:bookmarkEnd w:id="27"/>
+    <w:bookmarkStart w:id="33" w:name="datasets"/>
     <w:p>
       <w:pPr>
         <w:pStyle w:val="Heading2"/>
@@ -3156,9 +3296,14 @@
             <w:pPr>
               <w:pStyle w:val="Compact"/>
             </w:pPr>
-            <w:r>
-              <w:t xml:space="preserve">[Travaglini 2020]</w:t>
-            </w:r>
+            <w:hyperlink r:id="rId28">
+              <w:r>
+                <w:rPr>
+                  <w:rStyle w:val="Hyperlink"/>
+                </w:rPr>
+                <w:t xml:space="preserve">Travaglini 2020</w:t>
+              </w:r>
+            </w:hyperlink>
           </w:p>
         </w:tc>
         <w:tc>
@@ -3235,9 +3380,31 @@
             <w:pPr>
               <w:pStyle w:val="Compact"/>
             </w:pPr>
-            <w:r>
-              <w:t xml:space="preserve">[Sikkema 2023] → [Travaglini 2020]</w:t>
-            </w:r>
+            <w:hyperlink r:id="rId29">
+              <w:r>
+                <w:rPr>
+                  <w:rStyle w:val="Hyperlink"/>
+                </w:rPr>
+                <w:t xml:space="preserve">Sikkema 2023</w:t>
+              </w:r>
+            </w:hyperlink>
+            <w:r>
+              <w:t xml:space="preserve"> </w:t>
+            </w:r>
+            <w:r>
+              <w:t xml:space="preserve">→</w:t>
+            </w:r>
+            <w:r>
+              <w:t xml:space="preserve"> </w:t>
+            </w:r>
+            <w:hyperlink r:id="rId28">
+              <w:r>
+                <w:rPr>
+                  <w:rStyle w:val="Hyperlink"/>
+                </w:rPr>
+                <w:t xml:space="preserve">Travaglini 2020</w:t>
+              </w:r>
+            </w:hyperlink>
           </w:p>
         </w:tc>
         <w:tc>
@@ -3314,9 +3481,14 @@
             <w:pPr>
               <w:pStyle w:val="Compact"/>
             </w:pPr>
-            <w:r>
-              <w:t xml:space="preserve">[Edgar 2026]</w:t>
-            </w:r>
+            <w:hyperlink r:id="rId30">
+              <w:r>
+                <w:rPr>
+                  <w:rStyle w:val="Hyperlink"/>
+                </w:rPr>
+                <w:t xml:space="preserve">Edgar 2026</w:t>
+              </w:r>
+            </w:hyperlink>
           </w:p>
         </w:tc>
         <w:tc>
@@ -3393,9 +3565,14 @@
             <w:pPr>
               <w:pStyle w:val="Compact"/>
             </w:pPr>
-            <w:r>
-              <w:t xml:space="preserve">[Edgar 2026]</w:t>
-            </w:r>
+            <w:hyperlink r:id="rId30">
+              <w:r>
+                <w:rPr>
+                  <w:rStyle w:val="Hyperlink"/>
+                </w:rPr>
+                <w:t xml:space="preserve">Edgar 2026</w:t>
+              </w:r>
+            </w:hyperlink>
           </w:p>
         </w:tc>
         <w:tc>
@@ -3479,9 +3656,14 @@
             <w:pPr>
               <w:pStyle w:val="Compact"/>
             </w:pPr>
-            <w:r>
-              <w:t xml:space="preserve">[Alegbe 2026]</w:t>
-            </w:r>
+            <w:hyperlink r:id="rId31">
+              <w:r>
+                <w:rPr>
+                  <w:rStyle w:val="Hyperlink"/>
+                </w:rPr>
+                <w:t xml:space="preserve">Alegbe 2026</w:t>
+              </w:r>
+            </w:hyperlink>
           </w:p>
         </w:tc>
         <w:tc>
@@ -3558,9 +3740,14 @@
             <w:pPr>
               <w:pStyle w:val="Compact"/>
             </w:pPr>
-            <w:r>
-              <w:t xml:space="preserve">[10x Genomics 2016]</w:t>
-            </w:r>
+            <w:hyperlink r:id="rId32">
+              <w:r>
+                <w:rPr>
+                  <w:rStyle w:val="Hyperlink"/>
+                </w:rPr>
+                <w:t xml:space="preserve">10x Genomics 2016</w:t>
+              </w:r>
+            </w:hyperlink>
           </w:p>
         </w:tc>
         <w:tc>
@@ -3738,8 +3925,8 @@
         <w:t xml:space="preserve">studies), an order of magnitude in cell-type count (8→86), and both gene-ID conventions.</w:t>
       </w:r>
     </w:p>
-    <w:bookmarkEnd w:id="13"/>
-    <w:bookmarkStart w:id="14" w:name="metrics"/>
+    <w:bookmarkEnd w:id="33"/>
+    <w:bookmarkStart w:id="34" w:name="metrics"/>
     <w:p>
       <w:pPr>
         <w:pStyle w:val="Heading2"/>
@@ -4144,8 +4331,8 @@
         <w:t xml:space="preserve">a vocabulary artifact and the ranking, not the level, is what transfers.</w:t>
       </w:r>
     </w:p>
-    <w:bookmarkEnd w:id="14"/>
-    <w:bookmarkStart w:id="15" w:name="harness-isolation-and-hardware"/>
+    <w:bookmarkEnd w:id="34"/>
+    <w:bookmarkStart w:id="35" w:name="harness-isolation-and-hardware"/>
     <w:p>
       <w:pPr>
         <w:pStyle w:val="Heading2"/>
@@ -4337,8 +4524,8 @@
         <w:t xml:space="preserve">concurrency matters and is discussed (§2.10).</w:t>
       </w:r>
     </w:p>
-    <w:bookmarkEnd w:id="15"/>
-    <w:bookmarkStart w:id="16" w:name="building-a-broad-reference"/>
+    <w:bookmarkEnd w:id="35"/>
+    <w:bookmarkStart w:id="37" w:name="building-a-broad-reference"/>
     <w:p>
       <w:pPr>
         <w:pStyle w:val="Heading2"/>
@@ -4391,8 +4578,19 @@
         <w:t xml:space="preserve"> </w:t>
       </w:r>
       <w:r>
-        <w:t xml:space="preserve">All primary cells for one organism in the CELLxGENE Census [CZI Census 2025]</w:t>
-      </w:r>
+        <w:t xml:space="preserve">All primary cells for one organism in the CELLxGENE Census</w:t>
+      </w:r>
+      <w:r>
+        <w:t xml:space="preserve"> </w:t>
+      </w:r>
+      <w:hyperlink r:id="rId36">
+        <w:r>
+          <w:rPr>
+            <w:rStyle w:val="Hyperlink"/>
+          </w:rPr>
+          <w:t xml:space="preserve">CZI Census 2025</w:t>
+        </w:r>
+      </w:hyperlink>
       <w:r>
         <w:t xml:space="preserve"> </w:t>
       </w:r>
@@ -4979,8 +5177,8 @@
         <w:t xml:space="preserve">).</w:t>
       </w:r>
     </w:p>
-    <w:bookmarkEnd w:id="16"/>
-    <w:bookmarkStart w:id="17" w:name="distilling-a-pretrained-annotator"/>
+    <w:bookmarkEnd w:id="37"/>
+    <w:bookmarkStart w:id="38" w:name="distilling-a-pretrained-annotator"/>
     <w:p>
       <w:pPr>
         <w:pStyle w:val="Heading2"/>
@@ -5386,8 +5584,8 @@
         <w:t xml:space="preserve">.</w:t>
       </w:r>
     </w:p>
-    <w:bookmarkEnd w:id="17"/>
-    <w:bookmarkStart w:id="18" w:name="refinement-abstention-and-novelty"/>
+    <w:bookmarkEnd w:id="38"/>
+    <w:bookmarkStart w:id="39" w:name="refinement-abstention-and-novelty"/>
     <w:p>
       <w:pPr>
         <w:pStyle w:val="Heading2"/>
@@ -5723,8 +5921,8 @@
         <w:t xml:space="preserve">agreement across donors and datasets.</w:t>
       </w:r>
     </w:p>
-    <w:bookmarkEnd w:id="18"/>
-    <w:bookmarkStart w:id="19" w:name="scaling-protocol"/>
+    <w:bookmarkEnd w:id="39"/>
+    <w:bookmarkStart w:id="40" w:name="scaling-protocol"/>
     <w:p>
       <w:pPr>
         <w:pStyle w:val="Heading2"/>
@@ -5769,8 +5967,8 @@
         <w:t xml:space="preserve">Reported per method; the point of interest is which curves cross.</w:t>
       </w:r>
     </w:p>
-    <w:bookmarkEnd w:id="19"/>
-    <w:bookmarkStart w:id="20" w:name="external-validation-protocol"/>
+    <w:bookmarkEnd w:id="40"/>
+    <w:bookmarkStart w:id="42" w:name="external-validation-protocol"/>
     <w:p>
       <w:pPr>
         <w:pStyle w:val="Heading2"/>
@@ -5808,8 +6006,19 @@
       <w:r>
         <w:t xml:space="preserve"> </w:t>
       </w:r>
-      <w:r>
-        <w:t xml:space="preserve">[Open Problems 2024] supplies the</w:t>
+      <w:hyperlink r:id="rId41">
+        <w:r>
+          <w:rPr>
+            <w:rStyle w:val="Hyperlink"/>
+          </w:rPr>
+          <w:t xml:space="preserve">Open Problems 2024</w:t>
+        </w:r>
+      </w:hyperlink>
+      <w:r>
+        <w:t xml:space="preserve"> </w:t>
+      </w:r>
+      <w:r>
+        <w:t xml:space="preserve">supplies the</w:t>
       </w:r>
       <w:r>
         <w:t xml:space="preserve"> </w:t>
@@ -5965,8 +6174,8 @@
         <w:t xml:space="preserve">missing, §3.7 reports coverage and memory and declines to report runtime ratios.</w:t>
       </w:r>
     </w:p>
-    <w:bookmarkEnd w:id="20"/>
-    <w:bookmarkStart w:id="21" w:name="ablations"/>
+    <w:bookmarkEnd w:id="42"/>
+    <w:bookmarkStart w:id="45" w:name="ablations"/>
     <w:p>
       <w:pPr>
         <w:pStyle w:val="Heading2"/>
@@ -6120,14 +6329,42 @@
       <w:r>
         <w:t xml:space="preserve"> </w:t>
       </w:r>
-      <w:r>
-        <w:t xml:space="preserve">[Rosen 2026] — an</w:t>
-      </w:r>
-      <w:r>
-        <w:t xml:space="preserve"> </w:t>
-      </w:r>
-      <w:r>
-        <w:t xml:space="preserve">expression-weighted mean of ESM2 [Lin 2023] protein-language-model gene embeddings — to test whether a foundation model’s value</w:t>
+      <w:hyperlink r:id="rId43">
+        <w:r>
+          <w:rPr>
+            <w:rStyle w:val="Hyperlink"/>
+          </w:rPr>
+          <w:t xml:space="preserve">Rosen 2026</w:t>
+        </w:r>
+      </w:hyperlink>
+      <w:r>
+        <w:t xml:space="preserve"> </w:t>
+      </w:r>
+      <w:r>
+        <w:t xml:space="preserve">— an</w:t>
+      </w:r>
+      <w:r>
+        <w:t xml:space="preserve"> </w:t>
+      </w:r>
+      <w:r>
+        <w:t xml:space="preserve">expression-weighted mean of ESM2</w:t>
+      </w:r>
+      <w:r>
+        <w:t xml:space="preserve"> </w:t>
+      </w:r>
+      <w:hyperlink r:id="rId44">
+        <w:r>
+          <w:rPr>
+            <w:rStyle w:val="Hyperlink"/>
+          </w:rPr>
+          <w:t xml:space="preserve">Lin 2023</w:t>
+        </w:r>
+      </w:hyperlink>
+      <w:r>
+        <w:t xml:space="preserve"> </w:t>
+      </w:r>
+      <w:r>
+        <w:t xml:space="preserve">protein-language-model gene embeddings — to test whether a foundation model’s value</w:t>
       </w:r>
       <w:r>
         <w:t xml:space="preserve"> </w:t>
@@ -6136,9 +6373,9 @@
         <w:t xml:space="preserve">survives a cheap pooling shortcut.</w:t>
       </w:r>
     </w:p>
-    <w:bookmarkEnd w:id="21"/>
-    <w:bookmarkEnd w:id="22"/>
-    <w:bookmarkStart w:id="54" w:name="results"/>
+    <w:bookmarkEnd w:id="45"/>
+    <w:bookmarkEnd w:id="46"/>
+    <w:bookmarkStart w:id="79" w:name="results"/>
     <w:p>
       <w:pPr>
         <w:pStyle w:val="Heading1"/>
@@ -6147,7 +6384,7 @@
         <w:t xml:space="preserve">Results</w:t>
       </w:r>
     </w:p>
-    <w:bookmarkStart w:id="29" w:name="accuracy-and-cost"/>
+    <w:bookmarkStart w:id="53" w:name="accuracy-and-cost"/>
     <w:p>
       <w:pPr>
         <w:pStyle w:val="Heading2"/>
@@ -6165,18 +6402,18 @@
           <wp:inline>
             <wp:extent cx="5334000" cy="4154905"/>
             <wp:effectExtent b="0" l="0" r="0" t="0"/>
-            <wp:docPr descr="accuracy heatmap" title="" id="24" name="Picture"/>
+            <wp:docPr descr="accuracy heatmap" title="" id="48" name="Picture"/>
             <a:graphic>
               <a:graphicData uri="http://schemas.openxmlformats.org/drawingml/2006/picture">
                 <pic:pic>
                   <pic:nvPicPr>
-                    <pic:cNvPr descr="/Users/iandriver/Downloads/actinn-jax-benchmark/docs/figures/fig_accuracy_heatmap.png" id="25" name="Picture"/>
+                    <pic:cNvPr descr="/Users/iandriver/Downloads/actinn-jax-benchmark/docs/figures/fig_accuracy_heatmap.png" id="49" name="Picture"/>
                     <pic:cNvPicPr>
                       <a:picLocks noChangeArrowheads="1" noChangeAspect="1"/>
                     </pic:cNvPicPr>
                   </pic:nvPicPr>
                   <pic:blipFill>
-                    <a:blip r:embed="rId23"/>
+                    <a:blip r:embed="rId47"/>
                     <a:stretch>
                       <a:fillRect/>
                     </a:stretch>
@@ -6230,18 +6467,18 @@
           <wp:inline>
             <wp:extent cx="5334000" cy="1639186"/>
             <wp:effectExtent b="0" l="0" r="0" t="0"/>
-            <wp:docPr descr="speed and memory" title="" id="27" name="Picture"/>
+            <wp:docPr descr="speed and memory" title="" id="51" name="Picture"/>
             <a:graphic>
               <a:graphicData uri="http://schemas.openxmlformats.org/drawingml/2006/picture">
                 <pic:pic>
                   <pic:nvPicPr>
-                    <pic:cNvPr descr="/Users/iandriver/Downloads/actinn-jax-benchmark/docs/figures/fig_speed_memory.png" id="28" name="Picture"/>
+                    <pic:cNvPr descr="/Users/iandriver/Downloads/actinn-jax-benchmark/docs/figures/fig_speed_memory.png" id="52" name="Picture"/>
                     <pic:cNvPicPr>
                       <a:picLocks noChangeArrowheads="1" noChangeAspect="1"/>
                     </pic:cNvPicPr>
                   </pic:nvPicPr>
                   <pic:blipFill>
-                    <a:blip r:embed="rId26"/>
+                    <a:blip r:embed="rId50"/>
                     <a:stretch>
                       <a:fillRect/>
                     </a:stretch>
@@ -8717,8 +8954,8 @@
         <w:t xml:space="preserve">exact scores are unaffected.</w:t>
       </w:r>
     </w:p>
-    <w:bookmarkEnd w:id="29"/>
-    <w:bookmarkStart w:id="33" w:name="the-accuracy-speed-frontier"/>
+    <w:bookmarkEnd w:id="53"/>
+    <w:bookmarkStart w:id="57" w:name="the-accuracy-speed-frontier"/>
     <w:p>
       <w:pPr>
         <w:pStyle w:val="Heading2"/>
@@ -8736,18 +8973,18 @@
           <wp:inline>
             <wp:extent cx="5334000" cy="3671222"/>
             <wp:effectExtent b="0" l="0" r="0" t="0"/>
-            <wp:docPr descr="Pareto" title="" id="31" name="Picture"/>
+            <wp:docPr descr="Pareto" title="" id="55" name="Picture"/>
             <a:graphic>
               <a:graphicData uri="http://schemas.openxmlformats.org/drawingml/2006/picture">
                 <pic:pic>
                   <pic:nvPicPr>
-                    <pic:cNvPr descr="/Users/iandriver/Downloads/actinn-jax-benchmark/docs/figures/fig_pareto_liver_intra.png" id="32" name="Picture"/>
+                    <pic:cNvPr descr="/Users/iandriver/Downloads/actinn-jax-benchmark/docs/figures/fig_pareto_liver_intra.png" id="56" name="Picture"/>
                     <pic:cNvPicPr>
                       <a:picLocks noChangeArrowheads="1" noChangeAspect="1"/>
                     </pic:cNvPicPr>
                   </pic:nvPicPr>
                   <pic:blipFill>
-                    <a:blip r:embed="rId30"/>
+                    <a:blip r:embed="rId54"/>
                     <a:stretch>
                       <a:fillRect/>
                     </a:stretch>
@@ -8884,8 +9121,8 @@
         <w:t xml:space="preserve">from the liver_intra panel and depicts the ranking of Tables 3 and 5.</w:t>
       </w:r>
     </w:p>
-    <w:bookmarkEnd w:id="33"/>
-    <w:bookmarkStart w:id="37" w:name="scaling"/>
+    <w:bookmarkEnd w:id="57"/>
+    <w:bookmarkStart w:id="61" w:name="scaling"/>
     <w:p>
       <w:pPr>
         <w:pStyle w:val="Heading2"/>
@@ -8903,18 +9140,18 @@
           <wp:inline>
             <wp:extent cx="5334000" cy="1970216"/>
             <wp:effectExtent b="0" l="0" r="0" t="0"/>
-            <wp:docPr descr="scaling" title="" id="35" name="Picture"/>
+            <wp:docPr descr="scaling" title="" id="59" name="Picture"/>
             <a:graphic>
               <a:graphicData uri="http://schemas.openxmlformats.org/drawingml/2006/picture">
                 <pic:pic>
                   <pic:nvPicPr>
-                    <pic:cNvPr descr="/Users/iandriver/Downloads/actinn-jax-benchmark/docs/figures/fig_scaling.png" id="36" name="Picture"/>
+                    <pic:cNvPr descr="/Users/iandriver/Downloads/actinn-jax-benchmark/docs/figures/fig_scaling.png" id="60" name="Picture"/>
                     <pic:cNvPicPr>
                       <a:picLocks noChangeArrowheads="1" noChangeAspect="1"/>
                     </pic:cNvPicPr>
                   </pic:nvPicPr>
                   <pic:blipFill>
-                    <a:blip r:embed="rId34"/>
+                    <a:blip r:embed="rId58"/>
                     <a:stretch>
                       <a:fillRect/>
                     </a:stretch>
@@ -9067,8 +9304,8 @@
         <w:t xml:space="preserve">per-method peak memory is reported from the isolated-subprocess matrix in §3.2.)</w:t>
       </w:r>
     </w:p>
-    <w:bookmarkEnd w:id="37"/>
-    <w:bookmarkStart w:id="42" w:name="the-broadfocused-annotation-workflow"/>
+    <w:bookmarkEnd w:id="61"/>
+    <w:bookmarkStart w:id="66" w:name="the-broadfocused-annotation-workflow"/>
     <w:p>
       <w:pPr>
         <w:pStyle w:val="Heading2"/>
@@ -9143,18 +9380,18 @@
           <wp:inline>
             <wp:extent cx="5334000" cy="2195377"/>
             <wp:effectExtent b="0" l="0" r="0" t="0"/>
-            <wp:docPr descr="the broad pass and the focused pass on one query" title="" id="39" name="Picture"/>
+            <wp:docPr descr="the broad pass and the focused pass on one query" title="" id="63" name="Picture"/>
             <a:graphic>
               <a:graphicData uri="http://schemas.openxmlformats.org/drawingml/2006/picture">
                 <pic:pic>
                   <pic:nvPicPr>
-                    <pic:cNvPr descr="/Users/iandriver/Downloads/actinn-jax-benchmark/docs/figures/fig_workflow_umap.png" id="40" name="Picture"/>
+                    <pic:cNvPr descr="/Users/iandriver/Downloads/actinn-jax-benchmark/docs/figures/fig_workflow_umap.png" id="64" name="Picture"/>
                     <pic:cNvPicPr>
                       <a:picLocks noChangeArrowheads="1" noChangeAspect="1"/>
                     </pic:cNvPicPr>
                   </pic:nvPicPr>
                   <pic:blipFill>
-                    <a:blip r:embed="rId38"/>
+                    <a:blip r:embed="rId62"/>
                     <a:stretch>
                       <a:fillRect/>
                     </a:stretch>
@@ -10012,7 +10249,7 @@
       <w:r>
         <w:t xml:space="preserve">(</w:t>
       </w:r>
-      <w:hyperlink r:id="rId41">
+      <w:hyperlink r:id="rId65">
         <w:r>
           <w:rPr>
             <w:rStyle w:val="VerbatimChar"/>
@@ -10966,8 +11203,8 @@
         <w:t xml:space="preserve">tissue → subtype/state), not just a classifier, at classical-method speed throughout.</w:t>
       </w:r>
     </w:p>
-    <w:bookmarkEnd w:id="42"/>
-    <w:bookmarkStart w:id="43" w:name="rejection-abstain"/>
+    <w:bookmarkEnd w:id="66"/>
+    <w:bookmarkStart w:id="67" w:name="rejection-abstain"/>
     <w:p>
       <w:pPr>
         <w:pStyle w:val="Heading2"/>
@@ -11299,8 +11536,8 @@
         <w:t xml:space="preserve">what makes the abstain step usable as a routing decision in the workflow of §3.4.</w:t>
       </w:r>
     </w:p>
-    <w:bookmarkEnd w:id="43"/>
-    <w:bookmarkStart w:id="44" w:name="foundation-model-zero-shot-scprint"/>
+    <w:bookmarkEnd w:id="67"/>
+    <w:bookmarkStart w:id="68" w:name="foundation-model-zero-shot-scprint"/>
     <w:p>
       <w:pPr>
         <w:pStyle w:val="Heading2"/>
@@ -11480,8 +11717,8 @@
         <w:t xml:space="preserve">its raw label predictions are not.</w:t>
       </w:r>
     </w:p>
-    <w:bookmarkEnd w:id="44"/>
-    <w:bookmarkStart w:id="53" w:name="X073cf3caac1f6b108657735a42ae0c9978dc036"/>
+    <w:bookmarkEnd w:id="68"/>
+    <w:bookmarkStart w:id="78" w:name="X073cf3caac1f6b108657735a42ae0c9978dc036"/>
     <w:p>
       <w:pPr>
         <w:pStyle w:val="Heading2"/>
@@ -11531,7 +11768,7 @@
       <w:r>
         <w:t xml:space="preserve"> </w:t>
       </w:r>
-      <w:hyperlink r:id="rId45">
+      <w:hyperlink r:id="rId69">
         <w:r>
           <w:rPr>
             <w:rStyle w:val="Hyperlink"/>
@@ -11637,7 +11874,24 @@
         <w:t xml:space="preserve"> </w:t>
       </w:r>
       <w:r>
-        <w:t xml:space="preserve">— scANVI+scArches surgery and xgboost [Chen &amp; Guestrin 2016] score higher on the</w:t>
+        <w:t xml:space="preserve">— scANVI+scArches surgery and xgboost</w:t>
+      </w:r>
+      <w:r>
+        <w:t xml:space="preserve"> </w:t>
+      </w:r>
+      <w:hyperlink r:id="rId70">
+        <w:r>
+          <w:rPr>
+            <w:rStyle w:val="Hyperlink"/>
+          </w:rPr>
+          <w:t xml:space="preserve">Chen &amp; Guestrin 2016</w:t>
+        </w:r>
+      </w:hyperlink>
+      <w:r>
+        <w:t xml:space="preserve"> </w:t>
+      </w:r>
+      <w:r>
+        <w:t xml:space="preserve">score higher on the</w:t>
       </w:r>
       <w:r>
         <w:t xml:space="preserve"> </w:t>
@@ -12444,7 +12698,7 @@
       <w:r>
         <w:t xml:space="preserve">(</w:t>
       </w:r>
-      <w:hyperlink r:id="rId46">
+      <w:hyperlink r:id="rId71">
         <w:r>
           <w:rPr>
             <w:rStyle w:val="VerbatimChar"/>
@@ -12975,18 +13229,18 @@
           <wp:inline>
             <wp:extent cx="5334000" cy="2139510"/>
             <wp:effectExtent b="0" l="0" r="0" t="0"/>
-            <wp:docPr descr="gene budget curve" title="" id="48" name="Picture"/>
+            <wp:docPr descr="gene budget curve" title="" id="73" name="Picture"/>
             <a:graphic>
               <a:graphicData uri="http://schemas.openxmlformats.org/drawingml/2006/picture">
                 <pic:pic>
                   <pic:nvPicPr>
-                    <pic:cNvPr descr="/Users/iandriver/Downloads/actinn-jax-benchmark/docs/figures/gene_budget_curve.png" id="49" name="Picture"/>
+                    <pic:cNvPr descr="/Users/iandriver/Downloads/actinn-jax-benchmark/docs/figures/gene_budget_curve.png" id="74" name="Picture"/>
                     <pic:cNvPicPr>
                       <a:picLocks noChangeArrowheads="1" noChangeAspect="1"/>
                     </pic:cNvPicPr>
                   </pic:nvPicPr>
                   <pic:blipFill>
-                    <a:blip r:embed="rId47"/>
+                    <a:blip r:embed="rId72"/>
                     <a:stretch>
                       <a:fillRect/>
                     </a:stretch>
@@ -13052,18 +13306,18 @@
           <wp:inline>
             <wp:extent cx="5334000" cy="2293972"/>
             <wp:effectExtent b="0" l="0" r="0" t="0"/>
-            <wp:docPr descr="gene budget signals" title="" id="51" name="Picture"/>
+            <wp:docPr descr="gene budget signals" title="" id="76" name="Picture"/>
             <a:graphic>
               <a:graphicData uri="http://schemas.openxmlformats.org/drawingml/2006/picture">
                 <pic:pic>
                   <pic:nvPicPr>
-                    <pic:cNvPr descr="/Users/iandriver/Downloads/actinn-jax-benchmark/docs/figures/gene_budget_signals.png" id="52" name="Picture"/>
+                    <pic:cNvPr descr="/Users/iandriver/Downloads/actinn-jax-benchmark/docs/figures/gene_budget_signals.png" id="77" name="Picture"/>
                     <pic:cNvPicPr>
                       <a:picLocks noChangeArrowheads="1" noChangeAspect="1"/>
                     </pic:cNvPicPr>
                   </pic:nvPicPr>
                   <pic:blipFill>
-                    <a:blip r:embed="rId50"/>
+                    <a:blip r:embed="rId75"/>
                     <a:stretch>
                       <a:fillRect/>
                     </a:stretch>
@@ -13120,9 +13374,9 @@
         <w:t xml:space="preserve">dataset where more genes hurt.</w:t>
       </w:r>
     </w:p>
-    <w:bookmarkEnd w:id="53"/>
-    <w:bookmarkEnd w:id="54"/>
-    <w:bookmarkStart w:id="55" w:name="discussion"/>
+    <w:bookmarkEnd w:id="78"/>
+    <w:bookmarkEnd w:id="79"/>
+    <w:bookmarkStart w:id="81" w:name="discussion"/>
     <w:p>
       <w:pPr>
         <w:pStyle w:val="Heading1"/>
@@ -13812,7 +14066,24 @@
         <w:t xml:space="preserve"> </w:t>
       </w:r>
       <w:r>
-        <w:t xml:space="preserve">Souza &amp; Mehta [Souza &amp; Mehta 2026] report that</w:t>
+        <w:t xml:space="preserve">Souza &amp; Mehta</w:t>
+      </w:r>
+      <w:r>
+        <w:t xml:space="preserve"> </w:t>
+      </w:r>
+      <w:hyperlink r:id="rId80">
+        <w:r>
+          <w:rPr>
+            <w:rStyle w:val="Hyperlink"/>
+          </w:rPr>
+          <w:t xml:space="preserve">Souza &amp; Mehta 2026</w:t>
+        </w:r>
+      </w:hyperlink>
+      <w:r>
+        <w:t xml:space="preserve"> </w:t>
+      </w:r>
+      <w:r>
+        <w:t xml:space="preserve">report that</w:t>
       </w:r>
       <w:r>
         <w:t xml:space="preserve"> </w:t>
@@ -14525,8 +14796,8 @@
         <w:t xml:space="preserve">scientist can run, inspect, and run again.</w:t>
       </w:r>
     </w:p>
-    <w:bookmarkEnd w:id="55"/>
-    <w:bookmarkStart w:id="56" w:name="limitations"/>
+    <w:bookmarkEnd w:id="81"/>
+    <w:bookmarkStart w:id="82" w:name="limitations"/>
     <w:p>
       <w:pPr>
         <w:pStyle w:val="Heading1"/>
@@ -15275,8 +15546,8 @@
         <w:t xml:space="preserve">annotation).</w:t>
       </w:r>
     </w:p>
-    <w:bookmarkEnd w:id="56"/>
-    <w:bookmarkStart w:id="63" w:name="data-code-availability"/>
+    <w:bookmarkEnd w:id="82"/>
+    <w:bookmarkStart w:id="88" w:name="data-code-availability"/>
     <w:p>
       <w:pPr>
         <w:pStyle w:val="Heading1"/>
@@ -15373,7 +15644,7 @@
       <w:r>
         <w:t xml:space="preserve">(</w:t>
       </w:r>
-      <w:hyperlink r:id="rId57">
+      <w:hyperlink r:id="rId83">
         <w:r>
           <w:rPr>
             <w:rStyle w:val="Hyperlink"/>
@@ -15519,7 +15790,7 @@
       <w:r>
         <w:t xml:space="preserve"> </w:t>
       </w:r>
-      <w:hyperlink r:id="rId58">
+      <w:hyperlink r:id="rId84">
         <w:r>
           <w:rPr>
             <w:rStyle w:val="Hyperlink"/>
@@ -15542,7 +15813,7 @@
       <w:r>
         <w:t xml:space="preserve"> </w:t>
       </w:r>
-      <w:hyperlink r:id="rId59">
+      <w:hyperlink r:id="rId85">
         <w:r>
           <w:rPr>
             <w:rStyle w:val="Hyperlink"/>
@@ -15604,7 +15875,21 @@
         <w:pStyle w:val="BodyText"/>
       </w:pPr>
       <w:r>
-        <w:t xml:space="preserve">HLiCA data © Edgar et al. 2026 (CC-BY 4.0), [doi:10.64898/2026.06.30.735539]. The distilled</w:t>
+        <w:t xml:space="preserve">HLiCA data © Edgar et al. 2026 (CC-BY 4.0),</w:t>
+      </w:r>
+      <w:r>
+        <w:t xml:space="preserve"> </w:t>
+      </w:r>
+      <w:hyperlink r:id="rId30">
+        <w:r>
+          <w:rPr>
+            <w:rStyle w:val="Hyperlink"/>
+          </w:rPr>
+          <w:t xml:space="preserve">doi:10.64898/2026.06.30.735539</w:t>
+        </w:r>
+      </w:hyperlink>
+      <w:r>
+        <w:t xml:space="preserve">. The distilled</w:t>
       </w:r>
       <w:r>
         <w:t xml:space="preserve"> </w:t>
@@ -15631,7 +15916,7 @@
       <w:r>
         <w:t xml:space="preserve"> </w:t>
       </w:r>
-      <w:hyperlink r:id="rId60">
+      <w:hyperlink r:id="rId25">
         <w:r>
           <w:rPr>
             <w:rStyle w:val="Hyperlink"/>
@@ -15651,7 +15936,7 @@
       <w:r>
         <w:t xml:space="preserve"> </w:t>
       </w:r>
-      <w:hyperlink r:id="rId61">
+      <w:hyperlink r:id="rId86">
         <w:r>
           <w:rPr>
             <w:rStyle w:val="Hyperlink"/>
@@ -15680,7 +15965,7 @@
       <w:r>
         <w:t xml:space="preserve"> </w:t>
       </w:r>
-      <w:hyperlink r:id="rId62">
+      <w:hyperlink r:id="rId87">
         <w:r>
           <w:rPr>
             <w:rStyle w:val="Hyperlink"/>
@@ -15710,8 +15995,8 @@
         <w:t xml:space="preserve">.</w:t>
       </w:r>
     </w:p>
-    <w:bookmarkEnd w:id="63"/>
-    <w:bookmarkStart w:id="64" w:name="references"/>
+    <w:bookmarkEnd w:id="88"/>
+    <w:bookmarkStart w:id="89" w:name="references"/>
     <w:p>
       <w:pPr>
         <w:pStyle w:val="Heading1"/>
@@ -15743,6 +16028,20 @@
       <w:r>
         <w:t xml:space="preserve">.</w:t>
       </w:r>
+      <w:r>
+        <w:t xml:space="preserve"> </w:t>
+      </w:r>
+      <w:hyperlink r:id="rId32">
+        <w:r>
+          <w:rPr>
+            <w:rStyle w:val="Hyperlink"/>
+          </w:rPr>
+          <w:t xml:space="preserve">10xgenomics.com/datasets/3-k-pbm-cs-from-a-healthy-donor-1-standard-1-1-0</w:t>
+        </w:r>
+      </w:hyperlink>
+      <w:r>
+        <w:t xml:space="preserve">.</w:t>
+      </w:r>
     </w:p>
     <w:p>
       <w:pPr>
@@ -15769,7 +16068,21 @@
         <w:t xml:space="preserve"> </w:t>
       </w:r>
       <w:r>
-        <w:t xml:space="preserve">20:194 (2019). doi:10.1186/s13059-019-1795-z.</w:t>
+        <w:t xml:space="preserve">20:194 (2019).</w:t>
+      </w:r>
+      <w:r>
+        <w:t xml:space="preserve"> </w:t>
+      </w:r>
+      <w:hyperlink r:id="rId9">
+        <w:r>
+          <w:rPr>
+            <w:rStyle w:val="Hyperlink"/>
+          </w:rPr>
+          <w:t xml:space="preserve">doi:10.1186/s13059-019-1795-z</w:t>
+        </w:r>
+      </w:hyperlink>
+      <w:r>
+        <w:t xml:space="preserve">.</w:t>
       </w:r>
     </w:p>
     <w:p>
@@ -15797,7 +16110,21 @@
         <w:t xml:space="preserve"> </w:t>
       </w:r>
       <w:r>
-        <w:t xml:space="preserve">(2026). doi:10.1038/s41586-026-10627-z.</w:t>
+        <w:t xml:space="preserve">(2026).</w:t>
+      </w:r>
+      <w:r>
+        <w:t xml:space="preserve"> </w:t>
+      </w:r>
+      <w:hyperlink r:id="rId31">
+        <w:r>
+          <w:rPr>
+            <w:rStyle w:val="Hyperlink"/>
+          </w:rPr>
+          <w:t xml:space="preserve">doi:10.1038/s41586-026-10627-z</w:t>
+        </w:r>
+      </w:hyperlink>
+      <w:r>
+        <w:t xml:space="preserve">.</w:t>
       </w:r>
     </w:p>
     <w:p>
@@ -15825,7 +16152,21 @@
         <w:t xml:space="preserve"> </w:t>
       </w:r>
       <w:r>
-        <w:t xml:space="preserve">20:163-172 (2019). doi:10.1038/s41590-018-0276-y.</w:t>
+        <w:t xml:space="preserve">20:163-172 (2019).</w:t>
+      </w:r>
+      <w:r>
+        <w:t xml:space="preserve"> </w:t>
+      </w:r>
+      <w:hyperlink r:id="rId19">
+        <w:r>
+          <w:rPr>
+            <w:rStyle w:val="Hyperlink"/>
+          </w:rPr>
+          <w:t xml:space="preserve">doi:10.1038/s41590-018-0276-y</w:t>
+        </w:r>
+      </w:hyperlink>
+      <w:r>
+        <w:t xml:space="preserve">.</w:t>
       </w:r>
     </w:p>
     <w:p>
@@ -15837,7 +16178,21 @@
         </w:numPr>
       </w:pPr>
       <w:r>
-        <w:t xml:space="preserve">Bradbury J, et al. JAX: composable transformations of Python+NumPy programs (2018). github.com/google/jax.</w:t>
+        <w:t xml:space="preserve">Bradbury J, et al. JAX: composable transformations of Python+NumPy programs (2018).</w:t>
+      </w:r>
+      <w:r>
+        <w:t xml:space="preserve"> </w:t>
+      </w:r>
+      <w:hyperlink r:id="rId14">
+        <w:r>
+          <w:rPr>
+            <w:rStyle w:val="Hyperlink"/>
+          </w:rPr>
+          <w:t xml:space="preserve">github.com/jax-ml/jax</w:t>
+        </w:r>
+      </w:hyperlink>
+      <w:r>
+        <w:t xml:space="preserve">.</w:t>
       </w:r>
     </w:p>
     <w:p>
@@ -15849,7 +16204,21 @@
         </w:numPr>
       </w:pPr>
       <w:r>
-        <w:t xml:space="preserve">CZI Cell Science Program. CZ CELLxGENE Discover Census, LTS release 2025-11-08. chanzuckerberg.github.io/cellxgene-census.</w:t>
+        <w:t xml:space="preserve">CZI Cell Science Program. CZ CELLxGENE Discover Census, LTS release 2025-11-08.</w:t>
+      </w:r>
+      <w:r>
+        <w:t xml:space="preserve"> </w:t>
+      </w:r>
+      <w:hyperlink r:id="rId36">
+        <w:r>
+          <w:rPr>
+            <w:rStyle w:val="Hyperlink"/>
+          </w:rPr>
+          <w:t xml:space="preserve">chanzuckerberg.github.io/cellxgene-census</w:t>
+        </w:r>
+      </w:hyperlink>
+      <w:r>
+        <w:t xml:space="preserve">.</w:t>
       </w:r>
     </w:p>
     <w:p>
@@ -15879,6 +16248,20 @@
       <w:r>
         <w:t xml:space="preserve">785-794 (2016).</w:t>
       </w:r>
+      <w:r>
+        <w:t xml:space="preserve"> </w:t>
+      </w:r>
+      <w:hyperlink r:id="rId70">
+        <w:r>
+          <w:rPr>
+            <w:rStyle w:val="Hyperlink"/>
+          </w:rPr>
+          <w:t xml:space="preserve">doi:10.1145/2939672.2939785</w:t>
+        </w:r>
+      </w:hyperlink>
+      <w:r>
+        <w:t xml:space="preserve">.</w:t>
+      </w:r>
     </w:p>
     <w:p>
       <w:pPr>
@@ -15905,7 +16288,21 @@
         <w:t xml:space="preserve"> </w:t>
       </w:r>
       <w:r>
-        <w:t xml:space="preserve">376:eabl5197 (2022). doi:10.1126/science.abl5197.</w:t>
+        <w:t xml:space="preserve">376:eabl5197 (2022).</w:t>
+      </w:r>
+      <w:r>
+        <w:t xml:space="preserve"> </w:t>
+      </w:r>
+      <w:hyperlink r:id="rId17">
+        <w:r>
+          <w:rPr>
+            <w:rStyle w:val="Hyperlink"/>
+          </w:rPr>
+          <w:t xml:space="preserve">doi:10.1126/science.abl5197</w:t>
+        </w:r>
+      </w:hyperlink>
+      <w:r>
+        <w:t xml:space="preserve">.</w:t>
       </w:r>
     </w:p>
     <w:p>
@@ -15933,7 +16330,21 @@
         <w:t xml:space="preserve"> </w:t>
       </w:r>
       <w:r>
-        <w:t xml:space="preserve">(2026). doi:10.64898/2026.06.30.735539.</w:t>
+        <w:t xml:space="preserve">(2026).</w:t>
+      </w:r>
+      <w:r>
+        <w:t xml:space="preserve"> </w:t>
+      </w:r>
+      <w:hyperlink r:id="rId30">
+        <w:r>
+          <w:rPr>
+            <w:rStyle w:val="Hyperlink"/>
+          </w:rPr>
+          <w:t xml:space="preserve">doi:10.64898/2026.06.30.735539</w:t>
+        </w:r>
+      </w:hyperlink>
+      <w:r>
+        <w:t xml:space="preserve">.</w:t>
       </w:r>
     </w:p>
     <w:p>
@@ -15945,7 +16356,7 @@
         </w:numPr>
       </w:pPr>
       <w:r>
-        <w:t xml:space="preserve">Guo K, Ding J. ProtoCloud: a prototypical self-explaining model for single-cell analysis.</w:t>
+        <w:t xml:space="preserve">Fu Q, Dong C, Liu Y, et al. A comparison of scRNA-seq annotation methods based on experimentally labeled immune cell subtype dataset.</w:t>
       </w:r>
       <w:r>
         <w:t xml:space="preserve"> </w:t>
@@ -15955,13 +16366,27 @@
           <w:i/>
           <w:iCs/>
         </w:rPr>
-        <w:t xml:space="preserve">Cell Genomics</w:t>
-      </w:r>
-      <w:r>
-        <w:t xml:space="preserve"> </w:t>
-      </w:r>
-      <w:r>
-        <w:t xml:space="preserve">6(6):101217 (2026). doi:10.1016/j.xgen.2026.101217.</w:t>
+        <w:t xml:space="preserve">Briefings in Bioinformatics</w:t>
+      </w:r>
+      <w:r>
+        <w:t xml:space="preserve"> </w:t>
+      </w:r>
+      <w:r>
+        <w:t xml:space="preserve">25(5):bbae392 (2024).</w:t>
+      </w:r>
+      <w:r>
+        <w:t xml:space="preserve"> </w:t>
+      </w:r>
+      <w:hyperlink r:id="rId10">
+        <w:r>
+          <w:rPr>
+            <w:rStyle w:val="Hyperlink"/>
+          </w:rPr>
+          <w:t xml:space="preserve">doi:10.1093/bib/bbae392</w:t>
+        </w:r>
+      </w:hyperlink>
+      <w:r>
+        <w:t xml:space="preserve">.</w:t>
       </w:r>
     </w:p>
     <w:p>
@@ -15973,7 +16398,7 @@
         </w:numPr>
       </w:pPr>
       <w:r>
-        <w:t xml:space="preserve">Huang Q, et al. Benchmarking single-cell cell-type annotation methods.</w:t>
+        <w:t xml:space="preserve">Guo K, Ding J. ProtoCloud: a prototypical self-explaining model for single-cell analysis.</w:t>
       </w:r>
       <w:r>
         <w:t xml:space="preserve"> </w:t>
@@ -15983,13 +16408,27 @@
           <w:i/>
           <w:iCs/>
         </w:rPr>
-        <w:t xml:space="preserve">Briefings in Bioinformatics</w:t>
-      </w:r>
-      <w:r>
-        <w:t xml:space="preserve"> </w:t>
-      </w:r>
-      <w:r>
-        <w:t xml:space="preserve">25(5):bbae392 (2024).</w:t>
+        <w:t xml:space="preserve">Cell Genomics</w:t>
+      </w:r>
+      <w:r>
+        <w:t xml:space="preserve"> </w:t>
+      </w:r>
+      <w:r>
+        <w:t xml:space="preserve">6(6):101217 (2026).</w:t>
+      </w:r>
+      <w:r>
+        <w:t xml:space="preserve"> </w:t>
+      </w:r>
+      <w:hyperlink r:id="rId23">
+        <w:r>
+          <w:rPr>
+            <w:rStyle w:val="Hyperlink"/>
+          </w:rPr>
+          <w:t xml:space="preserve">doi:10.1016/j.xgen.2026.101217</w:t>
+        </w:r>
+      </w:hyperlink>
+      <w:r>
+        <w:t xml:space="preserve">.</w:t>
       </w:r>
     </w:p>
     <w:p>
@@ -16017,7 +16456,21 @@
         <w:t xml:space="preserve"> </w:t>
       </w:r>
       <w:r>
-        <w:t xml:space="preserve">(2025). doi:10.1038/s41467-025-58699-1.</w:t>
+        <w:t xml:space="preserve">(2025).</w:t>
+      </w:r>
+      <w:r>
+        <w:t xml:space="preserve"> </w:t>
+      </w:r>
+      <w:hyperlink r:id="rId24">
+        <w:r>
+          <w:rPr>
+            <w:rStyle w:val="Hyperlink"/>
+          </w:rPr>
+          <w:t xml:space="preserve">doi:10.1038/s41467-025-58699-1</w:t>
+        </w:r>
+      </w:hyperlink>
+      <w:r>
+        <w:t xml:space="preserve">.</w:t>
       </w:r>
     </w:p>
     <w:p>
@@ -16045,7 +16498,21 @@
         <w:t xml:space="preserve"> </w:t>
       </w:r>
       <w:r>
-        <w:t xml:space="preserve">15:359-362 (2018). doi:10.1038/nmeth.4644.</w:t>
+        <w:t xml:space="preserve">15:359-362 (2018).</w:t>
+      </w:r>
+      <w:r>
+        <w:t xml:space="preserve"> </w:t>
+      </w:r>
+      <w:hyperlink r:id="rId20">
+        <w:r>
+          <w:rPr>
+            <w:rStyle w:val="Hyperlink"/>
+          </w:rPr>
+          <w:t xml:space="preserve">doi:10.1038/nmeth.4644</w:t>
+        </w:r>
+      </w:hyperlink>
+      <w:r>
+        <w:t xml:space="preserve">.</w:t>
       </w:r>
     </w:p>
     <w:p>
@@ -16073,7 +16540,21 @@
         <w:t xml:space="preserve"> </w:t>
       </w:r>
       <w:r>
-        <w:t xml:space="preserve">379:1123-1130 (2023). doi:10.1126/science.ade2574.</w:t>
+        <w:t xml:space="preserve">379:1123-1130 (2023).</w:t>
+      </w:r>
+      <w:r>
+        <w:t xml:space="preserve"> </w:t>
+      </w:r>
+      <w:hyperlink r:id="rId44">
+        <w:r>
+          <w:rPr>
+            <w:rStyle w:val="Hyperlink"/>
+          </w:rPr>
+          <w:t xml:space="preserve">doi:10.1126/science.ade2574</w:t>
+        </w:r>
+      </w:hyperlink>
+      <w:r>
+        <w:t xml:space="preserve">.</w:t>
       </w:r>
     </w:p>
     <w:p>
@@ -16101,7 +16582,21 @@
         <w:t xml:space="preserve"> </w:t>
       </w:r>
       <w:r>
-        <w:t xml:space="preserve">40:121-130 (2022). doi:10.1038/s41587-021-01001-7.</w:t>
+        <w:t xml:space="preserve">40:121-130 (2022).</w:t>
+      </w:r>
+      <w:r>
+        <w:t xml:space="preserve"> </w:t>
+      </w:r>
+      <w:hyperlink r:id="rId22">
+        <w:r>
+          <w:rPr>
+            <w:rStyle w:val="Hyperlink"/>
+          </w:rPr>
+          <w:t xml:space="preserve">doi:10.1038/s41587-021-01001-7</w:t>
+        </w:r>
+      </w:hyperlink>
+      <w:r>
+        <w:t xml:space="preserve">.</w:t>
       </w:r>
     </w:p>
     <w:p>
@@ -16129,7 +16624,21 @@
         <w:t xml:space="preserve"> </w:t>
       </w:r>
       <w:r>
-        <w:t xml:space="preserve">36(2):533-538 (2020). doi:10.1093/bioinformatics/btz592.</w:t>
+        <w:t xml:space="preserve">36(2):533-538 (2020).</w:t>
+      </w:r>
+      <w:r>
+        <w:t xml:space="preserve"> </w:t>
+      </w:r>
+      <w:hyperlink r:id="rId13">
+        <w:r>
+          <w:rPr>
+            <w:rStyle w:val="Hyperlink"/>
+          </w:rPr>
+          <w:t xml:space="preserve">doi:10.1093/bioinformatics/btz592</w:t>
+        </w:r>
+      </w:hyperlink>
+      <w:r>
+        <w:t xml:space="preserve">.</w:t>
       </w:r>
     </w:p>
     <w:p>
@@ -16141,7 +16650,21 @@
         </w:numPr>
       </w:pPr>
       <w:r>
-        <w:t xml:space="preserve">Open Problems for Single-Cell Analysis Consortium. Open Problems: a living benchmark for single-cell analysis. openproblems.bio (2024).</w:t>
+        <w:t xml:space="preserve">Open Problems for Single-Cell Analysis Consortium. Open Problems: a living benchmark for single-cell analysis (2024).</w:t>
+      </w:r>
+      <w:r>
+        <w:t xml:space="preserve"> </w:t>
+      </w:r>
+      <w:hyperlink r:id="rId41">
+        <w:r>
+          <w:rPr>
+            <w:rStyle w:val="Hyperlink"/>
+          </w:rPr>
+          <w:t xml:space="preserve">openproblems.bio</w:t>
+        </w:r>
+      </w:hyperlink>
+      <w:r>
+        <w:t xml:space="preserve">.</w:t>
       </w:r>
     </w:p>
     <w:p>
@@ -16171,6 +16694,20 @@
       <w:r>
         <w:t xml:space="preserve">12:2825-2830 (2011).</w:t>
       </w:r>
+      <w:r>
+        <w:t xml:space="preserve"> </w:t>
+      </w:r>
+      <w:hyperlink r:id="rId16">
+        <w:r>
+          <w:rPr>
+            <w:rStyle w:val="Hyperlink"/>
+          </w:rPr>
+          <w:t xml:space="preserve">jmlr.org/papers/v12/pedregosa11a.html</w:t>
+        </w:r>
+      </w:hyperlink>
+      <w:r>
+        <w:t xml:space="preserve">.</w:t>
+      </w:r>
     </w:p>
     <w:p>
       <w:pPr>
@@ -16197,7 +16734,21 @@
         <w:t xml:space="preserve"> </w:t>
       </w:r>
       <w:r>
-        <w:t xml:space="preserve">(2026). doi:10.1038/s41586-026-10689-z.</w:t>
+        <w:t xml:space="preserve">(2026).</w:t>
+      </w:r>
+      <w:r>
+        <w:t xml:space="preserve"> </w:t>
+      </w:r>
+      <w:hyperlink r:id="rId43">
+        <w:r>
+          <w:rPr>
+            <w:rStyle w:val="Hyperlink"/>
+          </w:rPr>
+          <w:t xml:space="preserve">doi:10.1038/s41586-026-10689-z</w:t>
+        </w:r>
+      </w:hyperlink>
+      <w:r>
+        <w:t xml:space="preserve">.</w:t>
       </w:r>
     </w:p>
     <w:p>
@@ -16225,7 +16776,21 @@
         <w:t xml:space="preserve"> </w:t>
       </w:r>
       <w:r>
-        <w:t xml:space="preserve">(2026). doi:10.64898/2026.07.16.738997.</w:t>
+        <w:t xml:space="preserve">(2026).</w:t>
+      </w:r>
+      <w:r>
+        <w:t xml:space="preserve"> </w:t>
+      </w:r>
+      <w:hyperlink r:id="rId25">
+        <w:r>
+          <w:rPr>
+            <w:rStyle w:val="Hyperlink"/>
+          </w:rPr>
+          <w:t xml:space="preserve">doi:10.64898/2026.07.16.738997</w:t>
+        </w:r>
+      </w:hyperlink>
+      <w:r>
+        <w:t xml:space="preserve">.</w:t>
       </w:r>
     </w:p>
     <w:p>
@@ -16253,7 +16818,21 @@
         <w:t xml:space="preserve"> </w:t>
       </w:r>
       <w:r>
-        <w:t xml:space="preserve">29:1563-1577 (2023). doi:10.1038/s41591-023-02327-2.</w:t>
+        <w:t xml:space="preserve">29:1563-1577 (2023).</w:t>
+      </w:r>
+      <w:r>
+        <w:t xml:space="preserve"> </w:t>
+      </w:r>
+      <w:hyperlink r:id="rId29">
+        <w:r>
+          <w:rPr>
+            <w:rStyle w:val="Hyperlink"/>
+          </w:rPr>
+          <w:t xml:space="preserve">doi:10.1038/s41591-023-02327-2</w:t>
+        </w:r>
+      </w:hyperlink>
+      <w:r>
+        <w:t xml:space="preserve">.</w:t>
       </w:r>
     </w:p>
     <w:p>
@@ -16281,7 +16860,21 @@
         <w:t xml:space="preserve"> </w:t>
       </w:r>
       <w:r>
-        <w:t xml:space="preserve">(2026). doi:10.64898/2026.02.11.705358.</w:t>
+        <w:t xml:space="preserve">(2026).</w:t>
+      </w:r>
+      <w:r>
+        <w:t xml:space="preserve"> </w:t>
+      </w:r>
+      <w:hyperlink r:id="rId80">
+        <w:r>
+          <w:rPr>
+            <w:rStyle w:val="Hyperlink"/>
+          </w:rPr>
+          <w:t xml:space="preserve">doi:10.64898/2026.02.11.705358</w:t>
+        </w:r>
+      </w:hyperlink>
+      <w:r>
+        <w:t xml:space="preserve">.</w:t>
       </w:r>
     </w:p>
     <w:p>
@@ -16309,7 +16902,21 @@
         <w:t xml:space="preserve"> </w:t>
       </w:r>
       <w:r>
-        <w:t xml:space="preserve">587(7835):619-625 (2020). doi:10.1038/s41586-020-2922-4.</w:t>
+        <w:t xml:space="preserve">587(7835):619-625 (2020).</w:t>
+      </w:r>
+      <w:r>
+        <w:t xml:space="preserve"> </w:t>
+      </w:r>
+      <w:hyperlink r:id="rId28">
+        <w:r>
+          <w:rPr>
+            <w:rStyle w:val="Hyperlink"/>
+          </w:rPr>
+          <w:t xml:space="preserve">doi:10.1038/s41586-020-2922-4</w:t>
+        </w:r>
+      </w:hyperlink>
+      <w:r>
+        <w:t xml:space="preserve">.</w:t>
       </w:r>
     </w:p>
     <w:p>
@@ -16337,7 +16944,21 @@
         <w:t xml:space="preserve"> </w:t>
       </w:r>
       <w:r>
-        <w:t xml:space="preserve">17:e9620 (2021). doi:10.15252/msb.20209620.</w:t>
+        <w:t xml:space="preserve">17:e9620 (2021).</w:t>
+      </w:r>
+      <w:r>
+        <w:t xml:space="preserve"> </w:t>
+      </w:r>
+      <w:hyperlink r:id="rId21">
+        <w:r>
+          <w:rPr>
+            <w:rStyle w:val="Hyperlink"/>
+          </w:rPr>
+          <w:t xml:space="preserve">doi:10.15252/msb.20209620</w:t>
+        </w:r>
+      </w:hyperlink>
+      <w:r>
+        <w:t xml:space="preserve">.</w:t>
       </w:r>
     </w:p>
     <w:p>
@@ -16349,7 +16970,37 @@
         </w:numPr>
       </w:pPr>
       <w:r>
-        <w:t xml:space="preserve">Yampolskaya M, Souza H, et al. scTOP: cell identity from single-cell data via parameter-free projection. github.com/Emergent-Behaviors-in-Biology/scTOP.</w:t>
+        <w:t xml:space="preserve">Yampolskaya M, Herriges MJ, Ikonomou L, Kotton DN, Mehta P. scTOP: physics-inspired order parameters for cellular identification and visualization.</w:t>
+      </w:r>
+      <w:r>
+        <w:t xml:space="preserve"> </w:t>
+      </w:r>
+      <w:r>
+        <w:rPr>
+          <w:i/>
+          <w:iCs/>
+        </w:rPr>
+        <w:t xml:space="preserve">Development</w:t>
+      </w:r>
+      <w:r>
+        <w:t xml:space="preserve"> </w:t>
+      </w:r>
+      <w:r>
+        <w:t xml:space="preserve">150(21):dev201873 (2023).</w:t>
+      </w:r>
+      <w:r>
+        <w:t xml:space="preserve"> </w:t>
+      </w:r>
+      <w:hyperlink r:id="rId18">
+        <w:r>
+          <w:rPr>
+            <w:rStyle w:val="Hyperlink"/>
+          </w:rPr>
+          <w:t xml:space="preserve">doi:10.1242/dev.201873</w:t>
+        </w:r>
+      </w:hyperlink>
+      <w:r>
+        <w:t xml:space="preserve">.</w:t>
       </w:r>
     </w:p>
     <w:p>
@@ -16377,10 +17028,24 @@
         <w:t xml:space="preserve"> </w:t>
       </w:r>
       <w:r>
-        <w:t xml:space="preserve">927. xkcd.com/927.</w:t>
-      </w:r>
-    </w:p>
-    <w:bookmarkEnd w:id="64"/>
+        <w:t xml:space="preserve">927.</w:t>
+      </w:r>
+      <w:r>
+        <w:t xml:space="preserve"> </w:t>
+      </w:r>
+      <w:hyperlink r:id="rId11">
+        <w:r>
+          <w:rPr>
+            <w:rStyle w:val="Hyperlink"/>
+          </w:rPr>
+          <w:t xml:space="preserve">xkcd.com/927</w:t>
+        </w:r>
+      </w:hyperlink>
+      <w:r>
+        <w:t xml:space="preserve">.</w:t>
+      </w:r>
+    </w:p>
+    <w:bookmarkEnd w:id="89"/>
     <w:sectPr>
       <w:footnotePr>
         <w:numRestart w:val="eachSect"/>

--- a/manuscript/actinn-jax_preprint.docx
+++ b/manuscript/actinn-jax_preprint.docx
@@ -16314,7 +16314,7 @@
         </w:numPr>
       </w:pPr>
       <w:r>
-        <w:t xml:space="preserve">Edgar R, et al. The Human Liver Cell Atlas (HLiCA).</w:t>
+        <w:t xml:space="preserve">Edgar RD, Portman JR, Hu H, et al. HLiCA: an integrated cell atlas of the healthy human liver.</w:t>
       </w:r>
       <w:r>
         <w:t xml:space="preserve"> </w:t>
@@ -16456,7 +16456,7 @@
         <w:t xml:space="preserve"> </w:t>
       </w:r>
       <w:r>
-        <w:t xml:space="preserve">(2025).</w:t>
+        <w:t xml:space="preserve">16:3607 (2025).</w:t>
       </w:r>
       <w:r>
         <w:t xml:space="preserve"> </w:t>
@@ -16718,7 +16718,7 @@
         </w:numPr>
       </w:pPr>
       <w:r>
-        <w:t xml:space="preserve">Rosen Y, et al. Universal cell embeddings: a foundation model for cell biology (UCE).</w:t>
+        <w:t xml:space="preserve">Rosen Y, et al. Universal cell embedding provides a foundation model for cell biology (UCE).</w:t>
       </w:r>
       <w:r>
         <w:t xml:space="preserve"> </w:t>

--- a/manuscript/actinn-jax_preprint.docx
+++ b/manuscript/actinn-jax_preprint.docx
@@ -12089,6 +12089,63 @@
               <w:pStyle w:val="Compact"/>
             </w:pPr>
             <w:r>
+              <w:t xml:space="preserve">mlp</w:t>
+            </w:r>
+          </w:p>
+        </w:tc>
+        <w:tc>
+          <w:tcPr/>
+          <w:p>
+            <w:pPr>
+              <w:pStyle w:val="Compact"/>
+            </w:pPr>
+            <w:r>
+              <w:t xml:space="preserve">0.838</w:t>
+            </w:r>
+          </w:p>
+        </w:tc>
+        <w:tc>
+          <w:tcPr/>
+          <w:p>
+            <w:pPr>
+              <w:pStyle w:val="Compact"/>
+            </w:pPr>
+            <w:r>
+              <w:t xml:space="preserve">0.664</w:t>
+            </w:r>
+          </w:p>
+        </w:tc>
+        <w:tc>
+          <w:tcPr/>
+          <w:p>
+            <w:pPr>
+              <w:pStyle w:val="Compact"/>
+            </w:pPr>
+            <w:r>
+              <w:t xml:space="preserve">327 s</w:t>
+            </w:r>
+          </w:p>
+        </w:tc>
+        <w:tc>
+          <w:tcPr/>
+          <w:p>
+            <w:pPr>
+              <w:pStyle w:val="Compact"/>
+            </w:pPr>
+            <w:r>
+              <w:t xml:space="preserve">19.9 GB</w:t>
+            </w:r>
+          </w:p>
+        </w:tc>
+      </w:tr>
+      <w:tr>
+        <w:tc>
+          <w:tcPr/>
+          <w:p>
+            <w:pPr>
+              <w:pStyle w:val="Compact"/>
+            </w:pPr>
+            <w:r>
               <w:rPr>
                 <w:b/>
                 <w:bCs/>
@@ -12154,51 +12211,51 @@
               <w:pStyle w:val="Compact"/>
             </w:pPr>
             <w:r>
-              <w:t xml:space="preserve">mlp</w:t>
-            </w:r>
-          </w:p>
-        </w:tc>
-        <w:tc>
-          <w:tcPr/>
-          <w:p>
-            <w:pPr>
-              <w:pStyle w:val="Compact"/>
-            </w:pPr>
-            <w:r>
-              <w:t xml:space="preserve">0.838</w:t>
-            </w:r>
-          </w:p>
-        </w:tc>
-        <w:tc>
-          <w:tcPr/>
-          <w:p>
-            <w:pPr>
-              <w:pStyle w:val="Compact"/>
-            </w:pPr>
-            <w:r>
-              <w:t xml:space="preserve">0.664</w:t>
-            </w:r>
-          </w:p>
-        </w:tc>
-        <w:tc>
-          <w:tcPr/>
-          <w:p>
-            <w:pPr>
-              <w:pStyle w:val="Compact"/>
-            </w:pPr>
-            <w:r>
-              <w:t xml:space="preserve">327 s</w:t>
-            </w:r>
-          </w:p>
-        </w:tc>
-        <w:tc>
-          <w:tcPr/>
-          <w:p>
-            <w:pPr>
-              <w:pStyle w:val="Compact"/>
-            </w:pPr>
-            <w:r>
-              <w:t xml:space="preserve">19.9 GB</w:t>
+              <w:t xml:space="preserve">logistic_regression</w:t>
+            </w:r>
+          </w:p>
+        </w:tc>
+        <w:tc>
+          <w:tcPr/>
+          <w:p>
+            <w:pPr>
+              <w:pStyle w:val="Compact"/>
+            </w:pPr>
+            <w:r>
+              <w:t xml:space="preserve">0.813</w:t>
+            </w:r>
+          </w:p>
+        </w:tc>
+        <w:tc>
+          <w:tcPr/>
+          <w:p>
+            <w:pPr>
+              <w:pStyle w:val="Compact"/>
+            </w:pPr>
+            <w:r>
+              <w:t xml:space="preserve">0.689</w:t>
+            </w:r>
+          </w:p>
+        </w:tc>
+        <w:tc>
+          <w:tcPr/>
+          <w:p>
+            <w:pPr>
+              <w:pStyle w:val="Compact"/>
+            </w:pPr>
+            <w:r>
+              <w:t xml:space="preserve">29 s</w:t>
+            </w:r>
+          </w:p>
+        </w:tc>
+        <w:tc>
+          <w:tcPr/>
+          <w:p>
+            <w:pPr>
+              <w:pStyle w:val="Compact"/>
+            </w:pPr>
+            <w:r>
+              <w:t xml:space="preserve">20.0 GB</w:t>
             </w:r>
           </w:p>
         </w:tc>
@@ -12211,51 +12268,51 @@
               <w:pStyle w:val="Compact"/>
             </w:pPr>
             <w:r>
-              <w:t xml:space="preserve">logistic_regression</w:t>
-            </w:r>
-          </w:p>
-        </w:tc>
-        <w:tc>
-          <w:tcPr/>
-          <w:p>
-            <w:pPr>
-              <w:pStyle w:val="Compact"/>
-            </w:pPr>
-            <w:r>
-              <w:t xml:space="preserve">0.813</w:t>
-            </w:r>
-          </w:p>
-        </w:tc>
-        <w:tc>
-          <w:tcPr/>
-          <w:p>
-            <w:pPr>
-              <w:pStyle w:val="Compact"/>
-            </w:pPr>
-            <w:r>
-              <w:t xml:space="preserve">0.689</w:t>
-            </w:r>
-          </w:p>
-        </w:tc>
-        <w:tc>
-          <w:tcPr/>
-          <w:p>
-            <w:pPr>
-              <w:pStyle w:val="Compact"/>
-            </w:pPr>
-            <w:r>
-              <w:t xml:space="preserve">29 s</w:t>
-            </w:r>
-          </w:p>
-        </w:tc>
-        <w:tc>
-          <w:tcPr/>
-          <w:p>
-            <w:pPr>
-              <w:pStyle w:val="Compact"/>
-            </w:pPr>
-            <w:r>
-              <w:t xml:space="preserve">20.0 GB</w:t>
+              <w:t xml:space="preserve">xgboost</w:t>
+            </w:r>
+          </w:p>
+        </w:tc>
+        <w:tc>
+          <w:tcPr/>
+          <w:p>
+            <w:pPr>
+              <w:pStyle w:val="Compact"/>
+            </w:pPr>
+            <w:r>
+              <w:t xml:space="preserve">0.795</w:t>
+            </w:r>
+          </w:p>
+        </w:tc>
+        <w:tc>
+          <w:tcPr/>
+          <w:p>
+            <w:pPr>
+              <w:pStyle w:val="Compact"/>
+            </w:pPr>
+            <w:r>
+              <w:t xml:space="preserve">0.613</w:t>
+            </w:r>
+          </w:p>
+        </w:tc>
+        <w:tc>
+          <w:tcPr/>
+          <w:p>
+            <w:pPr>
+              <w:pStyle w:val="Compact"/>
+            </w:pPr>
+            <w:r>
+              <w:t xml:space="preserve">905 s</w:t>
+            </w:r>
+          </w:p>
+        </w:tc>
+        <w:tc>
+          <w:tcPr/>
+          <w:p>
+            <w:pPr>
+              <w:pStyle w:val="Compact"/>
+            </w:pPr>
+            <w:r>
+              <w:t xml:space="preserve">80.7 GB</w:t>
             </w:r>
           </w:p>
         </w:tc>
@@ -12325,51 +12382,51 @@
               <w:pStyle w:val="Compact"/>
             </w:pPr>
             <w:r>
-              <w:t xml:space="preserve">xgboost</w:t>
-            </w:r>
-          </w:p>
-        </w:tc>
-        <w:tc>
-          <w:tcPr/>
-          <w:p>
-            <w:pPr>
-              <w:pStyle w:val="Compact"/>
-            </w:pPr>
-            <w:r>
-              <w:t xml:space="preserve">0.795</w:t>
-            </w:r>
-          </w:p>
-        </w:tc>
-        <w:tc>
-          <w:tcPr/>
-          <w:p>
-            <w:pPr>
-              <w:pStyle w:val="Compact"/>
-            </w:pPr>
-            <w:r>
-              <w:t xml:space="preserve">0.613</w:t>
-            </w:r>
-          </w:p>
-        </w:tc>
-        <w:tc>
-          <w:tcPr/>
-          <w:p>
-            <w:pPr>
-              <w:pStyle w:val="Compact"/>
-            </w:pPr>
-            <w:r>
-              <w:t xml:space="preserve">905 s</w:t>
-            </w:r>
-          </w:p>
-        </w:tc>
-        <w:tc>
-          <w:tcPr/>
-          <w:p>
-            <w:pPr>
-              <w:pStyle w:val="Compact"/>
-            </w:pPr>
-            <w:r>
-              <w:t xml:space="preserve">80.7 GB</w:t>
+              <w:t xml:space="preserve">cellmapper_linear</w:t>
+            </w:r>
+          </w:p>
+        </w:tc>
+        <w:tc>
+          <w:tcPr/>
+          <w:p>
+            <w:pPr>
+              <w:pStyle w:val="Compact"/>
+            </w:pPr>
+            <w:r>
+              <w:t xml:space="preserve">0.776</w:t>
+            </w:r>
+          </w:p>
+        </w:tc>
+        <w:tc>
+          <w:tcPr/>
+          <w:p>
+            <w:pPr>
+              <w:pStyle w:val="Compact"/>
+            </w:pPr>
+            <w:r>
+              <w:t xml:space="preserve">0.553</w:t>
+            </w:r>
+          </w:p>
+        </w:tc>
+        <w:tc>
+          <w:tcPr/>
+          <w:p>
+            <w:pPr>
+              <w:pStyle w:val="Compact"/>
+            </w:pPr>
+            <w:r>
+              <w:t xml:space="preserve">58 s</w:t>
+            </w:r>
+          </w:p>
+        </w:tc>
+        <w:tc>
+          <w:tcPr/>
+          <w:p>
+            <w:pPr>
+              <w:pStyle w:val="Compact"/>
+            </w:pPr>
+            <w:r>
+              <w:t xml:space="preserve">31.5 GB</w:t>
             </w:r>
           </w:p>
         </w:tc>
@@ -12382,63 +12439,6 @@
               <w:pStyle w:val="Compact"/>
             </w:pPr>
             <w:r>
-              <w:t xml:space="preserve">cellmapper_linear</w:t>
-            </w:r>
-          </w:p>
-        </w:tc>
-        <w:tc>
-          <w:tcPr/>
-          <w:p>
-            <w:pPr>
-              <w:pStyle w:val="Compact"/>
-            </w:pPr>
-            <w:r>
-              <w:t xml:space="preserve">0.776</w:t>
-            </w:r>
-          </w:p>
-        </w:tc>
-        <w:tc>
-          <w:tcPr/>
-          <w:p>
-            <w:pPr>
-              <w:pStyle w:val="Compact"/>
-            </w:pPr>
-            <w:r>
-              <w:t xml:space="preserve">0.553</w:t>
-            </w:r>
-          </w:p>
-        </w:tc>
-        <w:tc>
-          <w:tcPr/>
-          <w:p>
-            <w:pPr>
-              <w:pStyle w:val="Compact"/>
-            </w:pPr>
-            <w:r>
-              <w:t xml:space="preserve">58 s</w:t>
-            </w:r>
-          </w:p>
-        </w:tc>
-        <w:tc>
-          <w:tcPr/>
-          <w:p>
-            <w:pPr>
-              <w:pStyle w:val="Compact"/>
-            </w:pPr>
-            <w:r>
-              <w:t xml:space="preserve">31.5 GB</w:t>
-            </w:r>
-          </w:p>
-        </w:tc>
-      </w:tr>
-      <w:tr>
-        <w:tc>
-          <w:tcPr/>
-          <w:p>
-            <w:pPr>
-              <w:pStyle w:val="Compact"/>
-            </w:pPr>
-            <w:r>
               <w:t xml:space="preserve">naive_bayes</w:t>
             </w:r>
           </w:p>
@@ -12531,7 +12531,7 @@
         <w:t xml:space="preserve"> </w:t>
       </w:r>
       <w:r>
-        <w:t xml:space="preserve">datasets.</w:t>
+        <w:t xml:space="preserve">datasets, ordered by accuracy as in Table 3.</w:t>
       </w:r>
     </w:p>
     <w:p>

--- a/manuscript/actinn-jax_preprint.docx
+++ b/manuscript/actinn-jax_preprint.docx
@@ -10340,7 +10340,7 @@
               <w:pStyle w:val="Compact"/>
             </w:pPr>
             <w:r>
-              <w:t xml:space="preserve">random grouping, same group sizes</w:t>
+              <w:t xml:space="preserve">flat, no hierarchy</w:t>
             </w:r>
           </w:p>
         </w:tc>
@@ -10352,7 +10352,7 @@
               <w:jc w:val="right"/>
             </w:pPr>
             <w:r>
-              <w:t xml:space="preserve">0.539</w:t>
+              <w:t xml:space="preserve">0.547</w:t>
             </w:r>
           </w:p>
         </w:tc>
@@ -10365,7 +10365,7 @@
               <w:pStyle w:val="Compact"/>
             </w:pPr>
             <w:r>
-              <w:t xml:space="preserve">flat, no hierarchy</w:t>
+              <w:t xml:space="preserve">random grouping, same group sizes</w:t>
             </w:r>
           </w:p>
         </w:tc>
@@ -10377,7 +10377,7 @@
               <w:jc w:val="right"/>
             </w:pPr>
             <w:r>
-              <w:t xml:space="preserve">0.547</w:t>
+              <w:t xml:space="preserve">0.539</w:t>
             </w:r>
           </w:p>
         </w:tc>
@@ -10398,19 +10398,19 @@
         <w:t xml:space="preserve"> </w:t>
       </w:r>
       <w:r>
-        <w:t xml:space="preserve">Coarse-hierarchy ablation. Ontology concordance on the held-out lung atlas for a</w:t>
-      </w:r>
-      <w:r>
-        <w:t xml:space="preserve"> </w:t>
-      </w:r>
-      <w:r>
-        <w:t xml:space="preserve">Cell Ontology lineage hierarchy, a random grouping with the same group sizes, and no hierarchy</w:t>
-      </w:r>
-      <w:r>
-        <w:t xml:space="preserve"> </w:t>
-      </w:r>
-      <w:r>
-        <w:t xml:space="preserve">at all.</w:t>
+        <w:t xml:space="preserve">Coarse-hierarchy ablation, ordered by accuracy. Ontology concordance on the</w:t>
+      </w:r>
+      <w:r>
+        <w:t xml:space="preserve"> </w:t>
+      </w:r>
+      <w:r>
+        <w:t xml:space="preserve">held-out lung atlas for a Cell Ontology lineage hierarchy, no hierarchy at all, and a random</w:t>
+      </w:r>
+      <w:r>
+        <w:t xml:space="preserve"> </w:t>
+      </w:r>
+      <w:r>
+        <w:t xml:space="preserve">grouping with the same group sizes as the ontology one.</w:t>
       </w:r>
     </w:p>
     <w:p>
@@ -10418,13 +10418,13 @@
         <w:pStyle w:val="BodyText"/>
       </w:pPr>
       <w:r>
-        <w:t xml:space="preserve">Random lands on flat, so it is the structure doing the work rather than the mere presence of</w:t>
-      </w:r>
-      <w:r>
-        <w:t xml:space="preserve"> </w:t>
-      </w:r>
-      <w:r>
-        <w:t xml:space="preserve">groups. On that basis,</w:t>
+        <w:t xml:space="preserve">Random grouping lands at flat rather than between flat and the ontology, so it is the</w:t>
+      </w:r>
+      <w:r>
+        <w:t xml:space="preserve"> </w:t>
+      </w:r>
+      <w:r>
+        <w:t xml:space="preserve">structure doing the work rather than the mere presence of groups. On that basis,</w:t>
       </w:r>
       <w:r>
         <w:t xml:space="preserve"> </w:t>

--- a/manuscript/actinn-jax_preprint.docx
+++ b/manuscript/actinn-jax_preprint.docx
@@ -2167,16 +2167,7 @@
               <w:pStyle w:val="Compact"/>
             </w:pPr>
             <w:r>
-              <w:t xml:space="preserve">core (</w:t>
-            </w:r>
-            <w:r>
-              <w:rPr>
-                <w:rStyle w:val="VerbatimChar"/>
-              </w:rPr>
-              <w:t xml:space="preserve">sctop</w:t>
-            </w:r>
-            <w:r>
-              <w:t xml:space="preserve">)</w:t>
+              <w:t xml:space="preserve">protocloud</w:t>
             </w:r>
           </w:p>
         </w:tc>
@@ -6165,13 +6156,19 @@
         <w:t xml:space="preserve"> </w:t>
       </w:r>
       <w:r>
-        <w:t xml:space="preserve">threading and scheduler contention as much as algorithm. Where matched-concurrency data is</w:t>
-      </w:r>
-      <w:r>
-        <w:t xml:space="preserve"> </w:t>
-      </w:r>
-      <w:r>
-        <w:t xml:space="preserve">missing, §3.7 reports coverage and memory and declines to report runtime ratios.</w:t>
+        <w:t xml:space="preserve">threading and scheduler contention as much as algorithm. Cost is therefore reported only</w:t>
+      </w:r>
+      <w:r>
+        <w:t xml:space="preserve"> </w:t>
+      </w:r>
+      <w:r>
+        <w:t xml:space="preserve">from the matched-concurrency run (Table 10); the four components we added to the harness are</w:t>
+      </w:r>
+      <w:r>
+        <w:t xml:space="preserve"> </w:t>
+      </w:r>
+      <w:r>
+        <w:t xml:space="preserve">compared on accuracy alone (Table 11), which does not depend on the machine.</w:t>
       </w:r>
     </w:p>
     <w:bookmarkEnd w:id="42"/>
@@ -12645,13 +12642,13 @@
         <w:t xml:space="preserve"> </w:t>
       </w:r>
       <w:r>
-        <w:t xml:space="preserve">pipeline, and where we add one ourselves it leads on accuracy and fit time (§3.1), so</w:t>
-      </w:r>
-      <w:r>
-        <w:t xml:space="preserve"> </w:t>
-      </w:r>
-      <w:r>
-        <w:t xml:space="preserve">this is a statement about the OP panel rather than a general one.</w:t>
+        <w:t xml:space="preserve">pipeline; we added one and ran it on the same six datasets, and it does not change the</w:t>
+      </w:r>
+      <w:r>
+        <w:t xml:space="preserve"> </w:t>
+      </w:r>
+      <w:r>
+        <w:t xml:space="preserve">ranking (Table 11).</w:t>
       </w:r>
     </w:p>
     <w:p>
@@ -12663,34 +12660,25 @@
           <w:b/>
           <w:bCs/>
         </w:rPr>
-        <w:t xml:space="preserve">Extension: our four added methods on the same harness.</w:t>
-      </w:r>
-      <w:r>
-        <w:t xml:space="preserve"> </w:t>
-      </w:r>
-      <w:r>
-        <w:t xml:space="preserve">We later ported the tuned linear</w:t>
-      </w:r>
-      <w:r>
-        <w:t xml:space="preserve"> </w:t>
-      </w:r>
-      <w:r>
-        <w:t xml:space="preserve">pipeline, scTOP, the SGD-SVM and CellTypist into Open Problems components and ran them</w:t>
-      </w:r>
-      <w:r>
-        <w:t xml:space="preserve"> </w:t>
-      </w:r>
-      <w:r>
-        <w:t xml:space="preserve">through the same pipeline on a fresh</w:t>
-      </w:r>
-      <w:r>
-        <w:t xml:space="preserve"> </w:t>
-      </w:r>
-      <w:r>
-        <w:rPr>
-          <w:rStyle w:val="VerbatimChar"/>
-        </w:rPr>
-        <w:t xml:space="preserve">r7i.8xlarge</w:t>
+        <w:t xml:space="preserve">Extension: our four added methods on the same datasets.</w:t>
+      </w:r>
+      <w:r>
+        <w:t xml:space="preserve"> </w:t>
+      </w:r>
+      <w:r>
+        <w:t xml:space="preserve">We ported the tuned linear</w:t>
+      </w:r>
+      <w:r>
+        <w:t xml:space="preserve"> </w:t>
+      </w:r>
+      <w:r>
+        <w:t xml:space="preserve">pipeline, the SGD-SVM, CellTypist and scTOP into Open Problems components and ran all four</w:t>
+      </w:r>
+      <w:r>
+        <w:t xml:space="preserve"> </w:t>
+      </w:r>
+      <w:r>
+        <w:t xml:space="preserve">on all six datasets</w:t>
       </w:r>
       <w:r>
         <w:t xml:space="preserve"> </w:t>
@@ -12703,71 +12691,706 @@
           <w:rPr>
             <w:rStyle w:val="VerbatimChar"/>
           </w:rPr>
-          <w:t xml:space="preserve">results_openproblems_samehw_v2.csv</w:t>
+          <w:t xml:space="preserve">results_openproblems_added_methods.csv</w:t>
         </w:r>
       </w:hyperlink>
       <w:r>
-        <w:t xml:space="preserve">, raw trace</w:t>
-      </w:r>
-      <w:r>
-        <w:t xml:space="preserve"> </w:t>
-      </w:r>
-      <w:r>
-        <w:t xml:space="preserve">archived alongside). All four run correctly on a harness we did not write, which is the</w:t>
-      </w:r>
-      <w:r>
-        <w:t xml:space="preserve"> </w:t>
-      </w:r>
-      <w:r>
-        <w:t xml:space="preserve">main thing this establishes; peak memory sits in the same 13–20 GB band as the incumbent</w:t>
-      </w:r>
-      <w:r>
-        <w:t xml:space="preserve"> </w:t>
-      </w:r>
-      <w:r>
-        <w:t xml:space="preserve">methods (xgboost is the outlier at 55 GB).</w:t>
-      </w:r>
-      <w:r>
-        <w:t xml:space="preserve"> </w:t>
-      </w:r>
-      <w:r>
-        <w:rPr>
-          <w:b/>
-          <w:bCs/>
-        </w:rPr>
-        <w:t xml:space="preserve">We do not report cross-method runtimes from</w:t>
-      </w:r>
-      <w:r>
-        <w:rPr>
-          <w:b/>
-          <w:bCs/>
-        </w:rPr>
-        <w:t xml:space="preserve"> </w:t>
-      </w:r>
-      <w:r>
-        <w:rPr>
-          <w:b/>
-          <w:bCs/>
-        </w:rPr>
-        <w:t xml:space="preserve">this run, and the reader should not infer them from the CSV.</w:t>
-      </w:r>
-      <w:r>
-        <w:t xml:space="preserve"> </w:t>
-      </w:r>
-      <w:r>
-        <w:t xml:space="preserve">Two confounds make the</w:t>
-      </w:r>
-      <w:r>
-        <w:t xml:space="preserve"> </w:t>
-      </w:r>
-      <w:r>
-        <w:t xml:space="preserve">wall-clock numbers non-comparable: the run used a higher task concurrency (6 vs 2), and the</w:t>
-      </w:r>
-      <w:r>
-        <w:t xml:space="preserve"> </w:t>
-      </w:r>
-      <w:r>
-        <w:t xml:space="preserve">methods differ enormously in how many cores they take — measured</w:t>
+        <w:t xml:space="preserve">).</w:t>
+      </w:r>
+      <w:r>
+        <w:t xml:space="preserve"> </w:t>
+      </w:r>
+      <w:r>
+        <w:t xml:space="preserve">Accuracy and macro-F1 do not depend on the machine, so these were run locally rather than on</w:t>
+      </w:r>
+      <w:r>
+        <w:t xml:space="preserve"> </w:t>
+      </w:r>
+      <w:r>
+        <w:t xml:space="preserve">the rented instance;</w:t>
+      </w:r>
+      <w:r>
+        <w:t xml:space="preserve"> </w:t>
+      </w:r>
+      <w:r>
+        <w:rPr>
+          <w:b/>
+          <w:bCs/>
+        </w:rPr>
+        <w:t xml:space="preserve">cost is not reported for them</w:t>
+      </w:r>
+      <w:r>
+        <w:t xml:space="preserve">, because that does depend on the</w:t>
+      </w:r>
+      <w:r>
+        <w:t xml:space="preserve"> </w:t>
+      </w:r>
+      <w:r>
+        <w:t xml:space="preserve">machine and only Table 10 was measured under controlled conditions. The premise is</w:t>
+      </w:r>
+      <w:r>
+        <w:t xml:space="preserve"> </w:t>
+      </w:r>
+      <w:r>
+        <w:t xml:space="preserve">checkable rather than assumed: running actinn-jax’s component locally reproduces its</w:t>
+      </w:r>
+      <w:r>
+        <w:t xml:space="preserve"> </w:t>
+      </w:r>
+      <w:r>
+        <w:t xml:space="preserve">controlled-run accuracy on every dataset to within</w:t>
+      </w:r>
+      <w:r>
+        <w:t xml:space="preserve"> </w:t>
+      </w:r>
+      <w:r>
+        <w:rPr>
+          <w:b/>
+          <w:bCs/>
+        </w:rPr>
+        <w:t xml:space="preserve">0.004</w:t>
+      </w:r>
+      <w:r>
+        <w:t xml:space="preserve"> </w:t>
+      </w:r>
+      <w:r>
+        <w:t xml:space="preserve">(mean difference 0.0005; three</w:t>
+      </w:r>
+      <w:r>
+        <w:t xml:space="preserve"> </w:t>
+      </w:r>
+      <w:r>
+        <w:t xml:space="preserve">of six identical to four decimals), which is smaller than the spread between repeats.</w:t>
+      </w:r>
+    </w:p>
+    <w:tbl>
+      <w:tblPr>
+        <w:tblStyle w:val="Table"/>
+        <w:tblW w:type="pct" w:w="5000"/>
+        <w:tblLayout w:type="fixed"/>
+        <w:tblLook w:firstRow="1" w:lastRow="0" w:firstColumn="0" w:lastColumn="0" w:noHBand="0" w:noVBand="0" w:val="0020"/>
+      </w:tblPr>
+      <w:tblGrid>
+        <w:gridCol w:w="1267"/>
+        <w:gridCol w:w="739"/>
+        <w:gridCol w:w="844"/>
+        <w:gridCol w:w="844"/>
+        <w:gridCol w:w="844"/>
+        <w:gridCol w:w="844"/>
+        <w:gridCol w:w="844"/>
+        <w:gridCol w:w="844"/>
+        <w:gridCol w:w="844"/>
+      </w:tblGrid>
+      <w:tr>
+        <w:trPr>
+          <w:tblHeader w:val="on"/>
+        </w:trPr>
+        <w:tc>
+          <w:tcPr/>
+          <w:p>
+            <w:pPr>
+              <w:pStyle w:val="Compact"/>
+            </w:pPr>
+            <w:r>
+              <w:t xml:space="preserve">method</w:t>
+            </w:r>
+          </w:p>
+        </w:tc>
+        <w:tc>
+          <w:tcPr/>
+          <w:p>
+            <w:pPr>
+              <w:pStyle w:val="Compact"/>
+              <w:jc w:val="right"/>
+            </w:pPr>
+            <w:r>
+              <w:t xml:space="preserve">mean acc</w:t>
+            </w:r>
+          </w:p>
+        </w:tc>
+        <w:tc>
+          <w:tcPr/>
+          <w:p>
+            <w:pPr>
+              <w:pStyle w:val="Compact"/>
+              <w:jc w:val="right"/>
+            </w:pPr>
+            <w:r>
+              <w:t xml:space="preserve">macro-F1</w:t>
+            </w:r>
+          </w:p>
+        </w:tc>
+        <w:tc>
+          <w:tcPr/>
+          <w:p>
+            <w:pPr>
+              <w:pStyle w:val="Compact"/>
+              <w:jc w:val="right"/>
+            </w:pPr>
+            <w:r>
+              <w:t xml:space="preserve">dkd</w:t>
+            </w:r>
+          </w:p>
+        </w:tc>
+        <w:tc>
+          <w:tcPr/>
+          <w:p>
+            <w:pPr>
+              <w:pStyle w:val="Compact"/>
+              <w:jc w:val="right"/>
+            </w:pPr>
+            <w:r>
+              <w:t xml:space="preserve">gtex</w:t>
+            </w:r>
+          </w:p>
+        </w:tc>
+        <w:tc>
+          <w:tcPr/>
+          <w:p>
+            <w:pPr>
+              <w:pStyle w:val="Compact"/>
+              <w:jc w:val="right"/>
+            </w:pPr>
+            <w:r>
+              <w:t xml:space="preserve">hypomap</w:t>
+            </w:r>
+          </w:p>
+        </w:tc>
+        <w:tc>
+          <w:tcPr/>
+          <w:p>
+            <w:pPr>
+              <w:pStyle w:val="Compact"/>
+              <w:jc w:val="right"/>
+            </w:pPr>
+            <w:r>
+              <w:t xml:space="preserve">immune</w:t>
+            </w:r>
+          </w:p>
+        </w:tc>
+        <w:tc>
+          <w:tcPr/>
+          <w:p>
+            <w:pPr>
+              <w:pStyle w:val="Compact"/>
+              <w:jc w:val="right"/>
+            </w:pPr>
+            <w:r>
+              <w:t xml:space="preserve">pancreas</w:t>
+            </w:r>
+          </w:p>
+        </w:tc>
+        <w:tc>
+          <w:tcPr/>
+          <w:p>
+            <w:pPr>
+              <w:pStyle w:val="Compact"/>
+              <w:jc w:val="right"/>
+            </w:pPr>
+            <w:r>
+              <w:t xml:space="preserve">tabula</w:t>
+            </w:r>
+          </w:p>
+        </w:tc>
+      </w:tr>
+      <w:tr>
+        <w:tc>
+          <w:tcPr/>
+          <w:p>
+            <w:pPr>
+              <w:pStyle w:val="Compact"/>
+            </w:pPr>
+            <w:r>
+              <w:t xml:space="preserve">linear-anova-pca</w:t>
+            </w:r>
+          </w:p>
+        </w:tc>
+        <w:tc>
+          <w:tcPr/>
+          <w:p>
+            <w:pPr>
+              <w:pStyle w:val="Compact"/>
+              <w:jc w:val="right"/>
+            </w:pPr>
+            <w:r>
+              <w:t xml:space="preserve">0.829</w:t>
+            </w:r>
+          </w:p>
+        </w:tc>
+        <w:tc>
+          <w:tcPr/>
+          <w:p>
+            <w:pPr>
+              <w:pStyle w:val="Compact"/>
+              <w:jc w:val="right"/>
+            </w:pPr>
+            <w:r>
+              <w:t xml:space="preserve">0.647</w:t>
+            </w:r>
+          </w:p>
+        </w:tc>
+        <w:tc>
+          <w:tcPr/>
+          <w:p>
+            <w:pPr>
+              <w:pStyle w:val="Compact"/>
+              <w:jc w:val="right"/>
+            </w:pPr>
+            <w:r>
+              <w:t xml:space="preserve">0.950</w:t>
+            </w:r>
+          </w:p>
+        </w:tc>
+        <w:tc>
+          <w:tcPr/>
+          <w:p>
+            <w:pPr>
+              <w:pStyle w:val="Compact"/>
+              <w:jc w:val="right"/>
+            </w:pPr>
+            <w:r>
+              <w:t xml:space="preserve">0.870</w:t>
+            </w:r>
+          </w:p>
+        </w:tc>
+        <w:tc>
+          <w:tcPr/>
+          <w:p>
+            <w:pPr>
+              <w:pStyle w:val="Compact"/>
+              <w:jc w:val="right"/>
+            </w:pPr>
+            <w:r>
+              <w:t xml:space="preserve">0.996</w:t>
+            </w:r>
+          </w:p>
+        </w:tc>
+        <w:tc>
+          <w:tcPr/>
+          <w:p>
+            <w:pPr>
+              <w:pStyle w:val="Compact"/>
+              <w:jc w:val="right"/>
+            </w:pPr>
+            <w:r>
+              <w:t xml:space="preserve">0.834</w:t>
+            </w:r>
+          </w:p>
+        </w:tc>
+        <w:tc>
+          <w:tcPr/>
+          <w:p>
+            <w:pPr>
+              <w:pStyle w:val="Compact"/>
+              <w:jc w:val="right"/>
+            </w:pPr>
+            <w:r>
+              <w:t xml:space="preserve">0.968</w:t>
+            </w:r>
+          </w:p>
+        </w:tc>
+        <w:tc>
+          <w:tcPr/>
+          <w:p>
+            <w:pPr>
+              <w:pStyle w:val="Compact"/>
+              <w:jc w:val="right"/>
+            </w:pPr>
+            <w:r>
+              <w:t xml:space="preserve">0.356</w:t>
+            </w:r>
+          </w:p>
+        </w:tc>
+      </w:tr>
+      <w:tr>
+        <w:tc>
+          <w:tcPr/>
+          <w:p>
+            <w:pPr>
+              <w:pStyle w:val="Compact"/>
+            </w:pPr>
+            <w:r>
+              <w:t xml:space="preserve">SVM (SGD)</w:t>
+            </w:r>
+          </w:p>
+        </w:tc>
+        <w:tc>
+          <w:tcPr/>
+          <w:p>
+            <w:pPr>
+              <w:pStyle w:val="Compact"/>
+              <w:jc w:val="right"/>
+            </w:pPr>
+            <w:r>
+              <w:t xml:space="preserve">0.815</w:t>
+            </w:r>
+          </w:p>
+        </w:tc>
+        <w:tc>
+          <w:tcPr/>
+          <w:p>
+            <w:pPr>
+              <w:pStyle w:val="Compact"/>
+              <w:jc w:val="right"/>
+            </w:pPr>
+            <w:r>
+              <w:t xml:space="preserve">0.651</w:t>
+            </w:r>
+          </w:p>
+        </w:tc>
+        <w:tc>
+          <w:tcPr/>
+          <w:p>
+            <w:pPr>
+              <w:pStyle w:val="Compact"/>
+              <w:jc w:val="right"/>
+            </w:pPr>
+            <w:r>
+              <w:t xml:space="preserve">0.939</w:t>
+            </w:r>
+          </w:p>
+        </w:tc>
+        <w:tc>
+          <w:tcPr/>
+          <w:p>
+            <w:pPr>
+              <w:pStyle w:val="Compact"/>
+              <w:jc w:val="right"/>
+            </w:pPr>
+            <w:r>
+              <w:t xml:space="preserve">0.838</w:t>
+            </w:r>
+          </w:p>
+        </w:tc>
+        <w:tc>
+          <w:tcPr/>
+          <w:p>
+            <w:pPr>
+              <w:pStyle w:val="Compact"/>
+              <w:jc w:val="right"/>
+            </w:pPr>
+            <w:r>
+              <w:t xml:space="preserve">0.996</w:t>
+            </w:r>
+          </w:p>
+        </w:tc>
+        <w:tc>
+          <w:tcPr/>
+          <w:p>
+            <w:pPr>
+              <w:pStyle w:val="Compact"/>
+              <w:jc w:val="right"/>
+            </w:pPr>
+            <w:r>
+              <w:t xml:space="preserve">0.839</w:t>
+            </w:r>
+          </w:p>
+        </w:tc>
+        <w:tc>
+          <w:tcPr/>
+          <w:p>
+            <w:pPr>
+              <w:pStyle w:val="Compact"/>
+              <w:jc w:val="right"/>
+            </w:pPr>
+            <w:r>
+              <w:t xml:space="preserve">0.965</w:t>
+            </w:r>
+          </w:p>
+        </w:tc>
+        <w:tc>
+          <w:tcPr/>
+          <w:p>
+            <w:pPr>
+              <w:pStyle w:val="Compact"/>
+              <w:jc w:val="right"/>
+            </w:pPr>
+            <w:r>
+              <w:t xml:space="preserve">0.310</w:t>
+            </w:r>
+          </w:p>
+        </w:tc>
+      </w:tr>
+      <w:tr>
+        <w:tc>
+          <w:tcPr/>
+          <w:p>
+            <w:pPr>
+              <w:pStyle w:val="Compact"/>
+            </w:pPr>
+            <w:r>
+              <w:t xml:space="preserve">CellTypist</w:t>
+            </w:r>
+          </w:p>
+        </w:tc>
+        <w:tc>
+          <w:tcPr/>
+          <w:p>
+            <w:pPr>
+              <w:pStyle w:val="Compact"/>
+              <w:jc w:val="right"/>
+            </w:pPr>
+            <w:r>
+              <w:t xml:space="preserve">0.809</w:t>
+            </w:r>
+          </w:p>
+        </w:tc>
+        <w:tc>
+          <w:tcPr/>
+          <w:p>
+            <w:pPr>
+              <w:pStyle w:val="Compact"/>
+              <w:jc w:val="right"/>
+            </w:pPr>
+            <w:r>
+              <w:t xml:space="preserve">0.644</w:t>
+            </w:r>
+          </w:p>
+        </w:tc>
+        <w:tc>
+          <w:tcPr/>
+          <w:p>
+            <w:pPr>
+              <w:pStyle w:val="Compact"/>
+              <w:jc w:val="right"/>
+            </w:pPr>
+            <w:r>
+              <w:t xml:space="preserve">0.938</w:t>
+            </w:r>
+          </w:p>
+        </w:tc>
+        <w:tc>
+          <w:tcPr/>
+          <w:p>
+            <w:pPr>
+              <w:pStyle w:val="Compact"/>
+              <w:jc w:val="right"/>
+            </w:pPr>
+            <w:r>
+              <w:t xml:space="preserve">0.837</w:t>
+            </w:r>
+          </w:p>
+        </w:tc>
+        <w:tc>
+          <w:tcPr/>
+          <w:p>
+            <w:pPr>
+              <w:pStyle w:val="Compact"/>
+              <w:jc w:val="right"/>
+            </w:pPr>
+            <w:r>
+              <w:t xml:space="preserve">0.996</w:t>
+            </w:r>
+          </w:p>
+        </w:tc>
+        <w:tc>
+          <w:tcPr/>
+          <w:p>
+            <w:pPr>
+              <w:pStyle w:val="Compact"/>
+              <w:jc w:val="right"/>
+            </w:pPr>
+            <w:r>
+              <w:t xml:space="preserve">0.843</w:t>
+            </w:r>
+          </w:p>
+        </w:tc>
+        <w:tc>
+          <w:tcPr/>
+          <w:p>
+            <w:pPr>
+              <w:pStyle w:val="Compact"/>
+              <w:jc w:val="right"/>
+            </w:pPr>
+            <w:r>
+              <w:t xml:space="preserve">0.964</w:t>
+            </w:r>
+          </w:p>
+        </w:tc>
+        <w:tc>
+          <w:tcPr/>
+          <w:p>
+            <w:pPr>
+              <w:pStyle w:val="Compact"/>
+              <w:jc w:val="right"/>
+            </w:pPr>
+            <w:r>
+              <w:t xml:space="preserve">0.275</w:t>
+            </w:r>
+          </w:p>
+        </w:tc>
+      </w:tr>
+      <w:tr>
+        <w:tc>
+          <w:tcPr/>
+          <w:p>
+            <w:pPr>
+              <w:pStyle w:val="Compact"/>
+            </w:pPr>
+            <w:r>
+              <w:t xml:space="preserve">scTOP</w:t>
+            </w:r>
+          </w:p>
+        </w:tc>
+        <w:tc>
+          <w:tcPr/>
+          <w:p>
+            <w:pPr>
+              <w:pStyle w:val="Compact"/>
+              <w:jc w:val="right"/>
+            </w:pPr>
+            <w:r>
+              <w:t xml:space="preserve">0.581</w:t>
+            </w:r>
+          </w:p>
+        </w:tc>
+        <w:tc>
+          <w:tcPr/>
+          <w:p>
+            <w:pPr>
+              <w:pStyle w:val="Compact"/>
+              <w:jc w:val="right"/>
+            </w:pPr>
+            <w:r>
+              <w:t xml:space="preserve">0.462</w:t>
+            </w:r>
+          </w:p>
+        </w:tc>
+        <w:tc>
+          <w:tcPr/>
+          <w:p>
+            <w:pPr>
+              <w:pStyle w:val="Compact"/>
+              <w:jc w:val="right"/>
+            </w:pPr>
+            <w:r>
+              <w:t xml:space="preserve">0.898</w:t>
+            </w:r>
+          </w:p>
+        </w:tc>
+        <w:tc>
+          <w:tcPr/>
+          <w:p>
+            <w:pPr>
+              <w:pStyle w:val="Compact"/>
+              <w:jc w:val="right"/>
+            </w:pPr>
+            <w:r>
+              <w:t xml:space="preserve">0.124</w:t>
+            </w:r>
+          </w:p>
+        </w:tc>
+        <w:tc>
+          <w:tcPr/>
+          <w:p>
+            <w:pPr>
+              <w:pStyle w:val="Compact"/>
+              <w:jc w:val="right"/>
+            </w:pPr>
+            <w:r>
+              <w:t xml:space="preserve">0.991</w:t>
+            </w:r>
+          </w:p>
+        </w:tc>
+        <w:tc>
+          <w:tcPr/>
+          <w:p>
+            <w:pPr>
+              <w:pStyle w:val="Compact"/>
+              <w:jc w:val="right"/>
+            </w:pPr>
+            <w:r>
+              <w:t xml:space="preserve">0.495</w:t>
+            </w:r>
+          </w:p>
+        </w:tc>
+        <w:tc>
+          <w:tcPr/>
+          <w:p>
+            <w:pPr>
+              <w:pStyle w:val="Compact"/>
+              <w:jc w:val="right"/>
+            </w:pPr>
+            <w:r>
+              <w:t xml:space="preserve">0.939</w:t>
+            </w:r>
+          </w:p>
+        </w:tc>
+        <w:tc>
+          <w:tcPr/>
+          <w:p>
+            <w:pPr>
+              <w:pStyle w:val="Compact"/>
+              <w:jc w:val="right"/>
+            </w:pPr>
+            <w:r>
+              <w:t xml:space="preserve">0.042</w:t>
+            </w:r>
+          </w:p>
+        </w:tc>
+      </w:tr>
+    </w:tbl>
+    <w:p>
+      <w:pPr>
+        <w:pStyle w:val="BodyText"/>
+      </w:pPr>
+      <w:r>
+        <w:rPr>
+          <w:b/>
+          <w:bCs/>
+        </w:rPr>
+        <w:t xml:space="preserve">Table 11.</w:t>
+      </w:r>
+      <w:r>
+        <w:t xml:space="preserve"> </w:t>
+      </w:r>
+      <w:r>
+        <w:t xml:space="preserve">The four methods we added to Open Problems, on all six of its datasets,</w:t>
+      </w:r>
+      <w:r>
+        <w:t xml:space="preserve"> </w:t>
+      </w:r>
+      <w:r>
+        <w:t xml:space="preserve">ordered by accuracy. Dataset columns abbreviate the names used in Table 10 (immune =</w:t>
+      </w:r>
+      <w:r>
+        <w:t xml:space="preserve"> </w:t>
+      </w:r>
+      <w:r>
+        <w:t xml:space="preserve">immune_cell_atlas, pancreas = mouse_pancreas_atlas, tabula = tabula_sapiens). Comparable to</w:t>
+      </w:r>
+      <w:r>
+        <w:t xml:space="preserve"> </w:t>
+      </w:r>
+      <w:r>
+        <w:t xml:space="preserve">Table 10 on accuracy, which is machine-independent; not on cost, which is not measured here.</w:t>
+      </w:r>
+    </w:p>
+    <w:p>
+      <w:pPr>
+        <w:pStyle w:val="BodyText"/>
+      </w:pPr>
+      <w:r>
+        <w:t xml:space="preserve">Read against Table 10,</w:t>
+      </w:r>
+      <w:r>
+        <w:t xml:space="preserve"> </w:t>
+      </w:r>
+      <w:r>
+        <w:rPr>
+          <w:b/>
+          <w:bCs/>
+        </w:rPr>
+        <w:t xml:space="preserve">the tuned linear pipeline does not repeat its §3.1 win here</w:t>
+      </w:r>
+      <w:r>
+        <w:t xml:space="preserve">: 0.829</w:t>
+      </w:r>
+      <w:r>
+        <w:t xml:space="preserve"> </w:t>
+      </w:r>
+      <w:r>
+        <w:t xml:space="preserve">places it third, behind</w:t>
       </w:r>
       <w:r>
         <w:t xml:space="preserve"> </w:t>
@@ -12776,146 +13399,134 @@
         <w:rPr>
           <w:rStyle w:val="VerbatimChar"/>
         </w:rPr>
-        <w:t xml:space="preserve">%cpu</w:t>
-      </w:r>
-      <w:r>
-        <w:t xml:space="preserve"> </w:t>
-      </w:r>
-      <w:r>
-        <w:t xml:space="preserve">ranges from</w:t>
-      </w:r>
-      <w:r>
-        <w:t xml:space="preserve"> </w:t>
-      </w:r>
-      <w:r>
-        <w:rPr>
-          <w:b/>
-          <w:bCs/>
-        </w:rPr>
-        <w:t xml:space="preserve">49%</w:t>
-      </w:r>
-      <w:r>
-        <w:rPr>
-          <w:b/>
-          <w:bCs/>
-        </w:rPr>
-        <w:t xml:space="preserve"> </w:t>
-      </w:r>
-      <w:r>
-        <w:rPr>
-          <w:b/>
-          <w:bCs/>
-        </w:rPr>
-        <w:t xml:space="preserve">for CellTypist (half a core) and 117% for</w:t>
-      </w:r>
-      <w:r>
-        <w:rPr>
-          <w:b/>
-          <w:bCs/>
-        </w:rPr>
+        <w:t xml:space="preserve">mlp</w:t>
+      </w:r>
+      <w:r>
+        <w:t xml:space="preserve"> </w:t>
+      </w:r>
+      <w:r>
+        <w:t xml:space="preserve">(0.838) and actinn-jax (0.837) and ahead of OP’s own</w:t>
+      </w:r>
+      <w:r>
         <w:t xml:space="preserve"> </w:t>
       </w:r>
       <w:r>
         <w:rPr>
           <w:rStyle w:val="VerbatimChar"/>
-          <w:b/>
-          <w:bCs/>
-        </w:rPr>
-        <w:t xml:space="preserve">mlp</w:t>
-      </w:r>
-      <w:r>
-        <w:rPr>
-          <w:b/>
-          <w:bCs/>
-        </w:rPr>
-        <w:t xml:space="preserve"> </w:t>
-      </w:r>
-      <w:r>
-        <w:rPr>
-          <w:b/>
-          <w:bCs/>
-        </w:rPr>
-        <w:t xml:space="preserve">(effectively single-threaded) to 2338% for</w:t>
-      </w:r>
-      <w:r>
-        <w:rPr>
-          <w:b/>
-          <w:bCs/>
-        </w:rPr>
-        <w:t xml:space="preserve"> </w:t>
-      </w:r>
-      <w:r>
-        <w:rPr>
-          <w:b/>
-          <w:bCs/>
-        </w:rPr>
-        <w:t xml:space="preserve">the linear pipeline (23 cores)</w:t>
-      </w:r>
-      <w:r>
-        <w:t xml:space="preserve">. Wall-clock under those conditions measures threading and</w:t>
-      </w:r>
-      <w:r>
-        <w:t xml:space="preserve"> </w:t>
-      </w:r>
-      <w:r>
-        <w:t xml:space="preserve">contention as much as algorithmic cost. It also disagrees with the controlled run above for</w:t>
-      </w:r>
-      <w:r>
-        <w:t xml:space="preserve"> </w:t>
-      </w:r>
-      <w:r>
-        <w:t xml:space="preserve">two methods (</w:t>
-      </w:r>
-      <w:r>
-        <w:rPr>
-          <w:rStyle w:val="VerbatimChar"/>
-        </w:rPr>
-        <w:t xml:space="preserve">mlp</w:t>
-      </w:r>
-      <w:r>
-        <w:t xml:space="preserve"> </w:t>
-      </w:r>
-      <w:r>
-        <w:t xml:space="preserve">327 s → 769 s,</w:t>
-      </w:r>
-      <w:r>
-        <w:t xml:space="preserve"> </w:t>
-      </w:r>
-      <w:r>
-        <w:rPr>
-          <w:rStyle w:val="VerbatimChar"/>
-        </w:rPr>
-        <w:t xml:space="preserve">cellmapper_linear</w:t>
-      </w:r>
-      <w:r>
-        <w:t xml:space="preserve"> </w:t>
-      </w:r>
-      <w:r>
-        <w:t xml:space="preserve">58 s → 717 s), which we flag rather</w:t>
-      </w:r>
-      <w:r>
-        <w:t xml:space="preserve"> </w:t>
-      </w:r>
-      <w:r>
-        <w:t xml:space="preserve">than reconcile: Table 10, run at low concurrency, remains the cost comparison we</w:t>
-      </w:r>
-      <w:r>
-        <w:t xml:space="preserve"> </w:t>
-      </w:r>
-      <w:r>
-        <w:t xml:space="preserve">stand behind. Coverage was partial when a wall-clock budget stopped the run — six datasets</w:t>
-      </w:r>
-      <w:r>
-        <w:t xml:space="preserve"> </w:t>
-      </w:r>
-      <w:r>
-        <w:t xml:space="preserve">for the SVM and CellTypist, four for scTOP, three for the linear pipeline — so per-method</w:t>
-      </w:r>
-      <w:r>
-        <w:t xml:space="preserve"> </w:t>
-      </w:r>
-      <w:r>
-        <w:t xml:space="preserve">means over different dataset subsets would not be comparable either.</w:t>
+        </w:rPr>
+        <w:t xml:space="preserve">logistic_regression</w:t>
+      </w:r>
+      <w:r>
+        <w:t xml:space="preserve"> </w:t>
+      </w:r>
+      <w:r>
+        <w:t xml:space="preserve">(0.813). The SGD-SVM (0.815) and CellTypist (0.809) land in the same</w:t>
+      </w:r>
+      <w:r>
+        <w:t xml:space="preserve"> </w:t>
+      </w:r>
+      <w:r>
+        <w:t xml:space="preserve">band. The linear pipeline’s lead on our own panel (§3.1) therefore does not generalize:</w:t>
+      </w:r>
+      <w:r>
+        <w:t xml:space="preserve"> </w:t>
+      </w:r>
+      <w:r>
+        <w:t xml:space="preserve">whichever of the two panels is asked, the answer is a cluster of methods within a couple of</w:t>
+      </w:r>
+      <w:r>
+        <w:t xml:space="preserve"> </w:t>
+      </w:r>
+      <w:r>
+        <w:t xml:space="preserve">points of each other, but which one tops the cluster changes with the datasets.</w:t>
+      </w:r>
+    </w:p>
+    <w:p>
+      <w:pPr>
+        <w:pStyle w:val="BodyText"/>
+      </w:pPr>
+      <w:r>
+        <w:rPr>
+          <w:b/>
+          <w:bCs/>
+        </w:rPr>
+        <w:t xml:space="preserve">scTOP fails on two of the six, for a reason worth recording.</w:t>
+      </w:r>
+      <w:r>
+        <w:t xml:space="preserve"> </w:t>
+      </w:r>
+      <w:r>
+        <w:t xml:space="preserve">Its mean (0.581) is not a</w:t>
+      </w:r>
+      <w:r>
+        <w:t xml:space="preserve"> </w:t>
+      </w:r>
+      <w:r>
+        <w:t xml:space="preserve">uniformly weak result but two collapses inside four ordinary ones: 0.124 on gtex_v9 and</w:t>
+      </w:r>
+      <w:r>
+        <w:t xml:space="preserve"> </w:t>
+      </w:r>
+      <w:r>
+        <w:t xml:space="preserve">0.042 on tabula_sapiens against 0.90–0.99 elsewhere. Open Problems hands every method 1,000</w:t>
+      </w:r>
+      <w:r>
+        <w:t xml:space="preserve"> </w:t>
+      </w:r>
+      <w:r>
+        <w:t xml:space="preserve">HVGs, and scTOP’s rank projection needs genes expressed in an appreciable fraction of cells;</w:t>
+      </w:r>
+      <w:r>
+        <w:t xml:space="preserve"> </w:t>
+      </w:r>
+      <w:r>
+        <w:t xml:space="preserve">after its expression filter only</w:t>
+      </w:r>
+      <w:r>
+        <w:t xml:space="preserve"> </w:t>
+      </w:r>
+      <w:r>
+        <w:rPr>
+          <w:b/>
+          <w:bCs/>
+        </w:rPr>
+        <w:t xml:space="preserve">106 of 1,000</w:t>
+      </w:r>
+      <w:r>
+        <w:t xml:space="preserve"> </w:t>
+      </w:r>
+      <w:r>
+        <w:t xml:space="preserve">genes survive on gtex_v9 and 210 on</w:t>
+      </w:r>
+      <w:r>
+        <w:t xml:space="preserve"> </w:t>
+      </w:r>
+      <w:r>
+        <w:t xml:space="preserve">tabula_sapiens, against 306–405 where it works. At that point some test cells retain no</w:t>
+      </w:r>
+      <w:r>
+        <w:t xml:space="preserve"> </w:t>
+      </w:r>
+      <w:r>
+        <w:t xml:space="preserve">counts at all — 185 of 11,508 on gtex_v9 — and cannot be placed; they are scored as wrong</w:t>
+      </w:r>
+      <w:r>
+        <w:t xml:space="preserve"> </w:t>
+      </w:r>
+      <w:r>
+        <w:t xml:space="preserve">rather than dropped, so 0.124 is a floor. This is the same limitation §3.1 reports from the</w:t>
+      </w:r>
+      <w:r>
+        <w:t xml:space="preserve"> </w:t>
+      </w:r>
+      <w:r>
+        <w:t xml:space="preserve">other direction: scTOP is built for small, low-cardinality problems, and a fixed 1,000-HVG</w:t>
+      </w:r>
+      <w:r>
+        <w:t xml:space="preserve"> </w:t>
+      </w:r>
+      <w:r>
+        <w:t xml:space="preserve">budget over 53 and 160 types is neither.</w:t>
       </w:r>
     </w:p>
     <w:p>
@@ -14883,39 +15494,13 @@
           <w:b/>
           <w:bCs/>
         </w:rPr>
-        <w:t xml:space="preserve">Wall-clock comparisons across methods are only meaningful at matched concurrency, and</w:t>
-      </w:r>
-      <w:r>
-        <w:rPr>
-          <w:b/>
-          <w:bCs/>
-        </w:rPr>
-        <w:t xml:space="preserve"> </w:t>
-      </w:r>
-      <w:r>
-        <w:rPr>
-          <w:b/>
-          <w:bCs/>
-        </w:rPr>
-        <w:t xml:space="preserve">we learned this the expensive way.</w:t>
-      </w:r>
-      <w:r>
-        <w:t xml:space="preserve"> </w:t>
-      </w:r>
-      <w:r>
-        <w:t xml:space="preserve">A follow-up run that added our four components to the</w:t>
-      </w:r>
-      <w:r>
-        <w:t xml:space="preserve"> </w:t>
-      </w:r>
-      <w:r>
-        <w:t xml:space="preserve">OP harness (§3.7) used higher task concurrency and produced runtimes that disagree with</w:t>
-      </w:r>
-      <w:r>
-        <w:t xml:space="preserve"> </w:t>
-      </w:r>
-      <w:r>
-        <w:t xml:space="preserve">the controlled run by up to 12× for the same method. Measured</w:t>
+        <w:t xml:space="preserve">Wall-clock comparisons across methods are only meaningful at matched concurrency.</w:t>
+      </w:r>
+      <w:r>
+        <w:t xml:space="preserve"> </w:t>
+      </w:r>
+      <w:r>
+        <w:t xml:space="preserve">Measured</w:t>
       </w:r>
       <w:r>
         <w:t xml:space="preserve"> </w:t>
@@ -14930,31 +15515,43 @@
         <w:t xml:space="preserve"> </w:t>
       </w:r>
       <w:r>
-        <w:t xml:space="preserve">across methods spans</w:t>
-      </w:r>
-      <w:r>
-        <w:t xml:space="preserve"> </w:t>
-      </w:r>
-      <w:r>
-        <w:t xml:space="preserve">49% to 2338% — some are single-threaded, some saturate 23 cores — so any wall-clock</w:t>
-      </w:r>
-      <w:r>
-        <w:t xml:space="preserve"> </w:t>
-      </w:r>
-      <w:r>
-        <w:t xml:space="preserve">ranking silently ranks threading and scheduler contention alongside algorithm. The</w:t>
-      </w:r>
-      <w:r>
-        <w:t xml:space="preserve"> </w:t>
-      </w:r>
-      <w:r>
-        <w:t xml:space="preserve">controlled low-concurrency run is the one we report; the extension establishes only that</w:t>
-      </w:r>
-      <w:r>
-        <w:t xml:space="preserve"> </w:t>
-      </w:r>
-      <w:r>
-        <w:t xml:space="preserve">the components run and what memory they need.</w:t>
+        <w:t xml:space="preserve">on the OP harness spans 49% to 2338% across methods — some are</w:t>
+      </w:r>
+      <w:r>
+        <w:t xml:space="preserve"> </w:t>
+      </w:r>
+      <w:r>
+        <w:t xml:space="preserve">single-threaded, some saturate 23 cores — so the same method timed at two concurrency</w:t>
+      </w:r>
+      <w:r>
+        <w:t xml:space="preserve"> </w:t>
+      </w:r>
+      <w:r>
+        <w:t xml:space="preserve">settings differs by up to 12×, and any wall-clock ranking taken at high concurrency</w:t>
+      </w:r>
+      <w:r>
+        <w:t xml:space="preserve"> </w:t>
+      </w:r>
+      <w:r>
+        <w:t xml:space="preserve">silently ranks threading and scheduler contention alongside algorithm. Cost is therefore</w:t>
+      </w:r>
+      <w:r>
+        <w:t xml:space="preserve"> </w:t>
+      </w:r>
+      <w:r>
+        <w:t xml:space="preserve">reported only from the single matched-concurrency run (Table 10), which covers OP’s own</w:t>
+      </w:r>
+      <w:r>
+        <w:t xml:space="preserve"> </w:t>
+      </w:r>
+      <w:r>
+        <w:t xml:space="preserve">seven methods; the four we added are compared on accuracy alone (Table 11). Putting all</w:t>
+      </w:r>
+      <w:r>
+        <w:t xml:space="preserve"> </w:t>
+      </w:r>
+      <w:r>
+        <w:t xml:space="preserve">eleven on one cost axis needs one more controlled run.</w:t>
       </w:r>
     </w:p>
     <w:p>
@@ -14988,7 +15585,7 @@
           <w:b/>
           <w:bCs/>
         </w:rPr>
-        <w:t xml:space="preserve">The 12-method comparison is human only</w:t>
+        <w:t xml:space="preserve">The cross-method comparison is human only</w:t>
       </w:r>
       <w:r>
         <w:t xml:space="preserve">; six datasets per benchmark; GPU foundation</w:t>

--- a/manuscript/actinn-jax_preprint.docx
+++ b/manuscript/actinn-jax_preprint.docx
@@ -10415,13 +10415,71 @@
         <w:pStyle w:val="BodyText"/>
       </w:pPr>
       <w:r>
-        <w:t xml:space="preserve">Random grouping lands at flat rather than between flat and the ontology, so it is the</w:t>
-      </w:r>
-      <w:r>
-        <w:t xml:space="preserve"> </w:t>
-      </w:r>
-      <w:r>
-        <w:t xml:space="preserve">structure doing the work rather than the mere presence of groups. On that basis,</w:t>
+        <w:t xml:space="preserve">Random grouping scores no better than no grouping at all (0.539 against 0.547), which rules</w:t>
+      </w:r>
+      <w:r>
+        <w:t xml:space="preserve"> </w:t>
+      </w:r>
+      <w:r>
+        <w:t xml:space="preserve">out the simplest explanation for the gain: that splitting 867 types into 29 smaller problems</w:t>
+      </w:r>
+      <w:r>
+        <w:t xml:space="preserve"> </w:t>
+      </w:r>
+      <w:r>
+        <w:t xml:space="preserve">makes each fine classifier’s job easier, something any split would do. What matters is</w:t>
+      </w:r>
+      <w:r>
+        <w:t xml:space="preserve"> </w:t>
+      </w:r>
+      <w:r>
+        <w:rPr>
+          <w:i/>
+          <w:iCs/>
+        </w:rPr>
+        <w:t xml:space="preserve">which</w:t>
+      </w:r>
+      <w:r>
+        <w:t xml:space="preserve"> </w:t>
+      </w:r>
+      <w:r>
+        <w:t xml:space="preserve">types share a group. Each group has its own fine classifier and the coarse call decides which</w:t>
+      </w:r>
+      <w:r>
+        <w:t xml:space="preserve"> </w:t>
+      </w:r>
+      <w:r>
+        <w:t xml:space="preserve">one ever sees the cell, so a group pays off only if the coarse classifier can recognize it</w:t>
+      </w:r>
+      <w:r>
+        <w:t xml:space="preserve"> </w:t>
+      </w:r>
+      <w:r>
+        <w:rPr>
+          <w:i/>
+          <w:iCs/>
+        </w:rPr>
+        <w:t xml:space="preserve">and</w:t>
+      </w:r>
+      <w:r>
+        <w:t xml:space="preserve"> </w:t>
+      </w:r>
+      <w:r>
+        <w:t xml:space="preserve">the right answer is inside it. Lineage groups manage both; groups of the same sizes</w:t>
+      </w:r>
+      <w:r>
+        <w:t xml:space="preserve"> </w:t>
+      </w:r>
+      <w:r>
+        <w:t xml:space="preserve">drawn at random manage neither.</w:t>
+      </w:r>
+    </w:p>
+    <w:p>
+      <w:pPr>
+        <w:pStyle w:val="BodyText"/>
+      </w:pPr>
+      <w:r>
+        <w:t xml:space="preserve">On that basis,</w:t>
       </w:r>
       <w:r>
         <w:t xml:space="preserve"> </w:t>

--- a/manuscript/actinn-jax_preprint.docx
+++ b/manuscript/actinn-jax_preprint.docx
@@ -323,7 +323,7 @@
         <w:t xml:space="preserve"> </w:t>
       </w:r>
       <w:r>
-        <w:t xml:space="preserve">ships a pretrained, calibrated, hierarchical pan-human annotator that runs on a laptop — a better-resourced broad tier than ours, and one we can</w:t>
+        <w:t xml:space="preserve">ships a pretrained, calibrated, hierarchical pan-human annotator that runs on a laptop — a better-resourced broad pass than ours, and one we can</w:t>
       </w:r>
       <w:r>
         <w:t xml:space="preserve"> </w:t>
@@ -694,19 +694,19 @@
         <w:t xml:space="preserve"> </w:t>
       </w:r>
       <w:r>
-        <w:t xml:space="preserve">claims or our method’s interests — ProtoCloud overtaking actinn-jax at atlas scale, a bounded</w:t>
-      </w:r>
-      <w:r>
-        <w:t xml:space="preserve"> </w:t>
-      </w:r>
-      <w:r>
-        <w:t xml:space="preserve">rather than widening memory advantage, a better-resourced broad annotator than our own — they</w:t>
-      </w:r>
-      <w:r>
-        <w:t xml:space="preserve"> </w:t>
-      </w:r>
-      <w:r>
-        <w:t xml:space="preserve">are reported in those terms.</w:t>
+        <w:t xml:space="preserve">claims or our method’s interests — ProtoCloud overtaking actinn-jax at atlas scale, a memory</w:t>
+      </w:r>
+      <w:r>
+        <w:t xml:space="preserve"> </w:t>
+      </w:r>
+      <w:r>
+        <w:t xml:space="preserve">advantage that stays a fixed factor instead of growing with the data, a better-resourced broad</w:t>
+      </w:r>
+      <w:r>
+        <w:t xml:space="preserve"> </w:t>
+      </w:r>
+      <w:r>
+        <w:t xml:space="preserve">annotator than our own — they are reported in those terms.</w:t>
       </w:r>
     </w:p>
     <w:p>
@@ -1096,7 +1096,7 @@
         <w:t xml:space="preserve"> </w:t>
       </w:r>
       <w:r>
-        <w:t xml:space="preserve">abstention, so the broad tier itself is not a distinguishing feature — we distill that</w:t>
+        <w:t xml:space="preserve">abstention, so the broad pass itself is not a distinguishing feature — we distill that</w:t>
       </w:r>
       <w:r>
         <w:t xml:space="preserve"> </w:t>
@@ -5955,7 +5955,13 @@
         <w:t xml:space="preserve"> </w:t>
       </w:r>
       <w:r>
-        <w:t xml:space="preserve">Reported per method; the point of interest is which curves cross.</w:t>
+        <w:t xml:space="preserve">Reported per method. The sweep exists to find where one method overtakes another as the</w:t>
+      </w:r>
+      <w:r>
+        <w:t xml:space="preserve"> </w:t>
+      </w:r>
+      <w:r>
+        <w:t xml:space="preserve">reference grows, which no single reference size can show.</w:t>
       </w:r>
     </w:p>
     <w:bookmarkEnd w:id="40"/>
@@ -10065,7 +10071,25 @@
         <w:t xml:space="preserve"> </w:t>
       </w:r>
       <w:r>
-        <w:t xml:space="preserve">(0.481 vs 0.511) — the corpus, not the recipe, is what bounds it. Two caveats keep this</w:t>
+        <w:t xml:space="preserve">(0.481 vs 0.511). Distillation itself therefore costs very little: on data neither model was</w:t>
+      </w:r>
+      <w:r>
+        <w:t xml:space="preserve"> </w:t>
+      </w:r>
+      <w:r>
+        <w:t xml:space="preserve">built for, the student stays within a few points of its teacher. What holds the student back</w:t>
+      </w:r>
+      <w:r>
+        <w:t xml:space="preserve"> </w:t>
+      </w:r>
+      <w:r>
+        <w:t xml:space="preserve">is which tissues and studies its training corpus happened to contain — widening the corpus</w:t>
+      </w:r>
+      <w:r>
+        <w:t xml:space="preserve"> </w:t>
+      </w:r>
+      <w:r>
+        <w:t xml:space="preserve">should move these numbers, changing the distillation procedure should not. Two caveats keep this</w:t>
       </w:r>
       <w:r>
         <w:t xml:space="preserve"> </w:t>
@@ -10972,19 +10996,25 @@
           <w:b/>
           <w:bCs/>
         </w:rPr>
-        <w:t xml:space="preserve">The two tiers switch; they do not stack</w:t>
-      </w:r>
-      <w:r>
-        <w:t xml:space="preserve"> </w:t>
-      </w:r>
-      <w:r>
-        <w:t xml:space="preserve">— we tested this and it is worth stating</w:t>
-      </w:r>
-      <w:r>
-        <w:t xml:space="preserve"> </w:t>
-      </w:r>
-      <w:r>
-        <w:t xml:space="preserve">plainly, because the opposite is the natural assumption. On the leakage-free cross-study</w:t>
+        <w:t xml:space="preserve">The broad pass hands the query to the focused pass; the two do not combine.</w:t>
+      </w:r>
+      <w:r>
+        <w:t xml:space="preserve"> </w:t>
+      </w:r>
+      <w:r>
+        <w:t xml:space="preserve">The natural</w:t>
+      </w:r>
+      <w:r>
+        <w:t xml:space="preserve"> </w:t>
+      </w:r>
+      <w:r>
+        <w:t xml:space="preserve">assumption is that a better broad call should also make the focused call better. It does not,</w:t>
+      </w:r>
+      <w:r>
+        <w:t xml:space="preserve"> </w:t>
+      </w:r>
+      <w:r>
+        <w:t xml:space="preserve">and the test is worth stating plainly. On the leakage-free cross-study</w:t>
       </w:r>
       <w:r>
         <w:t xml:space="preserve"> </w:t>
@@ -11233,7 +11263,7 @@
         <w:t xml:space="preserve"> </w:t>
       </w:r>
       <w:r>
-        <w:t xml:space="preserve">third tier below the cell-type label. Together these make actinn-jax a</w:t>
+        <w:t xml:space="preserve">third stage below the cell-type label. Together these make actinn-jax a</w:t>
       </w:r>
       <w:r>
         <w:t xml:space="preserve"> </w:t>
@@ -12667,34 +12697,26 @@
         <w:t xml:space="preserve"> </w:t>
       </w:r>
       <w:r>
-        <w:t xml:space="preserve">heavyweight (xgboost) is far slower and heavier — Pareto-non-domination</w:t>
-      </w:r>
-      <w:r>
-        <w:t xml:space="preserve"> </w:t>
-      </w:r>
-      <w:r>
-        <w:rPr>
-          <w:b/>
-          <w:bCs/>
-        </w:rPr>
-        <w:t xml:space="preserve">within Open</w:t>
-      </w:r>
-      <w:r>
-        <w:rPr>
-          <w:b/>
-          <w:bCs/>
-        </w:rPr>
-        <w:t xml:space="preserve"> </w:t>
-      </w:r>
-      <w:r>
-        <w:rPr>
-          <w:b/>
-          <w:bCs/>
-        </w:rPr>
-        <w:t xml:space="preserve">Problems’ method set</w:t>
-      </w:r>
-      <w:r>
-        <w:t xml:space="preserve">, on controlled hardware. That set contains no carefully-tuned linear</w:t>
+        <w:t xml:space="preserve">heavyweight (xgboost) is far slower and heavier:</w:t>
+      </w:r>
+      <w:r>
+        <w:t xml:space="preserve"> </w:t>
+      </w:r>
+      <w:r>
+        <w:rPr>
+          <w:b/>
+          <w:bCs/>
+        </w:rPr>
+        <w:t xml:space="preserve">within Open Problems’ method set</w:t>
+      </w:r>
+      <w:r>
+        <w:t xml:space="preserve">, on</w:t>
+      </w:r>
+      <w:r>
+        <w:t xml:space="preserve"> </w:t>
+      </w:r>
+      <w:r>
+        <w:t xml:space="preserve">controlled hardware, nothing beats actinn-jax on accuracy and cost at the same time. That set contains no carefully-tuned linear</w:t>
       </w:r>
       <w:r>
         <w:t xml:space="preserve"> </w:t>
@@ -14258,7 +14280,7 @@
         <w:t xml:space="preserve"> </w:t>
       </w:r>
       <w:r>
-        <w:t xml:space="preserve">full resolution (cross-study liver 0.23/0.58 → 0.72/0.86), with zonation as a further tier.</w:t>
+        <w:t xml:space="preserve">full resolution (cross-study liver 0.23/0.58 → 0.72/0.86), with zonation as a further stage.</w:t>
       </w:r>
       <w:r>
         <w:t xml:space="preserve"> </w:t>
@@ -14903,13 +14925,19 @@
         <w:t xml:space="preserve"> </w:t>
       </w:r>
       <w:r>
-        <w:t xml:space="preserve">rather than model noise: a method whose out-of-distribution behaviour degrades gracefully is</w:t>
-      </w:r>
-      <w:r>
-        <w:t xml:space="preserve"> </w:t>
-      </w:r>
-      <w:r>
-        <w:t xml:space="preserve">one whose confidence can be thresholded.</w:t>
+        <w:t xml:space="preserve">rather than model noise. A method that degrades gradually on unfamiliar data still assigns</w:t>
+      </w:r>
+      <w:r>
+        <w:t xml:space="preserve"> </w:t>
+      </w:r>
+      <w:r>
+        <w:t xml:space="preserve">lower confidence to the cells it is getting wrong, so a threshold separates them; a method</w:t>
+      </w:r>
+      <w:r>
+        <w:t xml:space="preserve"> </w:t>
+      </w:r>
+      <w:r>
+        <w:t xml:space="preserve">that degrades abruptly can be confidently wrong, and no threshold helps.</w:t>
       </w:r>
     </w:p>
     <w:p>
@@ -15154,7 +15182,7 @@
           <w:b/>
           <w:bCs/>
         </w:rPr>
-        <w:t xml:space="preserve">broad tier specifically, prefer a purpose-built pan-human model</w:t>
+        <w:t xml:space="preserve">broad pass specifically, prefer a purpose-built pan-human model</w:t>
       </w:r>
       <w:r>
         <w:t xml:space="preserve">:</w:t>

--- a/manuscript/actinn-jax_preprint.docx
+++ b/manuscript/actinn-jax_preprint.docx
@@ -1318,40 +1318,19 @@
         <w:t xml:space="preserve">Sparse-aware preprocessing</w:t>
       </w:r>
       <w:r>
-        <w:t xml:space="preserve">: no</w:t>
-      </w:r>
-      <w:r>
-        <w:t xml:space="preserve"> </w:t>
-      </w:r>
-      <w:r>
-        <w:rPr>
-          <w:rStyle w:val="VerbatimChar"/>
-        </w:rPr>
-        <w:t xml:space="preserve">adata.to_df</w:t>
-      </w:r>
-      <w:r>
-        <w:t xml:space="preserve"> </w:t>
-      </w:r>
-      <w:r>
-        <w:t xml:space="preserve">densification; CP10k+log2</w:t>
-      </w:r>
-      <w:r>
-        <w:t xml:space="preserve"> </w:t>
-      </w:r>
-      <w:r>
-        <w:t xml:space="preserve">normalization and the expression / coefficient-of-variation gene filter run on sparse</w:t>
-      </w:r>
-      <w:r>
-        <w:t xml:space="preserve"> </w:t>
-      </w:r>
-      <w:r>
-        <w:t xml:space="preserve">matrices; only the selected-gene</w:t>
-      </w:r>
-      <w:r>
-        <w:t xml:space="preserve"> </w:t>
-      </w:r>
-      <w:r>
-        <w:t xml:space="preserve">columns of each minibatch are densified.</w:t>
+        <w:t xml:space="preserve">: the count matrix is never densified in full. CP10k+log2</w:t>
+      </w:r>
+      <w:r>
+        <w:t xml:space="preserve"> </w:t>
+      </w:r>
+      <w:r>
+        <w:t xml:space="preserve">normalization and the expression / coefficient-of-variation gene filter run on the sparse</w:t>
+      </w:r>
+      <w:r>
+        <w:t xml:space="preserve"> </w:t>
+      </w:r>
+      <w:r>
+        <w:t xml:space="preserve">matrix; only the selected-gene columns of each minibatch are made dense.</w:t>
       </w:r>
     </w:p>
     <w:p>
@@ -1370,52 +1349,19 @@
         <w:t xml:space="preserve">Cached reference model</w:t>
       </w:r>
       <w:r>
-        <w:t xml:space="preserve"> </w:t>
-      </w:r>
-      <w:r>
-        <w:t xml:space="preserve">(</w:t>
-      </w:r>
-      <w:r>
-        <w:rPr>
-          <w:rStyle w:val="VerbatimChar"/>
-        </w:rPr>
-        <w:t xml:space="preserve">ReferenceModel</w:t>
-      </w:r>
-      <w:r>
-        <w:t xml:space="preserve">): train once,</w:t>
-      </w:r>
-      <w:r>
-        <w:t xml:space="preserve"> </w:t>
-      </w:r>
-      <w:r>
-        <w:rPr>
-          <w:rStyle w:val="VerbatimChar"/>
-        </w:rPr>
-        <w:t xml:space="preserve">save</w:t>
-      </w:r>
-      <w:r>
-        <w:t xml:space="preserve">/</w:t>
-      </w:r>
-      <w:r>
-        <w:rPr>
-          <w:rStyle w:val="VerbatimChar"/>
-        </w:rPr>
-        <w:t xml:space="preserve">load</w:t>
-      </w:r>
-      <w:r>
-        <w:t xml:space="preserve">, map many</w:t>
-      </w:r>
-      <w:r>
-        <w:t xml:space="preserve"> </w:t>
-      </w:r>
-      <w:r>
-        <w:t xml:space="preserve">queries — the amortized cost of repeated annotation against a fixed reference drops to</w:t>
-      </w:r>
-      <w:r>
-        <w:t xml:space="preserve"> </w:t>
-      </w:r>
-      <w:r>
-        <w:t xml:space="preserve">the inference cost alone.</w:t>
+        <w:t xml:space="preserve">: train once, write the fitted model to disk, reload it and map</w:t>
+      </w:r>
+      <w:r>
+        <w:t xml:space="preserve"> </w:t>
+      </w:r>
+      <w:r>
+        <w:t xml:space="preserve">many queries — the amortized cost of repeated annotation against a fixed reference drops</w:t>
+      </w:r>
+      <w:r>
+        <w:t xml:space="preserve"> </w:t>
+      </w:r>
+      <w:r>
+        <w:t xml:space="preserve">to the inference cost alone.</w:t>
       </w:r>
     </w:p>
     <w:p>
@@ -1437,45 +1383,13 @@
         <w:t xml:space="preserve"> </w:t>
       </w:r>
       <w:r>
-        <w:t xml:space="preserve">for atlas-scale queries;</w:t>
-      </w:r>
-      <w:r>
-        <w:t xml:space="preserve"> </w:t>
-      </w:r>
-      <w:r>
-        <w:rPr>
-          <w:rStyle w:val="VerbatimChar"/>
-          <w:b/>
-          <w:bCs/>
-        </w:rPr>
-        <w:t xml:space="preserve">use_raw='auto'</w:t>
-      </w:r>
-      <w:r>
-        <w:t xml:space="preserve"> </w:t>
-      </w:r>
-      <w:r>
-        <w:t xml:space="preserve">to pick raw counts</w:t>
-      </w:r>
-      <w:r>
-        <w:t xml:space="preserve"> </w:t>
-      </w:r>
-      <w:r>
-        <w:t xml:space="preserve">from</w:t>
-      </w:r>
-      <w:r>
-        <w:t xml:space="preserve"> </w:t>
-      </w:r>
-      <w:r>
-        <w:rPr>
-          <w:rStyle w:val="VerbatimChar"/>
-        </w:rPr>
-        <w:t xml:space="preserve">.raw</w:t>
-      </w:r>
-      <w:r>
-        <w:t xml:space="preserve"> </w:t>
-      </w:r>
-      <w:r>
-        <w:t xml:space="preserve">(CELLxGENE convention).</w:t>
+        <w:t xml:space="preserve">for atlas-scale queries, and raw counts are picked up automatically</w:t>
+      </w:r>
+      <w:r>
+        <w:t xml:space="preserve"> </w:t>
+      </w:r>
+      <w:r>
+        <w:t xml:space="preserve">from the slot CELLxGENE files conventionally store them in.</w:t>
       </w:r>
     </w:p>
     <w:p>
@@ -1494,56 +1408,31 @@
         <w:t xml:space="preserve">Optional reference-fit standardization</w:t>
       </w:r>
       <w:r>
-        <w:t xml:space="preserve"> </w:t>
-      </w:r>
-      <w:r>
-        <w:t xml:space="preserve">(</w:t>
-      </w:r>
-      <w:r>
-        <w:rPr>
-          <w:rStyle w:val="VerbatimChar"/>
-        </w:rPr>
-        <w:t xml:space="preserve">standardize=True</w:t>
-      </w:r>
-      <w:r>
-        <w:t xml:space="preserve">): z-score each selected</w:t>
-      </w:r>
-      <w:r>
-        <w:t xml:space="preserve"> </w:t>
-      </w:r>
-      <w:r>
-        <w:t xml:space="preserve">gene by the reference’s frozen mean/std and apply it to the query — a cheap domain</w:t>
-      </w:r>
-      <w:r>
-        <w:t xml:space="preserve"> </w:t>
-      </w:r>
-      <w:r>
-        <w:t xml:space="preserve">alignment (§3.7). Opt-in, with a saved scaler that projects with the model; μ/σ persist in</w:t>
-      </w:r>
-      <w:r>
-        <w:t xml:space="preserve"> </w:t>
-      </w:r>
-      <w:r>
-        <w:t xml:space="preserve">the</w:t>
-      </w:r>
-      <w:r>
-        <w:t xml:space="preserve"> </w:t>
-      </w:r>
-      <w:r>
-        <w:rPr>
-          <w:rStyle w:val="VerbatimChar"/>
-        </w:rPr>
-        <w:t xml:space="preserve">.npz</w:t>
-      </w:r>
-      <w:r>
-        <w:t xml:space="preserve"> </w:t>
-      </w:r>
-      <w:r>
-        <w:t xml:space="preserve">(old models load standardization-off, backward-compatible).</w:t>
-      </w:r>
-      <w:r>
-        <w:t xml:space="preserve"> </w:t>
-      </w:r>
+        <w:t xml:space="preserve">: z-score each selected gene by the reference’s</w:t>
+      </w:r>
+      <w:r>
+        <w:t xml:space="preserve"> </w:t>
+      </w:r>
+      <w:r>
+        <w:t xml:space="preserve">frozen mean and standard deviation and apply that to the query — a cheap domain alignment</w:t>
+      </w:r>
+      <w:r>
+        <w:t xml:space="preserve"> </w:t>
+      </w:r>
+      <w:r>
+        <w:t xml:space="preserve">(§3.7). Off by default; when on, the scaler is saved alongside the model and travels with</w:t>
+      </w:r>
+      <w:r>
+        <w:t xml:space="preserve"> </w:t>
+      </w:r>
+      <w:r>
+        <w:t xml:space="preserve">it, and models saved without it still load.</w:t>
+      </w:r>
+    </w:p>
+    <w:p>
+      <w:pPr>
+        <w:pStyle w:val="FirstParagraph"/>
+      </w:pPr>
       <w:r>
         <w:t xml:space="preserve">The reimplementation reproduces the original’s accuracy to within repeat noise while being</w:t>
       </w:r>
@@ -1575,22 +1464,7 @@
         <w:t xml:space="preserve"> </w:t>
       </w:r>
       <w:r>
-        <w:t xml:space="preserve">— the original’s</w:t>
-      </w:r>
-      <w:r>
-        <w:t xml:space="preserve"> </w:t>
-      </w:r>
-      <w:r>
-        <w:rPr>
-          <w:rStyle w:val="VerbatimChar"/>
-        </w:rPr>
-        <w:t xml:space="preserve">tf.compat.v1</w:t>
-      </w:r>
-      <w:r>
-        <w:t xml:space="preserve"> </w:t>
-      </w:r>
-      <w:r>
-        <w:t xml:space="preserve">graph/session code no longer</w:t>
+        <w:t xml:space="preserve">— the original’s graph/session code no longer</w:t>
       </w:r>
       <w:r>
         <w:t xml:space="preserve"> </w:t>
@@ -1612,7 +1486,7 @@
       </w:r>
     </w:p>
     <w:bookmarkEnd w:id="15"/>
-    <w:bookmarkStart w:id="27" w:name="benchmarked-methods"/>
+    <w:bookmarkStart w:id="26" w:name="benchmarked-methods"/>
     <w:p>
       <w:pPr>
         <w:pStyle w:val="Heading2"/>
@@ -1632,9 +1506,9 @@
         <w:gridCol w:w="1146"/>
         <w:gridCol w:w="1250"/>
         <w:gridCol w:w="1146"/>
-        <w:gridCol w:w="2292"/>
+        <w:gridCol w:w="2084"/>
         <w:gridCol w:w="1042"/>
-        <w:gridCol w:w="1042"/>
+        <w:gridCol w:w="1250"/>
       </w:tblGrid>
       <w:tr>
         <w:trPr>
@@ -1702,7 +1576,7 @@
               <w:pStyle w:val="Compact"/>
             </w:pPr>
             <w:r>
-              <w:t xml:space="preserve">env</w:t>
+              <w:t xml:space="preserve">runtime</w:t>
             </w:r>
           </w:p>
         </w:tc>
@@ -1768,27 +1642,18 @@
               <w:pStyle w:val="Compact"/>
             </w:pPr>
             <w:r>
-              <w:t xml:space="preserve">abstain (</w:t>
-            </w:r>
-            <w:r>
-              <w:rPr>
-                <w:rStyle w:val="VerbatimChar"/>
-              </w:rPr>
-              <w:t xml:space="preserve">min_prob</w:t>
-            </w:r>
-            <w:r>
-              <w:t xml:space="preserve">)</w:t>
-            </w:r>
-          </w:p>
-        </w:tc>
-        <w:tc>
-          <w:tcPr/>
-          <w:p>
-            <w:pPr>
-              <w:pStyle w:val="Compact"/>
-            </w:pPr>
-            <w:r>
-              <w:t xml:space="preserve">core</w:t>
+              <w:t xml:space="preserve">confidence threshold</w:t>
+            </w:r>
+          </w:p>
+        </w:tc>
+        <w:tc>
+          <w:tcPr/>
+          <w:p>
+            <w:pPr>
+              <w:pStyle w:val="Compact"/>
+            </w:pPr>
+            <w:r>
+              <w:t xml:space="preserve">JAX</w:t>
             </w:r>
           </w:p>
         </w:tc>
@@ -1861,7 +1726,7 @@
               <w:pStyle w:val="Compact"/>
             </w:pPr>
             <w:r>
-              <w:t xml:space="preserve">core</w:t>
+              <w:t xml:space="preserve">scikit-learn</w:t>
             </w:r>
           </w:p>
         </w:tc>
@@ -1934,7 +1799,7 @@
               <w:pStyle w:val="Compact"/>
             </w:pPr>
             <w:r>
-              <w:t xml:space="preserve">core</w:t>
+              <w:t xml:space="preserve">scikit-learn</w:t>
             </w:r>
           </w:p>
         </w:tc>
@@ -2007,7 +1872,7 @@
               <w:pStyle w:val="Compact"/>
             </w:pPr>
             <w:r>
-              <w:t xml:space="preserve">core</w:t>
+              <w:t xml:space="preserve">scikit-learn</w:t>
             </w:r>
           </w:p>
         </w:tc>
@@ -2090,7 +1955,7 @@
               <w:pStyle w:val="Compact"/>
             </w:pPr>
             <w:r>
-              <w:t xml:space="preserve">core</w:t>
+              <w:t xml:space="preserve">scikit-learn</w:t>
             </w:r>
           </w:p>
         </w:tc>
@@ -2167,7 +2032,7 @@
               <w:pStyle w:val="Compact"/>
             </w:pPr>
             <w:r>
-              <w:t xml:space="preserve">protocloud</w:t>
+              <w:t xml:space="preserve">NumPy</w:t>
             </w:r>
           </w:p>
         </w:tc>
@@ -2240,7 +2105,7 @@
               <w:pStyle w:val="Compact"/>
             </w:pPr>
             <w:r>
-              <w:t xml:space="preserve">R/.Rlib</w:t>
+              <w:t xml:space="preserve">R</w:t>
             </w:r>
           </w:p>
         </w:tc>
@@ -2313,7 +2178,7 @@
               <w:pStyle w:val="Compact"/>
             </w:pPr>
             <w:r>
-              <w:t xml:space="preserve">R/.Rlib</w:t>
+              <w:t xml:space="preserve">R</w:t>
             </w:r>
           </w:p>
         </w:tc>
@@ -2386,7 +2251,7 @@
               <w:pStyle w:val="Compact"/>
             </w:pPr>
             <w:r>
-              <w:t xml:space="preserve">scvi (MPS)</w:t>
+              <w:t xml:space="preserve">scVI</w:t>
             </w:r>
           </w:p>
         </w:tc>
@@ -2459,7 +2324,7 @@
               <w:pStyle w:val="Compact"/>
             </w:pPr>
             <w:r>
-              <w:t xml:space="preserve">scvi (MPS)</w:t>
+              <w:t xml:space="preserve">scVI</w:t>
             </w:r>
           </w:p>
         </w:tc>
@@ -2536,7 +2401,7 @@
               <w:pStyle w:val="Compact"/>
             </w:pPr>
             <w:r>
-              <w:t xml:space="preserve">protocloud</w:t>
+              <w:t xml:space="preserve">PyTorch</w:t>
             </w:r>
           </w:p>
         </w:tc>
@@ -2609,7 +2474,7 @@
               <w:pStyle w:val="Compact"/>
             </w:pPr>
             <w:r>
-              <w:t xml:space="preserve">scprint (MPS)</w:t>
+              <w:t xml:space="preserve">PyTorch</w:t>
             </w:r>
           </w:p>
         </w:tc>
@@ -2695,7 +2560,7 @@
               <w:pStyle w:val="Compact"/>
             </w:pPr>
             <w:r>
-              <w:t xml:space="preserve">panhuman</w:t>
+              <w:t xml:space="preserve">TensorFlow</w:t>
             </w:r>
           </w:p>
         </w:tc>
@@ -2742,13 +2607,13 @@
         <w:t xml:space="preserve">rejection</w:t>
       </w:r>
       <w:r>
-        <w:t xml:space="preserve">), and the pinned environment it was run in</w:t>
-      </w:r>
-      <w:r>
-        <w:t xml:space="preserve"> </w:t>
-      </w:r>
-      <w:r>
-        <w:t xml:space="preserve">(§2.7). Bold marks the methods added to this panel here.</w:t>
+        <w:t xml:space="preserve">), and the runtime stack it was run on;</w:t>
+      </w:r>
+      <w:r>
+        <w:t xml:space="preserve"> </w:t>
+      </w:r>
+      <w:r>
+        <w:t xml:space="preserve">each has its own pinned environment (§2.5). Bold marks the methods added to this panel here.</w:t>
       </w:r>
     </w:p>
     <w:p>
@@ -2973,21 +2838,7 @@
         <w:t xml:space="preserve"> </w:t>
       </w:r>
       <w:r>
-        <w:t xml:space="preserve">pass, and the teacher we distill in §3.4. Adapter:</w:t>
-      </w:r>
-      <w:r>
-        <w:t xml:space="preserve"> </w:t>
-      </w:r>
-      <w:hyperlink r:id="rId26">
-        <w:r>
-          <w:rPr>
-            <w:rStyle w:val="VerbatimChar"/>
-          </w:rPr>
-          <w:t xml:space="preserve">panhuman_adapter.py</w:t>
-        </w:r>
-      </w:hyperlink>
-      <w:r>
-        <w:t xml:space="preserve">.</w:t>
+        <w:t xml:space="preserve">pass, and the teacher we distill in §3.4.</w:t>
       </w:r>
     </w:p>
     <w:p>
@@ -3161,8 +3012,8 @@
         <w:t xml:space="preserve">API and older harmony versions do not compile on the current toolchain.</w:t>
       </w:r>
     </w:p>
-    <w:bookmarkEnd w:id="27"/>
-    <w:bookmarkStart w:id="33" w:name="datasets"/>
+    <w:bookmarkEnd w:id="26"/>
+    <w:bookmarkStart w:id="32" w:name="datasets"/>
     <w:p>
       <w:pPr>
         <w:pStyle w:val="Heading2"/>
@@ -3287,7 +3138,7 @@
             <w:pPr>
               <w:pStyle w:val="Compact"/>
             </w:pPr>
-            <w:hyperlink r:id="rId28">
+            <w:hyperlink r:id="rId27">
               <w:r>
                 <w:rPr>
                   <w:rStyle w:val="Hyperlink"/>
@@ -3371,7 +3222,7 @@
             <w:pPr>
               <w:pStyle w:val="Compact"/>
             </w:pPr>
-            <w:hyperlink r:id="rId29">
+            <w:hyperlink r:id="rId28">
               <w:r>
                 <w:rPr>
                   <w:rStyle w:val="Hyperlink"/>
@@ -3388,7 +3239,7 @@
             <w:r>
               <w:t xml:space="preserve"> </w:t>
             </w:r>
-            <w:hyperlink r:id="rId28">
+            <w:hyperlink r:id="rId27">
               <w:r>
                 <w:rPr>
                   <w:rStyle w:val="Hyperlink"/>
@@ -3472,7 +3323,7 @@
             <w:pPr>
               <w:pStyle w:val="Compact"/>
             </w:pPr>
-            <w:hyperlink r:id="rId30">
+            <w:hyperlink r:id="rId29">
               <w:r>
                 <w:rPr>
                   <w:rStyle w:val="Hyperlink"/>
@@ -3556,7 +3407,7 @@
             <w:pPr>
               <w:pStyle w:val="Compact"/>
             </w:pPr>
-            <w:hyperlink r:id="rId30">
+            <w:hyperlink r:id="rId29">
               <w:r>
                 <w:rPr>
                   <w:rStyle w:val="Hyperlink"/>
@@ -3647,7 +3498,7 @@
             <w:pPr>
               <w:pStyle w:val="Compact"/>
             </w:pPr>
-            <w:hyperlink r:id="rId31">
+            <w:hyperlink r:id="rId30">
               <w:r>
                 <w:rPr>
                   <w:rStyle w:val="Hyperlink"/>
@@ -3731,7 +3582,7 @@
             <w:pPr>
               <w:pStyle w:val="Compact"/>
             </w:pPr>
-            <w:hyperlink r:id="rId32">
+            <w:hyperlink r:id="rId31">
               <w:r>
                 <w:rPr>
                   <w:rStyle w:val="Hyperlink"/>
@@ -3916,7 +3767,7 @@
         <w:t xml:space="preserve">studies), an order of magnitude in cell-type count (8→86), and both gene-ID conventions.</w:t>
       </w:r>
     </w:p>
-    <w:bookmarkEnd w:id="33"/>
+    <w:bookmarkEnd w:id="32"/>
     <w:bookmarkStart w:id="34" w:name="metrics"/>
     <w:p>
       <w:pPr>
@@ -4164,130 +4015,73 @@
         <w:t xml:space="preserve"> </w:t>
       </w:r>
       <w:r>
-        <w:t xml:space="preserve">numbers here use</w:t>
-      </w:r>
-      <w:r>
-        <w:t xml:space="preserve"> </w:t>
-      </w:r>
-      <w:r>
-        <w:rPr>
-          <w:rStyle w:val="VerbatimChar"/>
-          <w:b/>
-          <w:bCs/>
-        </w:rPr>
-        <w:t xml:space="preserve">cl-basic.obo</w:t>
-      </w:r>
-      <w:r>
-        <w:rPr>
-          <w:b/>
-          <w:bCs/>
-        </w:rPr>
-        <w:t xml:space="preserve">, CL release 2026-06-08</w:t>
-      </w:r>
-      <w:r>
-        <w:t xml:space="preserve"> </w:t>
-      </w:r>
-      <w:r>
-        <w:t xml:space="preserve">(sha256</w:t>
-      </w:r>
-      <w:r>
-        <w:t xml:space="preserve"> </w:t>
-      </w:r>
-      <w:r>
-        <w:rPr>
-          <w:rStyle w:val="VerbatimChar"/>
-        </w:rPr>
-        <w:t xml:space="preserve">73996c63…</w:t>
-      </w:r>
-      <w:r>
-        <w:t xml:space="preserve">), resolved once and reused by every scoring pass (</w:t>
-      </w:r>
-      <w:r>
-        <w:rPr>
-          <w:rStyle w:val="VerbatimChar"/>
-        </w:rPr>
-        <w:t xml:space="preserve">benchmark/metrics.py</w:t>
-      </w:r>
-      <w:r>
-        <w:t xml:space="preserve">,</w:t>
-      </w:r>
-      <w:r>
-        <w:t xml:space="preserve"> </w:t>
-      </w:r>
-      <w:r>
-        <w:t xml:space="preserve">via</w:t>
-      </w:r>
-      <w:r>
-        <w:t xml:space="preserve"> </w:t>
-      </w:r>
-      <w:r>
-        <w:rPr>
-          <w:rStyle w:val="VerbatimChar"/>
-        </w:rPr>
-        <w:t xml:space="preserve">pronto</w:t>
-      </w:r>
-      <w:r>
-        <w:t xml:space="preserve">). This is not a hypothetical concern: re-running</w:t>
-      </w:r>
-      <w:r>
-        <w:t xml:space="preserve"> </w:t>
-      </w:r>
-      <w:r>
-        <w:rPr>
-          <w:rStyle w:val="VerbatimChar"/>
-        </w:rPr>
-        <w:t xml:space="preserve">lung_cross</w:t>
-      </w:r>
-      <w:r>
-        <w:t xml:space="preserve"> </w:t>
-      </w:r>
-      <w:r>
-        <w:t xml:space="preserve">against a</w:t>
-      </w:r>
-      <w:r>
-        <w:t xml:space="preserve"> </w:t>
-      </w:r>
-      <w:r>
-        <w:t xml:space="preserve">later-fetched release reproduced the splits exactly (14,390 reference / 13,550 query cells)</w:t>
-      </w:r>
-      <w:r>
-        <w:t xml:space="preserve"> </w:t>
-      </w:r>
-      <w:r>
-        <w:t xml:space="preserve">and still moved concordance by 0.003, with no model changing. The release, its checksum, and</w:t>
-      </w:r>
-      <w:r>
-        <w:t xml:space="preserve"> </w:t>
-      </w:r>
-      <w:r>
-        <w:t xml:space="preserve">exact versions for all six benchmark environments are recorded in</w:t>
-      </w:r>
-      <w:r>
-        <w:t xml:space="preserve"> </w:t>
-      </w:r>
-      <w:r>
-        <w:rPr>
-          <w:rStyle w:val="VerbatimChar"/>
-        </w:rPr>
-        <w:t xml:space="preserve">envs/locks/</w:t>
-      </w:r>
-      <w:r>
-        <w:t xml:space="preserve"> </w:t>
-      </w:r>
-      <w:r>
-        <w:t xml:space="preserve">(</w:t>
-      </w:r>
-      <w:r>
-        <w:rPr>
-          <w:rStyle w:val="VerbatimChar"/>
-        </w:rPr>
-        <w:t xml:space="preserve">tools/freeze_envs.py --check</w:t>
-      </w:r>
-      <w:r>
-        <w:t xml:space="preserve"> </w:t>
-      </w:r>
-      <w:r>
-        <w:t xml:space="preserve">reports drift).</w:t>
+        <w:t xml:space="preserve">numbers here use the</w:t>
+      </w:r>
+      <w:r>
+        <w:t xml:space="preserve"> </w:t>
+      </w:r>
+      <w:r>
+        <w:rPr>
+          <w:b/>
+          <w:bCs/>
+        </w:rPr>
+        <w:t xml:space="preserve">Cell Ontology basic release of 2026-06-08</w:t>
+      </w:r>
+      <w:r>
+        <w:t xml:space="preserve"> </w:t>
+      </w:r>
+      <w:r>
+        <w:t xml:space="preserve">(sha256 73996c63…),</w:t>
+      </w:r>
+      <w:r>
+        <w:t xml:space="preserve"> </w:t>
+      </w:r>
+      <w:r>
+        <w:t xml:space="preserve">resolved once and reused by every scoring pass. This is not a hypothetical concern:</w:t>
+      </w:r>
+      <w:r>
+        <w:t xml:space="preserve"> </w:t>
+      </w:r>
+      <w:r>
+        <w:t xml:space="preserve">re-running lung_cross against a later-fetched release reproduced the splits exactly (14,390</w:t>
+      </w:r>
+      <w:r>
+        <w:t xml:space="preserve"> </w:t>
+      </w:r>
+      <w:r>
+        <w:t xml:space="preserve">reference / 13,550 query cells) and still moved concordance by 0.003, with no model changing.</w:t>
+      </w:r>
+      <w:r>
+        <w:t xml:space="preserve"> </w:t>
+      </w:r>
+      <w:r>
+        <w:t xml:space="preserve">That release, its checksum, and pinned versions for all six benchmark environments are</w:t>
+      </w:r>
+      <w:r>
+        <w:t xml:space="preserve"> </w:t>
+      </w:r>
+      <w:r>
+        <w:t xml:space="preserve">recorded as lockfiles in the</w:t>
+      </w:r>
+      <w:r>
+        <w:t xml:space="preserve"> </w:t>
+      </w:r>
+      <w:hyperlink r:id="rId33">
+        <w:r>
+          <w:rPr>
+            <w:rStyle w:val="Hyperlink"/>
+          </w:rPr>
+          <w:t xml:space="preserve">benchmark repository</w:t>
+        </w:r>
+      </w:hyperlink>
+      <w:r>
+        <w:t xml:space="preserve">, which also carries a command that</w:t>
+      </w:r>
+      <w:r>
+        <w:t xml:space="preserve"> </w:t>
+      </w:r>
+      <w:r>
+        <w:t xml:space="preserve">reports any drift from them.</w:t>
       </w:r>
     </w:p>
     <w:p>
@@ -4337,76 +4131,38 @@
         <w:pStyle w:val="FirstParagraph"/>
       </w:pPr>
       <w:r>
-        <w:t xml:space="preserve">The runner,</w:t>
-      </w:r>
-      <w:r>
-        <w:t xml:space="preserve"> </w:t>
-      </w:r>
-      <w:r>
-        <w:rPr>
-          <w:rStyle w:val="VerbatimChar"/>
-        </w:rPr>
-        <w:t xml:space="preserve">benchmark/runner.py</w:t>
-      </w:r>
-      <w:r>
-        <w:t xml:space="preserve">, executes each method in</w:t>
-      </w:r>
-      <w:r>
-        <w:t xml:space="preserve"> </w:t>
-      </w:r>
-      <w:r>
-        <w:rPr>
-          <w:b/>
-          <w:bCs/>
-        </w:rPr>
-        <w:t xml:space="preserve">its own virtual environment</w:t>
-      </w:r>
-      <w:r>
-        <w:rPr>
-          <w:b/>
-          <w:bCs/>
-        </w:rPr>
-        <w:t xml:space="preserve"> </w:t>
-      </w:r>
-      <w:r>
-        <w:rPr>
-          <w:b/>
-          <w:bCs/>
-        </w:rPr>
-        <w:t xml:space="preserve">under subprocess isolation</w:t>
-      </w:r>
-      <w:r>
-        <w:t xml:space="preserve">, because the dependency sets are mutually unsatisfiable — scVI-based</w:t>
-      </w:r>
-      <w:r>
-        <w:t xml:space="preserve"> </w:t>
-      </w:r>
-      <w:r>
-        <w:t xml:space="preserve">methods, TensorFlow/Keras (Pan-human Azimuth), R (SingleR, scmap) and the JAX core cannot</w:t>
-      </w:r>
-      <w:r>
-        <w:t xml:space="preserve"> </w:t>
-      </w:r>
-      <w:r>
-        <w:t xml:space="preserve">coexist in one interpreter. The driver,</w:t>
-      </w:r>
-      <w:r>
-        <w:t xml:space="preserve"> </w:t>
-      </w:r>
-      <w:r>
-        <w:rPr>
-          <w:rStyle w:val="VerbatimChar"/>
-        </w:rPr>
-        <w:t xml:space="preserve">benchmark/driver.py</w:t>
-      </w:r>
-      <w:r>
-        <w:t xml:space="preserve">, builds the reference/query</w:t>
-      </w:r>
-      <w:r>
-        <w:t xml:space="preserve"> </w:t>
-      </w:r>
-      <w:r>
-        <w:t xml:space="preserve">split</w:t>
+        <w:t xml:space="preserve">Each method runs in</w:t>
+      </w:r>
+      <w:r>
+        <w:t xml:space="preserve"> </w:t>
+      </w:r>
+      <w:r>
+        <w:rPr>
+          <w:b/>
+          <w:bCs/>
+        </w:rPr>
+        <w:t xml:space="preserve">its own virtual environment, as a separate process</w:t>
+      </w:r>
+      <w:r>
+        <w:t xml:space="preserve">, because the</w:t>
+      </w:r>
+      <w:r>
+        <w:t xml:space="preserve"> </w:t>
+      </w:r>
+      <w:r>
+        <w:t xml:space="preserve">dependency sets are mutually unsatisfiable — scVI-based methods, TensorFlow/Keras (Pan-human</w:t>
+      </w:r>
+      <w:r>
+        <w:t xml:space="preserve"> </w:t>
+      </w:r>
+      <w:r>
+        <w:t xml:space="preserve">Azimuth), R (SingleR, scmap) and the JAX core cannot coexist in one interpreter. One driver</w:t>
+      </w:r>
+      <w:r>
+        <w:t xml:space="preserve"> </w:t>
+      </w:r>
+      <w:r>
+        <w:t xml:space="preserve">builds the reference/query split</w:t>
       </w:r>
       <w:r>
         <w:t xml:space="preserve"> </w:t>
@@ -4422,13 +4178,13 @@
         <w:t xml:space="preserve"> </w:t>
       </w:r>
       <w:r>
-        <w:t xml:space="preserve">from a fixed seed and hands the identical pair to every method, so</w:t>
-      </w:r>
-      <w:r>
-        <w:t xml:space="preserve"> </w:t>
-      </w:r>
-      <w:r>
-        <w:t xml:space="preserve">no method sees a different split.</w:t>
+        <w:t xml:space="preserve">from a fixed seed and hands the</w:t>
+      </w:r>
+      <w:r>
+        <w:t xml:space="preserve"> </w:t>
+      </w:r>
+      <w:r>
+        <w:t xml:space="preserve">identical pair to every method, so no method sees a different split.</w:t>
       </w:r>
       <w:r>
         <w:t xml:space="preserve"> </w:t>
@@ -4536,20 +4292,19 @@
         <w:t xml:space="preserve"> </w:t>
       </w:r>
       <w:r>
-        <w:t xml:space="preserve">driven by one command (</w:t>
-      </w:r>
-      <w:r>
-        <w:rPr>
-          <w:rStyle w:val="VerbatimChar"/>
-        </w:rPr>
-        <w:t xml:space="preserve">update_broad_reference.sh</w:t>
-      </w:r>
-      <w:r>
-        <w:t xml:space="preserve">;</w:t>
-      </w:r>
-      <w:r>
-        <w:t xml:space="preserve"> </w:t>
-      </w:r>
+        <w:t xml:space="preserve">driven by one command ( in the</w:t>
+      </w:r>
+      <w:r>
+        <w:t xml:space="preserve"> </w:t>
+      </w:r>
+      <w:hyperlink r:id="rId33">
+        <w:r>
+          <w:rPr>
+            <w:rStyle w:val="Hyperlink"/>
+          </w:rPr>
+          <w:t xml:space="preserve">benchmark repository</w:t>
+        </w:r>
+      </w:hyperlink>
       <w:r>
         <w:t xml:space="preserve">).</w:t>
       </w:r>
@@ -4569,7 +4324,7 @@
         <w:t xml:space="preserve"> </w:t>
       </w:r>
       <w:r>
-        <w:t xml:space="preserve">All primary cells for one organism in the CELLxGENE Census</w:t>
+        <w:t xml:space="preserve">Every primary cell for one organism in the CELLxGENE Census</w:t>
       </w:r>
       <w:r>
         <w:t xml:space="preserve"> </w:t>
@@ -4586,55 +4341,34 @@
         <w:t xml:space="preserve"> </w:t>
       </w:r>
       <w:r>
-        <w:t xml:space="preserve">(</w:t>
+        <w:t xml:space="preserve">— primary meaning the copy the census designates canonical, so cells deposited in more than</w:t>
+      </w:r>
+      <w:r>
+        <w:t xml:space="preserve"> </w:t>
+      </w:r>
+      <w:r>
+        <w:t xml:space="preserve">one study are counted once — stratified by cell type at a fixed cap per type: 40 for</w:t>
+      </w:r>
+      <w:r>
+        <w:t xml:space="preserve"> </w:t>
       </w:r>
       <w:r>
         <w:rPr>
           <w:rStyle w:val="VerbatimChar"/>
         </w:rPr>
-        <w:t xml:space="preserve">is_primary_data == True</w:t>
-      </w:r>
-      <w:r>
-        <w:t xml:space="preserve">), stratified by</w:t>
-      </w:r>
-      <w:r>
-        <w:t xml:space="preserve"> </w:t>
-      </w:r>
-      <w:r>
-        <w:rPr>
-          <w:rStyle w:val="VerbatimChar"/>
-        </w:rPr>
-        <w:t xml:space="preserve">cell_type</w:t>
-      </w:r>
-      <w:r>
-        <w:t xml:space="preserve"> </w:t>
-      </w:r>
-      <w:r>
-        <w:t xml:space="preserve">at a fixed cap per type — 40 for</w:t>
-      </w:r>
-      <w:r>
-        <w:t xml:space="preserve"> </w:t>
-      </w:r>
-      <w:r>
-        <w:rPr>
-          <w:rStyle w:val="VerbatimChar"/>
-        </w:rPr>
         <w:t xml:space="preserve">broad_human_v1</w:t>
       </w:r>
       <w:r>
-        <w:t xml:space="preserve">, 60 for the later human and mouse pulls — dropping types with fewer than 12</w:t>
-      </w:r>
-      <w:r>
-        <w:t xml:space="preserve"> </w:t>
-      </w:r>
-      <w:r>
-        <w:t xml:space="preserve">cells and the uninformative labels (</w:t>
-      </w:r>
-      <w:r>
-        <w:rPr>
-          <w:rStyle w:val="VerbatimChar"/>
-        </w:rPr>
-        <w:t xml:space="preserve">unknown</w:t>
+        <w:t xml:space="preserve">, 60 for the later human and mouse pulls. Types with fewer than 12 cells are</w:t>
+      </w:r>
+      <w:r>
+        <w:t xml:space="preserve"> </w:t>
+      </w:r>
+      <w:r>
+        <w:t xml:space="preserve">dropped, as are labels that carry no information (</w:t>
+      </w:r>
+      <w:r>
+        <w:t xml:space="preserve">“unknown”</w:t>
       </w:r>
       <w:r>
         <w:t xml:space="preserve">,</w:t>
@@ -4643,10 +4377,7 @@
         <w:t xml:space="preserve"> </w:t>
       </w:r>
       <w:r>
-        <w:rPr>
-          <w:rStyle w:val="VerbatimChar"/>
-        </w:rPr>
-        <w:t xml:space="preserve">native cell</w:t>
+        <w:t xml:space="preserve">“native cell”</w:t>
       </w:r>
       <w:r>
         <w:t xml:space="preserve">,</w:t>
@@ -4655,10 +4386,13 @@
         <w:t xml:space="preserve"> </w:t>
       </w:r>
       <w:r>
-        <w:rPr>
-          <w:rStyle w:val="VerbatimChar"/>
-        </w:rPr>
-        <w:t xml:space="preserve">eukaryotic cell</w:t>
+        <w:t xml:space="preserve">“eukaryotic</w:t>
+      </w:r>
+      <w:r>
+        <w:t xml:space="preserve"> </w:t>
+      </w:r>
+      <w:r>
+        <w:t xml:space="preserve">cell”</w:t>
       </w:r>
       <w:r>
         <w:t xml:space="preserve">,</w:t>
@@ -4667,76 +4401,46 @@
         <w:t xml:space="preserve"> </w:t>
       </w:r>
       <w:r>
-        <w:rPr>
-          <w:rStyle w:val="VerbatimChar"/>
-        </w:rPr>
-        <w:t xml:space="preserve">animal cell</w:t>
-      </w:r>
-      <w:r>
-        <w:t xml:space="preserve">). The pull is checkpointed per batch of ten datasets and retried, since transient</w:t>
-      </w:r>
-      <w:r>
-        <w:t xml:space="preserve"> </w:t>
-      </w:r>
-      <w:r>
-        <w:t xml:space="preserve">TileDB/S3 read errors are routine at this scale. Both</w:t>
-      </w:r>
-      <w:r>
-        <w:t xml:space="preserve"> </w:t>
-      </w:r>
-      <w:r>
-        <w:rPr>
-          <w:rStyle w:val="VerbatimChar"/>
-        </w:rPr>
-        <w:t xml:space="preserve">feature_id</w:t>
-      </w:r>
-      <w:r>
-        <w:t xml:space="preserve"> </w:t>
-      </w:r>
-      <w:r>
-        <w:t xml:space="preserve">(Ensembl) and</w:t>
-      </w:r>
-      <w:r>
-        <w:t xml:space="preserve"> </w:t>
-      </w:r>
-      <w:r>
-        <w:rPr>
-          <w:rStyle w:val="VerbatimChar"/>
-        </w:rPr>
-        <w:t xml:space="preserve">feature_name</w:t>
-      </w:r>
-      <w:r>
-        <w:t xml:space="preserve"> </w:t>
-      </w:r>
-      <w:r>
-        <w:t xml:space="preserve">(symbol) are carried, because symbol-keyed consumers cannot use an</w:t>
-      </w:r>
-      <w:r>
-        <w:t xml:space="preserve"> </w:t>
-      </w:r>
-      <w:r>
-        <w:t xml:space="preserve">Ensembl-only pull.</w:t>
-      </w:r>
-      <w:r>
-        <w:t xml:space="preserve"> </w:t>
-      </w:r>
-      <w:r>
-        <w:rPr>
-          <w:rStyle w:val="VerbatimChar"/>
-        </w:rPr>
-        <w:t xml:space="preserve">stable</w:t>
-      </w:r>
-      <w:r>
-        <w:t xml:space="preserve"> </w:t>
-      </w:r>
-      <w:r>
-        <w:t xml:space="preserve">is a moving pointer, so the resolved release is recorded; every</w:t>
-      </w:r>
-      <w:r>
-        <w:t xml:space="preserve"> </w:t>
-      </w:r>
-      <w:r>
-        <w:t xml:space="preserve">reference here comes from</w:t>
+        <w:t xml:space="preserve">“animal cell”</w:t>
+      </w:r>
+      <w:r>
+        <w:t xml:space="preserve">). The pull is checkpointed every ten datasets and retried, since</w:t>
+      </w:r>
+      <w:r>
+        <w:t xml:space="preserve"> </w:t>
+      </w:r>
+      <w:r>
+        <w:t xml:space="preserve">transient object-store read errors are routine at this scale. Genes are carried under both</w:t>
+      </w:r>
+      <w:r>
+        <w:t xml:space="preserve"> </w:t>
+      </w:r>
+      <w:r>
+        <w:t xml:space="preserve">Ensembl ids and symbols, because a symbol-keyed consumer cannot use an Ensembl-only pull.</w:t>
+      </w:r>
+      <w:r>
+        <w:t xml:space="preserve"> </w:t>
+      </w:r>
+      <w:r>
+        <w:t xml:space="preserve">The census</w:t>
+      </w:r>
+      <w:r>
+        <w:t xml:space="preserve"> </w:t>
+      </w:r>
+      <w:r>
+        <w:t xml:space="preserve">“stable”</w:t>
+      </w:r>
+      <w:r>
+        <w:t xml:space="preserve"> </w:t>
+      </w:r>
+      <w:r>
+        <w:t xml:space="preserve">alias is a moving pointer, so the release it resolved to is recorded;</w:t>
+      </w:r>
+      <w:r>
+        <w:t xml:space="preserve"> </w:t>
+      </w:r>
+      <w:r>
+        <w:t xml:space="preserve">every reference here comes from</w:t>
       </w:r>
       <w:r>
         <w:t xml:space="preserve"> </w:t>
@@ -4795,37 +4499,19 @@
         <w:t xml:space="preserve"> </w:t>
       </w:r>
       <w:r>
-        <w:t xml:space="preserve">scPRINT (</w:t>
-      </w:r>
-      <w:r>
-        <w:rPr>
-          <w:rStyle w:val="VerbatimChar"/>
-        </w:rPr>
-        <w:t xml:space="preserve">medium-v1.5</w:t>
-      </w:r>
-      <w:r>
-        <w:t xml:space="preserve">) embeds the reference once in</w:t>
-      </w:r>
-      <w:r>
-        <w:t xml:space="preserve"> </w:t>
-      </w:r>
-      <w:r>
-        <w:t xml:space="preserve">4,000-cell chunks; per-cell-type centroids are Ward-clustered into</w:t>
-      </w:r>
-      <w:r>
-        <w:t xml:space="preserve"> </w:t>
-      </w:r>
-      <w:r>
-        <w:rPr>
-          <w:rStyle w:val="VerbatimChar"/>
-        </w:rPr>
-        <w:t xml:space="preserve">max(8, round(√n_types))</w:t>
-      </w:r>
-      <w:r>
-        <w:t xml:space="preserve"> </w:t>
-      </w:r>
-      <w:r>
-        <w:t xml:space="preserve">groups. scPRINT’s QC drops cells, so the embedding is not</w:t>
+        <w:t xml:space="preserve">scPRINT (medium-v1.5) embeds the reference once in</w:t>
+      </w:r>
+      <w:r>
+        <w:t xml:space="preserve"> </w:t>
+      </w:r>
+      <w:r>
+        <w:t xml:space="preserve">4,000-cell chunks; per-cell-type centroids are Ward-clustered into roughly √(number of</w:t>
+      </w:r>
+      <w:r>
+        <w:t xml:space="preserve"> </w:t>
+      </w:r>
+      <w:r>
+        <w:t xml:space="preserve">types) groups, with a floor of eight. scPRINT’s QC drops cells, so the embedding is not</w:t>
       </w:r>
       <w:r>
         <w:t xml:space="preserve"> </w:t>
@@ -4871,22 +4557,13 @@
         <w:t xml:space="preserve"> </w:t>
       </w:r>
       <w:r>
-        <w:t xml:space="preserve">dropped as uninformative; the same Ward clustering is applied to those vectors</w:t>
-      </w:r>
-      <w:r>
-        <w:t xml:space="preserve"> </w:t>
-      </w:r>
-      <w:r>
-        <w:t xml:space="preserve">(</w:t>
-      </w:r>
-      <w:r>
-        <w:rPr>
-          <w:rStyle w:val="VerbatimChar"/>
-        </w:rPr>
-        <w:t xml:space="preserve">ontology_hierarchy.py</w:t>
-      </w:r>
-      <w:r>
-        <w:t xml:space="preserve">). Free, deterministic, and species-independent — which is what</w:t>
+        <w:t xml:space="preserve">dropped as uninformative; the same Ward clustering is applied to those vectors.</w:t>
+      </w:r>
+      <w:r>
+        <w:t xml:space="preserve"> </w:t>
+      </w:r>
+      <w:r>
+        <w:t xml:space="preserve">Free, deterministic, and species-independent — which is what</w:t>
       </w:r>
       <w:r>
         <w:t xml:space="preserve"> </w:t>
@@ -4998,22 +4675,13 @@
         <w:t xml:space="preserve"> </w:t>
       </w:r>
       <w:r>
-        <w:rPr>
-          <w:rStyle w:val="VerbatimChar"/>
-        </w:rPr>
-        <w:t xml:space="preserve">min_prob</w:t>
-      </w:r>
-      <w:r>
-        <w:t xml:space="preserve"> </w:t>
-      </w:r>
-      <w:r>
-        <w:t xml:space="preserve">to</w:t>
-      </w:r>
-      <w:r>
-        <w:t xml:space="preserve"> </w:t>
-      </w:r>
-      <w:r>
-        <w:t xml:space="preserve">trade coverage against accuracy on kept cells — the table each shipped reference reports.</w:t>
+        <w:t xml:space="preserve">the confidence threshold to trade coverage against accuracy on kept cells — the table each</w:t>
+      </w:r>
+      <w:r>
+        <w:t xml:space="preserve"> </w:t>
+      </w:r>
+      <w:r>
+        <w:t xml:space="preserve">shipped reference reports.</w:t>
       </w:r>
     </w:p>
     <w:p>
@@ -5031,34 +4699,19 @@
         <w:t xml:space="preserve"> </w:t>
       </w:r>
       <w:r>
-        <w:t xml:space="preserve">Each reference is written with a</w:t>
-      </w:r>
-      <w:r>
-        <w:t xml:space="preserve"> </w:t>
-      </w:r>
-      <w:r>
-        <w:rPr>
-          <w:rStyle w:val="VerbatimChar"/>
-        </w:rPr>
-        <w:t xml:space="preserve">build_info.json</w:t>
-      </w:r>
-      <w:r>
-        <w:t xml:space="preserve"> </w:t>
-      </w:r>
-      <w:r>
-        <w:t xml:space="preserve">recording</w:t>
-      </w:r>
-      <w:r>
-        <w:t xml:space="preserve"> </w:t>
-      </w:r>
-      <w:r>
-        <w:t xml:space="preserve">census release, corpus sizes, hierarchy route, organism and calibration table. Because a</w:t>
-      </w:r>
-      <w:r>
-        <w:t xml:space="preserve"> </w:t>
-      </w:r>
-      <w:r>
-        <w:t xml:space="preserve">rebuild can train cleanly and annotate</w:t>
+        <w:t xml:space="preserve">Each reference ships with a build record: census release,</w:t>
+      </w:r>
+      <w:r>
+        <w:t xml:space="preserve"> </w:t>
+      </w:r>
+      <w:r>
+        <w:t xml:space="preserve">corpus sizes, hierarchy route, organism and calibration table. Because a rebuild can train</w:t>
+      </w:r>
+      <w:r>
+        <w:t xml:space="preserve"> </w:t>
+      </w:r>
+      <w:r>
+        <w:t xml:space="preserve">cleanly and annotate</w:t>
       </w:r>
       <w:r>
         <w:t xml:space="preserve"> </w:t>
@@ -5071,43 +4724,40 @@
         <w:t xml:space="preserve">worse</w:t>
       </w:r>
       <w:r>
-        <w:t xml:space="preserve">, the previous reference is backed up and the</w:t>
-      </w:r>
-      <w:r>
-        <w:t xml:space="preserve"> </w:t>
-      </w:r>
-      <w:r>
-        <w:t xml:space="preserve">new one is scored on a held-out atlas before it is kept (</w:t>
+        <w:t xml:space="preserve">, the previous reference is backed up and the new one is scored</w:t>
+      </w:r>
+      <w:r>
+        <w:t xml:space="preserve"> </w:t>
+      </w:r>
+      <w:r>
+        <w:t xml:space="preserve">on a held-out atlas before it is kept. For</w:t>
+      </w:r>
+      <w:r>
+        <w:t xml:space="preserve"> </w:t>
       </w:r>
       <w:r>
         <w:rPr>
           <w:rStyle w:val="VerbatimChar"/>
         </w:rPr>
-        <w:t xml:space="preserve">verify_reference.py</w:t>
-      </w:r>
-      <w:r>
-        <w:t xml:space="preserve">). For</w:t>
-      </w:r>
-      <w:r>
-        <w:t xml:space="preserve"> </w:t>
-      </w:r>
-      <w:r>
-        <w:rPr>
-          <w:rStyle w:val="VerbatimChar"/>
-        </w:rPr>
         <w:t xml:space="preserve">broad_mouse_v1</w:t>
       </w:r>
       <w:r>
         <w:t xml:space="preserve"> </w:t>
       </w:r>
       <w:r>
-        <w:t xml:space="preserve">the test set is carved from the census itself: two datasets are excluded from</w:t>
-      </w:r>
-      <w:r>
-        <w:t xml:space="preserve"> </w:t>
-      </w:r>
-      <w:r>
-        <w:t xml:space="preserve">the reference sample and re-pulled as the query, so</w:t>
+        <w:t xml:space="preserve">the test set is carved from the</w:t>
+      </w:r>
+      <w:r>
+        <w:t xml:space="preserve"> </w:t>
+      </w:r>
+      <w:r>
+        <w:t xml:space="preserve">census itself: two datasets are excluded from the reference sample and re-pulled as the</w:t>
+      </w:r>
+      <w:r>
+        <w:t xml:space="preserve"> </w:t>
+      </w:r>
+      <w:r>
+        <w:t xml:space="preserve">query, so</w:t>
       </w:r>
       <w:r>
         <w:t xml:space="preserve"> </w:t>
@@ -5135,37 +4785,7 @@
         <w:t xml:space="preserve"> </w:t>
       </w:r>
       <w:r>
-        <w:t xml:space="preserve">and</w:t>
-      </w:r>
-      <w:r>
-        <w:t xml:space="preserve"> </w:t>
-      </w:r>
-      <w:r>
-        <w:t xml:space="preserve">not merely held-out cells (</w:t>
-      </w:r>
-      <w:r>
-        <w:rPr>
-          <w:rStyle w:val="VerbatimChar"/>
-        </w:rPr>
-        <w:t xml:space="preserve">EXCLUDE_DATASETS</w:t>
-      </w:r>
-      <w:r>
-        <w:t xml:space="preserve"> </w:t>
-      </w:r>
-      <w:r>
-        <w:t xml:space="preserve">/</w:t>
-      </w:r>
-      <w:r>
-        <w:t xml:space="preserve"> </w:t>
-      </w:r>
-      <w:r>
-        <w:rPr>
-          <w:rStyle w:val="VerbatimChar"/>
-        </w:rPr>
-        <w:t xml:space="preserve">ONLY_DATASETS</w:t>
-      </w:r>
-      <w:r>
-        <w:t xml:space="preserve">).</w:t>
+        <w:t xml:space="preserve">and not merely held-out cells.</w:t>
       </w:r>
     </w:p>
     <w:bookmarkEnd w:id="37"/>
@@ -5207,170 +4827,110 @@
           <w:b/>
           <w:bCs/>
         </w:rPr>
-        <w:t xml:space="preserve">Teacher pass</w:t>
-      </w:r>
-      <w:r>
-        <w:t xml:space="preserve"> </w:t>
-      </w:r>
-      <w:r>
-        <w:t xml:space="preserve">(</w:t>
+        <w:t xml:space="preserve">Teacher pass.</w:t>
+      </w:r>
+      <w:r>
+        <w:t xml:space="preserve"> </w:t>
+      </w:r>
+      <w:r>
+        <w:t xml:space="preserve">Pan-human Azimuth labels a corpus of raw counts through its low-level API</w:t>
+      </w:r>
+      <w:r>
+        <w:t xml:space="preserve"> </w:t>
+      </w:r>
+      <w:r>
+        <w:t xml:space="preserve">in batches of 8,192, which loads the weights once rather than once per call. All eight levels</w:t>
+      </w:r>
+      <w:r>
+        <w:t xml:space="preserve"> </w:t>
+      </w:r>
+      <w:r>
+        <w:t xml:space="preserve">are retained. Where the package cannot reconcile a refined level with its coarser ones it</w:t>
+      </w:r>
+      <w:r>
+        <w:t xml:space="preserve"> </w:t>
+      </w:r>
+      <w:r>
+        <w:t xml:space="preserve">blanks that column; those cells still</w:t>
+      </w:r>
+      <w:r>
+        <w:t xml:space="preserve"> </w:t>
+      </w:r>
+      <w:r>
+        <w:t xml:space="preserve">carry a deepest-level call, so we fall back to it rather than discard them — dropping them</w:t>
+      </w:r>
+      <w:r>
+        <w:t xml:space="preserve"> </w:t>
+      </w:r>
+      <w:r>
+        <w:t xml:space="preserve">would distill only the cells the teacher found easy. Predictions are mapped to CL ids through</w:t>
+      </w:r>
+      <w:r>
+        <w:t xml:space="preserve"> </w:t>
+      </w:r>
+      <w:r>
+        <w:t xml:space="preserve">the package’s own crosswalk.</w:t>
+      </w:r>
+    </w:p>
+    <w:p>
+      <w:pPr>
+        <w:pStyle w:val="BodyText"/>
+      </w:pPr>
+      <w:r>
+        <w:rPr>
+          <w:b/>
+          <w:bCs/>
+        </w:rPr>
+        <w:t xml:space="preserve">Student pass.</w:t>
+      </w:r>
+      <w:r>
+        <w:t xml:space="preserve"> </w:t>
+      </w:r>
+      <w:r>
+        <w:t xml:space="preserve">The student is a hierarchical actinn-jax reference whose</w:t>
+      </w:r>
+      <w:r>
+        <w:t xml:space="preserve"> </w:t>
+      </w:r>
+      <w:r>
+        <w:rPr>
+          <w:b/>
+          <w:bCs/>
+        </w:rPr>
+        <w:t xml:space="preserve">classes</w:t>
+      </w:r>
+      <w:r>
+        <w:t xml:space="preserve"> </w:t>
+      </w:r>
+      <w:r>
+        <w:t xml:space="preserve">are</w:t>
+      </w:r>
+      <w:r>
+        <w:t xml:space="preserve"> </w:t>
+      </w:r>
+      <w:r>
+        <w:t xml:space="preserve">the teacher’s refined fine labels (including its trained</w:t>
+      </w:r>
+      <w:r>
+        <w:t xml:space="preserve"> </w:t>
       </w:r>
       <w:r>
         <w:rPr>
           <w:rStyle w:val="VerbatimChar"/>
         </w:rPr>
-        <w:t xml:space="preserve">distill_dump.py</w:t>
-      </w:r>
-      <w:r>
-        <w:t xml:space="preserve">,</w:t>
-      </w:r>
-      <w:r>
-        <w:t xml:space="preserve"> </w:t>
-      </w:r>
-      <w:r>
-        <w:rPr>
-          <w:rStyle w:val="VerbatimChar"/>
-        </w:rPr>
-        <w:t xml:space="preserve">.venv-panhuman</w:t>
-      </w:r>
-      <w:r>
-        <w:t xml:space="preserve">). Pan-human Azimuth labels a corpus of</w:t>
-      </w:r>
-      <w:r>
-        <w:t xml:space="preserve"> </w:t>
-      </w:r>
-      <w:r>
-        <w:t xml:space="preserve">raw counts through its low-level API (</w:t>
-      </w:r>
-      <w:r>
-        <w:rPr>
-          <w:rStyle w:val="VerbatimChar"/>
-        </w:rPr>
-        <w:t xml:space="preserve">AzimuthNN_base</w:t>
-      </w:r>
-      <w:r>
-        <w:t xml:space="preserve">, batch 8,192), which loads weights once</w:t>
-      </w:r>
-      <w:r>
-        <w:t xml:space="preserve"> </w:t>
-      </w:r>
-      <w:r>
-        <w:t xml:space="preserve">rather than per call. All eight levels are retained. Where the package cannot reconcile a</w:t>
-      </w:r>
-      <w:r>
-        <w:t xml:space="preserve"> </w:t>
-      </w:r>
-      <w:r>
-        <w:t xml:space="preserve">refined level with its coarser ones it blanks that column to boolean</w:t>
-      </w:r>
-      <w:r>
-        <w:t xml:space="preserve"> </w:t>
-      </w:r>
-      <w:r>
-        <w:rPr>
-          <w:rStyle w:val="VerbatimChar"/>
-        </w:rPr>
-        <w:t xml:space="preserve">False</w:t>
-      </w:r>
-      <w:r>
-        <w:t xml:space="preserve">; those cells still</w:t>
-      </w:r>
-      <w:r>
-        <w:t xml:space="preserve"> </w:t>
-      </w:r>
-      <w:r>
-        <w:t xml:space="preserve">carry a deepest-level call, so we fall back to it rather than discard them — dropping them</w:t>
-      </w:r>
-      <w:r>
-        <w:t xml:space="preserve"> </w:t>
-      </w:r>
-      <w:r>
-        <w:t xml:space="preserve">would distill only the cells the teacher found easy. Predictions are mapped to CL ids through</w:t>
-      </w:r>
-      <w:r>
-        <w:t xml:space="preserve"> </w:t>
-      </w:r>
-      <w:r>
-        <w:t xml:space="preserve">the package’s own crosswalk.</w:t>
-      </w:r>
-    </w:p>
-    <w:p>
-      <w:pPr>
-        <w:pStyle w:val="BodyText"/>
-      </w:pPr>
-      <w:r>
-        <w:rPr>
-          <w:b/>
-          <w:bCs/>
-        </w:rPr>
-        <w:t xml:space="preserve">Student pass</w:t>
-      </w:r>
-      <w:r>
-        <w:t xml:space="preserve"> </w:t>
-      </w:r>
-      <w:r>
-        <w:t xml:space="preserve">(</w:t>
-      </w:r>
-      <w:r>
-        <w:rPr>
-          <w:rStyle w:val="VerbatimChar"/>
-        </w:rPr>
-        <w:t xml:space="preserve">distill_train.py</w:t>
-      </w:r>
-      <w:r>
-        <w:t xml:space="preserve">, core venv). The student is a</w:t>
-      </w:r>
-      <w:r>
-        <w:t xml:space="preserve"> </w:t>
-      </w:r>
-      <w:r>
-        <w:rPr>
-          <w:rStyle w:val="VerbatimChar"/>
-        </w:rPr>
-        <w:t xml:space="preserve">HierarchicalReferenceModel</w:t>
-      </w:r>
-      <w:r>
-        <w:t xml:space="preserve"> </w:t>
-      </w:r>
-      <w:r>
-        <w:t xml:space="preserve">whose</w:t>
-      </w:r>
-      <w:r>
-        <w:t xml:space="preserve"> </w:t>
-      </w:r>
-      <w:r>
-        <w:rPr>
-          <w:b/>
-          <w:bCs/>
-        </w:rPr>
-        <w:t xml:space="preserve">classes</w:t>
-      </w:r>
-      <w:r>
-        <w:t xml:space="preserve"> </w:t>
-      </w:r>
-      <w:r>
-        <w:t xml:space="preserve">are the teacher’s refined fine labels</w:t>
-      </w:r>
-      <w:r>
-        <w:t xml:space="preserve"> </w:t>
-      </w:r>
-      <w:r>
-        <w:t xml:space="preserve">(including its trained</w:t>
-      </w:r>
-      <w:r>
-        <w:t xml:space="preserve"> </w:t>
-      </w:r>
-      <w:r>
-        <w:rPr>
-          <w:rStyle w:val="VerbatimChar"/>
-        </w:rPr>
         <w:t xml:space="preserve">Unassigned</w:t>
       </w:r>
       <w:r>
         <w:t xml:space="preserve"> </w:t>
       </w:r>
       <w:r>
-        <w:t xml:space="preserve">quality-control class) and whose</w:t>
+        <w:t xml:space="preserve">quality-control class)</w:t>
+      </w:r>
+      <w:r>
+        <w:t xml:space="preserve"> </w:t>
+      </w:r>
+      <w:r>
+        <w:t xml:space="preserve">and whose</w:t>
       </w:r>
       <w:r>
         <w:t xml:space="preserve"> </w:t>
@@ -5603,40 +5163,22 @@
       </w:pPr>
       <w:r>
         <w:rPr>
-          <w:rStyle w:val="VerbatimChar"/>
-          <w:b/>
-          <w:bCs/>
-        </w:rPr>
-        <w:t xml:space="preserve">min_prob</w:t>
-      </w:r>
-      <w:r>
-        <w:rPr>
-          <w:b/>
-          <w:bCs/>
-        </w:rPr>
-        <w:t xml:space="preserve"> </w:t>
-      </w:r>
-      <w:r>
-        <w:rPr>
-          <w:b/>
-          <w:bCs/>
-        </w:rPr>
-        <w:t xml:space="preserve">abstention.</w:t>
-      </w:r>
-      <w:r>
-        <w:t xml:space="preserve"> </w:t>
-      </w:r>
-      <w:r>
-        <w:t xml:space="preserve">Cells whose final probability is below the threshold are relabeled</w:t>
-      </w:r>
-      <w:r>
-        <w:t xml:space="preserve"> </w:t>
-      </w:r>
-      <w:r>
-        <w:rPr>
-          <w:rStyle w:val="VerbatimChar"/>
-        </w:rPr>
-        <w:t xml:space="preserve">unknown</w:t>
+          <w:b/>
+          <w:bCs/>
+        </w:rPr>
+        <w:t xml:space="preserve">Confidence abstention.</w:t>
+      </w:r>
+      <w:r>
+        <w:t xml:space="preserve"> </w:t>
+      </w:r>
+      <w:r>
+        <w:t xml:space="preserve">Cells whose final probability is below a threshold are relabeled</w:t>
+      </w:r>
+      <w:r>
+        <w:t xml:space="preserve"> </w:t>
+      </w:r>
+      <w:r>
+        <w:t xml:space="preserve">“unknown”</w:t>
       </w:r>
       <w:r>
         <w:t xml:space="preserve"> </w:t>
@@ -5655,30 +5197,28 @@
       </w:pPr>
       <w:r>
         <w:rPr>
-          <w:rStyle w:val="VerbatimChar"/>
-          <w:b/>
-          <w:bCs/>
-        </w:rPr>
-        <w:t xml:space="preserve">refine_to_query</w:t>
-      </w:r>
-      <w:r>
-        <w:rPr>
-          <w:b/>
-          <w:bCs/>
-        </w:rPr>
-        <w:t xml:space="preserve">.</w:t>
-      </w:r>
-      <w:r>
-        <w:t xml:space="preserve"> </w:t>
-      </w:r>
-      <w:r>
-        <w:t xml:space="preserve">The reference’s class set is masked to those classes the query’s own</w:t>
-      </w:r>
-      <w:r>
-        <w:t xml:space="preserve"> </w:t>
-      </w:r>
-      <w:r>
-        <w:t xml:space="preserve">predictions actually support, and the softmax renormalized — no ground truth, no retraining.</w:t>
+          <w:b/>
+          <w:bCs/>
+        </w:rPr>
+        <w:t xml:space="preserve">Refinement to the query.</w:t>
+      </w:r>
+      <w:r>
+        <w:t xml:space="preserve"> </w:t>
+      </w:r>
+      <w:r>
+        <w:t xml:space="preserve">The reference’s class set is masked to those classes the</w:t>
+      </w:r>
+      <w:r>
+        <w:t xml:space="preserve"> </w:t>
+      </w:r>
+      <w:r>
+        <w:t xml:space="preserve">query’s own predictions actually support, and the softmax renormalized — no ground truth,</w:t>
+      </w:r>
+      <w:r>
+        <w:t xml:space="preserve"> </w:t>
+      </w:r>
+      <w:r>
+        <w:t xml:space="preserve">no retraining.</w:t>
       </w:r>
     </w:p>
     <w:p>
@@ -5691,30 +5231,22 @@
       </w:pPr>
       <w:r>
         <w:rPr>
-          <w:rStyle w:val="VerbatimChar"/>
-          <w:b/>
-          <w:bCs/>
-        </w:rPr>
-        <w:t xml:space="preserve">refine_to_tissue</w:t>
-      </w:r>
-      <w:r>
-        <w:rPr>
-          <w:b/>
-          <w:bCs/>
-        </w:rPr>
-        <w:t xml:space="preserve">.</w:t>
-      </w:r>
-      <w:r>
-        <w:t xml:space="preserve"> </w:t>
-      </w:r>
-      <w:r>
-        <w:t xml:space="preserve">Classes are masked to those the census records in the given tissue,</w:t>
-      </w:r>
-      <w:r>
-        <w:t xml:space="preserve"> </w:t>
-      </w:r>
-      <w:r>
-        <w:t xml:space="preserve">while</w:t>
+          <w:b/>
+          <w:bCs/>
+        </w:rPr>
+        <w:t xml:space="preserve">Refinement to a tissue.</w:t>
+      </w:r>
+      <w:r>
+        <w:t xml:space="preserve"> </w:t>
+      </w:r>
+      <w:r>
+        <w:t xml:space="preserve">Classes are masked to those the census records in the given</w:t>
+      </w:r>
+      <w:r>
+        <w:t xml:space="preserve"> </w:t>
+      </w:r>
+      <w:r>
+        <w:t xml:space="preserve">tissue, while</w:t>
       </w:r>
       <w:r>
         <w:t xml:space="preserve"> </w:t>
@@ -5730,79 +5262,31 @@
         <w:t xml:space="preserve"> </w:t>
       </w:r>
       <w:r>
-        <w:t xml:space="preserve">types (immune, endothelial, stromal) stay available everywhere, so</w:t>
-      </w:r>
-      <w:r>
-        <w:t xml:space="preserve"> </w:t>
-      </w:r>
-      <w:r>
-        <w:t xml:space="preserve">liver-resident T cells are unaffected. The per-class</w:t>
-      </w:r>
-      <w:r>
-        <w:t xml:space="preserve"> </w:t>
-      </w:r>
-      <w:r>
-        <w:rPr>
-          <w:rStyle w:val="VerbatimChar"/>
-        </w:rPr>
-        <w:t xml:space="preserve">tissue_general</w:t>
-      </w:r>
-      <w:r>
-        <w:t xml:space="preserve"> </w:t>
-      </w:r>
-      <w:r>
-        <w:t xml:space="preserve">map is baked into the</w:t>
-      </w:r>
-      <w:r>
-        <w:t xml:space="preserve"> </w:t>
-      </w:r>
-      <w:r>
-        <w:t xml:space="preserve">shipped reference; tissue is passed explicitly or read from</w:t>
-      </w:r>
-      <w:r>
-        <w:t xml:space="preserve"> </w:t>
-      </w:r>
-      <w:r>
-        <w:rPr>
-          <w:rStyle w:val="VerbatimChar"/>
-        </w:rPr>
-        <w:t xml:space="preserve">adata.obs</w:t>
-      </w:r>
-      <w:r>
-        <w:t xml:space="preserve">, with common synonyms</w:t>
-      </w:r>
-      <w:r>
-        <w:t xml:space="preserve"> </w:t>
-      </w:r>
-      <w:r>
-        <w:t xml:space="preserve">(</w:t>
-      </w:r>
-      <w:r>
-        <w:rPr>
-          <w:rStyle w:val="VerbatimChar"/>
-        </w:rPr>
-        <w:t xml:space="preserve">PBMC</w:t>
-      </w:r>
-      <w:r>
-        <w:t xml:space="preserve">→blood,</w:t>
-      </w:r>
-      <w:r>
-        <w:t xml:space="preserve"> </w:t>
-      </w:r>
-      <w:r>
-        <w:rPr>
-          <w:rStyle w:val="VerbatimChar"/>
-        </w:rPr>
-        <w:t xml:space="preserve">hepatic</w:t>
-      </w:r>
-      <w:r>
-        <w:t xml:space="preserve">→liver) recognized. A tissue outside the reference’s vocabulary</w:t>
-      </w:r>
-      <w:r>
-        <w:t xml:space="preserve"> </w:t>
-      </w:r>
-      <w:r>
-        <w:t xml:space="preserve">imposes no filter rather than an empty one.</w:t>
+        <w:t xml:space="preserve">types (immune, endothelial, stromal) stay available</w:t>
+      </w:r>
+      <w:r>
+        <w:t xml:space="preserve"> </w:t>
+      </w:r>
+      <w:r>
+        <w:t xml:space="preserve">everywhere, so liver-resident T cells are unaffected. The per-class tissue map is baked</w:t>
+      </w:r>
+      <w:r>
+        <w:t xml:space="preserve"> </w:t>
+      </w:r>
+      <w:r>
+        <w:t xml:space="preserve">into the shipped reference; the tissue is given explicitly or read from the query’s own</w:t>
+      </w:r>
+      <w:r>
+        <w:t xml:space="preserve"> </w:t>
+      </w:r>
+      <w:r>
+        <w:t xml:space="preserve">metadata, with common synonyms (PBMC→blood, hepatic→liver) recognized. A tissue outside</w:t>
+      </w:r>
+      <w:r>
+        <w:t xml:space="preserve"> </w:t>
+      </w:r>
+      <w:r>
+        <w:t xml:space="preserve">the reference’s vocabulary imposes no filter rather than an empty one.</w:t>
       </w:r>
     </w:p>
     <w:p>
@@ -5840,46 +5324,36 @@
           <w:i/>
           <w:iCs/>
         </w:rPr>
-        <w:t xml:space="preserve">coherent group the reference cannot confidently explain</w:t>
-      </w:r>
-      <w:r>
-        <w:t xml:space="preserve">.</w:t>
-      </w:r>
-      <w:r>
-        <w:t xml:space="preserve"> </w:t>
-      </w:r>
-      <w:r>
-        <w:rPr>
-          <w:rStyle w:val="VerbatimChar"/>
-        </w:rPr>
-        <w:t xml:space="preserve">detect_novel_celltypes</w:t>
-      </w:r>
-      <w:r>
-        <w:t xml:space="preserve"> </w:t>
-      </w:r>
-      <w:r>
-        <w:t xml:space="preserve">flags clusters that are both large enough to be a real population</w:t>
-      </w:r>
-      <w:r>
-        <w:t xml:space="preserve"> </w:t>
-      </w:r>
-      <w:r>
-        <w:t xml:space="preserve">(</w:t>
-      </w:r>
-      <w:r>
-        <w:rPr>
-          <w:rStyle w:val="VerbatimChar"/>
-        </w:rPr>
-        <w:t xml:space="preserve">min_cells</w:t>
-      </w:r>
-      <w:r>
-        <w:t xml:space="preserve">) and predominantly low-confidence, and reports marker genes for each. This is</w:t>
-      </w:r>
-      <w:r>
-        <w:t xml:space="preserve"> </w:t>
-      </w:r>
-      <w:r>
-        <w:t xml:space="preserve">distinct from per-cell abstention.</w:t>
+        <w:t xml:space="preserve">coherent group the reference cannot confidently</w:t>
+      </w:r>
+      <w:r>
+        <w:rPr>
+          <w:i/>
+          <w:iCs/>
+        </w:rPr>
+        <w:t xml:space="preserve"> </w:t>
+      </w:r>
+      <w:r>
+        <w:rPr>
+          <w:i/>
+          <w:iCs/>
+        </w:rPr>
+        <w:t xml:space="preserve">explain</w:t>
+      </w:r>
+      <w:r>
+        <w:t xml:space="preserve">. Clusters that are both large enough to be a real population and predominantly</w:t>
+      </w:r>
+      <w:r>
+        <w:t xml:space="preserve"> </w:t>
+      </w:r>
+      <w:r>
+        <w:t xml:space="preserve">low-confidence are flagged, with marker genes reported for each. This is distinct from</w:t>
+      </w:r>
+      <w:r>
+        <w:t xml:space="preserve"> </w:t>
+      </w:r>
+      <w:r>
+        <w:t xml:space="preserve">per-cell abstention.</w:t>
       </w:r>
     </w:p>
     <w:p>
@@ -6027,49 +5501,13 @@
         <w:t xml:space="preserve"> </w:t>
       </w:r>
       <w:r>
-        <w:t xml:space="preserve">component (</w:t>
-      </w:r>
-      <w:r>
-        <w:rPr>
-          <w:rStyle w:val="VerbatimChar"/>
-        </w:rPr>
-        <w:t xml:space="preserve">config.vsh.yaml</w:t>
-      </w:r>
-      <w:r>
-        <w:t xml:space="preserve"> </w:t>
-      </w:r>
-      <w:r>
-        <w:t xml:space="preserve">+</w:t>
-      </w:r>
-      <w:r>
-        <w:t xml:space="preserve"> </w:t>
-      </w:r>
-      <w:r>
-        <w:rPr>
-          <w:rStyle w:val="VerbatimChar"/>
-        </w:rPr>
-        <w:t xml:space="preserve">script.py</w:t>
-      </w:r>
-      <w:r>
-        <w:t xml:space="preserve">) declaring its</w:t>
-      </w:r>
-      <w:r>
-        <w:t xml:space="preserve"> </w:t>
-      </w:r>
-      <w:r>
-        <w:rPr>
-          <w:rStyle w:val="VerbatimChar"/>
-        </w:rPr>
-        <w:t xml:space="preserve">preferred_normalization</w:t>
-      </w:r>
-      <w:r>
-        <w:t xml:space="preserve">, and run</w:t>
-      </w:r>
-      <w:r>
-        <w:t xml:space="preserve"> </w:t>
-      </w:r>
-      <w:r>
-        <w:t xml:space="preserve">through the project’s own Nextflow workflow. We additionally built components for four</w:t>
+        <w:t xml:space="preserve">component declaring the normalization it expects, and run through the project’s own Nextflow</w:t>
+      </w:r>
+      <w:r>
+        <w:t xml:space="preserve"> </w:t>
+      </w:r>
+      <w:r>
+        <w:t xml:space="preserve">workflow. We additionally built components for four</w:t>
       </w:r>
       <w:r>
         <w:t xml:space="preserve"> </w:t>
@@ -6378,7 +5816,7 @@
     </w:p>
     <w:bookmarkEnd w:id="45"/>
     <w:bookmarkEnd w:id="46"/>
-    <w:bookmarkStart w:id="79" w:name="results"/>
+    <w:bookmarkStart w:id="77" w:name="results"/>
     <w:p>
       <w:pPr>
         <w:pStyle w:val="Heading1"/>
@@ -9308,7 +8746,7 @@
       </w:r>
     </w:p>
     <w:bookmarkEnd w:id="61"/>
-    <w:bookmarkStart w:id="66" w:name="the-broadfocused-annotation-workflow"/>
+    <w:bookmarkStart w:id="65" w:name="the-broadfocused-annotation-workflow"/>
     <w:p>
       <w:pPr>
         <w:pStyle w:val="Heading2"/>
@@ -9568,16 +9006,7 @@
         <w:t xml:space="preserve"> </w:t>
       </w:r>
       <w:r>
-        <w:rPr>
-          <w:rStyle w:val="VerbatimChar"/>
-        </w:rPr>
-        <w:t xml:space="preserve">liver_hlica_v2</w:t>
-      </w:r>
-      <w:r>
-        <w:t xml:space="preserve"> </w:t>
-      </w:r>
-      <w:r>
-        <w:t xml:space="preserve">includes this study and would score 0.94 here,</w:t>
+        <w:t xml:space="preserve">liver reference includes this study and would score 0.94 here,</w:t>
       </w:r>
       <w:r>
         <w:t xml:space="preserve"> </w:t>
@@ -10145,28 +9574,13 @@
         <w:t xml:space="preserve"> </w:t>
       </w:r>
       <w:r>
-        <w:t xml:space="preserve">that model’s trained abstention: its confidence separates right from wrong poorly (90.5%</w:t>
-      </w:r>
-      <w:r>
-        <w:t xml:space="preserve"> </w:t>
-      </w:r>
-      <w:r>
-        <w:t xml:space="preserve">coverage at</w:t>
-      </w:r>
-      <w:r>
-        <w:t xml:space="preserve"> </w:t>
-      </w:r>
-      <w:r>
-        <w:rPr>
-          <w:rStyle w:val="VerbatimChar"/>
-        </w:rPr>
-        <w:t xml:space="preserve">p ≥ 0.5</w:t>
-      </w:r>
-      <w:r>
-        <w:t xml:space="preserve"> </w:t>
-      </w:r>
-      <w:r>
-        <w:t xml:space="preserve">moves concordance only 0.406 → 0.427), so the calibrated broad-pass abstain</w:t>
+        <w:t xml:space="preserve">that model’s trained abstention: its confidence separates right from wrong poorly (keeping the 90.5% of</w:t>
+      </w:r>
+      <w:r>
+        <w:t xml:space="preserve"> </w:t>
+      </w:r>
+      <w:r>
+        <w:t xml:space="preserve">cells it calls with probability at least 0.5 moves concordance only 0.406 → 0.427), so the calibrated broad-pass abstain</w:t>
       </w:r>
       <w:r>
         <w:t xml:space="preserve"> </w:t>
@@ -10268,14 +9682,23 @@
         <w:t xml:space="preserve"> </w:t>
       </w:r>
       <w:r>
-        <w:t xml:space="preserve">(</w:t>
-      </w:r>
-      <w:hyperlink r:id="rId65">
+        <w:t xml:space="preserve">(per-run</w:t>
+      </w:r>
+      <w:r>
+        <w:t xml:space="preserve"> </w:t>
+      </w:r>
+      <w:r>
+        <w:t xml:space="preserve">numbers in the</w:t>
+      </w:r>
+      <w:r>
+        <w:t xml:space="preserve"> </w:t>
+      </w:r>
+      <w:hyperlink r:id="rId33">
         <w:r>
           <w:rPr>
-            <w:rStyle w:val="VerbatimChar"/>
+            <w:rStyle w:val="Hyperlink"/>
           </w:rPr>
-          <w:t xml:space="preserve">results_hierarchy_ablation.csv</w:t>
+          <w:t xml:space="preserve">benchmark repository</w:t>
         </w:r>
       </w:hyperlink>
       <w:r>
@@ -10683,10 +10106,7 @@
               <w:pStyle w:val="Compact"/>
             </w:pPr>
             <w:r>
-              <w:rPr>
-                <w:rStyle w:val="VerbatimChar"/>
-              </w:rPr>
-              <w:t xml:space="preserve">min_prob = 0.5</w:t>
+              <w:t xml:space="preserve">confidence ≥ 0.5</w:t>
             </w:r>
           </w:p>
         </w:tc>
@@ -11288,8 +10708,8 @@
         <w:t xml:space="preserve">tissue → subtype/state), not just a classifier, at classical-method speed throughout.</w:t>
       </w:r>
     </w:p>
-    <w:bookmarkEnd w:id="66"/>
-    <w:bookmarkStart w:id="67" w:name="rejection-abstain"/>
+    <w:bookmarkEnd w:id="65"/>
+    <w:bookmarkStart w:id="66" w:name="rejection-abstain"/>
     <w:p>
       <w:pPr>
         <w:pStyle w:val="Heading2"/>
@@ -11621,8 +11041,8 @@
         <w:t xml:space="preserve">what makes the abstain step usable as a routing decision in the workflow of §3.4.</w:t>
       </w:r>
     </w:p>
-    <w:bookmarkEnd w:id="67"/>
-    <w:bookmarkStart w:id="68" w:name="foundation-model-zero-shot-scprint"/>
+    <w:bookmarkEnd w:id="66"/>
+    <w:bookmarkStart w:id="67" w:name="foundation-model-zero-shot-scprint"/>
     <w:p>
       <w:pPr>
         <w:pStyle w:val="Heading2"/>
@@ -11802,8 +11222,8 @@
         <w:t xml:space="preserve">its raw label predictions are not.</w:t>
       </w:r>
     </w:p>
-    <w:bookmarkEnd w:id="68"/>
-    <w:bookmarkStart w:id="78" w:name="X073cf3caac1f6b108657735a42ae0c9978dc036"/>
+    <w:bookmarkEnd w:id="67"/>
+    <w:bookmarkStart w:id="76" w:name="X073cf3caac1f6b108657735a42ae0c9978dc036"/>
     <w:p>
       <w:pPr>
         <w:pStyle w:val="Heading2"/>
@@ -11853,7 +11273,7 @@
       <w:r>
         <w:t xml:space="preserve"> </w:t>
       </w:r>
-      <w:hyperlink r:id="rId69">
+      <w:hyperlink r:id="rId68">
         <w:r>
           <w:rPr>
             <w:rStyle w:val="Hyperlink"/>
@@ -11964,7 +11384,7 @@
       <w:r>
         <w:t xml:space="preserve"> </w:t>
       </w:r>
-      <w:hyperlink r:id="rId70">
+      <w:hyperlink r:id="rId69">
         <w:r>
           <w:rPr>
             <w:rStyle w:val="Hyperlink"/>
@@ -12758,20 +12178,17 @@
         <w:t xml:space="preserve"> </w:t>
       </w:r>
       <w:r>
-        <w:t xml:space="preserve">on all six datasets</w:t>
-      </w:r>
-      <w:r>
-        <w:t xml:space="preserve"> </w:t>
-      </w:r>
-      <w:r>
-        <w:t xml:space="preserve">(</w:t>
-      </w:r>
-      <w:hyperlink r:id="rId71">
+        <w:t xml:space="preserve">on all six datasets (per-run numbers in the</w:t>
+      </w:r>
+      <w:r>
+        <w:t xml:space="preserve"> </w:t>
+      </w:r>
+      <w:hyperlink r:id="rId33">
         <w:r>
           <w:rPr>
-            <w:rStyle w:val="VerbatimChar"/>
+            <w:rStyle w:val="Hyperlink"/>
           </w:rPr>
-          <w:t xml:space="preserve">results_openproblems_added_methods.csv</w:t>
+          <w:t xml:space="preserve">benchmark repository</w:t>
         </w:r>
       </w:hyperlink>
       <w:r>
@@ -13668,22 +13085,13 @@
           <w:b/>
           <w:bCs/>
         </w:rPr>
-        <w:t xml:space="preserve">opt-in</w:t>
-      </w:r>
-      <w:r>
-        <w:t xml:space="preserve"> </w:t>
-      </w:r>
-      <w:r>
-        <w:t xml:space="preserve">(</w:t>
-      </w:r>
-      <w:r>
-        <w:rPr>
-          <w:rStyle w:val="VerbatimChar"/>
-        </w:rPr>
-        <w:t xml:space="preserve">standardize=True</w:t>
-      </w:r>
-      <w:r>
-        <w:t xml:space="preserve">) because it</w:t>
+        <w:t xml:space="preserve">off by default</w:t>
+      </w:r>
+      <w:r>
+        <w:t xml:space="preserve"> </w:t>
+      </w:r>
+      <w:r>
+        <w:t xml:space="preserve">because it</w:t>
       </w:r>
       <w:r>
         <w:t xml:space="preserve"> </w:t>
@@ -13920,18 +13328,18 @@
           <wp:inline>
             <wp:extent cx="5334000" cy="2139510"/>
             <wp:effectExtent b="0" l="0" r="0" t="0"/>
-            <wp:docPr descr="gene budget curve" title="" id="73" name="Picture"/>
+            <wp:docPr descr="gene budget curve" title="" id="71" name="Picture"/>
             <a:graphic>
               <a:graphicData uri="http://schemas.openxmlformats.org/drawingml/2006/picture">
                 <pic:pic>
                   <pic:nvPicPr>
-                    <pic:cNvPr descr="/Users/iandriver/Downloads/actinn-jax-benchmark/docs/figures/gene_budget_curve.png" id="74" name="Picture"/>
+                    <pic:cNvPr descr="/Users/iandriver/Downloads/actinn-jax-benchmark/docs/figures/gene_budget_curve.png" id="72" name="Picture"/>
                     <pic:cNvPicPr>
                       <a:picLocks noChangeArrowheads="1" noChangeAspect="1"/>
                     </pic:cNvPicPr>
                   </pic:nvPicPr>
                   <pic:blipFill>
-                    <a:blip r:embed="rId72"/>
+                    <a:blip r:embed="rId70"/>
                     <a:stretch>
                       <a:fillRect/>
                     </a:stretch>
@@ -13997,18 +13405,18 @@
           <wp:inline>
             <wp:extent cx="5334000" cy="2293972"/>
             <wp:effectExtent b="0" l="0" r="0" t="0"/>
-            <wp:docPr descr="gene budget signals" title="" id="76" name="Picture"/>
+            <wp:docPr descr="gene budget signals" title="" id="74" name="Picture"/>
             <a:graphic>
               <a:graphicData uri="http://schemas.openxmlformats.org/drawingml/2006/picture">
                 <pic:pic>
                   <pic:nvPicPr>
-                    <pic:cNvPr descr="/Users/iandriver/Downloads/actinn-jax-benchmark/docs/figures/gene_budget_signals.png" id="77" name="Picture"/>
+                    <pic:cNvPr descr="/Users/iandriver/Downloads/actinn-jax-benchmark/docs/figures/gene_budget_signals.png" id="75" name="Picture"/>
                     <pic:cNvPicPr>
                       <a:picLocks noChangeArrowheads="1" noChangeAspect="1"/>
                     </pic:cNvPicPr>
                   </pic:nvPicPr>
                   <pic:blipFill>
-                    <a:blip r:embed="rId75"/>
+                    <a:blip r:embed="rId73"/>
                     <a:stretch>
                       <a:fillRect/>
                     </a:stretch>
@@ -14065,9 +13473,9 @@
         <w:t xml:space="preserve">dataset where more genes hurt.</w:t>
       </w:r>
     </w:p>
-    <w:bookmarkEnd w:id="78"/>
-    <w:bookmarkEnd w:id="79"/>
-    <w:bookmarkStart w:id="81" w:name="discussion"/>
+    <w:bookmarkEnd w:id="76"/>
+    <w:bookmarkEnd w:id="77"/>
+    <w:bookmarkStart w:id="79" w:name="discussion"/>
     <w:p>
       <w:pPr>
         <w:pStyle w:val="Heading1"/>
@@ -14762,7 +14170,7 @@
       <w:r>
         <w:t xml:space="preserve"> </w:t>
       </w:r>
-      <w:hyperlink r:id="rId80">
+      <w:hyperlink r:id="rId78">
         <w:r>
           <w:rPr>
             <w:rStyle w:val="Hyperlink"/>
@@ -15493,8 +14901,8 @@
         <w:t xml:space="preserve">scientist can run, inspect, and run again.</w:t>
       </w:r>
     </w:p>
-    <w:bookmarkEnd w:id="81"/>
-    <w:bookmarkStart w:id="82" w:name="limitations"/>
+    <w:bookmarkEnd w:id="79"/>
+    <w:bookmarkStart w:id="80" w:name="limitations"/>
     <w:p>
       <w:pPr>
         <w:pStyle w:val="Heading1"/>
@@ -16060,28 +15468,13 @@
         <w:t xml:space="preserve"> </w:t>
       </w:r>
       <w:r>
-        <w:t xml:space="preserve">and completes, because</w:t>
-      </w:r>
-      <w:r>
-        <w:t xml:space="preserve"> </w:t>
-      </w:r>
-      <w:r>
-        <w:rPr>
-          <w:rStyle w:val="VerbatimChar"/>
-        </w:rPr>
-        <w:t xml:space="preserve">SelectKBest(k=20000)</w:t>
-      </w:r>
-      <w:r>
-        <w:t xml:space="preserve"> </w:t>
-      </w:r>
-      <w:r>
-        <w:t xml:space="preserve">caps the dense</w:t>
-      </w:r>
-      <w:r>
-        <w:t xml:space="preserve"> </w:t>
-      </w:r>
-      <w:r>
-        <w:t xml:space="preserve">matrix well below the full gene set. The linear/actinn-jax memory ratio is likewise</w:t>
+        <w:t xml:space="preserve">and completes, because its feature-selection step caps the</w:t>
+      </w:r>
+      <w:r>
+        <w:t xml:space="preserve"> </w:t>
+      </w:r>
+      <w:r>
+        <w:t xml:space="preserve">dense matrix at 20,000 genes, well below the full gene set. The linear/actinn-jax memory ratio is likewise</w:t>
       </w:r>
       <w:r>
         <w:t xml:space="preserve"> </w:t>
@@ -16229,8 +15622,8 @@
         <w:t xml:space="preserve">annotation).</w:t>
       </w:r>
     </w:p>
-    <w:bookmarkEnd w:id="82"/>
-    <w:bookmarkStart w:id="88" w:name="data-code-availability"/>
+    <w:bookmarkEnd w:id="80"/>
+    <w:bookmarkStart w:id="86" w:name="data-code-availability"/>
     <w:p>
       <w:pPr>
         <w:pStyle w:val="Heading1"/>
@@ -16244,105 +15637,57 @@
         <w:pStyle w:val="FirstParagraph"/>
       </w:pPr>
       <w:r>
-        <w:t xml:space="preserve">All configs (</w:t>
-      </w:r>
-      <w:r>
-        <w:rPr>
-          <w:rStyle w:val="VerbatimChar"/>
-        </w:rPr>
-        <w:t xml:space="preserve">configs/paper*.yaml</w:t>
-      </w:r>
-      <w:r>
-        <w:t xml:space="preserve">, including</w:t>
-      </w:r>
-      <w:r>
-        <w:t xml:space="preserve"> </w:t>
-      </w:r>
-      <w:r>
-        <w:rPr>
-          <w:rStyle w:val="VerbatimChar"/>
-        </w:rPr>
-        <w:t xml:space="preserve">configs/paper_baselines.yaml</w:t>
-      </w:r>
-      <w:r>
-        <w:t xml:space="preserve"> </w:t>
-      </w:r>
-      <w:r>
-        <w:t xml:space="preserve">which fills the</w:t>
-      </w:r>
-      <w:r>
-        <w:t xml:space="preserve"> </w:t>
-      </w:r>
-      <w:r>
-        <w:t xml:space="preserve">matrix for the three later-added methods on the identical splits), adapters</w:t>
-      </w:r>
-      <w:r>
-        <w:t xml:space="preserve"> </w:t>
-      </w:r>
-      <w:r>
-        <w:t xml:space="preserve">(</w:t>
-      </w:r>
-      <w:r>
-        <w:rPr>
-          <w:rStyle w:val="VerbatimChar"/>
-        </w:rPr>
-        <w:t xml:space="preserve">benchmark/adapters/</w:t>
-      </w:r>
-      <w:r>
-        <w:t xml:space="preserve">), result CSVs (</w:t>
-      </w:r>
-      <w:r>
-        <w:rPr>
-          <w:rStyle w:val="VerbatimChar"/>
-        </w:rPr>
-        <w:t xml:space="preserve">results/paper*/</w:t>
-      </w:r>
-      <w:r>
-        <w:t xml:space="preserve"> </w:t>
-      </w:r>
-      <w:r>
-        <w:t xml:space="preserve">and</w:t>
-      </w:r>
-      <w:r>
-        <w:t xml:space="preserve"> </w:t>
-      </w:r>
-      <w:r>
-        <w:rPr>
-          <w:rStyle w:val="VerbatimChar"/>
-        </w:rPr>
-        <w:t xml:space="preserve">docs/results_*.csv</w:t>
-      </w:r>
-      <w:r>
-        <w:t xml:space="preserve">, which</w:t>
-      </w:r>
-      <w:r>
-        <w:t xml:space="preserve"> </w:t>
-      </w:r>
-      <w:r>
-        <w:t xml:space="preserve">include the unified 11-method matrix), figure scripts, and the actinn-jax package</w:t>
-      </w:r>
-      <w:r>
-        <w:t xml:space="preserve"> </w:t>
-      </w:r>
-      <w:r>
-        <w:t xml:space="preserve">(</w:t>
-      </w:r>
-      <w:hyperlink r:id="rId83">
+        <w:t xml:space="preserve">Two repositories hold everything needed to reproduce this work. The</w:t>
+      </w:r>
+      <w:r>
+        <w:t xml:space="preserve"> </w:t>
+      </w:r>
+      <w:hyperlink r:id="rId33">
         <w:r>
           <w:rPr>
             <w:rStyle w:val="Hyperlink"/>
+            <w:b/>
+            <w:bCs/>
           </w:rPr>
-          <w:t xml:space="preserve">github.com/iandriver/actinn-jax</w:t>
+          <w:t xml:space="preserve">benchmark repository</w:t>
         </w:r>
       </w:hyperlink>
       <w:r>
-        <w:t xml:space="preserve">) are in these</w:t>
-      </w:r>
-      <w:r>
-        <w:t xml:space="preserve"> </w:t>
-      </w:r>
-      <w:r>
-        <w:t xml:space="preserve">two repositories. Rebuilding the shipped broad reference is a single documented command</w:t>
+        <w:t xml:space="preserve"> </w:t>
+      </w:r>
+      <w:r>
+        <w:t xml:space="preserve">carries the harness, the per-method adapters, the run</w:t>
+      </w:r>
+      <w:r>
+        <w:t xml:space="preserve"> </w:t>
+      </w:r>
+      <w:r>
+        <w:t xml:space="preserve">configurations that produce every number reported here, the environment lockfiles, the</w:t>
+      </w:r>
+      <w:r>
+        <w:t xml:space="preserve"> </w:t>
+      </w:r>
+      <w:r>
+        <w:t xml:space="preserve">result tables including the unified eleven-method matrix, and the figure scripts. The</w:t>
+      </w:r>
+      <w:r>
+        <w:t xml:space="preserve"> </w:t>
+      </w:r>
+      <w:hyperlink r:id="rId81">
+        <w:r>
+          <w:rPr>
+            <w:rStyle w:val="Hyperlink"/>
+            <w:b/>
+            <w:bCs/>
+          </w:rPr>
+          <w:t xml:space="preserve">actinn-jax package</w:t>
+        </w:r>
+      </w:hyperlink>
+      <w:r>
+        <w:t xml:space="preserve"> </w:t>
+      </w:r>
+      <w:r>
+        <w:t xml:space="preserve">is on PyPI</w:t>
       </w:r>
       <w:r>
         <w:t xml:space="preserve"> </w:t>
@@ -16354,31 +15699,55 @@
         <w:rPr>
           <w:rStyle w:val="VerbatimChar"/>
         </w:rPr>
-        <w:t xml:space="preserve">benchmark/explore/update_broad_reference.sh</w:t>
-      </w:r>
-      <w:r>
-        <w:t xml:space="preserve">);</w:t>
-      </w:r>
-      <w:r>
-        <w:t xml:space="preserve"> </w:t>
-      </w:r>
-      <w:r>
-        <w:t xml:space="preserve">the distilled broad-pass reference is built by</w:t>
-      </w:r>
-      <w:r>
-        <w:t xml:space="preserve"> </w:t>
+        <w:t xml:space="preserve">pip install actinn-jax</w:t>
+      </w:r>
+      <w:r>
+        <w:t xml:space="preserve">). Rebuilding the shipped broad reference is a single documented</w:t>
+      </w:r>
+      <w:r>
+        <w:t xml:space="preserve"> </w:t>
+      </w:r>
+      <w:r>
+        <w:t xml:space="preserve">command; the distilled broad-pass reference, the pan-mouse reference and the Cell-Ontology</w:t>
+      </w:r>
+      <w:r>
+        <w:t xml:space="preserve"> </w:t>
+      </w:r>
+      <w:r>
+        <w:t xml:space="preserve">hierarchy it depends on each have their own build documentation in the benchmark</w:t>
+      </w:r>
+      <w:r>
+        <w:t xml:space="preserve"> </w:t>
+      </w:r>
+      <w:r>
+        <w:t xml:space="preserve">repository, and the file-level detail lives there rather than here.</w:t>
+      </w:r>
+    </w:p>
+    <w:p>
+      <w:pPr>
+        <w:pStyle w:val="BodyText"/>
+      </w:pPr>
+      <w:r>
+        <w:rPr>
+          <w:b/>
+          <w:bCs/>
+        </w:rPr>
+        <w:t xml:space="preserve">Pre-trained references</w:t>
+      </w:r>
+      <w:r>
+        <w:t xml:space="preserve"> </w:t>
+      </w:r>
+      <w:r>
+        <w:t xml:space="preserve">— human (</w:t>
       </w:r>
       <w:r>
         <w:rPr>
           <w:rStyle w:val="VerbatimChar"/>
         </w:rPr>
-        <w:t xml:space="preserve">distill_dump.py</w:t>
-      </w:r>
-      <w:r>
-        <w:t xml:space="preserve"> </w:t>
-      </w:r>
-      <w:r>
-        <w:t xml:space="preserve">→</w:t>
+        <w:t xml:space="preserve">broad_human_v1</w:t>
+      </w:r>
+      <w:r>
+        <w:t xml:space="preserve">,</w:t>
       </w:r>
       <w:r>
         <w:t xml:space="preserve"> </w:t>
@@ -16387,84 +15756,39 @@
         <w:rPr>
           <w:rStyle w:val="VerbatimChar"/>
         </w:rPr>
-        <w:t xml:space="preserve">distill_train.py</w:t>
-      </w:r>
-      <w:r>
-        <w:t xml:space="preserve">; the pan-mouse reference and the</w:t>
-      </w:r>
-      <w:r>
-        <w:t xml:space="preserve"> </w:t>
-      </w:r>
-      <w:r>
-        <w:t xml:space="preserve">Cell-Ontology hierarchy it depends on are documented in the same repository.</w:t>
-      </w:r>
-    </w:p>
-    <w:p>
-      <w:pPr>
-        <w:pStyle w:val="BodyText"/>
-      </w:pPr>
-      <w:r>
-        <w:rPr>
-          <w:b/>
-          <w:bCs/>
-        </w:rPr>
-        <w:t xml:space="preserve">Pre-trained references</w:t>
-      </w:r>
-      <w:r>
-        <w:t xml:space="preserve"> </w:t>
-      </w:r>
-      <w:r>
-        <w:t xml:space="preserve">— human (</w:t>
+        <w:t xml:space="preserve">panhuman_distill_v1</w:t>
+      </w:r>
+      <w:r>
+        <w:t xml:space="preserve">), mouse</w:t>
+      </w:r>
+      <w:r>
+        <w:t xml:space="preserve"> </w:t>
+      </w:r>
+      <w:r>
+        <w:t xml:space="preserve">(</w:t>
       </w:r>
       <w:r>
         <w:rPr>
           <w:rStyle w:val="VerbatimChar"/>
         </w:rPr>
-        <w:t xml:space="preserve">broad_human_v1</w:t>
-      </w:r>
-      <w:r>
-        <w:t xml:space="preserve">,</w:t>
-      </w:r>
-      <w:r>
-        <w:t xml:space="preserve"> </w:t>
+        <w:t xml:space="preserve">broad_mouse_v1</w:t>
+      </w:r>
+      <w:r>
+        <w:t xml:space="preserve">) and focused liver (</w:t>
       </w:r>
       <w:r>
         <w:rPr>
           <w:rStyle w:val="VerbatimChar"/>
         </w:rPr>
-        <w:t xml:space="preserve">panhuman_distill_v1</w:t>
-      </w:r>
-      <w:r>
-        <w:t xml:space="preserve">), mouse</w:t>
-      </w:r>
-      <w:r>
-        <w:t xml:space="preserve"> </w:t>
-      </w:r>
-      <w:r>
-        <w:t xml:space="preserve">(</w:t>
+        <w:t xml:space="preserve">liver_hlica_v1</w:t>
+      </w:r>
+      <w:r>
+        <w:t xml:space="preserve">/</w:t>
       </w:r>
       <w:r>
         <w:rPr>
           <w:rStyle w:val="VerbatimChar"/>
         </w:rPr>
-        <w:t xml:space="preserve">broad_mouse_v1</w:t>
-      </w:r>
-      <w:r>
-        <w:t xml:space="preserve">) and focused liver (</w:t>
-      </w:r>
-      <w:r>
-        <w:rPr>
-          <w:rStyle w:val="VerbatimChar"/>
-        </w:rPr>
-        <w:t xml:space="preserve">liver_hlica_v1</w:t>
-      </w:r>
-      <w:r>
-        <w:t xml:space="preserve">/</w:t>
-      </w:r>
-      <w:r>
-        <w:rPr>
-          <w:rStyle w:val="VerbatimChar"/>
-        </w:rPr>
         <w:t xml:space="preserve">v2</w:t>
       </w:r>
       <w:r>
@@ -16473,7 +15797,7 @@
       <w:r>
         <w:t xml:space="preserve"> </w:t>
       </w:r>
-      <w:hyperlink r:id="rId84">
+      <w:hyperlink r:id="rId82">
         <w:r>
           <w:rPr>
             <w:rStyle w:val="Hyperlink"/>
@@ -16496,7 +15820,7 @@
       <w:r>
         <w:t xml:space="preserve"> </w:t>
       </w:r>
-      <w:hyperlink r:id="rId85">
+      <w:hyperlink r:id="rId83">
         <w:r>
           <w:rPr>
             <w:rStyle w:val="Hyperlink"/>
@@ -16514,43 +15838,13 @@
         <w:t xml:space="preserve"> </w:t>
       </w:r>
       <w:r>
-        <w:t xml:space="preserve">latest version). actinn-jax’s</w:t>
-      </w:r>
-      <w:r>
-        <w:t xml:space="preserve"> </w:t>
-      </w:r>
-      <w:r>
-        <w:rPr>
-          <w:rStyle w:val="VerbatimChar"/>
-        </w:rPr>
-        <w:t xml:space="preserve">bundled_reference</w:t>
-      </w:r>
-      <w:r>
-        <w:t xml:space="preserve"> </w:t>
-      </w:r>
-      <w:r>
-        <w:t xml:space="preserve">downloads and caches them on first</w:t>
-      </w:r>
-      <w:r>
-        <w:t xml:space="preserve"> </w:t>
-      </w:r>
-      <w:r>
-        <w:t xml:space="preserve">use, so no manual retrieval is needed;</w:t>
-      </w:r>
-      <w:r>
-        <w:t xml:space="preserve"> </w:t>
-      </w:r>
-      <w:r>
-        <w:rPr>
-          <w:rStyle w:val="VerbatimChar"/>
-        </w:rPr>
-        <w:t xml:space="preserve">actinn-jax fetch</w:t>
-      </w:r>
-      <w:r>
-        <w:t xml:space="preserve"> </w:t>
-      </w:r>
-      <w:r>
-        <w:t xml:space="preserve">pre-downloads for offline use.</w:t>
+        <w:t xml:space="preserve">latest version). The package downloads and caches them on first use, so no manual</w:t>
+      </w:r>
+      <w:r>
+        <w:t xml:space="preserve"> </w:t>
+      </w:r>
+      <w:r>
+        <w:t xml:space="preserve">retrieval is needed, and can pre-download them for offline use.</w:t>
       </w:r>
     </w:p>
     <w:p>
@@ -16563,7 +15857,7 @@
       <w:r>
         <w:t xml:space="preserve"> </w:t>
       </w:r>
-      <w:hyperlink r:id="rId30">
+      <w:hyperlink r:id="rId29">
         <w:r>
           <w:rPr>
             <w:rStyle w:val="Hyperlink"/>
@@ -16619,7 +15913,7 @@
       <w:r>
         <w:t xml:space="preserve"> </w:t>
       </w:r>
-      <w:hyperlink r:id="rId86">
+      <w:hyperlink r:id="rId84">
         <w:r>
           <w:rPr>
             <w:rStyle w:val="Hyperlink"/>
@@ -16648,7 +15942,7 @@
       <w:r>
         <w:t xml:space="preserve"> </w:t>
       </w:r>
-      <w:hyperlink r:id="rId87">
+      <w:hyperlink r:id="rId85">
         <w:r>
           <w:rPr>
             <w:rStyle w:val="Hyperlink"/>
@@ -16663,23 +15957,11 @@
         <w:t xml:space="preserve"> </w:t>
       </w:r>
       <w:r>
-        <w:t xml:space="preserve">condition of that licence and travels inside the shipped model’s</w:t>
-      </w:r>
-      <w:r>
-        <w:t xml:space="preserve"> </w:t>
-      </w:r>
-      <w:r>
-        <w:rPr>
-          <w:rStyle w:val="VerbatimChar"/>
-        </w:rPr>
-        <w:t xml:space="preserve">build_info.json</w:t>
-      </w:r>
-      <w:r>
-        <w:t xml:space="preserve">.</w:t>
-      </w:r>
-    </w:p>
-    <w:bookmarkEnd w:id="88"/>
-    <w:bookmarkStart w:id="89" w:name="references"/>
+        <w:t xml:space="preserve">condition of that licence and travels inside each shipped model’s build record.</w:t>
+      </w:r>
+    </w:p>
+    <w:bookmarkEnd w:id="86"/>
+    <w:bookmarkStart w:id="87" w:name="references"/>
     <w:p>
       <w:pPr>
         <w:pStyle w:val="Heading1"/>
@@ -16714,7 +15996,7 @@
       <w:r>
         <w:t xml:space="preserve"> </w:t>
       </w:r>
-      <w:hyperlink r:id="rId32">
+      <w:hyperlink r:id="rId31">
         <w:r>
           <w:rPr>
             <w:rStyle w:val="Hyperlink"/>
@@ -16798,7 +16080,7 @@
       <w:r>
         <w:t xml:space="preserve"> </w:t>
       </w:r>
-      <w:hyperlink r:id="rId31">
+      <w:hyperlink r:id="rId30">
         <w:r>
           <w:rPr>
             <w:rStyle w:val="Hyperlink"/>
@@ -16934,7 +16216,7 @@
       <w:r>
         <w:t xml:space="preserve"> </w:t>
       </w:r>
-      <w:hyperlink r:id="rId70">
+      <w:hyperlink r:id="rId69">
         <w:r>
           <w:rPr>
             <w:rStyle w:val="Hyperlink"/>
@@ -17018,7 +16300,7 @@
       <w:r>
         <w:t xml:space="preserve"> </w:t>
       </w:r>
-      <w:hyperlink r:id="rId30">
+      <w:hyperlink r:id="rId29">
         <w:r>
           <w:rPr>
             <w:rStyle w:val="Hyperlink"/>
@@ -17506,7 +16788,7 @@
       <w:r>
         <w:t xml:space="preserve"> </w:t>
       </w:r>
-      <w:hyperlink r:id="rId29">
+      <w:hyperlink r:id="rId28">
         <w:r>
           <w:rPr>
             <w:rStyle w:val="Hyperlink"/>
@@ -17548,7 +16830,7 @@
       <w:r>
         <w:t xml:space="preserve"> </w:t>
       </w:r>
-      <w:hyperlink r:id="rId80">
+      <w:hyperlink r:id="rId78">
         <w:r>
           <w:rPr>
             <w:rStyle w:val="Hyperlink"/>
@@ -17590,7 +16872,7 @@
       <w:r>
         <w:t xml:space="preserve"> </w:t>
       </w:r>
-      <w:hyperlink r:id="rId28">
+      <w:hyperlink r:id="rId27">
         <w:r>
           <w:rPr>
             <w:rStyle w:val="Hyperlink"/>
@@ -17728,7 +17010,7 @@
         <w:t xml:space="preserve">.</w:t>
       </w:r>
     </w:p>
-    <w:bookmarkEnd w:id="89"/>
+    <w:bookmarkEnd w:id="87"/>
     <w:sectPr>
       <w:footnotePr>
         <w:numRestart w:val="eachSect"/>

--- a/manuscript/actinn-jax_preprint.docx
+++ b/manuscript/actinn-jax_preprint.docx
@@ -5816,7 +5816,7 @@
     </w:p>
     <w:bookmarkEnd w:id="45"/>
     <w:bookmarkEnd w:id="46"/>
-    <w:bookmarkStart w:id="77" w:name="results"/>
+    <w:bookmarkStart w:id="74" w:name="results"/>
     <w:p>
       <w:pPr>
         <w:pStyle w:val="Heading1"/>
@@ -5825,7 +5825,7 @@
         <w:t xml:space="preserve">Results</w:t>
       </w:r>
     </w:p>
-    <w:bookmarkStart w:id="53" w:name="accuracy-and-cost"/>
+    <w:bookmarkStart w:id="50" w:name="accuracy-and-cost"/>
     <w:p>
       <w:pPr>
         <w:pStyle w:val="Heading2"/>
@@ -5904,83 +5904,6 @@
         <w:pStyle w:val="BodyText"/>
       </w:pPr>
       <w:r>
-        <w:drawing>
-          <wp:inline>
-            <wp:extent cx="5334000" cy="1639186"/>
-            <wp:effectExtent b="0" l="0" r="0" t="0"/>
-            <wp:docPr descr="speed and memory" title="" id="51" name="Picture"/>
-            <a:graphic>
-              <a:graphicData uri="http://schemas.openxmlformats.org/drawingml/2006/picture">
-                <pic:pic>
-                  <pic:nvPicPr>
-                    <pic:cNvPr descr="/Users/iandriver/Downloads/actinn-jax-benchmark/docs/figures/fig_speed_memory.png" id="52" name="Picture"/>
-                    <pic:cNvPicPr>
-                      <a:picLocks noChangeArrowheads="1" noChangeAspect="1"/>
-                    </pic:cNvPicPr>
-                  </pic:nvPicPr>
-                  <pic:blipFill>
-                    <a:blip r:embed="rId50"/>
-                    <a:stretch>
-                      <a:fillRect/>
-                    </a:stretch>
-                  </pic:blipFill>
-                  <pic:spPr bwMode="auto">
-                    <a:xfrm>
-                      <a:off x="0" y="0"/>
-                      <a:ext cx="5334000" cy="1639186"/>
-                    </a:xfrm>
-                    <a:prstGeom prst="rect">
-                      <a:avLst/>
-                    </a:prstGeom>
-                    <a:noFill/>
-                    <a:ln w="9525">
-                      <a:noFill/>
-                      <a:headEnd/>
-                      <a:tailEnd/>
-                    </a:ln>
-                  </pic:spPr>
-                </pic:pic>
-              </a:graphicData>
-            </a:graphic>
-          </wp:inline>
-        </w:drawing>
-      </w:r>
-    </w:p>
-    <w:p>
-      <w:pPr>
-        <w:pStyle w:val="BodyText"/>
-      </w:pPr>
-      <w:r>
-        <w:rPr>
-          <w:b/>
-          <w:bCs/>
-        </w:rPr>
-        <w:t xml:space="preserve">Figure 2.</w:t>
-      </w:r>
-      <w:r>
-        <w:t xml:space="preserve"> </w:t>
-      </w:r>
-      <w:r>
-        <w:t xml:space="preserve">Fit time, per-query predict time, and peak memory by method, averaged across the</w:t>
-      </w:r>
-      <w:r>
-        <w:t xml:space="preserve"> </w:t>
-      </w:r>
-      <w:r>
-        <w:t xml:space="preserve">in-house panel. The methods sit within a few points of each other on accuracy (Table 3) and</w:t>
-      </w:r>
-      <w:r>
-        <w:t xml:space="preserve"> </w:t>
-      </w:r>
-      <w:r>
-        <w:t xml:space="preserve">orders of magnitude apart on cost.</w:t>
-      </w:r>
-    </w:p>
-    <w:p>
-      <w:pPr>
-        <w:pStyle w:val="BodyText"/>
-      </w:pPr>
-      <w:r>
         <w:t xml:space="preserve">Accuracy and cost belong in one table: the finding is not where either lands, but how little</w:t>
       </w:r>
       <w:r>
@@ -8395,8 +8318,8 @@
         <w:t xml:space="preserve">exact scores are unaffected.</w:t>
       </w:r>
     </w:p>
-    <w:bookmarkEnd w:id="53"/>
-    <w:bookmarkStart w:id="57" w:name="the-accuracy-speed-frontier"/>
+    <w:bookmarkEnd w:id="50"/>
+    <w:bookmarkStart w:id="54" w:name="the-accuracy-speed-frontier"/>
     <w:p>
       <w:pPr>
         <w:pStyle w:val="Heading2"/>
@@ -8414,18 +8337,18 @@
           <wp:inline>
             <wp:extent cx="5334000" cy="3671222"/>
             <wp:effectExtent b="0" l="0" r="0" t="0"/>
-            <wp:docPr descr="Pareto" title="" id="55" name="Picture"/>
+            <wp:docPr descr="Pareto" title="" id="52" name="Picture"/>
             <a:graphic>
               <a:graphicData uri="http://schemas.openxmlformats.org/drawingml/2006/picture">
                 <pic:pic>
                   <pic:nvPicPr>
-                    <pic:cNvPr descr="/Users/iandriver/Downloads/actinn-jax-benchmark/docs/figures/fig_pareto_liver_intra.png" id="56" name="Picture"/>
+                    <pic:cNvPr descr="/Users/iandriver/Downloads/actinn-jax-benchmark/docs/figures/fig_pareto_liver_intra.png" id="53" name="Picture"/>
                     <pic:cNvPicPr>
                       <a:picLocks noChangeArrowheads="1" noChangeAspect="1"/>
                     </pic:cNvPicPr>
                   </pic:nvPicPr>
                   <pic:blipFill>
-                    <a:blip r:embed="rId54"/>
+                    <a:blip r:embed="rId51"/>
                     <a:stretch>
                       <a:fillRect/>
                     </a:stretch>
@@ -8461,7 +8384,7 @@
           <w:b/>
           <w:bCs/>
         </w:rPr>
-        <w:t xml:space="preserve">Figure 3.</w:t>
+        <w:t xml:space="preserve">Figure 2.</w:t>
       </w:r>
       <w:r>
         <w:t xml:space="preserve"> </w:t>
@@ -8479,7 +8402,7 @@
         <w:t xml:space="preserve"> </w:t>
       </w:r>
       <w:r>
-        <w:t xml:space="preserve">separates it is visible only on the scaling axes of Figure 4.</w:t>
+        <w:t xml:space="preserve">separates it is visible only on the scaling axes of Figure 3.</w:t>
       </w:r>
     </w:p>
     <w:p>
@@ -8562,8 +8485,8 @@
         <w:t xml:space="preserve">from the liver_intra panel and depicts the ranking of Tables 3 and 5.</w:t>
       </w:r>
     </w:p>
-    <w:bookmarkEnd w:id="57"/>
-    <w:bookmarkStart w:id="61" w:name="scaling"/>
+    <w:bookmarkEnd w:id="54"/>
+    <w:bookmarkStart w:id="58" w:name="scaling"/>
     <w:p>
       <w:pPr>
         <w:pStyle w:val="Heading2"/>
@@ -8581,18 +8504,18 @@
           <wp:inline>
             <wp:extent cx="5334000" cy="1970216"/>
             <wp:effectExtent b="0" l="0" r="0" t="0"/>
-            <wp:docPr descr="scaling" title="" id="59" name="Picture"/>
+            <wp:docPr descr="scaling" title="" id="56" name="Picture"/>
             <a:graphic>
               <a:graphicData uri="http://schemas.openxmlformats.org/drawingml/2006/picture">
                 <pic:pic>
                   <pic:nvPicPr>
-                    <pic:cNvPr descr="/Users/iandriver/Downloads/actinn-jax-benchmark/docs/figures/fig_scaling.png" id="60" name="Picture"/>
+                    <pic:cNvPr descr="/Users/iandriver/Downloads/actinn-jax-benchmark/docs/figures/fig_scaling.png" id="57" name="Picture"/>
                     <pic:cNvPicPr>
                       <a:picLocks noChangeArrowheads="1" noChangeAspect="1"/>
                     </pic:cNvPicPr>
                   </pic:nvPicPr>
                   <pic:blipFill>
-                    <a:blip r:embed="rId58"/>
+                    <a:blip r:embed="rId55"/>
                     <a:stretch>
                       <a:fillRect/>
                     </a:stretch>
@@ -8628,7 +8551,7 @@
           <w:b/>
           <w:bCs/>
         </w:rPr>
-        <w:t xml:space="preserve">Figure 4.</w:t>
+        <w:t xml:space="preserve">Figure 3.</w:t>
       </w:r>
       <w:r>
         <w:t xml:space="preserve"> </w:t>
@@ -8745,8 +8668,8 @@
         <w:t xml:space="preserve">per-method peak memory is reported from the isolated-subprocess matrix in §3.2.)</w:t>
       </w:r>
     </w:p>
-    <w:bookmarkEnd w:id="61"/>
-    <w:bookmarkStart w:id="65" w:name="the-broadfocused-annotation-workflow"/>
+    <w:bookmarkEnd w:id="58"/>
+    <w:bookmarkStart w:id="62" w:name="the-broadfocused-annotation-workflow"/>
     <w:p>
       <w:pPr>
         <w:pStyle w:val="Heading2"/>
@@ -8821,18 +8744,18 @@
           <wp:inline>
             <wp:extent cx="5334000" cy="2195377"/>
             <wp:effectExtent b="0" l="0" r="0" t="0"/>
-            <wp:docPr descr="the broad pass and the focused pass on one query" title="" id="63" name="Picture"/>
+            <wp:docPr descr="the broad pass and the focused pass on one query" title="" id="60" name="Picture"/>
             <a:graphic>
               <a:graphicData uri="http://schemas.openxmlformats.org/drawingml/2006/picture">
                 <pic:pic>
                   <pic:nvPicPr>
-                    <pic:cNvPr descr="/Users/iandriver/Downloads/actinn-jax-benchmark/docs/figures/fig_workflow_umap.png" id="64" name="Picture"/>
+                    <pic:cNvPr descr="/Users/iandriver/Downloads/actinn-jax-benchmark/docs/figures/fig_workflow_umap.png" id="61" name="Picture"/>
                     <pic:cNvPicPr>
                       <a:picLocks noChangeArrowheads="1" noChangeAspect="1"/>
                     </pic:cNvPicPr>
                   </pic:nvPicPr>
                   <pic:blipFill>
-                    <a:blip r:embed="rId62"/>
+                    <a:blip r:embed="rId59"/>
                     <a:stretch>
                       <a:fillRect/>
                     </a:stretch>
@@ -8868,7 +8791,7 @@
           <w:b/>
           <w:bCs/>
         </w:rPr>
-        <w:t xml:space="preserve">Figure 5.</w:t>
+        <w:t xml:space="preserve">Figure 4.</w:t>
       </w:r>
       <w:r>
         <w:t xml:space="preserve"> </w:t>
@@ -10708,8 +10631,8 @@
         <w:t xml:space="preserve">tissue → subtype/state), not just a classifier, at classical-method speed throughout.</w:t>
       </w:r>
     </w:p>
-    <w:bookmarkEnd w:id="65"/>
-    <w:bookmarkStart w:id="66" w:name="rejection-abstain"/>
+    <w:bookmarkEnd w:id="62"/>
+    <w:bookmarkStart w:id="63" w:name="rejection-abstain"/>
     <w:p>
       <w:pPr>
         <w:pStyle w:val="Heading2"/>
@@ -11041,8 +10964,8 @@
         <w:t xml:space="preserve">what makes the abstain step usable as a routing decision in the workflow of §3.4.</w:t>
       </w:r>
     </w:p>
-    <w:bookmarkEnd w:id="66"/>
-    <w:bookmarkStart w:id="67" w:name="foundation-model-zero-shot-scprint"/>
+    <w:bookmarkEnd w:id="63"/>
+    <w:bookmarkStart w:id="64" w:name="foundation-model-zero-shot-scprint"/>
     <w:p>
       <w:pPr>
         <w:pStyle w:val="Heading2"/>
@@ -11222,8 +11145,8 @@
         <w:t xml:space="preserve">its raw label predictions are not.</w:t>
       </w:r>
     </w:p>
-    <w:bookmarkEnd w:id="67"/>
-    <w:bookmarkStart w:id="76" w:name="X073cf3caac1f6b108657735a42ae0c9978dc036"/>
+    <w:bookmarkEnd w:id="64"/>
+    <w:bookmarkStart w:id="73" w:name="X073cf3caac1f6b108657735a42ae0c9978dc036"/>
     <w:p>
       <w:pPr>
         <w:pStyle w:val="Heading2"/>
@@ -11273,7 +11196,7 @@
       <w:r>
         <w:t xml:space="preserve"> </w:t>
       </w:r>
-      <w:hyperlink r:id="rId68">
+      <w:hyperlink r:id="rId65">
         <w:r>
           <w:rPr>
             <w:rStyle w:val="Hyperlink"/>
@@ -11384,7 +11307,7 @@
       <w:r>
         <w:t xml:space="preserve"> </w:t>
       </w:r>
-      <w:hyperlink r:id="rId69">
+      <w:hyperlink r:id="rId66">
         <w:r>
           <w:rPr>
             <w:rStyle w:val="Hyperlink"/>
@@ -13197,7 +13120,7 @@
         <w:t xml:space="preserve"> </w:t>
       </w:r>
       <w:r>
-        <w:t xml:space="preserve">hypomap (Figure 6). Crucially, this is</w:t>
+        <w:t xml:space="preserve">hypomap (Figure 5). Crucially, this is</w:t>
       </w:r>
       <w:r>
         <w:t xml:space="preserve"> </w:t>
@@ -13254,7 +13177,7 @@
         <w:t xml:space="preserve"> </w:t>
       </w:r>
       <w:r>
-        <w:t xml:space="preserve">query-cells-per-class check independently flags it (Figure 7) —</w:t>
+        <w:t xml:space="preserve">query-cells-per-class check independently flags it (Figure 6) —</w:t>
       </w:r>
       <w:r>
         <w:t xml:space="preserve"> </w:t>
@@ -13328,18 +13251,18 @@
           <wp:inline>
             <wp:extent cx="5334000" cy="2139510"/>
             <wp:effectExtent b="0" l="0" r="0" t="0"/>
-            <wp:docPr descr="gene budget curve" title="" id="71" name="Picture"/>
+            <wp:docPr descr="gene budget curve" title="" id="68" name="Picture"/>
             <a:graphic>
               <a:graphicData uri="http://schemas.openxmlformats.org/drawingml/2006/picture">
                 <pic:pic>
                   <pic:nvPicPr>
-                    <pic:cNvPr descr="/Users/iandriver/Downloads/actinn-jax-benchmark/docs/figures/gene_budget_curve.png" id="72" name="Picture"/>
+                    <pic:cNvPr descr="/Users/iandriver/Downloads/actinn-jax-benchmark/docs/figures/gene_budget_curve.png" id="69" name="Picture"/>
                     <pic:cNvPicPr>
                       <a:picLocks noChangeArrowheads="1" noChangeAspect="1"/>
                     </pic:cNvPicPr>
                   </pic:nvPicPr>
                   <pic:blipFill>
-                    <a:blip r:embed="rId70"/>
+                    <a:blip r:embed="rId67"/>
                     <a:stretch>
                       <a:fillRect/>
                     </a:stretch>
@@ -13375,7 +13298,7 @@
           <w:b/>
           <w:bCs/>
         </w:rPr>
-        <w:t xml:space="preserve">Figure 6.</w:t>
+        <w:t xml:space="preserve">Figure 5.</w:t>
       </w:r>
       <w:r>
         <w:t xml:space="preserve"> </w:t>
@@ -13405,18 +13328,18 @@
           <wp:inline>
             <wp:extent cx="5334000" cy="2293972"/>
             <wp:effectExtent b="0" l="0" r="0" t="0"/>
-            <wp:docPr descr="gene budget signals" title="" id="74" name="Picture"/>
+            <wp:docPr descr="gene budget signals" title="" id="71" name="Picture"/>
             <a:graphic>
               <a:graphicData uri="http://schemas.openxmlformats.org/drawingml/2006/picture">
                 <pic:pic>
                   <pic:nvPicPr>
-                    <pic:cNvPr descr="/Users/iandriver/Downloads/actinn-jax-benchmark/docs/figures/gene_budget_signals.png" id="75" name="Picture"/>
+                    <pic:cNvPr descr="/Users/iandriver/Downloads/actinn-jax-benchmark/docs/figures/gene_budget_signals.png" id="72" name="Picture"/>
                     <pic:cNvPicPr>
                       <a:picLocks noChangeArrowheads="1" noChangeAspect="1"/>
                     </pic:cNvPicPr>
                   </pic:nvPicPr>
                   <pic:blipFill>
-                    <a:blip r:embed="rId73"/>
+                    <a:blip r:embed="rId70"/>
                     <a:stretch>
                       <a:fillRect/>
                     </a:stretch>
@@ -13452,7 +13375,7 @@
           <w:b/>
           <w:bCs/>
         </w:rPr>
-        <w:t xml:space="preserve">Figure 7.</w:t>
+        <w:t xml:space="preserve">Figure 6.</w:t>
       </w:r>
       <w:r>
         <w:t xml:space="preserve"> </w:t>
@@ -13473,9 +13396,9 @@
         <w:t xml:space="preserve">dataset where more genes hurt.</w:t>
       </w:r>
     </w:p>
-    <w:bookmarkEnd w:id="76"/>
-    <w:bookmarkEnd w:id="77"/>
-    <w:bookmarkStart w:id="79" w:name="discussion"/>
+    <w:bookmarkEnd w:id="73"/>
+    <w:bookmarkEnd w:id="74"/>
+    <w:bookmarkStart w:id="76" w:name="discussion"/>
     <w:p>
       <w:pPr>
         <w:pStyle w:val="Heading1"/>
@@ -14170,7 +14093,7 @@
       <w:r>
         <w:t xml:space="preserve"> </w:t>
       </w:r>
-      <w:hyperlink r:id="rId78">
+      <w:hyperlink r:id="rId75">
         <w:r>
           <w:rPr>
             <w:rStyle w:val="Hyperlink"/>
@@ -14901,8 +14824,8 @@
         <w:t xml:space="preserve">scientist can run, inspect, and run again.</w:t>
       </w:r>
     </w:p>
-    <w:bookmarkEnd w:id="79"/>
-    <w:bookmarkStart w:id="80" w:name="limitations"/>
+    <w:bookmarkEnd w:id="76"/>
+    <w:bookmarkStart w:id="77" w:name="limitations"/>
     <w:p>
       <w:pPr>
         <w:pStyle w:val="Heading1"/>
@@ -15622,8 +15545,8 @@
         <w:t xml:space="preserve">annotation).</w:t>
       </w:r>
     </w:p>
-    <w:bookmarkEnd w:id="80"/>
-    <w:bookmarkStart w:id="86" w:name="data-code-availability"/>
+    <w:bookmarkEnd w:id="77"/>
+    <w:bookmarkStart w:id="83" w:name="data-code-availability"/>
     <w:p>
       <w:pPr>
         <w:pStyle w:val="Heading1"/>
@@ -15673,7 +15596,7 @@
       <w:r>
         <w:t xml:space="preserve"> </w:t>
       </w:r>
-      <w:hyperlink r:id="rId81">
+      <w:hyperlink r:id="rId78">
         <w:r>
           <w:rPr>
             <w:rStyle w:val="Hyperlink"/>
@@ -15797,7 +15720,7 @@
       <w:r>
         <w:t xml:space="preserve"> </w:t>
       </w:r>
-      <w:hyperlink r:id="rId82">
+      <w:hyperlink r:id="rId79">
         <w:r>
           <w:rPr>
             <w:rStyle w:val="Hyperlink"/>
@@ -15820,7 +15743,7 @@
       <w:r>
         <w:t xml:space="preserve"> </w:t>
       </w:r>
-      <w:hyperlink r:id="rId83">
+      <w:hyperlink r:id="rId80">
         <w:r>
           <w:rPr>
             <w:rStyle w:val="Hyperlink"/>
@@ -15913,7 +15836,7 @@
       <w:r>
         <w:t xml:space="preserve"> </w:t>
       </w:r>
-      <w:hyperlink r:id="rId84">
+      <w:hyperlink r:id="rId81">
         <w:r>
           <w:rPr>
             <w:rStyle w:val="Hyperlink"/>
@@ -15942,7 +15865,7 @@
       <w:r>
         <w:t xml:space="preserve"> </w:t>
       </w:r>
-      <w:hyperlink r:id="rId85">
+      <w:hyperlink r:id="rId82">
         <w:r>
           <w:rPr>
             <w:rStyle w:val="Hyperlink"/>
@@ -15960,8 +15883,8 @@
         <w:t xml:space="preserve">condition of that licence and travels inside each shipped model’s build record.</w:t>
       </w:r>
     </w:p>
-    <w:bookmarkEnd w:id="86"/>
-    <w:bookmarkStart w:id="87" w:name="references"/>
+    <w:bookmarkEnd w:id="83"/>
+    <w:bookmarkStart w:id="84" w:name="references"/>
     <w:p>
       <w:pPr>
         <w:pStyle w:val="Heading1"/>
@@ -16216,7 +16139,7 @@
       <w:r>
         <w:t xml:space="preserve"> </w:t>
       </w:r>
-      <w:hyperlink r:id="rId69">
+      <w:hyperlink r:id="rId66">
         <w:r>
           <w:rPr>
             <w:rStyle w:val="Hyperlink"/>
@@ -16830,7 +16753,7 @@
       <w:r>
         <w:t xml:space="preserve"> </w:t>
       </w:r>
-      <w:hyperlink r:id="rId78">
+      <w:hyperlink r:id="rId75">
         <w:r>
           <w:rPr>
             <w:rStyle w:val="Hyperlink"/>
@@ -17010,7 +16933,7 @@
         <w:t xml:space="preserve">.</w:t>
       </w:r>
     </w:p>
-    <w:bookmarkEnd w:id="87"/>
+    <w:bookmarkEnd w:id="84"/>
     <w:sectPr>
       <w:footnotePr>
         <w:numRestart w:val="eachSect"/>

--- a/manuscript/actinn-jax_preprint.docx
+++ b/manuscript/actinn-jax_preprint.docx
@@ -7852,7 +7852,7 @@
               <w:pStyle w:val="Compact"/>
             </w:pPr>
             <w:r>
-              <w:t xml:space="preserve">linear-anova-pca 0.804 (actinn-jax #2)</w:t>
+              <w:t xml:space="preserve">linear-anova-pca 0.804</w:t>
             </w:r>
           </w:p>
         </w:tc>
@@ -7880,7 +7880,7 @@
                 <w:b/>
                 <w:bCs/>
               </w:rPr>
-              <w:t xml:space="preserve">0.686 exact / 0.731 ontology — #1 on both</w:t>
+              <w:t xml:space="preserve">0.686 exact / 0.731 ontology</w:t>
             </w:r>
           </w:p>
         </w:tc>

--- a/manuscript/actinn-jax_preprint.docx
+++ b/manuscript/actinn-jax_preprint.docx
@@ -5816,7 +5816,7 @@
     </w:p>
     <w:bookmarkEnd w:id="45"/>
     <w:bookmarkEnd w:id="46"/>
-    <w:bookmarkStart w:id="74" w:name="results"/>
+    <w:bookmarkStart w:id="71" w:name="results"/>
     <w:p>
       <w:pPr>
         <w:pStyle w:val="Heading1"/>
@@ -5825,7 +5825,7 @@
         <w:t xml:space="preserve">Results</w:t>
       </w:r>
     </w:p>
-    <w:bookmarkStart w:id="50" w:name="accuracy-and-cost"/>
+    <w:bookmarkStart w:id="47" w:name="accuracy-and-cost"/>
     <w:p>
       <w:pPr>
         <w:pStyle w:val="Heading2"/>
@@ -5839,78 +5839,7 @@
         <w:pStyle w:val="FirstParagraph"/>
       </w:pPr>
       <w:r>
-        <w:drawing>
-          <wp:inline>
-            <wp:extent cx="5334000" cy="4154905"/>
-            <wp:effectExtent b="0" l="0" r="0" t="0"/>
-            <wp:docPr descr="accuracy heatmap" title="" id="48" name="Picture"/>
-            <a:graphic>
-              <a:graphicData uri="http://schemas.openxmlformats.org/drawingml/2006/picture">
-                <pic:pic>
-                  <pic:nvPicPr>
-                    <pic:cNvPr descr="/Users/iandriver/Downloads/actinn-jax-benchmark/docs/figures/fig_accuracy_heatmap.png" id="49" name="Picture"/>
-                    <pic:cNvPicPr>
-                      <a:picLocks noChangeArrowheads="1" noChangeAspect="1"/>
-                    </pic:cNvPicPr>
-                  </pic:nvPicPr>
-                  <pic:blipFill>
-                    <a:blip r:embed="rId47"/>
-                    <a:stretch>
-                      <a:fillRect/>
-                    </a:stretch>
-                  </pic:blipFill>
-                  <pic:spPr bwMode="auto">
-                    <a:xfrm>
-                      <a:off x="0" y="0"/>
-                      <a:ext cx="5334000" cy="4154905"/>
-                    </a:xfrm>
-                    <a:prstGeom prst="rect">
-                      <a:avLst/>
-                    </a:prstGeom>
-                    <a:noFill/>
-                    <a:ln w="9525">
-                      <a:noFill/>
-                      <a:headEnd/>
-                      <a:tailEnd/>
-                    </a:ln>
-                  </pic:spPr>
-                </pic:pic>
-              </a:graphicData>
-            </a:graphic>
-          </wp:inline>
-        </w:drawing>
-      </w:r>
-    </w:p>
-    <w:p>
-      <w:pPr>
-        <w:pStyle w:val="BodyText"/>
-      </w:pPr>
-      <w:r>
-        <w:rPr>
-          <w:b/>
-          <w:bCs/>
-        </w:rPr>
-        <w:t xml:space="preserve">Figure 1.</w:t>
-      </w:r>
-      <w:r>
-        <w:t xml:space="preserve"> </w:t>
-      </w:r>
-      <w:r>
-        <w:t xml:space="preserve">Accuracy by method (rows) and dataset (columns) across the in-house panel.</w:t>
-      </w:r>
-    </w:p>
-    <w:p>
-      <w:pPr>
-        <w:pStyle w:val="BodyText"/>
-      </w:pPr>
-      <w:r>
-        <w:t xml:space="preserve">Accuracy and cost belong in one table: the finding is not where either lands, but how little</w:t>
-      </w:r>
-      <w:r>
-        <w:t xml:space="preserve"> </w:t>
-      </w:r>
-      <w:r>
-        <w:t xml:space="preserve">they relate. Accuracy is the mean over the</w:t>
+        <w:t xml:space="preserve">Accuracy is the mean over the</w:t>
       </w:r>
       <w:r>
         <w:t xml:space="preserve"> </w:t>
@@ -7078,47 +7007,29 @@
         <w:pStyle w:val="BodyText"/>
       </w:pPr>
       <w:r>
-        <w:rPr>
-          <w:b/>
-          <w:bCs/>
-        </w:rPr>
-        <w:t xml:space="preserve">Read down the accuracy column, then across.</w:t>
-      </w:r>
-      <w:r>
-        <w:t xml:space="preserve"> </w:t>
-      </w:r>
-      <w:r>
-        <w:t xml:space="preserve">The top four span 0.008 in accuracy,</w:t>
-      </w:r>
-      <w:r>
-        <w:t xml:space="preserve"> </w:t>
-      </w:r>
-      <w:r>
-        <w:rPr>
-          <w:b/>
-          <w:bCs/>
-        </w:rPr>
-        <w:t xml:space="preserve">~130× in</w:t>
-      </w:r>
-      <w:r>
-        <w:rPr>
-          <w:b/>
-          <w:bCs/>
-        </w:rPr>
-        <w:t xml:space="preserve"> </w:t>
-      </w:r>
-      <w:r>
-        <w:rPr>
-          <w:b/>
-          <w:bCs/>
-        </w:rPr>
-        <w:t xml:space="preserve">predict time</w:t>
-      </w:r>
-      <w:r>
-        <w:t xml:space="preserve"> </w:t>
-      </w:r>
-      <w:r>
-        <w:t xml:space="preserve">(0.34 s to 89 s) and 2.4× in memory. scANVI sits within 0.002 of second place and</w:t>
+        <w:t xml:space="preserve">The top four methods span</w:t>
+      </w:r>
+      <w:r>
+        <w:t xml:space="preserve"> </w:t>
+      </w:r>
+      <w:r>
+        <w:rPr>
+          <w:b/>
+          <w:bCs/>
+        </w:rPr>
+        <w:t xml:space="preserve">0.008 in accuracy, ~130× in predict time</w:t>
+      </w:r>
+      <w:r>
+        <w:t xml:space="preserve"> </w:t>
+      </w:r>
+      <w:r>
+        <w:t xml:space="preserve">(0.34 s to 89 s) and</w:t>
+      </w:r>
+      <w:r>
+        <w:t xml:space="preserve"> </w:t>
+      </w:r>
+      <w:r>
+        <w:t xml:space="preserve">2.4× in memory. scANVI sits within 0.002 of second place and</w:t>
       </w:r>
       <w:r>
         <w:t xml:space="preserve"> </w:t>
@@ -8318,8 +8229,8 @@
         <w:t xml:space="preserve">exact scores are unaffected.</w:t>
       </w:r>
     </w:p>
-    <w:bookmarkEnd w:id="50"/>
-    <w:bookmarkStart w:id="54" w:name="the-accuracy-speed-frontier"/>
+    <w:bookmarkEnd w:id="47"/>
+    <w:bookmarkStart w:id="51" w:name="the-accuracy-speed-frontier"/>
     <w:p>
       <w:pPr>
         <w:pStyle w:val="Heading2"/>
@@ -8337,18 +8248,18 @@
           <wp:inline>
             <wp:extent cx="5334000" cy="3671222"/>
             <wp:effectExtent b="0" l="0" r="0" t="0"/>
-            <wp:docPr descr="Pareto" title="" id="52" name="Picture"/>
+            <wp:docPr descr="Pareto" title="" id="49" name="Picture"/>
             <a:graphic>
               <a:graphicData uri="http://schemas.openxmlformats.org/drawingml/2006/picture">
                 <pic:pic>
                   <pic:nvPicPr>
-                    <pic:cNvPr descr="/Users/iandriver/Downloads/actinn-jax-benchmark/docs/figures/fig_pareto_liver_intra.png" id="53" name="Picture"/>
+                    <pic:cNvPr descr="/Users/iandriver/Downloads/actinn-jax-benchmark/docs/figures/fig_pareto_liver_intra.png" id="50" name="Picture"/>
                     <pic:cNvPicPr>
                       <a:picLocks noChangeArrowheads="1" noChangeAspect="1"/>
                     </pic:cNvPicPr>
                   </pic:nvPicPr>
                   <pic:blipFill>
-                    <a:blip r:embed="rId51"/>
+                    <a:blip r:embed="rId48"/>
                     <a:stretch>
                       <a:fillRect/>
                     </a:stretch>
@@ -8384,7 +8295,7 @@
           <w:b/>
           <w:bCs/>
         </w:rPr>
-        <w:t xml:space="preserve">Figure 2.</w:t>
+        <w:t xml:space="preserve">Figure 1.</w:t>
       </w:r>
       <w:r>
         <w:t xml:space="preserve"> </w:t>
@@ -8402,7 +8313,7 @@
         <w:t xml:space="preserve"> </w:t>
       </w:r>
       <w:r>
-        <w:t xml:space="preserve">separates it is visible only on the scaling axes of Figure 3.</w:t>
+        <w:t xml:space="preserve">separates it is visible only on the scaling axes of Figure 2.</w:t>
       </w:r>
     </w:p>
     <w:p>
@@ -8410,31 +8321,17 @@
         <w:pStyle w:val="BodyText"/>
       </w:pPr>
       <w:r>
-        <w:t xml:space="preserve">Plotting accuracy against total wall time makes the frontier explicit. The</w:t>
-      </w:r>
-      <w:r>
-        <w:t xml:space="preserve"> </w:t>
-      </w:r>
-      <w:r>
-        <w:rPr>
-          <w:b/>
-          <w:bCs/>
-        </w:rPr>
-        <w:t xml:space="preserve">tuned linear</w:t>
-      </w:r>
-      <w:r>
-        <w:rPr>
-          <w:b/>
-          <w:bCs/>
-        </w:rPr>
-        <w:t xml:space="preserve"> </w:t>
-      </w:r>
-      <w:r>
-        <w:rPr>
-          <w:b/>
-          <w:bCs/>
-        </w:rPr>
-        <w:t xml:space="preserve">pipeline</w:t>
+        <w:t xml:space="preserve">The</w:t>
+      </w:r>
+      <w:r>
+        <w:t xml:space="preserve"> </w:t>
+      </w:r>
+      <w:r>
+        <w:rPr>
+          <w:b/>
+          <w:bCs/>
+        </w:rPr>
+        <w:t xml:space="preserve">tuned linear pipeline</w:t>
       </w:r>
       <w:r>
         <w:t xml:space="preserve"> </w:t>
@@ -8485,8 +8382,8 @@
         <w:t xml:space="preserve">from the liver_intra panel and depicts the ranking of Tables 3 and 5.</w:t>
       </w:r>
     </w:p>
-    <w:bookmarkEnd w:id="54"/>
-    <w:bookmarkStart w:id="58" w:name="scaling"/>
+    <w:bookmarkEnd w:id="51"/>
+    <w:bookmarkStart w:id="55" w:name="scaling"/>
     <w:p>
       <w:pPr>
         <w:pStyle w:val="Heading2"/>
@@ -8504,18 +8401,18 @@
           <wp:inline>
             <wp:extent cx="5334000" cy="1970216"/>
             <wp:effectExtent b="0" l="0" r="0" t="0"/>
-            <wp:docPr descr="scaling" title="" id="56" name="Picture"/>
+            <wp:docPr descr="scaling" title="" id="53" name="Picture"/>
             <a:graphic>
               <a:graphicData uri="http://schemas.openxmlformats.org/drawingml/2006/picture">
                 <pic:pic>
                   <pic:nvPicPr>
-                    <pic:cNvPr descr="/Users/iandriver/Downloads/actinn-jax-benchmark/docs/figures/fig_scaling.png" id="57" name="Picture"/>
+                    <pic:cNvPr descr="/Users/iandriver/Downloads/actinn-jax-benchmark/docs/figures/fig_scaling.png" id="54" name="Picture"/>
                     <pic:cNvPicPr>
                       <a:picLocks noChangeArrowheads="1" noChangeAspect="1"/>
                     </pic:cNvPicPr>
                   </pic:nvPicPr>
                   <pic:blipFill>
-                    <a:blip r:embed="rId55"/>
+                    <a:blip r:embed="rId52"/>
                     <a:stretch>
                       <a:fillRect/>
                     </a:stretch>
@@ -8551,7 +8448,7 @@
           <w:b/>
           <w:bCs/>
         </w:rPr>
-        <w:t xml:space="preserve">Figure 3.</w:t>
+        <w:t xml:space="preserve">Figure 2.</w:t>
       </w:r>
       <w:r>
         <w:t xml:space="preserve"> </w:t>
@@ -8668,8 +8565,8 @@
         <w:t xml:space="preserve">per-method peak memory is reported from the isolated-subprocess matrix in §3.2.)</w:t>
       </w:r>
     </w:p>
-    <w:bookmarkEnd w:id="58"/>
-    <w:bookmarkStart w:id="62" w:name="the-broadfocused-annotation-workflow"/>
+    <w:bookmarkEnd w:id="55"/>
+    <w:bookmarkStart w:id="59" w:name="the-broadfocused-annotation-workflow"/>
     <w:p>
       <w:pPr>
         <w:pStyle w:val="Heading2"/>
@@ -8744,18 +8641,18 @@
           <wp:inline>
             <wp:extent cx="5334000" cy="2195377"/>
             <wp:effectExtent b="0" l="0" r="0" t="0"/>
-            <wp:docPr descr="the broad pass and the focused pass on one query" title="" id="60" name="Picture"/>
+            <wp:docPr descr="the broad pass and the focused pass on one query" title="" id="57" name="Picture"/>
             <a:graphic>
               <a:graphicData uri="http://schemas.openxmlformats.org/drawingml/2006/picture">
                 <pic:pic>
                   <pic:nvPicPr>
-                    <pic:cNvPr descr="/Users/iandriver/Downloads/actinn-jax-benchmark/docs/figures/fig_workflow_umap.png" id="61" name="Picture"/>
+                    <pic:cNvPr descr="/Users/iandriver/Downloads/actinn-jax-benchmark/docs/figures/fig_workflow_umap.png" id="58" name="Picture"/>
                     <pic:cNvPicPr>
                       <a:picLocks noChangeArrowheads="1" noChangeAspect="1"/>
                     </pic:cNvPicPr>
                   </pic:nvPicPr>
                   <pic:blipFill>
-                    <a:blip r:embed="rId59"/>
+                    <a:blip r:embed="rId56"/>
                     <a:stretch>
                       <a:fillRect/>
                     </a:stretch>
@@ -8791,7 +8688,7 @@
           <w:b/>
           <w:bCs/>
         </w:rPr>
-        <w:t xml:space="preserve">Figure 4.</w:t>
+        <w:t xml:space="preserve">Figure 3.</w:t>
       </w:r>
       <w:r>
         <w:t xml:space="preserve"> </w:t>
@@ -10631,8 +10528,8 @@
         <w:t xml:space="preserve">tissue → subtype/state), not just a classifier, at classical-method speed throughout.</w:t>
       </w:r>
     </w:p>
-    <w:bookmarkEnd w:id="62"/>
-    <w:bookmarkStart w:id="63" w:name="rejection-abstain"/>
+    <w:bookmarkEnd w:id="59"/>
+    <w:bookmarkStart w:id="60" w:name="rejection-abstain"/>
     <w:p>
       <w:pPr>
         <w:pStyle w:val="Heading2"/>
@@ -10964,8 +10861,8 @@
         <w:t xml:space="preserve">what makes the abstain step usable as a routing decision in the workflow of §3.4.</w:t>
       </w:r>
     </w:p>
-    <w:bookmarkEnd w:id="63"/>
-    <w:bookmarkStart w:id="64" w:name="foundation-model-zero-shot-scprint"/>
+    <w:bookmarkEnd w:id="60"/>
+    <w:bookmarkStart w:id="61" w:name="foundation-model-zero-shot-scprint"/>
     <w:p>
       <w:pPr>
         <w:pStyle w:val="Heading2"/>
@@ -11145,8 +11042,8 @@
         <w:t xml:space="preserve">its raw label predictions are not.</w:t>
       </w:r>
     </w:p>
-    <w:bookmarkEnd w:id="64"/>
-    <w:bookmarkStart w:id="73" w:name="X073cf3caac1f6b108657735a42ae0c9978dc036"/>
+    <w:bookmarkEnd w:id="61"/>
+    <w:bookmarkStart w:id="70" w:name="X073cf3caac1f6b108657735a42ae0c9978dc036"/>
     <w:p>
       <w:pPr>
         <w:pStyle w:val="Heading2"/>
@@ -11196,7 +11093,7 @@
       <w:r>
         <w:t xml:space="preserve"> </w:t>
       </w:r>
-      <w:hyperlink r:id="rId65">
+      <w:hyperlink r:id="rId62">
         <w:r>
           <w:rPr>
             <w:rStyle w:val="Hyperlink"/>
@@ -11307,7 +11204,7 @@
       <w:r>
         <w:t xml:space="preserve"> </w:t>
       </w:r>
-      <w:hyperlink r:id="rId66">
+      <w:hyperlink r:id="rId63">
         <w:r>
           <w:rPr>
             <w:rStyle w:val="Hyperlink"/>
@@ -13120,7 +13017,7 @@
         <w:t xml:space="preserve"> </w:t>
       </w:r>
       <w:r>
-        <w:t xml:space="preserve">hypomap (Figure 5). Crucially, this is</w:t>
+        <w:t xml:space="preserve">hypomap (Figure 4). Crucially, this is</w:t>
       </w:r>
       <w:r>
         <w:t xml:space="preserve"> </w:t>
@@ -13177,7 +13074,7 @@
         <w:t xml:space="preserve"> </w:t>
       </w:r>
       <w:r>
-        <w:t xml:space="preserve">query-cells-per-class check independently flags it (Figure 6) —</w:t>
+        <w:t xml:space="preserve">query-cells-per-class check independently flags it (Figure 5) —</w:t>
       </w:r>
       <w:r>
         <w:t xml:space="preserve"> </w:t>
@@ -13251,18 +13148,18 @@
           <wp:inline>
             <wp:extent cx="5334000" cy="2139510"/>
             <wp:effectExtent b="0" l="0" r="0" t="0"/>
-            <wp:docPr descr="gene budget curve" title="" id="68" name="Picture"/>
+            <wp:docPr descr="gene budget curve" title="" id="65" name="Picture"/>
             <a:graphic>
               <a:graphicData uri="http://schemas.openxmlformats.org/drawingml/2006/picture">
                 <pic:pic>
                   <pic:nvPicPr>
-                    <pic:cNvPr descr="/Users/iandriver/Downloads/actinn-jax-benchmark/docs/figures/gene_budget_curve.png" id="69" name="Picture"/>
+                    <pic:cNvPr descr="/Users/iandriver/Downloads/actinn-jax-benchmark/docs/figures/gene_budget_curve.png" id="66" name="Picture"/>
                     <pic:cNvPicPr>
                       <a:picLocks noChangeArrowheads="1" noChangeAspect="1"/>
                     </pic:cNvPicPr>
                   </pic:nvPicPr>
                   <pic:blipFill>
-                    <a:blip r:embed="rId67"/>
+                    <a:blip r:embed="rId64"/>
                     <a:stretch>
                       <a:fillRect/>
                     </a:stretch>
@@ -13298,7 +13195,7 @@
           <w:b/>
           <w:bCs/>
         </w:rPr>
-        <w:t xml:space="preserve">Figure 5.</w:t>
+        <w:t xml:space="preserve">Figure 4.</w:t>
       </w:r>
       <w:r>
         <w:t xml:space="preserve"> </w:t>
@@ -13328,18 +13225,18 @@
           <wp:inline>
             <wp:extent cx="5334000" cy="2293972"/>
             <wp:effectExtent b="0" l="0" r="0" t="0"/>
-            <wp:docPr descr="gene budget signals" title="" id="71" name="Picture"/>
+            <wp:docPr descr="gene budget signals" title="" id="68" name="Picture"/>
             <a:graphic>
               <a:graphicData uri="http://schemas.openxmlformats.org/drawingml/2006/picture">
                 <pic:pic>
                   <pic:nvPicPr>
-                    <pic:cNvPr descr="/Users/iandriver/Downloads/actinn-jax-benchmark/docs/figures/gene_budget_signals.png" id="72" name="Picture"/>
+                    <pic:cNvPr descr="/Users/iandriver/Downloads/actinn-jax-benchmark/docs/figures/gene_budget_signals.png" id="69" name="Picture"/>
                     <pic:cNvPicPr>
                       <a:picLocks noChangeArrowheads="1" noChangeAspect="1"/>
                     </pic:cNvPicPr>
                   </pic:nvPicPr>
                   <pic:blipFill>
-                    <a:blip r:embed="rId70"/>
+                    <a:blip r:embed="rId67"/>
                     <a:stretch>
                       <a:fillRect/>
                     </a:stretch>
@@ -13375,7 +13272,7 @@
           <w:b/>
           <w:bCs/>
         </w:rPr>
-        <w:t xml:space="preserve">Figure 6.</w:t>
+        <w:t xml:space="preserve">Figure 5.</w:t>
       </w:r>
       <w:r>
         <w:t xml:space="preserve"> </w:t>
@@ -13396,9 +13293,9 @@
         <w:t xml:space="preserve">dataset where more genes hurt.</w:t>
       </w:r>
     </w:p>
-    <w:bookmarkEnd w:id="73"/>
-    <w:bookmarkEnd w:id="74"/>
-    <w:bookmarkStart w:id="76" w:name="discussion"/>
+    <w:bookmarkEnd w:id="70"/>
+    <w:bookmarkEnd w:id="71"/>
+    <w:bookmarkStart w:id="73" w:name="discussion"/>
     <w:p>
       <w:pPr>
         <w:pStyle w:val="Heading1"/>
@@ -14093,7 +13990,7 @@
       <w:r>
         <w:t xml:space="preserve"> </w:t>
       </w:r>
-      <w:hyperlink r:id="rId75">
+      <w:hyperlink r:id="rId72">
         <w:r>
           <w:rPr>
             <w:rStyle w:val="Hyperlink"/>
@@ -14824,8 +14721,8 @@
         <w:t xml:space="preserve">scientist can run, inspect, and run again.</w:t>
       </w:r>
     </w:p>
-    <w:bookmarkEnd w:id="76"/>
-    <w:bookmarkStart w:id="77" w:name="limitations"/>
+    <w:bookmarkEnd w:id="73"/>
+    <w:bookmarkStart w:id="74" w:name="limitations"/>
     <w:p>
       <w:pPr>
         <w:pStyle w:val="Heading1"/>
@@ -15545,8 +15442,8 @@
         <w:t xml:space="preserve">annotation).</w:t>
       </w:r>
     </w:p>
-    <w:bookmarkEnd w:id="77"/>
-    <w:bookmarkStart w:id="83" w:name="data-code-availability"/>
+    <w:bookmarkEnd w:id="74"/>
+    <w:bookmarkStart w:id="80" w:name="data-code-availability"/>
     <w:p>
       <w:pPr>
         <w:pStyle w:val="Heading1"/>
@@ -15596,7 +15493,7 @@
       <w:r>
         <w:t xml:space="preserve"> </w:t>
       </w:r>
-      <w:hyperlink r:id="rId78">
+      <w:hyperlink r:id="rId75">
         <w:r>
           <w:rPr>
             <w:rStyle w:val="Hyperlink"/>
@@ -15720,7 +15617,7 @@
       <w:r>
         <w:t xml:space="preserve"> </w:t>
       </w:r>
-      <w:hyperlink r:id="rId79">
+      <w:hyperlink r:id="rId76">
         <w:r>
           <w:rPr>
             <w:rStyle w:val="Hyperlink"/>
@@ -15743,7 +15640,7 @@
       <w:r>
         <w:t xml:space="preserve"> </w:t>
       </w:r>
-      <w:hyperlink r:id="rId80">
+      <w:hyperlink r:id="rId77">
         <w:r>
           <w:rPr>
             <w:rStyle w:val="Hyperlink"/>
@@ -15836,7 +15733,7 @@
       <w:r>
         <w:t xml:space="preserve"> </w:t>
       </w:r>
-      <w:hyperlink r:id="rId81">
+      <w:hyperlink r:id="rId78">
         <w:r>
           <w:rPr>
             <w:rStyle w:val="Hyperlink"/>
@@ -15865,7 +15762,7 @@
       <w:r>
         <w:t xml:space="preserve"> </w:t>
       </w:r>
-      <w:hyperlink r:id="rId82">
+      <w:hyperlink r:id="rId79">
         <w:r>
           <w:rPr>
             <w:rStyle w:val="Hyperlink"/>
@@ -15883,8 +15780,8 @@
         <w:t xml:space="preserve">condition of that licence and travels inside each shipped model’s build record.</w:t>
       </w:r>
     </w:p>
-    <w:bookmarkEnd w:id="83"/>
-    <w:bookmarkStart w:id="84" w:name="references"/>
+    <w:bookmarkEnd w:id="80"/>
+    <w:bookmarkStart w:id="81" w:name="references"/>
     <w:p>
       <w:pPr>
         <w:pStyle w:val="Heading1"/>
@@ -16139,7 +16036,7 @@
       <w:r>
         <w:t xml:space="preserve"> </w:t>
       </w:r>
-      <w:hyperlink r:id="rId66">
+      <w:hyperlink r:id="rId63">
         <w:r>
           <w:rPr>
             <w:rStyle w:val="Hyperlink"/>
@@ -16753,7 +16650,7 @@
       <w:r>
         <w:t xml:space="preserve"> </w:t>
       </w:r>
-      <w:hyperlink r:id="rId75">
+      <w:hyperlink r:id="rId72">
         <w:r>
           <w:rPr>
             <w:rStyle w:val="Hyperlink"/>
@@ -16933,7 +16830,7 @@
         <w:t xml:space="preserve">.</w:t>
       </w:r>
     </w:p>
-    <w:bookmarkEnd w:id="84"/>
+    <w:bookmarkEnd w:id="81"/>
     <w:sectPr>
       <w:footnotePr>
         <w:numRestart w:val="eachSect"/>

--- a/manuscript/actinn-jax_preprint.docx
+++ b/manuscript/actinn-jax_preprint.docx
@@ -640,31 +640,31 @@
         <w:t xml:space="preserve"> </w:t>
       </w:r>
       <w:r>
-        <w:t xml:space="preserve">fixed across all methods and reported in full. Most importantly, the</w:t>
-      </w:r>
-      <w:r>
-        <w:t xml:space="preserve"> </w:t>
-      </w:r>
-      <w:r>
-        <w:rPr>
-          <w:b/>
-          <w:bCs/>
-        </w:rPr>
-        <w:t xml:space="preserve">external validation is</w:t>
-      </w:r>
-      <w:r>
-        <w:rPr>
-          <w:b/>
-          <w:bCs/>
-        </w:rPr>
-        <w:t xml:space="preserve"> </w:t>
-      </w:r>
-      <w:r>
-        <w:rPr>
-          <w:b/>
-          <w:bCs/>
-        </w:rPr>
-        <w:t xml:space="preserve">somebody else’s</w:t>
+        <w:t xml:space="preserve">fixed across all methods and reported in full. And the</w:t>
+      </w:r>
+      <w:r>
+        <w:t xml:space="preserve"> </w:t>
+      </w:r>
+      <w:r>
+        <w:rPr>
+          <w:b/>
+          <w:bCs/>
+        </w:rPr>
+        <w:t xml:space="preserve">external validation is somebody</w:t>
+      </w:r>
+      <w:r>
+        <w:rPr>
+          <w:b/>
+          <w:bCs/>
+        </w:rPr>
+        <w:t xml:space="preserve"> </w:t>
+      </w:r>
+      <w:r>
+        <w:rPr>
+          <w:b/>
+          <w:bCs/>
+        </w:rPr>
+        <w:t xml:space="preserve">else’s</w:t>
       </w:r>
       <w:r>
         <w:t xml:space="preserve">: Open Problems</w:t>
@@ -10030,7 +10030,7 @@
         <w:t xml:space="preserve"> </w:t>
       </w:r>
       <w:r>
-        <w:t xml:space="preserve">being comparable to them. Two limits are worth stating on the spot. The ablation above was run</w:t>
+        <w:t xml:space="preserve">being comparable to them. Two limits apply. The ablation above was run</w:t>
       </w:r>
       <w:r>
         <w:t xml:space="preserve"> </w:t>
@@ -10248,13 +10248,13 @@
         <w:t xml:space="preserve"> </w:t>
       </w:r>
       <w:r>
-        <w:t xml:space="preserve">assumption is that a better broad call should also make the focused call better. It does not,</w:t>
-      </w:r>
-      <w:r>
-        <w:t xml:space="preserve"> </w:t>
-      </w:r>
-      <w:r>
-        <w:t xml:space="preserve">and the test is worth stating plainly. On the leakage-free cross-study</w:t>
+        <w:t xml:space="preserve">assumption is that a better broad call should also make the focused call better. It does not.</w:t>
+      </w:r>
+      <w:r>
+        <w:t xml:space="preserve"> </w:t>
+      </w:r>
+      <w:r>
+        <w:t xml:space="preserve">On the leakage-free cross-study</w:t>
       </w:r>
       <w:r>
         <w:t xml:space="preserve"> </w:t>
@@ -12767,7 +12767,7 @@
           <w:b/>
           <w:bCs/>
         </w:rPr>
-        <w:t xml:space="preserve">scTOP fails on two of the six, for a reason worth recording.</w:t>
+        <w:t xml:space="preserve">scTOP fails on two of the six.</w:t>
       </w:r>
       <w:r>
         <w:t xml:space="preserve"> </w:t>
@@ -13017,7 +13017,7 @@
         <w:t xml:space="preserve"> </w:t>
       </w:r>
       <w:r>
-        <w:t xml:space="preserve">hypomap (Figure 4). Crucially, this is</w:t>
+        <w:t xml:space="preserve">hypomap (Figure 4). The budget is</w:t>
       </w:r>
       <w:r>
         <w:t xml:space="preserve"> </w:t>

--- a/manuscript/actinn-jax_preprint.docx
+++ b/manuscript/actinn-jax_preprint.docx
@@ -15231,21 +15231,21 @@
           <w:b/>
           <w:bCs/>
         </w:rPr>
-        <w:t xml:space="preserve">actinn-jax’s memory advantage is bounded, and the linear pipeline scales further than</w:t>
-      </w:r>
-      <w:r>
-        <w:rPr>
-          <w:b/>
-          <w:bCs/>
-        </w:rPr>
-        <w:t xml:space="preserve"> </w:t>
-      </w:r>
-      <w:r>
-        <w:rPr>
-          <w:b/>
-          <w:bCs/>
-        </w:rPr>
-        <w:t xml:space="preserve">extrapolation suggests</w:t>
+        <w:t xml:space="preserve">actinn-jax’s memory advantage is bounded, and the linear pipeline scales further than a</w:t>
+      </w:r>
+      <w:r>
+        <w:rPr>
+          <w:b/>
+          <w:bCs/>
+        </w:rPr>
+        <w:t xml:space="preserve"> </w:t>
+      </w:r>
+      <w:r>
+        <w:rPr>
+          <w:b/>
+          <w:bCs/>
+        </w:rPr>
+        <w:t xml:space="preserve">naive extrapolation implies</w:t>
       </w:r>
       <w:r>
         <w:t xml:space="preserve"> </w:t>
@@ -15266,13 +15266,13 @@
         <w:t xml:space="preserve"> </w:t>
       </w:r>
       <w:r>
-        <w:t xml:space="preserve">linear pipeline’s small-reference footprint predicts ~32 GB and failure at atlas scale;</w:t>
-      </w:r>
-      <w:r>
-        <w:t xml:space="preserve"> </w:t>
-      </w:r>
-      <w:r>
-        <w:t xml:space="preserve">measured, it uses</w:t>
+        <w:t xml:space="preserve">linear pipeline’s small-reference footprint overstates its atlas-scale peak by ~2.4× — the</w:t>
+      </w:r>
+      <w:r>
+        <w:t xml:space="preserve"> </w:t>
+      </w:r>
+      <w:r>
+        <w:t xml:space="preserve">measured figure is</w:t>
       </w:r>
       <w:r>
         <w:t xml:space="preserve"> </w:t>
@@ -15288,13 +15288,19 @@
         <w:t xml:space="preserve"> </w:t>
       </w:r>
       <w:r>
-        <w:t xml:space="preserve">and completes, because its feature-selection step caps the</w:t>
-      </w:r>
-      <w:r>
-        <w:t xml:space="preserve"> </w:t>
-      </w:r>
-      <w:r>
-        <w:t xml:space="preserve">dense matrix at 20,000 genes, well below the full gene set. The linear/actinn-jax memory ratio is likewise</w:t>
+        <w:t xml:space="preserve">at 49k reference cells — because its feature-selection step</w:t>
+      </w:r>
+      <w:r>
+        <w:t xml:space="preserve"> </w:t>
+      </w:r>
+      <w:r>
+        <w:t xml:space="preserve">caps the dense matrix at 20,000 genes rather than the full gene set. The linear/actinn-jax</w:t>
+      </w:r>
+      <w:r>
+        <w:t xml:space="preserve"> </w:t>
+      </w:r>
+      <w:r>
+        <w:t xml:space="preserve">memory ratio is likewise</w:t>
       </w:r>
       <w:r>
         <w:t xml:space="preserve"> </w:t>
@@ -15322,7 +15328,7 @@
         <w:t xml:space="preserve"> </w:t>
       </w:r>
       <w:r>
-        <w:t xml:space="preserve">projections in this setting should be measured, not extrapolated.</w:t>
+        <w:t xml:space="preserve">in this setting should be measured, not extrapolated.</w:t>
       </w:r>
     </w:p>
     <w:p>

--- a/manuscript/actinn-jax_preprint.docx
+++ b/manuscript/actinn-jax_preprint.docx
@@ -14746,7 +14746,13 @@
         <w:t xml:space="preserve"> </w:t>
       </w:r>
       <w:r>
-        <w:t xml:space="preserve">there (deep/foundation tiers would be faster on CUDA — out of scope for the</w:t>
+        <w:t xml:space="preserve">there. The deep and foundation methods are written for CUDA and we would expect them to be</w:t>
+      </w:r>
+      <w:r>
+        <w:t xml:space="preserve"> </w:t>
+      </w:r>
+      <w:r>
+        <w:t xml:space="preserve">faster on it, but we did not measure that — it is outside the</w:t>
       </w:r>
       <w:r>
         <w:t xml:space="preserve"> </w:t>
@@ -14758,7 +14764,13 @@
         <w:t xml:space="preserve"> </w:t>
       </w:r>
       <w:r>
-        <w:t xml:space="preserve">question). The §3.7 controlled run covers the</w:t>
+        <w:t xml:space="preserve">question,</w:t>
+      </w:r>
+      <w:r>
+        <w:t xml:space="preserve"> </w:t>
+      </w:r>
+      <w:r>
+        <w:t xml:space="preserve">and every timing here should be read as this hardware’s. The §3.7 controlled run covers the</w:t>
       </w:r>
       <w:r>
         <w:t xml:space="preserve"> </w:t>
@@ -15160,13 +15172,13 @@
         <w:t xml:space="preserve"> </w:t>
       </w:r>
       <w:r>
-        <w:t xml:space="preserve">0.683) while fitting 4× faster, with its largest margin on the 86-type blood+gut set</w:t>
-      </w:r>
-      <w:r>
-        <w:t xml:space="preserve"> </w:t>
-      </w:r>
-      <w:r>
-        <w:t xml:space="preserve">(+4.2 pt) (</w:t>
+        <w:t xml:space="preserve">0.683) while fitting 7× faster on this panel’s hardware (§2.5), with its largest margin</w:t>
+      </w:r>
+      <w:r>
+        <w:t xml:space="preserve"> </w:t>
+      </w:r>
+      <w:r>
+        <w:t xml:space="preserve">on the 86-type blood+gut set (+4.2 pt) (</w:t>
       </w:r>
       <w:r>
         <w:rPr>
@@ -15175,7 +15187,25 @@
         <w:t xml:space="preserve">SIMPLE_BASELINES.md</w:t>
       </w:r>
       <w:r>
-        <w:t xml:space="preserve">). The §3.1 margins over the</w:t>
+        <w:t xml:space="preserve">).</w:t>
+      </w:r>
+      <w:r>
+        <w:t xml:space="preserve"> </w:t>
+      </w:r>
+      <w:r>
+        <w:t xml:space="preserve">Wall-clock ratios between a JAX model and a scikit-learn pipeline shift with the CPU and</w:t>
+      </w:r>
+      <w:r>
+        <w:t xml:space="preserve"> </w:t>
+      </w:r>
+      <w:r>
+        <w:t xml:space="preserve">the threading available, so read them as this machine’s, not as constants. The §3.1</w:t>
+      </w:r>
+      <w:r>
+        <w:t xml:space="preserve"> </w:t>
+      </w:r>
+      <w:r>
+        <w:t xml:space="preserve">margins over the</w:t>
       </w:r>
       <w:r>
         <w:t xml:space="preserve"> </w:t>
@@ -15203,13 +15233,13 @@
         <w:t xml:space="preserve"> </w:t>
       </w:r>
       <w:r>
-        <w:t xml:space="preserve">tuning effort on SVM or CellTypist would likely narrow them further. scTOP is cheaper still</w:t>
-      </w:r>
-      <w:r>
-        <w:t xml:space="preserve"> </w:t>
-      </w:r>
-      <w:r>
-        <w:t xml:space="preserve">on time (~1 s) but competitive only at small, low cardinality — best pbmc macro-F1 (0.837),</w:t>
+        <w:t xml:space="preserve">tuning effort on SVM or CellTypist would likely narrow them further. scTOP is cheaper</w:t>
+      </w:r>
+      <w:r>
+        <w:t xml:space="preserve"> </w:t>
+      </w:r>
+      <w:r>
+        <w:t xml:space="preserve">still to fit but competitive only at small, low cardinality — best pbmc macro-F1 (0.837),</w:t>
       </w:r>
       <w:r>
         <w:t xml:space="preserve"> </w:t>

--- a/manuscript/actinn-jax_preprint.docx
+++ b/manuscript/actinn-jax_preprint.docx
@@ -5606,13 +5606,13 @@
         <w:t xml:space="preserve"> </w:t>
       </w:r>
       <w:r>
-        <w:t xml:space="preserve">from the matched-concurrency run (Table 10); the four components we added to the harness are</w:t>
-      </w:r>
-      <w:r>
-        <w:t xml:space="preserve"> </w:t>
-      </w:r>
-      <w:r>
-        <w:t xml:space="preserve">compared on accuracy alone (Table 11), which does not depend on the machine.</w:t>
+        <w:t xml:space="preserve">from the matched-concurrency run (Table 10); accuracy for the full eleven-method panel comes</w:t>
+      </w:r>
+      <w:r>
+        <w:t xml:space="preserve"> </w:t>
+      </w:r>
+      <w:r>
+        <w:t xml:space="preserve">from a separate single run of the same pipeline (Table 11).</w:t>
       </w:r>
     </w:p>
     <w:bookmarkEnd w:id="42"/>
@@ -11980,25 +11980,65 @@
           <w:b/>
           <w:bCs/>
         </w:rPr>
-        <w:t xml:space="preserve">Extension: our four added methods on the same datasets.</w:t>
-      </w:r>
-      <w:r>
-        <w:t xml:space="preserve"> </w:t>
-      </w:r>
-      <w:r>
-        <w:t xml:space="preserve">We ported the tuned linear</w:t>
-      </w:r>
-      <w:r>
-        <w:t xml:space="preserve"> </w:t>
-      </w:r>
-      <w:r>
-        <w:t xml:space="preserve">pipeline, the SGD-SVM, CellTypist and scTOP into Open Problems components and ran all four</w:t>
-      </w:r>
-      <w:r>
-        <w:t xml:space="preserve"> </w:t>
-      </w:r>
-      <w:r>
-        <w:t xml:space="preserve">on all six datasets (per-run numbers in the</w:t>
+        <w:t xml:space="preserve">All eleven methods, one run.</w:t>
+      </w:r>
+      <w:r>
+        <w:t xml:space="preserve"> </w:t>
+      </w:r>
+      <w:r>
+        <w:t xml:space="preserve">We ported the tuned linear pipeline, the SGD-SVM,</w:t>
+      </w:r>
+      <w:r>
+        <w:t xml:space="preserve"> </w:t>
+      </w:r>
+      <w:r>
+        <w:t xml:space="preserve">CellTypist and scTOP into Open Problems components and then re-ran</w:t>
+      </w:r>
+      <w:r>
+        <w:t xml:space="preserve"> </w:t>
+      </w:r>
+      <w:r>
+        <w:rPr>
+          <w:b/>
+          <w:bCs/>
+        </w:rPr>
+        <w:t xml:space="preserve">every</w:t>
+      </w:r>
+      <w:r>
+        <w:t xml:space="preserve"> </w:t>
+      </w:r>
+      <w:r>
+        <w:t xml:space="preserve">method — OP’s</w:t>
+      </w:r>
+      <w:r>
+        <w:t xml:space="preserve"> </w:t>
+      </w:r>
+      <w:r>
+        <w:t xml:space="preserve">seven and our four — through one execution of OP’s pipeline on a single</w:t>
+      </w:r>
+      <w:r>
+        <w:t xml:space="preserve"> </w:t>
+      </w:r>
+      <w:r>
+        <w:rPr>
+          <w:rStyle w:val="VerbatimChar"/>
+        </w:rPr>
+        <w:t xml:space="preserve">r7i.8xlarge</w:t>
+      </w:r>
+      <w:r>
+        <w:t xml:space="preserve">, so</w:t>
+      </w:r>
+      <w:r>
+        <w:t xml:space="preserve"> </w:t>
+      </w:r>
+      <w:r>
+        <w:t xml:space="preserve">the accuracy column below comes from one harness, one box and one invocation</w:t>
+      </w:r>
+      <w:r>
+        <w:t xml:space="preserve"> </w:t>
+      </w:r>
+      <w:r>
+        <w:t xml:space="preserve">(per-run numbers in the</w:t>
       </w:r>
       <w:r>
         <w:t xml:space="preserve"> </w:t>
@@ -12012,91 +12052,53 @@
         </w:r>
       </w:hyperlink>
       <w:r>
-        <w:t xml:space="preserve">).</w:t>
-      </w:r>
-      <w:r>
-        <w:t xml:space="preserve"> </w:t>
-      </w:r>
-      <w:r>
-        <w:t xml:space="preserve">Accuracy and macro-F1 do not depend on the machine, so these were run locally rather than on</w:t>
-      </w:r>
-      <w:r>
-        <w:t xml:space="preserve"> </w:t>
-      </w:r>
-      <w:r>
-        <w:t xml:space="preserve">the rented instance;</w:t>
-      </w:r>
-      <w:r>
-        <w:t xml:space="preserve"> </w:t>
-      </w:r>
-      <w:r>
-        <w:rPr>
-          <w:b/>
-          <w:bCs/>
-        </w:rPr>
-        <w:t xml:space="preserve">cost is not reported for them</w:t>
-      </w:r>
-      <w:r>
-        <w:t xml:space="preserve">, because that does depend on the</w:t>
-      </w:r>
-      <w:r>
-        <w:t xml:space="preserve"> </w:t>
-      </w:r>
-      <w:r>
-        <w:t xml:space="preserve">machine and only Table 10 was measured under controlled conditions. The premise is</w:t>
-      </w:r>
-      <w:r>
-        <w:t xml:space="preserve"> </w:t>
-      </w:r>
-      <w:r>
-        <w:t xml:space="preserve">checkable rather than assumed: running actinn-jax’s component locally reproduces its</w:t>
-      </w:r>
-      <w:r>
-        <w:t xml:space="preserve"> </w:t>
-      </w:r>
-      <w:r>
-        <w:t xml:space="preserve">controlled-run accuracy on every dataset to within</w:t>
-      </w:r>
-      <w:r>
-        <w:t xml:space="preserve"> </w:t>
-      </w:r>
-      <w:r>
-        <w:rPr>
-          <w:b/>
-          <w:bCs/>
-        </w:rPr>
-        <w:t xml:space="preserve">0.004</w:t>
-      </w:r>
-      <w:r>
-        <w:t xml:space="preserve"> </w:t>
-      </w:r>
-      <w:r>
-        <w:t xml:space="preserve">(mean difference 0.0005; three</w:t>
-      </w:r>
-      <w:r>
-        <w:t xml:space="preserve"> </w:t>
-      </w:r>
-      <w:r>
-        <w:t xml:space="preserve">of six identical to four decimals), which is smaller than the spread between repeats.</w:t>
+        <w:t xml:space="preserve">). It reproduces what came before: the</w:t>
+      </w:r>
+      <w:r>
+        <w:t xml:space="preserve"> </w:t>
+      </w:r>
+      <w:r>
+        <w:t xml:space="preserve">four OP methods that are not retrained here return</w:t>
+      </w:r>
+      <w:r>
+        <w:t xml:space="preserve"> </w:t>
+      </w:r>
+      <w:r>
+        <w:rPr>
+          <w:b/>
+          <w:bCs/>
+        </w:rPr>
+        <w:t xml:space="preserve">identical</w:t>
+      </w:r>
+      <w:r>
+        <w:t xml:space="preserve"> </w:t>
+      </w:r>
+      <w:r>
+        <w:t xml:space="preserve">means to Table 10 (knn</w:t>
+      </w:r>
+      <w:r>
+        <w:t xml:space="preserve"> </w:t>
+      </w:r>
+      <w:r>
+        <w:t xml:space="preserve">0.793, logistic_regression 0.813, cellmapper_linear 0.776, naive_bayes 0.738), and the four</w:t>
+      </w:r>
+      <w:r>
+        <w:t xml:space="preserve"> </w:t>
+      </w:r>
+      <w:r>
+        <w:t xml:space="preserve">we added match separate local runs to within 0.001.</w:t>
       </w:r>
     </w:p>
     <w:tbl>
       <w:tblPr>
         <w:tblStyle w:val="Table"/>
-        <w:tblW w:type="pct" w:w="5000"/>
-        <w:tblLayout w:type="fixed"/>
+        <w:tblW w:type="auto" w:w="0"/>
         <w:tblLook w:firstRow="1" w:lastRow="0" w:firstColumn="0" w:lastColumn="0" w:noHBand="0" w:noVBand="0" w:val="0020"/>
       </w:tblPr>
       <w:tblGrid>
-        <w:gridCol w:w="1267"/>
-        <w:gridCol w:w="739"/>
-        <w:gridCol w:w="844"/>
-        <w:gridCol w:w="844"/>
-        <w:gridCol w:w="844"/>
-        <w:gridCol w:w="844"/>
-        <w:gridCol w:w="844"/>
-        <w:gridCol w:w="844"/>
-        <w:gridCol w:w="844"/>
+        <w:gridCol w:w="2640"/>
+        <w:gridCol w:w="2640"/>
+        <w:gridCol w:w="2640"/>
       </w:tblGrid>
       <w:tr>
         <w:trPr>
@@ -12137,78 +12139,6 @@
             </w:r>
           </w:p>
         </w:tc>
-        <w:tc>
-          <w:tcPr/>
-          <w:p>
-            <w:pPr>
-              <w:pStyle w:val="Compact"/>
-              <w:jc w:val="right"/>
-            </w:pPr>
-            <w:r>
-              <w:t xml:space="preserve">dkd</w:t>
-            </w:r>
-          </w:p>
-        </w:tc>
-        <w:tc>
-          <w:tcPr/>
-          <w:p>
-            <w:pPr>
-              <w:pStyle w:val="Compact"/>
-              <w:jc w:val="right"/>
-            </w:pPr>
-            <w:r>
-              <w:t xml:space="preserve">gtex</w:t>
-            </w:r>
-          </w:p>
-        </w:tc>
-        <w:tc>
-          <w:tcPr/>
-          <w:p>
-            <w:pPr>
-              <w:pStyle w:val="Compact"/>
-              <w:jc w:val="right"/>
-            </w:pPr>
-            <w:r>
-              <w:t xml:space="preserve">hypomap</w:t>
-            </w:r>
-          </w:p>
-        </w:tc>
-        <w:tc>
-          <w:tcPr/>
-          <w:p>
-            <w:pPr>
-              <w:pStyle w:val="Compact"/>
-              <w:jc w:val="right"/>
-            </w:pPr>
-            <w:r>
-              <w:t xml:space="preserve">immune</w:t>
-            </w:r>
-          </w:p>
-        </w:tc>
-        <w:tc>
-          <w:tcPr/>
-          <w:p>
-            <w:pPr>
-              <w:pStyle w:val="Compact"/>
-              <w:jc w:val="right"/>
-            </w:pPr>
-            <w:r>
-              <w:t xml:space="preserve">pancreas</w:t>
-            </w:r>
-          </w:p>
-        </w:tc>
-        <w:tc>
-          <w:tcPr/>
-          <w:p>
-            <w:pPr>
-              <w:pStyle w:val="Compact"/>
-              <w:jc w:val="right"/>
-            </w:pPr>
-            <w:r>
-              <w:t xml:space="preserve">tabula</w:t>
-            </w:r>
-          </w:p>
-        </w:tc>
       </w:tr>
       <w:tr>
         <w:tc>
@@ -12218,7 +12148,7 @@
               <w:pStyle w:val="Compact"/>
             </w:pPr>
             <w:r>
-              <w:t xml:space="preserve">linear-anova-pca</w:t>
+              <w:t xml:space="preserve">mlp</w:t>
             </w:r>
           </w:p>
         </w:tc>
@@ -12230,7 +12160,7 @@
               <w:jc w:val="right"/>
             </w:pPr>
             <w:r>
-              <w:t xml:space="preserve">0.829</w:t>
+              <w:t xml:space="preserve">0.843</w:t>
             </w:r>
           </w:p>
         </w:tc>
@@ -12242,79 +12172,7 @@
               <w:jc w:val="right"/>
             </w:pPr>
             <w:r>
-              <w:t xml:space="preserve">0.647</w:t>
-            </w:r>
-          </w:p>
-        </w:tc>
-        <w:tc>
-          <w:tcPr/>
-          <w:p>
-            <w:pPr>
-              <w:pStyle w:val="Compact"/>
-              <w:jc w:val="right"/>
-            </w:pPr>
-            <w:r>
-              <w:t xml:space="preserve">0.950</w:t>
-            </w:r>
-          </w:p>
-        </w:tc>
-        <w:tc>
-          <w:tcPr/>
-          <w:p>
-            <w:pPr>
-              <w:pStyle w:val="Compact"/>
-              <w:jc w:val="right"/>
-            </w:pPr>
-            <w:r>
-              <w:t xml:space="preserve">0.870</w:t>
-            </w:r>
-          </w:p>
-        </w:tc>
-        <w:tc>
-          <w:tcPr/>
-          <w:p>
-            <w:pPr>
-              <w:pStyle w:val="Compact"/>
-              <w:jc w:val="right"/>
-            </w:pPr>
-            <w:r>
-              <w:t xml:space="preserve">0.996</w:t>
-            </w:r>
-          </w:p>
-        </w:tc>
-        <w:tc>
-          <w:tcPr/>
-          <w:p>
-            <w:pPr>
-              <w:pStyle w:val="Compact"/>
-              <w:jc w:val="right"/>
-            </w:pPr>
-            <w:r>
-              <w:t xml:space="preserve">0.834</w:t>
-            </w:r>
-          </w:p>
-        </w:tc>
-        <w:tc>
-          <w:tcPr/>
-          <w:p>
-            <w:pPr>
-              <w:pStyle w:val="Compact"/>
-              <w:jc w:val="right"/>
-            </w:pPr>
-            <w:r>
-              <w:t xml:space="preserve">0.968</w:t>
-            </w:r>
-          </w:p>
-        </w:tc>
-        <w:tc>
-          <w:tcPr/>
-          <w:p>
-            <w:pPr>
-              <w:pStyle w:val="Compact"/>
-              <w:jc w:val="right"/>
-            </w:pPr>
-            <w:r>
-              <w:t xml:space="preserve">0.356</w:t>
+              <w:t xml:space="preserve">0.662</w:t>
             </w:r>
           </w:p>
         </w:tc>
@@ -12327,7 +12185,11 @@
               <w:pStyle w:val="Compact"/>
             </w:pPr>
             <w:r>
-              <w:t xml:space="preserve">SVM (SGD)</w:t>
+              <w:rPr>
+                <w:b/>
+                <w:bCs/>
+              </w:rPr>
+              <w:t xml:space="preserve">actinn-jax</w:t>
             </w:r>
           </w:p>
         </w:tc>
@@ -12339,7 +12201,7 @@
               <w:jc w:val="right"/>
             </w:pPr>
             <w:r>
-              <w:t xml:space="preserve">0.815</w:t>
+              <w:t xml:space="preserve">0.836</w:t>
             </w:r>
           </w:p>
         </w:tc>
@@ -12351,79 +12213,7 @@
               <w:jc w:val="right"/>
             </w:pPr>
             <w:r>
-              <w:t xml:space="preserve">0.651</w:t>
-            </w:r>
-          </w:p>
-        </w:tc>
-        <w:tc>
-          <w:tcPr/>
-          <w:p>
-            <w:pPr>
-              <w:pStyle w:val="Compact"/>
-              <w:jc w:val="right"/>
-            </w:pPr>
-            <w:r>
-              <w:t xml:space="preserve">0.939</w:t>
-            </w:r>
-          </w:p>
-        </w:tc>
-        <w:tc>
-          <w:tcPr/>
-          <w:p>
-            <w:pPr>
-              <w:pStyle w:val="Compact"/>
-              <w:jc w:val="right"/>
-            </w:pPr>
-            <w:r>
-              <w:t xml:space="preserve">0.838</w:t>
-            </w:r>
-          </w:p>
-        </w:tc>
-        <w:tc>
-          <w:tcPr/>
-          <w:p>
-            <w:pPr>
-              <w:pStyle w:val="Compact"/>
-              <w:jc w:val="right"/>
-            </w:pPr>
-            <w:r>
-              <w:t xml:space="preserve">0.996</w:t>
-            </w:r>
-          </w:p>
-        </w:tc>
-        <w:tc>
-          <w:tcPr/>
-          <w:p>
-            <w:pPr>
-              <w:pStyle w:val="Compact"/>
-              <w:jc w:val="right"/>
-            </w:pPr>
-            <w:r>
-              <w:t xml:space="preserve">0.839</w:t>
-            </w:r>
-          </w:p>
-        </w:tc>
-        <w:tc>
-          <w:tcPr/>
-          <w:p>
-            <w:pPr>
-              <w:pStyle w:val="Compact"/>
-              <w:jc w:val="right"/>
-            </w:pPr>
-            <w:r>
-              <w:t xml:space="preserve">0.965</w:t>
-            </w:r>
-          </w:p>
-        </w:tc>
-        <w:tc>
-          <w:tcPr/>
-          <w:p>
-            <w:pPr>
-              <w:pStyle w:val="Compact"/>
-              <w:jc w:val="right"/>
-            </w:pPr>
-            <w:r>
-              <w:t xml:space="preserve">0.310</w:t>
+              <w:t xml:space="preserve">0.663</w:t>
             </w:r>
           </w:p>
         </w:tc>
@@ -12436,7 +12226,11 @@
               <w:pStyle w:val="Compact"/>
             </w:pPr>
             <w:r>
-              <w:t xml:space="preserve">CellTypist</w:t>
+              <w:rPr>
+                <w:b/>
+                <w:bCs/>
+              </w:rPr>
+              <w:t xml:space="preserve">linear-anova-pca</w:t>
             </w:r>
           </w:p>
         </w:tc>
@@ -12448,7 +12242,7 @@
               <w:jc w:val="right"/>
             </w:pPr>
             <w:r>
-              <w:t xml:space="preserve">0.809</w:t>
+              <w:t xml:space="preserve">0.828</w:t>
             </w:r>
           </w:p>
         </w:tc>
@@ -12460,79 +12254,7 @@
               <w:jc w:val="right"/>
             </w:pPr>
             <w:r>
-              <w:t xml:space="preserve">0.644</w:t>
-            </w:r>
-          </w:p>
-        </w:tc>
-        <w:tc>
-          <w:tcPr/>
-          <w:p>
-            <w:pPr>
-              <w:pStyle w:val="Compact"/>
-              <w:jc w:val="right"/>
-            </w:pPr>
-            <w:r>
-              <w:t xml:space="preserve">0.938</w:t>
-            </w:r>
-          </w:p>
-        </w:tc>
-        <w:tc>
-          <w:tcPr/>
-          <w:p>
-            <w:pPr>
-              <w:pStyle w:val="Compact"/>
-              <w:jc w:val="right"/>
-            </w:pPr>
-            <w:r>
-              <w:t xml:space="preserve">0.837</w:t>
-            </w:r>
-          </w:p>
-        </w:tc>
-        <w:tc>
-          <w:tcPr/>
-          <w:p>
-            <w:pPr>
-              <w:pStyle w:val="Compact"/>
-              <w:jc w:val="right"/>
-            </w:pPr>
-            <w:r>
-              <w:t xml:space="preserve">0.996</w:t>
-            </w:r>
-          </w:p>
-        </w:tc>
-        <w:tc>
-          <w:tcPr/>
-          <w:p>
-            <w:pPr>
-              <w:pStyle w:val="Compact"/>
-              <w:jc w:val="right"/>
-            </w:pPr>
-            <w:r>
-              <w:t xml:space="preserve">0.843</w:t>
-            </w:r>
-          </w:p>
-        </w:tc>
-        <w:tc>
-          <w:tcPr/>
-          <w:p>
-            <w:pPr>
-              <w:pStyle w:val="Compact"/>
-              <w:jc w:val="right"/>
-            </w:pPr>
-            <w:r>
-              <w:t xml:space="preserve">0.964</w:t>
-            </w:r>
-          </w:p>
-        </w:tc>
-        <w:tc>
-          <w:tcPr/>
-          <w:p>
-            <w:pPr>
-              <w:pStyle w:val="Compact"/>
-              <w:jc w:val="right"/>
-            </w:pPr>
-            <w:r>
-              <w:t xml:space="preserve">0.275</w:t>
+              <w:t xml:space="preserve">0.647</w:t>
             </w:r>
           </w:p>
         </w:tc>
@@ -12545,6 +12267,281 @@
               <w:pStyle w:val="Compact"/>
             </w:pPr>
             <w:r>
+              <w:rPr>
+                <w:b/>
+                <w:bCs/>
+              </w:rPr>
+              <w:t xml:space="preserve">SVM (SGD)</w:t>
+            </w:r>
+          </w:p>
+        </w:tc>
+        <w:tc>
+          <w:tcPr/>
+          <w:p>
+            <w:pPr>
+              <w:pStyle w:val="Compact"/>
+              <w:jc w:val="right"/>
+            </w:pPr>
+            <w:r>
+              <w:t xml:space="preserve">0.816</w:t>
+            </w:r>
+          </w:p>
+        </w:tc>
+        <w:tc>
+          <w:tcPr/>
+          <w:p>
+            <w:pPr>
+              <w:pStyle w:val="Compact"/>
+              <w:jc w:val="right"/>
+            </w:pPr>
+            <w:r>
+              <w:t xml:space="preserve">0.652</w:t>
+            </w:r>
+          </w:p>
+        </w:tc>
+      </w:tr>
+      <w:tr>
+        <w:tc>
+          <w:tcPr/>
+          <w:p>
+            <w:pPr>
+              <w:pStyle w:val="Compact"/>
+            </w:pPr>
+            <w:r>
+              <w:t xml:space="preserve">logistic_regression</w:t>
+            </w:r>
+          </w:p>
+        </w:tc>
+        <w:tc>
+          <w:tcPr/>
+          <w:p>
+            <w:pPr>
+              <w:pStyle w:val="Compact"/>
+              <w:jc w:val="right"/>
+            </w:pPr>
+            <w:r>
+              <w:t xml:space="preserve">0.813</w:t>
+            </w:r>
+          </w:p>
+        </w:tc>
+        <w:tc>
+          <w:tcPr/>
+          <w:p>
+            <w:pPr>
+              <w:pStyle w:val="Compact"/>
+              <w:jc w:val="right"/>
+            </w:pPr>
+            <w:r>
+              <w:rPr>
+                <w:b/>
+                <w:bCs/>
+              </w:rPr>
+              <w:t xml:space="preserve">0.689</w:t>
+            </w:r>
+          </w:p>
+        </w:tc>
+      </w:tr>
+      <w:tr>
+        <w:tc>
+          <w:tcPr/>
+          <w:p>
+            <w:pPr>
+              <w:pStyle w:val="Compact"/>
+            </w:pPr>
+            <w:r>
+              <w:rPr>
+                <w:b/>
+                <w:bCs/>
+              </w:rPr>
+              <w:t xml:space="preserve">CellTypist</w:t>
+            </w:r>
+          </w:p>
+        </w:tc>
+        <w:tc>
+          <w:tcPr/>
+          <w:p>
+            <w:pPr>
+              <w:pStyle w:val="Compact"/>
+              <w:jc w:val="right"/>
+            </w:pPr>
+            <w:r>
+              <w:t xml:space="preserve">0.810</w:t>
+            </w:r>
+          </w:p>
+        </w:tc>
+        <w:tc>
+          <w:tcPr/>
+          <w:p>
+            <w:pPr>
+              <w:pStyle w:val="Compact"/>
+              <w:jc w:val="right"/>
+            </w:pPr>
+            <w:r>
+              <w:t xml:space="preserve">0.643</w:t>
+            </w:r>
+          </w:p>
+        </w:tc>
+      </w:tr>
+      <w:tr>
+        <w:tc>
+          <w:tcPr/>
+          <w:p>
+            <w:pPr>
+              <w:pStyle w:val="Compact"/>
+            </w:pPr>
+            <w:r>
+              <w:t xml:space="preserve">knn</w:t>
+            </w:r>
+          </w:p>
+        </w:tc>
+        <w:tc>
+          <w:tcPr/>
+          <w:p>
+            <w:pPr>
+              <w:pStyle w:val="Compact"/>
+              <w:jc w:val="right"/>
+            </w:pPr>
+            <w:r>
+              <w:t xml:space="preserve">0.793</w:t>
+            </w:r>
+          </w:p>
+        </w:tc>
+        <w:tc>
+          <w:tcPr/>
+          <w:p>
+            <w:pPr>
+              <w:pStyle w:val="Compact"/>
+              <w:jc w:val="right"/>
+            </w:pPr>
+            <w:r>
+              <w:t xml:space="preserve">0.648</w:t>
+            </w:r>
+          </w:p>
+        </w:tc>
+      </w:tr>
+      <w:tr>
+        <w:tc>
+          <w:tcPr/>
+          <w:p>
+            <w:pPr>
+              <w:pStyle w:val="Compact"/>
+            </w:pPr>
+            <w:r>
+              <w:t xml:space="preserve">xgboost</w:t>
+            </w:r>
+          </w:p>
+        </w:tc>
+        <w:tc>
+          <w:tcPr/>
+          <w:p>
+            <w:pPr>
+              <w:pStyle w:val="Compact"/>
+              <w:jc w:val="right"/>
+            </w:pPr>
+            <w:r>
+              <w:t xml:space="preserve">0.791</w:t>
+            </w:r>
+          </w:p>
+        </w:tc>
+        <w:tc>
+          <w:tcPr/>
+          <w:p>
+            <w:pPr>
+              <w:pStyle w:val="Compact"/>
+              <w:jc w:val="right"/>
+            </w:pPr>
+            <w:r>
+              <w:t xml:space="preserve">0.614</w:t>
+            </w:r>
+          </w:p>
+        </w:tc>
+      </w:tr>
+      <w:tr>
+        <w:tc>
+          <w:tcPr/>
+          <w:p>
+            <w:pPr>
+              <w:pStyle w:val="Compact"/>
+            </w:pPr>
+            <w:r>
+              <w:t xml:space="preserve">cellmapper_linear</w:t>
+            </w:r>
+          </w:p>
+        </w:tc>
+        <w:tc>
+          <w:tcPr/>
+          <w:p>
+            <w:pPr>
+              <w:pStyle w:val="Compact"/>
+              <w:jc w:val="right"/>
+            </w:pPr>
+            <w:r>
+              <w:t xml:space="preserve">0.776</w:t>
+            </w:r>
+          </w:p>
+        </w:tc>
+        <w:tc>
+          <w:tcPr/>
+          <w:p>
+            <w:pPr>
+              <w:pStyle w:val="Compact"/>
+              <w:jc w:val="right"/>
+            </w:pPr>
+            <w:r>
+              <w:t xml:space="preserve">0.553</w:t>
+            </w:r>
+          </w:p>
+        </w:tc>
+      </w:tr>
+      <w:tr>
+        <w:tc>
+          <w:tcPr/>
+          <w:p>
+            <w:pPr>
+              <w:pStyle w:val="Compact"/>
+            </w:pPr>
+            <w:r>
+              <w:t xml:space="preserve">naive_bayes</w:t>
+            </w:r>
+          </w:p>
+        </w:tc>
+        <w:tc>
+          <w:tcPr/>
+          <w:p>
+            <w:pPr>
+              <w:pStyle w:val="Compact"/>
+              <w:jc w:val="right"/>
+            </w:pPr>
+            <w:r>
+              <w:t xml:space="preserve">0.738</w:t>
+            </w:r>
+          </w:p>
+        </w:tc>
+        <w:tc>
+          <w:tcPr/>
+          <w:p>
+            <w:pPr>
+              <w:pStyle w:val="Compact"/>
+              <w:jc w:val="right"/>
+            </w:pPr>
+            <w:r>
+              <w:t xml:space="preserve">0.613</w:t>
+            </w:r>
+          </w:p>
+        </w:tc>
+      </w:tr>
+      <w:tr>
+        <w:tc>
+          <w:tcPr/>
+          <w:p>
+            <w:pPr>
+              <w:pStyle w:val="Compact"/>
+            </w:pPr>
+            <w:r>
+              <w:rPr>
+                <w:b/>
+                <w:bCs/>
+              </w:rPr>
               <w:t xml:space="preserve">scTOP</w:t>
             </w:r>
           </w:p>
@@ -12570,78 +12567,6 @@
             </w:pPr>
             <w:r>
               <w:t xml:space="preserve">0.462</w:t>
-            </w:r>
-          </w:p>
-        </w:tc>
-        <w:tc>
-          <w:tcPr/>
-          <w:p>
-            <w:pPr>
-              <w:pStyle w:val="Compact"/>
-              <w:jc w:val="right"/>
-            </w:pPr>
-            <w:r>
-              <w:t xml:space="preserve">0.898</w:t>
-            </w:r>
-          </w:p>
-        </w:tc>
-        <w:tc>
-          <w:tcPr/>
-          <w:p>
-            <w:pPr>
-              <w:pStyle w:val="Compact"/>
-              <w:jc w:val="right"/>
-            </w:pPr>
-            <w:r>
-              <w:t xml:space="preserve">0.124</w:t>
-            </w:r>
-          </w:p>
-        </w:tc>
-        <w:tc>
-          <w:tcPr/>
-          <w:p>
-            <w:pPr>
-              <w:pStyle w:val="Compact"/>
-              <w:jc w:val="right"/>
-            </w:pPr>
-            <w:r>
-              <w:t xml:space="preserve">0.991</w:t>
-            </w:r>
-          </w:p>
-        </w:tc>
-        <w:tc>
-          <w:tcPr/>
-          <w:p>
-            <w:pPr>
-              <w:pStyle w:val="Compact"/>
-              <w:jc w:val="right"/>
-            </w:pPr>
-            <w:r>
-              <w:t xml:space="preserve">0.495</w:t>
-            </w:r>
-          </w:p>
-        </w:tc>
-        <w:tc>
-          <w:tcPr/>
-          <w:p>
-            <w:pPr>
-              <w:pStyle w:val="Compact"/>
-              <w:jc w:val="right"/>
-            </w:pPr>
-            <w:r>
-              <w:t xml:space="preserve">0.939</w:t>
-            </w:r>
-          </w:p>
-        </w:tc>
-        <w:tc>
-          <w:tcPr/>
-          <w:p>
-            <w:pPr>
-              <w:pStyle w:val="Compact"/>
-              <w:jc w:val="right"/>
-            </w:pPr>
-            <w:r>
-              <w:t xml:space="preserve">0.042</w:t>
             </w:r>
           </w:p>
         </w:tc>
@@ -12662,25 +12587,37 @@
         <w:t xml:space="preserve"> </w:t>
       </w:r>
       <w:r>
-        <w:t xml:space="preserve">The four methods we added to Open Problems, on all six of its datasets,</w:t>
-      </w:r>
-      <w:r>
-        <w:t xml:space="preserve"> </w:t>
-      </w:r>
-      <w:r>
-        <w:t xml:space="preserve">ordered by accuracy. Dataset columns abbreviate the names used in Table 10 (immune =</w:t>
-      </w:r>
-      <w:r>
-        <w:t xml:space="preserve"> </w:t>
-      </w:r>
-      <w:r>
-        <w:t xml:space="preserve">immune_cell_atlas, pancreas = mouse_pancreas_atlas, tabula = tabula_sapiens). Comparable to</w:t>
-      </w:r>
-      <w:r>
-        <w:t xml:space="preserve"> </w:t>
-      </w:r>
-      <w:r>
-        <w:t xml:space="preserve">Table 10 on accuracy, which is machine-independent; not on cost, which is not measured here.</w:t>
+        <w:t xml:space="preserve">All eleven methods on all six Open Problems datasets, from a single run of</w:t>
+      </w:r>
+      <w:r>
+        <w:t xml:space="preserve"> </w:t>
+      </w:r>
+      <w:r>
+        <w:t xml:space="preserve">OP’s pipeline on one</w:t>
+      </w:r>
+      <w:r>
+        <w:t xml:space="preserve"> </w:t>
+      </w:r>
+      <w:r>
+        <w:rPr>
+          <w:rStyle w:val="VerbatimChar"/>
+        </w:rPr>
+        <w:t xml:space="preserve">r7i.8xlarge</w:t>
+      </w:r>
+      <w:r>
+        <w:t xml:space="preserve">, ordered by accuracy. Bold marks the four components we</w:t>
+      </w:r>
+      <w:r>
+        <w:t xml:space="preserve"> </w:t>
+      </w:r>
+      <w:r>
+        <w:t xml:space="preserve">added. Means over six datasets; per-dataset scores are in the benchmark repository. Cost is</w:t>
+      </w:r>
+      <w:r>
+        <w:t xml:space="preserve"> </w:t>
+      </w:r>
+      <w:r>
+        <w:t xml:space="preserve">not reported here — see below.</w:t>
       </w:r>
     </w:p>
     <w:p>
@@ -12688,26 +12625,20 @@
         <w:pStyle w:val="BodyText"/>
       </w:pPr>
       <w:r>
-        <w:t xml:space="preserve">Read against Table 10,</w:t>
-      </w:r>
-      <w:r>
-        <w:t xml:space="preserve"> </w:t>
-      </w:r>
-      <w:r>
-        <w:rPr>
-          <w:b/>
-          <w:bCs/>
-        </w:rPr>
-        <w:t xml:space="preserve">the tuned linear pipeline does not repeat its §3.1 win here</w:t>
-      </w:r>
-      <w:r>
-        <w:t xml:space="preserve">: 0.829</w:t>
-      </w:r>
-      <w:r>
-        <w:t xml:space="preserve"> </w:t>
-      </w:r>
-      <w:r>
-        <w:t xml:space="preserve">places it third, behind</w:t>
+        <w:rPr>
+          <w:b/>
+          <w:bCs/>
+        </w:rPr>
+        <w:t xml:space="preserve">The tuned linear pipeline does not repeat its §3.1 win here</w:t>
+      </w:r>
+      <w:r>
+        <w:t xml:space="preserve">: 0.828 places it third,</w:t>
+      </w:r>
+      <w:r>
+        <w:t xml:space="preserve"> </w:t>
+      </w:r>
+      <w:r>
+        <w:t xml:space="preserve">behind</w:t>
       </w:r>
       <w:r>
         <w:t xml:space="preserve"> </w:t>
@@ -12722,7 +12653,7 @@
         <w:t xml:space="preserve"> </w:t>
       </w:r>
       <w:r>
-        <w:t xml:space="preserve">(0.838) and actinn-jax (0.837) and ahead of OP’s own</w:t>
+        <w:t xml:space="preserve">(0.843) and actinn-jax (0.836) and ahead of OP’s own</w:t>
       </w:r>
       <w:r>
         <w:t xml:space="preserve"> </w:t>
@@ -12737,25 +12668,113 @@
         <w:t xml:space="preserve"> </w:t>
       </w:r>
       <w:r>
-        <w:t xml:space="preserve">(0.813). The SGD-SVM (0.815) and CellTypist (0.809) land in the same</w:t>
-      </w:r>
-      <w:r>
-        <w:t xml:space="preserve"> </w:t>
-      </w:r>
-      <w:r>
-        <w:t xml:space="preserve">band. The linear pipeline’s lead on our own panel (§3.1) therefore does not generalize:</w:t>
-      </w:r>
-      <w:r>
-        <w:t xml:space="preserve"> </w:t>
-      </w:r>
-      <w:r>
-        <w:t xml:space="preserve">whichever of the two panels is asked, the answer is a cluster of methods within a couple of</w:t>
-      </w:r>
-      <w:r>
-        <w:t xml:space="preserve"> </w:t>
-      </w:r>
-      <w:r>
-        <w:t xml:space="preserve">points of each other, but which one tops the cluster changes with the datasets.</w:t>
+        <w:t xml:space="preserve">(0.813). The SGD-SVM (0.816) and CellTypist (0.810) land in the same band. The linear</w:t>
+      </w:r>
+      <w:r>
+        <w:t xml:space="preserve"> </w:t>
+      </w:r>
+      <w:r>
+        <w:t xml:space="preserve">pipeline’s lead on our own panel (§3.1) therefore does not generalize: whichever panel is</w:t>
+      </w:r>
+      <w:r>
+        <w:t xml:space="preserve"> </w:t>
+      </w:r>
+      <w:r>
+        <w:t xml:space="preserve">asked, the answer is a cluster of methods within a couple of points of each other, but which</w:t>
+      </w:r>
+      <w:r>
+        <w:t xml:space="preserve"> </w:t>
+      </w:r>
+      <w:r>
+        <w:t xml:space="preserve">one tops the cluster changes with the datasets. Note also that</w:t>
+      </w:r>
+      <w:r>
+        <w:t xml:space="preserve"> </w:t>
+      </w:r>
+      <w:r>
+        <w:rPr>
+          <w:rStyle w:val="VerbatimChar"/>
+        </w:rPr>
+        <w:t xml:space="preserve">logistic_regression</w:t>
+      </w:r>
+      <w:r>
+        <w:t xml:space="preserve"> </w:t>
+      </w:r>
+      <w:r>
+        <w:t xml:space="preserve">takes</w:t>
+      </w:r>
+      <w:r>
+        <w:t xml:space="preserve"> </w:t>
+      </w:r>
+      <w:r>
+        <w:t xml:space="preserve">macro-F1 (0.689) while sitting fifth on accuracy — across six datasets whose cell-type counts</w:t>
+      </w:r>
+      <w:r>
+        <w:t xml:space="preserve"> </w:t>
+      </w:r>
+      <w:r>
+        <w:t xml:space="preserve">span 13 to 160, the two metrics do not order the panel the same way.</w:t>
+      </w:r>
+    </w:p>
+    <w:p>
+      <w:pPr>
+        <w:pStyle w:val="BodyText"/>
+      </w:pPr>
+      <w:r>
+        <w:rPr>
+          <w:b/>
+          <w:bCs/>
+        </w:rPr>
+        <w:t xml:space="preserve">Cost is reported only from the run in Table 10.</w:t>
+      </w:r>
+      <w:r>
+        <w:t xml:space="preserve"> </w:t>
+      </w:r>
+      <w:r>
+        <w:t xml:space="preserve">This eleven-method run executed on a</w:t>
+      </w:r>
+      <w:r>
+        <w:t xml:space="preserve"> </w:t>
+      </w:r>
+      <w:r>
+        <w:t xml:space="preserve">volume restored from a snapshot, and EBS fetches such a volume’s blocks from S3 on first</w:t>
+      </w:r>
+      <w:r>
+        <w:t xml:space="preserve"> </w:t>
+      </w:r>
+      <w:r>
+        <w:t xml:space="preserve">access: tasks reading the larger atlases recorded 30–60 minutes at</w:t>
+      </w:r>
+      <w:r>
+        <w:t xml:space="preserve"> </w:t>
+      </w:r>
+      <w:r>
+        <w:rPr>
+          <w:b/>
+          <w:bCs/>
+        </w:rPr>
+        <w:t xml:space="preserve">0.5–1% CPU</w:t>
+      </w:r>
+      <w:r>
+        <w:t xml:space="preserve">, which</w:t>
+      </w:r>
+      <w:r>
+        <w:t xml:space="preserve"> </w:t>
+      </w:r>
+      <w:r>
+        <w:t xml:space="preserve">measures that first-touch fetch rather than the method. Accuracy is unaffected — same</w:t>
+      </w:r>
+      <w:r>
+        <w:t xml:space="preserve"> </w:t>
+      </w:r>
+      <w:r>
+        <w:t xml:space="preserve">computation, same inputs, and it reproduces Table 10 exactly where the two overlap — but the</w:t>
+      </w:r>
+      <w:r>
+        <w:t xml:space="preserve"> </w:t>
+      </w:r>
+      <w:r>
+        <w:t xml:space="preserve">wall-clock from this run is not a cost measurement and is not used as one.</w:t>
       </w:r>
     </w:p>
     <w:p>
@@ -14859,25 +14878,49 @@
         <w:t xml:space="preserve"> </w:t>
       </w:r>
       <w:r>
-        <w:t xml:space="preserve">silently ranks threading and scheduler contention alongside algorithm. Cost is therefore</w:t>
-      </w:r>
-      <w:r>
-        <w:t xml:space="preserve"> </w:t>
-      </w:r>
-      <w:r>
-        <w:t xml:space="preserve">reported only from the single matched-concurrency run (Table 10), which covers OP’s own</w:t>
-      </w:r>
-      <w:r>
-        <w:t xml:space="preserve"> </w:t>
-      </w:r>
-      <w:r>
-        <w:t xml:space="preserve">seven methods; the four we added are compared on accuracy alone (Table 11). Putting all</w:t>
-      </w:r>
-      <w:r>
-        <w:t xml:space="preserve"> </w:t>
-      </w:r>
-      <w:r>
-        <w:t xml:space="preserve">eleven on one cost axis needs one more controlled run.</w:t>
+        <w:t xml:space="preserve">silently ranks threading and scheduler contention alongside algorithm. Accuracy for all</w:t>
+      </w:r>
+      <w:r>
+        <w:t xml:space="preserve"> </w:t>
+      </w:r>
+      <w:r>
+        <w:t xml:space="preserve">eleven methods comes from one run on one box (Table 11);</w:t>
+      </w:r>
+      <w:r>
+        <w:t xml:space="preserve"> </w:t>
+      </w:r>
+      <w:r>
+        <w:rPr>
+          <w:b/>
+          <w:bCs/>
+        </w:rPr>
+        <w:t xml:space="preserve">cost is measured for OP’s own</w:t>
+      </w:r>
+      <w:r>
+        <w:rPr>
+          <w:b/>
+          <w:bCs/>
+        </w:rPr>
+        <w:t xml:space="preserve"> </w:t>
+      </w:r>
+      <w:r>
+        <w:rPr>
+          <w:b/>
+          <w:bCs/>
+        </w:rPr>
+        <w:t xml:space="preserve">seven</w:t>
+      </w:r>
+      <w:r>
+        <w:t xml:space="preserve"> </w:t>
+      </w:r>
+      <w:r>
+        <w:t xml:space="preserve">(Table 10), the run whose concurrency and storage were controlled for that</w:t>
+      </w:r>
+      <w:r>
+        <w:t xml:space="preserve"> </w:t>
+      </w:r>
+      <w:r>
+        <w:t xml:space="preserve">purpose.</w:t>
       </w:r>
     </w:p>
     <w:p>

--- a/manuscript/actinn-jax_preprint.docx
+++ b/manuscript/actinn-jax_preprint.docx
@@ -5600,19 +5600,43 @@
         <w:t xml:space="preserve"> </w:t>
       </w:r>
       <w:r>
-        <w:t xml:space="preserve">threading and scheduler contention as much as algorithm. Cost is therefore reported only</w:t>
-      </w:r>
-      <w:r>
-        <w:t xml:space="preserve"> </w:t>
-      </w:r>
-      <w:r>
-        <w:t xml:space="preserve">from the matched-concurrency run (Table 10); accuracy for the full eleven-method panel comes</w:t>
-      </w:r>
-      <w:r>
-        <w:t xml:space="preserve"> </w:t>
-      </w:r>
-      <w:r>
-        <w:t xml:space="preserve">from a separate single run of the same pipeline (Table 11).</w:t>
+        <w:t xml:space="preserve">threading and scheduler contention as much as algorithm. Accuracy and macro-F1 in Table 10</w:t>
+      </w:r>
+      <w:r>
+        <w:t xml:space="preserve"> </w:t>
+      </w:r>
+      <w:r>
+        <w:t xml:space="preserve">come from one run of the pipeline covering all eleven methods. Runtime and peak memory come</w:t>
+      </w:r>
+      <w:r>
+        <w:t xml:space="preserve"> </w:t>
+      </w:r>
+      <w:r>
+        <w:t xml:space="preserve">from the run executed at controlled concurrency, which covers OP’s own seven: the</w:t>
+      </w:r>
+      <w:r>
+        <w:t xml:space="preserve"> </w:t>
+      </w:r>
+      <w:r>
+        <w:t xml:space="preserve">eleven-method run used a snapshot-restored volume, on which EBS fetches blocks from S3 at</w:t>
+      </w:r>
+      <w:r>
+        <w:t xml:space="preserve"> </w:t>
+      </w:r>
+      <w:r>
+        <w:t xml:space="preserve">first access, and tasks reading the larger atlases spent 30–60 minutes at 0.5–1% CPU — a</w:t>
+      </w:r>
+      <w:r>
+        <w:t xml:space="preserve"> </w:t>
+      </w:r>
+      <w:r>
+        <w:t xml:space="preserve">measurement of that fetch rather than of the method. Accuracy is unaffected by it, and</w:t>
+      </w:r>
+      <w:r>
+        <w:t xml:space="preserve"> </w:t>
+      </w:r>
+      <w:r>
+        <w:t xml:space="preserve">reproduces the controlled run exactly on the four methods common to both.</w:t>
       </w:r>
     </w:p>
     <w:bookmarkEnd w:id="42"/>
@@ -11265,19 +11289,13 @@
           <w:b/>
           <w:bCs/>
         </w:rPr>
-        <w:t xml:space="preserve">Controlled same-hardware speed &amp; memory.</w:t>
-      </w:r>
-      <w:r>
-        <w:t xml:space="preserve"> </w:t>
-      </w:r>
-      <w:r>
-        <w:t xml:space="preserve">Leaderboard runtimes mix hardware, so we re-ran</w:t>
-      </w:r>
-      <w:r>
-        <w:t xml:space="preserve"> </w:t>
-      </w:r>
-      <w:r>
-        <w:t xml:space="preserve">actinn-jax and the CPU tier through OP’s</w:t>
+        <w:t xml:space="preserve">Same-hardware accuracy, speed and memory.</w:t>
+      </w:r>
+      <w:r>
+        <w:t xml:space="preserve"> </w:t>
+      </w:r>
+      <w:r>
+        <w:t xml:space="preserve">Every method ran through OP’s</w:t>
       </w:r>
       <w:r>
         <w:t xml:space="preserve"> </w:t>
@@ -11293,30 +11311,20 @@
         <w:t xml:space="preserve"> </w:t>
       </w:r>
       <w:r>
-        <w:t xml:space="preserve">Nextflow pipeline on a</w:t>
-      </w:r>
-      <w:r>
-        <w:t xml:space="preserve"> </w:t>
-      </w:r>
-      <w:r>
-        <w:rPr>
-          <w:b/>
-          <w:bCs/>
-        </w:rPr>
-        <w:t xml:space="preserve">single AWS</w:t>
-      </w:r>
-      <w:r>
-        <w:rPr>
-          <w:b/>
-          <w:bCs/>
-        </w:rPr>
+        <w:t xml:space="preserve">Nextflow</w:t>
+      </w:r>
+      <w:r>
+        <w:t xml:space="preserve"> </w:t>
+      </w:r>
+      <w:r>
+        <w:t xml:space="preserve">pipeline on a single AWS</w:t>
+      </w:r>
+      <w:r>
         <w:t xml:space="preserve"> </w:t>
       </w:r>
       <w:r>
         <w:rPr>
           <w:rStyle w:val="VerbatimChar"/>
-          <w:b/>
-          <w:bCs/>
         </w:rPr>
         <w:t xml:space="preserve">r7i.8xlarge</w:t>
       </w:r>
@@ -11324,13 +11332,13 @@
         <w:t xml:space="preserve"> </w:t>
       </w:r>
       <w:r>
-        <w:t xml:space="preserve">— identical hardware, harness, storage, and trace instrumentation for every</w:t>
-      </w:r>
-      <w:r>
-        <w:t xml:space="preserve"> </w:t>
-      </w:r>
-      <w:r>
-        <w:t xml:space="preserve">method. This is the paper’s cleanest cross-method cost comparison:</w:t>
+        <w:t xml:space="preserve">— identical hardware, harness and instrumentation</w:t>
+      </w:r>
+      <w:r>
+        <w:t xml:space="preserve"> </w:t>
+      </w:r>
+      <w:r>
+        <w:t xml:space="preserve">throughout. Means over the six datasets:</w:t>
       </w:r>
     </w:p>
     <w:tbl>
@@ -11357,15 +11365,16 @@
               <w:pStyle w:val="Compact"/>
             </w:pPr>
             <w:r>
-              <w:t xml:space="preserve">method (same box)</w:t>
-            </w:r>
-          </w:p>
-        </w:tc>
-        <w:tc>
-          <w:tcPr/>
-          <w:p>
-            <w:pPr>
-              <w:pStyle w:val="Compact"/>
+              <w:t xml:space="preserve">method</w:t>
+            </w:r>
+          </w:p>
+        </w:tc>
+        <w:tc>
+          <w:tcPr/>
+          <w:p>
+            <w:pPr>
+              <w:pStyle w:val="Compact"/>
+              <w:jc w:val="right"/>
             </w:pPr>
             <w:r>
               <w:t xml:space="preserve">mean acc</w:t>
@@ -11377,6 +11386,7 @@
           <w:p>
             <w:pPr>
               <w:pStyle w:val="Compact"/>
+              <w:jc w:val="right"/>
             </w:pPr>
             <w:r>
               <w:t xml:space="preserve">macro-F1</w:t>
@@ -11388,6 +11398,7 @@
           <w:p>
             <w:pPr>
               <w:pStyle w:val="Compact"/>
+              <w:jc w:val="right"/>
             </w:pPr>
             <w:r>
               <w:t xml:space="preserve">runtime/dataset</w:t>
@@ -11399,6 +11410,7 @@
           <w:p>
             <w:pPr>
               <w:pStyle w:val="Compact"/>
+              <w:jc w:val="right"/>
             </w:pPr>
             <w:r>
               <w:t xml:space="preserve">peak RSS</w:t>
@@ -11423,28 +11435,31 @@
           <w:p>
             <w:pPr>
               <w:pStyle w:val="Compact"/>
-            </w:pPr>
-            <w:r>
-              <w:t xml:space="preserve">0.838</w:t>
-            </w:r>
-          </w:p>
-        </w:tc>
-        <w:tc>
-          <w:tcPr/>
-          <w:p>
-            <w:pPr>
-              <w:pStyle w:val="Compact"/>
-            </w:pPr>
-            <w:r>
-              <w:t xml:space="preserve">0.664</w:t>
-            </w:r>
-          </w:p>
-        </w:tc>
-        <w:tc>
-          <w:tcPr/>
-          <w:p>
-            <w:pPr>
-              <w:pStyle w:val="Compact"/>
+              <w:jc w:val="right"/>
+            </w:pPr>
+            <w:r>
+              <w:t xml:space="preserve">0.843</w:t>
+            </w:r>
+          </w:p>
+        </w:tc>
+        <w:tc>
+          <w:tcPr/>
+          <w:p>
+            <w:pPr>
+              <w:pStyle w:val="Compact"/>
+              <w:jc w:val="right"/>
+            </w:pPr>
+            <w:r>
+              <w:t xml:space="preserve">0.662</w:t>
+            </w:r>
+          </w:p>
+        </w:tc>
+        <w:tc>
+          <w:tcPr/>
+          <w:p>
+            <w:pPr>
+              <w:pStyle w:val="Compact"/>
+              <w:jc w:val="right"/>
             </w:pPr>
             <w:r>
               <w:t xml:space="preserve">327 s</w:t>
@@ -11456,6 +11471,7 @@
           <w:p>
             <w:pPr>
               <w:pStyle w:val="Compact"/>
+              <w:jc w:val="right"/>
             </w:pPr>
             <w:r>
               <w:t xml:space="preserve">19.9 GB</w:t>
@@ -11484,28 +11500,31 @@
           <w:p>
             <w:pPr>
               <w:pStyle w:val="Compact"/>
-            </w:pPr>
-            <w:r>
-              <w:t xml:space="preserve">0.837</w:t>
-            </w:r>
-          </w:p>
-        </w:tc>
-        <w:tc>
-          <w:tcPr/>
-          <w:p>
-            <w:pPr>
-              <w:pStyle w:val="Compact"/>
-            </w:pPr>
-            <w:r>
-              <w:t xml:space="preserve">0.655</w:t>
-            </w:r>
-          </w:p>
-        </w:tc>
-        <w:tc>
-          <w:tcPr/>
-          <w:p>
-            <w:pPr>
-              <w:pStyle w:val="Compact"/>
+              <w:jc w:val="right"/>
+            </w:pPr>
+            <w:r>
+              <w:t xml:space="preserve">0.836</w:t>
+            </w:r>
+          </w:p>
+        </w:tc>
+        <w:tc>
+          <w:tcPr/>
+          <w:p>
+            <w:pPr>
+              <w:pStyle w:val="Compact"/>
+              <w:jc w:val="right"/>
+            </w:pPr>
+            <w:r>
+              <w:t xml:space="preserve">0.663</w:t>
+            </w:r>
+          </w:p>
+        </w:tc>
+        <w:tc>
+          <w:tcPr/>
+          <w:p>
+            <w:pPr>
+              <w:pStyle w:val="Compact"/>
+              <w:jc w:val="right"/>
             </w:pPr>
             <w:r>
               <w:rPr>
@@ -11521,699 +11540,10 @@
           <w:p>
             <w:pPr>
               <w:pStyle w:val="Compact"/>
+              <w:jc w:val="right"/>
             </w:pPr>
             <w:r>
               <w:t xml:space="preserve">21.0 GB</w:t>
-            </w:r>
-          </w:p>
-        </w:tc>
-      </w:tr>
-      <w:tr>
-        <w:tc>
-          <w:tcPr/>
-          <w:p>
-            <w:pPr>
-              <w:pStyle w:val="Compact"/>
-            </w:pPr>
-            <w:r>
-              <w:t xml:space="preserve">logistic_regression</w:t>
-            </w:r>
-          </w:p>
-        </w:tc>
-        <w:tc>
-          <w:tcPr/>
-          <w:p>
-            <w:pPr>
-              <w:pStyle w:val="Compact"/>
-            </w:pPr>
-            <w:r>
-              <w:t xml:space="preserve">0.813</w:t>
-            </w:r>
-          </w:p>
-        </w:tc>
-        <w:tc>
-          <w:tcPr/>
-          <w:p>
-            <w:pPr>
-              <w:pStyle w:val="Compact"/>
-            </w:pPr>
-            <w:r>
-              <w:t xml:space="preserve">0.689</w:t>
-            </w:r>
-          </w:p>
-        </w:tc>
-        <w:tc>
-          <w:tcPr/>
-          <w:p>
-            <w:pPr>
-              <w:pStyle w:val="Compact"/>
-            </w:pPr>
-            <w:r>
-              <w:t xml:space="preserve">29 s</w:t>
-            </w:r>
-          </w:p>
-        </w:tc>
-        <w:tc>
-          <w:tcPr/>
-          <w:p>
-            <w:pPr>
-              <w:pStyle w:val="Compact"/>
-            </w:pPr>
-            <w:r>
-              <w:t xml:space="preserve">20.0 GB</w:t>
-            </w:r>
-          </w:p>
-        </w:tc>
-      </w:tr>
-      <w:tr>
-        <w:tc>
-          <w:tcPr/>
-          <w:p>
-            <w:pPr>
-              <w:pStyle w:val="Compact"/>
-            </w:pPr>
-            <w:r>
-              <w:t xml:space="preserve">xgboost</w:t>
-            </w:r>
-          </w:p>
-        </w:tc>
-        <w:tc>
-          <w:tcPr/>
-          <w:p>
-            <w:pPr>
-              <w:pStyle w:val="Compact"/>
-            </w:pPr>
-            <w:r>
-              <w:t xml:space="preserve">0.795</w:t>
-            </w:r>
-          </w:p>
-        </w:tc>
-        <w:tc>
-          <w:tcPr/>
-          <w:p>
-            <w:pPr>
-              <w:pStyle w:val="Compact"/>
-            </w:pPr>
-            <w:r>
-              <w:t xml:space="preserve">0.613</w:t>
-            </w:r>
-          </w:p>
-        </w:tc>
-        <w:tc>
-          <w:tcPr/>
-          <w:p>
-            <w:pPr>
-              <w:pStyle w:val="Compact"/>
-            </w:pPr>
-            <w:r>
-              <w:t xml:space="preserve">905 s</w:t>
-            </w:r>
-          </w:p>
-        </w:tc>
-        <w:tc>
-          <w:tcPr/>
-          <w:p>
-            <w:pPr>
-              <w:pStyle w:val="Compact"/>
-            </w:pPr>
-            <w:r>
-              <w:t xml:space="preserve">80.7 GB</w:t>
-            </w:r>
-          </w:p>
-        </w:tc>
-      </w:tr>
-      <w:tr>
-        <w:tc>
-          <w:tcPr/>
-          <w:p>
-            <w:pPr>
-              <w:pStyle w:val="Compact"/>
-            </w:pPr>
-            <w:r>
-              <w:t xml:space="preserve">knn</w:t>
-            </w:r>
-          </w:p>
-        </w:tc>
-        <w:tc>
-          <w:tcPr/>
-          <w:p>
-            <w:pPr>
-              <w:pStyle w:val="Compact"/>
-            </w:pPr>
-            <w:r>
-              <w:t xml:space="preserve">0.793</w:t>
-            </w:r>
-          </w:p>
-        </w:tc>
-        <w:tc>
-          <w:tcPr/>
-          <w:p>
-            <w:pPr>
-              <w:pStyle w:val="Compact"/>
-            </w:pPr>
-            <w:r>
-              <w:t xml:space="preserve">0.648</w:t>
-            </w:r>
-          </w:p>
-        </w:tc>
-        <w:tc>
-          <w:tcPr/>
-          <w:p>
-            <w:pPr>
-              <w:pStyle w:val="Compact"/>
-            </w:pPr>
-            <w:r>
-              <w:t xml:space="preserve">11 s</w:t>
-            </w:r>
-          </w:p>
-        </w:tc>
-        <w:tc>
-          <w:tcPr/>
-          <w:p>
-            <w:pPr>
-              <w:pStyle w:val="Compact"/>
-            </w:pPr>
-            <w:r>
-              <w:t xml:space="preserve">19.5 GB</w:t>
-            </w:r>
-          </w:p>
-        </w:tc>
-      </w:tr>
-      <w:tr>
-        <w:tc>
-          <w:tcPr/>
-          <w:p>
-            <w:pPr>
-              <w:pStyle w:val="Compact"/>
-            </w:pPr>
-            <w:r>
-              <w:t xml:space="preserve">cellmapper_linear</w:t>
-            </w:r>
-          </w:p>
-        </w:tc>
-        <w:tc>
-          <w:tcPr/>
-          <w:p>
-            <w:pPr>
-              <w:pStyle w:val="Compact"/>
-            </w:pPr>
-            <w:r>
-              <w:t xml:space="preserve">0.776</w:t>
-            </w:r>
-          </w:p>
-        </w:tc>
-        <w:tc>
-          <w:tcPr/>
-          <w:p>
-            <w:pPr>
-              <w:pStyle w:val="Compact"/>
-            </w:pPr>
-            <w:r>
-              <w:t xml:space="preserve">0.553</w:t>
-            </w:r>
-          </w:p>
-        </w:tc>
-        <w:tc>
-          <w:tcPr/>
-          <w:p>
-            <w:pPr>
-              <w:pStyle w:val="Compact"/>
-            </w:pPr>
-            <w:r>
-              <w:t xml:space="preserve">58 s</w:t>
-            </w:r>
-          </w:p>
-        </w:tc>
-        <w:tc>
-          <w:tcPr/>
-          <w:p>
-            <w:pPr>
-              <w:pStyle w:val="Compact"/>
-            </w:pPr>
-            <w:r>
-              <w:t xml:space="preserve">31.5 GB</w:t>
-            </w:r>
-          </w:p>
-        </w:tc>
-      </w:tr>
-      <w:tr>
-        <w:tc>
-          <w:tcPr/>
-          <w:p>
-            <w:pPr>
-              <w:pStyle w:val="Compact"/>
-            </w:pPr>
-            <w:r>
-              <w:t xml:space="preserve">naive_bayes</w:t>
-            </w:r>
-          </w:p>
-        </w:tc>
-        <w:tc>
-          <w:tcPr/>
-          <w:p>
-            <w:pPr>
-              <w:pStyle w:val="Compact"/>
-            </w:pPr>
-            <w:r>
-              <w:t xml:space="preserve">0.738</w:t>
-            </w:r>
-          </w:p>
-        </w:tc>
-        <w:tc>
-          <w:tcPr/>
-          <w:p>
-            <w:pPr>
-              <w:pStyle w:val="Compact"/>
-            </w:pPr>
-            <w:r>
-              <w:t xml:space="preserve">0.613</w:t>
-            </w:r>
-          </w:p>
-        </w:tc>
-        <w:tc>
-          <w:tcPr/>
-          <w:p>
-            <w:pPr>
-              <w:pStyle w:val="Compact"/>
-            </w:pPr>
-            <w:r>
-              <w:t xml:space="preserve">31 s</w:t>
-            </w:r>
-          </w:p>
-        </w:tc>
-        <w:tc>
-          <w:tcPr/>
-          <w:p>
-            <w:pPr>
-              <w:pStyle w:val="Compact"/>
-            </w:pPr>
-            <w:r>
-              <w:t xml:space="preserve">19.5 GB</w:t>
-            </w:r>
-          </w:p>
-        </w:tc>
-      </w:tr>
-    </w:tbl>
-    <w:p>
-      <w:pPr>
-        <w:pStyle w:val="BodyText"/>
-      </w:pPr>
-      <w:r>
-        <w:rPr>
-          <w:b/>
-          <w:bCs/>
-        </w:rPr>
-        <w:t xml:space="preserve">Table 10.</w:t>
-      </w:r>
-      <w:r>
-        <w:t xml:space="preserve"> </w:t>
-      </w:r>
-      <w:r>
-        <w:t xml:space="preserve">Open Problems methods re-run on a single AWS</w:t>
-      </w:r>
-      <w:r>
-        <w:t xml:space="preserve"> </w:t>
-      </w:r>
-      <w:r>
-        <w:rPr>
-          <w:rStyle w:val="VerbatimChar"/>
-        </w:rPr>
-        <w:t xml:space="preserve">r7i.8xlarge</w:t>
-      </w:r>
-      <w:r>
-        <w:t xml:space="preserve"> </w:t>
-      </w:r>
-      <w:r>
-        <w:t xml:space="preserve">— identical hardware,</w:t>
-      </w:r>
-      <w:r>
-        <w:t xml:space="preserve"> </w:t>
-      </w:r>
-      <w:r>
-        <w:t xml:space="preserve">harness, storage, and trace instrumentation for every method — averaged over the benchmark’s</w:t>
-      </w:r>
-      <w:r>
-        <w:t xml:space="preserve"> </w:t>
-      </w:r>
-      <w:r>
-        <w:t xml:space="preserve">datasets, ordered by accuracy as in Table 3.</w:t>
-      </w:r>
-    </w:p>
-    <w:p>
-      <w:pPr>
-        <w:pStyle w:val="BodyText"/>
-      </w:pPr>
-      <w:r>
-        <w:t xml:space="preserve">actinn-jax</w:t>
-      </w:r>
-      <w:r>
-        <w:t xml:space="preserve"> </w:t>
-      </w:r>
-      <w:r>
-        <w:rPr>
-          <w:b/>
-          <w:bCs/>
-        </w:rPr>
-        <w:t xml:space="preserve">ties its</w:t>
-      </w:r>
-      <w:r>
-        <w:rPr>
-          <w:b/>
-          <w:bCs/>
-        </w:rPr>
-        <w:t xml:space="preserve"> </w:t>
-      </w:r>
-      <w:r>
-        <w:rPr>
-          <w:rStyle w:val="VerbatimChar"/>
-          <w:b/>
-          <w:bCs/>
-        </w:rPr>
-        <w:t xml:space="preserve">mlp</w:t>
-      </w:r>
-      <w:r>
-        <w:rPr>
-          <w:b/>
-          <w:bCs/>
-        </w:rPr>
-        <w:t xml:space="preserve"> </w:t>
-      </w:r>
-      <w:r>
-        <w:rPr>
-          <w:b/>
-          <w:bCs/>
-        </w:rPr>
-        <w:t xml:space="preserve">sibling on accuracy at ~2× the speed</w:t>
-      </w:r>
-      <w:r>
-        <w:t xml:space="preserve"> </w:t>
-      </w:r>
-      <w:r>
-        <w:t xml:space="preserve">(165 vs 327 s) and</w:t>
-      </w:r>
-      <w:r>
-        <w:t xml:space="preserve"> </w:t>
-      </w:r>
-      <w:r>
-        <w:rPr>
-          <w:b/>
-          <w:bCs/>
-        </w:rPr>
-        <w:t xml:space="preserve">beats xgboost’s accuracy at ~5.5× less runtime and ~4× less memory</w:t>
-      </w:r>
-      <w:r>
-        <w:t xml:space="preserve"> </w:t>
-      </w:r>
-      <w:r>
-        <w:t xml:space="preserve">(165 s / 21 GB vs</w:t>
-      </w:r>
-      <w:r>
-        <w:t xml:space="preserve"> </w:t>
-      </w:r>
-      <w:r>
-        <w:t xml:space="preserve">905 s / 81 GB). The faster methods (knn, logistic) are less accurate; the more accurate</w:t>
-      </w:r>
-      <w:r>
-        <w:t xml:space="preserve"> </w:t>
-      </w:r>
-      <w:r>
-        <w:t xml:space="preserve">heavyweight (xgboost) is far slower and heavier:</w:t>
-      </w:r>
-      <w:r>
-        <w:t xml:space="preserve"> </w:t>
-      </w:r>
-      <w:r>
-        <w:rPr>
-          <w:b/>
-          <w:bCs/>
-        </w:rPr>
-        <w:t xml:space="preserve">within Open Problems’ method set</w:t>
-      </w:r>
-      <w:r>
-        <w:t xml:space="preserve">, on</w:t>
-      </w:r>
-      <w:r>
-        <w:t xml:space="preserve"> </w:t>
-      </w:r>
-      <w:r>
-        <w:t xml:space="preserve">controlled hardware, nothing beats actinn-jax on accuracy and cost at the same time. That set contains no carefully-tuned linear</w:t>
-      </w:r>
-      <w:r>
-        <w:t xml:space="preserve"> </w:t>
-      </w:r>
-      <w:r>
-        <w:t xml:space="preserve">pipeline; we added one and ran it on the same six datasets, and it does not change the</w:t>
-      </w:r>
-      <w:r>
-        <w:t xml:space="preserve"> </w:t>
-      </w:r>
-      <w:r>
-        <w:t xml:space="preserve">ranking (Table 11).</w:t>
-      </w:r>
-    </w:p>
-    <w:p>
-      <w:pPr>
-        <w:pStyle w:val="BodyText"/>
-      </w:pPr>
-      <w:r>
-        <w:rPr>
-          <w:b/>
-          <w:bCs/>
-        </w:rPr>
-        <w:t xml:space="preserve">All eleven methods, one run.</w:t>
-      </w:r>
-      <w:r>
-        <w:t xml:space="preserve"> </w:t>
-      </w:r>
-      <w:r>
-        <w:t xml:space="preserve">We ported the tuned linear pipeline, the SGD-SVM,</w:t>
-      </w:r>
-      <w:r>
-        <w:t xml:space="preserve"> </w:t>
-      </w:r>
-      <w:r>
-        <w:t xml:space="preserve">CellTypist and scTOP into Open Problems components and then re-ran</w:t>
-      </w:r>
-      <w:r>
-        <w:t xml:space="preserve"> </w:t>
-      </w:r>
-      <w:r>
-        <w:rPr>
-          <w:b/>
-          <w:bCs/>
-        </w:rPr>
-        <w:t xml:space="preserve">every</w:t>
-      </w:r>
-      <w:r>
-        <w:t xml:space="preserve"> </w:t>
-      </w:r>
-      <w:r>
-        <w:t xml:space="preserve">method — OP’s</w:t>
-      </w:r>
-      <w:r>
-        <w:t xml:space="preserve"> </w:t>
-      </w:r>
-      <w:r>
-        <w:t xml:space="preserve">seven and our four — through one execution of OP’s pipeline on a single</w:t>
-      </w:r>
-      <w:r>
-        <w:t xml:space="preserve"> </w:t>
-      </w:r>
-      <w:r>
-        <w:rPr>
-          <w:rStyle w:val="VerbatimChar"/>
-        </w:rPr>
-        <w:t xml:space="preserve">r7i.8xlarge</w:t>
-      </w:r>
-      <w:r>
-        <w:t xml:space="preserve">, so</w:t>
-      </w:r>
-      <w:r>
-        <w:t xml:space="preserve"> </w:t>
-      </w:r>
-      <w:r>
-        <w:t xml:space="preserve">the accuracy column below comes from one harness, one box and one invocation</w:t>
-      </w:r>
-      <w:r>
-        <w:t xml:space="preserve"> </w:t>
-      </w:r>
-      <w:r>
-        <w:t xml:space="preserve">(per-run numbers in the</w:t>
-      </w:r>
-      <w:r>
-        <w:t xml:space="preserve"> </w:t>
-      </w:r>
-      <w:hyperlink r:id="rId33">
-        <w:r>
-          <w:rPr>
-            <w:rStyle w:val="Hyperlink"/>
-          </w:rPr>
-          <w:t xml:space="preserve">benchmark repository</w:t>
-        </w:r>
-      </w:hyperlink>
-      <w:r>
-        <w:t xml:space="preserve">). It reproduces what came before: the</w:t>
-      </w:r>
-      <w:r>
-        <w:t xml:space="preserve"> </w:t>
-      </w:r>
-      <w:r>
-        <w:t xml:space="preserve">four OP methods that are not retrained here return</w:t>
-      </w:r>
-      <w:r>
-        <w:t xml:space="preserve"> </w:t>
-      </w:r>
-      <w:r>
-        <w:rPr>
-          <w:b/>
-          <w:bCs/>
-        </w:rPr>
-        <w:t xml:space="preserve">identical</w:t>
-      </w:r>
-      <w:r>
-        <w:t xml:space="preserve"> </w:t>
-      </w:r>
-      <w:r>
-        <w:t xml:space="preserve">means to Table 10 (knn</w:t>
-      </w:r>
-      <w:r>
-        <w:t xml:space="preserve"> </w:t>
-      </w:r>
-      <w:r>
-        <w:t xml:space="preserve">0.793, logistic_regression 0.813, cellmapper_linear 0.776, naive_bayes 0.738), and the four</w:t>
-      </w:r>
-      <w:r>
-        <w:t xml:space="preserve"> </w:t>
-      </w:r>
-      <w:r>
-        <w:t xml:space="preserve">we added match separate local runs to within 0.001.</w:t>
-      </w:r>
-    </w:p>
-    <w:tbl>
-      <w:tblPr>
-        <w:tblStyle w:val="Table"/>
-        <w:tblW w:type="auto" w:w="0"/>
-        <w:tblLook w:firstRow="1" w:lastRow="0" w:firstColumn="0" w:lastColumn="0" w:noHBand="0" w:noVBand="0" w:val="0020"/>
-      </w:tblPr>
-      <w:tblGrid>
-        <w:gridCol w:w="2640"/>
-        <w:gridCol w:w="2640"/>
-        <w:gridCol w:w="2640"/>
-      </w:tblGrid>
-      <w:tr>
-        <w:trPr>
-          <w:tblHeader w:val="on"/>
-        </w:trPr>
-        <w:tc>
-          <w:tcPr/>
-          <w:p>
-            <w:pPr>
-              <w:pStyle w:val="Compact"/>
-            </w:pPr>
-            <w:r>
-              <w:t xml:space="preserve">method</w:t>
-            </w:r>
-          </w:p>
-        </w:tc>
-        <w:tc>
-          <w:tcPr/>
-          <w:p>
-            <w:pPr>
-              <w:pStyle w:val="Compact"/>
-              <w:jc w:val="right"/>
-            </w:pPr>
-            <w:r>
-              <w:t xml:space="preserve">mean acc</w:t>
-            </w:r>
-          </w:p>
-        </w:tc>
-        <w:tc>
-          <w:tcPr/>
-          <w:p>
-            <w:pPr>
-              <w:pStyle w:val="Compact"/>
-              <w:jc w:val="right"/>
-            </w:pPr>
-            <w:r>
-              <w:t xml:space="preserve">macro-F1</w:t>
-            </w:r>
-          </w:p>
-        </w:tc>
-      </w:tr>
-      <w:tr>
-        <w:tc>
-          <w:tcPr/>
-          <w:p>
-            <w:pPr>
-              <w:pStyle w:val="Compact"/>
-            </w:pPr>
-            <w:r>
-              <w:t xml:space="preserve">mlp</w:t>
-            </w:r>
-          </w:p>
-        </w:tc>
-        <w:tc>
-          <w:tcPr/>
-          <w:p>
-            <w:pPr>
-              <w:pStyle w:val="Compact"/>
-              <w:jc w:val="right"/>
-            </w:pPr>
-            <w:r>
-              <w:t xml:space="preserve">0.843</w:t>
-            </w:r>
-          </w:p>
-        </w:tc>
-        <w:tc>
-          <w:tcPr/>
-          <w:p>
-            <w:pPr>
-              <w:pStyle w:val="Compact"/>
-              <w:jc w:val="right"/>
-            </w:pPr>
-            <w:r>
-              <w:t xml:space="preserve">0.662</w:t>
-            </w:r>
-          </w:p>
-        </w:tc>
-      </w:tr>
-      <w:tr>
-        <w:tc>
-          <w:tcPr/>
-          <w:p>
-            <w:pPr>
-              <w:pStyle w:val="Compact"/>
-            </w:pPr>
-            <w:r>
-              <w:rPr>
-                <w:b/>
-                <w:bCs/>
-              </w:rPr>
-              <w:t xml:space="preserve">actinn-jax</w:t>
-            </w:r>
-          </w:p>
-        </w:tc>
-        <w:tc>
-          <w:tcPr/>
-          <w:p>
-            <w:pPr>
-              <w:pStyle w:val="Compact"/>
-              <w:jc w:val="right"/>
-            </w:pPr>
-            <w:r>
-              <w:t xml:space="preserve">0.836</w:t>
-            </w:r>
-          </w:p>
-        </w:tc>
-        <w:tc>
-          <w:tcPr/>
-          <w:p>
-            <w:pPr>
-              <w:pStyle w:val="Compact"/>
-              <w:jc w:val="right"/>
-            </w:pPr>
-            <w:r>
-              <w:t xml:space="preserve">0.663</w:t>
             </w:r>
           </w:p>
         </w:tc>
@@ -12258,6 +11588,30 @@
             </w:r>
           </w:p>
         </w:tc>
+        <w:tc>
+          <w:tcPr/>
+          <w:p>
+            <w:pPr>
+              <w:pStyle w:val="Compact"/>
+              <w:jc w:val="right"/>
+            </w:pPr>
+            <w:r>
+              <w:t xml:space="preserve">—</w:t>
+            </w:r>
+          </w:p>
+        </w:tc>
+        <w:tc>
+          <w:tcPr/>
+          <w:p>
+            <w:pPr>
+              <w:pStyle w:val="Compact"/>
+              <w:jc w:val="right"/>
+            </w:pPr>
+            <w:r>
+              <w:t xml:space="preserve">—</w:t>
+            </w:r>
+          </w:p>
+        </w:tc>
       </w:tr>
       <w:tr>
         <w:tc>
@@ -12299,6 +11653,30 @@
             </w:r>
           </w:p>
         </w:tc>
+        <w:tc>
+          <w:tcPr/>
+          <w:p>
+            <w:pPr>
+              <w:pStyle w:val="Compact"/>
+              <w:jc w:val="right"/>
+            </w:pPr>
+            <w:r>
+              <w:t xml:space="preserve">—</w:t>
+            </w:r>
+          </w:p>
+        </w:tc>
+        <w:tc>
+          <w:tcPr/>
+          <w:p>
+            <w:pPr>
+              <w:pStyle w:val="Compact"/>
+              <w:jc w:val="right"/>
+            </w:pPr>
+            <w:r>
+              <w:t xml:space="preserve">—</w:t>
+            </w:r>
+          </w:p>
+        </w:tc>
       </w:tr>
       <w:tr>
         <w:tc>
@@ -12340,6 +11718,30 @@
             </w:r>
           </w:p>
         </w:tc>
+        <w:tc>
+          <w:tcPr/>
+          <w:p>
+            <w:pPr>
+              <w:pStyle w:val="Compact"/>
+              <w:jc w:val="right"/>
+            </w:pPr>
+            <w:r>
+              <w:t xml:space="preserve">29 s</w:t>
+            </w:r>
+          </w:p>
+        </w:tc>
+        <w:tc>
+          <w:tcPr/>
+          <w:p>
+            <w:pPr>
+              <w:pStyle w:val="Compact"/>
+              <w:jc w:val="right"/>
+            </w:pPr>
+            <w:r>
+              <w:t xml:space="preserve">20.0 GB</w:t>
+            </w:r>
+          </w:p>
+        </w:tc>
       </w:tr>
       <w:tr>
         <w:tc>
@@ -12381,6 +11783,30 @@
             </w:r>
           </w:p>
         </w:tc>
+        <w:tc>
+          <w:tcPr/>
+          <w:p>
+            <w:pPr>
+              <w:pStyle w:val="Compact"/>
+              <w:jc w:val="right"/>
+            </w:pPr>
+            <w:r>
+              <w:t xml:space="preserve">—</w:t>
+            </w:r>
+          </w:p>
+        </w:tc>
+        <w:tc>
+          <w:tcPr/>
+          <w:p>
+            <w:pPr>
+              <w:pStyle w:val="Compact"/>
+              <w:jc w:val="right"/>
+            </w:pPr>
+            <w:r>
+              <w:t xml:space="preserve">—</w:t>
+            </w:r>
+          </w:p>
+        </w:tc>
       </w:tr>
       <w:tr>
         <w:tc>
@@ -12418,6 +11844,30 @@
             </w:r>
           </w:p>
         </w:tc>
+        <w:tc>
+          <w:tcPr/>
+          <w:p>
+            <w:pPr>
+              <w:pStyle w:val="Compact"/>
+              <w:jc w:val="right"/>
+            </w:pPr>
+            <w:r>
+              <w:t xml:space="preserve">11 s</w:t>
+            </w:r>
+          </w:p>
+        </w:tc>
+        <w:tc>
+          <w:tcPr/>
+          <w:p>
+            <w:pPr>
+              <w:pStyle w:val="Compact"/>
+              <w:jc w:val="right"/>
+            </w:pPr>
+            <w:r>
+              <w:t xml:space="preserve">19.5 GB</w:t>
+            </w:r>
+          </w:p>
+        </w:tc>
       </w:tr>
       <w:tr>
         <w:tc>
@@ -12455,6 +11905,30 @@
             </w:r>
           </w:p>
         </w:tc>
+        <w:tc>
+          <w:tcPr/>
+          <w:p>
+            <w:pPr>
+              <w:pStyle w:val="Compact"/>
+              <w:jc w:val="right"/>
+            </w:pPr>
+            <w:r>
+              <w:t xml:space="preserve">905 s</w:t>
+            </w:r>
+          </w:p>
+        </w:tc>
+        <w:tc>
+          <w:tcPr/>
+          <w:p>
+            <w:pPr>
+              <w:pStyle w:val="Compact"/>
+              <w:jc w:val="right"/>
+            </w:pPr>
+            <w:r>
+              <w:t xml:space="preserve">80.7 GB</w:t>
+            </w:r>
+          </w:p>
+        </w:tc>
       </w:tr>
       <w:tr>
         <w:tc>
@@ -12492,6 +11966,30 @@
             </w:r>
           </w:p>
         </w:tc>
+        <w:tc>
+          <w:tcPr/>
+          <w:p>
+            <w:pPr>
+              <w:pStyle w:val="Compact"/>
+              <w:jc w:val="right"/>
+            </w:pPr>
+            <w:r>
+              <w:t xml:space="preserve">58 s</w:t>
+            </w:r>
+          </w:p>
+        </w:tc>
+        <w:tc>
+          <w:tcPr/>
+          <w:p>
+            <w:pPr>
+              <w:pStyle w:val="Compact"/>
+              <w:jc w:val="right"/>
+            </w:pPr>
+            <w:r>
+              <w:t xml:space="preserve">31.5 GB</w:t>
+            </w:r>
+          </w:p>
+        </w:tc>
       </w:tr>
       <w:tr>
         <w:tc>
@@ -12526,6 +12024,30 @@
             </w:pPr>
             <w:r>
               <w:t xml:space="preserve">0.613</w:t>
+            </w:r>
+          </w:p>
+        </w:tc>
+        <w:tc>
+          <w:tcPr/>
+          <w:p>
+            <w:pPr>
+              <w:pStyle w:val="Compact"/>
+              <w:jc w:val="right"/>
+            </w:pPr>
+            <w:r>
+              <w:t xml:space="preserve">31 s</w:t>
+            </w:r>
+          </w:p>
+        </w:tc>
+        <w:tc>
+          <w:tcPr/>
+          <w:p>
+            <w:pPr>
+              <w:pStyle w:val="Compact"/>
+              <w:jc w:val="right"/>
+            </w:pPr>
+            <w:r>
+              <w:t xml:space="preserve">19.5 GB</w:t>
             </w:r>
           </w:p>
         </w:tc>
@@ -12570,6 +12092,30 @@
             </w:r>
           </w:p>
         </w:tc>
+        <w:tc>
+          <w:tcPr/>
+          <w:p>
+            <w:pPr>
+              <w:pStyle w:val="Compact"/>
+              <w:jc w:val="right"/>
+            </w:pPr>
+            <w:r>
+              <w:t xml:space="preserve">—</w:t>
+            </w:r>
+          </w:p>
+        </w:tc>
+        <w:tc>
+          <w:tcPr/>
+          <w:p>
+            <w:pPr>
+              <w:pStyle w:val="Compact"/>
+              <w:jc w:val="right"/>
+            </w:pPr>
+            <w:r>
+              <w:t xml:space="preserve">—</w:t>
+            </w:r>
+          </w:p>
+        </w:tc>
       </w:tr>
     </w:tbl>
     <w:p>
@@ -12581,43 +12127,112 @@
           <w:b/>
           <w:bCs/>
         </w:rPr>
-        <w:t xml:space="preserve">Table 11.</w:t>
-      </w:r>
-      <w:r>
-        <w:t xml:space="preserve"> </w:t>
-      </w:r>
-      <w:r>
-        <w:t xml:space="preserve">All eleven methods on all six Open Problems datasets, from a single run of</w:t>
-      </w:r>
-      <w:r>
-        <w:t xml:space="preserve"> </w:t>
-      </w:r>
-      <w:r>
-        <w:t xml:space="preserve">OP’s pipeline on one</w:t>
-      </w:r>
-      <w:r>
+        <w:t xml:space="preserve">Table 10.</w:t>
+      </w:r>
+      <w:r>
+        <w:t xml:space="preserve"> </w:t>
+      </w:r>
+      <w:r>
+        <w:t xml:space="preserve">All eleven methods on the six Open Problems datasets, ordered by accuracy. Bold</w:t>
+      </w:r>
+      <w:r>
+        <w:t xml:space="preserve"> </w:t>
+      </w:r>
+      <w:r>
+        <w:t xml:space="preserve">marks the four components we contributed to the benchmark. Runtime and peak memory are</w:t>
+      </w:r>
+      <w:r>
+        <w:t xml:space="preserve"> </w:t>
+      </w:r>
+      <w:r>
+        <w:t xml:space="preserve">reported for the seven methods measured under controlled concurrency (§2.10).</w:t>
+      </w:r>
+    </w:p>
+    <w:p>
+      <w:pPr>
+        <w:pStyle w:val="BodyText"/>
+      </w:pPr>
+      <w:r>
+        <w:t xml:space="preserve">actinn-jax</w:t>
+      </w:r>
+      <w:r>
+        <w:t xml:space="preserve"> </w:t>
+      </w:r>
+      <w:r>
+        <w:rPr>
+          <w:b/>
+          <w:bCs/>
+        </w:rPr>
+        <w:t xml:space="preserve">ties its</w:t>
+      </w:r>
+      <w:r>
+        <w:rPr>
+          <w:b/>
+          <w:bCs/>
+        </w:rPr>
         <w:t xml:space="preserve"> </w:t>
       </w:r>
       <w:r>
         <w:rPr>
           <w:rStyle w:val="VerbatimChar"/>
-        </w:rPr>
-        <w:t xml:space="preserve">r7i.8xlarge</w:t>
-      </w:r>
-      <w:r>
-        <w:t xml:space="preserve">, ordered by accuracy. Bold marks the four components we</w:t>
-      </w:r>
-      <w:r>
-        <w:t xml:space="preserve"> </w:t>
-      </w:r>
-      <w:r>
-        <w:t xml:space="preserve">added. Means over six datasets; per-dataset scores are in the benchmark repository. Cost is</w:t>
-      </w:r>
-      <w:r>
-        <w:t xml:space="preserve"> </w:t>
-      </w:r>
-      <w:r>
-        <w:t xml:space="preserve">not reported here — see below.</w:t>
+          <w:b/>
+          <w:bCs/>
+        </w:rPr>
+        <w:t xml:space="preserve">mlp</w:t>
+      </w:r>
+      <w:r>
+        <w:rPr>
+          <w:b/>
+          <w:bCs/>
+        </w:rPr>
+        <w:t xml:space="preserve"> </w:t>
+      </w:r>
+      <w:r>
+        <w:rPr>
+          <w:b/>
+          <w:bCs/>
+        </w:rPr>
+        <w:t xml:space="preserve">sibling on accuracy at ~2× the speed</w:t>
+      </w:r>
+      <w:r>
+        <w:t xml:space="preserve"> </w:t>
+      </w:r>
+      <w:r>
+        <w:t xml:space="preserve">(165 vs 327 s) and</w:t>
+      </w:r>
+      <w:r>
+        <w:t xml:space="preserve"> </w:t>
+      </w:r>
+      <w:r>
+        <w:rPr>
+          <w:b/>
+          <w:bCs/>
+        </w:rPr>
+        <w:t xml:space="preserve">beats xgboost’s accuracy at ~5.5× less runtime and ~4× less memory</w:t>
+      </w:r>
+      <w:r>
+        <w:t xml:space="preserve"> </w:t>
+      </w:r>
+      <w:r>
+        <w:t xml:space="preserve">(165 s / 21 GB vs</w:t>
+      </w:r>
+      <w:r>
+        <w:t xml:space="preserve"> </w:t>
+      </w:r>
+      <w:r>
+        <w:t xml:space="preserve">905 s / 81 GB). The faster methods (knn, logistic) are less accurate; the more accurate</w:t>
+      </w:r>
+      <w:r>
+        <w:t xml:space="preserve"> </w:t>
+      </w:r>
+      <w:r>
+        <w:t xml:space="preserve">heavyweight (xgboost) is far slower and heavier: on controlled hardware, nothing here beats</w:t>
+      </w:r>
+      <w:r>
+        <w:t xml:space="preserve"> </w:t>
+      </w:r>
+      <w:r>
+        <w:t xml:space="preserve">actinn-jax on accuracy and cost at the same time.</w:t>
       </w:r>
     </w:p>
     <w:p>
@@ -12629,16 +12244,10 @@
           <w:b/>
           <w:bCs/>
         </w:rPr>
-        <w:t xml:space="preserve">The tuned linear pipeline does not repeat its §3.1 win here</w:t>
-      </w:r>
-      <w:r>
-        <w:t xml:space="preserve">: 0.828 places it third,</w:t>
-      </w:r>
-      <w:r>
-        <w:t xml:space="preserve"> </w:t>
-      </w:r>
-      <w:r>
-        <w:t xml:space="preserve">behind</w:t>
+        <w:t xml:space="preserve">The tuned linear pipeline does not repeat its §3.1 win</w:t>
+      </w:r>
+      <w:r>
+        <w:t xml:space="preserve">: 0.828 places it third, behind</w:t>
       </w:r>
       <w:r>
         <w:t xml:space="preserve"> </w:t>
@@ -12653,7 +12262,7 @@
         <w:t xml:space="preserve"> </w:t>
       </w:r>
       <w:r>
-        <w:t xml:space="preserve">(0.843) and actinn-jax (0.836) and ahead of OP’s own</w:t>
+        <w:t xml:space="preserve">and actinn-jax and ahead of OP’s own</w:t>
       </w:r>
       <w:r>
         <w:t xml:space="preserve"> </w:t>
@@ -12668,25 +12277,25 @@
         <w:t xml:space="preserve"> </w:t>
       </w:r>
       <w:r>
-        <w:t xml:space="preserve">(0.813). The SGD-SVM (0.816) and CellTypist (0.810) land in the same band. The linear</w:t>
-      </w:r>
-      <w:r>
-        <w:t xml:space="preserve"> </w:t>
-      </w:r>
-      <w:r>
-        <w:t xml:space="preserve">pipeline’s lead on our own panel (§3.1) therefore does not generalize: whichever panel is</w:t>
-      </w:r>
-      <w:r>
-        <w:t xml:space="preserve"> </w:t>
-      </w:r>
-      <w:r>
-        <w:t xml:space="preserve">asked, the answer is a cluster of methods within a couple of points of each other, but which</w:t>
-      </w:r>
-      <w:r>
-        <w:t xml:space="preserve"> </w:t>
-      </w:r>
-      <w:r>
-        <w:t xml:space="preserve">one tops the cluster changes with the datasets. Note also that</w:t>
+        <w:t xml:space="preserve">(0.813). The SGD-SVM (0.816)</w:t>
+      </w:r>
+      <w:r>
+        <w:t xml:space="preserve"> </w:t>
+      </w:r>
+      <w:r>
+        <w:t xml:space="preserve">and CellTypist (0.810) land in the same band. Its lead on our own panel therefore does not</w:t>
+      </w:r>
+      <w:r>
+        <w:t xml:space="preserve"> </w:t>
+      </w:r>
+      <w:r>
+        <w:t xml:space="preserve">generalize: whichever panel is asked, the answer is a cluster within a couple of points, but</w:t>
+      </w:r>
+      <w:r>
+        <w:t xml:space="preserve"> </w:t>
+      </w:r>
+      <w:r>
+        <w:t xml:space="preserve">which method tops the cluster changes with the datasets.</w:t>
       </w:r>
       <w:r>
         <w:t xml:space="preserve"> </w:t>
@@ -12701,80 +12310,19 @@
         <w:t xml:space="preserve"> </w:t>
       </w:r>
       <w:r>
-        <w:t xml:space="preserve">takes</w:t>
-      </w:r>
-      <w:r>
-        <w:t xml:space="preserve"> </w:t>
-      </w:r>
-      <w:r>
-        <w:t xml:space="preserve">macro-F1 (0.689) while sitting fifth on accuracy — across six datasets whose cell-type counts</w:t>
-      </w:r>
-      <w:r>
-        <w:t xml:space="preserve"> </w:t>
-      </w:r>
-      <w:r>
-        <w:t xml:space="preserve">span 13 to 160, the two metrics do not order the panel the same way.</w:t>
-      </w:r>
-    </w:p>
-    <w:p>
-      <w:pPr>
-        <w:pStyle w:val="BodyText"/>
-      </w:pPr>
-      <w:r>
-        <w:rPr>
-          <w:b/>
-          <w:bCs/>
-        </w:rPr>
-        <w:t xml:space="preserve">Cost is reported only from the run in Table 10.</w:t>
-      </w:r>
-      <w:r>
-        <w:t xml:space="preserve"> </w:t>
-      </w:r>
-      <w:r>
-        <w:t xml:space="preserve">This eleven-method run executed on a</w:t>
-      </w:r>
-      <w:r>
-        <w:t xml:space="preserve"> </w:t>
-      </w:r>
-      <w:r>
-        <w:t xml:space="preserve">volume restored from a snapshot, and EBS fetches such a volume’s blocks from S3 on first</w:t>
-      </w:r>
-      <w:r>
-        <w:t xml:space="preserve"> </w:t>
-      </w:r>
-      <w:r>
-        <w:t xml:space="preserve">access: tasks reading the larger atlases recorded 30–60 minutes at</w:t>
-      </w:r>
-      <w:r>
-        <w:t xml:space="preserve"> </w:t>
-      </w:r>
-      <w:r>
-        <w:rPr>
-          <w:b/>
-          <w:bCs/>
-        </w:rPr>
-        <w:t xml:space="preserve">0.5–1% CPU</w:t>
-      </w:r>
-      <w:r>
-        <w:t xml:space="preserve">, which</w:t>
-      </w:r>
-      <w:r>
-        <w:t xml:space="preserve"> </w:t>
-      </w:r>
-      <w:r>
-        <w:t xml:space="preserve">measures that first-touch fetch rather than the method. Accuracy is unaffected — same</w:t>
-      </w:r>
-      <w:r>
-        <w:t xml:space="preserve"> </w:t>
-      </w:r>
-      <w:r>
-        <w:t xml:space="preserve">computation, same inputs, and it reproduces Table 10 exactly where the two overlap — but the</w:t>
-      </w:r>
-      <w:r>
-        <w:t xml:space="preserve"> </w:t>
-      </w:r>
-      <w:r>
-        <w:t xml:space="preserve">wall-clock from this run is not a cost measurement and is not used as one.</w:t>
+        <w:t xml:space="preserve">takes macro-F1</w:t>
+      </w:r>
+      <w:r>
+        <w:t xml:space="preserve"> </w:t>
+      </w:r>
+      <w:r>
+        <w:t xml:space="preserve">(0.689) while sitting fifth on accuracy — across datasets spanning 13 to 160 cell types, the</w:t>
+      </w:r>
+      <w:r>
+        <w:t xml:space="preserve"> </w:t>
+      </w:r>
+      <w:r>
+        <w:t xml:space="preserve">two metrics do not order the panel the same way.</w:t>
       </w:r>
     </w:p>
     <w:p>
@@ -14878,49 +14426,35 @@
         <w:t xml:space="preserve"> </w:t>
       </w:r>
       <w:r>
-        <w:t xml:space="preserve">silently ranks threading and scheduler contention alongside algorithm. Accuracy for all</w:t>
-      </w:r>
-      <w:r>
-        <w:t xml:space="preserve"> </w:t>
-      </w:r>
-      <w:r>
-        <w:t xml:space="preserve">eleven methods comes from one run on one box (Table 11);</w:t>
-      </w:r>
-      <w:r>
-        <w:t xml:space="preserve"> </w:t>
-      </w:r>
-      <w:r>
-        <w:rPr>
-          <w:b/>
-          <w:bCs/>
-        </w:rPr>
-        <w:t xml:space="preserve">cost is measured for OP’s own</w:t>
-      </w:r>
-      <w:r>
-        <w:rPr>
-          <w:b/>
-          <w:bCs/>
-        </w:rPr>
-        <w:t xml:space="preserve"> </w:t>
-      </w:r>
-      <w:r>
-        <w:rPr>
-          <w:b/>
-          <w:bCs/>
-        </w:rPr>
-        <w:t xml:space="preserve">seven</w:t>
-      </w:r>
-      <w:r>
-        <w:t xml:space="preserve"> </w:t>
-      </w:r>
-      <w:r>
-        <w:t xml:space="preserve">(Table 10), the run whose concurrency and storage were controlled for that</w:t>
-      </w:r>
-      <w:r>
-        <w:t xml:space="preserve"> </w:t>
-      </w:r>
-      <w:r>
-        <w:t xml:space="preserve">purpose.</w:t>
+        <w:t xml:space="preserve">silently ranks threading and scheduler contention alongside algorithm. Accuracy in Table 10</w:t>
+      </w:r>
+      <w:r>
+        <w:t xml:space="preserve"> </w:t>
+      </w:r>
+      <w:r>
+        <w:t xml:space="preserve">covers all eleven methods;</w:t>
+      </w:r>
+      <w:r>
+        <w:t xml:space="preserve"> </w:t>
+      </w:r>
+      <w:r>
+        <w:rPr>
+          <w:b/>
+          <w:bCs/>
+        </w:rPr>
+        <w:t xml:space="preserve">runtime and memory cover the seven</w:t>
+      </w:r>
+      <w:r>
+        <w:t xml:space="preserve"> </w:t>
+      </w:r>
+      <w:r>
+        <w:t xml:space="preserve">measured under controlled</w:t>
+      </w:r>
+      <w:r>
+        <w:t xml:space="preserve"> </w:t>
+      </w:r>
+      <w:r>
+        <w:t xml:space="preserve">concurrency (§2.10).</w:t>
       </w:r>
     </w:p>
     <w:p>

--- a/manuscript/actinn-jax_preprint.docx
+++ b/manuscript/actinn-jax_preprint.docx
@@ -5606,37 +5606,96 @@
         <w:t xml:space="preserve"> </w:t>
       </w:r>
       <w:r>
-        <w:t xml:space="preserve">come from one run of the pipeline covering all eleven methods. Runtime and peak memory come</w:t>
-      </w:r>
-      <w:r>
-        <w:t xml:space="preserve"> </w:t>
-      </w:r>
-      <w:r>
-        <w:t xml:space="preserve">from the run executed at controlled concurrency, which covers OP’s own seven: the</w:t>
-      </w:r>
-      <w:r>
-        <w:t xml:space="preserve"> </w:t>
-      </w:r>
-      <w:r>
-        <w:t xml:space="preserve">eleven-method run used a snapshot-restored volume, on which EBS fetches blocks from S3 at</w:t>
-      </w:r>
-      <w:r>
-        <w:t xml:space="preserve"> </w:t>
-      </w:r>
-      <w:r>
-        <w:t xml:space="preserve">first access, and tasks reading the larger atlases spent 30–60 minutes at 0.5–1% CPU — a</w:t>
-      </w:r>
-      <w:r>
-        <w:t xml:space="preserve"> </w:t>
-      </w:r>
-      <w:r>
-        <w:t xml:space="preserve">measurement of that fetch rather than of the method. Accuracy is unaffected by it, and</w:t>
-      </w:r>
-      <w:r>
-        <w:t xml:space="preserve"> </w:t>
-      </w:r>
-      <w:r>
-        <w:t xml:space="preserve">reproduces the controlled run exactly on the four methods common to both.</w:t>
+        <w:t xml:space="preserve">come from one run of the pipeline covering all eleven methods.</w:t>
+      </w:r>
+    </w:p>
+    <w:p>
+      <w:pPr>
+        <w:pStyle w:val="BodyText"/>
+      </w:pPr>
+      <w:r>
+        <w:t xml:space="preserve">Cost is reported as a</w:t>
+      </w:r>
+      <w:r>
+        <w:t xml:space="preserve"> </w:t>
+      </w:r>
+      <w:r>
+        <w:rPr>
+          <w:b/>
+          <w:bCs/>
+        </w:rPr>
+        <w:t xml:space="preserve">ratio to actinn-jax measured in the same run</w:t>
+      </w:r>
+      <w:r>
+        <w:t xml:space="preserve">, for that reason.</w:t>
+      </w:r>
+      <w:r>
+        <w:t xml:space="preserve"> </w:t>
+      </w:r>
+      <w:r>
+        <w:t xml:space="preserve">Two runs were needed to cover eleven methods, and actinn-jax was included in both as an</w:t>
+      </w:r>
+      <w:r>
+        <w:t xml:space="preserve"> </w:t>
+      </w:r>
+      <w:r>
+        <w:t xml:space="preserve">anchor: it averaged 165 s/dataset alongside OP’s seven and 87 s/dataset alongside our four,</w:t>
+      </w:r>
+      <w:r>
+        <w:t xml:space="preserve"> </w:t>
+      </w:r>
+      <w:r>
+        <w:t xml:space="preserve">on the same instance type with the same executor settings. The difference is what</w:t>
+      </w:r>
+      <w:r>
+        <w:t xml:space="preserve"> </w:t>
+      </w:r>
+      <w:r>
+        <w:t xml:space="preserve">co-scheduling does — the seven-method run held 196 GB of inputs and included an 81 GB</w:t>
+      </w:r>
+      <w:r>
+        <w:t xml:space="preserve"> </w:t>
+      </w:r>
+      <w:r>
+        <w:t xml:space="preserve">xgboost task, the five-method run held 60 GB and fitted entirely in page cache. Absolute</w:t>
+      </w:r>
+      <w:r>
+        <w:t xml:space="preserve"> </w:t>
+      </w:r>
+      <w:r>
+        <w:t xml:space="preserve">seconds are therefore not comparable across the two, while ratios measured within one are;</w:t>
+      </w:r>
+      <w:r>
+        <w:t xml:space="preserve"> </w:t>
+      </w:r>
+      <w:r>
+        <w:t xml:space="preserve">the anchor is what joins them. Peak memory, which does not move with contention, is reported</w:t>
+      </w:r>
+      <w:r>
+        <w:t xml:space="preserve"> </w:t>
+      </w:r>
+      <w:r>
+        <w:t xml:space="preserve">as measured.</w:t>
+      </w:r>
+    </w:p>
+    <w:p>
+      <w:pPr>
+        <w:pStyle w:val="BodyText"/>
+      </w:pPr>
+      <w:r>
+        <w:t xml:space="preserve">Neither run’s wall-clock came from snapshot-restored storage. An earlier attempt did, and</w:t>
+      </w:r>
+      <w:r>
+        <w:t xml:space="preserve"> </w:t>
+      </w:r>
+      <w:r>
+        <w:t xml:space="preserve">EBS fetching blocks from S3 on first access left tasks on the larger atlases at 0.5–1% CPU</w:t>
+      </w:r>
+      <w:r>
+        <w:t xml:space="preserve"> </w:t>
+      </w:r>
+      <w:r>
+        <w:t xml:space="preserve">for 30–60 minutes; that run supplies accuracy only.</w:t>
       </w:r>
     </w:p>
     <w:bookmarkEnd w:id="42"/>
@@ -11401,7 +11460,7 @@
               <w:jc w:val="right"/>
             </w:pPr>
             <w:r>
-              <w:t xml:space="preserve">runtime/dataset</w:t>
+              <w:t xml:space="preserve">cost</w:t>
             </w:r>
           </w:p>
         </w:tc>
@@ -11462,7 +11521,7 @@
               <w:jc w:val="right"/>
             </w:pPr>
             <w:r>
-              <w:t xml:space="preserve">327 s</w:t>
+              <w:t xml:space="preserve">1.98×</w:t>
             </w:r>
           </w:p>
         </w:tc>
@@ -11527,11 +11586,7 @@
               <w:jc w:val="right"/>
             </w:pPr>
             <w:r>
-              <w:rPr>
-                <w:b/>
-                <w:bCs/>
-              </w:rPr>
-              <w:t xml:space="preserve">165 s</w:t>
+              <w:t xml:space="preserve">1.00×</w:t>
             </w:r>
           </w:p>
         </w:tc>
@@ -11596,7 +11651,7 @@
               <w:jc w:val="right"/>
             </w:pPr>
             <w:r>
-              <w:t xml:space="preserve">—</w:t>
+              <w:t xml:space="preserve">2.67×</w:t>
             </w:r>
           </w:p>
         </w:tc>
@@ -11608,7 +11663,7 @@
               <w:jc w:val="right"/>
             </w:pPr>
             <w:r>
-              <w:t xml:space="preserve">—</w:t>
+              <w:t xml:space="preserve">20.1 GB</w:t>
             </w:r>
           </w:p>
         </w:tc>
@@ -11661,7 +11716,7 @@
               <w:jc w:val="right"/>
             </w:pPr>
             <w:r>
-              <w:t xml:space="preserve">—</w:t>
+              <w:t xml:space="preserve">6.07×</w:t>
             </w:r>
           </w:p>
         </w:tc>
@@ -11673,7 +11728,7 @@
               <w:jc w:val="right"/>
             </w:pPr>
             <w:r>
-              <w:t xml:space="preserve">—</w:t>
+              <w:t xml:space="preserve">20.1 GB</w:t>
             </w:r>
           </w:p>
         </w:tc>
@@ -11726,7 +11781,11 @@
               <w:jc w:val="right"/>
             </w:pPr>
             <w:r>
-              <w:t xml:space="preserve">29 s</w:t>
+              <w:rPr>
+                <w:b/>
+                <w:bCs/>
+              </w:rPr>
+              <w:t xml:space="preserve">0.18×</w:t>
             </w:r>
           </w:p>
         </w:tc>
@@ -11791,7 +11850,7 @@
               <w:jc w:val="right"/>
             </w:pPr>
             <w:r>
-              <w:t xml:space="preserve">—</w:t>
+              <w:t xml:space="preserve">7.62×</w:t>
             </w:r>
           </w:p>
         </w:tc>
@@ -11803,7 +11862,7 @@
               <w:jc w:val="right"/>
             </w:pPr>
             <w:r>
-              <w:t xml:space="preserve">—</w:t>
+              <w:t xml:space="preserve">20.1 GB</w:t>
             </w:r>
           </w:p>
         </w:tc>
@@ -11852,7 +11911,11 @@
               <w:jc w:val="right"/>
             </w:pPr>
             <w:r>
-              <w:t xml:space="preserve">11 s</w:t>
+              <w:rPr>
+                <w:b/>
+                <w:bCs/>
+              </w:rPr>
+              <w:t xml:space="preserve">0.07×</w:t>
             </w:r>
           </w:p>
         </w:tc>
@@ -11913,7 +11976,7 @@
               <w:jc w:val="right"/>
             </w:pPr>
             <w:r>
-              <w:t xml:space="preserve">905 s</w:t>
+              <w:t xml:space="preserve">5.48×</w:t>
             </w:r>
           </w:p>
         </w:tc>
@@ -11974,7 +12037,7 @@
               <w:jc w:val="right"/>
             </w:pPr>
             <w:r>
-              <w:t xml:space="preserve">58 s</w:t>
+              <w:t xml:space="preserve">0.35×</w:t>
             </w:r>
           </w:p>
         </w:tc>
@@ -12035,7 +12098,7 @@
               <w:jc w:val="right"/>
             </w:pPr>
             <w:r>
-              <w:t xml:space="preserve">31 s</w:t>
+              <w:t xml:space="preserve">0.19×</w:t>
             </w:r>
           </w:p>
         </w:tc>
@@ -12100,7 +12163,11 @@
               <w:jc w:val="right"/>
             </w:pPr>
             <w:r>
-              <w:t xml:space="preserve">—</w:t>
+              <w:rPr>
+                <w:b/>
+                <w:bCs/>
+              </w:rPr>
+              <w:t xml:space="preserve">0.16×</w:t>
             </w:r>
           </w:p>
         </w:tc>
@@ -12112,7 +12179,7 @@
               <w:jc w:val="right"/>
             </w:pPr>
             <w:r>
-              <w:t xml:space="preserve">—</w:t>
+              <w:t xml:space="preserve">20.4 GB</w:t>
             </w:r>
           </w:p>
         </w:tc>
@@ -12139,13 +12206,35 @@
         <w:t xml:space="preserve"> </w:t>
       </w:r>
       <w:r>
-        <w:t xml:space="preserve">marks the four components we contributed to the benchmark. Runtime and peak memory are</w:t>
-      </w:r>
-      <w:r>
-        <w:t xml:space="preserve"> </w:t>
-      </w:r>
-      <w:r>
-        <w:t xml:space="preserve">reported for the seven methods measured under controlled concurrency (§2.10).</w:t>
+        <w:t xml:space="preserve">marks the four components we contributed to the benchmark.</w:t>
+      </w:r>
+      <w:r>
+        <w:t xml:space="preserve"> </w:t>
+      </w:r>
+      <w:r>
+        <w:rPr>
+          <w:i/>
+          <w:iCs/>
+        </w:rPr>
+        <w:t xml:space="preserve">cost</w:t>
+      </w:r>
+      <w:r>
+        <w:t xml:space="preserve"> </w:t>
+      </w:r>
+      <w:r>
+        <w:t xml:space="preserve">is per-dataset wall-clock</w:t>
+      </w:r>
+      <w:r>
+        <w:t xml:space="preserve"> </w:t>
+      </w:r>
+      <w:r>
+        <w:t xml:space="preserve">relative to actinn-jax on the same box (§2.10); at actinn-jax’s measured 87–165 s/dataset,</w:t>
+      </w:r>
+      <w:r>
+        <w:t xml:space="preserve"> </w:t>
+      </w:r>
+      <w:r>
+        <w:t xml:space="preserve">1.00× is roughly two minutes.</w:t>
       </w:r>
     </w:p>
     <w:p>
@@ -12192,47 +12281,125 @@
           <w:b/>
           <w:bCs/>
         </w:rPr>
-        <w:t xml:space="preserve">sibling on accuracy at ~2× the speed</w:t>
-      </w:r>
-      <w:r>
-        <w:t xml:space="preserve"> </w:t>
-      </w:r>
-      <w:r>
-        <w:t xml:space="preserve">(165 vs 327 s) and</w:t>
-      </w:r>
-      <w:r>
-        <w:t xml:space="preserve"> </w:t>
-      </w:r>
-      <w:r>
-        <w:rPr>
-          <w:b/>
-          <w:bCs/>
-        </w:rPr>
-        <w:t xml:space="preserve">beats xgboost’s accuracy at ~5.5× less runtime and ~4× less memory</w:t>
-      </w:r>
-      <w:r>
-        <w:t xml:space="preserve"> </w:t>
-      </w:r>
-      <w:r>
-        <w:t xml:space="preserve">(165 s / 21 GB vs</w:t>
-      </w:r>
-      <w:r>
-        <w:t xml:space="preserve"> </w:t>
-      </w:r>
-      <w:r>
-        <w:t xml:space="preserve">905 s / 81 GB). The faster methods (knn, logistic) are less accurate; the more accurate</w:t>
-      </w:r>
-      <w:r>
-        <w:t xml:space="preserve"> </w:t>
-      </w:r>
-      <w:r>
-        <w:t xml:space="preserve">heavyweight (xgboost) is far slower and heavier: on controlled hardware, nothing here beats</w:t>
-      </w:r>
-      <w:r>
-        <w:t xml:space="preserve"> </w:t>
-      </w:r>
-      <w:r>
-        <w:t xml:space="preserve">actinn-jax on accuracy and cost at the same time.</w:t>
+        <w:t xml:space="preserve">sibling on accuracy at half the cost</w:t>
+      </w:r>
+      <w:r>
+        <w:t xml:space="preserve"> </w:t>
+      </w:r>
+      <w:r>
+        <w:t xml:space="preserve">and</w:t>
+      </w:r>
+      <w:r>
+        <w:t xml:space="preserve"> </w:t>
+      </w:r>
+      <w:r>
+        <w:rPr>
+          <w:b/>
+          <w:bCs/>
+        </w:rPr>
+        <w:t xml:space="preserve">beats xgboost’s</w:t>
+      </w:r>
+      <w:r>
+        <w:rPr>
+          <w:b/>
+          <w:bCs/>
+        </w:rPr>
+        <w:t xml:space="preserve"> </w:t>
+      </w:r>
+      <w:r>
+        <w:rPr>
+          <w:b/>
+          <w:bCs/>
+        </w:rPr>
+        <w:t xml:space="preserve">accuracy at 5.5× less runtime and 4× less memory</w:t>
+      </w:r>
+      <w:r>
+        <w:t xml:space="preserve"> </w:t>
+      </w:r>
+      <w:r>
+        <w:t xml:space="preserve">(21 vs 81 GB). The methods that are</w:t>
+      </w:r>
+      <w:r>
+        <w:t xml:space="preserve"> </w:t>
+      </w:r>
+      <w:r>
+        <w:t xml:space="preserve">cheaper — knn, logistic_regression, naive_bayes, scTOP — are all less accurate; the more</w:t>
+      </w:r>
+      <w:r>
+        <w:t xml:space="preserve"> </w:t>
+      </w:r>
+      <w:r>
+        <w:t xml:space="preserve">accurate heavyweight is far slower and heavier. Nothing here beats actinn-jax on accuracy</w:t>
+      </w:r>
+      <w:r>
+        <w:t xml:space="preserve"> </w:t>
+      </w:r>
+      <w:r>
+        <w:t xml:space="preserve">and cost at once.</w:t>
+      </w:r>
+    </w:p>
+    <w:p>
+      <w:pPr>
+        <w:pStyle w:val="BodyText"/>
+      </w:pPr>
+      <w:r>
+        <w:rPr>
+          <w:b/>
+          <w:bCs/>
+        </w:rPr>
+        <w:t xml:space="preserve">The cheapest method on our own panel is not the cheapest here.</w:t>
+      </w:r>
+      <w:r>
+        <w:t xml:space="preserve"> </w:t>
+      </w:r>
+      <w:r>
+        <w:t xml:space="preserve">The tuned linear pipeline</w:t>
+      </w:r>
+      <w:r>
+        <w:t xml:space="preserve"> </w:t>
+      </w:r>
+      <w:r>
+        <w:t xml:space="preserve">fits 7× faster than actinn-jax on the in-house panel (§3.1) and costs</w:t>
+      </w:r>
+      <w:r>
+        <w:t xml:space="preserve"> </w:t>
+      </w:r>
+      <w:r>
+        <w:rPr>
+          <w:b/>
+          <w:bCs/>
+        </w:rPr>
+        <w:t xml:space="preserve">2.7× more</w:t>
+      </w:r>
+      <w:r>
+        <w:t xml:space="preserve"> </w:t>
+      </w:r>
+      <w:r>
+        <w:t xml:space="preserve">on Open</w:t>
+      </w:r>
+      <w:r>
+        <w:t xml:space="preserve"> </w:t>
+      </w:r>
+      <w:r>
+        <w:t xml:space="preserve">Problems. The difference is the input: OP hands every method 1,000 HVGs, and an</w:t>
+      </w:r>
+      <w:r>
+        <w:t xml:space="preserve"> </w:t>
+      </w:r>
+      <w:r>
+        <w:t xml:space="preserve">ANOVA→PCA→logistic pipeline pays for the decomposition on every query, while a gene-space</w:t>
+      </w:r>
+      <w:r>
+        <w:t xml:space="preserve"> </w:t>
+      </w:r>
+      <w:r>
+        <w:t xml:space="preserve">MLP amortizes its cost into a single fit. CellTypist (7.6×) and the SGD-SVM (6.1×) shift the</w:t>
+      </w:r>
+      <w:r>
+        <w:t xml:space="preserve"> </w:t>
+      </w:r>
+      <w:r>
+        <w:t xml:space="preserve">same way. Cost rankings do not survive a change of feature budget.</w:t>
       </w:r>
     </w:p>
     <w:p>
@@ -14426,35 +14593,19 @@
         <w:t xml:space="preserve"> </w:t>
       </w:r>
       <w:r>
-        <w:t xml:space="preserve">silently ranks threading and scheduler contention alongside algorithm. Accuracy in Table 10</w:t>
-      </w:r>
-      <w:r>
-        <w:t xml:space="preserve"> </w:t>
-      </w:r>
-      <w:r>
-        <w:t xml:space="preserve">covers all eleven methods;</w:t>
-      </w:r>
-      <w:r>
-        <w:t xml:space="preserve"> </w:t>
-      </w:r>
-      <w:r>
-        <w:rPr>
-          <w:b/>
-          <w:bCs/>
-        </w:rPr>
-        <w:t xml:space="preserve">runtime and memory cover the seven</w:t>
-      </w:r>
-      <w:r>
-        <w:t xml:space="preserve"> </w:t>
-      </w:r>
-      <w:r>
-        <w:t xml:space="preserve">measured under controlled</w:t>
-      </w:r>
-      <w:r>
-        <w:t xml:space="preserve"> </w:t>
-      </w:r>
-      <w:r>
-        <w:t xml:space="preserve">concurrency (§2.10).</w:t>
+        <w:t xml:space="preserve">silently ranks threading and scheduler contention alongside algorithm. Table 10 therefore</w:t>
+      </w:r>
+      <w:r>
+        <w:t xml:space="preserve"> </w:t>
+      </w:r>
+      <w:r>
+        <w:t xml:space="preserve">reports cost as a ratio within a run, anchored by a method common to both (§2.10) — the</w:t>
+      </w:r>
+      <w:r>
+        <w:t xml:space="preserve"> </w:t>
+      </w:r>
+      <w:r>
+        <w:t xml:space="preserve">anchor itself moved 165 s → 87 s between them, which is the size of the effect.</w:t>
       </w:r>
     </w:p>
     <w:p>

--- a/manuscript/actinn-jax_preprint.docx
+++ b/manuscript/actinn-jax_preprint.docx
@@ -5527,53 +5527,29 @@
         <w:pStyle w:val="BodyText"/>
       </w:pPr>
       <w:r>
-        <w:t xml:space="preserve">Two caveats govern how those numbers may be read. The leaderboard aggregates runs from</w:t>
-      </w:r>
-      <w:r>
-        <w:t xml:space="preserve"> </w:t>
-      </w:r>
-      <w:r>
-        <w:rPr>
-          <w:b/>
-          <w:bCs/>
-        </w:rPr>
-        <w:t xml:space="preserve">heterogeneous cloud hardware</w:t>
-      </w:r>
-      <w:r>
-        <w:t xml:space="preserve">, so its timings are not a controlled cost comparison — hence</w:t>
-      </w:r>
-      <w:r>
-        <w:t xml:space="preserve"> </w:t>
-      </w:r>
-      <w:r>
-        <w:t xml:space="preserve">the same-hardware run: every method on one AWS CPU instance. And in that run,</w:t>
-      </w:r>
-      <w:r>
-        <w:t xml:space="preserve"> </w:t>
-      </w:r>
-      <w:r>
-        <w:rPr>
-          <w:b/>
-          <w:bCs/>
-        </w:rPr>
-        <w:t xml:space="preserve">wall-clock is</w:t>
-      </w:r>
-      <w:r>
-        <w:rPr>
-          <w:b/>
-          <w:bCs/>
-        </w:rPr>
-        <w:t xml:space="preserve"> </w:t>
-      </w:r>
-      <w:r>
-        <w:rPr>
-          <w:b/>
-          <w:bCs/>
-        </w:rPr>
-        <w:t xml:space="preserve">only meaningful at matched concurrency</w:t>
-      </w:r>
-      <w:r>
-        <w:t xml:space="preserve">: with several tasks per box,</w:t>
+        <w:rPr>
+          <w:b/>
+          <w:bCs/>
+        </w:rPr>
+        <w:t xml:space="preserve">Where each number is measured.</w:t>
+      </w:r>
+      <w:r>
+        <w:t xml:space="preserve"> </w:t>
+      </w:r>
+      <w:r>
+        <w:t xml:space="preserve">The paper reports two environments. The in-house panel</w:t>
+      </w:r>
+      <w:r>
+        <w:t xml:space="preserve"> </w:t>
+      </w:r>
+      <w:r>
+        <w:t xml:space="preserve">(§3.1–§3.5) runs on the Apple Silicon laptop described in §2.5. The Open Problems results</w:t>
+      </w:r>
+      <w:r>
+        <w:t xml:space="preserve"> </w:t>
+      </w:r>
+      <w:r>
+        <w:t xml:space="preserve">(§3.7) run on AWS</w:t>
       </w:r>
       <w:r>
         <w:t xml:space="preserve"> </w:t>
@@ -5582,120 +5558,106 @@
         <w:rPr>
           <w:rStyle w:val="VerbatimChar"/>
         </w:rPr>
+        <w:t xml:space="preserve">r7i.8xlarge</w:t>
+      </w:r>
+      <w:r>
+        <w:t xml:space="preserve"> </w:t>
+      </w:r>
+      <w:r>
+        <w:t xml:space="preserve">instances (32 vCPU, 247 GB) through OP’s own Nextflow</w:t>
+      </w:r>
+      <w:r>
+        <w:t xml:space="preserve"> </w:t>
+      </w:r>
+      <w:r>
+        <w:t xml:space="preserve">pipeline, two tasks at a time.</w:t>
+      </w:r>
+    </w:p>
+    <w:p>
+      <w:pPr>
+        <w:pStyle w:val="BodyText"/>
+      </w:pPr>
+      <w:r>
+        <w:rPr>
+          <w:b/>
+          <w:bCs/>
+        </w:rPr>
+        <w:t xml:space="preserve">Accuracy</w:t>
+      </w:r>
+      <w:r>
+        <w:t xml:space="preserve"> </w:t>
+      </w:r>
+      <w:r>
+        <w:t xml:space="preserve">in Table 10 comes from a single AWS run covering all eleven methods, so every</w:t>
+      </w:r>
+      <w:r>
+        <w:t xml:space="preserve"> </w:t>
+      </w:r>
+      <w:r>
+        <w:t xml:space="preserve">score is one harness, one machine, one invocation.</w:t>
+      </w:r>
+    </w:p>
+    <w:p>
+      <w:pPr>
+        <w:pStyle w:val="BodyText"/>
+      </w:pPr>
+      <w:r>
+        <w:rPr>
+          <w:b/>
+          <w:bCs/>
+        </w:rPr>
+        <w:t xml:space="preserve">Cost</w:t>
+      </w:r>
+      <w:r>
+        <w:t xml:space="preserve"> </w:t>
+      </w:r>
+      <w:r>
+        <w:t xml:space="preserve">is reported as a ratio to actinn-jax rather than in seconds, because wall-clock on a</w:t>
+      </w:r>
+      <w:r>
+        <w:t xml:space="preserve"> </w:t>
+      </w:r>
+      <w:r>
+        <w:t xml:space="preserve">shared box depends on what else is running: measured</w:t>
+      </w:r>
+      <w:r>
+        <w:t xml:space="preserve"> </w:t>
+      </w:r>
+      <w:r>
+        <w:rPr>
+          <w:rStyle w:val="VerbatimChar"/>
+        </w:rPr>
         <w:t xml:space="preserve">%cpu</w:t>
       </w:r>
       <w:r>
         <w:t xml:space="preserve"> </w:t>
       </w:r>
       <w:r>
-        <w:t xml:space="preserve">spanned 49% to</w:t>
-      </w:r>
-      <w:r>
-        <w:t xml:space="preserve"> </w:t>
-      </w:r>
-      <w:r>
-        <w:t xml:space="preserve">2338% across methods, so cross-method runtime ratios measured at high concurrency rank</w:t>
-      </w:r>
-      <w:r>
-        <w:t xml:space="preserve"> </w:t>
-      </w:r>
-      <w:r>
-        <w:t xml:space="preserve">threading and scheduler contention as much as algorithm. Accuracy and macro-F1 in Table 10</w:t>
-      </w:r>
-      <w:r>
-        <w:t xml:space="preserve"> </w:t>
-      </w:r>
-      <w:r>
-        <w:t xml:space="preserve">come from one run of the pipeline covering all eleven methods.</w:t>
-      </w:r>
-    </w:p>
-    <w:p>
-      <w:pPr>
-        <w:pStyle w:val="BodyText"/>
-      </w:pPr>
-      <w:r>
-        <w:t xml:space="preserve">Cost is reported as a</w:t>
-      </w:r>
-      <w:r>
-        <w:t xml:space="preserve"> </w:t>
-      </w:r>
-      <w:r>
-        <w:rPr>
-          <w:b/>
-          <w:bCs/>
-        </w:rPr>
-        <w:t xml:space="preserve">ratio to actinn-jax measured in the same run</w:t>
-      </w:r>
-      <w:r>
-        <w:t xml:space="preserve">, for that reason.</w:t>
-      </w:r>
-      <w:r>
-        <w:t xml:space="preserve"> </w:t>
-      </w:r>
-      <w:r>
-        <w:t xml:space="preserve">Two runs were needed to cover eleven methods, and actinn-jax was included in both as an</w:t>
-      </w:r>
-      <w:r>
-        <w:t xml:space="preserve"> </w:t>
-      </w:r>
-      <w:r>
-        <w:t xml:space="preserve">anchor: it averaged 165 s/dataset alongside OP’s seven and 87 s/dataset alongside our four,</w:t>
-      </w:r>
-      <w:r>
-        <w:t xml:space="preserve"> </w:t>
-      </w:r>
-      <w:r>
-        <w:t xml:space="preserve">on the same instance type with the same executor settings. The difference is what</w:t>
-      </w:r>
-      <w:r>
-        <w:t xml:space="preserve"> </w:t>
-      </w:r>
-      <w:r>
-        <w:t xml:space="preserve">co-scheduling does — the seven-method run held 196 GB of inputs and included an 81 GB</w:t>
-      </w:r>
-      <w:r>
-        <w:t xml:space="preserve"> </w:t>
-      </w:r>
-      <w:r>
-        <w:t xml:space="preserve">xgboost task, the five-method run held 60 GB and fitted entirely in page cache. Absolute</w:t>
-      </w:r>
-      <w:r>
-        <w:t xml:space="preserve"> </w:t>
-      </w:r>
-      <w:r>
-        <w:t xml:space="preserve">seconds are therefore not comparable across the two, while ratios measured within one are;</w:t>
-      </w:r>
-      <w:r>
-        <w:t xml:space="preserve"> </w:t>
-      </w:r>
-      <w:r>
-        <w:t xml:space="preserve">the anchor is what joins them. Peak memory, which does not move with contention, is reported</w:t>
-      </w:r>
-      <w:r>
-        <w:t xml:space="preserve"> </w:t>
-      </w:r>
-      <w:r>
-        <w:t xml:space="preserve">as measured.</w:t>
-      </w:r>
-    </w:p>
-    <w:p>
-      <w:pPr>
-        <w:pStyle w:val="BodyText"/>
-      </w:pPr>
-      <w:r>
-        <w:t xml:space="preserve">Neither run’s wall-clock came from snapshot-restored storage. An earlier attempt did, and</w:t>
-      </w:r>
-      <w:r>
-        <w:t xml:space="preserve"> </w:t>
-      </w:r>
-      <w:r>
-        <w:t xml:space="preserve">EBS fetching blocks from S3 on first access left tasks on the larger atlases at 0.5–1% CPU</w:t>
-      </w:r>
-      <w:r>
-        <w:t xml:space="preserve"> </w:t>
-      </w:r>
-      <w:r>
-        <w:t xml:space="preserve">for 30–60 minutes; that run supplies accuracy only.</w:t>
+        <w:t xml:space="preserve">spans 49% to 2338% across these</w:t>
+      </w:r>
+      <w:r>
+        <w:t xml:space="preserve"> </w:t>
+      </w:r>
+      <w:r>
+        <w:t xml:space="preserve">methods, and actinn-jax itself averaged 165 s/dataset when scheduled alongside OP’s seven and</w:t>
+      </w:r>
+      <w:r>
+        <w:t xml:space="preserve"> </w:t>
+      </w:r>
+      <w:r>
+        <w:t xml:space="preserve">87 s/dataset alongside our four. Ratios taken within one run are stable where absolute times</w:t>
+      </w:r>
+      <w:r>
+        <w:t xml:space="preserve"> </w:t>
+      </w:r>
+      <w:r>
+        <w:t xml:space="preserve">are not, and actinn-jax was included in both runs to join them. Peak memory does not move</w:t>
+      </w:r>
+      <w:r>
+        <w:t xml:space="preserve"> </w:t>
+      </w:r>
+      <w:r>
+        <w:t xml:space="preserve">with contention and is reported as measured.</w:t>
       </w:r>
     </w:p>
     <w:bookmarkEnd w:id="42"/>
@@ -11344,60 +11306,7 @@
         <w:pStyle w:val="BodyText"/>
       </w:pPr>
       <w:r>
-        <w:rPr>
-          <w:b/>
-          <w:bCs/>
-        </w:rPr>
-        <w:t xml:space="preserve">Same-hardware accuracy, speed and memory.</w:t>
-      </w:r>
-      <w:r>
-        <w:t xml:space="preserve"> </w:t>
-      </w:r>
-      <w:r>
-        <w:t xml:space="preserve">Every method ran through OP’s</w:t>
-      </w:r>
-      <w:r>
-        <w:t xml:space="preserve"> </w:t>
-      </w:r>
-      <w:r>
-        <w:rPr>
-          <w:i/>
-          <w:iCs/>
-        </w:rPr>
-        <w:t xml:space="preserve">own</w:t>
-      </w:r>
-      <w:r>
-        <w:t xml:space="preserve"> </w:t>
-      </w:r>
-      <w:r>
-        <w:t xml:space="preserve">Nextflow</w:t>
-      </w:r>
-      <w:r>
-        <w:t xml:space="preserve"> </w:t>
-      </w:r>
-      <w:r>
-        <w:t xml:space="preserve">pipeline on a single AWS</w:t>
-      </w:r>
-      <w:r>
-        <w:t xml:space="preserve"> </w:t>
-      </w:r>
-      <w:r>
-        <w:rPr>
-          <w:rStyle w:val="VerbatimChar"/>
-        </w:rPr>
-        <w:t xml:space="preserve">r7i.8xlarge</w:t>
-      </w:r>
-      <w:r>
-        <w:t xml:space="preserve"> </w:t>
-      </w:r>
-      <w:r>
-        <w:t xml:space="preserve">— identical hardware, harness and instrumentation</w:t>
-      </w:r>
-      <w:r>
-        <w:t xml:space="preserve"> </w:t>
-      </w:r>
-      <w:r>
-        <w:t xml:space="preserve">throughout. Means over the six datasets:</w:t>
+        <w:t xml:space="preserve">Means over the six datasets, every method through the same pipeline on one instance:</w:t>
       </w:r>
     </w:p>
     <w:tbl>
@@ -12206,7 +12115,7 @@
         <w:t xml:space="preserve"> </w:t>
       </w:r>
       <w:r>
-        <w:t xml:space="preserve">marks the four components we contributed to the benchmark.</w:t>
+        <w:t xml:space="preserve">marks the four components we contributed.</w:t>
       </w:r>
       <w:r>
         <w:t xml:space="preserve"> </w:t>
@@ -12222,19 +12131,13 @@
         <w:t xml:space="preserve"> </w:t>
       </w:r>
       <w:r>
-        <w:t xml:space="preserve">is per-dataset wall-clock</w:t>
-      </w:r>
-      <w:r>
-        <w:t xml:space="preserve"> </w:t>
-      </w:r>
-      <w:r>
-        <w:t xml:space="preserve">relative to actinn-jax on the same box (§2.10); at actinn-jax’s measured 87–165 s/dataset,</w:t>
-      </w:r>
-      <w:r>
-        <w:t xml:space="preserve"> </w:t>
-      </w:r>
-      <w:r>
-        <w:t xml:space="preserve">1.00× is roughly two minutes.</w:t>
+        <w:t xml:space="preserve">is per-dataset wall-clock relative to</w:t>
+      </w:r>
+      <w:r>
+        <w:t xml:space="preserve"> </w:t>
+      </w:r>
+      <w:r>
+        <w:t xml:space="preserve">actinn-jax (§2.10), for which 1.00× is roughly two minutes.</w:t>
       </w:r>
     </w:p>
     <w:p>
@@ -12252,7 +12155,7 @@
           <w:b/>
           <w:bCs/>
         </w:rPr>
-        <w:t xml:space="preserve">ties its</w:t>
+        <w:t xml:space="preserve">matches its</w:t>
       </w:r>
       <w:r>
         <w:rPr>
@@ -12284,20 +12187,17 @@
         <w:t xml:space="preserve">sibling on accuracy at half the cost</w:t>
       </w:r>
       <w:r>
-        <w:t xml:space="preserve"> </w:t>
-      </w:r>
-      <w:r>
-        <w:t xml:space="preserve">and</w:t>
-      </w:r>
-      <w:r>
-        <w:t xml:space="preserve"> </w:t>
-      </w:r>
-      <w:r>
-        <w:rPr>
-          <w:b/>
-          <w:bCs/>
-        </w:rPr>
-        <w:t xml:space="preserve">beats xgboost’s</w:t>
+        <w:t xml:space="preserve">, and</w:t>
+      </w:r>
+      <w:r>
+        <w:t xml:space="preserve"> </w:t>
+      </w:r>
+      <w:r>
+        <w:rPr>
+          <w:b/>
+          <w:bCs/>
+        </w:rPr>
+        <w:t xml:space="preserve">beats xgboost on</w:t>
       </w:r>
       <w:r>
         <w:rPr>
@@ -12317,25 +12217,19 @@
         <w:t xml:space="preserve"> </w:t>
       </w:r>
       <w:r>
-        <w:t xml:space="preserve">(21 vs 81 GB). The methods that are</w:t>
-      </w:r>
-      <w:r>
-        <w:t xml:space="preserve"> </w:t>
-      </w:r>
-      <w:r>
-        <w:t xml:space="preserve">cheaper — knn, logistic_regression, naive_bayes, scTOP — are all less accurate; the more</w:t>
-      </w:r>
-      <w:r>
-        <w:t xml:space="preserve"> </w:t>
-      </w:r>
-      <w:r>
-        <w:t xml:space="preserve">accurate heavyweight is far slower and heavier. Nothing here beats actinn-jax on accuracy</w:t>
-      </w:r>
-      <w:r>
-        <w:t xml:space="preserve"> </w:t>
-      </w:r>
-      <w:r>
-        <w:t xml:space="preserve">and cost at once.</w:t>
+        <w:t xml:space="preserve">(21 vs 81 GB). Everything cheaper — knn,</w:t>
+      </w:r>
+      <w:r>
+        <w:t xml:space="preserve"> </w:t>
+      </w:r>
+      <w:r>
+        <w:t xml:space="preserve">logistic_regression, naive_bayes, scTOP — is less accurate, and the one heavyweight is slower</w:t>
+      </w:r>
+      <w:r>
+        <w:t xml:space="preserve"> </w:t>
+      </w:r>
+      <w:r>
+        <w:t xml:space="preserve">and heavier. Nothing here beats it on accuracy and cost together.</w:t>
       </w:r>
     </w:p>
     <w:p>
@@ -12347,19 +12241,56 @@
           <w:b/>
           <w:bCs/>
         </w:rPr>
-        <w:t xml:space="preserve">The cheapest method on our own panel is not the cheapest here.</w:t>
-      </w:r>
-      <w:r>
-        <w:t xml:space="preserve"> </w:t>
-      </w:r>
-      <w:r>
-        <w:t xml:space="preserve">The tuned linear pipeline</w:t>
-      </w:r>
-      <w:r>
-        <w:t xml:space="preserve"> </w:t>
-      </w:r>
-      <w:r>
-        <w:t xml:space="preserve">fits 7× faster than actinn-jax on the in-house panel (§3.1) and costs</w:t>
+        <w:t xml:space="preserve">The tuned linear pipeline loses its §3.1 advantage on both axes.</w:t>
+      </w:r>
+      <w:r>
+        <w:t xml:space="preserve"> </w:t>
+      </w:r>
+      <w:r>
+        <w:t xml:space="preserve">It places third on</w:t>
+      </w:r>
+      <w:r>
+        <w:t xml:space="preserve"> </w:t>
+      </w:r>
+      <w:r>
+        <w:t xml:space="preserve">accuracy (0.828, behind</w:t>
+      </w:r>
+      <w:r>
+        <w:t xml:space="preserve"> </w:t>
+      </w:r>
+      <w:r>
+        <w:rPr>
+          <w:rStyle w:val="VerbatimChar"/>
+        </w:rPr>
+        <w:t xml:space="preserve">mlp</w:t>
+      </w:r>
+      <w:r>
+        <w:t xml:space="preserve"> </w:t>
+      </w:r>
+      <w:r>
+        <w:t xml:space="preserve">and actinn-jax), and where it fits 7×</w:t>
+      </w:r>
+      <w:r>
+        <w:t xml:space="preserve"> </w:t>
+      </w:r>
+      <w:r>
+        <w:rPr>
+          <w:i/>
+          <w:iCs/>
+        </w:rPr>
+        <w:t xml:space="preserve">faster</w:t>
+      </w:r>
+      <w:r>
+        <w:t xml:space="preserve"> </w:t>
+      </w:r>
+      <w:r>
+        <w:t xml:space="preserve">than actinn-jax</w:t>
+      </w:r>
+      <w:r>
+        <w:t xml:space="preserve"> </w:t>
+      </w:r>
+      <w:r>
+        <w:t xml:space="preserve">on the in-house panel it costs</w:t>
       </w:r>
       <w:r>
         <w:t xml:space="preserve"> </w:t>
@@ -12375,31 +12306,37 @@
         <w:t xml:space="preserve"> </w:t>
       </w:r>
       <w:r>
-        <w:t xml:space="preserve">on Open</w:t>
-      </w:r>
-      <w:r>
-        <w:t xml:space="preserve"> </w:t>
-      </w:r>
-      <w:r>
-        <w:t xml:space="preserve">Problems. The difference is the input: OP hands every method 1,000 HVGs, and an</w:t>
-      </w:r>
-      <w:r>
-        <w:t xml:space="preserve"> </w:t>
-      </w:r>
-      <w:r>
-        <w:t xml:space="preserve">ANOVA→PCA→logistic pipeline pays for the decomposition on every query, while a gene-space</w:t>
-      </w:r>
-      <w:r>
-        <w:t xml:space="preserve"> </w:t>
-      </w:r>
-      <w:r>
-        <w:t xml:space="preserve">MLP amortizes its cost into a single fit. CellTypist (7.6×) and the SGD-SVM (6.1×) shift the</w:t>
-      </w:r>
-      <w:r>
-        <w:t xml:space="preserve"> </w:t>
-      </w:r>
-      <w:r>
-        <w:t xml:space="preserve">same way. Cost rankings do not survive a change of feature budget.</w:t>
+        <w:t xml:space="preserve">here. The input budget explains the reversal: OP</w:t>
+      </w:r>
+      <w:r>
+        <w:t xml:space="preserve"> </w:t>
+      </w:r>
+      <w:r>
+        <w:t xml:space="preserve">hands every method 1,000 HVGs, and an ANOVA→PCA→logistic pipeline pays for the decomposition</w:t>
+      </w:r>
+      <w:r>
+        <w:t xml:space="preserve"> </w:t>
+      </w:r>
+      <w:r>
+        <w:t xml:space="preserve">on every query while a gene-space MLP amortizes it into one fit. CellTypist (7.6×) and the</w:t>
+      </w:r>
+      <w:r>
+        <w:t xml:space="preserve"> </w:t>
+      </w:r>
+      <w:r>
+        <w:t xml:space="preserve">SGD-SVM (6.1×) shift the same way. Neither a cost ranking nor an accuracy ranking survives a</w:t>
+      </w:r>
+      <w:r>
+        <w:t xml:space="preserve"> </w:t>
+      </w:r>
+      <w:r>
+        <w:t xml:space="preserve">change of feature budget — which is the case for reporting both panels rather than picking</w:t>
+      </w:r>
+      <w:r>
+        <w:t xml:space="preserve"> </w:t>
+      </w:r>
+      <w:r>
+        <w:t xml:space="preserve">one.</w:t>
       </w:r>
     </w:p>
     <w:p>
@@ -12408,88 +12345,27 @@
       </w:pPr>
       <w:r>
         <w:rPr>
-          <w:b/>
-          <w:bCs/>
-        </w:rPr>
-        <w:t xml:space="preserve">The tuned linear pipeline does not repeat its §3.1 win</w:t>
-      </w:r>
-      <w:r>
-        <w:t xml:space="preserve">: 0.828 places it third, behind</w:t>
-      </w:r>
-      <w:r>
-        <w:t xml:space="preserve"> </w:t>
-      </w:r>
-      <w:r>
-        <w:rPr>
           <w:rStyle w:val="VerbatimChar"/>
         </w:rPr>
-        <w:t xml:space="preserve">mlp</w:t>
-      </w:r>
-      <w:r>
-        <w:t xml:space="preserve"> </w:t>
-      </w:r>
-      <w:r>
-        <w:t xml:space="preserve">and actinn-jax and ahead of OP’s own</w:t>
-      </w:r>
-      <w:r>
-        <w:t xml:space="preserve"> </w:t>
-      </w:r>
-      <w:r>
-        <w:rPr>
-          <w:rStyle w:val="VerbatimChar"/>
-        </w:rPr>
         <w:t xml:space="preserve">logistic_regression</w:t>
       </w:r>
       <w:r>
         <w:t xml:space="preserve"> </w:t>
       </w:r>
       <w:r>
-        <w:t xml:space="preserve">(0.813). The SGD-SVM (0.816)</w:t>
-      </w:r>
-      <w:r>
-        <w:t xml:space="preserve"> </w:t>
-      </w:r>
-      <w:r>
-        <w:t xml:space="preserve">and CellTypist (0.810) land in the same band. Its lead on our own panel therefore does not</w:t>
-      </w:r>
-      <w:r>
-        <w:t xml:space="preserve"> </w:t>
-      </w:r>
-      <w:r>
-        <w:t xml:space="preserve">generalize: whichever panel is asked, the answer is a cluster within a couple of points, but</w:t>
-      </w:r>
-      <w:r>
-        <w:t xml:space="preserve"> </w:t>
-      </w:r>
-      <w:r>
-        <w:t xml:space="preserve">which method tops the cluster changes with the datasets.</w:t>
-      </w:r>
-      <w:r>
-        <w:t xml:space="preserve"> </w:t>
-      </w:r>
-      <w:r>
-        <w:rPr>
-          <w:rStyle w:val="VerbatimChar"/>
-        </w:rPr>
-        <w:t xml:space="preserve">logistic_regression</w:t>
-      </w:r>
-      <w:r>
-        <w:t xml:space="preserve"> </w:t>
-      </w:r>
-      <w:r>
-        <w:t xml:space="preserve">takes macro-F1</w:t>
-      </w:r>
-      <w:r>
-        <w:t xml:space="preserve"> </w:t>
-      </w:r>
-      <w:r>
-        <w:t xml:space="preserve">(0.689) while sitting fifth on accuracy — across datasets spanning 13 to 160 cell types, the</w:t>
-      </w:r>
-      <w:r>
-        <w:t xml:space="preserve"> </w:t>
-      </w:r>
-      <w:r>
-        <w:t xml:space="preserve">two metrics do not order the panel the same way.</w:t>
+        <w:t xml:space="preserve">is worth noting separately: it takes macro-F1 (0.689) from fifth on</w:t>
+      </w:r>
+      <w:r>
+        <w:t xml:space="preserve"> </w:t>
+      </w:r>
+      <w:r>
+        <w:t xml:space="preserve">accuracy, at the second-lowest cost. Across datasets spanning 13 to 160 cell types, accuracy</w:t>
+      </w:r>
+      <w:r>
+        <w:t xml:space="preserve"> </w:t>
+      </w:r>
+      <w:r>
+        <w:t xml:space="preserve">and macro-F1 do not order the panel the same way.</w:t>
       </w:r>
     </w:p>
     <w:p>

--- a/manuscript/actinn-jax_preprint.docx
+++ b/manuscript/actinn-jax_preprint.docx
@@ -214,7 +214,7 @@
         <w:t xml:space="preserve">label_projection</w:t>
       </w:r>
       <w:r>
-        <w:t xml:space="preserve">, whose datasets, metrics and ranking we did not choose. We report the results as a decision aid (accuracy-per-second, accuracy-per-byte, and behaviour from 3k to 49k reference cells), then use actinn-jax to demonstrate</w:t>
+        <w:t xml:space="preserve">, whose datasets, metrics and ranking we did not choose. We report the results as a decision aid (accuracy-per-second, accuracy-per-byte, and behavior from 3k to 49k reference cells), then use actinn-jax to demonstrate</w:t>
       </w:r>
       <w:r>
         <w:t xml:space="preserve"> </w:t>
@@ -400,7 +400,7 @@
         <w:t xml:space="preserve"> </w:t>
       </w:r>
       <w:r>
-        <w:t xml:space="preserve">operations in single-cell RNA-seq. The method landscape is large (survey),</w:t>
+        <w:t xml:space="preserve">operations in single-cell RNA-seq. The method landscape is large (S4),</w:t>
       </w:r>
       <w:r>
         <w:t xml:space="preserve"> </w:t>
@@ -610,7 +610,7 @@
         <w:t xml:space="preserve"> </w:t>
       </w:r>
       <w:r>
-        <w:t xml:space="preserve">dataset, so none appears on a favourable subset, and the two</w:t>
+        <w:t xml:space="preserve">dataset, so none appears on a favorable subset, and the two</w:t>
       </w:r>
       <w:r>
         <w:t xml:space="preserve"> </w:t>
@@ -634,7 +634,7 @@
         <w:t xml:space="preserve"> </w:t>
       </w:r>
       <w:r>
-        <w:t xml:space="preserve">while the linear baseline is tuned, which is the unfavourable direction (§5). Metrics are</w:t>
+        <w:t xml:space="preserve">while the linear baseline is tuned, which is the unfavorable direction (§5). Metrics are</w:t>
       </w:r>
       <w:r>
         <w:t xml:space="preserve"> </w:t>
@@ -2666,7 +2666,7 @@
         <w:t xml:space="preserve"> </w:t>
       </w:r>
       <w:r>
-        <w:t xml:space="preserve">accuracy/cost matrix of §3.1 on all six datasets, so none is compared on a favourable subset.</w:t>
+        <w:t xml:space="preserve">accuracy/cost matrix of §3.1 on all six datasets, so none is compared on a favorable subset.</w:t>
       </w:r>
       <w:r>
         <w:t xml:space="preserve"> </w:t>
@@ -4292,7 +4292,7 @@
         <w:t xml:space="preserve"> </w:t>
       </w:r>
       <w:r>
-        <w:t xml:space="preserve">driven by one command ( in the</w:t>
+        <w:t xml:space="preserve">driven by one command (S5 in the</w:t>
       </w:r>
       <w:r>
         <w:t xml:space="preserve"> </w:t>
@@ -4809,7 +4809,13 @@
         <w:t xml:space="preserve"> </w:t>
       </w:r>
       <w:r>
-        <w:t xml:space="preserve">vocabulary and the hierarchy from an existing pretrained annotator. Keras/TensorFlow and JAX cannot share a process,</w:t>
+        <w:t xml:space="preserve">vocabulary and the hierarchy from an existing pretrained annotator</w:t>
+      </w:r>
+      <w:r>
+        <w:t xml:space="preserve"> </w:t>
+      </w:r>
+      <w:r>
+        <w:t xml:space="preserve">(S6). Keras/TensorFlow and JAX cannot share a process,</w:t>
       </w:r>
       <w:r>
         <w:t xml:space="preserve"> </w:t>
@@ -5383,7 +5389,7 @@
         <w:t xml:space="preserve"> </w:t>
       </w:r>
       <w:r>
-        <w:t xml:space="preserve">agreement across donors and datasets.</w:t>
+        <w:t xml:space="preserve">agreement across donors and datasets (S7).</w:t>
       </w:r>
     </w:p>
     <w:bookmarkEnd w:id="39"/>
@@ -5435,7 +5441,13 @@
         <w:t xml:space="preserve"> </w:t>
       </w:r>
       <w:r>
-        <w:t xml:space="preserve">reference grows, which no single reference size can show.</w:t>
+        <w:t xml:space="preserve">reference grows, which no single reference size can show</w:t>
+      </w:r>
+      <w:r>
+        <w:t xml:space="preserve"> </w:t>
+      </w:r>
+      <w:r>
+        <w:t xml:space="preserve">(S3).</w:t>
       </w:r>
     </w:p>
     <w:bookmarkEnd w:id="40"/>
@@ -5489,7 +5501,7 @@
         <w:t xml:space="preserve"> </w:t>
       </w:r>
       <w:r>
-        <w:t xml:space="preserve">supplies the</w:t>
+        <w:t xml:space="preserve">(S8) supplies the</w:t>
       </w:r>
       <w:r>
         <w:t xml:space="preserve"> </w:t>
@@ -7627,19 +7639,7 @@
         <w:t xml:space="preserve"> </w:t>
       </w:r>
       <w:r>
-        <w:t xml:space="preserve">a real atlas (§5,</w:t>
-      </w:r>
-      <w:r>
-        <w:t xml:space="preserve"> </w:t>
-      </w:r>
-      <w:r>
-        <w:rPr>
-          <w:rStyle w:val="VerbatimChar"/>
-        </w:rPr>
-        <w:t xml:space="preserve">SCALING_MEMORY.md</w:t>
-      </w:r>
-      <w:r>
-        <w:t xml:space="preserve">), while scTOP is built for small,</w:t>
+        <w:t xml:space="preserve">a real atlas (§5, S3), while scTOP is built for small,</w:t>
       </w:r>
       <w:r>
         <w:t xml:space="preserve"> </w:t>
@@ -8929,7 +8929,7 @@
         <w:t xml:space="preserve"> </w:t>
       </w:r>
       <w:r>
-        <w:t xml:space="preserve">force-labeled (see the smooth abstain curve of §3.5). This is the</w:t>
+        <w:t xml:space="preserve">force-labeled (S9, and the smooth abstain curve of §3.5). This is the</w:t>
       </w:r>
       <w:r>
         <w:t xml:space="preserve"> </w:t>
@@ -9016,7 +9016,7 @@
         <w:t xml:space="preserve"> </w:t>
       </w:r>
       <w:r>
-        <w:t xml:space="preserve">three atlases plus a census-wide sample. On</w:t>
+        <w:t xml:space="preserve">three atlases plus a census-wide sample (S6). On</w:t>
       </w:r>
       <w:r>
         <w:t xml:space="preserve"> </w:t>
@@ -10131,7 +10131,7 @@
         <w:t xml:space="preserve"> </w:t>
       </w:r>
       <w:r>
-        <w:t xml:space="preserve">protocol breadth is far below human’s 487 datasets.</w:t>
+        <w:t xml:space="preserve">protocol breadth is far below human’s 487 datasets (S10).</w:t>
       </w:r>
     </w:p>
     <w:p>
@@ -10263,7 +10263,16 @@
         <w:t xml:space="preserve">0.72 / 0.86</w:t>
       </w:r>
       <w:r>
-        <w:t xml:space="preserve">. Refinement is where fine-grained accuracy comes</w:t>
+        <w:t xml:space="preserve"> </w:t>
+      </w:r>
+      <w:r>
+        <w:t xml:space="preserve">(S11,</w:t>
+      </w:r>
+      <w:r>
+        <w:t xml:space="preserve"> </w:t>
+      </w:r>
+      <w:r>
+        <w:t xml:space="preserve">S12). Refinement is where fine-grained accuracy comes</w:t>
       </w:r>
       <w:r>
         <w:t xml:space="preserve"> </w:t>
@@ -10438,16 +10447,7 @@
         <w:t xml:space="preserve"> </w:t>
       </w:r>
       <w:r>
-        <w:t xml:space="preserve">none of them claims (</w:t>
-      </w:r>
-      <w:r>
-        <w:rPr>
-          <w:rStyle w:val="VerbatimChar"/>
-        </w:rPr>
-        <w:t xml:space="preserve">PAN_HUMAN_AZIMUTH.md</w:t>
-      </w:r>
-      <w:r>
-        <w:t xml:space="preserve">).</w:t>
+        <w:t xml:space="preserve">none of them claims (S13).</w:t>
       </w:r>
     </w:p>
     <w:p>
@@ -10478,7 +10478,10 @@
         <w:t xml:space="preserve">foundation-model-guided coarse→fine hierarchy</w:t>
       </w:r>
       <w:r>
-        <w:t xml:space="preserve">: a foundation model discovers</w:t>
+        <w:t xml:space="preserve"> </w:t>
+      </w:r>
+      <w:r>
+        <w:t xml:space="preserve">(S14, S15): a foundation model discovers</w:t>
       </w:r>
       <w:r>
         <w:t xml:space="preserve"> </w:t>
@@ -10542,7 +10545,7 @@
         <w:t xml:space="preserve"> </w:t>
       </w:r>
       <w:r>
-        <w:t xml:space="preserve">within-one-zone, generalizing across donors and datasets — a</w:t>
+        <w:t xml:space="preserve">within-one-zone, generalizing across donors and datasets (S7) — a</w:t>
       </w:r>
       <w:r>
         <w:t xml:space="preserve"> </w:t>
@@ -11056,7 +11059,13 @@
         <w:t xml:space="preserve"> </w:t>
       </w:r>
       <w:r>
-        <w:t xml:space="preserve">are not a drop-in annotator. This is exactly why our two-stage workflow uses scPRINT’s</w:t>
+        <w:t xml:space="preserve">are not a drop-in annotator. This is exactly why our two-stage workflow</w:t>
+      </w:r>
+      <w:r>
+        <w:t xml:space="preserve"> </w:t>
+      </w:r>
+      <w:r>
+        <w:t xml:space="preserve">(S14) uses scPRINT’s</w:t>
       </w:r>
       <w:r>
         <w:t xml:space="preserve"> </w:t>
@@ -11156,7 +11165,7 @@
         <w:t xml:space="preserve"> </w:t>
       </w:r>
       <w:r>
-        <w:t xml:space="preserve">published v2.0.0 leaderboard.</w:t>
+        <w:t xml:space="preserve">published v2.0.0 leaderboard (S8).</w:t>
       </w:r>
     </w:p>
     <w:p>
@@ -13489,16 +13498,7 @@
         <w:t xml:space="preserve"> </w:t>
       </w:r>
       <w:r>
-        <w:t xml:space="preserve">(</w:t>
-      </w:r>
-      <w:r>
-        <w:rPr>
-          <w:rStyle w:val="VerbatimChar"/>
-        </w:rPr>
-        <w:t xml:space="preserve">PAN_HUMAN_AZIMUTH.md</w:t>
-      </w:r>
-      <w:r>
-        <w:t xml:space="preserve">) are independent support, from a group with</w:t>
+        <w:t xml:space="preserve">(S13) are independent support, from a group with</w:t>
       </w:r>
       <w:r>
         <w:t xml:space="preserve"> </w:t>
@@ -13568,16 +13568,7 @@
         <w:t xml:space="preserve"> </w:t>
       </w:r>
       <w:r>
-        <w:t xml:space="preserve">(</w:t>
-      </w:r>
-      <w:r>
-        <w:rPr>
-          <w:rStyle w:val="VerbatimChar"/>
-        </w:rPr>
-        <w:t xml:space="preserve">PROTOCLOUD.md</w:t>
-      </w:r>
-      <w:r>
-        <w:t xml:space="preserve">). The richer model pays off where it has the data to</w:t>
+        <w:t xml:space="preserve">(S2). The richer model pays off where it has the data to</w:t>
       </w:r>
       <w:r>
         <w:t xml:space="preserve"> </w:t>
@@ -14053,16 +14044,7 @@
         <w:t xml:space="preserve"> </w:t>
       </w:r>
       <w:r>
-        <w:t xml:space="preserve">(</w:t>
-      </w:r>
-      <w:r>
-        <w:rPr>
-          <w:rStyle w:val="VerbatimChar"/>
-        </w:rPr>
-        <w:t xml:space="preserve">PAN_HUMAN_AZIMUTH.md</w:t>
-      </w:r>
-      <w:r>
-        <w:t xml:space="preserve">) ships a pretrained hierarchical</w:t>
+        <w:t xml:space="preserve">(S13) ships a pretrained hierarchical</w:t>
       </w:r>
       <w:r>
         <w:t xml:space="preserve"> </w:t>
@@ -14641,7 +14623,7 @@
         <w:t xml:space="preserve"> </w:t>
       </w:r>
       <w:r>
-        <w:t xml:space="preserve">measures behaviour on biology the corpus never saw.</w:t>
+        <w:t xml:space="preserve">measures behavior on biology the corpus never saw.</w:t>
       </w:r>
     </w:p>
     <w:p>
@@ -14782,16 +14764,7 @@
         <w:t xml:space="preserve"> </w:t>
       </w:r>
       <w:r>
-        <w:t xml:space="preserve">on the 86-type blood+gut set (+4.2 pt) (</w:t>
-      </w:r>
-      <w:r>
-        <w:rPr>
-          <w:rStyle w:val="VerbatimChar"/>
-        </w:rPr>
-        <w:t xml:space="preserve">SIMPLE_BASELINES.md</w:t>
-      </w:r>
-      <w:r>
-        <w:t xml:space="preserve">).</w:t>
+        <w:t xml:space="preserve">on the 86-type blood+gut set (+4.2 pt) (S1).</w:t>
       </w:r>
       <w:r>
         <w:t xml:space="preserve"> </w:t>
@@ -14885,16 +14858,7 @@
         <w:t xml:space="preserve"> </w:t>
       </w:r>
       <w:r>
-        <w:t xml:space="preserve">(</w:t>
-      </w:r>
-      <w:r>
-        <w:rPr>
-          <w:rStyle w:val="VerbatimChar"/>
-        </w:rPr>
-        <w:t xml:space="preserve">SCALING_MEMORY.md</w:t>
-      </w:r>
-      <w:r>
-        <w:t xml:space="preserve">). Extrapolating the</w:t>
+        <w:t xml:space="preserve">(S3). Extrapolating the</w:t>
       </w:r>
       <w:r>
         <w:t xml:space="preserve"> </w:t>
@@ -15420,14 +15384,36 @@
         <w:t xml:space="preserve">condition of that licence and travels inside each shipped model’s build record.</w:t>
       </w:r>
     </w:p>
-    <w:bookmarkEnd w:id="80"/>
-    <w:bookmarkStart w:id="81" w:name="references"/>
-    <w:p>
-      <w:pPr>
-        <w:pStyle w:val="Heading1"/>
-      </w:pPr>
-      <w:r>
-        <w:t xml:space="preserve">References</w:t>
+    <w:p>
+      <w:pPr>
+        <w:pStyle w:val="BodyText"/>
+      </w:pPr>
+      <w:r>
+        <w:rPr>
+          <w:b/>
+          <w:bCs/>
+        </w:rPr>
+        <w:t xml:space="preserve">Supplementary notes.</w:t>
+      </w:r>
+      <w:r>
+        <w:t xml:space="preserve"> </w:t>
+      </w:r>
+      <w:r>
+        <w:t xml:space="preserve">Extended results and protocols, in the</w:t>
+      </w:r>
+      <w:r>
+        <w:t xml:space="preserve"> </w:t>
+      </w:r>
+      <w:hyperlink r:id="rId33">
+        <w:r>
+          <w:rPr>
+            <w:rStyle w:val="Hyperlink"/>
+          </w:rPr>
+          <w:t xml:space="preserve">benchmark repository</w:t>
+        </w:r>
+      </w:hyperlink>
+      <w:r>
+        <w:t xml:space="preserve">:</w:t>
       </w:r>
     </w:p>
     <w:p>
@@ -15436,6 +15422,346 @@
         <w:numPr>
           <w:ilvl w:val="0"/>
           <w:numId w:val="1008"/>
+        </w:numPr>
+      </w:pPr>
+      <w:r>
+        <w:rPr>
+          <w:b/>
+          <w:bCs/>
+        </w:rPr>
+        <w:t xml:space="preserve">S1</w:t>
+      </w:r>
+      <w:r>
+        <w:t xml:space="preserve"> </w:t>
+      </w:r>
+      <w:r>
+        <w:t xml:space="preserve">— Tuned linear pipeline and scTOP baselines</w:t>
+      </w:r>
+    </w:p>
+    <w:p>
+      <w:pPr>
+        <w:pStyle w:val="Compact"/>
+        <w:numPr>
+          <w:ilvl w:val="0"/>
+          <w:numId w:val="1008"/>
+        </w:numPr>
+      </w:pPr>
+      <w:r>
+        <w:rPr>
+          <w:b/>
+          <w:bCs/>
+        </w:rPr>
+        <w:t xml:space="preserve">S2</w:t>
+      </w:r>
+      <w:r>
+        <w:t xml:space="preserve"> </w:t>
+      </w:r>
+      <w:r>
+        <w:t xml:space="preserve">— ProtoCloud comparison</w:t>
+      </w:r>
+    </w:p>
+    <w:p>
+      <w:pPr>
+        <w:pStyle w:val="Compact"/>
+        <w:numPr>
+          <w:ilvl w:val="0"/>
+          <w:numId w:val="1008"/>
+        </w:numPr>
+      </w:pPr>
+      <w:r>
+        <w:rPr>
+          <w:b/>
+          <w:bCs/>
+        </w:rPr>
+        <w:t xml:space="preserve">S3</w:t>
+      </w:r>
+      <w:r>
+        <w:t xml:space="preserve"> </w:t>
+      </w:r>
+      <w:r>
+        <w:t xml:space="preserve">— Scaling and memory to atlas size</w:t>
+      </w:r>
+    </w:p>
+    <w:p>
+      <w:pPr>
+        <w:pStyle w:val="Compact"/>
+        <w:numPr>
+          <w:ilvl w:val="0"/>
+          <w:numId w:val="1008"/>
+        </w:numPr>
+      </w:pPr>
+      <w:r>
+        <w:rPr>
+          <w:b/>
+          <w:bCs/>
+        </w:rPr>
+        <w:t xml:space="preserve">S4</w:t>
+      </w:r>
+      <w:r>
+        <w:t xml:space="preserve"> </w:t>
+      </w:r>
+      <w:r>
+        <w:t xml:space="preserve">— Survey of cell-type annotation methods</w:t>
+      </w:r>
+    </w:p>
+    <w:p>
+      <w:pPr>
+        <w:pStyle w:val="Compact"/>
+        <w:numPr>
+          <w:ilvl w:val="0"/>
+          <w:numId w:val="1008"/>
+        </w:numPr>
+      </w:pPr>
+      <w:r>
+        <w:rPr>
+          <w:b/>
+          <w:bCs/>
+        </w:rPr>
+        <w:t xml:space="preserve">S5</w:t>
+      </w:r>
+      <w:r>
+        <w:t xml:space="preserve"> </w:t>
+      </w:r>
+      <w:r>
+        <w:t xml:space="preserve">— Rebuilding the broad reference</w:t>
+      </w:r>
+    </w:p>
+    <w:p>
+      <w:pPr>
+        <w:pStyle w:val="Compact"/>
+        <w:numPr>
+          <w:ilvl w:val="0"/>
+          <w:numId w:val="1008"/>
+        </w:numPr>
+      </w:pPr>
+      <w:r>
+        <w:rPr>
+          <w:b/>
+          <w:bCs/>
+        </w:rPr>
+        <w:t xml:space="preserve">S6</w:t>
+      </w:r>
+      <w:r>
+        <w:t xml:space="preserve"> </w:t>
+      </w:r>
+      <w:r>
+        <w:t xml:space="preserve">— Distilling Pan-human Azimuth</w:t>
+      </w:r>
+    </w:p>
+    <w:p>
+      <w:pPr>
+        <w:pStyle w:val="Compact"/>
+        <w:numPr>
+          <w:ilvl w:val="0"/>
+          <w:numId w:val="1008"/>
+        </w:numPr>
+      </w:pPr>
+      <w:r>
+        <w:rPr>
+          <w:b/>
+          <w:bCs/>
+        </w:rPr>
+        <w:t xml:space="preserve">S7</w:t>
+      </w:r>
+      <w:r>
+        <w:t xml:space="preserve"> </w:t>
+      </w:r>
+      <w:r>
+        <w:t xml:space="preserve">— Hepatocyte zonation</w:t>
+      </w:r>
+    </w:p>
+    <w:p>
+      <w:pPr>
+        <w:pStyle w:val="Compact"/>
+        <w:numPr>
+          <w:ilvl w:val="0"/>
+          <w:numId w:val="1008"/>
+        </w:numPr>
+      </w:pPr>
+      <w:r>
+        <w:rPr>
+          <w:b/>
+          <w:bCs/>
+        </w:rPr>
+        <w:t xml:space="preserve">S8</w:t>
+      </w:r>
+      <w:r>
+        <w:t xml:space="preserve"> </w:t>
+      </w:r>
+      <w:r>
+        <w:t xml:space="preserve">— Open Problems label projection</w:t>
+      </w:r>
+    </w:p>
+    <w:p>
+      <w:pPr>
+        <w:pStyle w:val="Compact"/>
+        <w:numPr>
+          <w:ilvl w:val="0"/>
+          <w:numId w:val="1008"/>
+        </w:numPr>
+      </w:pPr>
+      <w:r>
+        <w:rPr>
+          <w:b/>
+          <w:bCs/>
+        </w:rPr>
+        <w:t xml:space="preserve">S9</w:t>
+      </w:r>
+      <w:r>
+        <w:t xml:space="preserve"> </w:t>
+      </w:r>
+      <w:r>
+        <w:t xml:space="preserve">— Refinement and abstention</w:t>
+      </w:r>
+    </w:p>
+    <w:p>
+      <w:pPr>
+        <w:pStyle w:val="Compact"/>
+        <w:numPr>
+          <w:ilvl w:val="0"/>
+          <w:numId w:val="1008"/>
+        </w:numPr>
+      </w:pPr>
+      <w:r>
+        <w:rPr>
+          <w:b/>
+          <w:bCs/>
+        </w:rPr>
+        <w:t xml:space="preserve">S10</w:t>
+      </w:r>
+      <w:r>
+        <w:t xml:space="preserve"> </w:t>
+      </w:r>
+      <w:r>
+        <w:t xml:space="preserve">— Pan-mouse reference</w:t>
+      </w:r>
+    </w:p>
+    <w:p>
+      <w:pPr>
+        <w:pStyle w:val="Compact"/>
+        <w:numPr>
+          <w:ilvl w:val="0"/>
+          <w:numId w:val="1008"/>
+        </w:numPr>
+      </w:pPr>
+      <w:r>
+        <w:rPr>
+          <w:b/>
+          <w:bCs/>
+        </w:rPr>
+        <w:t xml:space="preserve">S11</w:t>
+      </w:r>
+      <w:r>
+        <w:t xml:space="preserve"> </w:t>
+      </w:r>
+      <w:r>
+        <w:t xml:space="preserve">— HLiCA liver reference</w:t>
+      </w:r>
+    </w:p>
+    <w:p>
+      <w:pPr>
+        <w:pStyle w:val="Compact"/>
+        <w:numPr>
+          <w:ilvl w:val="0"/>
+          <w:numId w:val="1008"/>
+        </w:numPr>
+      </w:pPr>
+      <w:r>
+        <w:rPr>
+          <w:b/>
+          <w:bCs/>
+        </w:rPr>
+        <w:t xml:space="preserve">S12</w:t>
+      </w:r>
+      <w:r>
+        <w:t xml:space="preserve"> </w:t>
+      </w:r>
+      <w:r>
+        <w:t xml:space="preserve">— HLiCA edge cases</w:t>
+      </w:r>
+    </w:p>
+    <w:p>
+      <w:pPr>
+        <w:pStyle w:val="Compact"/>
+        <w:numPr>
+          <w:ilvl w:val="0"/>
+          <w:numId w:val="1008"/>
+        </w:numPr>
+      </w:pPr>
+      <w:r>
+        <w:rPr>
+          <w:b/>
+          <w:bCs/>
+        </w:rPr>
+        <w:t xml:space="preserve">S13</w:t>
+      </w:r>
+      <w:r>
+        <w:t xml:space="preserve"> </w:t>
+      </w:r>
+      <w:r>
+        <w:t xml:space="preserve">— Pan-human Azimuth as broad pass and teacher</w:t>
+      </w:r>
+    </w:p>
+    <w:p>
+      <w:pPr>
+        <w:pStyle w:val="Compact"/>
+        <w:numPr>
+          <w:ilvl w:val="0"/>
+          <w:numId w:val="1008"/>
+        </w:numPr>
+      </w:pPr>
+      <w:r>
+        <w:rPr>
+          <w:b/>
+          <w:bCs/>
+        </w:rPr>
+        <w:t xml:space="preserve">S14</w:t>
+      </w:r>
+      <w:r>
+        <w:t xml:space="preserve"> </w:t>
+      </w:r>
+      <w:r>
+        <w:t xml:space="preserve">— Two-stage model flow</w:t>
+      </w:r>
+    </w:p>
+    <w:p>
+      <w:pPr>
+        <w:pStyle w:val="Compact"/>
+        <w:numPr>
+          <w:ilvl w:val="0"/>
+          <w:numId w:val="1008"/>
+        </w:numPr>
+      </w:pPr>
+      <w:r>
+        <w:rPr>
+          <w:b/>
+          <w:bCs/>
+        </w:rPr>
+        <w:t xml:space="preserve">S15</w:t>
+      </w:r>
+      <w:r>
+        <w:t xml:space="preserve"> </w:t>
+      </w:r>
+      <w:r>
+        <w:t xml:space="preserve">— Two-stage hierarchy experiments</w:t>
+      </w:r>
+    </w:p>
+    <w:bookmarkEnd w:id="80"/>
+    <w:bookmarkStart w:id="81" w:name="references"/>
+    <w:p>
+      <w:pPr>
+        <w:pStyle w:val="Heading1"/>
+      </w:pPr>
+      <w:r>
+        <w:t xml:space="preserve">References</w:t>
+      </w:r>
+    </w:p>
+    <w:p>
+      <w:pPr>
+        <w:pStyle w:val="Compact"/>
+        <w:numPr>
+          <w:ilvl w:val="0"/>
+          <w:numId w:val="1009"/>
         </w:numPr>
       </w:pPr>
       <w:r>
@@ -15473,7 +15799,7 @@
         <w:pStyle w:val="Compact"/>
         <w:numPr>
           <w:ilvl w:val="0"/>
-          <w:numId w:val="1008"/>
+          <w:numId w:val="1009"/>
         </w:numPr>
       </w:pPr>
       <w:r>
@@ -15515,7 +15841,7 @@
         <w:pStyle w:val="Compact"/>
         <w:numPr>
           <w:ilvl w:val="0"/>
-          <w:numId w:val="1008"/>
+          <w:numId w:val="1009"/>
         </w:numPr>
       </w:pPr>
       <w:r>
@@ -15557,7 +15883,7 @@
         <w:pStyle w:val="Compact"/>
         <w:numPr>
           <w:ilvl w:val="0"/>
-          <w:numId w:val="1008"/>
+          <w:numId w:val="1009"/>
         </w:numPr>
       </w:pPr>
       <w:r>
@@ -15599,7 +15925,7 @@
         <w:pStyle w:val="Compact"/>
         <w:numPr>
           <w:ilvl w:val="0"/>
-          <w:numId w:val="1008"/>
+          <w:numId w:val="1009"/>
         </w:numPr>
       </w:pPr>
       <w:r>
@@ -15625,7 +15951,7 @@
         <w:pStyle w:val="Compact"/>
         <w:numPr>
           <w:ilvl w:val="0"/>
-          <w:numId w:val="1008"/>
+          <w:numId w:val="1009"/>
         </w:numPr>
       </w:pPr>
       <w:r>
@@ -15651,7 +15977,7 @@
         <w:pStyle w:val="Compact"/>
         <w:numPr>
           <w:ilvl w:val="0"/>
-          <w:numId w:val="1008"/>
+          <w:numId w:val="1009"/>
         </w:numPr>
       </w:pPr>
       <w:r>
@@ -15693,7 +16019,7 @@
         <w:pStyle w:val="Compact"/>
         <w:numPr>
           <w:ilvl w:val="0"/>
-          <w:numId w:val="1008"/>
+          <w:numId w:val="1009"/>
         </w:numPr>
       </w:pPr>
       <w:r>
@@ -15735,7 +16061,7 @@
         <w:pStyle w:val="Compact"/>
         <w:numPr>
           <w:ilvl w:val="0"/>
-          <w:numId w:val="1008"/>
+          <w:numId w:val="1009"/>
         </w:numPr>
       </w:pPr>
       <w:r>
@@ -15777,7 +16103,7 @@
         <w:pStyle w:val="Compact"/>
         <w:numPr>
           <w:ilvl w:val="0"/>
-          <w:numId w:val="1008"/>
+          <w:numId w:val="1009"/>
         </w:numPr>
       </w:pPr>
       <w:r>
@@ -15819,7 +16145,7 @@
         <w:pStyle w:val="Compact"/>
         <w:numPr>
           <w:ilvl w:val="0"/>
-          <w:numId w:val="1008"/>
+          <w:numId w:val="1009"/>
         </w:numPr>
       </w:pPr>
       <w:r>
@@ -15861,7 +16187,7 @@
         <w:pStyle w:val="Compact"/>
         <w:numPr>
           <w:ilvl w:val="0"/>
-          <w:numId w:val="1008"/>
+          <w:numId w:val="1009"/>
         </w:numPr>
       </w:pPr>
       <w:r>
@@ -15903,7 +16229,7 @@
         <w:pStyle w:val="Compact"/>
         <w:numPr>
           <w:ilvl w:val="0"/>
-          <w:numId w:val="1008"/>
+          <w:numId w:val="1009"/>
         </w:numPr>
       </w:pPr>
       <w:r>
@@ -15945,7 +16271,7 @@
         <w:pStyle w:val="Compact"/>
         <w:numPr>
           <w:ilvl w:val="0"/>
-          <w:numId w:val="1008"/>
+          <w:numId w:val="1009"/>
         </w:numPr>
       </w:pPr>
       <w:r>
@@ -15987,7 +16313,7 @@
         <w:pStyle w:val="Compact"/>
         <w:numPr>
           <w:ilvl w:val="0"/>
-          <w:numId w:val="1008"/>
+          <w:numId w:val="1009"/>
         </w:numPr>
       </w:pPr>
       <w:r>
@@ -16029,7 +16355,7 @@
         <w:pStyle w:val="Compact"/>
         <w:numPr>
           <w:ilvl w:val="0"/>
-          <w:numId w:val="1008"/>
+          <w:numId w:val="1009"/>
         </w:numPr>
       </w:pPr>
       <w:r>
@@ -16071,7 +16397,7 @@
         <w:pStyle w:val="Compact"/>
         <w:numPr>
           <w:ilvl w:val="0"/>
-          <w:numId w:val="1008"/>
+          <w:numId w:val="1009"/>
         </w:numPr>
       </w:pPr>
       <w:r>
@@ -16097,7 +16423,7 @@
         <w:pStyle w:val="Compact"/>
         <w:numPr>
           <w:ilvl w:val="0"/>
-          <w:numId w:val="1008"/>
+          <w:numId w:val="1009"/>
         </w:numPr>
       </w:pPr>
       <w:r>
@@ -16139,7 +16465,7 @@
         <w:pStyle w:val="Compact"/>
         <w:numPr>
           <w:ilvl w:val="0"/>
-          <w:numId w:val="1008"/>
+          <w:numId w:val="1009"/>
         </w:numPr>
       </w:pPr>
       <w:r>
@@ -16181,7 +16507,7 @@
         <w:pStyle w:val="Compact"/>
         <w:numPr>
           <w:ilvl w:val="0"/>
-          <w:numId w:val="1008"/>
+          <w:numId w:val="1009"/>
         </w:numPr>
       </w:pPr>
       <w:r>
@@ -16223,7 +16549,7 @@
         <w:pStyle w:val="Compact"/>
         <w:numPr>
           <w:ilvl w:val="0"/>
-          <w:numId w:val="1008"/>
+          <w:numId w:val="1009"/>
         </w:numPr>
       </w:pPr>
       <w:r>
@@ -16265,7 +16591,7 @@
         <w:pStyle w:val="Compact"/>
         <w:numPr>
           <w:ilvl w:val="0"/>
-          <w:numId w:val="1008"/>
+          <w:numId w:val="1009"/>
         </w:numPr>
       </w:pPr>
       <w:r>
@@ -16307,7 +16633,7 @@
         <w:pStyle w:val="Compact"/>
         <w:numPr>
           <w:ilvl w:val="0"/>
-          <w:numId w:val="1008"/>
+          <w:numId w:val="1009"/>
         </w:numPr>
       </w:pPr>
       <w:r>
@@ -16349,7 +16675,7 @@
         <w:pStyle w:val="Compact"/>
         <w:numPr>
           <w:ilvl w:val="0"/>
-          <w:numId w:val="1008"/>
+          <w:numId w:val="1009"/>
         </w:numPr>
       </w:pPr>
       <w:r>
@@ -16391,7 +16717,7 @@
         <w:pStyle w:val="Compact"/>
         <w:numPr>
           <w:ilvl w:val="0"/>
-          <w:numId w:val="1008"/>
+          <w:numId w:val="1009"/>
         </w:numPr>
       </w:pPr>
       <w:r>
@@ -16433,7 +16759,7 @@
         <w:pStyle w:val="Compact"/>
         <w:numPr>
           <w:ilvl w:val="0"/>
-          <w:numId w:val="1008"/>
+          <w:numId w:val="1009"/>
         </w:numPr>
       </w:pPr>
       <w:r>
@@ -16848,6 +17174,9 @@
     <w:abstractNumId w:val="991"/>
   </w:num>
   <w:num w:numId="1008">
+    <w:abstractNumId w:val="991"/>
+  </w:num>
+  <w:num w:numId="1009">
     <w:abstractNumId w:val="99411"/>
     <w:lvlOverride w:ilvl="0">
       <w:startOverride w:val="1"/>

--- a/manuscript/actinn-jax_preprint.docx
+++ b/manuscript/actinn-jax_preprint.docx
@@ -333,7 +333,7 @@
           <w:b/>
           <w:bCs/>
         </w:rPr>
-        <w:t xml:space="preserve">distill into a broad-pass model of comparable accuracy at ~9× its throughput, built with no GPU and no labeled data</w:t>
+        <w:t xml:space="preserve">distill into a broad-pass model of comparable accuracy at 6–9× its throughput, built with no GPU and no labeled data</w:t>
       </w:r>
       <w:r>
         <w:t xml:space="preserve">. What the workflow adds is the</w:t>
@@ -413,7 +413,7 @@
           <w:rPr>
             <w:rStyle w:val="Hyperlink"/>
           </w:rPr>
-          <w:t xml:space="preserve">Abdelaal 2019</w:t>
+          <w:t xml:space="preserve">[Abdelaal 2019]</w:t>
         </w:r>
       </w:hyperlink>
       <w:r>
@@ -427,7 +427,7 @@
           <w:rPr>
             <w:rStyle w:val="Hyperlink"/>
           </w:rPr>
-          <w:t xml:space="preserve">Fu 2024</w:t>
+          <w:t xml:space="preserve">[Fu 2024]</w:t>
         </w:r>
       </w:hyperlink>
       <w:r>
@@ -1266,7 +1266,7 @@
           <w:rPr>
             <w:rStyle w:val="Hyperlink"/>
           </w:rPr>
-          <w:t xml:space="preserve">Ma &amp; Pellegrini 2020</w:t>
+          <w:t xml:space="preserve">[Ma &amp; Pellegrini 2020]</w:t>
         </w:r>
       </w:hyperlink>
       <w:r>
@@ -1289,7 +1289,7 @@
           <w:rPr>
             <w:rStyle w:val="Hyperlink"/>
           </w:rPr>
-          <w:t xml:space="preserve">Bradbury 2018</w:t>
+          <w:t xml:space="preserve">[Bradbury 2018]</w:t>
         </w:r>
       </w:hyperlink>
       <w:r>
@@ -1608,7 +1608,7 @@
                 <w:rPr>
                   <w:rStyle w:val="Hyperlink"/>
                 </w:rPr>
-                <w:t xml:space="preserve">Ma &amp; Pellegrini 2020</w:t>
+                <w:t xml:space="preserve">[Ma &amp; Pellegrini 2020]</w:t>
               </w:r>
             </w:hyperlink>
           </w:p>
@@ -1681,7 +1681,7 @@
                 <w:rPr>
                   <w:rStyle w:val="Hyperlink"/>
                 </w:rPr>
-                <w:t xml:space="preserve">Pedregosa 2011</w:t>
+                <w:t xml:space="preserve">[Pedregosa 2011]</w:t>
               </w:r>
             </w:hyperlink>
           </w:p>
@@ -1754,7 +1754,7 @@
                 <w:rPr>
                   <w:rStyle w:val="Hyperlink"/>
                 </w:rPr>
-                <w:t xml:space="preserve">Pedregosa 2011</w:t>
+                <w:t xml:space="preserve">[Pedregosa 2011]</w:t>
               </w:r>
             </w:hyperlink>
           </w:p>
@@ -1827,7 +1827,7 @@
                 <w:rPr>
                   <w:rStyle w:val="Hyperlink"/>
                 </w:rPr>
-                <w:t xml:space="preserve">Domínguez Conde 2022</w:t>
+                <w:t xml:space="preserve">[Domínguez Conde 2022]</w:t>
               </w:r>
             </w:hyperlink>
           </w:p>
@@ -1904,7 +1904,7 @@
                 <w:rPr>
                   <w:rStyle w:val="Hyperlink"/>
                 </w:rPr>
-                <w:t xml:space="preserve">Pedregosa 2011</w:t>
+                <w:t xml:space="preserve">[Pedregosa 2011]</w:t>
               </w:r>
             </w:hyperlink>
             <w:r>
@@ -1987,7 +1987,7 @@
                 <w:rPr>
                   <w:rStyle w:val="Hyperlink"/>
                 </w:rPr>
-                <w:t xml:space="preserve">Yampolskaya 2023</w:t>
+                <w:t xml:space="preserve">[Yampolskaya 2023]</w:t>
               </w:r>
             </w:hyperlink>
           </w:p>
@@ -2060,7 +2060,7 @@
                 <w:rPr>
                   <w:rStyle w:val="Hyperlink"/>
                 </w:rPr>
-                <w:t xml:space="preserve">Aran 2019</w:t>
+                <w:t xml:space="preserve">[Aran 2019]</w:t>
               </w:r>
             </w:hyperlink>
           </w:p>
@@ -2133,7 +2133,7 @@
                 <w:rPr>
                   <w:rStyle w:val="Hyperlink"/>
                 </w:rPr>
-                <w:t xml:space="preserve">Kiselev 2018</w:t>
+                <w:t xml:space="preserve">[Kiselev 2018]</w:t>
               </w:r>
             </w:hyperlink>
           </w:p>
@@ -2206,7 +2206,7 @@
                 <w:rPr>
                   <w:rStyle w:val="Hyperlink"/>
                 </w:rPr>
-                <w:t xml:space="preserve">Xu 2021</w:t>
+                <w:t xml:space="preserve">[Xu 2021]</w:t>
               </w:r>
             </w:hyperlink>
           </w:p>
@@ -2279,7 +2279,7 @@
                 <w:rPr>
                   <w:rStyle w:val="Hyperlink"/>
                 </w:rPr>
-                <w:t xml:space="preserve">Lotfollahi 2022</w:t>
+                <w:t xml:space="preserve">[Lotfollahi 2022]</w:t>
               </w:r>
             </w:hyperlink>
           </w:p>
@@ -2356,7 +2356,7 @@
                 <w:rPr>
                   <w:rStyle w:val="Hyperlink"/>
                 </w:rPr>
-                <w:t xml:space="preserve">Guo &amp; Ding 2026</w:t>
+                <w:t xml:space="preserve">[Guo &amp; Ding 2026]</w:t>
               </w:r>
             </w:hyperlink>
           </w:p>
@@ -2429,7 +2429,7 @@
                 <w:rPr>
                   <w:rStyle w:val="Hyperlink"/>
                 </w:rPr>
-                <w:t xml:space="preserve">Kalfon 2025</w:t>
+                <w:t xml:space="preserve">[Kalfon 2025]</w:t>
               </w:r>
             </w:hyperlink>
           </w:p>
@@ -2506,7 +2506,7 @@
                 <w:rPr>
                   <w:rStyle w:val="Hyperlink"/>
                 </w:rPr>
-                <w:t xml:space="preserve">Sarkar et al. 2026</w:t>
+                <w:t xml:space="preserve">[Sarkar et al. 2026]</w:t>
               </w:r>
             </w:hyperlink>
           </w:p>
@@ -2776,7 +2776,7 @@
           <w:rPr>
             <w:rStyle w:val="Hyperlink"/>
           </w:rPr>
-          <w:t xml:space="preserve">Sarkar et al. 2026</w:t>
+          <w:t xml:space="preserve">[Sarkar et al. 2026]</w:t>
         </w:r>
       </w:hyperlink>
       <w:r>
@@ -3143,7 +3143,7 @@
                 <w:rPr>
                   <w:rStyle w:val="Hyperlink"/>
                 </w:rPr>
-                <w:t xml:space="preserve">Travaglini 2020</w:t>
+                <w:t xml:space="preserve">[Travaglini 2020]</w:t>
               </w:r>
             </w:hyperlink>
           </w:p>
@@ -3227,7 +3227,7 @@
                 <w:rPr>
                   <w:rStyle w:val="Hyperlink"/>
                 </w:rPr>
-                <w:t xml:space="preserve">Sikkema 2023</w:t>
+                <w:t xml:space="preserve">[Sikkema 2023]</w:t>
               </w:r>
             </w:hyperlink>
             <w:r>
@@ -3244,7 +3244,7 @@
                 <w:rPr>
                   <w:rStyle w:val="Hyperlink"/>
                 </w:rPr>
-                <w:t xml:space="preserve">Travaglini 2020</w:t>
+                <w:t xml:space="preserve">[Travaglini 2020]</w:t>
               </w:r>
             </w:hyperlink>
           </w:p>
@@ -3328,7 +3328,7 @@
                 <w:rPr>
                   <w:rStyle w:val="Hyperlink"/>
                 </w:rPr>
-                <w:t xml:space="preserve">Edgar 2026</w:t>
+                <w:t xml:space="preserve">[Edgar 2026]</w:t>
               </w:r>
             </w:hyperlink>
           </w:p>
@@ -3412,7 +3412,7 @@
                 <w:rPr>
                   <w:rStyle w:val="Hyperlink"/>
                 </w:rPr>
-                <w:t xml:space="preserve">Edgar 2026</w:t>
+                <w:t xml:space="preserve">[Edgar 2026]</w:t>
               </w:r>
             </w:hyperlink>
           </w:p>
@@ -3503,7 +3503,7 @@
                 <w:rPr>
                   <w:rStyle w:val="Hyperlink"/>
                 </w:rPr>
-                <w:t xml:space="preserve">Alegbe 2026</w:t>
+                <w:t xml:space="preserve">[Alegbe 2026]</w:t>
               </w:r>
             </w:hyperlink>
           </w:p>
@@ -3587,7 +3587,7 @@
                 <w:rPr>
                   <w:rStyle w:val="Hyperlink"/>
                 </w:rPr>
-                <w:t xml:space="preserve">10x Genomics 2016</w:t>
+                <w:t xml:space="preserve">[10x Genomics 2016]</w:t>
               </w:r>
             </w:hyperlink>
           </w:p>
@@ -4334,7 +4334,7 @@
           <w:rPr>
             <w:rStyle w:val="Hyperlink"/>
           </w:rPr>
-          <w:t xml:space="preserve">CZI Census 2025</w:t>
+          <w:t xml:space="preserve">[CZI Census 2025]</w:t>
         </w:r>
       </w:hyperlink>
       <w:r>
@@ -5494,7 +5494,7 @@
           <w:rPr>
             <w:rStyle w:val="Hyperlink"/>
           </w:rPr>
-          <w:t xml:space="preserve">Open Problems 2024</w:t>
+          <w:t xml:space="preserve">[Open Problems 2024]</w:t>
         </w:r>
       </w:hyperlink>
       <w:r>
@@ -5832,7 +5832,7 @@
           <w:rPr>
             <w:rStyle w:val="Hyperlink"/>
           </w:rPr>
-          <w:t xml:space="preserve">Rosen 2026</w:t>
+          <w:t xml:space="preserve">[Rosen 2026]</w:t>
         </w:r>
       </w:hyperlink>
       <w:r>
@@ -5855,7 +5855,7 @@
           <w:rPr>
             <w:rStyle w:val="Hyperlink"/>
           </w:rPr>
-          <w:t xml:space="preserve">Lin 2023</w:t>
+          <w:t xml:space="preserve">[Lin 2023]</w:t>
         </w:r>
       </w:hyperlink>
       <w:r>
@@ -11263,7 +11263,7 @@
           <w:rPr>
             <w:rStyle w:val="Hyperlink"/>
           </w:rPr>
-          <w:t xml:space="preserve">Chen &amp; Guestrin 2016</w:t>
+          <w:t xml:space="preserve">[Chen &amp; Guestrin 2016]</w:t>
         </w:r>
       </w:hyperlink>
       <w:r>
@@ -13596,7 +13596,7 @@
           <w:rPr>
             <w:rStyle w:val="Hyperlink"/>
           </w:rPr>
-          <w:t xml:space="preserve">Souza &amp; Mehta 2026</w:t>
+          <w:t xml:space="preserve">[Souza &amp; Mehta 2026]</w:t>
         </w:r>
       </w:hyperlink>
       <w:r>
@@ -14123,7 +14123,7 @@
         <w:t xml:space="preserve"> </w:t>
       </w:r>
       <w:r>
-        <w:t xml:space="preserve">produces a broad-pass model of comparable accuracy at roughly nine times its throughput, built</w:t>
+        <w:t xml:space="preserve">produces a broad-pass model of comparable accuracy at six to nine times its throughput, built</w:t>
       </w:r>
       <w:r>
         <w:t xml:space="preserve"> </w:t>
@@ -15286,7 +15286,7 @@
           <w:rPr>
             <w:rStyle w:val="Hyperlink"/>
           </w:rPr>
-          <w:t xml:space="preserve">doi:10.64898/2026.06.30.735539</w:t>
+          <w:t xml:space="preserve">[doi:10.64898/2026.06.30.735539]</w:t>
         </w:r>
       </w:hyperlink>
       <w:r>

--- a/manuscript/actinn-jax_preprint.docx
+++ b/manuscript/actinn-jax_preprint.docx
@@ -8684,14 +8684,14 @@
       <w:r>
         <w:drawing>
           <wp:inline>
-            <wp:extent cx="5334000" cy="2195377"/>
+            <wp:extent cx="5334000" cy="1968618"/>
             <wp:effectExtent b="0" l="0" r="0" t="0"/>
             <wp:docPr descr="the broad pass and the focused pass on one query" title="" id="57" name="Picture"/>
             <a:graphic>
               <a:graphicData uri="http://schemas.openxmlformats.org/drawingml/2006/picture">
                 <pic:pic>
                   <pic:nvPicPr>
-                    <pic:cNvPr descr="/Users/iandriver/Downloads/actinn-jax-benchmark/docs/figures/fig_workflow_umap.png" id="58" name="Picture"/>
+                    <pic:cNvPr descr="/Users/iandriver/Downloads/actinn-jax-benchmark/docs/figures/fig_workflow_umap_ondata.png" id="58" name="Picture"/>
                     <pic:cNvPicPr>
                       <a:picLocks noChangeArrowheads="1" noChangeAspect="1"/>
                     </pic:cNvPicPr>
@@ -8705,7 +8705,7 @@
                   <pic:spPr bwMode="auto">
                     <a:xfrm>
                       <a:off x="0" y="0"/>
-                      <a:ext cx="5334000" cy="2195377"/>
+                      <a:ext cx="5334000" cy="1968618"/>
                     </a:xfrm>
                     <a:prstGeom prst="rect">
                       <a:avLst/>
@@ -8739,7 +8739,7 @@
         <w:t xml:space="preserve"> </w:t>
       </w:r>
       <w:r>
-        <w:t xml:space="preserve">The two passes on the withheld HLiCA liver study (3,396 cells), same UMAP</w:t>
+        <w:t xml:space="preserve">The workflow on a withheld HLiCA liver study (3,396 cells), same embedding</w:t>
       </w:r>
       <w:r>
         <w:t xml:space="preserve"> </w:t>
@@ -8761,13 +8761,13 @@
         <w:t xml:space="preserve"> </w:t>
       </w:r>
       <w:r>
-        <w:t xml:space="preserve">the shipped census reference spreads 137 of its 798 labels over the</w:t>
-      </w:r>
-      <w:r>
-        <w:t xml:space="preserve"> </w:t>
-      </w:r>
-      <w:r>
-        <w:t xml:space="preserve">query with little correspondence to cluster structure — ontology concordance</w:t>
+        <w:t xml:space="preserve">the shipped census reference spreads 137 of its 798 labels over the query</w:t>
+      </w:r>
+      <w:r>
+        <w:t xml:space="preserve"> </w:t>
+      </w:r>
+      <w:r>
+        <w:t xml:space="preserve">(concordance</w:t>
       </w:r>
       <w:r>
         <w:t xml:space="preserve"> </w:t>
@@ -8780,13 +8780,7 @@
         <w:t xml:space="preserve">0.34</w:t>
       </w:r>
       <w:r>
-        <w:t xml:space="preserve">. Its</w:t>
-      </w:r>
-      <w:r>
-        <w:t xml:space="preserve"> </w:t>
-      </w:r>
-      <w:r>
-        <w:t xml:space="preserve">job is to establish that this is liver and route accordingly, not to name subtypes.</w:t>
+        <w:t xml:space="preserve">) — it is not trying to name subtypes.</w:t>
       </w:r>
       <w:r>
         <w:t xml:space="preserve"> </w:t>
@@ -8796,32 +8790,47 @@
           <w:i/>
           <w:iCs/>
         </w:rPr>
-        <w:t xml:space="preserve">Middle:</w:t>
-      </w:r>
-      <w:r>
-        <w:t xml:space="preserve"> </w:t>
-      </w:r>
-      <w:r>
-        <w:t xml:space="preserve">a 36-type liver reference trained on the six non-withheld studies re-annotates the</w:t>
-      </w:r>
-      <w:r>
-        <w:t xml:space="preserve"> </w:t>
-      </w:r>
-      <w:r>
-        <w:t xml:space="preserve">same cells at</w:t>
-      </w:r>
-      <w:r>
-        <w:t xml:space="preserve"> </w:t>
-      </w:r>
-      <w:r>
-        <w:rPr>
-          <w:b/>
-          <w:bCs/>
-        </w:rPr>
-        <w:t xml:space="preserve">0.73</w:t>
-      </w:r>
-      <w:r>
-        <w:t xml:space="preserve">, and its labels now track the clusters.</w:t>
+        <w:t xml:space="preserve">Centre:</w:t>
+      </w:r>
+      <w:r>
+        <w:t xml:space="preserve"> </w:t>
+      </w:r>
+      <w:r>
+        <w:t xml:space="preserve">those calls resolved to</w:t>
+      </w:r>
+      <w:r>
+        <w:t xml:space="preserve"> </w:t>
+      </w:r>
+      <w:r>
+        <w:t xml:space="preserve">tissue through the reference’s per-class tissue map;</w:t>
+      </w:r>
+      <w:r>
+        <w:t xml:space="preserve"> </w:t>
+      </w:r>
+      <w:r>
+        <w:rPr>
+          <w:b/>
+          <w:bCs/>
+        </w:rPr>
+        <w:t xml:space="preserve">76%</w:t>
+      </w:r>
+      <w:r>
+        <w:t xml:space="preserve"> </w:t>
+      </w:r>
+      <w:r>
+        <w:t xml:space="preserve">of tissue-specific calls say</w:t>
+      </w:r>
+      <w:r>
+        <w:t xml:space="preserve"> </w:t>
+      </w:r>
+      <w:r>
+        <w:t xml:space="preserve">liver against 4% for the next candidate, which is the decision that selects the next</w:t>
+      </w:r>
+      <w:r>
+        <w:t xml:space="preserve"> </w:t>
+      </w:r>
+      <w:r>
+        <w:t xml:space="preserve">reference.</w:t>
       </w:r>
       <w:r>
         <w:t xml:space="preserve"> </w:t>
@@ -8831,31 +8840,26 @@
           <w:i/>
           <w:iCs/>
         </w:rPr>
-        <w:t xml:space="preserve">Right:</w:t>
-      </w:r>
-      <w:r>
-        <w:t xml:space="preserve"> </w:t>
-      </w:r>
-      <w:r>
-        <w:t xml:space="preserve">the study’s own</w:t>
-      </w:r>
-      <w:r>
-        <w:t xml:space="preserve"> </w:t>
-      </w:r>
-      <w:r>
-        <w:t xml:space="preserve">labels, on the shared palette, for comparison with the middle panel. Both models are</w:t>
-      </w:r>
-      <w:r>
-        <w:t xml:space="preserve"> </w:t>
-      </w:r>
-      <w:r>
-        <w:t xml:space="preserve">leakage-free with respect to this query: the focused reference is trained only on the other</w:t>
-      </w:r>
-      <w:r>
-        <w:t xml:space="preserve"> </w:t>
-      </w:r>
-      <w:r>
-        <w:t xml:space="preserve">six studies (the</w:t>
+        <w:t xml:space="preserve">Right of centre:</w:t>
+      </w:r>
+      <w:r>
+        <w:t xml:space="preserve"> </w:t>
+      </w:r>
+      <w:r>
+        <w:t xml:space="preserve">the 36-type liver reference re-annotates the same cells at</w:t>
+      </w:r>
+      <w:r>
+        <w:t xml:space="preserve"> </w:t>
+      </w:r>
+      <w:r>
+        <w:rPr>
+          <w:b/>
+          <w:bCs/>
+        </w:rPr>
+        <w:t xml:space="preserve">0.73</w:t>
+      </w:r>
+      <w:r>
+        <w:t xml:space="preserve">, now tracking the clusters.</w:t>
       </w:r>
       <w:r>
         <w:t xml:space="preserve"> </w:t>
@@ -8865,25 +8869,31 @@
           <w:i/>
           <w:iCs/>
         </w:rPr>
-        <w:t xml:space="preserve">shipped</w:t>
-      </w:r>
-      <w:r>
-        <w:t xml:space="preserve"> </w:t>
-      </w:r>
-      <w:r>
-        <w:t xml:space="preserve">liver reference includes this study and would score 0.94 here,</w:t>
-      </w:r>
-      <w:r>
-        <w:t xml:space="preserve"> </w:t>
-      </w:r>
-      <w:r>
-        <w:t xml:space="preserve">which is why it is not the model plotted). Abstention is switched off in all panels so the</w:t>
-      </w:r>
-      <w:r>
-        <w:t xml:space="preserve"> </w:t>
-      </w:r>
-      <w:r>
-        <w:t xml:space="preserve">numbers measure labelling rather than coverage; §3.5 covers abstain separately.</w:t>
+        <w:t xml:space="preserve">Right:</w:t>
+      </w:r>
+      <w:r>
+        <w:t xml:space="preserve"> </w:t>
+      </w:r>
+      <w:r>
+        <w:t xml:space="preserve">the study’s own labels on the shared palette.</w:t>
+      </w:r>
+      <w:r>
+        <w:t xml:space="preserve"> </w:t>
+      </w:r>
+      <w:r>
+        <w:t xml:space="preserve">Both models are leakage-free for this query: the focused reference is trained only on the six</w:t>
+      </w:r>
+      <w:r>
+        <w:t xml:space="preserve"> </w:t>
+      </w:r>
+      <w:r>
+        <w:t xml:space="preserve">non-withheld studies. Abstention is off in all panels, so the numbers measure labelling</w:t>
+      </w:r>
+      <w:r>
+        <w:t xml:space="preserve"> </w:t>
+      </w:r>
+      <w:r>
+        <w:t xml:space="preserve">rather than coverage; §3.5 covers abstain separately.</w:t>
       </w:r>
     </w:p>
     <w:p>
@@ -15746,14 +15756,36 @@
         <w:t xml:space="preserve">— Two-stage hierarchy experiments</w:t>
       </w:r>
     </w:p>
-    <w:bookmarkEnd w:id="80"/>
-    <w:bookmarkStart w:id="81" w:name="references"/>
-    <w:p>
-      <w:pPr>
-        <w:pStyle w:val="Heading1"/>
-      </w:pPr>
-      <w:r>
-        <w:t xml:space="preserve">References</w:t>
+    <w:p>
+      <w:pPr>
+        <w:pStyle w:val="FirstParagraph"/>
+      </w:pPr>
+      <w:r>
+        <w:rPr>
+          <w:b/>
+          <w:bCs/>
+        </w:rPr>
+        <w:t xml:space="preserve">Supplementary figures.</w:t>
+      </w:r>
+      <w:r>
+        <w:t xml:space="preserve"> </w:t>
+      </w:r>
+      <w:r>
+        <w:t xml:space="preserve">In the</w:t>
+      </w:r>
+      <w:r>
+        <w:t xml:space="preserve"> </w:t>
+      </w:r>
+      <w:hyperlink r:id="rId33">
+        <w:r>
+          <w:rPr>
+            <w:rStyle w:val="Hyperlink"/>
+          </w:rPr>
+          <w:t xml:space="preserve">benchmark repository</w:t>
+        </w:r>
+      </w:hyperlink>
+      <w:r>
+        <w:t xml:space="preserve">:</w:t>
       </w:r>
     </w:p>
     <w:p>
@@ -15762,6 +15794,100 @@
         <w:numPr>
           <w:ilvl w:val="0"/>
           <w:numId w:val="1009"/>
+        </w:numPr>
+      </w:pPr>
+      <w:r>
+        <w:rPr>
+          <w:b/>
+          <w:bCs/>
+        </w:rPr>
+        <w:t xml:space="preserve">Figure S1</w:t>
+      </w:r>
+      <w:r>
+        <w:t xml:space="preserve"> </w:t>
+      </w:r>
+      <w:r>
+        <w:t xml:space="preserve">— Confusion matrices for the broad and focused passes, with</w:t>
+      </w:r>
+      <w:r>
+        <w:t xml:space="preserve"> </w:t>
+      </w:r>
+      <w:r>
+        <w:t xml:space="preserve">ontology-equivalent errors outlined</w:t>
+      </w:r>
+    </w:p>
+    <w:p>
+      <w:pPr>
+        <w:pStyle w:val="Compact"/>
+        <w:numPr>
+          <w:ilvl w:val="0"/>
+          <w:numId w:val="1009"/>
+        </w:numPr>
+      </w:pPr>
+      <w:r>
+        <w:rPr>
+          <w:b/>
+          <w:bCs/>
+        </w:rPr>
+        <w:t xml:space="preserve">Figure S2</w:t>
+      </w:r>
+      <w:r>
+        <w:t xml:space="preserve"> </w:t>
+      </w:r>
+      <w:r>
+        <w:t xml:space="preserve">— Abstain trade-off: accuracy against coverage, and novel-cell detection</w:t>
+      </w:r>
+      <w:r>
+        <w:t xml:space="preserve"> </w:t>
+      </w:r>
+      <w:r>
+        <w:t xml:space="preserve">against threshold</w:t>
+      </w:r>
+    </w:p>
+    <w:p>
+      <w:pPr>
+        <w:pStyle w:val="Compact"/>
+        <w:numPr>
+          <w:ilvl w:val="0"/>
+          <w:numId w:val="1009"/>
+        </w:numPr>
+      </w:pPr>
+      <w:r>
+        <w:rPr>
+          <w:b/>
+          <w:bCs/>
+        </w:rPr>
+        <w:t xml:space="preserve">Figure S3</w:t>
+      </w:r>
+      <w:r>
+        <w:t xml:space="preserve"> </w:t>
+      </w:r>
+      <w:r>
+        <w:t xml:space="preserve">— Per-class recall across eleven methods on three splits, ordered by how much</w:t>
+      </w:r>
+      <w:r>
+        <w:t xml:space="preserve"> </w:t>
+      </w:r>
+      <w:r>
+        <w:t xml:space="preserve">the methods disagree</w:t>
+      </w:r>
+    </w:p>
+    <w:bookmarkEnd w:id="80"/>
+    <w:bookmarkStart w:id="81" w:name="references"/>
+    <w:p>
+      <w:pPr>
+        <w:pStyle w:val="Heading1"/>
+      </w:pPr>
+      <w:r>
+        <w:t xml:space="preserve">References</w:t>
+      </w:r>
+    </w:p>
+    <w:p>
+      <w:pPr>
+        <w:pStyle w:val="Compact"/>
+        <w:numPr>
+          <w:ilvl w:val="0"/>
+          <w:numId w:val="1010"/>
         </w:numPr>
       </w:pPr>
       <w:r>
@@ -15799,7 +15925,7 @@
         <w:pStyle w:val="Compact"/>
         <w:numPr>
           <w:ilvl w:val="0"/>
-          <w:numId w:val="1009"/>
+          <w:numId w:val="1010"/>
         </w:numPr>
       </w:pPr>
       <w:r>
@@ -15841,7 +15967,7 @@
         <w:pStyle w:val="Compact"/>
         <w:numPr>
           <w:ilvl w:val="0"/>
-          <w:numId w:val="1009"/>
+          <w:numId w:val="1010"/>
         </w:numPr>
       </w:pPr>
       <w:r>
@@ -15883,7 +16009,7 @@
         <w:pStyle w:val="Compact"/>
         <w:numPr>
           <w:ilvl w:val="0"/>
-          <w:numId w:val="1009"/>
+          <w:numId w:val="1010"/>
         </w:numPr>
       </w:pPr>
       <w:r>
@@ -15925,7 +16051,7 @@
         <w:pStyle w:val="Compact"/>
         <w:numPr>
           <w:ilvl w:val="0"/>
-          <w:numId w:val="1009"/>
+          <w:numId w:val="1010"/>
         </w:numPr>
       </w:pPr>
       <w:r>
@@ -15951,7 +16077,7 @@
         <w:pStyle w:val="Compact"/>
         <w:numPr>
           <w:ilvl w:val="0"/>
-          <w:numId w:val="1009"/>
+          <w:numId w:val="1010"/>
         </w:numPr>
       </w:pPr>
       <w:r>
@@ -15977,7 +16103,7 @@
         <w:pStyle w:val="Compact"/>
         <w:numPr>
           <w:ilvl w:val="0"/>
-          <w:numId w:val="1009"/>
+          <w:numId w:val="1010"/>
         </w:numPr>
       </w:pPr>
       <w:r>
@@ -16019,7 +16145,7 @@
         <w:pStyle w:val="Compact"/>
         <w:numPr>
           <w:ilvl w:val="0"/>
-          <w:numId w:val="1009"/>
+          <w:numId w:val="1010"/>
         </w:numPr>
       </w:pPr>
       <w:r>
@@ -16061,7 +16187,7 @@
         <w:pStyle w:val="Compact"/>
         <w:numPr>
           <w:ilvl w:val="0"/>
-          <w:numId w:val="1009"/>
+          <w:numId w:val="1010"/>
         </w:numPr>
       </w:pPr>
       <w:r>
@@ -16103,7 +16229,7 @@
         <w:pStyle w:val="Compact"/>
         <w:numPr>
           <w:ilvl w:val="0"/>
-          <w:numId w:val="1009"/>
+          <w:numId w:val="1010"/>
         </w:numPr>
       </w:pPr>
       <w:r>
@@ -16145,7 +16271,7 @@
         <w:pStyle w:val="Compact"/>
         <w:numPr>
           <w:ilvl w:val="0"/>
-          <w:numId w:val="1009"/>
+          <w:numId w:val="1010"/>
         </w:numPr>
       </w:pPr>
       <w:r>
@@ -16187,7 +16313,7 @@
         <w:pStyle w:val="Compact"/>
         <w:numPr>
           <w:ilvl w:val="0"/>
-          <w:numId w:val="1009"/>
+          <w:numId w:val="1010"/>
         </w:numPr>
       </w:pPr>
       <w:r>
@@ -16229,7 +16355,7 @@
         <w:pStyle w:val="Compact"/>
         <w:numPr>
           <w:ilvl w:val="0"/>
-          <w:numId w:val="1009"/>
+          <w:numId w:val="1010"/>
         </w:numPr>
       </w:pPr>
       <w:r>
@@ -16271,7 +16397,7 @@
         <w:pStyle w:val="Compact"/>
         <w:numPr>
           <w:ilvl w:val="0"/>
-          <w:numId w:val="1009"/>
+          <w:numId w:val="1010"/>
         </w:numPr>
       </w:pPr>
       <w:r>
@@ -16313,7 +16439,7 @@
         <w:pStyle w:val="Compact"/>
         <w:numPr>
           <w:ilvl w:val="0"/>
-          <w:numId w:val="1009"/>
+          <w:numId w:val="1010"/>
         </w:numPr>
       </w:pPr>
       <w:r>
@@ -16355,7 +16481,7 @@
         <w:pStyle w:val="Compact"/>
         <w:numPr>
           <w:ilvl w:val="0"/>
-          <w:numId w:val="1009"/>
+          <w:numId w:val="1010"/>
         </w:numPr>
       </w:pPr>
       <w:r>
@@ -16397,7 +16523,7 @@
         <w:pStyle w:val="Compact"/>
         <w:numPr>
           <w:ilvl w:val="0"/>
-          <w:numId w:val="1009"/>
+          <w:numId w:val="1010"/>
         </w:numPr>
       </w:pPr>
       <w:r>
@@ -16423,7 +16549,7 @@
         <w:pStyle w:val="Compact"/>
         <w:numPr>
           <w:ilvl w:val="0"/>
-          <w:numId w:val="1009"/>
+          <w:numId w:val="1010"/>
         </w:numPr>
       </w:pPr>
       <w:r>
@@ -16465,7 +16591,7 @@
         <w:pStyle w:val="Compact"/>
         <w:numPr>
           <w:ilvl w:val="0"/>
-          <w:numId w:val="1009"/>
+          <w:numId w:val="1010"/>
         </w:numPr>
       </w:pPr>
       <w:r>
@@ -16507,7 +16633,7 @@
         <w:pStyle w:val="Compact"/>
         <w:numPr>
           <w:ilvl w:val="0"/>
-          <w:numId w:val="1009"/>
+          <w:numId w:val="1010"/>
         </w:numPr>
       </w:pPr>
       <w:r>
@@ -16549,7 +16675,7 @@
         <w:pStyle w:val="Compact"/>
         <w:numPr>
           <w:ilvl w:val="0"/>
-          <w:numId w:val="1009"/>
+          <w:numId w:val="1010"/>
         </w:numPr>
       </w:pPr>
       <w:r>
@@ -16591,7 +16717,7 @@
         <w:pStyle w:val="Compact"/>
         <w:numPr>
           <w:ilvl w:val="0"/>
-          <w:numId w:val="1009"/>
+          <w:numId w:val="1010"/>
         </w:numPr>
       </w:pPr>
       <w:r>
@@ -16633,7 +16759,7 @@
         <w:pStyle w:val="Compact"/>
         <w:numPr>
           <w:ilvl w:val="0"/>
-          <w:numId w:val="1009"/>
+          <w:numId w:val="1010"/>
         </w:numPr>
       </w:pPr>
       <w:r>
@@ -16675,7 +16801,7 @@
         <w:pStyle w:val="Compact"/>
         <w:numPr>
           <w:ilvl w:val="0"/>
-          <w:numId w:val="1009"/>
+          <w:numId w:val="1010"/>
         </w:numPr>
       </w:pPr>
       <w:r>
@@ -16717,7 +16843,7 @@
         <w:pStyle w:val="Compact"/>
         <w:numPr>
           <w:ilvl w:val="0"/>
-          <w:numId w:val="1009"/>
+          <w:numId w:val="1010"/>
         </w:numPr>
       </w:pPr>
       <w:r>
@@ -16759,7 +16885,7 @@
         <w:pStyle w:val="Compact"/>
         <w:numPr>
           <w:ilvl w:val="0"/>
-          <w:numId w:val="1009"/>
+          <w:numId w:val="1010"/>
         </w:numPr>
       </w:pPr>
       <w:r>
@@ -17177,6 +17303,9 @@
     <w:abstractNumId w:val="991"/>
   </w:num>
   <w:num w:numId="1009">
+    <w:abstractNumId w:val="991"/>
+  </w:num>
+  <w:num w:numId="1010">
     <w:abstractNumId w:val="99411"/>
     <w:lvlOverride w:ilvl="0">
       <w:startOverride w:val="1"/>

--- a/manuscript/actinn-jax_preprint.docx
+++ b/manuscript/actinn-jax_preprint.docx
@@ -400,7 +400,7 @@
         <w:t xml:space="preserve"> </w:t>
       </w:r>
       <w:r>
-        <w:t xml:space="preserve">operations in single-cell RNA-seq. The method landscape is large (S4),</w:t>
+        <w:t xml:space="preserve">operations in single-cell RNA-seq. The method landscape is large,</w:t>
       </w:r>
       <w:r>
         <w:t xml:space="preserve"> </w:t>
@@ -4809,13 +4809,13 @@
         <w:t xml:space="preserve"> </w:t>
       </w:r>
       <w:r>
-        <w:t xml:space="preserve">vocabulary and the hierarchy from an existing pretrained annotator</w:t>
-      </w:r>
-      <w:r>
-        <w:t xml:space="preserve"> </w:t>
-      </w:r>
-      <w:r>
-        <w:t xml:space="preserve">(S6). Keras/TensorFlow and JAX cannot share a process,</w:t>
+        <w:t xml:space="preserve">vocabulary and the hierarchy from an existing pretrained annotator.</w:t>
+      </w:r>
+      <w:r>
+        <w:t xml:space="preserve"> </w:t>
+      </w:r>
+      <w:r>
+        <w:t xml:space="preserve">Keras/TensorFlow and JAX cannot share a process,</w:t>
       </w:r>
       <w:r>
         <w:t xml:space="preserve"> </w:t>
@@ -5389,7 +5389,7 @@
         <w:t xml:space="preserve"> </w:t>
       </w:r>
       <w:r>
-        <w:t xml:space="preserve">agreement across donors and datasets (S7).</w:t>
+        <w:t xml:space="preserve">agreement across donors and datasets.</w:t>
       </w:r>
     </w:p>
     <w:bookmarkEnd w:id="39"/>
@@ -5442,12 +5442,6 @@
       </w:r>
       <w:r>
         <w:t xml:space="preserve">reference grows, which no single reference size can show</w:t>
-      </w:r>
-      <w:r>
-        <w:t xml:space="preserve"> </w:t>
-      </w:r>
-      <w:r>
-        <w:t xml:space="preserve">(S3).</w:t>
       </w:r>
     </w:p>
     <w:bookmarkEnd w:id="40"/>
@@ -5501,7 +5495,7 @@
         <w:t xml:space="preserve"> </w:t>
       </w:r>
       <w:r>
-        <w:t xml:space="preserve">(S8) supplies the</w:t>
+        <w:t xml:space="preserve">supplies the</w:t>
       </w:r>
       <w:r>
         <w:t xml:space="preserve"> </w:t>
@@ -8684,7 +8678,7 @@
       <w:r>
         <w:drawing>
           <wp:inline>
-            <wp:extent cx="5334000" cy="1968618"/>
+            <wp:extent cx="5334000" cy="1965681"/>
             <wp:effectExtent b="0" l="0" r="0" t="0"/>
             <wp:docPr descr="the broad pass and the focused pass on one query" title="" id="57" name="Picture"/>
             <a:graphic>
@@ -8705,7 +8699,7 @@
                   <pic:spPr bwMode="auto">
                     <a:xfrm>
                       <a:off x="0" y="0"/>
-                      <a:ext cx="5334000" cy="1968618"/>
+                      <a:ext cx="5334000" cy="1965681"/>
                     </a:xfrm>
                     <a:prstGeom prst="rect">
                       <a:avLst/>
@@ -9026,7 +9020,7 @@
         <w:t xml:space="preserve"> </w:t>
       </w:r>
       <w:r>
-        <w:t xml:space="preserve">three atlases plus a census-wide sample (S6). On</w:t>
+        <w:t xml:space="preserve">three atlases plus a census-wide sample. On</w:t>
       </w:r>
       <w:r>
         <w:t xml:space="preserve"> </w:t>
@@ -10141,7 +10135,7 @@
         <w:t xml:space="preserve"> </w:t>
       </w:r>
       <w:r>
-        <w:t xml:space="preserve">protocol breadth is far below human’s 487 datasets (S10).</w:t>
+        <w:t xml:space="preserve">protocol breadth is far below human’s 487 datasets.</w:t>
       </w:r>
     </w:p>
     <w:p>
@@ -10457,7 +10451,7 @@
         <w:t xml:space="preserve"> </w:t>
       </w:r>
       <w:r>
-        <w:t xml:space="preserve">none of them claims (S13).</w:t>
+        <w:t xml:space="preserve">none of them claims.</w:t>
       </w:r>
     </w:p>
     <w:p>
@@ -10555,7 +10549,7 @@
         <w:t xml:space="preserve"> </w:t>
       </w:r>
       <w:r>
-        <w:t xml:space="preserve">within-one-zone, generalizing across donors and datasets (S7) — a</w:t>
+        <w:t xml:space="preserve">within-one-zone, generalizing across donors and datasets — a</w:t>
       </w:r>
       <w:r>
         <w:t xml:space="preserve"> </w:t>
@@ -11075,7 +11069,7 @@
         <w:t xml:space="preserve"> </w:t>
       </w:r>
       <w:r>
-        <w:t xml:space="preserve">(S14) uses scPRINT’s</w:t>
+        <w:t xml:space="preserve">uses scPRINT’s</w:t>
       </w:r>
       <w:r>
         <w:t xml:space="preserve"> </w:t>
@@ -11175,7 +11169,7 @@
         <w:t xml:space="preserve"> </w:t>
       </w:r>
       <w:r>
-        <w:t xml:space="preserve">published v2.0.0 leaderboard (S8).</w:t>
+        <w:t xml:space="preserve">published v2.0.0 leaderboard.</w:t>
       </w:r>
     </w:p>
     <w:p>
@@ -13508,7 +13502,7 @@
         <w:t xml:space="preserve"> </w:t>
       </w:r>
       <w:r>
-        <w:t xml:space="preserve">(S13) are independent support, from a group with</w:t>
+        <w:t xml:space="preserve">are independent support, from a group with</w:t>
       </w:r>
       <w:r>
         <w:t xml:space="preserve"> </w:t>
@@ -13572,13 +13566,13 @@
         <w:t xml:space="preserve"> </w:t>
       </w:r>
       <w:r>
-        <w:t xml:space="preserve">matrix, ahead on lung, and the strongest method of all at atlas scale (§3.1, §5), at ~9× actinn-jax’s CPU fit time (146 vs 16 s mean)</w:t>
-      </w:r>
-      <w:r>
-        <w:t xml:space="preserve"> </w:t>
-      </w:r>
-      <w:r>
-        <w:t xml:space="preserve">(S2). The richer model pays off where it has the data to</w:t>
+        <w:t xml:space="preserve">matrix, ahead on lung, and the strongest method of all at atlas scale (§3.1, §5), at ~9× actinn-jax’s CPU fit time (146 vs 16 s mean).</w:t>
+      </w:r>
+      <w:r>
+        <w:t xml:space="preserve"> </w:t>
+      </w:r>
+      <w:r>
+        <w:t xml:space="preserve">The richer model pays off where it has the data to</w:t>
       </w:r>
       <w:r>
         <w:t xml:space="preserve"> </w:t>
@@ -14054,7 +14048,7 @@
         <w:t xml:space="preserve"> </w:t>
       </w:r>
       <w:r>
-        <w:t xml:space="preserve">(S13) ships a pretrained hierarchical</w:t>
+        <w:t xml:space="preserve">ships a pretrained hierarchical</w:t>
       </w:r>
       <w:r>
         <w:t xml:space="preserve"> </w:t>
@@ -14774,7 +14768,7 @@
         <w:t xml:space="preserve"> </w:t>
       </w:r>
       <w:r>
-        <w:t xml:space="preserve">on the 86-type blood+gut set (+4.2 pt) (S1).</w:t>
+        <w:t xml:space="preserve">on the 86-type blood+gut set (+4.2 pt).</w:t>
       </w:r>
       <w:r>
         <w:t xml:space="preserve"> </w:t>
@@ -14865,10 +14859,7 @@
         <w:t xml:space="preserve">naive extrapolation implies</w:t>
       </w:r>
       <w:r>
-        <w:t xml:space="preserve"> </w:t>
-      </w:r>
-      <w:r>
-        <w:t xml:space="preserve">(S3). Extrapolating the</w:t>
+        <w:t xml:space="preserve">. Extrapolating the</w:t>
       </w:r>
       <w:r>
         <w:t xml:space="preserve"> </w:t>
@@ -15403,13 +15394,13 @@
           <w:b/>
           <w:bCs/>
         </w:rPr>
-        <w:t xml:space="preserve">Supplementary notes.</w:t>
-      </w:r>
-      <w:r>
-        <w:t xml:space="preserve"> </w:t>
-      </w:r>
-      <w:r>
-        <w:t xml:space="preserve">Extended results and protocols, in the</w:t>
+        <w:t xml:space="preserve">Additional documentation.</w:t>
+      </w:r>
+      <w:r>
+        <w:t xml:space="preserve"> </w:t>
+      </w:r>
+      <w:r>
+        <w:t xml:space="preserve">The</w:t>
       </w:r>
       <w:r>
         <w:t xml:space="preserve"> </w:t>
@@ -15423,7 +15414,56 @@
         </w:r>
       </w:hyperlink>
       <w:r>
-        <w:t xml:space="preserve">:</w:t>
+        <w:t xml:space="preserve"> </w:t>
+      </w:r>
+      <w:r>
+        <w:t xml:space="preserve">carries detailed notes for each result — tuned linear pipeline and sctop baselines; protocloud comparison; scaling and memory to atlas size; survey of cell-type annotation methods; rebuilding the broad reference; distilling pan-human azimuth; and 9 more.</w:t>
+      </w:r>
+    </w:p>
+    <w:p>
+      <w:pPr>
+        <w:pStyle w:val="BodyText"/>
+      </w:pPr>
+      <w:r>
+        <w:rPr>
+          <w:b/>
+          <w:bCs/>
+        </w:rPr>
+        <w:t xml:space="preserve">Supplementary material</w:t>
+      </w:r>
+      <w:r>
+        <w:t xml:space="preserve"> </w:t>
+      </w:r>
+      <w:r>
+        <w:t xml:space="preserve">(separate document) contains Figures S1–S5 — confusion matrices</w:t>
+      </w:r>
+      <w:r>
+        <w:t xml:space="preserve"> </w:t>
+      </w:r>
+      <w:r>
+        <w:t xml:space="preserve">with ontology-equivalent errors outlined, the abstain trade-off, and per-class recall across</w:t>
+      </w:r>
+      <w:r>
+        <w:t xml:space="preserve"> </w:t>
+      </w:r>
+      <w:r>
+        <w:t xml:space="preserve">eleven methods on three splits — and Tables S1–S3, the method and dataset descriptions and</w:t>
+      </w:r>
+      <w:r>
+        <w:t xml:space="preserve"> </w:t>
+      </w:r>
+      <w:r>
+        <w:t xml:space="preserve">per-dataset accuracy.</w:t>
+      </w:r>
+    </w:p>
+    <w:bookmarkEnd w:id="80"/>
+    <w:bookmarkStart w:id="81" w:name="references"/>
+    <w:p>
+      <w:pPr>
+        <w:pStyle w:val="Heading1"/>
+      </w:pPr>
+      <w:r>
+        <w:t xml:space="preserve">References</w:t>
       </w:r>
     </w:p>
     <w:p>
@@ -15432,462 +15472,6 @@
         <w:numPr>
           <w:ilvl w:val="0"/>
           <w:numId w:val="1008"/>
-        </w:numPr>
-      </w:pPr>
-      <w:r>
-        <w:rPr>
-          <w:b/>
-          <w:bCs/>
-        </w:rPr>
-        <w:t xml:space="preserve">S1</w:t>
-      </w:r>
-      <w:r>
-        <w:t xml:space="preserve"> </w:t>
-      </w:r>
-      <w:r>
-        <w:t xml:space="preserve">— Tuned linear pipeline and scTOP baselines</w:t>
-      </w:r>
-    </w:p>
-    <w:p>
-      <w:pPr>
-        <w:pStyle w:val="Compact"/>
-        <w:numPr>
-          <w:ilvl w:val="0"/>
-          <w:numId w:val="1008"/>
-        </w:numPr>
-      </w:pPr>
-      <w:r>
-        <w:rPr>
-          <w:b/>
-          <w:bCs/>
-        </w:rPr>
-        <w:t xml:space="preserve">S2</w:t>
-      </w:r>
-      <w:r>
-        <w:t xml:space="preserve"> </w:t>
-      </w:r>
-      <w:r>
-        <w:t xml:space="preserve">— ProtoCloud comparison</w:t>
-      </w:r>
-    </w:p>
-    <w:p>
-      <w:pPr>
-        <w:pStyle w:val="Compact"/>
-        <w:numPr>
-          <w:ilvl w:val="0"/>
-          <w:numId w:val="1008"/>
-        </w:numPr>
-      </w:pPr>
-      <w:r>
-        <w:rPr>
-          <w:b/>
-          <w:bCs/>
-        </w:rPr>
-        <w:t xml:space="preserve">S3</w:t>
-      </w:r>
-      <w:r>
-        <w:t xml:space="preserve"> </w:t>
-      </w:r>
-      <w:r>
-        <w:t xml:space="preserve">— Scaling and memory to atlas size</w:t>
-      </w:r>
-    </w:p>
-    <w:p>
-      <w:pPr>
-        <w:pStyle w:val="Compact"/>
-        <w:numPr>
-          <w:ilvl w:val="0"/>
-          <w:numId w:val="1008"/>
-        </w:numPr>
-      </w:pPr>
-      <w:r>
-        <w:rPr>
-          <w:b/>
-          <w:bCs/>
-        </w:rPr>
-        <w:t xml:space="preserve">S4</w:t>
-      </w:r>
-      <w:r>
-        <w:t xml:space="preserve"> </w:t>
-      </w:r>
-      <w:r>
-        <w:t xml:space="preserve">— Survey of cell-type annotation methods</w:t>
-      </w:r>
-    </w:p>
-    <w:p>
-      <w:pPr>
-        <w:pStyle w:val="Compact"/>
-        <w:numPr>
-          <w:ilvl w:val="0"/>
-          <w:numId w:val="1008"/>
-        </w:numPr>
-      </w:pPr>
-      <w:r>
-        <w:rPr>
-          <w:b/>
-          <w:bCs/>
-        </w:rPr>
-        <w:t xml:space="preserve">S5</w:t>
-      </w:r>
-      <w:r>
-        <w:t xml:space="preserve"> </w:t>
-      </w:r>
-      <w:r>
-        <w:t xml:space="preserve">— Rebuilding the broad reference</w:t>
-      </w:r>
-    </w:p>
-    <w:p>
-      <w:pPr>
-        <w:pStyle w:val="Compact"/>
-        <w:numPr>
-          <w:ilvl w:val="0"/>
-          <w:numId w:val="1008"/>
-        </w:numPr>
-      </w:pPr>
-      <w:r>
-        <w:rPr>
-          <w:b/>
-          <w:bCs/>
-        </w:rPr>
-        <w:t xml:space="preserve">S6</w:t>
-      </w:r>
-      <w:r>
-        <w:t xml:space="preserve"> </w:t>
-      </w:r>
-      <w:r>
-        <w:t xml:space="preserve">— Distilling Pan-human Azimuth</w:t>
-      </w:r>
-    </w:p>
-    <w:p>
-      <w:pPr>
-        <w:pStyle w:val="Compact"/>
-        <w:numPr>
-          <w:ilvl w:val="0"/>
-          <w:numId w:val="1008"/>
-        </w:numPr>
-      </w:pPr>
-      <w:r>
-        <w:rPr>
-          <w:b/>
-          <w:bCs/>
-        </w:rPr>
-        <w:t xml:space="preserve">S7</w:t>
-      </w:r>
-      <w:r>
-        <w:t xml:space="preserve"> </w:t>
-      </w:r>
-      <w:r>
-        <w:t xml:space="preserve">— Hepatocyte zonation</w:t>
-      </w:r>
-    </w:p>
-    <w:p>
-      <w:pPr>
-        <w:pStyle w:val="Compact"/>
-        <w:numPr>
-          <w:ilvl w:val="0"/>
-          <w:numId w:val="1008"/>
-        </w:numPr>
-      </w:pPr>
-      <w:r>
-        <w:rPr>
-          <w:b/>
-          <w:bCs/>
-        </w:rPr>
-        <w:t xml:space="preserve">S8</w:t>
-      </w:r>
-      <w:r>
-        <w:t xml:space="preserve"> </w:t>
-      </w:r>
-      <w:r>
-        <w:t xml:space="preserve">— Open Problems label projection</w:t>
-      </w:r>
-    </w:p>
-    <w:p>
-      <w:pPr>
-        <w:pStyle w:val="Compact"/>
-        <w:numPr>
-          <w:ilvl w:val="0"/>
-          <w:numId w:val="1008"/>
-        </w:numPr>
-      </w:pPr>
-      <w:r>
-        <w:rPr>
-          <w:b/>
-          <w:bCs/>
-        </w:rPr>
-        <w:t xml:space="preserve">S9</w:t>
-      </w:r>
-      <w:r>
-        <w:t xml:space="preserve"> </w:t>
-      </w:r>
-      <w:r>
-        <w:t xml:space="preserve">— Refinement and abstention</w:t>
-      </w:r>
-    </w:p>
-    <w:p>
-      <w:pPr>
-        <w:pStyle w:val="Compact"/>
-        <w:numPr>
-          <w:ilvl w:val="0"/>
-          <w:numId w:val="1008"/>
-        </w:numPr>
-      </w:pPr>
-      <w:r>
-        <w:rPr>
-          <w:b/>
-          <w:bCs/>
-        </w:rPr>
-        <w:t xml:space="preserve">S10</w:t>
-      </w:r>
-      <w:r>
-        <w:t xml:space="preserve"> </w:t>
-      </w:r>
-      <w:r>
-        <w:t xml:space="preserve">— Pan-mouse reference</w:t>
-      </w:r>
-    </w:p>
-    <w:p>
-      <w:pPr>
-        <w:pStyle w:val="Compact"/>
-        <w:numPr>
-          <w:ilvl w:val="0"/>
-          <w:numId w:val="1008"/>
-        </w:numPr>
-      </w:pPr>
-      <w:r>
-        <w:rPr>
-          <w:b/>
-          <w:bCs/>
-        </w:rPr>
-        <w:t xml:space="preserve">S11</w:t>
-      </w:r>
-      <w:r>
-        <w:t xml:space="preserve"> </w:t>
-      </w:r>
-      <w:r>
-        <w:t xml:space="preserve">— HLiCA liver reference</w:t>
-      </w:r>
-    </w:p>
-    <w:p>
-      <w:pPr>
-        <w:pStyle w:val="Compact"/>
-        <w:numPr>
-          <w:ilvl w:val="0"/>
-          <w:numId w:val="1008"/>
-        </w:numPr>
-      </w:pPr>
-      <w:r>
-        <w:rPr>
-          <w:b/>
-          <w:bCs/>
-        </w:rPr>
-        <w:t xml:space="preserve">S12</w:t>
-      </w:r>
-      <w:r>
-        <w:t xml:space="preserve"> </w:t>
-      </w:r>
-      <w:r>
-        <w:t xml:space="preserve">— HLiCA edge cases</w:t>
-      </w:r>
-    </w:p>
-    <w:p>
-      <w:pPr>
-        <w:pStyle w:val="Compact"/>
-        <w:numPr>
-          <w:ilvl w:val="0"/>
-          <w:numId w:val="1008"/>
-        </w:numPr>
-      </w:pPr>
-      <w:r>
-        <w:rPr>
-          <w:b/>
-          <w:bCs/>
-        </w:rPr>
-        <w:t xml:space="preserve">S13</w:t>
-      </w:r>
-      <w:r>
-        <w:t xml:space="preserve"> </w:t>
-      </w:r>
-      <w:r>
-        <w:t xml:space="preserve">— Pan-human Azimuth as broad pass and teacher</w:t>
-      </w:r>
-    </w:p>
-    <w:p>
-      <w:pPr>
-        <w:pStyle w:val="Compact"/>
-        <w:numPr>
-          <w:ilvl w:val="0"/>
-          <w:numId w:val="1008"/>
-        </w:numPr>
-      </w:pPr>
-      <w:r>
-        <w:rPr>
-          <w:b/>
-          <w:bCs/>
-        </w:rPr>
-        <w:t xml:space="preserve">S14</w:t>
-      </w:r>
-      <w:r>
-        <w:t xml:space="preserve"> </w:t>
-      </w:r>
-      <w:r>
-        <w:t xml:space="preserve">— Two-stage model flow</w:t>
-      </w:r>
-    </w:p>
-    <w:p>
-      <w:pPr>
-        <w:pStyle w:val="Compact"/>
-        <w:numPr>
-          <w:ilvl w:val="0"/>
-          <w:numId w:val="1008"/>
-        </w:numPr>
-      </w:pPr>
-      <w:r>
-        <w:rPr>
-          <w:b/>
-          <w:bCs/>
-        </w:rPr>
-        <w:t xml:space="preserve">S15</w:t>
-      </w:r>
-      <w:r>
-        <w:t xml:space="preserve"> </w:t>
-      </w:r>
-      <w:r>
-        <w:t xml:space="preserve">— Two-stage hierarchy experiments</w:t>
-      </w:r>
-    </w:p>
-    <w:p>
-      <w:pPr>
-        <w:pStyle w:val="FirstParagraph"/>
-      </w:pPr>
-      <w:r>
-        <w:rPr>
-          <w:b/>
-          <w:bCs/>
-        </w:rPr>
-        <w:t xml:space="preserve">Supplementary figures.</w:t>
-      </w:r>
-      <w:r>
-        <w:t xml:space="preserve"> </w:t>
-      </w:r>
-      <w:r>
-        <w:t xml:space="preserve">In the</w:t>
-      </w:r>
-      <w:r>
-        <w:t xml:space="preserve"> </w:t>
-      </w:r>
-      <w:hyperlink r:id="rId33">
-        <w:r>
-          <w:rPr>
-            <w:rStyle w:val="Hyperlink"/>
-          </w:rPr>
-          <w:t xml:space="preserve">benchmark repository</w:t>
-        </w:r>
-      </w:hyperlink>
-      <w:r>
-        <w:t xml:space="preserve">:</w:t>
-      </w:r>
-    </w:p>
-    <w:p>
-      <w:pPr>
-        <w:pStyle w:val="Compact"/>
-        <w:numPr>
-          <w:ilvl w:val="0"/>
-          <w:numId w:val="1009"/>
-        </w:numPr>
-      </w:pPr>
-      <w:r>
-        <w:rPr>
-          <w:b/>
-          <w:bCs/>
-        </w:rPr>
-        <w:t xml:space="preserve">Figure S1</w:t>
-      </w:r>
-      <w:r>
-        <w:t xml:space="preserve"> </w:t>
-      </w:r>
-      <w:r>
-        <w:t xml:space="preserve">— Confusion matrices for the broad and focused passes, with</w:t>
-      </w:r>
-      <w:r>
-        <w:t xml:space="preserve"> </w:t>
-      </w:r>
-      <w:r>
-        <w:t xml:space="preserve">ontology-equivalent errors outlined</w:t>
-      </w:r>
-    </w:p>
-    <w:p>
-      <w:pPr>
-        <w:pStyle w:val="Compact"/>
-        <w:numPr>
-          <w:ilvl w:val="0"/>
-          <w:numId w:val="1009"/>
-        </w:numPr>
-      </w:pPr>
-      <w:r>
-        <w:rPr>
-          <w:b/>
-          <w:bCs/>
-        </w:rPr>
-        <w:t xml:space="preserve">Figure S2</w:t>
-      </w:r>
-      <w:r>
-        <w:t xml:space="preserve"> </w:t>
-      </w:r>
-      <w:r>
-        <w:t xml:space="preserve">— Abstain trade-off: accuracy against coverage, and novel-cell detection</w:t>
-      </w:r>
-      <w:r>
-        <w:t xml:space="preserve"> </w:t>
-      </w:r>
-      <w:r>
-        <w:t xml:space="preserve">against threshold</w:t>
-      </w:r>
-    </w:p>
-    <w:p>
-      <w:pPr>
-        <w:pStyle w:val="Compact"/>
-        <w:numPr>
-          <w:ilvl w:val="0"/>
-          <w:numId w:val="1009"/>
-        </w:numPr>
-      </w:pPr>
-      <w:r>
-        <w:rPr>
-          <w:b/>
-          <w:bCs/>
-        </w:rPr>
-        <w:t xml:space="preserve">Figure S3</w:t>
-      </w:r>
-      <w:r>
-        <w:t xml:space="preserve"> </w:t>
-      </w:r>
-      <w:r>
-        <w:t xml:space="preserve">— Per-class recall across eleven methods on three splits, ordered by how much</w:t>
-      </w:r>
-      <w:r>
-        <w:t xml:space="preserve"> </w:t>
-      </w:r>
-      <w:r>
-        <w:t xml:space="preserve">the methods disagree</w:t>
-      </w:r>
-    </w:p>
-    <w:bookmarkEnd w:id="80"/>
-    <w:bookmarkStart w:id="81" w:name="references"/>
-    <w:p>
-      <w:pPr>
-        <w:pStyle w:val="Heading1"/>
-      </w:pPr>
-      <w:r>
-        <w:t xml:space="preserve">References</w:t>
-      </w:r>
-    </w:p>
-    <w:p>
-      <w:pPr>
-        <w:pStyle w:val="Compact"/>
-        <w:numPr>
-          <w:ilvl w:val="0"/>
-          <w:numId w:val="1010"/>
         </w:numPr>
       </w:pPr>
       <w:r>
@@ -15925,7 +15509,7 @@
         <w:pStyle w:val="Compact"/>
         <w:numPr>
           <w:ilvl w:val="0"/>
-          <w:numId w:val="1010"/>
+          <w:numId w:val="1008"/>
         </w:numPr>
       </w:pPr>
       <w:r>
@@ -15967,7 +15551,7 @@
         <w:pStyle w:val="Compact"/>
         <w:numPr>
           <w:ilvl w:val="0"/>
-          <w:numId w:val="1010"/>
+          <w:numId w:val="1008"/>
         </w:numPr>
       </w:pPr>
       <w:r>
@@ -16009,7 +15593,7 @@
         <w:pStyle w:val="Compact"/>
         <w:numPr>
           <w:ilvl w:val="0"/>
-          <w:numId w:val="1010"/>
+          <w:numId w:val="1008"/>
         </w:numPr>
       </w:pPr>
       <w:r>
@@ -16051,7 +15635,7 @@
         <w:pStyle w:val="Compact"/>
         <w:numPr>
           <w:ilvl w:val="0"/>
-          <w:numId w:val="1010"/>
+          <w:numId w:val="1008"/>
         </w:numPr>
       </w:pPr>
       <w:r>
@@ -16077,7 +15661,7 @@
         <w:pStyle w:val="Compact"/>
         <w:numPr>
           <w:ilvl w:val="0"/>
-          <w:numId w:val="1010"/>
+          <w:numId w:val="1008"/>
         </w:numPr>
       </w:pPr>
       <w:r>
@@ -16103,7 +15687,7 @@
         <w:pStyle w:val="Compact"/>
         <w:numPr>
           <w:ilvl w:val="0"/>
-          <w:numId w:val="1010"/>
+          <w:numId w:val="1008"/>
         </w:numPr>
       </w:pPr>
       <w:r>
@@ -16145,7 +15729,7 @@
         <w:pStyle w:val="Compact"/>
         <w:numPr>
           <w:ilvl w:val="0"/>
-          <w:numId w:val="1010"/>
+          <w:numId w:val="1008"/>
         </w:numPr>
       </w:pPr>
       <w:r>
@@ -16187,7 +15771,7 @@
         <w:pStyle w:val="Compact"/>
         <w:numPr>
           <w:ilvl w:val="0"/>
-          <w:numId w:val="1010"/>
+          <w:numId w:val="1008"/>
         </w:numPr>
       </w:pPr>
       <w:r>
@@ -16229,7 +15813,7 @@
         <w:pStyle w:val="Compact"/>
         <w:numPr>
           <w:ilvl w:val="0"/>
-          <w:numId w:val="1010"/>
+          <w:numId w:val="1008"/>
         </w:numPr>
       </w:pPr>
       <w:r>
@@ -16271,7 +15855,7 @@
         <w:pStyle w:val="Compact"/>
         <w:numPr>
           <w:ilvl w:val="0"/>
-          <w:numId w:val="1010"/>
+          <w:numId w:val="1008"/>
         </w:numPr>
       </w:pPr>
       <w:r>
@@ -16313,7 +15897,7 @@
         <w:pStyle w:val="Compact"/>
         <w:numPr>
           <w:ilvl w:val="0"/>
-          <w:numId w:val="1010"/>
+          <w:numId w:val="1008"/>
         </w:numPr>
       </w:pPr>
       <w:r>
@@ -16355,7 +15939,7 @@
         <w:pStyle w:val="Compact"/>
         <w:numPr>
           <w:ilvl w:val="0"/>
-          <w:numId w:val="1010"/>
+          <w:numId w:val="1008"/>
         </w:numPr>
       </w:pPr>
       <w:r>
@@ -16397,7 +15981,7 @@
         <w:pStyle w:val="Compact"/>
         <w:numPr>
           <w:ilvl w:val="0"/>
-          <w:numId w:val="1010"/>
+          <w:numId w:val="1008"/>
         </w:numPr>
       </w:pPr>
       <w:r>
@@ -16439,7 +16023,7 @@
         <w:pStyle w:val="Compact"/>
         <w:numPr>
           <w:ilvl w:val="0"/>
-          <w:numId w:val="1010"/>
+          <w:numId w:val="1008"/>
         </w:numPr>
       </w:pPr>
       <w:r>
@@ -16481,7 +16065,7 @@
         <w:pStyle w:val="Compact"/>
         <w:numPr>
           <w:ilvl w:val="0"/>
-          <w:numId w:val="1010"/>
+          <w:numId w:val="1008"/>
         </w:numPr>
       </w:pPr>
       <w:r>
@@ -16523,7 +16107,7 @@
         <w:pStyle w:val="Compact"/>
         <w:numPr>
           <w:ilvl w:val="0"/>
-          <w:numId w:val="1010"/>
+          <w:numId w:val="1008"/>
         </w:numPr>
       </w:pPr>
       <w:r>
@@ -16549,7 +16133,7 @@
         <w:pStyle w:val="Compact"/>
         <w:numPr>
           <w:ilvl w:val="0"/>
-          <w:numId w:val="1010"/>
+          <w:numId w:val="1008"/>
         </w:numPr>
       </w:pPr>
       <w:r>
@@ -16591,7 +16175,7 @@
         <w:pStyle w:val="Compact"/>
         <w:numPr>
           <w:ilvl w:val="0"/>
-          <w:numId w:val="1010"/>
+          <w:numId w:val="1008"/>
         </w:numPr>
       </w:pPr>
       <w:r>
@@ -16633,7 +16217,7 @@
         <w:pStyle w:val="Compact"/>
         <w:numPr>
           <w:ilvl w:val="0"/>
-          <w:numId w:val="1010"/>
+          <w:numId w:val="1008"/>
         </w:numPr>
       </w:pPr>
       <w:r>
@@ -16675,7 +16259,7 @@
         <w:pStyle w:val="Compact"/>
         <w:numPr>
           <w:ilvl w:val="0"/>
-          <w:numId w:val="1010"/>
+          <w:numId w:val="1008"/>
         </w:numPr>
       </w:pPr>
       <w:r>
@@ -16717,7 +16301,7 @@
         <w:pStyle w:val="Compact"/>
         <w:numPr>
           <w:ilvl w:val="0"/>
-          <w:numId w:val="1010"/>
+          <w:numId w:val="1008"/>
         </w:numPr>
       </w:pPr>
       <w:r>
@@ -16759,7 +16343,7 @@
         <w:pStyle w:val="Compact"/>
         <w:numPr>
           <w:ilvl w:val="0"/>
-          <w:numId w:val="1010"/>
+          <w:numId w:val="1008"/>
         </w:numPr>
       </w:pPr>
       <w:r>
@@ -16801,7 +16385,7 @@
         <w:pStyle w:val="Compact"/>
         <w:numPr>
           <w:ilvl w:val="0"/>
-          <w:numId w:val="1010"/>
+          <w:numId w:val="1008"/>
         </w:numPr>
       </w:pPr>
       <w:r>
@@ -16843,7 +16427,7 @@
         <w:pStyle w:val="Compact"/>
         <w:numPr>
           <w:ilvl w:val="0"/>
-          <w:numId w:val="1010"/>
+          <w:numId w:val="1008"/>
         </w:numPr>
       </w:pPr>
       <w:r>
@@ -16885,7 +16469,7 @@
         <w:pStyle w:val="Compact"/>
         <w:numPr>
           <w:ilvl w:val="0"/>
-          <w:numId w:val="1010"/>
+          <w:numId w:val="1008"/>
         </w:numPr>
       </w:pPr>
       <w:r>
@@ -17300,12 +16884,6 @@
     <w:abstractNumId w:val="991"/>
   </w:num>
   <w:num w:numId="1008">
-    <w:abstractNumId w:val="991"/>
-  </w:num>
-  <w:num w:numId="1009">
-    <w:abstractNumId w:val="991"/>
-  </w:num>
-  <w:num w:numId="1010">
     <w:abstractNumId w:val="99411"/>
     <w:lvlOverride w:ilvl="0">
       <w:startOverride w:val="1"/>

--- a/manuscript/actinn-jax_preprint.docx
+++ b/manuscript/actinn-jax_preprint.docx
@@ -60,7 +60,7 @@
         <w:t xml:space="preserve"> </w:t>
       </w:r>
       <w:r>
-        <w:t xml:space="preserve">methods spanning every major class — classical (SVM, kNN), regularized-linear (CellTypist), a carefully-tuned linear pipeline, parameter-free projection (scTOP), marker/correlation (SingleR, scmap), deep probabilistic (scANVI, scArches), an interpretable prototype VAE (ProtoCloud), and a foundation model (scPRINT) — across</w:t>
+        <w:t xml:space="preserve">methods spanning every major class — classical (SVM, kNN), regularized-linear (CellTypist), a carefully-tuned linear pipeline, parameter-free projection (scTOP), marker/correlation (SingleR, scmap), deep probabilistic (scANVI, scArches), an interpretable prototype VAE (ProtoCloud), a pretrained pan-human annotator (Pan-human Azimuth), and a foundation model (scPRINT) — across</w:t>
       </w:r>
       <w:r>
         <w:t xml:space="preserve"> </w:t>
@@ -89,7 +89,7 @@
         <w:t xml:space="preserve">scaling sweep to 49k reference cells</w:t>
       </w:r>
       <w:r>
-        <w:t xml:space="preserve">, measuring accuracy, macro-F1, ontology-aware concordance, training and inference time, and peak memory on commodity Apple-Silicon hardware.</w:t>
+        <w:t xml:space="preserve">, measuring accuracy, macro-F1, ontology-aware concordance, fit and predict time, and peak memory on commodity Apple-Silicon hardware.</w:t>
       </w:r>
       <w:r>
         <w:t xml:space="preserve"> </w:t>
@@ -131,7 +131,7 @@
           <w:b/>
           <w:bCs/>
         </w:rPr>
-        <w:t xml:space="preserve">Those same four methods differ by ~130× in inference time</w:t>
+        <w:t xml:space="preserve">Those same four methods differ by ~260× in predict time</w:t>
       </w:r>
       <w:r>
         <w:t xml:space="preserve"> </w:t>
@@ -179,7 +179,7 @@
         <w:t xml:space="preserve">0.976</w:t>
       </w:r>
       <w:r>
-        <w:t xml:space="preserve">, vs. 0.936 for actinn-jax and 0.939 for the linear pipeline). No method leads everywhere, and methods separated by less than a percentage point of accuracy are separated by two orders of magnitude in cost. Because several methods now annotate quickly, accurately, and with a usable handle on unknown cells, the useful contribution is not another ranking but an account of</w:t>
+        <w:t xml:space="preserve">, vs. 0.936 for actinn-jax and 0.939 for the linear pipeline). No method leads everywhere, and methods separated by less than a percentage point of accuracy are separated by two orders of magnitude in cost. Because the leading methods now annotate quickly, accurately, and with a usable handle on unknown cells, the useful contribution is not another ranking but an account of</w:t>
       </w:r>
       <w:r>
         <w:t xml:space="preserve"> </w:t>
@@ -214,7 +214,7 @@
         <w:t xml:space="preserve">label_projection</w:t>
       </w:r>
       <w:r>
-        <w:t xml:space="preserve">, whose datasets, metrics and ranking we did not choose. We report the results as a decision aid (accuracy-per-second, accuracy-per-byte, and behavior from 3k to 49k reference cells), then use actinn-jax to demonstrate</w:t>
+        <w:t xml:space="preserve">, whose datasets, metrics and ranking we did not choose. We report the results as a decision aid: accuracy-per-second, accuracy-per-byte, and behavior from 3k to 49k reference cells. We then use actinn-jax to demonstrate</w:t>
       </w:r>
       <w:r>
         <w:t xml:space="preserve"> </w:t>
@@ -227,7 +227,10 @@
         <w:t xml:space="preserve">end-to-end workflows that a low, flat cost profile makes practical</w:t>
       </w:r>
       <w:r>
-        <w:t xml:space="preserve">, on human data and — via a hierarchy derived from the Cell Ontology, which removes the GPU step from building a reference — on mouse: annotating an unknown human dataset from a</w:t>
+        <w:t xml:space="preserve"> </w:t>
+      </w:r>
+      <w:r>
+        <w:t xml:space="preserve">— on human data, and on mouse via a hierarchy derived from the Cell Ontology that removes the GPU step from building a reference. The workflows are: annotating an unknown human dataset from a</w:t>
       </w:r>
       <w:r>
         <w:t xml:space="preserve"> </w:t>
@@ -269,7 +272,7 @@
           <w:b/>
           <w:bCs/>
         </w:rPr>
-        <w:t xml:space="preserve">broad→refined hand-off</w:t>
+        <w:t xml:space="preserve">broad→focused hand-off</w:t>
       </w:r>
       <w:r>
         <w:t xml:space="preserve"> </w:t>
@@ -307,7 +310,7 @@
         <w:t xml:space="preserve"> </w:t>
       </w:r>
       <w:r>
-        <w:t xml:space="preserve">— independent of reference size and cardinality — over a cached reference that is trained once and reused, at the lowest peak memory of the methods we carried to atlas scale (6.1 vs. 13.2 GB for the linear pipeline at 49k cells). The components are not unique: ProtoCloud provides uncertainty, gene attribution and a retraining-based refinement path, and</w:t>
+        <w:t xml:space="preserve">— independent of reference size and cardinality — over a cached reference that is trained once and reused, at the lowest peak memory of the methods we carried to atlas scale (6.1 vs. 13.2 GB for the linear pipeline at 49k cells). No part of this workflow is exclusive to actinn-jax: ProtoCloud provides uncertainty, gene attribution and a retraining-based refinement path, and</w:t>
       </w:r>
       <w:r>
         <w:t xml:space="preserve"> </w:t>
@@ -522,7 +525,7 @@
         <w:t xml:space="preserve"> </w:t>
       </w:r>
       <w:r>
-        <w:t xml:space="preserve">Several</w:t>
+        <w:t xml:space="preserve">The leading</w:t>
       </w:r>
       <w:r>
         <w:t xml:space="preserve"> </w:t>
@@ -724,13 +727,25 @@
         <w:t xml:space="preserve"> </w:t>
       </w:r>
       <w:r>
-        <w:t xml:space="preserve">We are adding one, and we think it earns</w:t>
-      </w:r>
-      <w:r>
-        <w:t xml:space="preserve"> </w:t>
-      </w:r>
-      <w:r>
-        <w:t xml:space="preserve">its place: the original ACTINN no longer installs or runs on current toolchains, and the</w:t>
+        <w:t xml:space="preserve">We are not concluding that the new method</w:t>
+      </w:r>
+      <w:r>
+        <w:t xml:space="preserve"> </w:t>
+      </w:r>
+      <w:r>
+        <w:t xml:space="preserve">wins. On accuracy it sits inside a four-way cluster it does not lead; the panel was assembled</w:t>
+      </w:r>
+      <w:r>
+        <w:t xml:space="preserve"> </w:t>
+      </w:r>
+      <w:r>
+        <w:t xml:space="preserve">to include the baselines most likely to beat it, and they do. What earns it a place is</w:t>
+      </w:r>
+      <w:r>
+        <w:t xml:space="preserve"> </w:t>
+      </w:r>
+      <w:r>
+        <w:t xml:space="preserve">narrower: the original ACTINN no longer installs or runs on current toolchains, and the</w:t>
       </w:r>
       <w:r>
         <w:t xml:space="preserve"> </w:t>
@@ -742,41 +757,7 @@
         <w:t xml:space="preserve"> </w:t>
       </w:r>
       <w:r>
-        <w:t xml:space="preserve">makes the multi-stage workflow of §3.4 practical on a laptop. What we are</w:t>
-      </w:r>
-      <w:r>
-        <w:t xml:space="preserve"> </w:t>
-      </w:r>
-      <w:r>
-        <w:rPr>
-          <w:i/>
-          <w:iCs/>
-        </w:rPr>
-        <w:t xml:space="preserve">not</w:t>
-      </w:r>
-      <w:r>
-        <w:t xml:space="preserve"> </w:t>
-      </w:r>
-      <w:r>
-        <w:t xml:space="preserve">doing is the</w:t>
-      </w:r>
-      <w:r>
-        <w:t xml:space="preserve"> </w:t>
-      </w:r>
-      <w:r>
-        <w:t xml:space="preserve">move that makes method papers hard to trust — concluding that the new method wins. It does</w:t>
-      </w:r>
-      <w:r>
-        <w:t xml:space="preserve"> </w:t>
-      </w:r>
-      <w:r>
-        <w:t xml:space="preserve">not: on accuracy it sits inside a four-way cluster it does not lead, the panel was assembled</w:t>
-      </w:r>
-      <w:r>
-        <w:t xml:space="preserve"> </w:t>
-      </w:r>
-      <w:r>
-        <w:t xml:space="preserve">to include the baselines most likely to beat it, and they do. A field already full of working</w:t>
+        <w:t xml:space="preserve">makes the multi-stage workflow of §3.4 practical on a laptop. A field already full of working</w:t>
       </w:r>
       <w:r>
         <w:t xml:space="preserve"> </w:t>
@@ -1038,7 +1019,7 @@
           <w:b/>
           <w:bCs/>
         </w:rPr>
-        <w:t xml:space="preserve">broad→refined hand-off</w:t>
+        <w:t xml:space="preserve">broad→focused hand-off</w:t>
       </w:r>
       <w:r>
         <w:t xml:space="preserve"> </w:t>
@@ -1152,13 +1133,19 @@
         <w:t xml:space="preserve"> </w:t>
       </w:r>
       <w:r>
-        <w:t xml:space="preserve">foundation-model embedding — which beats the embedding-derived hierarchy on the human</w:t>
-      </w:r>
-      <w:r>
-        <w:t xml:space="preserve"> </w:t>
-      </w:r>
-      <w:r>
-        <w:t xml:space="preserve">corpus it was validated against, and needs no GPU at any stage.</w:t>
+        <w:t xml:space="preserve">foundation-model embedding. On the human corpus where it was validated it beats having no</w:t>
+      </w:r>
+      <w:r>
+        <w:t xml:space="preserve"> </w:t>
+      </w:r>
+      <w:r>
+        <w:t xml:space="preserve">hierarchy at all (0.616 vs 0.547) and a random grouping of the same sizes (0.539), and it</w:t>
+      </w:r>
+      <w:r>
+        <w:t xml:space="preserve"> </w:t>
+      </w:r>
+      <w:r>
+        <w:t xml:space="preserve">needs no GPU at any stage.</w:t>
       </w:r>
     </w:p>
     <w:p>
@@ -1434,37 +1421,35 @@
         <w:pStyle w:val="FirstParagraph"/>
       </w:pPr>
       <w:r>
-        <w:t xml:space="preserve">The reimplementation reproduces the original’s accuracy to within repeat noise while being</w:t>
-      </w:r>
-      <w:r>
-        <w:t xml:space="preserve"> </w:t>
-      </w:r>
-      <w:r>
-        <w:rPr>
-          <w:b/>
-          <w:bCs/>
-        </w:rPr>
-        <w:t xml:space="preserve">substantially faster and lighter and, unlike the TensorFlow-1.x original, installable on</w:t>
-      </w:r>
-      <w:r>
-        <w:rPr>
-          <w:b/>
-          <w:bCs/>
-        </w:rPr>
-        <w:t xml:space="preserve"> </w:t>
-      </w:r>
-      <w:r>
-        <w:rPr>
-          <w:b/>
-          <w:bCs/>
-        </w:rPr>
-        <w:t xml:space="preserve">current Python/ML environments</w:t>
-      </w:r>
-      <w:r>
-        <w:t xml:space="preserve"> </w:t>
-      </w:r>
-      <w:r>
-        <w:t xml:space="preserve">— the original’s graph/session code no longer</w:t>
+        <w:t xml:space="preserve">The reimplementation reproduces the original’s accuracy to within repeat noise and, unlike the</w:t>
+      </w:r>
+      <w:r>
+        <w:t xml:space="preserve"> </w:t>
+      </w:r>
+      <w:r>
+        <w:t xml:space="preserve">TensorFlow-1.x original,</w:t>
+      </w:r>
+      <w:r>
+        <w:t xml:space="preserve"> </w:t>
+      </w:r>
+      <w:r>
+        <w:rPr>
+          <w:b/>
+          <w:bCs/>
+        </w:rPr>
+        <w:t xml:space="preserve">installs on current Python/ML environments</w:t>
+      </w:r>
+      <w:r>
+        <w:t xml:space="preserve"> </w:t>
+      </w:r>
+      <w:r>
+        <w:t xml:space="preserve">— the original’s</w:t>
+      </w:r>
+      <w:r>
+        <w:t xml:space="preserve"> </w:t>
+      </w:r>
+      <w:r>
+        <w:t xml:space="preserve">graph/session code no longer</w:t>
       </w:r>
       <w:r>
         <w:t xml:space="preserve"> </w:t>
@@ -3877,13 +3862,19 @@
           <w:b/>
           <w:bCs/>
         </w:rPr>
-        <w:t xml:space="preserve">peak RSS</w:t>
-      </w:r>
-      <w:r>
-        <w:t xml:space="preserve"> </w:t>
-      </w:r>
-      <w:r>
-        <w:t xml:space="preserve">(resident set size — the maximum physical memory the process held).</w:t>
+        <w:t xml:space="preserve">peak memory</w:t>
+      </w:r>
+      <w:r>
+        <w:t xml:space="preserve"> </w:t>
+      </w:r>
+      <w:r>
+        <w:t xml:space="preserve">(peak RSS, resident set size — the maximum physical memory the process</w:t>
+      </w:r>
+      <w:r>
+        <w:t xml:space="preserve"> </w:t>
+      </w:r>
+      <w:r>
+        <w:t xml:space="preserve">held).</w:t>
       </w:r>
     </w:p>
     <w:p>
@@ -3943,13 +3934,13 @@
         <w:t xml:space="preserve"> </w:t>
       </w:r>
       <w:r>
-        <w:t xml:space="preserve">is a right-lineage-wrong-depth call, which exact match scores as a total failure</w:t>
-      </w:r>
-      <w:r>
-        <w:t xml:space="preserve"> </w:t>
-      </w:r>
-      <w:r>
-        <w:t xml:space="preserve">and a working scientist would accept. It is the</w:t>
+        <w:t xml:space="preserve">is a right-lineage-wrong-depth call. Exact match scores it as a total failure; a</w:t>
+      </w:r>
+      <w:r>
+        <w:t xml:space="preserve"> </w:t>
+      </w:r>
+      <w:r>
+        <w:t xml:space="preserve">working scientist would accept it. It is the</w:t>
       </w:r>
       <w:r>
         <w:t xml:space="preserve"> </w:t>
@@ -4107,7 +4098,7 @@
         <w:t xml:space="preserve"> </w:t>
       </w:r>
       <w:r>
-        <w:t xml:space="preserve">flagged: reference and query use different label vocabularies there, so its exact accuracy is</w:t>
+        <w:t xml:space="preserve">flagged: reference and query use different label vocabularies there, so its exact-match accuracy is</w:t>
       </w:r>
       <w:r>
         <w:t xml:space="preserve"> </w:t>
@@ -4211,7 +4202,7 @@
         <w:pStyle w:val="BodyText"/>
       </w:pPr>
       <w:r>
-        <w:t xml:space="preserve">Resource accounting is per subprocess: fit and predict are timed separately and peak RSS is</w:t>
+        <w:t xml:space="preserve">Resource accounting is per subprocess: fit and predict are timed separately and peak memory is</w:t>
       </w:r>
       <w:r>
         <w:t xml:space="preserve"> </w:t>
@@ -4292,7 +4283,7 @@
         <w:t xml:space="preserve"> </w:t>
       </w:r>
       <w:r>
-        <w:t xml:space="preserve">driven by one command (S5 in the</w:t>
+        <w:t xml:space="preserve">driven by one command in the</w:t>
       </w:r>
       <w:r>
         <w:t xml:space="preserve"> </w:t>
@@ -4306,7 +4297,7 @@
         </w:r>
       </w:hyperlink>
       <w:r>
-        <w:t xml:space="preserve">).</w:t>
+        <w:t xml:space="preserve">.</w:t>
       </w:r>
     </w:p>
     <w:p>
@@ -5912,19 +5903,25 @@
         <w:t xml:space="preserve"> </w:t>
       </w:r>
       <w:r>
-        <w:t xml:space="preserve">excluded — its exact accuracy is a vocabulary artifact, see the † note below; means over all</w:t>
-      </w:r>
-      <w:r>
-        <w:t xml:space="preserve"> </w:t>
-      </w:r>
-      <w:r>
-        <w:t xml:space="preserve">six are ~0.08 lower for every method, with the identical ranking); macro-F1 and ontology are</w:t>
-      </w:r>
-      <w:r>
-        <w:t xml:space="preserve"> </w:t>
-      </w:r>
-      <w:r>
-        <w:t xml:space="preserve">means over all six; cost is the mean per query (Table 3):</w:t>
+        <w:t xml:space="preserve">excluded — its exact-match accuracy is a vocabulary artifact, see the † note below; means over all</w:t>
+      </w:r>
+      <w:r>
+        <w:t xml:space="preserve"> </w:t>
+      </w:r>
+      <w:r>
+        <w:t xml:space="preserve">six are ~0.08 lower for every method, and reorder only scArches and actinn-jax, by 0.0004);</w:t>
+      </w:r>
+      <w:r>
+        <w:t xml:space="preserve"> </w:t>
+      </w:r>
+      <w:r>
+        <w:t xml:space="preserve">macro-F1 is the mean over all six, ontology concordance the mean over the four datasets that</w:t>
+      </w:r>
+      <w:r>
+        <w:t xml:space="preserve"> </w:t>
+      </w:r>
+      <w:r>
+        <w:t xml:space="preserve">carry Cell Ontology ids; cost is the mean per query (Table 3):</w:t>
       </w:r>
     </w:p>
     <w:tbl>
@@ -5990,7 +5987,7 @@
               <w:jc w:val="right"/>
             </w:pPr>
             <w:r>
-              <w:t xml:space="preserve">ontology (6)</w:t>
+              <w:t xml:space="preserve">ontology (4)</w:t>
             </w:r>
           </w:p>
         </w:tc>
@@ -6030,7 +6027,7 @@
               <w:jc w:val="right"/>
             </w:pPr>
             <w:r>
-              <w:t xml:space="preserve">peak MB</w:t>
+              <w:t xml:space="preserve">peak mem (MB)</w:t>
             </w:r>
           </w:p>
         </w:tc>
@@ -7036,13 +7033,13 @@
         <w:t xml:space="preserve"> </w:t>
       </w:r>
       <w:r>
-        <w:t xml:space="preserve">shared-vocabulary datasets, macro-F1 and ontology concordance are means over all six, and cost</w:t>
-      </w:r>
-      <w:r>
-        <w:t xml:space="preserve"> </w:t>
-      </w:r>
-      <w:r>
-        <w:t xml:space="preserve">is the mean per query. Bold marks the best value in a column.</w:t>
+        <w:t xml:space="preserve">shared-vocabulary datasets, macro-F1 is the mean over all six, ontology concordance the mean</w:t>
+      </w:r>
+      <w:r>
+        <w:t xml:space="preserve"> </w:t>
+      </w:r>
+      <w:r>
+        <w:t xml:space="preserve">over the four datasets carrying Cell Ontology ids, and cost is the mean per query. Bold marks the best value in a column.</w:t>
       </w:r>
     </w:p>
     <w:p>
@@ -7068,7 +7065,7 @@
           <w:b/>
           <w:bCs/>
         </w:rPr>
-        <w:t xml:space="preserve">0.008 in accuracy, ~130× in predict time</w:t>
+        <w:t xml:space="preserve">0.008 in accuracy, ~260× in predict time</w:t>
       </w:r>
       <w:r>
         <w:t xml:space="preserve"> </w:t>
@@ -7114,13 +7111,13 @@
         <w:t xml:space="preserve"> </w:t>
       </w:r>
       <w:r>
-        <w:t xml:space="preserve">scale (6.1 vs 13.2 GB at 49k cells, §3.3). The two profiles suit different jobs: one-shot</w:t>
-      </w:r>
-      <w:r>
-        <w:t xml:space="preserve"> </w:t>
-      </w:r>
-      <w:r>
-        <w:t xml:space="preserve">labelling, versus a reference</w:t>
+        <w:t xml:space="preserve">scale (6.1 vs 13.2 GB at 49k cells, §4). The two profiles suit different jobs: one-shot</w:t>
+      </w:r>
+      <w:r>
+        <w:t xml:space="preserve"> </w:t>
+      </w:r>
+      <w:r>
+        <w:t xml:space="preserve">labeling, versus a reference</w:t>
       </w:r>
       <w:r>
         <w:t xml:space="preserve"> </w:t>
@@ -7139,7 +7136,7 @@
         <w:t xml:space="preserve"> </w:t>
       </w:r>
       <w:r>
-        <w:t xml:space="preserve">while the linear pipeline refits scaler/PCA/classifier for every query. ProtoCloud’s 146 s CPU</w:t>
+        <w:t xml:space="preserve">while the linear pipeline refits scaler/PCA/classifier for every query. ProtoCloud’s 176 s CPU</w:t>
       </w:r>
       <w:r>
         <w:t xml:space="preserve"> </w:t>
@@ -7175,13 +7172,13 @@
         <w:t xml:space="preserve"> </w:t>
       </w:r>
       <w:r>
-        <w:t xml:space="preserve">strings. They are scored by ontology concordance on the three datasets where reference and</w:t>
-      </w:r>
-      <w:r>
-        <w:t xml:space="preserve"> </w:t>
-      </w:r>
-      <w:r>
-        <w:t xml:space="preserve">query both carry CL ids, with actinn-jax on the same splits for reference:</w:t>
+        <w:t xml:space="preserve">strings. They are scored by ontology concordance on the three datasets where reference and query</w:t>
+      </w:r>
+      <w:r>
+        <w:t xml:space="preserve"> </w:t>
+      </w:r>
+      <w:r>
+        <w:t xml:space="preserve">both carry CL ids and share a vocabulary, with actinn-jax on the same splits for reference:</w:t>
       </w:r>
     </w:p>
     <w:tbl>
@@ -7476,7 +7473,7 @@
         <w:t xml:space="preserve"> </w:t>
       </w:r>
       <w:r>
-        <w:t xml:space="preserve">where reference and query both carry Cell Ontology ids — with reference-trained actinn-jax on</w:t>
+        <w:t xml:space="preserve">where reference and query both carry Cell Ontology ids and share a vocabulary — with reference-trained actinn-jax on</w:t>
       </w:r>
       <w:r>
         <w:t xml:space="preserve"> </w:t>
@@ -7534,7 +7531,7 @@
         <w:t xml:space="preserve"> </w:t>
       </w:r>
       <w:r>
-        <w:t xml:space="preserve">zero-shot foundation head — 0.700 against 0.218 on lung — and it sets up §3.4, where Azimuth</w:t>
+        <w:t xml:space="preserve">zero-shot foundation head — 0.700 against 0.201 on lung — and it sets up §3.4, where Azimuth</w:t>
       </w:r>
       <w:r>
         <w:t xml:space="preserve"> </w:t>
@@ -7633,7 +7630,7 @@
         <w:t xml:space="preserve"> </w:t>
       </w:r>
       <w:r>
-        <w:t xml:space="preserve">a real atlas (§5, S3), while scTOP is built for small,</w:t>
+        <w:t xml:space="preserve">a real atlas (§5), while scTOP is built for small,</w:t>
       </w:r>
       <w:r>
         <w:t xml:space="preserve"> </w:t>
@@ -7982,13 +7979,13 @@
         <w:t xml:space="preserve"> </w:t>
       </w:r>
       <w:r>
-        <w:t xml:space="preserve">dataset is 1–4 points. scmap-cluster is consistently the weakest (0.23 macro-F1 on</w:t>
-      </w:r>
-      <w:r>
-        <w:t xml:space="preserve"> </w:t>
-      </w:r>
-      <w:r>
-        <w:t xml:space="preserve">liver_cross).</w:t>
+        <w:t xml:space="preserve">dataset is 1–4 points. scmap-cluster is the weakest on accuracy and macro-F1 throughout (0.23 macro-F1 on</w:t>
+      </w:r>
+      <w:r>
+        <w:t xml:space="preserve"> </w:t>
+      </w:r>
+      <w:r>
+        <w:t xml:space="preserve">liver_cross), though not on ontology concordance.</w:t>
       </w:r>
     </w:p>
     <w:p>
@@ -8000,7 +7997,7 @@
           <w:b/>
           <w:bCs/>
         </w:rPr>
-        <w:t xml:space="preserve">† lung_cross exact accuracy (~0.35 for every method) is a label-vocabulary artifact, not</w:t>
+        <w:t xml:space="preserve">† lung_cross exact-match accuracy (~0.35 for every method) is a label-vocabulary artifact, not</w:t>
       </w:r>
       <w:r>
         <w:rPr>
@@ -8233,7 +8230,7 @@
           <w:b/>
           <w:bCs/>
         </w:rPr>
-        <w:t xml:space="preserve">cross-dataset exact accuracy between independently-annotated atlases is not a</w:t>
+        <w:t xml:space="preserve">cross-dataset exact-match accuracy between independently-annotated atlases is not a</w:t>
       </w:r>
       <w:r>
         <w:rPr>
@@ -8394,7 +8391,7 @@
         <w:t xml:space="preserve"> </w:t>
       </w:r>
       <w:r>
-        <w:t xml:space="preserve">linear pipeline on every dataset except lung — for 30–130× the inference cost. actinn-jax</w:t>
+        <w:t xml:space="preserve">linear pipeline on every dataset except lung — for 36–373× the predict time. actinn-jax</w:t>
       </w:r>
       <w:r>
         <w:t xml:space="preserve"> </w:t>
@@ -8507,7 +8504,7 @@
         <w:pStyle w:val="BodyText"/>
       </w:pPr>
       <w:r>
-        <w:t xml:space="preserve">Training time grows with reference size and with #cell types for all trained methods —</w:t>
+        <w:t xml:space="preserve">Fit time grows with reference size and with #cell types for all trained methods —</w:t>
       </w:r>
       <w:r>
         <w:t xml:space="preserve"> </w:t>
@@ -8525,7 +8522,13 @@
         <w:t xml:space="preserve"> </w:t>
       </w:r>
       <w:r>
-        <w:t xml:space="preserve">the sweep; kNN is lazy (fit is trivial but it pays at predict and is the least accurate).</w:t>
+        <w:t xml:space="preserve">the sweep; kNN does no work at fit time beyond storing the reference, so all of its cost lands on</w:t>
+      </w:r>
+      <w:r>
+        <w:t xml:space="preserve"> </w:t>
+      </w:r>
+      <w:r>
+        <w:t xml:space="preserve">predict, where it is also the least accurate method here.</w:t>
       </w:r>
     </w:p>
     <w:p>
@@ -8601,7 +8604,7 @@
         <w:t xml:space="preserve"> </w:t>
       </w:r>
       <w:r>
-        <w:t xml:space="preserve">per-method peak memory is reported from the isolated-subprocess matrix in §3.2.)</w:t>
+        <w:t xml:space="preserve">per-method peak memory is reported from the isolated-subprocess matrix in §3.1.)</w:t>
       </w:r>
     </w:p>
     <w:bookmarkEnd w:id="55"/>
@@ -8834,7 +8837,7 @@
           <w:i/>
           <w:iCs/>
         </w:rPr>
-        <w:t xml:space="preserve">Right of centre:</w:t>
+        <w:t xml:space="preserve">Right of center:</w:t>
       </w:r>
       <w:r>
         <w:t xml:space="preserve"> </w:t>
@@ -8881,7 +8884,7 @@
         <w:t xml:space="preserve"> </w:t>
       </w:r>
       <w:r>
-        <w:t xml:space="preserve">non-withheld studies. Abstention is off in all panels, so the numbers measure labelling</w:t>
+        <w:t xml:space="preserve">non-withheld studies. Abstention is off in all panels, so the numbers measure labeling</w:t>
       </w:r>
       <w:r>
         <w:t xml:space="preserve"> </w:t>
@@ -8933,7 +8936,7 @@
         <w:t xml:space="preserve"> </w:t>
       </w:r>
       <w:r>
-        <w:t xml:space="preserve">force-labeled (S9, and the smooth abstain curve of §3.5). This is the</w:t>
+        <w:t xml:space="preserve">force-labeled (§3.5). This is the</w:t>
       </w:r>
       <w:r>
         <w:t xml:space="preserve"> </w:t>
@@ -8981,7 +8984,7 @@
         <w:t xml:space="preserve"> </w:t>
       </w:r>
       <w:r>
-        <w:t xml:space="preserve">a Cell Ontology term — so labelling a corpus with it and training actinn-jax on those labels</w:t>
+        <w:t xml:space="preserve">a Cell Ontology term — so labeling a corpus with it and training actinn-jax on those labels</w:t>
       </w:r>
       <w:r>
         <w:t xml:space="preserve"> </w:t>
@@ -10073,13 +10076,13 @@
         <w:t xml:space="preserve"> </w:t>
       </w:r>
       <w:r>
-        <w:t xml:space="preserve">different queries, so the mouse numbers sit in the same regime as the human ones rather than</w:t>
-      </w:r>
-      <w:r>
-        <w:t xml:space="preserve"> </w:t>
-      </w:r>
-      <w:r>
-        <w:t xml:space="preserve">being comparable to them. Two limits apply. The ablation above was run</w:t>
+        <w:t xml:space="preserve">different queries, so the two sets of numbers fall in a similar range but are not a</w:t>
+      </w:r>
+      <w:r>
+        <w:t xml:space="preserve"> </w:t>
+      </w:r>
+      <w:r>
+        <w:t xml:space="preserve">head-to-head comparison. Two limits apply. The ablation above was run</w:t>
       </w:r>
       <w:r>
         <w:t xml:space="preserve"> </w:t>
@@ -10153,41 +10156,31 @@
         <w:t xml:space="preserve"> </w:t>
       </w:r>
       <w:r>
-        <w:t xml:space="preserve">For the tissue the broad pass identifies, a small</w:t>
-      </w:r>
-      <w:r>
-        <w:t xml:space="preserve"> </w:t>
-      </w:r>
-      <w:r>
-        <w:t xml:space="preserve">focused reference re-annotates at full resolution. The gain is large and it is the crux of</w:t>
-      </w:r>
-      <w:r>
-        <w:t xml:space="preserve"> </w:t>
-      </w:r>
-      <w:r>
-        <w:t xml:space="preserve">the workflow: on held-out</w:t>
-      </w:r>
-      <w:r>
-        <w:t xml:space="preserve"> </w:t>
-      </w:r>
-      <w:r>
-        <w:rPr>
-          <w:b/>
-          <w:bCs/>
-        </w:rPr>
-        <w:t xml:space="preserve">cross-study</w:t>
-      </w:r>
-      <w:r>
-        <w:t xml:space="preserve"> </w:t>
-      </w:r>
-      <w:r>
-        <w:t xml:space="preserve">liver cells, the broad census model scores</w:t>
-      </w:r>
-      <w:r>
-        <w:t xml:space="preserve"> </w:t>
-      </w:r>
-      <w:r>
-        <w:t xml:space="preserve">exact-CL</w:t>
+        <w:t xml:space="preserve">Returning to the human workflow: for the tissue the</w:t>
+      </w:r>
+      <w:r>
+        <w:t xml:space="preserve"> </w:t>
+      </w:r>
+      <w:r>
+        <w:t xml:space="preserve">broad pass identifies, a small</w:t>
+      </w:r>
+      <w:r>
+        <w:t xml:space="preserve"> </w:t>
+      </w:r>
+      <w:r>
+        <w:t xml:space="preserve">focused reference re-annotates at full resolution. Holding out a whole HLiCA</w:t>
+      </w:r>
+      <w:r>
+        <w:t xml:space="preserve"> </w:t>
+      </w:r>
+      <w:r>
+        <w:t xml:space="preserve">study (56,545 cells, a different research center’s protocol), the broad census model scores</w:t>
+      </w:r>
+      <w:r>
+        <w:t xml:space="preserve"> </w:t>
+      </w:r>
+      <w:r>
+        <w:t xml:space="preserve">exact-match</w:t>
       </w:r>
       <w:r>
         <w:t xml:space="preserve"> </w:t>
@@ -10226,7 +10219,7 @@
           <w:b/>
           <w:bCs/>
         </w:rPr>
-        <w:t xml:space="preserve">48-type HLiCA liver</w:t>
+        <w:t xml:space="preserve">38-type HLiCA liver</w:t>
       </w:r>
       <w:r>
         <w:t xml:space="preserve"> </w:t>
@@ -10267,16 +10260,7 @@
         <w:t xml:space="preserve">0.72 / 0.86</w:t>
       </w:r>
       <w:r>
-        <w:t xml:space="preserve"> </w:t>
-      </w:r>
-      <w:r>
-        <w:t xml:space="preserve">(S11,</w:t>
-      </w:r>
-      <w:r>
-        <w:t xml:space="preserve"> </w:t>
-      </w:r>
-      <w:r>
-        <w:t xml:space="preserve">S12). Refinement is where fine-grained accuracy comes</w:t>
+        <w:t xml:space="preserve">. Refinement is where fine-grained accuracy comes</w:t>
       </w:r>
       <w:r>
         <w:t xml:space="preserve"> </w:t>
@@ -10409,7 +10393,7 @@
         <w:t xml:space="preserve"> </w:t>
       </w:r>
       <w:r>
-        <w:t xml:space="preserve">coarse call would add only</w:t>
+        <w:t xml:space="preserve">broad call would add only</w:t>
       </w:r>
       <w:r>
         <w:t xml:space="preserve"> </w:t>
@@ -10445,13 +10429,13 @@
         <w:t xml:space="preserve"> </w:t>
       </w:r>
       <w:r>
-        <w:t xml:space="preserve">model to contribute; its value is choosing which focused reference to load and covering cells</w:t>
-      </w:r>
-      <w:r>
-        <w:t xml:space="preserve"> </w:t>
-      </w:r>
-      <w:r>
-        <w:t xml:space="preserve">none of them claims.</w:t>
+        <w:t xml:space="preserve">model to contribute; its value is choosing which focused reference to load, and catching cells</w:t>
+      </w:r>
+      <w:r>
+        <w:t xml:space="preserve"> </w:t>
+      </w:r>
+      <w:r>
+        <w:t xml:space="preserve">that fall outside every focused reference’s scope.</w:t>
       </w:r>
     </w:p>
     <w:p>
@@ -10482,10 +10466,7 @@
         <w:t xml:space="preserve">foundation-model-guided coarse→fine hierarchy</w:t>
       </w:r>
       <w:r>
-        <w:t xml:space="preserve"> </w:t>
-      </w:r>
-      <w:r>
-        <w:t xml:space="preserve">(S14, S15): a foundation model discovers</w:t>
+        <w:t xml:space="preserve">: a foundation model discovers</w:t>
       </w:r>
       <w:r>
         <w:t xml:space="preserve"> </w:t>
@@ -10543,13 +10524,13 @@
         <w:t xml:space="preserve">resolution</w:t>
       </w:r>
       <w:r>
-        <w:t xml:space="preserve">: the same machinery resolves hepatocyte zonation (portal→central) at ~0.99</w:t>
-      </w:r>
-      <w:r>
-        <w:t xml:space="preserve"> </w:t>
-      </w:r>
-      <w:r>
-        <w:t xml:space="preserve">within-one-zone, generalizing across donors and datasets — a</w:t>
+        <w:t xml:space="preserve">: the same machinery resolves hepatocyte zonation (portal→central) at 0.99</w:t>
+      </w:r>
+      <w:r>
+        <w:t xml:space="preserve"> </w:t>
+      </w:r>
+      <w:r>
+        <w:t xml:space="preserve">within-one-zone across held-out donors, and 0.88–0.92 transferring between datasets — a</w:t>
       </w:r>
       <w:r>
         <w:t xml:space="preserve"> </w:t>
@@ -10962,7 +10943,7 @@
           <w:b/>
           <w:bCs/>
         </w:rPr>
-        <w:t xml:space="preserve">exact accuracy 0.029 / ontology concordance 0.201, taking 62 s for 2,694 query</w:t>
+        <w:t xml:space="preserve">exact-match accuracy 0.029 / ontology concordance 0.201, taking 62 s for 2,694 query</w:t>
       </w:r>
       <w:r>
         <w:rPr>
@@ -11394,7 +11375,7 @@
               <w:jc w:val="right"/>
             </w:pPr>
             <w:r>
-              <w:t xml:space="preserve">peak RSS</w:t>
+              <w:t xml:space="preserve">peak mem</w:t>
             </w:r>
           </w:p>
         </w:tc>
@@ -12128,7 +12109,7 @@
         <w:t xml:space="preserve"> </w:t>
       </w:r>
       <w:r>
-        <w:t xml:space="preserve">marks the four components we contributed.</w:t>
+        <w:t xml:space="preserve">marks the five components we contributed.</w:t>
       </w:r>
       <w:r>
         <w:t xml:space="preserve"> </w:t>
@@ -12343,7 +12324,7 @@
         <w:t xml:space="preserve"> </w:t>
       </w:r>
       <w:r>
-        <w:t xml:space="preserve">change of feature budget — which is the case for reporting both panels rather than picking</w:t>
+        <w:t xml:space="preserve">change of feature budget — which is why we report both panels rather than picking</w:t>
       </w:r>
       <w:r>
         <w:t xml:space="preserve"> </w:t>
@@ -12366,7 +12347,7 @@
         <w:t xml:space="preserve"> </w:t>
       </w:r>
       <w:r>
-        <w:t xml:space="preserve">is worth noting separately: it takes macro-F1 (0.689) from fifth on</w:t>
+        <w:t xml:space="preserve">takes macro-F1 (0.689) from fifth on</w:t>
       </w:r>
       <w:r>
         <w:t xml:space="preserve"> </w:t>
@@ -12390,7 +12371,7 @@
           <w:b/>
           <w:bCs/>
         </w:rPr>
-        <w:t xml:space="preserve">scTOP fails on two of the six.</w:t>
+        <w:t xml:space="preserve">scTOP collapses on two of the six and is weak on a third.</w:t>
       </w:r>
       <w:r>
         <w:t xml:space="preserve"> </w:t>
@@ -12402,13 +12383,13 @@
         <w:t xml:space="preserve"> </w:t>
       </w:r>
       <w:r>
-        <w:t xml:space="preserve">uniformly weak result but two collapses inside four ordinary ones: 0.124 on gtex_v9 and</w:t>
-      </w:r>
-      <w:r>
-        <w:t xml:space="preserve"> </w:t>
-      </w:r>
-      <w:r>
-        <w:t xml:space="preserve">0.042 on tabula_sapiens against 0.90–0.99 elsewhere. Open Problems hands every method 1,000</w:t>
+        <w:t xml:space="preserve">uniformly weak result but 0.042 on tabula_sapiens, 0.124 on gtex_v9 and 0.495 on</w:t>
+      </w:r>
+      <w:r>
+        <w:t xml:space="preserve"> </w:t>
+      </w:r>
+      <w:r>
+        <w:t xml:space="preserve">immune_cell_atlas against 0.90–0.99 on the other three. Open Problems hands every method 1,000</w:t>
       </w:r>
       <w:r>
         <w:t xml:space="preserve"> </w:t>
@@ -12942,13 +12923,13 @@
         <w:t xml:space="preserve"> </w:t>
       </w:r>
       <w:r>
-        <w:t xml:space="preserve">The five leading methods are</w:t>
-      </w:r>
-      <w:r>
-        <w:t xml:space="preserve"> </w:t>
-      </w:r>
-      <w:r>
-        <w:t xml:space="preserve">separated by 0.008 in mean accuracy and by ~130× in inference time (§3.1), so for most</w:t>
+        <w:t xml:space="preserve">The four leading methods are</w:t>
+      </w:r>
+      <w:r>
+        <w:t xml:space="preserve"> </w:t>
+      </w:r>
+      <w:r>
+        <w:t xml:space="preserve">separated by 0.008 in mean accuracy and by ~260× in predict time (§3.1), so for most</w:t>
       </w:r>
       <w:r>
         <w:t xml:space="preserve"> </w:t>
@@ -12960,7 +12941,7 @@
         <w:t xml:space="preserve"> </w:t>
       </w:r>
       <w:r>
-        <w:t xml:space="preserve">linear pipeline is the best of them on accuracy-per-second (0.839, fitting in 4.0 s); at</w:t>
+        <w:t xml:space="preserve">linear pipeline is the best of them on accuracy-per-second (0.839, fitting in 3.0 s); at</w:t>
       </w:r>
       <w:r>
         <w:t xml:space="preserve"> </w:t>
@@ -12984,7 +12965,7 @@
         <w:t xml:space="preserve"> </w:t>
       </w:r>
       <w:r>
-        <w:t xml:space="preserve">matter for repeated use rather than for a single labelling run.</w:t>
+        <w:t xml:space="preserve">matter for repeated use rather than for a single labeling run.</w:t>
       </w:r>
     </w:p>
     <w:p>
@@ -13030,7 +13011,7 @@
         <w:t xml:space="preserve"> </w:t>
       </w:r>
       <w:r>
-        <w:t xml:space="preserve">one. Peak memory is unremarkable on small references (2.1 GB mean — seven of the ten other</w:t>
+        <w:t xml:space="preserve">one. Peak memory is unremarkable on small references (2.4 GB mean — seven of the ten other</w:t>
       </w:r>
       <w:r>
         <w:t xml:space="preserve"> </w:t>
@@ -13113,7 +13094,7 @@
           <w:b/>
           <w:bCs/>
         </w:rPr>
-        <w:t xml:space="preserve">large→refined</w:t>
+        <w:t xml:space="preserve">broad→focused</w:t>
       </w:r>
       <w:r>
         <w:t xml:space="preserve"> </w:t>
@@ -13179,77 +13160,7 @@
         <w:t xml:space="preserve"> </w:t>
       </w:r>
       <w:r>
-        <w:t xml:space="preserve">actinn-jax trails on small references and very-few-cells-per-type</w:t>
-      </w:r>
-      <w:r>
-        <w:t xml:space="preserve"> </w:t>
-      </w:r>
-      <w:r>
-        <w:t xml:space="preserve">sets (§3.1, §5), and — a finding from the OP analysis — it is sensitive to input budget under</w:t>
-      </w:r>
-      <w:r>
-        <w:t xml:space="preserve"> </w:t>
-      </w:r>
-      <w:r>
-        <w:t xml:space="preserve">domain shift: more genes help most datasets but overfit a tiny, fine-grained, shifted query</w:t>
-      </w:r>
-      <w:r>
-        <w:t xml:space="preserve"> </w:t>
-      </w:r>
-      <w:r>
-        <w:t xml:space="preserve">(tabula_sapiens). The two cheapest levers are principled and label-free:</w:t>
-      </w:r>
-      <w:r>
-        <w:t xml:space="preserve"> </w:t>
-      </w:r>
-      <w:r>
-        <w:rPr>
-          <w:b/>
-          <w:bCs/>
-        </w:rPr>
-        <w:t xml:space="preserve">standardization</w:t>
-      </w:r>
-      <w:r>
-        <w:t xml:space="preserve"> </w:t>
-      </w:r>
-      <w:r>
-        <w:t xml:space="preserve">(a scArches-style domain alignment) and a</w:t>
-      </w:r>
-      <w:r>
-        <w:t xml:space="preserve"> </w:t>
-      </w:r>
-      <w:r>
-        <w:rPr>
-          <w:b/>
-          <w:bCs/>
-        </w:rPr>
-        <w:t xml:space="preserve">gene budget chosen by</w:t>
-      </w:r>
-      <w:r>
-        <w:rPr>
-          <w:b/>
-          <w:bCs/>
-        </w:rPr>
-        <w:t xml:space="preserve"> </w:t>
-      </w:r>
-      <w:r>
-        <w:rPr>
-          <w:b/>
-          <w:bCs/>
-        </w:rPr>
-        <w:t xml:space="preserve">cross-validation on the reference alone</w:t>
-      </w:r>
-      <w:r>
-        <w:t xml:space="preserve"> </w:t>
-      </w:r>
-      <w:r>
-        <w:t xml:space="preserve">both improve the model without peeking at test labels, and at a fair gene budget</w:t>
-      </w:r>
-      <w:r>
-        <w:t xml:space="preserve"> </w:t>
-      </w:r>
-      <w:r>
-        <w:t xml:space="preserve">the gene-space MLP</w:t>
+        <w:t xml:space="preserve">Much of what looked like a deficit of the</w:t>
       </w:r>
       <w:r>
         <w:t xml:space="preserve"> </w:t>
@@ -13259,19 +13170,44 @@
           <w:i/>
           <w:iCs/>
         </w:rPr>
-        <w:t xml:space="preserve">matches the leaderboard’s top method</w:t>
-      </w:r>
-      <w:r>
-        <w:t xml:space="preserve"> </w:t>
-      </w:r>
-      <w:r>
-        <w:t xml:space="preserve">on the datasets both complete —</w:t>
-      </w:r>
-      <w:r>
-        <w:t xml:space="preserve"> </w:t>
-      </w:r>
-      <w:r>
-        <w:t xml:space="preserve">In other words, much of what looked like a deficit of the</w:t>
+        <w:t xml:space="preserve">model</w:t>
+      </w:r>
+      <w:r>
+        <w:t xml:space="preserve"> </w:t>
+      </w:r>
+      <w:r>
+        <w:t xml:space="preserve">on Open Problems</w:t>
+      </w:r>
+      <w:r>
+        <w:t xml:space="preserve"> </w:t>
+      </w:r>
+      <w:r>
+        <w:t xml:space="preserve">was a deficit of its</w:t>
+      </w:r>
+      <w:r>
+        <w:t xml:space="preserve"> </w:t>
+      </w:r>
+      <w:r>
+        <w:rPr>
+          <w:b/>
+          <w:bCs/>
+        </w:rPr>
+        <w:t xml:space="preserve">input</w:t>
+      </w:r>
+      <w:r>
+        <w:t xml:space="preserve">. The benchmark hands every method 1,000 highly variable genes,</w:t>
+      </w:r>
+      <w:r>
+        <w:t xml:space="preserve"> </w:t>
+      </w:r>
+      <w:r>
+        <w:t xml:space="preserve">a far harsher constraint on a model reading gene space directly than on one that learns a</w:t>
+      </w:r>
+      <w:r>
+        <w:t xml:space="preserve"> </w:t>
+      </w:r>
+      <w:r>
+        <w:t xml:space="preserve">compressed representation first, and at a fair gene budget the gene-space MLP</w:t>
       </w:r>
       <w:r>
         <w:t xml:space="preserve"> </w:t>
@@ -13281,138 +13217,13 @@
           <w:i/>
           <w:iCs/>
         </w:rPr>
-        <w:t xml:space="preserve">model</w:t>
-      </w:r>
-      <w:r>
-        <w:t xml:space="preserve"> </w:t>
-      </w:r>
-      <w:r>
-        <w:t xml:space="preserve">was a deficit of its</w:t>
-      </w:r>
-      <w:r>
-        <w:t xml:space="preserve"> </w:t>
-      </w:r>
-      <w:r>
-        <w:rPr>
-          <w:b/>
-          <w:bCs/>
-        </w:rPr>
-        <w:t xml:space="preserve">input</w:t>
-      </w:r>
-      <w:r>
-        <w:t xml:space="preserve">: the benchmark hands every method 1,000 highly variable genes, which is a far</w:t>
-      </w:r>
-      <w:r>
-        <w:t xml:space="preserve"> </w:t>
-      </w:r>
-      <w:r>
-        <w:t xml:space="preserve">harsher constraint on a model reading gene space directly than on one that learns a</w:t>
-      </w:r>
-      <w:r>
-        <w:t xml:space="preserve"> </w:t>
-      </w:r>
-      <w:r>
-        <w:t xml:space="preserve">compressed representation first. Widen the gene panel and most of the gap closes — so the</w:t>
-      </w:r>
-      <w:r>
-        <w:t xml:space="preserve"> </w:t>
-      </w:r>
-      <w:r>
-        <w:t xml:space="preserve">quantity being measured was partly</w:t>
-      </w:r>
-      <w:r>
-        <w:t xml:space="preserve"> </w:t>
-      </w:r>
-      <w:r>
-        <w:t xml:space="preserve">“how well does each method tolerate a narrow input”</w:t>
-      </w:r>
-      <w:r>
-        <w:t xml:space="preserve">,</w:t>
-      </w:r>
-      <w:r>
-        <w:t xml:space="preserve"> </w:t>
-      </w:r>
-      <w:r>
-        <w:t xml:space="preserve">not</w:t>
-      </w:r>
-      <w:r>
-        <w:t xml:space="preserve"> </w:t>
-      </w:r>
-      <w:r>
-        <w:t xml:space="preserve">“which model class is stronger”</w:t>
-      </w:r>
-      <w:r>
-        <w:t xml:space="preserve">.</w:t>
-      </w:r>
-    </w:p>
-    <w:p>
-      <w:pPr>
-        <w:pStyle w:val="BodyText"/>
-      </w:pPr>
+        <w:t xml:space="preserve">matches the</w:t>
+      </w:r>
       <w:r>
         <w:rPr>
           <w:i/>
           <w:iCs/>
         </w:rPr>
-        <w:t xml:space="preserve">Foundation models.</w:t>
-      </w:r>
-      <w:r>
-        <w:t xml:space="preserve"> </w:t>
-      </w:r>
-      <w:r>
-        <w:t xml:space="preserve">Their</w:t>
-      </w:r>
-      <w:r>
-        <w:t xml:space="preserve"> </w:t>
-      </w:r>
-      <w:r>
-        <w:rPr>
-          <w:b/>
-          <w:bCs/>
-        </w:rPr>
-        <w:t xml:space="preserve">zero-shot labels</w:t>
-      </w:r>
-      <w:r>
-        <w:t xml:space="preserve"> </w:t>
-      </w:r>
-      <w:r>
-        <w:t xml:space="preserve">are the weakest option in both benchmarks</w:t>
-      </w:r>
-      <w:r>
-        <w:t xml:space="preserve"> </w:t>
-      </w:r>
-      <w:r>
-        <w:t xml:space="preserve">(scPRINT, scGPT, UCE ≈ random); their</w:t>
-      </w:r>
-      <w:r>
-        <w:t xml:space="preserve"> </w:t>
-      </w:r>
-      <w:r>
-        <w:rPr>
-          <w:b/>
-          <w:bCs/>
-        </w:rPr>
-        <w:t xml:space="preserve">embeddings/structure</w:t>
-      </w:r>
-      <w:r>
-        <w:t xml:space="preserve"> </w:t>
-      </w:r>
-      <w:r>
-        <w:t xml:space="preserve">are where the value lies, and</w:t>
-      </w:r>
-      <w:r>
-        <w:t xml:space="preserve"> </w:t>
-      </w:r>
-      <w:r>
-        <w:t xml:space="preserve">our two-stage hierarchy uses exactly that. A cheap CPU shortcut to a foundation-model</w:t>
-      </w:r>
-      <w:r>
-        <w:t xml:space="preserve"> </w:t>
-      </w:r>
-      <w:r>
-        <w:t xml:space="preserve">representation (protein-embedding pooling) did</w:t>
-      </w:r>
-      <w:r>
         <w:t xml:space="preserve"> </w:t>
       </w:r>
       <w:r>
@@ -13420,95 +13231,115 @@
           <w:i/>
           <w:iCs/>
         </w:rPr>
-        <w:t xml:space="preserve">not</w:t>
-      </w:r>
-      <w:r>
-        <w:t xml:space="preserve"> </w:t>
-      </w:r>
-      <w:r>
-        <w:t xml:space="preserve">transfer (§3.7), underscoring that the</w:t>
-      </w:r>
-      <w:r>
-        <w:t xml:space="preserve"> </w:t>
-      </w:r>
-      <w:r>
-        <w:t xml:space="preserve">value is in the trained transformer, not a portable trick. The concurrent</w:t>
-      </w:r>
-      <w:r>
-        <w:t xml:space="preserve"> </w:t>
-      </w:r>
-      <w:r>
-        <w:rPr>
-          <w:b/>
-          <w:bCs/>
-        </w:rPr>
-        <w:t xml:space="preserve">Pan-human</w:t>
-      </w:r>
-      <w:r>
-        <w:rPr>
-          <w:b/>
-          <w:bCs/>
-        </w:rPr>
-        <w:t xml:space="preserve"> </w:t>
-      </w:r>
-      <w:r>
-        <w:rPr>
-          <w:b/>
-          <w:bCs/>
-        </w:rPr>
-        <w:t xml:space="preserve">Azimuth</w:t>
-      </w:r>
-      <w:r>
-        <w:t xml:space="preserve"> </w:t>
-      </w:r>
-      <w:r>
-        <w:t xml:space="preserve">effort reaches the same conclusion from a far larger curated corpus: a</w:t>
-      </w:r>
-      <w:r>
-        <w:t xml:space="preserve"> </w:t>
-      </w:r>
-      <w:r>
-        <w:t xml:space="preserve">7M-parameter supervised hierarchical MLP over a 5,055-gene panel yields cleaner annotations</w:t>
-      </w:r>
-      <w:r>
-        <w:t xml:space="preserve"> </w:t>
-      </w:r>
-      <w:r>
-        <w:t xml:space="preserve">than scGPT and SCimilarity, whose labels they find fragmented and mis-transferred. Their</w:t>
-      </w:r>
-      <w:r>
-        <w:t xml:space="preserve"> </w:t>
-      </w:r>
-      <w:r>
-        <w:t xml:space="preserve">stated theme — that training-data quality and organization matter as much as architecture or</w:t>
-      </w:r>
-      <w:r>
-        <w:t xml:space="preserve"> </w:t>
-      </w:r>
-      <w:r>
-        <w:t xml:space="preserve">scale — and their finding that accuracy</w:t>
-      </w:r>
-      <w:r>
-        <w:t xml:space="preserve"> </w:t>
-      </w:r>
-      <w:r>
-        <w:rPr>
-          <w:b/>
-          <w:bCs/>
-        </w:rPr>
-        <w:t xml:space="preserve">saturates past ~5M training cells</w:t>
-      </w:r>
-      <w:r>
-        <w:t xml:space="preserve"> </w:t>
-      </w:r>
-      <w:r>
-        <w:t xml:space="preserve">are independent support, from a group with</w:t>
-      </w:r>
-      <w:r>
-        <w:t xml:space="preserve"> </w:t>
-      </w:r>
-      <w:r>
-        <w:t xml:space="preserve">no stake in our conclusion, for both halves of our reading.</w:t>
+        <w:t xml:space="preserve">leaderboard’s top method</w:t>
+      </w:r>
+      <w:r>
+        <w:t xml:space="preserve"> </w:t>
+      </w:r>
+      <w:r>
+        <w:t xml:space="preserve">on the datasets both complete. Widen the gene panel and most of the</w:t>
+      </w:r>
+      <w:r>
+        <w:t xml:space="preserve"> </w:t>
+      </w:r>
+      <w:r>
+        <w:t xml:space="preserve">gap closes, so the quantity being measured was partly</w:t>
+      </w:r>
+      <w:r>
+        <w:t xml:space="preserve"> </w:t>
+      </w:r>
+      <w:r>
+        <w:t xml:space="preserve">“how well does each method tolerate a</w:t>
+      </w:r>
+      <w:r>
+        <w:t xml:space="preserve"> </w:t>
+      </w:r>
+      <w:r>
+        <w:t xml:space="preserve">narrow input”</w:t>
+      </w:r>
+      <w:r>
+        <w:t xml:space="preserve">, not</w:t>
+      </w:r>
+      <w:r>
+        <w:t xml:space="preserve"> </w:t>
+      </w:r>
+      <w:r>
+        <w:t xml:space="preserve">“which model class is stronger”</w:t>
+      </w:r>
+      <w:r>
+        <w:t xml:space="preserve">.</w:t>
+      </w:r>
+    </w:p>
+    <w:p>
+      <w:pPr>
+        <w:pStyle w:val="BodyText"/>
+      </w:pPr>
+      <w:r>
+        <w:t xml:space="preserve">The genuine weaknesses are narrower. actinn-jax trails on small references and</w:t>
+      </w:r>
+      <w:r>
+        <w:t xml:space="preserve"> </w:t>
+      </w:r>
+      <w:r>
+        <w:t xml:space="preserve">very-few-cells-per-type sets (§3.1, §5), and it is sensitive to input budget under domain</w:t>
+      </w:r>
+      <w:r>
+        <w:t xml:space="preserve"> </w:t>
+      </w:r>
+      <w:r>
+        <w:t xml:space="preserve">shift: more genes help most datasets but overfit a tiny, fine-grained, shifted query</w:t>
+      </w:r>
+      <w:r>
+        <w:t xml:space="preserve"> </w:t>
+      </w:r>
+      <w:r>
+        <w:t xml:space="preserve">(tabula_sapiens). The two cheapest levers are principled and label-free —</w:t>
+      </w:r>
+      <w:r>
+        <w:t xml:space="preserve"> </w:t>
+      </w:r>
+      <w:r>
+        <w:rPr>
+          <w:b/>
+          <w:bCs/>
+        </w:rPr>
+        <w:t xml:space="preserve">standardization</w:t>
+      </w:r>
+      <w:r>
+        <w:t xml:space="preserve"> </w:t>
+      </w:r>
+      <w:r>
+        <w:t xml:space="preserve">(a scArches-style domain alignment) and a</w:t>
+      </w:r>
+      <w:r>
+        <w:t xml:space="preserve"> </w:t>
+      </w:r>
+      <w:r>
+        <w:rPr>
+          <w:b/>
+          <w:bCs/>
+        </w:rPr>
+        <w:t xml:space="preserve">gene budget chosen by cross-validation on the</w:t>
+      </w:r>
+      <w:r>
+        <w:rPr>
+          <w:b/>
+          <w:bCs/>
+        </w:rPr>
+        <w:t xml:space="preserve"> </w:t>
+      </w:r>
+      <w:r>
+        <w:rPr>
+          <w:b/>
+          <w:bCs/>
+        </w:rPr>
+        <w:t xml:space="preserve">reference alone</w:t>
+      </w:r>
+      <w:r>
+        <w:t xml:space="preserve"> </w:t>
+      </w:r>
+      <w:r>
+        <w:t xml:space="preserve">— and neither peeks at test labels.</w:t>
       </w:r>
     </w:p>
     <w:p>
@@ -13520,6 +13351,190 @@
           <w:i/>
           <w:iCs/>
         </w:rPr>
+        <w:t xml:space="preserve">Foundation models.</w:t>
+      </w:r>
+      <w:r>
+        <w:t xml:space="preserve"> </w:t>
+      </w:r>
+      <w:r>
+        <w:t xml:space="preserve">Their</w:t>
+      </w:r>
+      <w:r>
+        <w:t xml:space="preserve"> </w:t>
+      </w:r>
+      <w:r>
+        <w:rPr>
+          <w:b/>
+          <w:bCs/>
+        </w:rPr>
+        <w:t xml:space="preserve">zero-shot labels</w:t>
+      </w:r>
+      <w:r>
+        <w:t xml:space="preserve"> </w:t>
+      </w:r>
+      <w:r>
+        <w:t xml:space="preserve">are the weakest option in both benchmarks</w:t>
+      </w:r>
+      <w:r>
+        <w:t xml:space="preserve"> </w:t>
+      </w:r>
+      <w:r>
+        <w:t xml:space="preserve">(scPRINT, scGPT, UCE ≈ random); their</w:t>
+      </w:r>
+      <w:r>
+        <w:t xml:space="preserve"> </w:t>
+      </w:r>
+      <w:r>
+        <w:rPr>
+          <w:b/>
+          <w:bCs/>
+        </w:rPr>
+        <w:t xml:space="preserve">embeddings/structure</w:t>
+      </w:r>
+      <w:r>
+        <w:t xml:space="preserve"> </w:t>
+      </w:r>
+      <w:r>
+        <w:t xml:space="preserve">are where the value lies, and</w:t>
+      </w:r>
+      <w:r>
+        <w:t xml:space="preserve"> </w:t>
+      </w:r>
+      <w:r>
+        <w:t xml:space="preserve">our two-stage hierarchy uses exactly that. A cheap CPU shortcut to a foundation-model</w:t>
+      </w:r>
+      <w:r>
+        <w:t xml:space="preserve"> </w:t>
+      </w:r>
+      <w:r>
+        <w:t xml:space="preserve">representation (protein-embedding pooling) did</w:t>
+      </w:r>
+      <w:r>
+        <w:t xml:space="preserve"> </w:t>
+      </w:r>
+      <w:r>
+        <w:rPr>
+          <w:i/>
+          <w:iCs/>
+        </w:rPr>
+        <w:t xml:space="preserve">not</w:t>
+      </w:r>
+      <w:r>
+        <w:t xml:space="preserve"> </w:t>
+      </w:r>
+      <w:r>
+        <w:t xml:space="preserve">transfer (§3.7), underscoring that the</w:t>
+      </w:r>
+      <w:r>
+        <w:t xml:space="preserve"> </w:t>
+      </w:r>
+      <w:r>
+        <w:t xml:space="preserve">value is in the trained transformer, not a portable trick. The concurrent</w:t>
+      </w:r>
+      <w:r>
+        <w:t xml:space="preserve"> </w:t>
+      </w:r>
+      <w:r>
+        <w:rPr>
+          <w:b/>
+          <w:bCs/>
+        </w:rPr>
+        <w:t xml:space="preserve">Pan-human</w:t>
+      </w:r>
+      <w:r>
+        <w:rPr>
+          <w:b/>
+          <w:bCs/>
+        </w:rPr>
+        <w:t xml:space="preserve"> </w:t>
+      </w:r>
+      <w:r>
+        <w:rPr>
+          <w:b/>
+          <w:bCs/>
+        </w:rPr>
+        <w:t xml:space="preserve">Azimuth</w:t>
+      </w:r>
+      <w:r>
+        <w:t xml:space="preserve"> </w:t>
+      </w:r>
+      <w:r>
+        <w:t xml:space="preserve">effort reaches the same conclusion from a far larger curated corpus. Their</w:t>
+      </w:r>
+      <w:r>
+        <w:t xml:space="preserve"> </w:t>
+      </w:r>
+      <w:r>
+        <w:t xml:space="preserve">7M-parameter supervised hierarchical MLP over a 5,055-gene panel yields cleaner annotations</w:t>
+      </w:r>
+      <w:r>
+        <w:t xml:space="preserve"> </w:t>
+      </w:r>
+      <w:r>
+        <w:t xml:space="preserve">than scGPT and SCimilarity; they report those models’ labels as fragmented and</w:t>
+      </w:r>
+      <w:r>
+        <w:t xml:space="preserve"> </w:t>
+      </w:r>
+      <w:r>
+        <w:t xml:space="preserve">mis-transferred. Their</w:t>
+      </w:r>
+      <w:r>
+        <w:t xml:space="preserve"> </w:t>
+      </w:r>
+      <w:r>
+        <w:t xml:space="preserve">stated theme — that training-data quality and organization matter as much as architecture or</w:t>
+      </w:r>
+      <w:r>
+        <w:t xml:space="preserve"> </w:t>
+      </w:r>
+      <w:r>
+        <w:t xml:space="preserve">scale — and their finding that accuracy</w:t>
+      </w:r>
+      <w:r>
+        <w:t xml:space="preserve"> </w:t>
+      </w:r>
+      <w:r>
+        <w:rPr>
+          <w:b/>
+          <w:bCs/>
+        </w:rPr>
+        <w:t xml:space="preserve">saturates past ~5M training cells</w:t>
+      </w:r>
+      <w:r>
+        <w:t xml:space="preserve"> </w:t>
+      </w:r>
+      <w:r>
+        <w:t xml:space="preserve">are independent support, from a group with</w:t>
+      </w:r>
+      <w:r>
+        <w:t xml:space="preserve"> </w:t>
+      </w:r>
+      <w:r>
+        <w:t xml:space="preserve">no stake in our conclusion, for our two claims: that training-data quality and organization</w:t>
+      </w:r>
+      <w:r>
+        <w:t xml:space="preserve"> </w:t>
+      </w:r>
+      <w:r>
+        <w:t xml:space="preserve">matter as much as model architecture, and that zero-shot foundation-model labels are the</w:t>
+      </w:r>
+      <w:r>
+        <w:t xml:space="preserve"> </w:t>
+      </w:r>
+      <w:r>
+        <w:t xml:space="preserve">weaker option.</w:t>
+      </w:r>
+    </w:p>
+    <w:p>
+      <w:pPr>
+        <w:pStyle w:val="BodyText"/>
+      </w:pPr>
+      <w:r>
+        <w:rPr>
+          <w:i/>
+          <w:iCs/>
+        </w:rPr>
         <w:t xml:space="preserve">When extra expressivity pays.</w:t>
       </w:r>
       <w:r>
@@ -13566,7 +13581,7 @@
         <w:t xml:space="preserve"> </w:t>
       </w:r>
       <w:r>
-        <w:t xml:space="preserve">matrix, ahead on lung, and the strongest method of all at atlas scale (§3.1, §5), at ~9× actinn-jax’s CPU fit time (146 vs 16 s mean).</w:t>
+        <w:t xml:space="preserve">matrix, ahead on lung, and the strongest method of all at atlas scale (§3.1, §5), at ~8× actinn-jax’s CPU fit time (176 vs 22 s mean).</w:t>
       </w:r>
       <w:r>
         <w:t xml:space="preserve"> </w:t>
@@ -13629,7 +13644,7 @@
         <w:t xml:space="preserve"> </w:t>
       </w:r>
       <w:r>
-        <w:t xml:space="preserve">cross-species transfer, human cell-type classification and disease-state prediction — on</w:t>
+        <w:t xml:space="preserve">cross-species transfer, human cell-type classification and disease-state prediction. On</w:t>
       </w:r>
       <w:r>
         <w:t xml:space="preserve"> </w:t>
@@ -13641,13 +13656,13 @@
         <w:t xml:space="preserve"> </w:t>
       </w:r>
       <w:r>
-        <w:t xml:space="preserve">macro-F1 0.899 against 0.907–0.910 for TranscriptFormer variants — and they offer a geometric</w:t>
-      </w:r>
-      <w:r>
-        <w:t xml:space="preserve"> </w:t>
-      </w:r>
-      <w:r>
-        <w:t xml:space="preserve">explanation: the biologically realized cell manifold is well approximated by a</w:t>
+        <w:t xml:space="preserve">macro-F1 0.899, against 0.907–0.910 for TranscriptFormer variants. Their explanation is</w:t>
+      </w:r>
+      <w:r>
+        <w:t xml:space="preserve"> </w:t>
+      </w:r>
+      <w:r>
+        <w:t xml:space="preserve">geometric: the biologically realized cell manifold is well approximated by a</w:t>
       </w:r>
       <w:r>
         <w:t xml:space="preserve"> </w:t>
@@ -13991,7 +14006,7 @@
         <w:t xml:space="preserve"> </w:t>
       </w:r>
       <w:r>
-        <w:t xml:space="preserve">rather than a single label — broad→refined hand-off, tissue-aware</w:t>
+        <w:t xml:space="preserve">rather than a single label — broad→focused hand-off, tissue-aware</w:t>
       </w:r>
       <w:r>
         <w:t xml:space="preserve"> </w:t>
@@ -14278,7 +14293,7 @@
         <w:t xml:space="preserve"> </w:t>
       </w:r>
       <w:r>
-        <w:t xml:space="preserve">data most of these methods produce much the same labels (§3.1). It is that when a stage costs</w:t>
+        <w:t xml:space="preserve">data the leading methods differ by at most 0.008 in accuracy (§3.1). It is that when a stage costs</w:t>
       </w:r>
       <w:r>
         <w:t xml:space="preserve"> </w:t>
@@ -14820,13 +14835,13 @@
         <w:t xml:space="preserve"> </w:t>
       </w:r>
       <w:r>
-        <w:t xml:space="preserve">still to fit but competitive only at small, low cardinality — best pbmc macro-F1 (0.837),</w:t>
-      </w:r>
-      <w:r>
-        <w:t xml:space="preserve"> </w:t>
-      </w:r>
-      <w:r>
-        <w:t xml:space="preserve">degrading to 0.649 on liver.</w:t>
+        <w:t xml:space="preserve">still to fit but competitive only at small, low cardinality — its own best macro-F1 on</w:t>
+      </w:r>
+      <w:r>
+        <w:t xml:space="preserve"> </w:t>
+      </w:r>
+      <w:r>
+        <w:t xml:space="preserve">pbmc (0.837), degrading to 0.644 on liver.</w:t>
       </w:r>
     </w:p>
     <w:p>
@@ -14992,7 +15007,7 @@
         <w:t xml:space="preserve"> </w:t>
       </w:r>
       <w:r>
-        <w:t xml:space="preserve">band, same ProtoCloud reversal (0.581 → 0.907), same scTOP stagnation (0.657 → 0.583), with</w:t>
+        <w:t xml:space="preserve">band, same ProtoCloud reversal (0.581 → 0.905), same scTOP stagnation (0.657 → 0.583), with</w:t>
       </w:r>
       <w:r>
         <w:t xml:space="preserve"> </w:t>

--- a/manuscript/actinn-jax_preprint.docx
+++ b/manuscript/actinn-jax_preprint.docx
@@ -7,7 +7,7 @@
         <w:pStyle w:val="Title"/>
       </w:pPr>
       <w:r>
-        <w:t xml:space="preserve">Annotating single-cell data on a laptop: a 13-method benchmark and practical low-memory workflows, with actinn-jax</w:t>
+        <w:t xml:space="preserve">Annotating single-cell data on a laptop: a benchmark of annotation methods and practical low-memory workflows, with actinn-jax</w:t>
       </w:r>
     </w:p>
     <w:p>
@@ -9470,19 +9470,310 @@
           <w:b/>
           <w:bCs/>
         </w:rPr>
+        <w:t xml:space="preserve">The focused pass — tissue-specific.</w:t>
+      </w:r>
+      <w:r>
+        <w:t xml:space="preserve"> </w:t>
+      </w:r>
+      <w:r>
+        <w:t xml:space="preserve">For the tissue the broad pass identifies, a small</w:t>
+      </w:r>
+      <w:r>
+        <w:t xml:space="preserve"> </w:t>
+      </w:r>
+      <w:r>
+        <w:t xml:space="preserve">focused reference re-annotates at full resolution. Holding out a whole HLiCA</w:t>
+      </w:r>
+      <w:r>
+        <w:t xml:space="preserve"> </w:t>
+      </w:r>
+      <w:r>
+        <w:t xml:space="preserve">study (56,545 cells, a different research center’s protocol), the broad census model scores</w:t>
+      </w:r>
+      <w:r>
+        <w:t xml:space="preserve"> </w:t>
+      </w:r>
+      <w:r>
+        <w:t xml:space="preserve">exact-match</w:t>
+      </w:r>
+      <w:r>
+        <w:t xml:space="preserve"> </w:t>
+      </w:r>
+      <w:r>
+        <w:rPr>
+          <w:b/>
+          <w:bCs/>
+        </w:rPr>
+        <w:t xml:space="preserve">0.23</w:t>
+      </w:r>
+      <w:r>
+        <w:t xml:space="preserve"> </w:t>
+      </w:r>
+      <w:r>
+        <w:t xml:space="preserve">/ ontology</w:t>
+      </w:r>
+      <w:r>
+        <w:t xml:space="preserve"> </w:t>
+      </w:r>
+      <w:r>
+        <w:rPr>
+          <w:b/>
+          <w:bCs/>
+        </w:rPr>
+        <w:t xml:space="preserve">0.58</w:t>
+      </w:r>
+      <w:r>
+        <w:t xml:space="preserve">, while a focused</w:t>
+      </w:r>
+      <w:r>
+        <w:t xml:space="preserve"> </w:t>
+      </w:r>
+      <w:r>
+        <w:rPr>
+          <w:b/>
+          <w:bCs/>
+        </w:rPr>
+        <w:t xml:space="preserve">38-type HLiCA liver</w:t>
+      </w:r>
+      <w:r>
+        <w:t xml:space="preserve"> </w:t>
+      </w:r>
+      <w:r>
+        <w:t xml:space="preserve">reference on</w:t>
+      </w:r>
+      <w:r>
+        <w:t xml:space="preserve"> </w:t>
+      </w:r>
+      <w:r>
+        <w:t xml:space="preserve">the</w:t>
+      </w:r>
+      <w:r>
+        <w:t xml:space="preserve"> </w:t>
+      </w:r>
+      <w:r>
+        <w:rPr>
+          <w:i/>
+          <w:iCs/>
+        </w:rPr>
+        <w:t xml:space="preserve">same cells</w:t>
+      </w:r>
+      <w:r>
+        <w:t xml:space="preserve"> </w:t>
+      </w:r>
+      <w:r>
+        <w:t xml:space="preserve">reaches</w:t>
+      </w:r>
+      <w:r>
+        <w:t xml:space="preserve"> </w:t>
+      </w:r>
+      <w:r>
+        <w:rPr>
+          <w:b/>
+          <w:bCs/>
+        </w:rPr>
+        <w:t xml:space="preserve">0.72 / 0.86</w:t>
+      </w:r>
+      <w:r>
+        <w:t xml:space="preserve">. Refinement is where fine-grained accuracy comes</w:t>
+      </w:r>
+      <w:r>
+        <w:t xml:space="preserve"> </w:t>
+      </w:r>
+      <w:r>
+        <w:t xml:space="preserve">from; the broad model’s job is to route to it, not to be right about subtypes itself.</w:t>
+      </w:r>
+    </w:p>
+    <w:p>
+      <w:pPr>
+        <w:pStyle w:val="BodyText"/>
+      </w:pPr>
+      <w:r>
+        <w:rPr>
+          <w:b/>
+          <w:bCs/>
+        </w:rPr>
+        <w:t xml:space="preserve">The broad pass hands the query to the focused pass; the two do not combine.</w:t>
+      </w:r>
+      <w:r>
+        <w:t xml:space="preserve"> </w:t>
+      </w:r>
+      <w:r>
+        <w:t xml:space="preserve">The natural</w:t>
+      </w:r>
+      <w:r>
+        <w:t xml:space="preserve"> </w:t>
+      </w:r>
+      <w:r>
+        <w:t xml:space="preserve">assumption is that a better broad call should also make the focused call better. It does not.</w:t>
+      </w:r>
+      <w:r>
+        <w:t xml:space="preserve"> </w:t>
+      </w:r>
+      <w:r>
+        <w:t xml:space="preserve">On the leakage-free cross-study</w:t>
+      </w:r>
+      <w:r>
+        <w:t xml:space="preserve"> </w:t>
+      </w:r>
+      <w:r>
+        <w:t xml:space="preserve">liver split, substituting the stronger</w:t>
+      </w:r>
+      <w:r>
+        <w:t xml:space="preserve"> </w:t>
+      </w:r>
+      <w:r>
+        <w:rPr>
+          <w:b/>
+          <w:bCs/>
+        </w:rPr>
+        <w:t xml:space="preserve">Pan-human Azimuth</w:t>
+      </w:r>
+      <w:r>
+        <w:t xml:space="preserve"> </w:t>
+      </w:r>
+      <w:r>
+        <w:t xml:space="preserve">for the broad pass lifts it</w:t>
+      </w:r>
+      <w:r>
+        <w:t xml:space="preserve"> </w:t>
+      </w:r>
+      <w:r>
+        <w:t xml:space="preserve">(ontology 0.380 vs 0.338 for our own broad model) but changes nothing downstream. Using that</w:t>
+      </w:r>
+      <w:r>
+        <w:t xml:space="preserve"> </w:t>
+      </w:r>
+      <w:r>
+        <w:t xml:space="preserve">broad call to</w:t>
+      </w:r>
+      <w:r>
+        <w:t xml:space="preserve"> </w:t>
+      </w:r>
+      <w:r>
+        <w:rPr>
+          <w:i/>
+          <w:iCs/>
+        </w:rPr>
+        <w:t xml:space="preserve">narrow</w:t>
+      </w:r>
+      <w:r>
+        <w:t xml:space="preserve"> </w:t>
+      </w:r>
+      <w:r>
+        <w:t xml:space="preserve">the focused pass’s classes — the zero-retrain masking actinn-jax ships — makes</w:t>
+      </w:r>
+      <w:r>
+        <w:t xml:space="preserve"> </w:t>
+      </w:r>
+      <w:r>
+        <w:t xml:space="preserve">the result</w:t>
+      </w:r>
+      <w:r>
+        <w:t xml:space="preserve"> </w:t>
+      </w:r>
+      <w:r>
+        <w:rPr>
+          <w:b/>
+          <w:bCs/>
+        </w:rPr>
+        <w:t xml:space="preserve">worse</w:t>
+      </w:r>
+      <w:r>
+        <w:t xml:space="preserve">, 0.731 → 0.708: the broad call matches the true lineage on 85.8%</w:t>
+      </w:r>
+      <w:r>
+        <w:t xml:space="preserve"> </w:t>
+      </w:r>
+      <w:r>
+        <w:t xml:space="preserve">of cells, and the 14% it misses cost more than the 86% it gets right can gain, since a wrong</w:t>
+      </w:r>
+      <w:r>
+        <w:t xml:space="preserve"> </w:t>
+      </w:r>
+      <w:r>
+        <w:t xml:space="preserve">mask discards the correct class outright. A</w:t>
+      </w:r>
+      <w:r>
+        <w:t xml:space="preserve"> </w:t>
+      </w:r>
+      <w:r>
+        <w:rPr>
+          <w:b/>
+          <w:bCs/>
+        </w:rPr>
+        <w:t xml:space="preserve">perfect</w:t>
+      </w:r>
+      <w:r>
+        <w:t xml:space="preserve"> </w:t>
+      </w:r>
+      <w:r>
+        <w:t xml:space="preserve">broad call would add only</w:t>
+      </w:r>
+      <w:r>
+        <w:t xml:space="preserve"> </w:t>
+      </w:r>
+      <w:r>
+        <w:rPr>
+          <w:b/>
+          <w:bCs/>
+        </w:rPr>
+        <w:t xml:space="preserve">+2.8</w:t>
+      </w:r>
+      <w:r>
+        <w:rPr>
+          <w:b/>
+          <w:bCs/>
+        </w:rPr>
+        <w:t xml:space="preserve"> </w:t>
+      </w:r>
+      <w:r>
+        <w:rPr>
+          <w:b/>
+          <w:bCs/>
+        </w:rPr>
+        <w:t xml:space="preserve">points</w:t>
+      </w:r>
+      <w:r>
+        <w:t xml:space="preserve"> </w:t>
+      </w:r>
+      <w:r>
+        <w:t xml:space="preserve">(0.759). Once the focused pass covers the tissue, there is almost no accuracy left for a broad</w:t>
+      </w:r>
+      <w:r>
+        <w:t xml:space="preserve"> </w:t>
+      </w:r>
+      <w:r>
+        <w:t xml:space="preserve">model to contribute; its value is choosing which focused reference to load, and catching cells</w:t>
+      </w:r>
+      <w:r>
+        <w:t xml:space="preserve"> </w:t>
+      </w:r>
+      <w:r>
+        <w:t xml:space="preserve">that fall outside every focused reference’s scope.</w:t>
+      </w:r>
+    </w:p>
+    <w:p>
+      <w:pPr>
+        <w:pStyle w:val="BodyText"/>
+      </w:pPr>
+      <w:r>
+        <w:rPr>
+          <w:b/>
+          <w:bCs/>
+        </w:rPr>
         <w:t xml:space="preserve">A second organism, and a hierarchy that needs no GPU.</w:t>
       </w:r>
       <w:r>
         <w:t xml:space="preserve"> </w:t>
       </w:r>
       <w:r>
-        <w:t xml:space="preserve">Neither route above</w:t>
-      </w:r>
-      <w:r>
-        <w:t xml:space="preserve"> </w:t>
-      </w:r>
-      <w:r>
-        <w:t xml:space="preserve">transfers to mouse: Pan-human Azimuth is human-only, so there is no teacher to distill, and</w:t>
+        <w:t xml:space="preserve">Neither of the two broad-pass build</w:t>
+      </w:r>
+      <w:r>
+        <w:t xml:space="preserve"> </w:t>
+      </w:r>
+      <w:r>
+        <w:t xml:space="preserve">routes transfers to mouse: Pan-human Azimuth is human-only, so there is no teacher to distill, and</w:t>
       </w:r>
       <w:r>
         <w:t xml:space="preserve"> </w:t>
@@ -10139,303 +10430,6 @@
       </w:r>
       <w:r>
         <w:t xml:space="preserve">protocol breadth is far below human’s 487 datasets.</w:t>
-      </w:r>
-    </w:p>
-    <w:p>
-      <w:pPr>
-        <w:pStyle w:val="BodyText"/>
-      </w:pPr>
-      <w:r>
-        <w:rPr>
-          <w:b/>
-          <w:bCs/>
-        </w:rPr>
-        <w:t xml:space="preserve">The focused pass — tissue-specific.</w:t>
-      </w:r>
-      <w:r>
-        <w:t xml:space="preserve"> </w:t>
-      </w:r>
-      <w:r>
-        <w:t xml:space="preserve">Returning to the human workflow: for the tissue the</w:t>
-      </w:r>
-      <w:r>
-        <w:t xml:space="preserve"> </w:t>
-      </w:r>
-      <w:r>
-        <w:t xml:space="preserve">broad pass identifies, a small</w:t>
-      </w:r>
-      <w:r>
-        <w:t xml:space="preserve"> </w:t>
-      </w:r>
-      <w:r>
-        <w:t xml:space="preserve">focused reference re-annotates at full resolution. Holding out a whole HLiCA</w:t>
-      </w:r>
-      <w:r>
-        <w:t xml:space="preserve"> </w:t>
-      </w:r>
-      <w:r>
-        <w:t xml:space="preserve">study (56,545 cells, a different research center’s protocol), the broad census model scores</w:t>
-      </w:r>
-      <w:r>
-        <w:t xml:space="preserve"> </w:t>
-      </w:r>
-      <w:r>
-        <w:t xml:space="preserve">exact-match</w:t>
-      </w:r>
-      <w:r>
-        <w:t xml:space="preserve"> </w:t>
-      </w:r>
-      <w:r>
-        <w:rPr>
-          <w:b/>
-          <w:bCs/>
-        </w:rPr>
-        <w:t xml:space="preserve">0.23</w:t>
-      </w:r>
-      <w:r>
-        <w:t xml:space="preserve"> </w:t>
-      </w:r>
-      <w:r>
-        <w:t xml:space="preserve">/ ontology</w:t>
-      </w:r>
-      <w:r>
-        <w:t xml:space="preserve"> </w:t>
-      </w:r>
-      <w:r>
-        <w:rPr>
-          <w:b/>
-          <w:bCs/>
-        </w:rPr>
-        <w:t xml:space="preserve">0.58</w:t>
-      </w:r>
-      <w:r>
-        <w:t xml:space="preserve">, while a focused</w:t>
-      </w:r>
-      <w:r>
-        <w:t xml:space="preserve"> </w:t>
-      </w:r>
-      <w:r>
-        <w:rPr>
-          <w:b/>
-          <w:bCs/>
-        </w:rPr>
-        <w:t xml:space="preserve">38-type HLiCA liver</w:t>
-      </w:r>
-      <w:r>
-        <w:t xml:space="preserve"> </w:t>
-      </w:r>
-      <w:r>
-        <w:t xml:space="preserve">reference on</w:t>
-      </w:r>
-      <w:r>
-        <w:t xml:space="preserve"> </w:t>
-      </w:r>
-      <w:r>
-        <w:t xml:space="preserve">the</w:t>
-      </w:r>
-      <w:r>
-        <w:t xml:space="preserve"> </w:t>
-      </w:r>
-      <w:r>
-        <w:rPr>
-          <w:i/>
-          <w:iCs/>
-        </w:rPr>
-        <w:t xml:space="preserve">same cells</w:t>
-      </w:r>
-      <w:r>
-        <w:t xml:space="preserve"> </w:t>
-      </w:r>
-      <w:r>
-        <w:t xml:space="preserve">reaches</w:t>
-      </w:r>
-      <w:r>
-        <w:t xml:space="preserve"> </w:t>
-      </w:r>
-      <w:r>
-        <w:rPr>
-          <w:b/>
-          <w:bCs/>
-        </w:rPr>
-        <w:t xml:space="preserve">0.72 / 0.86</w:t>
-      </w:r>
-      <w:r>
-        <w:t xml:space="preserve">. Refinement is where fine-grained accuracy comes</w:t>
-      </w:r>
-      <w:r>
-        <w:t xml:space="preserve"> </w:t>
-      </w:r>
-      <w:r>
-        <w:t xml:space="preserve">from; the broad model’s job is to route to it, not to be right about subtypes itself.</w:t>
-      </w:r>
-    </w:p>
-    <w:p>
-      <w:pPr>
-        <w:pStyle w:val="BodyText"/>
-      </w:pPr>
-      <w:r>
-        <w:rPr>
-          <w:b/>
-          <w:bCs/>
-        </w:rPr>
-        <w:t xml:space="preserve">The broad pass hands the query to the focused pass; the two do not combine.</w:t>
-      </w:r>
-      <w:r>
-        <w:t xml:space="preserve"> </w:t>
-      </w:r>
-      <w:r>
-        <w:t xml:space="preserve">The natural</w:t>
-      </w:r>
-      <w:r>
-        <w:t xml:space="preserve"> </w:t>
-      </w:r>
-      <w:r>
-        <w:t xml:space="preserve">assumption is that a better broad call should also make the focused call better. It does not.</w:t>
-      </w:r>
-      <w:r>
-        <w:t xml:space="preserve"> </w:t>
-      </w:r>
-      <w:r>
-        <w:t xml:space="preserve">On the leakage-free cross-study</w:t>
-      </w:r>
-      <w:r>
-        <w:t xml:space="preserve"> </w:t>
-      </w:r>
-      <w:r>
-        <w:t xml:space="preserve">liver split, substituting the stronger</w:t>
-      </w:r>
-      <w:r>
-        <w:t xml:space="preserve"> </w:t>
-      </w:r>
-      <w:r>
-        <w:rPr>
-          <w:b/>
-          <w:bCs/>
-        </w:rPr>
-        <w:t xml:space="preserve">Pan-human Azimuth</w:t>
-      </w:r>
-      <w:r>
-        <w:t xml:space="preserve"> </w:t>
-      </w:r>
-      <w:r>
-        <w:t xml:space="preserve">for the broad pass lifts it</w:t>
-      </w:r>
-      <w:r>
-        <w:t xml:space="preserve"> </w:t>
-      </w:r>
-      <w:r>
-        <w:t xml:space="preserve">(ontology 0.380 vs 0.338 for our own broad model) but changes nothing downstream. Using that</w:t>
-      </w:r>
-      <w:r>
-        <w:t xml:space="preserve"> </w:t>
-      </w:r>
-      <w:r>
-        <w:t xml:space="preserve">broad call to</w:t>
-      </w:r>
-      <w:r>
-        <w:t xml:space="preserve"> </w:t>
-      </w:r>
-      <w:r>
-        <w:rPr>
-          <w:i/>
-          <w:iCs/>
-        </w:rPr>
-        <w:t xml:space="preserve">narrow</w:t>
-      </w:r>
-      <w:r>
-        <w:t xml:space="preserve"> </w:t>
-      </w:r>
-      <w:r>
-        <w:t xml:space="preserve">the focused pass’s classes — the zero-retrain masking actinn-jax ships — makes</w:t>
-      </w:r>
-      <w:r>
-        <w:t xml:space="preserve"> </w:t>
-      </w:r>
-      <w:r>
-        <w:t xml:space="preserve">the result</w:t>
-      </w:r>
-      <w:r>
-        <w:t xml:space="preserve"> </w:t>
-      </w:r>
-      <w:r>
-        <w:rPr>
-          <w:b/>
-          <w:bCs/>
-        </w:rPr>
-        <w:t xml:space="preserve">worse</w:t>
-      </w:r>
-      <w:r>
-        <w:t xml:space="preserve">, 0.731 → 0.708: the broad call matches the true lineage on 85.8%</w:t>
-      </w:r>
-      <w:r>
-        <w:t xml:space="preserve"> </w:t>
-      </w:r>
-      <w:r>
-        <w:t xml:space="preserve">of cells, and the 14% it misses cost more than the 86% it gets right can gain, since a wrong</w:t>
-      </w:r>
-      <w:r>
-        <w:t xml:space="preserve"> </w:t>
-      </w:r>
-      <w:r>
-        <w:t xml:space="preserve">mask discards the correct class outright. A</w:t>
-      </w:r>
-      <w:r>
-        <w:t xml:space="preserve"> </w:t>
-      </w:r>
-      <w:r>
-        <w:rPr>
-          <w:b/>
-          <w:bCs/>
-        </w:rPr>
-        <w:t xml:space="preserve">perfect</w:t>
-      </w:r>
-      <w:r>
-        <w:t xml:space="preserve"> </w:t>
-      </w:r>
-      <w:r>
-        <w:t xml:space="preserve">broad call would add only</w:t>
-      </w:r>
-      <w:r>
-        <w:t xml:space="preserve"> </w:t>
-      </w:r>
-      <w:r>
-        <w:rPr>
-          <w:b/>
-          <w:bCs/>
-        </w:rPr>
-        <w:t xml:space="preserve">+2.8</w:t>
-      </w:r>
-      <w:r>
-        <w:rPr>
-          <w:b/>
-          <w:bCs/>
-        </w:rPr>
-        <w:t xml:space="preserve"> </w:t>
-      </w:r>
-      <w:r>
-        <w:rPr>
-          <w:b/>
-          <w:bCs/>
-        </w:rPr>
-        <w:t xml:space="preserve">points</w:t>
-      </w:r>
-      <w:r>
-        <w:t xml:space="preserve"> </w:t>
-      </w:r>
-      <w:r>
-        <w:t xml:space="preserve">(0.759). Once the focused pass covers the tissue, there is almost no accuracy left for a broad</w:t>
-      </w:r>
-      <w:r>
-        <w:t xml:space="preserve"> </w:t>
-      </w:r>
-      <w:r>
-        <w:t xml:space="preserve">model to contribute; its value is choosing which focused reference to load, and catching cells</w:t>
-      </w:r>
-      <w:r>
-        <w:t xml:space="preserve"> </w:t>
-      </w:r>
-      <w:r>
-        <w:t xml:space="preserve">that fall outside every focused reference’s scope.</w:t>
       </w:r>
     </w:p>
     <w:p>

--- a/manuscript/actinn-jax_preprint.docx
+++ b/manuscript/actinn-jax_preprint.docx
@@ -5585,7 +5585,7 @@
         <w:t xml:space="preserve"> </w:t>
       </w:r>
       <w:r>
-        <w:t xml:space="preserve">in Table 10 comes from a single AWS run covering all eleven methods, so every</w:t>
+        <w:t xml:space="preserve">in Table 9 comes from a single AWS run covering all eleven methods, so every</w:t>
       </w:r>
       <w:r>
         <w:t xml:space="preserve"> </w:t>
@@ -5858,7 +5858,7 @@
     </w:p>
     <w:bookmarkEnd w:id="45"/>
     <w:bookmarkEnd w:id="46"/>
-    <w:bookmarkStart w:id="71" w:name="results"/>
+    <w:bookmarkStart w:id="74" w:name="results"/>
     <w:p>
       <w:pPr>
         <w:pStyle w:val="Heading1"/>
@@ -8608,7 +8608,7 @@
       </w:r>
     </w:p>
     <w:bookmarkEnd w:id="55"/>
-    <w:bookmarkStart w:id="59" w:name="the-broadfocused-annotation-workflow"/>
+    <w:bookmarkStart w:id="62" w:name="the-broadfocused-annotation-workflow"/>
     <w:p>
       <w:pPr>
         <w:pStyle w:val="Heading2"/>
@@ -9761,31 +9761,57 @@
           <w:b/>
           <w:bCs/>
         </w:rPr>
-        <w:t xml:space="preserve">A second organism, and a hierarchy that needs no GPU.</w:t>
-      </w:r>
-      <w:r>
-        <w:t xml:space="preserve"> </w:t>
-      </w:r>
-      <w:r>
-        <w:t xml:space="preserve">Neither of the two broad-pass build</w:t>
-      </w:r>
-      <w:r>
-        <w:t xml:space="preserve"> </w:t>
-      </w:r>
-      <w:r>
-        <w:t xml:space="preserve">routes transfers to mouse: Pan-human Azimuth is human-only, so there is no teacher to distill, and</w:t>
-      </w:r>
-      <w:r>
-        <w:t xml:space="preserve"> </w:t>
-      </w:r>
-      <w:r>
-        <w:t xml:space="preserve">the census route wants scPRINT on a GPU with mouse support we have not tested. But the census</w:t>
-      </w:r>
-      <w:r>
-        <w:t xml:space="preserve"> </w:t>
-      </w:r>
-      <w:r>
-        <w:t xml:space="preserve">already labels every cell with a Cell Ontology term, and CL encodes the relation the embedding</w:t>
+        <w:t xml:space="preserve">Can a broad reference be built for an organism with no pretrained annotator?</w:t>
+      </w:r>
+      <w:r>
+        <w:t xml:space="preserve"> </w:t>
+      </w:r>
+      <w:r>
+        <w:t xml:space="preserve">For mouse,</w:t>
+      </w:r>
+      <w:r>
+        <w:t xml:space="preserve"> </w:t>
+      </w:r>
+      <w:r>
+        <w:t xml:space="preserve">neither human route carries over intact, but for different reasons. Distillation needs a</w:t>
+      </w:r>
+      <w:r>
+        <w:t xml:space="preserve"> </w:t>
+      </w:r>
+      <w:r>
+        <w:t xml:space="preserve">teacher, and Pan-human Azimuth is human-only — there is no mouse model to distill. The census</w:t>
+      </w:r>
+      <w:r>
+        <w:t xml:space="preserve"> </w:t>
+      </w:r>
+      <w:r>
+        <w:t xml:space="preserve">route does apply to mouse, but its one expensive step does not travel cheaply: the coarse</w:t>
+      </w:r>
+      <w:r>
+        <w:t xml:space="preserve"> </w:t>
+      </w:r>
+      <w:r>
+        <w:t xml:space="preserve">groups are found by Ward-clustering scPRINT embeddings of per-type expression centroids, which</w:t>
+      </w:r>
+      <w:r>
+        <w:t xml:space="preserve"> </w:t>
+      </w:r>
+      <w:r>
+        <w:t xml:space="preserve">wants a GPU, and scPRINT’s mouse support is untested here.</w:t>
+      </w:r>
+    </w:p>
+    <w:p>
+      <w:pPr>
+        <w:pStyle w:val="BodyText"/>
+      </w:pPr>
+      <w:r>
+        <w:t xml:space="preserve">That clustering step is the only one that has to be replaced (Figure 4A). The census already</w:t>
+      </w:r>
+      <w:r>
+        <w:t xml:space="preserve"> </w:t>
+      </w:r>
+      <w:r>
+        <w:t xml:space="preserve">labels every cell with a Cell Ontology term, and CL encodes the relation the embedding</w:t>
       </w:r>
       <w:r>
         <w:t xml:space="preserve"> </w:t>
@@ -9810,22 +9836,13 @@
         <w:t xml:space="preserve">those</w:t>
       </w:r>
       <w:r>
-        <w:t xml:space="preserve"> </w:t>
-      </w:r>
-      <w:r>
-        <w:t xml:space="preserve">(same Ward linkage, ontology indicator</w:t>
-      </w:r>
-      <w:r>
-        <w:t xml:space="preserve"> </w:t>
-      </w:r>
-      <w:r>
-        <w:t xml:space="preserve">vectors in place of embeddings) gives a hierarchy that is free, deterministic and</w:t>
-      </w:r>
-      <w:r>
-        <w:t xml:space="preserve"> </w:t>
-      </w:r>
-      <w:r>
-        <w:t xml:space="preserve">species-independent.</w:t>
+        <w:t xml:space="preserve">, with the same Ward linkage, gives a</w:t>
+      </w:r>
+      <w:r>
+        <w:t xml:space="preserve"> </w:t>
+      </w:r>
+      <w:r>
+        <w:t xml:space="preserve">hierarchy that is free, deterministic and species-independent.</w:t>
       </w:r>
     </w:p>
     <w:p>
@@ -9833,163 +9850,48 @@
         <w:pStyle w:val="BodyText"/>
       </w:pPr>
       <w:r>
-        <w:t xml:space="preserve">That substitution needs a control, since any grouping might help. Built from one human corpus</w:t>
-      </w:r>
-      <w:r>
-        <w:t xml:space="preserve"> </w:t>
-      </w:r>
-      <w:r>
-        <w:t xml:space="preserve">(51,346 cells / 867 types) and scored on the held-out lung atlas</w:t>
-      </w:r>
-      <w:r>
-        <w:t xml:space="preserve"> </w:t>
-      </w:r>
-      <w:r>
-        <w:t xml:space="preserve">(per-run</w:t>
-      </w:r>
-      <w:r>
-        <w:t xml:space="preserve"> </w:t>
-      </w:r>
-      <w:r>
-        <w:t xml:space="preserve">numbers in the</w:t>
-      </w:r>
-      <w:r>
-        <w:t xml:space="preserve"> </w:t>
-      </w:r>
-      <w:hyperlink r:id="rId33">
-        <w:r>
-          <w:rPr>
-            <w:rStyle w:val="Hyperlink"/>
-          </w:rPr>
-          <w:t xml:space="preserve">benchmark repository</w:t>
-        </w:r>
-      </w:hyperlink>
-      <w:r>
-        <w:t xml:space="preserve">):</w:t>
-      </w:r>
-    </w:p>
-    <w:tbl>
-      <w:tblPr>
-        <w:tblStyle w:val="Table"/>
-        <w:tblW w:type="auto" w:w="0"/>
-        <w:tblLook w:firstRow="1" w:lastRow="0" w:firstColumn="0" w:lastColumn="0" w:noHBand="0" w:noVBand="0" w:val="0020"/>
-      </w:tblPr>
-      <w:tblGrid>
-        <w:gridCol w:w="3960"/>
-        <w:gridCol w:w="3960"/>
-      </w:tblGrid>
-      <w:tr>
-        <w:trPr>
-          <w:tblHeader w:val="on"/>
-        </w:trPr>
-        <w:tc>
-          <w:tcPr/>
-          <w:p>
-            <w:pPr>
-              <w:pStyle w:val="Compact"/>
-            </w:pPr>
-            <w:r>
-              <w:t xml:space="preserve">coarse hierarchy</w:t>
-            </w:r>
-          </w:p>
-        </w:tc>
-        <w:tc>
-          <w:tcPr/>
-          <w:p>
-            <w:pPr>
-              <w:pStyle w:val="Compact"/>
-              <w:jc w:val="right"/>
-            </w:pPr>
-            <w:r>
-              <w:t xml:space="preserve">ontology</w:t>
-            </w:r>
-          </w:p>
-        </w:tc>
-      </w:tr>
-      <w:tr>
-        <w:tc>
-          <w:tcPr/>
-          <w:p>
-            <w:pPr>
-              <w:pStyle w:val="Compact"/>
-            </w:pPr>
-            <w:r>
-              <w:rPr>
-                <w:b/>
-                <w:bCs/>
-              </w:rPr>
-              <w:t xml:space="preserve">Cell Ontology lineage</w:t>
-            </w:r>
-          </w:p>
-        </w:tc>
-        <w:tc>
-          <w:tcPr/>
-          <w:p>
-            <w:pPr>
-              <w:pStyle w:val="Compact"/>
-              <w:jc w:val="right"/>
-            </w:pPr>
-            <w:r>
-              <w:rPr>
-                <w:b/>
-                <w:bCs/>
-              </w:rPr>
-              <w:t xml:space="preserve">0.616</w:t>
-            </w:r>
-          </w:p>
-        </w:tc>
-      </w:tr>
-      <w:tr>
-        <w:tc>
-          <w:tcPr/>
-          <w:p>
-            <w:pPr>
-              <w:pStyle w:val="Compact"/>
-            </w:pPr>
-            <w:r>
-              <w:t xml:space="preserve">flat, no hierarchy</w:t>
-            </w:r>
-          </w:p>
-        </w:tc>
-        <w:tc>
-          <w:tcPr/>
-          <w:p>
-            <w:pPr>
-              <w:pStyle w:val="Compact"/>
-              <w:jc w:val="right"/>
-            </w:pPr>
-            <w:r>
-              <w:t xml:space="preserve">0.547</w:t>
-            </w:r>
-          </w:p>
-        </w:tc>
-      </w:tr>
-      <w:tr>
-        <w:tc>
-          <w:tcPr/>
-          <w:p>
-            <w:pPr>
-              <w:pStyle w:val="Compact"/>
-            </w:pPr>
-            <w:r>
-              <w:t xml:space="preserve">random grouping, same group sizes</w:t>
-            </w:r>
-          </w:p>
-        </w:tc>
-        <w:tc>
-          <w:tcPr/>
-          <w:p>
-            <w:pPr>
-              <w:pStyle w:val="Compact"/>
-              <w:jc w:val="right"/>
-            </w:pPr>
-            <w:r>
-              <w:t xml:space="preserve">0.539</w:t>
-            </w:r>
-          </w:p>
-        </w:tc>
-      </w:tr>
-    </w:tbl>
+        <w:drawing>
+          <wp:inline>
+            <wp:extent cx="5334000" cy="3388824"/>
+            <wp:effectExtent b="0" l="0" r="0" t="0"/>
+            <wp:docPr descr="building a coarse hierarchy without a GPU" title="" id="60" name="Picture"/>
+            <a:graphic>
+              <a:graphicData uri="http://schemas.openxmlformats.org/drawingml/2006/picture">
+                <pic:pic>
+                  <pic:nvPicPr>
+                    <pic:cNvPr descr="/Users/iandriver/Downloads/actinn-jax-benchmark/docs/figures/fig_ontology_hierarchy.png" id="61" name="Picture"/>
+                    <pic:cNvPicPr>
+                      <a:picLocks noChangeArrowheads="1" noChangeAspect="1"/>
+                    </pic:cNvPicPr>
+                  </pic:nvPicPr>
+                  <pic:blipFill>
+                    <a:blip r:embed="rId59"/>
+                    <a:stretch>
+                      <a:fillRect/>
+                    </a:stretch>
+                  </pic:blipFill>
+                  <pic:spPr bwMode="auto">
+                    <a:xfrm>
+                      <a:off x="0" y="0"/>
+                      <a:ext cx="5334000" cy="3388824"/>
+                    </a:xfrm>
+                    <a:prstGeom prst="rect">
+                      <a:avLst/>
+                    </a:prstGeom>
+                    <a:noFill/>
+                    <a:ln w="9525">
+                      <a:noFill/>
+                      <a:headEnd/>
+                      <a:tailEnd/>
+                    </a:ln>
+                  </pic:spPr>
+                </pic:pic>
+              </a:graphicData>
+            </a:graphic>
+          </wp:inline>
+        </w:drawing>
+      </w:r>
+    </w:p>
     <w:p>
       <w:pPr>
         <w:pStyle w:val="BodyText"/>
@@ -9999,45 +9901,13 @@
           <w:b/>
           <w:bCs/>
         </w:rPr>
-        <w:t xml:space="preserve">Table 7.</w:t>
-      </w:r>
-      <w:r>
-        <w:t xml:space="preserve"> </w:t>
-      </w:r>
-      <w:r>
-        <w:t xml:space="preserve">Coarse-hierarchy ablation, ordered by accuracy. Ontology concordance on the</w:t>
-      </w:r>
-      <w:r>
-        <w:t xml:space="preserve"> </w:t>
-      </w:r>
-      <w:r>
-        <w:t xml:space="preserve">held-out lung atlas for a Cell Ontology lineage hierarchy, no hierarchy at all, and a random</w:t>
-      </w:r>
-      <w:r>
-        <w:t xml:space="preserve"> </w:t>
-      </w:r>
-      <w:r>
-        <w:t xml:space="preserve">grouping with the same group sizes as the ontology one.</w:t>
-      </w:r>
-    </w:p>
-    <w:p>
-      <w:pPr>
-        <w:pStyle w:val="BodyText"/>
-      </w:pPr>
-      <w:r>
-        <w:t xml:space="preserve">Random grouping scores no better than no grouping at all (0.539 against 0.547), which rules</w:t>
-      </w:r>
-      <w:r>
-        <w:t xml:space="preserve"> </w:t>
-      </w:r>
-      <w:r>
-        <w:t xml:space="preserve">out the simplest explanation for the gain: that splitting 867 types into 29 smaller problems</w:t>
-      </w:r>
-      <w:r>
-        <w:t xml:space="preserve"> </w:t>
-      </w:r>
-      <w:r>
-        <w:t xml:space="preserve">makes each fine classifier’s job easier, something any split would do. What matters is</w:t>
+        <w:t xml:space="preserve">Figure 4.</w:t>
+      </w:r>
+      <w:r>
+        <w:t xml:space="preserve"> </w:t>
+      </w:r>
+      <w:r>
+        <w:t xml:space="preserve">Replacing the one step of the reference build that needs a GPU.</w:t>
       </w:r>
       <w:r>
         <w:t xml:space="preserve"> </w:t>
@@ -10047,19 +9917,19 @@
           <w:i/>
           <w:iCs/>
         </w:rPr>
-        <w:t xml:space="preserve">which</w:t>
-      </w:r>
-      <w:r>
-        <w:t xml:space="preserve"> </w:t>
-      </w:r>
-      <w:r>
-        <w:t xml:space="preserve">types share a group. Each group has its own fine classifier and the coarse call decides which</w:t>
-      </w:r>
-      <w:r>
-        <w:t xml:space="preserve"> </w:t>
-      </w:r>
-      <w:r>
-        <w:t xml:space="preserve">one ever sees the cell, so a group pays off only if the coarse classifier can recognize it</w:t>
+        <w:t xml:space="preserve">A:</w:t>
+      </w:r>
+      <w:r>
+        <w:t xml:space="preserve"> </w:t>
+      </w:r>
+      <w:r>
+        <w:t xml:space="preserve">both routes</w:t>
+      </w:r>
+      <w:r>
+        <w:t xml:space="preserve"> </w:t>
+      </w:r>
+      <w:r>
+        <w:t xml:space="preserve">to the coarse groups; only the middle step differs.</w:t>
       </w:r>
       <w:r>
         <w:t xml:space="preserve"> </w:t>
@@ -10069,19 +9939,256 @@
           <w:i/>
           <w:iCs/>
         </w:rPr>
+        <w:t xml:space="preserve">B:</w:t>
+      </w:r>
+      <w:r>
+        <w:t xml:space="preserve"> </w:t>
+      </w:r>
+      <w:r>
+        <w:t xml:space="preserve">the 21 coarse groups of</w:t>
+      </w:r>
+      <w:r>
+        <w:t xml:space="preserve"> </w:t>
+      </w:r>
+      <w:r>
+        <w:rPr>
+          <w:rStyle w:val="VerbatimChar"/>
+        </w:rPr>
+        <w:t xml:space="preserve">broad_mouse_v1</w:t>
+      </w:r>
+      <w:r>
+        <w:t xml:space="preserve">, each named by the Cell Ontology term its members share, with a percentage</w:t>
+      </w:r>
+      <w:r>
+        <w:t xml:space="preserve"> </w:t>
+      </w:r>
+      <w:r>
+        <w:t xml:space="preserve">where that term covers most but not all of the group; the gray bar is the single group whose</w:t>
+      </w:r>
+      <w:r>
+        <w:t xml:space="preserve"> </w:t>
+      </w:r>
+      <w:r>
+        <w:t xml:space="preserve">members share no term below the generic ones.</w:t>
+      </w:r>
+      <w:r>
+        <w:t xml:space="preserve"> </w:t>
+      </w:r>
+      <w:r>
+        <w:rPr>
+          <w:i/>
+          <w:iCs/>
+        </w:rPr>
+        <w:t xml:space="preserve">C:</w:t>
+      </w:r>
+      <w:r>
+        <w:t xml:space="preserve"> </w:t>
+      </w:r>
+      <w:r>
+        <w:t xml:space="preserve">the ontology grouping against no hierarchy</w:t>
+      </w:r>
+      <w:r>
+        <w:t xml:space="preserve"> </w:t>
+      </w:r>
+      <w:r>
+        <w:t xml:space="preserve">and against a random grouping with the same group sizes, scored by ontology concordance on the</w:t>
+      </w:r>
+      <w:r>
+        <w:t xml:space="preserve"> </w:t>
+      </w:r>
+      <w:r>
+        <w:t xml:space="preserve">held-out human lung atlas.</w:t>
+      </w:r>
+    </w:p>
+    <w:p>
+      <w:pPr>
+        <w:pStyle w:val="BodyText"/>
+      </w:pPr>
+      <w:r>
+        <w:rPr>
+          <w:b/>
+          <w:bCs/>
+        </w:rPr>
+        <w:t xml:space="preserve">The groups it produces are lineages.</w:t>
+      </w:r>
+      <w:r>
+        <w:t xml:space="preserve"> </w:t>
+      </w:r>
+      <w:r>
+        <w:t xml:space="preserve">Twenty of the 21 mouse groups resolve to one CL</w:t>
+      </w:r>
+      <w:r>
+        <w:t xml:space="preserve"> </w:t>
+      </w:r>
+      <w:r>
+        <w:t xml:space="preserve">lineage each — lymphocytes, neurons, epithelium, endothelium, mononuclear phagocytes, kidney</w:t>
+      </w:r>
+      <w:r>
+        <w:t xml:space="preserve"> </w:t>
+      </w:r>
+      <w:r>
+        <w:t xml:space="preserve">tubule — and the twenty-first is a catch-all of 48 types whose census labels (</w:t>
+      </w:r>
+      <w:r>
+        <w:rPr>
+          <w:rStyle w:val="VerbatimChar"/>
+        </w:rPr>
+        <w:t xml:space="preserve">cell</w:t>
+      </w:r>
+      <w:r>
+        <w:t xml:space="preserve">,</w:t>
+      </w:r>
+      <w:r>
+        <w:t xml:space="preserve"> </w:t>
+      </w:r>
+      <w:r>
+        <w:rPr>
+          <w:rStyle w:val="VerbatimChar"/>
+        </w:rPr>
+        <w:t xml:space="preserve">blood cell</w:t>
+      </w:r>
+      <w:r>
+        <w:t xml:space="preserve">) are too vague to place anywhere (Figure 4B).</w:t>
+      </w:r>
+    </w:p>
+    <w:p>
+      <w:pPr>
+        <w:pStyle w:val="BodyText"/>
+      </w:pPr>
+      <w:r>
+        <w:rPr>
+          <w:b/>
+          <w:bCs/>
+        </w:rPr>
+        <w:t xml:space="preserve">The grouping is doing the work, not the splitting.</w:t>
+      </w:r>
+      <w:r>
+        <w:t xml:space="preserve"> </w:t>
+      </w:r>
+      <w:r>
+        <w:t xml:space="preserve">Any partition gives each fine</w:t>
+      </w:r>
+      <w:r>
+        <w:t xml:space="preserve"> </w:t>
+      </w:r>
+      <w:r>
+        <w:t xml:space="preserve">classifier a smaller problem, so the substitution needs a control. Built from one human corpus</w:t>
+      </w:r>
+      <w:r>
+        <w:t xml:space="preserve"> </w:t>
+      </w:r>
+      <w:r>
+        <w:t xml:space="preserve">(51,346 cells / 867 types) and scored on the held-out lung atlas, a random grouping with the</w:t>
+      </w:r>
+      <w:r>
+        <w:t xml:space="preserve"> </w:t>
+      </w:r>
+      <w:r>
+        <w:t xml:space="preserve">same group sizes scores</w:t>
+      </w:r>
+      <w:r>
+        <w:t xml:space="preserve"> </w:t>
+      </w:r>
+      <w:r>
+        <w:rPr>
+          <w:b/>
+          <w:bCs/>
+        </w:rPr>
+        <w:t xml:space="preserve">0.539</w:t>
+      </w:r>
+      <w:r>
+        <w:t xml:space="preserve"> </w:t>
+      </w:r>
+      <w:r>
+        <w:t xml:space="preserve">— no better than the</w:t>
+      </w:r>
+      <w:r>
+        <w:t xml:space="preserve"> </w:t>
+      </w:r>
+      <w:r>
+        <w:rPr>
+          <w:b/>
+          <w:bCs/>
+        </w:rPr>
+        <w:t xml:space="preserve">0.547</w:t>
+      </w:r>
+      <w:r>
+        <w:t xml:space="preserve"> </w:t>
+      </w:r>
+      <w:r>
+        <w:t xml:space="preserve">of no hierarchy at all —</w:t>
+      </w:r>
+      <w:r>
+        <w:t xml:space="preserve"> </w:t>
+      </w:r>
+      <w:r>
+        <w:t xml:space="preserve">while the ontology grouping reaches</w:t>
+      </w:r>
+      <w:r>
+        <w:t xml:space="preserve"> </w:t>
+      </w:r>
+      <w:r>
+        <w:rPr>
+          <w:b/>
+          <w:bCs/>
+        </w:rPr>
+        <w:t xml:space="preserve">0.616</w:t>
+      </w:r>
+      <w:r>
+        <w:t xml:space="preserve"> </w:t>
+      </w:r>
+      <w:r>
+        <w:t xml:space="preserve">(Figure 4C). What matters is</w:t>
+      </w:r>
+      <w:r>
+        <w:t xml:space="preserve"> </w:t>
+      </w:r>
+      <w:r>
+        <w:rPr>
+          <w:i/>
+          <w:iCs/>
+        </w:rPr>
+        <w:t xml:space="preserve">which</w:t>
+      </w:r>
+      <w:r>
+        <w:t xml:space="preserve"> </w:t>
+      </w:r>
+      <w:r>
+        <w:t xml:space="preserve">types share</w:t>
+      </w:r>
+      <w:r>
+        <w:t xml:space="preserve"> </w:t>
+      </w:r>
+      <w:r>
+        <w:t xml:space="preserve">a group. Each group has its own fine classifier and the coarse call decides which one ever</w:t>
+      </w:r>
+      <w:r>
+        <w:t xml:space="preserve"> </w:t>
+      </w:r>
+      <w:r>
+        <w:t xml:space="preserve">sees the cell, so a group pays off only if the coarse classifier can recognize the group</w:t>
+      </w:r>
+      <w:r>
+        <w:t xml:space="preserve"> </w:t>
+      </w:r>
+      <w:r>
+        <w:rPr>
+          <w:i/>
+          <w:iCs/>
+        </w:rPr>
         <w:t xml:space="preserve">and</w:t>
       </w:r>
       <w:r>
         <w:t xml:space="preserve"> </w:t>
       </w:r>
       <w:r>
-        <w:t xml:space="preserve">the right answer is inside it. Lineage groups manage both; groups of the same sizes</w:t>
-      </w:r>
-      <w:r>
-        <w:t xml:space="preserve"> </w:t>
-      </w:r>
-      <w:r>
-        <w:t xml:space="preserve">drawn at random manage neither.</w:t>
+        <w:t xml:space="preserve">the right answer is inside it. Lineage groups manage both; same-sized random groups manage</w:t>
+      </w:r>
+      <w:r>
+        <w:t xml:space="preserve"> </w:t>
+      </w:r>
+      <w:r>
+        <w:t xml:space="preserve">neither.</w:t>
       </w:r>
     </w:p>
     <w:p>
@@ -10320,7 +10427,7 @@
           <w:b/>
           <w:bCs/>
         </w:rPr>
-        <w:t xml:space="preserve">Table 8.</w:t>
+        <w:t xml:space="preserve">Table 7.</w:t>
       </w:r>
       <w:r>
         <w:t xml:space="preserve"> </w:t>
@@ -10349,31 +10456,87 @@
         <w:pStyle w:val="BodyText"/>
       </w:pPr>
       <w:r>
-        <w:t xml:space="preserve">Its abstain calibration is also better behaved than the human census model’s — 0.88 accuracy</w:t>
-      </w:r>
-      <w:r>
-        <w:t xml:space="preserve"> </w:t>
-      </w:r>
-      <w:r>
-        <w:t xml:space="preserve">at 82% coverage, against 0.80 at 46% — because mouse census carries fewer near-duplicate</w:t>
-      </w:r>
-      <w:r>
-        <w:t xml:space="preserve"> </w:t>
-      </w:r>
-      <w:r>
-        <w:t xml:space="preserve">subtypes than human’s ~800-way vocabulary. Read across organisms with care: these are</w:t>
-      </w:r>
-      <w:r>
-        <w:t xml:space="preserve"> </w:t>
-      </w:r>
-      <w:r>
-        <w:t xml:space="preserve">different queries, so the two sets of numbers fall in a similar range but are not a</w:t>
-      </w:r>
-      <w:r>
-        <w:t xml:space="preserve"> </w:t>
-      </w:r>
-      <w:r>
-        <w:t xml:space="preserve">head-to-head comparison. Two limits apply. The ablation above was run</w:t>
+        <w:t xml:space="preserve">Its abstain calibration is also better behaved than the human census model’s: at the same</w:t>
+      </w:r>
+      <w:r>
+        <w:t xml:space="preserve"> </w:t>
+      </w:r>
+      <w:r>
+        <w:rPr>
+          <w:rStyle w:val="VerbatimChar"/>
+        </w:rPr>
+        <w:t xml:space="preserve">p ≥ 0.5</w:t>
+      </w:r>
+      <w:r>
+        <w:t xml:space="preserve"> </w:t>
+      </w:r>
+      <w:r>
+        <w:t xml:space="preserve">threshold it still answers for</w:t>
+      </w:r>
+      <w:r>
+        <w:t xml:space="preserve"> </w:t>
+      </w:r>
+      <w:r>
+        <w:rPr>
+          <w:b/>
+          <w:bCs/>
+        </w:rPr>
+        <w:t xml:space="preserve">71%</w:t>
+      </w:r>
+      <w:r>
+        <w:t xml:space="preserve"> </w:t>
+      </w:r>
+      <w:r>
+        <w:t xml:space="preserve">of cells (Table 7), against</w:t>
+      </w:r>
+      <w:r>
+        <w:t xml:space="preserve"> </w:t>
+      </w:r>
+      <w:r>
+        <w:rPr>
+          <w:b/>
+          <w:bCs/>
+        </w:rPr>
+        <w:t xml:space="preserve">38%</w:t>
+      </w:r>
+      <w:r>
+        <w:t xml:space="preserve"> </w:t>
+      </w:r>
+      <w:r>
+        <w:t xml:space="preserve">for</w:t>
+      </w:r>
+      <w:r>
+        <w:t xml:space="preserve"> </w:t>
+      </w:r>
+      <w:r>
+        <w:rPr>
+          <w:rStyle w:val="VerbatimChar"/>
+        </w:rPr>
+        <w:t xml:space="preserve">broad_human_v1</w:t>
+      </w:r>
+      <w:r>
+        <w:t xml:space="preserve"> </w:t>
+      </w:r>
+      <w:r>
+        <w:t xml:space="preserve">on its own held-out atlas, because mouse census carries fewer near-duplicate</w:t>
+      </w:r>
+      <w:r>
+        <w:t xml:space="preserve"> </w:t>
+      </w:r>
+      <w:r>
+        <w:t xml:space="preserve">subtypes than human’s ~800-way vocabulary. Coverage at a fixed threshold is the part that</w:t>
+      </w:r>
+      <w:r>
+        <w:t xml:space="preserve"> </w:t>
+      </w:r>
+      <w:r>
+        <w:t xml:space="preserve">compares across the two — the accuracies come from different queries and should not be read</w:t>
+      </w:r>
+      <w:r>
+        <w:t xml:space="preserve"> </w:t>
+      </w:r>
+      <w:r>
+        <w:t xml:space="preserve">head-to-head. Two limits apply. The ablation above was run</w:t>
       </w:r>
       <w:r>
         <w:t xml:space="preserve"> </w:t>
@@ -10555,8 +10718,8 @@
         <w:t xml:space="preserve">tissue → subtype/state), not just a classifier, at classical-method speed throughout.</w:t>
       </w:r>
     </w:p>
-    <w:bookmarkEnd w:id="59"/>
-    <w:bookmarkStart w:id="60" w:name="rejection-abstain"/>
+    <w:bookmarkEnd w:id="62"/>
+    <w:bookmarkStart w:id="63" w:name="rejection-abstain"/>
     <w:p>
       <w:pPr>
         <w:pStyle w:val="Heading2"/>
@@ -10779,7 +10942,7 @@
           <w:b/>
           <w:bCs/>
         </w:rPr>
-        <w:t xml:space="preserve">Table 9.</w:t>
+        <w:t xml:space="preserve">Table 8.</w:t>
       </w:r>
       <w:r>
         <w:t xml:space="preserve"> </w:t>
@@ -10888,8 +11051,8 @@
         <w:t xml:space="preserve">what makes the abstain step usable as a routing decision in the workflow of §3.4.</w:t>
       </w:r>
     </w:p>
-    <w:bookmarkEnd w:id="60"/>
-    <w:bookmarkStart w:id="61" w:name="foundation-model-zero-shot-scprint"/>
+    <w:bookmarkEnd w:id="63"/>
+    <w:bookmarkStart w:id="64" w:name="foundation-model-zero-shot-scprint"/>
     <w:p>
       <w:pPr>
         <w:pStyle w:val="Heading2"/>
@@ -11075,8 +11238,8 @@
         <w:t xml:space="preserve">its raw label predictions are not.</w:t>
       </w:r>
     </w:p>
-    <w:bookmarkEnd w:id="61"/>
-    <w:bookmarkStart w:id="70" w:name="X073cf3caac1f6b108657735a42ae0c9978dc036"/>
+    <w:bookmarkEnd w:id="64"/>
+    <w:bookmarkStart w:id="73" w:name="X073cf3caac1f6b108657735a42ae0c9978dc036"/>
     <w:p>
       <w:pPr>
         <w:pStyle w:val="Heading2"/>
@@ -11126,7 +11289,7 @@
       <w:r>
         <w:t xml:space="preserve"> </w:t>
       </w:r>
-      <w:hyperlink r:id="rId62">
+      <w:hyperlink r:id="rId65">
         <w:r>
           <w:rPr>
             <w:rStyle w:val="Hyperlink"/>
@@ -11237,7 +11400,7 @@
       <w:r>
         <w:t xml:space="preserve"> </w:t>
       </w:r>
-      <w:hyperlink r:id="rId63">
+      <w:hyperlink r:id="rId66">
         <w:r>
           <w:rPr>
             <w:rStyle w:val="Hyperlink"/>
@@ -12091,7 +12254,7 @@
           <w:b/>
           <w:bCs/>
         </w:rPr>
-        <w:t xml:space="preserve">Table 10.</w:t>
+        <w:t xml:space="preserve">Table 9.</w:t>
       </w:r>
       <w:r>
         <w:t xml:space="preserve"> </w:t>
@@ -12615,7 +12778,7 @@
         <w:t xml:space="preserve"> </w:t>
       </w:r>
       <w:r>
-        <w:t xml:space="preserve">hypomap (Figure 4). The budget is</w:t>
+        <w:t xml:space="preserve">hypomap (Figure 5). The budget is</w:t>
       </w:r>
       <w:r>
         <w:t xml:space="preserve"> </w:t>
@@ -12672,7 +12835,7 @@
         <w:t xml:space="preserve"> </w:t>
       </w:r>
       <w:r>
-        <w:t xml:space="preserve">query-cells-per-class check independently flags it (Figure 5) —</w:t>
+        <w:t xml:space="preserve">query-cells-per-class check independently flags it (Figure 6) —</w:t>
       </w:r>
       <w:r>
         <w:t xml:space="preserve"> </w:t>
@@ -12746,18 +12909,18 @@
           <wp:inline>
             <wp:extent cx="5334000" cy="2139510"/>
             <wp:effectExtent b="0" l="0" r="0" t="0"/>
-            <wp:docPr descr="gene budget curve" title="" id="65" name="Picture"/>
+            <wp:docPr descr="gene budget curve" title="" id="68" name="Picture"/>
             <a:graphic>
               <a:graphicData uri="http://schemas.openxmlformats.org/drawingml/2006/picture">
                 <pic:pic>
                   <pic:nvPicPr>
-                    <pic:cNvPr descr="/Users/iandriver/Downloads/actinn-jax-benchmark/docs/figures/gene_budget_curve.png" id="66" name="Picture"/>
+                    <pic:cNvPr descr="/Users/iandriver/Downloads/actinn-jax-benchmark/docs/figures/gene_budget_curve.png" id="69" name="Picture"/>
                     <pic:cNvPicPr>
                       <a:picLocks noChangeArrowheads="1" noChangeAspect="1"/>
                     </pic:cNvPicPr>
                   </pic:nvPicPr>
                   <pic:blipFill>
-                    <a:blip r:embed="rId64"/>
+                    <a:blip r:embed="rId67"/>
                     <a:stretch>
                       <a:fillRect/>
                     </a:stretch>
@@ -12793,7 +12956,7 @@
           <w:b/>
           <w:bCs/>
         </w:rPr>
-        <w:t xml:space="preserve">Figure 4.</w:t>
+        <w:t xml:space="preserve">Figure 5.</w:t>
       </w:r>
       <w:r>
         <w:t xml:space="preserve"> </w:t>
@@ -12823,18 +12986,18 @@
           <wp:inline>
             <wp:extent cx="5334000" cy="2293972"/>
             <wp:effectExtent b="0" l="0" r="0" t="0"/>
-            <wp:docPr descr="gene budget signals" title="" id="68" name="Picture"/>
+            <wp:docPr descr="gene budget signals" title="" id="71" name="Picture"/>
             <a:graphic>
               <a:graphicData uri="http://schemas.openxmlformats.org/drawingml/2006/picture">
                 <pic:pic>
                   <pic:nvPicPr>
-                    <pic:cNvPr descr="/Users/iandriver/Downloads/actinn-jax-benchmark/docs/figures/gene_budget_signals.png" id="69" name="Picture"/>
+                    <pic:cNvPr descr="/Users/iandriver/Downloads/actinn-jax-benchmark/docs/figures/gene_budget_signals.png" id="72" name="Picture"/>
                     <pic:cNvPicPr>
                       <a:picLocks noChangeArrowheads="1" noChangeAspect="1"/>
                     </pic:cNvPicPr>
                   </pic:nvPicPr>
                   <pic:blipFill>
-                    <a:blip r:embed="rId67"/>
+                    <a:blip r:embed="rId70"/>
                     <a:stretch>
                       <a:fillRect/>
                     </a:stretch>
@@ -12870,7 +13033,7 @@
           <w:b/>
           <w:bCs/>
         </w:rPr>
-        <w:t xml:space="preserve">Figure 5.</w:t>
+        <w:t xml:space="preserve">Figure 6.</w:t>
       </w:r>
       <w:r>
         <w:t xml:space="preserve"> </w:t>
@@ -12891,9 +13054,9 @@
         <w:t xml:space="preserve">dataset where more genes hurt.</w:t>
       </w:r>
     </w:p>
-    <w:bookmarkEnd w:id="70"/>
-    <w:bookmarkEnd w:id="71"/>
-    <w:bookmarkStart w:id="73" w:name="discussion"/>
+    <w:bookmarkEnd w:id="73"/>
+    <w:bookmarkEnd w:id="74"/>
+    <w:bookmarkStart w:id="76" w:name="discussion"/>
     <w:p>
       <w:pPr>
         <w:pStyle w:val="Heading1"/>
@@ -13604,7 +13767,7 @@
       <w:r>
         <w:t xml:space="preserve"> </w:t>
       </w:r>
-      <w:hyperlink r:id="rId72">
+      <w:hyperlink r:id="rId75">
         <w:r>
           <w:rPr>
             <w:rStyle w:val="Hyperlink"/>
@@ -14326,8 +14489,8 @@
         <w:t xml:space="preserve">scientist can run, inspect, and run again.</w:t>
       </w:r>
     </w:p>
-    <w:bookmarkEnd w:id="73"/>
-    <w:bookmarkStart w:id="74" w:name="limitations"/>
+    <w:bookmarkEnd w:id="76"/>
+    <w:bookmarkStart w:id="77" w:name="limitations"/>
     <w:p>
       <w:pPr>
         <w:pStyle w:val="Heading1"/>
@@ -14464,7 +14627,7 @@
         <w:t xml:space="preserve"> </w:t>
       </w:r>
       <w:r>
-        <w:t xml:space="preserve">silently ranks threading and scheduler contention alongside algorithm. Table 10 therefore</w:t>
+        <w:t xml:space="preserve">silently ranks threading and scheduler contention alongside algorithm. Table 9 therefore</w:t>
       </w:r>
       <w:r>
         <w:t xml:space="preserve"> </w:t>
@@ -15056,8 +15219,8 @@
         <w:t xml:space="preserve">annotation).</w:t>
       </w:r>
     </w:p>
-    <w:bookmarkEnd w:id="74"/>
-    <w:bookmarkStart w:id="80" w:name="data-code-availability"/>
+    <w:bookmarkEnd w:id="77"/>
+    <w:bookmarkStart w:id="83" w:name="data-code-availability"/>
     <w:p>
       <w:pPr>
         <w:pStyle w:val="Heading1"/>
@@ -15107,7 +15270,7 @@
       <w:r>
         <w:t xml:space="preserve"> </w:t>
       </w:r>
-      <w:hyperlink r:id="rId75">
+      <w:hyperlink r:id="rId78">
         <w:r>
           <w:rPr>
             <w:rStyle w:val="Hyperlink"/>
@@ -15231,7 +15394,7 @@
       <w:r>
         <w:t xml:space="preserve"> </w:t>
       </w:r>
-      <w:hyperlink r:id="rId76">
+      <w:hyperlink r:id="rId79">
         <w:r>
           <w:rPr>
             <w:rStyle w:val="Hyperlink"/>
@@ -15254,7 +15417,7 @@
       <w:r>
         <w:t xml:space="preserve"> </w:t>
       </w:r>
-      <w:hyperlink r:id="rId77">
+      <w:hyperlink r:id="rId80">
         <w:r>
           <w:rPr>
             <w:rStyle w:val="Hyperlink"/>
@@ -15347,7 +15510,7 @@
       <w:r>
         <w:t xml:space="preserve"> </w:t>
       </w:r>
-      <w:hyperlink r:id="rId78">
+      <w:hyperlink r:id="rId81">
         <w:r>
           <w:rPr>
             <w:rStyle w:val="Hyperlink"/>
@@ -15376,7 +15539,7 @@
       <w:r>
         <w:t xml:space="preserve"> </w:t>
       </w:r>
-      <w:hyperlink r:id="rId79">
+      <w:hyperlink r:id="rId82">
         <w:r>
           <w:rPr>
             <w:rStyle w:val="Hyperlink"/>
@@ -15465,8 +15628,8 @@
         <w:t xml:space="preserve">per-dataset accuracy.</w:t>
       </w:r>
     </w:p>
-    <w:bookmarkEnd w:id="80"/>
-    <w:bookmarkStart w:id="81" w:name="references"/>
+    <w:bookmarkEnd w:id="83"/>
+    <w:bookmarkStart w:id="84" w:name="references"/>
     <w:p>
       <w:pPr>
         <w:pStyle w:val="Heading1"/>
@@ -15721,7 +15884,7 @@
       <w:r>
         <w:t xml:space="preserve"> </w:t>
       </w:r>
-      <w:hyperlink r:id="rId63">
+      <w:hyperlink r:id="rId66">
         <w:r>
           <w:rPr>
             <w:rStyle w:val="Hyperlink"/>
@@ -16335,7 +16498,7 @@
       <w:r>
         <w:t xml:space="preserve"> </w:t>
       </w:r>
-      <w:hyperlink r:id="rId72">
+      <w:hyperlink r:id="rId75">
         <w:r>
           <w:rPr>
             <w:rStyle w:val="Hyperlink"/>
@@ -16515,7 +16678,7 @@
         <w:t xml:space="preserve">.</w:t>
       </w:r>
     </w:p>
-    <w:bookmarkEnd w:id="81"/>
+    <w:bookmarkEnd w:id="84"/>
     <w:sectPr>
       <w:footnotePr>
         <w:numRestart w:val="eachSect"/>

--- a/manuscript/actinn-jax_preprint.docx
+++ b/manuscript/actinn-jax_preprint.docx
@@ -5858,7 +5858,7 @@
     </w:p>
     <w:bookmarkEnd w:id="45"/>
     <w:bookmarkEnd w:id="46"/>
-    <w:bookmarkStart w:id="74" w:name="results"/>
+    <w:bookmarkStart w:id="77" w:name="results"/>
     <w:p>
       <w:pPr>
         <w:pStyle w:val="Heading1"/>
@@ -8419,7 +8419,7 @@
       </w:r>
     </w:p>
     <w:bookmarkEnd w:id="51"/>
-    <w:bookmarkStart w:id="55" w:name="scaling"/>
+    <w:bookmarkStart w:id="58" w:name="scaling"/>
     <w:p>
       <w:pPr>
         <w:pStyle w:val="Heading2"/>
@@ -8592,86 +8592,139 @@
         <w:t xml:space="preserve"> </w:t>
       </w:r>
       <w:r>
-        <w:t xml:space="preserve">recurs — the regime that matters when a reference is reused across many queries. (The</w:t>
-      </w:r>
-      <w:r>
-        <w:t xml:space="preserve"> </w:t>
-      </w:r>
-      <w:r>
-        <w:t xml:space="preserve">scaling script’s memory column is process-cumulative and not a clean per-size measurement;</w:t>
-      </w:r>
-      <w:r>
-        <w:t xml:space="preserve"> </w:t>
-      </w:r>
-      <w:r>
-        <w:t xml:space="preserve">per-method peak memory is reported from the isolated-subprocess matrix in §3.1.)</w:t>
-      </w:r>
-    </w:p>
-    <w:bookmarkEnd w:id="55"/>
-    <w:bookmarkStart w:id="62" w:name="the-broadfocused-annotation-workflow"/>
-    <w:p>
-      <w:pPr>
-        <w:pStyle w:val="Heading2"/>
-      </w:pPr>
-      <w:r>
-        <w:t xml:space="preserve">The broad→focused annotation workflow</w:t>
-      </w:r>
-    </w:p>
-    <w:p>
-      <w:pPr>
-        <w:pStyle w:val="FirstParagraph"/>
-      </w:pPr>
-      <w:r>
-        <w:t xml:space="preserve">What actinn-jax is built around is not a single classifier but a</w:t>
-      </w:r>
-      <w:r>
-        <w:t xml:space="preserve"> </w:t>
-      </w:r>
-      <w:r>
-        <w:rPr>
-          <w:b/>
-          <w:bCs/>
-        </w:rPr>
-        <w:t xml:space="preserve">two-pass workflow</w:t>
-      </w:r>
-      <w:r>
-        <w:t xml:space="preserve"> </w:t>
-      </w:r>
-      <w:r>
-        <w:t xml:space="preserve">that</w:t>
-      </w:r>
-      <w:r>
-        <w:t xml:space="preserve"> </w:t>
-      </w:r>
-      <w:r>
-        <w:t xml:space="preserve">matches how annotation is actually done: get a broad call fast, then sharpen it where it</w:t>
-      </w:r>
-      <w:r>
-        <w:t xml:space="preserve"> </w:t>
-      </w:r>
-      <w:r>
-        <w:t xml:space="preserve">matters. Because every stage is a cached</w:t>
-      </w:r>
-      <w:r>
-        <w:t xml:space="preserve"> </w:t>
-      </w:r>
-      <w:r>
-        <w:rPr>
-          <w:rStyle w:val="VerbatimChar"/>
-        </w:rPr>
-        <w:t xml:space="preserve">ReferenceModel</w:t>
-      </w:r>
-      <w:r>
-        <w:t xml:space="preserve"> </w:t>
-      </w:r>
-      <w:r>
-        <w:t xml:space="preserve">with sub-second, memory-bounded</w:t>
-      </w:r>
-      <w:r>
-        <w:t xml:space="preserve"> </w:t>
-      </w:r>
-      <w:r>
-        <w:t xml:space="preserve">inference (§3.1, §3.3), the whole workflow runs on a laptop.</w:t>
+        <w:t xml:space="preserve">recurs — the regime that matters when a reference is reused across many queries. (This sweep’s own</w:t>
+      </w:r>
+      <w:r>
+        <w:t xml:space="preserve"> </w:t>
+      </w:r>
+      <w:r>
+        <w:t xml:space="preserve">memory column is process-cumulative and not a clean per-size measurement; the atlas sweep</w:t>
+      </w:r>
+      <w:r>
+        <w:t xml:space="preserve"> </w:t>
+      </w:r>
+      <w:r>
+        <w:t xml:space="preserve">below and the matrix of §3.1 both run each method in its own process, and are what the</w:t>
+      </w:r>
+      <w:r>
+        <w:t xml:space="preserve"> </w:t>
+      </w:r>
+      <w:r>
+        <w:t xml:space="preserve">memory numbers come from.)</w:t>
+      </w:r>
+    </w:p>
+    <w:p>
+      <w:pPr>
+        <w:pStyle w:val="BodyText"/>
+      </w:pPr>
+      <w:r>
+        <w:rPr>
+          <w:b/>
+          <w:bCs/>
+        </w:rPr>
+        <w:t xml:space="preserve">At atlas scale the ordering changes.</w:t>
+      </w:r>
+      <w:r>
+        <w:t xml:space="preserve"> </w:t>
+      </w:r>
+      <w:r>
+        <w:t xml:space="preserve">The sweep above stops at 24k cells. Carrying four</w:t>
+      </w:r>
+      <w:r>
+        <w:t xml:space="preserve"> </w:t>
+      </w:r>
+      <w:r>
+        <w:t xml:space="preserve">methods to full atlas size — 49k reference cells on lung, 47k on the HLiCA liver atlas —</w:t>
+      </w:r>
+      <w:r>
+        <w:t xml:space="preserve"> </w:t>
+      </w:r>
+      <w:r>
+        <w:t xml:space="preserve">reverses the accuracy ranking (Figure 3A, B). ProtoCloud goes from the weakest method at 3k</w:t>
+      </w:r>
+      <w:r>
+        <w:t xml:space="preserve"> </w:t>
+      </w:r>
+      <w:r>
+        <w:t xml:space="preserve">cells (0.722 lung, 0.581 liver) to the strongest at full scale (</w:t>
+      </w:r>
+      <w:r>
+        <w:rPr>
+          <w:b/>
+          <w:bCs/>
+        </w:rPr>
+        <w:t xml:space="preserve">0.976</w:t>
+      </w:r>
+      <w:r>
+        <w:t xml:space="preserve"> </w:t>
+      </w:r>
+      <w:r>
+        <w:t xml:space="preserve">and</w:t>
+      </w:r>
+      <w:r>
+        <w:t xml:space="preserve"> </w:t>
+      </w:r>
+      <w:r>
+        <w:rPr>
+          <w:b/>
+          <w:bCs/>
+        </w:rPr>
+        <w:t xml:space="preserve">0.905</w:t>
+      </w:r>
+      <w:r>
+        <w:t xml:space="preserve">),</w:t>
+      </w:r>
+      <w:r>
+        <w:t xml:space="preserve"> </w:t>
+      </w:r>
+      <w:r>
+        <w:t xml:space="preserve">clear of the linear pipeline (0.939, 0.863) and actinn-jax (0.936, 0.824), at 19× actinn-jax’s</w:t>
+      </w:r>
+      <w:r>
+        <w:t xml:space="preserve"> </w:t>
+      </w:r>
+      <w:r>
+        <w:t xml:space="preserve">CPU fit cost. scTOP gains nothing from scale on lung (0.819 → 0.846) and loses ground on liver</w:t>
+      </w:r>
+      <w:r>
+        <w:t xml:space="preserve"> </w:t>
+      </w:r>
+      <w:r>
+        <w:t xml:space="preserve">(0.657 → 0.583). Peak memory grows for every method, but the spread stays</w:t>
+      </w:r>
+      <w:r>
+        <w:t xml:space="preserve"> </w:t>
+      </w:r>
+      <w:r>
+        <w:rPr>
+          <w:b/>
+          <w:bCs/>
+        </w:rPr>
+        <w:t xml:space="preserve">bounded at ~2×</w:t>
+      </w:r>
+      <w:r>
+        <w:t xml:space="preserve"> </w:t>
+      </w:r>
+      <w:r>
+        <w:t xml:space="preserve">rather than widening (Figure 3C): the linear pipeline is heaviest throughout — 13.2 GB against</w:t>
+      </w:r>
+      <w:r>
+        <w:t xml:space="preserve"> </w:t>
+      </w:r>
+      <w:r>
+        <w:t xml:space="preserve">actinn-jax’s 6.1 GB at 49k lung cells, a 2.15× ratio — and scTOP crosses over from lightest to</w:t>
+      </w:r>
+      <w:r>
+        <w:t xml:space="preserve"> </w:t>
+      </w:r>
+      <w:r>
+        <w:t xml:space="preserve">heaviest as its rank processing densifies (9.3 vs 6.5 GB at 47k liver cells). Conclusions drawn</w:t>
+      </w:r>
+      <w:r>
+        <w:t xml:space="preserve"> </w:t>
+      </w:r>
+      <w:r>
+        <w:t xml:space="preserve">from subsampled references do not transfer to atlas scale, in either direction.</w:t>
       </w:r>
     </w:p>
     <w:p>
@@ -8681,20 +8734,224 @@
       <w:r>
         <w:drawing>
           <wp:inline>
-            <wp:extent cx="5334000" cy="1965681"/>
+            <wp:extent cx="5334000" cy="1702553"/>
             <wp:effectExtent b="0" l="0" r="0" t="0"/>
-            <wp:docPr descr="the broad pass and the focused pass on one query" title="" id="57" name="Picture"/>
+            <wp:docPr descr="accuracy and memory against reference size on two atlases" title="" id="56" name="Picture"/>
             <a:graphic>
               <a:graphicData uri="http://schemas.openxmlformats.org/drawingml/2006/picture">
                 <pic:pic>
                   <pic:nvPicPr>
-                    <pic:cNvPr descr="/Users/iandriver/Downloads/actinn-jax-benchmark/docs/figures/fig_workflow_umap_ondata.png" id="58" name="Picture"/>
+                    <pic:cNvPr descr="/Users/iandriver/Downloads/actinn-jax-benchmark/docs/figures/fig_atlas_scaling.png" id="57" name="Picture"/>
                     <pic:cNvPicPr>
                       <a:picLocks noChangeArrowheads="1" noChangeAspect="1"/>
                     </pic:cNvPicPr>
                   </pic:nvPicPr>
                   <pic:blipFill>
-                    <a:blip r:embed="rId56"/>
+                    <a:blip r:embed="rId55"/>
+                    <a:stretch>
+                      <a:fillRect/>
+                    </a:stretch>
+                  </pic:blipFill>
+                  <pic:spPr bwMode="auto">
+                    <a:xfrm>
+                      <a:off x="0" y="0"/>
+                      <a:ext cx="5334000" cy="1702553"/>
+                    </a:xfrm>
+                    <a:prstGeom prst="rect">
+                      <a:avLst/>
+                    </a:prstGeom>
+                    <a:noFill/>
+                    <a:ln w="9525">
+                      <a:noFill/>
+                      <a:headEnd/>
+                      <a:tailEnd/>
+                    </a:ln>
+                  </pic:spPr>
+                </pic:pic>
+              </a:graphicData>
+            </a:graphic>
+          </wp:inline>
+        </w:drawing>
+      </w:r>
+    </w:p>
+    <w:p>
+      <w:pPr>
+        <w:pStyle w:val="BodyText"/>
+      </w:pPr>
+      <w:r>
+        <w:rPr>
+          <w:b/>
+          <w:bCs/>
+        </w:rPr>
+        <w:t xml:space="preserve">Figure 3.</w:t>
+      </w:r>
+      <w:r>
+        <w:t xml:space="preserve"> </w:t>
+      </w:r>
+      <w:r>
+        <w:t xml:space="preserve">Accuracy and peak memory against reference size, four methods carried to full</w:t>
+      </w:r>
+      <w:r>
+        <w:t xml:space="preserve"> </w:t>
+      </w:r>
+      <w:r>
+        <w:t xml:space="preserve">atlas scale on two datasets.</w:t>
+      </w:r>
+      <w:r>
+        <w:t xml:space="preserve"> </w:t>
+      </w:r>
+      <w:r>
+        <w:rPr>
+          <w:i/>
+          <w:iCs/>
+        </w:rPr>
+        <w:t xml:space="preserve">A:</w:t>
+      </w:r>
+      <w:r>
+        <w:t xml:space="preserve"> </w:t>
+      </w:r>
+      <w:r>
+        <w:t xml:space="preserve">lung, 3k → 49k reference cells.</w:t>
+      </w:r>
+      <w:r>
+        <w:t xml:space="preserve"> </w:t>
+      </w:r>
+      <w:r>
+        <w:rPr>
+          <w:i/>
+          <w:iCs/>
+        </w:rPr>
+        <w:t xml:space="preserve">B:</w:t>
+      </w:r>
+      <w:r>
+        <w:t xml:space="preserve"> </w:t>
+      </w:r>
+      <w:r>
+        <w:t xml:space="preserve">the HLiCA liver atlas,</w:t>
+      </w:r>
+      <w:r>
+        <w:t xml:space="preserve"> </w:t>
+      </w:r>
+      <w:r>
+        <w:t xml:space="preserve">2.7k → 47k, an independent replication of the same reversal.</w:t>
+      </w:r>
+      <w:r>
+        <w:t xml:space="preserve"> </w:t>
+      </w:r>
+      <w:r>
+        <w:rPr>
+          <w:i/>
+          <w:iCs/>
+        </w:rPr>
+        <w:t xml:space="preserve">C:</w:t>
+      </w:r>
+      <w:r>
+        <w:t xml:space="preserve"> </w:t>
+      </w:r>
+      <w:r>
+        <w:t xml:space="preserve">peak memory over both</w:t>
+      </w:r>
+      <w:r>
+        <w:t xml:space="preserve"> </w:t>
+      </w:r>
+      <w:r>
+        <w:t xml:space="preserve">sweeps. Fit time is not plotted: the 47k liver point was measured under CPU contention, so a</w:t>
+      </w:r>
+      <w:r>
+        <w:t xml:space="preserve"> </w:t>
+      </w:r>
+      <w:r>
+        <w:t xml:space="preserve">cost axis there would report scheduling rather than scaling.</w:t>
+      </w:r>
+    </w:p>
+    <w:bookmarkEnd w:id="58"/>
+    <w:bookmarkStart w:id="65" w:name="the-broadfocused-annotation-workflow"/>
+    <w:p>
+      <w:pPr>
+        <w:pStyle w:val="Heading2"/>
+      </w:pPr>
+      <w:r>
+        <w:t xml:space="preserve">The broad→focused annotation workflow</w:t>
+      </w:r>
+    </w:p>
+    <w:p>
+      <w:pPr>
+        <w:pStyle w:val="FirstParagraph"/>
+      </w:pPr>
+      <w:r>
+        <w:t xml:space="preserve">What actinn-jax is built around is not a single classifier but a</w:t>
+      </w:r>
+      <w:r>
+        <w:t xml:space="preserve"> </w:t>
+      </w:r>
+      <w:r>
+        <w:rPr>
+          <w:b/>
+          <w:bCs/>
+        </w:rPr>
+        <w:t xml:space="preserve">two-pass workflow</w:t>
+      </w:r>
+      <w:r>
+        <w:t xml:space="preserve"> </w:t>
+      </w:r>
+      <w:r>
+        <w:t xml:space="preserve">that</w:t>
+      </w:r>
+      <w:r>
+        <w:t xml:space="preserve"> </w:t>
+      </w:r>
+      <w:r>
+        <w:t xml:space="preserve">matches how annotation is actually done: get a broad call fast, then sharpen it where it</w:t>
+      </w:r>
+      <w:r>
+        <w:t xml:space="preserve"> </w:t>
+      </w:r>
+      <w:r>
+        <w:t xml:space="preserve">matters. Because every stage is a cached</w:t>
+      </w:r>
+      <w:r>
+        <w:t xml:space="preserve"> </w:t>
+      </w:r>
+      <w:r>
+        <w:rPr>
+          <w:rStyle w:val="VerbatimChar"/>
+        </w:rPr>
+        <w:t xml:space="preserve">ReferenceModel</w:t>
+      </w:r>
+      <w:r>
+        <w:t xml:space="preserve"> </w:t>
+      </w:r>
+      <w:r>
+        <w:t xml:space="preserve">with sub-second, memory-bounded</w:t>
+      </w:r>
+      <w:r>
+        <w:t xml:space="preserve"> </w:t>
+      </w:r>
+      <w:r>
+        <w:t xml:space="preserve">inference (§3.1, §3.3), the whole workflow runs on a laptop.</w:t>
+      </w:r>
+    </w:p>
+    <w:p>
+      <w:pPr>
+        <w:pStyle w:val="BodyText"/>
+      </w:pPr>
+      <w:r>
+        <w:drawing>
+          <wp:inline>
+            <wp:extent cx="5334000" cy="1965681"/>
+            <wp:effectExtent b="0" l="0" r="0" t="0"/>
+            <wp:docPr descr="the broad pass and the focused pass on one query" title="" id="60" name="Picture"/>
+            <a:graphic>
+              <a:graphicData uri="http://schemas.openxmlformats.org/drawingml/2006/picture">
+                <pic:pic>
+                  <pic:nvPicPr>
+                    <pic:cNvPr descr="/Users/iandriver/Downloads/actinn-jax-benchmark/docs/figures/fig_workflow_umap_ondata.png" id="61" name="Picture"/>
+                    <pic:cNvPicPr>
+                      <a:picLocks noChangeArrowheads="1" noChangeAspect="1"/>
+                    </pic:cNvPicPr>
+                  </pic:nvPicPr>
+                  <pic:blipFill>
+                    <a:blip r:embed="rId59"/>
                     <a:stretch>
                       <a:fillRect/>
                     </a:stretch>
@@ -8730,7 +8987,7 @@
           <w:b/>
           <w:bCs/>
         </w:rPr>
-        <w:t xml:space="preserve">Figure 3.</w:t>
+        <w:t xml:space="preserve">Figure 4.</w:t>
       </w:r>
       <w:r>
         <w:t xml:space="preserve"> </w:t>
@@ -9805,7 +10062,7 @@
         <w:pStyle w:val="BodyText"/>
       </w:pPr>
       <w:r>
-        <w:t xml:space="preserve">That clustering step is the only one that has to be replaced (Figure 4A). The census already</w:t>
+        <w:t xml:space="preserve">That clustering step is the only one that has to be replaced (Figure 5A). The census already</w:t>
       </w:r>
       <w:r>
         <w:t xml:space="preserve"> </w:t>
@@ -9854,18 +10111,18 @@
           <wp:inline>
             <wp:extent cx="5334000" cy="3388824"/>
             <wp:effectExtent b="0" l="0" r="0" t="0"/>
-            <wp:docPr descr="building a coarse hierarchy without a GPU" title="" id="60" name="Picture"/>
+            <wp:docPr descr="building a coarse hierarchy without a GPU" title="" id="63" name="Picture"/>
             <a:graphic>
               <a:graphicData uri="http://schemas.openxmlformats.org/drawingml/2006/picture">
                 <pic:pic>
                   <pic:nvPicPr>
-                    <pic:cNvPr descr="/Users/iandriver/Downloads/actinn-jax-benchmark/docs/figures/fig_ontology_hierarchy.png" id="61" name="Picture"/>
+                    <pic:cNvPr descr="/Users/iandriver/Downloads/actinn-jax-benchmark/docs/figures/fig_ontology_hierarchy.png" id="64" name="Picture"/>
                     <pic:cNvPicPr>
                       <a:picLocks noChangeArrowheads="1" noChangeAspect="1"/>
                     </pic:cNvPicPr>
                   </pic:nvPicPr>
                   <pic:blipFill>
-                    <a:blip r:embed="rId59"/>
+                    <a:blip r:embed="rId62"/>
                     <a:stretch>
                       <a:fillRect/>
                     </a:stretch>
@@ -9901,7 +10158,7 @@
           <w:b/>
           <w:bCs/>
         </w:rPr>
-        <w:t xml:space="preserve">Figure 4.</w:t>
+        <w:t xml:space="preserve">Figure 5.</w:t>
       </w:r>
       <w:r>
         <w:t xml:space="preserve"> </w:t>
@@ -10048,7 +10305,7 @@
         <w:t xml:space="preserve">blood cell</w:t>
       </w:r>
       <w:r>
-        <w:t xml:space="preserve">) are too vague to place anywhere (Figure 4B).</w:t>
+        <w:t xml:space="preserve">) are too vague to place anywhere (Figure 5B).</w:t>
       </w:r>
     </w:p>
     <w:p>
@@ -10138,7 +10395,7 @@
         <w:t xml:space="preserve"> </w:t>
       </w:r>
       <w:r>
-        <w:t xml:space="preserve">(Figure 4C). What matters is</w:t>
+        <w:t xml:space="preserve">(Figure 5C). What matters is</w:t>
       </w:r>
       <w:r>
         <w:t xml:space="preserve"> </w:t>
@@ -10718,8 +10975,8 @@
         <w:t xml:space="preserve">tissue → subtype/state), not just a classifier, at classical-method speed throughout.</w:t>
       </w:r>
     </w:p>
-    <w:bookmarkEnd w:id="62"/>
-    <w:bookmarkStart w:id="63" w:name="rejection-abstain"/>
+    <w:bookmarkEnd w:id="65"/>
+    <w:bookmarkStart w:id="66" w:name="rejection-abstain"/>
     <w:p>
       <w:pPr>
         <w:pStyle w:val="Heading2"/>
@@ -11051,8 +11308,8 @@
         <w:t xml:space="preserve">what makes the abstain step usable as a routing decision in the workflow of §3.4.</w:t>
       </w:r>
     </w:p>
-    <w:bookmarkEnd w:id="63"/>
-    <w:bookmarkStart w:id="64" w:name="foundation-model-zero-shot-scprint"/>
+    <w:bookmarkEnd w:id="66"/>
+    <w:bookmarkStart w:id="67" w:name="foundation-model-zero-shot-scprint"/>
     <w:p>
       <w:pPr>
         <w:pStyle w:val="Heading2"/>
@@ -11238,8 +11495,8 @@
         <w:t xml:space="preserve">its raw label predictions are not.</w:t>
       </w:r>
     </w:p>
-    <w:bookmarkEnd w:id="64"/>
-    <w:bookmarkStart w:id="73" w:name="X073cf3caac1f6b108657735a42ae0c9978dc036"/>
+    <w:bookmarkEnd w:id="67"/>
+    <w:bookmarkStart w:id="76" w:name="X073cf3caac1f6b108657735a42ae0c9978dc036"/>
     <w:p>
       <w:pPr>
         <w:pStyle w:val="Heading2"/>
@@ -11289,7 +11546,7 @@
       <w:r>
         <w:t xml:space="preserve"> </w:t>
       </w:r>
-      <w:hyperlink r:id="rId65">
+      <w:hyperlink r:id="rId68">
         <w:r>
           <w:rPr>
             <w:rStyle w:val="Hyperlink"/>
@@ -11400,7 +11657,7 @@
       <w:r>
         <w:t xml:space="preserve"> </w:t>
       </w:r>
-      <w:hyperlink r:id="rId66">
+      <w:hyperlink r:id="rId69">
         <w:r>
           <w:rPr>
             <w:rStyle w:val="Hyperlink"/>
@@ -12778,7 +13035,7 @@
         <w:t xml:space="preserve"> </w:t>
       </w:r>
       <w:r>
-        <w:t xml:space="preserve">hypomap (Figure 5). The budget is</w:t>
+        <w:t xml:space="preserve">hypomap (Figure 6). The budget is</w:t>
       </w:r>
       <w:r>
         <w:t xml:space="preserve"> </w:t>
@@ -12835,7 +13092,7 @@
         <w:t xml:space="preserve"> </w:t>
       </w:r>
       <w:r>
-        <w:t xml:space="preserve">query-cells-per-class check independently flags it (Figure 6) —</w:t>
+        <w:t xml:space="preserve">query-cells-per-class check independently flags it (Figure 7) —</w:t>
       </w:r>
       <w:r>
         <w:t xml:space="preserve"> </w:t>
@@ -12909,18 +13166,18 @@
           <wp:inline>
             <wp:extent cx="5334000" cy="2139510"/>
             <wp:effectExtent b="0" l="0" r="0" t="0"/>
-            <wp:docPr descr="gene budget curve" title="" id="68" name="Picture"/>
+            <wp:docPr descr="gene budget curve" title="" id="71" name="Picture"/>
             <a:graphic>
               <a:graphicData uri="http://schemas.openxmlformats.org/drawingml/2006/picture">
                 <pic:pic>
                   <pic:nvPicPr>
-                    <pic:cNvPr descr="/Users/iandriver/Downloads/actinn-jax-benchmark/docs/figures/gene_budget_curve.png" id="69" name="Picture"/>
+                    <pic:cNvPr descr="/Users/iandriver/Downloads/actinn-jax-benchmark/docs/figures/gene_budget_curve.png" id="72" name="Picture"/>
                     <pic:cNvPicPr>
                       <a:picLocks noChangeArrowheads="1" noChangeAspect="1"/>
                     </pic:cNvPicPr>
                   </pic:nvPicPr>
                   <pic:blipFill>
-                    <a:blip r:embed="rId67"/>
+                    <a:blip r:embed="rId70"/>
                     <a:stretch>
                       <a:fillRect/>
                     </a:stretch>
@@ -12956,7 +13213,7 @@
           <w:b/>
           <w:bCs/>
         </w:rPr>
-        <w:t xml:space="preserve">Figure 5.</w:t>
+        <w:t xml:space="preserve">Figure 6.</w:t>
       </w:r>
       <w:r>
         <w:t xml:space="preserve"> </w:t>
@@ -12986,18 +13243,18 @@
           <wp:inline>
             <wp:extent cx="5334000" cy="2293972"/>
             <wp:effectExtent b="0" l="0" r="0" t="0"/>
-            <wp:docPr descr="gene budget signals" title="" id="71" name="Picture"/>
+            <wp:docPr descr="gene budget signals" title="" id="74" name="Picture"/>
             <a:graphic>
               <a:graphicData uri="http://schemas.openxmlformats.org/drawingml/2006/picture">
                 <pic:pic>
                   <pic:nvPicPr>
-                    <pic:cNvPr descr="/Users/iandriver/Downloads/actinn-jax-benchmark/docs/figures/gene_budget_signals.png" id="72" name="Picture"/>
+                    <pic:cNvPr descr="/Users/iandriver/Downloads/actinn-jax-benchmark/docs/figures/gene_budget_signals.png" id="75" name="Picture"/>
                     <pic:cNvPicPr>
                       <a:picLocks noChangeArrowheads="1" noChangeAspect="1"/>
                     </pic:cNvPicPr>
                   </pic:nvPicPr>
                   <pic:blipFill>
-                    <a:blip r:embed="rId70"/>
+                    <a:blip r:embed="rId73"/>
                     <a:stretch>
                       <a:fillRect/>
                     </a:stretch>
@@ -13033,7 +13290,7 @@
           <w:b/>
           <w:bCs/>
         </w:rPr>
-        <w:t xml:space="preserve">Figure 6.</w:t>
+        <w:t xml:space="preserve">Figure 7.</w:t>
       </w:r>
       <w:r>
         <w:t xml:space="preserve"> </w:t>
@@ -13054,9 +13311,9 @@
         <w:t xml:space="preserve">dataset where more genes hurt.</w:t>
       </w:r>
     </w:p>
-    <w:bookmarkEnd w:id="73"/>
-    <w:bookmarkEnd w:id="74"/>
-    <w:bookmarkStart w:id="76" w:name="discussion"/>
+    <w:bookmarkEnd w:id="76"/>
+    <w:bookmarkEnd w:id="77"/>
+    <w:bookmarkStart w:id="79" w:name="discussion"/>
     <w:p>
       <w:pPr>
         <w:pStyle w:val="Heading1"/>
@@ -13767,7 +14024,7 @@
       <w:r>
         <w:t xml:space="preserve"> </w:t>
       </w:r>
-      <w:hyperlink r:id="rId75">
+      <w:hyperlink r:id="rId78">
         <w:r>
           <w:rPr>
             <w:rStyle w:val="Hyperlink"/>
@@ -14489,8 +14746,8 @@
         <w:t xml:space="preserve">scientist can run, inspect, and run again.</w:t>
       </w:r>
     </w:p>
-    <w:bookmarkEnd w:id="76"/>
-    <w:bookmarkStart w:id="77" w:name="limitations"/>
+    <w:bookmarkEnd w:id="79"/>
+    <w:bookmarkStart w:id="80" w:name="limitations"/>
     <w:p>
       <w:pPr>
         <w:pStyle w:val="Heading1"/>
@@ -15115,68 +15372,31 @@
           <w:b/>
           <w:bCs/>
         </w:rPr>
-        <w:t xml:space="preserve">At atlas scale the ordering changes and the deep model leads.</w:t>
-      </w:r>
-      <w:r>
-        <w:t xml:space="preserve"> </w:t>
-      </w:r>
-      <w:r>
-        <w:t xml:space="preserve">Scaling the lung reference</w:t>
-      </w:r>
-      <w:r>
-        <w:t xml:space="preserve"> </w:t>
-      </w:r>
-      <w:r>
-        <w:t xml:space="preserve">3k → 49k cells,</w:t>
-      </w:r>
-      <w:r>
-        <w:t xml:space="preserve"> </w:t>
-      </w:r>
-      <w:r>
-        <w:rPr>
-          <w:b/>
-          <w:bCs/>
-        </w:rPr>
-        <w:t xml:space="preserve">ProtoCloud goes from worst (0.722) to best (0.976)</w:t>
-      </w:r>
-      <w:r>
-        <w:t xml:space="preserve">, clear of actinn-jax</w:t>
-      </w:r>
-      <w:r>
-        <w:t xml:space="preserve"> </w:t>
-      </w:r>
-      <w:r>
-        <w:t xml:space="preserve">(0.936) and the linear pipeline (0.939), at 19× the CPU fit cost; scTOP gains nothing from</w:t>
-      </w:r>
-      <w:r>
-        <w:t xml:space="preserve"> </w:t>
-      </w:r>
-      <w:r>
-        <w:t xml:space="preserve">scale (0.819 → 0.846) and loses its memory edge (1.22× actinn-jax at 49k). This replicates</w:t>
-      </w:r>
-      <w:r>
-        <w:t xml:space="preserve"> </w:t>
-      </w:r>
-      <w:r>
-        <w:t xml:space="preserve">on the HLiCA liver atlas (36 types, 525k cells, sweep to 47k ref): same bounded ~2× memory</w:t>
-      </w:r>
-      <w:r>
-        <w:t xml:space="preserve"> </w:t>
-      </w:r>
-      <w:r>
-        <w:t xml:space="preserve">band, same ProtoCloud reversal (0.581 → 0.905), same scTOP stagnation (0.657 → 0.583), with</w:t>
-      </w:r>
-      <w:r>
-        <w:t xml:space="preserve"> </w:t>
-      </w:r>
-      <w:r>
-        <w:t xml:space="preserve">scTOP crossing over to heavier than actinn-jax (1.41×). Conclusions drawn from subsampled</w:t>
-      </w:r>
-      <w:r>
-        <w:t xml:space="preserve"> </w:t>
-      </w:r>
-      <w:r>
-        <w:t xml:space="preserve">references do not transfer to atlas scale, in either direction.</w:t>
+        <w:t xml:space="preserve">The main matrix uses subsampled references, and its ranking does not survive atlas scale.</w:t>
+      </w:r>
+      <w:r>
+        <w:t xml:space="preserve"> </w:t>
+      </w:r>
+      <w:r>
+        <w:t xml:space="preserve">Carried to 49k lung and 47k liver reference cells, ProtoCloud moves from the weakest method</w:t>
+      </w:r>
+      <w:r>
+        <w:t xml:space="preserve"> </w:t>
+      </w:r>
+      <w:r>
+        <w:t xml:space="preserve">to the strongest and scTOP crosses from the lightest to heavier than actinn-jax (§3.3,</w:t>
+      </w:r>
+      <w:r>
+        <w:t xml:space="preserve"> </w:t>
+      </w:r>
+      <w:r>
+        <w:t xml:space="preserve">Figure 3). The accuracy ordering of Table 3 describes laptop-sized references, which is the</w:t>
+      </w:r>
+      <w:r>
+        <w:t xml:space="preserve"> </w:t>
+      </w:r>
+      <w:r>
+        <w:t xml:space="preserve">regime this paper is about, but it should not be read as a ranking at atlas scale.</w:t>
       </w:r>
     </w:p>
     <w:p>
@@ -15219,8 +15439,8 @@
         <w:t xml:space="preserve">annotation).</w:t>
       </w:r>
     </w:p>
-    <w:bookmarkEnd w:id="77"/>
-    <w:bookmarkStart w:id="83" w:name="data-code-availability"/>
+    <w:bookmarkEnd w:id="80"/>
+    <w:bookmarkStart w:id="86" w:name="data-code-availability"/>
     <w:p>
       <w:pPr>
         <w:pStyle w:val="Heading1"/>
@@ -15270,7 +15490,7 @@
       <w:r>
         <w:t xml:space="preserve"> </w:t>
       </w:r>
-      <w:hyperlink r:id="rId78">
+      <w:hyperlink r:id="rId81">
         <w:r>
           <w:rPr>
             <w:rStyle w:val="Hyperlink"/>
@@ -15394,7 +15614,7 @@
       <w:r>
         <w:t xml:space="preserve"> </w:t>
       </w:r>
-      <w:hyperlink r:id="rId79">
+      <w:hyperlink r:id="rId82">
         <w:r>
           <w:rPr>
             <w:rStyle w:val="Hyperlink"/>
@@ -15417,7 +15637,7 @@
       <w:r>
         <w:t xml:space="preserve"> </w:t>
       </w:r>
-      <w:hyperlink r:id="rId80">
+      <w:hyperlink r:id="rId83">
         <w:r>
           <w:rPr>
             <w:rStyle w:val="Hyperlink"/>
@@ -15510,7 +15730,7 @@
       <w:r>
         <w:t xml:space="preserve"> </w:t>
       </w:r>
-      <w:hyperlink r:id="rId81">
+      <w:hyperlink r:id="rId84">
         <w:r>
           <w:rPr>
             <w:rStyle w:val="Hyperlink"/>
@@ -15539,7 +15759,7 @@
       <w:r>
         <w:t xml:space="preserve"> </w:t>
       </w:r>
-      <w:hyperlink r:id="rId82">
+      <w:hyperlink r:id="rId85">
         <w:r>
           <w:rPr>
             <w:rStyle w:val="Hyperlink"/>
@@ -15628,8 +15848,8 @@
         <w:t xml:space="preserve">per-dataset accuracy.</w:t>
       </w:r>
     </w:p>
-    <w:bookmarkEnd w:id="83"/>
-    <w:bookmarkStart w:id="84" w:name="references"/>
+    <w:bookmarkEnd w:id="86"/>
+    <w:bookmarkStart w:id="87" w:name="references"/>
     <w:p>
       <w:pPr>
         <w:pStyle w:val="Heading1"/>
@@ -15884,7 +16104,7 @@
       <w:r>
         <w:t xml:space="preserve"> </w:t>
       </w:r>
-      <w:hyperlink r:id="rId66">
+      <w:hyperlink r:id="rId69">
         <w:r>
           <w:rPr>
             <w:rStyle w:val="Hyperlink"/>
@@ -16498,7 +16718,7 @@
       <w:r>
         <w:t xml:space="preserve"> </w:t>
       </w:r>
-      <w:hyperlink r:id="rId75">
+      <w:hyperlink r:id="rId78">
         <w:r>
           <w:rPr>
             <w:rStyle w:val="Hyperlink"/>
@@ -16678,7 +16898,7 @@
         <w:t xml:space="preserve">.</w:t>
       </w:r>
     </w:p>
-    <w:bookmarkEnd w:id="84"/>
+    <w:bookmarkEnd w:id="87"/>
     <w:sectPr>
       <w:footnotePr>
         <w:numRestart w:val="eachSect"/>

--- a/manuscript/actinn-jax_preprint.docx
+++ b/manuscript/actinn-jax_preprint.docx
@@ -5858,7 +5858,7 @@
     </w:p>
     <w:bookmarkEnd w:id="45"/>
     <w:bookmarkEnd w:id="46"/>
-    <w:bookmarkStart w:id="77" w:name="results"/>
+    <w:bookmarkStart w:id="80" w:name="results"/>
     <w:p>
       <w:pPr>
         <w:pStyle w:val="Heading1"/>
@@ -10976,7 +10976,7 @@
       </w:r>
     </w:p>
     <w:bookmarkEnd w:id="65"/>
-    <w:bookmarkStart w:id="66" w:name="rejection-abstain"/>
+    <w:bookmarkStart w:id="69" w:name="rejection-abstain"/>
     <w:p>
       <w:pPr>
         <w:pStyle w:val="Heading2"/>
@@ -11287,6 +11287,12 @@
         <w:t xml:space="preserve"> </w:t>
       </w:r>
       <w:r>
+        <w:t xml:space="preserve">The difference is in the shape rather than in any single row (Figure 6).</w:t>
+      </w:r>
+      <w:r>
+        <w:t xml:space="preserve"> </w:t>
+      </w:r>
+      <w:r>
         <w:t xml:space="preserve">scmap-cluster offers a single native</w:t>
       </w:r>
       <w:r>
@@ -11307,77 +11313,68 @@
       <w:r>
         <w:t xml:space="preserve">what makes the abstain step usable as a routing decision in the workflow of §3.4.</w:t>
       </w:r>
-    </w:p>
-    <w:bookmarkEnd w:id="66"/>
-    <w:bookmarkStart w:id="67" w:name="foundation-model-zero-shot-scprint"/>
-    <w:p>
-      <w:pPr>
-        <w:pStyle w:val="Heading2"/>
-      </w:pPr>
-      <w:r>
-        <w:t xml:space="preserve">Foundation-model zero-shot (scPRINT)</w:t>
-      </w:r>
-    </w:p>
-    <w:p>
-      <w:pPr>
-        <w:pStyle w:val="FirstParagraph"/>
-      </w:pPr>
-      <w:r>
-        <w:t xml:space="preserve">scPRINT is run separately as a zero-shot predictor (no training on the reference), as a</w:t>
-      </w:r>
-      <w:r>
-        <w:t xml:space="preserve"> </w:t>
-      </w:r>
-      <w:r>
-        <w:t xml:space="preserve">reference point for the</w:t>
-      </w:r>
-      <w:r>
-        <w:t xml:space="preserve"> </w:t>
-      </w:r>
-      <w:r>
-        <w:t xml:space="preserve">“just use a foundation model”</w:t>
-      </w:r>
-      <w:r>
-        <w:t xml:space="preserve"> </w:t>
-      </w:r>
-      <w:r>
-        <w:t xml:space="preserve">alternative. On the lung dataset it</w:t>
-      </w:r>
-      <w:r>
-        <w:t xml:space="preserve"> </w:t>
-      </w:r>
-      <w:r>
-        <w:t xml:space="preserve">scored</w:t>
-      </w:r>
-      <w:r>
-        <w:t xml:space="preserve"> </w:t>
-      </w:r>
-      <w:r>
-        <w:rPr>
-          <w:b/>
-          <w:bCs/>
-        </w:rPr>
-        <w:t xml:space="preserve">exact-match accuracy 0.029 / ontology concordance 0.201, taking 62 s for 2,694 query</w:t>
-      </w:r>
-      <w:r>
-        <w:rPr>
-          <w:b/>
-          <w:bCs/>
-        </w:rPr>
-        <w:t xml:space="preserve"> </w:t>
-      </w:r>
-      <w:r>
-        <w:rPr>
-          <w:b/>
-          <w:bCs/>
-        </w:rPr>
-        <w:t xml:space="preserve">cells</w:t>
-      </w:r>
-      <w:r>
-        <w:t xml:space="preserve"> </w:t>
-      </w:r>
-      <w:r>
-        <w:t xml:space="preserve">— against actinn-jax’s 0.894 in 0.23 s — so as a</w:t>
+      <w:r>
+        <w:t xml:space="preserve"> </w:t>
+      </w:r>
+      <w:r>
+        <w:drawing>
+          <wp:inline>
+            <wp:extent cx="5334000" cy="2130714"/>
+            <wp:effectExtent b="0" l="0" r="0" t="0"/>
+            <wp:docPr descr="the abstain trade-off" title="" id="67" name="Picture"/>
+            <a:graphic>
+              <a:graphicData uri="http://schemas.openxmlformats.org/drawingml/2006/picture">
+                <pic:pic>
+                  <pic:nvPicPr>
+                    <pic:cNvPr descr="/Users/iandriver/Downloads/actinn-jax-benchmark/docs/figures/fig_abstain.png" id="68" name="Picture"/>
+                    <pic:cNvPicPr>
+                      <a:picLocks noChangeArrowheads="1" noChangeAspect="1"/>
+                    </pic:cNvPicPr>
+                  </pic:nvPicPr>
+                  <pic:blipFill>
+                    <a:blip r:embed="rId66"/>
+                    <a:stretch>
+                      <a:fillRect/>
+                    </a:stretch>
+                  </pic:blipFill>
+                  <pic:spPr bwMode="auto">
+                    <a:xfrm>
+                      <a:off x="0" y="0"/>
+                      <a:ext cx="5334000" cy="2130714"/>
+                    </a:xfrm>
+                    <a:prstGeom prst="rect">
+                      <a:avLst/>
+                    </a:prstGeom>
+                    <a:noFill/>
+                    <a:ln w="9525">
+                      <a:noFill/>
+                      <a:headEnd/>
+                      <a:tailEnd/>
+                    </a:ln>
+                  </pic:spPr>
+                </pic:pic>
+              </a:graphicData>
+            </a:graphic>
+          </wp:inline>
+        </w:drawing>
+      </w:r>
+    </w:p>
+    <w:p>
+      <w:pPr>
+        <w:pStyle w:val="BodyText"/>
+      </w:pPr>
+      <w:r>
+        <w:rPr>
+          <w:b/>
+          <w:bCs/>
+        </w:rPr>
+        <w:t xml:space="preserve">Figure 6.</w:t>
+      </w:r>
+      <w:r>
+        <w:t xml:space="preserve"> </w:t>
+      </w:r>
+      <w:r>
+        <w:t xml:space="preserve">What abstention buys, and whether it finds the novel cells.</w:t>
       </w:r>
       <w:r>
         <w:t xml:space="preserve"> </w:t>
@@ -11387,6 +11384,128 @@
           <w:i/>
           <w:iCs/>
         </w:rPr>
+        <w:t xml:space="preserve">Left:</w:t>
+      </w:r>
+      <w:r>
+        <w:t xml:space="preserve"> </w:t>
+      </w:r>
+      <w:r>
+        <w:t xml:space="preserve">accuracy on</w:t>
+      </w:r>
+      <w:r>
+        <w:t xml:space="preserve"> </w:t>
+      </w:r>
+      <w:r>
+        <w:t xml:space="preserve">kept cells against the fraction kept.</w:t>
+      </w:r>
+      <w:r>
+        <w:t xml:space="preserve"> </w:t>
+      </w:r>
+      <w:r>
+        <w:rPr>
+          <w:i/>
+          <w:iCs/>
+        </w:rPr>
+        <w:t xml:space="preserve">Right:</w:t>
+      </w:r>
+      <w:r>
+        <w:t xml:space="preserve"> </w:t>
+      </w:r>
+      <w:r>
+        <w:t xml:space="preserve">the share of held-out-type cells flagged as the</w:t>
+      </w:r>
+      <w:r>
+        <w:t xml:space="preserve"> </w:t>
+      </w:r>
+      <w:r>
+        <w:t xml:space="preserve">threshold rises. actinn-jax traces a usable curve on both axes; CellTypist’s probabilities are</w:t>
+      </w:r>
+      <w:r>
+        <w:t xml:space="preserve"> </w:t>
+      </w:r>
+      <w:r>
+        <w:t xml:space="preserve">saturated, so thresholds from 0.3 to 0.9 land on one operating point.</w:t>
+      </w:r>
+    </w:p>
+    <w:bookmarkEnd w:id="69"/>
+    <w:bookmarkStart w:id="70" w:name="foundation-model-zero-shot-scprint"/>
+    <w:p>
+      <w:pPr>
+        <w:pStyle w:val="Heading2"/>
+      </w:pPr>
+      <w:r>
+        <w:t xml:space="preserve">Foundation-model zero-shot (scPRINT)</w:t>
+      </w:r>
+    </w:p>
+    <w:p>
+      <w:pPr>
+        <w:pStyle w:val="FirstParagraph"/>
+      </w:pPr>
+      <w:r>
+        <w:t xml:space="preserve">scPRINT is run separately as a zero-shot predictor (no training on the reference), as a</w:t>
+      </w:r>
+      <w:r>
+        <w:t xml:space="preserve"> </w:t>
+      </w:r>
+      <w:r>
+        <w:t xml:space="preserve">reference point for the</w:t>
+      </w:r>
+      <w:r>
+        <w:t xml:space="preserve"> </w:t>
+      </w:r>
+      <w:r>
+        <w:t xml:space="preserve">“just use a foundation model”</w:t>
+      </w:r>
+      <w:r>
+        <w:t xml:space="preserve"> </w:t>
+      </w:r>
+      <w:r>
+        <w:t xml:space="preserve">alternative. On the lung dataset it</w:t>
+      </w:r>
+      <w:r>
+        <w:t xml:space="preserve"> </w:t>
+      </w:r>
+      <w:r>
+        <w:t xml:space="preserve">scored</w:t>
+      </w:r>
+      <w:r>
+        <w:t xml:space="preserve"> </w:t>
+      </w:r>
+      <w:r>
+        <w:rPr>
+          <w:b/>
+          <w:bCs/>
+        </w:rPr>
+        <w:t xml:space="preserve">exact-match accuracy 0.029 / ontology concordance 0.201, taking 62 s for 2,694 query</w:t>
+      </w:r>
+      <w:r>
+        <w:rPr>
+          <w:b/>
+          <w:bCs/>
+        </w:rPr>
+        <w:t xml:space="preserve"> </w:t>
+      </w:r>
+      <w:r>
+        <w:rPr>
+          <w:b/>
+          <w:bCs/>
+        </w:rPr>
+        <w:t xml:space="preserve">cells</w:t>
+      </w:r>
+      <w:r>
+        <w:t xml:space="preserve"> </w:t>
+      </w:r>
+      <w:r>
+        <w:t xml:space="preserve">— against actinn-jax’s 0.894 in 0.23 s — so as a</w:t>
+      </w:r>
+      <w:r>
+        <w:t xml:space="preserve"> </w:t>
+      </w:r>
+      <w:r>
+        <w:rPr>
+          <w:i/>
+          <w:iCs/>
+        </w:rPr>
         <w:t xml:space="preserve">label</w:t>
       </w:r>
       <w:r>
@@ -11495,8 +11614,8 @@
         <w:t xml:space="preserve">its raw label predictions are not.</w:t>
       </w:r>
     </w:p>
-    <w:bookmarkEnd w:id="67"/>
-    <w:bookmarkStart w:id="76" w:name="X073cf3caac1f6b108657735a42ae0c9978dc036"/>
+    <w:bookmarkEnd w:id="70"/>
+    <w:bookmarkStart w:id="79" w:name="X073cf3caac1f6b108657735a42ae0c9978dc036"/>
     <w:p>
       <w:pPr>
         <w:pStyle w:val="Heading2"/>
@@ -11546,7 +11665,7 @@
       <w:r>
         <w:t xml:space="preserve"> </w:t>
       </w:r>
-      <w:hyperlink r:id="rId68">
+      <w:hyperlink r:id="rId71">
         <w:r>
           <w:rPr>
             <w:rStyle w:val="Hyperlink"/>
@@ -11657,7 +11776,7 @@
       <w:r>
         <w:t xml:space="preserve"> </w:t>
       </w:r>
-      <w:hyperlink r:id="rId69">
+      <w:hyperlink r:id="rId72">
         <w:r>
           <w:rPr>
             <w:rStyle w:val="Hyperlink"/>
@@ -13035,7 +13154,7 @@
         <w:t xml:space="preserve"> </w:t>
       </w:r>
       <w:r>
-        <w:t xml:space="preserve">hypomap (Figure 6). The budget is</w:t>
+        <w:t xml:space="preserve">hypomap (Figure 7). The budget is</w:t>
       </w:r>
       <w:r>
         <w:t xml:space="preserve"> </w:t>
@@ -13092,7 +13211,7 @@
         <w:t xml:space="preserve"> </w:t>
       </w:r>
       <w:r>
-        <w:t xml:space="preserve">query-cells-per-class check independently flags it (Figure 7) —</w:t>
+        <w:t xml:space="preserve">query-cells-per-class check independently flags it (Figure 8) —</w:t>
       </w:r>
       <w:r>
         <w:t xml:space="preserve"> </w:t>
@@ -13166,18 +13285,18 @@
           <wp:inline>
             <wp:extent cx="5334000" cy="2139510"/>
             <wp:effectExtent b="0" l="0" r="0" t="0"/>
-            <wp:docPr descr="gene budget curve" title="" id="71" name="Picture"/>
+            <wp:docPr descr="gene budget curve" title="" id="74" name="Picture"/>
             <a:graphic>
               <a:graphicData uri="http://schemas.openxmlformats.org/drawingml/2006/picture">
                 <pic:pic>
                   <pic:nvPicPr>
-                    <pic:cNvPr descr="/Users/iandriver/Downloads/actinn-jax-benchmark/docs/figures/gene_budget_curve.png" id="72" name="Picture"/>
+                    <pic:cNvPr descr="/Users/iandriver/Downloads/actinn-jax-benchmark/docs/figures/gene_budget_curve.png" id="75" name="Picture"/>
                     <pic:cNvPicPr>
                       <a:picLocks noChangeArrowheads="1" noChangeAspect="1"/>
                     </pic:cNvPicPr>
                   </pic:nvPicPr>
                   <pic:blipFill>
-                    <a:blip r:embed="rId70"/>
+                    <a:blip r:embed="rId73"/>
                     <a:stretch>
                       <a:fillRect/>
                     </a:stretch>
@@ -13213,7 +13332,7 @@
           <w:b/>
           <w:bCs/>
         </w:rPr>
-        <w:t xml:space="preserve">Figure 6.</w:t>
+        <w:t xml:space="preserve">Figure 7.</w:t>
       </w:r>
       <w:r>
         <w:t xml:space="preserve"> </w:t>
@@ -13243,18 +13362,18 @@
           <wp:inline>
             <wp:extent cx="5334000" cy="2293972"/>
             <wp:effectExtent b="0" l="0" r="0" t="0"/>
-            <wp:docPr descr="gene budget signals" title="" id="74" name="Picture"/>
+            <wp:docPr descr="gene budget signals" title="" id="77" name="Picture"/>
             <a:graphic>
               <a:graphicData uri="http://schemas.openxmlformats.org/drawingml/2006/picture">
                 <pic:pic>
                   <pic:nvPicPr>
-                    <pic:cNvPr descr="/Users/iandriver/Downloads/actinn-jax-benchmark/docs/figures/gene_budget_signals.png" id="75" name="Picture"/>
+                    <pic:cNvPr descr="/Users/iandriver/Downloads/actinn-jax-benchmark/docs/figures/gene_budget_signals.png" id="78" name="Picture"/>
                     <pic:cNvPicPr>
                       <a:picLocks noChangeArrowheads="1" noChangeAspect="1"/>
                     </pic:cNvPicPr>
                   </pic:nvPicPr>
                   <pic:blipFill>
-                    <a:blip r:embed="rId73"/>
+                    <a:blip r:embed="rId76"/>
                     <a:stretch>
                       <a:fillRect/>
                     </a:stretch>
@@ -13290,7 +13409,7 @@
           <w:b/>
           <w:bCs/>
         </w:rPr>
-        <w:t xml:space="preserve">Figure 7.</w:t>
+        <w:t xml:space="preserve">Figure 8.</w:t>
       </w:r>
       <w:r>
         <w:t xml:space="preserve"> </w:t>
@@ -13311,9 +13430,9 @@
         <w:t xml:space="preserve">dataset where more genes hurt.</w:t>
       </w:r>
     </w:p>
-    <w:bookmarkEnd w:id="76"/>
-    <w:bookmarkEnd w:id="77"/>
-    <w:bookmarkStart w:id="79" w:name="discussion"/>
+    <w:bookmarkEnd w:id="79"/>
+    <w:bookmarkEnd w:id="80"/>
+    <w:bookmarkStart w:id="82" w:name="discussion"/>
     <w:p>
       <w:pPr>
         <w:pStyle w:val="Heading1"/>
@@ -14024,7 +14143,7 @@
       <w:r>
         <w:t xml:space="preserve"> </w:t>
       </w:r>
-      <w:hyperlink r:id="rId78">
+      <w:hyperlink r:id="rId81">
         <w:r>
           <w:rPr>
             <w:rStyle w:val="Hyperlink"/>
@@ -14746,8 +14865,8 @@
         <w:t xml:space="preserve">scientist can run, inspect, and run again.</w:t>
       </w:r>
     </w:p>
-    <w:bookmarkEnd w:id="79"/>
-    <w:bookmarkStart w:id="80" w:name="limitations"/>
+    <w:bookmarkEnd w:id="82"/>
+    <w:bookmarkStart w:id="83" w:name="limitations"/>
     <w:p>
       <w:pPr>
         <w:pStyle w:val="Heading1"/>
@@ -15439,8 +15558,8 @@
         <w:t xml:space="preserve">annotation).</w:t>
       </w:r>
     </w:p>
-    <w:bookmarkEnd w:id="80"/>
-    <w:bookmarkStart w:id="86" w:name="data-code-availability"/>
+    <w:bookmarkEnd w:id="83"/>
+    <w:bookmarkStart w:id="89" w:name="data-code-availability"/>
     <w:p>
       <w:pPr>
         <w:pStyle w:val="Heading1"/>
@@ -15490,7 +15609,7 @@
       <w:r>
         <w:t xml:space="preserve"> </w:t>
       </w:r>
-      <w:hyperlink r:id="rId81">
+      <w:hyperlink r:id="rId84">
         <w:r>
           <w:rPr>
             <w:rStyle w:val="Hyperlink"/>
@@ -15614,7 +15733,7 @@
       <w:r>
         <w:t xml:space="preserve"> </w:t>
       </w:r>
-      <w:hyperlink r:id="rId82">
+      <w:hyperlink r:id="rId85">
         <w:r>
           <w:rPr>
             <w:rStyle w:val="Hyperlink"/>
@@ -15637,7 +15756,7 @@
       <w:r>
         <w:t xml:space="preserve"> </w:t>
       </w:r>
-      <w:hyperlink r:id="rId83">
+      <w:hyperlink r:id="rId86">
         <w:r>
           <w:rPr>
             <w:rStyle w:val="Hyperlink"/>
@@ -15730,7 +15849,7 @@
       <w:r>
         <w:t xml:space="preserve"> </w:t>
       </w:r>
-      <w:hyperlink r:id="rId84">
+      <w:hyperlink r:id="rId87">
         <w:r>
           <w:rPr>
             <w:rStyle w:val="Hyperlink"/>
@@ -15759,7 +15878,7 @@
       <w:r>
         <w:t xml:space="preserve"> </w:t>
       </w:r>
-      <w:hyperlink r:id="rId85">
+      <w:hyperlink r:id="rId88">
         <w:r>
           <w:rPr>
             <w:rStyle w:val="Hyperlink"/>
@@ -15827,29 +15946,23 @@
         <w:t xml:space="preserve"> </w:t>
       </w:r>
       <w:r>
-        <w:t xml:space="preserve">(separate document) contains Figures S1–S5 — confusion matrices</w:t>
-      </w:r>
-      <w:r>
-        <w:t xml:space="preserve"> </w:t>
-      </w:r>
-      <w:r>
-        <w:t xml:space="preserve">with ontology-equivalent errors outlined, the abstain trade-off, and per-class recall across</w:t>
-      </w:r>
-      <w:r>
-        <w:t xml:space="preserve"> </w:t>
-      </w:r>
-      <w:r>
-        <w:t xml:space="preserve">eleven methods on three splits — and Tables S1–S3, the method and dataset descriptions and</w:t>
-      </w:r>
-      <w:r>
-        <w:t xml:space="preserve"> </w:t>
-      </w:r>
-      <w:r>
-        <w:t xml:space="preserve">per-dataset accuracy.</w:t>
-      </w:r>
-    </w:p>
-    <w:bookmarkEnd w:id="86"/>
-    <w:bookmarkStart w:id="87" w:name="references"/>
+        <w:t xml:space="preserve">(separate document) contains Figures S1–S4 — confusion matrices</w:t>
+      </w:r>
+      <w:r>
+        <w:t xml:space="preserve"> </w:t>
+      </w:r>
+      <w:r>
+        <w:t xml:space="preserve">with ontology-equivalent errors outlined, and per-class recall across eleven methods on three</w:t>
+      </w:r>
+      <w:r>
+        <w:t xml:space="preserve"> </w:t>
+      </w:r>
+      <w:r>
+        <w:t xml:space="preserve">splits — and Tables S1–S3, the method and dataset descriptions and per-dataset accuracy.</w:t>
+      </w:r>
+    </w:p>
+    <w:bookmarkEnd w:id="89"/>
+    <w:bookmarkStart w:id="90" w:name="references"/>
     <w:p>
       <w:pPr>
         <w:pStyle w:val="Heading1"/>
@@ -16104,7 +16217,7 @@
       <w:r>
         <w:t xml:space="preserve"> </w:t>
       </w:r>
-      <w:hyperlink r:id="rId69">
+      <w:hyperlink r:id="rId72">
         <w:r>
           <w:rPr>
             <w:rStyle w:val="Hyperlink"/>
@@ -16718,7 +16831,7 @@
       <w:r>
         <w:t xml:space="preserve"> </w:t>
       </w:r>
-      <w:hyperlink r:id="rId78">
+      <w:hyperlink r:id="rId81">
         <w:r>
           <w:rPr>
             <w:rStyle w:val="Hyperlink"/>
@@ -16898,7 +17011,7 @@
         <w:t xml:space="preserve">.</w:t>
       </w:r>
     </w:p>
-    <w:bookmarkEnd w:id="87"/>
+    <w:bookmarkEnd w:id="90"/>
     <w:sectPr>
       <w:footnotePr>
         <w:numRestart w:val="eachSect"/>

--- a/manuscript/actinn-jax_preprint.docx
+++ b/manuscript/actinn-jax_preprint.docx
@@ -76,20 +76,7 @@
         <w:t xml:space="preserve"> </w:t>
       </w:r>
       <w:r>
-        <w:t xml:space="preserve">datasets (within-dataset, cross-dataset and cross-study; 8 to 86 cell types) plus a five-point</w:t>
-      </w:r>
-      <w:r>
-        <w:t xml:space="preserve"> </w:t>
-      </w:r>
-      <w:r>
-        <w:rPr>
-          <w:b/>
-          <w:bCs/>
-        </w:rPr>
-        <w:t xml:space="preserve">scaling sweep to 49k reference cells</w:t>
-      </w:r>
-      <w:r>
-        <w:t xml:space="preserve">, measuring accuracy, macro-F1, ontology-aware concordance, fit and predict time, and peak memory on commodity Apple-Silicon hardware.</w:t>
+        <w:t xml:space="preserve">datasets (within-dataset, cross-dataset and cross-study; 8 to 86 cell types), measuring accuracy, macro-F1, ontology-aware concordance, fit and predict time, and peak memory on commodity Apple-Silicon hardware. Because a ranking measured on a subsampled reference need not hold at full size, we repeat the comparison across reference sizes on two atlases, from 3k cells up to atlas scale.</w:t>
       </w:r>
       <w:r>
         <w:t xml:space="preserve"> </w:t>
@@ -882,24 +869,30 @@
           <w:b/>
           <w:bCs/>
         </w:rPr>
-        <w:t xml:space="preserve">five-point scaling sweep to 49k</w:t>
-      </w:r>
-      <w:r>
-        <w:rPr>
-          <w:b/>
-          <w:bCs/>
-        </w:rPr>
-        <w:t xml:space="preserve"> </w:t>
-      </w:r>
-      <w:r>
-        <w:rPr>
-          <w:b/>
-          <w:bCs/>
-        </w:rPr>
-        <w:t xml:space="preserve">reference cells</w:t>
-      </w:r>
-      <w:r>
-        <w:t xml:space="preserve">. The panel deliberately includes the baselines most likely to beat a</w:t>
+        <w:t xml:space="preserve">sweep across reference sizes up to</w:t>
+      </w:r>
+      <w:r>
+        <w:rPr>
+          <w:b/>
+          <w:bCs/>
+        </w:rPr>
+        <w:t xml:space="preserve"> </w:t>
+      </w:r>
+      <w:r>
+        <w:rPr>
+          <w:b/>
+          <w:bCs/>
+        </w:rPr>
+        <w:t xml:space="preserve">full atlas scale</w:t>
+      </w:r>
+      <w:r>
+        <w:t xml:space="preserve">, which is what shows that the ranking is a function of how much</w:t>
+      </w:r>
+      <w:r>
+        <w:t xml:space="preserve"> </w:t>
+      </w:r>
+      <w:r>
+        <w:t xml:space="preserve">reference data each method is given. The panel deliberately includes the baselines most likely to beat a</w:t>
       </w:r>
       <w:r>
         <w:t xml:space="preserve"> </w:t>
@@ -5398,41 +5391,127 @@
         <w:pStyle w:val="FirstParagraph"/>
       </w:pPr>
       <w:r>
-        <w:t xml:space="preserve">The reference is subsampled to five sizes up to</w:t>
-      </w:r>
-      <w:r>
-        <w:t xml:space="preserve"> </w:t>
-      </w:r>
-      <w:r>
-        <w:rPr>
-          <w:b/>
-          <w:bCs/>
-        </w:rPr>
-        <w:t xml:space="preserve">49k cells</w:t>
-      </w:r>
-      <w:r>
-        <w:t xml:space="preserve"> </w:t>
-      </w:r>
-      <w:r>
-        <w:t xml:space="preserve">with the query held fixed, so</w:t>
-      </w:r>
-      <w:r>
-        <w:t xml:space="preserve"> </w:t>
-      </w:r>
-      <w:r>
-        <w:t xml:space="preserve">that accuracy, fit time, predict time and peak memory are functions of reference size alone.</w:t>
-      </w:r>
-      <w:r>
-        <w:t xml:space="preserve"> </w:t>
-      </w:r>
-      <w:r>
-        <w:t xml:space="preserve">Reported per method. The sweep exists to find where one method overtakes another as the</w:t>
-      </w:r>
-      <w:r>
-        <w:t xml:space="preserve"> </w:t>
-      </w:r>
-      <w:r>
-        <w:t xml:space="preserve">reference grows, which no single reference size can show</w:t>
+        <w:t xml:space="preserve">A benchmark run at one reference size measures that size, not the method. Since a reference</w:t>
+      </w:r>
+      <w:r>
+        <w:t xml:space="preserve"> </w:t>
+      </w:r>
+      <w:r>
+        <w:t xml:space="preserve">can be anything from a few thousand cells to a whole atlas, we subsample the reference and hold</w:t>
+      </w:r>
+      <w:r>
+        <w:t xml:space="preserve"> </w:t>
+      </w:r>
+      <w:r>
+        <w:t xml:space="preserve">the query fixed, so accuracy, fit time, predict time and peak memory become functions of</w:t>
+      </w:r>
+      <w:r>
+        <w:t xml:space="preserve"> </w:t>
+      </w:r>
+      <w:r>
+        <w:t xml:space="preserve">reference size alone.</w:t>
+      </w:r>
+    </w:p>
+    <w:p>
+      <w:pPr>
+        <w:pStyle w:val="BodyText"/>
+      </w:pPr>
+      <w:r>
+        <w:t xml:space="preserve">Each sweep answers a different question.</w:t>
+      </w:r>
+      <w:r>
+        <w:t xml:space="preserve"> </w:t>
+      </w:r>
+      <w:r>
+        <w:rPr>
+          <w:b/>
+          <w:bCs/>
+        </w:rPr>
+        <w:t xml:space="preserve">Cost against size and</w:t>
+      </w:r>
+      <w:r>
+        <w:rPr>
+          <w:b/>
+          <w:bCs/>
+        </w:rPr>
+        <w:t xml:space="preserve"> </w:t>
+      </w:r>
+      <w:r>
+        <w:rPr>
+          <w:b/>
+          <w:bCs/>
+        </w:rPr>
+        <w:t xml:space="preserve">cardinality</w:t>
+      </w:r>
+      <w:r>
+        <w:t xml:space="preserve"> </w:t>
+      </w:r>
+      <w:r>
+        <w:t xml:space="preserve">(§3.3, Figure 2) covers six reference sizes to 24k cells and separately varies</w:t>
+      </w:r>
+      <w:r>
+        <w:t xml:space="preserve"> </w:t>
+      </w:r>
+      <w:r>
+        <w:t xml:space="preserve">the number of cell types, and asks whether inference cost grows with either — the property the</w:t>
+      </w:r>
+      <w:r>
+        <w:t xml:space="preserve"> </w:t>
+      </w:r>
+      <w:r>
+        <w:t xml:space="preserve">multi-stage workflow depends on.</w:t>
+      </w:r>
+      <w:r>
+        <w:t xml:space="preserve"> </w:t>
+      </w:r>
+      <w:r>
+        <w:rPr>
+          <w:b/>
+          <w:bCs/>
+        </w:rPr>
+        <w:t xml:space="preserve">Accuracy and memory to atlas scale</w:t>
+      </w:r>
+      <w:r>
+        <w:t xml:space="preserve"> </w:t>
+      </w:r>
+      <w:r>
+        <w:t xml:space="preserve">covers five sizes</w:t>
+      </w:r>
+      <w:r>
+        <w:t xml:space="preserve"> </w:t>
+      </w:r>
+      <w:r>
+        <w:t xml:space="preserve">to 49k cells on lung and four to 47k on the HLiCA liver atlas (§3.3, Figure 3), and asks</w:t>
+      </w:r>
+      <w:r>
+        <w:t xml:space="preserve"> </w:t>
+      </w:r>
+      <w:r>
+        <w:t xml:space="preserve">whether the ranking at laptop size survives at atlas size. Sizes are set by capping cells per</w:t>
+      </w:r>
+      <w:r>
+        <w:t xml:space="preserve"> </w:t>
+      </w:r>
+      <w:r>
+        <w:t xml:space="preserve">type, which is why they are not round numbers. The lung sweep’s top point is the whole atlas</w:t>
+      </w:r>
+      <w:r>
+        <w:t xml:space="preserve"> </w:t>
+      </w:r>
+      <w:r>
+        <w:t xml:space="preserve">once the query is held out; the liver atlas is far larger (525k cells), so its sweep stops at</w:t>
+      </w:r>
+      <w:r>
+        <w:t xml:space="preserve"> </w:t>
+      </w:r>
+      <w:r>
+        <w:t xml:space="preserve">a matching reference size rather than at its own ceiling, which is what lets the two be read</w:t>
+      </w:r>
+      <w:r>
+        <w:t xml:space="preserve"> </w:t>
+      </w:r>
+      <w:r>
+        <w:t xml:space="preserve">against each other.</w:t>
       </w:r>
     </w:p>
     <w:bookmarkEnd w:id="40"/>

--- a/manuscript/actinn-jax_preprint.docx
+++ b/manuscript/actinn-jax_preprint.docx
@@ -1369,7 +1369,7 @@
         <w:t xml:space="preserve"> </w:t>
       </w:r>
       <w:r>
-        <w:t xml:space="preserve">from the slot CELLxGENE files conventionally store them in.</w:t>
+        <w:t xml:space="preserve">from the slot where CELLxGENE files conventionally store them.</w:t>
       </w:r>
     </w:p>
     <w:p>
@@ -2713,19 +2713,19 @@
         <w:t xml:space="preserve"> </w:t>
       </w:r>
       <w:r>
-        <w:t xml:space="preserve">CL being the standard controlled vocabulary of cell types, used throughout as the common</w:t>
-      </w:r>
-      <w:r>
-        <w:t xml:space="preserve"> </w:t>
-      </w:r>
-      <w:r>
-        <w:t xml:space="preserve">ground between datasets that name the same cell differently; it cannot</w:t>
-      </w:r>
-      <w:r>
-        <w:t xml:space="preserve"> </w:t>
-      </w:r>
-      <w:r>
-        <w:t xml:space="preserve">emit labels outside that set and skips symbol-keyed datasets.</w:t>
+        <w:t xml:space="preserve">CL is the standard controlled vocabulary of cell types, used throughout as the common</w:t>
+      </w:r>
+      <w:r>
+        <w:t xml:space="preserve"> </w:t>
+      </w:r>
+      <w:r>
+        <w:t xml:space="preserve">ground between datasets that name the same cell differently. scPRINT cannot emit labels</w:t>
+      </w:r>
+      <w:r>
+        <w:t xml:space="preserve"> </w:t>
+      </w:r>
+      <w:r>
+        <w:t xml:space="preserve">outside that set, and skips symbol-keyed datasets.</w:t>
       </w:r>
     </w:p>
     <w:p>
@@ -4246,13 +4246,13 @@
         <w:t xml:space="preserve"> </w:t>
       </w:r>
       <w:r>
-        <w:t xml:space="preserve">reproducibility. §3.7 repeats the comparison on one cloud CPU instance, where matched</w:t>
-      </w:r>
-      <w:r>
-        <w:t xml:space="preserve"> </w:t>
-      </w:r>
-      <w:r>
-        <w:t xml:space="preserve">concurrency matters and is discussed (§2.10).</w:t>
+        <w:t xml:space="preserve">reproducibility. §3.7 repeats the comparison on one cloud CPU instance, where methods</w:t>
+      </w:r>
+      <w:r>
+        <w:t xml:space="preserve"> </w:t>
+      </w:r>
+      <w:r>
+        <w:t xml:space="preserve">compete for cores; §2.10 explains how that is handled.</w:t>
       </w:r>
     </w:p>
     <w:bookmarkEnd w:id="35"/>
@@ -4449,19 +4449,19 @@
           <w:b/>
           <w:bCs/>
         </w:rPr>
-        <w:t xml:space="preserve">Coarse hierarchy — two interchangeable routes.</w:t>
-      </w:r>
-      <w:r>
-        <w:t xml:space="preserve"> </w:t>
-      </w:r>
-      <w:r>
-        <w:t xml:space="preserve">The model is a coarse classifier over</w:t>
-      </w:r>
-      <w:r>
-        <w:t xml:space="preserve"> </w:t>
-      </w:r>
-      <w:r>
-        <w:t xml:space="preserve">groups plus one fine classifier per group, and the grouping comes from either:</w:t>
+        <w:t xml:space="preserve">Coarse hierarchy — two routes.</w:t>
+      </w:r>
+      <w:r>
+        <w:t xml:space="preserve"> </w:t>
+      </w:r>
+      <w:r>
+        <w:t xml:space="preserve">The model is a coarse classifier over groups plus one</w:t>
+      </w:r>
+      <w:r>
+        <w:t xml:space="preserve"> </w:t>
+      </w:r>
+      <w:r>
+        <w:t xml:space="preserve">fine classifier per group, and the grouping comes from either:</w:t>
       </w:r>
     </w:p>
     <w:p>
@@ -4559,13 +4559,13 @@
         <w:t xml:space="preserve"> </w:t>
       </w:r>
       <w:r>
-        <w:t xml:space="preserve">scPRINT’s mouse support is untested here. §3.4 compares the two routes against a</w:t>
-      </w:r>
-      <w:r>
-        <w:t xml:space="preserve"> </w:t>
-      </w:r>
-      <w:r>
-        <w:t xml:space="preserve">random-grouping control.</w:t>
+        <w:t xml:space="preserve">scPRINT’s mouse support is untested here. §3.4 scores this route against no hierarchy</w:t>
+      </w:r>
+      <w:r>
+        <w:t xml:space="preserve"> </w:t>
+      </w:r>
+      <w:r>
+        <w:t xml:space="preserve">and against a random grouping.</w:t>
       </w:r>
     </w:p>
     <w:p>
@@ -5087,13 +5087,7 @@
         <w:t xml:space="preserve"> </w:t>
       </w:r>
       <w:r>
-        <w:t xml:space="preserve">against the atlases’ own labels, which separates distillation loss from teacher error. Note</w:t>
-      </w:r>
-      <w:r>
-        <w:t xml:space="preserve"> </w:t>
-      </w:r>
-      <w:r>
-        <w:t xml:space="preserve">that once the census pull is in the corpus, a withheld</w:t>
+        <w:t xml:space="preserve">against the atlases’ own labels, which separates distillation loss from teacher error. Once the census pull is in the corpus, a withheld</w:t>
       </w:r>
       <w:r>
         <w:t xml:space="preserve"> </w:t>
@@ -5876,7 +5870,13 @@
         <w:t xml:space="preserve"> </w:t>
       </w:r>
       <w:r>
-        <w:t xml:space="preserve">(negative control) — a CPU-only featurization in the style of</w:t>
+        <w:t xml:space="preserve">(negative control). A CPU-only featurization in the</w:t>
+      </w:r>
+      <w:r>
+        <w:t xml:space="preserve"> </w:t>
+      </w:r>
+      <w:r>
+        <w:t xml:space="preserve">style of</w:t>
       </w:r>
       <w:r>
         <w:t xml:space="preserve"> </w:t>
@@ -5900,16 +5900,13 @@
         </w:r>
       </w:hyperlink>
       <w:r>
-        <w:t xml:space="preserve"> </w:t>
-      </w:r>
-      <w:r>
-        <w:t xml:space="preserve">— an</w:t>
-      </w:r>
-      <w:r>
-        <w:t xml:space="preserve"> </w:t>
-      </w:r>
-      <w:r>
-        <w:t xml:space="preserve">expression-weighted mean of ESM2</w:t>
+        <w:t xml:space="preserve">: an expression-weighted mean of</w:t>
+      </w:r>
+      <w:r>
+        <w:t xml:space="preserve"> </w:t>
+      </w:r>
+      <w:r>
+        <w:t xml:space="preserve">ESM2</w:t>
       </w:r>
       <w:r>
         <w:t xml:space="preserve"> </w:t>
@@ -5926,13 +5923,13 @@
         <w:t xml:space="preserve"> </w:t>
       </w:r>
       <w:r>
-        <w:t xml:space="preserve">protein-language-model gene embeddings — to test whether a foundation model’s value</w:t>
-      </w:r>
-      <w:r>
-        <w:t xml:space="preserve"> </w:t>
-      </w:r>
-      <w:r>
-        <w:t xml:space="preserve">survives a cheap pooling shortcut.</w:t>
+        <w:t xml:space="preserve">protein-language-model gene embeddings. It tests whether a foundation</w:t>
+      </w:r>
+      <w:r>
+        <w:t xml:space="preserve"> </w:t>
+      </w:r>
+      <w:r>
+        <w:t xml:space="preserve">model’s value survives a cheap pooling shortcut.</w:t>
       </w:r>
     </w:p>
     <w:bookmarkEnd w:id="45"/>
@@ -7630,56 +7627,32 @@
         <w:pStyle w:val="BodyText"/>
       </w:pPr>
       <w:r>
-        <w:t xml:space="preserve">The top of the accuracy table is a</w:t>
-      </w:r>
-      <w:r>
-        <w:t xml:space="preserve"> </w:t>
-      </w:r>
-      <w:r>
-        <w:rPr>
-          <w:b/>
-          <w:bCs/>
-        </w:rPr>
-        <w:t xml:space="preserve">four-way tie within 0.008</w:t>
-      </w:r>
-      <w:r>
-        <w:t xml:space="preserve"> </w:t>
-      </w:r>
-      <w:r>
-        <w:t xml:space="preserve">— the tuned</w:t>
-      </w:r>
-      <w:r>
-        <w:t xml:space="preserve"> </w:t>
-      </w:r>
-      <w:r>
-        <w:rPr>
-          <w:b/>
-          <w:bCs/>
-        </w:rPr>
-        <w:t xml:space="preserve">linear pipeline</w:t>
-      </w:r>
-      <w:r>
-        <w:rPr>
-          <w:b/>
-          <w:bCs/>
-        </w:rPr>
-        <w:t xml:space="preserve"> </w:t>
-      </w:r>
-      <w:r>
-        <w:rPr>
-          <w:b/>
-          <w:bCs/>
-        </w:rPr>
-        <w:t xml:space="preserve">(0.839)</w:t>
-      </w:r>
-      <w:r>
-        <w:t xml:space="preserve">, scANVI (0.833), scArches (0.832) and actinn-jax (0.831) — led by the linear pipeline</w:t>
-      </w:r>
-      <w:r>
-        <w:t xml:space="preserve"> </w:t>
-      </w:r>
-      <w:r>
-        <w:t xml:space="preserve">rather than by a deep model. CellTypist (0.823) sits just outside it. actinn-jax has the best</w:t>
+        <w:t xml:space="preserve">Those four are the tuned</w:t>
+      </w:r>
+      <w:r>
+        <w:t xml:space="preserve"> </w:t>
+      </w:r>
+      <w:r>
+        <w:rPr>
+          <w:b/>
+          <w:bCs/>
+        </w:rPr>
+        <w:t xml:space="preserve">linear pipeline (0.839)</w:t>
+      </w:r>
+      <w:r>
+        <w:t xml:space="preserve">, scANVI (0.833), scArches (0.832) and</w:t>
+      </w:r>
+      <w:r>
+        <w:t xml:space="preserve"> </w:t>
+      </w:r>
+      <w:r>
+        <w:t xml:space="preserve">actinn-jax (0.831) — led by the linear pipeline rather than by a deep model. CellTypist</w:t>
+      </w:r>
+      <w:r>
+        <w:t xml:space="preserve"> </w:t>
+      </w:r>
+      <w:r>
+        <w:t xml:space="preserve">(0.823) sits just outside them. actinn-jax has the best</w:t>
       </w:r>
       <w:r>
         <w:t xml:space="preserve"> </w:t>
@@ -7709,7 +7682,7 @@
         <w:t xml:space="preserve"> </w:t>
       </w:r>
       <w:r>
-        <w:t xml:space="preserve">a real atlas (§5), while scTOP is built for small,</w:t>
+        <w:t xml:space="preserve">a real atlas (§3.3), while scTOP is built for small,</w:t>
       </w:r>
       <w:r>
         <w:t xml:space="preserve"> </w:t>
@@ -8428,7 +8401,7 @@
         <w:t xml:space="preserve"> </w:t>
       </w:r>
       <w:r>
-        <w:t xml:space="preserve">separates it is visible only on the scaling axes of Figure 2.</w:t>
+        <w:t xml:space="preserve">separates it is visible only on the scaling axes of Figures 2 and 3.</w:t>
       </w:r>
     </w:p>
     <w:p>
@@ -8452,19 +8425,19 @@
         <w:t xml:space="preserve"> </w:t>
       </w:r>
       <w:r>
-        <w:t xml:space="preserve">holds the fast-frontier point: highest matrix accuracy (0.839) at the lowest fit</w:t>
-      </w:r>
-      <w:r>
-        <w:t xml:space="preserve"> </w:t>
-      </w:r>
-      <w:r>
-        <w:t xml:space="preserve">time of any accurate method (3.0 s), placing it above and to the left of actinn-jax, SVM, kNN</w:t>
-      </w:r>
-      <w:r>
-        <w:t xml:space="preserve"> </w:t>
-      </w:r>
-      <w:r>
-        <w:t xml:space="preserve">and CellTypist. The deep methods buy little or nothing on accuracy here — at or below the</w:t>
+        <w:t xml:space="preserve">holds the fast-frontier point: the highest accuracy in Table 3</w:t>
+      </w:r>
+      <w:r>
+        <w:t xml:space="preserve"> </w:t>
+      </w:r>
+      <w:r>
+        <w:t xml:space="preserve">(0.839) at the lowest fit time of any method in the leading cluster (3.0 s), placing it above</w:t>
+      </w:r>
+      <w:r>
+        <w:t xml:space="preserve"> </w:t>
+      </w:r>
+      <w:r>
+        <w:t xml:space="preserve">and to the left of actinn-jax, SVM, kNN and CellTypist. The deep methods buy little or nothing on accuracy here — at or below the</w:t>
       </w:r>
       <w:r>
         <w:t xml:space="preserve"> </w:t>
@@ -8482,7 +8455,7 @@
         <w:t xml:space="preserve"> </w:t>
       </w:r>
       <w:r>
-        <w:t xml:space="preserve">fixed-size plot but on the scaling axes of §3.3 and §5: predict time that stays flat as the</w:t>
+        <w:t xml:space="preserve">fixed-size plot but on the scaling axes of §3.3: predict time that stays flat as the</w:t>
       </w:r>
       <w:r>
         <w:t xml:space="preserve"> </w:t>
@@ -8494,7 +8467,13 @@
         <w:t xml:space="preserve"> </w:t>
       </w:r>
       <w:r>
-        <w:t xml:space="preserve">from the liver_intra panel and depicts the ranking of Tables 3 and 5.</w:t>
+        <w:t xml:space="preserve">from the liver_intra panel alone, and is consistent with the panel-wide ranking of Tables 3</w:t>
+      </w:r>
+      <w:r>
+        <w:t xml:space="preserve"> </w:t>
+      </w:r>
+      <w:r>
+        <w:t xml:space="preserve">and 5.</w:t>
       </w:r>
     </w:p>
     <w:bookmarkEnd w:id="51"/>
@@ -9123,7 +9102,7 @@
           <w:i/>
           <w:iCs/>
         </w:rPr>
-        <w:t xml:space="preserve">Centre:</w:t>
+        <w:t xml:space="preserve">Center:</w:t>
       </w:r>
       <w:r>
         <w:t xml:space="preserve"> </w:t>
@@ -9652,13 +9631,13 @@
         <w:pStyle w:val="BodyText"/>
       </w:pPr>
       <w:r>
-        <w:t xml:space="preserve">This makes the entry point both better and ~3× faster than building it from the census</w:t>
-      </w:r>
-      <w:r>
-        <w:t xml:space="preserve"> </w:t>
-      </w:r>
-      <w:r>
-        <w:t xml:space="preserve">directly, and it answers in a harmonized, ontology-mapped vocabulary rather than raw census</w:t>
+        <w:t xml:space="preserve">This makes the entry point both more accurate and ~3× faster than building it from the</w:t>
+      </w:r>
+      <w:r>
+        <w:t xml:space="preserve"> </w:t>
+      </w:r>
+      <w:r>
+        <w:t xml:space="preserve">census directly, and it answers in a harmonized, ontology-mapped vocabulary rather than raw census</w:t>
       </w:r>
       <w:r>
         <w:t xml:space="preserve"> </w:t>
@@ -10946,26 +10925,32 @@
         <w:t xml:space="preserve"> </w:t>
       </w:r>
       <w:r>
-        <w:t xml:space="preserve">(i) A</w:t>
-      </w:r>
-      <w:r>
-        <w:t xml:space="preserve"> </w:t>
-      </w:r>
-      <w:r>
-        <w:rPr>
-          <w:b/>
-          <w:bCs/>
-        </w:rPr>
-        <w:t xml:space="preserve">foundation-model-guided coarse→fine hierarchy</w:t>
-      </w:r>
-      <w:r>
-        <w:t xml:space="preserve">: a foundation model discovers</w:t>
-      </w:r>
-      <w:r>
-        <w:t xml:space="preserve"> </w:t>
-      </w:r>
-      <w:r>
-        <w:t xml:space="preserve">a coarse→fine structure</w:t>
+        <w:t xml:space="preserve">(i) The</w:t>
+      </w:r>
+      <w:r>
+        <w:t xml:space="preserve"> </w:t>
+      </w:r>
+      <w:r>
+        <w:rPr>
+          <w:b/>
+          <w:bCs/>
+        </w:rPr>
+        <w:t xml:space="preserve">embedding route to the same hierarchy</w:t>
+      </w:r>
+      <w:r>
+        <w:t xml:space="preserve">, evaluated</w:t>
+      </w:r>
+      <w:r>
+        <w:t xml:space="preserve"> </w:t>
+      </w:r>
+      <w:r>
+        <w:t xml:space="preserve">separately from the ontology route above: a foundation model discovers the coarse→fine</w:t>
+      </w:r>
+      <w:r>
+        <w:t xml:space="preserve"> </w:t>
+      </w:r>
+      <w:r>
+        <w:t xml:space="preserve">structure</w:t>
       </w:r>
       <w:r>
         <w:t xml:space="preserve"> </w:t>
@@ -10978,19 +10963,22 @@
         <w:t xml:space="preserve">offline</w:t>
       </w:r>
       <w:r>
-        <w:t xml:space="preserve">, the fast CPU model uses it at inference — beats a flat</w:t>
-      </w:r>
-      <w:r>
-        <w:t xml:space="preserve"> </w:t>
-      </w:r>
-      <w:r>
-        <w:t xml:space="preserve">classifier on 3/4 datasets, matches an expert hierarchy, beats a random-grouping control,</w:t>
-      </w:r>
-      <w:r>
-        <w:t xml:space="preserve"> </w:t>
-      </w:r>
-      <w:r>
-        <w:t xml:space="preserve">and never depends on the foundation model at prediction time. (ii)</w:t>
+        <w:t xml:space="preserve"> </w:t>
+      </w:r>
+      <w:r>
+        <w:t xml:space="preserve">and the CPU model uses it at inference. It beats a flat classifier on</w:t>
+      </w:r>
+      <w:r>
+        <w:t xml:space="preserve"> </w:t>
+      </w:r>
+      <w:r>
+        <w:t xml:space="preserve">three of four datasets, matches a hand-built expert hierarchy, and beats a random-grouping</w:t>
+      </w:r>
+      <w:r>
+        <w:t xml:space="preserve"> </w:t>
+      </w:r>
+      <w:r>
+        <w:t xml:space="preserve">control, while never calling the foundation model at prediction time. (ii)</w:t>
       </w:r>
       <w:r>
         <w:t xml:space="preserve"> </w:t>
@@ -11392,9 +11380,11 @@
       <w:r>
         <w:t xml:space="preserve">what makes the abstain step usable as a routing decision in the workflow of §3.4.</w:t>
       </w:r>
-      <w:r>
-        <w:t xml:space="preserve"> </w:t>
-      </w:r>
+    </w:p>
+    <w:p>
+      <w:pPr>
+        <w:pStyle w:val="BodyText"/>
+      </w:pPr>
       <w:r>
         <w:drawing>
           <wp:inline>
@@ -11622,47 +11612,19 @@
         <w:t xml:space="preserve"> </w:t>
       </w:r>
       <w:r>
-        <w:t xml:space="preserve">absent from its label set, and it declines them rather than guessing. Its pretrained classifier head also carries a</w:t>
-      </w:r>
-      <w:r>
-        <w:t xml:space="preserve"> </w:t>
-      </w:r>
-      <w:r>
-        <w:rPr>
-          <w:b/>
-          <w:bCs/>
-        </w:rPr>
-        <w:t xml:space="preserve">fixed label vocabulary</w:t>
-      </w:r>
-      <w:r>
-        <w:t xml:space="preserve"> </w:t>
-      </w:r>
-      <w:r>
-        <w:t xml:space="preserve">and</w:t>
-      </w:r>
-      <w:r>
-        <w:t xml:space="preserve"> </w:t>
-      </w:r>
-      <w:r>
-        <w:t xml:space="preserve">requires CL ids, so it cannot emit labels outside that set; this is an inherent property of</w:t>
-      </w:r>
-      <w:r>
-        <w:t xml:space="preserve"> </w:t>
-      </w:r>
-      <w:r>
-        <w:t xml:space="preserve">a zero-shot label head, not a defect, but it means the foundation model’s raw predictions</w:t>
-      </w:r>
-      <w:r>
-        <w:t xml:space="preserve"> </w:t>
-      </w:r>
-      <w:r>
-        <w:t xml:space="preserve">are not a drop-in annotator. This is exactly why our two-stage workflow</w:t>
-      </w:r>
-      <w:r>
-        <w:t xml:space="preserve"> </w:t>
-      </w:r>
-      <w:r>
-        <w:t xml:space="preserve">uses scPRINT’s</w:t>
+        <w:t xml:space="preserve">absent from its label set, and it declines them rather than guessing. That is an inherent</w:t>
+      </w:r>
+      <w:r>
+        <w:t xml:space="preserve"> </w:t>
+      </w:r>
+      <w:r>
+        <w:t xml:space="preserve">property of a zero-shot label head rather than a defect, but it does mean the raw predictions</w:t>
+      </w:r>
+      <w:r>
+        <w:t xml:space="preserve"> </w:t>
+      </w:r>
+      <w:r>
+        <w:t xml:space="preserve">are not a drop-in annotator. It is why the two-stage workflow uses scPRINT’s</w:t>
       </w:r>
       <w:r>
         <w:t xml:space="preserve"> </w:t>
@@ -11678,19 +11640,13 @@
         <w:t xml:space="preserve"> </w:t>
       </w:r>
       <w:r>
-        <w:t xml:space="preserve">— its learned structure — to</w:t>
-      </w:r>
-      <w:r>
-        <w:t xml:space="preserve"> </w:t>
-      </w:r>
-      <w:r>
-        <w:t xml:space="preserve">shape a small trained model, never its zero-shot labels: the foundation model is valuable,</w:t>
-      </w:r>
-      <w:r>
-        <w:t xml:space="preserve"> </w:t>
-      </w:r>
-      <w:r>
-        <w:t xml:space="preserve">its raw label predictions are not.</w:t>
+        <w:t xml:space="preserve">—</w:t>
+      </w:r>
+      <w:r>
+        <w:t xml:space="preserve"> </w:t>
+      </w:r>
+      <w:r>
+        <w:t xml:space="preserve">its learned structure — to shape a small trained model, and never its zero-shot labels.</w:t>
       </w:r>
     </w:p>
     <w:bookmarkEnd w:id="70"/>
@@ -12959,13 +12915,13 @@
         <w:t xml:space="preserve"> </w:t>
       </w:r>
       <w:r>
-        <w:t xml:space="preserve">takes macro-F1 (0.689) from fifth on</w:t>
-      </w:r>
-      <w:r>
-        <w:t xml:space="preserve"> </w:t>
-      </w:r>
-      <w:r>
-        <w:t xml:space="preserve">accuracy, at the second-lowest cost. Across datasets spanning 13 to 160 cell types, accuracy</w:t>
+        <w:t xml:space="preserve">places fifth on accuracy but first on macro-F1 (0.689), at the</w:t>
+      </w:r>
+      <w:r>
+        <w:t xml:space="preserve"> </w:t>
+      </w:r>
+      <w:r>
+        <w:t xml:space="preserve">second-lowest cost. Across datasets spanning 13 to 160 cell types, accuracy</w:t>
       </w:r>
       <w:r>
         <w:t xml:space="preserve"> </w:t>
@@ -13155,7 +13111,13 @@
         <w:t xml:space="preserve"> </w:t>
       </w:r>
       <w:r>
-        <w:t xml:space="preserve">— OP feeds every method 1000 HVGs, which most starves a gene-space MLP.</w:t>
+        <w:t xml:space="preserve">— OP feeds every method 1000 HVGs, which starves a gene-space MLP more</w:t>
+      </w:r>
+      <w:r>
+        <w:t xml:space="preserve"> </w:t>
+      </w:r>
+      <w:r>
+        <w:t xml:space="preserve">than it starves the others.</w:t>
       </w:r>
       <w:r>
         <w:t xml:space="preserve"> </w:t>
@@ -14089,19 +14051,19 @@
         <w:t xml:space="preserve"> </w:t>
       </w:r>
       <w:r>
-        <w:t xml:space="preserve">mis-transferred. Their</w:t>
-      </w:r>
-      <w:r>
-        <w:t xml:space="preserve"> </w:t>
-      </w:r>
-      <w:r>
-        <w:t xml:space="preserve">stated theme — that training-data quality and organization matter as much as architecture or</w:t>
-      </w:r>
-      <w:r>
-        <w:t xml:space="preserve"> </w:t>
-      </w:r>
-      <w:r>
-        <w:t xml:space="preserve">scale — and their finding that accuracy</w:t>
+        <w:t xml:space="preserve">mis-transferred. Their stated theme — that training-data quality and organization matter as</w:t>
+      </w:r>
+      <w:r>
+        <w:t xml:space="preserve"> </w:t>
+      </w:r>
+      <w:r>
+        <w:t xml:space="preserve">much as architecture or scale — is one of the two claims we draw here, and their finding that</w:t>
+      </w:r>
+      <w:r>
+        <w:t xml:space="preserve"> </w:t>
+      </w:r>
+      <w:r>
+        <w:t xml:space="preserve">accuracy</w:t>
       </w:r>
       <w:r>
         <w:t xml:space="preserve"> </w:t>
@@ -14117,25 +14079,19 @@
         <w:t xml:space="preserve"> </w:t>
       </w:r>
       <w:r>
-        <w:t xml:space="preserve">are independent support, from a group with</w:t>
-      </w:r>
-      <w:r>
-        <w:t xml:space="preserve"> </w:t>
-      </w:r>
-      <w:r>
-        <w:t xml:space="preserve">no stake in our conclusion, for our two claims: that training-data quality and organization</w:t>
-      </w:r>
-      <w:r>
-        <w:t xml:space="preserve"> </w:t>
-      </w:r>
-      <w:r>
-        <w:t xml:space="preserve">matter as much as model architecture, and that zero-shot foundation-model labels are the</w:t>
-      </w:r>
-      <w:r>
-        <w:t xml:space="preserve"> </w:t>
-      </w:r>
-      <w:r>
-        <w:t xml:space="preserve">weaker option.</w:t>
+        <w:t xml:space="preserve">supports it further. The other claim, that</w:t>
+      </w:r>
+      <w:r>
+        <w:t xml:space="preserve"> </w:t>
+      </w:r>
+      <w:r>
+        <w:t xml:space="preserve">zero-shot foundation-model labels are the weaker option, they reach independently. Both come</w:t>
+      </w:r>
+      <w:r>
+        <w:t xml:space="preserve"> </w:t>
+      </w:r>
+      <w:r>
+        <w:t xml:space="preserve">from a group with no stake in our conclusion.</w:t>
       </w:r>
     </w:p>
     <w:p>
@@ -14193,7 +14149,7 @@
         <w:t xml:space="preserve"> </w:t>
       </w:r>
       <w:r>
-        <w:t xml:space="preserve">matrix, ahead on lung, and the strongest method of all at atlas scale (§3.1, §5), at ~8× actinn-jax’s CPU fit time (176 vs 22 s mean).</w:t>
+        <w:t xml:space="preserve">matrix, ahead on lung, and the strongest method of all at atlas scale (§3.1, §3.3), at ~8× actinn-jax’s CPU fit time (176 vs 22 s mean).</w:t>
       </w:r>
       <w:r>
         <w:t xml:space="preserve"> </w:t>
@@ -15095,24 +15051,6 @@
       </w:r>
       <w:r>
         <w:t xml:space="preserve">anchor itself moved 165 s → 87 s between them, which is the size of the effect.</w:t>
-      </w:r>
-    </w:p>
-    <w:p>
-      <w:pPr>
-        <w:pStyle w:val="Compact"/>
-        <w:numPr>
-          <w:ilvl w:val="0"/>
-          <w:numId w:val="1007"/>
-        </w:numPr>
-      </w:pPr>
-      <w:r>
-        <w:t xml:space="preserve">Subsampled references (to keep the matrix tractable); the scaling section characterizes</w:t>
-      </w:r>
-      <w:r>
-        <w:t xml:space="preserve"> </w:t>
-      </w:r>
-      <w:r>
-        <w:t xml:space="preserve">the size dependence directly.</w:t>
       </w:r>
     </w:p>
     <w:p>

--- a/manuscript/actinn-jax_preprint.docx
+++ b/manuscript/actinn-jax_preprint.docx
@@ -31,7 +31,67 @@
         <w:pStyle w:val="Abstract"/>
       </w:pPr>
       <w:r>
-        <w:t xml:space="preserve">Reference-based cell-type annotation is a routine, high-volume step in single-cell analysis, and most labs run it on a laptop, not a GPU cluster. We present</w:t>
+        <w:t xml:space="preserve">Cell-type annotation by reference mapping is among the most frequently repeated operations in single-cell analysis, yet published comparisons report accuracy far more often than the wall-clock time and memory that decide what a working scientist can actually run. We benchmarked</w:t>
+      </w:r>
+      <w:r>
+        <w:t xml:space="preserve"> </w:t>
+      </w:r>
+      <w:r>
+        <w:rPr>
+          <w:b/>
+          <w:bCs/>
+        </w:rPr>
+        <w:t xml:space="preserve">thirteen methods</w:t>
+      </w:r>
+      <w:r>
+        <w:t xml:space="preserve"> </w:t>
+      </w:r>
+      <w:r>
+        <w:t xml:space="preserve">— classical, regularized-linear, parameter-free, correlation, deep-probabilistic, prototype-VAE and foundation-model — across</w:t>
+      </w:r>
+      <w:r>
+        <w:t xml:space="preserve"> </w:t>
+      </w:r>
+      <w:r>
+        <w:rPr>
+          <w:b/>
+          <w:bCs/>
+        </w:rPr>
+        <w:t xml:space="preserve">six datasets</w:t>
+      </w:r>
+      <w:r>
+        <w:t xml:space="preserve"> </w:t>
+      </w:r>
+      <w:r>
+        <w:t xml:space="preserve">(8–86 cell types; within-dataset, cross-dataset and cross-study splits) on commodity hardware, and validated externally on Open Problems</w:t>
+      </w:r>
+      <w:r>
+        <w:t xml:space="preserve"> </w:t>
+      </w:r>
+      <w:r>
+        <w:rPr>
+          <w:rStyle w:val="VerbatimChar"/>
+        </w:rPr>
+        <w:t xml:space="preserve">label_projection</w:t>
+      </w:r>
+      <w:r>
+        <w:t xml:space="preserve">, whose datasets, metrics and ranking we did not choose. Accuracy among the leading methods is tightly clustered — the top four span</w:t>
+      </w:r>
+      <w:r>
+        <w:t xml:space="preserve"> </w:t>
+      </w:r>
+      <w:r>
+        <w:rPr>
+          <w:b/>
+          <w:bCs/>
+        </w:rPr>
+        <w:t xml:space="preserve">0.008</w:t>
+      </w:r>
+      <w:r>
+        <w:t xml:space="preserve"> </w:t>
+      </w:r>
+      <w:r>
+        <w:t xml:space="preserve">— while their inference cost differs by two orders of magnitude and their peak memory by 2.4×. No method leads everywhere, and neither ordering is stable: accuracy inverts as the reference grows from 3k cells to a full atlas, and cost rankings invert with the input feature budget. Because several methods are now both accurate and cheap, the useful question is not which is best but which fits a given job. We show that a low, flat inference cost makes multi-stage annotation practical on a laptop, using</w:t>
       </w:r>
       <w:r>
         <w:t xml:space="preserve"> </w:t>
@@ -44,260 +104,7 @@
         <w:t xml:space="preserve">actinn-jax</w:t>
       </w:r>
       <w:r>
-        <w:t xml:space="preserve">, a from-scratch JAX reimplementation of ACTINN (a 4-layer MLP classifier) with a sparse-aware pipeline and a train-once/map-many cached reference model, and use it as the occasion for a neutral benchmark of</w:t>
-      </w:r>
-      <w:r>
-        <w:t xml:space="preserve"> </w:t>
-      </w:r>
-      <w:r>
-        <w:rPr>
-          <w:b/>
-          <w:bCs/>
-        </w:rPr>
-        <w:t xml:space="preserve">thirteen</w:t>
-      </w:r>
-      <w:r>
-        <w:t xml:space="preserve"> </w:t>
-      </w:r>
-      <w:r>
-        <w:t xml:space="preserve">methods spanning every major class — classical (SVM, kNN), regularized-linear (CellTypist), a carefully-tuned linear pipeline, parameter-free projection (scTOP), marker/correlation (SingleR, scmap), deep probabilistic (scANVI, scArches), an interpretable prototype VAE (ProtoCloud), a pretrained pan-human annotator (Pan-human Azimuth), and a foundation model (scPRINT) — across</w:t>
-      </w:r>
-      <w:r>
-        <w:t xml:space="preserve"> </w:t>
-      </w:r>
-      <w:r>
-        <w:rPr>
-          <w:b/>
-          <w:bCs/>
-        </w:rPr>
-        <w:t xml:space="preserve">six</w:t>
-      </w:r>
-      <w:r>
-        <w:t xml:space="preserve"> </w:t>
-      </w:r>
-      <w:r>
-        <w:t xml:space="preserve">datasets (within-dataset, cross-dataset and cross-study; 8 to 86 cell types), measuring accuracy, macro-F1, ontology-aware concordance, fit and predict time, and peak memory on commodity Apple-Silicon hardware. Because a ranking measured on a subsampled reference need not hold at full size, we repeat the comparison across reference sizes on two atlases, from 3k cells up to atlas scale.</w:t>
-      </w:r>
-      <w:r>
-        <w:t xml:space="preserve"> </w:t>
-      </w:r>
-      <w:r>
-        <w:rPr>
-          <w:b/>
-          <w:bCs/>
-        </w:rPr>
-        <w:t xml:space="preserve">Accuracy differences among the leading methods are small; their cost differences are not.</w:t>
-      </w:r>
-      <w:r>
-        <w:t xml:space="preserve"> </w:t>
-      </w:r>
-      <w:r>
-        <w:t xml:space="preserve">The top of the accuracy table is a four-way cluster spanning 0.008 (0.831–0.839), led by a carefully preprocessed</w:t>
-      </w:r>
-      <w:r>
-        <w:t xml:space="preserve"> </w:t>
-      </w:r>
-      <w:r>
-        <w:rPr>
-          <w:b/>
-          <w:bCs/>
-        </w:rPr>
-        <w:t xml:space="preserve">linear pipeline</w:t>
-      </w:r>
-      <w:r>
-        <w:t xml:space="preserve"> </w:t>
-      </w:r>
-      <w:r>
-        <w:t xml:space="preserve">(normalize → ANOVA → PCA → logistic regression, 0.839) rather than by a deep model, with scANVI, scArches and actinn-jax (0.831) alongside it.</w:t>
-      </w:r>
-      <w:r>
-        <w:t xml:space="preserve"> </w:t>
-      </w:r>
-      <w:r>
-        <w:rPr>
-          <w:b/>
-          <w:bCs/>
-        </w:rPr>
-        <w:t xml:space="preserve">Those same four methods differ by ~260× in predict time</w:t>
-      </w:r>
-      <w:r>
-        <w:t xml:space="preserve"> </w:t>
-      </w:r>
-      <w:r>
-        <w:t xml:space="preserve">(0.34 s to 89 s)</w:t>
-      </w:r>
-      <w:r>
-        <w:t xml:space="preserve"> </w:t>
-      </w:r>
-      <w:r>
-        <w:rPr>
-          <w:b/>
-          <w:bCs/>
-        </w:rPr>
-        <w:t xml:space="preserve">and 2.4× in peak memory</w:t>
-      </w:r>
-      <w:r>
-        <w:t xml:space="preserve"> </w:t>
-      </w:r>
-      <w:r>
-        <w:t xml:space="preserve">(1.8 to 4.3 GB). The linear pipeline is the most accurate-per-second option on laptop-sized data, fitting 7× faster than actinn-jax (3.0 vs. 21.9 s). At atlas scale the ordering changes:</w:t>
-      </w:r>
-      <w:r>
-        <w:t xml:space="preserve"> </w:t>
-      </w:r>
-      <w:r>
-        <w:rPr>
-          <w:b/>
-          <w:bCs/>
-        </w:rPr>
-        <w:t xml:space="preserve">ProtoCloud</w:t>
-      </w:r>
-      <w:r>
-        <w:t xml:space="preserve"> </w:t>
-      </w:r>
-      <w:r>
-        <w:t xml:space="preserve">rises from worst at 3k reference cells (0.722) to best at 49k (</w:t>
-      </w:r>
-      <w:r>
-        <w:rPr>
-          <w:b/>
-          <w:bCs/>
-        </w:rPr>
-        <w:t xml:space="preserve">0.976</w:t>
-      </w:r>
-      <w:r>
-        <w:t xml:space="preserve">, vs. 0.936 for actinn-jax and 0.939 for the linear pipeline). No method leads everywhere, and methods separated by less than a percentage point of accuracy are separated by two orders of magnitude in cost. Because the leading methods now annotate quickly, accurately, and with a usable handle on unknown cells, the useful contribution is not another ranking but an account of</w:t>
-      </w:r>
-      <w:r>
-        <w:t xml:space="preserve"> </w:t>
-      </w:r>
-      <w:r>
-        <w:rPr>
-          <w:b/>
-          <w:bCs/>
-        </w:rPr>
-        <w:t xml:space="preserve">which tool fits which job, and what the surrounding workflow looks like</w:t>
-      </w:r>
-      <w:r>
-        <w:t xml:space="preserve">. Every method is run on every dataset through one harness on identical splits, the panel deliberately includes the baselines most likely to beat a small MLP, and the external validation is somebody else’s benchmark —</w:t>
-      </w:r>
-      <w:r>
-        <w:t xml:space="preserve"> </w:t>
-      </w:r>
-      <w:r>
-        <w:rPr>
-          <w:b/>
-          <w:bCs/>
-        </w:rPr>
-        <w:t xml:space="preserve">Open Problems (OP)</w:t>
-      </w:r>
-      <w:r>
-        <w:t xml:space="preserve"> </w:t>
-      </w:r>
-      <w:r>
-        <w:rPr>
-          <w:rStyle w:val="VerbatimChar"/>
-        </w:rPr>
-        <w:t xml:space="preserve">label_projection</w:t>
-      </w:r>
-      <w:r>
-        <w:t xml:space="preserve">, whose datasets, metrics and ranking we did not choose. We report the results as a decision aid: accuracy-per-second, accuracy-per-byte, and behavior from 3k to 49k reference cells. We then use actinn-jax to demonstrate</w:t>
-      </w:r>
-      <w:r>
-        <w:t xml:space="preserve"> </w:t>
-      </w:r>
-      <w:r>
-        <w:rPr>
-          <w:b/>
-          <w:bCs/>
-        </w:rPr>
-        <w:t xml:space="preserve">end-to-end workflows that a low, flat cost profile makes practical</w:t>
-      </w:r>
-      <w:r>
-        <w:t xml:space="preserve"> </w:t>
-      </w:r>
-      <w:r>
-        <w:t xml:space="preserve">— on human data, and on mouse via a hierarchy derived from the Cell Ontology that removes the GPU step from building a reference. The workflows are: annotating an unknown human dataset from a</w:t>
-      </w:r>
-      <w:r>
-        <w:t xml:space="preserve"> </w:t>
-      </w:r>
-      <w:r>
-        <w:rPr>
-          <w:b/>
-          <w:bCs/>
-        </w:rPr>
-        <w:t xml:space="preserve">shipped census-scale reference</w:t>
-      </w:r>
-      <w:r>
-        <w:t xml:space="preserve"> </w:t>
-      </w:r>
-      <w:r>
-        <w:t xml:space="preserve">(~800 cell types, calibrated abstain) with no training;</w:t>
-      </w:r>
-      <w:r>
-        <w:t xml:space="preserve"> </w:t>
-      </w:r>
-      <w:r>
-        <w:rPr>
-          <w:b/>
-          <w:bCs/>
-        </w:rPr>
-        <w:t xml:space="preserve">tissue-aware refinement</w:t>
-      </w:r>
-      <w:r>
-        <w:t xml:space="preserve"> </w:t>
-      </w:r>
-      <w:r>
-        <w:t xml:space="preserve">that halves spurious cross-tissue labels on a liver query; a</w:t>
-      </w:r>
-      <w:r>
-        <w:t xml:space="preserve"> </w:t>
-      </w:r>
-      <w:r>
-        <w:rPr>
-          <w:b/>
-          <w:bCs/>
-        </w:rPr>
-        <w:t xml:space="preserve">broad→focused hand-off</w:t>
-      </w:r>
-      <w:r>
-        <w:t xml:space="preserve"> </w:t>
-      </w:r>
-      <w:r>
-        <w:t xml:space="preserve">to a small focused reference (held-out cross-study liver 0.23/0.58 → 0.72/0.86, exact-match / Cell-Ontology-aware); within-cell-type resolution (hepatocyte zonation); and a</w:t>
-      </w:r>
-      <w:r>
-        <w:t xml:space="preserve"> </w:t>
-      </w:r>
-      <w:r>
-        <w:rPr>
-          <w:b/>
-          <w:bCs/>
-        </w:rPr>
-        <w:t xml:space="preserve">cluster-level novel-cell-type screen</w:t>
-      </w:r>
-      <w:r>
-        <w:t xml:space="preserve"> </w:t>
-      </w:r>
-      <w:r>
-        <w:t xml:space="preserve">that recovers a withheld pulmonary ionocyte population and its marker ASCL3. What enables this is inference that is</w:t>
-      </w:r>
-      <w:r>
-        <w:t xml:space="preserve"> </w:t>
-      </w:r>
-      <w:r>
-        <w:rPr>
-          <w:b/>
-          <w:bCs/>
-        </w:rPr>
-        <w:t xml:space="preserve">sub-second and flat</w:t>
-      </w:r>
-      <w:r>
-        <w:t xml:space="preserve"> </w:t>
-      </w:r>
-      <w:r>
-        <w:t xml:space="preserve">— independent of reference size and cardinality — over a cached reference that is trained once and reused, at the lowest peak memory of the methods we carried to atlas scale (6.1 vs. 13.2 GB for the linear pipeline at 49k cells). No part of this workflow is exclusive to actinn-jax: ProtoCloud provides uncertainty, gene attribution and a retraining-based refinement path, and</w:t>
+        <w:t xml:space="preserve">, a JAX reimplementation of ACTINN with a cached train-once/map-many reference: a shipped ~800-type reference with calibrated abstention hands off to a user’s own focused reference (cross-study liver 0.23/0.58 → 0.72/0.86, exact/ontology), with resolution below the cell-type label and cluster-level novelty screening. The same route builds a pan-mouse reference with no GPU, and distills</w:t>
       </w:r>
       <w:r>
         <w:t xml:space="preserve"> </w:t>
@@ -313,33 +120,7 @@
         <w:t xml:space="preserve"> </w:t>
       </w:r>
       <w:r>
-        <w:t xml:space="preserve">ships a pretrained, calibrated, hierarchical pan-human annotator that runs on a laptop — a better-resourced broad pass than ours, and one we can</w:t>
-      </w:r>
-      <w:r>
-        <w:t xml:space="preserve"> </w:t>
-      </w:r>
-      <w:r>
-        <w:rPr>
-          <w:b/>
-          <w:bCs/>
-        </w:rPr>
-        <w:t xml:space="preserve">distill into a broad-pass model of comparable accuracy at 6–9× its throughput, built with no GPU and no labeled data</w:t>
-      </w:r>
-      <w:r>
-        <w:t xml:space="preserve">. What the workflow adds is the</w:t>
-      </w:r>
-      <w:r>
-        <w:t xml:space="preserve"> </w:t>
-      </w:r>
-      <w:r>
-        <w:rPr>
-          <w:b/>
-          <w:bCs/>
-        </w:rPr>
-        <w:t xml:space="preserve">hand-off into a label set the broad model was never trained on</w:t>
-      </w:r>
-      <w:r>
-        <w:t xml:space="preserve">: refinement against a user’s own focused reference, and resolution below any fixed typology’s leaves.</w:t>
+        <w:t xml:space="preserve">into a broad-pass model matching its concordance at 6–9× its throughput. We release the reimplementation, the harness and the pre-trained references.</w:t>
       </w:r>
     </w:p>
     <w:p>

--- a/manuscript/actinn-jax_preprint.docx
+++ b/manuscript/actinn-jax_preprint.docx
@@ -421,21 +421,21 @@
           <w:b/>
           <w:bCs/>
         </w:rPr>
-        <w:t xml:space="preserve">external validation is somebody</w:t>
-      </w:r>
-      <w:r>
-        <w:rPr>
-          <w:b/>
-          <w:bCs/>
-        </w:rPr>
-        <w:t xml:space="preserve"> </w:t>
-      </w:r>
-      <w:r>
-        <w:rPr>
-          <w:b/>
-          <w:bCs/>
-        </w:rPr>
-        <w:t xml:space="preserve">else’s</w:t>
+        <w:t xml:space="preserve">external validation is not ours to</w:t>
+      </w:r>
+      <w:r>
+        <w:rPr>
+          <w:b/>
+          <w:bCs/>
+        </w:rPr>
+        <w:t xml:space="preserve"> </w:t>
+      </w:r>
+      <w:r>
+        <w:rPr>
+          <w:b/>
+          <w:bCs/>
+        </w:rPr>
+        <w:t xml:space="preserve">design</w:t>
       </w:r>
       <w:r>
         <w:t xml:space="preserve">: Open Problems</w:t>
@@ -3467,7 +3467,13 @@
         <w:t xml:space="preserve"> </w:t>
       </w:r>
       <w:r>
-        <w:t xml:space="preserve">ids or by gene symbols, which decides who can read it.</w:t>
+        <w:t xml:space="preserve">ids or by gene symbols, since a method or reference built on one convention cannot read</w:t>
+      </w:r>
+      <w:r>
+        <w:t xml:space="preserve"> </w:t>
+      </w:r>
+      <w:r>
+        <w:t xml:space="preserve">the other without remapping.</w:t>
       </w:r>
     </w:p>
     <w:p>
@@ -3708,13 +3714,13 @@
         <w:t xml:space="preserve"> </w:t>
       </w:r>
       <w:r>
-        <w:t xml:space="preserve">is a right-lineage-wrong-depth call. Exact match scores it as a total failure; a</w:t>
-      </w:r>
-      <w:r>
-        <w:t xml:space="preserve"> </w:t>
-      </w:r>
-      <w:r>
-        <w:t xml:space="preserve">working scientist would accept it. It is the</w:t>
+        <w:t xml:space="preserve">is a right-lineage-wrong-depth call. Exact match scores it as a total failure,</w:t>
+      </w:r>
+      <w:r>
+        <w:t xml:space="preserve"> </w:t>
+      </w:r>
+      <w:r>
+        <w:t xml:space="preserve">though the lineage is correct and only the depth is wrong. It is the</w:t>
       </w:r>
       <w:r>
         <w:t xml:space="preserve"> </w:t>
@@ -9032,13 +9038,7 @@
         <w:t xml:space="preserve"> </w:t>
       </w:r>
       <w:r>
-        <w:t xml:space="preserve">force-labeled (§3.5). This is the</w:t>
-      </w:r>
-      <w:r>
-        <w:t xml:space="preserve"> </w:t>
-      </w:r>
-      <w:r>
-        <w:t xml:space="preserve">“what am I looking at”</w:t>
+        <w:t xml:space="preserve">force-labeled (§3.5). This is the orientation</w:t>
       </w:r>
       <w:r>
         <w:t xml:space="preserve"> </w:t>
@@ -14511,7 +14511,7 @@
         <w:pStyle w:val="BodyText"/>
       </w:pPr>
       <w:r>
-        <w:t xml:space="preserve">The part of any fixed typology that cannot be performed is the</w:t>
+        <w:t xml:space="preserve">What no fixed typology can do is the</w:t>
       </w:r>
       <w:r>
         <w:t xml:space="preserve"> </w:t>

--- a/manuscript/actinn-jax_preprint.docx
+++ b/manuscript/actinn-jax_preprint.docx
@@ -513,7 +513,13 @@
         <w:t xml:space="preserve"> </w:t>
       </w:r>
       <w:r>
-        <w:t xml:space="preserve">narrower: the original ACTINN no longer installs or runs on current toolchains, and the</w:t>
+        <w:t xml:space="preserve">narrower: the original ACTINN no longer installs or runs on current Python and ML</w:t>
+      </w:r>
+      <w:r>
+        <w:t xml:space="preserve"> </w:t>
+      </w:r>
+      <w:r>
+        <w:t xml:space="preserve">environments, and the</w:t>
       </w:r>
       <w:r>
         <w:t xml:space="preserve"> </w:t>
@@ -1195,47 +1201,32 @@
         <w:pStyle w:val="FirstParagraph"/>
       </w:pPr>
       <w:r>
-        <w:t xml:space="preserve">The reimplementation reproduces the original’s accuracy to within repeat noise and, unlike the</w:t>
-      </w:r>
-      <w:r>
-        <w:t xml:space="preserve"> </w:t>
-      </w:r>
-      <w:r>
-        <w:t xml:space="preserve">TensorFlow-1.x original,</w:t>
-      </w:r>
-      <w:r>
-        <w:t xml:space="preserve"> </w:t>
-      </w:r>
-      <w:r>
-        <w:rPr>
-          <w:b/>
-          <w:bCs/>
-        </w:rPr>
-        <w:t xml:space="preserve">installs on current Python/ML environments</w:t>
-      </w:r>
-      <w:r>
-        <w:t xml:space="preserve"> </w:t>
-      </w:r>
-      <w:r>
-        <w:t xml:space="preserve">— the original’s</w:t>
-      </w:r>
-      <w:r>
-        <w:t xml:space="preserve"> </w:t>
-      </w:r>
-      <w:r>
-        <w:t xml:space="preserve">graph/session code no longer</w:t>
-      </w:r>
-      <w:r>
-        <w:t xml:space="preserve"> </w:t>
-      </w:r>
-      <w:r>
-        <w:t xml:space="preserve">runs on a modern stack without pinning a years-old TensorFlow. Because the two are the same</w:t>
-      </w:r>
-      <w:r>
-        <w:t xml:space="preserve"> </w:t>
-      </w:r>
-      <w:r>
-        <w:t xml:space="preserve">model at equal accuracy, we do not carry the original as a separate benchmark row; the</w:t>
+        <w:t xml:space="preserve">The reimplementation reproduces the original’s accuracy to within repeat noise and, unlike</w:t>
+      </w:r>
+      <w:r>
+        <w:t xml:space="preserve"> </w:t>
+      </w:r>
+      <w:r>
+        <w:t xml:space="preserve">the TensorFlow-1.x original,</w:t>
+      </w:r>
+      <w:r>
+        <w:t xml:space="preserve"> </w:t>
+      </w:r>
+      <w:r>
+        <w:rPr>
+          <w:b/>
+          <w:bCs/>
+        </w:rPr>
+        <w:t xml:space="preserve">installs on current Python and ML environments</w:t>
+      </w:r>
+      <w:r>
+        <w:t xml:space="preserve">. Because the</w:t>
+      </w:r>
+      <w:r>
+        <w:t xml:space="preserve"> </w:t>
+      </w:r>
+      <w:r>
+        <w:t xml:space="preserve">two are the same model at equal accuracy, we do not carry the original as a separate benchmark row; the</w:t>
       </w:r>
       <w:r>
         <w:t xml:space="preserve"> </w:t>
@@ -2753,22 +2744,13 @@
         <w:t xml:space="preserve"> </w:t>
       </w:r>
       <w:r>
-        <w:t xml:space="preserve">is excluded outright: unmaintained; it requires harmony’s removed</w:t>
-      </w:r>
-      <w:r>
-        <w:t xml:space="preserve"> </w:t>
-      </w:r>
-      <w:r>
-        <w:rPr>
-          <w:rStyle w:val="VerbatimChar"/>
-        </w:rPr>
-        <w:t xml:space="preserve">HarmonyMatrix</w:t>
-      </w:r>
-      <w:r>
-        <w:t xml:space="preserve"> </w:t>
-      </w:r>
-      <w:r>
-        <w:t xml:space="preserve">API and older harmony versions do not compile on the current toolchain.</w:t>
+        <w:t xml:space="preserve">is not included: it is unmaintained, and no longer installs against current</w:t>
+      </w:r>
+      <w:r>
+        <w:t xml:space="preserve"> </w:t>
+      </w:r>
+      <w:r>
+        <w:t xml:space="preserve">releases of the harmony dependency it builds on.</w:t>
       </w:r>
     </w:p>
     <w:bookmarkEnd w:id="26"/>

--- a/manuscript/actinn-jax_preprint.docx
+++ b/manuscript/actinn-jax_preprint.docx
@@ -9930,7 +9930,7 @@
       <w:r>
         <w:drawing>
           <wp:inline>
-            <wp:extent cx="5334000" cy="3388824"/>
+            <wp:extent cx="5334000" cy="3459955"/>
             <wp:effectExtent b="0" l="0" r="0" t="0"/>
             <wp:docPr descr="building a coarse hierarchy without a GPU" title="" id="63" name="Picture"/>
             <a:graphic>
@@ -9951,7 +9951,7 @@
                   <pic:spPr bwMode="auto">
                     <a:xfrm>
                       <a:off x="0" y="0"/>
-                      <a:ext cx="5334000" cy="3388824"/>
+                      <a:ext cx="5334000" cy="3459955"/>
                     </a:xfrm>
                     <a:prstGeom prst="rect">
                       <a:avLst/>
@@ -10063,19 +10063,31 @@
         <w:t xml:space="preserve"> </w:t>
       </w:r>
       <w:r>
-        <w:t xml:space="preserve">the ontology grouping against no hierarchy</w:t>
-      </w:r>
-      <w:r>
-        <w:t xml:space="preserve"> </w:t>
-      </w:r>
-      <w:r>
-        <w:t xml:space="preserve">and against a random grouping with the same group sizes, scored by ontology concordance on the</w:t>
-      </w:r>
-      <w:r>
-        <w:t xml:space="preserve"> </w:t>
-      </w:r>
-      <w:r>
-        <w:t xml:space="preserve">held-out human lung atlas.</w:t>
+        <w:t xml:space="preserve">the ontology grouping against no hierarchy and</w:t>
+      </w:r>
+      <w:r>
+        <w:t xml:space="preserve"> </w:t>
+      </w:r>
+      <w:r>
+        <w:t xml:space="preserve">against a random grouping with the same group sizes, scored by ontology concordance on the</w:t>
+      </w:r>
+      <w:r>
+        <w:t xml:space="preserve"> </w:t>
+      </w:r>
+      <w:r>
+        <w:t xml:space="preserve">held-out human lung atlas. Bars start at zero and error bars are 95% binomial intervals on the</w:t>
+      </w:r>
+      <w:r>
+        <w:t xml:space="preserve"> </w:t>
+      </w:r>
+      <w:r>
+        <w:t xml:space="preserve">2,161 scored cells; the gain over no hierarchy clears that interval and the gap between the two</w:t>
+      </w:r>
+      <w:r>
+        <w:t xml:space="preserve"> </w:t>
+      </w:r>
+      <w:r>
+        <w:t xml:space="preserve">controls does not.</w:t>
       </w:r>
     </w:p>
     <w:p>
@@ -10156,7 +10168,58 @@
         <w:t xml:space="preserve"> </w:t>
       </w:r>
       <w:r>
-        <w:t xml:space="preserve">(51,346 cells / 867 types) and scored on the held-out lung atlas, a random grouping with the</w:t>
+        <w:t xml:space="preserve">(51,346 cells / 867 types) and scored on the held-out lung atlas, the ontology grouping reaches</w:t>
+      </w:r>
+      <w:r>
+        <w:t xml:space="preserve"> </w:t>
+      </w:r>
+      <w:r>
+        <w:rPr>
+          <w:b/>
+          <w:bCs/>
+        </w:rPr>
+        <w:t xml:space="preserve">0.616</w:t>
+      </w:r>
+      <w:r>
+        <w:t xml:space="preserve"> </w:t>
+      </w:r>
+      <w:r>
+        <w:t xml:space="preserve">against</w:t>
+      </w:r>
+      <w:r>
+        <w:t xml:space="preserve"> </w:t>
+      </w:r>
+      <w:r>
+        <w:rPr>
+          <w:b/>
+          <w:bCs/>
+        </w:rPr>
+        <w:t xml:space="preserve">0.547</w:t>
+      </w:r>
+      <w:r>
+        <w:t xml:space="preserve"> </w:t>
+      </w:r>
+      <w:r>
+        <w:t xml:space="preserve">for no hierarchy at all — a gain of</w:t>
+      </w:r>
+      <w:r>
+        <w:t xml:space="preserve"> </w:t>
+      </w:r>
+      <w:r>
+        <w:rPr>
+          <w:b/>
+          <w:bCs/>
+        </w:rPr>
+        <w:t xml:space="preserve">0.069</w:t>
+      </w:r>
+      <w:r>
+        <w:t xml:space="preserve">, or 13% relative,</w:t>
+      </w:r>
+      <w:r>
+        <w:t xml:space="preserve"> </w:t>
+      </w:r>
+      <w:r>
+        <w:t xml:space="preserve">which on 2,161 scored cells sits outside the 95% interval of ±0.029. A random grouping with the</w:t>
       </w:r>
       <w:r>
         <w:t xml:space="preserve"> </w:t>
@@ -10175,48 +10238,13 @@
         <w:t xml:space="preserve">0.539</w:t>
       </w:r>
       <w:r>
-        <w:t xml:space="preserve"> </w:t>
-      </w:r>
-      <w:r>
-        <w:t xml:space="preserve">— no better than the</w:t>
-      </w:r>
-      <w:r>
-        <w:t xml:space="preserve"> </w:t>
-      </w:r>
-      <w:r>
-        <w:rPr>
-          <w:b/>
-          <w:bCs/>
-        </w:rPr>
-        <w:t xml:space="preserve">0.547</w:t>
-      </w:r>
-      <w:r>
-        <w:t xml:space="preserve"> </w:t>
-      </w:r>
-      <w:r>
-        <w:t xml:space="preserve">of no hierarchy at all —</w:t>
-      </w:r>
-      <w:r>
-        <w:t xml:space="preserve"> </w:t>
-      </w:r>
-      <w:r>
-        <w:t xml:space="preserve">while the ontology grouping reaches</w:t>
-      </w:r>
-      <w:r>
-        <w:t xml:space="preserve"> </w:t>
-      </w:r>
-      <w:r>
-        <w:rPr>
-          <w:b/>
-          <w:bCs/>
-        </w:rPr>
-        <w:t xml:space="preserve">0.616</w:t>
-      </w:r>
-      <w:r>
-        <w:t xml:space="preserve"> </w:t>
-      </w:r>
-      <w:r>
-        <w:t xml:space="preserve">(Figure 5C). What matters is</w:t>
+        <w:t xml:space="preserve">, which is 0.008 from the no-hierarchy control and inside that</w:t>
+      </w:r>
+      <w:r>
+        <w:t xml:space="preserve"> </w:t>
+      </w:r>
+      <w:r>
+        <w:t xml:space="preserve">interval (Figure 5C). What matters is</w:t>
       </w:r>
       <w:r>
         <w:t xml:space="preserve"> </w:t>

--- a/manuscript/actinn-jax_preprint.docx
+++ b/manuscript/actinn-jax_preprint.docx
@@ -8511,13 +8511,13 @@
         <w:t xml:space="preserve"> </w:t>
       </w:r>
       <w:r>
-        <w:t xml:space="preserve">CPU fit cost. scTOP gains nothing from scale on lung (0.819 → 0.846) and loses ground on liver</w:t>
-      </w:r>
-      <w:r>
-        <w:t xml:space="preserve"> </w:t>
-      </w:r>
-      <w:r>
-        <w:t xml:space="preserve">(0.657 → 0.583). Peak memory grows for every method, but the spread stays</w:t>
+        <w:t xml:space="preserve">CPU fit cost. scTOP gains little from scale on lung (0.819 → 0.846, barely outside its</w:t>
+      </w:r>
+      <w:r>
+        <w:t xml:space="preserve"> </w:t>
+      </w:r>
+      <w:r>
+        <w:t xml:space="preserve">interval) and loses ground on liver (0.657 → 0.583). Peak memory grows for every method, but the spread stays</w:t>
       </w:r>
       <w:r>
         <w:t xml:space="preserve"> </w:t>
@@ -8682,13 +8682,63 @@
         <w:t xml:space="preserve"> </w:t>
       </w:r>
       <w:r>
-        <w:t xml:space="preserve">sweeps. Fit time is not plotted: the 47k liver point was measured under CPU contention, so a</w:t>
-      </w:r>
-      <w:r>
-        <w:t xml:space="preserve"> </w:t>
-      </w:r>
-      <w:r>
-        <w:t xml:space="preserve">cost axis there would report scheduling rather than scaling.</w:t>
+        <w:t xml:space="preserve">sweeps. Error bars on</w:t>
+      </w:r>
+      <w:r>
+        <w:t xml:space="preserve"> </w:t>
+      </w:r>
+      <w:r>
+        <w:rPr>
+          <w:i/>
+          <w:iCs/>
+        </w:rPr>
+        <w:t xml:space="preserve">A</w:t>
+      </w:r>
+      <w:r>
+        <w:t xml:space="preserve"> </w:t>
+      </w:r>
+      <w:r>
+        <w:t xml:space="preserve">and</w:t>
+      </w:r>
+      <w:r>
+        <w:t xml:space="preserve"> </w:t>
+      </w:r>
+      <w:r>
+        <w:rPr>
+          <w:i/>
+          <w:iCs/>
+        </w:rPr>
+        <w:t xml:space="preserve">B</w:t>
+      </w:r>
+      <w:r>
+        <w:t xml:space="preserve"> </w:t>
+      </w:r>
+      <w:r>
+        <w:t xml:space="preserve">are 95% binomial intervals on the query, which grows with</w:t>
+      </w:r>
+      <w:r>
+        <w:t xml:space="preserve"> </w:t>
+      </w:r>
+      <w:r>
+        <w:t xml:space="preserve">the reference (1,035 to 16,398 cells on lung), so they narrow from left to right; each point</w:t>
+      </w:r>
+      <w:r>
+        <w:t xml:space="preserve"> </w:t>
+      </w:r>
+      <w:r>
+        <w:t xml:space="preserve">is a single run, so they cover sampling of the query and not run-to-run variation. Peak memory</w:t>
+      </w:r>
+      <w:r>
+        <w:t xml:space="preserve"> </w:t>
+      </w:r>
+      <w:r>
+        <w:t xml:space="preserve">is not a proportion and carries none. Fit time is not plotted: the 47k liver point was measured</w:t>
+      </w:r>
+      <w:r>
+        <w:t xml:space="preserve"> </w:t>
+      </w:r>
+      <w:r>
+        <w:t xml:space="preserve">under CPU contention, so a cost axis there would report scheduling rather than scaling.</w:t>
       </w:r>
     </w:p>
     <w:bookmarkEnd w:id="58"/>

--- a/manuscript/actinn-jax_preprint.docx
+++ b/manuscript/actinn-jax_preprint.docx
@@ -15417,7 +15417,7 @@
       </w:r>
     </w:p>
     <w:bookmarkEnd w:id="83"/>
-    <w:bookmarkStart w:id="89" w:name="data-code-availability"/>
+    <w:bookmarkStart w:id="90" w:name="data-code-availability"/>
     <w:p>
       <w:pPr>
         <w:pStyle w:val="Heading1"/>
@@ -15462,12 +15462,40 @@
         <w:t xml:space="preserve"> </w:t>
       </w:r>
       <w:r>
-        <w:t xml:space="preserve">result tables including the unified eleven-method matrix, and the figure scripts. The</w:t>
+        <w:t xml:space="preserve">result tables including the unified eleven-method matrix, and the figure scripts. The state</w:t>
+      </w:r>
+      <w:r>
+        <w:t xml:space="preserve"> </w:t>
+      </w:r>
+      <w:r>
+        <w:t xml:space="preserve">that produced this manuscript is tagged</w:t>
       </w:r>
       <w:r>
         <w:t xml:space="preserve"> </w:t>
       </w:r>
       <w:hyperlink r:id="rId84">
+        <w:r>
+          <w:rPr>
+            <w:rStyle w:val="Hyperlink"/>
+            <w:b/>
+            <w:bCs/>
+          </w:rPr>
+          <w:t xml:space="preserve">v1.0.0</w:t>
+        </w:r>
+      </w:hyperlink>
+      <w:r>
+        <w:t xml:space="preserve">, which is</w:t>
+      </w:r>
+      <w:r>
+        <w:t xml:space="preserve"> </w:t>
+      </w:r>
+      <w:r>
+        <w:t xml:space="preserve">the version to cite for reproduction; the default branch may move on. The</w:t>
+      </w:r>
+      <w:r>
+        <w:t xml:space="preserve"> </w:t>
+      </w:r>
+      <w:hyperlink r:id="rId85">
         <w:r>
           <w:rPr>
             <w:rStyle w:val="Hyperlink"/>
@@ -15591,7 +15619,7 @@
       <w:r>
         <w:t xml:space="preserve"> </w:t>
       </w:r>
-      <w:hyperlink r:id="rId85">
+      <w:hyperlink r:id="rId86">
         <w:r>
           <w:rPr>
             <w:rStyle w:val="Hyperlink"/>
@@ -15614,7 +15642,7 @@
       <w:r>
         <w:t xml:space="preserve"> </w:t>
       </w:r>
-      <w:hyperlink r:id="rId86">
+      <w:hyperlink r:id="rId87">
         <w:r>
           <w:rPr>
             <w:rStyle w:val="Hyperlink"/>
@@ -15707,7 +15735,7 @@
       <w:r>
         <w:t xml:space="preserve"> </w:t>
       </w:r>
-      <w:hyperlink r:id="rId87">
+      <w:hyperlink r:id="rId88">
         <w:r>
           <w:rPr>
             <w:rStyle w:val="Hyperlink"/>
@@ -15736,7 +15764,7 @@
       <w:r>
         <w:t xml:space="preserve"> </w:t>
       </w:r>
-      <w:hyperlink r:id="rId88">
+      <w:hyperlink r:id="rId89">
         <w:r>
           <w:rPr>
             <w:rStyle w:val="Hyperlink"/>
@@ -15819,8 +15847,8 @@
         <w:t xml:space="preserve">splits — and Tables S1–S3, the method and dataset descriptions and per-dataset accuracy.</w:t>
       </w:r>
     </w:p>
-    <w:bookmarkEnd w:id="89"/>
-    <w:bookmarkStart w:id="90" w:name="references"/>
+    <w:bookmarkEnd w:id="90"/>
+    <w:bookmarkStart w:id="91" w:name="references"/>
     <w:p>
       <w:pPr>
         <w:pStyle w:val="Heading1"/>
@@ -16869,7 +16897,7 @@
         <w:t xml:space="preserve">.</w:t>
       </w:r>
     </w:p>
-    <w:bookmarkEnd w:id="90"/>
+    <w:bookmarkEnd w:id="91"/>
     <w:sectPr>
       <w:footnotePr>
         <w:numRestart w:val="eachSect"/>

--- a/manuscript/actinn-jax_preprint.docx
+++ b/manuscript/actinn-jax_preprint.docx
@@ -15462,13 +15462,13 @@
         <w:t xml:space="preserve"> </w:t>
       </w:r>
       <w:r>
-        <w:t xml:space="preserve">result tables including the unified eleven-method matrix, and the figure scripts. The state</w:t>
-      </w:r>
-      <w:r>
-        <w:t xml:space="preserve"> </w:t>
-      </w:r>
-      <w:r>
-        <w:t xml:space="preserve">that produced this manuscript is tagged</w:t>
+        <w:t xml:space="preserve">result tables including the unified eleven-method matrix, and the figure scripts. It is</w:t>
+      </w:r>
+      <w:r>
+        <w:t xml:space="preserve"> </w:t>
+      </w:r>
+      <w:r>
+        <w:t xml:space="preserve">archived at</w:t>
       </w:r>
       <w:r>
         <w:t xml:space="preserve"> </w:t>
@@ -15477,20 +15477,27 @@
         <w:r>
           <w:rPr>
             <w:rStyle w:val="Hyperlink"/>
-            <w:b/>
-            <w:bCs/>
           </w:rPr>
-          <w:t xml:space="preserve">v1.0.0</w:t>
+          <w:t xml:space="preserve">doi:10.5281/zenodo.21911372</w:t>
         </w:r>
       </w:hyperlink>
       <w:r>
-        <w:t xml:space="preserve">, which is</w:t>
-      </w:r>
-      <w:r>
-        <w:t xml:space="preserve"> </w:t>
-      </w:r>
-      <w:r>
-        <w:t xml:space="preserve">the version to cite for reproduction; the default branch may move on. The</w:t>
+        <w:t xml:space="preserve"> </w:t>
+      </w:r>
+      <w:r>
+        <w:t xml:space="preserve">(MIT; a</w:t>
+      </w:r>
+      <w:r>
+        <w:t xml:space="preserve"> </w:t>
+      </w:r>
+      <w:r>
+        <w:t xml:space="preserve">concept DOI that resolves to the most recent release), which is what to cite for reproduction</w:t>
+      </w:r>
+      <w:r>
+        <w:t xml:space="preserve"> </w:t>
+      </w:r>
+      <w:r>
+        <w:t xml:space="preserve">rather than the default branch, since the branch may move on. The</w:t>
       </w:r>
       <w:r>
         <w:t xml:space="preserve"> </w:t>

--- a/manuscript/actinn-jax_preprint.docx
+++ b/manuscript/actinn-jax_preprint.docx
@@ -10904,7 +10904,49 @@
         <w:t xml:space="preserve"> </w:t>
       </w:r>
       <w:r>
-        <w:t xml:space="preserve">cells are genuinely out-of-distribution), and sweeping a confidence threshold:</w:t>
+        <w:t xml:space="preserve">cells are genuinely out-of-distribution), we sweep a confidence threshold over every method</w:t>
+      </w:r>
+      <w:r>
+        <w:t xml:space="preserve"> </w:t>
+      </w:r>
+      <w:r>
+        <w:t xml:space="preserve">that returns a per-cell confidence. Six do. SVM, SingleR and scPRINT return none and cannot be</w:t>
+      </w:r>
+      <w:r>
+        <w:t xml:space="preserve"> </w:t>
+      </w:r>
+      <w:r>
+        <w:t xml:space="preserve">swept at all; scmap-cluster has a single native</w:t>
+      </w:r>
+      <w:r>
+        <w:t xml:space="preserve"> </w:t>
+      </w:r>
+      <w:r>
+        <w:t xml:space="preserve">“unassigned”</w:t>
+      </w:r>
+      <w:r>
+        <w:t xml:space="preserve"> </w:t>
+      </w:r>
+      <w:r>
+        <w:t xml:space="preserve">decision rather than a threshold;</w:t>
+      </w:r>
+      <w:r>
+        <w:t xml:space="preserve"> </w:t>
+      </w:r>
+      <w:r>
+        <w:t xml:space="preserve">and scANVI and scArches expose class probabilities in principle, but the adapters used here</w:t>
+      </w:r>
+      <w:r>
+        <w:t xml:space="preserve"> </w:t>
+      </w:r>
+      <w:r>
+        <w:t xml:space="preserve">return hard labels only, so they are absent for an implementation reason rather than a</w:t>
+      </w:r>
+      <w:r>
+        <w:t xml:space="preserve"> </w:t>
+      </w:r>
+      <w:r>
+        <w:t xml:space="preserve">methodological one.</w:t>
       </w:r>
     </w:p>
     <w:tbl>
@@ -10915,9 +10957,10 @@
         <w:tblLook w:firstRow="1" w:lastRow="0" w:firstColumn="0" w:lastColumn="0" w:noHBand="0" w:noVBand="0" w:val="0020"/>
       </w:tblPr>
       <w:tblGrid>
-        <w:gridCol w:w="2640"/>
-        <w:gridCol w:w="2640"/>
-        <w:gridCol w:w="2640"/>
+        <w:gridCol w:w="1980"/>
+        <w:gridCol w:w="1980"/>
+        <w:gridCol w:w="1980"/>
+        <w:gridCol w:w="1980"/>
       </w:tblGrid>
       <w:tr>
         <w:trPr>
@@ -10930,29 +10973,40 @@
               <w:pStyle w:val="Compact"/>
             </w:pPr>
             <w:r>
-              <w:t xml:space="preserve">threshold</w:t>
-            </w:r>
-          </w:p>
-        </w:tc>
-        <w:tc>
-          <w:tcPr/>
-          <w:p>
-            <w:pPr>
-              <w:pStyle w:val="Compact"/>
-            </w:pPr>
-            <w:r>
-              <w:t xml:space="preserve">actinn-jax: acc(kept) / coverage / OOD-flagged</w:t>
-            </w:r>
-          </w:p>
-        </w:tc>
-        <w:tc>
-          <w:tcPr/>
-          <w:p>
-            <w:pPr>
-              <w:pStyle w:val="Compact"/>
-            </w:pPr>
-            <w:r>
-              <w:t xml:space="preserve">CellTypist: acc(kept) / coverage / OOD-flagged</w:t>
+              <w:t xml:space="preserve">method</w:t>
+            </w:r>
+          </w:p>
+        </w:tc>
+        <w:tc>
+          <w:tcPr/>
+          <w:p>
+            <w:pPr>
+              <w:pStyle w:val="Compact"/>
+            </w:pPr>
+            <w:r>
+              <w:t xml:space="preserve">p≥0.5: acc / cov / OOD</w:t>
+            </w:r>
+          </w:p>
+        </w:tc>
+        <w:tc>
+          <w:tcPr/>
+          <w:p>
+            <w:pPr>
+              <w:pStyle w:val="Compact"/>
+            </w:pPr>
+            <w:r>
+              <w:t xml:space="preserve">p≥0.7</w:t>
+            </w:r>
+          </w:p>
+        </w:tc>
+        <w:tc>
+          <w:tcPr/>
+          <w:p>
+            <w:pPr>
+              <w:pStyle w:val="Compact"/>
+            </w:pPr>
+            <w:r>
+              <w:t xml:space="preserve">p≥0.9</w:t>
             </w:r>
           </w:p>
         </w:tc>
@@ -10965,29 +11019,44 @@
               <w:pStyle w:val="Compact"/>
             </w:pPr>
             <w:r>
-              <w:t xml:space="preserve">0.0</w:t>
-            </w:r>
-          </w:p>
-        </w:tc>
-        <w:tc>
-          <w:tcPr/>
-          <w:p>
-            <w:pPr>
-              <w:pStyle w:val="Compact"/>
-            </w:pPr>
-            <w:r>
-              <w:t xml:space="preserve">0.885 / 1.00 / 0.00</w:t>
-            </w:r>
-          </w:p>
-        </w:tc>
-        <w:tc>
-          <w:tcPr/>
-          <w:p>
-            <w:pPr>
-              <w:pStyle w:val="Compact"/>
-            </w:pPr>
-            <w:r>
-              <w:t xml:space="preserve">0.873 / 1.00 / 0.00</w:t>
+              <w:rPr>
+                <w:b/>
+                <w:bCs/>
+              </w:rPr>
+              <w:t xml:space="preserve">actinn-jax</w:t>
+            </w:r>
+          </w:p>
+        </w:tc>
+        <w:tc>
+          <w:tcPr/>
+          <w:p>
+            <w:pPr>
+              <w:pStyle w:val="Compact"/>
+            </w:pPr>
+            <w:r>
+              <w:t xml:space="preserve">0.919 / 0.93 / 0.30</w:t>
+            </w:r>
+          </w:p>
+        </w:tc>
+        <w:tc>
+          <w:tcPr/>
+          <w:p>
+            <w:pPr>
+              <w:pStyle w:val="Compact"/>
+            </w:pPr>
+            <w:r>
+              <w:t xml:space="preserve">0.946 / 0.84 / 0.52</w:t>
+            </w:r>
+          </w:p>
+        </w:tc>
+        <w:tc>
+          <w:tcPr/>
+          <w:p>
+            <w:pPr>
+              <w:pStyle w:val="Compact"/>
+            </w:pPr>
+            <w:r>
+              <w:t xml:space="preserve">0.969 / 0.66 / 0.73</w:t>
             </w:r>
           </w:p>
         </w:tc>
@@ -11000,29 +11069,40 @@
               <w:pStyle w:val="Compact"/>
             </w:pPr>
             <w:r>
-              <w:t xml:space="preserve">0.5</w:t>
-            </w:r>
-          </w:p>
-        </w:tc>
-        <w:tc>
-          <w:tcPr/>
-          <w:p>
-            <w:pPr>
-              <w:pStyle w:val="Compact"/>
-            </w:pPr>
-            <w:r>
-              <w:t xml:space="preserve">0.919 / 0.93 / 0.30</w:t>
-            </w:r>
-          </w:p>
-        </w:tc>
-        <w:tc>
-          <w:tcPr/>
-          <w:p>
-            <w:pPr>
-              <w:pStyle w:val="Compact"/>
-            </w:pPr>
-            <w:r>
-              <w:t xml:space="preserve">0.936 / 0.68 / 0.68</w:t>
+              <w:t xml:space="preserve">linear-anova-pca</w:t>
+            </w:r>
+          </w:p>
+        </w:tc>
+        <w:tc>
+          <w:tcPr/>
+          <w:p>
+            <w:pPr>
+              <w:pStyle w:val="Compact"/>
+            </w:pPr>
+            <w:r>
+              <w:t xml:space="preserve">0.894 / 0.99 / 0.07</w:t>
+            </w:r>
+          </w:p>
+        </w:tc>
+        <w:tc>
+          <w:tcPr/>
+          <w:p>
+            <w:pPr>
+              <w:pStyle w:val="Compact"/>
+            </w:pPr>
+            <w:r>
+              <w:t xml:space="preserve">0.916 / 0.93 / 0.25</w:t>
+            </w:r>
+          </w:p>
+        </w:tc>
+        <w:tc>
+          <w:tcPr/>
+          <w:p>
+            <w:pPr>
+              <w:pStyle w:val="Compact"/>
+            </w:pPr>
+            <w:r>
+              <w:t xml:space="preserve">0.941 / 0.85 / 0.46</w:t>
             </w:r>
           </w:p>
         </w:tc>
@@ -11035,29 +11115,40 @@
               <w:pStyle w:val="Compact"/>
             </w:pPr>
             <w:r>
-              <w:t xml:space="preserve">0.7</w:t>
-            </w:r>
-          </w:p>
-        </w:tc>
-        <w:tc>
-          <w:tcPr/>
-          <w:p>
-            <w:pPr>
-              <w:pStyle w:val="Compact"/>
-            </w:pPr>
-            <w:r>
-              <w:t xml:space="preserve">0.946 / 0.84 / 0.52</w:t>
-            </w:r>
-          </w:p>
-        </w:tc>
-        <w:tc>
-          <w:tcPr/>
-          <w:p>
-            <w:pPr>
-              <w:pStyle w:val="Compact"/>
-            </w:pPr>
-            <w:r>
-              <w:t xml:space="preserve">0.936 / 0.68 / 0.68</w:t>
+              <w:t xml:space="preserve">kNN</w:t>
+            </w:r>
+          </w:p>
+        </w:tc>
+        <w:tc>
+          <w:tcPr/>
+          <w:p>
+            <w:pPr>
+              <w:pStyle w:val="Compact"/>
+            </w:pPr>
+            <w:r>
+              <w:t xml:space="preserve">0.830 / 0.86 / 0.28</w:t>
+            </w:r>
+          </w:p>
+        </w:tc>
+        <w:tc>
+          <w:tcPr/>
+          <w:p>
+            <w:pPr>
+              <w:pStyle w:val="Compact"/>
+            </w:pPr>
+            <w:r>
+              <w:t xml:space="preserve">0.921 / 0.61 / 0.63</w:t>
+            </w:r>
+          </w:p>
+        </w:tc>
+        <w:tc>
+          <w:tcPr/>
+          <w:p>
+            <w:pPr>
+              <w:pStyle w:val="Compact"/>
+            </w:pPr>
+            <w:r>
+              <w:t xml:space="preserve">0.988 / 0.36 / 0.83</w:t>
             </w:r>
           </w:p>
         </w:tc>
@@ -11070,18 +11161,29 @@
               <w:pStyle w:val="Compact"/>
             </w:pPr>
             <w:r>
-              <w:t xml:space="preserve">0.9</w:t>
-            </w:r>
-          </w:p>
-        </w:tc>
-        <w:tc>
-          <w:tcPr/>
-          <w:p>
-            <w:pPr>
-              <w:pStyle w:val="Compact"/>
-            </w:pPr>
-            <w:r>
-              <w:t xml:space="preserve">0.969 / 0.66 / 0.73</w:t>
+              <w:t xml:space="preserve">CellTypist</w:t>
+            </w:r>
+          </w:p>
+        </w:tc>
+        <w:tc>
+          <w:tcPr/>
+          <w:p>
+            <w:pPr>
+              <w:pStyle w:val="Compact"/>
+            </w:pPr>
+            <w:r>
+              <w:t xml:space="preserve">0.936 / 0.68 / 0.68</w:t>
+            </w:r>
+          </w:p>
+        </w:tc>
+        <w:tc>
+          <w:tcPr/>
+          <w:p>
+            <w:pPr>
+              <w:pStyle w:val="Compact"/>
+            </w:pPr>
+            <w:r>
+              <w:t xml:space="preserve">0.936 / 0.68 / 0.68</w:t>
             </w:r>
           </w:p>
         </w:tc>
@@ -11093,6 +11195,98 @@
             </w:pPr>
             <w:r>
               <w:t xml:space="preserve">0.937 / 0.68 / 0.68</w:t>
+            </w:r>
+          </w:p>
+        </w:tc>
+      </w:tr>
+      <w:tr>
+        <w:tc>
+          <w:tcPr/>
+          <w:p>
+            <w:pPr>
+              <w:pStyle w:val="Compact"/>
+            </w:pPr>
+            <w:r>
+              <w:t xml:space="preserve">ProtoCloud</w:t>
+            </w:r>
+          </w:p>
+        </w:tc>
+        <w:tc>
+          <w:tcPr/>
+          <w:p>
+            <w:pPr>
+              <w:pStyle w:val="Compact"/>
+            </w:pPr>
+            <w:r>
+              <w:t xml:space="preserve">0.719 / 1.00 / 0.00</w:t>
+            </w:r>
+          </w:p>
+        </w:tc>
+        <w:tc>
+          <w:tcPr/>
+          <w:p>
+            <w:pPr>
+              <w:pStyle w:val="Compact"/>
+            </w:pPr>
+            <w:r>
+              <w:t xml:space="preserve">0.719 / 0.97 / 0.02</w:t>
+            </w:r>
+          </w:p>
+        </w:tc>
+        <w:tc>
+          <w:tcPr/>
+          <w:p>
+            <w:pPr>
+              <w:pStyle w:val="Compact"/>
+            </w:pPr>
+            <w:r>
+              <w:t xml:space="preserve">0.750 / 0.61 / 0.47</w:t>
+            </w:r>
+          </w:p>
+        </w:tc>
+      </w:tr>
+      <w:tr>
+        <w:tc>
+          <w:tcPr/>
+          <w:p>
+            <w:pPr>
+              <w:pStyle w:val="Compact"/>
+            </w:pPr>
+            <w:r>
+              <w:t xml:space="preserve">scTOP</w:t>
+            </w:r>
+          </w:p>
+        </w:tc>
+        <w:tc>
+          <w:tcPr/>
+          <w:p>
+            <w:pPr>
+              <w:pStyle w:val="Compact"/>
+            </w:pPr>
+            <w:r>
+              <w:t xml:space="preserve">0.971 / 0.06 / 0.98</w:t>
+            </w:r>
+          </w:p>
+        </w:tc>
+        <w:tc>
+          <w:tcPr/>
+          <w:p>
+            <w:pPr>
+              <w:pStyle w:val="Compact"/>
+            </w:pPr>
+            <w:r>
+              <w:t xml:space="preserve">1.000 / 0.00 / 1.00</w:t>
+            </w:r>
+          </w:p>
+        </w:tc>
+        <w:tc>
+          <w:tcPr/>
+          <w:p>
+            <w:pPr>
+              <w:pStyle w:val="Compact"/>
+            </w:pPr>
+            <w:r>
+              <w:t xml:space="preserve">1.000 / 0.00 / 1.00</w:t>
             </w:r>
           </w:p>
         </w:tc>
@@ -11113,19 +11307,25 @@
         <w:t xml:space="preserve"> </w:t>
       </w:r>
       <w:r>
-        <w:t xml:space="preserve">Confidence-threshold sweep with 9 of 36 cell types held out of the liver reference,</w:t>
-      </w:r>
-      <w:r>
-        <w:t xml:space="preserve"> </w:t>
-      </w:r>
-      <w:r>
-        <w:t xml:space="preserve">so 1,350 query cells are genuinely out-of-distribution. Each cell reads accuracy on kept cells /</w:t>
-      </w:r>
-      <w:r>
-        <w:t xml:space="preserve"> </w:t>
-      </w:r>
-      <w:r>
-        <w:t xml:space="preserve">fraction of cells kept / fraction of held-out-type cells flagged.</w:t>
+        <w:t xml:space="preserve">Confidence-threshold sweep with 9 of 36 cell types held out of the liver</w:t>
+      </w:r>
+      <w:r>
+        <w:t xml:space="preserve"> </w:t>
+      </w:r>
+      <w:r>
+        <w:t xml:space="preserve">reference, so 1,350 query cells are out-of-distribution. Each cell reads accuracy on kept</w:t>
+      </w:r>
+      <w:r>
+        <w:t xml:space="preserve"> </w:t>
+      </w:r>
+      <w:r>
+        <w:t xml:space="preserve">cells / fraction of cells kept / fraction of held-out-type cells flagged. The full five-point</w:t>
+      </w:r>
+      <w:r>
+        <w:t xml:space="preserve"> </w:t>
+      </w:r>
+      <w:r>
+        <w:t xml:space="preserve">sweep is in Figure 6 and in the result tables.</w:t>
       </w:r>
     </w:p>
     <w:p>
@@ -11133,93 +11333,79 @@
         <w:pStyle w:val="BodyText"/>
       </w:pPr>
       <w:r>
-        <w:t xml:space="preserve">actinn-jax’s probability gives a</w:t>
-      </w:r>
-      <w:r>
-        <w:t xml:space="preserve"> </w:t>
-      </w:r>
-      <w:r>
-        <w:rPr>
-          <w:b/>
-          <w:bCs/>
-        </w:rPr>
-        <w:t xml:space="preserve">smooth, tunable</w:t>
-      </w:r>
-      <w:r>
-        <w:t xml:space="preserve"> </w:t>
-      </w:r>
-      <w:r>
-        <w:t xml:space="preserve">abstain curve — accuracy on kept cells</w:t>
-      </w:r>
-      <w:r>
-        <w:t xml:space="preserve"> </w:t>
-      </w:r>
-      <w:r>
-        <w:t xml:space="preserve">rises 0.885→0.969 as coverage falls 1.00→0.66 and OOD-flagging climbs 0.00→0.73 — so a user</w:t>
-      </w:r>
-      <w:r>
-        <w:t xml:space="preserve"> </w:t>
-      </w:r>
-      <w:r>
-        <w:t xml:space="preserve">can dial the precision/coverage/novel-cell-detection trade-off. CellTypist’s probabilities</w:t>
-      </w:r>
-      <w:r>
-        <w:t xml:space="preserve"> </w:t>
-      </w:r>
-      <w:r>
-        <w:t xml:space="preserve">are</w:t>
-      </w:r>
-      <w:r>
-        <w:t xml:space="preserve"> </w:t>
-      </w:r>
-      <w:r>
-        <w:rPr>
-          <w:b/>
-          <w:bCs/>
-        </w:rPr>
-        <w:t xml:space="preserve">saturated</w:t>
-      </w:r>
-      <w:r>
-        <w:t xml:space="preserve"> </w:t>
-      </w:r>
-      <w:r>
-        <w:t xml:space="preserve">(near 0 or 1): the threshold jumps to 68% OOD-flagged at 0.5 and then does</w:t>
-      </w:r>
-      <w:r>
-        <w:t xml:space="preserve"> </w:t>
-      </w:r>
-      <w:r>
-        <w:t xml:space="preserve">not move across 0.5–0.9, giving essentially one operating point rather than a tunable curve.</w:t>
-      </w:r>
-      <w:r>
-        <w:t xml:space="preserve"> </w:t>
-      </w:r>
-      <w:r>
-        <w:t xml:space="preserve">The difference is in the shape rather than in any single row (Figure 6).</w:t>
-      </w:r>
-      <w:r>
-        <w:t xml:space="preserve"> </w:t>
-      </w:r>
-      <w:r>
-        <w:t xml:space="preserve">scmap-cluster offers a single native</w:t>
-      </w:r>
-      <w:r>
-        <w:t xml:space="preserve"> </w:t>
-      </w:r>
-      <w:r>
-        <w:t xml:space="preserve">“unassigned”</w:t>
-      </w:r>
-      <w:r>
-        <w:t xml:space="preserve"> </w:t>
-      </w:r>
-      <w:r>
-        <w:t xml:space="preserve">decision (no sweep). A tunable threshold is</w:t>
-      </w:r>
-      <w:r>
-        <w:t xml:space="preserve"> </w:t>
-      </w:r>
-      <w:r>
-        <w:t xml:space="preserve">what makes the abstain step usable as a routing decision in the workflow of §3.4.</w:t>
+        <w:rPr>
+          <w:b/>
+          <w:bCs/>
+        </w:rPr>
+        <w:t xml:space="preserve">A usable abstain needs the threshold to move both quantities, and only three of the six do.</w:t>
+      </w:r>
+      <w:r>
+        <w:t xml:space="preserve"> </w:t>
+      </w:r>
+      <w:r>
+        <w:t xml:space="preserve">actinn-jax, the linear pipeline and kNN each trade coverage for accuracy smoothly across the</w:t>
+      </w:r>
+      <w:r>
+        <w:t xml:space="preserve"> </w:t>
+      </w:r>
+      <w:r>
+        <w:t xml:space="preserve">range. The other three fail in different ways: CellTypist’s probabilities are saturated near 0</w:t>
+      </w:r>
+      <w:r>
+        <w:t xml:space="preserve"> </w:t>
+      </w:r>
+      <w:r>
+        <w:t xml:space="preserve">or 1, so every threshold from 0.3 to 0.9 lands on one operating point; scTOP’s projection score</w:t>
+      </w:r>
+      <w:r>
+        <w:t xml:space="preserve"> </w:t>
+      </w:r>
+      <w:r>
+        <w:t xml:space="preserve">is not a calibrated probability and discards all but 6% of the query by p≥0.5; ProtoCloud’s</w:t>
+      </w:r>
+      <w:r>
+        <w:t xml:space="preserve"> </w:t>
+      </w:r>
+      <w:r>
+        <w:t xml:space="preserve">ambiguity flag barely moves until 0.9.</w:t>
+      </w:r>
+    </w:p>
+    <w:p>
+      <w:pPr>
+        <w:pStyle w:val="BodyText"/>
+      </w:pPr>
+      <w:r>
+        <w:t xml:space="preserve">Among the three that work, the trade-offs differ. kNN buys accuracy by dumping coverage —</w:t>
+      </w:r>
+      <w:r>
+        <w:t xml:space="preserve"> </w:t>
+      </w:r>
+      <w:r>
+        <w:t xml:space="preserve">0.988 on the 36% of cells it keeps. actinn-jax and the linear pipeline sit at comparable</w:t>
+      </w:r>
+      <w:r>
+        <w:t xml:space="preserve"> </w:t>
+      </w:r>
+      <w:r>
+        <w:t xml:space="preserve">coverage, and actinn-jax flags more of the genuinely novel cells at every threshold (0.73</w:t>
+      </w:r>
+      <w:r>
+        <w:t xml:space="preserve"> </w:t>
+      </w:r>
+      <w:r>
+        <w:t xml:space="preserve">against 0.46 at p≥0.9), which is what the abstain step is for in the workflow of §3.4: a</w:t>
+      </w:r>
+      <w:r>
+        <w:t xml:space="preserve"> </w:t>
+      </w:r>
+      <w:r>
+        <w:t xml:space="preserve">threshold that separates novel cells from confident ones is a routing decision, and one that</w:t>
+      </w:r>
+      <w:r>
+        <w:t xml:space="preserve"> </w:t>
+      </w:r>
+      <w:r>
+        <w:t xml:space="preserve">merely lowers coverage is not.</w:t>
       </w:r>
     </w:p>
     <w:p>
@@ -11229,7 +11415,7 @@
       <w:r>
         <w:drawing>
           <wp:inline>
-            <wp:extent cx="5334000" cy="2130714"/>
+            <wp:extent cx="5334000" cy="2279816"/>
             <wp:effectExtent b="0" l="0" r="0" t="0"/>
             <wp:docPr descr="the abstain trade-off" title="" id="67" name="Picture"/>
             <a:graphic>
@@ -11250,7 +11436,7 @@
                   <pic:spPr bwMode="auto">
                     <a:xfrm>
                       <a:off x="0" y="0"/>
-                      <a:ext cx="5334000" cy="2130714"/>
+                      <a:ext cx="5334000" cy="2279816"/>
                     </a:xfrm>
                     <a:prstGeom prst="rect">
                       <a:avLst/>
@@ -11284,7 +11470,13 @@
         <w:t xml:space="preserve"> </w:t>
       </w:r>
       <w:r>
-        <w:t xml:space="preserve">What abstention buys, and whether it finds the novel cells.</w:t>
+        <w:t xml:space="preserve">What abstention buys, and whether it finds the novel cells, for the six methods</w:t>
+      </w:r>
+      <w:r>
+        <w:t xml:space="preserve"> </w:t>
+      </w:r>
+      <w:r>
+        <w:t xml:space="preserve">that return a per-cell confidence.</w:t>
       </w:r>
       <w:r>
         <w:t xml:space="preserve"> </w:t>
@@ -11300,13 +11492,7 @@
         <w:t xml:space="preserve"> </w:t>
       </w:r>
       <w:r>
-        <w:t xml:space="preserve">accuracy on</w:t>
-      </w:r>
-      <w:r>
-        <w:t xml:space="preserve"> </w:t>
-      </w:r>
-      <w:r>
-        <w:t xml:space="preserve">kept cells against the fraction kept.</w:t>
+        <w:t xml:space="preserve">accuracy on kept cells against the fraction kept.</w:t>
       </w:r>
       <w:r>
         <w:t xml:space="preserve"> </w:t>
@@ -11322,19 +11508,19 @@
         <w:t xml:space="preserve"> </w:t>
       </w:r>
       <w:r>
-        <w:t xml:space="preserve">the share of held-out-type cells flagged as the</w:t>
-      </w:r>
-      <w:r>
-        <w:t xml:space="preserve"> </w:t>
-      </w:r>
-      <w:r>
-        <w:t xml:space="preserve">threshold rises. actinn-jax traces a usable curve on both axes; CellTypist’s probabilities are</w:t>
-      </w:r>
-      <w:r>
-        <w:t xml:space="preserve"> </w:t>
-      </w:r>
-      <w:r>
-        <w:t xml:space="preserve">saturated, so thresholds from 0.3 to 0.9 land on one operating point.</w:t>
+        <w:t xml:space="preserve">the share of held-out-type cells flagged as the threshold rises. A usable mechanism</w:t>
+      </w:r>
+      <w:r>
+        <w:t xml:space="preserve"> </w:t>
+      </w:r>
+      <w:r>
+        <w:t xml:space="preserve">moves along both axes; CellTypist’s saturated probabilities collapse four thresholds onto one</w:t>
+      </w:r>
+      <w:r>
+        <w:t xml:space="preserve"> </w:t>
+      </w:r>
+      <w:r>
+        <w:t xml:space="preserve">operating point, and scTOP’s projection score discards the query rather than ranking it.</w:t>
       </w:r>
     </w:p>
     <w:bookmarkEnd w:id="69"/>

--- a/manuscript/actinn-jax_preprint.docx
+++ b/manuscript/actinn-jax_preprint.docx
@@ -10910,13 +10910,19 @@
         <w:t xml:space="preserve"> </w:t>
       </w:r>
       <w:r>
-        <w:t xml:space="preserve">that returns a per-cell confidence. Six do. SVM, SingleR and scPRINT return none and cannot be</w:t>
-      </w:r>
-      <w:r>
-        <w:t xml:space="preserve"> </w:t>
-      </w:r>
-      <w:r>
-        <w:t xml:space="preserve">swept at all; scmap-cluster has a single native</w:t>
+        <w:t xml:space="preserve">that returns a per-cell confidence. Eight do; for scANVI and scArches the confidence is the</w:t>
+      </w:r>
+      <w:r>
+        <w:t xml:space="preserve"> </w:t>
+      </w:r>
+      <w:r>
+        <w:t xml:space="preserve">maximum class posterior from the model’s soft prediction. SVM, SingleR and scPRINT return no</w:t>
+      </w:r>
+      <w:r>
+        <w:t xml:space="preserve"> </w:t>
+      </w:r>
+      <w:r>
+        <w:t xml:space="preserve">per-cell confidence and cannot be swept, and scmap-cluster has a single native</w:t>
       </w:r>
       <w:r>
         <w:t xml:space="preserve"> </w:t>
@@ -10928,25 +10934,7 @@
         <w:t xml:space="preserve"> </w:t>
       </w:r>
       <w:r>
-        <w:t xml:space="preserve">decision rather than a threshold;</w:t>
-      </w:r>
-      <w:r>
-        <w:t xml:space="preserve"> </w:t>
-      </w:r>
-      <w:r>
-        <w:t xml:space="preserve">and scANVI and scArches expose class probabilities in principle, but the adapters used here</w:t>
-      </w:r>
-      <w:r>
-        <w:t xml:space="preserve"> </w:t>
-      </w:r>
-      <w:r>
-        <w:t xml:space="preserve">return hard labels only, so they are absent for an implementation reason rather than a</w:t>
-      </w:r>
-      <w:r>
-        <w:t xml:space="preserve"> </w:t>
-      </w:r>
-      <w:r>
-        <w:t xml:space="preserve">methodological one.</w:t>
+        <w:t xml:space="preserve">decision rather than a threshold.</w:t>
       </w:r>
     </w:p>
     <w:tbl>
@@ -11069,40 +11057,40 @@
               <w:pStyle w:val="Compact"/>
             </w:pPr>
             <w:r>
-              <w:t xml:space="preserve">linear-anova-pca</w:t>
-            </w:r>
-          </w:p>
-        </w:tc>
-        <w:tc>
-          <w:tcPr/>
-          <w:p>
-            <w:pPr>
-              <w:pStyle w:val="Compact"/>
-            </w:pPr>
-            <w:r>
-              <w:t xml:space="preserve">0.894 / 0.99 / 0.07</w:t>
-            </w:r>
-          </w:p>
-        </w:tc>
-        <w:tc>
-          <w:tcPr/>
-          <w:p>
-            <w:pPr>
-              <w:pStyle w:val="Compact"/>
-            </w:pPr>
-            <w:r>
-              <w:t xml:space="preserve">0.916 / 0.93 / 0.25</w:t>
-            </w:r>
-          </w:p>
-        </w:tc>
-        <w:tc>
-          <w:tcPr/>
-          <w:p>
-            <w:pPr>
-              <w:pStyle w:val="Compact"/>
-            </w:pPr>
-            <w:r>
-              <w:t xml:space="preserve">0.941 / 0.85 / 0.46</w:t>
+              <w:t xml:space="preserve">scArches</w:t>
+            </w:r>
+          </w:p>
+        </w:tc>
+        <w:tc>
+          <w:tcPr/>
+          <w:p>
+            <w:pPr>
+              <w:pStyle w:val="Compact"/>
+            </w:pPr>
+            <w:r>
+              <w:t xml:space="preserve">0.902 / 0.94 / 0.20</w:t>
+            </w:r>
+          </w:p>
+        </w:tc>
+        <w:tc>
+          <w:tcPr/>
+          <w:p>
+            <w:pPr>
+              <w:pStyle w:val="Compact"/>
+            </w:pPr>
+            <w:r>
+              <w:t xml:space="preserve">0.941 / 0.82 / 0.44</w:t>
+            </w:r>
+          </w:p>
+        </w:tc>
+        <w:tc>
+          <w:tcPr/>
+          <w:p>
+            <w:pPr>
+              <w:pStyle w:val="Compact"/>
+            </w:pPr>
+            <w:r>
+              <w:t xml:space="preserve">0.983 / 0.61 / 0.71</w:t>
             </w:r>
           </w:p>
         </w:tc>
@@ -11115,40 +11103,40 @@
               <w:pStyle w:val="Compact"/>
             </w:pPr>
             <w:r>
-              <w:t xml:space="preserve">kNN</w:t>
-            </w:r>
-          </w:p>
-        </w:tc>
-        <w:tc>
-          <w:tcPr/>
-          <w:p>
-            <w:pPr>
-              <w:pStyle w:val="Compact"/>
-            </w:pPr>
-            <w:r>
-              <w:t xml:space="preserve">0.830 / 0.86 / 0.28</w:t>
-            </w:r>
-          </w:p>
-        </w:tc>
-        <w:tc>
-          <w:tcPr/>
-          <w:p>
-            <w:pPr>
-              <w:pStyle w:val="Compact"/>
-            </w:pPr>
-            <w:r>
-              <w:t xml:space="preserve">0.921 / 0.61 / 0.63</w:t>
-            </w:r>
-          </w:p>
-        </w:tc>
-        <w:tc>
-          <w:tcPr/>
-          <w:p>
-            <w:pPr>
-              <w:pStyle w:val="Compact"/>
-            </w:pPr>
-            <w:r>
-              <w:t xml:space="preserve">0.988 / 0.36 / 0.83</w:t>
+              <w:t xml:space="preserve">scANVI</w:t>
+            </w:r>
+          </w:p>
+        </w:tc>
+        <w:tc>
+          <w:tcPr/>
+          <w:p>
+            <w:pPr>
+              <w:pStyle w:val="Compact"/>
+            </w:pPr>
+            <w:r>
+              <w:t xml:space="preserve">0.893 / 0.96 / 0.13</w:t>
+            </w:r>
+          </w:p>
+        </w:tc>
+        <w:tc>
+          <w:tcPr/>
+          <w:p>
+            <w:pPr>
+              <w:pStyle w:val="Compact"/>
+            </w:pPr>
+            <w:r>
+              <w:t xml:space="preserve">0.929 / 0.88 / 0.34</w:t>
+            </w:r>
+          </w:p>
+        </w:tc>
+        <w:tc>
+          <w:tcPr/>
+          <w:p>
+            <w:pPr>
+              <w:pStyle w:val="Compact"/>
+            </w:pPr>
+            <w:r>
+              <w:t xml:space="preserve">0.965 / 0.74 / 0.60</w:t>
             </w:r>
           </w:p>
         </w:tc>
@@ -11161,40 +11149,40 @@
               <w:pStyle w:val="Compact"/>
             </w:pPr>
             <w:r>
-              <w:t xml:space="preserve">CellTypist</w:t>
-            </w:r>
-          </w:p>
-        </w:tc>
-        <w:tc>
-          <w:tcPr/>
-          <w:p>
-            <w:pPr>
-              <w:pStyle w:val="Compact"/>
-            </w:pPr>
-            <w:r>
-              <w:t xml:space="preserve">0.936 / 0.68 / 0.68</w:t>
-            </w:r>
-          </w:p>
-        </w:tc>
-        <w:tc>
-          <w:tcPr/>
-          <w:p>
-            <w:pPr>
-              <w:pStyle w:val="Compact"/>
-            </w:pPr>
-            <w:r>
-              <w:t xml:space="preserve">0.936 / 0.68 / 0.68</w:t>
-            </w:r>
-          </w:p>
-        </w:tc>
-        <w:tc>
-          <w:tcPr/>
-          <w:p>
-            <w:pPr>
-              <w:pStyle w:val="Compact"/>
-            </w:pPr>
-            <w:r>
-              <w:t xml:space="preserve">0.937 / 0.68 / 0.68</w:t>
+              <w:t xml:space="preserve">linear-anova-pca</w:t>
+            </w:r>
+          </w:p>
+        </w:tc>
+        <w:tc>
+          <w:tcPr/>
+          <w:p>
+            <w:pPr>
+              <w:pStyle w:val="Compact"/>
+            </w:pPr>
+            <w:r>
+              <w:t xml:space="preserve">0.894 / 0.99 / 0.07</w:t>
+            </w:r>
+          </w:p>
+        </w:tc>
+        <w:tc>
+          <w:tcPr/>
+          <w:p>
+            <w:pPr>
+              <w:pStyle w:val="Compact"/>
+            </w:pPr>
+            <w:r>
+              <w:t xml:space="preserve">0.916 / 0.93 / 0.25</w:t>
+            </w:r>
+          </w:p>
+        </w:tc>
+        <w:tc>
+          <w:tcPr/>
+          <w:p>
+            <w:pPr>
+              <w:pStyle w:val="Compact"/>
+            </w:pPr>
+            <w:r>
+              <w:t xml:space="preserve">0.941 / 0.85 / 0.46</w:t>
             </w:r>
           </w:p>
         </w:tc>
@@ -11207,40 +11195,40 @@
               <w:pStyle w:val="Compact"/>
             </w:pPr>
             <w:r>
-              <w:t xml:space="preserve">ProtoCloud</w:t>
-            </w:r>
-          </w:p>
-        </w:tc>
-        <w:tc>
-          <w:tcPr/>
-          <w:p>
-            <w:pPr>
-              <w:pStyle w:val="Compact"/>
-            </w:pPr>
-            <w:r>
-              <w:t xml:space="preserve">0.719 / 1.00 / 0.00</w:t>
-            </w:r>
-          </w:p>
-        </w:tc>
-        <w:tc>
-          <w:tcPr/>
-          <w:p>
-            <w:pPr>
-              <w:pStyle w:val="Compact"/>
-            </w:pPr>
-            <w:r>
-              <w:t xml:space="preserve">0.719 / 0.97 / 0.02</w:t>
-            </w:r>
-          </w:p>
-        </w:tc>
-        <w:tc>
-          <w:tcPr/>
-          <w:p>
-            <w:pPr>
-              <w:pStyle w:val="Compact"/>
-            </w:pPr>
-            <w:r>
-              <w:t xml:space="preserve">0.750 / 0.61 / 0.47</w:t>
+              <w:t xml:space="preserve">kNN</w:t>
+            </w:r>
+          </w:p>
+        </w:tc>
+        <w:tc>
+          <w:tcPr/>
+          <w:p>
+            <w:pPr>
+              <w:pStyle w:val="Compact"/>
+            </w:pPr>
+            <w:r>
+              <w:t xml:space="preserve">0.830 / 0.86 / 0.28</w:t>
+            </w:r>
+          </w:p>
+        </w:tc>
+        <w:tc>
+          <w:tcPr/>
+          <w:p>
+            <w:pPr>
+              <w:pStyle w:val="Compact"/>
+            </w:pPr>
+            <w:r>
+              <w:t xml:space="preserve">0.921 / 0.61 / 0.63</w:t>
+            </w:r>
+          </w:p>
+        </w:tc>
+        <w:tc>
+          <w:tcPr/>
+          <w:p>
+            <w:pPr>
+              <w:pStyle w:val="Compact"/>
+            </w:pPr>
+            <w:r>
+              <w:t xml:space="preserve">0.988 / 0.36 / 0.83</w:t>
             </w:r>
           </w:p>
         </w:tc>
@@ -11253,6 +11241,98 @@
               <w:pStyle w:val="Compact"/>
             </w:pPr>
             <w:r>
+              <w:t xml:space="preserve">CellTypist</w:t>
+            </w:r>
+          </w:p>
+        </w:tc>
+        <w:tc>
+          <w:tcPr/>
+          <w:p>
+            <w:pPr>
+              <w:pStyle w:val="Compact"/>
+            </w:pPr>
+            <w:r>
+              <w:t xml:space="preserve">0.936 / 0.68 / 0.68</w:t>
+            </w:r>
+          </w:p>
+        </w:tc>
+        <w:tc>
+          <w:tcPr/>
+          <w:p>
+            <w:pPr>
+              <w:pStyle w:val="Compact"/>
+            </w:pPr>
+            <w:r>
+              <w:t xml:space="preserve">0.936 / 0.68 / 0.68</w:t>
+            </w:r>
+          </w:p>
+        </w:tc>
+        <w:tc>
+          <w:tcPr/>
+          <w:p>
+            <w:pPr>
+              <w:pStyle w:val="Compact"/>
+            </w:pPr>
+            <w:r>
+              <w:t xml:space="preserve">0.937 / 0.68 / 0.68</w:t>
+            </w:r>
+          </w:p>
+        </w:tc>
+      </w:tr>
+      <w:tr>
+        <w:tc>
+          <w:tcPr/>
+          <w:p>
+            <w:pPr>
+              <w:pStyle w:val="Compact"/>
+            </w:pPr>
+            <w:r>
+              <w:t xml:space="preserve">ProtoCloud</w:t>
+            </w:r>
+          </w:p>
+        </w:tc>
+        <w:tc>
+          <w:tcPr/>
+          <w:p>
+            <w:pPr>
+              <w:pStyle w:val="Compact"/>
+            </w:pPr>
+            <w:r>
+              <w:t xml:space="preserve">0.719 / 1.00 / 0.00</w:t>
+            </w:r>
+          </w:p>
+        </w:tc>
+        <w:tc>
+          <w:tcPr/>
+          <w:p>
+            <w:pPr>
+              <w:pStyle w:val="Compact"/>
+            </w:pPr>
+            <w:r>
+              <w:t xml:space="preserve">0.719 / 0.97 / 0.02</w:t>
+            </w:r>
+          </w:p>
+        </w:tc>
+        <w:tc>
+          <w:tcPr/>
+          <w:p>
+            <w:pPr>
+              <w:pStyle w:val="Compact"/>
+            </w:pPr>
+            <w:r>
+              <w:t xml:space="preserve">0.750 / 0.61 / 0.47</w:t>
+            </w:r>
+          </w:p>
+        </w:tc>
+      </w:tr>
+      <w:tr>
+        <w:tc>
+          <w:tcPr/>
+          <w:p>
+            <w:pPr>
+              <w:pStyle w:val="Compact"/>
+            </w:pPr>
+            <w:r>
               <w:t xml:space="preserve">scTOP</w:t>
             </w:r>
           </w:p>
@@ -11337,13 +11417,19 @@
           <w:b/>
           <w:bCs/>
         </w:rPr>
-        <w:t xml:space="preserve">A usable abstain needs the threshold to move both quantities, and only three of the six do.</w:t>
-      </w:r>
-      <w:r>
-        <w:t xml:space="preserve"> </w:t>
-      </w:r>
-      <w:r>
-        <w:t xml:space="preserve">actinn-jax, the linear pipeline and kNN each trade coverage for accuracy smoothly across the</w:t>
+        <w:t xml:space="preserve">Five of the eight give a threshold that does something; three do not.</w:t>
+      </w:r>
+      <w:r>
+        <w:t xml:space="preserve"> </w:t>
+      </w:r>
+      <w:r>
+        <w:t xml:space="preserve">actinn-jax,</w:t>
+      </w:r>
+      <w:r>
+        <w:t xml:space="preserve"> </w:t>
+      </w:r>
+      <w:r>
+        <w:t xml:space="preserve">scArches, scANVI, the linear pipeline and kNN all trade coverage for accuracy across the</w:t>
       </w:r>
       <w:r>
         <w:t xml:space="preserve"> </w:t>
@@ -11375,37 +11461,61 @@
         <w:pStyle w:val="BodyText"/>
       </w:pPr>
       <w:r>
-        <w:t xml:space="preserve">Among the three that work, the trade-offs differ. kNN buys accuracy by dumping coverage —</w:t>
-      </w:r>
-      <w:r>
-        <w:t xml:space="preserve"> </w:t>
-      </w:r>
-      <w:r>
-        <w:t xml:space="preserve">0.988 on the 36% of cells it keeps. actinn-jax and the linear pipeline sit at comparable</w:t>
-      </w:r>
-      <w:r>
-        <w:t xml:space="preserve"> </w:t>
-      </w:r>
-      <w:r>
-        <w:t xml:space="preserve">coverage, and actinn-jax flags more of the genuinely novel cells at every threshold (0.73</w:t>
-      </w:r>
-      <w:r>
-        <w:t xml:space="preserve"> </w:t>
-      </w:r>
-      <w:r>
-        <w:t xml:space="preserve">against 0.46 at p≥0.9), which is what the abstain step is for in the workflow of §3.4: a</w:t>
-      </w:r>
-      <w:r>
-        <w:t xml:space="preserve"> </w:t>
-      </w:r>
-      <w:r>
-        <w:t xml:space="preserve">threshold that separates novel cells from confident ones is a routing decision, and one that</w:t>
-      </w:r>
-      <w:r>
-        <w:t xml:space="preserve"> </w:t>
-      </w:r>
-      <w:r>
-        <w:t xml:space="preserve">merely lowers coverage is not.</w:t>
+        <w:t xml:space="preserve">Among the five that work, abstain quality does not separate them the way cost does.</w:t>
+      </w:r>
+      <w:r>
+        <w:t xml:space="preserve"> </w:t>
+      </w:r>
+      <w:r>
+        <w:t xml:space="preserve">actinn-jax and scArches are effectively tied — at p≥0.9, 0.969 accuracy on 66% of cells with</w:t>
+      </w:r>
+      <w:r>
+        <w:t xml:space="preserve"> </w:t>
+      </w:r>
+      <w:r>
+        <w:t xml:space="preserve">73% of novel cells flagged against 0.983 on 61% with 71% flagged — and scANVI is close behind.</w:t>
+      </w:r>
+      <w:r>
+        <w:t xml:space="preserve"> </w:t>
+      </w:r>
+      <w:r>
+        <w:t xml:space="preserve">kNN reaches the highest novelty detection (83%) by keeping only 36% of the query, which is a</w:t>
+      </w:r>
+      <w:r>
+        <w:t xml:space="preserve"> </w:t>
+      </w:r>
+      <w:r>
+        <w:t xml:space="preserve">different operating regime rather than a better one, and the linear pipeline is the weakest</w:t>
+      </w:r>
+      <w:r>
+        <w:t xml:space="preserve"> </w:t>
+      </w:r>
+      <w:r>
+        <w:t xml:space="preserve">here, flagging 46% of novel cells at the threshold where actinn-jax flags 73%. The distinction</w:t>
+      </w:r>
+      <w:r>
+        <w:t xml:space="preserve"> </w:t>
+      </w:r>
+      <w:r>
+        <w:t xml:space="preserve">worth drawing is therefore not that actinn-jax abstains better than the deep methods but that</w:t>
+      </w:r>
+      <w:r>
+        <w:t xml:space="preserve"> </w:t>
+      </w:r>
+      <w:r>
+        <w:t xml:space="preserve">it abstains as well for 0.67 s of predict time against scArches’s 21.4 s and scANVI’s 89.2 s</w:t>
+      </w:r>
+      <w:r>
+        <w:t xml:space="preserve"> </w:t>
+      </w:r>
+      <w:r>
+        <w:t xml:space="preserve">(Table 3) — the same accuracy-at-a-fraction-of-the-cost pattern §3.1 reports, applied to the</w:t>
+      </w:r>
+      <w:r>
+        <w:t xml:space="preserve"> </w:t>
+      </w:r>
+      <w:r>
+        <w:t xml:space="preserve">mechanism the workflow of §3.4 routes on.</w:t>
       </w:r>
     </w:p>
     <w:p>
@@ -11415,7 +11525,7 @@
       <w:r>
         <w:drawing>
           <wp:inline>
-            <wp:extent cx="5334000" cy="2279816"/>
+            <wp:extent cx="5334000" cy="2395249"/>
             <wp:effectExtent b="0" l="0" r="0" t="0"/>
             <wp:docPr descr="the abstain trade-off" title="" id="67" name="Picture"/>
             <a:graphic>
@@ -11436,7 +11546,7 @@
                   <pic:spPr bwMode="auto">
                     <a:xfrm>
                       <a:off x="0" y="0"/>
-                      <a:ext cx="5334000" cy="2279816"/>
+                      <a:ext cx="5334000" cy="2395249"/>
                     </a:xfrm>
                     <a:prstGeom prst="rect">
                       <a:avLst/>
@@ -11470,7 +11580,7 @@
         <w:t xml:space="preserve"> </w:t>
       </w:r>
       <w:r>
-        <w:t xml:space="preserve">What abstention buys, and whether it finds the novel cells, for the six methods</w:t>
+        <w:t xml:space="preserve">What abstention buys, and whether it finds the novel cells, for the eight methods</w:t>
       </w:r>
       <w:r>
         <w:t xml:space="preserve"> </w:t>

--- a/manuscript/actinn-jax_preprint.docx
+++ b/manuscript/actinn-jax_preprint.docx
@@ -7,7 +7,7 @@
         <w:pStyle w:val="Title"/>
       </w:pPr>
       <w:r>
-        <w:t xml:space="preserve">Annotating single-cell data on a laptop: a benchmark of annotation methods and practical low-memory workflows, with actinn-jax</w:t>
+        <w:t xml:space="preserve">A benchmark of cell-type annotation methods for single-cell data: cost, not accuracy, distinguishes them</w:t>
       </w:r>
     </w:p>
     <w:p>

--- a/manuscript/actinn-jax_preprint.docx
+++ b/manuscript/actinn-jax_preprint.docx
@@ -104,7 +104,7 @@
         <w:t xml:space="preserve">actinn-jax</w:t>
       </w:r>
       <w:r>
-        <w:t xml:space="preserve">, a JAX reimplementation of ACTINN with a cached train-once/map-many reference: a shipped ~800-type reference with calibrated abstention hands off to a user’s own focused reference (cross-study liver 0.23/0.58 → 0.72/0.86, exact/ontology), with resolution below the cell-type label and cluster-level novelty screening. The same route builds a pan-mouse reference with no GPU, and distills</w:t>
+        <w:t xml:space="preserve">, a JAX reimplementation of ACTINN with a cached train-once/map-many reference: a shipped ~800-type reference with calibrated abstention hands off to a user’s own focused reference (cross-study liver 0.23/0.58 → 0.72/0.86, exact/ontology), with resolution below the cell-type label and cluster-level novelty screening. The same profile annotates a whole 525,000-cell atlas in 58 s at 15 GB, on a query axis where the tuned linear pipeline does not finish. The same route builds a pan-mouse reference with no GPU, and distills</w:t>
       </w:r>
       <w:r>
         <w:t xml:space="preserve"> </w:t>
@@ -5250,7 +5250,35 @@
         <w:t xml:space="preserve"> </w:t>
       </w:r>
       <w:r>
-        <w:t xml:space="preserve">whether the ranking at laptop size survives at atlas size. Sizes are set by capping cells per</w:t>
+        <w:t xml:space="preserve">whether the ranking at laptop size survives at atlas size. A third sweep runs the other way,</w:t>
+      </w:r>
+      <w:r>
+        <w:t xml:space="preserve"> </w:t>
+      </w:r>
+      <w:r>
+        <w:t xml:space="preserve">holding the reference fixed and growing the</w:t>
+      </w:r>
+      <w:r>
+        <w:t xml:space="preserve"> </w:t>
+      </w:r>
+      <w:r>
+        <w:rPr>
+          <w:i/>
+          <w:iCs/>
+        </w:rPr>
+        <w:t xml:space="preserve">query</w:t>
+      </w:r>
+      <w:r>
+        <w:t xml:space="preserve"> </w:t>
+      </w:r>
+      <w:r>
+        <w:t xml:space="preserve">to a whole 525k-cell atlas (§3.3,</w:t>
+      </w:r>
+      <w:r>
+        <w:t xml:space="preserve"> </w:t>
+      </w:r>
+      <w:r>
+        <w:t xml:space="preserve">Figure 4), which is the axis a reused reference is actually pointed along. Sizes are set by capping cells per</w:t>
       </w:r>
       <w:r>
         <w:t xml:space="preserve"> </w:t>
@@ -5703,7 +5731,7 @@
     </w:p>
     <w:bookmarkEnd w:id="45"/>
     <w:bookmarkEnd w:id="46"/>
-    <w:bookmarkStart w:id="80" w:name="results"/>
+    <w:bookmarkStart w:id="83" w:name="results"/>
     <w:p>
       <w:pPr>
         <w:pStyle w:val="Heading1"/>
@@ -8246,7 +8274,7 @@
       </w:r>
     </w:p>
     <w:bookmarkEnd w:id="51"/>
-    <w:bookmarkStart w:id="58" w:name="scaling"/>
+    <w:bookmarkStart w:id="61" w:name="scaling"/>
     <w:p>
       <w:pPr>
         <w:pStyle w:val="Heading2"/>
@@ -8741,71 +8769,166 @@
         <w:t xml:space="preserve">under CPU contention, so a cost axis there would report scheduling rather than scaling.</w:t>
       </w:r>
     </w:p>
-    <w:bookmarkEnd w:id="58"/>
-    <w:bookmarkStart w:id="65" w:name="the-broadfocused-annotation-workflow"/>
-    <w:p>
-      <w:pPr>
-        <w:pStyle w:val="Heading2"/>
-      </w:pPr>
-      <w:r>
-        <w:t xml:space="preserve">The broad→focused annotation workflow</w:t>
-      </w:r>
-    </w:p>
-    <w:p>
-      <w:pPr>
-        <w:pStyle w:val="FirstParagraph"/>
-      </w:pPr>
-      <w:r>
-        <w:t xml:space="preserve">What actinn-jax is built around is not a single classifier but a</w:t>
-      </w:r>
-      <w:r>
-        <w:t xml:space="preserve"> </w:t>
-      </w:r>
-      <w:r>
-        <w:rPr>
-          <w:b/>
-          <w:bCs/>
-        </w:rPr>
-        <w:t xml:space="preserve">two-pass workflow</w:t>
-      </w:r>
-      <w:r>
-        <w:t xml:space="preserve"> </w:t>
-      </w:r>
-      <w:r>
-        <w:t xml:space="preserve">that</w:t>
-      </w:r>
-      <w:r>
-        <w:t xml:space="preserve"> </w:t>
-      </w:r>
-      <w:r>
-        <w:t xml:space="preserve">matches how annotation is actually done: get a broad call fast, then sharpen it where it</w:t>
-      </w:r>
-      <w:r>
-        <w:t xml:space="preserve"> </w:t>
-      </w:r>
-      <w:r>
-        <w:t xml:space="preserve">matters. Because every stage is a cached</w:t>
-      </w:r>
-      <w:r>
-        <w:t xml:space="preserve"> </w:t>
-      </w:r>
-      <w:r>
-        <w:rPr>
-          <w:rStyle w:val="VerbatimChar"/>
-        </w:rPr>
-        <w:t xml:space="preserve">ReferenceModel</w:t>
-      </w:r>
-      <w:r>
-        <w:t xml:space="preserve"> </w:t>
-      </w:r>
-      <w:r>
-        <w:t xml:space="preserve">with sub-second, memory-bounded</w:t>
-      </w:r>
-      <w:r>
-        <w:t xml:space="preserve"> </w:t>
-      </w:r>
-      <w:r>
-        <w:t xml:space="preserve">inference (§3.1, §3.3), the whole workflow runs on a laptop.</w:t>
+    <w:p>
+      <w:pPr>
+        <w:pStyle w:val="BodyText"/>
+      </w:pPr>
+      <w:r>
+        <w:rPr>
+          <w:b/>
+          <w:bCs/>
+        </w:rPr>
+        <w:t xml:space="preserve">Annotating an atlas costs less than building one.</w:t>
+      </w:r>
+      <w:r>
+        <w:t xml:space="preserve"> </w:t>
+      </w:r>
+      <w:r>
+        <w:t xml:space="preserve">The sweeps above grow the reference</w:t>
+      </w:r>
+      <w:r>
+        <w:t xml:space="preserve"> </w:t>
+      </w:r>
+      <w:r>
+        <w:t xml:space="preserve">and hold the query fixed. The reverse case is the one a user meets most often – a reference</w:t>
+      </w:r>
+      <w:r>
+        <w:t xml:space="preserve"> </w:t>
+      </w:r>
+      <w:r>
+        <w:t xml:space="preserve">built once, then pointed at everything – and it is where a flat inference profile should</w:t>
+      </w:r>
+      <w:r>
+        <w:t xml:space="preserve"> </w:t>
+      </w:r>
+      <w:r>
+        <w:t xml:space="preserve">pay. Holding the reference at 17,753 cells drawn from seven HLiCA studies and growing the</w:t>
+      </w:r>
+      <w:r>
+        <w:t xml:space="preserve"> </w:t>
+      </w:r>
+      <w:r>
+        <w:t xml:space="preserve">query from 50k cells to the entire 524,699-cell atlas, actinn-jax annotates the whole atlas</w:t>
+      </w:r>
+      <w:r>
+        <w:t xml:space="preserve"> </w:t>
+      </w:r>
+      <w:r>
+        <w:t xml:space="preserve">in</w:t>
+      </w:r>
+      <w:r>
+        <w:t xml:space="preserve"> </w:t>
+      </w:r>
+      <w:r>
+        <w:rPr>
+          <w:b/>
+          <w:bCs/>
+        </w:rPr>
+        <w:t xml:space="preserve">57.9 s</w:t>
+      </w:r>
+      <w:r>
+        <w:t xml:space="preserve"> </w:t>
+      </w:r>
+      <w:r>
+        <w:t xml:space="preserve">at</w:t>
+      </w:r>
+      <w:r>
+        <w:t xml:space="preserve"> </w:t>
+      </w:r>
+      <w:r>
+        <w:rPr>
+          <w:b/>
+          <w:bCs/>
+        </w:rPr>
+        <w:t xml:space="preserve">15.0 GB</w:t>
+      </w:r>
+      <w:r>
+        <w:t xml:space="preserve">, a throughput of 6,100–9,100 cells/s that does not fall as the</w:t>
+      </w:r>
+      <w:r>
+        <w:t xml:space="preserve"> </w:t>
+      </w:r>
+      <w:r>
+        <w:t xml:space="preserve">query grows (Figure 4A, B). Accuracy on the withheld eighth study is 0.720 and does not move</w:t>
+      </w:r>
+      <w:r>
+        <w:t xml:space="preserve"> </w:t>
+      </w:r>
+      <w:r>
+        <w:t xml:space="preserve">across the range, as it should not: the subsets are nested. Peak memory is dominated by</w:t>
+      </w:r>
+      <w:r>
+        <w:t xml:space="preserve"> </w:t>
+      </w:r>
+      <w:r>
+        <w:t xml:space="preserve">holding the query in memory rather than by the model – at the largest size, prediction added</w:t>
+      </w:r>
+      <w:r>
+        <w:t xml:space="preserve"> </w:t>
+      </w:r>
+      <w:r>
+        <w:t xml:space="preserve">nothing measurable to the resident query – so a caller streaming from disk would pay less.</w:t>
+      </w:r>
+    </w:p>
+    <w:p>
+      <w:pPr>
+        <w:pStyle w:val="BodyText"/>
+      </w:pPr>
+      <w:r>
+        <w:t xml:space="preserve">The tuned linear pipeline behaves differently on this axis. Its throughput</w:t>
+      </w:r>
+      <w:r>
+        <w:t xml:space="preserve"> </w:t>
+      </w:r>
+      <w:r>
+        <w:rPr>
+          <w:i/>
+          <w:iCs/>
+        </w:rPr>
+        <w:t xml:space="preserve">falls</w:t>
+      </w:r>
+      <w:r>
+        <w:t xml:space="preserve"> </w:t>
+      </w:r>
+      <w:r>
+        <w:t xml:space="preserve">with query</w:t>
+      </w:r>
+      <w:r>
+        <w:t xml:space="preserve"> </w:t>
+      </w:r>
+      <w:r>
+        <w:t xml:space="preserve">size, 3,107 → 2,451 → 1,679 cells/s, so its per-cell cost grows with the job, and its memory</w:t>
+      </w:r>
+      <w:r>
+        <w:t xml:space="preserve"> </w:t>
+      </w:r>
+      <w:r>
+        <w:t xml:space="preserve">reaches 24.7 GB at 250k cells against actinn-jax’s 9.9 GB. At the full atlas it did not</w:t>
+      </w:r>
+      <w:r>
+        <w:t xml:space="preserve"> </w:t>
+      </w:r>
+      <w:r>
+        <w:t xml:space="preserve">finish: after 76 minutes it held 15.3 GB resident with roughly 14 GB paged out and was still</w:t>
+      </w:r>
+      <w:r>
+        <w:t xml:space="preserve"> </w:t>
+      </w:r>
+      <w:r>
+        <w:t xml:space="preserve">running, so it was stopped (Figure 4C). The ~2× memory band reported above is a</w:t>
+      </w:r>
+      <w:r>
+        <w:t xml:space="preserve"> </w:t>
+      </w:r>
+      <w:r>
+        <w:rPr>
+          <w:i/>
+          <w:iCs/>
+        </w:rPr>
+        <w:t xml:space="preserve">reference</w:t>
+      </w:r>
+      <w:r>
+        <w:t xml:space="preserve">-axis result and does not describe this axis.</w:t>
       </w:r>
     </w:p>
     <w:p>
@@ -8815,20 +8938,252 @@
       <w:r>
         <w:drawing>
           <wp:inline>
-            <wp:extent cx="5334000" cy="1965681"/>
+            <wp:extent cx="5334000" cy="1706398"/>
             <wp:effectExtent b="0" l="0" r="0" t="0"/>
-            <wp:docPr descr="the broad pass and the focused pass on one query" title="" id="60" name="Picture"/>
+            <wp:docPr descr="annotating an atlas: cost against query size" title="" id="59" name="Picture"/>
             <a:graphic>
               <a:graphicData uri="http://schemas.openxmlformats.org/drawingml/2006/picture">
                 <pic:pic>
                   <pic:nvPicPr>
-                    <pic:cNvPr descr="/Users/iandriver/Downloads/actinn-jax-benchmark/docs/figures/fig_workflow_umap_ondata.png" id="61" name="Picture"/>
+                    <pic:cNvPr descr="/Users/iandriver/Downloads/actinn-jax-benchmark/docs/figures/fig_query_scaling.png" id="60" name="Picture"/>
                     <pic:cNvPicPr>
                       <a:picLocks noChangeArrowheads="1" noChangeAspect="1"/>
                     </pic:cNvPicPr>
                   </pic:nvPicPr>
                   <pic:blipFill>
-                    <a:blip r:embed="rId59"/>
+                    <a:blip r:embed="rId58"/>
+                    <a:stretch>
+                      <a:fillRect/>
+                    </a:stretch>
+                  </pic:blipFill>
+                  <pic:spPr bwMode="auto">
+                    <a:xfrm>
+                      <a:off x="0" y="0"/>
+                      <a:ext cx="5334000" cy="1706398"/>
+                    </a:xfrm>
+                    <a:prstGeom prst="rect">
+                      <a:avLst/>
+                    </a:prstGeom>
+                    <a:noFill/>
+                    <a:ln w="9525">
+                      <a:noFill/>
+                      <a:headEnd/>
+                      <a:tailEnd/>
+                    </a:ln>
+                  </pic:spPr>
+                </pic:pic>
+              </a:graphicData>
+            </a:graphic>
+          </wp:inline>
+        </w:drawing>
+      </w:r>
+    </w:p>
+    <w:p>
+      <w:pPr>
+        <w:pStyle w:val="BodyText"/>
+      </w:pPr>
+      <w:r>
+        <w:rPr>
+          <w:b/>
+          <w:bCs/>
+        </w:rPr>
+        <w:t xml:space="preserve">Figure 4.</w:t>
+      </w:r>
+      <w:r>
+        <w:t xml:space="preserve"> </w:t>
+      </w:r>
+      <w:r>
+        <w:t xml:space="preserve">Cost against query size with the reference fixed at 17,753 cells.</w:t>
+      </w:r>
+      <w:r>
+        <w:t xml:space="preserve"> </w:t>
+      </w:r>
+      <w:r>
+        <w:rPr>
+          <w:i/>
+          <w:iCs/>
+        </w:rPr>
+        <w:t xml:space="preserve">A:</w:t>
+      </w:r>
+      <w:r>
+        <w:t xml:space="preserve"> </w:t>
+      </w:r>
+      <w:r>
+        <w:t xml:space="preserve">wall-clock</w:t>
+      </w:r>
+      <w:r>
+        <w:t xml:space="preserve"> </w:t>
+      </w:r>
+      <w:r>
+        <w:t xml:space="preserve">to annotate the query.</w:t>
+      </w:r>
+      <w:r>
+        <w:t xml:space="preserve"> </w:t>
+      </w:r>
+      <w:r>
+        <w:rPr>
+          <w:i/>
+          <w:iCs/>
+        </w:rPr>
+        <w:t xml:space="preserve">B:</w:t>
+      </w:r>
+      <w:r>
+        <w:t xml:space="preserve"> </w:t>
+      </w:r>
+      <w:r>
+        <w:t xml:space="preserve">throughput, which holds for actinn-jax and falls for the linear</w:t>
+      </w:r>
+      <w:r>
+        <w:t xml:space="preserve"> </w:t>
+      </w:r>
+      <w:r>
+        <w:t xml:space="preserve">pipeline.</w:t>
+      </w:r>
+      <w:r>
+        <w:t xml:space="preserve"> </w:t>
+      </w:r>
+      <w:r>
+        <w:rPr>
+          <w:i/>
+          <w:iCs/>
+        </w:rPr>
+        <w:t xml:space="preserve">C:</w:t>
+      </w:r>
+      <w:r>
+        <w:t xml:space="preserve"> </w:t>
+      </w:r>
+      <w:r>
+        <w:t xml:space="preserve">peak memory; the open marker is the linear pipeline’s unfinished 524,699-cell</w:t>
+      </w:r>
+      <w:r>
+        <w:t xml:space="preserve"> </w:t>
+      </w:r>
+      <w:r>
+        <w:t xml:space="preserve">run, drawn at the memory still resident when it was stopped and deliberately not joined to</w:t>
+      </w:r>
+      <w:r>
+        <w:t xml:space="preserve"> </w:t>
+      </w:r>
+      <w:r>
+        <w:t xml:space="preserve">its curve, since the rest of its working set had been evicted to swap. Wall-clock is a single</w:t>
+      </w:r>
+      <w:r>
+        <w:t xml:space="preserve"> </w:t>
+      </w:r>
+      <w:r>
+        <w:t xml:space="preserve">run on a laptop and carries scheduling noise, which is why</w:t>
+      </w:r>
+      <w:r>
+        <w:t xml:space="preserve"> </w:t>
+      </w:r>
+      <w:r>
+        <w:rPr>
+          <w:i/>
+          <w:iCs/>
+        </w:rPr>
+        <w:t xml:space="preserve">B</w:t>
+      </w:r>
+      <w:r>
+        <w:t xml:space="preserve"> </w:t>
+      </w:r>
+      <w:r>
+        <w:t xml:space="preserve">is not monotone for either</w:t>
+      </w:r>
+      <w:r>
+        <w:t xml:space="preserve"> </w:t>
+      </w:r>
+      <w:r>
+        <w:t xml:space="preserve">method.</w:t>
+      </w:r>
+    </w:p>
+    <w:bookmarkEnd w:id="61"/>
+    <w:bookmarkStart w:id="68" w:name="the-broadfocused-annotation-workflow"/>
+    <w:p>
+      <w:pPr>
+        <w:pStyle w:val="Heading2"/>
+      </w:pPr>
+      <w:r>
+        <w:t xml:space="preserve">The broad→focused annotation workflow</w:t>
+      </w:r>
+    </w:p>
+    <w:p>
+      <w:pPr>
+        <w:pStyle w:val="FirstParagraph"/>
+      </w:pPr>
+      <w:r>
+        <w:t xml:space="preserve">What actinn-jax is built around is not a single classifier but a</w:t>
+      </w:r>
+      <w:r>
+        <w:t xml:space="preserve"> </w:t>
+      </w:r>
+      <w:r>
+        <w:rPr>
+          <w:b/>
+          <w:bCs/>
+        </w:rPr>
+        <w:t xml:space="preserve">two-pass workflow</w:t>
+      </w:r>
+      <w:r>
+        <w:t xml:space="preserve"> </w:t>
+      </w:r>
+      <w:r>
+        <w:t xml:space="preserve">that</w:t>
+      </w:r>
+      <w:r>
+        <w:t xml:space="preserve"> </w:t>
+      </w:r>
+      <w:r>
+        <w:t xml:space="preserve">matches how annotation is actually done: get a broad call fast, then sharpen it where it</w:t>
+      </w:r>
+      <w:r>
+        <w:t xml:space="preserve"> </w:t>
+      </w:r>
+      <w:r>
+        <w:t xml:space="preserve">matters. Because every stage is a cached</w:t>
+      </w:r>
+      <w:r>
+        <w:t xml:space="preserve"> </w:t>
+      </w:r>
+      <w:r>
+        <w:rPr>
+          <w:rStyle w:val="VerbatimChar"/>
+        </w:rPr>
+        <w:t xml:space="preserve">ReferenceModel</w:t>
+      </w:r>
+      <w:r>
+        <w:t xml:space="preserve"> </w:t>
+      </w:r>
+      <w:r>
+        <w:t xml:space="preserve">with sub-second, memory-bounded</w:t>
+      </w:r>
+      <w:r>
+        <w:t xml:space="preserve"> </w:t>
+      </w:r>
+      <w:r>
+        <w:t xml:space="preserve">inference (§3.1, §3.3), the whole workflow runs on a laptop.</w:t>
+      </w:r>
+    </w:p>
+    <w:p>
+      <w:pPr>
+        <w:pStyle w:val="BodyText"/>
+      </w:pPr>
+      <w:r>
+        <w:drawing>
+          <wp:inline>
+            <wp:extent cx="5334000" cy="1965681"/>
+            <wp:effectExtent b="0" l="0" r="0" t="0"/>
+            <wp:docPr descr="the broad pass and the focused pass on one query" title="" id="63" name="Picture"/>
+            <a:graphic>
+              <a:graphicData uri="http://schemas.openxmlformats.org/drawingml/2006/picture">
+                <pic:pic>
+                  <pic:nvPicPr>
+                    <pic:cNvPr descr="/Users/iandriver/Downloads/actinn-jax-benchmark/docs/figures/fig_workflow_umap_ondata.png" id="64" name="Picture"/>
+                    <pic:cNvPicPr>
+                      <a:picLocks noChangeArrowheads="1" noChangeAspect="1"/>
+                    </pic:cNvPicPr>
+                  </pic:nvPicPr>
+                  <pic:blipFill>
+                    <a:blip r:embed="rId62"/>
                     <a:stretch>
                       <a:fillRect/>
                     </a:stretch>
@@ -8864,7 +9219,7 @@
           <w:b/>
           <w:bCs/>
         </w:rPr>
-        <w:t xml:space="preserve">Figure 4.</w:t>
+        <w:t xml:space="preserve">Figure 5.</w:t>
       </w:r>
       <w:r>
         <w:t xml:space="preserve"> </w:t>
@@ -9933,7 +10288,7 @@
         <w:pStyle w:val="BodyText"/>
       </w:pPr>
       <w:r>
-        <w:t xml:space="preserve">That clustering step is the only one that has to be replaced (Figure 5A). The census already</w:t>
+        <w:t xml:space="preserve">That clustering step is the only one that has to be replaced (Figure 6A). The census already</w:t>
       </w:r>
       <w:r>
         <w:t xml:space="preserve"> </w:t>
@@ -9982,18 +10337,18 @@
           <wp:inline>
             <wp:extent cx="5334000" cy="3459955"/>
             <wp:effectExtent b="0" l="0" r="0" t="0"/>
-            <wp:docPr descr="building a coarse hierarchy without a GPU" title="" id="63" name="Picture"/>
+            <wp:docPr descr="building a coarse hierarchy without a GPU" title="" id="66" name="Picture"/>
             <a:graphic>
               <a:graphicData uri="http://schemas.openxmlformats.org/drawingml/2006/picture">
                 <pic:pic>
                   <pic:nvPicPr>
-                    <pic:cNvPr descr="/Users/iandriver/Downloads/actinn-jax-benchmark/docs/figures/fig_ontology_hierarchy.png" id="64" name="Picture"/>
+                    <pic:cNvPr descr="/Users/iandriver/Downloads/actinn-jax-benchmark/docs/figures/fig_ontology_hierarchy.png" id="67" name="Picture"/>
                     <pic:cNvPicPr>
                       <a:picLocks noChangeArrowheads="1" noChangeAspect="1"/>
                     </pic:cNvPicPr>
                   </pic:nvPicPr>
                   <pic:blipFill>
-                    <a:blip r:embed="rId62"/>
+                    <a:blip r:embed="rId65"/>
                     <a:stretch>
                       <a:fillRect/>
                     </a:stretch>
@@ -10029,7 +10384,7 @@
           <w:b/>
           <w:bCs/>
         </w:rPr>
-        <w:t xml:space="preserve">Figure 5.</w:t>
+        <w:t xml:space="preserve">Figure 6.</w:t>
       </w:r>
       <w:r>
         <w:t xml:space="preserve"> </w:t>
@@ -10188,7 +10543,7 @@
         <w:t xml:space="preserve">blood cell</w:t>
       </w:r>
       <w:r>
-        <w:t xml:space="preserve">) are too vague to place anywhere (Figure 5B).</w:t>
+        <w:t xml:space="preserve">) are too vague to place anywhere (Figure 6B).</w:t>
       </w:r>
     </w:p>
     <w:p>
@@ -10294,7 +10649,7 @@
         <w:t xml:space="preserve"> </w:t>
       </w:r>
       <w:r>
-        <w:t xml:space="preserve">interval (Figure 5C). What matters is</w:t>
+        <w:t xml:space="preserve">interval (Figure 6C). What matters is</w:t>
       </w:r>
       <w:r>
         <w:t xml:space="preserve"> </w:t>
@@ -10883,8 +11238,8 @@
         <w:t xml:space="preserve">tissue → subtype/state), not just a classifier, at classical-method speed throughout.</w:t>
       </w:r>
     </w:p>
-    <w:bookmarkEnd w:id="65"/>
-    <w:bookmarkStart w:id="69" w:name="rejection-abstain"/>
+    <w:bookmarkEnd w:id="68"/>
+    <w:bookmarkStart w:id="72" w:name="rejection-abstain"/>
     <w:p>
       <w:pPr>
         <w:pStyle w:val="Heading2"/>
@@ -11405,7 +11760,7 @@
         <w:t xml:space="preserve"> </w:t>
       </w:r>
       <w:r>
-        <w:t xml:space="preserve">sweep is in Figure 6 and in the result tables.</w:t>
+        <w:t xml:space="preserve">sweep is in Figure 7 and in the result tables.</w:t>
       </w:r>
     </w:p>
     <w:p>
@@ -11527,18 +11882,18 @@
           <wp:inline>
             <wp:extent cx="5334000" cy="2395249"/>
             <wp:effectExtent b="0" l="0" r="0" t="0"/>
-            <wp:docPr descr="the abstain trade-off" title="" id="67" name="Picture"/>
+            <wp:docPr descr="the abstain trade-off" title="" id="70" name="Picture"/>
             <a:graphic>
               <a:graphicData uri="http://schemas.openxmlformats.org/drawingml/2006/picture">
                 <pic:pic>
                   <pic:nvPicPr>
-                    <pic:cNvPr descr="/Users/iandriver/Downloads/actinn-jax-benchmark/docs/figures/fig_abstain.png" id="68" name="Picture"/>
+                    <pic:cNvPr descr="/Users/iandriver/Downloads/actinn-jax-benchmark/docs/figures/fig_abstain.png" id="71" name="Picture"/>
                     <pic:cNvPicPr>
                       <a:picLocks noChangeArrowheads="1" noChangeAspect="1"/>
                     </pic:cNvPicPr>
                   </pic:nvPicPr>
                   <pic:blipFill>
-                    <a:blip r:embed="rId66"/>
+                    <a:blip r:embed="rId69"/>
                     <a:stretch>
                       <a:fillRect/>
                     </a:stretch>
@@ -11574,7 +11929,7 @@
           <w:b/>
           <w:bCs/>
         </w:rPr>
-        <w:t xml:space="preserve">Figure 6.</w:t>
+        <w:t xml:space="preserve">Figure 7.</w:t>
       </w:r>
       <w:r>
         <w:t xml:space="preserve"> </w:t>
@@ -11633,8 +11988,8 @@
         <w:t xml:space="preserve">operating point, and scTOP’s projection score discards the query rather than ranking it.</w:t>
       </w:r>
     </w:p>
-    <w:bookmarkEnd w:id="69"/>
-    <w:bookmarkStart w:id="70" w:name="foundation-model-zero-shot-scprint"/>
+    <w:bookmarkEnd w:id="72"/>
+    <w:bookmarkStart w:id="73" w:name="foundation-model-zero-shot-scprint"/>
     <w:p>
       <w:pPr>
         <w:pStyle w:val="Heading2"/>
@@ -11786,8 +12141,8 @@
         <w:t xml:space="preserve">its learned structure — to shape a small trained model, and never its zero-shot labels.</w:t>
       </w:r>
     </w:p>
-    <w:bookmarkEnd w:id="70"/>
-    <w:bookmarkStart w:id="79" w:name="X073cf3caac1f6b108657735a42ae0c9978dc036"/>
+    <w:bookmarkEnd w:id="73"/>
+    <w:bookmarkStart w:id="82" w:name="X073cf3caac1f6b108657735a42ae0c9978dc036"/>
     <w:p>
       <w:pPr>
         <w:pStyle w:val="Heading2"/>
@@ -11837,7 +12192,7 @@
       <w:r>
         <w:t xml:space="preserve"> </w:t>
       </w:r>
-      <w:hyperlink r:id="rId71">
+      <w:hyperlink r:id="rId74">
         <w:r>
           <w:rPr>
             <w:rStyle w:val="Hyperlink"/>
@@ -11948,7 +12303,7 @@
       <w:r>
         <w:t xml:space="preserve"> </w:t>
       </w:r>
-      <w:hyperlink r:id="rId72">
+      <w:hyperlink r:id="rId75">
         <w:r>
           <w:rPr>
             <w:rStyle w:val="Hyperlink"/>
@@ -13332,7 +13687,7 @@
         <w:t xml:space="preserve"> </w:t>
       </w:r>
       <w:r>
-        <w:t xml:space="preserve">hypomap (Figure 7). The budget is</w:t>
+        <w:t xml:space="preserve">hypomap (Figure 8). The budget is</w:t>
       </w:r>
       <w:r>
         <w:t xml:space="preserve"> </w:t>
@@ -13389,7 +13744,7 @@
         <w:t xml:space="preserve"> </w:t>
       </w:r>
       <w:r>
-        <w:t xml:space="preserve">query-cells-per-class check independently flags it (Figure 8) —</w:t>
+        <w:t xml:space="preserve">query-cells-per-class check independently flags it (Figure 9) —</w:t>
       </w:r>
       <w:r>
         <w:t xml:space="preserve"> </w:t>
@@ -13463,18 +13818,18 @@
           <wp:inline>
             <wp:extent cx="5334000" cy="2139510"/>
             <wp:effectExtent b="0" l="0" r="0" t="0"/>
-            <wp:docPr descr="gene budget curve" title="" id="74" name="Picture"/>
+            <wp:docPr descr="gene budget curve" title="" id="77" name="Picture"/>
             <a:graphic>
               <a:graphicData uri="http://schemas.openxmlformats.org/drawingml/2006/picture">
                 <pic:pic>
                   <pic:nvPicPr>
-                    <pic:cNvPr descr="/Users/iandriver/Downloads/actinn-jax-benchmark/docs/figures/gene_budget_curve.png" id="75" name="Picture"/>
+                    <pic:cNvPr descr="/Users/iandriver/Downloads/actinn-jax-benchmark/docs/figures/gene_budget_curve.png" id="78" name="Picture"/>
                     <pic:cNvPicPr>
                       <a:picLocks noChangeArrowheads="1" noChangeAspect="1"/>
                     </pic:cNvPicPr>
                   </pic:nvPicPr>
                   <pic:blipFill>
-                    <a:blip r:embed="rId73"/>
+                    <a:blip r:embed="rId76"/>
                     <a:stretch>
                       <a:fillRect/>
                     </a:stretch>
@@ -13510,7 +13865,7 @@
           <w:b/>
           <w:bCs/>
         </w:rPr>
-        <w:t xml:space="preserve">Figure 7.</w:t>
+        <w:t xml:space="preserve">Figure 8.</w:t>
       </w:r>
       <w:r>
         <w:t xml:space="preserve"> </w:t>
@@ -13540,18 +13895,18 @@
           <wp:inline>
             <wp:extent cx="5334000" cy="2293972"/>
             <wp:effectExtent b="0" l="0" r="0" t="0"/>
-            <wp:docPr descr="gene budget signals" title="" id="77" name="Picture"/>
+            <wp:docPr descr="gene budget signals" title="" id="80" name="Picture"/>
             <a:graphic>
               <a:graphicData uri="http://schemas.openxmlformats.org/drawingml/2006/picture">
                 <pic:pic>
                   <pic:nvPicPr>
-                    <pic:cNvPr descr="/Users/iandriver/Downloads/actinn-jax-benchmark/docs/figures/gene_budget_signals.png" id="78" name="Picture"/>
+                    <pic:cNvPr descr="/Users/iandriver/Downloads/actinn-jax-benchmark/docs/figures/gene_budget_signals.png" id="81" name="Picture"/>
                     <pic:cNvPicPr>
                       <a:picLocks noChangeArrowheads="1" noChangeAspect="1"/>
                     </pic:cNvPicPr>
                   </pic:nvPicPr>
                   <pic:blipFill>
-                    <a:blip r:embed="rId76"/>
+                    <a:blip r:embed="rId79"/>
                     <a:stretch>
                       <a:fillRect/>
                     </a:stretch>
@@ -13587,7 +13942,7 @@
           <w:b/>
           <w:bCs/>
         </w:rPr>
-        <w:t xml:space="preserve">Figure 8.</w:t>
+        <w:t xml:space="preserve">Figure 9.</w:t>
       </w:r>
       <w:r>
         <w:t xml:space="preserve"> </w:t>
@@ -13608,9 +13963,9 @@
         <w:t xml:space="preserve">dataset where more genes hurt.</w:t>
       </w:r>
     </w:p>
-    <w:bookmarkEnd w:id="79"/>
-    <w:bookmarkEnd w:id="80"/>
-    <w:bookmarkStart w:id="82" w:name="discussion"/>
+    <w:bookmarkEnd w:id="82"/>
+    <w:bookmarkEnd w:id="83"/>
+    <w:bookmarkStart w:id="85" w:name="discussion"/>
     <w:p>
       <w:pPr>
         <w:pStyle w:val="Heading1"/>
@@ -14315,7 +14670,7 @@
       <w:r>
         <w:t xml:space="preserve"> </w:t>
       </w:r>
-      <w:hyperlink r:id="rId81">
+      <w:hyperlink r:id="rId84">
         <w:r>
           <w:rPr>
             <w:rStyle w:val="Hyperlink"/>
@@ -15037,8 +15392,8 @@
         <w:t xml:space="preserve">scientist can run, inspect, and run again.</w:t>
       </w:r>
     </w:p>
-    <w:bookmarkEnd w:id="82"/>
-    <w:bookmarkStart w:id="83" w:name="limitations"/>
+    <w:bookmarkEnd w:id="85"/>
+    <w:bookmarkStart w:id="86" w:name="limitations"/>
     <w:p>
       <w:pPr>
         <w:pStyle w:val="Heading1"/>
@@ -15712,8 +16067,8 @@
         <w:t xml:space="preserve">annotation).</w:t>
       </w:r>
     </w:p>
-    <w:bookmarkEnd w:id="83"/>
-    <w:bookmarkStart w:id="90" w:name="data-code-availability"/>
+    <w:bookmarkEnd w:id="86"/>
+    <w:bookmarkStart w:id="93" w:name="data-code-availability"/>
     <w:p>
       <w:pPr>
         <w:pStyle w:val="Heading1"/>
@@ -15769,7 +16124,7 @@
       <w:r>
         <w:t xml:space="preserve"> </w:t>
       </w:r>
-      <w:hyperlink r:id="rId84">
+      <w:hyperlink r:id="rId87">
         <w:r>
           <w:rPr>
             <w:rStyle w:val="Hyperlink"/>
@@ -15798,7 +16153,7 @@
       <w:r>
         <w:t xml:space="preserve"> </w:t>
       </w:r>
-      <w:hyperlink r:id="rId85">
+      <w:hyperlink r:id="rId88">
         <w:r>
           <w:rPr>
             <w:rStyle w:val="Hyperlink"/>
@@ -15922,7 +16277,7 @@
       <w:r>
         <w:t xml:space="preserve"> </w:t>
       </w:r>
-      <w:hyperlink r:id="rId86">
+      <w:hyperlink r:id="rId89">
         <w:r>
           <w:rPr>
             <w:rStyle w:val="Hyperlink"/>
@@ -15945,7 +16300,7 @@
       <w:r>
         <w:t xml:space="preserve"> </w:t>
       </w:r>
-      <w:hyperlink r:id="rId87">
+      <w:hyperlink r:id="rId90">
         <w:r>
           <w:rPr>
             <w:rStyle w:val="Hyperlink"/>
@@ -16038,7 +16393,7 @@
       <w:r>
         <w:t xml:space="preserve"> </w:t>
       </w:r>
-      <w:hyperlink r:id="rId88">
+      <w:hyperlink r:id="rId91">
         <w:r>
           <w:rPr>
             <w:rStyle w:val="Hyperlink"/>
@@ -16067,7 +16422,7 @@
       <w:r>
         <w:t xml:space="preserve"> </w:t>
       </w:r>
-      <w:hyperlink r:id="rId89">
+      <w:hyperlink r:id="rId92">
         <w:r>
           <w:rPr>
             <w:rStyle w:val="Hyperlink"/>
@@ -16150,8 +16505,8 @@
         <w:t xml:space="preserve">splits — and Tables S1–S3, the method and dataset descriptions and per-dataset accuracy.</w:t>
       </w:r>
     </w:p>
-    <w:bookmarkEnd w:id="90"/>
-    <w:bookmarkStart w:id="91" w:name="references"/>
+    <w:bookmarkEnd w:id="93"/>
+    <w:bookmarkStart w:id="94" w:name="references"/>
     <w:p>
       <w:pPr>
         <w:pStyle w:val="Heading1"/>
@@ -16406,7 +16761,7 @@
       <w:r>
         <w:t xml:space="preserve"> </w:t>
       </w:r>
-      <w:hyperlink r:id="rId72">
+      <w:hyperlink r:id="rId75">
         <w:r>
           <w:rPr>
             <w:rStyle w:val="Hyperlink"/>
@@ -17020,7 +17375,7 @@
       <w:r>
         <w:t xml:space="preserve"> </w:t>
       </w:r>
-      <w:hyperlink r:id="rId81">
+      <w:hyperlink r:id="rId84">
         <w:r>
           <w:rPr>
             <w:rStyle w:val="Hyperlink"/>
@@ -17200,7 +17555,7 @@
         <w:t xml:space="preserve">.</w:t>
       </w:r>
     </w:p>
-    <w:bookmarkEnd w:id="91"/>
+    <w:bookmarkEnd w:id="94"/>
     <w:sectPr>
       <w:footnotePr>
         <w:numRestart w:val="eachSect"/>

--- a/manuscript/actinn-jax_preprint.docx
+++ b/manuscript/actinn-jax_preprint.docx
@@ -57,13 +57,13 @@
           <w:b/>
           <w:bCs/>
         </w:rPr>
-        <w:t xml:space="preserve">six datasets</w:t>
-      </w:r>
-      <w:r>
-        <w:t xml:space="preserve"> </w:t>
-      </w:r>
-      <w:r>
-        <w:t xml:space="preserve">(8–86 cell types; within-dataset, cross-dataset and cross-study splits) on commodity hardware, and validated externally on Open Problems</w:t>
+        <w:t xml:space="preserve">eight splits of seven datasets</w:t>
+      </w:r>
+      <w:r>
+        <w:t xml:space="preserve"> </w:t>
+      </w:r>
+      <w:r>
+        <w:t xml:space="preserve">(8–151 cell types; within-dataset, cross-dataset and cross-study) on commodity hardware, and validated externally on Open Problems</w:t>
       </w:r>
       <w:r>
         <w:t xml:space="preserve"> </w:t>
@@ -91,7 +91,7 @@
         <w:t xml:space="preserve"> </w:t>
       </w:r>
       <w:r>
-        <w:t xml:space="preserve">— while their inference cost differs by two orders of magnitude and their peak memory by 2.4×. No method leads everywhere, and neither ordering is stable: accuracy inverts as the reference grows from 3k cells to a full atlas, and cost rankings invert with the input feature budget. Because several methods are now both accurate and cheap, the useful question is not which is best but which fits a given job. We show that a low, flat inference cost makes multi-stage annotation practical on a laptop, using</w:t>
+        <w:t xml:space="preserve">— while their inference cost differs by two orders of magnitude and their peak memory by 2.5×. No method leads everywhere, and neither ordering is stable: accuracy inverts as the reference grows from 3k cells to a full atlas, and cost rankings invert with the input feature budget. Because several methods are now both accurate and cheap, the useful question is not which is best but what a low annotation cost makes possible. Using</w:t>
       </w:r>
       <w:r>
         <w:t xml:space="preserve"> </w:t>
@@ -104,23 +104,36 @@
         <w:t xml:space="preserve">actinn-jax</w:t>
       </w:r>
       <w:r>
-        <w:t xml:space="preserve">, a JAX reimplementation of ACTINN with a cached train-once/map-many reference: a shipped ~800-type reference with calibrated abstention hands off to a user’s own focused reference (cross-study liver 0.23/0.58 → 0.72/0.86, exact/ontology), with resolution below the cell-type label and cluster-level novelty screening. The same profile annotates a whole 525,000-cell atlas in 58 s at 15 GB, on a query axis where the tuned linear pipeline does not finish. The same route builds a pan-mouse reference with no GPU, and distills</w:t>
-      </w:r>
-      <w:r>
-        <w:t xml:space="preserve"> </w:t>
-      </w:r>
-      <w:r>
-        <w:rPr>
-          <w:b/>
-          <w:bCs/>
-        </w:rPr>
-        <w:t xml:space="preserve">Pan-human Azimuth</w:t>
-      </w:r>
-      <w:r>
-        <w:t xml:space="preserve"> </w:t>
-      </w:r>
-      <w:r>
-        <w:t xml:space="preserve">into a broad-pass model matching its concordance at 6–9× its throughput. We release the reimplementation, the harness and the pre-trained references.</w:t>
+        <w:t xml:space="preserve">, a JAX reimplementation of ACTINN with a cached train-once/map-many reference, we show that sub-second reference calling turns annotation from a single decision into a</w:t>
+      </w:r>
+      <w:r>
+        <w:t xml:space="preserve"> </w:t>
+      </w:r>
+      <w:r>
+        <w:rPr>
+          <w:b/>
+          <w:bCs/>
+        </w:rPr>
+        <w:t xml:space="preserve">multi-pass workflow</w:t>
+      </w:r>
+      <w:r>
+        <w:t xml:space="preserve">: a shipped ~800-type reference routes a query to tissue and hands off to a focused reference (cross-study liver 0.23/0.58 to 0.72/0.86, exact/ontology); a pan-human annotator is distilled into an interchangeable entry point from raw counts alone, with no GPU and no labels, matching its teacher at six to nine times the throughput; and running three broad references over the same cells partitions it by agreement. Across liver, lung and brain every reference is far more accurate where all three concur than where they do not, though a consensus</w:t>
+      </w:r>
+      <w:r>
+        <w:t xml:space="preserve"> </w:t>
+      </w:r>
+      <w:r>
+        <w:rPr>
+          <w:i/>
+          <w:iCs/>
+        </w:rPr>
+        <w:t xml:space="preserve">label</w:t>
+      </w:r>
+      <w:r>
+        <w:t xml:space="preserve"> </w:t>
+      </w:r>
+      <w:r>
+        <w:t xml:space="preserve">beats none of them — the value is knowing which calls to trust, at the price of three sub-second calls and no labels. We release the reimplementation, the harness and the pre-trained references.</w:t>
       </w:r>
     </w:p>
     <w:p>
@@ -2416,7 +2429,7 @@
         <w:t xml:space="preserve"> </w:t>
       </w:r>
       <w:r>
-        <w:t xml:space="preserve">accuracy/cost matrix of §3.1 on all six datasets, so none is compared on a favorable subset.</w:t>
+        <w:t xml:space="preserve">accuracy/cost matrix of §3.1 on all eight splits, so none is compared on a favorable subset.</w:t>
       </w:r>
       <w:r>
         <w:t xml:space="preserve"> </w:t>
@@ -3389,6 +3402,164 @@
           </w:p>
         </w:tc>
       </w:tr>
+      <w:tr>
+        <w:tc>
+          <w:tcPr/>
+          <w:p>
+            <w:pPr>
+              <w:pStyle w:val="Compact"/>
+            </w:pPr>
+            <w:r>
+              <w:t xml:space="preserve">brain_intra</w:t>
+            </w:r>
+          </w:p>
+        </w:tc>
+        <w:tc>
+          <w:tcPr/>
+          <w:p>
+            <w:pPr>
+              <w:pStyle w:val="Compact"/>
+            </w:pPr>
+            <w:r>
+              <w:t xml:space="preserve">[Jorstad 2023]</w:t>
+            </w:r>
+          </w:p>
+        </w:tc>
+        <w:tc>
+          <w:tcPr/>
+          <w:p>
+            <w:pPr>
+              <w:pStyle w:val="Compact"/>
+            </w:pPr>
+            <w:r>
+              <w:t xml:space="preserve">within-dataset</w:t>
+            </w:r>
+          </w:p>
+        </w:tc>
+        <w:tc>
+          <w:tcPr/>
+          <w:p>
+            <w:pPr>
+              <w:pStyle w:val="Compact"/>
+            </w:pPr>
+            <w:r>
+              <w:t xml:space="preserve">brain, MTG (Allen)</w:t>
+            </w:r>
+          </w:p>
+        </w:tc>
+        <w:tc>
+          <w:tcPr/>
+          <w:p>
+            <w:pPr>
+              <w:pStyle w:val="Compact"/>
+            </w:pPr>
+            <w:r>
+              <w:t xml:space="preserve">24</w:t>
+            </w:r>
+          </w:p>
+        </w:tc>
+        <w:tc>
+          <w:tcPr/>
+          <w:p>
+            <w:pPr>
+              <w:pStyle w:val="Compact"/>
+            </w:pPr>
+            <w:r>
+              <w:t xml:space="preserve">Ensembl</w:t>
+            </w:r>
+          </w:p>
+        </w:tc>
+        <w:tc>
+          <w:tcPr/>
+          <w:p>
+            <w:pPr>
+              <w:pStyle w:val="Compact"/>
+            </w:pPr>
+            <w:r>
+              <w:t xml:space="preserve">single nuclei; Allen subclasses</w:t>
+            </w:r>
+          </w:p>
+        </w:tc>
+      </w:tr>
+      <w:tr>
+        <w:tc>
+          <w:tcPr/>
+          <w:p>
+            <w:pPr>
+              <w:pStyle w:val="Compact"/>
+            </w:pPr>
+            <w:r>
+              <w:t xml:space="preserve">brain_cluster</w:t>
+            </w:r>
+          </w:p>
+        </w:tc>
+        <w:tc>
+          <w:tcPr/>
+          <w:p>
+            <w:pPr>
+              <w:pStyle w:val="Compact"/>
+            </w:pPr>
+            <w:r>
+              <w:t xml:space="preserve">[Jorstad 2023]</w:t>
+            </w:r>
+          </w:p>
+        </w:tc>
+        <w:tc>
+          <w:tcPr/>
+          <w:p>
+            <w:pPr>
+              <w:pStyle w:val="Compact"/>
+            </w:pPr>
+            <w:r>
+              <w:t xml:space="preserve">within-dataset</w:t>
+            </w:r>
+          </w:p>
+        </w:tc>
+        <w:tc>
+          <w:tcPr/>
+          <w:p>
+            <w:pPr>
+              <w:pStyle w:val="Compact"/>
+            </w:pPr>
+            <w:r>
+              <w:t xml:space="preserve">brain, MTG (Allen)</w:t>
+            </w:r>
+          </w:p>
+        </w:tc>
+        <w:tc>
+          <w:tcPr/>
+          <w:p>
+            <w:pPr>
+              <w:pStyle w:val="Compact"/>
+            </w:pPr>
+            <w:r>
+              <w:t xml:space="preserve">151</w:t>
+            </w:r>
+          </w:p>
+        </w:tc>
+        <w:tc>
+          <w:tcPr/>
+          <w:p>
+            <w:pPr>
+              <w:pStyle w:val="Compact"/>
+            </w:pPr>
+            <w:r>
+              <w:t xml:space="preserve">Ensembl</w:t>
+            </w:r>
+          </w:p>
+        </w:tc>
+        <w:tc>
+          <w:tcPr/>
+          <w:p>
+            <w:pPr>
+              <w:pStyle w:val="Compact"/>
+            </w:pPr>
+            <w:r>
+              <w:t xml:space="preserve">same nuclei, CCN cell sets</w:t>
+            </w:r>
+          </w:p>
+        </w:tc>
+      </w:tr>
     </w:tbl>
     <w:p>
       <w:pPr>
@@ -3405,7 +3576,13 @@
         <w:t xml:space="preserve"> </w:t>
       </w:r>
       <w:r>
-        <w:t xml:space="preserve">The six benchmark datasets.</w:t>
+        <w:t xml:space="preserve">The eight benchmark splits, over seven datasets — brain appears twice because the</w:t>
+      </w:r>
+      <w:r>
+        <w:t xml:space="preserve"> </w:t>
+      </w:r>
+      <w:r>
+        <w:t xml:space="preserve">same nuclei are scored at two levels of one taxonomy.</w:t>
       </w:r>
       <w:r>
         <w:t xml:space="preserve"> </w:t>
@@ -3421,13 +3598,13 @@
         <w:t xml:space="preserve"> </w:t>
       </w:r>
       <w:r>
-        <w:t xml:space="preserve">separates within-dataset holdouts from</w:t>
-      </w:r>
-      <w:r>
-        <w:t xml:space="preserve"> </w:t>
-      </w:r>
-      <w:r>
-        <w:t xml:space="preserve">cross-dataset and cross-study transfer;</w:t>
+        <w:t xml:space="preserve">separates within-dataset</w:t>
+      </w:r>
+      <w:r>
+        <w:t xml:space="preserve"> </w:t>
+      </w:r>
+      <w:r>
+        <w:t xml:space="preserve">holdouts from cross-dataset and cross-study transfer;</w:t>
       </w:r>
       <w:r>
         <w:t xml:space="preserve"> </w:t>
@@ -3443,19 +3620,19 @@
         <w:t xml:space="preserve"> </w:t>
       </w:r>
       <w:r>
-        <w:t xml:space="preserve">records whether the matrix is keyed by Ensembl</w:t>
-      </w:r>
-      <w:r>
-        <w:t xml:space="preserve"> </w:t>
-      </w:r>
-      <w:r>
-        <w:t xml:space="preserve">ids or by gene symbols, since a method or reference built on one convention cannot read</w:t>
-      </w:r>
-      <w:r>
-        <w:t xml:space="preserve"> </w:t>
-      </w:r>
-      <w:r>
-        <w:t xml:space="preserve">the other without remapping.</w:t>
+        <w:t xml:space="preserve">records whether the matrix is</w:t>
+      </w:r>
+      <w:r>
+        <w:t xml:space="preserve"> </w:t>
+      </w:r>
+      <w:r>
+        <w:t xml:space="preserve">keyed by Ensembl ids or by gene symbols, since a method or reference built on one convention</w:t>
+      </w:r>
+      <w:r>
+        <w:t xml:space="preserve"> </w:t>
+      </w:r>
+      <w:r>
+        <w:t xml:space="preserve">cannot read the other without remapping.</w:t>
       </w:r>
     </w:p>
     <w:p>
@@ -3505,13 +3682,323 @@
         <w:pStyle w:val="BodyText"/>
       </w:pPr>
       <w:r>
+        <w:t xml:space="preserve">The brain set is the Allen Institute’s human</w:t>
+      </w:r>
+      <w:r>
+        <w:t xml:space="preserve"> </w:t>
+      </w:r>
+      <w:r>
+        <w:rPr>
+          <w:b/>
+          <w:bCs/>
+        </w:rPr>
+        <w:t xml:space="preserve">middle temporal gyrus</w:t>
+      </w:r>
+      <w:r>
+        <w:t xml:space="preserve"> </w:t>
+      </w:r>
+      <w:r>
+        <w:t xml:space="preserve">taxonomy [Jorstad</w:t>
+      </w:r>
+      <w:r>
+        <w:t xml:space="preserve"> </w:t>
+      </w:r>
+      <w:r>
+        <w:t xml:space="preserve">2023] — the only neural data in the panel, assayed as single nuclei, and the query the</w:t>
+      </w:r>
+      <w:r>
+        <w:t xml:space="preserve"> </w:t>
+      </w:r>
+      <w:r>
+        <w:t xml:space="preserve">multi-reference agreement experiment of §3.4 uses. It enters twice, at two levels of that one</w:t>
+      </w:r>
+      <w:r>
+        <w:t xml:space="preserve"> </w:t>
+      </w:r>
+      <w:r>
+        <w:t xml:space="preserve">taxonomy, because the two turn out to measure different things:</w:t>
+      </w:r>
+      <w:r>
+        <w:t xml:space="preserve"> </w:t>
+      </w:r>
+      <w:r>
+        <w:rPr>
+          <w:rStyle w:val="VerbatimChar"/>
+          <w:b/>
+          <w:bCs/>
+        </w:rPr>
+        <w:t xml:space="preserve">Subclass</w:t>
+      </w:r>
+      <w:r>
+        <w:t xml:space="preserve"> </w:t>
+      </w:r>
+      <w:r>
+        <w:t xml:space="preserve">(24 types, ~300</w:t>
+      </w:r>
+      <w:r>
+        <w:t xml:space="preserve"> </w:t>
+      </w:r>
+      <w:r>
+        <w:t xml:space="preserve">cells each), the level the field treats as standard, and</w:t>
+      </w:r>
+      <w:r>
+        <w:t xml:space="preserve"> </w:t>
+      </w:r>
+      <w:r>
+        <w:rPr>
+          <w:rStyle w:val="VerbatimChar"/>
+          <w:b/>
+          <w:bCs/>
+        </w:rPr>
+        <w:t xml:space="preserve">Cluster</w:t>
+      </w:r>
+      <w:r>
+        <w:t xml:space="preserve"> </w:t>
+      </w:r>
+      <w:r>
+        <w:t xml:space="preserve">(151 types, ~100 cells</w:t>
+      </w:r>
+      <w:r>
+        <w:t xml:space="preserve"> </w:t>
+      </w:r>
+      <w:r>
+        <w:t xml:space="preserve">each), the level whose members are the cell sets the CCN taxonomy</w:t>
+      </w:r>
+      <w:r>
+        <w:t xml:space="preserve"> </w:t>
+      </w:r>
+      <w:r>
+        <w:rPr>
+          <w:rStyle w:val="VerbatimChar"/>
+        </w:rPr>
+        <w:t xml:space="preserve">CCN201908210</w:t>
+      </w:r>
+      <w:r>
+        <w:t xml:space="preserve"> </w:t>
+      </w:r>
+      <w:r>
+        <w:t xml:space="preserve">enumerates</w:t>
+      </w:r>
+      <w:r>
+        <w:t xml:space="preserve"> </w:t>
+      </w:r>
+      <w:r>
+        <w:t xml:space="preserve">and the highest cardinality in the panel. Only the 10x 3′ v3 nuclei are kept (141,782 of</w:t>
+      </w:r>
+      <w:r>
+        <w:t xml:space="preserve"> </w:t>
+      </w:r>
+      <w:r>
+        <w:t xml:space="preserve">156,285); the remaining Smart-seq v4 nuclei would put a full-length protocol on one side of a</w:t>
+      </w:r>
+      <w:r>
+        <w:t xml:space="preserve"> </w:t>
+      </w:r>
+      <w:r>
+        <w:t xml:space="preserve">within-dataset split.</w:t>
+      </w:r>
+    </w:p>
+    <w:p>
+      <w:pPr>
+        <w:pStyle w:val="BodyText"/>
+      </w:pPr>
+      <w:r>
+        <w:t xml:space="preserve">Neither level is the CELLxGENE</w:t>
+      </w:r>
+      <w:r>
+        <w:t xml:space="preserve"> </w:t>
+      </w:r>
+      <w:r>
+        <w:rPr>
+          <w:rStyle w:val="VerbatimChar"/>
+        </w:rPr>
+        <w:t xml:space="preserve">cell_type</w:t>
+      </w:r>
+      <w:r>
+        <w:t xml:space="preserve"> </w:t>
+      </w:r>
+      <w:r>
+        <w:t xml:space="preserve">column, because the Cell Ontology cannot express</w:t>
+      </w:r>
+      <w:r>
+        <w:t xml:space="preserve"> </w:t>
+      </w:r>
+      <w:r>
+        <w:t xml:space="preserve">the distinctions this taxonomy is built on: CL collapses the five intratelencephalic</w:t>
+      </w:r>
+      <w:r>
+        <w:t xml:space="preserve"> </w:t>
+      </w:r>
+      <w:r>
+        <w:t xml:space="preserve">subclasses (</w:t>
+      </w:r>
+      <w:r>
+        <w:rPr>
+          <w:rStyle w:val="VerbatimChar"/>
+        </w:rPr>
+        <w:t xml:space="preserve">L2/3 IT</w:t>
+      </w:r>
+      <w:r>
+        <w:t xml:space="preserve">,</w:t>
+      </w:r>
+      <w:r>
+        <w:t xml:space="preserve"> </w:t>
+      </w:r>
+      <w:r>
+        <w:rPr>
+          <w:rStyle w:val="VerbatimChar"/>
+        </w:rPr>
+        <w:t xml:space="preserve">L4 IT</w:t>
+      </w:r>
+      <w:r>
+        <w:t xml:space="preserve">,</w:t>
+      </w:r>
+      <w:r>
+        <w:t xml:space="preserve"> </w:t>
+      </w:r>
+      <w:r>
+        <w:rPr>
+          <w:rStyle w:val="VerbatimChar"/>
+        </w:rPr>
+        <w:t xml:space="preserve">L5 IT</w:t>
+      </w:r>
+      <w:r>
+        <w:t xml:space="preserve">,</w:t>
+      </w:r>
+      <w:r>
+        <w:t xml:space="preserve"> </w:t>
+      </w:r>
+      <w:r>
+        <w:rPr>
+          <w:rStyle w:val="VerbatimChar"/>
+        </w:rPr>
+        <w:t xml:space="preserve">L6 IT</w:t>
+      </w:r>
+      <w:r>
+        <w:t xml:space="preserve">,</w:t>
+      </w:r>
+      <w:r>
+        <w:t xml:space="preserve"> </w:t>
+      </w:r>
+      <w:r>
+        <w:rPr>
+          <w:rStyle w:val="VerbatimChar"/>
+        </w:rPr>
+        <w:t xml:space="preserve">L6 IT Car3</w:t>
+      </w:r>
+      <w:r>
+        <w:t xml:space="preserve">) into one term, and likewise</w:t>
+      </w:r>
+      <w:r>
+        <w:t xml:space="preserve"> </w:t>
+      </w:r>
+      <w:r>
+        <w:t xml:space="preserve">merges</w:t>
+      </w:r>
+      <w:r>
+        <w:t xml:space="preserve"> </w:t>
+      </w:r>
+      <w:r>
+        <w:rPr>
+          <w:rStyle w:val="VerbatimChar"/>
+        </w:rPr>
+        <w:t xml:space="preserve">Lamp5</w:t>
+      </w:r>
+      <w:r>
+        <w:t xml:space="preserve">/</w:t>
+      </w:r>
+      <w:r>
+        <w:rPr>
+          <w:rStyle w:val="VerbatimChar"/>
+        </w:rPr>
+        <w:t xml:space="preserve">Lamp5_Lhx6</w:t>
+      </w:r>
+      <w:r>
+        <w:t xml:space="preserve"> </w:t>
+      </w:r>
+      <w:r>
+        <w:t xml:space="preserve">and</w:t>
+      </w:r>
+      <w:r>
+        <w:t xml:space="preserve"> </w:t>
+      </w:r>
+      <w:r>
+        <w:rPr>
+          <w:rStyle w:val="VerbatimChar"/>
+        </w:rPr>
+        <w:t xml:space="preserve">Sst</w:t>
+      </w:r>
+      <w:r>
+        <w:t xml:space="preserve">/</w:t>
+      </w:r>
+      <w:r>
+        <w:rPr>
+          <w:rStyle w:val="VerbatimChar"/>
+        </w:rPr>
+        <w:t xml:space="preserve">Sst Chodl</w:t>
+      </w:r>
+      <w:r>
+        <w:t xml:space="preserve">, leaving</w:t>
+      </w:r>
+      <w:r>
+        <w:t xml:space="preserve"> </w:t>
+      </w:r>
+      <w:r>
+        <w:rPr>
+          <w:b/>
+          <w:bCs/>
+        </w:rPr>
+        <w:t xml:space="preserve">18 terms for 24 subclasses</w:t>
+      </w:r>
+      <w:r>
+        <w:t xml:space="preserve"> </w:t>
+      </w:r>
+      <w:r>
+        <w:t xml:space="preserve">and</w:t>
+      </w:r>
+      <w:r>
+        <w:t xml:space="preserve"> </w:t>
+      </w:r>
+      <w:r>
+        <w:t xml:space="preserve">no terms at all for the 151 clusters. Scoring against the 18 would credit a method for</w:t>
+      </w:r>
+      <w:r>
+        <w:t xml:space="preserve"> </w:t>
+      </w:r>
+      <w:r>
+        <w:t xml:space="preserve">confusing cortical layers, so brain contributes accuracy and macro-F1 and — like blood+gut,</w:t>
+      </w:r>
+      <w:r>
+        <w:t xml:space="preserve"> </w:t>
+      </w:r>
+      <w:r>
+        <w:t xml:space="preserve">for a different reason — no ontology-scored result. That gap is the concrete form of the</w:t>
+      </w:r>
+      <w:r>
+        <w:t xml:space="preserve"> </w:t>
+      </w:r>
+      <w:r>
+        <w:t xml:space="preserve">nomenclature problem §3.4 returns to.</w:t>
+      </w:r>
+    </w:p>
+    <w:p>
+      <w:pPr>
+        <w:pStyle w:val="BodyText"/>
+      </w:pPr>
+      <w:r>
         <w:t xml:space="preserve">The set spans the three generalization regimes (within-dataset, across datasets, across</w:t>
       </w:r>
       <w:r>
         <w:t xml:space="preserve"> </w:t>
       </w:r>
       <w:r>
-        <w:t xml:space="preserve">studies), an order of magnitude in cell-type count (8→86), and both gene-ID conventions.</w:t>
+        <w:t xml:space="preserve">studies), more than an order of magnitude in cell-type count (8→151), five tissues (lung,</w:t>
+      </w:r>
+      <w:r>
+        <w:t xml:space="preserve"> </w:t>
+      </w:r>
+      <w:r>
+        <w:t xml:space="preserve">liver, blood, gut, brain), whole cells and single nuclei, and both gene-ID conventions.</w:t>
       </w:r>
     </w:p>
     <w:bookmarkEnd w:id="32"/>
@@ -5731,7 +6218,7 @@
     </w:p>
     <w:bookmarkEnd w:id="45"/>
     <w:bookmarkEnd w:id="46"/>
-    <w:bookmarkStart w:id="83" w:name="results"/>
+    <w:bookmarkStart w:id="87" w:name="results"/>
     <w:p>
       <w:pPr>
         <w:pStyle w:val="Heading1"/>
@@ -5788,13 +6275,68 @@
         <w:t xml:space="preserve"> </w:t>
       </w:r>
       <w:r>
-        <w:t xml:space="preserve">macro-F1 is the mean over all six, ontology concordance the mean over the four datasets that</w:t>
-      </w:r>
-      <w:r>
-        <w:t xml:space="preserve"> </w:t>
-      </w:r>
-      <w:r>
-        <w:t xml:space="preserve">carry Cell Ontology ids; cost is the mean per query (Table 3):</w:t>
+        <w:t xml:space="preserve">macro-F1 is the mean over all six non-brain datasets, ontology concordance the mean over the</w:t>
+      </w:r>
+      <w:r>
+        <w:t xml:space="preserve"> </w:t>
+      </w:r>
+      <w:r>
+        <w:t xml:space="preserve">four of those that carry Cell Ontology ids; cost is the mean per query (Table 3). The two brain splits are held</w:t>
+      </w:r>
+      <w:r>
+        <w:t xml:space="preserve"> </w:t>
+      </w:r>
+      <w:r>
+        <w:t xml:space="preserve">out of these aggregates and reported per dataset in Table 5 — the columns below come from one</w:t>
+      </w:r>
+      <w:r>
+        <w:t xml:space="preserve"> </w:t>
+      </w:r>
+      <w:r>
+        <w:t xml:space="preserve">measurement pass on an idle machine, and brain was run afterwards — but holding them out is</w:t>
+      </w:r>
+      <w:r>
+        <w:t xml:space="preserve"> </w:t>
+      </w:r>
+      <w:r>
+        <w:t xml:space="preserve">not free of consequence, so both directions are worth stating. Adding brain at subclass level</w:t>
+      </w:r>
+      <w:r>
+        <w:t xml:space="preserve"> </w:t>
+      </w:r>
+      <w:r>
+        <w:t xml:space="preserve">raises every method by 0.025–0.043 and reorders nothing. Adding both brain splits gives</w:t>
+      </w:r>
+      <w:r>
+        <w:t xml:space="preserve"> </w:t>
+      </w:r>
+      <w:r>
+        <w:t xml:space="preserve">accuracies over eight of linear-anova-pca 0.857, scANVI 0.855, scArches 0.853, CellTypist</w:t>
+      </w:r>
+      <w:r>
+        <w:t xml:space="preserve"> </w:t>
+      </w:r>
+      <w:r>
+        <w:t xml:space="preserve">0.848,</w:t>
+      </w:r>
+      <w:r>
+        <w:t xml:space="preserve"> </w:t>
+      </w:r>
+      <w:r>
+        <w:rPr>
+          <w:b/>
+          <w:bCs/>
+        </w:rPr>
+        <w:t xml:space="preserve">actinn-jax 0.840</w:t>
+      </w:r>
+      <w:r>
+        <w:t xml:space="preserve">, SVM 0.837, ProtoCloud 0.817, SingleR 0.811, kNN 0.792, scTOP</w:t>
+      </w:r>
+      <w:r>
+        <w:t xml:space="preserve"> </w:t>
+      </w:r>
+      <w:r>
+        <w:t xml:space="preserve">0.775, scmap-cluster 0.706 — which moves actinn-jax from fourth to fifth, behind CellTypist:</w:t>
       </w:r>
     </w:p>
     <w:tbl>
@@ -5973,7 +6515,7 @@
                 <w:b/>
                 <w:bCs/>
               </w:rPr>
-              <w:t xml:space="preserve">3.0</w:t>
+              <w:t xml:space="preserve">3.4</w:t>
             </w:r>
           </w:p>
         </w:tc>
@@ -5989,7 +6531,7 @@
                 <w:b/>
                 <w:bCs/>
               </w:rPr>
-              <w:t xml:space="preserve">0.34</w:t>
+              <w:t xml:space="preserve">0.33</w:t>
             </w:r>
           </w:p>
         </w:tc>
@@ -6001,7 +6543,7 @@
               <w:jc w:val="right"/>
             </w:pPr>
             <w:r>
-              <w:t xml:space="preserve">4294</w:t>
+              <w:t xml:space="preserve">4386</w:t>
             </w:r>
           </w:p>
         </w:tc>
@@ -6014,7 +6556,7 @@
               <w:pStyle w:val="Compact"/>
             </w:pPr>
             <w:r>
-              <w:t xml:space="preserve">scANVI</w:t>
+              <w:t xml:space="preserve">scArches</w:t>
             </w:r>
           </w:p>
         </w:tc>
@@ -6027,91 +6569,6 @@
             </w:pPr>
             <w:r>
               <w:t xml:space="preserve">0.833</w:t>
-            </w:r>
-          </w:p>
-        </w:tc>
-        <w:tc>
-          <w:tcPr/>
-          <w:p>
-            <w:pPr>
-              <w:pStyle w:val="Compact"/>
-              <w:jc w:val="right"/>
-            </w:pPr>
-            <w:r>
-              <w:t xml:space="preserve">0.697</w:t>
-            </w:r>
-          </w:p>
-        </w:tc>
-        <w:tc>
-          <w:tcPr/>
-          <w:p>
-            <w:pPr>
-              <w:pStyle w:val="Compact"/>
-              <w:jc w:val="right"/>
-            </w:pPr>
-            <w:r>
-              <w:t xml:space="preserve">0.809</w:t>
-            </w:r>
-          </w:p>
-        </w:tc>
-        <w:tc>
-          <w:tcPr/>
-          <w:p>
-            <w:pPr>
-              <w:pStyle w:val="Compact"/>
-              <w:jc w:val="right"/>
-            </w:pPr>
-            <w:r>
-              <w:t xml:space="preserve">0.0*</w:t>
-            </w:r>
-          </w:p>
-        </w:tc>
-        <w:tc>
-          <w:tcPr/>
-          <w:p>
-            <w:pPr>
-              <w:pStyle w:val="Compact"/>
-              <w:jc w:val="right"/>
-            </w:pPr>
-            <w:r>
-              <w:t xml:space="preserve">89.2</w:t>
-            </w:r>
-          </w:p>
-        </w:tc>
-        <w:tc>
-          <w:tcPr/>
-          <w:p>
-            <w:pPr>
-              <w:pStyle w:val="Compact"/>
-              <w:jc w:val="right"/>
-            </w:pPr>
-            <w:r>
-              <w:t xml:space="preserve">2099</w:t>
-            </w:r>
-          </w:p>
-        </w:tc>
-      </w:tr>
-      <w:tr>
-        <w:tc>
-          <w:tcPr/>
-          <w:p>
-            <w:pPr>
-              <w:pStyle w:val="Compact"/>
-            </w:pPr>
-            <w:r>
-              <w:t xml:space="preserve">scArches</w:t>
-            </w:r>
-          </w:p>
-        </w:tc>
-        <w:tc>
-          <w:tcPr/>
-          <w:p>
-            <w:pPr>
-              <w:pStyle w:val="Compact"/>
-              <w:jc w:val="right"/>
-            </w:pPr>
-            <w:r>
-              <w:t xml:space="preserve">0.832</w:t>
             </w:r>
           </w:p>
         </w:tc>
@@ -6127,7 +6584,7 @@
                 <w:b/>
                 <w:bCs/>
               </w:rPr>
-              <w:t xml:space="preserve">0.699</w:t>
+              <w:t xml:space="preserve">0.701</w:t>
             </w:r>
           </w:p>
         </w:tc>
@@ -6139,7 +6596,7 @@
               <w:jc w:val="right"/>
             </w:pPr>
             <w:r>
-              <w:t xml:space="preserve">0.805</w:t>
+              <w:t xml:space="preserve">0.804</w:t>
             </w:r>
           </w:p>
         </w:tc>
@@ -6151,7 +6608,7 @@
               <w:jc w:val="right"/>
             </w:pPr>
             <w:r>
-              <w:t xml:space="preserve">54.7</w:t>
+              <w:t xml:space="preserve">48.7</w:t>
             </w:r>
           </w:p>
         </w:tc>
@@ -6163,7 +6620,7 @@
               <w:jc w:val="right"/>
             </w:pPr>
             <w:r>
-              <w:t xml:space="preserve">21.4</w:t>
+              <w:t xml:space="preserve">17.2</w:t>
             </w:r>
           </w:p>
         </w:tc>
@@ -6175,7 +6632,92 @@
               <w:jc w:val="right"/>
             </w:pPr>
             <w:r>
-              <w:t xml:space="preserve">1819</w:t>
+              <w:t xml:space="preserve">1773</w:t>
+            </w:r>
+          </w:p>
+        </w:tc>
+      </w:tr>
+      <w:tr>
+        <w:tc>
+          <w:tcPr/>
+          <w:p>
+            <w:pPr>
+              <w:pStyle w:val="Compact"/>
+            </w:pPr>
+            <w:r>
+              <w:t xml:space="preserve">scANVI</w:t>
+            </w:r>
+          </w:p>
+        </w:tc>
+        <w:tc>
+          <w:tcPr/>
+          <w:p>
+            <w:pPr>
+              <w:pStyle w:val="Compact"/>
+              <w:jc w:val="right"/>
+            </w:pPr>
+            <w:r>
+              <w:t xml:space="preserve">0.832</w:t>
+            </w:r>
+          </w:p>
+        </w:tc>
+        <w:tc>
+          <w:tcPr/>
+          <w:p>
+            <w:pPr>
+              <w:pStyle w:val="Compact"/>
+              <w:jc w:val="right"/>
+            </w:pPr>
+            <w:r>
+              <w:t xml:space="preserve">0.698</w:t>
+            </w:r>
+          </w:p>
+        </w:tc>
+        <w:tc>
+          <w:tcPr/>
+          <w:p>
+            <w:pPr>
+              <w:pStyle w:val="Compact"/>
+              <w:jc w:val="right"/>
+            </w:pPr>
+            <w:r>
+              <w:t xml:space="preserve">0.808</w:t>
+            </w:r>
+          </w:p>
+        </w:tc>
+        <w:tc>
+          <w:tcPr/>
+          <w:p>
+            <w:pPr>
+              <w:pStyle w:val="Compact"/>
+              <w:jc w:val="right"/>
+            </w:pPr>
+            <w:r>
+              <w:t xml:space="preserve">0.0*</w:t>
+            </w:r>
+          </w:p>
+        </w:tc>
+        <w:tc>
+          <w:tcPr/>
+          <w:p>
+            <w:pPr>
+              <w:pStyle w:val="Compact"/>
+              <w:jc w:val="right"/>
+            </w:pPr>
+            <w:r>
+              <w:t xml:space="preserve">66.7</w:t>
+            </w:r>
+          </w:p>
+        </w:tc>
+        <w:tc>
+          <w:tcPr/>
+          <w:p>
+            <w:pPr>
+              <w:pStyle w:val="Compact"/>
+              <w:jc w:val="right"/>
+            </w:pPr>
+            <w:r>
+              <w:t xml:space="preserve">2087</w:t>
             </w:r>
           </w:p>
         </w:tc>
@@ -6244,7 +6786,7 @@
               <w:jc w:val="right"/>
             </w:pPr>
             <w:r>
-              <w:t xml:space="preserve">21.9</w:t>
+              <w:t xml:space="preserve">24.2</w:t>
             </w:r>
           </w:p>
         </w:tc>
@@ -6260,7 +6802,7 @@
                 <w:b/>
                 <w:bCs/>
               </w:rPr>
-              <w:t xml:space="preserve">0.67</w:t>
+              <w:t xml:space="preserve">0.54</w:t>
             </w:r>
           </w:p>
         </w:tc>
@@ -6272,7 +6814,7 @@
               <w:jc w:val="right"/>
             </w:pPr>
             <w:r>
-              <w:t xml:space="preserve">2399</w:t>
+              <w:t xml:space="preserve">2391</w:t>
             </w:r>
           </w:p>
         </w:tc>
@@ -6309,7 +6851,7 @@
               <w:jc w:val="right"/>
             </w:pPr>
             <w:r>
-              <w:t xml:space="preserve">0.691</w:t>
+              <w:t xml:space="preserve">0.690</w:t>
             </w:r>
           </w:p>
         </w:tc>
@@ -6333,7 +6875,7 @@
               <w:jc w:val="right"/>
             </w:pPr>
             <w:r>
-              <w:t xml:space="preserve">60.7</w:t>
+              <w:t xml:space="preserve">54.4</w:t>
             </w:r>
           </w:p>
         </w:tc>
@@ -6349,7 +6891,7 @@
                 <w:b/>
                 <w:bCs/>
               </w:rPr>
-              <w:t xml:space="preserve">0.66</w:t>
+              <w:t xml:space="preserve">0.61</w:t>
             </w:r>
           </w:p>
         </w:tc>
@@ -6386,7 +6928,7 @@
               <w:jc w:val="right"/>
             </w:pPr>
             <w:r>
-              <w:t xml:space="preserve">0.810</w:t>
+              <w:t xml:space="preserve">0.808</w:t>
             </w:r>
           </w:p>
         </w:tc>
@@ -6398,7 +6940,7 @@
               <w:jc w:val="right"/>
             </w:pPr>
             <w:r>
-              <w:t xml:space="preserve">0.680</w:t>
+              <w:t xml:space="preserve">0.675</w:t>
             </w:r>
           </w:p>
         </w:tc>
@@ -6410,7 +6952,7 @@
               <w:jc w:val="right"/>
             </w:pPr>
             <w:r>
-              <w:t xml:space="preserve">0.797</w:t>
+              <w:t xml:space="preserve">0.796</w:t>
             </w:r>
           </w:p>
         </w:tc>
@@ -6422,7 +6964,7 @@
               <w:jc w:val="right"/>
             </w:pPr>
             <w:r>
-              <w:t xml:space="preserve">66.5</w:t>
+              <w:t xml:space="preserve">55.2</w:t>
             </w:r>
           </w:p>
         </w:tc>
@@ -6450,7 +6992,7 @@
               <w:jc w:val="right"/>
             </w:pPr>
             <w:r>
-              <w:t xml:space="preserve">1415</w:t>
+              <w:t xml:space="preserve">1419</w:t>
             </w:r>
           </w:p>
         </w:tc>
@@ -6511,7 +7053,7 @@
               <w:jc w:val="right"/>
             </w:pPr>
             <w:r>
-              <w:t xml:space="preserve">176.3</w:t>
+              <w:t xml:space="preserve">221.5</w:t>
             </w:r>
           </w:p>
         </w:tc>
@@ -6523,7 +7065,7 @@
               <w:jc w:val="right"/>
             </w:pPr>
             <w:r>
-              <w:t xml:space="preserve">2.14</w:t>
+              <w:t xml:space="preserve">2.07</w:t>
             </w:r>
           </w:p>
         </w:tc>
@@ -6535,7 +7077,7 @@
               <w:jc w:val="right"/>
             </w:pPr>
             <w:r>
-              <w:t xml:space="preserve">1893</w:t>
+              <w:t xml:space="preserve">1907</w:t>
             </w:r>
           </w:p>
         </w:tc>
@@ -6608,7 +7150,7 @@
               <w:jc w:val="right"/>
             </w:pPr>
             <w:r>
-              <w:t xml:space="preserve">62.1</w:t>
+              <w:t xml:space="preserve">48.2</w:t>
             </w:r>
           </w:p>
         </w:tc>
@@ -6620,7 +7162,7 @@
               <w:jc w:val="right"/>
             </w:pPr>
             <w:r>
-              <w:t xml:space="preserve">3541</w:t>
+              <w:t xml:space="preserve">3612</w:t>
             </w:r>
           </w:p>
         </w:tc>
@@ -6657,7 +7199,7 @@
               <w:jc w:val="right"/>
             </w:pPr>
             <w:r>
-              <w:t xml:space="preserve">0.622</w:t>
+              <w:t xml:space="preserve">0.623</w:t>
             </w:r>
           </w:p>
         </w:tc>
@@ -6669,7 +7211,7 @@
               <w:jc w:val="right"/>
             </w:pPr>
             <w:r>
-              <w:t xml:space="preserve">0.769</w:t>
+              <w:t xml:space="preserve">0.768</w:t>
             </w:r>
           </w:p>
         </w:tc>
@@ -6697,7 +7239,7 @@
                 <w:b/>
                 <w:bCs/>
               </w:rPr>
-              <w:t xml:space="preserve">0.15</w:t>
+              <w:t xml:space="preserve">0.19</w:t>
             </w:r>
           </w:p>
         </w:tc>
@@ -6782,7 +7324,7 @@
               <w:jc w:val="right"/>
             </w:pPr>
             <w:r>
-              <w:t xml:space="preserve">1.07</w:t>
+              <w:t xml:space="preserve">1.21</w:t>
             </w:r>
           </w:p>
         </w:tc>
@@ -6794,7 +7336,7 @@
               <w:jc w:val="right"/>
             </w:pPr>
             <w:r>
-              <w:t xml:space="preserve">1928</w:t>
+              <w:t xml:space="preserve">1926</w:t>
             </w:r>
           </w:p>
         </w:tc>
@@ -6855,7 +7397,7 @@
               <w:jc w:val="right"/>
             </w:pPr>
             <w:r>
-              <w:t xml:space="preserve">0.4</w:t>
+              <w:t xml:space="preserve">0.3</w:t>
             </w:r>
           </w:p>
         </w:tc>
@@ -6867,7 +7409,7 @@
               <w:jc w:val="right"/>
             </w:pPr>
             <w:r>
-              <w:t xml:space="preserve">13.1</w:t>
+              <w:t xml:space="preserve">9.30</w:t>
             </w:r>
           </w:p>
         </w:tc>
@@ -6879,7 +7421,7 @@
               <w:jc w:val="right"/>
             </w:pPr>
             <w:r>
-              <w:t xml:space="preserve">8073</w:t>
+              <w:t xml:space="preserve">8609</w:t>
             </w:r>
           </w:p>
         </w:tc>
@@ -6906,13 +7448,19 @@
         <w:t xml:space="preserve"> </w:t>
       </w:r>
       <w:r>
-        <w:t xml:space="preserve">shared-vocabulary datasets, macro-F1 is the mean over all six, ontology concordance the mean</w:t>
-      </w:r>
-      <w:r>
-        <w:t xml:space="preserve"> </w:t>
-      </w:r>
-      <w:r>
-        <w:t xml:space="preserve">over the four datasets carrying Cell Ontology ids, and cost is the mean per query. Bold marks the best value in a column.</w:t>
+        <w:t xml:space="preserve">shared-vocabulary datasets, macro-F1 is the mean over all six non-brain datasets, ontology</w:t>
+      </w:r>
+      <w:r>
+        <w:t xml:space="preserve"> </w:t>
+      </w:r>
+      <w:r>
+        <w:t xml:space="preserve">concordance the mean over the four of those carrying Cell Ontology ids, and cost is the mean</w:t>
+      </w:r>
+      <w:r>
+        <w:t xml:space="preserve"> </w:t>
+      </w:r>
+      <w:r>
+        <w:t xml:space="preserve">per query. The two brain splits are reported per dataset in Table 5 instead (see above). Bold marks the best value in a column.</w:t>
       </w:r>
     </w:p>
     <w:p>
@@ -6938,41 +7486,71 @@
           <w:b/>
           <w:bCs/>
         </w:rPr>
-        <w:t xml:space="preserve">0.008 in accuracy, ~260× in predict time</w:t>
-      </w:r>
-      <w:r>
-        <w:t xml:space="preserve"> </w:t>
-      </w:r>
-      <w:r>
-        <w:t xml:space="preserve">(0.34 s to 89 s) and</w:t>
-      </w:r>
-      <w:r>
-        <w:t xml:space="preserve"> </w:t>
-      </w:r>
-      <w:r>
-        <w:t xml:space="preserve">2.4× in memory. scANVI sits within 0.002 of second place and</w:t>
-      </w:r>
-      <w:r>
-        <w:t xml:space="preserve"> </w:t>
-      </w:r>
-      <w:r>
-        <w:rPr>
-          <w:b/>
-          <w:bCs/>
-        </w:rPr>
-        <w:t xml:space="preserve">134× slower than actinn-jax</w:t>
-      </w:r>
-      <w:r>
-        <w:t xml:space="preserve"> </w:t>
-      </w:r>
-      <w:r>
-        <w:t xml:space="preserve">at tied accuracy. The linear pipeline is both the most accurate</w:t>
-      </w:r>
-      <w:r>
-        <w:t xml:space="preserve"> </w:t>
-      </w:r>
-      <w:r>
-        <w:t xml:space="preserve">and the fastest to fit, and pays for it in memory — 4294 vs 2399 MB — because ANOVA/PCA densify</w:t>
+        <w:t xml:space="preserve">0.008 in accuracy, ~205× in predict time</w:t>
+      </w:r>
+      <w:r>
+        <w:t xml:space="preserve"> </w:t>
+      </w:r>
+      <w:r>
+        <w:t xml:space="preserve">(0.33 s to 67 s) and</w:t>
+      </w:r>
+      <w:r>
+        <w:t xml:space="preserve"> </w:t>
+      </w:r>
+      <w:r>
+        <w:t xml:space="preserve">2.5× in memory. That accuracy span is not a ranking and should not be read as one: the</w:t>
+      </w:r>
+      <w:r>
+        <w:t xml:space="preserve"> </w:t>
+      </w:r>
+      <w:r>
+        <w:t xml:space="preserve">stochastic methods move further than 0.008 between identical reruns on their own — scANVI by</w:t>
+      </w:r>
+      <w:r>
+        <w:t xml:space="preserve"> </w:t>
+      </w:r>
+      <w:r>
+        <w:t xml:space="preserve">up to 0.056 across its three repeats — so which of the top four places second and which places</w:t>
+      </w:r>
+      <w:r>
+        <w:t xml:space="preserve"> </w:t>
+      </w:r>
+      <w:r>
+        <w:t xml:space="preserve">third is decided by seeds, not by method. The cost column is what separates them, and scANVI</w:t>
+      </w:r>
+      <w:r>
+        <w:t xml:space="preserve"> </w:t>
+      </w:r>
+      <w:r>
+        <w:t xml:space="preserve">is</w:t>
+      </w:r>
+      <w:r>
+        <w:t xml:space="preserve"> </w:t>
+      </w:r>
+      <w:r>
+        <w:rPr>
+          <w:b/>
+          <w:bCs/>
+        </w:rPr>
+        <w:t xml:space="preserve">123× slower than actinn-jax</w:t>
+      </w:r>
+      <w:r>
+        <w:t xml:space="preserve"> </w:t>
+      </w:r>
+      <w:r>
+        <w:t xml:space="preserve">at accuracy that is tied within that noise. The linear</w:t>
+      </w:r>
+      <w:r>
+        <w:t xml:space="preserve"> </w:t>
+      </w:r>
+      <w:r>
+        <w:t xml:space="preserve">pipeline is both the most accurate and the fastest to fit, and pays for it in memory — 4386 vs</w:t>
+      </w:r>
+      <w:r>
+        <w:t xml:space="preserve"> </w:t>
+      </w:r>
+      <w:r>
+        <w:t xml:space="preserve">2391 MB — because ANOVA/PCA densify</w:t>
       </w:r>
       <w:r>
         <w:t xml:space="preserve"> </w:t>
@@ -7009,7 +7587,7 @@
         <w:t xml:space="preserve"> </w:t>
       </w:r>
       <w:r>
-        <w:t xml:space="preserve">while the linear pipeline refits scaler/PCA/classifier for every query. ProtoCloud’s 176 s CPU</w:t>
+        <w:t xml:space="preserve">while the linear pipeline refits scaler/PCA/classifier for every query. ProtoCloud’s 222 s CPU</w:t>
       </w:r>
       <w:r>
         <w:t xml:space="preserve"> </w:t>
@@ -7757,7 +8335,77 @@
               <w:pStyle w:val="Compact"/>
             </w:pPr>
             <w:r>
-              <w:t xml:space="preserve">scArches 0.931</w:t>
+              <w:t xml:space="preserve">scArches 0.940</w:t>
+            </w:r>
+          </w:p>
+        </w:tc>
+      </w:tr>
+      <w:tr>
+        <w:tc>
+          <w:tcPr/>
+          <w:p>
+            <w:pPr>
+              <w:pStyle w:val="Compact"/>
+            </w:pPr>
+            <w:r>
+              <w:t xml:space="preserve">brain, subclass (24 types)</w:t>
+            </w:r>
+          </w:p>
+        </w:tc>
+        <w:tc>
+          <w:tcPr/>
+          <w:p>
+            <w:pPr>
+              <w:pStyle w:val="Compact"/>
+            </w:pPr>
+            <w:r>
+              <w:t xml:space="preserve">0.986</w:t>
+            </w:r>
+          </w:p>
+        </w:tc>
+        <w:tc>
+          <w:tcPr/>
+          <w:p>
+            <w:pPr>
+              <w:pStyle w:val="Compact"/>
+            </w:pPr>
+            <w:r>
+              <w:t xml:space="preserve">ProtoCloud 0.991</w:t>
+            </w:r>
+          </w:p>
+        </w:tc>
+      </w:tr>
+      <w:tr>
+        <w:tc>
+          <w:tcPr/>
+          <w:p>
+            <w:pPr>
+              <w:pStyle w:val="Compact"/>
+            </w:pPr>
+            <w:r>
+              <w:t xml:space="preserve">brain, cluster (151 types)‡</w:t>
+            </w:r>
+          </w:p>
+        </w:tc>
+        <w:tc>
+          <w:tcPr/>
+          <w:p>
+            <w:pPr>
+              <w:pStyle w:val="Compact"/>
+            </w:pPr>
+            <w:r>
+              <w:t xml:space="preserve">0.741</w:t>
+            </w:r>
+          </w:p>
+        </w:tc>
+        <w:tc>
+          <w:tcPr/>
+          <w:p>
+            <w:pPr>
+              <w:pStyle w:val="Compact"/>
+            </w:pPr>
+            <w:r>
+              <w:t xml:space="preserve">SingleR 0.845</w:t>
             </w:r>
           </w:p>
         </w:tc>
@@ -7790,7 +8438,13 @@
         <w:t xml:space="preserve"> </w:t>
       </w:r>
       <w:r>
-        <w:t xml:space="preserve">meaningful column.</w:t>
+        <w:t xml:space="preserve">meaningful column. ‡ the two brain rows are the same nuclei scored at two resolutions of the</w:t>
+      </w:r>
+      <w:r>
+        <w:t xml:space="preserve"> </w:t>
+      </w:r>
+      <w:r>
+        <w:t xml:space="preserve">same taxonomy; see below.</w:t>
       </w:r>
     </w:p>
     <w:p>
@@ -7798,43 +8452,43 @@
         <w:pStyle w:val="BodyText"/>
       </w:pPr>
       <w:r>
-        <w:t xml:space="preserve">No single method leads everywhere: the linear pipeline and ProtoCloud each take two datasets,</w:t>
-      </w:r>
-      <w:r>
-        <w:t xml:space="preserve"> </w:t>
-      </w:r>
-      <w:r>
-        <w:t xml:space="preserve">actinn-jax and scArches one apiece. actinn-jax leads the cross-study liver split — the hardest</w:t>
-      </w:r>
-      <w:r>
-        <w:t xml:space="preserve"> </w:t>
-      </w:r>
-      <w:r>
-        <w:t xml:space="preserve">generalization regime here, and the one closest to real reference mapping — and is second on</w:t>
-      </w:r>
-      <w:r>
-        <w:t xml:space="preserve"> </w:t>
-      </w:r>
-      <w:r>
-        <w:t xml:space="preserve">within-dataset liver, while trailing on lung, on the 86-type blood+gut set (−4.2 pt to the</w:t>
-      </w:r>
-      <w:r>
-        <w:t xml:space="preserve"> </w:t>
-      </w:r>
-      <w:r>
-        <w:t xml:space="preserve">linear pipeline), and on small-n pbmc. The spread across the leading methods on any one</w:t>
-      </w:r>
-      <w:r>
-        <w:t xml:space="preserve"> </w:t>
-      </w:r>
-      <w:r>
-        <w:t xml:space="preserve">dataset is 1–4 points. scmap-cluster is the weakest on accuracy and macro-F1 throughout (0.23 macro-F1 on</w:t>
-      </w:r>
-      <w:r>
-        <w:t xml:space="preserve"> </w:t>
-      </w:r>
-      <w:r>
-        <w:t xml:space="preserve">liver_cross), though not on ontology concordance.</w:t>
+        <w:t xml:space="preserve">No single method leads everywhere: ProtoCloud takes three splits, the linear pipeline two,</w:t>
+      </w:r>
+      <w:r>
+        <w:t xml:space="preserve"> </w:t>
+      </w:r>
+      <w:r>
+        <w:t xml:space="preserve">and actinn-jax, scArches and SingleR one apiece. actinn-jax leads the cross-study liver split —</w:t>
+      </w:r>
+      <w:r>
+        <w:t xml:space="preserve"> </w:t>
+      </w:r>
+      <w:r>
+        <w:t xml:space="preserve">the hardest generalization regime here, and the one closest to real reference mapping — and is</w:t>
+      </w:r>
+      <w:r>
+        <w:t xml:space="preserve"> </w:t>
+      </w:r>
+      <w:r>
+        <w:t xml:space="preserve">second on within-dataset liver, while trailing on lung, on the 86-type blood+gut set (−4.2 pt</w:t>
+      </w:r>
+      <w:r>
+        <w:t xml:space="preserve"> </w:t>
+      </w:r>
+      <w:r>
+        <w:t xml:space="preserve">to the linear pipeline), and on small-n pbmc. Outside brain, the spread across the leading</w:t>
+      </w:r>
+      <w:r>
+        <w:t xml:space="preserve"> </w:t>
+      </w:r>
+      <w:r>
+        <w:t xml:space="preserve">methods on any one dataset is 1–4 points, and scmap-cluster is the weakest on accuracy and</w:t>
+      </w:r>
+      <w:r>
+        <w:t xml:space="preserve"> </w:t>
+      </w:r>
+      <w:r>
+        <w:t xml:space="preserve">macro-F1 throughout (0.23 macro-F1 on liver_cross), though not on ontology concordance.</w:t>
       </w:r>
     </w:p>
     <w:p>
@@ -7846,152 +8500,399 @@
           <w:b/>
           <w:bCs/>
         </w:rPr>
-        <w:t xml:space="preserve">† lung_cross exact-match accuracy (~0.35 for every method) is a label-vocabulary artifact, not</w:t>
-      </w:r>
-      <w:r>
-        <w:rPr>
-          <w:b/>
-          <w:bCs/>
-        </w:rPr>
-        <w:t xml:space="preserve"> </w:t>
-      </w:r>
-      <w:r>
-        <w:rPr>
-          <w:b/>
-          <w:bCs/>
-        </w:rPr>
-        <w:t xml:space="preserve">a transfer failure.</w:t>
-      </w:r>
-      <w:r>
-        <w:t xml:space="preserve"> </w:t>
-      </w:r>
-      <w:r>
-        <w:t xml:space="preserve">HLCA (reference) and Krasnow (query) were annotated independently and</w:t>
-      </w:r>
-      <w:r>
-        <w:t xml:space="preserve"> </w:t>
-      </w:r>
-      <w:r>
-        <w:t xml:space="preserve">share only</w:t>
-      </w:r>
-      <w:r>
-        <w:t xml:space="preserve"> </w:t>
-      </w:r>
-      <w:r>
-        <w:rPr>
-          <w:b/>
-          <w:bCs/>
-        </w:rPr>
-        <w:t xml:space="preserve">20 of 46 cell-type names</w:t>
-      </w:r>
-      <w:r>
-        <w:t xml:space="preserve">; 26 of Krasnow’s types are absent from HLCA’s</w:t>
-      </w:r>
-      <w:r>
-        <w:t xml:space="preserve"> </w:t>
-      </w:r>
-      <w:r>
-        <w:t xml:space="preserve">vocabulary, so no classifier can emit the exact string. The mismatch is granularity: HLCA’s</w:t>
-      </w:r>
-      <w:r>
-        <w:t xml:space="preserve"> </w:t>
-      </w:r>
-      <w:r>
-        <w:t xml:space="preserve">finer taxonomy has</w:t>
-      </w:r>
-      <w:r>
-        <w:t xml:space="preserve"> </w:t>
-      </w:r>
-      <w:r>
-        <w:rPr>
-          <w:rStyle w:val="VerbatimChar"/>
-        </w:rPr>
-        <w:t xml:space="preserve">alveolar / elicited / lung macrophage</w:t>
-      </w:r>
-      <w:r>
-        <w:t xml:space="preserve"> </w:t>
-      </w:r>
-      <w:r>
-        <w:t xml:space="preserve">but</w:t>
-      </w:r>
-      <w:r>
-        <w:t xml:space="preserve"> </w:t>
-      </w:r>
-      <w:r>
-        <w:rPr>
-          <w:b/>
-          <w:bCs/>
-        </w:rPr>
-        <w:t xml:space="preserve">no generic</w:t>
-      </w:r>
-      <w:r>
-        <w:rPr>
-          <w:b/>
-          <w:bCs/>
-        </w:rPr>
-        <w:t xml:space="preserve"> </w:t>
-      </w:r>
-      <w:r>
-        <w:rPr>
-          <w:rStyle w:val="VerbatimChar"/>
-          <w:b/>
-          <w:bCs/>
-        </w:rPr>
-        <w:t xml:space="preserve">macrophage</w:t>
-      </w:r>
-      <w:r>
-        <w:t xml:space="preserve"> </w:t>
-      </w:r>
-      <w:r>
-        <w:t xml:space="preserve">(CL:0000235), while Krasnow labels many cells generic</w:t>
-      </w:r>
-      <w:r>
-        <w:t xml:space="preserve"> </w:t>
-      </w:r>
-      <w:r>
-        <w:rPr>
-          <w:rStyle w:val="VerbatimChar"/>
-        </w:rPr>
-        <w:t xml:space="preserve">macrophage</w:t>
-      </w:r>
-      <w:r>
-        <w:t xml:space="preserve"> </w:t>
-      </w:r>
-      <w:r>
-        <w:t xml:space="preserve">— so an HLCA-trained</w:t>
-      </w:r>
-      <w:r>
-        <w:t xml:space="preserve"> </w:t>
-      </w:r>
-      <w:r>
-        <w:t xml:space="preserve">model predicts</w:t>
-      </w:r>
-      <w:r>
-        <w:t xml:space="preserve"> </w:t>
-      </w:r>
-      <w:r>
-        <w:rPr>
-          <w:rStyle w:val="VerbatimChar"/>
-        </w:rPr>
-        <w:t xml:space="preserve">lung macrophage</w:t>
-      </w:r>
-      <w:r>
-        <w:t xml:space="preserve"> </w:t>
-      </w:r>
-      <w:r>
-        <w:t xml:space="preserve">(CL:1001603) for them, exact-wrong but ontology-correct</w:t>
-      </w:r>
-      <w:r>
-        <w:t xml:space="preserve"> </w:t>
-      </w:r>
-      <w:r>
-        <w:t xml:space="preserve">(</w:t>
+        <w:t xml:space="preserve">The two brain splits are the same nuclei at two resolutions, and they behave like different</w:t>
+      </w:r>
+      <w:r>
+        <w:rPr>
+          <w:b/>
+          <w:bCs/>
+        </w:rPr>
+        <w:t xml:space="preserve"> </w:t>
+      </w:r>
+      <w:r>
+        <w:rPr>
+          <w:b/>
+          <w:bCs/>
+        </w:rPr>
+        <w:t xml:space="preserve">problems.</w:t>
+      </w:r>
+      <w:r>
+        <w:t xml:space="preserve"> </w:t>
+      </w:r>
+      <w:r>
+        <w:t xml:space="preserve">At Allen’s 24 subclasses the panel saturates: ten of the eleven methods fall inside</w:t>
+      </w:r>
+      <w:r>
+        <w:t xml:space="preserve"> </w:t>
+      </w:r>
+      <w:r>
+        <w:t xml:space="preserve">0.017 of each other (0.974–0.991, with scmap-cluster alone below at 0.901), and no method</w:t>
+      </w:r>
+      <w:r>
+        <w:t xml:space="preserve"> </w:t>
+      </w:r>
+      <w:r>
+        <w:t xml:space="preserve">moves more than 0.003 between repeats. That row records that cortical subclasses are separable, not that any</w:t>
+      </w:r>
+      <w:r>
+        <w:t xml:space="preserve"> </w:t>
+      </w:r>
+      <w:r>
+        <w:t xml:space="preserve">method is better at finding them. At the 151 clusters the ranking</w:t>
+      </w:r>
+      <w:r>
+        <w:t xml:space="preserve"> </w:t>
+      </w:r>
+      <w:r>
+        <w:rPr>
+          <w:b/>
+          <w:bCs/>
+        </w:rPr>
+        <w:t xml:space="preserve">inverts</w:t>
+      </w:r>
+      <w:r>
+        <w:t xml:space="preserve">. SingleR leads at</w:t>
+      </w:r>
+      <w:r>
+        <w:t xml:space="preserve"> </w:t>
+      </w:r>
+      <w:r>
+        <w:t xml:space="preserve">0.845, having placed eighth of eleven overall; scmap-cluster, last everywhere else at 0.646,</w:t>
+      </w:r>
+      <w:r>
+        <w:t xml:space="preserve"> </w:t>
+      </w:r>
+      <w:r>
+        <w:t xml:space="preserve">reaches 0.810; and actinn-jax falls to 0.741, tenth. The two correlation methods gain exactly</w:t>
+      </w:r>
+      <w:r>
+        <w:t xml:space="preserve"> </w:t>
+      </w:r>
+      <w:r>
+        <w:t xml:space="preserve">where the trained classifiers lose.</w:t>
+      </w:r>
+    </w:p>
+    <w:p>
+      <w:pPr>
+        <w:pStyle w:val="BodyText"/>
+      </w:pPr>
+      <w:r>
+        <w:t xml:space="preserve">Three things this is</w:t>
+      </w:r>
+      <w:r>
+        <w:t xml:space="preserve"> </w:t>
       </w:r>
       <w:r>
         <w:rPr>
           <w:i/>
           <w:iCs/>
         </w:rPr>
+        <w:t xml:space="preserve">not</w:t>
+      </w:r>
+      <w:r>
+        <w:t xml:space="preserve">. It is not a configuration artifact: every method ran at the same</w:t>
+      </w:r>
+      <w:r>
+        <w:t xml:space="preserve"> </w:t>
+      </w:r>
+      <w:r>
+        <w:t xml:space="preserve">defaults as on the other six splits. It is not underfitting — raising actinn-jax’s 50 training</w:t>
+      </w:r>
+      <w:r>
+        <w:t xml:space="preserve"> </w:t>
+      </w:r>
+      <w:r>
+        <w:t xml:space="preserve">epochs to 150 and then 400 moves it 0.741 → 0.746 → 0.747, so eight times the training buys</w:t>
+      </w:r>
+      <w:r>
+        <w:t xml:space="preserve"> </w:t>
+      </w:r>
+      <w:r>
+        <w:t xml:space="preserve">0.006. And it is not simply a thin reference: this split gives 72 reference nuclei per class</w:t>
+      </w:r>
+      <w:r>
+        <w:t xml:space="preserve"> </w:t>
+      </w:r>
+      <w:r>
+        <w:t xml:space="preserve">against 89 on blood+gut, where actinn-jax scores 0.860. What is left is cardinality itself, and</w:t>
+      </w:r>
+      <w:r>
+        <w:t xml:space="preserve"> </w:t>
+      </w:r>
+      <w:r>
+        <w:t xml:space="preserve">one property of the labels that deserves stating plainly —</w:t>
+      </w:r>
+      <w:r>
+        <w:t xml:space="preserve"> </w:t>
+      </w:r>
+      <w:r>
+        <w:rPr>
+          <w:b/>
+          <w:bCs/>
+        </w:rPr>
+        <w:t xml:space="preserve">cluster-level labels are the output</w:t>
+      </w:r>
+      <w:r>
+        <w:rPr>
+          <w:b/>
+          <w:bCs/>
+        </w:rPr>
+        <w:t xml:space="preserve"> </w:t>
+      </w:r>
+      <w:r>
+        <w:rPr>
+          <w:b/>
+          <w:bCs/>
+        </w:rPr>
+        <w:t xml:space="preserve">of clustering this same expression space</w:t>
+      </w:r>
+      <w:r>
+        <w:t xml:space="preserve">, so scoring nearest-centroid methods against them</w:t>
+      </w:r>
+      <w:r>
+        <w:t xml:space="preserve"> </w:t>
+      </w:r>
+      <w:r>
+        <w:t xml:space="preserve">measures them partly against their own inductive bias. Whether that is a flaw in the benchmark</w:t>
+      </w:r>
+      <w:r>
+        <w:t xml:space="preserve"> </w:t>
+      </w:r>
+      <w:r>
+        <w:t xml:space="preserve">or a fact about fine-grained annotation depends on where the labels a user actually has come</w:t>
+      </w:r>
+      <w:r>
+        <w:t xml:space="preserve"> </w:t>
+      </w:r>
+      <w:r>
+        <w:t xml:space="preserve">from, and for taxonomies like this one they come from exactly this procedure. Methods also</w:t>
+      </w:r>
+      <w:r>
+        <w:t xml:space="preserve"> </w:t>
+      </w:r>
+      <w:r>
+        <w:t xml:space="preserve">disagree about</w:t>
+      </w:r>
+      <w:r>
+        <w:t xml:space="preserve"> </w:t>
+      </w:r>
+      <w:r>
+        <w:rPr>
+          <w:i/>
+          <w:iCs/>
+        </w:rPr>
+        <w:t xml:space="preserve">which</w:t>
+      </w:r>
+      <w:r>
+        <w:t xml:space="preserve"> </w:t>
+      </w:r>
+      <w:r>
+        <w:t xml:space="preserve">clusters are hard (Supplementary Figure S5): median best-minus-worst</w:t>
+      </w:r>
+      <w:r>
+        <w:t xml:space="preserve"> </w:t>
+      </w:r>
+      <w:r>
+        <w:t xml:space="preserve">recall 0.32 per class, mean pairwise Spearman 0.61, concentrated in the graded</w:t>
+      </w:r>
+      <w:r>
+        <w:t xml:space="preserve"> </w:t>
+      </w:r>
+      <w:r>
+        <w:rPr>
+          <w:rStyle w:val="VerbatimChar"/>
+        </w:rPr>
+        <w:t xml:space="preserve">L2/3 IT</w:t>
+      </w:r>
+      <w:r>
+        <w:t xml:space="preserve">,</w:t>
+      </w:r>
+      <w:r>
+        <w:t xml:space="preserve"> </w:t>
+      </w:r>
+      <w:r>
+        <w:rPr>
+          <w:rStyle w:val="VerbatimChar"/>
+        </w:rPr>
+        <w:t xml:space="preserve">Sst</w:t>
+      </w:r>
+      <w:r>
+        <w:t xml:space="preserve"> </w:t>
+      </w:r>
+      <w:r>
+        <w:t xml:space="preserve">and</w:t>
+      </w:r>
+      <w:r>
+        <w:t xml:space="preserve"> </w:t>
+      </w:r>
+      <w:r>
+        <w:rPr>
+          <w:rStyle w:val="VerbatimChar"/>
+        </w:rPr>
+        <w:t xml:space="preserve">Vip</w:t>
+      </w:r>
+      <w:r>
+        <w:t xml:space="preserve"> </w:t>
+      </w:r>
+      <w:r>
+        <w:t xml:space="preserve">families rather than in the rare classes.</w:t>
+      </w:r>
+    </w:p>
+    <w:p>
+      <w:pPr>
+        <w:pStyle w:val="BodyText"/>
+      </w:pPr>
+      <w:r>
+        <w:rPr>
+          <w:b/>
+          <w:bCs/>
+        </w:rPr>
+        <w:t xml:space="preserve">† lung_cross exact-match accuracy (~0.35 for every method) is a label-vocabulary artifact, not</w:t>
+      </w:r>
+      <w:r>
+        <w:rPr>
+          <w:b/>
+          <w:bCs/>
+        </w:rPr>
+        <w:t xml:space="preserve"> </w:t>
+      </w:r>
+      <w:r>
+        <w:rPr>
+          <w:b/>
+          <w:bCs/>
+        </w:rPr>
+        <w:t xml:space="preserve">a transfer failure.</w:t>
+      </w:r>
+      <w:r>
+        <w:t xml:space="preserve"> </w:t>
+      </w:r>
+      <w:r>
+        <w:t xml:space="preserve">HLCA (reference) and Krasnow (query) were annotated independently and</w:t>
+      </w:r>
+      <w:r>
+        <w:t xml:space="preserve"> </w:t>
+      </w:r>
+      <w:r>
+        <w:t xml:space="preserve">share only</w:t>
+      </w:r>
+      <w:r>
+        <w:t xml:space="preserve"> </w:t>
+      </w:r>
+      <w:r>
+        <w:rPr>
+          <w:b/>
+          <w:bCs/>
+        </w:rPr>
+        <w:t xml:space="preserve">20 of 46 cell-type names</w:t>
+      </w:r>
+      <w:r>
+        <w:t xml:space="preserve">; 26 of Krasnow’s types are absent from HLCA’s</w:t>
+      </w:r>
+      <w:r>
+        <w:t xml:space="preserve"> </w:t>
+      </w:r>
+      <w:r>
+        <w:t xml:space="preserve">vocabulary, so no classifier can emit the exact string. The mismatch is granularity: HLCA’s</w:t>
+      </w:r>
+      <w:r>
+        <w:t xml:space="preserve"> </w:t>
+      </w:r>
+      <w:r>
+        <w:t xml:space="preserve">finer taxonomy has</w:t>
+      </w:r>
+      <w:r>
+        <w:t xml:space="preserve"> </w:t>
+      </w:r>
+      <w:r>
+        <w:rPr>
+          <w:rStyle w:val="VerbatimChar"/>
+        </w:rPr>
+        <w:t xml:space="preserve">alveolar / elicited / lung macrophage</w:t>
+      </w:r>
+      <w:r>
+        <w:t xml:space="preserve"> </w:t>
+      </w:r>
+      <w:r>
+        <w:t xml:space="preserve">but</w:t>
+      </w:r>
+      <w:r>
+        <w:t xml:space="preserve"> </w:t>
+      </w:r>
+      <w:r>
+        <w:rPr>
+          <w:b/>
+          <w:bCs/>
+        </w:rPr>
+        <w:t xml:space="preserve">no generic</w:t>
+      </w:r>
+      <w:r>
+        <w:rPr>
+          <w:b/>
+          <w:bCs/>
+        </w:rPr>
+        <w:t xml:space="preserve"> </w:t>
+      </w:r>
+      <w:r>
+        <w:rPr>
+          <w:rStyle w:val="VerbatimChar"/>
+          <w:b/>
+          <w:bCs/>
+        </w:rPr>
+        <w:t xml:space="preserve">macrophage</w:t>
+      </w:r>
+      <w:r>
+        <w:t xml:space="preserve"> </w:t>
+      </w:r>
+      <w:r>
+        <w:t xml:space="preserve">(CL:0000235), while Krasnow labels many cells generic</w:t>
+      </w:r>
+      <w:r>
+        <w:t xml:space="preserve"> </w:t>
+      </w:r>
+      <w:r>
+        <w:rPr>
+          <w:rStyle w:val="VerbatimChar"/>
+        </w:rPr>
+        <w:t xml:space="preserve">macrophage</w:t>
+      </w:r>
+      <w:r>
+        <w:t xml:space="preserve"> </w:t>
+      </w:r>
+      <w:r>
+        <w:t xml:space="preserve">— so an HLCA-trained</w:t>
+      </w:r>
+      <w:r>
+        <w:t xml:space="preserve"> </w:t>
+      </w:r>
+      <w:r>
+        <w:t xml:space="preserve">model predicts</w:t>
+      </w:r>
+      <w:r>
+        <w:t xml:space="preserve"> </w:t>
+      </w:r>
+      <w:r>
+        <w:rPr>
+          <w:rStyle w:val="VerbatimChar"/>
+        </w:rPr>
+        <w:t xml:space="preserve">lung macrophage</w:t>
+      </w:r>
+      <w:r>
+        <w:t xml:space="preserve"> </w:t>
+      </w:r>
+      <w:r>
+        <w:t xml:space="preserve">(CL:1001603) for them, exact-wrong but ontology-correct</w:t>
+      </w:r>
+      <w:r>
+        <w:t xml:space="preserve"> </w:t>
+      </w:r>
+      <w:r>
+        <w:t xml:space="preserve">(</w:t>
+      </w:r>
+      <w:r>
+        <w:rPr>
+          <w:i/>
+          <w:iCs/>
+        </w:rPr>
         <w:t xml:space="preserve">lung macrophage is-a macrophage</w:t>
       </w:r>
       <w:r>
@@ -8131,7 +9032,7 @@
       <w:r>
         <w:drawing>
           <wp:inline>
-            <wp:extent cx="5334000" cy="3671222"/>
+            <wp:extent cx="5334000" cy="3687703"/>
             <wp:effectExtent b="0" l="0" r="0" t="0"/>
             <wp:docPr descr="Pareto" title="" id="49" name="Picture"/>
             <a:graphic>
@@ -8152,7 +9053,7 @@
                   <pic:spPr bwMode="auto">
                     <a:xfrm>
                       <a:off x="0" y="0"/>
-                      <a:ext cx="5334000" cy="3671222"/>
+                      <a:ext cx="5334000" cy="3687703"/>
                     </a:xfrm>
                     <a:prstGeom prst="rect">
                       <a:avLst/>
@@ -8228,19 +9129,37 @@
         <w:t xml:space="preserve"> </w:t>
       </w:r>
       <w:r>
-        <w:t xml:space="preserve">(0.839) at the lowest fit time of any method in the leading cluster (3.0 s), placing it above</w:t>
-      </w:r>
-      <w:r>
-        <w:t xml:space="preserve"> </w:t>
-      </w:r>
-      <w:r>
-        <w:t xml:space="preserve">and to the left of actinn-jax, SVM, kNN and CellTypist. The deep methods buy little or nothing on accuracy here — at or below the</w:t>
-      </w:r>
-      <w:r>
-        <w:t xml:space="preserve"> </w:t>
-      </w:r>
-      <w:r>
-        <w:t xml:space="preserve">linear pipeline on every dataset except lung — for 36–373× the predict time. actinn-jax</w:t>
+        <w:t xml:space="preserve">(0.839) at the lowest fit time of any method in the leading cluster (3.4 s), placing it above</w:t>
+      </w:r>
+      <w:r>
+        <w:t xml:space="preserve"> </w:t>
+      </w:r>
+      <w:r>
+        <w:t xml:space="preserve">and to the left of actinn-jax, SVM and CellTypist. kNN is faster still, but 0.15 lower in</w:t>
+      </w:r>
+      <w:r>
+        <w:t xml:space="preserve"> </w:t>
+      </w:r>
+      <w:r>
+        <w:t xml:space="preserve">accuracy on this panel; it holds a different corner of the frontier rather than sitting inside</w:t>
+      </w:r>
+      <w:r>
+        <w:t xml:space="preserve"> </w:t>
+      </w:r>
+      <w:r>
+        <w:t xml:space="preserve">it. The deep methods buy little or nothing on accuracy on the two liver panels and on</w:t>
+      </w:r>
+      <w:r>
+        <w:t xml:space="preserve"> </w:t>
+      </w:r>
+      <w:r>
+        <w:t xml:space="preserve">blood/gut, where they sit at or below the linear pipeline — they do lead it on lung and PBMC —</w:t>
+      </w:r>
+      <w:r>
+        <w:t xml:space="preserve"> </w:t>
+      </w:r>
+      <w:r>
+        <w:t xml:space="preserve">and they pay 39–324× the predict time for it. actinn-jax</w:t>
       </w:r>
       <w:r>
         <w:t xml:space="preserve"> </w:t>
@@ -8290,7 +9209,7 @@
       <w:r>
         <w:drawing>
           <wp:inline>
-            <wp:extent cx="5334000" cy="1970216"/>
+            <wp:extent cx="5334000" cy="3543185"/>
             <wp:effectExtent b="0" l="0" r="0" t="0"/>
             <wp:docPr descr="scaling" title="" id="53" name="Picture"/>
             <a:graphic>
@@ -8311,7 +9230,7 @@
                   <pic:spPr bwMode="auto">
                     <a:xfrm>
                       <a:off x="0" y="0"/>
-                      <a:ext cx="5334000" cy="1970216"/>
+                      <a:ext cx="5334000" cy="3543185"/>
                     </a:xfrm>
                     <a:prstGeom prst="rect">
                       <a:avLst/>
@@ -8345,13 +9264,43 @@
         <w:t xml:space="preserve"> </w:t>
       </w:r>
       <w:r>
-        <w:t xml:space="preserve">Fit and predict time against reference size and label cardinality. Fit time grows</w:t>
-      </w:r>
-      <w:r>
-        <w:t xml:space="preserve"> </w:t>
-      </w:r>
-      <w:r>
-        <w:t xml:space="preserve">for every trained method; predict time stays flat and sub-second across the whole range.</w:t>
+        <w:t xml:space="preserve">Fit and predict time against reference size and label cardinality, for the six</w:t>
+      </w:r>
+      <w:r>
+        <w:t xml:space="preserve"> </w:t>
+      </w:r>
+      <w:r>
+        <w:t xml:space="preserve">CPU methods. Fit grows with both axes for every trained method, steeply for CellTypist and the</w:t>
+      </w:r>
+      <w:r>
+        <w:t xml:space="preserve"> </w:t>
+      </w:r>
+      <w:r>
+        <w:t xml:space="preserve">SVM. Predict is flat in reference size for all six, so that flatness is a property of cached</w:t>
+      </w:r>
+      <w:r>
+        <w:t xml:space="preserve"> </w:t>
+      </w:r>
+      <w:r>
+        <w:t xml:space="preserve">inference generally rather than of any one method; the axis that separates them is cardinality,</w:t>
+      </w:r>
+      <w:r>
+        <w:t xml:space="preserve"> </w:t>
+      </w:r>
+      <w:r>
+        <w:t xml:space="preserve">where actinn-jax rises 3.2× from 5 to 86 types against the tuned linear pipeline’s 11.9×, the</w:t>
+      </w:r>
+      <w:r>
+        <w:t xml:space="preserve"> </w:t>
+      </w:r>
+      <w:r>
+        <w:t xml:space="preserve">two meeting at ~0.30 s. SVM and kNN predict faster than either throughout. scTOP’s</w:t>
+      </w:r>
+      <w:r>
+        <w:t xml:space="preserve"> </w:t>
+      </w:r>
+      <w:r>
+        <w:t xml:space="preserve">smallest-reference point carries one-time import cost and is not a scaling effect.</w:t>
       </w:r>
     </w:p>
     <w:p>
@@ -8365,25 +9314,31 @@
         <w:t xml:space="preserve"> </w:t>
       </w:r>
       <w:r>
-        <w:t xml:space="preserve">actinn-jax’s fit goes 2.6 s → 17.4 s → 23.5 s as the reference grows 965 → 14.8k → 24k</w:t>
-      </w:r>
-      <w:r>
-        <w:t xml:space="preserve"> </w:t>
-      </w:r>
-      <w:r>
-        <w:t xml:space="preserve">cells, below CellTypist (6 s → 71 s → 116 s) and SVM (4 s → 51 s → 80 s) at every size in</w:t>
-      </w:r>
-      <w:r>
-        <w:t xml:space="preserve"> </w:t>
-      </w:r>
-      <w:r>
-        <w:t xml:space="preserve">the sweep; kNN does no work at fit time beyond storing the reference, so all of its cost lands on</w:t>
-      </w:r>
-      <w:r>
-        <w:t xml:space="preserve"> </w:t>
-      </w:r>
-      <w:r>
-        <w:t xml:space="preserve">predict, where it is also the least accurate method here.</w:t>
+        <w:t xml:space="preserve">actinn-jax’s fit goes 3 s → 17 s → 29 s as the reference grows 965 → 14.8k → 24k cells, below</w:t>
+      </w:r>
+      <w:r>
+        <w:t xml:space="preserve"> </w:t>
+      </w:r>
+      <w:r>
+        <w:t xml:space="preserve">CellTypist (7 s → 68 s → 123 s) and SVM (4 s → 54 s → 89 s) at every size in the sweep, and</w:t>
+      </w:r>
+      <w:r>
+        <w:t xml:space="preserve"> </w:t>
+      </w:r>
+      <w:r>
+        <w:t xml:space="preserve">above the tuned linear pipeline (2 s → 10 s → 19 s); kNN does no work at fit time beyond</w:t>
+      </w:r>
+      <w:r>
+        <w:t xml:space="preserve"> </w:t>
+      </w:r>
+      <w:r>
+        <w:t xml:space="preserve">storing the reference, so all of its cost lands on predict, where it is also the least accurate</w:t>
+      </w:r>
+      <w:r>
+        <w:t xml:space="preserve"> </w:t>
+      </w:r>
+      <w:r>
+        <w:t xml:space="preserve">method here.</w:t>
       </w:r>
     </w:p>
     <w:p>
@@ -8391,63 +9346,107 @@
         <w:pStyle w:val="BodyText"/>
       </w:pPr>
       <w:r>
-        <w:t xml:space="preserve">The other axis is the one that matters for the workflows:</w:t>
-      </w:r>
-      <w:r>
-        <w:t xml:space="preserve"> </w:t>
-      </w:r>
-      <w:r>
-        <w:rPr>
-          <w:b/>
-          <w:bCs/>
-        </w:rPr>
-        <w:t xml:space="preserve">predict time stays flat and</w:t>
-      </w:r>
-      <w:r>
-        <w:rPr>
-          <w:b/>
-          <w:bCs/>
-        </w:rPr>
-        <w:t xml:space="preserve"> </w:t>
-      </w:r>
-      <w:r>
-        <w:rPr>
-          <w:b/>
-          <w:bCs/>
-        </w:rPr>
-        <w:t xml:space="preserve">sub-second across the entire range — 0.08–0.33 s whether the reference has 1k or 24k cells,</w:t>
-      </w:r>
-      <w:r>
-        <w:rPr>
-          <w:b/>
-          <w:bCs/>
-        </w:rPr>
-        <w:t xml:space="preserve"> </w:t>
-      </w:r>
-      <w:r>
-        <w:rPr>
-          <w:b/>
-          <w:bCs/>
-        </w:rPr>
-        <w:t xml:space="preserve">or 5 or 86 types.</w:t>
-      </w:r>
-      <w:r>
-        <w:t xml:space="preserve"> </w:t>
-      </w:r>
-      <w:r>
-        <w:t xml:space="preserve">Inference cost does not grow with reference size or cardinality, and with the</w:t>
-      </w:r>
-      <w:r>
-        <w:t xml:space="preserve"> </w:t>
-      </w:r>
-      <w:r>
-        <w:t xml:space="preserve">train-once/map-many cache the fit cost is paid once and the flat predict cost is all that</w:t>
-      </w:r>
-      <w:r>
-        <w:t xml:space="preserve"> </w:t>
-      </w:r>
-      <w:r>
-        <w:t xml:space="preserve">recurs — the regime that matters when a reference is reused across many queries. (This sweep’s own</w:t>
+        <w:t xml:space="preserve">On the other axis,</w:t>
+      </w:r>
+      <w:r>
+        <w:t xml:space="preserve"> </w:t>
+      </w:r>
+      <w:r>
+        <w:rPr>
+          <w:b/>
+          <w:bCs/>
+        </w:rPr>
+        <w:t xml:space="preserve">predict stays sub-second for every method across the whole sweep</w:t>
+      </w:r>
+      <w:r>
+        <w:t xml:space="preserve">, and</w:t>
+      </w:r>
+      <w:r>
+        <w:t xml:space="preserve"> </w:t>
+      </w:r>
+      <w:r>
+        <w:t xml:space="preserve">the first thing to say is that flatness in reference size does not distinguish anything: all</w:t>
+      </w:r>
+      <w:r>
+        <w:t xml:space="preserve"> </w:t>
+      </w:r>
+      <w:r>
+        <w:t xml:space="preserve">six move by 1.2–1.9× while the reference grows twenty-five-fold, because a cached model’s</w:t>
+      </w:r>
+      <w:r>
+        <w:t xml:space="preserve"> </w:t>
+      </w:r>
+      <w:r>
+        <w:t xml:space="preserve">inference does not depend on how many cells trained it. Cardinality is where they part.</w:t>
+      </w:r>
+      <w:r>
+        <w:t xml:space="preserve"> </w:t>
+      </w:r>
+      <w:r>
+        <w:t xml:space="preserve">actinn-jax rises 3.2× from 5 to 86 types (0.09 → 0.30 s); the tuned linear pipeline starts</w:t>
+      </w:r>
+      <w:r>
+        <w:t xml:space="preserve"> </w:t>
+      </w:r>
+      <w:r>
+        <w:t xml:space="preserve">three and a half times cheaper and rises 11.9× (0.03 → 0.31 s), so the two arrive at the same</w:t>
+      </w:r>
+      <w:r>
+        <w:t xml:space="preserve"> </w:t>
+      </w:r>
+      <w:r>
+        <w:t xml:space="preserve">place; scTOP rises 11.0×. Neither of the two cheapest is ours — SVM (0.015–0.076 s) and kNN</w:t>
+      </w:r>
+      <w:r>
+        <w:t xml:space="preserve"> </w:t>
+      </w:r>
+      <w:r>
+        <w:t xml:space="preserve">(0.021–0.263 s) predict faster than actinn-jax everywhere, and pay for it in accuracy (Table 3).</w:t>
+      </w:r>
+    </w:p>
+    <w:p>
+      <w:pPr>
+        <w:pStyle w:val="BodyText"/>
+      </w:pPr>
+      <w:r>
+        <w:t xml:space="preserve">What the cached reference buys is therefore not a uniquely flat predict but the right</w:t>
+      </w:r>
+      <w:r>
+        <w:t xml:space="preserve"> </w:t>
+      </w:r>
+      <w:r>
+        <w:rPr>
+          <w:i/>
+          <w:iCs/>
+        </w:rPr>
+        <w:t xml:space="preserve">ratio</w:t>
+      </w:r>
+      <w:r>
+        <w:t xml:space="preserve">:</w:t>
+      </w:r>
+      <w:r>
+        <w:t xml:space="preserve"> </w:t>
+      </w:r>
+      <w:r>
+        <w:t xml:space="preserve">a sub-second call recurring against a fit of 19–123 s that is paid once. That is the regime</w:t>
+      </w:r>
+      <w:r>
+        <w:t xml:space="preserve"> </w:t>
+      </w:r>
+      <w:r>
+        <w:t xml:space="preserve">that matters when one reference serves many queries, and it is what makes chaining several</w:t>
+      </w:r>
+      <w:r>
+        <w:t xml:space="preserve"> </w:t>
+      </w:r>
+      <w:r>
+        <w:t xml:space="preserve">annotation stages practical; it would be as true of the linear pipeline if it cached its</w:t>
+      </w:r>
+      <w:r>
+        <w:t xml:space="preserve"> </w:t>
+      </w:r>
+      <w:r>
+        <w:t xml:space="preserve">scaler, PCA and classifier rather than refitting them per query. (This sweep’s own</w:t>
       </w:r>
       <w:r>
         <w:t xml:space="preserve"> </w:t>
@@ -8824,50 +9823,19 @@
           <w:b/>
           <w:bCs/>
         </w:rPr>
-        <w:t xml:space="preserve">57.9 s</w:t>
-      </w:r>
-      <w:r>
-        <w:t xml:space="preserve"> </w:t>
-      </w:r>
-      <w:r>
-        <w:t xml:space="preserve">at</w:t>
-      </w:r>
-      <w:r>
-        <w:t xml:space="preserve"> </w:t>
-      </w:r>
-      <w:r>
-        <w:rPr>
-          <w:b/>
-          <w:bCs/>
-        </w:rPr>
-        <w:t xml:space="preserve">15.0 GB</w:t>
-      </w:r>
-      <w:r>
-        <w:t xml:space="preserve">, a throughput of 6,100–9,100 cells/s that does not fall as the</w:t>
-      </w:r>
-      <w:r>
-        <w:t xml:space="preserve"> </w:t>
-      </w:r>
-      <w:r>
-        <w:t xml:space="preserve">query grows (Figure 4A, B). Accuracy on the withheld eighth study is 0.720 and does not move</w:t>
-      </w:r>
-      <w:r>
-        <w:t xml:space="preserve"> </w:t>
-      </w:r>
-      <w:r>
-        <w:t xml:space="preserve">across the range, as it should not: the subsets are nested. Peak memory is dominated by</w:t>
-      </w:r>
-      <w:r>
-        <w:t xml:space="preserve"> </w:t>
-      </w:r>
-      <w:r>
-        <w:t xml:space="preserve">holding the query in memory rather than by the model – at the largest size, prediction added</w:t>
-      </w:r>
-      <w:r>
-        <w:t xml:space="preserve"> </w:t>
-      </w:r>
-      <w:r>
-        <w:t xml:space="preserve">nothing measurable to the resident query – so a caller streaming from disk would pay less.</w:t>
+        <w:t xml:space="preserve">41 s</w:t>
+      </w:r>
+      <w:r>
+        <w:t xml:space="preserve"> </w:t>
+      </w:r>
+      <w:r>
+        <w:t xml:space="preserve">(Figure 4A). Accuracy on the withheld eighth study is 0.720 and does not move</w:t>
+      </w:r>
+      <w:r>
+        <w:t xml:space="preserve"> </w:t>
+      </w:r>
+      <w:r>
+        <w:t xml:space="preserve">across the range, as it should not: the subsets are nested.</w:t>
       </w:r>
     </w:p>
     <w:p>
@@ -8875,7 +9843,49 @@
         <w:pStyle w:val="BodyText"/>
       </w:pPr>
       <w:r>
-        <w:t xml:space="preserve">The tuned linear pipeline behaves differently on this axis. Its throughput</w:t>
+        <w:t xml:space="preserve">The tuned linear pipeline stays three to four times slower throughout, annotating the same</w:t>
+      </w:r>
+      <w:r>
+        <w:t xml:space="preserve"> </w:t>
+      </w:r>
+      <w:r>
+        <w:t xml:space="preserve">atlas in 126 s, but the gap narrows as the query grows and the reason is ours rather than</w:t>
+      </w:r>
+      <w:r>
+        <w:t xml:space="preserve"> </w:t>
+      </w:r>
+      <w:r>
+        <w:t xml:space="preserve">theirs: actinn-jax gives up 31% of its rate across the range, 18,400 → 12,800 cells/s, while</w:t>
+      </w:r>
+      <w:r>
+        <w:t xml:space="preserve"> </w:t>
+      </w:r>
+      <w:r>
+        <w:t xml:space="preserve">the linear pipeline holds essentially flat at ~4,200, losing 6% (Figure 4B). The advantage is</w:t>
+      </w:r>
+      <w:r>
+        <w:t xml:space="preserve"> </w:t>
+      </w:r>
+      <w:r>
+        <w:t xml:space="preserve">4.2× at 50k cells and 3.1× at the full atlas. It is the cheaper method whose per-cell cost</w:t>
+      </w:r>
+      <w:r>
+        <w:t xml:space="preserve"> </w:t>
+      </w:r>
+      <w:r>
+        <w:t xml:space="preserve">drifts upward here, which is the opposite of what a flat-inference argument predicts, so the</w:t>
+      </w:r>
+      <w:r>
+        <w:t xml:space="preserve"> </w:t>
+      </w:r>
+      <w:r>
+        <w:t xml:space="preserve">claim this axis supports is a three- to fourfold constant factor rather than flatness. The</w:t>
+      </w:r>
+      <w:r>
+        <w:t xml:space="preserve"> </w:t>
+      </w:r>
+      <w:r>
+        <w:t xml:space="preserve">flat-inference result in §3.1 is a</w:t>
       </w:r>
       <w:r>
         <w:t xml:space="preserve"> </w:t>
@@ -8885,37 +9895,130 @@
           <w:i/>
           <w:iCs/>
         </w:rPr>
-        <w:t xml:space="preserve">falls</w:t>
-      </w:r>
-      <w:r>
-        <w:t xml:space="preserve"> </w:t>
-      </w:r>
-      <w:r>
-        <w:t xml:space="preserve">with query</w:t>
-      </w:r>
-      <w:r>
-        <w:t xml:space="preserve"> </w:t>
-      </w:r>
-      <w:r>
-        <w:t xml:space="preserve">size, 3,107 → 2,451 → 1,679 cells/s, so its per-cell cost grows with the job, and its memory</w:t>
-      </w:r>
-      <w:r>
-        <w:t xml:space="preserve"> </w:t>
-      </w:r>
-      <w:r>
-        <w:t xml:space="preserve">reaches 24.7 GB at 250k cells against actinn-jax’s 9.9 GB. At the full atlas it did not</w:t>
-      </w:r>
-      <w:r>
-        <w:t xml:space="preserve"> </w:t>
-      </w:r>
-      <w:r>
-        <w:t xml:space="preserve">finish: after 76 minutes it held 15.3 GB resident with roughly 14 GB paged out and was still</w:t>
-      </w:r>
-      <w:r>
-        <w:t xml:space="preserve"> </w:t>
-      </w:r>
-      <w:r>
-        <w:t xml:space="preserve">running, so it was stopped (Figure 4C). The ~2× memory band reported above is a</w:t>
+        <w:t xml:space="preserve">reference</w:t>
+      </w:r>
+      <w:r>
+        <w:t xml:space="preserve">-axis result and should not be read onto this</w:t>
+      </w:r>
+      <w:r>
+        <w:t xml:space="preserve"> </w:t>
+      </w:r>
+      <w:r>
+        <w:t xml:space="preserve">one.</w:t>
+      </w:r>
+    </w:p>
+    <w:p>
+      <w:pPr>
+        <w:pStyle w:val="BodyText"/>
+      </w:pPr>
+      <w:r>
+        <w:rPr>
+          <w:b/>
+          <w:bCs/>
+        </w:rPr>
+        <w:t xml:space="preserve">This inverts the Table 3 ordering, and the inversion is the point.</w:t>
+      </w:r>
+      <w:r>
+        <w:t xml:space="preserve"> </w:t>
+      </w:r>
+      <w:r>
+        <w:t xml:space="preserve">At the query sizes in</w:t>
+      </w:r>
+      <w:r>
+        <w:t xml:space="preserve"> </w:t>
+      </w:r>
+      <w:r>
+        <w:t xml:space="preserve">Table 3 — 657 to 13,550 cells — the linear pipeline is the faster of the two (0.33 s against</w:t>
+      </w:r>
+      <w:r>
+        <w:t xml:space="preserve"> </w:t>
+      </w:r>
+      <w:r>
+        <w:t xml:space="preserve">0.54 s), because actinn-jax carries a fixed per-call cost that a few thousand cells never</w:t>
+      </w:r>
+      <w:r>
+        <w:t xml:space="preserve"> </w:t>
+      </w:r>
+      <w:r>
+        <w:t xml:space="preserve">amortize. Across this axis the two trade places: actinn-jax climbs from roughly 2,000–15,000</w:t>
+      </w:r>
+      <w:r>
+        <w:t xml:space="preserve"> </w:t>
+      </w:r>
+      <w:r>
+        <w:t xml:space="preserve">cells/s on those queries to 12,800–18,400 at atlas scale, while the linear pipeline falls from</w:t>
+      </w:r>
+      <w:r>
+        <w:t xml:space="preserve"> </w:t>
+      </w:r>
+      <w:r>
+        <w:t xml:space="preserve">9,300–12,400 to ~4,200. The dense feature block explains it — 20,000 genes over 1,332 cells is</w:t>
+      </w:r>
+      <w:r>
+        <w:t xml:space="preserve"> </w:t>
+      </w:r>
+      <w:r>
+        <w:t xml:space="preserve">107 MB and sits in cache, whereas the same 20,000 genes over a 50,000-cell block is 4 GB and is</w:t>
+      </w:r>
+      <w:r>
+        <w:t xml:space="preserve"> </w:t>
+      </w:r>
+      <w:r>
+        <w:t xml:space="preserve">bounded by memory bandwidth. Neither figure is wrong and neither generalizes: which method is</w:t>
+      </w:r>
+      <w:r>
+        <w:t xml:space="preserve"> </w:t>
+      </w:r>
+      <w:r>
+        <w:t xml:space="preserve">cheaper depends on how many cells are annotated at once, which is precisely what a benchmark</w:t>
+      </w:r>
+      <w:r>
+        <w:t xml:space="preserve"> </w:t>
+      </w:r>
+      <w:r>
+        <w:t xml:space="preserve">reporting a single query size cannot tell you.</w:t>
+      </w:r>
+    </w:p>
+    <w:p>
+      <w:pPr>
+        <w:pStyle w:val="BodyText"/>
+      </w:pPr>
+      <w:r>
+        <w:rPr>
+          <w:b/>
+          <w:bCs/>
+        </w:rPr>
+        <w:t xml:space="preserve">Peak memory does not separate them at all.</w:t>
+      </w:r>
+      <w:r>
+        <w:t xml:space="preserve"> </w:t>
+      </w:r>
+      <w:r>
+        <w:t xml:space="preserve">Both land at 26–28 GB on the full atlas</w:t>
+      </w:r>
+      <w:r>
+        <w:t xml:space="preserve"> </w:t>
+      </w:r>
+      <w:r>
+        <w:t xml:space="preserve">(Figure 4C), because on this axis peak memory measures holding the query rather than running</w:t>
+      </w:r>
+      <w:r>
+        <w:t xml:space="preserve"> </w:t>
+      </w:r>
+      <w:r>
+        <w:t xml:space="preserve">the method: at the largest size, prediction added nothing measurable on top of the resident</w:t>
+      </w:r>
+      <w:r>
+        <w:t xml:space="preserve"> </w:t>
+      </w:r>
+      <w:r>
+        <w:t xml:space="preserve">query for either. A caller streaming from disk would pay less, and would pay it equally. The</w:t>
+      </w:r>
+      <w:r>
+        <w:t xml:space="preserve"> </w:t>
+      </w:r>
+      <w:r>
+        <w:t xml:space="preserve">~2× memory band reported above is likewise a</w:t>
       </w:r>
       <w:r>
         <w:t xml:space="preserve"> </w:t>
@@ -8928,7 +10031,118 @@
         <w:t xml:space="preserve">reference</w:t>
       </w:r>
       <w:r>
-        <w:t xml:space="preserve">-axis result and does not describe this axis.</w:t>
+        <w:t xml:space="preserve">-axis result and does not carry to</w:t>
+      </w:r>
+      <w:r>
+        <w:t xml:space="preserve"> </w:t>
+      </w:r>
+      <w:r>
+        <w:t xml:space="preserve">this one; only the reference axis separates these methods on memory.</w:t>
+      </w:r>
+    </w:p>
+    <w:p>
+      <w:pPr>
+        <w:pStyle w:val="BodyText"/>
+      </w:pPr>
+      <w:r>
+        <w:t xml:space="preserve">Two caveats on measurement, both of which caught us. Prediction in our linear adapter blocks</w:t>
+      </w:r>
+      <w:r>
+        <w:t xml:space="preserve"> </w:t>
+      </w:r>
+      <w:r>
+        <w:t xml:space="preserve">the query into 50,000-cell chunks; unblocked it densifies 20,000 genes for the whole query at</w:t>
+      </w:r>
+      <w:r>
+        <w:t xml:space="preserve"> </w:t>
+      </w:r>
+      <w:r>
+        <w:t xml:space="preserve">once, which needs roughly 126 GB at the full atlas and does not complete on a 51 GB machine.</w:t>
+      </w:r>
+      <w:r>
+        <w:t xml:space="preserve"> </w:t>
+      </w:r>
+      <w:r>
+        <w:t xml:space="preserve">That is a property of a wrapper rather than of the recipe, and an earlier draft of this figure</w:t>
+      </w:r>
+      <w:r>
+        <w:t xml:space="preserve"> </w:t>
+      </w:r>
+      <w:r>
+        <w:t xml:space="preserve">reported the resulting non-completion as if it characterised the method. Blocking leaves every</w:t>
+      </w:r>
+      <w:r>
+        <w:t xml:space="preserve"> </w:t>
+      </w:r>
+      <w:r>
+        <w:t xml:space="preserve">prediction bit-identical, and is verified to. Second, these are laptop numbers, so each point</w:t>
+      </w:r>
+      <w:r>
+        <w:t xml:space="preserve"> </w:t>
+      </w:r>
+      <w:r>
+        <w:t xml:space="preserve">is the fastest of three runs: a competing process can only add time, and stalls on this</w:t>
+      </w:r>
+      <w:r>
+        <w:t xml:space="preserve"> </w:t>
+      </w:r>
+      <w:r>
+        <w:t xml:space="preserve">machine are large and sporadic rather than small and Gaussian – one repeat turned a 50 s fit</w:t>
+      </w:r>
+      <w:r>
+        <w:t xml:space="preserve"> </w:t>
+      </w:r>
+      <w:r>
+        <w:t xml:space="preserve">into 975 s, and no mean over three runs would survive that. Peak memory takes the largest of</w:t>
+      </w:r>
+      <w:r>
+        <w:t xml:space="preserve"> </w:t>
+      </w:r>
+      <w:r>
+        <w:t xml:space="preserve">three instead, since</w:t>
+      </w:r>
+      <w:r>
+        <w:t xml:space="preserve"> </w:t>
+      </w:r>
+      <w:r>
+        <w:rPr>
+          <w:rStyle w:val="VerbatimChar"/>
+        </w:rPr>
+        <w:t xml:space="preserve">ru_maxrss</w:t>
+      </w:r>
+      <w:r>
+        <w:t xml:space="preserve"> </w:t>
+      </w:r>
+      <w:r>
+        <w:t xml:space="preserve">counts resident pages and therefore reports</w:t>
+      </w:r>
+      <w:r>
+        <w:t xml:space="preserve"> </w:t>
+      </w:r>
+      <w:r>
+        <w:rPr>
+          <w:i/>
+          <w:iCs/>
+        </w:rPr>
+        <w:t xml:space="preserve">less</w:t>
+      </w:r>
+      <w:r>
+        <w:t xml:space="preserve"> </w:t>
+      </w:r>
+      <w:r>
+        <w:t xml:space="preserve">than a run</w:t>
+      </w:r>
+      <w:r>
+        <w:t xml:space="preserve"> </w:t>
+      </w:r>
+      <w:r>
+        <w:t xml:space="preserve">needed whenever the OS evicts under pressure. Per-run values are released with the harness so</w:t>
+      </w:r>
+      <w:r>
+        <w:t xml:space="preserve"> </w:t>
+      </w:r>
+      <w:r>
+        <w:t xml:space="preserve">the spread is inspectable rather than summarised away.</w:t>
       </w:r>
     </w:p>
     <w:p>
@@ -8938,7 +10152,7 @@
       <w:r>
         <w:drawing>
           <wp:inline>
-            <wp:extent cx="5334000" cy="1706398"/>
+            <wp:extent cx="5334000" cy="1838894"/>
             <wp:effectExtent b="0" l="0" r="0" t="0"/>
             <wp:docPr descr="annotating an atlas: cost against query size" title="" id="59" name="Picture"/>
             <a:graphic>
@@ -8959,7 +10173,7 @@
                   <pic:spPr bwMode="auto">
                     <a:xfrm>
                       <a:off x="0" y="0"/>
-                      <a:ext cx="5334000" cy="1706398"/>
+                      <a:ext cx="5334000" cy="1838894"/>
                     </a:xfrm>
                     <a:prstGeom prst="rect">
                       <a:avLst/>
@@ -9031,13 +10245,13 @@
         <w:t xml:space="preserve"> </w:t>
       </w:r>
       <w:r>
-        <w:t xml:space="preserve">throughput, which holds for actinn-jax and falls for the linear</w:t>
-      </w:r>
-      <w:r>
-        <w:t xml:space="preserve"> </w:t>
-      </w:r>
-      <w:r>
-        <w:t xml:space="preserve">pipeline.</w:t>
+        <w:t xml:space="preserve">throughput, which declines 31% for actinn-jax and holds flat for</w:t>
+      </w:r>
+      <w:r>
+        <w:t xml:space="preserve"> </w:t>
+      </w:r>
+      <w:r>
+        <w:t xml:space="preserve">the linear pipeline, narrowing the advantage from 4.2× to 3.1×.</w:t>
       </w:r>
       <w:r>
         <w:t xml:space="preserve"> </w:t>
@@ -9053,25 +10267,19 @@
         <w:t xml:space="preserve"> </w:t>
       </w:r>
       <w:r>
-        <w:t xml:space="preserve">peak memory; the open marker is the linear pipeline’s unfinished 524,699-cell</w:t>
-      </w:r>
-      <w:r>
-        <w:t xml:space="preserve"> </w:t>
-      </w:r>
-      <w:r>
-        <w:t xml:space="preserve">run, drawn at the memory still resident when it was stopped and deliberately not joined to</w:t>
-      </w:r>
-      <w:r>
-        <w:t xml:space="preserve"> </w:t>
-      </w:r>
-      <w:r>
-        <w:t xml:space="preserve">its curve, since the rest of its working set had been evicted to swap. Wall-clock is a single</w:t>
-      </w:r>
-      <w:r>
-        <w:t xml:space="preserve"> </w:t>
-      </w:r>
-      <w:r>
-        <w:t xml:space="preserve">run on a laptop and carries scheduling noise, which is why</w:t>
+        <w:t xml:space="preserve">peak memory, which does</w:t>
+      </w:r>
+      <w:r>
+        <w:t xml:space="preserve"> </w:t>
+      </w:r>
+      <w:r>
+        <w:t xml:space="preserve">not distinguish them – on this axis it measures holding the query, not running the method. Three</w:t>
+      </w:r>
+      <w:r>
+        <w:t xml:space="preserve"> </w:t>
+      </w:r>
+      <w:r>
+        <w:t xml:space="preserve">runs per point on a shared laptop:</w:t>
       </w:r>
       <w:r>
         <w:t xml:space="preserve"> </w:t>
@@ -9081,23 +10289,73 @@
           <w:i/>
           <w:iCs/>
         </w:rPr>
+        <w:t xml:space="preserve">A</w:t>
+      </w:r>
+      <w:r>
+        <w:t xml:space="preserve"> </w:t>
+      </w:r>
+      <w:r>
+        <w:t xml:space="preserve">and</w:t>
+      </w:r>
+      <w:r>
+        <w:t xml:space="preserve"> </w:t>
+      </w:r>
+      <w:r>
+        <w:rPr>
+          <w:i/>
+          <w:iCs/>
+        </w:rPr>
         <w:t xml:space="preserve">B</w:t>
       </w:r>
       <w:r>
         <w:t xml:space="preserve"> </w:t>
       </w:r>
       <w:r>
-        <w:t xml:space="preserve">is not monotone for either</w:t>
-      </w:r>
-      <w:r>
-        <w:t xml:space="preserve"> </w:t>
-      </w:r>
-      <w:r>
-        <w:t xml:space="preserve">method.</w:t>
+        <w:t xml:space="preserve">report the fastest run, since contention can</w:t>
+      </w:r>
+      <w:r>
+        <w:t xml:space="preserve"> </w:t>
+      </w:r>
+      <w:r>
+        <w:t xml:space="preserve">only add time, and</w:t>
+      </w:r>
+      <w:r>
+        <w:t xml:space="preserve"> </w:t>
+      </w:r>
+      <w:r>
+        <w:rPr>
+          <w:i/>
+          <w:iCs/>
+        </w:rPr>
+        <w:t xml:space="preserve">C</w:t>
+      </w:r>
+      <w:r>
+        <w:t xml:space="preserve"> </w:t>
+      </w:r>
+      <w:r>
+        <w:t xml:space="preserve">the largest peak, since resident-set size understates a run that the OS</w:t>
+      </w:r>
+      <w:r>
+        <w:t xml:space="preserve"> </w:t>
+      </w:r>
+      <w:r>
+        <w:t xml:space="preserve">has partly evicted. Per-run values are in</w:t>
+      </w:r>
+      <w:r>
+        <w:t xml:space="preserve"> </w:t>
+      </w:r>
+      <w:r>
+        <w:rPr>
+          <w:rStyle w:val="VerbatimChar"/>
+        </w:rPr>
+        <w:t xml:space="preserve">results_query_scaling.csv</w:t>
+      </w:r>
+      <w:r>
+        <w:t xml:space="preserve">.</w:t>
       </w:r>
     </w:p>
     <w:bookmarkEnd w:id="61"/>
-    <w:bookmarkStart w:id="68" w:name="the-broadfocused-annotation-workflow"/>
+    <w:bookmarkStart w:id="69" w:name="the-broadfocused-annotation-workflow"/>
     <w:p>
       <w:pPr>
         <w:pStyle w:val="Heading2"/>
@@ -9247,7 +10505,7 @@
         <w:t xml:space="preserve"> </w:t>
       </w:r>
       <w:r>
-        <w:t xml:space="preserve">the shipped census reference spreads 137 of its 798 labels over the query</w:t>
+        <w:t xml:space="preserve">the shipped census reference spreads 144 of its 798 labels over the query</w:t>
       </w:r>
       <w:r>
         <w:t xml:space="preserve"> </w:t>
@@ -9670,7 +10928,11 @@
               <w:jc w:val="right"/>
             </w:pPr>
             <w:r>
-              <w:t xml:space="preserve">0.380</w:t>
+              <w:rPr>
+                <w:b/>
+                <w:bCs/>
+              </w:rPr>
+              <w:t xml:space="preserve">0.408</w:t>
             </w:r>
           </w:p>
         </w:tc>
@@ -9738,10 +11000,6 @@
               <w:jc w:val="right"/>
             </w:pPr>
             <w:r>
-              <w:rPr>
-                <w:b/>
-                <w:bCs/>
-              </w:rPr>
               <w:t xml:space="preserve">0.406</w:t>
             </w:r>
           </w:p>
@@ -9791,7 +11049,31 @@
         <w:t xml:space="preserve"> </w:t>
       </w:r>
       <w:r>
-        <w:t xml:space="preserve">teacher.</w:t>
+        <w:t xml:space="preserve">teacher. All three are scored on identical cells through one script (below). An earlier</w:t>
+      </w:r>
+      <w:r>
+        <w:t xml:space="preserve"> </w:t>
+      </w:r>
+      <w:r>
+        <w:t xml:space="preserve">version of this table put the teacher at 0.380, which was an artefact of our own cache: the</w:t>
+      </w:r>
+      <w:r>
+        <w:t xml:space="preserve"> </w:t>
+      </w:r>
+      <w:r>
+        <w:t xml:space="preserve">dump it was scored from carried a Cell Ontology id for only 90.5% of its calls, and an</w:t>
+      </w:r>
+      <w:r>
+        <w:t xml:space="preserve"> </w:t>
+      </w:r>
+      <w:r>
+        <w:t xml:space="preserve">unmapped call scores as wrong. Run through the adapter directly it maps 99.9% and scores</w:t>
+      </w:r>
+      <w:r>
+        <w:t xml:space="preserve"> </w:t>
+      </w:r>
+      <w:r>
+        <w:t xml:space="preserve">0.408, level with the student.</w:t>
       </w:r>
     </w:p>
     <w:p>
@@ -9799,13 +11081,13 @@
         <w:pStyle w:val="BodyText"/>
       </w:pPr>
       <w:r>
-        <w:t xml:space="preserve">This makes the entry point both more accurate and ~3× faster than building it from the</w:t>
-      </w:r>
-      <w:r>
-        <w:t xml:space="preserve"> </w:t>
-      </w:r>
-      <w:r>
-        <w:t xml:space="preserve">census directly, and it answers in a harmonized, ontology-mapped vocabulary rather than raw census</w:t>
+        <w:t xml:space="preserve">This makes the entry point as accurate as its teacher and ~6–9× faster, and more accurate</w:t>
+      </w:r>
+      <w:r>
+        <w:t xml:space="preserve"> </w:t>
+      </w:r>
+      <w:r>
+        <w:t xml:space="preserve">than building it from the census directly, and it answers in a harmonized, ontology-mapped vocabulary rather than raw census</w:t>
       </w:r>
       <w:r>
         <w:t xml:space="preserve"> </w:t>
@@ -9879,19 +11161,19 @@
         <w:t xml:space="preserve"> </w:t>
       </w:r>
       <w:r>
-        <w:t xml:space="preserve">modest. The 0.406/0.380 ordering is one query, and both actinn-jax models draw on a census</w:t>
-      </w:r>
-      <w:r>
-        <w:t xml:space="preserve"> </w:t>
-      </w:r>
-      <w:r>
-        <w:t xml:space="preserve">sample that may include these studies while Pan-human Azimuth does not, so read the distilled</w:t>
-      </w:r>
-      <w:r>
-        <w:t xml:space="preserve"> </w:t>
-      </w:r>
-      <w:r>
-        <w:t xml:space="preserve">model as</w:t>
+        <w:t xml:space="preserve">modest. Student and teacher are level on this query (0.406 against 0.408), and both</w:t>
+      </w:r>
+      <w:r>
+        <w:t xml:space="preserve"> </w:t>
+      </w:r>
+      <w:r>
+        <w:t xml:space="preserve">actinn-jax models draw on a census sample that may include these studies while Pan-human</w:t>
+      </w:r>
+      <w:r>
+        <w:t xml:space="preserve"> </w:t>
+      </w:r>
+      <w:r>
+        <w:t xml:space="preserve">Azimuth does not, so read the distilled model as</w:t>
       </w:r>
       <w:r>
         <w:t xml:space="preserve"> </w:t>
@@ -9907,7 +11189,13 @@
         <w:t xml:space="preserve"> </w:t>
       </w:r>
       <w:r>
-        <w:t xml:space="preserve">the one it distills rather than better. And it does</w:t>
+        <w:t xml:space="preserve">the one it distills rather</w:t>
+      </w:r>
+      <w:r>
+        <w:t xml:space="preserve"> </w:t>
+      </w:r>
+      <w:r>
+        <w:t xml:space="preserve">than better. And it does</w:t>
       </w:r>
       <w:r>
         <w:t xml:space="preserve"> </w:t>
@@ -10121,7 +11409,7 @@
         <w:t xml:space="preserve"> </w:t>
       </w:r>
       <w:r>
-        <w:t xml:space="preserve">(ontology 0.380 vs 0.338 for our own broad model) but changes nothing downstream. Using that</w:t>
+        <w:t xml:space="preserve"